--- a/docs/manual/ClassBuilder_Manual.docx
+++ b/docs/manual/ClassBuilder_Manual.docx
@@ -7,7 +7,19 @@
         <w:pStyle w:val="Title"/>
       </w:pPr>
       <w:r>
-        <w:t xml:space="preserve">ClassBuilder User Manual</w:t>
+        <w:t xml:space="preserve">ClassBuilder</w:t>
+      </w:r>
+      <w:r>
+        <w:t xml:space="preserve"> </w:t>
+      </w:r>
+      <w:r>
+        <w:t xml:space="preserve">User</w:t>
+      </w:r>
+      <w:r>
+        <w:t xml:space="preserve"> </w:t>
+      </w:r>
+      <w:r>
+        <w:t xml:space="preserve">Manual</w:t>
       </w:r>
     </w:p>
     <w:p>
@@ -70,15 +82,6 @@
         <w:pStyle w:val="Heading1"/>
       </w:pPr>
       <w:r>
-        <w:rPr>
-          <w:rStyle w:val="SectionNumber"/>
-        </w:rPr>
-        <w:t xml:space="preserve">1</w:t>
-      </w:r>
-      <w:r>
-        <w:tab/>
-      </w:r>
-      <w:r>
         <w:t xml:space="preserve">Introduction</w:t>
       </w:r>
     </w:p>
@@ -87,15 +90,6 @@
       <w:pPr>
         <w:pStyle w:val="Heading2"/>
       </w:pPr>
-      <w:r>
-        <w:rPr>
-          <w:rStyle w:val="SectionNumber"/>
-        </w:rPr>
-        <w:t xml:space="preserve">1.1</w:t>
-      </w:r>
-      <w:r>
-        <w:tab/>
-      </w:r>
       <w:r>
         <w:t xml:space="preserve">What ClassBuilder is</w:t>
       </w:r>
@@ -510,15 +504,6 @@
       <w:pPr>
         <w:pStyle w:val="Heading2"/>
       </w:pPr>
-      <w:r>
-        <w:rPr>
-          <w:rStyle w:val="SectionNumber"/>
-        </w:rPr>
-        <w:t xml:space="preserve">1.2</w:t>
-      </w:r>
-      <w:r>
-        <w:tab/>
-      </w:r>
       <w:r>
         <w:t xml:space="preserve">The pieces</w:t>
       </w:r>
@@ -758,15 +743,6 @@
         <w:pStyle w:val="Heading2"/>
       </w:pPr>
       <w:r>
-        <w:rPr>
-          <w:rStyle w:val="SectionNumber"/>
-        </w:rPr>
-        <w:t xml:space="preserve">1.3</w:t>
-      </w:r>
-      <w:r>
-        <w:tab/>
-      </w:r>
-      <w:r>
         <w:t xml:space="preserve">About this manual</w:t>
       </w:r>
     </w:p>
@@ -883,15 +859,6 @@
       <w:pPr>
         <w:pStyle w:val="Heading2"/>
       </w:pPr>
-      <w:r>
-        <w:rPr>
-          <w:rStyle w:val="SectionNumber"/>
-        </w:rPr>
-        <w:t xml:space="preserve">1.4</w:t>
-      </w:r>
-      <w:r>
-        <w:tab/>
-      </w:r>
       <w:r>
         <w:t xml:space="preserve">Notation: keyboard shortcuts per platform</w:t>
       </w:r>
@@ -1374,15 +1341,6 @@
         <w:pStyle w:val="Heading1"/>
       </w:pPr>
       <w:r>
-        <w:rPr>
-          <w:rStyle w:val="SectionNumber"/>
-        </w:rPr>
-        <w:t xml:space="preserve">2</w:t>
-      </w:r>
-      <w:r>
-        <w:tab/>
-      </w:r>
-      <w:r>
         <w:t xml:space="preserve">Concepts and terminology</w:t>
       </w:r>
     </w:p>
@@ -1391,15 +1349,6 @@
       <w:pPr>
         <w:pStyle w:val="Heading2"/>
       </w:pPr>
-      <w:r>
-        <w:rPr>
-          <w:rStyle w:val="SectionNumber"/>
-        </w:rPr>
-        <w:t xml:space="preserve">2.1</w:t>
-      </w:r>
-      <w:r>
-        <w:tab/>
-      </w:r>
       <w:r>
         <w:t xml:space="preserve">The model</w:t>
       </w:r>
@@ -1742,15 +1691,6 @@
         <w:pStyle w:val="Heading2"/>
       </w:pPr>
       <w:r>
-        <w:rPr>
-          <w:rStyle w:val="SectionNumber"/>
-        </w:rPr>
-        <w:t xml:space="preserve">2.2</w:t>
-      </w:r>
-      <w:r>
-        <w:tab/>
-      </w:r>
-      <w:r>
         <w:t xml:space="preserve">Class features</w:t>
       </w:r>
     </w:p>
@@ -2040,15 +1980,6 @@
         <w:pStyle w:val="Heading2"/>
       </w:pPr>
       <w:r>
-        <w:rPr>
-          <w:rStyle w:val="SectionNumber"/>
-        </w:rPr>
-        <w:t xml:space="preserve">2.3</w:t>
-      </w:r>
-      <w:r>
-        <w:tab/>
-      </w:r>
-      <w:r>
         <w:t xml:space="preserve">Phases</w:t>
       </w:r>
     </w:p>
@@ -2098,15 +2029,6 @@
       <w:pPr>
         <w:pStyle w:val="Heading2"/>
       </w:pPr>
-      <w:r>
-        <w:rPr>
-          <w:rStyle w:val="SectionNumber"/>
-        </w:rPr>
-        <w:t xml:space="preserve">2.4</w:t>
-      </w:r>
-      <w:r>
-        <w:tab/>
-      </w:r>
       <w:r>
         <w:t xml:space="preserve">Generated vs. user code</w:t>
       </w:r>
@@ -2248,15 +2170,6 @@
         <w:pStyle w:val="Heading1"/>
       </w:pPr>
       <w:r>
-        <w:rPr>
-          <w:rStyle w:val="SectionNumber"/>
-        </w:rPr>
-        <w:t xml:space="preserve">3</w:t>
-      </w:r>
-      <w:r>
-        <w:tab/>
-      </w:r>
-      <w:r>
         <w:t xml:space="preserve">Installation and project files</w:t>
       </w:r>
     </w:p>
@@ -2265,15 +2178,6 @@
       <w:pPr>
         <w:pStyle w:val="Heading2"/>
       </w:pPr>
-      <w:r>
-        <w:rPr>
-          <w:rStyle w:val="SectionNumber"/>
-        </w:rPr>
-        <w:t xml:space="preserve">3.1</w:t>
-      </w:r>
-      <w:r>
-        <w:tab/>
-      </w:r>
       <w:r>
         <w:t xml:space="preserve">The application</w:t>
       </w:r>
@@ -2316,15 +2220,6 @@
       <w:pPr>
         <w:pStyle w:val="Heading2"/>
       </w:pPr>
-      <w:r>
-        <w:rPr>
-          <w:rStyle w:val="SectionNumber"/>
-        </w:rPr>
-        <w:t xml:space="preserve">3.2</w:t>
-      </w:r>
-      <w:r>
-        <w:tab/>
-      </w:r>
       <w:r>
         <w:t xml:space="preserve">What generated code needs — the runtime headers</w:t>
       </w:r>
@@ -2728,15 +2623,6 @@
         <w:pStyle w:val="Heading2"/>
       </w:pPr>
       <w:r>
-        <w:rPr>
-          <w:rStyle w:val="SectionNumber"/>
-        </w:rPr>
-        <w:t xml:space="preserve">3.3</w:t>
-      </w:r>
-      <w:r>
-        <w:tab/>
-      </w:r>
-      <w:r>
         <w:t xml:space="preserve">StdAfx.h — the one file you write</w:t>
       </w:r>
     </w:p>
@@ -3025,15 +2911,6 @@
       <w:pPr>
         <w:pStyle w:val="Heading2"/>
       </w:pPr>
-      <w:r>
-        <w:rPr>
-          <w:rStyle w:val="SectionNumber"/>
-        </w:rPr>
-        <w:t xml:space="preserve">3.4</w:t>
-      </w:r>
-      <w:r>
-        <w:tab/>
-      </w:r>
       <w:r>
         <w:t xml:space="preserve">Output locations</w:t>
       </w:r>
@@ -3120,15 +2997,6 @@
       <w:pPr>
         <w:pStyle w:val="Heading1"/>
       </w:pPr>
-      <w:r>
-        <w:rPr>
-          <w:rStyle w:val="SectionNumber"/>
-        </w:rPr>
-        <w:t xml:space="preserve">4</w:t>
-      </w:r>
-      <w:r>
-        <w:tab/>
-      </w:r>
       <w:r>
         <w:t xml:space="preserve">Quick start — the Matrix model</w:t>
       </w:r>
@@ -3336,15 +3204,6 @@
         <w:pStyle w:val="Heading2"/>
       </w:pPr>
       <w:r>
-        <w:rPr>
-          <w:rStyle w:val="SectionNumber"/>
-        </w:rPr>
-        <w:t xml:space="preserve">4.1</w:t>
-      </w:r>
-      <w:r>
-        <w:tab/>
-      </w:r>
-      <w:r>
         <w:t xml:space="preserve">Step 1 — create the model</w:t>
       </w:r>
     </w:p>
@@ -3658,15 +3517,6 @@
         <w:pStyle w:val="Heading2"/>
       </w:pPr>
       <w:r>
-        <w:rPr>
-          <w:rStyle w:val="SectionNumber"/>
-        </w:rPr>
-        <w:t xml:space="preserve">4.2</w:t>
-      </w:r>
-      <w:r>
-        <w:tab/>
-      </w:r>
-      <w:r>
         <w:t xml:space="preserve">Step 2 — add the classes</w:t>
       </w:r>
     </w:p>
@@ -3848,15 +3698,6 @@
         <w:pStyle w:val="Heading2"/>
       </w:pPr>
       <w:r>
-        <w:rPr>
-          <w:rStyle w:val="SectionNumber"/>
-        </w:rPr>
-        <w:t xml:space="preserve">4.3</w:t>
-      </w:r>
-      <w:r>
-        <w:tab/>
-      </w:r>
-      <w:r>
         <w:t xml:space="preserve">Step 3 — add members</w:t>
       </w:r>
     </w:p>
@@ -4134,15 +3975,6 @@
       <w:pPr>
         <w:pStyle w:val="Heading2"/>
       </w:pPr>
-      <w:r>
-        <w:rPr>
-          <w:rStyle w:val="SectionNumber"/>
-        </w:rPr>
-        <w:t xml:space="preserve">4.4</w:t>
-      </w:r>
-      <w:r>
-        <w:tab/>
-      </w:r>
       <w:r>
         <w:t xml:space="preserve">Step 4 — add the relations</w:t>
       </w:r>
@@ -4552,15 +4384,6 @@
         <w:pStyle w:val="Heading2"/>
       </w:pPr>
       <w:r>
-        <w:rPr>
-          <w:rStyle w:val="SectionNumber"/>
-        </w:rPr>
-        <w:t xml:space="preserve">4.5</w:t>
-      </w:r>
-      <w:r>
-        <w:tab/>
-      </w:r>
-      <w:r>
         <w:t xml:space="preserve">Step 5 — constructors, with real code in the bodies</w:t>
       </w:r>
     </w:p>
@@ -5419,15 +5242,6 @@
         <w:pStyle w:val="Heading2"/>
       </w:pPr>
       <w:r>
-        <w:rPr>
-          <w:rStyle w:val="SectionNumber"/>
-        </w:rPr>
-        <w:t xml:space="preserve">4.6</w:t>
-      </w:r>
-      <w:r>
-        <w:tab/>
-      </w:r>
-      <w:r>
         <w:t xml:space="preserve">Step 6 — a find method</w:t>
       </w:r>
     </w:p>
@@ -5845,15 +5659,6 @@
         <w:pStyle w:val="Heading2"/>
       </w:pPr>
       <w:r>
-        <w:rPr>
-          <w:rStyle w:val="SectionNumber"/>
-        </w:rPr>
-        <w:t xml:space="preserve">4.7</w:t>
-      </w:r>
-      <w:r>
-        <w:tab/>
-      </w:r>
-      <w:r>
         <w:t xml:space="preserve">Step 7 — a class diagram</w:t>
       </w:r>
     </w:p>
@@ -5924,7 +5729,7 @@
       <w:r>
         <w:drawing>
           <wp:inline>
-            <wp:extent cx="5334000" cy="3771120"/>
+            <wp:extent cx="5334000" cy="3212933"/>
             <wp:effectExtent b="0" l="0" r="0" t="0"/>
             <wp:docPr descr="The Matrix Overview class diagram as exported by ClassBuilder (Export SVG). Diamonds mark owned (aggregation) relations; 1/* are the multiplicities." title="" id="45" name="Picture"/>
             <a:graphic>
@@ -5954,7 +5759,7 @@
                   <pic:spPr bwMode="auto">
                     <a:xfrm>
                       <a:off x="0" y="0"/>
-                      <a:ext cx="5334000" cy="3771120"/>
+                      <a:ext cx="5334000" cy="3212933"/>
                     </a:xfrm>
                     <a:prstGeom prst="rect">
                       <a:avLst/>
@@ -5988,7 +5793,7 @@
       <w:r>
         <w:drawing>
           <wp:inline>
-            <wp:extent cx="5334000" cy="3429000"/>
+            <wp:extent cx="5334000" cy="3757996"/>
             <wp:effectExtent b="0" l="0" r="0" t="0"/>
             <wp:docPr descr="A class-diagram view opens as a dockable window over the shell — dock it, tab it, or float it." title="" id="49" name="Picture"/>
             <a:graphic>
@@ -6009,7 +5814,7 @@
                   <pic:spPr bwMode="auto">
                     <a:xfrm>
                       <a:off x="0" y="0"/>
-                      <a:ext cx="5334000" cy="3429000"/>
+                      <a:ext cx="5334000" cy="3757996"/>
                     </a:xfrm>
                     <a:prstGeom prst="rect">
                       <a:avLst/>
@@ -6043,15 +5848,6 @@
         <w:pStyle w:val="Heading2"/>
       </w:pPr>
       <w:r>
-        <w:rPr>
-          <w:rStyle w:val="SectionNumber"/>
-        </w:rPr>
-        <w:t xml:space="preserve">4.8</w:t>
-      </w:r>
-      <w:r>
-        <w:tab/>
-      </w:r>
-      <w:r>
         <w:t xml:space="preserve">Step 8 — generate the source</w:t>
       </w:r>
     </w:p>
@@ -7059,16 +6855,102 @@
         <w:t xml:space="preserve"> </w:t>
       </w:r>
       <w:r>
-        <w:t xml:space="preserve">contains the constructors/destructor with your bodies, and a protected block (</w:t>
-      </w:r>
-      <w:r>
-        <w:rPr>
-          <w:rStyle w:val="VerbatimChar"/>
-        </w:rPr>
-        <w:t xml:space="preserve">//{{AFX DO NOT EDIT ...</w:t>
-      </w:r>
-      <w:r>
-        <w:t xml:space="preserve">) with the generated relation and serialize machinery.</w:t>
+        <w:t xml:space="preserve">contains the constructors/destructor with your bodies, followed by the generated relation and serialize machinery. That machinery sits between a pair of guard comments:</w:t>
+      </w:r>
+    </w:p>
+    <w:p>
+      <w:pPr>
+        <w:pStyle w:val="SourceCode"/>
+      </w:pPr>
+      <w:r>
+        <w:rPr>
+          <w:rStyle w:val="CommentTok"/>
+        </w:rPr>
+        <w:t xml:space="preserve">//{{AFX DO NOT EDIT CODE BELOW THIS LINE !!!</w:t>
+      </w:r>
+      <w:r>
+        <w:br/>
+      </w:r>
+      <w:r>
+        <w:rPr>
+          <w:rStyle w:val="NormalTok"/>
+        </w:rPr>
+        <w:t xml:space="preserve">    </w:t>
+      </w:r>
+      <w:r>
+        <w:rPr>
+          <w:rStyle w:val="OperatorTok"/>
+        </w:rPr>
+        <w:t xml:space="preserve">...</w:t>
+      </w:r>
+      <w:r>
+        <w:rPr>
+          <w:rStyle w:val="NormalTok"/>
+        </w:rPr>
+        <w:t xml:space="preserve"> generated relation </w:t>
+      </w:r>
+      <w:r>
+        <w:rPr>
+          <w:rStyle w:val="OperatorTok"/>
+        </w:rPr>
+        <w:t xml:space="preserve">/</w:t>
+      </w:r>
+      <w:r>
+        <w:rPr>
+          <w:rStyle w:val="NormalTok"/>
+        </w:rPr>
+        <w:t xml:space="preserve"> serialize implementations </w:t>
+      </w:r>
+      <w:r>
+        <w:rPr>
+          <w:rStyle w:val="OperatorTok"/>
+        </w:rPr>
+        <w:t xml:space="preserve">...</w:t>
+      </w:r>
+      <w:r>
+        <w:br/>
+      </w:r>
+      <w:r>
+        <w:rPr>
+          <w:rStyle w:val="CommentTok"/>
+        </w:rPr>
+        <w:t xml:space="preserve">//}}AFX DO NOT EDIT CODE ABOVE THIS LINE !!!</w:t>
+      </w:r>
+    </w:p>
+    <w:p>
+      <w:pPr>
+        <w:pStyle w:val="FirstParagraph"/>
+      </w:pPr>
+      <w:r>
+        <w:t xml:space="preserve">The guards mean exactly what they say: everything between them is regenerated on every</w:t>
+      </w:r>
+      <w:r>
+        <w:t xml:space="preserve"> </w:t>
+      </w:r>
+      <w:r>
+        <w:rPr>
+          <w:bCs/>
+          <w:b/>
+        </w:rPr>
+        <w:t xml:space="preserve">Write Source</w:t>
+      </w:r>
+      <w:r>
+        <w:t xml:space="preserve">, so a hand edit there is lost — your code belongs in the user sections and</w:t>
+      </w:r>
+      <w:r>
+        <w:t xml:space="preserve"> </w:t>
+      </w:r>
+      <w:r>
+        <w:rPr>
+          <w:rStyle w:val="VerbatimChar"/>
+        </w:rPr>
+        <w:t xml:space="preserve">//@CODE</w:t>
+      </w:r>
+      <w:r>
+        <w:t xml:space="preserve"> </w:t>
+      </w:r>
+      <w:r>
+        <w:t xml:space="preserve">bodies (chapter 11 lists every editable region).</w:t>
       </w:r>
     </w:p>
     <w:bookmarkEnd w:id="52"/>
@@ -7078,15 +6960,6 @@
         <w:pStyle w:val="Heading2"/>
       </w:pPr>
       <w:r>
-        <w:rPr>
-          <w:rStyle w:val="SectionNumber"/>
-        </w:rPr>
-        <w:t xml:space="preserve">4.9</w:t>
-      </w:r>
-      <w:r>
-        <w:tab/>
-      </w:r>
-      <w:r>
         <w:t xml:space="preserve">Step 9 — compile and run</w:t>
       </w:r>
     </w:p>
@@ -7914,7 +7787,7 @@
         <w:rPr>
           <w:rStyle w:val="StringTok"/>
         </w:rPr>
-        <w:t xml:space="preserve">"matrix.cbz"</w:t>
+        <w:t xml:space="preserve">"matrix.dat"</w:t>
       </w:r>
       <w:r>
         <w:rPr>
@@ -8211,7 +8084,7 @@
         <w:rPr>
           <w:rStyle w:val="StringTok"/>
         </w:rPr>
-        <w:t xml:space="preserve">"matrix.cbz"</w:t>
+        <w:t xml:space="preserve">"matrix.dat"</w:t>
       </w:r>
       <w:r>
         <w:rPr>
@@ -8388,6 +8261,38 @@
     <w:p>
       <w:pPr>
         <w:pStyle w:val="FirstParagraph"/>
+      </w:pPr>
+      <w:r>
+        <w:t xml:space="preserve">The data file’s extension is yours to choose (</w:t>
+      </w:r>
+      <w:r>
+        <w:rPr>
+          <w:rStyle w:val="VerbatimChar"/>
+        </w:rPr>
+        <w:t xml:space="preserve">.dat</w:t>
+      </w:r>
+      <w:r>
+        <w:t xml:space="preserve"> </w:t>
+      </w:r>
+      <w:r>
+        <w:t xml:space="preserve">here) — just avoid</w:t>
+      </w:r>
+      <w:r>
+        <w:t xml:space="preserve"> </w:t>
+      </w:r>
+      <w:r>
+        <w:rPr>
+          <w:rStyle w:val="VerbatimChar"/>
+        </w:rPr>
+        <w:t xml:space="preserve">.cbz</w:t>
+      </w:r>
+      <w:r>
+        <w:t xml:space="preserve">, which is the extension of ClassBuilder’s own model files and typically associated with the application.</w:t>
+      </w:r>
+    </w:p>
+    <w:p>
+      <w:pPr>
+        <w:pStyle w:val="BodyText"/>
       </w:pPr>
       <w:r>
         <w:t xml:space="preserve">Compiled with the generated files + runtime headers (here with GCC; MSVC works identically):</w:t>
@@ -8591,15 +8496,6 @@
       <w:pPr>
         <w:pStyle w:val="Heading2"/>
       </w:pPr>
-      <w:r>
-        <w:rPr>
-          <w:rStyle w:val="SectionNumber"/>
-        </w:rPr>
-        <w:t xml:space="preserve">4.10</w:t>
-      </w:r>
-      <w:r>
-        <w:tab/>
-      </w:r>
       <w:r>
         <w:t xml:space="preserve">Step 10 — the round trip</w:t>
       </w:r>
@@ -8676,15 +8572,6 @@
         <w:pStyle w:val="Heading1"/>
       </w:pPr>
       <w:r>
-        <w:rPr>
-          <w:rStyle w:val="SectionNumber"/>
-        </w:rPr>
-        <w:t xml:space="preserve">5</w:t>
-      </w:r>
-      <w:r>
-        <w:tab/>
-      </w:r>
-      <w:r>
         <w:t xml:space="preserve">Reference: the application shell</w:t>
       </w:r>
     </w:p>
@@ -8693,15 +8580,6 @@
       <w:pPr>
         <w:pStyle w:val="Heading2"/>
       </w:pPr>
-      <w:r>
-        <w:rPr>
-          <w:rStyle w:val="SectionNumber"/>
-        </w:rPr>
-        <w:t xml:space="preserve">5.1</w:t>
-      </w:r>
-      <w:r>
-        <w:tab/>
-      </w:r>
       <w:r>
         <w:t xml:space="preserve">Menus</w:t>
       </w:r>
@@ -8933,7 +8811,7 @@
               <w:t xml:space="preserve">Ctrl+-</w:t>
             </w:r>
             <w:r>
-              <w:t xml:space="preserve">) · Zoom Full</w:t>
+              <w:t xml:space="preserve">) · Zoom Full · UI Scale ▸ 100% / 125% / 150% / 175% / 200%</w:t>
             </w:r>
           </w:p>
         </w:tc>
@@ -9003,21 +8881,30 @@
         <w:t xml:space="preserve">opens a second full tree of the active model. The zoom items act on the active diagram view.</w:t>
       </w:r>
     </w:p>
+    <w:p>
+      <w:pPr>
+        <w:pStyle w:val="BodyText"/>
+      </w:pPr>
+      <w:r>
+        <w:rPr>
+          <w:bCs/>
+          <w:b/>
+        </w:rPr>
+        <w:t xml:space="preserve">UI Scale</w:t>
+      </w:r>
+      <w:r>
+        <w:t xml:space="preserve"> </w:t>
+      </w:r>
+      <w:r>
+        <w:t xml:space="preserve">enlarges the whole application — text, icons, dialogs — independently of the operating system’s display scaling: useful on a monitor whose system scaling you don’t want to change, or when ClassBuilder alone should be bigger. It is a per-machine setting (stored per user, not in the model) and takes effect after a restart — picking a scale offers to restart ClassBuilder right away. Not to be confused with the Zoom items, which magnify only the active diagram canvas.</w:t>
+      </w:r>
+    </w:p>
     <w:bookmarkEnd w:id="56"/>
     <w:bookmarkStart w:id="57" w:name="the-main-toolbar"/>
     <w:p>
       <w:pPr>
         <w:pStyle w:val="Heading2"/>
       </w:pPr>
-      <w:r>
-        <w:rPr>
-          <w:rStyle w:val="SectionNumber"/>
-        </w:rPr>
-        <w:t xml:space="preserve">5.2</w:t>
-      </w:r>
-      <w:r>
-        <w:tab/>
-      </w:r>
       <w:r>
         <w:t xml:space="preserve">The main toolbar</w:t>
       </w:r>
@@ -9347,15 +9234,6 @@
         <w:pStyle w:val="Heading2"/>
       </w:pPr>
       <w:r>
-        <w:rPr>
-          <w:rStyle w:val="SectionNumber"/>
-        </w:rPr>
-        <w:t xml:space="preserve">5.3</w:t>
-      </w:r>
-      <w:r>
-        <w:tab/>
-      </w:r>
-      <w:r>
         <w:t xml:space="preserve">Docking</w:t>
       </w:r>
     </w:p>
@@ -9376,7 +9254,23 @@
         <w:pStyle w:val="Compact"/>
       </w:pPr>
       <w:r>
-        <w:t xml:space="preserve">Views of one model</w:t>
+        <w:t xml:space="preserve">A model’s</w:t>
+      </w:r>
+      <w:r>
+        <w:t xml:space="preserve"> </w:t>
+      </w:r>
+      <w:r>
+        <w:rPr>
+          <w:bCs/>
+          <w:b/>
+        </w:rPr>
+        <w:t xml:space="preserve">tree</w:t>
+      </w:r>
+      <w:r>
+        <w:t xml:space="preserve"> </w:t>
+      </w:r>
+      <w:r>
+        <w:t xml:space="preserve">opens docked in the main window; each further model becomes a</w:t>
       </w:r>
       <w:r>
         <w:t xml:space="preserve"> </w:t>
@@ -9392,7 +9286,7 @@
         <w:t xml:space="preserve"> </w:t>
       </w:r>
       <w:r>
-        <w:t xml:space="preserve">together by default; the tab is the drag handle.</w:t>
+        <w:t xml:space="preserve">next to it (the tab is its drag handle).</w:t>
       </w:r>
     </w:p>
     <w:p>
@@ -9404,23 +9298,55 @@
         <w:pStyle w:val="Compact"/>
       </w:pPr>
       <w:r>
-        <w:t xml:space="preserve">Drag a tab off its row to</w:t>
-      </w:r>
-      <w:r>
-        <w:t xml:space="preserve"> </w:t>
-      </w:r>
-      <w:r>
-        <w:rPr>
-          <w:bCs/>
-          <w:b/>
-        </w:rPr>
-        <w:t xml:space="preserve">float</w:t>
-      </w:r>
-      <w:r>
-        <w:t xml:space="preserve"> </w:t>
-      </w:r>
-      <w:r>
-        <w:t xml:space="preserve">the view as its own window; drag it back to re-dock (drop indicators show split vs. tab targets).</w:t>
+        <w:t xml:space="preserve">A</w:t>
+      </w:r>
+      <w:r>
+        <w:t xml:space="preserve"> </w:t>
+      </w:r>
+      <w:r>
+        <w:rPr>
+          <w:bCs/>
+          <w:b/>
+        </w:rPr>
+        <w:t xml:space="preserve">diagram</w:t>
+      </w:r>
+      <w:r>
+        <w:t xml:space="preserve"> </w:t>
+      </w:r>
+      <w:r>
+        <w:t xml:space="preserve">view opens</w:t>
+      </w:r>
+      <w:r>
+        <w:t xml:space="preserve"> </w:t>
+      </w:r>
+      <w:r>
+        <w:rPr>
+          <w:bCs/>
+          <w:b/>
+        </w:rPr>
+        <w:t xml:space="preserve">floating</w:t>
+      </w:r>
+      <w:r>
+        <w:t xml:space="preserve"> </w:t>
+      </w:r>
+      <w:r>
+        <w:t xml:space="preserve">by default. From there, drag it wherever you want it: drop it on another pane’s tab row to form a tabbed group, on a pane edge to</w:t>
+      </w:r>
+      <w:r>
+        <w:t xml:space="preserve"> </w:t>
+      </w:r>
+      <w:r>
+        <w:rPr>
+          <w:bCs/>
+          <w:b/>
+        </w:rPr>
+        <w:t xml:space="preserve">split</w:t>
+      </w:r>
+      <w:r>
+        <w:t xml:space="preserve"> </w:t>
+      </w:r>
+      <w:r>
+        <w:t xml:space="preserve">(side by side with the tree or another diagram), or leave it floating (drop indicators show split vs. tab targets while dragging).</w:t>
       </w:r>
     </w:p>
     <w:p>
@@ -9432,23 +9358,7 @@
         <w:pStyle w:val="Compact"/>
       </w:pPr>
       <w:r>
-        <w:t xml:space="preserve">Any pane can be</w:t>
-      </w:r>
-      <w:r>
-        <w:t xml:space="preserve"> </w:t>
-      </w:r>
-      <w:r>
-        <w:rPr>
-          <w:bCs/>
-          <w:b/>
-        </w:rPr>
-        <w:t xml:space="preserve">split</w:t>
-      </w:r>
-      <w:r>
-        <w:t xml:space="preserve"> </w:t>
-      </w:r>
-      <w:r>
-        <w:t xml:space="preserve">horizontally/vertically by dropping a view on a pane edge.</w:t>
+        <w:t xml:space="preserve">The same drags work in reverse: any docked pane can be dragged out to float again.</w:t>
       </w:r>
     </w:p>
     <w:p>
@@ -9470,15 +9380,6 @@
         <w:pStyle w:val="Heading2"/>
       </w:pPr>
       <w:r>
-        <w:rPr>
-          <w:rStyle w:val="SectionNumber"/>
-        </w:rPr>
-        <w:t xml:space="preserve">5.4</w:t>
-      </w:r>
-      <w:r>
-        <w:tab/>
-      </w:r>
-      <w:r>
         <w:t xml:space="preserve">Platforms and keys</w:t>
       </w:r>
     </w:p>
@@ -9620,15 +9521,6 @@
         <w:pStyle w:val="Heading1"/>
       </w:pPr>
       <w:r>
-        <w:rPr>
-          <w:rStyle w:val="SectionNumber"/>
-        </w:rPr>
-        <w:t xml:space="preserve">6</w:t>
-      </w:r>
-      <w:r>
-        <w:tab/>
-      </w:r>
-      <w:r>
         <w:t xml:space="preserve">Reference: the main tree view</w:t>
       </w:r>
     </w:p>
@@ -9637,7 +9529,7 @@
         <w:pStyle w:val="FirstParagraph"/>
       </w:pPr>
       <w:r>
-        <w:t xml:space="preserve">The tree is the master view of a model: every element, in its structure. Multiple models open side by side as tabs; trees and diagram views dock, tab, split and float freely.</w:t>
+        <w:t xml:space="preserve">The tree is the master view of a model: every element of the model, shown in its structure. Several models can be open at the same time — each model’s tree gets its own tab in the main window — and like every other view it can also be split off or floated (chapter 5.3).</w:t>
       </w:r>
     </w:p>
     <w:bookmarkStart w:id="61" w:name="what-the-tree-shows"/>
@@ -9645,15 +9537,6 @@
       <w:pPr>
         <w:pStyle w:val="Heading2"/>
       </w:pPr>
-      <w:r>
-        <w:rPr>
-          <w:rStyle w:val="SectionNumber"/>
-        </w:rPr>
-        <w:t xml:space="preserve">6.1</w:t>
-      </w:r>
-      <w:r>
-        <w:tab/>
-      </w:r>
       <w:r>
         <w:t xml:space="preserve">What the tree shows</w:t>
       </w:r>
@@ -9730,15 +9613,6 @@
       <w:pPr>
         <w:pStyle w:val="Heading2"/>
       </w:pPr>
-      <w:r>
-        <w:rPr>
-          <w:rStyle w:val="SectionNumber"/>
-        </w:rPr>
-        <w:t xml:space="preserve">6.2</w:t>
-      </w:r>
-      <w:r>
-        <w:tab/>
-      </w:r>
       <w:r>
         <w:t xml:space="preserve">The tree toolbar</w:t>
       </w:r>
@@ -10678,15 +10552,6 @@
         <w:pStyle w:val="Heading2"/>
       </w:pPr>
       <w:r>
-        <w:rPr>
-          <w:rStyle w:val="SectionNumber"/>
-        </w:rPr>
-        <w:t xml:space="preserve">6.3</w:t>
-      </w:r>
-      <w:r>
-        <w:tab/>
-      </w:r>
-      <w:r>
         <w:t xml:space="preserve">The context menu</w:t>
       </w:r>
     </w:p>
@@ -11169,15 +11034,6 @@
         <w:pStyle w:val="Heading2"/>
       </w:pPr>
       <w:r>
-        <w:rPr>
-          <w:rStyle w:val="SectionNumber"/>
-        </w:rPr>
-        <w:t xml:space="preserve">6.4</w:t>
-      </w:r>
-      <w:r>
-        <w:tab/>
-      </w:r>
-      <w:r>
         <w:t xml:space="preserve">Filters</w:t>
       </w:r>
     </w:p>
@@ -11272,15 +11128,6 @@
         <w:pStyle w:val="Heading2"/>
       </w:pPr>
       <w:r>
-        <w:rPr>
-          <w:rStyle w:val="SectionNumber"/>
-        </w:rPr>
-        <w:t xml:space="preserve">6.5</w:t>
-      </w:r>
-      <w:r>
-        <w:tab/>
-      </w:r>
-      <w:r>
         <w:t xml:space="preserve">Delete Multiple</w:t>
       </w:r>
     </w:p>
@@ -11370,15 +11217,6 @@
       <w:pPr>
         <w:pStyle w:val="Heading2"/>
       </w:pPr>
-      <w:r>
-        <w:rPr>
-          <w:rStyle w:val="SectionNumber"/>
-        </w:rPr>
-        <w:t xml:space="preserve">6.6</w:t>
-      </w:r>
-      <w:r>
-        <w:tab/>
-      </w:r>
       <w:r>
         <w:t xml:space="preserve">Drag, and copy-drag</w:t>
       </w:r>
@@ -11666,15 +11504,6 @@
         <w:pStyle w:val="Heading1"/>
       </w:pPr>
       <w:r>
-        <w:rPr>
-          <w:rStyle w:val="SectionNumber"/>
-        </w:rPr>
-        <w:t xml:space="preserve">7</w:t>
-      </w:r>
-      <w:r>
-        <w:tab/>
-      </w:r>
-      <w:r>
         <w:t xml:space="preserve">Reference: class diagrams</w:t>
       </w:r>
     </w:p>
@@ -11741,15 +11570,6 @@
       <w:pPr>
         <w:pStyle w:val="Heading2"/>
       </w:pPr>
-      <w:r>
-        <w:rPr>
-          <w:rStyle w:val="SectionNumber"/>
-        </w:rPr>
-        <w:t xml:space="preserve">7.1</w:t>
-      </w:r>
-      <w:r>
-        <w:tab/>
-      </w:r>
       <w:r>
         <w:t xml:space="preserve">Reading the diagram</w:t>
       </w:r>
@@ -11979,15 +11799,6 @@
         <w:pStyle w:val="Heading2"/>
       </w:pPr>
       <w:r>
-        <w:rPr>
-          <w:rStyle w:val="SectionNumber"/>
-        </w:rPr>
-        <w:t xml:space="preserve">7.2</w:t>
-      </w:r>
-      <w:r>
-        <w:tab/>
-      </w:r>
-      <w:r>
         <w:t xml:space="preserve">Selection</w:t>
       </w:r>
     </w:p>
@@ -12226,15 +12037,6 @@
         <w:pStyle w:val="Heading2"/>
       </w:pPr>
       <w:r>
-        <w:rPr>
-          <w:rStyle w:val="SectionNumber"/>
-        </w:rPr>
-        <w:t xml:space="preserve">7.3</w:t>
-      </w:r>
-      <w:r>
-        <w:tab/>
-      </w:r>
-      <w:r>
         <w:t xml:space="preserve">Moving and resizing</w:t>
       </w:r>
     </w:p>
@@ -12315,15 +12117,6 @@
         <w:pStyle w:val="Heading2"/>
       </w:pPr>
       <w:r>
-        <w:rPr>
-          <w:rStyle w:val="SectionNumber"/>
-        </w:rPr>
-        <w:t xml:space="preserve">7.4</w:t>
-      </w:r>
-      <w:r>
-        <w:tab/>
-      </w:r>
-      <w:r>
         <w:t xml:space="preserve">Editing connection routing</w:t>
       </w:r>
     </w:p>
@@ -12500,15 +12293,6 @@
         <w:pStyle w:val="Heading2"/>
       </w:pPr>
       <w:r>
-        <w:rPr>
-          <w:rStyle w:val="SectionNumber"/>
-        </w:rPr>
-        <w:t xml:space="preserve">7.5</w:t>
-      </w:r>
-      <w:r>
-        <w:tab/>
-      </w:r>
-      <w:r>
         <w:t xml:space="preserve">Members and methods inside the box</w:t>
       </w:r>
     </w:p>
@@ -12578,15 +12362,6 @@
         <w:pStyle w:val="Heading2"/>
       </w:pPr>
       <w:r>
-        <w:rPr>
-          <w:rStyle w:val="SectionNumber"/>
-        </w:rPr>
-        <w:t xml:space="preserve">7.6</w:t>
-      </w:r>
-      <w:r>
-        <w:tab/>
-      </w:r>
-      <w:r>
         <w:t xml:space="preserve">Notes and their connection points</w:t>
       </w:r>
     </w:p>
@@ -12689,15 +12464,6 @@
         <w:pStyle w:val="Heading2"/>
       </w:pPr>
       <w:r>
-        <w:rPr>
-          <w:rStyle w:val="SectionNumber"/>
-        </w:rPr>
-        <w:t xml:space="preserve">7.7</w:t>
-      </w:r>
-      <w:r>
-        <w:tab/>
-      </w:r>
-      <w:r>
         <w:t xml:space="preserve">Creating elements on the canvas</w:t>
       </w:r>
     </w:p>
@@ -13120,15 +12886,6 @@
         <w:pStyle w:val="Heading2"/>
       </w:pPr>
       <w:r>
-        <w:rPr>
-          <w:rStyle w:val="SectionNumber"/>
-        </w:rPr>
-        <w:t xml:space="preserve">7.8</w:t>
-      </w:r>
-      <w:r>
-        <w:tab/>
-      </w:r>
-      <w:r>
         <w:t xml:space="preserve">Align</w:t>
       </w:r>
     </w:p>
@@ -13224,15 +12981,6 @@
       <w:pPr>
         <w:pStyle w:val="Heading2"/>
       </w:pPr>
-      <w:r>
-        <w:rPr>
-          <w:rStyle w:val="SectionNumber"/>
-        </w:rPr>
-        <w:t xml:space="preserve">7.9</w:t>
-      </w:r>
-      <w:r>
-        <w:tab/>
-      </w:r>
       <w:r>
         <w:t xml:space="preserve">Hiding, per-shape toggles, colors</w:t>
       </w:r>
@@ -13392,15 +13140,6 @@
       <w:pPr>
         <w:pStyle w:val="Heading2"/>
       </w:pPr>
-      <w:r>
-        <w:rPr>
-          <w:rStyle w:val="SectionNumber"/>
-        </w:rPr>
-        <w:t xml:space="preserve">7.10</w:t>
-      </w:r>
-      <w:r>
-        <w:tab/>
-      </w:r>
       <w:r>
         <w:t xml:space="preserve">Zoom and pan</w:t>
       </w:r>
@@ -13663,15 +13402,6 @@
         <w:pStyle w:val="Heading2"/>
       </w:pPr>
       <w:r>
-        <w:rPr>
-          <w:rStyle w:val="SectionNumber"/>
-        </w:rPr>
-        <w:t xml:space="preserve">7.11</w:t>
-      </w:r>
-      <w:r>
-        <w:tab/>
-      </w:r>
-      <w:r>
         <w:t xml:space="preserve">The CD toolbar</w:t>
       </w:r>
     </w:p>
@@ -13885,15 +13615,6 @@
         <w:pStyle w:val="Heading2"/>
       </w:pPr>
       <w:r>
-        <w:rPr>
-          <w:rStyle w:val="SectionNumber"/>
-        </w:rPr>
-        <w:t xml:space="preserve">7.12</w:t>
-      </w:r>
-      <w:r>
-        <w:tab/>
-      </w:r>
-      <w:r>
         <w:t xml:space="preserve">The CD context menu</w:t>
       </w:r>
     </w:p>
@@ -14235,15 +13956,6 @@
       <w:pPr>
         <w:pStyle w:val="Heading2"/>
       </w:pPr>
-      <w:r>
-        <w:rPr>
-          <w:rStyle w:val="SectionNumber"/>
-        </w:rPr>
-        <w:t xml:space="preserve">7.13</w:t>
-      </w:r>
-      <w:r>
-        <w:tab/>
-      </w:r>
       <w:r>
         <w:t xml:space="preserve">Canvas keys</w:t>
       </w:r>
@@ -14565,15 +14277,6 @@
       <w:pPr>
         <w:pStyle w:val="Heading1"/>
       </w:pPr>
-      <w:r>
-        <w:rPr>
-          <w:rStyle w:val="SectionNumber"/>
-        </w:rPr>
-        <w:t xml:space="preserve">8</w:t>
-      </w:r>
-      <w:r>
-        <w:tab/>
-      </w:r>
       <w:r>
         <w:t xml:space="preserve">Reference: sequence diagrams</w:t>
       </w:r>
@@ -14789,15 +14492,6 @@
         <w:pStyle w:val="Heading2"/>
       </w:pPr>
       <w:r>
-        <w:rPr>
-          <w:rStyle w:val="SectionNumber"/>
-        </w:rPr>
-        <w:t xml:space="preserve">8.1</w:t>
-      </w:r>
-      <w:r>
-        <w:tab/>
-      </w:r>
-      <w:r>
         <w:t xml:space="preserve">Building one</w:t>
       </w:r>
     </w:p>
@@ -14973,15 +14667,6 @@
       <w:pPr>
         <w:pStyle w:val="Heading2"/>
       </w:pPr>
-      <w:r>
-        <w:rPr>
-          <w:rStyle w:val="SectionNumber"/>
-        </w:rPr>
-        <w:t xml:space="preserve">8.2</w:t>
-      </w:r>
-      <w:r>
-        <w:tab/>
-      </w:r>
       <w:r>
         <w:t xml:space="preserve">What moves, and how</w:t>
       </w:r>
@@ -15417,15 +15102,6 @@
         <w:pStyle w:val="Heading2"/>
       </w:pPr>
       <w:r>
-        <w:rPr>
-          <w:rStyle w:val="SectionNumber"/>
-        </w:rPr>
-        <w:t xml:space="preserve">8.3</w:t>
-      </w:r>
-      <w:r>
-        <w:tab/>
-      </w:r>
-      <w:r>
         <w:t xml:space="preserve">Keeping it readable</w:t>
       </w:r>
     </w:p>
@@ -15527,15 +15203,6 @@
         <w:pStyle w:val="Heading2"/>
       </w:pPr>
       <w:r>
-        <w:rPr>
-          <w:rStyle w:val="SectionNumber"/>
-        </w:rPr>
-        <w:t xml:space="preserve">8.4</w:t>
-      </w:r>
-      <w:r>
-        <w:tab/>
-      </w:r>
-      <w:r>
         <w:t xml:space="preserve">Toolbar, colors, zoom</w:t>
       </w:r>
     </w:p>
@@ -15694,15 +15361,6 @@
       <w:pPr>
         <w:pStyle w:val="Heading2"/>
       </w:pPr>
-      <w:r>
-        <w:rPr>
-          <w:rStyle w:val="SectionNumber"/>
-        </w:rPr>
-        <w:t xml:space="preserve">8.5</w:t>
-      </w:r>
-      <w:r>
-        <w:tab/>
-      </w:r>
       <w:r>
         <w:t xml:space="preserve">Canvas keys</w:t>
       </w:r>
@@ -16173,15 +15831,6 @@
         <w:pStyle w:val="Heading1"/>
       </w:pPr>
       <w:r>
-        <w:rPr>
-          <w:rStyle w:val="SectionNumber"/>
-        </w:rPr>
-        <w:t xml:space="preserve">9</w:t>
-      </w:r>
-      <w:r>
-        <w:tab/>
-      </w:r>
-      <w:r>
         <w:t xml:space="preserve">Reference: dialogs</w:t>
       </w:r>
     </w:p>
@@ -16347,15 +15996,6 @@
         <w:pStyle w:val="Heading2"/>
       </w:pPr>
       <w:r>
-        <w:rPr>
-          <w:rStyle w:val="SectionNumber"/>
-        </w:rPr>
-        <w:t xml:space="preserve">9.1</w:t>
-      </w:r>
-      <w:r>
-        <w:tab/>
-      </w:r>
-      <w:r>
         <w:t xml:space="preserve">Class</w:t>
       </w:r>
     </w:p>
@@ -16572,15 +16212,6 @@
         <w:pStyle w:val="Heading2"/>
       </w:pPr>
       <w:r>
-        <w:rPr>
-          <w:rStyle w:val="SectionNumber"/>
-        </w:rPr>
-        <w:t xml:space="preserve">9.2</w:t>
-      </w:r>
-      <w:r>
-        <w:tab/>
-      </w:r>
-      <w:r>
         <w:t xml:space="preserve">External Class</w:t>
       </w:r>
     </w:p>
@@ -16661,15 +16292,6 @@
         <w:pStyle w:val="Heading2"/>
       </w:pPr>
       <w:r>
-        <w:rPr>
-          <w:rStyle w:val="SectionNumber"/>
-        </w:rPr>
-        <w:t xml:space="preserve">9.3</w:t>
-      </w:r>
-      <w:r>
-        <w:tab/>
-      </w:r>
-      <w:r>
         <w:t xml:space="preserve">Member</w:t>
       </w:r>
     </w:p>
@@ -16956,15 +16578,6 @@
         <w:pStyle w:val="Heading2"/>
       </w:pPr>
       <w:r>
-        <w:rPr>
-          <w:rStyle w:val="SectionNumber"/>
-        </w:rPr>
-        <w:t xml:space="preserve">9.4</w:t>
-      </w:r>
-      <w:r>
-        <w:tab/>
-      </w:r>
-      <w:r>
         <w:t xml:space="preserve">Method</w:t>
       </w:r>
     </w:p>
@@ -17297,15 +16910,6 @@
         <w:pStyle w:val="Heading2"/>
       </w:pPr>
       <w:r>
-        <w:rPr>
-          <w:rStyle w:val="SectionNumber"/>
-        </w:rPr>
-        <w:t xml:space="preserve">9.5</w:t>
-      </w:r>
-      <w:r>
-        <w:tab/>
-      </w:r>
-      <w:r>
         <w:t xml:space="preserve">Constructor / Destructor</w:t>
       </w:r>
     </w:p>
@@ -17466,15 +17070,6 @@
         <w:pStyle w:val="Heading2"/>
       </w:pPr>
       <w:r>
-        <w:rPr>
-          <w:rStyle w:val="SectionNumber"/>
-        </w:rPr>
-        <w:t xml:space="preserve">9.6</w:t>
-      </w:r>
-      <w:r>
-        <w:tab/>
-      </w:r>
-      <w:r>
         <w:t xml:space="preserve">Exception Specification</w:t>
       </w:r>
     </w:p>
@@ -17607,15 +17202,6 @@
         <w:pStyle w:val="Heading2"/>
       </w:pPr>
       <w:r>
-        <w:rPr>
-          <w:rStyle w:val="SectionNumber"/>
-        </w:rPr>
-        <w:t xml:space="preserve">9.7</w:t>
-      </w:r>
-      <w:r>
-        <w:tab/>
-      </w:r>
-      <w:r>
         <w:t xml:space="preserve">Argument</w:t>
       </w:r>
     </w:p>
@@ -17680,15 +17266,6 @@
         <w:pStyle w:val="Heading2"/>
       </w:pPr>
       <w:r>
-        <w:rPr>
-          <w:rStyle w:val="SectionNumber"/>
-        </w:rPr>
-        <w:t xml:space="preserve">9.8</w:t>
-      </w:r>
-      <w:r>
-        <w:tab/>
-      </w:r>
-      <w:r>
         <w:t xml:space="preserve">Inheritance</w:t>
       </w:r>
     </w:p>
@@ -17827,15 +17404,6 @@
       <w:pPr>
         <w:pStyle w:val="Heading2"/>
       </w:pPr>
-      <w:r>
-        <w:rPr>
-          <w:rStyle w:val="SectionNumber"/>
-        </w:rPr>
-        <w:t xml:space="preserve">9.9</w:t>
-      </w:r>
-      <w:r>
-        <w:tab/>
-      </w:r>
       <w:r>
         <w:t xml:space="preserve">Relation</w:t>
       </w:r>
@@ -18302,15 +17870,6 @@
         <w:pStyle w:val="Heading2"/>
       </w:pPr>
       <w:r>
-        <w:rPr>
-          <w:rStyle w:val="SectionNumber"/>
-        </w:rPr>
-        <w:t xml:space="preserve">9.10</w:t>
-      </w:r>
-      <w:r>
-        <w:tab/>
-      </w:r>
-      <w:r>
         <w:t xml:space="preserve">Find Method (on a relation)</w:t>
       </w:r>
     </w:p>
@@ -18458,15 +18017,6 @@
         <w:pStyle w:val="Heading2"/>
       </w:pPr>
       <w:r>
-        <w:rPr>
-          <w:rStyle w:val="SectionNumber"/>
-        </w:rPr>
-        <w:t xml:space="preserve">9.11</w:t>
-      </w:r>
-      <w:r>
-        <w:tab/>
-      </w:r>
-      <w:r>
         <w:t xml:space="preserve">Dependency</w:t>
       </w:r>
     </w:p>
@@ -18588,15 +18138,6 @@
         <w:pStyle w:val="Heading2"/>
       </w:pPr>
       <w:r>
-        <w:rPr>
-          <w:rStyle w:val="SectionNumber"/>
-        </w:rPr>
-        <w:t xml:space="preserve">9.12</w:t>
-      </w:r>
-      <w:r>
-        <w:tab/>
-      </w:r>
-      <w:r>
         <w:t xml:space="preserve">Relation (Diagram Only)</w:t>
       </w:r>
     </w:p>
@@ -18725,15 +18266,6 @@
         <w:pStyle w:val="Heading2"/>
       </w:pPr>
       <w:r>
-        <w:rPr>
-          <w:rStyle w:val="SectionNumber"/>
-        </w:rPr>
-        <w:t xml:space="preserve">9.13</w:t>
-      </w:r>
-      <w:r>
-        <w:tab/>
-      </w:r>
-      <w:r>
         <w:t xml:space="preserve">Type</w:t>
       </w:r>
     </w:p>
@@ -18863,15 +18395,6 @@
         <w:pStyle w:val="Heading2"/>
       </w:pPr>
       <w:r>
-        <w:rPr>
-          <w:rStyle w:val="SectionNumber"/>
-        </w:rPr>
-        <w:t xml:space="preserve">9.14</w:t>
-      </w:r>
-      <w:r>
-        <w:tab/>
-      </w:r>
-      <w:r>
         <w:t xml:space="preserve">Group / Meta Group</w:t>
       </w:r>
     </w:p>
@@ -18922,15 +18445,6 @@
       <w:pPr>
         <w:pStyle w:val="Heading2"/>
       </w:pPr>
-      <w:r>
-        <w:rPr>
-          <w:rStyle w:val="SectionNumber"/>
-        </w:rPr>
-        <w:t xml:space="preserve">9.15</w:t>
-      </w:r>
-      <w:r>
-        <w:tab/>
-      </w:r>
       <w:r>
         <w:t xml:space="preserve">Context — define and assign</w:t>
       </w:r>
@@ -19207,15 +18721,6 @@
         <w:pStyle w:val="Heading2"/>
       </w:pPr>
       <w:r>
-        <w:rPr>
-          <w:rStyle w:val="SectionNumber"/>
-        </w:rPr>
-        <w:t xml:space="preserve">9.16</w:t>
-      </w:r>
-      <w:r>
-        <w:tab/>
-      </w:r>
-      <w:r>
         <w:t xml:space="preserve">Actor</w:t>
       </w:r>
     </w:p>
@@ -19282,15 +18787,6 @@
         <w:pStyle w:val="Heading2"/>
       </w:pPr>
       <w:r>
-        <w:rPr>
-          <w:rStyle w:val="SectionNumber"/>
-        </w:rPr>
-        <w:t xml:space="preserve">9.17</w:t>
-      </w:r>
-      <w:r>
-        <w:tab/>
-      </w:r>
-      <w:r>
         <w:t xml:space="preserve">Class Diagram</w:t>
       </w:r>
     </w:p>
@@ -19358,15 +18854,6 @@
         <w:pStyle w:val="Heading2"/>
       </w:pPr>
       <w:r>
-        <w:rPr>
-          <w:rStyle w:val="SectionNumber"/>
-        </w:rPr>
-        <w:t xml:space="preserve">9.18</w:t>
-      </w:r>
-      <w:r>
-        <w:tab/>
-      </w:r>
-      <w:r>
         <w:t xml:space="preserve">Sequence Diagram</w:t>
       </w:r>
     </w:p>
@@ -19522,15 +19009,6 @@
         <w:pStyle w:val="Heading2"/>
       </w:pPr>
       <w:r>
-        <w:rPr>
-          <w:rStyle w:val="SectionNumber"/>
-        </w:rPr>
-        <w:t xml:space="preserve">9.19</w:t>
-      </w:r>
-      <w:r>
-        <w:tab/>
-      </w:r>
-      <w:r>
         <w:t xml:space="preserve">Select Classes</w:t>
       </w:r>
     </w:p>
@@ -19595,15 +19073,6 @@
         <w:pStyle w:val="Heading2"/>
       </w:pPr>
       <w:r>
-        <w:rPr>
-          <w:rStyle w:val="SectionNumber"/>
-        </w:rPr>
-        <w:t xml:space="preserve">9.20</w:t>
-      </w:r>
-      <w:r>
-        <w:tab/>
-      </w:r>
-      <w:r>
         <w:t xml:space="preserve">Class Shape</w:t>
       </w:r>
     </w:p>
@@ -19718,15 +19187,6 @@
         <w:pStyle w:val="Heading2"/>
       </w:pPr>
       <w:r>
-        <w:rPr>
-          <w:rStyle w:val="SectionNumber"/>
-        </w:rPr>
-        <w:t xml:space="preserve">9.21</w:t>
-      </w:r>
-      <w:r>
-        <w:tab/>
-      </w:r>
-      <w:r>
         <w:t xml:space="preserve">Select Members &amp; Methods</w:t>
       </w:r>
     </w:p>
@@ -19779,15 +19239,6 @@
         <w:pStyle w:val="Heading2"/>
       </w:pPr>
       <w:r>
-        <w:rPr>
-          <w:rStyle w:val="SectionNumber"/>
-        </w:rPr>
-        <w:t xml:space="preserve">9.22</w:t>
-      </w:r>
-      <w:r>
-        <w:tab/>
-      </w:r>
-      <w:r>
         <w:t xml:space="preserve">Reorder Members &amp; Methods</w:t>
       </w:r>
     </w:p>
@@ -19837,15 +19288,6 @@
         <w:pStyle w:val="Heading2"/>
       </w:pPr>
       <w:r>
-        <w:rPr>
-          <w:rStyle w:val="SectionNumber"/>
-        </w:rPr>
-        <w:t xml:space="preserve">9.23</w:t>
-      </w:r>
-      <w:r>
-        <w:tab/>
-      </w:r>
-      <w:r>
         <w:t xml:space="preserve">Signal (message)</w:t>
       </w:r>
     </w:p>
@@ -19924,15 +19366,6 @@
         <w:pStyle w:val="Heading2"/>
       </w:pPr>
       <w:r>
-        <w:rPr>
-          <w:rStyle w:val="SectionNumber"/>
-        </w:rPr>
-        <w:t xml:space="preserve">9.24</w:t>
-      </w:r>
-      <w:r>
-        <w:tab/>
-      </w:r>
-      <w:r>
         <w:t xml:space="preserve">LifeLine / Note dialogs</w:t>
       </w:r>
     </w:p>
@@ -20003,15 +19436,6 @@
         <w:pStyle w:val="Heading2"/>
       </w:pPr>
       <w:r>
-        <w:rPr>
-          <w:rStyle w:val="SectionNumber"/>
-        </w:rPr>
-        <w:t xml:space="preserve">9.25</w:t>
-      </w:r>
-      <w:r>
-        <w:tab/>
-      </w:r>
-      <w:r>
         <w:t xml:space="preserve">Project Settings and the DataModel dialog</w:t>
       </w:r>
     </w:p>
@@ -20445,15 +19869,6 @@
         <w:pStyle w:val="Heading2"/>
       </w:pPr>
       <w:r>
-        <w:rPr>
-          <w:rStyle w:val="SectionNumber"/>
-        </w:rPr>
-        <w:t xml:space="preserve">9.26</w:t>
-      </w:r>
-      <w:r>
-        <w:tab/>
-      </w:r>
-      <w:r>
         <w:t xml:space="preserve">Add Serialization to project</w:t>
       </w:r>
     </w:p>
@@ -20533,15 +19948,6 @@
         <w:pStyle w:val="Heading2"/>
       </w:pPr>
       <w:r>
-        <w:rPr>
-          <w:rStyle w:val="SectionNumber"/>
-        </w:rPr>
-        <w:t xml:space="preserve">9.27</w:t>
-      </w:r>
-      <w:r>
-        <w:tab/>
-      </w:r>
-      <w:r>
         <w:t xml:space="preserve">Find</w:t>
       </w:r>
     </w:p>
@@ -20614,15 +20020,6 @@
         <w:pStyle w:val="Heading2"/>
       </w:pPr>
       <w:r>
-        <w:rPr>
-          <w:rStyle w:val="SectionNumber"/>
-        </w:rPr>
-        <w:t xml:space="preserve">9.28</w:t>
-      </w:r>
-      <w:r>
-        <w:tab/>
-      </w:r>
-      <w:r>
         <w:t xml:space="preserve">Read Source</w:t>
       </w:r>
     </w:p>
@@ -20703,15 +20100,6 @@
         <w:pStyle w:val="Heading2"/>
       </w:pPr>
       <w:r>
-        <w:rPr>
-          <w:rStyle w:val="SectionNumber"/>
-        </w:rPr>
-        <w:t xml:space="preserve">9.29</w:t>
-      </w:r>
-      <w:r>
-        <w:tab/>
-      </w:r>
-      <w:r>
         <w:t xml:space="preserve">Save Source</w:t>
       </w:r>
     </w:p>
@@ -20839,15 +20227,6 @@
         <w:pStyle w:val="Heading2"/>
       </w:pPr>
       <w:r>
-        <w:rPr>
-          <w:rStyle w:val="SectionNumber"/>
-        </w:rPr>
-        <w:t xml:space="preserve">9.30</w:t>
-      </w:r>
-      <w:r>
-        <w:tab/>
-      </w:r>
-      <w:r>
         <w:t xml:space="preserve">Virtual Methods / IsClass Methods</w:t>
       </w:r>
     </w:p>
@@ -20956,15 +20335,6 @@
         <w:pStyle w:val="Heading2"/>
       </w:pPr>
       <w:r>
-        <w:rPr>
-          <w:rStyle w:val="SectionNumber"/>
-        </w:rPr>
-        <w:t xml:space="preserve">9.31</w:t>
-      </w:r>
-      <w:r>
-        <w:tab/>
-      </w:r>
-      <w:r>
         <w:t xml:space="preserve">User Sections / Code dialogs</w:t>
       </w:r>
     </w:p>
@@ -21055,15 +20425,6 @@
       <w:pPr>
         <w:pStyle w:val="Heading2"/>
       </w:pPr>
-      <w:r>
-        <w:rPr>
-          <w:rStyle w:val="SectionNumber"/>
-        </w:rPr>
-        <w:t xml:space="preserve">9.32</w:t>
-      </w:r>
-      <w:r>
-        <w:tab/>
-      </w:r>
       <w:r>
         <w:t xml:space="preserve">Code-editing helper wizards</w:t>
       </w:r>
@@ -21364,15 +20725,6 @@
         <w:pStyle w:val="Heading1"/>
       </w:pPr>
       <w:r>
-        <w:rPr>
-          <w:rStyle w:val="SectionNumber"/>
-        </w:rPr>
-        <w:t xml:space="preserve">10</w:t>
-      </w:r>
-      <w:r>
-        <w:tab/>
-      </w:r>
-      <w:r>
         <w:t xml:space="preserve">Reference: the code editor</w:t>
       </w:r>
     </w:p>
@@ -21389,15 +20741,6 @@
       <w:pPr>
         <w:pStyle w:val="Heading2"/>
       </w:pPr>
-      <w:r>
-        <w:rPr>
-          <w:rStyle w:val="SectionNumber"/>
-        </w:rPr>
-        <w:t xml:space="preserve">10.1</w:t>
-      </w:r>
-      <w:r>
-        <w:tab/>
-      </w:r>
       <w:r>
         <w:t xml:space="preserve">Editing behavior</w:t>
       </w:r>
@@ -21602,15 +20945,6 @@
         <w:pStyle w:val="Heading2"/>
       </w:pPr>
       <w:r>
-        <w:rPr>
-          <w:rStyle w:val="SectionNumber"/>
-        </w:rPr>
-        <w:t xml:space="preserve">10.2</w:t>
-      </w:r>
-      <w:r>
-        <w:tab/>
-      </w:r>
-      <w:r>
         <w:t xml:space="preserve">Code insertion</w:t>
       </w:r>
     </w:p>
@@ -21734,15 +21068,6 @@
       <w:pPr>
         <w:pStyle w:val="Heading2"/>
       </w:pPr>
-      <w:r>
-        <w:rPr>
-          <w:rStyle w:val="SectionNumber"/>
-        </w:rPr>
-        <w:t xml:space="preserve">10.3</w:t>
-      </w:r>
-      <w:r>
-        <w:tab/>
-      </w:r>
       <w:r>
         <w:t xml:space="preserve">Where it appears</w:t>
       </w:r>
@@ -21954,15 +21279,6 @@
         <w:pStyle w:val="Heading1"/>
       </w:pPr>
       <w:r>
-        <w:rPr>
-          <w:rStyle w:val="SectionNumber"/>
-        </w:rPr>
-        <w:t xml:space="preserve">11</w:t>
-      </w:r>
-      <w:r>
-        <w:tab/>
-      </w:r>
-      <w:r>
         <w:t xml:space="preserve">Code generation in depth</w:t>
       </w:r>
     </w:p>
@@ -21971,15 +21287,6 @@
       <w:pPr>
         <w:pStyle w:val="Heading2"/>
       </w:pPr>
-      <w:r>
-        <w:rPr>
-          <w:rStyle w:val="SectionNumber"/>
-        </w:rPr>
-        <w:t xml:space="preserve">11.1</w:t>
-      </w:r>
-      <w:r>
-        <w:tab/>
-      </w:r>
       <w:r>
         <w:t xml:space="preserve">Files produced</w:t>
       </w:r>
@@ -22080,15 +21387,6 @@
       <w:pPr>
         <w:pStyle w:val="Heading2"/>
       </w:pPr>
-      <w:r>
-        <w:rPr>
-          <w:rStyle w:val="SectionNumber"/>
-        </w:rPr>
-        <w:t xml:space="preserve">11.2</w:t>
-      </w:r>
-      <w:r>
-        <w:tab/>
-      </w:r>
       <w:r>
         <w:t xml:space="preserve">Anatomy of a generated file</w:t>
       </w:r>
@@ -22514,15 +21812,6 @@
         <w:pStyle w:val="Heading2"/>
       </w:pPr>
       <w:r>
-        <w:rPr>
-          <w:rStyle w:val="SectionNumber"/>
-        </w:rPr>
-        <w:t xml:space="preserve">11.3</w:t>
-      </w:r>
-      <w:r>
-        <w:tab/>
-      </w:r>
-      <w:r>
         <w:t xml:space="preserve">The six user sections</w:t>
       </w:r>
     </w:p>
@@ -22621,15 +21910,6 @@
       <w:pPr>
         <w:pStyle w:val="Heading2"/>
       </w:pPr>
-      <w:r>
-        <w:rPr>
-          <w:rStyle w:val="SectionNumber"/>
-        </w:rPr>
-        <w:t xml:space="preserve">11.4</w:t>
-      </w:r>
-      <w:r>
-        <w:tab/>
-      </w:r>
       <w:r>
         <w:t xml:space="preserve">ConstructorInclude / DestructorInclude</w:t>
       </w:r>
@@ -22771,15 +22051,6 @@
         <w:pStyle w:val="Heading2"/>
       </w:pPr>
       <w:r>
-        <w:rPr>
-          <w:rStyle w:val="SectionNumber"/>
-        </w:rPr>
-        <w:t xml:space="preserve">11.5</w:t>
-      </w:r>
-      <w:r>
-        <w:tab/>
-      </w:r>
-      <w:r>
         <w:t xml:space="preserve">Read Source — the round trip</w:t>
       </w:r>
     </w:p>
@@ -22946,15 +22217,6 @@
         <w:pStyle w:val="Heading1"/>
       </w:pPr>
       <w:r>
-        <w:rPr>
-          <w:rStyle w:val="SectionNumber"/>
-        </w:rPr>
-        <w:t xml:space="preserve">12</w:t>
-      </w:r>
-      <w:r>
-        <w:tab/>
-      </w:r>
-      <w:r>
         <w:t xml:space="preserve">Relations and the intrusive runtime</w:t>
       </w:r>
     </w:p>
@@ -22971,15 +22233,6 @@
       <w:pPr>
         <w:pStyle w:val="Heading2"/>
       </w:pPr>
-      <w:r>
-        <w:rPr>
-          <w:rStyle w:val="SectionNumber"/>
-        </w:rPr>
-        <w:t xml:space="preserve">12.1</w:t>
-      </w:r>
-      <w:r>
-        <w:tab/>
-      </w:r>
       <w:r>
         <w:t xml:space="preserve">What</w:t>
       </w:r>
@@ -23505,15 +22758,6 @@
         <w:pStyle w:val="Heading2"/>
       </w:pPr>
       <w:r>
-        <w:rPr>
-          <w:rStyle w:val="SectionNumber"/>
-        </w:rPr>
-        <w:t xml:space="preserve">12.2</w:t>
-      </w:r>
-      <w:r>
-        <w:tab/>
-      </w:r>
-      <w:r>
         <w:t xml:space="preserve">Declaring relations: the macro surface</w:t>
       </w:r>
     </w:p>
@@ -24217,15 +23461,6 @@
         <w:pStyle w:val="Heading2"/>
       </w:pPr>
       <w:r>
-        <w:rPr>
-          <w:rStyle w:val="SectionNumber"/>
-        </w:rPr>
-        <w:t xml:space="preserve">12.3</w:t>
-      </w:r>
-      <w:r>
-        <w:tab/>
-      </w:r>
-      <w:r>
         <w:t xml:space="preserve">The generated API of a multi relation</w:t>
       </w:r>
     </w:p>
@@ -25154,15 +24389,6 @@
       <w:pPr>
         <w:pStyle w:val="Heading2"/>
       </w:pPr>
-      <w:r>
-        <w:rPr>
-          <w:rStyle w:val="SectionNumber"/>
-        </w:rPr>
-        <w:t xml:space="preserve">12.4</w:t>
-      </w:r>
-      <w:r>
-        <w:tab/>
-      </w:r>
       <w:r>
         <w:t xml:space="preserve">Lifetime semantics — the formal ground rules</w:t>
       </w:r>
@@ -25652,15 +24878,6 @@
       <w:pPr>
         <w:pStyle w:val="Heading2"/>
       </w:pPr>
-      <w:r>
-        <w:rPr>
-          <w:rStyle w:val="SectionNumber"/>
-        </w:rPr>
-        <w:t xml:space="preserve">12.5</w:t>
-      </w:r>
-      <w:r>
-        <w:tab/>
-      </w:r>
       <w:r>
         <w:t xml:space="preserve">Ownership and cascade delete</w:t>
       </w:r>
@@ -25860,15 +25077,6 @@
         <w:pStyle w:val="Heading2"/>
       </w:pPr>
       <w:r>
-        <w:rPr>
-          <w:rStyle w:val="SectionNumber"/>
-        </w:rPr>
-        <w:t xml:space="preserve">12.6</w:t>
-      </w:r>
-      <w:r>
-        <w:tab/>
-      </w:r>
-      <w:r>
         <w:t xml:space="preserve">Iterators that survive modification</w:t>
       </w:r>
     </w:p>
@@ -26134,15 +25342,6 @@
         <w:pStyle w:val="Heading2"/>
       </w:pPr>
       <w:r>
-        <w:rPr>
-          <w:rStyle w:val="SectionNumber"/>
-        </w:rPr>
-        <w:t xml:space="preserve">12.7</w:t>
-      </w:r>
-      <w:r>
-        <w:tab/>
-      </w:r>
-      <w:r>
         <w:t xml:space="preserve">Single, static-multi</w:t>
       </w:r>
     </w:p>
@@ -26219,15 +25418,6 @@
         <w:pStyle w:val="Heading2"/>
       </w:pPr>
       <w:r>
-        <w:rPr>
-          <w:rStyle w:val="SectionNumber"/>
-        </w:rPr>
-        <w:t xml:space="preserve">12.8</w:t>
-      </w:r>
-      <w:r>
-        <w:tab/>
-      </w:r>
-      <w:r>
         <w:t xml:space="preserve">Tree implementations and find methods</w:t>
       </w:r>
     </w:p>
@@ -26982,15 +26172,6 @@
         <w:pStyle w:val="Heading2"/>
       </w:pPr>
       <w:r>
-        <w:rPr>
-          <w:rStyle w:val="SectionNumber"/>
-        </w:rPr>
-        <w:t xml:space="preserve">12.9</w:t>
-      </w:r>
-      <w:r>
-        <w:tab/>
-      </w:r>
-      <w:r>
         <w:t xml:space="preserve">Critical relations (threads)</w:t>
       </w:r>
     </w:p>
@@ -27049,15 +26230,6 @@
       <w:pPr>
         <w:pStyle w:val="Heading2"/>
       </w:pPr>
-      <w:r>
-        <w:rPr>
-          <w:rStyle w:val="SectionNumber"/>
-        </w:rPr>
-        <w:t xml:space="preserve">12.10</w:t>
-      </w:r>
-      <w:r>
-        <w:tab/>
-      </w:r>
       <w:r>
         <w:t xml:space="preserve">Writing loops the generated way</w:t>
       </w:r>
@@ -27403,15 +26575,6 @@
         <w:pStyle w:val="Heading1"/>
       </w:pPr>
       <w:r>
-        <w:rPr>
-          <w:rStyle w:val="SectionNumber"/>
-        </w:rPr>
-        <w:t xml:space="preserve">13</w:t>
-      </w:r>
-      <w:r>
-        <w:tab/>
-      </w:r>
-      <w:r>
         <w:t xml:space="preserve">Serialization</w:t>
       </w:r>
     </w:p>
@@ -27420,15 +26583,6 @@
       <w:pPr>
         <w:pStyle w:val="Heading2"/>
       </w:pPr>
-      <w:r>
-        <w:rPr>
-          <w:rStyle w:val="SectionNumber"/>
-        </w:rPr>
-        <w:t xml:space="preserve">13.1</w:t>
-      </w:r>
-      <w:r>
-        <w:tab/>
-      </w:r>
       <w:r>
         <w:t xml:space="preserve">What you get</w:t>
       </w:r>
@@ -27671,15 +26825,6 @@
         <w:pStyle w:val="Heading2"/>
       </w:pPr>
       <w:r>
-        <w:rPr>
-          <w:rStyle w:val="SectionNumber"/>
-        </w:rPr>
-        <w:t xml:space="preserve">13.2</w:t>
-      </w:r>
-      <w:r>
-        <w:tab/>
-      </w:r>
-      <w:r>
         <w:t xml:space="preserve">CbArchive and the wire format</w:t>
       </w:r>
     </w:p>
@@ -27839,15 +26984,6 @@
         <w:pStyle w:val="Heading2"/>
       </w:pPr>
       <w:r>
-        <w:rPr>
-          <w:rStyle w:val="SectionNumber"/>
-        </w:rPr>
-        <w:t xml:space="preserve">13.3</w:t>
-      </w:r>
-      <w:r>
-        <w:tab/>
-      </w:r>
-      <w:r>
         <w:t xml:space="preserve">CBZ: compression on the fly</w:t>
       </w:r>
     </w:p>
@@ -28198,15 +27334,6 @@
       <w:pPr>
         <w:pStyle w:val="Heading2"/>
       </w:pPr>
-      <w:r>
-        <w:rPr>
-          <w:rStyle w:val="SectionNumber"/>
-        </w:rPr>
-        <w:t xml:space="preserve">13.4</w:t>
-      </w:r>
-      <w:r>
-        <w:tab/>
-      </w:r>
       <w:r>
         <w:t xml:space="preserve">Versioning: evolving the model without breaking old files</w:t>
       </w:r>
@@ -28504,15 +27631,6 @@
         <w:pStyle w:val="Heading2"/>
       </w:pPr>
       <w:r>
-        <w:rPr>
-          <w:rStyle w:val="SectionNumber"/>
-        </w:rPr>
-        <w:t xml:space="preserve">13.5</w:t>
-      </w:r>
-      <w:r>
-        <w:tab/>
-      </w:r>
-      <w:r>
         <w:t xml:space="preserve">Rules and properties</w:t>
       </w:r>
     </w:p>
@@ -28720,15 +27838,6 @@
         <w:pStyle w:val="Heading2"/>
       </w:pPr>
       <w:r>
-        <w:rPr>
-          <w:rStyle w:val="SectionNumber"/>
-        </w:rPr>
-        <w:t xml:space="preserve">13.6</w:t>
-      </w:r>
-      <w:r>
-        <w:tab/>
-      </w:r>
-      <w:r>
         <w:t xml:space="preserve">Starting a new serialize model — current scaffolding checklist</w:t>
       </w:r>
     </w:p>
@@ -28941,15 +28050,6 @@
         <w:pStyle w:val="Heading1"/>
       </w:pPr>
       <w:r>
-        <w:rPr>
-          <w:rStyle w:val="SectionNumber"/>
-        </w:rPr>
-        <w:t xml:space="preserve">14</w:t>
-      </w:r>
-      <w:r>
-        <w:tab/>
-      </w:r>
-      <w:r>
         <w:t xml:space="preserve">The generated Undo/Redo framework</w:t>
       </w:r>
     </w:p>
@@ -28958,15 +28058,6 @@
       <w:pPr>
         <w:pStyle w:val="Heading2"/>
       </w:pPr>
-      <w:r>
-        <w:rPr>
-          <w:rStyle w:val="SectionNumber"/>
-        </w:rPr>
-        <w:t xml:space="preserve">14.1</w:t>
-      </w:r>
-      <w:r>
-        <w:tab/>
-      </w:r>
       <w:r>
         <w:t xml:space="preserve">What it is</w:t>
       </w:r>
@@ -29017,15 +28108,6 @@
       <w:pPr>
         <w:pStyle w:val="Heading2"/>
       </w:pPr>
-      <w:r>
-        <w:rPr>
-          <w:rStyle w:val="SectionNumber"/>
-        </w:rPr>
-        <w:t xml:space="preserve">14.2</w:t>
-      </w:r>
-      <w:r>
-        <w:tab/>
-      </w:r>
       <w:r>
         <w:t xml:space="preserve">How it works</w:t>
       </w:r>
@@ -29462,15 +28544,6 @@
         <w:pStyle w:val="Heading2"/>
       </w:pPr>
       <w:r>
-        <w:rPr>
-          <w:rStyle w:val="SectionNumber"/>
-        </w:rPr>
-        <w:t xml:space="preserve">14.3</w:t>
-      </w:r>
-      <w:r>
-        <w:tab/>
-      </w:r>
-      <w:r>
         <w:t xml:space="preserve">The undo/replace entanglement</w:t>
       </w:r>
     </w:p>
@@ -29586,15 +28659,6 @@
         <w:pStyle w:val="Heading1"/>
       </w:pPr>
       <w:r>
-        <w:rPr>
-          <w:rStyle w:val="SectionNumber"/>
-        </w:rPr>
-        <w:t xml:space="preserve">15</w:t>
-      </w:r>
-      <w:r>
-        <w:tab/>
-      </w:r>
-      <w:r>
         <w:t xml:space="preserve">The replace constructor</w:t>
       </w:r>
     </w:p>
@@ -29603,15 +28667,6 @@
       <w:pPr>
         <w:pStyle w:val="Heading2"/>
       </w:pPr>
-      <w:r>
-        <w:rPr>
-          <w:rStyle w:val="SectionNumber"/>
-        </w:rPr>
-        <w:t xml:space="preserve">15.1</w:t>
-      </w:r>
-      <w:r>
-        <w:tab/>
-      </w:r>
       <w:r>
         <w:t xml:space="preserve">The idea</w:t>
       </w:r>
@@ -29828,15 +28883,6 @@
         <w:pStyle w:val="Heading2"/>
       </w:pPr>
       <w:r>
-        <w:rPr>
-          <w:rStyle w:val="SectionNumber"/>
-        </w:rPr>
-        <w:t xml:space="preserve">15.2</w:t>
-      </w:r>
-      <w:r>
-        <w:tab/>
-      </w:r>
-      <w:r>
         <w:t xml:space="preserve">Why it is more powerful than a factory</w:t>
       </w:r>
     </w:p>
@@ -30502,15 +29548,6 @@
         <w:pStyle w:val="Heading2"/>
       </w:pPr>
       <w:r>
-        <w:rPr>
-          <w:rStyle w:val="SectionNumber"/>
-        </w:rPr>
-        <w:t xml:space="preserve">15.3</w:t>
-      </w:r>
-      <w:r>
-        <w:tab/>
-      </w:r>
-      <w:r>
         <w:t xml:space="preserve">Mechanics and constraints</w:t>
       </w:r>
     </w:p>
@@ -30616,15 +29653,6 @@
         <w:pStyle w:val="Heading1"/>
       </w:pPr>
       <w:r>
-        <w:rPr>
-          <w:rStyle w:val="SectionNumber"/>
-        </w:rPr>
-        <w:t xml:space="preserve">16</w:t>
-      </w:r>
-      <w:r>
-        <w:tab/>
-      </w:r>
-      <w:r>
         <w:t xml:space="preserve">The command interface</w:t>
       </w:r>
     </w:p>
@@ -30633,15 +29661,6 @@
       <w:pPr>
         <w:pStyle w:val="Heading2"/>
       </w:pPr>
-      <w:r>
-        <w:rPr>
-          <w:rStyle w:val="SectionNumber"/>
-        </w:rPr>
-        <w:t xml:space="preserve">16.1</w:t>
-      </w:r>
-      <w:r>
-        <w:tab/>
-      </w:r>
       <w:r>
         <w:t xml:space="preserve">What it is</w:t>
       </w:r>
@@ -30847,15 +29866,6 @@
         <w:pStyle w:val="Heading2"/>
       </w:pPr>
       <w:r>
-        <w:rPr>
-          <w:rStyle w:val="SectionNumber"/>
-        </w:rPr>
-        <w:t xml:space="preserve">16.2</w:t>
-      </w:r>
-      <w:r>
-        <w:tab/>
-      </w:r>
-      <w:r>
         <w:t xml:space="preserve">Connecting</w:t>
       </w:r>
     </w:p>
@@ -31320,15 +30330,6 @@
       <w:pPr>
         <w:pStyle w:val="Heading2"/>
       </w:pPr>
-      <w:r>
-        <w:rPr>
-          <w:rStyle w:val="SectionNumber"/>
-        </w:rPr>
-        <w:t xml:space="preserve">16.3</w:t>
-      </w:r>
-      <w:r>
-        <w:tab/>
-      </w:r>
       <w:r>
         <w:t xml:space="preserve">The command families</w:t>
       </w:r>
@@ -32400,15 +31401,6 @@
         <w:pStyle w:val="Heading2"/>
       </w:pPr>
       <w:r>
-        <w:rPr>
-          <w:rStyle w:val="SectionNumber"/>
-        </w:rPr>
-        <w:t xml:space="preserve">16.4</w:t>
-      </w:r>
-      <w:r>
-        <w:tab/>
-      </w:r>
-      <w:r>
         <w:t xml:space="preserve">Worked examples (real requests)</w:t>
       </w:r>
     </w:p>
@@ -34308,15 +33300,6 @@
       <w:pPr>
         <w:pStyle w:val="Heading2"/>
       </w:pPr>
-      <w:r>
-        <w:rPr>
-          <w:rStyle w:val="SectionNumber"/>
-        </w:rPr>
-        <w:t xml:space="preserve">16.5</w:t>
-      </w:r>
-      <w:r>
-        <w:tab/>
-      </w:r>
       <w:r>
         <w:t xml:space="preserve">Conventions and gotchas</w:t>
       </w:r>
@@ -34652,15 +33635,6 @@
         <w:pStyle w:val="Heading1"/>
       </w:pPr>
       <w:r>
-        <w:rPr>
-          <w:rStyle w:val="SectionNumber"/>
-        </w:rPr>
-        <w:t xml:space="preserve">17</w:t>
-      </w:r>
-      <w:r>
-        <w:tab/>
-      </w:r>
-      <w:r>
         <w:t xml:space="preserve">Tips, pitfalls, and best practices</w:t>
       </w:r>
     </w:p>
@@ -35209,15 +34183,6 @@
         <w:pStyle w:val="Heading1"/>
       </w:pPr>
       <w:r>
-        <w:rPr>
-          <w:rStyle w:val="SectionNumber"/>
-        </w:rPr>
-        <w:t xml:space="preserve">18</w:t>
-      </w:r>
-      <w:r>
-        <w:tab/>
-      </w:r>
-      <w:r>
         <w:t xml:space="preserve">Appendix</w:t>
       </w:r>
     </w:p>
@@ -35226,15 +34191,6 @@
       <w:pPr>
         <w:pStyle w:val="Heading2"/>
       </w:pPr>
-      <w:r>
-        <w:rPr>
-          <w:rStyle w:val="SectionNumber"/>
-        </w:rPr>
-        <w:t xml:space="preserve">18.1</w:t>
-      </w:r>
-      <w:r>
-        <w:tab/>
-      </w:r>
       <w:r>
         <w:t xml:space="preserve">A. Runtime header inventory</w:t>
       </w:r>
@@ -35788,15 +34744,6 @@
         <w:pStyle w:val="Heading2"/>
       </w:pPr>
       <w:r>
-        <w:rPr>
-          <w:rStyle w:val="SectionNumber"/>
-        </w:rPr>
-        <w:t xml:space="preserve">18.2</w:t>
-      </w:r>
-      <w:r>
-        <w:tab/>
-      </w:r>
-      <w:r>
         <w:t xml:space="preserve">B. Marker quick reference</w:t>
       </w:r>
     </w:p>
@@ -35871,15 +34818,6 @@
       <w:pPr>
         <w:pStyle w:val="Heading2"/>
       </w:pPr>
-      <w:r>
-        <w:rPr>
-          <w:rStyle w:val="SectionNumber"/>
-        </w:rPr>
-        <w:t xml:space="preserve">18.3</w:t>
-      </w:r>
-      <w:r>
-        <w:tab/>
-      </w:r>
       <w:r>
         <w:t xml:space="preserve">C. Glossary</w:t>
       </w:r>

--- a/docs/manual/ClassBuilder_Manual.docx
+++ b/docs/manual/ClassBuilder_Manual.docx
@@ -1563,13 +1563,28 @@
           <w:bCs/>
           <w:b/>
         </w:rPr>
-        <w:t xml:space="preserve">Inheritance</w:t>
-      </w:r>
-      <w:r>
-        <w:t xml:space="preserve"> </w:t>
-      </w:r>
-      <w:r>
-        <w:t xml:space="preserve">edges, with virtual/access modifiers.</w:t>
+        <w:t xml:space="preserve">Inheritances</w:t>
+      </w:r>
+      <w:r>
+        <w:t xml:space="preserve"> </w:t>
+      </w:r>
+      <w:r>
+        <w:t xml:space="preserve">— which class inherits from which, each with its access (public/protected/private) and optional</w:t>
+      </w:r>
+      <w:r>
+        <w:t xml:space="preserve"> </w:t>
+      </w:r>
+      <w:r>
+        <w:rPr>
+          <w:rStyle w:val="VerbatimChar"/>
+        </w:rPr>
+        <w:t xml:space="preserve">virtual</w:t>
+      </w:r>
+      <w:r>
+        <w:t xml:space="preserve"> </w:t>
+      </w:r>
+      <w:r>
+        <w:t xml:space="preserve">modifier.</w:t>
       </w:r>
     </w:p>
     <w:p>
@@ -1591,7 +1606,46 @@
         <w:t xml:space="preserve"> </w:t>
       </w:r>
       <w:r>
-        <w:t xml:space="preserve">— folders (ClassGroups inside the model or inside MetaGroups) to organize large models; purely organizational.</w:t>
+        <w:t xml:space="preserve">— folders that organize a model, at three levels.</w:t>
+      </w:r>
+      <w:r>
+        <w:t xml:space="preserve"> </w:t>
+      </w:r>
+      <w:r>
+        <w:rPr>
+          <w:iCs/>
+          <w:i/>
+        </w:rPr>
+        <w:t xml:space="preserve">Inside a class</w:t>
+      </w:r>
+      <w:r>
+        <w:t xml:space="preserve">, a group collects members and/or methods — the coloured bar on its folder icon tells what is inside: cyan for members, magenta for methods, both colours for a mix.</w:t>
+      </w:r>
+      <w:r>
+        <w:t xml:space="preserve"> </w:t>
+      </w:r>
+      <w:r>
+        <w:rPr>
+          <w:iCs/>
+          <w:i/>
+        </w:rPr>
+        <w:t xml:space="preserve">Above the classes</w:t>
+      </w:r>
+      <w:r>
+        <w:t xml:space="preserve">, a ClassGroup collects classes that belong together.</w:t>
+      </w:r>
+      <w:r>
+        <w:t xml:space="preserve"> </w:t>
+      </w:r>
+      <w:r>
+        <w:rPr>
+          <w:iCs/>
+          <w:i/>
+        </w:rPr>
+        <w:t xml:space="preserve">At the top level</w:t>
+      </w:r>
+      <w:r>
+        <w:t xml:space="preserve">, next to the model root, a MetaGroup collects ClassGroups. Groups are purely organizational — they do not change the generated code.</w:t>
       </w:r>
     </w:p>
     <w:p>
@@ -2992,7 +3046,7 @@
     </w:p>
     <w:bookmarkEnd w:id="33"/>
     <w:bookmarkEnd w:id="34"/>
-    <w:bookmarkStart w:id="55" w:name="quick-start-the-matrix-model"/>
+    <w:bookmarkStart w:id="58" w:name="quick-start-the-matrix-model"/>
     <w:p>
       <w:pPr>
         <w:pStyle w:val="Heading1"/>
@@ -3150,7 +3204,7 @@
       <w:r>
         <w:drawing>
           <wp:inline>
-            <wp:extent cx="5334000" cy="3583781"/>
+            <wp:extent cx="5334000" cy="4712710"/>
             <wp:effectExtent b="0" l="0" r="0" t="0"/>
             <wp:docPr descr="The ClassBuilder shell with the Matrix model open: menu bar, toolbar, and the model tree (diagrams, classes, members, methods, relation methods)." title="" id="36" name="Picture"/>
             <a:graphic>
@@ -3171,7 +3225,7 @@
                   <pic:spPr bwMode="auto">
                     <a:xfrm>
                       <a:off x="0" y="0"/>
-                      <a:ext cx="5334000" cy="3583781"/>
+                      <a:ext cx="5334000" cy="4712710"/>
                     </a:xfrm>
                     <a:prstGeom prst="rect">
                       <a:avLst/>
@@ -3198,7 +3252,7 @@
         <w:t xml:space="preserve">The ClassBuilder shell with the Matrix model open: menu bar, toolbar, and the model tree (diagrams, classes, members, methods, relation methods).</w:t>
       </w:r>
     </w:p>
-    <w:bookmarkStart w:id="38" w:name="step-1-create-the-model"/>
+    <w:bookmarkStart w:id="41" w:name="step-1-create-the-model"/>
     <w:p>
       <w:pPr>
         <w:pStyle w:val="Heading2"/>
@@ -3226,162 +3280,107 @@
     </w:p>
     <w:p>
       <w:pPr>
-        <w:pStyle w:val="BlockText"/>
-      </w:pPr>
-      <w:r>
-        <w:rPr>
-          <w:bCs/>
-          <w:b/>
-        </w:rPr>
-        <w:t xml:space="preserve">[FIGURE]</w:t>
-      </w:r>
-      <w:r>
-        <w:t xml:space="preserve"> </w:t>
-      </w:r>
-      <w:r>
-        <w:rPr>
-          <w:iCs/>
-          <w:i/>
-        </w:rPr>
-        <w:t xml:space="preserve">The New Model wizard: model name</w:t>
-      </w:r>
-      <w:r>
-        <w:rPr>
-          <w:iCs/>
-          <w:i/>
-        </w:rPr>
-        <w:t xml:space="preserve"> </w:t>
-      </w:r>
-      <w:r>
-        <w:rPr>
-          <w:iCs/>
-          <w:i/>
-        </w:rPr>
+        <w:pStyle w:val="CaptionedFigure"/>
+      </w:pPr>
+      <w:r>
+        <w:drawing>
+          <wp:inline>
+            <wp:extent cx="5334000" cy="4578112"/>
+            <wp:effectExtent b="0" l="0" r="0" t="0"/>
+            <wp:docPr descr="Creating a serialize-enabled model: DataModel name “Matrix”, master include file “MatrixInclude.h”, document class “Matrix”. The master include cannot be named Matrix.h — the Matrix class itself generates that file. Tick Serialize here: it is a one-off choice, made at creation — in the Project ▸ Settings dialog of an existing model the checkbox shows locked." title="" id="39" name="Picture"/>
+            <a:graphic>
+              <a:graphicData uri="http://schemas.openxmlformats.org/drawingml/2006/picture">
+                <pic:pic>
+                  <pic:nvPicPr>
+                    <pic:cNvPr descr="images/New_DataModel.png" id="40" name="Picture"/>
+                    <pic:cNvPicPr>
+                      <a:picLocks noChangeArrowheads="1" noChangeAspect="1"/>
+                    </pic:cNvPicPr>
+                  </pic:nvPicPr>
+                  <pic:blipFill>
+                    <a:blip r:embed="rId38"/>
+                    <a:stretch>
+                      <a:fillRect/>
+                    </a:stretch>
+                  </pic:blipFill>
+                  <pic:spPr bwMode="auto">
+                    <a:xfrm>
+                      <a:off x="0" y="0"/>
+                      <a:ext cx="5334000" cy="4578112"/>
+                    </a:xfrm>
+                    <a:prstGeom prst="rect">
+                      <a:avLst/>
+                    </a:prstGeom>
+                    <a:noFill/>
+                    <a:ln w="9525">
+                      <a:noFill/>
+                      <a:headEnd/>
+                      <a:tailEnd/>
+                    </a:ln>
+                  </pic:spPr>
+                </pic:pic>
+              </a:graphicData>
+            </a:graphic>
+          </wp:inline>
+        </w:drawing>
+      </w:r>
+    </w:p>
+    <w:p>
+      <w:pPr>
+        <w:pStyle w:val="ImageCaption"/>
+      </w:pPr>
+      <w:r>
+        <w:t xml:space="preserve">Creating a serialize-enabled model: DataModel name</w:t>
+      </w:r>
+      <w:r>
+        <w:t xml:space="preserve"> </w:t>
+      </w:r>
+      <w:r>
         <w:t xml:space="preserve">“</w:t>
       </w:r>
       <w:r>
-        <w:rPr>
-          <w:iCs/>
-          <w:i/>
-        </w:rPr>
         <w:t xml:space="preserve">Matrix</w:t>
       </w:r>
       <w:r>
-        <w:rPr>
-          <w:iCs/>
-          <w:i/>
-        </w:rPr>
         <w:t xml:space="preserve">”</w:t>
       </w:r>
       <w:r>
-        <w:rPr>
-          <w:iCs/>
-          <w:i/>
-        </w:rPr>
         <w:t xml:space="preserve">, master include file</w:t>
       </w:r>
       <w:r>
-        <w:rPr>
-          <w:iCs/>
-          <w:i/>
-        </w:rPr>
-        <w:t xml:space="preserve"> </w:t>
-      </w:r>
-      <w:r>
-        <w:rPr>
-          <w:iCs/>
-          <w:i/>
-        </w:rPr>
+        <w:t xml:space="preserve"> </w:t>
+      </w:r>
+      <w:r>
         <w:t xml:space="preserve">“</w:t>
       </w:r>
       <w:r>
-        <w:rPr>
-          <w:iCs/>
-          <w:i/>
-        </w:rPr>
-        <w:t xml:space="preserve">Matrix.h</w:t>
-      </w:r>
-      <w:r>
-        <w:rPr>
-          <w:iCs/>
-          <w:i/>
-        </w:rPr>
+        <w:t xml:space="preserve">MatrixInclude.h</w:t>
+      </w:r>
+      <w:r>
         <w:t xml:space="preserve">”</w:t>
       </w:r>
       <w:r>
-        <w:rPr>
-          <w:iCs/>
-          <w:i/>
-        </w:rPr>
-        <w:t xml:space="preserve">, the Serialize checkbox ticked and Document class name</w:t>
-      </w:r>
-      <w:r>
-        <w:rPr>
-          <w:iCs/>
-          <w:i/>
-        </w:rPr>
-        <w:t xml:space="preserve"> </w:t>
-      </w:r>
-      <w:r>
-        <w:rPr>
-          <w:iCs/>
-          <w:i/>
-        </w:rPr>
+        <w:t xml:space="preserve">, document class</w:t>
+      </w:r>
+      <w:r>
+        <w:t xml:space="preserve"> </w:t>
+      </w:r>
+      <w:r>
         <w:t xml:space="preserve">“</w:t>
       </w:r>
       <w:r>
-        <w:rPr>
-          <w:iCs/>
-          <w:i/>
-        </w:rPr>
         <w:t xml:space="preserve">Matrix</w:t>
       </w:r>
       <w:r>
-        <w:rPr>
-          <w:iCs/>
-          <w:i/>
-        </w:rPr>
         <w:t xml:space="preserve">”</w:t>
       </w:r>
       <w:r>
-        <w:rPr>
-          <w:iCs/>
-          <w:i/>
-        </w:rPr>
-        <w:t xml:space="preserve">. Caption:</w:t>
-      </w:r>
-      <w:r>
-        <w:rPr>
-          <w:iCs/>
-          <w:i/>
-        </w:rPr>
-        <w:t xml:space="preserve"> </w:t>
-      </w:r>
-      <w:r>
-        <w:rPr>
-          <w:iCs/>
-          <w:i/>
-        </w:rPr>
-        <w:t xml:space="preserve">“</w:t>
-      </w:r>
-      <w:r>
-        <w:rPr>
-          <w:iCs/>
-          <w:i/>
-        </w:rPr>
-        <w:t xml:space="preserve">Creating a serialize-enabled model. The Serialize choice is one-off — it cannot be changed later.</w:t>
-      </w:r>
-      <w:r>
-        <w:rPr>
-          <w:iCs/>
-          <w:i/>
-        </w:rPr>
-        <w:t xml:space="preserve">”</w:t>
-      </w:r>
-    </w:p>
-    <w:p>
-      <w:pPr>
-        <w:pStyle w:val="FirstParagraph"/>
+        <w:t xml:space="preserve">. The master include cannot be named Matrix.h — the Matrix class itself generates that file. Tick Serialize here: it is a one-off choice, made at creation — in the Project ▸ Settings dialog of an existing model the checkbox shows locked.</w:t>
+      </w:r>
+    </w:p>
+    <w:p>
+      <w:pPr>
+        <w:pStyle w:val="BodyText"/>
       </w:pPr>
       <w:r>
         <w:t xml:space="preserve">Choose</w:t>
@@ -3510,8 +3509,8 @@
         <w:t xml:space="preserve">from the document-object root, directly or transitively; the GUI enforces this.</w:t>
       </w:r>
     </w:p>
-    <w:bookmarkEnd w:id="38"/>
-    <w:bookmarkStart w:id="39" w:name="step-2-add-the-classes"/>
+    <w:bookmarkEnd w:id="41"/>
+    <w:bookmarkStart w:id="42" w:name="step-2-add-the-classes"/>
     <w:p>
       <w:pPr>
         <w:pStyle w:val="Heading2"/>
@@ -3691,8 +3690,8 @@
         <w:t xml:space="preserve">”</w:t>
       </w:r>
     </w:p>
-    <w:bookmarkEnd w:id="39"/>
-    <w:bookmarkStart w:id="40" w:name="step-3-add-members"/>
+    <w:bookmarkEnd w:id="42"/>
+    <w:bookmarkStart w:id="43" w:name="step-3-add-members"/>
     <w:p>
       <w:pPr>
         <w:pStyle w:val="Heading2"/>
@@ -3969,8 +3968,8 @@
         <w:t xml:space="preserve">”</w:t>
       </w:r>
     </w:p>
-    <w:bookmarkEnd w:id="40"/>
-    <w:bookmarkStart w:id="41" w:name="step-4-add-the-relations"/>
+    <w:bookmarkEnd w:id="43"/>
+    <w:bookmarkStart w:id="44" w:name="step-4-add-the-relations"/>
     <w:p>
       <w:pPr>
         <w:pStyle w:val="Heading2"/>
@@ -4377,8 +4376,8 @@
         <w:t xml:space="preserve">”</w:t>
       </w:r>
     </w:p>
-    <w:bookmarkEnd w:id="41"/>
-    <w:bookmarkStart w:id="42" w:name="X267736c760e32dc6d865ac46fc2c6b29b8f25a5"/>
+    <w:bookmarkEnd w:id="44"/>
+    <w:bookmarkStart w:id="45" w:name="X267736c760e32dc6d865ac46fc2c6b29b8f25a5"/>
     <w:p>
       <w:pPr>
         <w:pStyle w:val="Heading2"/>
@@ -5235,8 +5234,8 @@
         <w:t xml:space="preserve">the insertion.</w:t>
       </w:r>
     </w:p>
-    <w:bookmarkEnd w:id="42"/>
-    <w:bookmarkStart w:id="43" w:name="step-6-a-find-method"/>
+    <w:bookmarkEnd w:id="45"/>
+    <w:bookmarkStart w:id="46" w:name="step-6-a-find-method"/>
     <w:p>
       <w:pPr>
         <w:pStyle w:val="Heading2"/>
@@ -5652,8 +5651,8 @@
         <w:t xml:space="preserve">//@CODE_3308</w:t>
       </w:r>
     </w:p>
-    <w:bookmarkEnd w:id="43"/>
-    <w:bookmarkStart w:id="51" w:name="step-7-a-class-diagram"/>
+    <w:bookmarkEnd w:id="46"/>
+    <w:bookmarkStart w:id="54" w:name="step-7-a-class-diagram"/>
     <w:p>
       <w:pPr>
         <w:pStyle w:val="Heading2"/>
@@ -5731,24 +5730,24 @@
           <wp:inline>
             <wp:extent cx="5334000" cy="3212933"/>
             <wp:effectExtent b="0" l="0" r="0" t="0"/>
-            <wp:docPr descr="The Matrix Overview class diagram as exported by ClassBuilder (Export SVG). Diamonds mark owned (aggregation) relations; 1/* are the multiplicities." title="" id="45" name="Picture"/>
+            <wp:docPr descr="The Matrix Overview class diagram as exported by ClassBuilder (Export SVG). Diamonds mark owned (aggregation) relations; 1/* are the multiplicities." title="" id="48" name="Picture"/>
             <a:graphic>
               <a:graphicData uri="http://schemas.openxmlformats.org/drawingml/2006/picture">
                 <pic:pic>
                   <pic:nvPicPr>
-                    <pic:cNvPr descr="images/cd-matrix-overview.svg" id="46" name="Picture"/>
+                    <pic:cNvPr descr="images/cd-matrix-overview.svg" id="49" name="Picture"/>
                     <pic:cNvPicPr>
                       <a:picLocks noChangeArrowheads="1" noChangeAspect="1"/>
                     </pic:cNvPicPr>
                   </pic:nvPicPr>
                   <pic:blipFill>
-                    <a:blip r:embed="rId47">
+                    <a:blip r:embed="rId50">
                       <a:extLst>
                         <a:ext uri="{28A0092B-C50C-407E-A947-70E740481C1C}">
                           <a14:useLocalDpi xmlns:a14="http://schemas.microsoft.com/office/drawing/2010/main" val="0"/>
                         </a:ext>
                         <a:ext uri="{96DAC541-7B7A-43D3-8B79-37D633B846F1}">
-                          <asvg:svgBlip xmlns:asvg="http://schemas.microsoft.com/office/drawing/2016/SVG/main" r:embed="rId44"/>
+                          <asvg:svgBlip xmlns:asvg="http://schemas.microsoft.com/office/drawing/2016/SVG/main" r:embed="rId47"/>
                         </a:ext>
                       </a:extLst>
                     </a:blip>
@@ -5795,18 +5794,18 @@
           <wp:inline>
             <wp:extent cx="5334000" cy="3757996"/>
             <wp:effectExtent b="0" l="0" r="0" t="0"/>
-            <wp:docPr descr="A class-diagram view opens as a dockable window over the shell — dock it, tab it, or float it." title="" id="49" name="Picture"/>
+            <wp:docPr descr="A class-diagram view opens as a dockable window over the shell — dock it, tab it, or float it." title="" id="52" name="Picture"/>
             <a:graphic>
               <a:graphicData uri="http://schemas.openxmlformats.org/drawingml/2006/picture">
                 <pic:pic>
                   <pic:nvPicPr>
-                    <pic:cNvPr descr="images/cd-view.png" id="50" name="Picture"/>
+                    <pic:cNvPr descr="images/cd-view.png" id="53" name="Picture"/>
                     <pic:cNvPicPr>
                       <a:picLocks noChangeArrowheads="1" noChangeAspect="1"/>
                     </pic:cNvPicPr>
                   </pic:nvPicPr>
                   <pic:blipFill>
-                    <a:blip r:embed="rId48"/>
+                    <a:blip r:embed="rId51"/>
                     <a:stretch>
                       <a:fillRect/>
                     </a:stretch>
@@ -5841,8 +5840,8 @@
         <w:t xml:space="preserve">A class-diagram view opens as a dockable window over the shell — dock it, tab it, or float it.</w:t>
       </w:r>
     </w:p>
-    <w:bookmarkEnd w:id="51"/>
-    <w:bookmarkStart w:id="52" w:name="step-8-generate-the-source"/>
+    <w:bookmarkEnd w:id="54"/>
+    <w:bookmarkStart w:id="55" w:name="step-8-generate-the-source"/>
     <w:p>
       <w:pPr>
         <w:pStyle w:val="Heading2"/>
@@ -6953,8 +6952,8 @@
         <w:t xml:space="preserve">bodies (chapter 11 lists every editable region).</w:t>
       </w:r>
     </w:p>
-    <w:bookmarkEnd w:id="52"/>
-    <w:bookmarkStart w:id="53" w:name="step-9-compile-and-run"/>
+    <w:bookmarkEnd w:id="55"/>
+    <w:bookmarkStart w:id="56" w:name="step-9-compile-and-run"/>
     <w:p>
       <w:pPr>
         <w:pStyle w:val="Heading2"/>
@@ -8490,8 +8489,8 @@
         <w:t xml:space="preserve">— the loop just continued. The whole surviving structure round-tripped through a compressed binary file. That is the value proposition of ClassBuilder in eleven lines of console output.</w:t>
       </w:r>
     </w:p>
-    <w:bookmarkEnd w:id="53"/>
-    <w:bookmarkStart w:id="54" w:name="step-10-the-round-trip"/>
+    <w:bookmarkEnd w:id="56"/>
+    <w:bookmarkStart w:id="57" w:name="step-10-the-round-trip"/>
     <w:p>
       <w:pPr>
         <w:pStyle w:val="Heading2"/>
@@ -8564,9 +8563,9 @@
         <w:t xml:space="preserve">): the model absorbs your edit. If ClassBuilder itself has the file’s model open when the source changes, it offers the read-back automatically — accept it, or your next Write Source will overwrite the edit. Model ↔ source is a two-way street.</w:t>
       </w:r>
     </w:p>
-    <w:bookmarkEnd w:id="54"/>
-    <w:bookmarkEnd w:id="55"/>
-    <w:bookmarkStart w:id="60" w:name="reference-the-application-shell"/>
+    <w:bookmarkEnd w:id="57"/>
+    <w:bookmarkEnd w:id="58"/>
+    <w:bookmarkStart w:id="63" w:name="reference-the-application-shell"/>
     <w:p>
       <w:pPr>
         <w:pStyle w:val="Heading1"/>
@@ -8575,7 +8574,7 @@
         <w:t xml:space="preserve">Reference: the application shell</w:t>
       </w:r>
     </w:p>
-    <w:bookmarkStart w:id="56" w:name="menus"/>
+    <w:bookmarkStart w:id="59" w:name="menus"/>
     <w:p>
       <w:pPr>
         <w:pStyle w:val="Heading2"/>
@@ -8899,8 +8898,8 @@
         <w:t xml:space="preserve">enlarges the whole application — text, icons, dialogs — independently of the operating system’s display scaling: useful on a monitor whose system scaling you don’t want to change, or when ClassBuilder alone should be bigger. It is a per-machine setting (stored per user, not in the model) and takes effect after a restart — picking a scale offers to restart ClassBuilder right away. Not to be confused with the Zoom items, which magnify only the active diagram canvas.</w:t>
       </w:r>
     </w:p>
-    <w:bookmarkEnd w:id="56"/>
-    <w:bookmarkStart w:id="57" w:name="the-main-toolbar"/>
+    <w:bookmarkEnd w:id="59"/>
+    <w:bookmarkStart w:id="60" w:name="the-main-toolbar"/>
     <w:p>
       <w:pPr>
         <w:pStyle w:val="Heading2"/>
@@ -9227,8 +9226,8 @@
         <w:t xml:space="preserve">— cropped strip of the main window toolbar (New / Open / Save / Read Source / Write Source).</w:t>
       </w:r>
     </w:p>
-    <w:bookmarkEnd w:id="57"/>
-    <w:bookmarkStart w:id="58" w:name="docking"/>
+    <w:bookmarkEnd w:id="60"/>
+    <w:bookmarkStart w:id="61" w:name="docking"/>
     <w:p>
       <w:pPr>
         <w:pStyle w:val="Heading2"/>
@@ -9373,8 +9372,8 @@
         <w:t xml:space="preserve">Closing a model’s tab closes the model (with a save prompt when modified).</w:t>
       </w:r>
     </w:p>
-    <w:bookmarkEnd w:id="58"/>
-    <w:bookmarkStart w:id="59" w:name="platforms-and-keys"/>
+    <w:bookmarkEnd w:id="61"/>
+    <w:bookmarkStart w:id="62" w:name="platforms-and-keys"/>
     <w:p>
       <w:pPr>
         <w:pStyle w:val="Heading2"/>
@@ -9513,9 +9512,9 @@
         <w:t xml:space="preserve">shows Width/Height/X/Y of the shape under the cursor in diagram views.</w:t>
       </w:r>
     </w:p>
-    <w:bookmarkEnd w:id="59"/>
-    <w:bookmarkEnd w:id="60"/>
-    <w:bookmarkStart w:id="67" w:name="reference-the-main-tree-view"/>
+    <w:bookmarkEnd w:id="62"/>
+    <w:bookmarkEnd w:id="63"/>
+    <w:bookmarkStart w:id="70" w:name="reference-the-main-tree-view"/>
     <w:p>
       <w:pPr>
         <w:pStyle w:val="Heading1"/>
@@ -9532,7 +9531,7 @@
         <w:t xml:space="preserve">The tree is the master view of a model: every element of the model, shown in its structure. Several models can be open at the same time — each model’s tree gets its own tab in the main window — and like every other view it can also be split off or floated (chapter 5.3).</w:t>
       </w:r>
     </w:p>
-    <w:bookmarkStart w:id="61" w:name="what-the-tree-shows"/>
+    <w:bookmarkStart w:id="64" w:name="what-the-tree-shows"/>
     <w:p>
       <w:pPr>
         <w:pStyle w:val="Heading2"/>
@@ -9607,8 +9606,8 @@
         <w:t xml:space="preserve">in their own folder — visible but owned by the generator. Every node type has its own icon; with Phase Support on, a phase glyph joins it.</w:t>
       </w:r>
     </w:p>
-    <w:bookmarkEnd w:id="61"/>
-    <w:bookmarkStart w:id="62" w:name="the-tree-toolbar"/>
+    <w:bookmarkEnd w:id="64"/>
+    <w:bookmarkStart w:id="65" w:name="the-tree-toolbar"/>
     <w:p>
       <w:pPr>
         <w:pStyle w:val="Heading2"/>
@@ -10545,8 +10544,8 @@
         <w:t xml:space="preserve">set as fallback.</w:t>
       </w:r>
     </w:p>
-    <w:bookmarkEnd w:id="62"/>
-    <w:bookmarkStart w:id="63" w:name="the-context-menu"/>
+    <w:bookmarkEnd w:id="65"/>
+    <w:bookmarkStart w:id="66" w:name="the-context-menu"/>
     <w:p>
       <w:pPr>
         <w:pStyle w:val="Heading2"/>
@@ -11027,8 +11026,8 @@
         <w:t xml:space="preserve">node, with the Add submenu expanded.</w:t>
       </w:r>
     </w:p>
-    <w:bookmarkEnd w:id="63"/>
-    <w:bookmarkStart w:id="64" w:name="filters"/>
+    <w:bookmarkEnd w:id="66"/>
+    <w:bookmarkStart w:id="67" w:name="filters"/>
     <w:p>
       <w:pPr>
         <w:pStyle w:val="Heading2"/>
@@ -11121,8 +11120,8 @@
         <w:t xml:space="preserve">”</w:t>
       </w:r>
     </w:p>
-    <w:bookmarkEnd w:id="64"/>
-    <w:bookmarkStart w:id="65" w:name="delete-multiple"/>
+    <w:bookmarkEnd w:id="67"/>
+    <w:bookmarkStart w:id="68" w:name="delete-multiple"/>
     <w:p>
       <w:pPr>
         <w:pStyle w:val="Heading2"/>
@@ -11211,8 +11210,8 @@
         <w:t xml:space="preserve">”</w:t>
       </w:r>
     </w:p>
-    <w:bookmarkEnd w:id="65"/>
-    <w:bookmarkStart w:id="66" w:name="drag-and-copy-drag"/>
+    <w:bookmarkEnd w:id="68"/>
+    <w:bookmarkStart w:id="69" w:name="drag-and-copy-drag"/>
     <w:p>
       <w:pPr>
         <w:pStyle w:val="Heading2"/>
@@ -11496,9 +11495,9 @@
         <w:t xml:space="preserve">: a class or actor drops as a new lifeline.</w:t>
       </w:r>
     </w:p>
-    <w:bookmarkEnd w:id="66"/>
-    <w:bookmarkEnd w:id="67"/>
-    <w:bookmarkStart w:id="81" w:name="reference-class-diagrams"/>
+    <w:bookmarkEnd w:id="69"/>
+    <w:bookmarkEnd w:id="70"/>
+    <w:bookmarkStart w:id="84" w:name="reference-class-diagrams"/>
     <w:p>
       <w:pPr>
         <w:pStyle w:val="Heading1"/>
@@ -11565,7 +11564,7 @@
         <w:t xml:space="preserve">”</w:t>
       </w:r>
     </w:p>
-    <w:bookmarkStart w:id="68" w:name="reading-the-diagram"/>
+    <w:bookmarkStart w:id="71" w:name="reading-the-diagram"/>
     <w:p>
       <w:pPr>
         <w:pStyle w:val="Heading2"/>
@@ -11792,8 +11791,8 @@
         <w:t xml:space="preserve">: free-text boxes, attachable by connection points to other shapes.</w:t>
       </w:r>
     </w:p>
-    <w:bookmarkEnd w:id="68"/>
-    <w:bookmarkStart w:id="69" w:name="selection"/>
+    <w:bookmarkEnd w:id="71"/>
+    <w:bookmarkStart w:id="72" w:name="selection"/>
     <w:p>
       <w:pPr>
         <w:pStyle w:val="Heading2"/>
@@ -12030,8 +12029,8 @@
         <w:t xml:space="preserve">A right-click on an unselected shape selects it first, then opens the context menu.</w:t>
       </w:r>
     </w:p>
-    <w:bookmarkEnd w:id="69"/>
-    <w:bookmarkStart w:id="70" w:name="moving-and-resizing"/>
+    <w:bookmarkEnd w:id="72"/>
+    <w:bookmarkStart w:id="73" w:name="moving-and-resizing"/>
     <w:p>
       <w:pPr>
         <w:pStyle w:val="Heading2"/>
@@ -12110,8 +12109,8 @@
         <w:t xml:space="preserve">off (re-enable via the context menu).</w:t>
       </w:r>
     </w:p>
-    <w:bookmarkEnd w:id="70"/>
-    <w:bookmarkStart w:id="71" w:name="editing-connection-routing"/>
+    <w:bookmarkEnd w:id="73"/>
+    <w:bookmarkStart w:id="74" w:name="editing-connection-routing"/>
     <w:p>
       <w:pPr>
         <w:pStyle w:val="Heading2"/>
@@ -12286,8 +12285,8 @@
         <w:t xml:space="preserve">(relation role names and multiplicities, dependency name/stereotype) are draggable on a selected connection (four-arrow cursor, snaps to the grid). Once moved, a label stays where you put it.</w:t>
       </w:r>
     </w:p>
-    <w:bookmarkEnd w:id="71"/>
-    <w:bookmarkStart w:id="72" w:name="members-and-methods-inside-the-box"/>
+    <w:bookmarkEnd w:id="74"/>
+    <w:bookmarkStart w:id="75" w:name="members-and-methods-inside-the-box"/>
     <w:p>
       <w:pPr>
         <w:pStyle w:val="Heading2"/>
@@ -12355,8 +12354,8 @@
         <w:t xml:space="preserve">Arrow keys walk the rows of a class (header ↔ members ↔ methods).</w:t>
       </w:r>
     </w:p>
-    <w:bookmarkEnd w:id="72"/>
-    <w:bookmarkStart w:id="73" w:name="notes-and-their-connection-points"/>
+    <w:bookmarkEnd w:id="75"/>
+    <w:bookmarkStart w:id="76" w:name="notes-and-their-connection-points"/>
     <w:p>
       <w:pPr>
         <w:pStyle w:val="Heading2"/>
@@ -12457,8 +12456,8 @@
         <w:t xml:space="preserve">While dragging, a dashed line plus a small square marker previews the geometry.</w:t>
       </w:r>
     </w:p>
-    <w:bookmarkEnd w:id="73"/>
-    <w:bookmarkStart w:id="74" w:name="creating-elements-on-the-canvas"/>
+    <w:bookmarkEnd w:id="76"/>
+    <w:bookmarkStart w:id="77" w:name="creating-elements-on-the-canvas"/>
     <w:p>
       <w:pPr>
         <w:pStyle w:val="Heading2"/>
@@ -12879,8 +12878,8 @@
         <w:t xml:space="preserve">.</w:t>
       </w:r>
     </w:p>
-    <w:bookmarkEnd w:id="74"/>
-    <w:bookmarkStart w:id="75" w:name="align"/>
+    <w:bookmarkEnd w:id="77"/>
+    <w:bookmarkStart w:id="78" w:name="align"/>
     <w:p>
       <w:pPr>
         <w:pStyle w:val="Heading2"/>
@@ -12975,8 +12974,8 @@
         <w:t xml:space="preserve">(≥ 2 classes) auto-lays-out the whole diagram instead.</w:t>
       </w:r>
     </w:p>
-    <w:bookmarkEnd w:id="75"/>
-    <w:bookmarkStart w:id="76" w:name="hiding-per-shape-toggles-colors"/>
+    <w:bookmarkEnd w:id="78"/>
+    <w:bookmarkStart w:id="79" w:name="hiding-per-shape-toggles-colors"/>
     <w:p>
       <w:pPr>
         <w:pStyle w:val="Heading2"/>
@@ -13134,8 +13133,8 @@
         <w:t xml:space="preserve">— class line/text, member text, method text, relation line/critical-relation line/text, inherit line, diagram-only line/text, dependency line/text, note line/text. Each opens a color picker seeded with the current value; the change applies to every diagram of the model (and is undoable).</w:t>
       </w:r>
     </w:p>
-    <w:bookmarkEnd w:id="76"/>
-    <w:bookmarkStart w:id="77" w:name="zoom-and-pan"/>
+    <w:bookmarkEnd w:id="79"/>
+    <w:bookmarkStart w:id="80" w:name="zoom-and-pan"/>
     <w:p>
       <w:pPr>
         <w:pStyle w:val="Heading2"/>
@@ -13395,8 +13394,8 @@
         <w:t xml:space="preserve">Zoom ranges from 0.1× to 32×; the status bar’s X/Y fields track the model coordinates under the cursor.</w:t>
       </w:r>
     </w:p>
-    <w:bookmarkEnd w:id="77"/>
-    <w:bookmarkStart w:id="78" w:name="the-cd-toolbar"/>
+    <w:bookmarkEnd w:id="80"/>
+    <w:bookmarkStart w:id="81" w:name="the-cd-toolbar"/>
     <w:p>
       <w:pPr>
         <w:pStyle w:val="Heading2"/>
@@ -13608,8 +13607,8 @@
         <w:t xml:space="preserve">— cropped strip of the CD toolbar in the order above.</w:t>
       </w:r>
     </w:p>
-    <w:bookmarkEnd w:id="78"/>
-    <w:bookmarkStart w:id="79" w:name="the-cd-context-menu"/>
+    <w:bookmarkEnd w:id="81"/>
+    <w:bookmarkStart w:id="82" w:name="the-cd-context-menu"/>
     <w:p>
       <w:pPr>
         <w:pStyle w:val="Heading2"/>
@@ -13950,8 +13949,8 @@
         <w:t xml:space="preserve">— the context menu open on a selected class shape, with the Add submenu expanded.</w:t>
       </w:r>
     </w:p>
-    <w:bookmarkEnd w:id="79"/>
-    <w:bookmarkStart w:id="80" w:name="canvas-keys"/>
+    <w:bookmarkEnd w:id="82"/>
+    <w:bookmarkStart w:id="83" w:name="canvas-keys"/>
     <w:p>
       <w:pPr>
         <w:pStyle w:val="Heading2"/>
@@ -14270,9 +14269,9 @@
         </w:tc>
       </w:tr>
     </w:tbl>
-    <w:bookmarkEnd w:id="80"/>
-    <w:bookmarkEnd w:id="81"/>
-    <w:bookmarkStart w:id="98" w:name="reference-sequence-diagrams"/>
+    <w:bookmarkEnd w:id="83"/>
+    <w:bookmarkEnd w:id="84"/>
+    <w:bookmarkStart w:id="101" w:name="reference-sequence-diagrams"/>
     <w:p>
       <w:pPr>
         <w:pStyle w:val="Heading1"/>
@@ -14358,18 +14357,18 @@
           <wp:inline>
             <wp:extent cx="5334000" cy="3429000"/>
             <wp:effectExtent b="0" l="0" r="0" t="0"/>
-            <wp:docPr descr="A sequence-diagram view in the shell — its own toolbar (delete, undo/redo, zoom, export SVG) at the top; diagram views dock, tab and float exactly like the trees." title="" id="83" name="Picture"/>
+            <wp:docPr descr="A sequence-diagram view in the shell — its own toolbar (delete, undo/redo, zoom, export SVG) at the top; diagram views dock, tab and float exactly like the trees." title="" id="86" name="Picture"/>
             <a:graphic>
               <a:graphicData uri="http://schemas.openxmlformats.org/drawingml/2006/picture">
                 <pic:pic>
                   <pic:nvPicPr>
-                    <pic:cNvPr descr="images/sd-view.png" id="84" name="Picture"/>
+                    <pic:cNvPr descr="images/sd-view.png" id="87" name="Picture"/>
                     <pic:cNvPicPr>
                       <a:picLocks noChangeArrowheads="1" noChangeAspect="1"/>
                     </pic:cNvPicPr>
                   </pic:nvPicPr>
                   <pic:blipFill>
-                    <a:blip r:embed="rId82"/>
+                    <a:blip r:embed="rId85"/>
                     <a:stretch>
                       <a:fillRect/>
                     </a:stretch>
@@ -14413,24 +14412,24 @@
           <wp:inline>
             <wp:extent cx="5334000" cy="7544589"/>
             <wp:effectExtent b="0" l="0" r="0" t="0"/>
-            <wp:docPr descr="The “Creating a Matrix” sequence diagram (SVG export, generated with add_call_trace): a User triggers Matrix(rows, columns), which constructs the Columns and Rows." title="" id="86" name="Picture"/>
+            <wp:docPr descr="The “Creating a Matrix” sequence diagram (SVG export, generated with add_call_trace): a User triggers Matrix(rows, columns), which constructs the Columns and Rows." title="" id="89" name="Picture"/>
             <a:graphic>
               <a:graphicData uri="http://schemas.openxmlformats.org/drawingml/2006/picture">
                 <pic:pic>
                   <pic:nvPicPr>
-                    <pic:cNvPr descr="images/sd-create.svg" id="87" name="Picture"/>
+                    <pic:cNvPr descr="images/sd-create.svg" id="90" name="Picture"/>
                     <pic:cNvPicPr>
                       <a:picLocks noChangeArrowheads="1" noChangeAspect="1"/>
                     </pic:cNvPicPr>
                   </pic:nvPicPr>
                   <pic:blipFill>
-                    <a:blip r:embed="rId88">
+                    <a:blip r:embed="rId91">
                       <a:extLst>
                         <a:ext uri="{28A0092B-C50C-407E-A947-70E740481C1C}">
                           <a14:useLocalDpi xmlns:a14="http://schemas.microsoft.com/office/drawing/2010/main" val="0"/>
                         </a:ext>
                         <a:ext uri="{96DAC541-7B7A-43D3-8B79-37D633B846F1}">
-                          <asvg:svgBlip xmlns:asvg="http://schemas.microsoft.com/office/drawing/2016/SVG/main" r:embed="rId85"/>
+                          <asvg:svgBlip xmlns:asvg="http://schemas.microsoft.com/office/drawing/2016/SVG/main" r:embed="rId88"/>
                         </a:ext>
                       </a:extLst>
                     </a:blip>
@@ -14486,7 +14485,7 @@
         <w:t xml:space="preserve">sequence diagram (SVG export, generated with add_call_trace): a User triggers Matrix(rows, columns), which constructs the Columns and Rows.</w:t>
       </w:r>
     </w:p>
-    <w:bookmarkStart w:id="89" w:name="building-one"/>
+    <w:bookmarkStart w:id="92" w:name="building-one"/>
     <w:p>
       <w:pPr>
         <w:pStyle w:val="Heading2"/>
@@ -14661,8 +14660,8 @@
         <w:t xml:space="preserve">Notes: free boxes with attach-lines — see below.</w:t>
       </w:r>
     </w:p>
-    <w:bookmarkEnd w:id="89"/>
-    <w:bookmarkStart w:id="90" w:name="what-moves-and-how"/>
+    <w:bookmarkEnd w:id="92"/>
+    <w:bookmarkStart w:id="93" w:name="what-moves-and-how"/>
     <w:p>
       <w:pPr>
         <w:pStyle w:val="Heading2"/>
@@ -15095,8 +15094,8 @@
         <w:t xml:space="preserve">: purely positional, so a point lying on a lifeline or signal travels with it. Dragging a corner point outward spawns a new joint; dragging a point back into the note deletes it. On release, a point near a signal arrow snaps vertically onto it — the line then tracks that signal.</w:t>
       </w:r>
     </w:p>
-    <w:bookmarkEnd w:id="90"/>
-    <w:bookmarkStart w:id="91" w:name="keeping-it-readable"/>
+    <w:bookmarkEnd w:id="93"/>
+    <w:bookmarkStart w:id="94" w:name="keeping-it-readable"/>
     <w:p>
       <w:pPr>
         <w:pStyle w:val="Heading2"/>
@@ -15196,8 +15195,8 @@
         <w:t xml:space="preserve">replaces a selected group of nested activations with a summarizing note — good for hiding boilerplate sub-calls.</w:t>
       </w:r>
     </w:p>
-    <w:bookmarkEnd w:id="91"/>
-    <w:bookmarkStart w:id="92" w:name="toolbar-colors-zoom"/>
+    <w:bookmarkEnd w:id="94"/>
+    <w:bookmarkStart w:id="95" w:name="toolbar-colors-zoom"/>
     <w:p>
       <w:pPr>
         <w:pStyle w:val="Heading2"/>
@@ -15355,8 +15354,8 @@
         <w:t xml:space="preserve">, Fit via toolbar or double-click on empty space, pan with plain scroll / middle-drag / scrollbars, pinch on trackpads).</w:t>
       </w:r>
     </w:p>
-    <w:bookmarkEnd w:id="92"/>
-    <w:bookmarkStart w:id="97" w:name="canvas-keys-1"/>
+    <w:bookmarkEnd w:id="95"/>
+    <w:bookmarkStart w:id="100" w:name="canvas-keys-1"/>
     <w:p>
       <w:pPr>
         <w:pStyle w:val="Heading2"/>
@@ -15756,24 +15755,24 @@
           <wp:inline>
             <wp:extent cx="5334000" cy="7544589"/>
             <wp:effectExtent b="0" l="0" r="0" t="0"/>
-            <wp:docPr descr="A pipe-generated call trace of the Matrix constructor (“Matrix constructor walkthrough”)." title="" id="94" name="Picture"/>
+            <wp:docPr descr="A pipe-generated call trace of the Matrix constructor (“Matrix constructor walkthrough”)." title="" id="97" name="Picture"/>
             <a:graphic>
               <a:graphicData uri="http://schemas.openxmlformats.org/drawingml/2006/picture">
                 <pic:pic>
                   <pic:nvPicPr>
-                    <pic:cNvPr descr="images/sd-ctor-walkthrough.svg" id="95" name="Picture"/>
+                    <pic:cNvPr descr="images/sd-ctor-walkthrough.svg" id="98" name="Picture"/>
                     <pic:cNvPicPr>
                       <a:picLocks noChangeArrowheads="1" noChangeAspect="1"/>
                     </pic:cNvPicPr>
                   </pic:nvPicPr>
                   <pic:blipFill>
-                    <a:blip r:embed="rId96">
+                    <a:blip r:embed="rId99">
                       <a:extLst>
                         <a:ext uri="{28A0092B-C50C-407E-A947-70E740481C1C}">
                           <a14:useLocalDpi xmlns:a14="http://schemas.microsoft.com/office/drawing/2010/main" val="0"/>
                         </a:ext>
                         <a:ext uri="{96DAC541-7B7A-43D3-8B79-37D633B846F1}">
-                          <asvg:svgBlip xmlns:asvg="http://schemas.microsoft.com/office/drawing/2016/SVG/main" r:embed="rId93"/>
+                          <asvg:svgBlip xmlns:asvg="http://schemas.microsoft.com/office/drawing/2016/SVG/main" r:embed="rId96"/>
                         </a:ext>
                       </a:extLst>
                     </a:blip>
@@ -15823,9 +15822,9 @@
         <w:t xml:space="preserve">).</w:t>
       </w:r>
     </w:p>
-    <w:bookmarkEnd w:id="97"/>
-    <w:bookmarkEnd w:id="98"/>
-    <w:bookmarkStart w:id="131" w:name="reference-dialogs"/>
+    <w:bookmarkEnd w:id="100"/>
+    <w:bookmarkEnd w:id="101"/>
+    <w:bookmarkStart w:id="134" w:name="reference-dialogs"/>
     <w:p>
       <w:pPr>
         <w:pStyle w:val="Heading1"/>
@@ -15990,7 +15989,7 @@
         <w:t xml:space="preserve">One screenshot per dialog in this chapter, captured on Windows at 100% scale with realistic content from the Matrix model. Captions are given per dialog below.</w:t>
       </w:r>
     </w:p>
-    <w:bookmarkStart w:id="99" w:name="class"/>
+    <w:bookmarkStart w:id="102" w:name="class"/>
     <w:p>
       <w:pPr>
         <w:pStyle w:val="Heading2"/>
@@ -16205,8 +16204,8 @@
         <w:t xml:space="preserve">the checkbox disables when switching would break the model — most importantly, a class with a Serialize-on subclass cannot turn Serialize off.</w:t>
       </w:r>
     </w:p>
-    <w:bookmarkEnd w:id="99"/>
-    <w:bookmarkStart w:id="100" w:name="external-class"/>
+    <w:bookmarkEnd w:id="102"/>
+    <w:bookmarkStart w:id="103" w:name="external-class"/>
     <w:p>
       <w:pPr>
         <w:pStyle w:val="Heading2"/>
@@ -16285,8 +16284,8 @@
         <w:t xml:space="preserve">(for types that must not be forward-declared, e.g. typedefs), member prefix (used when generated code calls its getters/setters).</w:t>
       </w:r>
     </w:p>
-    <w:bookmarkEnd w:id="100"/>
-    <w:bookmarkStart w:id="101" w:name="member"/>
+    <w:bookmarkEnd w:id="103"/>
+    <w:bookmarkStart w:id="104" w:name="member"/>
     <w:p>
       <w:pPr>
         <w:pStyle w:val="Heading2"/>
@@ -16571,8 +16570,8 @@
         <w:t xml:space="preserve">— changing a key must never be a plain assignment. See chapter 12.7 for the generated code.</w:t>
       </w:r>
     </w:p>
-    <w:bookmarkEnd w:id="101"/>
-    <w:bookmarkStart w:id="102" w:name="method"/>
+    <w:bookmarkEnd w:id="104"/>
+    <w:bookmarkStart w:id="105" w:name="method"/>
     <w:p>
       <w:pPr>
         <w:pStyle w:val="Heading2"/>
@@ -16903,8 +16902,8 @@
         <w:t xml:space="preserve">”</w:t>
       </w:r>
     </w:p>
-    <w:bookmarkEnd w:id="102"/>
-    <w:bookmarkStart w:id="103" w:name="constructor-destructor"/>
+    <w:bookmarkEnd w:id="105"/>
+    <w:bookmarkStart w:id="106" w:name="constructor-destructor"/>
     <w:p>
       <w:pPr>
         <w:pStyle w:val="Heading2"/>
@@ -17063,8 +17062,8 @@
         <w:t xml:space="preserve">). If you edit an initializer by hand in the constructor dialog, your text wins until the next structural change re-derives that entry.</w:t>
       </w:r>
     </w:p>
-    <w:bookmarkEnd w:id="103"/>
-    <w:bookmarkStart w:id="104" w:name="exception-specification"/>
+    <w:bookmarkEnd w:id="106"/>
+    <w:bookmarkStart w:id="107" w:name="exception-specification"/>
     <w:p>
       <w:pPr>
         <w:pStyle w:val="Heading2"/>
@@ -17195,8 +17194,8 @@
         <w:t xml:space="preserve">clause.</w:t>
       </w:r>
     </w:p>
-    <w:bookmarkEnd w:id="104"/>
-    <w:bookmarkStart w:id="105" w:name="argument"/>
+    <w:bookmarkEnd w:id="107"/>
+    <w:bookmarkStart w:id="108" w:name="argument"/>
     <w:p>
       <w:pPr>
         <w:pStyle w:val="Heading2"/>
@@ -17259,8 +17258,8 @@
         <w:t xml:space="preserve">, note. Reorder arguments by drag in the tree.</w:t>
       </w:r>
     </w:p>
-    <w:bookmarkEnd w:id="105"/>
-    <w:bookmarkStart w:id="106" w:name="inheritance"/>
+    <w:bookmarkEnd w:id="108"/>
+    <w:bookmarkStart w:id="109" w:name="inheritance"/>
     <w:p>
       <w:pPr>
         <w:pStyle w:val="Heading2"/>
@@ -17398,8 +17397,8 @@
         <w:t xml:space="preserve">browser.</w:t>
       </w:r>
     </w:p>
-    <w:bookmarkEnd w:id="106"/>
-    <w:bookmarkStart w:id="107" w:name="relation"/>
+    <w:bookmarkEnd w:id="109"/>
+    <w:bookmarkStart w:id="110" w:name="relation"/>
     <w:p>
       <w:pPr>
         <w:pStyle w:val="Heading2"/>
@@ -17863,8 +17862,8 @@
         <w:t xml:space="preserve">(chapter 12.7).</w:t>
       </w:r>
     </w:p>
-    <w:bookmarkEnd w:id="107"/>
-    <w:bookmarkStart w:id="108" w:name="find-method-on-a-relation"/>
+    <w:bookmarkEnd w:id="110"/>
+    <w:bookmarkStart w:id="111" w:name="find-method-on-a-relation"/>
     <w:p>
       <w:pPr>
         <w:pStyle w:val="Heading2"/>
@@ -18010,8 +18009,8 @@
         <w:t xml:space="preserve">is generated instead — callers are identical either way.</w:t>
       </w:r>
     </w:p>
-    <w:bookmarkEnd w:id="108"/>
-    <w:bookmarkStart w:id="109" w:name="dependency"/>
+    <w:bookmarkEnd w:id="111"/>
+    <w:bookmarkStart w:id="112" w:name="dependency"/>
     <w:p>
       <w:pPr>
         <w:pStyle w:val="Heading2"/>
@@ -18131,8 +18130,8 @@
         <w:t xml:space="preserve">. A dependency is modeled — it affects the include/forward-declaration emission for the client — but adds no members or relation code.</w:t>
       </w:r>
     </w:p>
-    <w:bookmarkEnd w:id="109"/>
-    <w:bookmarkStart w:id="110" w:name="relation-diagram-only"/>
+    <w:bookmarkEnd w:id="112"/>
+    <w:bookmarkStart w:id="113" w:name="relation-diagram-only"/>
     <w:p>
       <w:pPr>
         <w:pStyle w:val="Heading2"/>
@@ -18259,8 +18258,8 @@
         <w:t xml:space="preserve">than modeled relations (e.g. Composition).</w:t>
       </w:r>
     </w:p>
-    <w:bookmarkEnd w:id="110"/>
-    <w:bookmarkStart w:id="111" w:name="type"/>
+    <w:bookmarkEnd w:id="113"/>
+    <w:bookmarkStart w:id="114" w:name="type"/>
     <w:p>
       <w:pPr>
         <w:pStyle w:val="Heading2"/>
@@ -18388,8 +18387,8 @@
         <w:t xml:space="preserve">C++ text that gets emitted into the master include.</w:t>
       </w:r>
     </w:p>
-    <w:bookmarkEnd w:id="111"/>
-    <w:bookmarkStart w:id="112" w:name="group-meta-group"/>
+    <w:bookmarkEnd w:id="114"/>
+    <w:bookmarkStart w:id="115" w:name="group-meta-group"/>
     <w:p>
       <w:pPr>
         <w:pStyle w:val="Heading2"/>
@@ -18439,8 +18438,8 @@
         <w:t xml:space="preserve">Name + note. (MemberAndMethodGroups — in-class folders — are created from the class context menu.)</w:t>
       </w:r>
     </w:p>
-    <w:bookmarkEnd w:id="112"/>
-    <w:bookmarkStart w:id="113" w:name="context-define-and-assign"/>
+    <w:bookmarkEnd w:id="115"/>
+    <w:bookmarkStart w:id="116" w:name="context-define-and-assign"/>
     <w:p>
       <w:pPr>
         <w:pStyle w:val="Heading2"/>
@@ -18714,8 +18713,8 @@
         <w:t xml:space="preserve">”</w:t>
       </w:r>
     </w:p>
-    <w:bookmarkEnd w:id="113"/>
-    <w:bookmarkStart w:id="114" w:name="actor"/>
+    <w:bookmarkEnd w:id="116"/>
+    <w:bookmarkStart w:id="117" w:name="actor"/>
     <w:p>
       <w:pPr>
         <w:pStyle w:val="Heading2"/>
@@ -18780,8 +18779,8 @@
         <w:t xml:space="preserve">and go on sequence diagrams as stick figures.</w:t>
       </w:r>
     </w:p>
-    <w:bookmarkEnd w:id="114"/>
-    <w:bookmarkStart w:id="115" w:name="class-diagram"/>
+    <w:bookmarkEnd w:id="117"/>
+    <w:bookmarkStart w:id="118" w:name="class-diagram"/>
     <w:p>
       <w:pPr>
         <w:pStyle w:val="Heading2"/>
@@ -18847,8 +18846,8 @@
         <w:t xml:space="preserve">matrix: which member/method access levels are automatically shown when a class is placed on this diagram (private/protected/public members and methods, plus Get/Set methods).</w:t>
       </w:r>
     </w:p>
-    <w:bookmarkEnd w:id="115"/>
-    <w:bookmarkStart w:id="116" w:name="sequence-diagram"/>
+    <w:bookmarkEnd w:id="118"/>
+    <w:bookmarkStart w:id="119" w:name="sequence-diagram"/>
     <w:p>
       <w:pPr>
         <w:pStyle w:val="Heading2"/>
@@ -19002,8 +19001,8 @@
         <w:t xml:space="preserve">options (argument types, argument names, scope). Per-message overrides exist on each signal’s own dialog.</w:t>
       </w:r>
     </w:p>
-    <w:bookmarkEnd w:id="116"/>
-    <w:bookmarkStart w:id="117" w:name="select-classes"/>
+    <w:bookmarkEnd w:id="119"/>
+    <w:bookmarkStart w:id="120" w:name="select-classes"/>
     <w:p>
       <w:pPr>
         <w:pStyle w:val="Heading2"/>
@@ -19066,8 +19065,8 @@
         <w:t xml:space="preserve">afterwards).</w:t>
       </w:r>
     </w:p>
-    <w:bookmarkEnd w:id="117"/>
-    <w:bookmarkStart w:id="118" w:name="class-shape"/>
+    <w:bookmarkEnd w:id="120"/>
+    <w:bookmarkStart w:id="121" w:name="class-shape"/>
     <w:p>
       <w:pPr>
         <w:pStyle w:val="Heading2"/>
@@ -19180,8 +19179,8 @@
         <w:t xml:space="preserve">shape. The same class can show different features on different diagrams.</w:t>
       </w:r>
     </w:p>
-    <w:bookmarkEnd w:id="118"/>
-    <w:bookmarkStart w:id="119" w:name="select-members-methods"/>
+    <w:bookmarkEnd w:id="121"/>
+    <w:bookmarkStart w:id="122" w:name="select-members-methods"/>
     <w:p>
       <w:pPr>
         <w:pStyle w:val="Heading2"/>
@@ -19232,8 +19231,8 @@
         <w:t xml:space="preserve">on a class shape (within what the diagram’s access-level flags allow). Checkbox lists per section, with Select All / Unselect All. Diagram-wide or per-class, depending on where it was opened.</w:t>
       </w:r>
     </w:p>
-    <w:bookmarkEnd w:id="119"/>
-    <w:bookmarkStart w:id="120" w:name="reorder-members-methods"/>
+    <w:bookmarkEnd w:id="122"/>
+    <w:bookmarkStart w:id="123" w:name="reorder-members-methods"/>
     <w:p>
       <w:pPr>
         <w:pStyle w:val="Heading2"/>
@@ -19281,8 +19280,8 @@
         <w:t xml:space="preserve">: it changes declaration order in the generated file.</w:t>
       </w:r>
     </w:p>
-    <w:bookmarkEnd w:id="120"/>
-    <w:bookmarkStart w:id="121" w:name="signal-message"/>
+    <w:bookmarkEnd w:id="123"/>
+    <w:bookmarkStart w:id="124" w:name="signal-message"/>
     <w:p>
       <w:pPr>
         <w:pStyle w:val="Heading2"/>
@@ -19359,8 +19358,8 @@
         <w:t xml:space="preserve">), return text + show-return-arrow, async flag, per-message argument/scope display, note.</w:t>
       </w:r>
     </w:p>
-    <w:bookmarkEnd w:id="121"/>
-    <w:bookmarkStart w:id="122" w:name="lifeline-note-dialogs"/>
+    <w:bookmarkEnd w:id="124"/>
+    <w:bookmarkStart w:id="125" w:name="lifeline-note-dialogs"/>
     <w:p>
       <w:pPr>
         <w:pStyle w:val="Heading2"/>
@@ -19429,8 +19428,8 @@
         <w:t xml:space="preserve">(apply the size everywhere).</w:t>
       </w:r>
     </w:p>
-    <w:bookmarkEnd w:id="122"/>
-    <w:bookmarkStart w:id="123" w:name="Xb9470c6e63f702dcde05f89c7607c45c6bcf312"/>
+    <w:bookmarkEnd w:id="125"/>
+    <w:bookmarkStart w:id="126" w:name="Xb9470c6e63f702dcde05f89c7607c45c6bcf312"/>
     <w:p>
       <w:pPr>
         <w:pStyle w:val="Heading2"/>
@@ -19862,8 +19861,8 @@
         <w:t xml:space="preserve">(the TODO line seeded into new method bodies); Method Name List / Similar Lines List (name suggestions and the similar-lines tool’s pattern list).</w:t>
       </w:r>
     </w:p>
-    <w:bookmarkEnd w:id="123"/>
-    <w:bookmarkStart w:id="124" w:name="add-serialization-to-project"/>
+    <w:bookmarkEnd w:id="126"/>
+    <w:bookmarkStart w:id="127" w:name="add-serialization-to-project"/>
     <w:p>
       <w:pPr>
         <w:pStyle w:val="Heading2"/>
@@ -19941,8 +19940,8 @@
         <w:t xml:space="preserve">machinery (chapter 13.1). One-way — once a model has Serialize, it keeps it.</w:t>
       </w:r>
     </w:p>
-    <w:bookmarkEnd w:id="124"/>
-    <w:bookmarkStart w:id="125" w:name="find"/>
+    <w:bookmarkEnd w:id="127"/>
+    <w:bookmarkStart w:id="128" w:name="find"/>
     <w:p>
       <w:pPr>
         <w:pStyle w:val="Heading2"/>
@@ -20013,8 +20012,8 @@
         <w:t xml:space="preserve">repeats.</w:t>
       </w:r>
     </w:p>
-    <w:bookmarkEnd w:id="125"/>
-    <w:bookmarkStart w:id="126" w:name="read-source"/>
+    <w:bookmarkEnd w:id="128"/>
+    <w:bookmarkStart w:id="129" w:name="read-source"/>
     <w:p>
       <w:pPr>
         <w:pStyle w:val="Heading2"/>
@@ -20093,8 +20092,8 @@
         <w:t xml:space="preserve">.</w:t>
       </w:r>
     </w:p>
-    <w:bookmarkEnd w:id="126"/>
-    <w:bookmarkStart w:id="127" w:name="save-source"/>
+    <w:bookmarkEnd w:id="129"/>
+    <w:bookmarkStart w:id="130" w:name="save-source"/>
     <w:p>
       <w:pPr>
         <w:pStyle w:val="Heading2"/>
@@ -20220,8 +20219,8 @@
         <w:t xml:space="preserve">block in the header comment). That is where the author initials next to each change line in generated headers come from.</w:t>
       </w:r>
     </w:p>
-    <w:bookmarkEnd w:id="127"/>
-    <w:bookmarkStart w:id="128" w:name="virtual-methods-isclass-methods"/>
+    <w:bookmarkEnd w:id="130"/>
+    <w:bookmarkStart w:id="131" w:name="virtual-methods-isclass-methods"/>
     <w:p>
       <w:pPr>
         <w:pStyle w:val="Heading2"/>
@@ -20328,8 +20327,8 @@
         <w:t xml:space="preserve">, returning a boolean truth value).</w:t>
       </w:r>
     </w:p>
-    <w:bookmarkEnd w:id="128"/>
-    <w:bookmarkStart w:id="129" w:name="user-sections-code-dialogs"/>
+    <w:bookmarkEnd w:id="131"/>
+    <w:bookmarkStart w:id="132" w:name="user-sections-code-dialogs"/>
     <w:p>
       <w:pPr>
         <w:pStyle w:val="Heading2"/>
@@ -20419,8 +20418,8 @@
         <w:t xml:space="preserve">marker bands above and below your text.</w:t>
       </w:r>
     </w:p>
-    <w:bookmarkEnd w:id="129"/>
-    <w:bookmarkStart w:id="130" w:name="code-editing-helper-wizards"/>
+    <w:bookmarkEnd w:id="132"/>
+    <w:bookmarkStart w:id="133" w:name="code-editing-helper-wizards"/>
     <w:p>
       <w:pPr>
         <w:pStyle w:val="Heading2"/>
@@ -20717,9 +20716,9 @@
         <w:t xml:space="preserve">— the member-method wrapper picker.</w:t>
       </w:r>
     </w:p>
-    <w:bookmarkEnd w:id="130"/>
-    <w:bookmarkEnd w:id="131"/>
-    <w:bookmarkStart w:id="135" w:name="reference-the-code-editor"/>
+    <w:bookmarkEnd w:id="133"/>
+    <w:bookmarkEnd w:id="134"/>
+    <w:bookmarkStart w:id="138" w:name="reference-the-code-editor"/>
     <w:p>
       <w:pPr>
         <w:pStyle w:val="Heading1"/>
@@ -20736,7 +20735,7 @@
         <w:t xml:space="preserve">Method bodies, constructor/destructor bodies and the user sections are edited in ClassBuilder’s built-in code editor (a fixed-pitch C++ editor; Consolas 11 pt on Windows).</w:t>
       </w:r>
     </w:p>
-    <w:bookmarkStart w:id="132" w:name="editing-behavior"/>
+    <w:bookmarkStart w:id="135" w:name="editing-behavior"/>
     <w:p>
       <w:pPr>
         <w:pStyle w:val="Heading2"/>
@@ -20938,8 +20937,8 @@
         <w:t xml:space="preserve">No line wrapping; long lines scroll.</w:t>
       </w:r>
     </w:p>
-    <w:bookmarkEnd w:id="132"/>
-    <w:bookmarkStart w:id="133" w:name="code-insertion"/>
+    <w:bookmarkEnd w:id="135"/>
+    <w:bookmarkStart w:id="136" w:name="code-insertion"/>
     <w:p>
       <w:pPr>
         <w:pStyle w:val="Heading2"/>
@@ -21062,8 +21061,8 @@
         <w:t xml:space="preserve">marker already in place — write below the marker (chapter 11.4 for the destructor-order exception).</w:t>
       </w:r>
     </w:p>
-    <w:bookmarkEnd w:id="133"/>
-    <w:bookmarkStart w:id="134" w:name="where-it-appears"/>
+    <w:bookmarkEnd w:id="136"/>
+    <w:bookmarkStart w:id="137" w:name="where-it-appears"/>
     <w:p>
       <w:pPr>
         <w:pStyle w:val="Heading2"/>
@@ -21271,9 +21270,9 @@
         </w:tc>
       </w:tr>
     </w:tbl>
-    <w:bookmarkEnd w:id="134"/>
-    <w:bookmarkEnd w:id="135"/>
-    <w:bookmarkStart w:id="141" w:name="code-generation-in-depth"/>
+    <w:bookmarkEnd w:id="137"/>
+    <w:bookmarkEnd w:id="138"/>
+    <w:bookmarkStart w:id="144" w:name="code-generation-in-depth"/>
     <w:p>
       <w:pPr>
         <w:pStyle w:val="Heading1"/>
@@ -21282,7 +21281,7 @@
         <w:t xml:space="preserve">Code generation in depth</w:t>
       </w:r>
     </w:p>
-    <w:bookmarkStart w:id="136" w:name="files-produced"/>
+    <w:bookmarkStart w:id="139" w:name="files-produced"/>
     <w:p>
       <w:pPr>
         <w:pStyle w:val="Heading2"/>
@@ -21381,8 +21380,8 @@
         <w:t xml:space="preserve">).</w:t>
       </w:r>
     </w:p>
-    <w:bookmarkEnd w:id="136"/>
-    <w:bookmarkStart w:id="137" w:name="anatomy-of-a-generated-file"/>
+    <w:bookmarkEnd w:id="139"/>
+    <w:bookmarkStart w:id="140" w:name="anatomy-of-a-generated-file"/>
     <w:p>
       <w:pPr>
         <w:pStyle w:val="Heading2"/>
@@ -21805,8 +21804,8 @@
         <w:t xml:space="preserve">bodies, relation macros, class declarations or member lists on disk; change the model instead.</w:t>
       </w:r>
     </w:p>
-    <w:bookmarkEnd w:id="137"/>
-    <w:bookmarkStart w:id="138" w:name="the-six-user-sections"/>
+    <w:bookmarkEnd w:id="140"/>
+    <w:bookmarkStart w:id="141" w:name="the-six-user-sections"/>
     <w:p>
       <w:pPr>
         <w:pStyle w:val="Heading2"/>
@@ -21904,8 +21903,8 @@
         <w:t xml:space="preserve">is the place for hand-written members or friend declarations that should live in the class but not in the model.</w:t>
       </w:r>
     </w:p>
-    <w:bookmarkEnd w:id="138"/>
-    <w:bookmarkStart w:id="139" w:name="constructorinclude-destructorinclude"/>
+    <w:bookmarkEnd w:id="141"/>
+    <w:bookmarkStart w:id="142" w:name="constructorinclude-destructorinclude"/>
     <w:p>
       <w:pPr>
         <w:pStyle w:val="Heading2"/>
@@ -22044,8 +22043,8 @@
         <w:t xml:space="preserve">(the generator preserves your body; you own the order inside it).</w:t>
       </w:r>
     </w:p>
-    <w:bookmarkEnd w:id="139"/>
-    <w:bookmarkStart w:id="140" w:name="read-source-the-round-trip"/>
+    <w:bookmarkEnd w:id="142"/>
+    <w:bookmarkStart w:id="143" w:name="read-source-the-round-trip"/>
     <w:p>
       <w:pPr>
         <w:pStyle w:val="Heading2"/>
@@ -22209,9 +22208,9 @@
         <w:t xml:space="preserve">Line endings: bodies are stored with CRLF; keep generated files CRLF (the model’s line-ending setting controls emissions).</w:t>
       </w:r>
     </w:p>
-    <w:bookmarkEnd w:id="140"/>
-    <w:bookmarkEnd w:id="141"/>
-    <w:bookmarkStart w:id="160" w:name="relations-and-the-intrusive-runtime"/>
+    <w:bookmarkEnd w:id="143"/>
+    <w:bookmarkEnd w:id="144"/>
+    <w:bookmarkStart w:id="163" w:name="relations-and-the-intrusive-runtime"/>
     <w:p>
       <w:pPr>
         <w:pStyle w:val="Heading1"/>
@@ -22228,7 +22227,7 @@
         <w:t xml:space="preserve">This chapter is the heart of ClassBuilder. It explains what the relation macros generate, why intrusive linked lists were chosen, and what guarantees you get.</w:t>
       </w:r>
     </w:p>
-    <w:bookmarkStart w:id="146" w:name="what-intrusive-means"/>
+    <w:bookmarkStart w:id="149" w:name="what-intrusive-means"/>
     <w:p>
       <w:pPr>
         <w:pStyle w:val="Heading2"/>
@@ -22264,24 +22263,24 @@
           <wp:inline>
             <wp:extent cx="5334000" cy="3246782"/>
             <wp:effectExtent b="0" l="0" r="0" t="0"/>
-            <wp:docPr descr="One Cell in two lists: all link pointers are members of the Cell itself." title="" id="143" name="Picture"/>
+            <wp:docPr descr="One Cell in two lists: all link pointers are members of the Cell itself." title="" id="146" name="Picture"/>
             <a:graphic>
               <a:graphicData uri="http://schemas.openxmlformats.org/drawingml/2006/picture">
                 <pic:pic>
                   <pic:nvPicPr>
-                    <pic:cNvPr descr="images/fig-intrusive-lists.svg" id="144" name="Picture"/>
+                    <pic:cNvPr descr="images/fig-intrusive-lists.svg" id="147" name="Picture"/>
                     <pic:cNvPicPr>
                       <a:picLocks noChangeArrowheads="1" noChangeAspect="1"/>
                     </pic:cNvPicPr>
                   </pic:nvPicPr>
                   <pic:blipFill>
-                    <a:blip r:embed="rId145">
+                    <a:blip r:embed="rId148">
                       <a:extLst>
                         <a:ext uri="{28A0092B-C50C-407E-A947-70E740481C1C}">
                           <a14:useLocalDpi xmlns:a14="http://schemas.microsoft.com/office/drawing/2010/main" val="0"/>
                         </a:ext>
                         <a:ext uri="{96DAC541-7B7A-43D3-8B79-37D633B846F1}">
-                          <asvg:svgBlip xmlns:asvg="http://schemas.microsoft.com/office/drawing/2016/SVG/main" r:embed="rId142"/>
+                          <asvg:svgBlip xmlns:asvg="http://schemas.microsoft.com/office/drawing/2016/SVG/main" r:embed="rId145"/>
                         </a:ext>
                       </a:extLst>
                     </a:blip>
@@ -22751,8 +22750,8 @@
         <w:t xml:space="preserve">In ClassBuilder a new relation on an existing class is one dialog and a regeneration; existing relations, code and files are untouched.</w:t>
       </w:r>
     </w:p>
-    <w:bookmarkEnd w:id="146"/>
-    <w:bookmarkStart w:id="147" w:name="declaring-relations-the-macro-surface"/>
+    <w:bookmarkEnd w:id="149"/>
+    <w:bookmarkStart w:id="150" w:name="declaring-relations-the-macro-surface"/>
     <w:p>
       <w:pPr>
         <w:pStyle w:val="Heading2"/>
@@ -23454,8 +23453,8 @@
         </w:tc>
       </w:tr>
     </w:tbl>
-    <w:bookmarkEnd w:id="147"/>
-    <w:bookmarkStart w:id="148" w:name="the-generated-api-of-a-multi-relation"/>
+    <w:bookmarkEnd w:id="150"/>
+    <w:bookmarkStart w:id="151" w:name="the-generated-api-of-a-multi-relation"/>
     <w:p>
       <w:pPr>
         <w:pStyle w:val="Heading2"/>
@@ -24383,8 +24382,8 @@
         <w:t xml:space="preserve">, so their exact signatures are always visible.</w:t>
       </w:r>
     </w:p>
-    <w:bookmarkEnd w:id="148"/>
-    <w:bookmarkStart w:id="149" w:name="Xaaa89ef9d7adb0d0fb470691c4808f6f6b0754c"/>
+    <w:bookmarkEnd w:id="151"/>
+    <w:bookmarkStart w:id="152" w:name="Xaaa89ef9d7adb0d0fb470691c4808f6f6b0754c"/>
     <w:p>
       <w:pPr>
         <w:pStyle w:val="Heading2"/>
@@ -24872,8 +24871,8 @@
         <w:t xml:space="preserve">.</w:t>
       </w:r>
     </w:p>
-    <w:bookmarkEnd w:id="149"/>
-    <w:bookmarkStart w:id="154" w:name="ownership-and-cascade-delete"/>
+    <w:bookmarkEnd w:id="152"/>
+    <w:bookmarkStart w:id="157" w:name="ownership-and-cascade-delete"/>
     <w:p>
       <w:pPr>
         <w:pStyle w:val="Heading2"/>
@@ -24891,24 +24890,24 @@
           <wp:inline>
             <wp:extent cx="5334000" cy="2724978"/>
             <wp:effectExtent b="0" l="0" r="0" t="0"/>
-            <wp:docPr descr="delete pMatrix — the cascade frees the entire graph." title="" id="151" name="Picture"/>
+            <wp:docPr descr="delete pMatrix — the cascade frees the entire graph." title="" id="154" name="Picture"/>
             <a:graphic>
               <a:graphicData uri="http://schemas.openxmlformats.org/drawingml/2006/picture">
                 <pic:pic>
                   <pic:nvPicPr>
-                    <pic:cNvPr descr="images/fig-ownership-cascade.svg" id="152" name="Picture"/>
+                    <pic:cNvPr descr="images/fig-ownership-cascade.svg" id="155" name="Picture"/>
                     <pic:cNvPicPr>
                       <a:picLocks noChangeArrowheads="1" noChangeAspect="1"/>
                     </pic:cNvPicPr>
                   </pic:nvPicPr>
                   <pic:blipFill>
-                    <a:blip r:embed="rId153">
+                    <a:blip r:embed="rId156">
                       <a:extLst>
                         <a:ext uri="{28A0092B-C50C-407E-A947-70E740481C1C}">
                           <a14:useLocalDpi xmlns:a14="http://schemas.microsoft.com/office/drawing/2010/main" val="0"/>
                         </a:ext>
                         <a:ext uri="{96DAC541-7B7A-43D3-8B79-37D633B846F1}">
-                          <asvg:svgBlip xmlns:asvg="http://schemas.microsoft.com/office/drawing/2016/SVG/main" r:embed="rId150"/>
+                          <asvg:svgBlip xmlns:asvg="http://schemas.microsoft.com/office/drawing/2016/SVG/main" r:embed="rId153"/>
                         </a:ext>
                       </a:extLst>
                     </a:blip>
@@ -25070,8 +25069,8 @@
         <w:t xml:space="preserve">members, and destructors clear them. In the demo run of chapter 4 this is the last line: every object freed by cascade.</w:t>
       </w:r>
     </w:p>
-    <w:bookmarkEnd w:id="154"/>
-    <w:bookmarkStart w:id="155" w:name="iterators-that-survive-modification"/>
+    <w:bookmarkEnd w:id="157"/>
+    <w:bookmarkStart w:id="158" w:name="iterators-that-survive-modification"/>
     <w:p>
       <w:pPr>
         <w:pStyle w:val="Heading2"/>
@@ -25335,8 +25334,8 @@
         <w:t xml:space="preserve">). Setters may trigger model-side reordering (e.g. in sorted tree relations); the captured pointer stays valid, the iterator re-anchors.</w:t>
       </w:r>
     </w:p>
-    <w:bookmarkEnd w:id="155"/>
-    <w:bookmarkStart w:id="156" w:name="single-static-multi"/>
+    <w:bookmarkEnd w:id="158"/>
+    <w:bookmarkStart w:id="159" w:name="single-static-multi"/>
     <w:p>
       <w:pPr>
         <w:pStyle w:val="Heading2"/>
@@ -25411,8 +25410,8 @@
         <w:t xml:space="preserve">instances of the from-class (class-level registry). Not available for template or serialize classes.</w:t>
       </w:r>
     </w:p>
-    <w:bookmarkEnd w:id="156"/>
-    <w:bookmarkStart w:id="157" w:name="tree-implementations-and-find-methods"/>
+    <w:bookmarkEnd w:id="159"/>
+    <w:bookmarkStart w:id="160" w:name="tree-implementations-and-find-methods"/>
     <w:p>
       <w:pPr>
         <w:pStyle w:val="Heading2"/>
@@ -26165,8 +26164,8 @@
         <w:t xml:space="preserve">— implemented as a loop on a list relation, or as the native tree search when the argument matches the tree key. Design workflow: start with lists; when profiling says a find is hot, flip the relation to a tree — the find method regenerates to the fast path, callers unchanged.</w:t>
       </w:r>
     </w:p>
-    <w:bookmarkEnd w:id="157"/>
-    <w:bookmarkStart w:id="158" w:name="critical-relations-threads"/>
+    <w:bookmarkEnd w:id="160"/>
+    <w:bookmarkStart w:id="161" w:name="critical-relations-threads"/>
     <w:p>
       <w:pPr>
         <w:pStyle w:val="Heading2"/>
@@ -26224,8 +26223,8 @@
         <w:t xml:space="preserve">only — your own data races remain your own; keep cross-thread mutation points few and explicit.</w:t>
       </w:r>
     </w:p>
-    <w:bookmarkEnd w:id="158"/>
-    <w:bookmarkStart w:id="159" w:name="writing-loops-the-generated-way"/>
+    <w:bookmarkEnd w:id="161"/>
+    <w:bookmarkStart w:id="162" w:name="writing-loops-the-generated-way"/>
     <w:p>
       <w:pPr>
         <w:pStyle w:val="Heading2"/>
@@ -26567,9 +26566,9 @@
         <w:t xml:space="preserve">before a loop that deletes — the list is live and your snapshot is not.</w:t>
       </w:r>
     </w:p>
-    <w:bookmarkEnd w:id="159"/>
-    <w:bookmarkEnd w:id="160"/>
-    <w:bookmarkStart w:id="167" w:name="serialization"/>
+    <w:bookmarkEnd w:id="162"/>
+    <w:bookmarkEnd w:id="163"/>
+    <w:bookmarkStart w:id="170" w:name="serialization"/>
     <w:p>
       <w:pPr>
         <w:pStyle w:val="Heading1"/>
@@ -26578,7 +26577,7 @@
         <w:t xml:space="preserve">Serialization</w:t>
       </w:r>
     </w:p>
-    <w:bookmarkStart w:id="161" w:name="what-you-get"/>
+    <w:bookmarkStart w:id="164" w:name="what-you-get"/>
     <w:p>
       <w:pPr>
         <w:pStyle w:val="Heading2"/>
@@ -26818,8 +26817,8 @@
         <w:t xml:space="preserve">registers the factory), then re-links all relations through a pointer table. Shared pointers, back-pointers, multi-ownership — the graph reloads exactly.</w:t>
       </w:r>
     </w:p>
-    <w:bookmarkEnd w:id="161"/>
-    <w:bookmarkStart w:id="162" w:name="cbarchive-and-the-wire-format"/>
+    <w:bookmarkEnd w:id="164"/>
+    <w:bookmarkStart w:id="165" w:name="cbarchive-and-the-wire-format"/>
     <w:p>
       <w:pPr>
         <w:pStyle w:val="Heading2"/>
@@ -26977,8 +26976,8 @@
         <w:t xml:space="preserve">rather than crashing.</w:t>
       </w:r>
     </w:p>
-    <w:bookmarkEnd w:id="162"/>
-    <w:bookmarkStart w:id="163" w:name="cbz-compression-on-the-fly"/>
+    <w:bookmarkEnd w:id="165"/>
+    <w:bookmarkStart w:id="166" w:name="cbz-compression-on-the-fly"/>
     <w:p>
       <w:pPr>
         <w:pStyle w:val="Heading2"/>
@@ -27328,8 +27327,8 @@
         <w:t xml:space="preserve">; the quick start’s whole matrix saved in 114 bytes. Your applications get the same for free — link zstd and use the two wrappers.</w:t>
       </w:r>
     </w:p>
-    <w:bookmarkEnd w:id="163"/>
-    <w:bookmarkStart w:id="164" w:name="Xbded68cf7b5dad621557026fdc0855cc4156113"/>
+    <w:bookmarkEnd w:id="166"/>
+    <w:bookmarkStart w:id="167" w:name="Xbded68cf7b5dad621557026fdc0855cc4156113"/>
     <w:p>
       <w:pPr>
         <w:pStyle w:val="Heading2"/>
@@ -27624,8 +27623,8 @@
         <w:t xml:space="preserve">button (Project Settings) renumbers a long version history down to the minimal equivalent scheme (max used + 1) — cosmetic, but keeps gates readable. Only compact when files older than the compacted scheme no longer need to load.</w:t>
       </w:r>
     </w:p>
-    <w:bookmarkEnd w:id="164"/>
-    <w:bookmarkStart w:id="165" w:name="rules-and-properties"/>
+    <w:bookmarkEnd w:id="167"/>
+    <w:bookmarkStart w:id="168" w:name="rules-and-properties"/>
     <w:p>
       <w:pPr>
         <w:pStyle w:val="Heading2"/>
@@ -27831,8 +27830,8 @@
         <w:t xml:space="preserve">for streaming (type dialog).</w:t>
       </w:r>
     </w:p>
-    <w:bookmarkEnd w:id="165"/>
-    <w:bookmarkStart w:id="166" w:name="Xe93cc69c5286d8ba9c1392594baf9a373c30c75"/>
+    <w:bookmarkEnd w:id="168"/>
+    <w:bookmarkStart w:id="169" w:name="Xe93cc69c5286d8ba9c1392594baf9a373c30c75"/>
     <w:p>
       <w:pPr>
         <w:pStyle w:val="Heading2"/>
@@ -28042,9 +28041,9 @@
         <w:t xml:space="preserve">Models that already build (like ClassBuilder’s own) are unaffected.</w:t>
       </w:r>
     </w:p>
-    <w:bookmarkEnd w:id="166"/>
-    <w:bookmarkEnd w:id="167"/>
-    <w:bookmarkStart w:id="171" w:name="the-generated-undoredo-framework"/>
+    <w:bookmarkEnd w:id="169"/>
+    <w:bookmarkEnd w:id="170"/>
+    <w:bookmarkStart w:id="174" w:name="the-generated-undoredo-framework"/>
     <w:p>
       <w:pPr>
         <w:pStyle w:val="Heading1"/>
@@ -28053,7 +28052,7 @@
         <w:t xml:space="preserve">The generated Undo/Redo framework</w:t>
       </w:r>
     </w:p>
-    <w:bookmarkStart w:id="168" w:name="what-it-is"/>
+    <w:bookmarkStart w:id="171" w:name="what-it-is"/>
     <w:p>
       <w:pPr>
         <w:pStyle w:val="Heading2"/>
@@ -28102,8 +28101,8 @@
         <w:t xml:space="preserve">generated model — the same machinery ClassBuilder itself uses for its own Edit ▸ Undo/Redo.</w:t>
       </w:r>
     </w:p>
-    <w:bookmarkEnd w:id="168"/>
-    <w:bookmarkStart w:id="169" w:name="how-it-works"/>
+    <w:bookmarkEnd w:id="171"/>
+    <w:bookmarkStart w:id="172" w:name="how-it-works"/>
     <w:p>
       <w:pPr>
         <w:pStyle w:val="Heading2"/>
@@ -28537,8 +28536,8 @@
         <w:t xml:space="preserve">deduplicates: an object already captured in the open step is not snapshotted again.</w:t>
       </w:r>
     </w:p>
-    <w:bookmarkEnd w:id="169"/>
-    <w:bookmarkStart w:id="170" w:name="the-undoreplace-entanglement"/>
+    <w:bookmarkEnd w:id="172"/>
+    <w:bookmarkStart w:id="173" w:name="the-undoreplace-entanglement"/>
     <w:p>
       <w:pPr>
         <w:pStyle w:val="Heading2"/>
@@ -28651,9 +28650,9 @@
         <w:t xml:space="preserve">undos.</w:t>
       </w:r>
     </w:p>
-    <w:bookmarkEnd w:id="170"/>
-    <w:bookmarkEnd w:id="171"/>
-    <w:bookmarkStart w:id="179" w:name="the-replace-constructor"/>
+    <w:bookmarkEnd w:id="173"/>
+    <w:bookmarkEnd w:id="174"/>
+    <w:bookmarkStart w:id="182" w:name="the-replace-constructor"/>
     <w:p>
       <w:pPr>
         <w:pStyle w:val="Heading1"/>
@@ -28662,7 +28661,7 @@
         <w:t xml:space="preserve">The replace constructor</w:t>
       </w:r>
     </w:p>
-    <w:bookmarkStart w:id="176" w:name="the-idea"/>
+    <w:bookmarkStart w:id="179" w:name="the-idea"/>
     <w:p>
       <w:pPr>
         <w:pStyle w:val="Heading2"/>
@@ -28680,24 +28679,24 @@
           <wp:inline>
             <wp:extent cx="5334000" cy="2782956"/>
             <wp:effectExtent b="0" l="0" r="0" t="0"/>
-            <wp:docPr descr="Replace: the new object takes over every relation slot of the old one." title="" id="173" name="Picture"/>
+            <wp:docPr descr="Replace: the new object takes over every relation slot of the old one." title="" id="176" name="Picture"/>
             <a:graphic>
               <a:graphicData uri="http://schemas.openxmlformats.org/drawingml/2006/picture">
                 <pic:pic>
                   <pic:nvPicPr>
-                    <pic:cNvPr descr="images/fig-replace-constructor.svg" id="174" name="Picture"/>
+                    <pic:cNvPr descr="images/fig-replace-constructor.svg" id="177" name="Picture"/>
                     <pic:cNvPicPr>
                       <a:picLocks noChangeArrowheads="1" noChangeAspect="1"/>
                     </pic:cNvPicPr>
                   </pic:nvPicPr>
                   <pic:blipFill>
-                    <a:blip r:embed="rId175">
+                    <a:blip r:embed="rId178">
                       <a:extLst>
                         <a:ext uri="{28A0092B-C50C-407E-A947-70E740481C1C}">
                           <a14:useLocalDpi xmlns:a14="http://schemas.microsoft.com/office/drawing/2010/main" val="0"/>
                         </a:ext>
                         <a:ext uri="{96DAC541-7B7A-43D3-8B79-37D633B846F1}">
-                          <asvg:svgBlip xmlns:asvg="http://schemas.microsoft.com/office/drawing/2016/SVG/main" r:embed="rId172"/>
+                          <asvg:svgBlip xmlns:asvg="http://schemas.microsoft.com/office/drawing/2016/SVG/main" r:embed="rId175"/>
                         </a:ext>
                       </a:extLst>
                     </a:blip>
@@ -28876,8 +28875,8 @@
         <w:t xml:space="preserve">a different class.</w:t>
       </w:r>
     </w:p>
-    <w:bookmarkEnd w:id="176"/>
-    <w:bookmarkStart w:id="177" w:name="why-it-is-more-powerful-than-a-factory"/>
+    <w:bookmarkEnd w:id="179"/>
+    <w:bookmarkStart w:id="180" w:name="why-it-is-more-powerful-than-a-factory"/>
     <w:p>
       <w:pPr>
         <w:pStyle w:val="Heading2"/>
@@ -29541,8 +29540,8 @@
         <w:t xml:space="preserve">is the state — the type system enforces the state chart.</w:t>
       </w:r>
     </w:p>
-    <w:bookmarkEnd w:id="177"/>
-    <w:bookmarkStart w:id="178" w:name="mechanics-and-constraints"/>
+    <w:bookmarkEnd w:id="180"/>
+    <w:bookmarkStart w:id="181" w:name="mechanics-and-constraints"/>
     <w:p>
       <w:pPr>
         <w:pStyle w:val="Heading2"/>
@@ -29645,9 +29644,9 @@
         <w:t xml:space="preserve">: see chapter 14.3 — the undo framework itself replaces objects on restore; mixing both requires redirecting parked undo entries, as ClassBuilder’s own model does.</w:t>
       </w:r>
     </w:p>
-    <w:bookmarkEnd w:id="178"/>
-    <w:bookmarkEnd w:id="179"/>
-    <w:bookmarkStart w:id="185" w:name="the-command-interface"/>
+    <w:bookmarkEnd w:id="181"/>
+    <w:bookmarkEnd w:id="182"/>
+    <w:bookmarkStart w:id="188" w:name="the-command-interface"/>
     <w:p>
       <w:pPr>
         <w:pStyle w:val="Heading1"/>
@@ -29656,7 +29655,7 @@
         <w:t xml:space="preserve">The command interface</w:t>
       </w:r>
     </w:p>
-    <w:bookmarkStart w:id="180" w:name="what-it-is-1"/>
+    <w:bookmarkStart w:id="183" w:name="what-it-is-1"/>
     <w:p>
       <w:pPr>
         <w:pStyle w:val="Heading2"/>
@@ -29859,8 +29858,8 @@
         <w:t xml:space="preserve">; below is the map plus worked examples.</w:t>
       </w:r>
     </w:p>
-    <w:bookmarkEnd w:id="180"/>
-    <w:bookmarkStart w:id="181" w:name="connecting"/>
+    <w:bookmarkEnd w:id="183"/>
+    <w:bookmarkStart w:id="184" w:name="connecting"/>
     <w:p>
       <w:pPr>
         <w:pStyle w:val="Heading2"/>
@@ -30324,8 +30323,8 @@
         <w:t xml:space="preserve">))</w:t>
       </w:r>
     </w:p>
-    <w:bookmarkEnd w:id="181"/>
-    <w:bookmarkStart w:id="182" w:name="the-command-families"/>
+    <w:bookmarkEnd w:id="184"/>
+    <w:bookmarkStart w:id="185" w:name="the-command-families"/>
     <w:p>
       <w:pPr>
         <w:pStyle w:val="Heading2"/>
@@ -31394,8 +31393,8 @@
         </w:tc>
       </w:tr>
     </w:tbl>
-    <w:bookmarkEnd w:id="182"/>
-    <w:bookmarkStart w:id="183" w:name="worked-examples-real-requests"/>
+    <w:bookmarkEnd w:id="185"/>
+    <w:bookmarkStart w:id="186" w:name="worked-examples-real-requests"/>
     <w:p>
       <w:pPr>
         <w:pStyle w:val="Heading2"/>
@@ -31537,7 +31536,7 @@
         <w:rPr>
           <w:rStyle w:val="StringTok"/>
         </w:rPr>
-        <w:t xml:space="preserve">"Matrix.h"</w:t>
+        <w:t xml:space="preserve">"MatrixInclude.h"</w:t>
       </w:r>
       <w:r>
         <w:rPr>
@@ -33294,8 +33293,8 @@
         <w:t xml:space="preserve">}}</w:t>
       </w:r>
     </w:p>
-    <w:bookmarkEnd w:id="183"/>
-    <w:bookmarkStart w:id="184" w:name="conventions-and-gotchas"/>
+    <w:bookmarkEnd w:id="186"/>
+    <w:bookmarkStart w:id="187" w:name="conventions-and-gotchas"/>
     <w:p>
       <w:pPr>
         <w:pStyle w:val="Heading2"/>
@@ -33627,9 +33626,9 @@
         <w:t xml:space="preserve">stamp tells you.</w:t>
       </w:r>
     </w:p>
-    <w:bookmarkEnd w:id="184"/>
-    <w:bookmarkEnd w:id="185"/>
-    <w:bookmarkStart w:id="186" w:name="tips-pitfalls-and-best-practices"/>
+    <w:bookmarkEnd w:id="187"/>
+    <w:bookmarkEnd w:id="188"/>
+    <w:bookmarkStart w:id="189" w:name="tips-pitfalls-and-best-practices"/>
     <w:p>
       <w:pPr>
         <w:pStyle w:val="Heading1"/>
@@ -34176,8 +34175,8 @@
         <w:t xml:space="preserve">) for documentation — it is the same renderer as the screen, vector-clean at any size.</w:t>
       </w:r>
     </w:p>
-    <w:bookmarkEnd w:id="186"/>
-    <w:bookmarkStart w:id="190" w:name="appendix"/>
+    <w:bookmarkEnd w:id="189"/>
+    <w:bookmarkStart w:id="193" w:name="appendix"/>
     <w:p>
       <w:pPr>
         <w:pStyle w:val="Heading1"/>
@@ -34186,7 +34185,7 @@
         <w:t xml:space="preserve">Appendix</w:t>
       </w:r>
     </w:p>
-    <w:bookmarkStart w:id="187" w:name="a.-runtime-header-inventory"/>
+    <w:bookmarkStart w:id="190" w:name="a.-runtime-header-inventory"/>
     <w:p>
       <w:pPr>
         <w:pStyle w:val="Heading2"/>
@@ -34737,8 +34736,8 @@
         </w:tc>
       </w:tr>
     </w:tbl>
-    <w:bookmarkEnd w:id="187"/>
-    <w:bookmarkStart w:id="188" w:name="b.-marker-quick-reference"/>
+    <w:bookmarkEnd w:id="190"/>
+    <w:bookmarkStart w:id="191" w:name="b.-marker-quick-reference"/>
     <w:p>
       <w:pPr>
         <w:pStyle w:val="Heading2"/>
@@ -34812,8 +34811,8 @@
         <w:t xml:space="preserve">@INSERT_MODIFICATIONS(* )             per-file change log insertion point</w:t>
       </w:r>
     </w:p>
-    <w:bookmarkEnd w:id="188"/>
-    <w:bookmarkStart w:id="189" w:name="c.-glossary"/>
+    <w:bookmarkEnd w:id="191"/>
+    <w:bookmarkStart w:id="192" w:name="c.-glossary"/>
     <w:p>
       <w:pPr>
         <w:pStyle w:val="Heading2"/>
@@ -35149,8 +35148,8 @@
         </w:tc>
       </w:tr>
     </w:tbl>
-    <w:bookmarkEnd w:id="189"/>
-    <w:bookmarkEnd w:id="190"/>
+    <w:bookmarkEnd w:id="192"/>
+    <w:bookmarkEnd w:id="193"/>
     <w:sectPr/>
   </w:body>
 </w:document>

--- a/docs/manual/ClassBuilder_Manual.docx
+++ b/docs/manual/ClassBuilder_Manual.docx
@@ -3046,7 +3046,7 @@
     </w:p>
     <w:bookmarkEnd w:id="33"/>
     <w:bookmarkEnd w:id="34"/>
-    <w:bookmarkStart w:id="58" w:name="quick-start-the-matrix-model"/>
+    <w:bookmarkStart w:id="61" w:name="quick-start-the-matrix-model"/>
     <w:p>
       <w:pPr>
         <w:pStyle w:val="Heading1"/>
@@ -3510,7 +3510,7 @@
       </w:r>
     </w:p>
     <w:bookmarkEnd w:id="41"/>
-    <w:bookmarkStart w:id="42" w:name="step-2-add-the-classes"/>
+    <w:bookmarkStart w:id="45" w:name="step-2-add-the-classes"/>
     <w:p>
       <w:pPr>
         <w:pStyle w:val="Heading2"/>
@@ -3607,14 +3607,178 @@
     </w:p>
     <w:p>
       <w:pPr>
-        <w:pStyle w:val="BlockText"/>
-      </w:pPr>
-      <w:r>
-        <w:rPr>
-          <w:bCs/>
-          <w:b/>
-        </w:rPr>
-        <w:t xml:space="preserve">[FIGURE]</w:t>
+        <w:pStyle w:val="CaptionedFigure"/>
+      </w:pPr>
+      <w:r>
+        <w:drawing>
+          <wp:inline>
+            <wp:extent cx="4993049" cy="4495445"/>
+            <wp:effectExtent b="0" l="0" r="0" t="0"/>
+            <wp:docPr descr="The Class dialog. With Serialize ticked, the class inherits the model’s document-object root automatically." title="" id="43" name="Picture"/>
+            <a:graphic>
+              <a:graphicData uri="http://schemas.openxmlformats.org/drawingml/2006/picture">
+                <pic:pic>
+                  <pic:nvPicPr>
+                    <pic:cNvPr descr="images/Row_class.png" id="44" name="Picture"/>
+                    <pic:cNvPicPr>
+                      <a:picLocks noChangeArrowheads="1" noChangeAspect="1"/>
+                    </pic:cNvPicPr>
+                  </pic:nvPicPr>
+                  <pic:blipFill>
+                    <a:blip r:embed="rId42"/>
+                    <a:stretch>
+                      <a:fillRect/>
+                    </a:stretch>
+                  </pic:blipFill>
+                  <pic:spPr bwMode="auto">
+                    <a:xfrm>
+                      <a:off x="0" y="0"/>
+                      <a:ext cx="4993049" cy="4495445"/>
+                    </a:xfrm>
+                    <a:prstGeom prst="rect">
+                      <a:avLst/>
+                    </a:prstGeom>
+                    <a:noFill/>
+                    <a:ln w="9525">
+                      <a:noFill/>
+                      <a:headEnd/>
+                      <a:tailEnd/>
+                    </a:ln>
+                  </pic:spPr>
+                </pic:pic>
+              </a:graphicData>
+            </a:graphic>
+          </wp:inline>
+        </w:drawing>
+      </w:r>
+    </w:p>
+    <w:p>
+      <w:pPr>
+        <w:pStyle w:val="ImageCaption"/>
+      </w:pPr>
+      <w:r>
+        <w:t xml:space="preserve">The Class dialog. With Serialize ticked, the class inherits the model’s document-object root automatically.</w:t>
+      </w:r>
+    </w:p>
+    <w:bookmarkEnd w:id="45"/>
+    <w:bookmarkStart w:id="46" w:name="step-3-add-members"/>
+    <w:p>
+      <w:pPr>
+        <w:pStyle w:val="Heading2"/>
+      </w:pPr>
+      <w:r>
+        <w:t xml:space="preserve">Step 3 — add members</w:t>
+      </w:r>
+    </w:p>
+    <w:p>
+      <w:pPr>
+        <w:pStyle w:val="FirstParagraph"/>
+      </w:pPr>
+      <w:r>
+        <w:t xml:space="preserve">Right-click</w:t>
+      </w:r>
+      <w:r>
+        <w:t xml:space="preserve"> </w:t>
+      </w:r>
+      <w:r>
+        <w:rPr>
+          <w:rStyle w:val="VerbatimChar"/>
+        </w:rPr>
+        <w:t xml:space="preserve">Row</w:t>
+      </w:r>
+      <w:r>
+        <w:t xml:space="preserve"> </w:t>
+      </w:r>
+      <w:r>
+        <w:t xml:space="preserve">▸</w:t>
+      </w:r>
+      <w:r>
+        <w:t xml:space="preserve"> </w:t>
+      </w:r>
+      <w:r>
+        <w:rPr>
+          <w:rStyle w:val="VerbatimChar"/>
+        </w:rPr>
+        <w:t xml:space="preserve">Add ▸ Member</w:t>
+      </w:r>
+      <w:r>
+        <w:t xml:space="preserve"> </w:t>
+      </w:r>
+      <w:r>
+        <w:t xml:space="preserve">(</w:t>
+      </w:r>
+      <w:r>
+        <w:rPr>
+          <w:rStyle w:val="VerbatimChar"/>
+        </w:rPr>
+        <w:t xml:space="preserve">Ctrl+Shift+B</w:t>
+      </w:r>
+      <w:r>
+        <w:t xml:space="preserve">): type</w:t>
+      </w:r>
+      <w:r>
+        <w:t xml:space="preserve"> </w:t>
+      </w:r>
+      <w:r>
+        <w:rPr>
+          <w:rStyle w:val="VerbatimChar"/>
+        </w:rPr>
+        <w:t xml:space="preserve">int</w:t>
+      </w:r>
+      <w:r>
+        <w:t xml:space="preserve">, name</w:t>
+      </w:r>
+      <w:r>
+        <w:t xml:space="preserve"> </w:t>
+      </w:r>
+      <w:r>
+        <w:rPr>
+          <w:rStyle w:val="VerbatimChar"/>
+        </w:rPr>
+        <w:t xml:space="preserve">id</w:t>
+      </w:r>
+      <w:r>
+        <w:t xml:space="preserve"> </w:t>
+      </w:r>
+      <w:r>
+        <w:t xml:space="preserve">—</w:t>
+      </w:r>
+      <w:r>
+        <w:t xml:space="preserve"> </w:t>
+      </w:r>
+      <w:r>
+        <w:rPr>
+          <w:bCs/>
+          <w:b/>
+        </w:rPr>
+        <w:t xml:space="preserve">bare name, no underscore</w:t>
+      </w:r>
+      <w:r>
+        <w:t xml:space="preserve">: the class’s member prefix (default</w:t>
+      </w:r>
+      <w:r>
+        <w:t xml:space="preserve"> </w:t>
+      </w:r>
+      <w:r>
+        <w:rPr>
+          <w:rStyle w:val="VerbatimChar"/>
+        </w:rPr>
+        <w:t xml:space="preserve">_</w:t>
+      </w:r>
+      <w:r>
+        <w:t xml:space="preserve">) is added at generation time, so the emitted member is</w:t>
+      </w:r>
+      <w:r>
+        <w:t xml:space="preserve"> </w:t>
+      </w:r>
+      <w:r>
+        <w:rPr>
+          <w:rStyle w:val="VerbatimChar"/>
+        </w:rPr>
+        <w:t xml:space="preserve">_id</w:t>
+      </w:r>
+      <w:r>
+        <w:t xml:space="preserve">. Set access</w:t>
       </w:r>
       <w:r>
         <w:t xml:space="preserve"> </w:t>
@@ -3624,13 +3788,118 @@
           <w:iCs/>
           <w:i/>
         </w:rPr>
-        <w:t xml:space="preserve">The Class dialog for</w:t>
+        <w:t xml:space="preserve">private</w:t>
+      </w:r>
+      <w:r>
+        <w:t xml:space="preserve"> </w:t>
+      </w:r>
+      <w:r>
+        <w:t xml:space="preserve">and Get method</w:t>
+      </w:r>
+      <w:r>
+        <w:t xml:space="preserve"> </w:t>
       </w:r>
       <w:r>
         <w:rPr>
           <w:iCs/>
           <w:i/>
         </w:rPr>
+        <w:t xml:space="preserve">Public</w:t>
+      </w:r>
+      <w:r>
+        <w:t xml:space="preserve">: a</w:t>
+      </w:r>
+      <w:r>
+        <w:t xml:space="preserve"> </w:t>
+      </w:r>
+      <w:r>
+        <w:rPr>
+          <w:rStyle w:val="VerbatimChar"/>
+        </w:rPr>
+        <w:t xml:space="preserve">GetId()</w:t>
+      </w:r>
+      <w:r>
+        <w:t xml:space="preserve"> </w:t>
+      </w:r>
+      <w:r>
+        <w:t xml:space="preserve">getter is generated (and stays in sync if you retype the member). Repeat for</w:t>
+      </w:r>
+      <w:r>
+        <w:t xml:space="preserve"> </w:t>
+      </w:r>
+      <w:r>
+        <w:rPr>
+          <w:rStyle w:val="VerbatimChar"/>
+        </w:rPr>
+        <w:t xml:space="preserve">Column</w:t>
+      </w:r>
+      <w:r>
+        <w:t xml:space="preserve"> </w:t>
+      </w:r>
+      <w:r>
+        <w:t xml:space="preserve">(</w:t>
+      </w:r>
+      <w:r>
+        <w:rPr>
+          <w:rStyle w:val="VerbatimChar"/>
+        </w:rPr>
+        <w:t xml:space="preserve">id</w:t>
+      </w:r>
+      <w:r>
+        <w:t xml:space="preserve">, same settings) and</w:t>
+      </w:r>
+      <w:r>
+        <w:t xml:space="preserve"> </w:t>
+      </w:r>
+      <w:r>
+        <w:rPr>
+          <w:rStyle w:val="VerbatimChar"/>
+        </w:rPr>
+        <w:t xml:space="preserve">Cell</w:t>
+      </w:r>
+      <w:r>
+        <w:t xml:space="preserve"> </w:t>
+      </w:r>
+      <w:r>
+        <w:t xml:space="preserve">(</w:t>
+      </w:r>
+      <w:r>
+        <w:rPr>
+          <w:rStyle w:val="VerbatimChar"/>
+        </w:rPr>
+        <w:t xml:space="preserve">value</w:t>
+      </w:r>
+      <w:r>
+        <w:t xml:space="preserve"> </w:t>
+      </w:r>
+      <w:r>
+        <w:t xml:space="preserve">of type</w:t>
+      </w:r>
+      <w:r>
+        <w:t xml:space="preserve"> </w:t>
+      </w:r>
+      <w:r>
+        <w:rPr>
+          <w:rStyle w:val="VerbatimChar"/>
+        </w:rPr>
+        <w:t xml:space="preserve">CString</w:t>
+      </w:r>
+      <w:r>
+        <w:t xml:space="preserve">, public, no getter).</w:t>
+      </w:r>
+    </w:p>
+    <w:p>
+      <w:pPr>
+        <w:pStyle w:val="BlockText"/>
+      </w:pPr>
+      <w:r>
+        <w:rPr>
+          <w:bCs/>
+          <w:b/>
+        </w:rPr>
+        <w:t xml:space="preserve">[FIGURE]</w:t>
+      </w:r>
+      <w:r>
         <w:t xml:space="preserve"> </w:t>
       </w:r>
       <w:r>
@@ -3638,338 +3907,39 @@
           <w:iCs/>
           <w:i/>
         </w:rPr>
-        <w:t xml:space="preserve">“</w:t>
+        <w:t xml:space="preserve">The Member dialog for Row.id: Type combo, Name, the type-property checkboxes (Const/Reference/Pointer/Array/Bit Field…), Access radio group, Get/Set method groups, Initial Value, Serialize checkbox, Note. Caption:</w:t>
       </w:r>
       <w:r>
         <w:rPr>
           <w:iCs/>
           <w:i/>
         </w:rPr>
-        <w:t xml:space="preserve">Row</w:t>
+        <w:t xml:space="preserve"> </w:t>
       </w:r>
       <w:r>
         <w:rPr>
           <w:iCs/>
           <w:i/>
         </w:rPr>
-        <w:t xml:space="preserve">”</w:t>
+        <w:t xml:space="preserve">“</w:t>
       </w:r>
       <w:r>
         <w:rPr>
           <w:iCs/>
           <w:i/>
         </w:rPr>
-        <w:t xml:space="preserve">: Class Name, Source/Include File fields, the Properties group (Replace / Dll Export / Serialize / Struct / Relation Macros Last), Member Prefix, Note. Caption:</w:t>
+        <w:t xml:space="preserve">The Member dialog. Getter/setter generation and the serialize flag are per-member choices.</w:t>
       </w:r>
       <w:r>
         <w:rPr>
           <w:iCs/>
           <w:i/>
         </w:rPr>
-        <w:t xml:space="preserve"> </w:t>
-      </w:r>
-      <w:r>
-        <w:rPr>
-          <w:iCs/>
-          <w:i/>
-        </w:rPr>
-        <w:t xml:space="preserve">“</w:t>
-      </w:r>
-      <w:r>
-        <w:rPr>
-          <w:iCs/>
-          <w:i/>
-        </w:rPr>
-        <w:t xml:space="preserve">The Class dialog. With Serialize ticked, the class inherits the model’s document-object root automatically.</w:t>
-      </w:r>
-      <w:r>
-        <w:rPr>
-          <w:iCs/>
-          <w:i/>
-        </w:rPr>
         <w:t xml:space="preserve">”</w:t>
       </w:r>
     </w:p>
-    <w:bookmarkEnd w:id="42"/>
-    <w:bookmarkStart w:id="43" w:name="step-3-add-members"/>
-    <w:p>
-      <w:pPr>
-        <w:pStyle w:val="Heading2"/>
-      </w:pPr>
-      <w:r>
-        <w:t xml:space="preserve">Step 3 — add members</w:t>
-      </w:r>
-    </w:p>
-    <w:p>
-      <w:pPr>
-        <w:pStyle w:val="FirstParagraph"/>
-      </w:pPr>
-      <w:r>
-        <w:t xml:space="preserve">Right-click</w:t>
-      </w:r>
-      <w:r>
-        <w:t xml:space="preserve"> </w:t>
-      </w:r>
-      <w:r>
-        <w:rPr>
-          <w:rStyle w:val="VerbatimChar"/>
-        </w:rPr>
-        <w:t xml:space="preserve">Row</w:t>
-      </w:r>
-      <w:r>
-        <w:t xml:space="preserve"> </w:t>
-      </w:r>
-      <w:r>
-        <w:t xml:space="preserve">▸</w:t>
-      </w:r>
-      <w:r>
-        <w:t xml:space="preserve"> </w:t>
-      </w:r>
-      <w:r>
-        <w:rPr>
-          <w:rStyle w:val="VerbatimChar"/>
-        </w:rPr>
-        <w:t xml:space="preserve">Add ▸ Member</w:t>
-      </w:r>
-      <w:r>
-        <w:t xml:space="preserve"> </w:t>
-      </w:r>
-      <w:r>
-        <w:t xml:space="preserve">(</w:t>
-      </w:r>
-      <w:r>
-        <w:rPr>
-          <w:rStyle w:val="VerbatimChar"/>
-        </w:rPr>
-        <w:t xml:space="preserve">Ctrl+Shift+B</w:t>
-      </w:r>
-      <w:r>
-        <w:t xml:space="preserve">): type</w:t>
-      </w:r>
-      <w:r>
-        <w:t xml:space="preserve"> </w:t>
-      </w:r>
-      <w:r>
-        <w:rPr>
-          <w:rStyle w:val="VerbatimChar"/>
-        </w:rPr>
-        <w:t xml:space="preserve">int</w:t>
-      </w:r>
-      <w:r>
-        <w:t xml:space="preserve">, name</w:t>
-      </w:r>
-      <w:r>
-        <w:t xml:space="preserve"> </w:t>
-      </w:r>
-      <w:r>
-        <w:rPr>
-          <w:rStyle w:val="VerbatimChar"/>
-        </w:rPr>
-        <w:t xml:space="preserve">id</w:t>
-      </w:r>
-      <w:r>
-        <w:t xml:space="preserve"> </w:t>
-      </w:r>
-      <w:r>
-        <w:t xml:space="preserve">—</w:t>
-      </w:r>
-      <w:r>
-        <w:t xml:space="preserve"> </w:t>
-      </w:r>
-      <w:r>
-        <w:rPr>
-          <w:bCs/>
-          <w:b/>
-        </w:rPr>
-        <w:t xml:space="preserve">bare name, no underscore</w:t>
-      </w:r>
-      <w:r>
-        <w:t xml:space="preserve">: the class’s member prefix (default</w:t>
-      </w:r>
-      <w:r>
-        <w:t xml:space="preserve"> </w:t>
-      </w:r>
-      <w:r>
-        <w:rPr>
-          <w:rStyle w:val="VerbatimChar"/>
-        </w:rPr>
-        <w:t xml:space="preserve">_</w:t>
-      </w:r>
-      <w:r>
-        <w:t xml:space="preserve">) is added at generation time, so the emitted member is</w:t>
-      </w:r>
-      <w:r>
-        <w:t xml:space="preserve"> </w:t>
-      </w:r>
-      <w:r>
-        <w:rPr>
-          <w:rStyle w:val="VerbatimChar"/>
-        </w:rPr>
-        <w:t xml:space="preserve">_id</w:t>
-      </w:r>
-      <w:r>
-        <w:t xml:space="preserve">. Set access</w:t>
-      </w:r>
-      <w:r>
-        <w:t xml:space="preserve"> </w:t>
-      </w:r>
-      <w:r>
-        <w:rPr>
-          <w:iCs/>
-          <w:i/>
-        </w:rPr>
-        <w:t xml:space="preserve">private</w:t>
-      </w:r>
-      <w:r>
-        <w:t xml:space="preserve"> </w:t>
-      </w:r>
-      <w:r>
-        <w:t xml:space="preserve">and Get method</w:t>
-      </w:r>
-      <w:r>
-        <w:t xml:space="preserve"> </w:t>
-      </w:r>
-      <w:r>
-        <w:rPr>
-          <w:iCs/>
-          <w:i/>
-        </w:rPr>
-        <w:t xml:space="preserve">Public</w:t>
-      </w:r>
-      <w:r>
-        <w:t xml:space="preserve">: a</w:t>
-      </w:r>
-      <w:r>
-        <w:t xml:space="preserve"> </w:t>
-      </w:r>
-      <w:r>
-        <w:rPr>
-          <w:rStyle w:val="VerbatimChar"/>
-        </w:rPr>
-        <w:t xml:space="preserve">GetId()</w:t>
-      </w:r>
-      <w:r>
-        <w:t xml:space="preserve"> </w:t>
-      </w:r>
-      <w:r>
-        <w:t xml:space="preserve">getter is generated (and stays in sync if you retype the member). Repeat for</w:t>
-      </w:r>
-      <w:r>
-        <w:t xml:space="preserve"> </w:t>
-      </w:r>
-      <w:r>
-        <w:rPr>
-          <w:rStyle w:val="VerbatimChar"/>
-        </w:rPr>
-        <w:t xml:space="preserve">Column</w:t>
-      </w:r>
-      <w:r>
-        <w:t xml:space="preserve"> </w:t>
-      </w:r>
-      <w:r>
-        <w:t xml:space="preserve">(</w:t>
-      </w:r>
-      <w:r>
-        <w:rPr>
-          <w:rStyle w:val="VerbatimChar"/>
-        </w:rPr>
-        <w:t xml:space="preserve">id</w:t>
-      </w:r>
-      <w:r>
-        <w:t xml:space="preserve">, same settings) and</w:t>
-      </w:r>
-      <w:r>
-        <w:t xml:space="preserve"> </w:t>
-      </w:r>
-      <w:r>
-        <w:rPr>
-          <w:rStyle w:val="VerbatimChar"/>
-        </w:rPr>
-        <w:t xml:space="preserve">Cell</w:t>
-      </w:r>
-      <w:r>
-        <w:t xml:space="preserve"> </w:t>
-      </w:r>
-      <w:r>
-        <w:t xml:space="preserve">(</w:t>
-      </w:r>
-      <w:r>
-        <w:rPr>
-          <w:rStyle w:val="VerbatimChar"/>
-        </w:rPr>
-        <w:t xml:space="preserve">value</w:t>
-      </w:r>
-      <w:r>
-        <w:t xml:space="preserve"> </w:t>
-      </w:r>
-      <w:r>
-        <w:t xml:space="preserve">of type</w:t>
-      </w:r>
-      <w:r>
-        <w:t xml:space="preserve"> </w:t>
-      </w:r>
-      <w:r>
-        <w:rPr>
-          <w:rStyle w:val="VerbatimChar"/>
-        </w:rPr>
-        <w:t xml:space="preserve">CString</w:t>
-      </w:r>
-      <w:r>
-        <w:t xml:space="preserve">, public, no getter).</w:t>
-      </w:r>
-    </w:p>
-    <w:p>
-      <w:pPr>
-        <w:pStyle w:val="BlockText"/>
-      </w:pPr>
-      <w:r>
-        <w:rPr>
-          <w:bCs/>
-          <w:b/>
-        </w:rPr>
-        <w:t xml:space="preserve">[FIGURE]</w:t>
-      </w:r>
-      <w:r>
-        <w:t xml:space="preserve"> </w:t>
-      </w:r>
-      <w:r>
-        <w:rPr>
-          <w:iCs/>
-          <w:i/>
-        </w:rPr>
-        <w:t xml:space="preserve">The Member dialog for Row.id: Type combo, Name, the type-property checkboxes (Const/Reference/Pointer/Array/Bit Field…), Access radio group, Get/Set method groups, Initial Value, Serialize checkbox, Note. Caption:</w:t>
-      </w:r>
-      <w:r>
-        <w:rPr>
-          <w:iCs/>
-          <w:i/>
-        </w:rPr>
-        <w:t xml:space="preserve"> </w:t>
-      </w:r>
-      <w:r>
-        <w:rPr>
-          <w:iCs/>
-          <w:i/>
-        </w:rPr>
-        <w:t xml:space="preserve">“</w:t>
-      </w:r>
-      <w:r>
-        <w:rPr>
-          <w:iCs/>
-          <w:i/>
-        </w:rPr>
-        <w:t xml:space="preserve">The Member dialog. Getter/setter generation and the serialize flag are per-member choices.</w:t>
-      </w:r>
-      <w:r>
-        <w:rPr>
-          <w:iCs/>
-          <w:i/>
-        </w:rPr>
-        <w:t xml:space="preserve">”</w:t>
-      </w:r>
-    </w:p>
-    <w:bookmarkEnd w:id="43"/>
-    <w:bookmarkStart w:id="44" w:name="step-4-add-the-relations"/>
+    <w:bookmarkEnd w:id="46"/>
+    <w:bookmarkStart w:id="47" w:name="step-4-add-the-relations"/>
     <w:p>
       <w:pPr>
         <w:pStyle w:val="Heading2"/>
@@ -4376,8 +4346,8 @@
         <w:t xml:space="preserve">”</w:t>
       </w:r>
     </w:p>
-    <w:bookmarkEnd w:id="44"/>
-    <w:bookmarkStart w:id="45" w:name="X267736c760e32dc6d865ac46fc2c6b29b8f25a5"/>
+    <w:bookmarkEnd w:id="47"/>
+    <w:bookmarkStart w:id="48" w:name="X267736c760e32dc6d865ac46fc2c6b29b8f25a5"/>
     <w:p>
       <w:pPr>
         <w:pStyle w:val="Heading2"/>
@@ -5234,8 +5204,8 @@
         <w:t xml:space="preserve">the insertion.</w:t>
       </w:r>
     </w:p>
-    <w:bookmarkEnd w:id="45"/>
-    <w:bookmarkStart w:id="46" w:name="step-6-a-find-method"/>
+    <w:bookmarkEnd w:id="48"/>
+    <w:bookmarkStart w:id="49" w:name="step-6-a-find-method"/>
     <w:p>
       <w:pPr>
         <w:pStyle w:val="Heading2"/>
@@ -5651,8 +5621,8 @@
         <w:t xml:space="preserve">//@CODE_3308</w:t>
       </w:r>
     </w:p>
-    <w:bookmarkEnd w:id="46"/>
-    <w:bookmarkStart w:id="54" w:name="step-7-a-class-diagram"/>
+    <w:bookmarkEnd w:id="49"/>
+    <w:bookmarkStart w:id="57" w:name="step-7-a-class-diagram"/>
     <w:p>
       <w:pPr>
         <w:pStyle w:val="Heading2"/>
@@ -5730,24 +5700,24 @@
           <wp:inline>
             <wp:extent cx="5334000" cy="3212933"/>
             <wp:effectExtent b="0" l="0" r="0" t="0"/>
-            <wp:docPr descr="The Matrix Overview class diagram as exported by ClassBuilder (Export SVG). Diamonds mark owned (aggregation) relations; 1/* are the multiplicities." title="" id="48" name="Picture"/>
+            <wp:docPr descr="The Matrix Overview class diagram as exported by ClassBuilder (Export SVG). Diamonds mark owned (aggregation) relations; 1/* are the multiplicities." title="" id="51" name="Picture"/>
             <a:graphic>
               <a:graphicData uri="http://schemas.openxmlformats.org/drawingml/2006/picture">
                 <pic:pic>
                   <pic:nvPicPr>
-                    <pic:cNvPr descr="images/cd-matrix-overview.svg" id="49" name="Picture"/>
+                    <pic:cNvPr descr="images/cd-matrix-overview.svg" id="52" name="Picture"/>
                     <pic:cNvPicPr>
                       <a:picLocks noChangeArrowheads="1" noChangeAspect="1"/>
                     </pic:cNvPicPr>
                   </pic:nvPicPr>
                   <pic:blipFill>
-                    <a:blip r:embed="rId50">
+                    <a:blip r:embed="rId53">
                       <a:extLst>
                         <a:ext uri="{28A0092B-C50C-407E-A947-70E740481C1C}">
                           <a14:useLocalDpi xmlns:a14="http://schemas.microsoft.com/office/drawing/2010/main" val="0"/>
                         </a:ext>
                         <a:ext uri="{96DAC541-7B7A-43D3-8B79-37D633B846F1}">
-                          <asvg:svgBlip xmlns:asvg="http://schemas.microsoft.com/office/drawing/2016/SVG/main" r:embed="rId47"/>
+                          <asvg:svgBlip xmlns:asvg="http://schemas.microsoft.com/office/drawing/2016/SVG/main" r:embed="rId50"/>
                         </a:ext>
                       </a:extLst>
                     </a:blip>
@@ -5794,18 +5764,18 @@
           <wp:inline>
             <wp:extent cx="5334000" cy="3757996"/>
             <wp:effectExtent b="0" l="0" r="0" t="0"/>
-            <wp:docPr descr="A class-diagram view opens as a dockable window over the shell — dock it, tab it, or float it." title="" id="52" name="Picture"/>
+            <wp:docPr descr="A class-diagram view opens as a dockable window over the shell — dock it, tab it, or float it." title="" id="55" name="Picture"/>
             <a:graphic>
               <a:graphicData uri="http://schemas.openxmlformats.org/drawingml/2006/picture">
                 <pic:pic>
                   <pic:nvPicPr>
-                    <pic:cNvPr descr="images/cd-view.png" id="53" name="Picture"/>
+                    <pic:cNvPr descr="images/cd-view.png" id="56" name="Picture"/>
                     <pic:cNvPicPr>
                       <a:picLocks noChangeArrowheads="1" noChangeAspect="1"/>
                     </pic:cNvPicPr>
                   </pic:nvPicPr>
                   <pic:blipFill>
-                    <a:blip r:embed="rId51"/>
+                    <a:blip r:embed="rId54"/>
                     <a:stretch>
                       <a:fillRect/>
                     </a:stretch>
@@ -5840,8 +5810,8 @@
         <w:t xml:space="preserve">A class-diagram view opens as a dockable window over the shell — dock it, tab it, or float it.</w:t>
       </w:r>
     </w:p>
-    <w:bookmarkEnd w:id="54"/>
-    <w:bookmarkStart w:id="55" w:name="step-8-generate-the-source"/>
+    <w:bookmarkEnd w:id="57"/>
+    <w:bookmarkStart w:id="58" w:name="step-8-generate-the-source"/>
     <w:p>
       <w:pPr>
         <w:pStyle w:val="Heading2"/>
@@ -6952,8 +6922,8 @@
         <w:t xml:space="preserve">bodies (chapter 11 lists every editable region).</w:t>
       </w:r>
     </w:p>
-    <w:bookmarkEnd w:id="55"/>
-    <w:bookmarkStart w:id="56" w:name="step-9-compile-and-run"/>
+    <w:bookmarkEnd w:id="58"/>
+    <w:bookmarkStart w:id="59" w:name="step-9-compile-and-run"/>
     <w:p>
       <w:pPr>
         <w:pStyle w:val="Heading2"/>
@@ -8489,8 +8459,8 @@
         <w:t xml:space="preserve">— the loop just continued. The whole surviving structure round-tripped through a compressed binary file. That is the value proposition of ClassBuilder in eleven lines of console output.</w:t>
       </w:r>
     </w:p>
-    <w:bookmarkEnd w:id="56"/>
-    <w:bookmarkStart w:id="57" w:name="step-10-the-round-trip"/>
+    <w:bookmarkEnd w:id="59"/>
+    <w:bookmarkStart w:id="60" w:name="step-10-the-round-trip"/>
     <w:p>
       <w:pPr>
         <w:pStyle w:val="Heading2"/>
@@ -8563,9 +8533,9 @@
         <w:t xml:space="preserve">): the model absorbs your edit. If ClassBuilder itself has the file’s model open when the source changes, it offers the read-back automatically — accept it, or your next Write Source will overwrite the edit. Model ↔ source is a two-way street.</w:t>
       </w:r>
     </w:p>
-    <w:bookmarkEnd w:id="57"/>
-    <w:bookmarkEnd w:id="58"/>
-    <w:bookmarkStart w:id="63" w:name="reference-the-application-shell"/>
+    <w:bookmarkEnd w:id="60"/>
+    <w:bookmarkEnd w:id="61"/>
+    <w:bookmarkStart w:id="66" w:name="reference-the-application-shell"/>
     <w:p>
       <w:pPr>
         <w:pStyle w:val="Heading1"/>
@@ -8574,7 +8544,7 @@
         <w:t xml:space="preserve">Reference: the application shell</w:t>
       </w:r>
     </w:p>
-    <w:bookmarkStart w:id="59" w:name="menus"/>
+    <w:bookmarkStart w:id="62" w:name="menus"/>
     <w:p>
       <w:pPr>
         <w:pStyle w:val="Heading2"/>
@@ -8898,8 +8868,8 @@
         <w:t xml:space="preserve">enlarges the whole application — text, icons, dialogs — independently of the operating system’s display scaling: useful on a monitor whose system scaling you don’t want to change, or when ClassBuilder alone should be bigger. It is a per-machine setting (stored per user, not in the model) and takes effect after a restart — picking a scale offers to restart ClassBuilder right away. Not to be confused with the Zoom items, which magnify only the active diagram canvas.</w:t>
       </w:r>
     </w:p>
-    <w:bookmarkEnd w:id="59"/>
-    <w:bookmarkStart w:id="60" w:name="the-main-toolbar"/>
+    <w:bookmarkEnd w:id="62"/>
+    <w:bookmarkStart w:id="63" w:name="the-main-toolbar"/>
     <w:p>
       <w:pPr>
         <w:pStyle w:val="Heading2"/>
@@ -9226,8 +9196,8 @@
         <w:t xml:space="preserve">— cropped strip of the main window toolbar (New / Open / Save / Read Source / Write Source).</w:t>
       </w:r>
     </w:p>
-    <w:bookmarkEnd w:id="60"/>
-    <w:bookmarkStart w:id="61" w:name="docking"/>
+    <w:bookmarkEnd w:id="63"/>
+    <w:bookmarkStart w:id="64" w:name="docking"/>
     <w:p>
       <w:pPr>
         <w:pStyle w:val="Heading2"/>
@@ -9372,8 +9342,8 @@
         <w:t xml:space="preserve">Closing a model’s tab closes the model (with a save prompt when modified).</w:t>
       </w:r>
     </w:p>
-    <w:bookmarkEnd w:id="61"/>
-    <w:bookmarkStart w:id="62" w:name="platforms-and-keys"/>
+    <w:bookmarkEnd w:id="64"/>
+    <w:bookmarkStart w:id="65" w:name="platforms-and-keys"/>
     <w:p>
       <w:pPr>
         <w:pStyle w:val="Heading2"/>
@@ -9512,9 +9482,9 @@
         <w:t xml:space="preserve">shows Width/Height/X/Y of the shape under the cursor in diagram views.</w:t>
       </w:r>
     </w:p>
-    <w:bookmarkEnd w:id="62"/>
-    <w:bookmarkEnd w:id="63"/>
-    <w:bookmarkStart w:id="70" w:name="reference-the-main-tree-view"/>
+    <w:bookmarkEnd w:id="65"/>
+    <w:bookmarkEnd w:id="66"/>
+    <w:bookmarkStart w:id="73" w:name="reference-the-main-tree-view"/>
     <w:p>
       <w:pPr>
         <w:pStyle w:val="Heading1"/>
@@ -9531,7 +9501,7 @@
         <w:t xml:space="preserve">The tree is the master view of a model: every element of the model, shown in its structure. Several models can be open at the same time — each model’s tree gets its own tab in the main window — and like every other view it can also be split off or floated (chapter 5.3).</w:t>
       </w:r>
     </w:p>
-    <w:bookmarkStart w:id="64" w:name="what-the-tree-shows"/>
+    <w:bookmarkStart w:id="67" w:name="what-the-tree-shows"/>
     <w:p>
       <w:pPr>
         <w:pStyle w:val="Heading2"/>
@@ -9606,8 +9576,8 @@
         <w:t xml:space="preserve">in their own folder — visible but owned by the generator. Every node type has its own icon; with Phase Support on, a phase glyph joins it.</w:t>
       </w:r>
     </w:p>
-    <w:bookmarkEnd w:id="64"/>
-    <w:bookmarkStart w:id="65" w:name="the-tree-toolbar"/>
+    <w:bookmarkEnd w:id="67"/>
+    <w:bookmarkStart w:id="68" w:name="the-tree-toolbar"/>
     <w:p>
       <w:pPr>
         <w:pStyle w:val="Heading2"/>
@@ -10544,8 +10514,8 @@
         <w:t xml:space="preserve">set as fallback.</w:t>
       </w:r>
     </w:p>
-    <w:bookmarkEnd w:id="65"/>
-    <w:bookmarkStart w:id="66" w:name="the-context-menu"/>
+    <w:bookmarkEnd w:id="68"/>
+    <w:bookmarkStart w:id="69" w:name="the-context-menu"/>
     <w:p>
       <w:pPr>
         <w:pStyle w:val="Heading2"/>
@@ -11026,8 +10996,8 @@
         <w:t xml:space="preserve">node, with the Add submenu expanded.</w:t>
       </w:r>
     </w:p>
-    <w:bookmarkEnd w:id="66"/>
-    <w:bookmarkStart w:id="67" w:name="filters"/>
+    <w:bookmarkEnd w:id="69"/>
+    <w:bookmarkStart w:id="70" w:name="filters"/>
     <w:p>
       <w:pPr>
         <w:pStyle w:val="Heading2"/>
@@ -11120,8 +11090,8 @@
         <w:t xml:space="preserve">”</w:t>
       </w:r>
     </w:p>
-    <w:bookmarkEnd w:id="67"/>
-    <w:bookmarkStart w:id="68" w:name="delete-multiple"/>
+    <w:bookmarkEnd w:id="70"/>
+    <w:bookmarkStart w:id="71" w:name="delete-multiple"/>
     <w:p>
       <w:pPr>
         <w:pStyle w:val="Heading2"/>
@@ -11210,8 +11180,8 @@
         <w:t xml:space="preserve">”</w:t>
       </w:r>
     </w:p>
-    <w:bookmarkEnd w:id="68"/>
-    <w:bookmarkStart w:id="69" w:name="drag-and-copy-drag"/>
+    <w:bookmarkEnd w:id="71"/>
+    <w:bookmarkStart w:id="72" w:name="drag-and-copy-drag"/>
     <w:p>
       <w:pPr>
         <w:pStyle w:val="Heading2"/>
@@ -11495,9 +11465,9 @@
         <w:t xml:space="preserve">: a class or actor drops as a new lifeline.</w:t>
       </w:r>
     </w:p>
-    <w:bookmarkEnd w:id="69"/>
-    <w:bookmarkEnd w:id="70"/>
-    <w:bookmarkStart w:id="84" w:name="reference-class-diagrams"/>
+    <w:bookmarkEnd w:id="72"/>
+    <w:bookmarkEnd w:id="73"/>
+    <w:bookmarkStart w:id="87" w:name="reference-class-diagrams"/>
     <w:p>
       <w:pPr>
         <w:pStyle w:val="Heading1"/>
@@ -11564,7 +11534,7 @@
         <w:t xml:space="preserve">”</w:t>
       </w:r>
     </w:p>
-    <w:bookmarkStart w:id="71" w:name="reading-the-diagram"/>
+    <w:bookmarkStart w:id="74" w:name="reading-the-diagram"/>
     <w:p>
       <w:pPr>
         <w:pStyle w:val="Heading2"/>
@@ -11791,8 +11761,8 @@
         <w:t xml:space="preserve">: free-text boxes, attachable by connection points to other shapes.</w:t>
       </w:r>
     </w:p>
-    <w:bookmarkEnd w:id="71"/>
-    <w:bookmarkStart w:id="72" w:name="selection"/>
+    <w:bookmarkEnd w:id="74"/>
+    <w:bookmarkStart w:id="75" w:name="selection"/>
     <w:p>
       <w:pPr>
         <w:pStyle w:val="Heading2"/>
@@ -12029,8 +11999,8 @@
         <w:t xml:space="preserve">A right-click on an unselected shape selects it first, then opens the context menu.</w:t>
       </w:r>
     </w:p>
-    <w:bookmarkEnd w:id="72"/>
-    <w:bookmarkStart w:id="73" w:name="moving-and-resizing"/>
+    <w:bookmarkEnd w:id="75"/>
+    <w:bookmarkStart w:id="76" w:name="moving-and-resizing"/>
     <w:p>
       <w:pPr>
         <w:pStyle w:val="Heading2"/>
@@ -12109,8 +12079,8 @@
         <w:t xml:space="preserve">off (re-enable via the context menu).</w:t>
       </w:r>
     </w:p>
-    <w:bookmarkEnd w:id="73"/>
-    <w:bookmarkStart w:id="74" w:name="editing-connection-routing"/>
+    <w:bookmarkEnd w:id="76"/>
+    <w:bookmarkStart w:id="77" w:name="editing-connection-routing"/>
     <w:p>
       <w:pPr>
         <w:pStyle w:val="Heading2"/>
@@ -12285,8 +12255,8 @@
         <w:t xml:space="preserve">(relation role names and multiplicities, dependency name/stereotype) are draggable on a selected connection (four-arrow cursor, snaps to the grid). Once moved, a label stays where you put it.</w:t>
       </w:r>
     </w:p>
-    <w:bookmarkEnd w:id="74"/>
-    <w:bookmarkStart w:id="75" w:name="members-and-methods-inside-the-box"/>
+    <w:bookmarkEnd w:id="77"/>
+    <w:bookmarkStart w:id="78" w:name="members-and-methods-inside-the-box"/>
     <w:p>
       <w:pPr>
         <w:pStyle w:val="Heading2"/>
@@ -12354,8 +12324,8 @@
         <w:t xml:space="preserve">Arrow keys walk the rows of a class (header ↔ members ↔ methods).</w:t>
       </w:r>
     </w:p>
-    <w:bookmarkEnd w:id="75"/>
-    <w:bookmarkStart w:id="76" w:name="notes-and-their-connection-points"/>
+    <w:bookmarkEnd w:id="78"/>
+    <w:bookmarkStart w:id="79" w:name="notes-and-their-connection-points"/>
     <w:p>
       <w:pPr>
         <w:pStyle w:val="Heading2"/>
@@ -12456,8 +12426,8 @@
         <w:t xml:space="preserve">While dragging, a dashed line plus a small square marker previews the geometry.</w:t>
       </w:r>
     </w:p>
-    <w:bookmarkEnd w:id="76"/>
-    <w:bookmarkStart w:id="77" w:name="creating-elements-on-the-canvas"/>
+    <w:bookmarkEnd w:id="79"/>
+    <w:bookmarkStart w:id="80" w:name="creating-elements-on-the-canvas"/>
     <w:p>
       <w:pPr>
         <w:pStyle w:val="Heading2"/>
@@ -12878,8 +12848,8 @@
         <w:t xml:space="preserve">.</w:t>
       </w:r>
     </w:p>
-    <w:bookmarkEnd w:id="77"/>
-    <w:bookmarkStart w:id="78" w:name="align"/>
+    <w:bookmarkEnd w:id="80"/>
+    <w:bookmarkStart w:id="81" w:name="align"/>
     <w:p>
       <w:pPr>
         <w:pStyle w:val="Heading2"/>
@@ -12974,8 +12944,8 @@
         <w:t xml:space="preserve">(≥ 2 classes) auto-lays-out the whole diagram instead.</w:t>
       </w:r>
     </w:p>
-    <w:bookmarkEnd w:id="78"/>
-    <w:bookmarkStart w:id="79" w:name="hiding-per-shape-toggles-colors"/>
+    <w:bookmarkEnd w:id="81"/>
+    <w:bookmarkStart w:id="82" w:name="hiding-per-shape-toggles-colors"/>
     <w:p>
       <w:pPr>
         <w:pStyle w:val="Heading2"/>
@@ -13133,8 +13103,8 @@
         <w:t xml:space="preserve">— class line/text, member text, method text, relation line/critical-relation line/text, inherit line, diagram-only line/text, dependency line/text, note line/text. Each opens a color picker seeded with the current value; the change applies to every diagram of the model (and is undoable).</w:t>
       </w:r>
     </w:p>
-    <w:bookmarkEnd w:id="79"/>
-    <w:bookmarkStart w:id="80" w:name="zoom-and-pan"/>
+    <w:bookmarkEnd w:id="82"/>
+    <w:bookmarkStart w:id="83" w:name="zoom-and-pan"/>
     <w:p>
       <w:pPr>
         <w:pStyle w:val="Heading2"/>
@@ -13394,8 +13364,8 @@
         <w:t xml:space="preserve">Zoom ranges from 0.1× to 32×; the status bar’s X/Y fields track the model coordinates under the cursor.</w:t>
       </w:r>
     </w:p>
-    <w:bookmarkEnd w:id="80"/>
-    <w:bookmarkStart w:id="81" w:name="the-cd-toolbar"/>
+    <w:bookmarkEnd w:id="83"/>
+    <w:bookmarkStart w:id="84" w:name="the-cd-toolbar"/>
     <w:p>
       <w:pPr>
         <w:pStyle w:val="Heading2"/>
@@ -13607,8 +13577,8 @@
         <w:t xml:space="preserve">— cropped strip of the CD toolbar in the order above.</w:t>
       </w:r>
     </w:p>
-    <w:bookmarkEnd w:id="81"/>
-    <w:bookmarkStart w:id="82" w:name="the-cd-context-menu"/>
+    <w:bookmarkEnd w:id="84"/>
+    <w:bookmarkStart w:id="85" w:name="the-cd-context-menu"/>
     <w:p>
       <w:pPr>
         <w:pStyle w:val="Heading2"/>
@@ -13949,8 +13919,8 @@
         <w:t xml:space="preserve">— the context menu open on a selected class shape, with the Add submenu expanded.</w:t>
       </w:r>
     </w:p>
-    <w:bookmarkEnd w:id="82"/>
-    <w:bookmarkStart w:id="83" w:name="canvas-keys"/>
+    <w:bookmarkEnd w:id="85"/>
+    <w:bookmarkStart w:id="86" w:name="canvas-keys"/>
     <w:p>
       <w:pPr>
         <w:pStyle w:val="Heading2"/>
@@ -14269,9 +14239,9 @@
         </w:tc>
       </w:tr>
     </w:tbl>
-    <w:bookmarkEnd w:id="83"/>
-    <w:bookmarkEnd w:id="84"/>
-    <w:bookmarkStart w:id="101" w:name="reference-sequence-diagrams"/>
+    <w:bookmarkEnd w:id="86"/>
+    <w:bookmarkEnd w:id="87"/>
+    <w:bookmarkStart w:id="104" w:name="reference-sequence-diagrams"/>
     <w:p>
       <w:pPr>
         <w:pStyle w:val="Heading1"/>
@@ -14357,18 +14327,18 @@
           <wp:inline>
             <wp:extent cx="5334000" cy="3429000"/>
             <wp:effectExtent b="0" l="0" r="0" t="0"/>
-            <wp:docPr descr="A sequence-diagram view in the shell — its own toolbar (delete, undo/redo, zoom, export SVG) at the top; diagram views dock, tab and float exactly like the trees." title="" id="86" name="Picture"/>
+            <wp:docPr descr="A sequence-diagram view in the shell — its own toolbar (delete, undo/redo, zoom, export SVG) at the top; diagram views dock, tab and float exactly like the trees." title="" id="89" name="Picture"/>
             <a:graphic>
               <a:graphicData uri="http://schemas.openxmlformats.org/drawingml/2006/picture">
                 <pic:pic>
                   <pic:nvPicPr>
-                    <pic:cNvPr descr="images/sd-view.png" id="87" name="Picture"/>
+                    <pic:cNvPr descr="images/sd-view.png" id="90" name="Picture"/>
                     <pic:cNvPicPr>
                       <a:picLocks noChangeArrowheads="1" noChangeAspect="1"/>
                     </pic:cNvPicPr>
                   </pic:nvPicPr>
                   <pic:blipFill>
-                    <a:blip r:embed="rId85"/>
+                    <a:blip r:embed="rId88"/>
                     <a:stretch>
                       <a:fillRect/>
                     </a:stretch>
@@ -14412,24 +14382,24 @@
           <wp:inline>
             <wp:extent cx="5334000" cy="7544589"/>
             <wp:effectExtent b="0" l="0" r="0" t="0"/>
-            <wp:docPr descr="The “Creating a Matrix” sequence diagram (SVG export, generated with add_call_trace): a User triggers Matrix(rows, columns), which constructs the Columns and Rows." title="" id="89" name="Picture"/>
+            <wp:docPr descr="The “Creating a Matrix” sequence diagram (SVG export, generated with add_call_trace): a User triggers Matrix(rows, columns), which constructs the Columns and Rows." title="" id="92" name="Picture"/>
             <a:graphic>
               <a:graphicData uri="http://schemas.openxmlformats.org/drawingml/2006/picture">
                 <pic:pic>
                   <pic:nvPicPr>
-                    <pic:cNvPr descr="images/sd-create.svg" id="90" name="Picture"/>
+                    <pic:cNvPr descr="images/sd-create.svg" id="93" name="Picture"/>
                     <pic:cNvPicPr>
                       <a:picLocks noChangeArrowheads="1" noChangeAspect="1"/>
                     </pic:cNvPicPr>
                   </pic:nvPicPr>
                   <pic:blipFill>
-                    <a:blip r:embed="rId91">
+                    <a:blip r:embed="rId94">
                       <a:extLst>
                         <a:ext uri="{28A0092B-C50C-407E-A947-70E740481C1C}">
                           <a14:useLocalDpi xmlns:a14="http://schemas.microsoft.com/office/drawing/2010/main" val="0"/>
                         </a:ext>
                         <a:ext uri="{96DAC541-7B7A-43D3-8B79-37D633B846F1}">
-                          <asvg:svgBlip xmlns:asvg="http://schemas.microsoft.com/office/drawing/2016/SVG/main" r:embed="rId88"/>
+                          <asvg:svgBlip xmlns:asvg="http://schemas.microsoft.com/office/drawing/2016/SVG/main" r:embed="rId91"/>
                         </a:ext>
                       </a:extLst>
                     </a:blip>
@@ -14485,7 +14455,7 @@
         <w:t xml:space="preserve">sequence diagram (SVG export, generated with add_call_trace): a User triggers Matrix(rows, columns), which constructs the Columns and Rows.</w:t>
       </w:r>
     </w:p>
-    <w:bookmarkStart w:id="92" w:name="building-one"/>
+    <w:bookmarkStart w:id="95" w:name="building-one"/>
     <w:p>
       <w:pPr>
         <w:pStyle w:val="Heading2"/>
@@ -14660,8 +14630,8 @@
         <w:t xml:space="preserve">Notes: free boxes with attach-lines — see below.</w:t>
       </w:r>
     </w:p>
-    <w:bookmarkEnd w:id="92"/>
-    <w:bookmarkStart w:id="93" w:name="what-moves-and-how"/>
+    <w:bookmarkEnd w:id="95"/>
+    <w:bookmarkStart w:id="96" w:name="what-moves-and-how"/>
     <w:p>
       <w:pPr>
         <w:pStyle w:val="Heading2"/>
@@ -15094,8 +15064,8 @@
         <w:t xml:space="preserve">: purely positional, so a point lying on a lifeline or signal travels with it. Dragging a corner point outward spawns a new joint; dragging a point back into the note deletes it. On release, a point near a signal arrow snaps vertically onto it — the line then tracks that signal.</w:t>
       </w:r>
     </w:p>
-    <w:bookmarkEnd w:id="93"/>
-    <w:bookmarkStart w:id="94" w:name="keeping-it-readable"/>
+    <w:bookmarkEnd w:id="96"/>
+    <w:bookmarkStart w:id="97" w:name="keeping-it-readable"/>
     <w:p>
       <w:pPr>
         <w:pStyle w:val="Heading2"/>
@@ -15195,8 +15165,8 @@
         <w:t xml:space="preserve">replaces a selected group of nested activations with a summarizing note — good for hiding boilerplate sub-calls.</w:t>
       </w:r>
     </w:p>
-    <w:bookmarkEnd w:id="94"/>
-    <w:bookmarkStart w:id="95" w:name="toolbar-colors-zoom"/>
+    <w:bookmarkEnd w:id="97"/>
+    <w:bookmarkStart w:id="98" w:name="toolbar-colors-zoom"/>
     <w:p>
       <w:pPr>
         <w:pStyle w:val="Heading2"/>
@@ -15354,8 +15324,8 @@
         <w:t xml:space="preserve">, Fit via toolbar or double-click on empty space, pan with plain scroll / middle-drag / scrollbars, pinch on trackpads).</w:t>
       </w:r>
     </w:p>
-    <w:bookmarkEnd w:id="95"/>
-    <w:bookmarkStart w:id="100" w:name="canvas-keys-1"/>
+    <w:bookmarkEnd w:id="98"/>
+    <w:bookmarkStart w:id="103" w:name="canvas-keys-1"/>
     <w:p>
       <w:pPr>
         <w:pStyle w:val="Heading2"/>
@@ -15755,24 +15725,24 @@
           <wp:inline>
             <wp:extent cx="5334000" cy="7544589"/>
             <wp:effectExtent b="0" l="0" r="0" t="0"/>
-            <wp:docPr descr="A pipe-generated call trace of the Matrix constructor (“Matrix constructor walkthrough”)." title="" id="97" name="Picture"/>
+            <wp:docPr descr="A pipe-generated call trace of the Matrix constructor (“Matrix constructor walkthrough”)." title="" id="100" name="Picture"/>
             <a:graphic>
               <a:graphicData uri="http://schemas.openxmlformats.org/drawingml/2006/picture">
                 <pic:pic>
                   <pic:nvPicPr>
-                    <pic:cNvPr descr="images/sd-ctor-walkthrough.svg" id="98" name="Picture"/>
+                    <pic:cNvPr descr="images/sd-ctor-walkthrough.svg" id="101" name="Picture"/>
                     <pic:cNvPicPr>
                       <a:picLocks noChangeArrowheads="1" noChangeAspect="1"/>
                     </pic:cNvPicPr>
                   </pic:nvPicPr>
                   <pic:blipFill>
-                    <a:blip r:embed="rId99">
+                    <a:blip r:embed="rId102">
                       <a:extLst>
                         <a:ext uri="{28A0092B-C50C-407E-A947-70E740481C1C}">
                           <a14:useLocalDpi xmlns:a14="http://schemas.microsoft.com/office/drawing/2010/main" val="0"/>
                         </a:ext>
                         <a:ext uri="{96DAC541-7B7A-43D3-8B79-37D633B846F1}">
-                          <asvg:svgBlip xmlns:asvg="http://schemas.microsoft.com/office/drawing/2016/SVG/main" r:embed="rId96"/>
+                          <asvg:svgBlip xmlns:asvg="http://schemas.microsoft.com/office/drawing/2016/SVG/main" r:embed="rId99"/>
                         </a:ext>
                       </a:extLst>
                     </a:blip>
@@ -15822,9 +15792,9 @@
         <w:t xml:space="preserve">).</w:t>
       </w:r>
     </w:p>
-    <w:bookmarkEnd w:id="100"/>
-    <w:bookmarkEnd w:id="101"/>
-    <w:bookmarkStart w:id="134" w:name="reference-dialogs"/>
+    <w:bookmarkEnd w:id="103"/>
+    <w:bookmarkEnd w:id="104"/>
+    <w:bookmarkStart w:id="137" w:name="reference-dialogs"/>
     <w:p>
       <w:pPr>
         <w:pStyle w:val="Heading1"/>
@@ -15989,7 +15959,7 @@
         <w:t xml:space="preserve">One screenshot per dialog in this chapter, captured on Windows at 100% scale with realistic content from the Matrix model. Captions are given per dialog below.</w:t>
       </w:r>
     </w:p>
-    <w:bookmarkStart w:id="102" w:name="class"/>
+    <w:bookmarkStart w:id="105" w:name="class"/>
     <w:p>
       <w:pPr>
         <w:pStyle w:val="Heading2"/>
@@ -16204,8 +16174,8 @@
         <w:t xml:space="preserve">the checkbox disables when switching would break the model — most importantly, a class with a Serialize-on subclass cannot turn Serialize off.</w:t>
       </w:r>
     </w:p>
-    <w:bookmarkEnd w:id="102"/>
-    <w:bookmarkStart w:id="103" w:name="external-class"/>
+    <w:bookmarkEnd w:id="105"/>
+    <w:bookmarkStart w:id="106" w:name="external-class"/>
     <w:p>
       <w:pPr>
         <w:pStyle w:val="Heading2"/>
@@ -16284,8 +16254,8 @@
         <w:t xml:space="preserve">(for types that must not be forward-declared, e.g. typedefs), member prefix (used when generated code calls its getters/setters).</w:t>
       </w:r>
     </w:p>
-    <w:bookmarkEnd w:id="103"/>
-    <w:bookmarkStart w:id="104" w:name="member"/>
+    <w:bookmarkEnd w:id="106"/>
+    <w:bookmarkStart w:id="107" w:name="member"/>
     <w:p>
       <w:pPr>
         <w:pStyle w:val="Heading2"/>
@@ -16570,8 +16540,8 @@
         <w:t xml:space="preserve">— changing a key must never be a plain assignment. See chapter 12.7 for the generated code.</w:t>
       </w:r>
     </w:p>
-    <w:bookmarkEnd w:id="104"/>
-    <w:bookmarkStart w:id="105" w:name="method"/>
+    <w:bookmarkEnd w:id="107"/>
+    <w:bookmarkStart w:id="108" w:name="method"/>
     <w:p>
       <w:pPr>
         <w:pStyle w:val="Heading2"/>
@@ -16902,8 +16872,8 @@
         <w:t xml:space="preserve">”</w:t>
       </w:r>
     </w:p>
-    <w:bookmarkEnd w:id="105"/>
-    <w:bookmarkStart w:id="106" w:name="constructor-destructor"/>
+    <w:bookmarkEnd w:id="108"/>
+    <w:bookmarkStart w:id="109" w:name="constructor-destructor"/>
     <w:p>
       <w:pPr>
         <w:pStyle w:val="Heading2"/>
@@ -17062,8 +17032,8 @@
         <w:t xml:space="preserve">). If you edit an initializer by hand in the constructor dialog, your text wins until the next structural change re-derives that entry.</w:t>
       </w:r>
     </w:p>
-    <w:bookmarkEnd w:id="106"/>
-    <w:bookmarkStart w:id="107" w:name="exception-specification"/>
+    <w:bookmarkEnd w:id="109"/>
+    <w:bookmarkStart w:id="110" w:name="exception-specification"/>
     <w:p>
       <w:pPr>
         <w:pStyle w:val="Heading2"/>
@@ -17194,8 +17164,8 @@
         <w:t xml:space="preserve">clause.</w:t>
       </w:r>
     </w:p>
-    <w:bookmarkEnd w:id="107"/>
-    <w:bookmarkStart w:id="108" w:name="argument"/>
+    <w:bookmarkEnd w:id="110"/>
+    <w:bookmarkStart w:id="111" w:name="argument"/>
     <w:p>
       <w:pPr>
         <w:pStyle w:val="Heading2"/>
@@ -17258,8 +17228,8 @@
         <w:t xml:space="preserve">, note. Reorder arguments by drag in the tree.</w:t>
       </w:r>
     </w:p>
-    <w:bookmarkEnd w:id="108"/>
-    <w:bookmarkStart w:id="109" w:name="inheritance"/>
+    <w:bookmarkEnd w:id="111"/>
+    <w:bookmarkStart w:id="112" w:name="inheritance"/>
     <w:p>
       <w:pPr>
         <w:pStyle w:val="Heading2"/>
@@ -17397,8 +17367,8 @@
         <w:t xml:space="preserve">browser.</w:t>
       </w:r>
     </w:p>
-    <w:bookmarkEnd w:id="109"/>
-    <w:bookmarkStart w:id="110" w:name="relation"/>
+    <w:bookmarkEnd w:id="112"/>
+    <w:bookmarkStart w:id="113" w:name="relation"/>
     <w:p>
       <w:pPr>
         <w:pStyle w:val="Heading2"/>
@@ -17862,8 +17832,8 @@
         <w:t xml:space="preserve">(chapter 12.7).</w:t>
       </w:r>
     </w:p>
-    <w:bookmarkEnd w:id="110"/>
-    <w:bookmarkStart w:id="111" w:name="find-method-on-a-relation"/>
+    <w:bookmarkEnd w:id="113"/>
+    <w:bookmarkStart w:id="114" w:name="find-method-on-a-relation"/>
     <w:p>
       <w:pPr>
         <w:pStyle w:val="Heading2"/>
@@ -18009,8 +17979,8 @@
         <w:t xml:space="preserve">is generated instead — callers are identical either way.</w:t>
       </w:r>
     </w:p>
-    <w:bookmarkEnd w:id="111"/>
-    <w:bookmarkStart w:id="112" w:name="dependency"/>
+    <w:bookmarkEnd w:id="114"/>
+    <w:bookmarkStart w:id="115" w:name="dependency"/>
     <w:p>
       <w:pPr>
         <w:pStyle w:val="Heading2"/>
@@ -18130,8 +18100,8 @@
         <w:t xml:space="preserve">. A dependency is modeled — it affects the include/forward-declaration emission for the client — but adds no members or relation code.</w:t>
       </w:r>
     </w:p>
-    <w:bookmarkEnd w:id="112"/>
-    <w:bookmarkStart w:id="113" w:name="relation-diagram-only"/>
+    <w:bookmarkEnd w:id="115"/>
+    <w:bookmarkStart w:id="116" w:name="relation-diagram-only"/>
     <w:p>
       <w:pPr>
         <w:pStyle w:val="Heading2"/>
@@ -18258,8 +18228,8 @@
         <w:t xml:space="preserve">than modeled relations (e.g. Composition).</w:t>
       </w:r>
     </w:p>
-    <w:bookmarkEnd w:id="113"/>
-    <w:bookmarkStart w:id="114" w:name="type"/>
+    <w:bookmarkEnd w:id="116"/>
+    <w:bookmarkStart w:id="117" w:name="type"/>
     <w:p>
       <w:pPr>
         <w:pStyle w:val="Heading2"/>
@@ -18387,8 +18357,8 @@
         <w:t xml:space="preserve">C++ text that gets emitted into the master include.</w:t>
       </w:r>
     </w:p>
-    <w:bookmarkEnd w:id="114"/>
-    <w:bookmarkStart w:id="115" w:name="group-meta-group"/>
+    <w:bookmarkEnd w:id="117"/>
+    <w:bookmarkStart w:id="118" w:name="group-meta-group"/>
     <w:p>
       <w:pPr>
         <w:pStyle w:val="Heading2"/>
@@ -18438,8 +18408,8 @@
         <w:t xml:space="preserve">Name + note. (MemberAndMethodGroups — in-class folders — are created from the class context menu.)</w:t>
       </w:r>
     </w:p>
-    <w:bookmarkEnd w:id="115"/>
-    <w:bookmarkStart w:id="116" w:name="context-define-and-assign"/>
+    <w:bookmarkEnd w:id="118"/>
+    <w:bookmarkStart w:id="119" w:name="context-define-and-assign"/>
     <w:p>
       <w:pPr>
         <w:pStyle w:val="Heading2"/>
@@ -18713,8 +18683,8 @@
         <w:t xml:space="preserve">”</w:t>
       </w:r>
     </w:p>
-    <w:bookmarkEnd w:id="116"/>
-    <w:bookmarkStart w:id="117" w:name="actor"/>
+    <w:bookmarkEnd w:id="119"/>
+    <w:bookmarkStart w:id="120" w:name="actor"/>
     <w:p>
       <w:pPr>
         <w:pStyle w:val="Heading2"/>
@@ -18779,8 +18749,8 @@
         <w:t xml:space="preserve">and go on sequence diagrams as stick figures.</w:t>
       </w:r>
     </w:p>
-    <w:bookmarkEnd w:id="117"/>
-    <w:bookmarkStart w:id="118" w:name="class-diagram"/>
+    <w:bookmarkEnd w:id="120"/>
+    <w:bookmarkStart w:id="121" w:name="class-diagram"/>
     <w:p>
       <w:pPr>
         <w:pStyle w:val="Heading2"/>
@@ -18846,8 +18816,8 @@
         <w:t xml:space="preserve">matrix: which member/method access levels are automatically shown when a class is placed on this diagram (private/protected/public members and methods, plus Get/Set methods).</w:t>
       </w:r>
     </w:p>
-    <w:bookmarkEnd w:id="118"/>
-    <w:bookmarkStart w:id="119" w:name="sequence-diagram"/>
+    <w:bookmarkEnd w:id="121"/>
+    <w:bookmarkStart w:id="122" w:name="sequence-diagram"/>
     <w:p>
       <w:pPr>
         <w:pStyle w:val="Heading2"/>
@@ -19001,8 +18971,8 @@
         <w:t xml:space="preserve">options (argument types, argument names, scope). Per-message overrides exist on each signal’s own dialog.</w:t>
       </w:r>
     </w:p>
-    <w:bookmarkEnd w:id="119"/>
-    <w:bookmarkStart w:id="120" w:name="select-classes"/>
+    <w:bookmarkEnd w:id="122"/>
+    <w:bookmarkStart w:id="123" w:name="select-classes"/>
     <w:p>
       <w:pPr>
         <w:pStyle w:val="Heading2"/>
@@ -19065,8 +19035,8 @@
         <w:t xml:space="preserve">afterwards).</w:t>
       </w:r>
     </w:p>
-    <w:bookmarkEnd w:id="120"/>
-    <w:bookmarkStart w:id="121" w:name="class-shape"/>
+    <w:bookmarkEnd w:id="123"/>
+    <w:bookmarkStart w:id="124" w:name="class-shape"/>
     <w:p>
       <w:pPr>
         <w:pStyle w:val="Heading2"/>
@@ -19179,8 +19149,8 @@
         <w:t xml:space="preserve">shape. The same class can show different features on different diagrams.</w:t>
       </w:r>
     </w:p>
-    <w:bookmarkEnd w:id="121"/>
-    <w:bookmarkStart w:id="122" w:name="select-members-methods"/>
+    <w:bookmarkEnd w:id="124"/>
+    <w:bookmarkStart w:id="125" w:name="select-members-methods"/>
     <w:p>
       <w:pPr>
         <w:pStyle w:val="Heading2"/>
@@ -19231,8 +19201,8 @@
         <w:t xml:space="preserve">on a class shape (within what the diagram’s access-level flags allow). Checkbox lists per section, with Select All / Unselect All. Diagram-wide or per-class, depending on where it was opened.</w:t>
       </w:r>
     </w:p>
-    <w:bookmarkEnd w:id="122"/>
-    <w:bookmarkStart w:id="123" w:name="reorder-members-methods"/>
+    <w:bookmarkEnd w:id="125"/>
+    <w:bookmarkStart w:id="126" w:name="reorder-members-methods"/>
     <w:p>
       <w:pPr>
         <w:pStyle w:val="Heading2"/>
@@ -19280,8 +19250,8 @@
         <w:t xml:space="preserve">: it changes declaration order in the generated file.</w:t>
       </w:r>
     </w:p>
-    <w:bookmarkEnd w:id="123"/>
-    <w:bookmarkStart w:id="124" w:name="signal-message"/>
+    <w:bookmarkEnd w:id="126"/>
+    <w:bookmarkStart w:id="127" w:name="signal-message"/>
     <w:p>
       <w:pPr>
         <w:pStyle w:val="Heading2"/>
@@ -19358,8 +19328,8 @@
         <w:t xml:space="preserve">), return text + show-return-arrow, async flag, per-message argument/scope display, note.</w:t>
       </w:r>
     </w:p>
-    <w:bookmarkEnd w:id="124"/>
-    <w:bookmarkStart w:id="125" w:name="lifeline-note-dialogs"/>
+    <w:bookmarkEnd w:id="127"/>
+    <w:bookmarkStart w:id="128" w:name="lifeline-note-dialogs"/>
     <w:p>
       <w:pPr>
         <w:pStyle w:val="Heading2"/>
@@ -19428,8 +19398,8 @@
         <w:t xml:space="preserve">(apply the size everywhere).</w:t>
       </w:r>
     </w:p>
-    <w:bookmarkEnd w:id="125"/>
-    <w:bookmarkStart w:id="126" w:name="Xb9470c6e63f702dcde05f89c7607c45c6bcf312"/>
+    <w:bookmarkEnd w:id="128"/>
+    <w:bookmarkStart w:id="129" w:name="Xb9470c6e63f702dcde05f89c7607c45c6bcf312"/>
     <w:p>
       <w:pPr>
         <w:pStyle w:val="Heading2"/>
@@ -19861,8 +19831,8 @@
         <w:t xml:space="preserve">(the TODO line seeded into new method bodies); Method Name List / Similar Lines List (name suggestions and the similar-lines tool’s pattern list).</w:t>
       </w:r>
     </w:p>
-    <w:bookmarkEnd w:id="126"/>
-    <w:bookmarkStart w:id="127" w:name="add-serialization-to-project"/>
+    <w:bookmarkEnd w:id="129"/>
+    <w:bookmarkStart w:id="130" w:name="add-serialization-to-project"/>
     <w:p>
       <w:pPr>
         <w:pStyle w:val="Heading2"/>
@@ -19940,8 +19910,8 @@
         <w:t xml:space="preserve">machinery (chapter 13.1). One-way — once a model has Serialize, it keeps it.</w:t>
       </w:r>
     </w:p>
-    <w:bookmarkEnd w:id="127"/>
-    <w:bookmarkStart w:id="128" w:name="find"/>
+    <w:bookmarkEnd w:id="130"/>
+    <w:bookmarkStart w:id="131" w:name="find"/>
     <w:p>
       <w:pPr>
         <w:pStyle w:val="Heading2"/>
@@ -20012,8 +19982,8 @@
         <w:t xml:space="preserve">repeats.</w:t>
       </w:r>
     </w:p>
-    <w:bookmarkEnd w:id="128"/>
-    <w:bookmarkStart w:id="129" w:name="read-source"/>
+    <w:bookmarkEnd w:id="131"/>
+    <w:bookmarkStart w:id="132" w:name="read-source"/>
     <w:p>
       <w:pPr>
         <w:pStyle w:val="Heading2"/>
@@ -20092,8 +20062,8 @@
         <w:t xml:space="preserve">.</w:t>
       </w:r>
     </w:p>
-    <w:bookmarkEnd w:id="129"/>
-    <w:bookmarkStart w:id="130" w:name="save-source"/>
+    <w:bookmarkEnd w:id="132"/>
+    <w:bookmarkStart w:id="133" w:name="save-source"/>
     <w:p>
       <w:pPr>
         <w:pStyle w:val="Heading2"/>
@@ -20219,8 +20189,8 @@
         <w:t xml:space="preserve">block in the header comment). That is where the author initials next to each change line in generated headers come from.</w:t>
       </w:r>
     </w:p>
-    <w:bookmarkEnd w:id="130"/>
-    <w:bookmarkStart w:id="131" w:name="virtual-methods-isclass-methods"/>
+    <w:bookmarkEnd w:id="133"/>
+    <w:bookmarkStart w:id="134" w:name="virtual-methods-isclass-methods"/>
     <w:p>
       <w:pPr>
         <w:pStyle w:val="Heading2"/>
@@ -20327,8 +20297,8 @@
         <w:t xml:space="preserve">, returning a boolean truth value).</w:t>
       </w:r>
     </w:p>
-    <w:bookmarkEnd w:id="131"/>
-    <w:bookmarkStart w:id="132" w:name="user-sections-code-dialogs"/>
+    <w:bookmarkEnd w:id="134"/>
+    <w:bookmarkStart w:id="135" w:name="user-sections-code-dialogs"/>
     <w:p>
       <w:pPr>
         <w:pStyle w:val="Heading2"/>
@@ -20418,8 +20388,8 @@
         <w:t xml:space="preserve">marker bands above and below your text.</w:t>
       </w:r>
     </w:p>
-    <w:bookmarkEnd w:id="132"/>
-    <w:bookmarkStart w:id="133" w:name="code-editing-helper-wizards"/>
+    <w:bookmarkEnd w:id="135"/>
+    <w:bookmarkStart w:id="136" w:name="code-editing-helper-wizards"/>
     <w:p>
       <w:pPr>
         <w:pStyle w:val="Heading2"/>
@@ -20716,9 +20686,9 @@
         <w:t xml:space="preserve">— the member-method wrapper picker.</w:t>
       </w:r>
     </w:p>
-    <w:bookmarkEnd w:id="133"/>
-    <w:bookmarkEnd w:id="134"/>
-    <w:bookmarkStart w:id="138" w:name="reference-the-code-editor"/>
+    <w:bookmarkEnd w:id="136"/>
+    <w:bookmarkEnd w:id="137"/>
+    <w:bookmarkStart w:id="141" w:name="reference-the-code-editor"/>
     <w:p>
       <w:pPr>
         <w:pStyle w:val="Heading1"/>
@@ -20735,7 +20705,7 @@
         <w:t xml:space="preserve">Method bodies, constructor/destructor bodies and the user sections are edited in ClassBuilder’s built-in code editor (a fixed-pitch C++ editor; Consolas 11 pt on Windows).</w:t>
       </w:r>
     </w:p>
-    <w:bookmarkStart w:id="135" w:name="editing-behavior"/>
+    <w:bookmarkStart w:id="138" w:name="editing-behavior"/>
     <w:p>
       <w:pPr>
         <w:pStyle w:val="Heading2"/>
@@ -20937,8 +20907,8 @@
         <w:t xml:space="preserve">No line wrapping; long lines scroll.</w:t>
       </w:r>
     </w:p>
-    <w:bookmarkEnd w:id="135"/>
-    <w:bookmarkStart w:id="136" w:name="code-insertion"/>
+    <w:bookmarkEnd w:id="138"/>
+    <w:bookmarkStart w:id="139" w:name="code-insertion"/>
     <w:p>
       <w:pPr>
         <w:pStyle w:val="Heading2"/>
@@ -21061,8 +21031,8 @@
         <w:t xml:space="preserve">marker already in place — write below the marker (chapter 11.4 for the destructor-order exception).</w:t>
       </w:r>
     </w:p>
-    <w:bookmarkEnd w:id="136"/>
-    <w:bookmarkStart w:id="137" w:name="where-it-appears"/>
+    <w:bookmarkEnd w:id="139"/>
+    <w:bookmarkStart w:id="140" w:name="where-it-appears"/>
     <w:p>
       <w:pPr>
         <w:pStyle w:val="Heading2"/>
@@ -21270,9 +21240,9 @@
         </w:tc>
       </w:tr>
     </w:tbl>
-    <w:bookmarkEnd w:id="137"/>
-    <w:bookmarkEnd w:id="138"/>
-    <w:bookmarkStart w:id="144" w:name="code-generation-in-depth"/>
+    <w:bookmarkEnd w:id="140"/>
+    <w:bookmarkEnd w:id="141"/>
+    <w:bookmarkStart w:id="147" w:name="code-generation-in-depth"/>
     <w:p>
       <w:pPr>
         <w:pStyle w:val="Heading1"/>
@@ -21281,7 +21251,7 @@
         <w:t xml:space="preserve">Code generation in depth</w:t>
       </w:r>
     </w:p>
-    <w:bookmarkStart w:id="139" w:name="files-produced"/>
+    <w:bookmarkStart w:id="142" w:name="files-produced"/>
     <w:p>
       <w:pPr>
         <w:pStyle w:val="Heading2"/>
@@ -21380,8 +21350,8 @@
         <w:t xml:space="preserve">).</w:t>
       </w:r>
     </w:p>
-    <w:bookmarkEnd w:id="139"/>
-    <w:bookmarkStart w:id="140" w:name="anatomy-of-a-generated-file"/>
+    <w:bookmarkEnd w:id="142"/>
+    <w:bookmarkStart w:id="143" w:name="anatomy-of-a-generated-file"/>
     <w:p>
       <w:pPr>
         <w:pStyle w:val="Heading2"/>
@@ -21804,8 +21774,8 @@
         <w:t xml:space="preserve">bodies, relation macros, class declarations or member lists on disk; change the model instead.</w:t>
       </w:r>
     </w:p>
-    <w:bookmarkEnd w:id="140"/>
-    <w:bookmarkStart w:id="141" w:name="the-six-user-sections"/>
+    <w:bookmarkEnd w:id="143"/>
+    <w:bookmarkStart w:id="144" w:name="the-six-user-sections"/>
     <w:p>
       <w:pPr>
         <w:pStyle w:val="Heading2"/>
@@ -21903,8 +21873,8 @@
         <w:t xml:space="preserve">is the place for hand-written members or friend declarations that should live in the class but not in the model.</w:t>
       </w:r>
     </w:p>
-    <w:bookmarkEnd w:id="141"/>
-    <w:bookmarkStart w:id="142" w:name="constructorinclude-destructorinclude"/>
+    <w:bookmarkEnd w:id="144"/>
+    <w:bookmarkStart w:id="145" w:name="constructorinclude-destructorinclude"/>
     <w:p>
       <w:pPr>
         <w:pStyle w:val="Heading2"/>
@@ -22043,8 +22013,8 @@
         <w:t xml:space="preserve">(the generator preserves your body; you own the order inside it).</w:t>
       </w:r>
     </w:p>
-    <w:bookmarkEnd w:id="142"/>
-    <w:bookmarkStart w:id="143" w:name="read-source-the-round-trip"/>
+    <w:bookmarkEnd w:id="145"/>
+    <w:bookmarkStart w:id="146" w:name="read-source-the-round-trip"/>
     <w:p>
       <w:pPr>
         <w:pStyle w:val="Heading2"/>
@@ -22208,9 +22178,9 @@
         <w:t xml:space="preserve">Line endings: bodies are stored with CRLF; keep generated files CRLF (the model’s line-ending setting controls emissions).</w:t>
       </w:r>
     </w:p>
-    <w:bookmarkEnd w:id="143"/>
-    <w:bookmarkEnd w:id="144"/>
-    <w:bookmarkStart w:id="163" w:name="relations-and-the-intrusive-runtime"/>
+    <w:bookmarkEnd w:id="146"/>
+    <w:bookmarkEnd w:id="147"/>
+    <w:bookmarkStart w:id="166" w:name="relations-and-the-intrusive-runtime"/>
     <w:p>
       <w:pPr>
         <w:pStyle w:val="Heading1"/>
@@ -22227,7 +22197,7 @@
         <w:t xml:space="preserve">This chapter is the heart of ClassBuilder. It explains what the relation macros generate, why intrusive linked lists were chosen, and what guarantees you get.</w:t>
       </w:r>
     </w:p>
-    <w:bookmarkStart w:id="149" w:name="what-intrusive-means"/>
+    <w:bookmarkStart w:id="152" w:name="what-intrusive-means"/>
     <w:p>
       <w:pPr>
         <w:pStyle w:val="Heading2"/>
@@ -22263,24 +22233,24 @@
           <wp:inline>
             <wp:extent cx="5334000" cy="3246782"/>
             <wp:effectExtent b="0" l="0" r="0" t="0"/>
-            <wp:docPr descr="One Cell in two lists: all link pointers are members of the Cell itself." title="" id="146" name="Picture"/>
+            <wp:docPr descr="One Cell in two lists: all link pointers are members of the Cell itself." title="" id="149" name="Picture"/>
             <a:graphic>
               <a:graphicData uri="http://schemas.openxmlformats.org/drawingml/2006/picture">
                 <pic:pic>
                   <pic:nvPicPr>
-                    <pic:cNvPr descr="images/fig-intrusive-lists.svg" id="147" name="Picture"/>
+                    <pic:cNvPr descr="images/fig-intrusive-lists.svg" id="150" name="Picture"/>
                     <pic:cNvPicPr>
                       <a:picLocks noChangeArrowheads="1" noChangeAspect="1"/>
                     </pic:cNvPicPr>
                   </pic:nvPicPr>
                   <pic:blipFill>
-                    <a:blip r:embed="rId148">
+                    <a:blip r:embed="rId151">
                       <a:extLst>
                         <a:ext uri="{28A0092B-C50C-407E-A947-70E740481C1C}">
                           <a14:useLocalDpi xmlns:a14="http://schemas.microsoft.com/office/drawing/2010/main" val="0"/>
                         </a:ext>
                         <a:ext uri="{96DAC541-7B7A-43D3-8B79-37D633B846F1}">
-                          <asvg:svgBlip xmlns:asvg="http://schemas.microsoft.com/office/drawing/2016/SVG/main" r:embed="rId145"/>
+                          <asvg:svgBlip xmlns:asvg="http://schemas.microsoft.com/office/drawing/2016/SVG/main" r:embed="rId148"/>
                         </a:ext>
                       </a:extLst>
                     </a:blip>
@@ -22750,8 +22720,8 @@
         <w:t xml:space="preserve">In ClassBuilder a new relation on an existing class is one dialog and a regeneration; existing relations, code and files are untouched.</w:t>
       </w:r>
     </w:p>
-    <w:bookmarkEnd w:id="149"/>
-    <w:bookmarkStart w:id="150" w:name="declaring-relations-the-macro-surface"/>
+    <w:bookmarkEnd w:id="152"/>
+    <w:bookmarkStart w:id="153" w:name="declaring-relations-the-macro-surface"/>
     <w:p>
       <w:pPr>
         <w:pStyle w:val="Heading2"/>
@@ -23453,8 +23423,8 @@
         </w:tc>
       </w:tr>
     </w:tbl>
-    <w:bookmarkEnd w:id="150"/>
-    <w:bookmarkStart w:id="151" w:name="the-generated-api-of-a-multi-relation"/>
+    <w:bookmarkEnd w:id="153"/>
+    <w:bookmarkStart w:id="154" w:name="the-generated-api-of-a-multi-relation"/>
     <w:p>
       <w:pPr>
         <w:pStyle w:val="Heading2"/>
@@ -24382,8 +24352,8 @@
         <w:t xml:space="preserve">, so their exact signatures are always visible.</w:t>
       </w:r>
     </w:p>
-    <w:bookmarkEnd w:id="151"/>
-    <w:bookmarkStart w:id="152" w:name="Xaaa89ef9d7adb0d0fb470691c4808f6f6b0754c"/>
+    <w:bookmarkEnd w:id="154"/>
+    <w:bookmarkStart w:id="155" w:name="Xaaa89ef9d7adb0d0fb470691c4808f6f6b0754c"/>
     <w:p>
       <w:pPr>
         <w:pStyle w:val="Heading2"/>
@@ -24871,8 +24841,8 @@
         <w:t xml:space="preserve">.</w:t>
       </w:r>
     </w:p>
-    <w:bookmarkEnd w:id="152"/>
-    <w:bookmarkStart w:id="157" w:name="ownership-and-cascade-delete"/>
+    <w:bookmarkEnd w:id="155"/>
+    <w:bookmarkStart w:id="160" w:name="ownership-and-cascade-delete"/>
     <w:p>
       <w:pPr>
         <w:pStyle w:val="Heading2"/>
@@ -24890,24 +24860,24 @@
           <wp:inline>
             <wp:extent cx="5334000" cy="2724978"/>
             <wp:effectExtent b="0" l="0" r="0" t="0"/>
-            <wp:docPr descr="delete pMatrix — the cascade frees the entire graph." title="" id="154" name="Picture"/>
+            <wp:docPr descr="delete pMatrix — the cascade frees the entire graph." title="" id="157" name="Picture"/>
             <a:graphic>
               <a:graphicData uri="http://schemas.openxmlformats.org/drawingml/2006/picture">
                 <pic:pic>
                   <pic:nvPicPr>
-                    <pic:cNvPr descr="images/fig-ownership-cascade.svg" id="155" name="Picture"/>
+                    <pic:cNvPr descr="images/fig-ownership-cascade.svg" id="158" name="Picture"/>
                     <pic:cNvPicPr>
                       <a:picLocks noChangeArrowheads="1" noChangeAspect="1"/>
                     </pic:cNvPicPr>
                   </pic:nvPicPr>
                   <pic:blipFill>
-                    <a:blip r:embed="rId156">
+                    <a:blip r:embed="rId159">
                       <a:extLst>
                         <a:ext uri="{28A0092B-C50C-407E-A947-70E740481C1C}">
                           <a14:useLocalDpi xmlns:a14="http://schemas.microsoft.com/office/drawing/2010/main" val="0"/>
                         </a:ext>
                         <a:ext uri="{96DAC541-7B7A-43D3-8B79-37D633B846F1}">
-                          <asvg:svgBlip xmlns:asvg="http://schemas.microsoft.com/office/drawing/2016/SVG/main" r:embed="rId153"/>
+                          <asvg:svgBlip xmlns:asvg="http://schemas.microsoft.com/office/drawing/2016/SVG/main" r:embed="rId156"/>
                         </a:ext>
                       </a:extLst>
                     </a:blip>
@@ -25069,8 +25039,8 @@
         <w:t xml:space="preserve">members, and destructors clear them. In the demo run of chapter 4 this is the last line: every object freed by cascade.</w:t>
       </w:r>
     </w:p>
-    <w:bookmarkEnd w:id="157"/>
-    <w:bookmarkStart w:id="158" w:name="iterators-that-survive-modification"/>
+    <w:bookmarkEnd w:id="160"/>
+    <w:bookmarkStart w:id="161" w:name="iterators-that-survive-modification"/>
     <w:p>
       <w:pPr>
         <w:pStyle w:val="Heading2"/>
@@ -25334,8 +25304,8 @@
         <w:t xml:space="preserve">). Setters may trigger model-side reordering (e.g. in sorted tree relations); the captured pointer stays valid, the iterator re-anchors.</w:t>
       </w:r>
     </w:p>
-    <w:bookmarkEnd w:id="158"/>
-    <w:bookmarkStart w:id="159" w:name="single-static-multi"/>
+    <w:bookmarkEnd w:id="161"/>
+    <w:bookmarkStart w:id="162" w:name="single-static-multi"/>
     <w:p>
       <w:pPr>
         <w:pStyle w:val="Heading2"/>
@@ -25410,8 +25380,8 @@
         <w:t xml:space="preserve">instances of the from-class (class-level registry). Not available for template or serialize classes.</w:t>
       </w:r>
     </w:p>
-    <w:bookmarkEnd w:id="159"/>
-    <w:bookmarkStart w:id="160" w:name="tree-implementations-and-find-methods"/>
+    <w:bookmarkEnd w:id="162"/>
+    <w:bookmarkStart w:id="163" w:name="tree-implementations-and-find-methods"/>
     <w:p>
       <w:pPr>
         <w:pStyle w:val="Heading2"/>
@@ -26164,8 +26134,8 @@
         <w:t xml:space="preserve">— implemented as a loop on a list relation, or as the native tree search when the argument matches the tree key. Design workflow: start with lists; when profiling says a find is hot, flip the relation to a tree — the find method regenerates to the fast path, callers unchanged.</w:t>
       </w:r>
     </w:p>
-    <w:bookmarkEnd w:id="160"/>
-    <w:bookmarkStart w:id="161" w:name="critical-relations-threads"/>
+    <w:bookmarkEnd w:id="163"/>
+    <w:bookmarkStart w:id="164" w:name="critical-relations-threads"/>
     <w:p>
       <w:pPr>
         <w:pStyle w:val="Heading2"/>
@@ -26223,8 +26193,8 @@
         <w:t xml:space="preserve">only — your own data races remain your own; keep cross-thread mutation points few and explicit.</w:t>
       </w:r>
     </w:p>
-    <w:bookmarkEnd w:id="161"/>
-    <w:bookmarkStart w:id="162" w:name="writing-loops-the-generated-way"/>
+    <w:bookmarkEnd w:id="164"/>
+    <w:bookmarkStart w:id="165" w:name="writing-loops-the-generated-way"/>
     <w:p>
       <w:pPr>
         <w:pStyle w:val="Heading2"/>
@@ -26566,9 +26536,9 @@
         <w:t xml:space="preserve">before a loop that deletes — the list is live and your snapshot is not.</w:t>
       </w:r>
     </w:p>
-    <w:bookmarkEnd w:id="162"/>
-    <w:bookmarkEnd w:id="163"/>
-    <w:bookmarkStart w:id="170" w:name="serialization"/>
+    <w:bookmarkEnd w:id="165"/>
+    <w:bookmarkEnd w:id="166"/>
+    <w:bookmarkStart w:id="173" w:name="serialization"/>
     <w:p>
       <w:pPr>
         <w:pStyle w:val="Heading1"/>
@@ -26577,7 +26547,7 @@
         <w:t xml:space="preserve">Serialization</w:t>
       </w:r>
     </w:p>
-    <w:bookmarkStart w:id="164" w:name="what-you-get"/>
+    <w:bookmarkStart w:id="167" w:name="what-you-get"/>
     <w:p>
       <w:pPr>
         <w:pStyle w:val="Heading2"/>
@@ -26817,8 +26787,8 @@
         <w:t xml:space="preserve">registers the factory), then re-links all relations through a pointer table. Shared pointers, back-pointers, multi-ownership — the graph reloads exactly.</w:t>
       </w:r>
     </w:p>
-    <w:bookmarkEnd w:id="164"/>
-    <w:bookmarkStart w:id="165" w:name="cbarchive-and-the-wire-format"/>
+    <w:bookmarkEnd w:id="167"/>
+    <w:bookmarkStart w:id="168" w:name="cbarchive-and-the-wire-format"/>
     <w:p>
       <w:pPr>
         <w:pStyle w:val="Heading2"/>
@@ -26976,8 +26946,8 @@
         <w:t xml:space="preserve">rather than crashing.</w:t>
       </w:r>
     </w:p>
-    <w:bookmarkEnd w:id="165"/>
-    <w:bookmarkStart w:id="166" w:name="cbz-compression-on-the-fly"/>
+    <w:bookmarkEnd w:id="168"/>
+    <w:bookmarkStart w:id="169" w:name="cbz-compression-on-the-fly"/>
     <w:p>
       <w:pPr>
         <w:pStyle w:val="Heading2"/>
@@ -27327,8 +27297,8 @@
         <w:t xml:space="preserve">; the quick start’s whole matrix saved in 114 bytes. Your applications get the same for free — link zstd and use the two wrappers.</w:t>
       </w:r>
     </w:p>
-    <w:bookmarkEnd w:id="166"/>
-    <w:bookmarkStart w:id="167" w:name="Xbded68cf7b5dad621557026fdc0855cc4156113"/>
+    <w:bookmarkEnd w:id="169"/>
+    <w:bookmarkStart w:id="170" w:name="Xbded68cf7b5dad621557026fdc0855cc4156113"/>
     <w:p>
       <w:pPr>
         <w:pStyle w:val="Heading2"/>
@@ -27623,8 +27593,8 @@
         <w:t xml:space="preserve">button (Project Settings) renumbers a long version history down to the minimal equivalent scheme (max used + 1) — cosmetic, but keeps gates readable. Only compact when files older than the compacted scheme no longer need to load.</w:t>
       </w:r>
     </w:p>
-    <w:bookmarkEnd w:id="167"/>
-    <w:bookmarkStart w:id="168" w:name="rules-and-properties"/>
+    <w:bookmarkEnd w:id="170"/>
+    <w:bookmarkStart w:id="171" w:name="rules-and-properties"/>
     <w:p>
       <w:pPr>
         <w:pStyle w:val="Heading2"/>
@@ -27830,8 +27800,8 @@
         <w:t xml:space="preserve">for streaming (type dialog).</w:t>
       </w:r>
     </w:p>
-    <w:bookmarkEnd w:id="168"/>
-    <w:bookmarkStart w:id="169" w:name="Xe93cc69c5286d8ba9c1392594baf9a373c30c75"/>
+    <w:bookmarkEnd w:id="171"/>
+    <w:bookmarkStart w:id="172" w:name="Xe93cc69c5286d8ba9c1392594baf9a373c30c75"/>
     <w:p>
       <w:pPr>
         <w:pStyle w:val="Heading2"/>
@@ -28041,9 +28011,9 @@
         <w:t xml:space="preserve">Models that already build (like ClassBuilder’s own) are unaffected.</w:t>
       </w:r>
     </w:p>
-    <w:bookmarkEnd w:id="169"/>
-    <w:bookmarkEnd w:id="170"/>
-    <w:bookmarkStart w:id="174" w:name="the-generated-undoredo-framework"/>
+    <w:bookmarkEnd w:id="172"/>
+    <w:bookmarkEnd w:id="173"/>
+    <w:bookmarkStart w:id="177" w:name="the-generated-undoredo-framework"/>
     <w:p>
       <w:pPr>
         <w:pStyle w:val="Heading1"/>
@@ -28052,7 +28022,7 @@
         <w:t xml:space="preserve">The generated Undo/Redo framework</w:t>
       </w:r>
     </w:p>
-    <w:bookmarkStart w:id="171" w:name="what-it-is"/>
+    <w:bookmarkStart w:id="174" w:name="what-it-is"/>
     <w:p>
       <w:pPr>
         <w:pStyle w:val="Heading2"/>
@@ -28101,8 +28071,8 @@
         <w:t xml:space="preserve">generated model — the same machinery ClassBuilder itself uses for its own Edit ▸ Undo/Redo.</w:t>
       </w:r>
     </w:p>
-    <w:bookmarkEnd w:id="171"/>
-    <w:bookmarkStart w:id="172" w:name="how-it-works"/>
+    <w:bookmarkEnd w:id="174"/>
+    <w:bookmarkStart w:id="175" w:name="how-it-works"/>
     <w:p>
       <w:pPr>
         <w:pStyle w:val="Heading2"/>
@@ -28536,8 +28506,8 @@
         <w:t xml:space="preserve">deduplicates: an object already captured in the open step is not snapshotted again.</w:t>
       </w:r>
     </w:p>
-    <w:bookmarkEnd w:id="172"/>
-    <w:bookmarkStart w:id="173" w:name="the-undoreplace-entanglement"/>
+    <w:bookmarkEnd w:id="175"/>
+    <w:bookmarkStart w:id="176" w:name="the-undoreplace-entanglement"/>
     <w:p>
       <w:pPr>
         <w:pStyle w:val="Heading2"/>
@@ -28650,9 +28620,9 @@
         <w:t xml:space="preserve">undos.</w:t>
       </w:r>
     </w:p>
-    <w:bookmarkEnd w:id="173"/>
-    <w:bookmarkEnd w:id="174"/>
-    <w:bookmarkStart w:id="182" w:name="the-replace-constructor"/>
+    <w:bookmarkEnd w:id="176"/>
+    <w:bookmarkEnd w:id="177"/>
+    <w:bookmarkStart w:id="185" w:name="the-replace-constructor"/>
     <w:p>
       <w:pPr>
         <w:pStyle w:val="Heading1"/>
@@ -28661,7 +28631,7 @@
         <w:t xml:space="preserve">The replace constructor</w:t>
       </w:r>
     </w:p>
-    <w:bookmarkStart w:id="179" w:name="the-idea"/>
+    <w:bookmarkStart w:id="182" w:name="the-idea"/>
     <w:p>
       <w:pPr>
         <w:pStyle w:val="Heading2"/>
@@ -28679,24 +28649,24 @@
           <wp:inline>
             <wp:extent cx="5334000" cy="2782956"/>
             <wp:effectExtent b="0" l="0" r="0" t="0"/>
-            <wp:docPr descr="Replace: the new object takes over every relation slot of the old one." title="" id="176" name="Picture"/>
+            <wp:docPr descr="Replace: the new object takes over every relation slot of the old one." title="" id="179" name="Picture"/>
             <a:graphic>
               <a:graphicData uri="http://schemas.openxmlformats.org/drawingml/2006/picture">
                 <pic:pic>
                   <pic:nvPicPr>
-                    <pic:cNvPr descr="images/fig-replace-constructor.svg" id="177" name="Picture"/>
+                    <pic:cNvPr descr="images/fig-replace-constructor.svg" id="180" name="Picture"/>
                     <pic:cNvPicPr>
                       <a:picLocks noChangeArrowheads="1" noChangeAspect="1"/>
                     </pic:cNvPicPr>
                   </pic:nvPicPr>
                   <pic:blipFill>
-                    <a:blip r:embed="rId178">
+                    <a:blip r:embed="rId181">
                       <a:extLst>
                         <a:ext uri="{28A0092B-C50C-407E-A947-70E740481C1C}">
                           <a14:useLocalDpi xmlns:a14="http://schemas.microsoft.com/office/drawing/2010/main" val="0"/>
                         </a:ext>
                         <a:ext uri="{96DAC541-7B7A-43D3-8B79-37D633B846F1}">
-                          <asvg:svgBlip xmlns:asvg="http://schemas.microsoft.com/office/drawing/2016/SVG/main" r:embed="rId175"/>
+                          <asvg:svgBlip xmlns:asvg="http://schemas.microsoft.com/office/drawing/2016/SVG/main" r:embed="rId178"/>
                         </a:ext>
                       </a:extLst>
                     </a:blip>
@@ -28875,8 +28845,8 @@
         <w:t xml:space="preserve">a different class.</w:t>
       </w:r>
     </w:p>
-    <w:bookmarkEnd w:id="179"/>
-    <w:bookmarkStart w:id="180" w:name="why-it-is-more-powerful-than-a-factory"/>
+    <w:bookmarkEnd w:id="182"/>
+    <w:bookmarkStart w:id="183" w:name="why-it-is-more-powerful-than-a-factory"/>
     <w:p>
       <w:pPr>
         <w:pStyle w:val="Heading2"/>
@@ -29540,8 +29510,8 @@
         <w:t xml:space="preserve">is the state — the type system enforces the state chart.</w:t>
       </w:r>
     </w:p>
-    <w:bookmarkEnd w:id="180"/>
-    <w:bookmarkStart w:id="181" w:name="mechanics-and-constraints"/>
+    <w:bookmarkEnd w:id="183"/>
+    <w:bookmarkStart w:id="184" w:name="mechanics-and-constraints"/>
     <w:p>
       <w:pPr>
         <w:pStyle w:val="Heading2"/>
@@ -29644,9 +29614,9 @@
         <w:t xml:space="preserve">: see chapter 14.3 — the undo framework itself replaces objects on restore; mixing both requires redirecting parked undo entries, as ClassBuilder’s own model does.</w:t>
       </w:r>
     </w:p>
-    <w:bookmarkEnd w:id="181"/>
-    <w:bookmarkEnd w:id="182"/>
-    <w:bookmarkStart w:id="188" w:name="the-command-interface"/>
+    <w:bookmarkEnd w:id="184"/>
+    <w:bookmarkEnd w:id="185"/>
+    <w:bookmarkStart w:id="191" w:name="the-command-interface"/>
     <w:p>
       <w:pPr>
         <w:pStyle w:val="Heading1"/>
@@ -29655,7 +29625,7 @@
         <w:t xml:space="preserve">The command interface</w:t>
       </w:r>
     </w:p>
-    <w:bookmarkStart w:id="183" w:name="what-it-is-1"/>
+    <w:bookmarkStart w:id="186" w:name="what-it-is-1"/>
     <w:p>
       <w:pPr>
         <w:pStyle w:val="Heading2"/>
@@ -29858,8 +29828,8 @@
         <w:t xml:space="preserve">; below is the map plus worked examples.</w:t>
       </w:r>
     </w:p>
-    <w:bookmarkEnd w:id="183"/>
-    <w:bookmarkStart w:id="184" w:name="connecting"/>
+    <w:bookmarkEnd w:id="186"/>
+    <w:bookmarkStart w:id="187" w:name="connecting"/>
     <w:p>
       <w:pPr>
         <w:pStyle w:val="Heading2"/>
@@ -30323,8 +30293,8 @@
         <w:t xml:space="preserve">))</w:t>
       </w:r>
     </w:p>
-    <w:bookmarkEnd w:id="184"/>
-    <w:bookmarkStart w:id="185" w:name="the-command-families"/>
+    <w:bookmarkEnd w:id="187"/>
+    <w:bookmarkStart w:id="188" w:name="the-command-families"/>
     <w:p>
       <w:pPr>
         <w:pStyle w:val="Heading2"/>
@@ -31393,8 +31363,8 @@
         </w:tc>
       </w:tr>
     </w:tbl>
-    <w:bookmarkEnd w:id="185"/>
-    <w:bookmarkStart w:id="186" w:name="worked-examples-real-requests"/>
+    <w:bookmarkEnd w:id="188"/>
+    <w:bookmarkStart w:id="189" w:name="worked-examples-real-requests"/>
     <w:p>
       <w:pPr>
         <w:pStyle w:val="Heading2"/>
@@ -33293,8 +33263,8 @@
         <w:t xml:space="preserve">}}</w:t>
       </w:r>
     </w:p>
-    <w:bookmarkEnd w:id="186"/>
-    <w:bookmarkStart w:id="187" w:name="conventions-and-gotchas"/>
+    <w:bookmarkEnd w:id="189"/>
+    <w:bookmarkStart w:id="190" w:name="conventions-and-gotchas"/>
     <w:p>
       <w:pPr>
         <w:pStyle w:val="Heading2"/>
@@ -33626,9 +33596,9 @@
         <w:t xml:space="preserve">stamp tells you.</w:t>
       </w:r>
     </w:p>
-    <w:bookmarkEnd w:id="187"/>
-    <w:bookmarkEnd w:id="188"/>
-    <w:bookmarkStart w:id="189" w:name="tips-pitfalls-and-best-practices"/>
+    <w:bookmarkEnd w:id="190"/>
+    <w:bookmarkEnd w:id="191"/>
+    <w:bookmarkStart w:id="192" w:name="tips-pitfalls-and-best-practices"/>
     <w:p>
       <w:pPr>
         <w:pStyle w:val="Heading1"/>
@@ -34175,8 +34145,8 @@
         <w:t xml:space="preserve">) for documentation — it is the same renderer as the screen, vector-clean at any size.</w:t>
       </w:r>
     </w:p>
-    <w:bookmarkEnd w:id="189"/>
-    <w:bookmarkStart w:id="193" w:name="appendix"/>
+    <w:bookmarkEnd w:id="192"/>
+    <w:bookmarkStart w:id="196" w:name="appendix"/>
     <w:p>
       <w:pPr>
         <w:pStyle w:val="Heading1"/>
@@ -34185,7 +34155,7 @@
         <w:t xml:space="preserve">Appendix</w:t>
       </w:r>
     </w:p>
-    <w:bookmarkStart w:id="190" w:name="a.-runtime-header-inventory"/>
+    <w:bookmarkStart w:id="193" w:name="a.-runtime-header-inventory"/>
     <w:p>
       <w:pPr>
         <w:pStyle w:val="Heading2"/>
@@ -34736,8 +34706,8 @@
         </w:tc>
       </w:tr>
     </w:tbl>
-    <w:bookmarkEnd w:id="190"/>
-    <w:bookmarkStart w:id="191" w:name="b.-marker-quick-reference"/>
+    <w:bookmarkEnd w:id="193"/>
+    <w:bookmarkStart w:id="194" w:name="b.-marker-quick-reference"/>
     <w:p>
       <w:pPr>
         <w:pStyle w:val="Heading2"/>
@@ -34811,8 +34781,8 @@
         <w:t xml:space="preserve">@INSERT_MODIFICATIONS(* )             per-file change log insertion point</w:t>
       </w:r>
     </w:p>
-    <w:bookmarkEnd w:id="191"/>
-    <w:bookmarkStart w:id="192" w:name="c.-glossary"/>
+    <w:bookmarkEnd w:id="194"/>
+    <w:bookmarkStart w:id="195" w:name="c.-glossary"/>
     <w:p>
       <w:pPr>
         <w:pStyle w:val="Heading2"/>
@@ -35148,8 +35118,8 @@
         </w:tc>
       </w:tr>
     </w:tbl>
-    <w:bookmarkEnd w:id="192"/>
-    <w:bookmarkEnd w:id="193"/>
+    <w:bookmarkEnd w:id="195"/>
+    <w:bookmarkEnd w:id="196"/>
     <w:sectPr/>
   </w:body>
 </w:document>

--- a/docs/manual/ClassBuilder_Manual.docx
+++ b/docs/manual/ClassBuilder_Manual.docx
@@ -3046,7 +3046,7 @@
     </w:p>
     <w:bookmarkEnd w:id="33"/>
     <w:bookmarkEnd w:id="34"/>
-    <w:bookmarkStart w:id="61" w:name="quick-start-the-matrix-model"/>
+    <w:bookmarkStart w:id="70" w:name="quick-start-the-matrix-model"/>
     <w:p>
       <w:pPr>
         <w:pStyle w:val="Heading1"/>
@@ -3661,7 +3661,7 @@
       </w:r>
     </w:p>
     <w:bookmarkEnd w:id="45"/>
-    <w:bookmarkStart w:id="46" w:name="step-3-add-members"/>
+    <w:bookmarkStart w:id="49" w:name="step-3-add-members"/>
     <w:p>
       <w:pPr>
         <w:pStyle w:val="Heading2"/>
@@ -3890,14 +3890,26 @@
     </w:p>
     <w:p>
       <w:pPr>
-        <w:pStyle w:val="BlockText"/>
-      </w:pPr>
-      <w:r>
-        <w:rPr>
-          <w:bCs/>
-          <w:b/>
-        </w:rPr>
-        <w:t xml:space="preserve">[FIGURE]</w:t>
+        <w:pStyle w:val="BodyText"/>
+      </w:pPr>
+      <w:r>
+        <w:t xml:space="preserve">The model’s format</w:t>
+      </w:r>
+      <w:r>
+        <w:t xml:space="preserve"> </w:t>
+      </w:r>
+      <w:r>
+        <w:rPr>
+          <w:bCs/>
+          <w:b/>
+        </w:rPr>
+        <w:t xml:space="preserve">version</w:t>
+      </w:r>
+      <w:r>
+        <w:t xml:space="preserve"> </w:t>
+      </w:r>
+      <w:r>
+        <w:t xml:space="preserve">needs no member and no code: it is the</w:t>
       </w:r>
       <w:r>
         <w:t xml:space="preserve"> </w:t>
@@ -3907,39 +3919,87 @@
           <w:iCs/>
           <w:i/>
         </w:rPr>
-        <w:t xml:space="preserve">The Member dialog for Row.id: Type combo, Name, the type-property checkboxes (Const/Reference/Pointer/Array/Bit Field…), Access radio group, Get/Set method groups, Initial Value, Serialize checkbox, Note. Caption:</w:t>
-      </w:r>
-      <w:r>
-        <w:rPr>
-          <w:iCs/>
-          <w:i/>
-        </w:rPr>
-        <w:t xml:space="preserve"> </w:t>
-      </w:r>
-      <w:r>
-        <w:rPr>
-          <w:iCs/>
-          <w:i/>
-        </w:rPr>
-        <w:t xml:space="preserve">“</w:t>
-      </w:r>
-      <w:r>
-        <w:rPr>
-          <w:iCs/>
-          <w:i/>
-        </w:rPr>
+        <w:t xml:space="preserve">Version</w:t>
+      </w:r>
+      <w:r>
+        <w:t xml:space="preserve"> </w:t>
+      </w:r>
+      <w:r>
+        <w:t xml:space="preserve">field in the DataModel dialog (visible in the Step 1 figure). ClassBuilder handles the rest invisibly — the generated document</w:t>
+      </w:r>
+      <w:r>
+        <w:t xml:space="preserve"> </w:t>
+      </w:r>
+      <w:r>
+        <w:rPr>
+          <w:rStyle w:val="VerbatimChar"/>
+        </w:rPr>
+        <w:t xml:space="preserve">Serialize</w:t>
+      </w:r>
+      <w:r>
+        <w:t xml:space="preserve"> </w:t>
+      </w:r>
+      <w:r>
+        <w:t xml:space="preserve">writes the version into every save and uses it when reading older files back; chapter 13 shows how that supports evolving the model.</w:t>
+      </w:r>
+    </w:p>
+    <w:p>
+      <w:pPr>
+        <w:pStyle w:val="CaptionedFigure"/>
+      </w:pPr>
+      <w:r>
+        <w:drawing>
+          <wp:inline>
+            <wp:extent cx="5334000" cy="6093588"/>
+            <wp:effectExtent b="0" l="0" r="0" t="0"/>
+            <wp:docPr descr="The Member dialog. Getter/setter generation and the serialize flag are per-member choices." title="" id="47" name="Picture"/>
+            <a:graphic>
+              <a:graphicData uri="http://schemas.openxmlformats.org/drawingml/2006/picture">
+                <pic:pic>
+                  <pic:nvPicPr>
+                    <pic:cNvPr descr="images/Row_id.png" id="48" name="Picture"/>
+                    <pic:cNvPicPr>
+                      <a:picLocks noChangeArrowheads="1" noChangeAspect="1"/>
+                    </pic:cNvPicPr>
+                  </pic:nvPicPr>
+                  <pic:blipFill>
+                    <a:blip r:embed="rId46"/>
+                    <a:stretch>
+                      <a:fillRect/>
+                    </a:stretch>
+                  </pic:blipFill>
+                  <pic:spPr bwMode="auto">
+                    <a:xfrm>
+                      <a:off x="0" y="0"/>
+                      <a:ext cx="5334000" cy="6093588"/>
+                    </a:xfrm>
+                    <a:prstGeom prst="rect">
+                      <a:avLst/>
+                    </a:prstGeom>
+                    <a:noFill/>
+                    <a:ln w="9525">
+                      <a:noFill/>
+                      <a:headEnd/>
+                      <a:tailEnd/>
+                    </a:ln>
+                  </pic:spPr>
+                </pic:pic>
+              </a:graphicData>
+            </a:graphic>
+          </wp:inline>
+        </w:drawing>
+      </w:r>
+    </w:p>
+    <w:p>
+      <w:pPr>
+        <w:pStyle w:val="ImageCaption"/>
+      </w:pPr>
+      <w:r>
         <w:t xml:space="preserve">The Member dialog. Getter/setter generation and the serialize flag are per-member choices.</w:t>
       </w:r>
-      <w:r>
-        <w:rPr>
-          <w:iCs/>
-          <w:i/>
-        </w:rPr>
-        <w:t xml:space="preserve">”</w:t>
-      </w:r>
-    </w:p>
-    <w:bookmarkEnd w:id="46"/>
-    <w:bookmarkStart w:id="47" w:name="step-4-add-the-relations"/>
+    </w:p>
+    <w:bookmarkEnd w:id="49"/>
+    <w:bookmarkStart w:id="53" w:name="step-4-add-the-relations"/>
     <w:p>
       <w:pPr>
         <w:pStyle w:val="Heading2"/>
@@ -4298,1426 +4358,1465 @@
     </w:p>
     <w:p>
       <w:pPr>
-        <w:pStyle w:val="BlockText"/>
-      </w:pPr>
-      <w:r>
-        <w:rPr>
-          <w:bCs/>
-          <w:b/>
-        </w:rPr>
-        <w:t xml:space="preserve">[FIGURE]</w:t>
-      </w:r>
-      <w:r>
-        <w:t xml:space="preserve"> </w:t>
-      </w:r>
-      <w:r>
-        <w:rPr>
-          <w:iCs/>
-          <w:i/>
-        </w:rPr>
-        <w:t xml:space="preserve">The Relation dialog for Row→Cell: From/To class combos and role names, Association Type radio group (Single / Multi / Static Multi), Association Properties (Aggregation / Critical / Filter), Implementation group (Standard / Value Tree / AVL Tree, Unique). Caption:</w:t>
-      </w:r>
-      <w:r>
-        <w:rPr>
-          <w:iCs/>
-          <w:i/>
-        </w:rPr>
-        <w:t xml:space="preserve"> </w:t>
-      </w:r>
-      <w:r>
-        <w:rPr>
-          <w:iCs/>
-          <w:i/>
-        </w:rPr>
-        <w:t xml:space="preserve">“</w:t>
-      </w:r>
-      <w:r>
-        <w:rPr>
-          <w:iCs/>
-          <w:i/>
-        </w:rPr>
-        <w:t xml:space="preserve">A relation: kind, ownership, thread-safety, and container implementation are all declared here — the code is generated.</w:t>
-      </w:r>
-      <w:r>
-        <w:rPr>
-          <w:iCs/>
-          <w:i/>
-        </w:rPr>
-        <w:t xml:space="preserve">”</w:t>
-      </w:r>
-    </w:p>
-    <w:bookmarkEnd w:id="47"/>
-    <w:bookmarkStart w:id="48" w:name="X267736c760e32dc6d865ac46fc2c6b29b8f25a5"/>
-    <w:p>
-      <w:pPr>
-        <w:pStyle w:val="Heading2"/>
-      </w:pPr>
-      <w:r>
-        <w:t xml:space="preserve">Step 5 — constructors, with real code in the bodies</w:t>
-      </w:r>
-    </w:p>
-    <w:p>
-      <w:pPr>
-        <w:pStyle w:val="FirstParagraph"/>
-      </w:pPr>
-      <w:r>
-        <w:t xml:space="preserve">Right-click each class ▸</w:t>
-      </w:r>
-      <w:r>
-        <w:t xml:space="preserve"> </w:t>
-      </w:r>
-      <w:r>
-        <w:rPr>
-          <w:rStyle w:val="VerbatimChar"/>
-        </w:rPr>
-        <w:t xml:space="preserve">Add ▸ Constructor</w:t>
-      </w:r>
-      <w:r>
-        <w:t xml:space="preserve"> </w:t>
-      </w:r>
-      <w:r>
-        <w:t xml:space="preserve">(</w:t>
-      </w:r>
-      <w:r>
-        <w:rPr>
-          <w:rStyle w:val="VerbatimChar"/>
-        </w:rPr>
-        <w:t xml:space="preserve">Ctrl+Shift+U</w:t>
-      </w:r>
-      <w:r>
-        <w:t xml:space="preserve">). ClassBuilder</w:t>
-      </w:r>
-      <w:r>
-        <w:t xml:space="preserve"> </w:t>
-      </w:r>
-      <w:r>
-        <w:rPr>
-          <w:bCs/>
-          <w:b/>
-        </w:rPr>
-        <w:t xml:space="preserve">derives the argument list</w:t>
-      </w:r>
-      <w:r>
-        <w:t xml:space="preserve">:</w:t>
-      </w:r>
-      <w:r>
-        <w:t xml:space="preserve"> </w:t>
-      </w:r>
-      <w:r>
-        <w:rPr>
-          <w:rStyle w:val="VerbatimChar"/>
-        </w:rPr>
-        <w:t xml:space="preserve">Row</w:t>
-      </w:r>
-      <w:r>
-        <w:t xml:space="preserve">’s constructor automatically takes</w:t>
-      </w:r>
-      <w:r>
-        <w:t xml:space="preserve"> </w:t>
-      </w:r>
-      <w:r>
-        <w:rPr>
-          <w:rStyle w:val="VerbatimChar"/>
-        </w:rPr>
-        <w:t xml:space="preserve">(Matrix* pMatrix)</w:t>
-      </w:r>
-      <w:r>
-        <w:t xml:space="preserve"> </w:t>
-      </w:r>
-      <w:r>
-        <w:t xml:space="preserve">— the owner — plus whatever you add (here:</w:t>
-      </w:r>
-      <w:r>
-        <w:t xml:space="preserve"> </w:t>
-      </w:r>
-      <w:r>
-        <w:rPr>
-          <w:rStyle w:val="VerbatimChar"/>
-        </w:rPr>
-        <w:t xml:space="preserve">int id</w:t>
-      </w:r>
-      <w:r>
-        <w:t xml:space="preserve">). The generated body begins with</w:t>
-      </w:r>
-      <w:r>
-        <w:t xml:space="preserve"> </w:t>
-      </w:r>
-      <w:r>
-        <w:rPr>
-          <w:rStyle w:val="VerbatimChar"/>
-        </w:rPr>
-        <w:t xml:space="preserve">ConstructorInclude(pMatrix)</w:t>
-      </w:r>
-      <w:r>
-        <w:t xml:space="preserve">, which splices the new Row into the matrix’s list; below the</w:t>
-      </w:r>
-      <w:r>
-        <w:t xml:space="preserve"> </w:t>
-      </w:r>
-      <w:r>
-        <w:rPr>
-          <w:rStyle w:val="VerbatimChar"/>
-        </w:rPr>
-        <w:t xml:space="preserve">// Put in your own code</w:t>
-      </w:r>
-      <w:r>
-        <w:t xml:space="preserve"> </w:t>
-      </w:r>
-      <w:r>
-        <w:t xml:space="preserve">marker the body is yours.</w:t>
-      </w:r>
-    </w:p>
-    <w:p>
-      <w:pPr>
-        <w:pStyle w:val="BodyText"/>
-      </w:pPr>
-      <w:r>
-        <w:t xml:space="preserve">Give</w:t>
-      </w:r>
-      <w:r>
-        <w:t xml:space="preserve"> </w:t>
-      </w:r>
-      <w:r>
-        <w:rPr>
-          <w:rStyle w:val="VerbatimChar"/>
-        </w:rPr>
-        <w:t xml:space="preserve">Row</w:t>
-      </w:r>
-      <w:r>
-        <w:t xml:space="preserve"> </w:t>
-      </w:r>
-      <w:r>
-        <w:t xml:space="preserve">this body (the code editor auto-indents C++). It walks the matrix’s Columns and creates one Cell per column — using a</w:t>
-      </w:r>
-      <w:r>
-        <w:t xml:space="preserve"> </w:t>
-      </w:r>
-      <w:r>
-        <w:rPr>
-          <w:bCs/>
-          <w:b/>
-        </w:rPr>
-        <w:t xml:space="preserve">generated iterator</w:t>
-      </w:r>
-      <w:r>
-        <w:t xml:space="preserve">:</w:t>
-      </w:r>
-    </w:p>
-    <w:p>
-      <w:pPr>
-        <w:pStyle w:val="SourceCode"/>
-      </w:pPr>
-      <w:r>
-        <w:rPr>
-          <w:rStyle w:val="NormalTok"/>
-        </w:rPr>
-        <w:t xml:space="preserve">Matrix</w:t>
-      </w:r>
-      <w:r>
-        <w:rPr>
-          <w:rStyle w:val="OperatorTok"/>
-        </w:rPr>
-        <w:t xml:space="preserve">::</w:t>
-      </w:r>
-      <w:r>
-        <w:rPr>
-          <w:rStyle w:val="NormalTok"/>
-        </w:rPr>
-        <w:t xml:space="preserve">ColumnIterator iColumn</w:t>
-      </w:r>
-      <w:r>
-        <w:rPr>
-          <w:rStyle w:val="OperatorTok"/>
-        </w:rPr>
-        <w:t xml:space="preserve">(</w:t>
-      </w:r>
-      <w:r>
-        <w:rPr>
-          <w:rStyle w:val="NormalTok"/>
-        </w:rPr>
-        <w:t xml:space="preserve">pMatrix</w:t>
-      </w:r>
-      <w:r>
-        <w:rPr>
-          <w:rStyle w:val="OperatorTok"/>
-        </w:rPr>
-        <w:t xml:space="preserve">);</w:t>
-      </w:r>
-      <w:r>
-        <w:br/>
-      </w:r>
-      <w:r>
-        <w:rPr>
-          <w:rStyle w:val="ControlFlowTok"/>
-        </w:rPr>
-        <w:t xml:space="preserve">while</w:t>
-      </w:r>
-      <w:r>
-        <w:rPr>
-          <w:rStyle w:val="NormalTok"/>
-        </w:rPr>
-        <w:t xml:space="preserve"> </w:t>
-      </w:r>
-      <w:r>
-        <w:rPr>
-          <w:rStyle w:val="OperatorTok"/>
-        </w:rPr>
-        <w:t xml:space="preserve">(++</w:t>
-      </w:r>
-      <w:r>
-        <w:rPr>
-          <w:rStyle w:val="NormalTok"/>
-        </w:rPr>
-        <w:t xml:space="preserve">iColumn</w:t>
-      </w:r>
-      <w:r>
-        <w:rPr>
-          <w:rStyle w:val="OperatorTok"/>
-        </w:rPr>
-        <w:t xml:space="preserve">)</w:t>
-      </w:r>
-      <w:r>
-        <w:br/>
-      </w:r>
-      <w:r>
-        <w:rPr>
-          <w:rStyle w:val="OperatorTok"/>
-        </w:rPr>
-        <w:t xml:space="preserve">{</w:t>
-      </w:r>
-      <w:r>
-        <w:br/>
-      </w:r>
-      <w:r>
-        <w:rPr>
-          <w:rStyle w:val="NormalTok"/>
-        </w:rPr>
-        <w:t xml:space="preserve">    </w:t>
-      </w:r>
-      <w:r>
-        <w:rPr>
-          <w:rStyle w:val="OperatorTok"/>
-        </w:rPr>
-        <w:t xml:space="preserve">(</w:t>
-      </w:r>
-      <w:r>
-        <w:rPr>
-          <w:rStyle w:val="DataTypeTok"/>
-        </w:rPr>
-        <w:t xml:space="preserve">void</w:t>
-      </w:r>
-      <w:r>
-        <w:rPr>
-          <w:rStyle w:val="OperatorTok"/>
-        </w:rPr>
-        <w:t xml:space="preserve">)</w:t>
-      </w:r>
-      <w:r>
-        <w:rPr>
-          <w:rStyle w:val="KeywordTok"/>
-        </w:rPr>
-        <w:t xml:space="preserve">new</w:t>
-      </w:r>
-      <w:r>
-        <w:rPr>
-          <w:rStyle w:val="NormalTok"/>
-        </w:rPr>
-        <w:t xml:space="preserve"> Cell</w:t>
-      </w:r>
-      <w:r>
-        <w:rPr>
-          <w:rStyle w:val="OperatorTok"/>
-        </w:rPr>
-        <w:t xml:space="preserve">(</w:t>
-      </w:r>
-      <w:r>
-        <w:rPr>
-          <w:rStyle w:val="KeywordTok"/>
-        </w:rPr>
-        <w:t xml:space="preserve">this</w:t>
-      </w:r>
-      <w:r>
-        <w:rPr>
-          <w:rStyle w:val="OperatorTok"/>
-        </w:rPr>
-        <w:t xml:space="preserve">,</w:t>
-      </w:r>
-      <w:r>
-        <w:rPr>
-          <w:rStyle w:val="NormalTok"/>
-        </w:rPr>
-        <w:t xml:space="preserve"> iColumn</w:t>
-      </w:r>
-      <w:r>
-        <w:rPr>
-          <w:rStyle w:val="OperatorTok"/>
-        </w:rPr>
-        <w:t xml:space="preserve">,</w:t>
-      </w:r>
-      <w:r>
-        <w:rPr>
-          <w:rStyle w:val="NormalTok"/>
-        </w:rPr>
-        <w:t xml:space="preserve"> </w:t>
-      </w:r>
-      <w:r>
-        <w:rPr>
-          <w:rStyle w:val="StringTok"/>
-        </w:rPr>
-        <w:t xml:space="preserve">""</w:t>
-      </w:r>
-      <w:r>
-        <w:rPr>
-          <w:rStyle w:val="OperatorTok"/>
-        </w:rPr>
-        <w:t xml:space="preserve">);</w:t>
-      </w:r>
-      <w:r>
-        <w:br/>
-      </w:r>
-      <w:r>
-        <w:rPr>
-          <w:rStyle w:val="OperatorTok"/>
-        </w:rPr>
-        <w:t xml:space="preserve">}</w:t>
-      </w:r>
-    </w:p>
-    <w:p>
-      <w:pPr>
-        <w:pStyle w:val="FirstParagraph"/>
-      </w:pPr>
-      <w:r>
-        <w:rPr>
-          <w:rStyle w:val="VerbatimChar"/>
-        </w:rPr>
-        <w:t xml:space="preserve">Column</w:t>
-      </w:r>
-      <w:r>
-        <w:t xml:space="preserve">’s constructor mirrors it (one Cell per existing Row) — the symmetry means Rows and Columns can be added in any order later and the cell grid stays complete.</w:t>
-      </w:r>
-      <w:r>
-        <w:t xml:space="preserve"> </w:t>
-      </w:r>
-      <w:r>
-        <w:rPr>
-          <w:rStyle w:val="VerbatimChar"/>
-        </w:rPr>
-        <w:t xml:space="preserve">Cell</w:t>
-      </w:r>
-      <w:r>
-        <w:t xml:space="preserve">’s constructor just takes its two owners plus the value; its</w:t>
-      </w:r>
-      <w:r>
-        <w:t xml:space="preserve"> </w:t>
-      </w:r>
-      <w:r>
-        <w:rPr>
-          <w:rStyle w:val="VerbatimChar"/>
-        </w:rPr>
-        <w:t xml:space="preserve">ConstructorInclude(pRow, pColumn)</w:t>
-      </w:r>
-      <w:r>
-        <w:t xml:space="preserve"> </w:t>
-      </w:r>
-      <w:r>
-        <w:t xml:space="preserve">splices it into</w:t>
-      </w:r>
-      <w:r>
-        <w:t xml:space="preserve"> </w:t>
-      </w:r>
-      <w:r>
-        <w:rPr>
-          <w:bCs/>
-          <w:b/>
-        </w:rPr>
-        <w:t xml:space="preserve">both</w:t>
-      </w:r>
-      <w:r>
-        <w:t xml:space="preserve"> </w:t>
-      </w:r>
-      <w:r>
-        <w:t xml:space="preserve">lists.</w:t>
-      </w:r>
-      <w:r>
-        <w:t xml:space="preserve"> </w:t>
-      </w:r>
-      <w:r>
-        <w:rPr>
-          <w:rStyle w:val="VerbatimChar"/>
-        </w:rPr>
-        <w:t xml:space="preserve">Matrix(int rows, int columns)</w:t>
-      </w:r>
-      <w:r>
-        <w:t xml:space="preserve"> </w:t>
-      </w:r>
-      <w:r>
-        <w:t xml:space="preserve">creates the grid:</w:t>
-      </w:r>
-    </w:p>
-    <w:p>
-      <w:pPr>
-        <w:pStyle w:val="SourceCode"/>
-      </w:pPr>
-      <w:r>
-        <w:rPr>
-          <w:rStyle w:val="NormalTok"/>
-        </w:rPr>
-        <w:t xml:space="preserve">_version </w:t>
-      </w:r>
-      <w:r>
-        <w:rPr>
-          <w:rStyle w:val="OperatorTok"/>
-        </w:rPr>
-        <w:t xml:space="preserve">=</w:t>
-      </w:r>
-      <w:r>
-        <w:rPr>
-          <w:rStyle w:val="NormalTok"/>
-        </w:rPr>
-        <w:t xml:space="preserve"> </w:t>
-      </w:r>
-      <w:r>
-        <w:rPr>
-          <w:rStyle w:val="DecValTok"/>
-        </w:rPr>
-        <w:t xml:space="preserve">2</w:t>
-      </w:r>
-      <w:r>
-        <w:rPr>
-          <w:rStyle w:val="OperatorTok"/>
-        </w:rPr>
-        <w:t xml:space="preserve">;</w:t>
-      </w:r>
-      <w:r>
-        <w:rPr>
-          <w:rStyle w:val="NormalTok"/>
-        </w:rPr>
-        <w:t xml:space="preserve">    </w:t>
-      </w:r>
-      <w:r>
-        <w:rPr>
-          <w:rStyle w:val="CommentTok"/>
-        </w:rPr>
-        <w:t xml:space="preserve">// model version written into every save (chapter 13)</w:t>
-      </w:r>
-      <w:r>
-        <w:br/>
-      </w:r>
-      <w:r>
-        <w:br/>
-      </w:r>
-      <w:r>
-        <w:rPr>
-          <w:rStyle w:val="ControlFlowTok"/>
-        </w:rPr>
-        <w:t xml:space="preserve">for</w:t>
-      </w:r>
-      <w:r>
-        <w:rPr>
-          <w:rStyle w:val="NormalTok"/>
-        </w:rPr>
-        <w:t xml:space="preserve"> </w:t>
-      </w:r>
-      <w:r>
-        <w:rPr>
-          <w:rStyle w:val="OperatorTok"/>
-        </w:rPr>
-        <w:t xml:space="preserve">(</w:t>
-      </w:r>
-      <w:r>
-        <w:rPr>
-          <w:rStyle w:val="DataTypeTok"/>
-        </w:rPr>
-        <w:t xml:space="preserve">int</w:t>
-      </w:r>
-      <w:r>
-        <w:rPr>
-          <w:rStyle w:val="NormalTok"/>
-        </w:rPr>
-        <w:t xml:space="preserve"> c </w:t>
-      </w:r>
-      <w:r>
-        <w:rPr>
-          <w:rStyle w:val="OperatorTok"/>
-        </w:rPr>
-        <w:t xml:space="preserve">=</w:t>
-      </w:r>
-      <w:r>
-        <w:rPr>
-          <w:rStyle w:val="NormalTok"/>
-        </w:rPr>
-        <w:t xml:space="preserve"> </w:t>
-      </w:r>
-      <w:r>
-        <w:rPr>
-          <w:rStyle w:val="DecValTok"/>
-        </w:rPr>
-        <w:t xml:space="preserve">0</w:t>
-      </w:r>
-      <w:r>
-        <w:rPr>
-          <w:rStyle w:val="OperatorTok"/>
-        </w:rPr>
-        <w:t xml:space="preserve">;</w:t>
-      </w:r>
-      <w:r>
-        <w:rPr>
-          <w:rStyle w:val="NormalTok"/>
-        </w:rPr>
-        <w:t xml:space="preserve"> c </w:t>
-      </w:r>
-      <w:r>
-        <w:rPr>
-          <w:rStyle w:val="OperatorTok"/>
-        </w:rPr>
-        <w:t xml:space="preserve">&lt;</w:t>
-      </w:r>
-      <w:r>
-        <w:rPr>
-          <w:rStyle w:val="NormalTok"/>
-        </w:rPr>
-        <w:t xml:space="preserve"> columns</w:t>
-      </w:r>
-      <w:r>
-        <w:rPr>
-          <w:rStyle w:val="OperatorTok"/>
-        </w:rPr>
-        <w:t xml:space="preserve">;</w:t>
-      </w:r>
-      <w:r>
-        <w:rPr>
-          <w:rStyle w:val="NormalTok"/>
-        </w:rPr>
-        <w:t xml:space="preserve"> c</w:t>
-      </w:r>
-      <w:r>
-        <w:rPr>
-          <w:rStyle w:val="OperatorTok"/>
-        </w:rPr>
-        <w:t xml:space="preserve">++)</w:t>
-      </w:r>
-      <w:r>
-        <w:br/>
-      </w:r>
-      <w:r>
-        <w:rPr>
-          <w:rStyle w:val="OperatorTok"/>
-        </w:rPr>
-        <w:t xml:space="preserve">{</w:t>
-      </w:r>
-      <w:r>
-        <w:br/>
-      </w:r>
-      <w:r>
-        <w:rPr>
-          <w:rStyle w:val="NormalTok"/>
-        </w:rPr>
-        <w:t xml:space="preserve">    </w:t>
-      </w:r>
-      <w:r>
-        <w:rPr>
-          <w:rStyle w:val="OperatorTok"/>
-        </w:rPr>
-        <w:t xml:space="preserve">(</w:t>
-      </w:r>
-      <w:r>
-        <w:rPr>
-          <w:rStyle w:val="DataTypeTok"/>
-        </w:rPr>
-        <w:t xml:space="preserve">void</w:t>
-      </w:r>
-      <w:r>
-        <w:rPr>
-          <w:rStyle w:val="OperatorTok"/>
-        </w:rPr>
-        <w:t xml:space="preserve">)</w:t>
-      </w:r>
-      <w:r>
-        <w:rPr>
-          <w:rStyle w:val="KeywordTok"/>
-        </w:rPr>
-        <w:t xml:space="preserve">new</w:t>
-      </w:r>
-      <w:r>
-        <w:rPr>
-          <w:rStyle w:val="NormalTok"/>
-        </w:rPr>
-        <w:t xml:space="preserve"> Column</w:t>
-      </w:r>
-      <w:r>
-        <w:rPr>
-          <w:rStyle w:val="OperatorTok"/>
-        </w:rPr>
-        <w:t xml:space="preserve">(</w:t>
-      </w:r>
-      <w:r>
-        <w:rPr>
-          <w:rStyle w:val="KeywordTok"/>
-        </w:rPr>
-        <w:t xml:space="preserve">this</w:t>
-      </w:r>
-      <w:r>
-        <w:rPr>
-          <w:rStyle w:val="OperatorTok"/>
-        </w:rPr>
-        <w:t xml:space="preserve">,</w:t>
-      </w:r>
-      <w:r>
-        <w:rPr>
-          <w:rStyle w:val="NormalTok"/>
-        </w:rPr>
-        <w:t xml:space="preserve"> c</w:t>
-      </w:r>
-      <w:r>
-        <w:rPr>
-          <w:rStyle w:val="OperatorTok"/>
-        </w:rPr>
-        <w:t xml:space="preserve">);</w:t>
-      </w:r>
-      <w:r>
-        <w:br/>
-      </w:r>
-      <w:r>
-        <w:rPr>
-          <w:rStyle w:val="OperatorTok"/>
-        </w:rPr>
-        <w:t xml:space="preserve">}</w:t>
-      </w:r>
-      <w:r>
-        <w:br/>
-      </w:r>
-      <w:r>
-        <w:br/>
-      </w:r>
-      <w:r>
-        <w:rPr>
-          <w:rStyle w:val="ControlFlowTok"/>
-        </w:rPr>
-        <w:t xml:space="preserve">for</w:t>
-      </w:r>
-      <w:r>
-        <w:rPr>
-          <w:rStyle w:val="NormalTok"/>
-        </w:rPr>
-        <w:t xml:space="preserve"> </w:t>
-      </w:r>
-      <w:r>
-        <w:rPr>
-          <w:rStyle w:val="OperatorTok"/>
-        </w:rPr>
-        <w:t xml:space="preserve">(</w:t>
-      </w:r>
-      <w:r>
-        <w:rPr>
-          <w:rStyle w:val="DataTypeTok"/>
-        </w:rPr>
-        <w:t xml:space="preserve">int</w:t>
-      </w:r>
-      <w:r>
-        <w:rPr>
-          <w:rStyle w:val="NormalTok"/>
-        </w:rPr>
-        <w:t xml:space="preserve"> r </w:t>
-      </w:r>
-      <w:r>
-        <w:rPr>
-          <w:rStyle w:val="OperatorTok"/>
-        </w:rPr>
-        <w:t xml:space="preserve">=</w:t>
-      </w:r>
-      <w:r>
-        <w:rPr>
-          <w:rStyle w:val="NormalTok"/>
-        </w:rPr>
-        <w:t xml:space="preserve"> </w:t>
-      </w:r>
-      <w:r>
-        <w:rPr>
-          <w:rStyle w:val="DecValTok"/>
-        </w:rPr>
-        <w:t xml:space="preserve">0</w:t>
-      </w:r>
-      <w:r>
-        <w:rPr>
-          <w:rStyle w:val="OperatorTok"/>
-        </w:rPr>
-        <w:t xml:space="preserve">;</w:t>
-      </w:r>
-      <w:r>
-        <w:rPr>
-          <w:rStyle w:val="NormalTok"/>
-        </w:rPr>
-        <w:t xml:space="preserve"> r </w:t>
-      </w:r>
-      <w:r>
-        <w:rPr>
-          <w:rStyle w:val="OperatorTok"/>
-        </w:rPr>
-        <w:t xml:space="preserve">&lt;</w:t>
-      </w:r>
-      <w:r>
-        <w:rPr>
-          <w:rStyle w:val="NormalTok"/>
-        </w:rPr>
-        <w:t xml:space="preserve"> rows</w:t>
-      </w:r>
-      <w:r>
-        <w:rPr>
-          <w:rStyle w:val="OperatorTok"/>
-        </w:rPr>
-        <w:t xml:space="preserve">;</w:t>
-      </w:r>
-      <w:r>
-        <w:rPr>
-          <w:rStyle w:val="NormalTok"/>
-        </w:rPr>
-        <w:t xml:space="preserve"> r</w:t>
-      </w:r>
-      <w:r>
-        <w:rPr>
-          <w:rStyle w:val="OperatorTok"/>
-        </w:rPr>
-        <w:t xml:space="preserve">++)</w:t>
-      </w:r>
-      <w:r>
-        <w:br/>
-      </w:r>
-      <w:r>
-        <w:rPr>
-          <w:rStyle w:val="OperatorTok"/>
-        </w:rPr>
-        <w:t xml:space="preserve">{</w:t>
-      </w:r>
-      <w:r>
-        <w:br/>
-      </w:r>
-      <w:r>
-        <w:rPr>
-          <w:rStyle w:val="NormalTok"/>
-        </w:rPr>
-        <w:t xml:space="preserve">    </w:t>
-      </w:r>
-      <w:r>
-        <w:rPr>
-          <w:rStyle w:val="OperatorTok"/>
-        </w:rPr>
-        <w:t xml:space="preserve">(</w:t>
-      </w:r>
-      <w:r>
-        <w:rPr>
-          <w:rStyle w:val="DataTypeTok"/>
-        </w:rPr>
-        <w:t xml:space="preserve">void</w:t>
-      </w:r>
-      <w:r>
-        <w:rPr>
-          <w:rStyle w:val="OperatorTok"/>
-        </w:rPr>
-        <w:t xml:space="preserve">)</w:t>
-      </w:r>
-      <w:r>
-        <w:rPr>
-          <w:rStyle w:val="KeywordTok"/>
-        </w:rPr>
-        <w:t xml:space="preserve">new</w:t>
-      </w:r>
-      <w:r>
-        <w:rPr>
-          <w:rStyle w:val="NormalTok"/>
-        </w:rPr>
-        <w:t xml:space="preserve"> Row</w:t>
-      </w:r>
-      <w:r>
-        <w:rPr>
-          <w:rStyle w:val="OperatorTok"/>
-        </w:rPr>
-        <w:t xml:space="preserve">(</w:t>
-      </w:r>
-      <w:r>
-        <w:rPr>
-          <w:rStyle w:val="KeywordTok"/>
-        </w:rPr>
-        <w:t xml:space="preserve">this</w:t>
-      </w:r>
-      <w:r>
-        <w:rPr>
-          <w:rStyle w:val="OperatorTok"/>
-        </w:rPr>
-        <w:t xml:space="preserve">,</w:t>
-      </w:r>
-      <w:r>
-        <w:rPr>
-          <w:rStyle w:val="NormalTok"/>
-        </w:rPr>
-        <w:t xml:space="preserve"> r</w:t>
-      </w:r>
-      <w:r>
-        <w:rPr>
-          <w:rStyle w:val="OperatorTok"/>
-        </w:rPr>
-        <w:t xml:space="preserve">);</w:t>
-      </w:r>
-      <w:r>
-        <w:br/>
-      </w:r>
-      <w:r>
-        <w:rPr>
-          <w:rStyle w:val="OperatorTok"/>
-        </w:rPr>
-        <w:t xml:space="preserve">}</w:t>
-      </w:r>
-    </w:p>
-    <w:p>
-      <w:pPr>
-        <w:pStyle w:val="FirstParagraph"/>
-      </w:pPr>
-      <w:r>
-        <w:t xml:space="preserve">Note what is</w:t>
-      </w:r>
-      <w:r>
-        <w:t xml:space="preserve"> </w:t>
-      </w:r>
-      <w:r>
-        <w:rPr>
-          <w:iCs/>
-          <w:i/>
-        </w:rPr>
-        <w:t xml:space="preserve">absent</w:t>
-      </w:r>
-      <w:r>
-        <w:t xml:space="preserve">: no container declarations, no push_back, no bookkeeping. Creating an object with its owner as argument</w:t>
-      </w:r>
-      <w:r>
-        <w:t xml:space="preserve"> </w:t>
-      </w:r>
-      <w:r>
-        <w:rPr>
-          <w:bCs/>
-          <w:b/>
-        </w:rPr>
-        <w:t xml:space="preserve">is</w:t>
-      </w:r>
-      <w:r>
-        <w:t xml:space="preserve"> </w:t>
-      </w:r>
-      <w:r>
-        <w:t xml:space="preserve">the insertion.</w:t>
-      </w:r>
-    </w:p>
-    <w:bookmarkEnd w:id="48"/>
-    <w:bookmarkStart w:id="49" w:name="step-6-a-find-method"/>
-    <w:p>
-      <w:pPr>
-        <w:pStyle w:val="Heading2"/>
-      </w:pPr>
-      <w:r>
-        <w:t xml:space="preserve">Step 6 — a find method</w:t>
-      </w:r>
-    </w:p>
-    <w:p>
-      <w:pPr>
-        <w:pStyle w:val="FirstParagraph"/>
-      </w:pPr>
-      <w:r>
-        <w:t xml:space="preserve">Right-click the</w:t>
-      </w:r>
-      <w:r>
-        <w:t xml:space="preserve"> </w:t>
-      </w:r>
-      <w:r>
-        <w:rPr>
-          <w:rStyle w:val="VerbatimChar"/>
-        </w:rPr>
-        <w:t xml:space="preserve">Matrix→Row</w:t>
-      </w:r>
-      <w:r>
-        <w:t xml:space="preserve"> </w:t>
-      </w:r>
-      <w:r>
-        <w:t xml:space="preserve">relation ▸ add a</w:t>
-      </w:r>
-      <w:r>
-        <w:t xml:space="preserve"> </w:t>
-      </w:r>
-      <w:r>
-        <w:rPr>
-          <w:bCs/>
-          <w:b/>
-        </w:rPr>
-        <w:t xml:space="preserve">Find Method</w:t>
-      </w:r>
-      <w:r>
-        <w:t xml:space="preserve"> </w:t>
-      </w:r>
-      <w:r>
-        <w:t xml:space="preserve">on member</w:t>
-      </w:r>
-      <w:r>
-        <w:t xml:space="preserve"> </w:t>
-      </w:r>
-      <w:r>
-        <w:rPr>
-          <w:rStyle w:val="VerbatimChar"/>
-        </w:rPr>
-        <w:t xml:space="preserve">id</w:t>
-      </w:r>
-      <w:r>
-        <w:t xml:space="preserve">. The generated</w:t>
-      </w:r>
-      <w:r>
-        <w:t xml:space="preserve"> </w:t>
-      </w:r>
-      <w:r>
-        <w:rPr>
-          <w:rStyle w:val="VerbatimChar"/>
-        </w:rPr>
-        <w:t xml:space="preserve">FindRow(int id)</w:t>
-      </w:r>
-      <w:r>
-        <w:t xml:space="preserve"> </w:t>
-      </w:r>
-      <w:r>
-        <w:t xml:space="preserve">iterates the relation and compares — and if the relation used a tree implementation, the same dialog generates the fast tree lookup instead (chapter 12.7):</w:t>
-      </w:r>
-    </w:p>
-    <w:p>
-      <w:pPr>
-        <w:pStyle w:val="SourceCode"/>
-      </w:pPr>
-      <w:r>
-        <w:rPr>
-          <w:rStyle w:val="NormalTok"/>
-        </w:rPr>
-        <w:t xml:space="preserve">Row</w:t>
-      </w:r>
-      <w:r>
-        <w:rPr>
-          <w:rStyle w:val="OperatorTok"/>
-        </w:rPr>
-        <w:t xml:space="preserve">*</w:t>
-      </w:r>
-      <w:r>
-        <w:rPr>
-          <w:rStyle w:val="NormalTok"/>
-        </w:rPr>
-        <w:t xml:space="preserve"> Matrix</w:t>
-      </w:r>
-      <w:r>
-        <w:rPr>
-          <w:rStyle w:val="OperatorTok"/>
-        </w:rPr>
-        <w:t xml:space="preserve">::</w:t>
-      </w:r>
-      <w:r>
-        <w:rPr>
-          <w:rStyle w:val="NormalTok"/>
-        </w:rPr>
-        <w:t xml:space="preserve">FindRow</w:t>
-      </w:r>
-      <w:r>
-        <w:rPr>
-          <w:rStyle w:val="OperatorTok"/>
-        </w:rPr>
-        <w:t xml:space="preserve">(</w:t>
-      </w:r>
-      <w:r>
-        <w:rPr>
-          <w:rStyle w:val="DataTypeTok"/>
-        </w:rPr>
-        <w:t xml:space="preserve">int</w:t>
-      </w:r>
-      <w:r>
-        <w:rPr>
-          <w:rStyle w:val="NormalTok"/>
-        </w:rPr>
-        <w:t xml:space="preserve"> id</w:t>
-      </w:r>
-      <w:r>
-        <w:rPr>
-          <w:rStyle w:val="OperatorTok"/>
-        </w:rPr>
-        <w:t xml:space="preserve">)</w:t>
-      </w:r>
-      <w:r>
-        <w:br/>
-      </w:r>
-      <w:r>
-        <w:rPr>
-          <w:rStyle w:val="OperatorTok"/>
-        </w:rPr>
-        <w:t xml:space="preserve">{</w:t>
-      </w:r>
-      <w:r>
-        <w:rPr>
-          <w:rStyle w:val="CommentTok"/>
-        </w:rPr>
-        <w:t xml:space="preserve">//@CODE_3308</w:t>
-      </w:r>
-      <w:r>
-        <w:br/>
-      </w:r>
-      <w:r>
-        <w:rPr>
-          <w:rStyle w:val="NormalTok"/>
-        </w:rPr>
-        <w:t xml:space="preserve">    RowIterator iRow</w:t>
-      </w:r>
-      <w:r>
-        <w:rPr>
-          <w:rStyle w:val="OperatorTok"/>
-        </w:rPr>
-        <w:t xml:space="preserve">(</w:t>
-      </w:r>
-      <w:r>
-        <w:rPr>
-          <w:rStyle w:val="KeywordTok"/>
-        </w:rPr>
-        <w:t xml:space="preserve">this</w:t>
-      </w:r>
-      <w:r>
-        <w:rPr>
-          <w:rStyle w:val="OperatorTok"/>
-        </w:rPr>
-        <w:t xml:space="preserve">);</w:t>
-      </w:r>
-      <w:r>
-        <w:br/>
-      </w:r>
-      <w:r>
-        <w:rPr>
-          <w:rStyle w:val="NormalTok"/>
-        </w:rPr>
-        <w:t xml:space="preserve">    </w:t>
-      </w:r>
-      <w:r>
-        <w:rPr>
-          <w:rStyle w:val="ControlFlowTok"/>
-        </w:rPr>
-        <w:t xml:space="preserve">while</w:t>
-      </w:r>
-      <w:r>
-        <w:rPr>
-          <w:rStyle w:val="NormalTok"/>
-        </w:rPr>
-        <w:t xml:space="preserve"> </w:t>
-      </w:r>
-      <w:r>
-        <w:rPr>
-          <w:rStyle w:val="OperatorTok"/>
-        </w:rPr>
-        <w:t xml:space="preserve">(++</w:t>
-      </w:r>
-      <w:r>
-        <w:rPr>
-          <w:rStyle w:val="NormalTok"/>
-        </w:rPr>
-        <w:t xml:space="preserve">iRow</w:t>
-      </w:r>
-      <w:r>
-        <w:rPr>
-          <w:rStyle w:val="OperatorTok"/>
-        </w:rPr>
-        <w:t xml:space="preserve">)</w:t>
-      </w:r>
-      <w:r>
-        <w:br/>
-      </w:r>
-      <w:r>
-        <w:rPr>
-          <w:rStyle w:val="NormalTok"/>
-        </w:rPr>
-        <w:t xml:space="preserve">    </w:t>
-      </w:r>
-      <w:r>
-        <w:rPr>
-          <w:rStyle w:val="OperatorTok"/>
-        </w:rPr>
-        <w:t xml:space="preserve">{</w:t>
-      </w:r>
-      <w:r>
-        <w:br/>
-      </w:r>
-      <w:r>
-        <w:rPr>
-          <w:rStyle w:val="NormalTok"/>
-        </w:rPr>
-        <w:t xml:space="preserve">        </w:t>
-      </w:r>
-      <w:r>
-        <w:rPr>
-          <w:rStyle w:val="ControlFlowTok"/>
-        </w:rPr>
-        <w:t xml:space="preserve">if</w:t>
-      </w:r>
-      <w:r>
-        <w:rPr>
-          <w:rStyle w:val="NormalTok"/>
-        </w:rPr>
-        <w:t xml:space="preserve"> </w:t>
-      </w:r>
-      <w:r>
-        <w:rPr>
-          <w:rStyle w:val="OperatorTok"/>
-        </w:rPr>
-        <w:t xml:space="preserve">(</w:t>
-      </w:r>
-      <w:r>
-        <w:rPr>
-          <w:rStyle w:val="NormalTok"/>
-        </w:rPr>
-        <w:t xml:space="preserve">id </w:t>
-      </w:r>
-      <w:r>
-        <w:rPr>
-          <w:rStyle w:val="OperatorTok"/>
-        </w:rPr>
-        <w:t xml:space="preserve">==</w:t>
-      </w:r>
-      <w:r>
-        <w:rPr>
-          <w:rStyle w:val="NormalTok"/>
-        </w:rPr>
-        <w:t xml:space="preserve"> iRow</w:t>
-      </w:r>
-      <w:r>
-        <w:rPr>
-          <w:rStyle w:val="OperatorTok"/>
-        </w:rPr>
-        <w:t xml:space="preserve">-&gt;</w:t>
-      </w:r>
-      <w:r>
-        <w:rPr>
-          <w:rStyle w:val="NormalTok"/>
-        </w:rPr>
-        <w:t xml:space="preserve">GetId</w:t>
-      </w:r>
-      <w:r>
-        <w:rPr>
-          <w:rStyle w:val="OperatorTok"/>
-        </w:rPr>
-        <w:t xml:space="preserve">())</w:t>
-      </w:r>
-      <w:r>
-        <w:br/>
-      </w:r>
-      <w:r>
-        <w:rPr>
-          <w:rStyle w:val="NormalTok"/>
-        </w:rPr>
-        <w:t xml:space="preserve">        </w:t>
-      </w:r>
-      <w:r>
-        <w:rPr>
-          <w:rStyle w:val="OperatorTok"/>
-        </w:rPr>
-        <w:t xml:space="preserve">{</w:t>
-      </w:r>
-      <w:r>
-        <w:br/>
-      </w:r>
-      <w:r>
-        <w:rPr>
-          <w:rStyle w:val="NormalTok"/>
-        </w:rPr>
-        <w:t xml:space="preserve">            </w:t>
-      </w:r>
-      <w:r>
-        <w:rPr>
-          <w:rStyle w:val="ControlFlowTok"/>
-        </w:rPr>
-        <w:t xml:space="preserve">return</w:t>
-      </w:r>
-      <w:r>
-        <w:rPr>
-          <w:rStyle w:val="NormalTok"/>
-        </w:rPr>
-        <w:t xml:space="preserve"> iRow</w:t>
-      </w:r>
-      <w:r>
-        <w:rPr>
-          <w:rStyle w:val="OperatorTok"/>
-        </w:rPr>
-        <w:t xml:space="preserve">;</w:t>
-      </w:r>
-      <w:r>
-        <w:br/>
-      </w:r>
-      <w:r>
-        <w:rPr>
-          <w:rStyle w:val="NormalTok"/>
-        </w:rPr>
-        <w:t xml:space="preserve">        </w:t>
-      </w:r>
-      <w:r>
-        <w:rPr>
-          <w:rStyle w:val="OperatorTok"/>
-        </w:rPr>
-        <w:t xml:space="preserve">}</w:t>
-      </w:r>
-      <w:r>
-        <w:br/>
-      </w:r>
-      <w:r>
-        <w:rPr>
-          <w:rStyle w:val="NormalTok"/>
-        </w:rPr>
-        <w:t xml:space="preserve">    </w:t>
-      </w:r>
-      <w:r>
-        <w:rPr>
-          <w:rStyle w:val="OperatorTok"/>
-        </w:rPr>
-        <w:t xml:space="preserve">}</w:t>
-      </w:r>
-      <w:r>
-        <w:br/>
-      </w:r>
-      <w:r>
-        <w:br/>
-      </w:r>
-      <w:r>
-        <w:rPr>
-          <w:rStyle w:val="NormalTok"/>
-        </w:rPr>
-        <w:t xml:space="preserve">    </w:t>
-      </w:r>
-      <w:r>
-        <w:rPr>
-          <w:rStyle w:val="ControlFlowTok"/>
-        </w:rPr>
-        <w:t xml:space="preserve">return</w:t>
-      </w:r>
-      <w:r>
-        <w:rPr>
-          <w:rStyle w:val="NormalTok"/>
-        </w:rPr>
-        <w:t xml:space="preserve"> </w:t>
-      </w:r>
-      <w:r>
-        <w:rPr>
-          <w:rStyle w:val="DecValTok"/>
-        </w:rPr>
-        <w:t xml:space="preserve">0</w:t>
-      </w:r>
-      <w:r>
-        <w:rPr>
-          <w:rStyle w:val="OperatorTok"/>
-        </w:rPr>
-        <w:t xml:space="preserve">;</w:t>
-      </w:r>
-      <w:r>
-        <w:br/>
-      </w:r>
-      <w:r>
-        <w:rPr>
-          <w:rStyle w:val="OperatorTok"/>
-        </w:rPr>
-        <w:t xml:space="preserve">}</w:t>
-      </w:r>
-      <w:r>
-        <w:rPr>
-          <w:rStyle w:val="CommentTok"/>
-        </w:rPr>
-        <w:t xml:space="preserve">//@CODE_3308</w:t>
-      </w:r>
-    </w:p>
-    <w:bookmarkEnd w:id="49"/>
-    <w:bookmarkStart w:id="57" w:name="step-7-a-class-diagram"/>
-    <w:p>
-      <w:pPr>
-        <w:pStyle w:val="Heading2"/>
-      </w:pPr>
-      <w:r>
-        <w:t xml:space="preserve">Step 7 — a class diagram</w:t>
-      </w:r>
-    </w:p>
-    <w:p>
-      <w:pPr>
-        <w:pStyle w:val="FirstParagraph"/>
-      </w:pPr>
-      <w:r>
-        <w:t xml:space="preserve">Right-click the model node ▸</w:t>
-      </w:r>
-      <w:r>
-        <w:t xml:space="preserve"> </w:t>
-      </w:r>
-      <w:r>
-        <w:rPr>
-          <w:rStyle w:val="VerbatimChar"/>
-        </w:rPr>
-        <w:t xml:space="preserve">Add ▸ Class Diagram</w:t>
-      </w:r>
-      <w:r>
-        <w:t xml:space="preserve">, name it</w:t>
-      </w:r>
-      <w:r>
-        <w:t xml:space="preserve"> </w:t>
-      </w:r>
-      <w:r>
-        <w:rPr>
-          <w:iCs/>
-          <w:i/>
-        </w:rPr>
-        <w:t xml:space="preserve">Matrix Overview</w:t>
-      </w:r>
-      <w:r>
-        <w:t xml:space="preserve">, and add the four classes (</w:t>
-      </w:r>
-      <w:r>
-        <w:rPr>
-          <w:rStyle w:val="VerbatimChar"/>
-        </w:rPr>
-        <w:t xml:space="preserve">Select Classes...</w:t>
-      </w:r>
-      <w:r>
-        <w:t xml:space="preserve"> </w:t>
-      </w:r>
-      <w:r>
-        <w:t xml:space="preserve">from the diagram’s context menu, or drag them from the tree).</w:t>
-      </w:r>
-      <w:r>
-        <w:t xml:space="preserve"> </w:t>
-      </w:r>
-      <w:r>
-        <w:rPr>
-          <w:rStyle w:val="VerbatimChar"/>
-        </w:rPr>
-        <w:t xml:space="preserve">Optimize Placement</w:t>
-      </w:r>
-      <w:r>
-        <w:t xml:space="preserve"> </w:t>
-      </w:r>
-      <w:r>
-        <w:t xml:space="preserve">lays them out.</w:t>
-      </w:r>
-    </w:p>
-    <w:p>
-      <w:pPr>
         <w:pStyle w:val="CaptionedFigure"/>
       </w:pPr>
       <w:r>
         <w:drawing>
           <wp:inline>
-            <wp:extent cx="5334000" cy="3212933"/>
+            <wp:extent cx="5184435" cy="5069603"/>
             <wp:effectExtent b="0" l="0" r="0" t="0"/>
-            <wp:docPr descr="The Matrix Overview class diagram as exported by ClassBuilder (Export SVG). Diamonds mark owned (aggregation) relations; 1/* are the multiplicities." title="" id="51" name="Picture"/>
+            <wp:docPr descr="A relation: kind, ownership, thread-safety, and container implementation are all declared here — the code is generated." title="" id="51" name="Picture"/>
             <a:graphic>
               <a:graphicData uri="http://schemas.openxmlformats.org/drawingml/2006/picture">
                 <pic:pic>
                   <pic:nvPicPr>
-                    <pic:cNvPr descr="images/cd-matrix-overview.svg" id="52" name="Picture"/>
+                    <pic:cNvPr descr="images/Row_Cell.png" id="52" name="Picture"/>
                     <pic:cNvPicPr>
                       <a:picLocks noChangeArrowheads="1" noChangeAspect="1"/>
                     </pic:cNvPicPr>
                   </pic:nvPicPr>
                   <pic:blipFill>
-                    <a:blip r:embed="rId53">
+                    <a:blip r:embed="rId50"/>
+                    <a:stretch>
+                      <a:fillRect/>
+                    </a:stretch>
+                  </pic:blipFill>
+                  <pic:spPr bwMode="auto">
+                    <a:xfrm>
+                      <a:off x="0" y="0"/>
+                      <a:ext cx="5184435" cy="5069603"/>
+                    </a:xfrm>
+                    <a:prstGeom prst="rect">
+                      <a:avLst/>
+                    </a:prstGeom>
+                    <a:noFill/>
+                    <a:ln w="9525">
+                      <a:noFill/>
+                      <a:headEnd/>
+                      <a:tailEnd/>
+                    </a:ln>
+                  </pic:spPr>
+                </pic:pic>
+              </a:graphicData>
+            </a:graphic>
+          </wp:inline>
+        </w:drawing>
+      </w:r>
+    </w:p>
+    <w:p>
+      <w:pPr>
+        <w:pStyle w:val="ImageCaption"/>
+      </w:pPr>
+      <w:r>
+        <w:t xml:space="preserve">A relation: kind, ownership, thread-safety, and container implementation are all declared here — the code is generated.</w:t>
+      </w:r>
+    </w:p>
+    <w:bookmarkEnd w:id="53"/>
+    <w:bookmarkStart w:id="54" w:name="X267736c760e32dc6d865ac46fc2c6b29b8f25a5"/>
+    <w:p>
+      <w:pPr>
+        <w:pStyle w:val="Heading2"/>
+      </w:pPr>
+      <w:r>
+        <w:t xml:space="preserve">Step 5 — constructors, with real code in the bodies</w:t>
+      </w:r>
+    </w:p>
+    <w:p>
+      <w:pPr>
+        <w:pStyle w:val="FirstParagraph"/>
+      </w:pPr>
+      <w:r>
+        <w:t xml:space="preserve">Right-click each class ▸</w:t>
+      </w:r>
+      <w:r>
+        <w:t xml:space="preserve"> </w:t>
+      </w:r>
+      <w:r>
+        <w:rPr>
+          <w:rStyle w:val="VerbatimChar"/>
+        </w:rPr>
+        <w:t xml:space="preserve">Add ▸ Constructor</w:t>
+      </w:r>
+      <w:r>
+        <w:t xml:space="preserve"> </w:t>
+      </w:r>
+      <w:r>
+        <w:t xml:space="preserve">(</w:t>
+      </w:r>
+      <w:r>
+        <w:rPr>
+          <w:rStyle w:val="VerbatimChar"/>
+        </w:rPr>
+        <w:t xml:space="preserve">Ctrl+Shift+U</w:t>
+      </w:r>
+      <w:r>
+        <w:t xml:space="preserve">). ClassBuilder</w:t>
+      </w:r>
+      <w:r>
+        <w:t xml:space="preserve"> </w:t>
+      </w:r>
+      <w:r>
+        <w:rPr>
+          <w:bCs/>
+          <w:b/>
+        </w:rPr>
+        <w:t xml:space="preserve">derives the argument list</w:t>
+      </w:r>
+      <w:r>
+        <w:t xml:space="preserve">:</w:t>
+      </w:r>
+      <w:r>
+        <w:t xml:space="preserve"> </w:t>
+      </w:r>
+      <w:r>
+        <w:rPr>
+          <w:rStyle w:val="VerbatimChar"/>
+        </w:rPr>
+        <w:t xml:space="preserve">Row</w:t>
+      </w:r>
+      <w:r>
+        <w:t xml:space="preserve">’s constructor automatically takes</w:t>
+      </w:r>
+      <w:r>
+        <w:t xml:space="preserve"> </w:t>
+      </w:r>
+      <w:r>
+        <w:rPr>
+          <w:rStyle w:val="VerbatimChar"/>
+        </w:rPr>
+        <w:t xml:space="preserve">(Matrix* pMatrix)</w:t>
+      </w:r>
+      <w:r>
+        <w:t xml:space="preserve"> </w:t>
+      </w:r>
+      <w:r>
+        <w:t xml:space="preserve">— the owner — plus whatever you add (here:</w:t>
+      </w:r>
+      <w:r>
+        <w:t xml:space="preserve"> </w:t>
+      </w:r>
+      <w:r>
+        <w:rPr>
+          <w:rStyle w:val="VerbatimChar"/>
+        </w:rPr>
+        <w:t xml:space="preserve">int id</w:t>
+      </w:r>
+      <w:r>
+        <w:t xml:space="preserve">). The generated body begins with</w:t>
+      </w:r>
+      <w:r>
+        <w:t xml:space="preserve"> </w:t>
+      </w:r>
+      <w:r>
+        <w:rPr>
+          <w:rStyle w:val="VerbatimChar"/>
+        </w:rPr>
+        <w:t xml:space="preserve">ConstructorInclude(pMatrix)</w:t>
+      </w:r>
+      <w:r>
+        <w:t xml:space="preserve">, which splices the new Row into the matrix’s list; below the</w:t>
+      </w:r>
+      <w:r>
+        <w:t xml:space="preserve"> </w:t>
+      </w:r>
+      <w:r>
+        <w:rPr>
+          <w:rStyle w:val="VerbatimChar"/>
+        </w:rPr>
+        <w:t xml:space="preserve">// Put in your own code</w:t>
+      </w:r>
+      <w:r>
+        <w:t xml:space="preserve"> </w:t>
+      </w:r>
+      <w:r>
+        <w:t xml:space="preserve">marker the body is yours.</w:t>
+      </w:r>
+    </w:p>
+    <w:p>
+      <w:pPr>
+        <w:pStyle w:val="BodyText"/>
+      </w:pPr>
+      <w:r>
+        <w:t xml:space="preserve">Give</w:t>
+      </w:r>
+      <w:r>
+        <w:t xml:space="preserve"> </w:t>
+      </w:r>
+      <w:r>
+        <w:rPr>
+          <w:rStyle w:val="VerbatimChar"/>
+        </w:rPr>
+        <w:t xml:space="preserve">Row</w:t>
+      </w:r>
+      <w:r>
+        <w:t xml:space="preserve"> </w:t>
+      </w:r>
+      <w:r>
+        <w:t xml:space="preserve">this body (the code editor auto-indents C++). It walks the matrix’s Columns and creates one Cell per column — using a</w:t>
+      </w:r>
+      <w:r>
+        <w:t xml:space="preserve"> </w:t>
+      </w:r>
+      <w:r>
+        <w:rPr>
+          <w:bCs/>
+          <w:b/>
+        </w:rPr>
+        <w:t xml:space="preserve">generated iterator</w:t>
+      </w:r>
+      <w:r>
+        <w:t xml:space="preserve">:</w:t>
+      </w:r>
+    </w:p>
+    <w:p>
+      <w:pPr>
+        <w:pStyle w:val="SourceCode"/>
+      </w:pPr>
+      <w:r>
+        <w:rPr>
+          <w:rStyle w:val="NormalTok"/>
+        </w:rPr>
+        <w:t xml:space="preserve">Matrix</w:t>
+      </w:r>
+      <w:r>
+        <w:rPr>
+          <w:rStyle w:val="OperatorTok"/>
+        </w:rPr>
+        <w:t xml:space="preserve">::</w:t>
+      </w:r>
+      <w:r>
+        <w:rPr>
+          <w:rStyle w:val="NormalTok"/>
+        </w:rPr>
+        <w:t xml:space="preserve">ColumnIterator iColumn</w:t>
+      </w:r>
+      <w:r>
+        <w:rPr>
+          <w:rStyle w:val="OperatorTok"/>
+        </w:rPr>
+        <w:t xml:space="preserve">(</w:t>
+      </w:r>
+      <w:r>
+        <w:rPr>
+          <w:rStyle w:val="NormalTok"/>
+        </w:rPr>
+        <w:t xml:space="preserve">pMatrix</w:t>
+      </w:r>
+      <w:r>
+        <w:rPr>
+          <w:rStyle w:val="OperatorTok"/>
+        </w:rPr>
+        <w:t xml:space="preserve">);</w:t>
+      </w:r>
+      <w:r>
+        <w:br/>
+      </w:r>
+      <w:r>
+        <w:rPr>
+          <w:rStyle w:val="ControlFlowTok"/>
+        </w:rPr>
+        <w:t xml:space="preserve">while</w:t>
+      </w:r>
+      <w:r>
+        <w:rPr>
+          <w:rStyle w:val="NormalTok"/>
+        </w:rPr>
+        <w:t xml:space="preserve"> </w:t>
+      </w:r>
+      <w:r>
+        <w:rPr>
+          <w:rStyle w:val="OperatorTok"/>
+        </w:rPr>
+        <w:t xml:space="preserve">(++</w:t>
+      </w:r>
+      <w:r>
+        <w:rPr>
+          <w:rStyle w:val="NormalTok"/>
+        </w:rPr>
+        <w:t xml:space="preserve">iColumn</w:t>
+      </w:r>
+      <w:r>
+        <w:rPr>
+          <w:rStyle w:val="OperatorTok"/>
+        </w:rPr>
+        <w:t xml:space="preserve">)</w:t>
+      </w:r>
+      <w:r>
+        <w:br/>
+      </w:r>
+      <w:r>
+        <w:rPr>
+          <w:rStyle w:val="OperatorTok"/>
+        </w:rPr>
+        <w:t xml:space="preserve">{</w:t>
+      </w:r>
+      <w:r>
+        <w:br/>
+      </w:r>
+      <w:r>
+        <w:rPr>
+          <w:rStyle w:val="NormalTok"/>
+        </w:rPr>
+        <w:t xml:space="preserve">    </w:t>
+      </w:r>
+      <w:r>
+        <w:rPr>
+          <w:rStyle w:val="OperatorTok"/>
+        </w:rPr>
+        <w:t xml:space="preserve">(</w:t>
+      </w:r>
+      <w:r>
+        <w:rPr>
+          <w:rStyle w:val="DataTypeTok"/>
+        </w:rPr>
+        <w:t xml:space="preserve">void</w:t>
+      </w:r>
+      <w:r>
+        <w:rPr>
+          <w:rStyle w:val="OperatorTok"/>
+        </w:rPr>
+        <w:t xml:space="preserve">)</w:t>
+      </w:r>
+      <w:r>
+        <w:rPr>
+          <w:rStyle w:val="KeywordTok"/>
+        </w:rPr>
+        <w:t xml:space="preserve">new</w:t>
+      </w:r>
+      <w:r>
+        <w:rPr>
+          <w:rStyle w:val="NormalTok"/>
+        </w:rPr>
+        <w:t xml:space="preserve"> Cell</w:t>
+      </w:r>
+      <w:r>
+        <w:rPr>
+          <w:rStyle w:val="OperatorTok"/>
+        </w:rPr>
+        <w:t xml:space="preserve">(</w:t>
+      </w:r>
+      <w:r>
+        <w:rPr>
+          <w:rStyle w:val="KeywordTok"/>
+        </w:rPr>
+        <w:t xml:space="preserve">this</w:t>
+      </w:r>
+      <w:r>
+        <w:rPr>
+          <w:rStyle w:val="OperatorTok"/>
+        </w:rPr>
+        <w:t xml:space="preserve">,</w:t>
+      </w:r>
+      <w:r>
+        <w:rPr>
+          <w:rStyle w:val="NormalTok"/>
+        </w:rPr>
+        <w:t xml:space="preserve"> iColumn</w:t>
+      </w:r>
+      <w:r>
+        <w:rPr>
+          <w:rStyle w:val="OperatorTok"/>
+        </w:rPr>
+        <w:t xml:space="preserve">,</w:t>
+      </w:r>
+      <w:r>
+        <w:rPr>
+          <w:rStyle w:val="NormalTok"/>
+        </w:rPr>
+        <w:t xml:space="preserve"> </w:t>
+      </w:r>
+      <w:r>
+        <w:rPr>
+          <w:rStyle w:val="StringTok"/>
+        </w:rPr>
+        <w:t xml:space="preserve">""</w:t>
+      </w:r>
+      <w:r>
+        <w:rPr>
+          <w:rStyle w:val="OperatorTok"/>
+        </w:rPr>
+        <w:t xml:space="preserve">);</w:t>
+      </w:r>
+      <w:r>
+        <w:br/>
+      </w:r>
+      <w:r>
+        <w:rPr>
+          <w:rStyle w:val="OperatorTok"/>
+        </w:rPr>
+        <w:t xml:space="preserve">}</w:t>
+      </w:r>
+    </w:p>
+    <w:p>
+      <w:pPr>
+        <w:pStyle w:val="FirstParagraph"/>
+      </w:pPr>
+      <w:r>
+        <w:rPr>
+          <w:rStyle w:val="VerbatimChar"/>
+        </w:rPr>
+        <w:t xml:space="preserve">Column</w:t>
+      </w:r>
+      <w:r>
+        <w:t xml:space="preserve">’s constructor mirrors it (one Cell per existing Row) — the symmetry means Rows and Columns can be added in any order later and the cell grid stays complete.</w:t>
+      </w:r>
+      <w:r>
+        <w:t xml:space="preserve"> </w:t>
+      </w:r>
+      <w:r>
+        <w:rPr>
+          <w:rStyle w:val="VerbatimChar"/>
+        </w:rPr>
+        <w:t xml:space="preserve">Cell</w:t>
+      </w:r>
+      <w:r>
+        <w:t xml:space="preserve">’s constructor just takes its two owners plus the value; its</w:t>
+      </w:r>
+      <w:r>
+        <w:t xml:space="preserve"> </w:t>
+      </w:r>
+      <w:r>
+        <w:rPr>
+          <w:rStyle w:val="VerbatimChar"/>
+        </w:rPr>
+        <w:t xml:space="preserve">ConstructorInclude(pRow, pColumn)</w:t>
+      </w:r>
+      <w:r>
+        <w:t xml:space="preserve"> </w:t>
+      </w:r>
+      <w:r>
+        <w:t xml:space="preserve">splices it into</w:t>
+      </w:r>
+      <w:r>
+        <w:t xml:space="preserve"> </w:t>
+      </w:r>
+      <w:r>
+        <w:rPr>
+          <w:bCs/>
+          <w:b/>
+        </w:rPr>
+        <w:t xml:space="preserve">both</w:t>
+      </w:r>
+      <w:r>
+        <w:t xml:space="preserve"> </w:t>
+      </w:r>
+      <w:r>
+        <w:t xml:space="preserve">lists. The constructor</w:t>
+      </w:r>
+      <w:r>
+        <w:t xml:space="preserve"> </w:t>
+      </w:r>
+      <w:r>
+        <w:rPr>
+          <w:rStyle w:val="VerbatimChar"/>
+        </w:rPr>
+        <w:t xml:space="preserve">Matrix(int rows, int columns)</w:t>
+      </w:r>
+      <w:r>
+        <w:t xml:space="preserve"> </w:t>
+      </w:r>
+      <w:r>
+        <w:t xml:space="preserve">creates the grid:</w:t>
+      </w:r>
+    </w:p>
+    <w:p>
+      <w:pPr>
+        <w:pStyle w:val="SourceCode"/>
+      </w:pPr>
+      <w:r>
+        <w:rPr>
+          <w:rStyle w:val="ControlFlowTok"/>
+        </w:rPr>
+        <w:t xml:space="preserve">for</w:t>
+      </w:r>
+      <w:r>
+        <w:rPr>
+          <w:rStyle w:val="NormalTok"/>
+        </w:rPr>
+        <w:t xml:space="preserve"> </w:t>
+      </w:r>
+      <w:r>
+        <w:rPr>
+          <w:rStyle w:val="OperatorTok"/>
+        </w:rPr>
+        <w:t xml:space="preserve">(</w:t>
+      </w:r>
+      <w:r>
+        <w:rPr>
+          <w:rStyle w:val="DataTypeTok"/>
+        </w:rPr>
+        <w:t xml:space="preserve">int</w:t>
+      </w:r>
+      <w:r>
+        <w:rPr>
+          <w:rStyle w:val="NormalTok"/>
+        </w:rPr>
+        <w:t xml:space="preserve"> c </w:t>
+      </w:r>
+      <w:r>
+        <w:rPr>
+          <w:rStyle w:val="OperatorTok"/>
+        </w:rPr>
+        <w:t xml:space="preserve">=</w:t>
+      </w:r>
+      <w:r>
+        <w:rPr>
+          <w:rStyle w:val="NormalTok"/>
+        </w:rPr>
+        <w:t xml:space="preserve"> </w:t>
+      </w:r>
+      <w:r>
+        <w:rPr>
+          <w:rStyle w:val="DecValTok"/>
+        </w:rPr>
+        <w:t xml:space="preserve">0</w:t>
+      </w:r>
+      <w:r>
+        <w:rPr>
+          <w:rStyle w:val="OperatorTok"/>
+        </w:rPr>
+        <w:t xml:space="preserve">;</w:t>
+      </w:r>
+      <w:r>
+        <w:rPr>
+          <w:rStyle w:val="NormalTok"/>
+        </w:rPr>
+        <w:t xml:space="preserve"> c </w:t>
+      </w:r>
+      <w:r>
+        <w:rPr>
+          <w:rStyle w:val="OperatorTok"/>
+        </w:rPr>
+        <w:t xml:space="preserve">&lt;</w:t>
+      </w:r>
+      <w:r>
+        <w:rPr>
+          <w:rStyle w:val="NormalTok"/>
+        </w:rPr>
+        <w:t xml:space="preserve"> columns</w:t>
+      </w:r>
+      <w:r>
+        <w:rPr>
+          <w:rStyle w:val="OperatorTok"/>
+        </w:rPr>
+        <w:t xml:space="preserve">;</w:t>
+      </w:r>
+      <w:r>
+        <w:rPr>
+          <w:rStyle w:val="NormalTok"/>
+        </w:rPr>
+        <w:t xml:space="preserve"> c</w:t>
+      </w:r>
+      <w:r>
+        <w:rPr>
+          <w:rStyle w:val="OperatorTok"/>
+        </w:rPr>
+        <w:t xml:space="preserve">++)</w:t>
+      </w:r>
+      <w:r>
+        <w:br/>
+      </w:r>
+      <w:r>
+        <w:rPr>
+          <w:rStyle w:val="OperatorTok"/>
+        </w:rPr>
+        <w:t xml:space="preserve">{</w:t>
+      </w:r>
+      <w:r>
+        <w:br/>
+      </w:r>
+      <w:r>
+        <w:rPr>
+          <w:rStyle w:val="NormalTok"/>
+        </w:rPr>
+        <w:t xml:space="preserve">    </w:t>
+      </w:r>
+      <w:r>
+        <w:rPr>
+          <w:rStyle w:val="OperatorTok"/>
+        </w:rPr>
+        <w:t xml:space="preserve">(</w:t>
+      </w:r>
+      <w:r>
+        <w:rPr>
+          <w:rStyle w:val="DataTypeTok"/>
+        </w:rPr>
+        <w:t xml:space="preserve">void</w:t>
+      </w:r>
+      <w:r>
+        <w:rPr>
+          <w:rStyle w:val="OperatorTok"/>
+        </w:rPr>
+        <w:t xml:space="preserve">)</w:t>
+      </w:r>
+      <w:r>
+        <w:rPr>
+          <w:rStyle w:val="KeywordTok"/>
+        </w:rPr>
+        <w:t xml:space="preserve">new</w:t>
+      </w:r>
+      <w:r>
+        <w:rPr>
+          <w:rStyle w:val="NormalTok"/>
+        </w:rPr>
+        <w:t xml:space="preserve"> Column</w:t>
+      </w:r>
+      <w:r>
+        <w:rPr>
+          <w:rStyle w:val="OperatorTok"/>
+        </w:rPr>
+        <w:t xml:space="preserve">(</w:t>
+      </w:r>
+      <w:r>
+        <w:rPr>
+          <w:rStyle w:val="KeywordTok"/>
+        </w:rPr>
+        <w:t xml:space="preserve">this</w:t>
+      </w:r>
+      <w:r>
+        <w:rPr>
+          <w:rStyle w:val="OperatorTok"/>
+        </w:rPr>
+        <w:t xml:space="preserve">,</w:t>
+      </w:r>
+      <w:r>
+        <w:rPr>
+          <w:rStyle w:val="NormalTok"/>
+        </w:rPr>
+        <w:t xml:space="preserve"> c</w:t>
+      </w:r>
+      <w:r>
+        <w:rPr>
+          <w:rStyle w:val="OperatorTok"/>
+        </w:rPr>
+        <w:t xml:space="preserve">);</w:t>
+      </w:r>
+      <w:r>
+        <w:br/>
+      </w:r>
+      <w:r>
+        <w:rPr>
+          <w:rStyle w:val="OperatorTok"/>
+        </w:rPr>
+        <w:t xml:space="preserve">}</w:t>
+      </w:r>
+      <w:r>
+        <w:br/>
+      </w:r>
+      <w:r>
+        <w:br/>
+      </w:r>
+      <w:r>
+        <w:rPr>
+          <w:rStyle w:val="ControlFlowTok"/>
+        </w:rPr>
+        <w:t xml:space="preserve">for</w:t>
+      </w:r>
+      <w:r>
+        <w:rPr>
+          <w:rStyle w:val="NormalTok"/>
+        </w:rPr>
+        <w:t xml:space="preserve"> </w:t>
+      </w:r>
+      <w:r>
+        <w:rPr>
+          <w:rStyle w:val="OperatorTok"/>
+        </w:rPr>
+        <w:t xml:space="preserve">(</w:t>
+      </w:r>
+      <w:r>
+        <w:rPr>
+          <w:rStyle w:val="DataTypeTok"/>
+        </w:rPr>
+        <w:t xml:space="preserve">int</w:t>
+      </w:r>
+      <w:r>
+        <w:rPr>
+          <w:rStyle w:val="NormalTok"/>
+        </w:rPr>
+        <w:t xml:space="preserve"> r </w:t>
+      </w:r>
+      <w:r>
+        <w:rPr>
+          <w:rStyle w:val="OperatorTok"/>
+        </w:rPr>
+        <w:t xml:space="preserve">=</w:t>
+      </w:r>
+      <w:r>
+        <w:rPr>
+          <w:rStyle w:val="NormalTok"/>
+        </w:rPr>
+        <w:t xml:space="preserve"> </w:t>
+      </w:r>
+      <w:r>
+        <w:rPr>
+          <w:rStyle w:val="DecValTok"/>
+        </w:rPr>
+        <w:t xml:space="preserve">0</w:t>
+      </w:r>
+      <w:r>
+        <w:rPr>
+          <w:rStyle w:val="OperatorTok"/>
+        </w:rPr>
+        <w:t xml:space="preserve">;</w:t>
+      </w:r>
+      <w:r>
+        <w:rPr>
+          <w:rStyle w:val="NormalTok"/>
+        </w:rPr>
+        <w:t xml:space="preserve"> r </w:t>
+      </w:r>
+      <w:r>
+        <w:rPr>
+          <w:rStyle w:val="OperatorTok"/>
+        </w:rPr>
+        <w:t xml:space="preserve">&lt;</w:t>
+      </w:r>
+      <w:r>
+        <w:rPr>
+          <w:rStyle w:val="NormalTok"/>
+        </w:rPr>
+        <w:t xml:space="preserve"> rows</w:t>
+      </w:r>
+      <w:r>
+        <w:rPr>
+          <w:rStyle w:val="OperatorTok"/>
+        </w:rPr>
+        <w:t xml:space="preserve">;</w:t>
+      </w:r>
+      <w:r>
+        <w:rPr>
+          <w:rStyle w:val="NormalTok"/>
+        </w:rPr>
+        <w:t xml:space="preserve"> r</w:t>
+      </w:r>
+      <w:r>
+        <w:rPr>
+          <w:rStyle w:val="OperatorTok"/>
+        </w:rPr>
+        <w:t xml:space="preserve">++)</w:t>
+      </w:r>
+      <w:r>
+        <w:br/>
+      </w:r>
+      <w:r>
+        <w:rPr>
+          <w:rStyle w:val="OperatorTok"/>
+        </w:rPr>
+        <w:t xml:space="preserve">{</w:t>
+      </w:r>
+      <w:r>
+        <w:br/>
+      </w:r>
+      <w:r>
+        <w:rPr>
+          <w:rStyle w:val="NormalTok"/>
+        </w:rPr>
+        <w:t xml:space="preserve">    </w:t>
+      </w:r>
+      <w:r>
+        <w:rPr>
+          <w:rStyle w:val="OperatorTok"/>
+        </w:rPr>
+        <w:t xml:space="preserve">(</w:t>
+      </w:r>
+      <w:r>
+        <w:rPr>
+          <w:rStyle w:val="DataTypeTok"/>
+        </w:rPr>
+        <w:t xml:space="preserve">void</w:t>
+      </w:r>
+      <w:r>
+        <w:rPr>
+          <w:rStyle w:val="OperatorTok"/>
+        </w:rPr>
+        <w:t xml:space="preserve">)</w:t>
+      </w:r>
+      <w:r>
+        <w:rPr>
+          <w:rStyle w:val="KeywordTok"/>
+        </w:rPr>
+        <w:t xml:space="preserve">new</w:t>
+      </w:r>
+      <w:r>
+        <w:rPr>
+          <w:rStyle w:val="NormalTok"/>
+        </w:rPr>
+        <w:t xml:space="preserve"> Row</w:t>
+      </w:r>
+      <w:r>
+        <w:rPr>
+          <w:rStyle w:val="OperatorTok"/>
+        </w:rPr>
+        <w:t xml:space="preserve">(</w:t>
+      </w:r>
+      <w:r>
+        <w:rPr>
+          <w:rStyle w:val="KeywordTok"/>
+        </w:rPr>
+        <w:t xml:space="preserve">this</w:t>
+      </w:r>
+      <w:r>
+        <w:rPr>
+          <w:rStyle w:val="OperatorTok"/>
+        </w:rPr>
+        <w:t xml:space="preserve">,</w:t>
+      </w:r>
+      <w:r>
+        <w:rPr>
+          <w:rStyle w:val="NormalTok"/>
+        </w:rPr>
+        <w:t xml:space="preserve"> r</w:t>
+      </w:r>
+      <w:r>
+        <w:rPr>
+          <w:rStyle w:val="OperatorTok"/>
+        </w:rPr>
+        <w:t xml:space="preserve">);</w:t>
+      </w:r>
+      <w:r>
+        <w:br/>
+      </w:r>
+      <w:r>
+        <w:rPr>
+          <w:rStyle w:val="OperatorTok"/>
+        </w:rPr>
+        <w:t xml:space="preserve">}</w:t>
+      </w:r>
+    </w:p>
+    <w:p>
+      <w:pPr>
+        <w:pStyle w:val="FirstParagraph"/>
+      </w:pPr>
+      <w:r>
+        <w:t xml:space="preserve">Note what is</w:t>
+      </w:r>
+      <w:r>
+        <w:t xml:space="preserve"> </w:t>
+      </w:r>
+      <w:r>
+        <w:rPr>
+          <w:iCs/>
+          <w:i/>
+        </w:rPr>
+        <w:t xml:space="preserve">absent</w:t>
+      </w:r>
+      <w:r>
+        <w:t xml:space="preserve">: no container declarations, no push_back, no bookkeeping. Creating an object with its owner as argument</w:t>
+      </w:r>
+      <w:r>
+        <w:t xml:space="preserve"> </w:t>
+      </w:r>
+      <w:r>
+        <w:rPr>
+          <w:bCs/>
+          <w:b/>
+        </w:rPr>
+        <w:t xml:space="preserve">is</w:t>
+      </w:r>
+      <w:r>
+        <w:t xml:space="preserve"> </w:t>
+      </w:r>
+      <w:r>
+        <w:t xml:space="preserve">the insertion.</w:t>
+      </w:r>
+    </w:p>
+    <w:bookmarkEnd w:id="54"/>
+    <w:bookmarkStart w:id="58" w:name="step-6-a-find-method"/>
+    <w:p>
+      <w:pPr>
+        <w:pStyle w:val="Heading2"/>
+      </w:pPr>
+      <w:r>
+        <w:t xml:space="preserve">Step 6 — a find method</w:t>
+      </w:r>
+    </w:p>
+    <w:p>
+      <w:pPr>
+        <w:pStyle w:val="FirstParagraph"/>
+      </w:pPr>
+      <w:r>
+        <w:t xml:space="preserve">Right-click the</w:t>
+      </w:r>
+      <w:r>
+        <w:t xml:space="preserve"> </w:t>
+      </w:r>
+      <w:r>
+        <w:rPr>
+          <w:rStyle w:val="VerbatimChar"/>
+        </w:rPr>
+        <w:t xml:space="preserve">Matrix→Row</w:t>
+      </w:r>
+      <w:r>
+        <w:t xml:space="preserve"> </w:t>
+      </w:r>
+      <w:r>
+        <w:t xml:space="preserve">relation ▸ add a</w:t>
+      </w:r>
+      <w:r>
+        <w:t xml:space="preserve"> </w:t>
+      </w:r>
+      <w:r>
+        <w:rPr>
+          <w:bCs/>
+          <w:b/>
+        </w:rPr>
+        <w:t xml:space="preserve">Find Method</w:t>
+      </w:r>
+      <w:r>
+        <w:t xml:space="preserve"> </w:t>
+      </w:r>
+      <w:r>
+        <w:t xml:space="preserve">on member</w:t>
+      </w:r>
+      <w:r>
+        <w:t xml:space="preserve"> </w:t>
+      </w:r>
+      <w:r>
+        <w:rPr>
+          <w:rStyle w:val="VerbatimChar"/>
+        </w:rPr>
+        <w:t xml:space="preserve">id</w:t>
+      </w:r>
+      <w:r>
+        <w:t xml:space="preserve">. The generated</w:t>
+      </w:r>
+      <w:r>
+        <w:t xml:space="preserve"> </w:t>
+      </w:r>
+      <w:r>
+        <w:rPr>
+          <w:rStyle w:val="VerbatimChar"/>
+        </w:rPr>
+        <w:t xml:space="preserve">FindRow(int id)</w:t>
+      </w:r>
+      <w:r>
+        <w:t xml:space="preserve"> </w:t>
+      </w:r>
+      <w:r>
+        <w:t xml:space="preserve">iterates the relation and compares — and if the relation used a tree implementation, the same dialog generates the fast tree lookup instead (chapter 12.7):</w:t>
+      </w:r>
+    </w:p>
+    <w:p>
+      <w:pPr>
+        <w:pStyle w:val="CaptionedFigure"/>
+      </w:pPr>
+      <w:r>
+        <w:drawing>
+          <wp:inline>
+            <wp:extent cx="5334000" cy="3365899"/>
+            <wp:effectExtent b="0" l="0" r="0" t="0"/>
+            <wp:docPr descr="The Find Method dialog on the Matrix→Row relation: the argument map on the left pairs the method’s arguments with the members to compare — here -&gt;GetId(). Behind it the generated Matrix::FindRow in its code window, and the method in the tree under the class’s Relation methods." title="" id="56" name="Picture"/>
+            <a:graphic>
+              <a:graphicData uri="http://schemas.openxmlformats.org/drawingml/2006/picture">
+                <pic:pic>
+                  <pic:nvPicPr>
+                    <pic:cNvPr descr="images/Matrix_Row_FindId.png" id="57" name="Picture"/>
+                    <pic:cNvPicPr>
+                      <a:picLocks noChangeArrowheads="1" noChangeAspect="1"/>
+                    </pic:cNvPicPr>
+                  </pic:nvPicPr>
+                  <pic:blipFill>
+                    <a:blip r:embed="rId55"/>
+                    <a:stretch>
+                      <a:fillRect/>
+                    </a:stretch>
+                  </pic:blipFill>
+                  <pic:spPr bwMode="auto">
+                    <a:xfrm>
+                      <a:off x="0" y="0"/>
+                      <a:ext cx="5334000" cy="3365899"/>
+                    </a:xfrm>
+                    <a:prstGeom prst="rect">
+                      <a:avLst/>
+                    </a:prstGeom>
+                    <a:noFill/>
+                    <a:ln w="9525">
+                      <a:noFill/>
+                      <a:headEnd/>
+                      <a:tailEnd/>
+                    </a:ln>
+                  </pic:spPr>
+                </pic:pic>
+              </a:graphicData>
+            </a:graphic>
+          </wp:inline>
+        </w:drawing>
+      </w:r>
+    </w:p>
+    <w:p>
+      <w:pPr>
+        <w:pStyle w:val="ImageCaption"/>
+      </w:pPr>
+      <w:r>
+        <w:t xml:space="preserve">The Find Method dialog on the Matrix→Row relation: the argument map on the left pairs the method’s arguments with the members to compare — here</w:t>
+      </w:r>
+      <w:r>
+        <w:t xml:space="preserve"> </w:t>
+      </w:r>
+      <w:r>
+        <w:rPr>
+          <w:rStyle w:val="VerbatimChar"/>
+        </w:rPr>
+        <w:t xml:space="preserve">-&gt;GetId()</w:t>
+      </w:r>
+      <w:r>
+        <w:t xml:space="preserve">. Behind it the generated</w:t>
+      </w:r>
+      <w:r>
+        <w:t xml:space="preserve"> </w:t>
+      </w:r>
+      <w:r>
+        <w:rPr>
+          <w:rStyle w:val="VerbatimChar"/>
+        </w:rPr>
+        <w:t xml:space="preserve">Matrix::FindRow</w:t>
+      </w:r>
+      <w:r>
+        <w:t xml:space="preserve"> </w:t>
+      </w:r>
+      <w:r>
+        <w:t xml:space="preserve">in its code window, and the method in the tree under the class’s Relation methods.</w:t>
+      </w:r>
+    </w:p>
+    <w:p>
+      <w:pPr>
+        <w:pStyle w:val="SourceCode"/>
+      </w:pPr>
+      <w:r>
+        <w:rPr>
+          <w:rStyle w:val="NormalTok"/>
+        </w:rPr>
+        <w:t xml:space="preserve">Row</w:t>
+      </w:r>
+      <w:r>
+        <w:rPr>
+          <w:rStyle w:val="OperatorTok"/>
+        </w:rPr>
+        <w:t xml:space="preserve">*</w:t>
+      </w:r>
+      <w:r>
+        <w:rPr>
+          <w:rStyle w:val="NormalTok"/>
+        </w:rPr>
+        <w:t xml:space="preserve"> Matrix</w:t>
+      </w:r>
+      <w:r>
+        <w:rPr>
+          <w:rStyle w:val="OperatorTok"/>
+        </w:rPr>
+        <w:t xml:space="preserve">::</w:t>
+      </w:r>
+      <w:r>
+        <w:rPr>
+          <w:rStyle w:val="NormalTok"/>
+        </w:rPr>
+        <w:t xml:space="preserve">FindRow</w:t>
+      </w:r>
+      <w:r>
+        <w:rPr>
+          <w:rStyle w:val="OperatorTok"/>
+        </w:rPr>
+        <w:t xml:space="preserve">(</w:t>
+      </w:r>
+      <w:r>
+        <w:rPr>
+          <w:rStyle w:val="DataTypeTok"/>
+        </w:rPr>
+        <w:t xml:space="preserve">int</w:t>
+      </w:r>
+      <w:r>
+        <w:rPr>
+          <w:rStyle w:val="NormalTok"/>
+        </w:rPr>
+        <w:t xml:space="preserve"> id</w:t>
+      </w:r>
+      <w:r>
+        <w:rPr>
+          <w:rStyle w:val="OperatorTok"/>
+        </w:rPr>
+        <w:t xml:space="preserve">)</w:t>
+      </w:r>
+      <w:r>
+        <w:br/>
+      </w:r>
+      <w:r>
+        <w:rPr>
+          <w:rStyle w:val="OperatorTok"/>
+        </w:rPr>
+        <w:t xml:space="preserve">{</w:t>
+      </w:r>
+      <w:r>
+        <w:rPr>
+          <w:rStyle w:val="CommentTok"/>
+        </w:rPr>
+        <w:t xml:space="preserve">//@CODE_3308</w:t>
+      </w:r>
+      <w:r>
+        <w:br/>
+      </w:r>
+      <w:r>
+        <w:rPr>
+          <w:rStyle w:val="NormalTok"/>
+        </w:rPr>
+        <w:t xml:space="preserve">    RowIterator iRow</w:t>
+      </w:r>
+      <w:r>
+        <w:rPr>
+          <w:rStyle w:val="OperatorTok"/>
+        </w:rPr>
+        <w:t xml:space="preserve">(</w:t>
+      </w:r>
+      <w:r>
+        <w:rPr>
+          <w:rStyle w:val="KeywordTok"/>
+        </w:rPr>
+        <w:t xml:space="preserve">this</w:t>
+      </w:r>
+      <w:r>
+        <w:rPr>
+          <w:rStyle w:val="OperatorTok"/>
+        </w:rPr>
+        <w:t xml:space="preserve">);</w:t>
+      </w:r>
+      <w:r>
+        <w:br/>
+      </w:r>
+      <w:r>
+        <w:rPr>
+          <w:rStyle w:val="NormalTok"/>
+        </w:rPr>
+        <w:t xml:space="preserve">    </w:t>
+      </w:r>
+      <w:r>
+        <w:rPr>
+          <w:rStyle w:val="ControlFlowTok"/>
+        </w:rPr>
+        <w:t xml:space="preserve">while</w:t>
+      </w:r>
+      <w:r>
+        <w:rPr>
+          <w:rStyle w:val="NormalTok"/>
+        </w:rPr>
+        <w:t xml:space="preserve"> </w:t>
+      </w:r>
+      <w:r>
+        <w:rPr>
+          <w:rStyle w:val="OperatorTok"/>
+        </w:rPr>
+        <w:t xml:space="preserve">(++</w:t>
+      </w:r>
+      <w:r>
+        <w:rPr>
+          <w:rStyle w:val="NormalTok"/>
+        </w:rPr>
+        <w:t xml:space="preserve">iRow</w:t>
+      </w:r>
+      <w:r>
+        <w:rPr>
+          <w:rStyle w:val="OperatorTok"/>
+        </w:rPr>
+        <w:t xml:space="preserve">)</w:t>
+      </w:r>
+      <w:r>
+        <w:br/>
+      </w:r>
+      <w:r>
+        <w:rPr>
+          <w:rStyle w:val="NormalTok"/>
+        </w:rPr>
+        <w:t xml:space="preserve">    </w:t>
+      </w:r>
+      <w:r>
+        <w:rPr>
+          <w:rStyle w:val="OperatorTok"/>
+        </w:rPr>
+        <w:t xml:space="preserve">{</w:t>
+      </w:r>
+      <w:r>
+        <w:br/>
+      </w:r>
+      <w:r>
+        <w:rPr>
+          <w:rStyle w:val="NormalTok"/>
+        </w:rPr>
+        <w:t xml:space="preserve">        </w:t>
+      </w:r>
+      <w:r>
+        <w:rPr>
+          <w:rStyle w:val="ControlFlowTok"/>
+        </w:rPr>
+        <w:t xml:space="preserve">if</w:t>
+      </w:r>
+      <w:r>
+        <w:rPr>
+          <w:rStyle w:val="NormalTok"/>
+        </w:rPr>
+        <w:t xml:space="preserve"> </w:t>
+      </w:r>
+      <w:r>
+        <w:rPr>
+          <w:rStyle w:val="OperatorTok"/>
+        </w:rPr>
+        <w:t xml:space="preserve">(</w:t>
+      </w:r>
+      <w:r>
+        <w:rPr>
+          <w:rStyle w:val="NormalTok"/>
+        </w:rPr>
+        <w:t xml:space="preserve">id </w:t>
+      </w:r>
+      <w:r>
+        <w:rPr>
+          <w:rStyle w:val="OperatorTok"/>
+        </w:rPr>
+        <w:t xml:space="preserve">==</w:t>
+      </w:r>
+      <w:r>
+        <w:rPr>
+          <w:rStyle w:val="NormalTok"/>
+        </w:rPr>
+        <w:t xml:space="preserve"> iRow</w:t>
+      </w:r>
+      <w:r>
+        <w:rPr>
+          <w:rStyle w:val="OperatorTok"/>
+        </w:rPr>
+        <w:t xml:space="preserve">-&gt;</w:t>
+      </w:r>
+      <w:r>
+        <w:rPr>
+          <w:rStyle w:val="NormalTok"/>
+        </w:rPr>
+        <w:t xml:space="preserve">GetId</w:t>
+      </w:r>
+      <w:r>
+        <w:rPr>
+          <w:rStyle w:val="OperatorTok"/>
+        </w:rPr>
+        <w:t xml:space="preserve">())</w:t>
+      </w:r>
+      <w:r>
+        <w:br/>
+      </w:r>
+      <w:r>
+        <w:rPr>
+          <w:rStyle w:val="NormalTok"/>
+        </w:rPr>
+        <w:t xml:space="preserve">        </w:t>
+      </w:r>
+      <w:r>
+        <w:rPr>
+          <w:rStyle w:val="OperatorTok"/>
+        </w:rPr>
+        <w:t xml:space="preserve">{</w:t>
+      </w:r>
+      <w:r>
+        <w:br/>
+      </w:r>
+      <w:r>
+        <w:rPr>
+          <w:rStyle w:val="NormalTok"/>
+        </w:rPr>
+        <w:t xml:space="preserve">            </w:t>
+      </w:r>
+      <w:r>
+        <w:rPr>
+          <w:rStyle w:val="ControlFlowTok"/>
+        </w:rPr>
+        <w:t xml:space="preserve">return</w:t>
+      </w:r>
+      <w:r>
+        <w:rPr>
+          <w:rStyle w:val="NormalTok"/>
+        </w:rPr>
+        <w:t xml:space="preserve"> iRow</w:t>
+      </w:r>
+      <w:r>
+        <w:rPr>
+          <w:rStyle w:val="OperatorTok"/>
+        </w:rPr>
+        <w:t xml:space="preserve">;</w:t>
+      </w:r>
+      <w:r>
+        <w:br/>
+      </w:r>
+      <w:r>
+        <w:rPr>
+          <w:rStyle w:val="NormalTok"/>
+        </w:rPr>
+        <w:t xml:space="preserve">        </w:t>
+      </w:r>
+      <w:r>
+        <w:rPr>
+          <w:rStyle w:val="OperatorTok"/>
+        </w:rPr>
+        <w:t xml:space="preserve">}</w:t>
+      </w:r>
+      <w:r>
+        <w:br/>
+      </w:r>
+      <w:r>
+        <w:rPr>
+          <w:rStyle w:val="NormalTok"/>
+        </w:rPr>
+        <w:t xml:space="preserve">    </w:t>
+      </w:r>
+      <w:r>
+        <w:rPr>
+          <w:rStyle w:val="OperatorTok"/>
+        </w:rPr>
+        <w:t xml:space="preserve">}</w:t>
+      </w:r>
+      <w:r>
+        <w:br/>
+      </w:r>
+      <w:r>
+        <w:br/>
+      </w:r>
+      <w:r>
+        <w:rPr>
+          <w:rStyle w:val="NormalTok"/>
+        </w:rPr>
+        <w:t xml:space="preserve">    </w:t>
+      </w:r>
+      <w:r>
+        <w:rPr>
+          <w:rStyle w:val="ControlFlowTok"/>
+        </w:rPr>
+        <w:t xml:space="preserve">return</w:t>
+      </w:r>
+      <w:r>
+        <w:rPr>
+          <w:rStyle w:val="NormalTok"/>
+        </w:rPr>
+        <w:t xml:space="preserve"> </w:t>
+      </w:r>
+      <w:r>
+        <w:rPr>
+          <w:rStyle w:val="DecValTok"/>
+        </w:rPr>
+        <w:t xml:space="preserve">0</w:t>
+      </w:r>
+      <w:r>
+        <w:rPr>
+          <w:rStyle w:val="OperatorTok"/>
+        </w:rPr>
+        <w:t xml:space="preserve">;</w:t>
+      </w:r>
+      <w:r>
+        <w:br/>
+      </w:r>
+      <w:r>
+        <w:rPr>
+          <w:rStyle w:val="OperatorTok"/>
+        </w:rPr>
+        <w:t xml:space="preserve">}</w:t>
+      </w:r>
+      <w:r>
+        <w:rPr>
+          <w:rStyle w:val="CommentTok"/>
+        </w:rPr>
+        <w:t xml:space="preserve">//@CODE_3308</w:t>
+      </w:r>
+    </w:p>
+    <w:bookmarkEnd w:id="58"/>
+    <w:bookmarkStart w:id="66" w:name="step-7-a-class-diagram"/>
+    <w:p>
+      <w:pPr>
+        <w:pStyle w:val="Heading2"/>
+      </w:pPr>
+      <w:r>
+        <w:t xml:space="preserve">Step 7 — a class diagram</w:t>
+      </w:r>
+    </w:p>
+    <w:p>
+      <w:pPr>
+        <w:pStyle w:val="FirstParagraph"/>
+      </w:pPr>
+      <w:r>
+        <w:t xml:space="preserve">Right-click the model node ▸</w:t>
+      </w:r>
+      <w:r>
+        <w:t xml:space="preserve"> </w:t>
+      </w:r>
+      <w:r>
+        <w:rPr>
+          <w:rStyle w:val="VerbatimChar"/>
+        </w:rPr>
+        <w:t xml:space="preserve">Add ▸ Class Diagram</w:t>
+      </w:r>
+      <w:r>
+        <w:t xml:space="preserve">, name it</w:t>
+      </w:r>
+      <w:r>
+        <w:t xml:space="preserve"> </w:t>
+      </w:r>
+      <w:r>
+        <w:rPr>
+          <w:iCs/>
+          <w:i/>
+        </w:rPr>
+        <w:t xml:space="preserve">Matrix Overview</w:t>
+      </w:r>
+      <w:r>
+        <w:t xml:space="preserve">, and add the four classes (</w:t>
+      </w:r>
+      <w:r>
+        <w:rPr>
+          <w:rStyle w:val="VerbatimChar"/>
+        </w:rPr>
+        <w:t xml:space="preserve">Select Classes...</w:t>
+      </w:r>
+      <w:r>
+        <w:t xml:space="preserve"> </w:t>
+      </w:r>
+      <w:r>
+        <w:t xml:space="preserve">from the diagram’s context menu, or drag them from the tree).</w:t>
+      </w:r>
+      <w:r>
+        <w:t xml:space="preserve"> </w:t>
+      </w:r>
+      <w:r>
+        <w:rPr>
+          <w:rStyle w:val="VerbatimChar"/>
+        </w:rPr>
+        <w:t xml:space="preserve">Optimize Placement</w:t>
+      </w:r>
+      <w:r>
+        <w:t xml:space="preserve"> </w:t>
+      </w:r>
+      <w:r>
+        <w:t xml:space="preserve">lays them out.</w:t>
+      </w:r>
+    </w:p>
+    <w:p>
+      <w:pPr>
+        <w:pStyle w:val="CaptionedFigure"/>
+      </w:pPr>
+      <w:r>
+        <w:drawing>
+          <wp:inline>
+            <wp:extent cx="5334000" cy="3212933"/>
+            <wp:effectExtent b="0" l="0" r="0" t="0"/>
+            <wp:docPr descr="The Matrix Overview class diagram as exported by ClassBuilder (Export SVG). Diamonds mark owned (aggregation) relations; 1/* are the multiplicities." title="" id="60" name="Picture"/>
+            <a:graphic>
+              <a:graphicData uri="http://schemas.openxmlformats.org/drawingml/2006/picture">
+                <pic:pic>
+                  <pic:nvPicPr>
+                    <pic:cNvPr descr="images/cd-matrix-overview.svg" id="61" name="Picture"/>
+                    <pic:cNvPicPr>
+                      <a:picLocks noChangeArrowheads="1" noChangeAspect="1"/>
+                    </pic:cNvPicPr>
+                  </pic:nvPicPr>
+                  <pic:blipFill>
+                    <a:blip r:embed="rId62">
                       <a:extLst>
                         <a:ext uri="{28A0092B-C50C-407E-A947-70E740481C1C}">
                           <a14:useLocalDpi xmlns:a14="http://schemas.microsoft.com/office/drawing/2010/main" val="0"/>
                         </a:ext>
                         <a:ext uri="{96DAC541-7B7A-43D3-8B79-37D633B846F1}">
-                          <asvg:svgBlip xmlns:asvg="http://schemas.microsoft.com/office/drawing/2016/SVG/main" r:embed="rId50"/>
+                          <asvg:svgBlip xmlns:asvg="http://schemas.microsoft.com/office/drawing/2016/SVG/main" r:embed="rId59"/>
                         </a:ext>
                       </a:extLst>
                     </a:blip>
@@ -5764,18 +5863,18 @@
           <wp:inline>
             <wp:extent cx="5334000" cy="3757996"/>
             <wp:effectExtent b="0" l="0" r="0" t="0"/>
-            <wp:docPr descr="A class-diagram view opens as a dockable window over the shell — dock it, tab it, or float it." title="" id="55" name="Picture"/>
+            <wp:docPr descr="A class-diagram view opens as a dockable window over the shell — dock it, tab it, or float it." title="" id="64" name="Picture"/>
             <a:graphic>
               <a:graphicData uri="http://schemas.openxmlformats.org/drawingml/2006/picture">
                 <pic:pic>
                   <pic:nvPicPr>
-                    <pic:cNvPr descr="images/cd-view.png" id="56" name="Picture"/>
+                    <pic:cNvPr descr="images/cd-view.png" id="65" name="Picture"/>
                     <pic:cNvPicPr>
                       <a:picLocks noChangeArrowheads="1" noChangeAspect="1"/>
                     </pic:cNvPicPr>
                   </pic:nvPicPr>
                   <pic:blipFill>
-                    <a:blip r:embed="rId54"/>
+                    <a:blip r:embed="rId63"/>
                     <a:stretch>
                       <a:fillRect/>
                     </a:stretch>
@@ -5810,8 +5909,8 @@
         <w:t xml:space="preserve">A class-diagram view opens as a dockable window over the shell — dock it, tab it, or float it.</w:t>
       </w:r>
     </w:p>
-    <w:bookmarkEnd w:id="57"/>
-    <w:bookmarkStart w:id="58" w:name="step-8-generate-the-source"/>
+    <w:bookmarkEnd w:id="66"/>
+    <w:bookmarkStart w:id="67" w:name="step-8-generate-the-source"/>
     <w:p>
       <w:pPr>
         <w:pStyle w:val="Heading2"/>
@@ -6922,8 +7021,8 @@
         <w:t xml:space="preserve">bodies (chapter 11 lists every editable region).</w:t>
       </w:r>
     </w:p>
-    <w:bookmarkEnd w:id="58"/>
-    <w:bookmarkStart w:id="59" w:name="step-9-compile-and-run"/>
+    <w:bookmarkEnd w:id="67"/>
+    <w:bookmarkStart w:id="68" w:name="step-9-compile-and-run"/>
     <w:p>
       <w:pPr>
         <w:pStyle w:val="Heading2"/>
@@ -8459,8 +8558,8 @@
         <w:t xml:space="preserve">— the loop just continued. The whole surviving structure round-tripped through a compressed binary file. That is the value proposition of ClassBuilder in eleven lines of console output.</w:t>
       </w:r>
     </w:p>
-    <w:bookmarkEnd w:id="59"/>
-    <w:bookmarkStart w:id="60" w:name="step-10-the-round-trip"/>
+    <w:bookmarkEnd w:id="68"/>
+    <w:bookmarkStart w:id="69" w:name="step-10-the-round-trip"/>
     <w:p>
       <w:pPr>
         <w:pStyle w:val="Heading2"/>
@@ -8533,9 +8632,9 @@
         <w:t xml:space="preserve">): the model absorbs your edit. If ClassBuilder itself has the file’s model open when the source changes, it offers the read-back automatically — accept it, or your next Write Source will overwrite the edit. Model ↔ source is a two-way street.</w:t>
       </w:r>
     </w:p>
-    <w:bookmarkEnd w:id="60"/>
-    <w:bookmarkEnd w:id="61"/>
-    <w:bookmarkStart w:id="66" w:name="reference-the-application-shell"/>
+    <w:bookmarkEnd w:id="69"/>
+    <w:bookmarkEnd w:id="70"/>
+    <w:bookmarkStart w:id="75" w:name="reference-the-application-shell"/>
     <w:p>
       <w:pPr>
         <w:pStyle w:val="Heading1"/>
@@ -8544,7 +8643,7 @@
         <w:t xml:space="preserve">Reference: the application shell</w:t>
       </w:r>
     </w:p>
-    <w:bookmarkStart w:id="62" w:name="menus"/>
+    <w:bookmarkStart w:id="71" w:name="menus"/>
     <w:p>
       <w:pPr>
         <w:pStyle w:val="Heading2"/>
@@ -8868,8 +8967,8 @@
         <w:t xml:space="preserve">enlarges the whole application — text, icons, dialogs — independently of the operating system’s display scaling: useful on a monitor whose system scaling you don’t want to change, or when ClassBuilder alone should be bigger. It is a per-machine setting (stored per user, not in the model) and takes effect after a restart — picking a scale offers to restart ClassBuilder right away. Not to be confused with the Zoom items, which magnify only the active diagram canvas.</w:t>
       </w:r>
     </w:p>
-    <w:bookmarkEnd w:id="62"/>
-    <w:bookmarkStart w:id="63" w:name="the-main-toolbar"/>
+    <w:bookmarkEnd w:id="71"/>
+    <w:bookmarkStart w:id="72" w:name="the-main-toolbar"/>
     <w:p>
       <w:pPr>
         <w:pStyle w:val="Heading2"/>
@@ -9196,8 +9295,8 @@
         <w:t xml:space="preserve">— cropped strip of the main window toolbar (New / Open / Save / Read Source / Write Source).</w:t>
       </w:r>
     </w:p>
-    <w:bookmarkEnd w:id="63"/>
-    <w:bookmarkStart w:id="64" w:name="docking"/>
+    <w:bookmarkEnd w:id="72"/>
+    <w:bookmarkStart w:id="73" w:name="docking"/>
     <w:p>
       <w:pPr>
         <w:pStyle w:val="Heading2"/>
@@ -9342,8 +9441,8 @@
         <w:t xml:space="preserve">Closing a model’s tab closes the model (with a save prompt when modified).</w:t>
       </w:r>
     </w:p>
-    <w:bookmarkEnd w:id="64"/>
-    <w:bookmarkStart w:id="65" w:name="platforms-and-keys"/>
+    <w:bookmarkEnd w:id="73"/>
+    <w:bookmarkStart w:id="74" w:name="platforms-and-keys"/>
     <w:p>
       <w:pPr>
         <w:pStyle w:val="Heading2"/>
@@ -9482,9 +9581,9 @@
         <w:t xml:space="preserve">shows Width/Height/X/Y of the shape under the cursor in diagram views.</w:t>
       </w:r>
     </w:p>
-    <w:bookmarkEnd w:id="65"/>
-    <w:bookmarkEnd w:id="66"/>
-    <w:bookmarkStart w:id="73" w:name="reference-the-main-tree-view"/>
+    <w:bookmarkEnd w:id="74"/>
+    <w:bookmarkEnd w:id="75"/>
+    <w:bookmarkStart w:id="82" w:name="reference-the-main-tree-view"/>
     <w:p>
       <w:pPr>
         <w:pStyle w:val="Heading1"/>
@@ -9501,7 +9600,7 @@
         <w:t xml:space="preserve">The tree is the master view of a model: every element of the model, shown in its structure. Several models can be open at the same time — each model’s tree gets its own tab in the main window — and like every other view it can also be split off or floated (chapter 5.3).</w:t>
       </w:r>
     </w:p>
-    <w:bookmarkStart w:id="67" w:name="what-the-tree-shows"/>
+    <w:bookmarkStart w:id="76" w:name="what-the-tree-shows"/>
     <w:p>
       <w:pPr>
         <w:pStyle w:val="Heading2"/>
@@ -9576,8 +9675,8 @@
         <w:t xml:space="preserve">in their own folder — visible but owned by the generator. Every node type has its own icon; with Phase Support on, a phase glyph joins it.</w:t>
       </w:r>
     </w:p>
-    <w:bookmarkEnd w:id="67"/>
-    <w:bookmarkStart w:id="68" w:name="the-tree-toolbar"/>
+    <w:bookmarkEnd w:id="76"/>
+    <w:bookmarkStart w:id="77" w:name="the-tree-toolbar"/>
     <w:p>
       <w:pPr>
         <w:pStyle w:val="Heading2"/>
@@ -10514,8 +10613,8 @@
         <w:t xml:space="preserve">set as fallback.</w:t>
       </w:r>
     </w:p>
-    <w:bookmarkEnd w:id="68"/>
-    <w:bookmarkStart w:id="69" w:name="the-context-menu"/>
+    <w:bookmarkEnd w:id="77"/>
+    <w:bookmarkStart w:id="78" w:name="the-context-menu"/>
     <w:p>
       <w:pPr>
         <w:pStyle w:val="Heading2"/>
@@ -10996,8 +11095,8 @@
         <w:t xml:space="preserve">node, with the Add submenu expanded.</w:t>
       </w:r>
     </w:p>
-    <w:bookmarkEnd w:id="69"/>
-    <w:bookmarkStart w:id="70" w:name="filters"/>
+    <w:bookmarkEnd w:id="78"/>
+    <w:bookmarkStart w:id="79" w:name="filters"/>
     <w:p>
       <w:pPr>
         <w:pStyle w:val="Heading2"/>
@@ -11090,8 +11189,8 @@
         <w:t xml:space="preserve">”</w:t>
       </w:r>
     </w:p>
-    <w:bookmarkEnd w:id="70"/>
-    <w:bookmarkStart w:id="71" w:name="delete-multiple"/>
+    <w:bookmarkEnd w:id="79"/>
+    <w:bookmarkStart w:id="80" w:name="delete-multiple"/>
     <w:p>
       <w:pPr>
         <w:pStyle w:val="Heading2"/>
@@ -11180,8 +11279,8 @@
         <w:t xml:space="preserve">”</w:t>
       </w:r>
     </w:p>
-    <w:bookmarkEnd w:id="71"/>
-    <w:bookmarkStart w:id="72" w:name="drag-and-copy-drag"/>
+    <w:bookmarkEnd w:id="80"/>
+    <w:bookmarkStart w:id="81" w:name="drag-and-copy-drag"/>
     <w:p>
       <w:pPr>
         <w:pStyle w:val="Heading2"/>
@@ -11465,9 +11564,9 @@
         <w:t xml:space="preserve">: a class or actor drops as a new lifeline.</w:t>
       </w:r>
     </w:p>
-    <w:bookmarkEnd w:id="72"/>
-    <w:bookmarkEnd w:id="73"/>
-    <w:bookmarkStart w:id="87" w:name="reference-class-diagrams"/>
+    <w:bookmarkEnd w:id="81"/>
+    <w:bookmarkEnd w:id="82"/>
+    <w:bookmarkStart w:id="96" w:name="reference-class-diagrams"/>
     <w:p>
       <w:pPr>
         <w:pStyle w:val="Heading1"/>
@@ -11534,7 +11633,7 @@
         <w:t xml:space="preserve">”</w:t>
       </w:r>
     </w:p>
-    <w:bookmarkStart w:id="74" w:name="reading-the-diagram"/>
+    <w:bookmarkStart w:id="83" w:name="reading-the-diagram"/>
     <w:p>
       <w:pPr>
         <w:pStyle w:val="Heading2"/>
@@ -11761,8 +11860,8 @@
         <w:t xml:space="preserve">: free-text boxes, attachable by connection points to other shapes.</w:t>
       </w:r>
     </w:p>
-    <w:bookmarkEnd w:id="74"/>
-    <w:bookmarkStart w:id="75" w:name="selection"/>
+    <w:bookmarkEnd w:id="83"/>
+    <w:bookmarkStart w:id="84" w:name="selection"/>
     <w:p>
       <w:pPr>
         <w:pStyle w:val="Heading2"/>
@@ -11999,8 +12098,8 @@
         <w:t xml:space="preserve">A right-click on an unselected shape selects it first, then opens the context menu.</w:t>
       </w:r>
     </w:p>
-    <w:bookmarkEnd w:id="75"/>
-    <w:bookmarkStart w:id="76" w:name="moving-and-resizing"/>
+    <w:bookmarkEnd w:id="84"/>
+    <w:bookmarkStart w:id="85" w:name="moving-and-resizing"/>
     <w:p>
       <w:pPr>
         <w:pStyle w:val="Heading2"/>
@@ -12079,8 +12178,8 @@
         <w:t xml:space="preserve">off (re-enable via the context menu).</w:t>
       </w:r>
     </w:p>
-    <w:bookmarkEnd w:id="76"/>
-    <w:bookmarkStart w:id="77" w:name="editing-connection-routing"/>
+    <w:bookmarkEnd w:id="85"/>
+    <w:bookmarkStart w:id="86" w:name="editing-connection-routing"/>
     <w:p>
       <w:pPr>
         <w:pStyle w:val="Heading2"/>
@@ -12255,8 +12354,8 @@
         <w:t xml:space="preserve">(relation role names and multiplicities, dependency name/stereotype) are draggable on a selected connection (four-arrow cursor, snaps to the grid). Once moved, a label stays where you put it.</w:t>
       </w:r>
     </w:p>
-    <w:bookmarkEnd w:id="77"/>
-    <w:bookmarkStart w:id="78" w:name="members-and-methods-inside-the-box"/>
+    <w:bookmarkEnd w:id="86"/>
+    <w:bookmarkStart w:id="87" w:name="members-and-methods-inside-the-box"/>
     <w:p>
       <w:pPr>
         <w:pStyle w:val="Heading2"/>
@@ -12324,8 +12423,8 @@
         <w:t xml:space="preserve">Arrow keys walk the rows of a class (header ↔ members ↔ methods).</w:t>
       </w:r>
     </w:p>
-    <w:bookmarkEnd w:id="78"/>
-    <w:bookmarkStart w:id="79" w:name="notes-and-their-connection-points"/>
+    <w:bookmarkEnd w:id="87"/>
+    <w:bookmarkStart w:id="88" w:name="notes-and-their-connection-points"/>
     <w:p>
       <w:pPr>
         <w:pStyle w:val="Heading2"/>
@@ -12426,8 +12525,8 @@
         <w:t xml:space="preserve">While dragging, a dashed line plus a small square marker previews the geometry.</w:t>
       </w:r>
     </w:p>
-    <w:bookmarkEnd w:id="79"/>
-    <w:bookmarkStart w:id="80" w:name="creating-elements-on-the-canvas"/>
+    <w:bookmarkEnd w:id="88"/>
+    <w:bookmarkStart w:id="89" w:name="creating-elements-on-the-canvas"/>
     <w:p>
       <w:pPr>
         <w:pStyle w:val="Heading2"/>
@@ -12848,8 +12947,8 @@
         <w:t xml:space="preserve">.</w:t>
       </w:r>
     </w:p>
-    <w:bookmarkEnd w:id="80"/>
-    <w:bookmarkStart w:id="81" w:name="align"/>
+    <w:bookmarkEnd w:id="89"/>
+    <w:bookmarkStart w:id="90" w:name="align"/>
     <w:p>
       <w:pPr>
         <w:pStyle w:val="Heading2"/>
@@ -12944,8 +13043,8 @@
         <w:t xml:space="preserve">(≥ 2 classes) auto-lays-out the whole diagram instead.</w:t>
       </w:r>
     </w:p>
-    <w:bookmarkEnd w:id="81"/>
-    <w:bookmarkStart w:id="82" w:name="hiding-per-shape-toggles-colors"/>
+    <w:bookmarkEnd w:id="90"/>
+    <w:bookmarkStart w:id="91" w:name="hiding-per-shape-toggles-colors"/>
     <w:p>
       <w:pPr>
         <w:pStyle w:val="Heading2"/>
@@ -13103,8 +13202,8 @@
         <w:t xml:space="preserve">— class line/text, member text, method text, relation line/critical-relation line/text, inherit line, diagram-only line/text, dependency line/text, note line/text. Each opens a color picker seeded with the current value; the change applies to every diagram of the model (and is undoable).</w:t>
       </w:r>
     </w:p>
-    <w:bookmarkEnd w:id="82"/>
-    <w:bookmarkStart w:id="83" w:name="zoom-and-pan"/>
+    <w:bookmarkEnd w:id="91"/>
+    <w:bookmarkStart w:id="92" w:name="zoom-and-pan"/>
     <w:p>
       <w:pPr>
         <w:pStyle w:val="Heading2"/>
@@ -13364,8 +13463,8 @@
         <w:t xml:space="preserve">Zoom ranges from 0.1× to 32×; the status bar’s X/Y fields track the model coordinates under the cursor.</w:t>
       </w:r>
     </w:p>
-    <w:bookmarkEnd w:id="83"/>
-    <w:bookmarkStart w:id="84" w:name="the-cd-toolbar"/>
+    <w:bookmarkEnd w:id="92"/>
+    <w:bookmarkStart w:id="93" w:name="the-cd-toolbar"/>
     <w:p>
       <w:pPr>
         <w:pStyle w:val="Heading2"/>
@@ -13577,8 +13676,8 @@
         <w:t xml:space="preserve">— cropped strip of the CD toolbar in the order above.</w:t>
       </w:r>
     </w:p>
-    <w:bookmarkEnd w:id="84"/>
-    <w:bookmarkStart w:id="85" w:name="the-cd-context-menu"/>
+    <w:bookmarkEnd w:id="93"/>
+    <w:bookmarkStart w:id="94" w:name="the-cd-context-menu"/>
     <w:p>
       <w:pPr>
         <w:pStyle w:val="Heading2"/>
@@ -13919,8 +14018,8 @@
         <w:t xml:space="preserve">— the context menu open on a selected class shape, with the Add submenu expanded.</w:t>
       </w:r>
     </w:p>
-    <w:bookmarkEnd w:id="85"/>
-    <w:bookmarkStart w:id="86" w:name="canvas-keys"/>
+    <w:bookmarkEnd w:id="94"/>
+    <w:bookmarkStart w:id="95" w:name="canvas-keys"/>
     <w:p>
       <w:pPr>
         <w:pStyle w:val="Heading2"/>
@@ -14239,9 +14338,9 @@
         </w:tc>
       </w:tr>
     </w:tbl>
-    <w:bookmarkEnd w:id="86"/>
-    <w:bookmarkEnd w:id="87"/>
-    <w:bookmarkStart w:id="104" w:name="reference-sequence-diagrams"/>
+    <w:bookmarkEnd w:id="95"/>
+    <w:bookmarkEnd w:id="96"/>
+    <w:bookmarkStart w:id="113" w:name="reference-sequence-diagrams"/>
     <w:p>
       <w:pPr>
         <w:pStyle w:val="Heading1"/>
@@ -14327,18 +14426,18 @@
           <wp:inline>
             <wp:extent cx="5334000" cy="3429000"/>
             <wp:effectExtent b="0" l="0" r="0" t="0"/>
-            <wp:docPr descr="A sequence-diagram view in the shell — its own toolbar (delete, undo/redo, zoom, export SVG) at the top; diagram views dock, tab and float exactly like the trees." title="" id="89" name="Picture"/>
+            <wp:docPr descr="A sequence-diagram view in the shell — its own toolbar (delete, undo/redo, zoom, export SVG) at the top; diagram views dock, tab and float exactly like the trees." title="" id="98" name="Picture"/>
             <a:graphic>
               <a:graphicData uri="http://schemas.openxmlformats.org/drawingml/2006/picture">
                 <pic:pic>
                   <pic:nvPicPr>
-                    <pic:cNvPr descr="images/sd-view.png" id="90" name="Picture"/>
+                    <pic:cNvPr descr="images/sd-view.png" id="99" name="Picture"/>
                     <pic:cNvPicPr>
                       <a:picLocks noChangeArrowheads="1" noChangeAspect="1"/>
                     </pic:cNvPicPr>
                   </pic:nvPicPr>
                   <pic:blipFill>
-                    <a:blip r:embed="rId88"/>
+                    <a:blip r:embed="rId97"/>
                     <a:stretch>
                       <a:fillRect/>
                     </a:stretch>
@@ -14382,24 +14481,24 @@
           <wp:inline>
             <wp:extent cx="5334000" cy="7544589"/>
             <wp:effectExtent b="0" l="0" r="0" t="0"/>
-            <wp:docPr descr="The “Creating a Matrix” sequence diagram (SVG export, generated with add_call_trace): a User triggers Matrix(rows, columns), which constructs the Columns and Rows." title="" id="92" name="Picture"/>
+            <wp:docPr descr="The “Creating a Matrix” sequence diagram (SVG export, generated with add_call_trace): a User triggers Matrix(rows, columns), which constructs the Columns and Rows." title="" id="101" name="Picture"/>
             <a:graphic>
               <a:graphicData uri="http://schemas.openxmlformats.org/drawingml/2006/picture">
                 <pic:pic>
                   <pic:nvPicPr>
-                    <pic:cNvPr descr="images/sd-create.svg" id="93" name="Picture"/>
+                    <pic:cNvPr descr="images/sd-create.svg" id="102" name="Picture"/>
                     <pic:cNvPicPr>
                       <a:picLocks noChangeArrowheads="1" noChangeAspect="1"/>
                     </pic:cNvPicPr>
                   </pic:nvPicPr>
                   <pic:blipFill>
-                    <a:blip r:embed="rId94">
+                    <a:blip r:embed="rId103">
                       <a:extLst>
                         <a:ext uri="{28A0092B-C50C-407E-A947-70E740481C1C}">
                           <a14:useLocalDpi xmlns:a14="http://schemas.microsoft.com/office/drawing/2010/main" val="0"/>
                         </a:ext>
                         <a:ext uri="{96DAC541-7B7A-43D3-8B79-37D633B846F1}">
-                          <asvg:svgBlip xmlns:asvg="http://schemas.microsoft.com/office/drawing/2016/SVG/main" r:embed="rId91"/>
+                          <asvg:svgBlip xmlns:asvg="http://schemas.microsoft.com/office/drawing/2016/SVG/main" r:embed="rId100"/>
                         </a:ext>
                       </a:extLst>
                     </a:blip>
@@ -14455,7 +14554,7 @@
         <w:t xml:space="preserve">sequence diagram (SVG export, generated with add_call_trace): a User triggers Matrix(rows, columns), which constructs the Columns and Rows.</w:t>
       </w:r>
     </w:p>
-    <w:bookmarkStart w:id="95" w:name="building-one"/>
+    <w:bookmarkStart w:id="104" w:name="building-one"/>
     <w:p>
       <w:pPr>
         <w:pStyle w:val="Heading2"/>
@@ -14630,8 +14729,8 @@
         <w:t xml:space="preserve">Notes: free boxes with attach-lines — see below.</w:t>
       </w:r>
     </w:p>
-    <w:bookmarkEnd w:id="95"/>
-    <w:bookmarkStart w:id="96" w:name="what-moves-and-how"/>
+    <w:bookmarkEnd w:id="104"/>
+    <w:bookmarkStart w:id="105" w:name="what-moves-and-how"/>
     <w:p>
       <w:pPr>
         <w:pStyle w:val="Heading2"/>
@@ -15064,8 +15163,8 @@
         <w:t xml:space="preserve">: purely positional, so a point lying on a lifeline or signal travels with it. Dragging a corner point outward spawns a new joint; dragging a point back into the note deletes it. On release, a point near a signal arrow snaps vertically onto it — the line then tracks that signal.</w:t>
       </w:r>
     </w:p>
-    <w:bookmarkEnd w:id="96"/>
-    <w:bookmarkStart w:id="97" w:name="keeping-it-readable"/>
+    <w:bookmarkEnd w:id="105"/>
+    <w:bookmarkStart w:id="106" w:name="keeping-it-readable"/>
     <w:p>
       <w:pPr>
         <w:pStyle w:val="Heading2"/>
@@ -15165,8 +15264,8 @@
         <w:t xml:space="preserve">replaces a selected group of nested activations with a summarizing note — good for hiding boilerplate sub-calls.</w:t>
       </w:r>
     </w:p>
-    <w:bookmarkEnd w:id="97"/>
-    <w:bookmarkStart w:id="98" w:name="toolbar-colors-zoom"/>
+    <w:bookmarkEnd w:id="106"/>
+    <w:bookmarkStart w:id="107" w:name="toolbar-colors-zoom"/>
     <w:p>
       <w:pPr>
         <w:pStyle w:val="Heading2"/>
@@ -15324,8 +15423,8 @@
         <w:t xml:space="preserve">, Fit via toolbar or double-click on empty space, pan with plain scroll / middle-drag / scrollbars, pinch on trackpads).</w:t>
       </w:r>
     </w:p>
-    <w:bookmarkEnd w:id="98"/>
-    <w:bookmarkStart w:id="103" w:name="canvas-keys-1"/>
+    <w:bookmarkEnd w:id="107"/>
+    <w:bookmarkStart w:id="112" w:name="canvas-keys-1"/>
     <w:p>
       <w:pPr>
         <w:pStyle w:val="Heading2"/>
@@ -15725,24 +15824,24 @@
           <wp:inline>
             <wp:extent cx="5334000" cy="7544589"/>
             <wp:effectExtent b="0" l="0" r="0" t="0"/>
-            <wp:docPr descr="A pipe-generated call trace of the Matrix constructor (“Matrix constructor walkthrough”)." title="" id="100" name="Picture"/>
+            <wp:docPr descr="A pipe-generated call trace of the Matrix constructor (“Matrix constructor walkthrough”)." title="" id="109" name="Picture"/>
             <a:graphic>
               <a:graphicData uri="http://schemas.openxmlformats.org/drawingml/2006/picture">
                 <pic:pic>
                   <pic:nvPicPr>
-                    <pic:cNvPr descr="images/sd-ctor-walkthrough.svg" id="101" name="Picture"/>
+                    <pic:cNvPr descr="images/sd-ctor-walkthrough.svg" id="110" name="Picture"/>
                     <pic:cNvPicPr>
                       <a:picLocks noChangeArrowheads="1" noChangeAspect="1"/>
                     </pic:cNvPicPr>
                   </pic:nvPicPr>
                   <pic:blipFill>
-                    <a:blip r:embed="rId102">
+                    <a:blip r:embed="rId111">
                       <a:extLst>
                         <a:ext uri="{28A0092B-C50C-407E-A947-70E740481C1C}">
                           <a14:useLocalDpi xmlns:a14="http://schemas.microsoft.com/office/drawing/2010/main" val="0"/>
                         </a:ext>
                         <a:ext uri="{96DAC541-7B7A-43D3-8B79-37D633B846F1}">
-                          <asvg:svgBlip xmlns:asvg="http://schemas.microsoft.com/office/drawing/2016/SVG/main" r:embed="rId99"/>
+                          <asvg:svgBlip xmlns:asvg="http://schemas.microsoft.com/office/drawing/2016/SVG/main" r:embed="rId108"/>
                         </a:ext>
                       </a:extLst>
                     </a:blip>
@@ -15792,9 +15891,9 @@
         <w:t xml:space="preserve">).</w:t>
       </w:r>
     </w:p>
-    <w:bookmarkEnd w:id="103"/>
-    <w:bookmarkEnd w:id="104"/>
-    <w:bookmarkStart w:id="137" w:name="reference-dialogs"/>
+    <w:bookmarkEnd w:id="112"/>
+    <w:bookmarkEnd w:id="113"/>
+    <w:bookmarkStart w:id="146" w:name="reference-dialogs"/>
     <w:p>
       <w:pPr>
         <w:pStyle w:val="Heading1"/>
@@ -15959,7 +16058,7 @@
         <w:t xml:space="preserve">One screenshot per dialog in this chapter, captured on Windows at 100% scale with realistic content from the Matrix model. Captions are given per dialog below.</w:t>
       </w:r>
     </w:p>
-    <w:bookmarkStart w:id="105" w:name="class"/>
+    <w:bookmarkStart w:id="114" w:name="class"/>
     <w:p>
       <w:pPr>
         <w:pStyle w:val="Heading2"/>
@@ -16174,8 +16273,8 @@
         <w:t xml:space="preserve">the checkbox disables when switching would break the model — most importantly, a class with a Serialize-on subclass cannot turn Serialize off.</w:t>
       </w:r>
     </w:p>
-    <w:bookmarkEnd w:id="105"/>
-    <w:bookmarkStart w:id="106" w:name="external-class"/>
+    <w:bookmarkEnd w:id="114"/>
+    <w:bookmarkStart w:id="115" w:name="external-class"/>
     <w:p>
       <w:pPr>
         <w:pStyle w:val="Heading2"/>
@@ -16254,8 +16353,8 @@
         <w:t xml:space="preserve">(for types that must not be forward-declared, e.g. typedefs), member prefix (used when generated code calls its getters/setters).</w:t>
       </w:r>
     </w:p>
-    <w:bookmarkEnd w:id="106"/>
-    <w:bookmarkStart w:id="107" w:name="member"/>
+    <w:bookmarkEnd w:id="115"/>
+    <w:bookmarkStart w:id="116" w:name="member"/>
     <w:p>
       <w:pPr>
         <w:pStyle w:val="Heading2"/>
@@ -16540,8 +16639,8 @@
         <w:t xml:space="preserve">— changing a key must never be a plain assignment. See chapter 12.7 for the generated code.</w:t>
       </w:r>
     </w:p>
-    <w:bookmarkEnd w:id="107"/>
-    <w:bookmarkStart w:id="108" w:name="method"/>
+    <w:bookmarkEnd w:id="116"/>
+    <w:bookmarkStart w:id="117" w:name="method"/>
     <w:p>
       <w:pPr>
         <w:pStyle w:val="Heading2"/>
@@ -16872,8 +16971,8 @@
         <w:t xml:space="preserve">”</w:t>
       </w:r>
     </w:p>
-    <w:bookmarkEnd w:id="108"/>
-    <w:bookmarkStart w:id="109" w:name="constructor-destructor"/>
+    <w:bookmarkEnd w:id="117"/>
+    <w:bookmarkStart w:id="118" w:name="constructor-destructor"/>
     <w:p>
       <w:pPr>
         <w:pStyle w:val="Heading2"/>
@@ -17032,8 +17131,8 @@
         <w:t xml:space="preserve">). If you edit an initializer by hand in the constructor dialog, your text wins until the next structural change re-derives that entry.</w:t>
       </w:r>
     </w:p>
-    <w:bookmarkEnd w:id="109"/>
-    <w:bookmarkStart w:id="110" w:name="exception-specification"/>
+    <w:bookmarkEnd w:id="118"/>
+    <w:bookmarkStart w:id="119" w:name="exception-specification"/>
     <w:p>
       <w:pPr>
         <w:pStyle w:val="Heading2"/>
@@ -17164,8 +17263,8 @@
         <w:t xml:space="preserve">clause.</w:t>
       </w:r>
     </w:p>
-    <w:bookmarkEnd w:id="110"/>
-    <w:bookmarkStart w:id="111" w:name="argument"/>
+    <w:bookmarkEnd w:id="119"/>
+    <w:bookmarkStart w:id="120" w:name="argument"/>
     <w:p>
       <w:pPr>
         <w:pStyle w:val="Heading2"/>
@@ -17228,8 +17327,8 @@
         <w:t xml:space="preserve">, note. Reorder arguments by drag in the tree.</w:t>
       </w:r>
     </w:p>
-    <w:bookmarkEnd w:id="111"/>
-    <w:bookmarkStart w:id="112" w:name="inheritance"/>
+    <w:bookmarkEnd w:id="120"/>
+    <w:bookmarkStart w:id="121" w:name="inheritance"/>
     <w:p>
       <w:pPr>
         <w:pStyle w:val="Heading2"/>
@@ -17367,8 +17466,8 @@
         <w:t xml:space="preserve">browser.</w:t>
       </w:r>
     </w:p>
-    <w:bookmarkEnd w:id="112"/>
-    <w:bookmarkStart w:id="113" w:name="relation"/>
+    <w:bookmarkEnd w:id="121"/>
+    <w:bookmarkStart w:id="122" w:name="relation"/>
     <w:p>
       <w:pPr>
         <w:pStyle w:val="Heading2"/>
@@ -17832,8 +17931,8 @@
         <w:t xml:space="preserve">(chapter 12.7).</w:t>
       </w:r>
     </w:p>
-    <w:bookmarkEnd w:id="113"/>
-    <w:bookmarkStart w:id="114" w:name="find-method-on-a-relation"/>
+    <w:bookmarkEnd w:id="122"/>
+    <w:bookmarkStart w:id="123" w:name="find-method-on-a-relation"/>
     <w:p>
       <w:pPr>
         <w:pStyle w:val="Heading2"/>
@@ -17979,8 +18078,8 @@
         <w:t xml:space="preserve">is generated instead — callers are identical either way.</w:t>
       </w:r>
     </w:p>
-    <w:bookmarkEnd w:id="114"/>
-    <w:bookmarkStart w:id="115" w:name="dependency"/>
+    <w:bookmarkEnd w:id="123"/>
+    <w:bookmarkStart w:id="124" w:name="dependency"/>
     <w:p>
       <w:pPr>
         <w:pStyle w:val="Heading2"/>
@@ -18100,8 +18199,8 @@
         <w:t xml:space="preserve">. A dependency is modeled — it affects the include/forward-declaration emission for the client — but adds no members or relation code.</w:t>
       </w:r>
     </w:p>
-    <w:bookmarkEnd w:id="115"/>
-    <w:bookmarkStart w:id="116" w:name="relation-diagram-only"/>
+    <w:bookmarkEnd w:id="124"/>
+    <w:bookmarkStart w:id="125" w:name="relation-diagram-only"/>
     <w:p>
       <w:pPr>
         <w:pStyle w:val="Heading2"/>
@@ -18228,8 +18327,8 @@
         <w:t xml:space="preserve">than modeled relations (e.g. Composition).</w:t>
       </w:r>
     </w:p>
-    <w:bookmarkEnd w:id="116"/>
-    <w:bookmarkStart w:id="117" w:name="type"/>
+    <w:bookmarkEnd w:id="125"/>
+    <w:bookmarkStart w:id="126" w:name="type"/>
     <w:p>
       <w:pPr>
         <w:pStyle w:val="Heading2"/>
@@ -18357,8 +18456,8 @@
         <w:t xml:space="preserve">C++ text that gets emitted into the master include.</w:t>
       </w:r>
     </w:p>
-    <w:bookmarkEnd w:id="117"/>
-    <w:bookmarkStart w:id="118" w:name="group-meta-group"/>
+    <w:bookmarkEnd w:id="126"/>
+    <w:bookmarkStart w:id="127" w:name="group-meta-group"/>
     <w:p>
       <w:pPr>
         <w:pStyle w:val="Heading2"/>
@@ -18408,8 +18507,8 @@
         <w:t xml:space="preserve">Name + note. (MemberAndMethodGroups — in-class folders — are created from the class context menu.)</w:t>
       </w:r>
     </w:p>
-    <w:bookmarkEnd w:id="118"/>
-    <w:bookmarkStart w:id="119" w:name="context-define-and-assign"/>
+    <w:bookmarkEnd w:id="127"/>
+    <w:bookmarkStart w:id="128" w:name="context-define-and-assign"/>
     <w:p>
       <w:pPr>
         <w:pStyle w:val="Heading2"/>
@@ -18683,8 +18782,8 @@
         <w:t xml:space="preserve">”</w:t>
       </w:r>
     </w:p>
-    <w:bookmarkEnd w:id="119"/>
-    <w:bookmarkStart w:id="120" w:name="actor"/>
+    <w:bookmarkEnd w:id="128"/>
+    <w:bookmarkStart w:id="129" w:name="actor"/>
     <w:p>
       <w:pPr>
         <w:pStyle w:val="Heading2"/>
@@ -18749,8 +18848,8 @@
         <w:t xml:space="preserve">and go on sequence diagrams as stick figures.</w:t>
       </w:r>
     </w:p>
-    <w:bookmarkEnd w:id="120"/>
-    <w:bookmarkStart w:id="121" w:name="class-diagram"/>
+    <w:bookmarkEnd w:id="129"/>
+    <w:bookmarkStart w:id="130" w:name="class-diagram"/>
     <w:p>
       <w:pPr>
         <w:pStyle w:val="Heading2"/>
@@ -18816,8 +18915,8 @@
         <w:t xml:space="preserve">matrix: which member/method access levels are automatically shown when a class is placed on this diagram (private/protected/public members and methods, plus Get/Set methods).</w:t>
       </w:r>
     </w:p>
-    <w:bookmarkEnd w:id="121"/>
-    <w:bookmarkStart w:id="122" w:name="sequence-diagram"/>
+    <w:bookmarkEnd w:id="130"/>
+    <w:bookmarkStart w:id="131" w:name="sequence-diagram"/>
     <w:p>
       <w:pPr>
         <w:pStyle w:val="Heading2"/>
@@ -18971,8 +19070,8 @@
         <w:t xml:space="preserve">options (argument types, argument names, scope). Per-message overrides exist on each signal’s own dialog.</w:t>
       </w:r>
     </w:p>
-    <w:bookmarkEnd w:id="122"/>
-    <w:bookmarkStart w:id="123" w:name="select-classes"/>
+    <w:bookmarkEnd w:id="131"/>
+    <w:bookmarkStart w:id="132" w:name="select-classes"/>
     <w:p>
       <w:pPr>
         <w:pStyle w:val="Heading2"/>
@@ -19035,8 +19134,8 @@
         <w:t xml:space="preserve">afterwards).</w:t>
       </w:r>
     </w:p>
-    <w:bookmarkEnd w:id="123"/>
-    <w:bookmarkStart w:id="124" w:name="class-shape"/>
+    <w:bookmarkEnd w:id="132"/>
+    <w:bookmarkStart w:id="133" w:name="class-shape"/>
     <w:p>
       <w:pPr>
         <w:pStyle w:val="Heading2"/>
@@ -19149,8 +19248,8 @@
         <w:t xml:space="preserve">shape. The same class can show different features on different diagrams.</w:t>
       </w:r>
     </w:p>
-    <w:bookmarkEnd w:id="124"/>
-    <w:bookmarkStart w:id="125" w:name="select-members-methods"/>
+    <w:bookmarkEnd w:id="133"/>
+    <w:bookmarkStart w:id="134" w:name="select-members-methods"/>
     <w:p>
       <w:pPr>
         <w:pStyle w:val="Heading2"/>
@@ -19201,8 +19300,8 @@
         <w:t xml:space="preserve">on a class shape (within what the diagram’s access-level flags allow). Checkbox lists per section, with Select All / Unselect All. Diagram-wide or per-class, depending on where it was opened.</w:t>
       </w:r>
     </w:p>
-    <w:bookmarkEnd w:id="125"/>
-    <w:bookmarkStart w:id="126" w:name="reorder-members-methods"/>
+    <w:bookmarkEnd w:id="134"/>
+    <w:bookmarkStart w:id="135" w:name="reorder-members-methods"/>
     <w:p>
       <w:pPr>
         <w:pStyle w:val="Heading2"/>
@@ -19250,8 +19349,8 @@
         <w:t xml:space="preserve">: it changes declaration order in the generated file.</w:t>
       </w:r>
     </w:p>
-    <w:bookmarkEnd w:id="126"/>
-    <w:bookmarkStart w:id="127" w:name="signal-message"/>
+    <w:bookmarkEnd w:id="135"/>
+    <w:bookmarkStart w:id="136" w:name="signal-message"/>
     <w:p>
       <w:pPr>
         <w:pStyle w:val="Heading2"/>
@@ -19328,8 +19427,8 @@
         <w:t xml:space="preserve">), return text + show-return-arrow, async flag, per-message argument/scope display, note.</w:t>
       </w:r>
     </w:p>
-    <w:bookmarkEnd w:id="127"/>
-    <w:bookmarkStart w:id="128" w:name="lifeline-note-dialogs"/>
+    <w:bookmarkEnd w:id="136"/>
+    <w:bookmarkStart w:id="137" w:name="lifeline-note-dialogs"/>
     <w:p>
       <w:pPr>
         <w:pStyle w:val="Heading2"/>
@@ -19398,8 +19497,8 @@
         <w:t xml:space="preserve">(apply the size everywhere).</w:t>
       </w:r>
     </w:p>
-    <w:bookmarkEnd w:id="128"/>
-    <w:bookmarkStart w:id="129" w:name="Xb9470c6e63f702dcde05f89c7607c45c6bcf312"/>
+    <w:bookmarkEnd w:id="137"/>
+    <w:bookmarkStart w:id="138" w:name="Xb9470c6e63f702dcde05f89c7607c45c6bcf312"/>
     <w:p>
       <w:pPr>
         <w:pStyle w:val="Heading2"/>
@@ -19831,8 +19930,8 @@
         <w:t xml:space="preserve">(the TODO line seeded into new method bodies); Method Name List / Similar Lines List (name suggestions and the similar-lines tool’s pattern list).</w:t>
       </w:r>
     </w:p>
-    <w:bookmarkEnd w:id="129"/>
-    <w:bookmarkStart w:id="130" w:name="add-serialization-to-project"/>
+    <w:bookmarkEnd w:id="138"/>
+    <w:bookmarkStart w:id="139" w:name="add-serialization-to-project"/>
     <w:p>
       <w:pPr>
         <w:pStyle w:val="Heading2"/>
@@ -19910,8 +20009,8 @@
         <w:t xml:space="preserve">machinery (chapter 13.1). One-way — once a model has Serialize, it keeps it.</w:t>
       </w:r>
     </w:p>
-    <w:bookmarkEnd w:id="130"/>
-    <w:bookmarkStart w:id="131" w:name="find"/>
+    <w:bookmarkEnd w:id="139"/>
+    <w:bookmarkStart w:id="140" w:name="find"/>
     <w:p>
       <w:pPr>
         <w:pStyle w:val="Heading2"/>
@@ -19982,8 +20081,8 @@
         <w:t xml:space="preserve">repeats.</w:t>
       </w:r>
     </w:p>
-    <w:bookmarkEnd w:id="131"/>
-    <w:bookmarkStart w:id="132" w:name="read-source"/>
+    <w:bookmarkEnd w:id="140"/>
+    <w:bookmarkStart w:id="141" w:name="read-source"/>
     <w:p>
       <w:pPr>
         <w:pStyle w:val="Heading2"/>
@@ -20062,8 +20161,8 @@
         <w:t xml:space="preserve">.</w:t>
       </w:r>
     </w:p>
-    <w:bookmarkEnd w:id="132"/>
-    <w:bookmarkStart w:id="133" w:name="save-source"/>
+    <w:bookmarkEnd w:id="141"/>
+    <w:bookmarkStart w:id="142" w:name="save-source"/>
     <w:p>
       <w:pPr>
         <w:pStyle w:val="Heading2"/>
@@ -20189,8 +20288,8 @@
         <w:t xml:space="preserve">block in the header comment). That is where the author initials next to each change line in generated headers come from.</w:t>
       </w:r>
     </w:p>
-    <w:bookmarkEnd w:id="133"/>
-    <w:bookmarkStart w:id="134" w:name="virtual-methods-isclass-methods"/>
+    <w:bookmarkEnd w:id="142"/>
+    <w:bookmarkStart w:id="143" w:name="virtual-methods-isclass-methods"/>
     <w:p>
       <w:pPr>
         <w:pStyle w:val="Heading2"/>
@@ -20297,8 +20396,8 @@
         <w:t xml:space="preserve">, returning a boolean truth value).</w:t>
       </w:r>
     </w:p>
-    <w:bookmarkEnd w:id="134"/>
-    <w:bookmarkStart w:id="135" w:name="user-sections-code-dialogs"/>
+    <w:bookmarkEnd w:id="143"/>
+    <w:bookmarkStart w:id="144" w:name="user-sections-code-dialogs"/>
     <w:p>
       <w:pPr>
         <w:pStyle w:val="Heading2"/>
@@ -20388,8 +20487,8 @@
         <w:t xml:space="preserve">marker bands above and below your text.</w:t>
       </w:r>
     </w:p>
-    <w:bookmarkEnd w:id="135"/>
-    <w:bookmarkStart w:id="136" w:name="code-editing-helper-wizards"/>
+    <w:bookmarkEnd w:id="144"/>
+    <w:bookmarkStart w:id="145" w:name="code-editing-helper-wizards"/>
     <w:p>
       <w:pPr>
         <w:pStyle w:val="Heading2"/>
@@ -20686,9 +20785,9 @@
         <w:t xml:space="preserve">— the member-method wrapper picker.</w:t>
       </w:r>
     </w:p>
-    <w:bookmarkEnd w:id="136"/>
-    <w:bookmarkEnd w:id="137"/>
-    <w:bookmarkStart w:id="141" w:name="reference-the-code-editor"/>
+    <w:bookmarkEnd w:id="145"/>
+    <w:bookmarkEnd w:id="146"/>
+    <w:bookmarkStart w:id="150" w:name="reference-the-code-editor"/>
     <w:p>
       <w:pPr>
         <w:pStyle w:val="Heading1"/>
@@ -20705,7 +20804,7 @@
         <w:t xml:space="preserve">Method bodies, constructor/destructor bodies and the user sections are edited in ClassBuilder’s built-in code editor (a fixed-pitch C++ editor; Consolas 11 pt on Windows).</w:t>
       </w:r>
     </w:p>
-    <w:bookmarkStart w:id="138" w:name="editing-behavior"/>
+    <w:bookmarkStart w:id="147" w:name="editing-behavior"/>
     <w:p>
       <w:pPr>
         <w:pStyle w:val="Heading2"/>
@@ -20907,8 +21006,8 @@
         <w:t xml:space="preserve">No line wrapping; long lines scroll.</w:t>
       </w:r>
     </w:p>
-    <w:bookmarkEnd w:id="138"/>
-    <w:bookmarkStart w:id="139" w:name="code-insertion"/>
+    <w:bookmarkEnd w:id="147"/>
+    <w:bookmarkStart w:id="148" w:name="code-insertion"/>
     <w:p>
       <w:pPr>
         <w:pStyle w:val="Heading2"/>
@@ -21031,8 +21130,8 @@
         <w:t xml:space="preserve">marker already in place — write below the marker (chapter 11.4 for the destructor-order exception).</w:t>
       </w:r>
     </w:p>
-    <w:bookmarkEnd w:id="139"/>
-    <w:bookmarkStart w:id="140" w:name="where-it-appears"/>
+    <w:bookmarkEnd w:id="148"/>
+    <w:bookmarkStart w:id="149" w:name="where-it-appears"/>
     <w:p>
       <w:pPr>
         <w:pStyle w:val="Heading2"/>
@@ -21240,9 +21339,9 @@
         </w:tc>
       </w:tr>
     </w:tbl>
-    <w:bookmarkEnd w:id="140"/>
-    <w:bookmarkEnd w:id="141"/>
-    <w:bookmarkStart w:id="147" w:name="code-generation-in-depth"/>
+    <w:bookmarkEnd w:id="149"/>
+    <w:bookmarkEnd w:id="150"/>
+    <w:bookmarkStart w:id="156" w:name="code-generation-in-depth"/>
     <w:p>
       <w:pPr>
         <w:pStyle w:val="Heading1"/>
@@ -21251,7 +21350,7 @@
         <w:t xml:space="preserve">Code generation in depth</w:t>
       </w:r>
     </w:p>
-    <w:bookmarkStart w:id="142" w:name="files-produced"/>
+    <w:bookmarkStart w:id="151" w:name="files-produced"/>
     <w:p>
       <w:pPr>
         <w:pStyle w:val="Heading2"/>
@@ -21350,8 +21449,8 @@
         <w:t xml:space="preserve">).</w:t>
       </w:r>
     </w:p>
-    <w:bookmarkEnd w:id="142"/>
-    <w:bookmarkStart w:id="143" w:name="anatomy-of-a-generated-file"/>
+    <w:bookmarkEnd w:id="151"/>
+    <w:bookmarkStart w:id="152" w:name="anatomy-of-a-generated-file"/>
     <w:p>
       <w:pPr>
         <w:pStyle w:val="Heading2"/>
@@ -21774,8 +21873,8 @@
         <w:t xml:space="preserve">bodies, relation macros, class declarations or member lists on disk; change the model instead.</w:t>
       </w:r>
     </w:p>
-    <w:bookmarkEnd w:id="143"/>
-    <w:bookmarkStart w:id="144" w:name="the-six-user-sections"/>
+    <w:bookmarkEnd w:id="152"/>
+    <w:bookmarkStart w:id="153" w:name="the-six-user-sections"/>
     <w:p>
       <w:pPr>
         <w:pStyle w:val="Heading2"/>
@@ -21873,8 +21972,8 @@
         <w:t xml:space="preserve">is the place for hand-written members or friend declarations that should live in the class but not in the model.</w:t>
       </w:r>
     </w:p>
-    <w:bookmarkEnd w:id="144"/>
-    <w:bookmarkStart w:id="145" w:name="constructorinclude-destructorinclude"/>
+    <w:bookmarkEnd w:id="153"/>
+    <w:bookmarkStart w:id="154" w:name="constructorinclude-destructorinclude"/>
     <w:p>
       <w:pPr>
         <w:pStyle w:val="Heading2"/>
@@ -22013,8 +22112,8 @@
         <w:t xml:space="preserve">(the generator preserves your body; you own the order inside it).</w:t>
       </w:r>
     </w:p>
-    <w:bookmarkEnd w:id="145"/>
-    <w:bookmarkStart w:id="146" w:name="read-source-the-round-trip"/>
+    <w:bookmarkEnd w:id="154"/>
+    <w:bookmarkStart w:id="155" w:name="read-source-the-round-trip"/>
     <w:p>
       <w:pPr>
         <w:pStyle w:val="Heading2"/>
@@ -22178,9 +22277,9 @@
         <w:t xml:space="preserve">Line endings: bodies are stored with CRLF; keep generated files CRLF (the model’s line-ending setting controls emissions).</w:t>
       </w:r>
     </w:p>
-    <w:bookmarkEnd w:id="146"/>
-    <w:bookmarkEnd w:id="147"/>
-    <w:bookmarkStart w:id="166" w:name="relations-and-the-intrusive-runtime"/>
+    <w:bookmarkEnd w:id="155"/>
+    <w:bookmarkEnd w:id="156"/>
+    <w:bookmarkStart w:id="175" w:name="relations-and-the-intrusive-runtime"/>
     <w:p>
       <w:pPr>
         <w:pStyle w:val="Heading1"/>
@@ -22197,7 +22296,7 @@
         <w:t xml:space="preserve">This chapter is the heart of ClassBuilder. It explains what the relation macros generate, why intrusive linked lists were chosen, and what guarantees you get.</w:t>
       </w:r>
     </w:p>
-    <w:bookmarkStart w:id="152" w:name="what-intrusive-means"/>
+    <w:bookmarkStart w:id="161" w:name="what-intrusive-means"/>
     <w:p>
       <w:pPr>
         <w:pStyle w:val="Heading2"/>
@@ -22233,24 +22332,24 @@
           <wp:inline>
             <wp:extent cx="5334000" cy="3246782"/>
             <wp:effectExtent b="0" l="0" r="0" t="0"/>
-            <wp:docPr descr="One Cell in two lists: all link pointers are members of the Cell itself." title="" id="149" name="Picture"/>
+            <wp:docPr descr="One Cell in two lists: all link pointers are members of the Cell itself." title="" id="158" name="Picture"/>
             <a:graphic>
               <a:graphicData uri="http://schemas.openxmlformats.org/drawingml/2006/picture">
                 <pic:pic>
                   <pic:nvPicPr>
-                    <pic:cNvPr descr="images/fig-intrusive-lists.svg" id="150" name="Picture"/>
+                    <pic:cNvPr descr="images/fig-intrusive-lists.svg" id="159" name="Picture"/>
                     <pic:cNvPicPr>
                       <a:picLocks noChangeArrowheads="1" noChangeAspect="1"/>
                     </pic:cNvPicPr>
                   </pic:nvPicPr>
                   <pic:blipFill>
-                    <a:blip r:embed="rId151">
+                    <a:blip r:embed="rId160">
                       <a:extLst>
                         <a:ext uri="{28A0092B-C50C-407E-A947-70E740481C1C}">
                           <a14:useLocalDpi xmlns:a14="http://schemas.microsoft.com/office/drawing/2010/main" val="0"/>
                         </a:ext>
                         <a:ext uri="{96DAC541-7B7A-43D3-8B79-37D633B846F1}">
-                          <asvg:svgBlip xmlns:asvg="http://schemas.microsoft.com/office/drawing/2016/SVG/main" r:embed="rId148"/>
+                          <asvg:svgBlip xmlns:asvg="http://schemas.microsoft.com/office/drawing/2016/SVG/main" r:embed="rId157"/>
                         </a:ext>
                       </a:extLst>
                     </a:blip>
@@ -22720,8 +22819,8 @@
         <w:t xml:space="preserve">In ClassBuilder a new relation on an existing class is one dialog and a regeneration; existing relations, code and files are untouched.</w:t>
       </w:r>
     </w:p>
-    <w:bookmarkEnd w:id="152"/>
-    <w:bookmarkStart w:id="153" w:name="declaring-relations-the-macro-surface"/>
+    <w:bookmarkEnd w:id="161"/>
+    <w:bookmarkStart w:id="162" w:name="declaring-relations-the-macro-surface"/>
     <w:p>
       <w:pPr>
         <w:pStyle w:val="Heading2"/>
@@ -23423,8 +23522,8 @@
         </w:tc>
       </w:tr>
     </w:tbl>
-    <w:bookmarkEnd w:id="153"/>
-    <w:bookmarkStart w:id="154" w:name="the-generated-api-of-a-multi-relation"/>
+    <w:bookmarkEnd w:id="162"/>
+    <w:bookmarkStart w:id="163" w:name="the-generated-api-of-a-multi-relation"/>
     <w:p>
       <w:pPr>
         <w:pStyle w:val="Heading2"/>
@@ -24352,8 +24451,8 @@
         <w:t xml:space="preserve">, so their exact signatures are always visible.</w:t>
       </w:r>
     </w:p>
-    <w:bookmarkEnd w:id="154"/>
-    <w:bookmarkStart w:id="155" w:name="Xaaa89ef9d7adb0d0fb470691c4808f6f6b0754c"/>
+    <w:bookmarkEnd w:id="163"/>
+    <w:bookmarkStart w:id="164" w:name="Xaaa89ef9d7adb0d0fb470691c4808f6f6b0754c"/>
     <w:p>
       <w:pPr>
         <w:pStyle w:val="Heading2"/>
@@ -24841,8 +24940,8 @@
         <w:t xml:space="preserve">.</w:t>
       </w:r>
     </w:p>
-    <w:bookmarkEnd w:id="155"/>
-    <w:bookmarkStart w:id="160" w:name="ownership-and-cascade-delete"/>
+    <w:bookmarkEnd w:id="164"/>
+    <w:bookmarkStart w:id="169" w:name="ownership-and-cascade-delete"/>
     <w:p>
       <w:pPr>
         <w:pStyle w:val="Heading2"/>
@@ -24860,24 +24959,24 @@
           <wp:inline>
             <wp:extent cx="5334000" cy="2724978"/>
             <wp:effectExtent b="0" l="0" r="0" t="0"/>
-            <wp:docPr descr="delete pMatrix — the cascade frees the entire graph." title="" id="157" name="Picture"/>
+            <wp:docPr descr="delete pMatrix — the cascade frees the entire graph." title="" id="166" name="Picture"/>
             <a:graphic>
               <a:graphicData uri="http://schemas.openxmlformats.org/drawingml/2006/picture">
                 <pic:pic>
                   <pic:nvPicPr>
-                    <pic:cNvPr descr="images/fig-ownership-cascade.svg" id="158" name="Picture"/>
+                    <pic:cNvPr descr="images/fig-ownership-cascade.svg" id="167" name="Picture"/>
                     <pic:cNvPicPr>
                       <a:picLocks noChangeArrowheads="1" noChangeAspect="1"/>
                     </pic:cNvPicPr>
                   </pic:nvPicPr>
                   <pic:blipFill>
-                    <a:blip r:embed="rId159">
+                    <a:blip r:embed="rId168">
                       <a:extLst>
                         <a:ext uri="{28A0092B-C50C-407E-A947-70E740481C1C}">
                           <a14:useLocalDpi xmlns:a14="http://schemas.microsoft.com/office/drawing/2010/main" val="0"/>
                         </a:ext>
                         <a:ext uri="{96DAC541-7B7A-43D3-8B79-37D633B846F1}">
-                          <asvg:svgBlip xmlns:asvg="http://schemas.microsoft.com/office/drawing/2016/SVG/main" r:embed="rId156"/>
+                          <asvg:svgBlip xmlns:asvg="http://schemas.microsoft.com/office/drawing/2016/SVG/main" r:embed="rId165"/>
                         </a:ext>
                       </a:extLst>
                     </a:blip>
@@ -25039,8 +25138,8 @@
         <w:t xml:space="preserve">members, and destructors clear them. In the demo run of chapter 4 this is the last line: every object freed by cascade.</w:t>
       </w:r>
     </w:p>
-    <w:bookmarkEnd w:id="160"/>
-    <w:bookmarkStart w:id="161" w:name="iterators-that-survive-modification"/>
+    <w:bookmarkEnd w:id="169"/>
+    <w:bookmarkStart w:id="170" w:name="iterators-that-survive-modification"/>
     <w:p>
       <w:pPr>
         <w:pStyle w:val="Heading2"/>
@@ -25304,8 +25403,8 @@
         <w:t xml:space="preserve">). Setters may trigger model-side reordering (e.g. in sorted tree relations); the captured pointer stays valid, the iterator re-anchors.</w:t>
       </w:r>
     </w:p>
-    <w:bookmarkEnd w:id="161"/>
-    <w:bookmarkStart w:id="162" w:name="single-static-multi"/>
+    <w:bookmarkEnd w:id="170"/>
+    <w:bookmarkStart w:id="171" w:name="single-static-multi"/>
     <w:p>
       <w:pPr>
         <w:pStyle w:val="Heading2"/>
@@ -25380,8 +25479,8 @@
         <w:t xml:space="preserve">instances of the from-class (class-level registry). Not available for template or serialize classes.</w:t>
       </w:r>
     </w:p>
-    <w:bookmarkEnd w:id="162"/>
-    <w:bookmarkStart w:id="163" w:name="tree-implementations-and-find-methods"/>
+    <w:bookmarkEnd w:id="171"/>
+    <w:bookmarkStart w:id="172" w:name="tree-implementations-and-find-methods"/>
     <w:p>
       <w:pPr>
         <w:pStyle w:val="Heading2"/>
@@ -26134,8 +26233,8 @@
         <w:t xml:space="preserve">— implemented as a loop on a list relation, or as the native tree search when the argument matches the tree key. Design workflow: start with lists; when profiling says a find is hot, flip the relation to a tree — the find method regenerates to the fast path, callers unchanged.</w:t>
       </w:r>
     </w:p>
-    <w:bookmarkEnd w:id="163"/>
-    <w:bookmarkStart w:id="164" w:name="critical-relations-threads"/>
+    <w:bookmarkEnd w:id="172"/>
+    <w:bookmarkStart w:id="173" w:name="critical-relations-threads"/>
     <w:p>
       <w:pPr>
         <w:pStyle w:val="Heading2"/>
@@ -26193,8 +26292,8 @@
         <w:t xml:space="preserve">only — your own data races remain your own; keep cross-thread mutation points few and explicit.</w:t>
       </w:r>
     </w:p>
-    <w:bookmarkEnd w:id="164"/>
-    <w:bookmarkStart w:id="165" w:name="writing-loops-the-generated-way"/>
+    <w:bookmarkEnd w:id="173"/>
+    <w:bookmarkStart w:id="174" w:name="writing-loops-the-generated-way"/>
     <w:p>
       <w:pPr>
         <w:pStyle w:val="Heading2"/>
@@ -26536,9 +26635,9 @@
         <w:t xml:space="preserve">before a loop that deletes — the list is live and your snapshot is not.</w:t>
       </w:r>
     </w:p>
-    <w:bookmarkEnd w:id="165"/>
-    <w:bookmarkEnd w:id="166"/>
-    <w:bookmarkStart w:id="173" w:name="serialization"/>
+    <w:bookmarkEnd w:id="174"/>
+    <w:bookmarkEnd w:id="175"/>
+    <w:bookmarkStart w:id="182" w:name="serialization"/>
     <w:p>
       <w:pPr>
         <w:pStyle w:val="Heading1"/>
@@ -26547,7 +26646,7 @@
         <w:t xml:space="preserve">Serialization</w:t>
       </w:r>
     </w:p>
-    <w:bookmarkStart w:id="167" w:name="what-you-get"/>
+    <w:bookmarkStart w:id="176" w:name="what-you-get"/>
     <w:p>
       <w:pPr>
         <w:pStyle w:val="Heading2"/>
@@ -26787,8 +26886,8 @@
         <w:t xml:space="preserve">registers the factory), then re-links all relations through a pointer table. Shared pointers, back-pointers, multi-ownership — the graph reloads exactly.</w:t>
       </w:r>
     </w:p>
-    <w:bookmarkEnd w:id="167"/>
-    <w:bookmarkStart w:id="168" w:name="cbarchive-and-the-wire-format"/>
+    <w:bookmarkEnd w:id="176"/>
+    <w:bookmarkStart w:id="177" w:name="cbarchive-and-the-wire-format"/>
     <w:p>
       <w:pPr>
         <w:pStyle w:val="Heading2"/>
@@ -26946,8 +27045,8 @@
         <w:t xml:space="preserve">rather than crashing.</w:t>
       </w:r>
     </w:p>
-    <w:bookmarkEnd w:id="168"/>
-    <w:bookmarkStart w:id="169" w:name="cbz-compression-on-the-fly"/>
+    <w:bookmarkEnd w:id="177"/>
+    <w:bookmarkStart w:id="178" w:name="cbz-compression-on-the-fly"/>
     <w:p>
       <w:pPr>
         <w:pStyle w:val="Heading2"/>
@@ -27297,8 +27396,8 @@
         <w:t xml:space="preserve">; the quick start’s whole matrix saved in 114 bytes. Your applications get the same for free — link zstd and use the two wrappers.</w:t>
       </w:r>
     </w:p>
-    <w:bookmarkEnd w:id="169"/>
-    <w:bookmarkStart w:id="170" w:name="Xbded68cf7b5dad621557026fdc0855cc4156113"/>
+    <w:bookmarkEnd w:id="178"/>
+    <w:bookmarkStart w:id="179" w:name="Xbded68cf7b5dad621557026fdc0855cc4156113"/>
     <w:p>
       <w:pPr>
         <w:pStyle w:val="Heading2"/>
@@ -27347,28 +27446,29 @@
           <w:bCs/>
           <w:b/>
         </w:rPr>
-        <w:t xml:space="preserve">document</w:t>
-      </w:r>
-      <w:r>
-        <w:t xml:space="preserve"> </w:t>
-      </w:r>
-      <w:r>
-        <w:t xml:space="preserve">has an</w:t>
-      </w:r>
-      <w:r>
-        <w:t xml:space="preserve"> </w:t>
-      </w:r>
-      <w:r>
-        <w:rPr>
-          <w:rStyle w:val="VerbatimChar"/>
-        </w:rPr>
-        <w:t xml:space="preserve">int _version</w:t>
-      </w:r>
-      <w:r>
-        <w:t xml:space="preserve"> </w:t>
-      </w:r>
-      <w:r>
-        <w:t xml:space="preserve">member, stored first. Set it (constructor initialization) to the model’s current schema version; bump it when the schema grows. On load it is read back and published to every class (</w:t>
+        <w:t xml:space="preserve">document version</w:t>
+      </w:r>
+      <w:r>
+        <w:t xml:space="preserve"> </w:t>
+      </w:r>
+      <w:r>
+        <w:t xml:space="preserve">is the model’s schema version — the</w:t>
+      </w:r>
+      <w:r>
+        <w:t xml:space="preserve"> </w:t>
+      </w:r>
+      <w:r>
+        <w:rPr>
+          <w:iCs/>
+          <w:i/>
+        </w:rPr>
+        <w:t xml:space="preserve">Version</w:t>
+      </w:r>
+      <w:r>
+        <w:t xml:space="preserve"> </w:t>
+      </w:r>
+      <w:r>
+        <w:t xml:space="preserve">field in the DataModel dialog, and that field is the only place you see or touch it. Everything else is generated and invisible: the document writes the version into every save, reads it back before anything else on load, and publishes it to every class (</w:t>
       </w:r>
       <w:r>
         <w:rPr>
@@ -27405,7 +27505,7 @@
         <w:t xml:space="preserve"> </w:t>
       </w:r>
       <w:r>
-        <w:t xml:space="preserve">carries a version (member dialog). Store side writes members unconditionally; load side wraps them in</w:t>
+        <w:t xml:space="preserve">is stamped with the version at which it was added — automatically, as (current document version + 1); the Member dialog shows the stamp. Store side writes members unconditionally; load side wraps them in</w:t>
       </w:r>
       <w:r>
         <w:t xml:space="preserve"> </w:t>
@@ -27437,20 +27537,23 @@
         <w:pStyle w:val="Compact"/>
       </w:pPr>
       <w:r>
-        <w:t xml:space="preserve">Add the member; set its</w:t>
-      </w:r>
-      <w:r>
-        <w:t xml:space="preserve"> </w:t>
-      </w:r>
-      <w:r>
-        <w:rPr>
-          <w:bCs/>
-          <w:b/>
-        </w:rPr>
-        <w:t xml:space="preserve">version to (current document version + 1)</w:t>
-      </w:r>
-      <w:r>
-        <w:t xml:space="preserve">.</w:t>
+        <w:t xml:space="preserve">Add the member — ClassBuilder stamps it</w:t>
+      </w:r>
+      <w:r>
+        <w:t xml:space="preserve"> </w:t>
+      </w:r>
+      <w:r>
+        <w:rPr>
+          <w:bCs/>
+          <w:b/>
+        </w:rPr>
+        <w:t xml:space="preserve">(current document version + 1)</w:t>
+      </w:r>
+      <w:r>
+        <w:t xml:space="preserve"> </w:t>
+      </w:r>
+      <w:r>
+        <w:t xml:space="preserve">by itself.</w:t>
       </w:r>
     </w:p>
     <w:p>
@@ -27462,22 +27565,23 @@
         <w:pStyle w:val="Compact"/>
       </w:pPr>
       <w:r>
-        <w:t xml:space="preserve">Bump the document version (the</w:t>
-      </w:r>
-      <w:r>
-        <w:t xml:space="preserve"> </w:t>
-      </w:r>
-      <w:r>
-        <w:rPr>
-          <w:rStyle w:val="VerbatimChar"/>
-        </w:rPr>
-        <w:t xml:space="preserve">_version</w:t>
-      </w:r>
-      <w:r>
-        <w:t xml:space="preserve"> </w:t>
-      </w:r>
-      <w:r>
-        <w:t xml:space="preserve">initialization) to the same number.</w:t>
+        <w:t xml:space="preserve">Raise</w:t>
+      </w:r>
+      <w:r>
+        <w:t xml:space="preserve"> </w:t>
+      </w:r>
+      <w:r>
+        <w:rPr>
+          <w:iCs/>
+          <w:i/>
+        </w:rPr>
+        <w:t xml:space="preserve">Version</w:t>
+      </w:r>
+      <w:r>
+        <w:t xml:space="preserve"> </w:t>
+      </w:r>
+      <w:r>
+        <w:t xml:space="preserve">in the DataModel dialog to that same number.</w:t>
       </w:r>
     </w:p>
     <w:p>
@@ -27497,19 +27601,7 @@
         <w:pStyle w:val="FirstParagraph"/>
       </w:pPr>
       <w:r>
-        <w:t xml:space="preserve">Old files (smaller stored</w:t>
-      </w:r>
-      <w:r>
-        <w:t xml:space="preserve"> </w:t>
-      </w:r>
-      <w:r>
-        <w:rPr>
-          <w:rStyle w:val="VerbatimChar"/>
-        </w:rPr>
-        <w:t xml:space="preserve">_version</w:t>
-      </w:r>
-      <w:r>
-        <w:t xml:space="preserve">) skip the new field’s read and keep the member’s initial value; new files read it.</w:t>
+        <w:t xml:space="preserve">Old files (written with a smaller version) skip the new field’s read and keep the member’s initial value; new files read it.</w:t>
       </w:r>
       <w:r>
         <w:t xml:space="preserve"> </w:t>
@@ -27525,7 +27617,7 @@
         <w:t xml:space="preserve"> </w:t>
       </w:r>
       <w:r>
-        <w:t xml:space="preserve">if the new member’s version gate is wrong (e.g. left at a value old files already satisfy), load consumes bytes that were never written — the stream misaligns and the</w:t>
+        <w:t xml:space="preserve">if the new member’s version stamp is wrong (e.g. lowered by hand in the Member dialog to a value old files already satisfy), load consumes bytes that were never written — the stream misaligns and the</w:t>
       </w:r>
       <w:r>
         <w:t xml:space="preserve"> </w:t>
@@ -27590,11 +27682,27 @@
         <w:t xml:space="preserve"> </w:t>
       </w:r>
       <w:r>
-        <w:t xml:space="preserve">button (Project Settings) renumbers a long version history down to the minimal equivalent scheme (max used + 1) — cosmetic, but keeps gates readable. Only compact when files older than the compacted scheme no longer need to load.</w:t>
-      </w:r>
-    </w:p>
-    <w:bookmarkEnd w:id="170"/>
-    <w:bookmarkStart w:id="171" w:name="rules-and-properties"/>
+        <w:t xml:space="preserve">button (next to the</w:t>
+      </w:r>
+      <w:r>
+        <w:t xml:space="preserve"> </w:t>
+      </w:r>
+      <w:r>
+        <w:rPr>
+          <w:iCs/>
+          <w:i/>
+        </w:rPr>
+        <w:t xml:space="preserve">Version</w:t>
+      </w:r>
+      <w:r>
+        <w:t xml:space="preserve"> </w:t>
+      </w:r>
+      <w:r>
+        <w:t xml:space="preserve">field in the DataModel dialog) renumbers a long version history down to the minimal equivalent scheme (max used + 1) — cosmetic, but keeps gates readable. Only compact when files older than the compacted scheme no longer need to load.</w:t>
+      </w:r>
+    </w:p>
+    <w:bookmarkEnd w:id="179"/>
+    <w:bookmarkStart w:id="180" w:name="rules-and-properties"/>
     <w:p>
       <w:pPr>
         <w:pStyle w:val="Heading2"/>
@@ -27800,8 +27908,8 @@
         <w:t xml:space="preserve">for streaming (type dialog).</w:t>
       </w:r>
     </w:p>
-    <w:bookmarkEnd w:id="171"/>
-    <w:bookmarkStart w:id="172" w:name="Xe93cc69c5286d8ba9c1392594baf9a373c30c75"/>
+    <w:bookmarkEnd w:id="180"/>
+    <w:bookmarkStart w:id="181" w:name="Xe93cc69c5286d8ba9c1392594baf9a373c30c75"/>
     <w:p>
       <w:pPr>
         <w:pStyle w:val="Heading2"/>
@@ -28011,9 +28119,9 @@
         <w:t xml:space="preserve">Models that already build (like ClassBuilder’s own) are unaffected.</w:t>
       </w:r>
     </w:p>
-    <w:bookmarkEnd w:id="172"/>
-    <w:bookmarkEnd w:id="173"/>
-    <w:bookmarkStart w:id="177" w:name="the-generated-undoredo-framework"/>
+    <w:bookmarkEnd w:id="181"/>
+    <w:bookmarkEnd w:id="182"/>
+    <w:bookmarkStart w:id="186" w:name="the-generated-undoredo-framework"/>
     <w:p>
       <w:pPr>
         <w:pStyle w:val="Heading1"/>
@@ -28022,7 +28130,7 @@
         <w:t xml:space="preserve">The generated Undo/Redo framework</w:t>
       </w:r>
     </w:p>
-    <w:bookmarkStart w:id="174" w:name="what-it-is"/>
+    <w:bookmarkStart w:id="183" w:name="what-it-is"/>
     <w:p>
       <w:pPr>
         <w:pStyle w:val="Heading2"/>
@@ -28071,8 +28179,8 @@
         <w:t xml:space="preserve">generated model — the same machinery ClassBuilder itself uses for its own Edit ▸ Undo/Redo.</w:t>
       </w:r>
     </w:p>
-    <w:bookmarkEnd w:id="174"/>
-    <w:bookmarkStart w:id="175" w:name="how-it-works"/>
+    <w:bookmarkEnd w:id="183"/>
+    <w:bookmarkStart w:id="184" w:name="how-it-works"/>
     <w:p>
       <w:pPr>
         <w:pStyle w:val="Heading2"/>
@@ -28506,8 +28614,8 @@
         <w:t xml:space="preserve">deduplicates: an object already captured in the open step is not snapshotted again.</w:t>
       </w:r>
     </w:p>
-    <w:bookmarkEnd w:id="175"/>
-    <w:bookmarkStart w:id="176" w:name="the-undoreplace-entanglement"/>
+    <w:bookmarkEnd w:id="184"/>
+    <w:bookmarkStart w:id="185" w:name="the-undoreplace-entanglement"/>
     <w:p>
       <w:pPr>
         <w:pStyle w:val="Heading2"/>
@@ -28620,9 +28728,9 @@
         <w:t xml:space="preserve">undos.</w:t>
       </w:r>
     </w:p>
-    <w:bookmarkEnd w:id="176"/>
-    <w:bookmarkEnd w:id="177"/>
-    <w:bookmarkStart w:id="185" w:name="the-replace-constructor"/>
+    <w:bookmarkEnd w:id="185"/>
+    <w:bookmarkEnd w:id="186"/>
+    <w:bookmarkStart w:id="194" w:name="the-replace-constructor"/>
     <w:p>
       <w:pPr>
         <w:pStyle w:val="Heading1"/>
@@ -28631,7 +28739,7 @@
         <w:t xml:space="preserve">The replace constructor</w:t>
       </w:r>
     </w:p>
-    <w:bookmarkStart w:id="182" w:name="the-idea"/>
+    <w:bookmarkStart w:id="191" w:name="the-idea"/>
     <w:p>
       <w:pPr>
         <w:pStyle w:val="Heading2"/>
@@ -28649,24 +28757,24 @@
           <wp:inline>
             <wp:extent cx="5334000" cy="2782956"/>
             <wp:effectExtent b="0" l="0" r="0" t="0"/>
-            <wp:docPr descr="Replace: the new object takes over every relation slot of the old one." title="" id="179" name="Picture"/>
+            <wp:docPr descr="Replace: the new object takes over every relation slot of the old one." title="" id="188" name="Picture"/>
             <a:graphic>
               <a:graphicData uri="http://schemas.openxmlformats.org/drawingml/2006/picture">
                 <pic:pic>
                   <pic:nvPicPr>
-                    <pic:cNvPr descr="images/fig-replace-constructor.svg" id="180" name="Picture"/>
+                    <pic:cNvPr descr="images/fig-replace-constructor.svg" id="189" name="Picture"/>
                     <pic:cNvPicPr>
                       <a:picLocks noChangeArrowheads="1" noChangeAspect="1"/>
                     </pic:cNvPicPr>
                   </pic:nvPicPr>
                   <pic:blipFill>
-                    <a:blip r:embed="rId181">
+                    <a:blip r:embed="rId190">
                       <a:extLst>
                         <a:ext uri="{28A0092B-C50C-407E-A947-70E740481C1C}">
                           <a14:useLocalDpi xmlns:a14="http://schemas.microsoft.com/office/drawing/2010/main" val="0"/>
                         </a:ext>
                         <a:ext uri="{96DAC541-7B7A-43D3-8B79-37D633B846F1}">
-                          <asvg:svgBlip xmlns:asvg="http://schemas.microsoft.com/office/drawing/2016/SVG/main" r:embed="rId178"/>
+                          <asvg:svgBlip xmlns:asvg="http://schemas.microsoft.com/office/drawing/2016/SVG/main" r:embed="rId187"/>
                         </a:ext>
                       </a:extLst>
                     </a:blip>
@@ -28845,8 +28953,8 @@
         <w:t xml:space="preserve">a different class.</w:t>
       </w:r>
     </w:p>
-    <w:bookmarkEnd w:id="182"/>
-    <w:bookmarkStart w:id="183" w:name="why-it-is-more-powerful-than-a-factory"/>
+    <w:bookmarkEnd w:id="191"/>
+    <w:bookmarkStart w:id="192" w:name="why-it-is-more-powerful-than-a-factory"/>
     <w:p>
       <w:pPr>
         <w:pStyle w:val="Heading2"/>
@@ -29510,8 +29618,8 @@
         <w:t xml:space="preserve">is the state — the type system enforces the state chart.</w:t>
       </w:r>
     </w:p>
-    <w:bookmarkEnd w:id="183"/>
-    <w:bookmarkStart w:id="184" w:name="mechanics-and-constraints"/>
+    <w:bookmarkEnd w:id="192"/>
+    <w:bookmarkStart w:id="193" w:name="mechanics-and-constraints"/>
     <w:p>
       <w:pPr>
         <w:pStyle w:val="Heading2"/>
@@ -29614,9 +29722,9 @@
         <w:t xml:space="preserve">: see chapter 14.3 — the undo framework itself replaces objects on restore; mixing both requires redirecting parked undo entries, as ClassBuilder’s own model does.</w:t>
       </w:r>
     </w:p>
-    <w:bookmarkEnd w:id="184"/>
-    <w:bookmarkEnd w:id="185"/>
-    <w:bookmarkStart w:id="191" w:name="the-command-interface"/>
+    <w:bookmarkEnd w:id="193"/>
+    <w:bookmarkEnd w:id="194"/>
+    <w:bookmarkStart w:id="200" w:name="the-command-interface"/>
     <w:p>
       <w:pPr>
         <w:pStyle w:val="Heading1"/>
@@ -29625,7 +29733,7 @@
         <w:t xml:space="preserve">The command interface</w:t>
       </w:r>
     </w:p>
-    <w:bookmarkStart w:id="186" w:name="what-it-is-1"/>
+    <w:bookmarkStart w:id="195" w:name="what-it-is-1"/>
     <w:p>
       <w:pPr>
         <w:pStyle w:val="Heading2"/>
@@ -29828,8 +29936,8 @@
         <w:t xml:space="preserve">; below is the map plus worked examples.</w:t>
       </w:r>
     </w:p>
-    <w:bookmarkEnd w:id="186"/>
-    <w:bookmarkStart w:id="187" w:name="connecting"/>
+    <w:bookmarkEnd w:id="195"/>
+    <w:bookmarkStart w:id="196" w:name="connecting"/>
     <w:p>
       <w:pPr>
         <w:pStyle w:val="Heading2"/>
@@ -30293,8 +30401,8 @@
         <w:t xml:space="preserve">))</w:t>
       </w:r>
     </w:p>
-    <w:bookmarkEnd w:id="187"/>
-    <w:bookmarkStart w:id="188" w:name="the-command-families"/>
+    <w:bookmarkEnd w:id="196"/>
+    <w:bookmarkStart w:id="197" w:name="the-command-families"/>
     <w:p>
       <w:pPr>
         <w:pStyle w:val="Heading2"/>
@@ -31363,8 +31471,8 @@
         </w:tc>
       </w:tr>
     </w:tbl>
-    <w:bookmarkEnd w:id="188"/>
-    <w:bookmarkStart w:id="189" w:name="worked-examples-real-requests"/>
+    <w:bookmarkEnd w:id="197"/>
+    <w:bookmarkStart w:id="198" w:name="worked-examples-real-requests"/>
     <w:p>
       <w:pPr>
         <w:pStyle w:val="Heading2"/>
@@ -32809,7 +32917,7 @@
         <w:rPr>
           <w:rStyle w:val="StringTok"/>
         </w:rPr>
-        <w:t xml:space="preserve">    _version = 2;</w:t>
+        <w:t xml:space="preserve">    for (int c = 0; c &lt; columns; c++)</w:t>
       </w:r>
       <w:r>
         <w:rPr>
@@ -33263,8 +33371,8 @@
         <w:t xml:space="preserve">}}</w:t>
       </w:r>
     </w:p>
-    <w:bookmarkEnd w:id="189"/>
-    <w:bookmarkStart w:id="190" w:name="conventions-and-gotchas"/>
+    <w:bookmarkEnd w:id="198"/>
+    <w:bookmarkStart w:id="199" w:name="conventions-and-gotchas"/>
     <w:p>
       <w:pPr>
         <w:pStyle w:val="Heading2"/>
@@ -33596,9 +33704,9 @@
         <w:t xml:space="preserve">stamp tells you.</w:t>
       </w:r>
     </w:p>
-    <w:bookmarkEnd w:id="190"/>
-    <w:bookmarkEnd w:id="191"/>
-    <w:bookmarkStart w:id="192" w:name="tips-pitfalls-and-best-practices"/>
+    <w:bookmarkEnd w:id="199"/>
+    <w:bookmarkEnd w:id="200"/>
+    <w:bookmarkStart w:id="201" w:name="tips-pitfalls-and-best-practices"/>
     <w:p>
       <w:pPr>
         <w:pStyle w:val="Heading1"/>
@@ -34145,8 +34253,8 @@
         <w:t xml:space="preserve">) for documentation — it is the same renderer as the screen, vector-clean at any size.</w:t>
       </w:r>
     </w:p>
-    <w:bookmarkEnd w:id="192"/>
-    <w:bookmarkStart w:id="196" w:name="appendix"/>
+    <w:bookmarkEnd w:id="201"/>
+    <w:bookmarkStart w:id="205" w:name="appendix"/>
     <w:p>
       <w:pPr>
         <w:pStyle w:val="Heading1"/>
@@ -34155,7 +34263,7 @@
         <w:t xml:space="preserve">Appendix</w:t>
       </w:r>
     </w:p>
-    <w:bookmarkStart w:id="193" w:name="a.-runtime-header-inventory"/>
+    <w:bookmarkStart w:id="202" w:name="a.-runtime-header-inventory"/>
     <w:p>
       <w:pPr>
         <w:pStyle w:val="Heading2"/>
@@ -34706,8 +34814,8 @@
         </w:tc>
       </w:tr>
     </w:tbl>
-    <w:bookmarkEnd w:id="193"/>
-    <w:bookmarkStart w:id="194" w:name="b.-marker-quick-reference"/>
+    <w:bookmarkEnd w:id="202"/>
+    <w:bookmarkStart w:id="203" w:name="b.-marker-quick-reference"/>
     <w:p>
       <w:pPr>
         <w:pStyle w:val="Heading2"/>
@@ -34781,8 +34889,8 @@
         <w:t xml:space="preserve">@INSERT_MODIFICATIONS(* )             per-file change log insertion point</w:t>
       </w:r>
     </w:p>
-    <w:bookmarkEnd w:id="194"/>
-    <w:bookmarkStart w:id="195" w:name="c.-glossary"/>
+    <w:bookmarkEnd w:id="203"/>
+    <w:bookmarkStart w:id="204" w:name="c.-glossary"/>
     <w:p>
       <w:pPr>
         <w:pStyle w:val="Heading2"/>
@@ -35118,8 +35226,8 @@
         </w:tc>
       </w:tr>
     </w:tbl>
-    <w:bookmarkEnd w:id="195"/>
-    <w:bookmarkEnd w:id="196"/>
+    <w:bookmarkEnd w:id="204"/>
+    <w:bookmarkEnd w:id="205"/>
     <w:sectPr/>
   </w:body>
 </w:document>

--- a/docs/manual/ClassBuilder_Manual.docx
+++ b/docs/manual/ClassBuilder_Manual.docx
@@ -5304,9 +5304,9 @@
       <w:r>
         <w:drawing>
           <wp:inline>
-            <wp:extent cx="5334000" cy="3365899"/>
+            <wp:extent cx="5334000" cy="3242844"/>
             <wp:effectExtent b="0" l="0" r="0" t="0"/>
-            <wp:docPr descr="The Find Method dialog on the Matrix→Row relation: the argument map on the left pairs the method’s arguments with the members to compare — here -&gt;GetId(). Behind it the generated Matrix::FindRow in its code window, and the method in the tree under the class’s Relation methods." title="" id="56" name="Picture"/>
+            <wp:docPr descr="The Find Method dialog on the Matrix→Row relation: the argument map pairs the method’s arguments with the members to compare — here -&gt;GetId(). In the tree behind it, the generated method lands under the class’s Relation methods folder." title="" id="56" name="Picture"/>
             <a:graphic>
               <a:graphicData uri="http://schemas.openxmlformats.org/drawingml/2006/picture">
                 <pic:pic>
@@ -5325,7 +5325,7 @@
                   <pic:spPr bwMode="auto">
                     <a:xfrm>
                       <a:off x="0" y="0"/>
-                      <a:ext cx="5334000" cy="3365899"/>
+                      <a:ext cx="5334000" cy="3242844"/>
                     </a:xfrm>
                     <a:prstGeom prst="rect">
                       <a:avLst/>
@@ -5349,7 +5349,7 @@
         <w:pStyle w:val="ImageCaption"/>
       </w:pPr>
       <w:r>
-        <w:t xml:space="preserve">The Find Method dialog on the Matrix→Row relation: the argument map on the left pairs the method’s arguments with the members to compare — here</w:t>
+        <w:t xml:space="preserve">The Find Method dialog on the Matrix→Row relation: the argument map pairs the method’s arguments with the members to compare — here</w:t>
       </w:r>
       <w:r>
         <w:t xml:space="preserve"> </w:t>
@@ -5361,22 +5361,23 @@
         <w:t xml:space="preserve">-&gt;GetId()</w:t>
       </w:r>
       <w:r>
-        <w:t xml:space="preserve">. Behind it the generated</w:t>
-      </w:r>
-      <w:r>
-        <w:t xml:space="preserve"> </w:t>
-      </w:r>
-      <w:r>
-        <w:rPr>
-          <w:rStyle w:val="VerbatimChar"/>
-        </w:rPr>
-        <w:t xml:space="preserve">Matrix::FindRow</w:t>
-      </w:r>
-      <w:r>
-        <w:t xml:space="preserve"> </w:t>
-      </w:r>
-      <w:r>
-        <w:t xml:space="preserve">in its code window, and the method in the tree under the class’s Relation methods.</w:t>
+        <w:t xml:space="preserve">. In the tree behind it, the generated method lands under the class’s</w:t>
+      </w:r>
+      <w:r>
+        <w:t xml:space="preserve"> </w:t>
+      </w:r>
+      <w:r>
+        <w:rPr>
+          <w:iCs/>
+          <w:i/>
+        </w:rPr>
+        <w:t xml:space="preserve">Relation methods</w:t>
+      </w:r>
+      <w:r>
+        <w:t xml:space="preserve"> </w:t>
+      </w:r>
+      <w:r>
+        <w:t xml:space="preserve">folder.</w:t>
       </w:r>
     </w:p>
     <w:p>

--- a/docs/manual/ClassBuilder_Manual.docx
+++ b/docs/manual/ClassBuilder_Manual.docx
@@ -5306,7 +5306,7 @@
           <wp:inline>
             <wp:extent cx="5334000" cy="3242844"/>
             <wp:effectExtent b="0" l="0" r="0" t="0"/>
-            <wp:docPr descr="The Find Method dialog on the Matrix→Row relation: the argument map pairs the method’s arguments with the members to compare — here -&gt;GetId(). In the tree behind it, the generated method lands under the class’s Relation methods folder." title="" id="56" name="Picture"/>
+            <wp:docPr descr="The Find Method dialog on the Matrix→Row relation: the argument map pairs the method’s arguments with the members to compare — here -&gt;GetId(). In the tree behind it, the generated method appears as a child of the Row relation item, as a sibling above its Relation methods folder." title="" id="56" name="Picture"/>
             <a:graphic>
               <a:graphicData uri="http://schemas.openxmlformats.org/drawingml/2006/picture">
                 <pic:pic>
@@ -5361,7 +5361,7 @@
         <w:t xml:space="preserve">-&gt;GetId()</w:t>
       </w:r>
       <w:r>
-        <w:t xml:space="preserve">. In the tree behind it, the generated method lands under the class’s</w:t>
+        <w:t xml:space="preserve">. In the tree behind it, the generated method appears as a child of the</w:t>
       </w:r>
       <w:r>
         <w:t xml:space="preserve"> </w:t>
@@ -5371,6 +5371,22 @@
           <w:iCs/>
           <w:i/>
         </w:rPr>
+        <w:t xml:space="preserve">Row</w:t>
+      </w:r>
+      <w:r>
+        <w:t xml:space="preserve"> </w:t>
+      </w:r>
+      <w:r>
+        <w:t xml:space="preserve">relation item, as a sibling above its</w:t>
+      </w:r>
+      <w:r>
+        <w:t xml:space="preserve"> </w:t>
+      </w:r>
+      <w:r>
+        <w:rPr>
+          <w:iCs/>
+          <w:i/>
+        </w:rPr>
         <w:t xml:space="preserve">Relation methods</w:t>
       </w:r>
       <w:r>
@@ -5761,7 +5777,7 @@
         <w:t xml:space="preserve">Matrix Overview</w:t>
       </w:r>
       <w:r>
-        <w:t xml:space="preserve">, and add the four classes (</w:t>
+        <w:t xml:space="preserve">, and add the five classes (</w:t>
       </w:r>
       <w:r>
         <w:rPr>
@@ -5798,7 +5814,7 @@
       <w:r>
         <w:drawing>
           <wp:inline>
-            <wp:extent cx="5334000" cy="3212933"/>
+            <wp:extent cx="5334000" cy="3170559"/>
             <wp:effectExtent b="0" l="0" r="0" t="0"/>
             <wp:docPr descr="The Matrix Overview class diagram as exported by ClassBuilder (Export SVG). Diamonds mark owned (aggregation) relations; 1/* are the multiplicities." title="" id="60" name="Picture"/>
             <a:graphic>
@@ -5828,7 +5844,7 @@
                   <pic:spPr bwMode="auto">
                     <a:xfrm>
                       <a:off x="0" y="0"/>
-                      <a:ext cx="5334000" cy="3212933"/>
+                      <a:ext cx="5334000" cy="3170559"/>
                     </a:xfrm>
                     <a:prstGeom prst="rect">
                       <a:avLst/>

--- a/docs/manual/ClassBuilder_Manual.docx
+++ b/docs/manual/ClassBuilder_Manual.docx
@@ -3046,7 +3046,7 @@
     </w:p>
     <w:bookmarkEnd w:id="33"/>
     <w:bookmarkEnd w:id="34"/>
-    <w:bookmarkStart w:id="70" w:name="quick-start-the-matrix-model"/>
+    <w:bookmarkStart w:id="76" w:name="quick-start-the-matrix-model"/>
     <w:p>
       <w:pPr>
         <w:pStyle w:val="Heading1"/>
@@ -5738,7 +5738,7 @@
       </w:r>
     </w:p>
     <w:bookmarkEnd w:id="58"/>
-    <w:bookmarkStart w:id="66" w:name="step-7-a-class-diagram"/>
+    <w:bookmarkStart w:id="72" w:name="step-7-a-class-diagram"/>
     <w:p>
       <w:pPr>
         <w:pStyle w:val="Heading2"/>
@@ -5880,7 +5880,7 @@
           <wp:inline>
             <wp:extent cx="5334000" cy="3757996"/>
             <wp:effectExtent b="0" l="0" r="0" t="0"/>
-            <wp:docPr descr="A class-diagram view opens as a dockable window over the shell — dock it, tab it, or float it." title="" id="64" name="Picture"/>
+            <wp:docPr descr="A diagram view opens floating over the shell — this is the initial state of every diagram view." title="" id="64" name="Picture"/>
             <a:graphic>
               <a:graphicData uri="http://schemas.openxmlformats.org/drawingml/2006/picture">
                 <pic:pic>
@@ -5923,11 +5923,163 @@
         <w:pStyle w:val="ImageCaption"/>
       </w:pPr>
       <w:r>
-        <w:t xml:space="preserve">A class-diagram view opens as a dockable window over the shell — dock it, tab it, or float it.</w:t>
-      </w:r>
-    </w:p>
-    <w:bookmarkEnd w:id="66"/>
-    <w:bookmarkStart w:id="67" w:name="step-8-generate-the-source"/>
+        <w:t xml:space="preserve">A diagram view opens</w:t>
+      </w:r>
+      <w:r>
+        <w:t xml:space="preserve"> </w:t>
+      </w:r>
+      <w:r>
+        <w:rPr>
+          <w:bCs/>
+          <w:b/>
+        </w:rPr>
+        <w:t xml:space="preserve">floating</w:t>
+      </w:r>
+      <w:r>
+        <w:t xml:space="preserve"> </w:t>
+      </w:r>
+      <w:r>
+        <w:t xml:space="preserve">over the shell — this is the initial state of every diagram view.</w:t>
+      </w:r>
+    </w:p>
+    <w:p>
+      <w:pPr>
+        <w:pStyle w:val="CaptionedFigure"/>
+      </w:pPr>
+      <w:r>
+        <w:drawing>
+          <wp:inline>
+            <wp:extent cx="5334000" cy="4302439"/>
+            <wp:effectExtent b="0" l="0" r="0" t="0"/>
+            <wp:docPr descr="The same view docked: drag it onto an edge of the main window — here the right edge, giving the usual tree-beside-diagram split; the top and bottom edges split horizontally the same way." title="" id="67" name="Picture"/>
+            <a:graphic>
+              <a:graphicData uri="http://schemas.openxmlformats.org/drawingml/2006/picture">
+                <pic:pic>
+                  <pic:nvPicPr>
+                    <pic:cNvPr descr="images/Docked.png" id="68" name="Picture"/>
+                    <pic:cNvPicPr>
+                      <a:picLocks noChangeArrowheads="1" noChangeAspect="1"/>
+                    </pic:cNvPicPr>
+                  </pic:nvPicPr>
+                  <pic:blipFill>
+                    <a:blip r:embed="rId66"/>
+                    <a:stretch>
+                      <a:fillRect/>
+                    </a:stretch>
+                  </pic:blipFill>
+                  <pic:spPr bwMode="auto">
+                    <a:xfrm>
+                      <a:off x="0" y="0"/>
+                      <a:ext cx="5334000" cy="4302439"/>
+                    </a:xfrm>
+                    <a:prstGeom prst="rect">
+                      <a:avLst/>
+                    </a:prstGeom>
+                    <a:noFill/>
+                    <a:ln w="9525">
+                      <a:noFill/>
+                      <a:headEnd/>
+                      <a:tailEnd/>
+                    </a:ln>
+                  </pic:spPr>
+                </pic:pic>
+              </a:graphicData>
+            </a:graphic>
+          </wp:inline>
+        </w:drawing>
+      </w:r>
+    </w:p>
+    <w:p>
+      <w:pPr>
+        <w:pStyle w:val="ImageCaption"/>
+      </w:pPr>
+      <w:r>
+        <w:t xml:space="preserve">The same view</w:t>
+      </w:r>
+      <w:r>
+        <w:t xml:space="preserve"> </w:t>
+      </w:r>
+      <w:r>
+        <w:rPr>
+          <w:bCs/>
+          <w:b/>
+        </w:rPr>
+        <w:t xml:space="preserve">docked</w:t>
+      </w:r>
+      <w:r>
+        <w:t xml:space="preserve">: drag it onto an edge of the main window — here the right edge, giving the usual tree-beside-diagram split; the top and bottom edges split horizontally the same way.</w:t>
+      </w:r>
+    </w:p>
+    <w:p>
+      <w:pPr>
+        <w:pStyle w:val="CaptionedFigure"/>
+      </w:pPr>
+      <w:r>
+        <w:drawing>
+          <wp:inline>
+            <wp:extent cx="5334000" cy="4302439"/>
+            <wp:effectExtent b="0" l="0" r="0" t="0"/>
+            <wp:docPr descr="Or tabbed: drop it onto the tree’s tab bar and the views share the full window, one tab each." title="" id="70" name="Picture"/>
+            <a:graphic>
+              <a:graphicData uri="http://schemas.openxmlformats.org/drawingml/2006/picture">
+                <pic:pic>
+                  <pic:nvPicPr>
+                    <pic:cNvPr descr="images/Tabbed.png" id="71" name="Picture"/>
+                    <pic:cNvPicPr>
+                      <a:picLocks noChangeArrowheads="1" noChangeAspect="1"/>
+                    </pic:cNvPicPr>
+                  </pic:nvPicPr>
+                  <pic:blipFill>
+                    <a:blip r:embed="rId69"/>
+                    <a:stretch>
+                      <a:fillRect/>
+                    </a:stretch>
+                  </pic:blipFill>
+                  <pic:spPr bwMode="auto">
+                    <a:xfrm>
+                      <a:off x="0" y="0"/>
+                      <a:ext cx="5334000" cy="4302439"/>
+                    </a:xfrm>
+                    <a:prstGeom prst="rect">
+                      <a:avLst/>
+                    </a:prstGeom>
+                    <a:noFill/>
+                    <a:ln w="9525">
+                      <a:noFill/>
+                      <a:headEnd/>
+                      <a:tailEnd/>
+                    </a:ln>
+                  </pic:spPr>
+                </pic:pic>
+              </a:graphicData>
+            </a:graphic>
+          </wp:inline>
+        </w:drawing>
+      </w:r>
+    </w:p>
+    <w:p>
+      <w:pPr>
+        <w:pStyle w:val="ImageCaption"/>
+      </w:pPr>
+      <w:r>
+        <w:t xml:space="preserve">Or</w:t>
+      </w:r>
+      <w:r>
+        <w:t xml:space="preserve"> </w:t>
+      </w:r>
+      <w:r>
+        <w:rPr>
+          <w:bCs/>
+          <w:b/>
+        </w:rPr>
+        <w:t xml:space="preserve">tabbed</w:t>
+      </w:r>
+      <w:r>
+        <w:t xml:space="preserve">: drop it onto the tree’s tab bar and the views share the full window, one tab each.</w:t>
+      </w:r>
+    </w:p>
+    <w:bookmarkEnd w:id="72"/>
+    <w:bookmarkStart w:id="73" w:name="step-8-generate-the-source"/>
     <w:p>
       <w:pPr>
         <w:pStyle w:val="Heading2"/>
@@ -7038,8 +7190,8 @@
         <w:t xml:space="preserve">bodies (chapter 11 lists every editable region).</w:t>
       </w:r>
     </w:p>
-    <w:bookmarkEnd w:id="67"/>
-    <w:bookmarkStart w:id="68" w:name="step-9-compile-and-run"/>
+    <w:bookmarkEnd w:id="73"/>
+    <w:bookmarkStart w:id="74" w:name="step-9-compile-and-run"/>
     <w:p>
       <w:pPr>
         <w:pStyle w:val="Heading2"/>
@@ -8575,8 +8727,8 @@
         <w:t xml:space="preserve">— the loop just continued. The whole surviving structure round-tripped through a compressed binary file. That is the value proposition of ClassBuilder in eleven lines of console output.</w:t>
       </w:r>
     </w:p>
-    <w:bookmarkEnd w:id="68"/>
-    <w:bookmarkStart w:id="69" w:name="step-10-the-round-trip"/>
+    <w:bookmarkEnd w:id="74"/>
+    <w:bookmarkStart w:id="75" w:name="step-10-the-round-trip"/>
     <w:p>
       <w:pPr>
         <w:pStyle w:val="Heading2"/>
@@ -8649,9 +8801,9 @@
         <w:t xml:space="preserve">): the model absorbs your edit. If ClassBuilder itself has the file’s model open when the source changes, it offers the read-back automatically — accept it, or your next Write Source will overwrite the edit. Model ↔ source is a two-way street.</w:t>
       </w:r>
     </w:p>
-    <w:bookmarkEnd w:id="69"/>
-    <w:bookmarkEnd w:id="70"/>
-    <w:bookmarkStart w:id="75" w:name="reference-the-application-shell"/>
+    <w:bookmarkEnd w:id="75"/>
+    <w:bookmarkEnd w:id="76"/>
+    <w:bookmarkStart w:id="84" w:name="reference-the-application-shell"/>
     <w:p>
       <w:pPr>
         <w:pStyle w:val="Heading1"/>
@@ -8660,7 +8812,7 @@
         <w:t xml:space="preserve">Reference: the application shell</w:t>
       </w:r>
     </w:p>
-    <w:bookmarkStart w:id="71" w:name="menus"/>
+    <w:bookmarkStart w:id="77" w:name="menus"/>
     <w:p>
       <w:pPr>
         <w:pStyle w:val="Heading2"/>
@@ -8984,8 +9136,8 @@
         <w:t xml:space="preserve">enlarges the whole application — text, icons, dialogs — independently of the operating system’s display scaling: useful on a monitor whose system scaling you don’t want to change, or when ClassBuilder alone should be bigger. It is a per-machine setting (stored per user, not in the model) and takes effect after a restart — picking a scale offers to restart ClassBuilder right away. Not to be confused with the Zoom items, which magnify only the active diagram canvas.</w:t>
       </w:r>
     </w:p>
-    <w:bookmarkEnd w:id="71"/>
-    <w:bookmarkStart w:id="72" w:name="the-main-toolbar"/>
+    <w:bookmarkEnd w:id="77"/>
+    <w:bookmarkStart w:id="81" w:name="the-main-toolbar"/>
     <w:p>
       <w:pPr>
         <w:pStyle w:val="Heading2"/>
@@ -9296,24 +9448,61 @@
     </w:p>
     <w:p>
       <w:pPr>
-        <w:pStyle w:val="BlockText"/>
-      </w:pPr>
-      <w:r>
-        <w:rPr>
-          <w:bCs/>
-          <w:b/>
-        </w:rPr>
-        <w:t xml:space="preserve">[FIGURE: Main toolbar]</w:t>
-      </w:r>
-      <w:r>
-        <w:t xml:space="preserve"> </w:t>
-      </w:r>
-      <w:r>
-        <w:t xml:space="preserve">— cropped strip of the main window toolbar (New / Open / Save / Read Source / Write Source).</w:t>
-      </w:r>
-    </w:p>
-    <w:bookmarkEnd w:id="72"/>
-    <w:bookmarkStart w:id="73" w:name="docking"/>
+        <w:pStyle w:val="CaptionedFigure"/>
+      </w:pPr>
+      <w:r>
+        <w:drawing>
+          <wp:inline>
+            <wp:extent cx="5307773" cy="497603"/>
+            <wp:effectExtent b="0" l="0" r="0" t="0"/>
+            <wp:docPr descr="The main toolbar: New, Open, Save, then Read Source and Write Source." title="" id="79" name="Picture"/>
+            <a:graphic>
+              <a:graphicData uri="http://schemas.openxmlformats.org/drawingml/2006/picture">
+                <pic:pic>
+                  <pic:nvPicPr>
+                    <pic:cNvPr descr="images/Main_Toolbar.png" id="80" name="Picture"/>
+                    <pic:cNvPicPr>
+                      <a:picLocks noChangeArrowheads="1" noChangeAspect="1"/>
+                    </pic:cNvPicPr>
+                  </pic:nvPicPr>
+                  <pic:blipFill>
+                    <a:blip r:embed="rId78"/>
+                    <a:stretch>
+                      <a:fillRect/>
+                    </a:stretch>
+                  </pic:blipFill>
+                  <pic:spPr bwMode="auto">
+                    <a:xfrm>
+                      <a:off x="0" y="0"/>
+                      <a:ext cx="5307773" cy="497603"/>
+                    </a:xfrm>
+                    <a:prstGeom prst="rect">
+                      <a:avLst/>
+                    </a:prstGeom>
+                    <a:noFill/>
+                    <a:ln w="9525">
+                      <a:noFill/>
+                      <a:headEnd/>
+                      <a:tailEnd/>
+                    </a:ln>
+                  </pic:spPr>
+                </pic:pic>
+              </a:graphicData>
+            </a:graphic>
+          </wp:inline>
+        </w:drawing>
+      </w:r>
+    </w:p>
+    <w:p>
+      <w:pPr>
+        <w:pStyle w:val="ImageCaption"/>
+      </w:pPr>
+      <w:r>
+        <w:t xml:space="preserve">The main toolbar: New, Open, Save, then Read Source and Write Source.</w:t>
+      </w:r>
+    </w:p>
+    <w:bookmarkEnd w:id="81"/>
+    <w:bookmarkStart w:id="82" w:name="docking"/>
     <w:p>
       <w:pPr>
         <w:pStyle w:val="Heading2"/>
@@ -9458,8 +9647,8 @@
         <w:t xml:space="preserve">Closing a model’s tab closes the model (with a save prompt when modified).</w:t>
       </w:r>
     </w:p>
-    <w:bookmarkEnd w:id="73"/>
-    <w:bookmarkStart w:id="74" w:name="platforms-and-keys"/>
+    <w:bookmarkEnd w:id="82"/>
+    <w:bookmarkStart w:id="83" w:name="platforms-and-keys"/>
     <w:p>
       <w:pPr>
         <w:pStyle w:val="Heading2"/>
@@ -9598,9 +9787,9 @@
         <w:t xml:space="preserve">shows Width/Height/X/Y of the shape under the cursor in diagram views.</w:t>
       </w:r>
     </w:p>
-    <w:bookmarkEnd w:id="74"/>
-    <w:bookmarkEnd w:id="75"/>
-    <w:bookmarkStart w:id="82" w:name="reference-the-main-tree-view"/>
+    <w:bookmarkEnd w:id="83"/>
+    <w:bookmarkEnd w:id="84"/>
+    <w:bookmarkStart w:id="94" w:name="reference-the-main-tree-view"/>
     <w:p>
       <w:pPr>
         <w:pStyle w:val="Heading1"/>
@@ -9617,7 +9806,7 @@
         <w:t xml:space="preserve">The tree is the master view of a model: every element of the model, shown in its structure. Several models can be open at the same time — each model’s tree gets its own tab in the main window — and like every other view it can also be split off or floated (chapter 5.3).</w:t>
       </w:r>
     </w:p>
-    <w:bookmarkStart w:id="76" w:name="what-the-tree-shows"/>
+    <w:bookmarkStart w:id="85" w:name="what-the-tree-shows"/>
     <w:p>
       <w:pPr>
         <w:pStyle w:val="Heading2"/>
@@ -9692,8 +9881,8 @@
         <w:t xml:space="preserve">in their own folder — visible but owned by the generator. Every node type has its own icon; with Phase Support on, a phase glyph joins it.</w:t>
       </w:r>
     </w:p>
-    <w:bookmarkEnd w:id="76"/>
-    <w:bookmarkStart w:id="77" w:name="the-tree-toolbar"/>
+    <w:bookmarkEnd w:id="85"/>
+    <w:bookmarkStart w:id="89" w:name="the-tree-toolbar"/>
     <w:p>
       <w:pPr>
         <w:pStyle w:val="Heading2"/>
@@ -10048,7 +10237,7 @@
               <w:jc w:val="left"/>
             </w:pPr>
             <w:r>
-              <w:t xml:space="preserve">Add Argument</w:t>
+              <w:t xml:space="preserve">Add Type</w:t>
             </w:r>
           </w:p>
         </w:tc>
@@ -10063,7 +10252,7 @@
               <w:rPr>
                 <w:rStyle w:val="VerbatimChar"/>
               </w:rPr>
-              <w:t xml:space="preserve">Ctrl+Shift+A</w:t>
+              <w:t xml:space="preserve">Ctrl+Shift+Y</w:t>
             </w:r>
           </w:p>
         </w:tc>
@@ -10075,7 +10264,7 @@
               <w:jc w:val="left"/>
             </w:pPr>
             <w:r>
-              <w:t xml:space="preserve">argument</w:t>
+              <w:t xml:space="preserve">type block</w:t>
             </w:r>
           </w:p>
         </w:tc>
@@ -10171,7 +10360,7 @@
               <w:jc w:val="left"/>
             </w:pPr>
             <w:r>
-              <w:t xml:space="preserve">Add Type</w:t>
+              <w:t xml:space="preserve">Add Argument</w:t>
             </w:r>
           </w:p>
         </w:tc>
@@ -10186,7 +10375,7 @@
               <w:rPr>
                 <w:rStyle w:val="VerbatimChar"/>
               </w:rPr>
-              <w:t xml:space="preserve">Ctrl+Shift+Y</w:t>
+              <w:t xml:space="preserve">Ctrl+Shift+A</w:t>
             </w:r>
           </w:p>
         </w:tc>
@@ -10198,7 +10387,7 @@
               <w:jc w:val="left"/>
             </w:pPr>
             <w:r>
-              <w:t xml:space="preserve">type block</w:t>
+              <w:t xml:space="preserve">argument</w:t>
             </w:r>
           </w:p>
         </w:tc>
@@ -10591,25 +10780,62 @@
     </w:p>
     <w:p>
       <w:pPr>
-        <w:pStyle w:val="BlockText"/>
-      </w:pPr>
-      <w:r>
-        <w:rPr>
-          <w:bCs/>
-          <w:b/>
-        </w:rPr>
-        <w:t xml:space="preserve">[FIGURE: Tree toolbar]</w:t>
-      </w:r>
-      <w:r>
-        <w:t xml:space="preserve"> </w:t>
-      </w:r>
-      <w:r>
-        <w:t xml:space="preserve">— cropped strip of the tree toolbar, wide enough to label each button in the caption.</w:t>
-      </w:r>
-    </w:p>
-    <w:p>
-      <w:pPr>
-        <w:pStyle w:val="FirstParagraph"/>
+        <w:pStyle w:val="CaptionedFigure"/>
+      </w:pPr>
+      <w:r>
+        <w:drawing>
+          <wp:inline>
+            <wp:extent cx="5334000" cy="307193"/>
+            <wp:effectExtent b="0" l="0" r="0" t="0"/>
+            <wp:docPr descr="The tree toolbar, in the order of the table above: the Add buttons, then Delete, Filters, Find/Next, and the per-view Undo/Redo." title="" id="87" name="Picture"/>
+            <a:graphic>
+              <a:graphicData uri="http://schemas.openxmlformats.org/drawingml/2006/picture">
+                <pic:pic>
+                  <pic:nvPicPr>
+                    <pic:cNvPr descr="images/Tree_Toolbar.png" id="88" name="Picture"/>
+                    <pic:cNvPicPr>
+                      <a:picLocks noChangeArrowheads="1" noChangeAspect="1"/>
+                    </pic:cNvPicPr>
+                  </pic:nvPicPr>
+                  <pic:blipFill>
+                    <a:blip r:embed="rId86"/>
+                    <a:stretch>
+                      <a:fillRect/>
+                    </a:stretch>
+                  </pic:blipFill>
+                  <pic:spPr bwMode="auto">
+                    <a:xfrm>
+                      <a:off x="0" y="0"/>
+                      <a:ext cx="5334000" cy="307193"/>
+                    </a:xfrm>
+                    <a:prstGeom prst="rect">
+                      <a:avLst/>
+                    </a:prstGeom>
+                    <a:noFill/>
+                    <a:ln w="9525">
+                      <a:noFill/>
+                      <a:headEnd/>
+                      <a:tailEnd/>
+                    </a:ln>
+                  </pic:spPr>
+                </pic:pic>
+              </a:graphicData>
+            </a:graphic>
+          </wp:inline>
+        </w:drawing>
+      </w:r>
+    </w:p>
+    <w:p>
+      <w:pPr>
+        <w:pStyle w:val="ImageCaption"/>
+      </w:pPr>
+      <w:r>
+        <w:t xml:space="preserve">The tree toolbar, in the order of the table above: the Add buttons, then Delete, Filters, Find/Next, and the per-view Undo/Redo.</w:t>
+      </w:r>
+    </w:p>
+    <w:p>
+      <w:pPr>
+        <w:pStyle w:val="BodyText"/>
       </w:pPr>
       <w:r>
         <w:t xml:space="preserve">The element icons themselves (class, member, method, relation…) encode access as color variants (public/protected/private) and state (inline, empty-body); they are the same icons used in the diagrams, drawn from SVG with the legacy</w:t>
@@ -10630,8 +10856,8 @@
         <w:t xml:space="preserve">set as fallback.</w:t>
       </w:r>
     </w:p>
-    <w:bookmarkEnd w:id="77"/>
-    <w:bookmarkStart w:id="78" w:name="the-context-menu"/>
+    <w:bookmarkEnd w:id="89"/>
+    <w:bookmarkStart w:id="90" w:name="the-context-menu"/>
     <w:p>
       <w:pPr>
         <w:pStyle w:val="Heading2"/>
@@ -11112,8 +11338,8 @@
         <w:t xml:space="preserve">node, with the Add submenu expanded.</w:t>
       </w:r>
     </w:p>
-    <w:bookmarkEnd w:id="78"/>
-    <w:bookmarkStart w:id="79" w:name="filters"/>
+    <w:bookmarkEnd w:id="90"/>
+    <w:bookmarkStart w:id="91" w:name="filters"/>
     <w:p>
       <w:pPr>
         <w:pStyle w:val="Heading2"/>
@@ -11206,8 +11432,8 @@
         <w:t xml:space="preserve">”</w:t>
       </w:r>
     </w:p>
-    <w:bookmarkEnd w:id="79"/>
-    <w:bookmarkStart w:id="80" w:name="delete-multiple"/>
+    <w:bookmarkEnd w:id="91"/>
+    <w:bookmarkStart w:id="92" w:name="delete-multiple"/>
     <w:p>
       <w:pPr>
         <w:pStyle w:val="Heading2"/>
@@ -11296,8 +11522,8 @@
         <w:t xml:space="preserve">”</w:t>
       </w:r>
     </w:p>
-    <w:bookmarkEnd w:id="80"/>
-    <w:bookmarkStart w:id="81" w:name="drag-and-copy-drag"/>
+    <w:bookmarkEnd w:id="92"/>
+    <w:bookmarkStart w:id="93" w:name="drag-and-copy-drag"/>
     <w:p>
       <w:pPr>
         <w:pStyle w:val="Heading2"/>
@@ -11581,9 +11807,9 @@
         <w:t xml:space="preserve">: a class or actor drops as a new lifeline.</w:t>
       </w:r>
     </w:p>
-    <w:bookmarkEnd w:id="81"/>
-    <w:bookmarkEnd w:id="82"/>
-    <w:bookmarkStart w:id="96" w:name="reference-class-diagrams"/>
+    <w:bookmarkEnd w:id="93"/>
+    <w:bookmarkEnd w:id="94"/>
+    <w:bookmarkStart w:id="108" w:name="reference-class-diagrams"/>
     <w:p>
       <w:pPr>
         <w:pStyle w:val="Heading1"/>
@@ -11650,7 +11876,7 @@
         <w:t xml:space="preserve">”</w:t>
       </w:r>
     </w:p>
-    <w:bookmarkStart w:id="83" w:name="reading-the-diagram"/>
+    <w:bookmarkStart w:id="95" w:name="reading-the-diagram"/>
     <w:p>
       <w:pPr>
         <w:pStyle w:val="Heading2"/>
@@ -11877,8 +12103,8 @@
         <w:t xml:space="preserve">: free-text boxes, attachable by connection points to other shapes.</w:t>
       </w:r>
     </w:p>
-    <w:bookmarkEnd w:id="83"/>
-    <w:bookmarkStart w:id="84" w:name="selection"/>
+    <w:bookmarkEnd w:id="95"/>
+    <w:bookmarkStart w:id="96" w:name="selection"/>
     <w:p>
       <w:pPr>
         <w:pStyle w:val="Heading2"/>
@@ -12115,8 +12341,8 @@
         <w:t xml:space="preserve">A right-click on an unselected shape selects it first, then opens the context menu.</w:t>
       </w:r>
     </w:p>
-    <w:bookmarkEnd w:id="84"/>
-    <w:bookmarkStart w:id="85" w:name="moving-and-resizing"/>
+    <w:bookmarkEnd w:id="96"/>
+    <w:bookmarkStart w:id="97" w:name="moving-and-resizing"/>
     <w:p>
       <w:pPr>
         <w:pStyle w:val="Heading2"/>
@@ -12195,8 +12421,8 @@
         <w:t xml:space="preserve">off (re-enable via the context menu).</w:t>
       </w:r>
     </w:p>
-    <w:bookmarkEnd w:id="85"/>
-    <w:bookmarkStart w:id="86" w:name="editing-connection-routing"/>
+    <w:bookmarkEnd w:id="97"/>
+    <w:bookmarkStart w:id="98" w:name="editing-connection-routing"/>
     <w:p>
       <w:pPr>
         <w:pStyle w:val="Heading2"/>
@@ -12371,8 +12597,8 @@
         <w:t xml:space="preserve">(relation role names and multiplicities, dependency name/stereotype) are draggable on a selected connection (four-arrow cursor, snaps to the grid). Once moved, a label stays where you put it.</w:t>
       </w:r>
     </w:p>
-    <w:bookmarkEnd w:id="86"/>
-    <w:bookmarkStart w:id="87" w:name="members-and-methods-inside-the-box"/>
+    <w:bookmarkEnd w:id="98"/>
+    <w:bookmarkStart w:id="99" w:name="members-and-methods-inside-the-box"/>
     <w:p>
       <w:pPr>
         <w:pStyle w:val="Heading2"/>
@@ -12440,8 +12666,8 @@
         <w:t xml:space="preserve">Arrow keys walk the rows of a class (header ↔ members ↔ methods).</w:t>
       </w:r>
     </w:p>
-    <w:bookmarkEnd w:id="87"/>
-    <w:bookmarkStart w:id="88" w:name="notes-and-their-connection-points"/>
+    <w:bookmarkEnd w:id="99"/>
+    <w:bookmarkStart w:id="100" w:name="notes-and-their-connection-points"/>
     <w:p>
       <w:pPr>
         <w:pStyle w:val="Heading2"/>
@@ -12542,8 +12768,8 @@
         <w:t xml:space="preserve">While dragging, a dashed line plus a small square marker previews the geometry.</w:t>
       </w:r>
     </w:p>
-    <w:bookmarkEnd w:id="88"/>
-    <w:bookmarkStart w:id="89" w:name="creating-elements-on-the-canvas"/>
+    <w:bookmarkEnd w:id="100"/>
+    <w:bookmarkStart w:id="101" w:name="creating-elements-on-the-canvas"/>
     <w:p>
       <w:pPr>
         <w:pStyle w:val="Heading2"/>
@@ -12964,8 +13190,8 @@
         <w:t xml:space="preserve">.</w:t>
       </w:r>
     </w:p>
-    <w:bookmarkEnd w:id="89"/>
-    <w:bookmarkStart w:id="90" w:name="align"/>
+    <w:bookmarkEnd w:id="101"/>
+    <w:bookmarkStart w:id="102" w:name="align"/>
     <w:p>
       <w:pPr>
         <w:pStyle w:val="Heading2"/>
@@ -13060,8 +13286,8 @@
         <w:t xml:space="preserve">(≥ 2 classes) auto-lays-out the whole diagram instead.</w:t>
       </w:r>
     </w:p>
-    <w:bookmarkEnd w:id="90"/>
-    <w:bookmarkStart w:id="91" w:name="hiding-per-shape-toggles-colors"/>
+    <w:bookmarkEnd w:id="102"/>
+    <w:bookmarkStart w:id="103" w:name="hiding-per-shape-toggles-colors"/>
     <w:p>
       <w:pPr>
         <w:pStyle w:val="Heading2"/>
@@ -13219,8 +13445,8 @@
         <w:t xml:space="preserve">— class line/text, member text, method text, relation line/critical-relation line/text, inherit line, diagram-only line/text, dependency line/text, note line/text. Each opens a color picker seeded with the current value; the change applies to every diagram of the model (and is undoable).</w:t>
       </w:r>
     </w:p>
-    <w:bookmarkEnd w:id="91"/>
-    <w:bookmarkStart w:id="92" w:name="zoom-and-pan"/>
+    <w:bookmarkEnd w:id="103"/>
+    <w:bookmarkStart w:id="104" w:name="zoom-and-pan"/>
     <w:p>
       <w:pPr>
         <w:pStyle w:val="Heading2"/>
@@ -13480,8 +13706,8 @@
         <w:t xml:space="preserve">Zoom ranges from 0.1× to 32×; the status bar’s X/Y fields track the model coordinates under the cursor.</w:t>
       </w:r>
     </w:p>
-    <w:bookmarkEnd w:id="92"/>
-    <w:bookmarkStart w:id="93" w:name="the-cd-toolbar"/>
+    <w:bookmarkEnd w:id="104"/>
+    <w:bookmarkStart w:id="105" w:name="the-cd-toolbar"/>
     <w:p>
       <w:pPr>
         <w:pStyle w:val="Heading2"/>
@@ -13693,8 +13919,8 @@
         <w:t xml:space="preserve">— cropped strip of the CD toolbar in the order above.</w:t>
       </w:r>
     </w:p>
-    <w:bookmarkEnd w:id="93"/>
-    <w:bookmarkStart w:id="94" w:name="the-cd-context-menu"/>
+    <w:bookmarkEnd w:id="105"/>
+    <w:bookmarkStart w:id="106" w:name="the-cd-context-menu"/>
     <w:p>
       <w:pPr>
         <w:pStyle w:val="Heading2"/>
@@ -14035,8 +14261,8 @@
         <w:t xml:space="preserve">— the context menu open on a selected class shape, with the Add submenu expanded.</w:t>
       </w:r>
     </w:p>
-    <w:bookmarkEnd w:id="94"/>
-    <w:bookmarkStart w:id="95" w:name="canvas-keys"/>
+    <w:bookmarkEnd w:id="106"/>
+    <w:bookmarkStart w:id="107" w:name="canvas-keys"/>
     <w:p>
       <w:pPr>
         <w:pStyle w:val="Heading2"/>
@@ -14355,9 +14581,9 @@
         </w:tc>
       </w:tr>
     </w:tbl>
-    <w:bookmarkEnd w:id="95"/>
-    <w:bookmarkEnd w:id="96"/>
-    <w:bookmarkStart w:id="113" w:name="reference-sequence-diagrams"/>
+    <w:bookmarkEnd w:id="107"/>
+    <w:bookmarkEnd w:id="108"/>
+    <w:bookmarkStart w:id="125" w:name="reference-sequence-diagrams"/>
     <w:p>
       <w:pPr>
         <w:pStyle w:val="Heading1"/>
@@ -14443,18 +14669,18 @@
           <wp:inline>
             <wp:extent cx="5334000" cy="3429000"/>
             <wp:effectExtent b="0" l="0" r="0" t="0"/>
-            <wp:docPr descr="A sequence-diagram view in the shell — its own toolbar (delete, undo/redo, zoom, export SVG) at the top; diagram views dock, tab and float exactly like the trees." title="" id="98" name="Picture"/>
+            <wp:docPr descr="A sequence-diagram view in the shell — its own toolbar (delete, undo/redo, zoom, export SVG) at the top; diagram views dock, tab and float exactly like the trees." title="" id="110" name="Picture"/>
             <a:graphic>
               <a:graphicData uri="http://schemas.openxmlformats.org/drawingml/2006/picture">
                 <pic:pic>
                   <pic:nvPicPr>
-                    <pic:cNvPr descr="images/sd-view.png" id="99" name="Picture"/>
+                    <pic:cNvPr descr="images/sd-view.png" id="111" name="Picture"/>
                     <pic:cNvPicPr>
                       <a:picLocks noChangeArrowheads="1" noChangeAspect="1"/>
                     </pic:cNvPicPr>
                   </pic:nvPicPr>
                   <pic:blipFill>
-                    <a:blip r:embed="rId97"/>
+                    <a:blip r:embed="rId109"/>
                     <a:stretch>
                       <a:fillRect/>
                     </a:stretch>
@@ -14498,24 +14724,24 @@
           <wp:inline>
             <wp:extent cx="5334000" cy="7544589"/>
             <wp:effectExtent b="0" l="0" r="0" t="0"/>
-            <wp:docPr descr="The “Creating a Matrix” sequence diagram (SVG export, generated with add_call_trace): a User triggers Matrix(rows, columns), which constructs the Columns and Rows." title="" id="101" name="Picture"/>
+            <wp:docPr descr="The “Creating a Matrix” sequence diagram (SVG export, generated with add_call_trace): a User triggers Matrix(rows, columns), which constructs the Columns and Rows." title="" id="113" name="Picture"/>
             <a:graphic>
               <a:graphicData uri="http://schemas.openxmlformats.org/drawingml/2006/picture">
                 <pic:pic>
                   <pic:nvPicPr>
-                    <pic:cNvPr descr="images/sd-create.svg" id="102" name="Picture"/>
+                    <pic:cNvPr descr="images/sd-create.svg" id="114" name="Picture"/>
                     <pic:cNvPicPr>
                       <a:picLocks noChangeArrowheads="1" noChangeAspect="1"/>
                     </pic:cNvPicPr>
                   </pic:nvPicPr>
                   <pic:blipFill>
-                    <a:blip r:embed="rId103">
+                    <a:blip r:embed="rId115">
                       <a:extLst>
                         <a:ext uri="{28A0092B-C50C-407E-A947-70E740481C1C}">
                           <a14:useLocalDpi xmlns:a14="http://schemas.microsoft.com/office/drawing/2010/main" val="0"/>
                         </a:ext>
                         <a:ext uri="{96DAC541-7B7A-43D3-8B79-37D633B846F1}">
-                          <asvg:svgBlip xmlns:asvg="http://schemas.microsoft.com/office/drawing/2016/SVG/main" r:embed="rId100"/>
+                          <asvg:svgBlip xmlns:asvg="http://schemas.microsoft.com/office/drawing/2016/SVG/main" r:embed="rId112"/>
                         </a:ext>
                       </a:extLst>
                     </a:blip>
@@ -14571,7 +14797,7 @@
         <w:t xml:space="preserve">sequence diagram (SVG export, generated with add_call_trace): a User triggers Matrix(rows, columns), which constructs the Columns and Rows.</w:t>
       </w:r>
     </w:p>
-    <w:bookmarkStart w:id="104" w:name="building-one"/>
+    <w:bookmarkStart w:id="116" w:name="building-one"/>
     <w:p>
       <w:pPr>
         <w:pStyle w:val="Heading2"/>
@@ -14746,8 +14972,8 @@
         <w:t xml:space="preserve">Notes: free boxes with attach-lines — see below.</w:t>
       </w:r>
     </w:p>
-    <w:bookmarkEnd w:id="104"/>
-    <w:bookmarkStart w:id="105" w:name="what-moves-and-how"/>
+    <w:bookmarkEnd w:id="116"/>
+    <w:bookmarkStart w:id="117" w:name="what-moves-and-how"/>
     <w:p>
       <w:pPr>
         <w:pStyle w:val="Heading2"/>
@@ -15180,8 +15406,8 @@
         <w:t xml:space="preserve">: purely positional, so a point lying on a lifeline or signal travels with it. Dragging a corner point outward spawns a new joint; dragging a point back into the note deletes it. On release, a point near a signal arrow snaps vertically onto it — the line then tracks that signal.</w:t>
       </w:r>
     </w:p>
-    <w:bookmarkEnd w:id="105"/>
-    <w:bookmarkStart w:id="106" w:name="keeping-it-readable"/>
+    <w:bookmarkEnd w:id="117"/>
+    <w:bookmarkStart w:id="118" w:name="keeping-it-readable"/>
     <w:p>
       <w:pPr>
         <w:pStyle w:val="Heading2"/>
@@ -15281,8 +15507,8 @@
         <w:t xml:space="preserve">replaces a selected group of nested activations with a summarizing note — good for hiding boilerplate sub-calls.</w:t>
       </w:r>
     </w:p>
-    <w:bookmarkEnd w:id="106"/>
-    <w:bookmarkStart w:id="107" w:name="toolbar-colors-zoom"/>
+    <w:bookmarkEnd w:id="118"/>
+    <w:bookmarkStart w:id="119" w:name="toolbar-colors-zoom"/>
     <w:p>
       <w:pPr>
         <w:pStyle w:val="Heading2"/>
@@ -15440,8 +15666,8 @@
         <w:t xml:space="preserve">, Fit via toolbar or double-click on empty space, pan with plain scroll / middle-drag / scrollbars, pinch on trackpads).</w:t>
       </w:r>
     </w:p>
-    <w:bookmarkEnd w:id="107"/>
-    <w:bookmarkStart w:id="112" w:name="canvas-keys-1"/>
+    <w:bookmarkEnd w:id="119"/>
+    <w:bookmarkStart w:id="124" w:name="canvas-keys-1"/>
     <w:p>
       <w:pPr>
         <w:pStyle w:val="Heading2"/>
@@ -15841,24 +16067,24 @@
           <wp:inline>
             <wp:extent cx="5334000" cy="7544589"/>
             <wp:effectExtent b="0" l="0" r="0" t="0"/>
-            <wp:docPr descr="A pipe-generated call trace of the Matrix constructor (“Matrix constructor walkthrough”)." title="" id="109" name="Picture"/>
+            <wp:docPr descr="A pipe-generated call trace of the Matrix constructor (“Matrix constructor walkthrough”)." title="" id="121" name="Picture"/>
             <a:graphic>
               <a:graphicData uri="http://schemas.openxmlformats.org/drawingml/2006/picture">
                 <pic:pic>
                   <pic:nvPicPr>
-                    <pic:cNvPr descr="images/sd-ctor-walkthrough.svg" id="110" name="Picture"/>
+                    <pic:cNvPr descr="images/sd-ctor-walkthrough.svg" id="122" name="Picture"/>
                     <pic:cNvPicPr>
                       <a:picLocks noChangeArrowheads="1" noChangeAspect="1"/>
                     </pic:cNvPicPr>
                   </pic:nvPicPr>
                   <pic:blipFill>
-                    <a:blip r:embed="rId111">
+                    <a:blip r:embed="rId123">
                       <a:extLst>
                         <a:ext uri="{28A0092B-C50C-407E-A947-70E740481C1C}">
                           <a14:useLocalDpi xmlns:a14="http://schemas.microsoft.com/office/drawing/2010/main" val="0"/>
                         </a:ext>
                         <a:ext uri="{96DAC541-7B7A-43D3-8B79-37D633B846F1}">
-                          <asvg:svgBlip xmlns:asvg="http://schemas.microsoft.com/office/drawing/2016/SVG/main" r:embed="rId108"/>
+                          <asvg:svgBlip xmlns:asvg="http://schemas.microsoft.com/office/drawing/2016/SVG/main" r:embed="rId120"/>
                         </a:ext>
                       </a:extLst>
                     </a:blip>
@@ -15908,9 +16134,9 @@
         <w:t xml:space="preserve">).</w:t>
       </w:r>
     </w:p>
-    <w:bookmarkEnd w:id="112"/>
-    <w:bookmarkEnd w:id="113"/>
-    <w:bookmarkStart w:id="146" w:name="reference-dialogs"/>
+    <w:bookmarkEnd w:id="124"/>
+    <w:bookmarkEnd w:id="125"/>
+    <w:bookmarkStart w:id="158" w:name="reference-dialogs"/>
     <w:p>
       <w:pPr>
         <w:pStyle w:val="Heading1"/>
@@ -16075,7 +16301,7 @@
         <w:t xml:space="preserve">One screenshot per dialog in this chapter, captured on Windows at 100% scale with realistic content from the Matrix model. Captions are given per dialog below.</w:t>
       </w:r>
     </w:p>
-    <w:bookmarkStart w:id="114" w:name="class"/>
+    <w:bookmarkStart w:id="126" w:name="class"/>
     <w:p>
       <w:pPr>
         <w:pStyle w:val="Heading2"/>
@@ -16290,8 +16516,8 @@
         <w:t xml:space="preserve">the checkbox disables when switching would break the model — most importantly, a class with a Serialize-on subclass cannot turn Serialize off.</w:t>
       </w:r>
     </w:p>
-    <w:bookmarkEnd w:id="114"/>
-    <w:bookmarkStart w:id="115" w:name="external-class"/>
+    <w:bookmarkEnd w:id="126"/>
+    <w:bookmarkStart w:id="127" w:name="external-class"/>
     <w:p>
       <w:pPr>
         <w:pStyle w:val="Heading2"/>
@@ -16370,8 +16596,8 @@
         <w:t xml:space="preserve">(for types that must not be forward-declared, e.g. typedefs), member prefix (used when generated code calls its getters/setters).</w:t>
       </w:r>
     </w:p>
-    <w:bookmarkEnd w:id="115"/>
-    <w:bookmarkStart w:id="116" w:name="member"/>
+    <w:bookmarkEnd w:id="127"/>
+    <w:bookmarkStart w:id="128" w:name="member"/>
     <w:p>
       <w:pPr>
         <w:pStyle w:val="Heading2"/>
@@ -16656,8 +16882,8 @@
         <w:t xml:space="preserve">— changing a key must never be a plain assignment. See chapter 12.7 for the generated code.</w:t>
       </w:r>
     </w:p>
-    <w:bookmarkEnd w:id="116"/>
-    <w:bookmarkStart w:id="117" w:name="method"/>
+    <w:bookmarkEnd w:id="128"/>
+    <w:bookmarkStart w:id="129" w:name="method"/>
     <w:p>
       <w:pPr>
         <w:pStyle w:val="Heading2"/>
@@ -16988,8 +17214,8 @@
         <w:t xml:space="preserve">”</w:t>
       </w:r>
     </w:p>
-    <w:bookmarkEnd w:id="117"/>
-    <w:bookmarkStart w:id="118" w:name="constructor-destructor"/>
+    <w:bookmarkEnd w:id="129"/>
+    <w:bookmarkStart w:id="130" w:name="constructor-destructor"/>
     <w:p>
       <w:pPr>
         <w:pStyle w:val="Heading2"/>
@@ -17148,8 +17374,8 @@
         <w:t xml:space="preserve">). If you edit an initializer by hand in the constructor dialog, your text wins until the next structural change re-derives that entry.</w:t>
       </w:r>
     </w:p>
-    <w:bookmarkEnd w:id="118"/>
-    <w:bookmarkStart w:id="119" w:name="exception-specification"/>
+    <w:bookmarkEnd w:id="130"/>
+    <w:bookmarkStart w:id="131" w:name="exception-specification"/>
     <w:p>
       <w:pPr>
         <w:pStyle w:val="Heading2"/>
@@ -17280,8 +17506,8 @@
         <w:t xml:space="preserve">clause.</w:t>
       </w:r>
     </w:p>
-    <w:bookmarkEnd w:id="119"/>
-    <w:bookmarkStart w:id="120" w:name="argument"/>
+    <w:bookmarkEnd w:id="131"/>
+    <w:bookmarkStart w:id="132" w:name="argument"/>
     <w:p>
       <w:pPr>
         <w:pStyle w:val="Heading2"/>
@@ -17344,8 +17570,8 @@
         <w:t xml:space="preserve">, note. Reorder arguments by drag in the tree.</w:t>
       </w:r>
     </w:p>
-    <w:bookmarkEnd w:id="120"/>
-    <w:bookmarkStart w:id="121" w:name="inheritance"/>
+    <w:bookmarkEnd w:id="132"/>
+    <w:bookmarkStart w:id="133" w:name="inheritance"/>
     <w:p>
       <w:pPr>
         <w:pStyle w:val="Heading2"/>
@@ -17483,8 +17709,8 @@
         <w:t xml:space="preserve">browser.</w:t>
       </w:r>
     </w:p>
-    <w:bookmarkEnd w:id="121"/>
-    <w:bookmarkStart w:id="122" w:name="relation"/>
+    <w:bookmarkEnd w:id="133"/>
+    <w:bookmarkStart w:id="134" w:name="relation"/>
     <w:p>
       <w:pPr>
         <w:pStyle w:val="Heading2"/>
@@ -17948,8 +18174,8 @@
         <w:t xml:space="preserve">(chapter 12.7).</w:t>
       </w:r>
     </w:p>
-    <w:bookmarkEnd w:id="122"/>
-    <w:bookmarkStart w:id="123" w:name="find-method-on-a-relation"/>
+    <w:bookmarkEnd w:id="134"/>
+    <w:bookmarkStart w:id="135" w:name="find-method-on-a-relation"/>
     <w:p>
       <w:pPr>
         <w:pStyle w:val="Heading2"/>
@@ -18095,8 +18321,8 @@
         <w:t xml:space="preserve">is generated instead — callers are identical either way.</w:t>
       </w:r>
     </w:p>
-    <w:bookmarkEnd w:id="123"/>
-    <w:bookmarkStart w:id="124" w:name="dependency"/>
+    <w:bookmarkEnd w:id="135"/>
+    <w:bookmarkStart w:id="136" w:name="dependency"/>
     <w:p>
       <w:pPr>
         <w:pStyle w:val="Heading2"/>
@@ -18216,8 +18442,8 @@
         <w:t xml:space="preserve">. A dependency is modeled — it affects the include/forward-declaration emission for the client — but adds no members or relation code.</w:t>
       </w:r>
     </w:p>
-    <w:bookmarkEnd w:id="124"/>
-    <w:bookmarkStart w:id="125" w:name="relation-diagram-only"/>
+    <w:bookmarkEnd w:id="136"/>
+    <w:bookmarkStart w:id="137" w:name="relation-diagram-only"/>
     <w:p>
       <w:pPr>
         <w:pStyle w:val="Heading2"/>
@@ -18344,8 +18570,8 @@
         <w:t xml:space="preserve">than modeled relations (e.g. Composition).</w:t>
       </w:r>
     </w:p>
-    <w:bookmarkEnd w:id="125"/>
-    <w:bookmarkStart w:id="126" w:name="type"/>
+    <w:bookmarkEnd w:id="137"/>
+    <w:bookmarkStart w:id="138" w:name="type"/>
     <w:p>
       <w:pPr>
         <w:pStyle w:val="Heading2"/>
@@ -18473,8 +18699,8 @@
         <w:t xml:space="preserve">C++ text that gets emitted into the master include.</w:t>
       </w:r>
     </w:p>
-    <w:bookmarkEnd w:id="126"/>
-    <w:bookmarkStart w:id="127" w:name="group-meta-group"/>
+    <w:bookmarkEnd w:id="138"/>
+    <w:bookmarkStart w:id="139" w:name="group-meta-group"/>
     <w:p>
       <w:pPr>
         <w:pStyle w:val="Heading2"/>
@@ -18524,8 +18750,8 @@
         <w:t xml:space="preserve">Name + note. (MemberAndMethodGroups — in-class folders — are created from the class context menu.)</w:t>
       </w:r>
     </w:p>
-    <w:bookmarkEnd w:id="127"/>
-    <w:bookmarkStart w:id="128" w:name="context-define-and-assign"/>
+    <w:bookmarkEnd w:id="139"/>
+    <w:bookmarkStart w:id="140" w:name="context-define-and-assign"/>
     <w:p>
       <w:pPr>
         <w:pStyle w:val="Heading2"/>
@@ -18799,8 +19025,8 @@
         <w:t xml:space="preserve">”</w:t>
       </w:r>
     </w:p>
-    <w:bookmarkEnd w:id="128"/>
-    <w:bookmarkStart w:id="129" w:name="actor"/>
+    <w:bookmarkEnd w:id="140"/>
+    <w:bookmarkStart w:id="141" w:name="actor"/>
     <w:p>
       <w:pPr>
         <w:pStyle w:val="Heading2"/>
@@ -18865,8 +19091,8 @@
         <w:t xml:space="preserve">and go on sequence diagrams as stick figures.</w:t>
       </w:r>
     </w:p>
-    <w:bookmarkEnd w:id="129"/>
-    <w:bookmarkStart w:id="130" w:name="class-diagram"/>
+    <w:bookmarkEnd w:id="141"/>
+    <w:bookmarkStart w:id="142" w:name="class-diagram"/>
     <w:p>
       <w:pPr>
         <w:pStyle w:val="Heading2"/>
@@ -18932,8 +19158,8 @@
         <w:t xml:space="preserve">matrix: which member/method access levels are automatically shown when a class is placed on this diagram (private/protected/public members and methods, plus Get/Set methods).</w:t>
       </w:r>
     </w:p>
-    <w:bookmarkEnd w:id="130"/>
-    <w:bookmarkStart w:id="131" w:name="sequence-diagram"/>
+    <w:bookmarkEnd w:id="142"/>
+    <w:bookmarkStart w:id="143" w:name="sequence-diagram"/>
     <w:p>
       <w:pPr>
         <w:pStyle w:val="Heading2"/>
@@ -19087,8 +19313,8 @@
         <w:t xml:space="preserve">options (argument types, argument names, scope). Per-message overrides exist on each signal’s own dialog.</w:t>
       </w:r>
     </w:p>
-    <w:bookmarkEnd w:id="131"/>
-    <w:bookmarkStart w:id="132" w:name="select-classes"/>
+    <w:bookmarkEnd w:id="143"/>
+    <w:bookmarkStart w:id="144" w:name="select-classes"/>
     <w:p>
       <w:pPr>
         <w:pStyle w:val="Heading2"/>
@@ -19151,8 +19377,8 @@
         <w:t xml:space="preserve">afterwards).</w:t>
       </w:r>
     </w:p>
-    <w:bookmarkEnd w:id="132"/>
-    <w:bookmarkStart w:id="133" w:name="class-shape"/>
+    <w:bookmarkEnd w:id="144"/>
+    <w:bookmarkStart w:id="145" w:name="class-shape"/>
     <w:p>
       <w:pPr>
         <w:pStyle w:val="Heading2"/>
@@ -19265,8 +19491,8 @@
         <w:t xml:space="preserve">shape. The same class can show different features on different diagrams.</w:t>
       </w:r>
     </w:p>
-    <w:bookmarkEnd w:id="133"/>
-    <w:bookmarkStart w:id="134" w:name="select-members-methods"/>
+    <w:bookmarkEnd w:id="145"/>
+    <w:bookmarkStart w:id="146" w:name="select-members-methods"/>
     <w:p>
       <w:pPr>
         <w:pStyle w:val="Heading2"/>
@@ -19317,8 +19543,8 @@
         <w:t xml:space="preserve">on a class shape (within what the diagram’s access-level flags allow). Checkbox lists per section, with Select All / Unselect All. Diagram-wide or per-class, depending on where it was opened.</w:t>
       </w:r>
     </w:p>
-    <w:bookmarkEnd w:id="134"/>
-    <w:bookmarkStart w:id="135" w:name="reorder-members-methods"/>
+    <w:bookmarkEnd w:id="146"/>
+    <w:bookmarkStart w:id="147" w:name="reorder-members-methods"/>
     <w:p>
       <w:pPr>
         <w:pStyle w:val="Heading2"/>
@@ -19366,8 +19592,8 @@
         <w:t xml:space="preserve">: it changes declaration order in the generated file.</w:t>
       </w:r>
     </w:p>
-    <w:bookmarkEnd w:id="135"/>
-    <w:bookmarkStart w:id="136" w:name="signal-message"/>
+    <w:bookmarkEnd w:id="147"/>
+    <w:bookmarkStart w:id="148" w:name="signal-message"/>
     <w:p>
       <w:pPr>
         <w:pStyle w:val="Heading2"/>
@@ -19444,8 +19670,8 @@
         <w:t xml:space="preserve">), return text + show-return-arrow, async flag, per-message argument/scope display, note.</w:t>
       </w:r>
     </w:p>
-    <w:bookmarkEnd w:id="136"/>
-    <w:bookmarkStart w:id="137" w:name="lifeline-note-dialogs"/>
+    <w:bookmarkEnd w:id="148"/>
+    <w:bookmarkStart w:id="149" w:name="lifeline-note-dialogs"/>
     <w:p>
       <w:pPr>
         <w:pStyle w:val="Heading2"/>
@@ -19514,8 +19740,8 @@
         <w:t xml:space="preserve">(apply the size everywhere).</w:t>
       </w:r>
     </w:p>
-    <w:bookmarkEnd w:id="137"/>
-    <w:bookmarkStart w:id="138" w:name="Xb9470c6e63f702dcde05f89c7607c45c6bcf312"/>
+    <w:bookmarkEnd w:id="149"/>
+    <w:bookmarkStart w:id="150" w:name="Xb9470c6e63f702dcde05f89c7607c45c6bcf312"/>
     <w:p>
       <w:pPr>
         <w:pStyle w:val="Heading2"/>
@@ -19947,8 +20173,8 @@
         <w:t xml:space="preserve">(the TODO line seeded into new method bodies); Method Name List / Similar Lines List (name suggestions and the similar-lines tool’s pattern list).</w:t>
       </w:r>
     </w:p>
-    <w:bookmarkEnd w:id="138"/>
-    <w:bookmarkStart w:id="139" w:name="add-serialization-to-project"/>
+    <w:bookmarkEnd w:id="150"/>
+    <w:bookmarkStart w:id="151" w:name="add-serialization-to-project"/>
     <w:p>
       <w:pPr>
         <w:pStyle w:val="Heading2"/>
@@ -20026,8 +20252,8 @@
         <w:t xml:space="preserve">machinery (chapter 13.1). One-way — once a model has Serialize, it keeps it.</w:t>
       </w:r>
     </w:p>
-    <w:bookmarkEnd w:id="139"/>
-    <w:bookmarkStart w:id="140" w:name="find"/>
+    <w:bookmarkEnd w:id="151"/>
+    <w:bookmarkStart w:id="152" w:name="find"/>
     <w:p>
       <w:pPr>
         <w:pStyle w:val="Heading2"/>
@@ -20098,8 +20324,8 @@
         <w:t xml:space="preserve">repeats.</w:t>
       </w:r>
     </w:p>
-    <w:bookmarkEnd w:id="140"/>
-    <w:bookmarkStart w:id="141" w:name="read-source"/>
+    <w:bookmarkEnd w:id="152"/>
+    <w:bookmarkStart w:id="153" w:name="read-source"/>
     <w:p>
       <w:pPr>
         <w:pStyle w:val="Heading2"/>
@@ -20178,8 +20404,8 @@
         <w:t xml:space="preserve">.</w:t>
       </w:r>
     </w:p>
-    <w:bookmarkEnd w:id="141"/>
-    <w:bookmarkStart w:id="142" w:name="save-source"/>
+    <w:bookmarkEnd w:id="153"/>
+    <w:bookmarkStart w:id="154" w:name="save-source"/>
     <w:p>
       <w:pPr>
         <w:pStyle w:val="Heading2"/>
@@ -20305,8 +20531,8 @@
         <w:t xml:space="preserve">block in the header comment). That is where the author initials next to each change line in generated headers come from.</w:t>
       </w:r>
     </w:p>
-    <w:bookmarkEnd w:id="142"/>
-    <w:bookmarkStart w:id="143" w:name="virtual-methods-isclass-methods"/>
+    <w:bookmarkEnd w:id="154"/>
+    <w:bookmarkStart w:id="155" w:name="virtual-methods-isclass-methods"/>
     <w:p>
       <w:pPr>
         <w:pStyle w:val="Heading2"/>
@@ -20413,8 +20639,8 @@
         <w:t xml:space="preserve">, returning a boolean truth value).</w:t>
       </w:r>
     </w:p>
-    <w:bookmarkEnd w:id="143"/>
-    <w:bookmarkStart w:id="144" w:name="user-sections-code-dialogs"/>
+    <w:bookmarkEnd w:id="155"/>
+    <w:bookmarkStart w:id="156" w:name="user-sections-code-dialogs"/>
     <w:p>
       <w:pPr>
         <w:pStyle w:val="Heading2"/>
@@ -20504,8 +20730,8 @@
         <w:t xml:space="preserve">marker bands above and below your text.</w:t>
       </w:r>
     </w:p>
-    <w:bookmarkEnd w:id="144"/>
-    <w:bookmarkStart w:id="145" w:name="code-editing-helper-wizards"/>
+    <w:bookmarkEnd w:id="156"/>
+    <w:bookmarkStart w:id="157" w:name="code-editing-helper-wizards"/>
     <w:p>
       <w:pPr>
         <w:pStyle w:val="Heading2"/>
@@ -20802,9 +21028,9 @@
         <w:t xml:space="preserve">— the member-method wrapper picker.</w:t>
       </w:r>
     </w:p>
-    <w:bookmarkEnd w:id="145"/>
-    <w:bookmarkEnd w:id="146"/>
-    <w:bookmarkStart w:id="150" w:name="reference-the-code-editor"/>
+    <w:bookmarkEnd w:id="157"/>
+    <w:bookmarkEnd w:id="158"/>
+    <w:bookmarkStart w:id="162" w:name="reference-the-code-editor"/>
     <w:p>
       <w:pPr>
         <w:pStyle w:val="Heading1"/>
@@ -20821,7 +21047,7 @@
         <w:t xml:space="preserve">Method bodies, constructor/destructor bodies and the user sections are edited in ClassBuilder’s built-in code editor (a fixed-pitch C++ editor; Consolas 11 pt on Windows).</w:t>
       </w:r>
     </w:p>
-    <w:bookmarkStart w:id="147" w:name="editing-behavior"/>
+    <w:bookmarkStart w:id="159" w:name="editing-behavior"/>
     <w:p>
       <w:pPr>
         <w:pStyle w:val="Heading2"/>
@@ -21023,8 +21249,8 @@
         <w:t xml:space="preserve">No line wrapping; long lines scroll.</w:t>
       </w:r>
     </w:p>
-    <w:bookmarkEnd w:id="147"/>
-    <w:bookmarkStart w:id="148" w:name="code-insertion"/>
+    <w:bookmarkEnd w:id="159"/>
+    <w:bookmarkStart w:id="160" w:name="code-insertion"/>
     <w:p>
       <w:pPr>
         <w:pStyle w:val="Heading2"/>
@@ -21147,8 +21373,8 @@
         <w:t xml:space="preserve">marker already in place — write below the marker (chapter 11.4 for the destructor-order exception).</w:t>
       </w:r>
     </w:p>
-    <w:bookmarkEnd w:id="148"/>
-    <w:bookmarkStart w:id="149" w:name="where-it-appears"/>
+    <w:bookmarkEnd w:id="160"/>
+    <w:bookmarkStart w:id="161" w:name="where-it-appears"/>
     <w:p>
       <w:pPr>
         <w:pStyle w:val="Heading2"/>
@@ -21356,9 +21582,9 @@
         </w:tc>
       </w:tr>
     </w:tbl>
-    <w:bookmarkEnd w:id="149"/>
-    <w:bookmarkEnd w:id="150"/>
-    <w:bookmarkStart w:id="156" w:name="code-generation-in-depth"/>
+    <w:bookmarkEnd w:id="161"/>
+    <w:bookmarkEnd w:id="162"/>
+    <w:bookmarkStart w:id="168" w:name="code-generation-in-depth"/>
     <w:p>
       <w:pPr>
         <w:pStyle w:val="Heading1"/>
@@ -21367,7 +21593,7 @@
         <w:t xml:space="preserve">Code generation in depth</w:t>
       </w:r>
     </w:p>
-    <w:bookmarkStart w:id="151" w:name="files-produced"/>
+    <w:bookmarkStart w:id="163" w:name="files-produced"/>
     <w:p>
       <w:pPr>
         <w:pStyle w:val="Heading2"/>
@@ -21466,8 +21692,8 @@
         <w:t xml:space="preserve">).</w:t>
       </w:r>
     </w:p>
-    <w:bookmarkEnd w:id="151"/>
-    <w:bookmarkStart w:id="152" w:name="anatomy-of-a-generated-file"/>
+    <w:bookmarkEnd w:id="163"/>
+    <w:bookmarkStart w:id="164" w:name="anatomy-of-a-generated-file"/>
     <w:p>
       <w:pPr>
         <w:pStyle w:val="Heading2"/>
@@ -21890,8 +22116,8 @@
         <w:t xml:space="preserve">bodies, relation macros, class declarations or member lists on disk; change the model instead.</w:t>
       </w:r>
     </w:p>
-    <w:bookmarkEnd w:id="152"/>
-    <w:bookmarkStart w:id="153" w:name="the-six-user-sections"/>
+    <w:bookmarkEnd w:id="164"/>
+    <w:bookmarkStart w:id="165" w:name="the-six-user-sections"/>
     <w:p>
       <w:pPr>
         <w:pStyle w:val="Heading2"/>
@@ -21989,8 +22215,8 @@
         <w:t xml:space="preserve">is the place for hand-written members or friend declarations that should live in the class but not in the model.</w:t>
       </w:r>
     </w:p>
-    <w:bookmarkEnd w:id="153"/>
-    <w:bookmarkStart w:id="154" w:name="constructorinclude-destructorinclude"/>
+    <w:bookmarkEnd w:id="165"/>
+    <w:bookmarkStart w:id="166" w:name="constructorinclude-destructorinclude"/>
     <w:p>
       <w:pPr>
         <w:pStyle w:val="Heading2"/>
@@ -22129,8 +22355,8 @@
         <w:t xml:space="preserve">(the generator preserves your body; you own the order inside it).</w:t>
       </w:r>
     </w:p>
-    <w:bookmarkEnd w:id="154"/>
-    <w:bookmarkStart w:id="155" w:name="read-source-the-round-trip"/>
+    <w:bookmarkEnd w:id="166"/>
+    <w:bookmarkStart w:id="167" w:name="read-source-the-round-trip"/>
     <w:p>
       <w:pPr>
         <w:pStyle w:val="Heading2"/>
@@ -22294,9 +22520,9 @@
         <w:t xml:space="preserve">Line endings: bodies are stored with CRLF; keep generated files CRLF (the model’s line-ending setting controls emissions).</w:t>
       </w:r>
     </w:p>
-    <w:bookmarkEnd w:id="155"/>
-    <w:bookmarkEnd w:id="156"/>
-    <w:bookmarkStart w:id="175" w:name="relations-and-the-intrusive-runtime"/>
+    <w:bookmarkEnd w:id="167"/>
+    <w:bookmarkEnd w:id="168"/>
+    <w:bookmarkStart w:id="187" w:name="relations-and-the-intrusive-runtime"/>
     <w:p>
       <w:pPr>
         <w:pStyle w:val="Heading1"/>
@@ -22313,7 +22539,7 @@
         <w:t xml:space="preserve">This chapter is the heart of ClassBuilder. It explains what the relation macros generate, why intrusive linked lists were chosen, and what guarantees you get.</w:t>
       </w:r>
     </w:p>
-    <w:bookmarkStart w:id="161" w:name="what-intrusive-means"/>
+    <w:bookmarkStart w:id="173" w:name="what-intrusive-means"/>
     <w:p>
       <w:pPr>
         <w:pStyle w:val="Heading2"/>
@@ -22349,24 +22575,24 @@
           <wp:inline>
             <wp:extent cx="5334000" cy="3246782"/>
             <wp:effectExtent b="0" l="0" r="0" t="0"/>
-            <wp:docPr descr="One Cell in two lists: all link pointers are members of the Cell itself." title="" id="158" name="Picture"/>
+            <wp:docPr descr="One Cell in two lists: all link pointers are members of the Cell itself." title="" id="170" name="Picture"/>
             <a:graphic>
               <a:graphicData uri="http://schemas.openxmlformats.org/drawingml/2006/picture">
                 <pic:pic>
                   <pic:nvPicPr>
-                    <pic:cNvPr descr="images/fig-intrusive-lists.svg" id="159" name="Picture"/>
+                    <pic:cNvPr descr="images/fig-intrusive-lists.svg" id="171" name="Picture"/>
                     <pic:cNvPicPr>
                       <a:picLocks noChangeArrowheads="1" noChangeAspect="1"/>
                     </pic:cNvPicPr>
                   </pic:nvPicPr>
                   <pic:blipFill>
-                    <a:blip r:embed="rId160">
+                    <a:blip r:embed="rId172">
                       <a:extLst>
                         <a:ext uri="{28A0092B-C50C-407E-A947-70E740481C1C}">
                           <a14:useLocalDpi xmlns:a14="http://schemas.microsoft.com/office/drawing/2010/main" val="0"/>
                         </a:ext>
                         <a:ext uri="{96DAC541-7B7A-43D3-8B79-37D633B846F1}">
-                          <asvg:svgBlip xmlns:asvg="http://schemas.microsoft.com/office/drawing/2016/SVG/main" r:embed="rId157"/>
+                          <asvg:svgBlip xmlns:asvg="http://schemas.microsoft.com/office/drawing/2016/SVG/main" r:embed="rId169"/>
                         </a:ext>
                       </a:extLst>
                     </a:blip>
@@ -22836,8 +23062,8 @@
         <w:t xml:space="preserve">In ClassBuilder a new relation on an existing class is one dialog and a regeneration; existing relations, code and files are untouched.</w:t>
       </w:r>
     </w:p>
-    <w:bookmarkEnd w:id="161"/>
-    <w:bookmarkStart w:id="162" w:name="declaring-relations-the-macro-surface"/>
+    <w:bookmarkEnd w:id="173"/>
+    <w:bookmarkStart w:id="174" w:name="declaring-relations-the-macro-surface"/>
     <w:p>
       <w:pPr>
         <w:pStyle w:val="Heading2"/>
@@ -23539,8 +23765,8 @@
         </w:tc>
       </w:tr>
     </w:tbl>
-    <w:bookmarkEnd w:id="162"/>
-    <w:bookmarkStart w:id="163" w:name="the-generated-api-of-a-multi-relation"/>
+    <w:bookmarkEnd w:id="174"/>
+    <w:bookmarkStart w:id="175" w:name="the-generated-api-of-a-multi-relation"/>
     <w:p>
       <w:pPr>
         <w:pStyle w:val="Heading2"/>
@@ -24468,8 +24694,8 @@
         <w:t xml:space="preserve">, so their exact signatures are always visible.</w:t>
       </w:r>
     </w:p>
-    <w:bookmarkEnd w:id="163"/>
-    <w:bookmarkStart w:id="164" w:name="Xaaa89ef9d7adb0d0fb470691c4808f6f6b0754c"/>
+    <w:bookmarkEnd w:id="175"/>
+    <w:bookmarkStart w:id="176" w:name="Xaaa89ef9d7adb0d0fb470691c4808f6f6b0754c"/>
     <w:p>
       <w:pPr>
         <w:pStyle w:val="Heading2"/>
@@ -24957,8 +25183,8 @@
         <w:t xml:space="preserve">.</w:t>
       </w:r>
     </w:p>
-    <w:bookmarkEnd w:id="164"/>
-    <w:bookmarkStart w:id="169" w:name="ownership-and-cascade-delete"/>
+    <w:bookmarkEnd w:id="176"/>
+    <w:bookmarkStart w:id="181" w:name="ownership-and-cascade-delete"/>
     <w:p>
       <w:pPr>
         <w:pStyle w:val="Heading2"/>
@@ -24976,24 +25202,24 @@
           <wp:inline>
             <wp:extent cx="5334000" cy="2724978"/>
             <wp:effectExtent b="0" l="0" r="0" t="0"/>
-            <wp:docPr descr="delete pMatrix — the cascade frees the entire graph." title="" id="166" name="Picture"/>
+            <wp:docPr descr="delete pMatrix — the cascade frees the entire graph." title="" id="178" name="Picture"/>
             <a:graphic>
               <a:graphicData uri="http://schemas.openxmlformats.org/drawingml/2006/picture">
                 <pic:pic>
                   <pic:nvPicPr>
-                    <pic:cNvPr descr="images/fig-ownership-cascade.svg" id="167" name="Picture"/>
+                    <pic:cNvPr descr="images/fig-ownership-cascade.svg" id="179" name="Picture"/>
                     <pic:cNvPicPr>
                       <a:picLocks noChangeArrowheads="1" noChangeAspect="1"/>
                     </pic:cNvPicPr>
                   </pic:nvPicPr>
                   <pic:blipFill>
-                    <a:blip r:embed="rId168">
+                    <a:blip r:embed="rId180">
                       <a:extLst>
                         <a:ext uri="{28A0092B-C50C-407E-A947-70E740481C1C}">
                           <a14:useLocalDpi xmlns:a14="http://schemas.microsoft.com/office/drawing/2010/main" val="0"/>
                         </a:ext>
                         <a:ext uri="{96DAC541-7B7A-43D3-8B79-37D633B846F1}">
-                          <asvg:svgBlip xmlns:asvg="http://schemas.microsoft.com/office/drawing/2016/SVG/main" r:embed="rId165"/>
+                          <asvg:svgBlip xmlns:asvg="http://schemas.microsoft.com/office/drawing/2016/SVG/main" r:embed="rId177"/>
                         </a:ext>
                       </a:extLst>
                     </a:blip>
@@ -25155,8 +25381,8 @@
         <w:t xml:space="preserve">members, and destructors clear them. In the demo run of chapter 4 this is the last line: every object freed by cascade.</w:t>
       </w:r>
     </w:p>
-    <w:bookmarkEnd w:id="169"/>
-    <w:bookmarkStart w:id="170" w:name="iterators-that-survive-modification"/>
+    <w:bookmarkEnd w:id="181"/>
+    <w:bookmarkStart w:id="182" w:name="iterators-that-survive-modification"/>
     <w:p>
       <w:pPr>
         <w:pStyle w:val="Heading2"/>
@@ -25420,8 +25646,8 @@
         <w:t xml:space="preserve">). Setters may trigger model-side reordering (e.g. in sorted tree relations); the captured pointer stays valid, the iterator re-anchors.</w:t>
       </w:r>
     </w:p>
-    <w:bookmarkEnd w:id="170"/>
-    <w:bookmarkStart w:id="171" w:name="single-static-multi"/>
+    <w:bookmarkEnd w:id="182"/>
+    <w:bookmarkStart w:id="183" w:name="single-static-multi"/>
     <w:p>
       <w:pPr>
         <w:pStyle w:val="Heading2"/>
@@ -25496,8 +25722,8 @@
         <w:t xml:space="preserve">instances of the from-class (class-level registry). Not available for template or serialize classes.</w:t>
       </w:r>
     </w:p>
-    <w:bookmarkEnd w:id="171"/>
-    <w:bookmarkStart w:id="172" w:name="tree-implementations-and-find-methods"/>
+    <w:bookmarkEnd w:id="183"/>
+    <w:bookmarkStart w:id="184" w:name="tree-implementations-and-find-methods"/>
     <w:p>
       <w:pPr>
         <w:pStyle w:val="Heading2"/>
@@ -26250,8 +26476,8 @@
         <w:t xml:space="preserve">— implemented as a loop on a list relation, or as the native tree search when the argument matches the tree key. Design workflow: start with lists; when profiling says a find is hot, flip the relation to a tree — the find method regenerates to the fast path, callers unchanged.</w:t>
       </w:r>
     </w:p>
-    <w:bookmarkEnd w:id="172"/>
-    <w:bookmarkStart w:id="173" w:name="critical-relations-threads"/>
+    <w:bookmarkEnd w:id="184"/>
+    <w:bookmarkStart w:id="185" w:name="critical-relations-threads"/>
     <w:p>
       <w:pPr>
         <w:pStyle w:val="Heading2"/>
@@ -26309,8 +26535,8 @@
         <w:t xml:space="preserve">only — your own data races remain your own; keep cross-thread mutation points few and explicit.</w:t>
       </w:r>
     </w:p>
-    <w:bookmarkEnd w:id="173"/>
-    <w:bookmarkStart w:id="174" w:name="writing-loops-the-generated-way"/>
+    <w:bookmarkEnd w:id="185"/>
+    <w:bookmarkStart w:id="186" w:name="writing-loops-the-generated-way"/>
     <w:p>
       <w:pPr>
         <w:pStyle w:val="Heading2"/>
@@ -26652,9 +26878,9 @@
         <w:t xml:space="preserve">before a loop that deletes — the list is live and your snapshot is not.</w:t>
       </w:r>
     </w:p>
-    <w:bookmarkEnd w:id="174"/>
-    <w:bookmarkEnd w:id="175"/>
-    <w:bookmarkStart w:id="182" w:name="serialization"/>
+    <w:bookmarkEnd w:id="186"/>
+    <w:bookmarkEnd w:id="187"/>
+    <w:bookmarkStart w:id="194" w:name="serialization"/>
     <w:p>
       <w:pPr>
         <w:pStyle w:val="Heading1"/>
@@ -26663,7 +26889,7 @@
         <w:t xml:space="preserve">Serialization</w:t>
       </w:r>
     </w:p>
-    <w:bookmarkStart w:id="176" w:name="what-you-get"/>
+    <w:bookmarkStart w:id="188" w:name="what-you-get"/>
     <w:p>
       <w:pPr>
         <w:pStyle w:val="Heading2"/>
@@ -26903,8 +27129,8 @@
         <w:t xml:space="preserve">registers the factory), then re-links all relations through a pointer table. Shared pointers, back-pointers, multi-ownership — the graph reloads exactly.</w:t>
       </w:r>
     </w:p>
-    <w:bookmarkEnd w:id="176"/>
-    <w:bookmarkStart w:id="177" w:name="cbarchive-and-the-wire-format"/>
+    <w:bookmarkEnd w:id="188"/>
+    <w:bookmarkStart w:id="189" w:name="cbarchive-and-the-wire-format"/>
     <w:p>
       <w:pPr>
         <w:pStyle w:val="Heading2"/>
@@ -27062,8 +27288,8 @@
         <w:t xml:space="preserve">rather than crashing.</w:t>
       </w:r>
     </w:p>
-    <w:bookmarkEnd w:id="177"/>
-    <w:bookmarkStart w:id="178" w:name="cbz-compression-on-the-fly"/>
+    <w:bookmarkEnd w:id="189"/>
+    <w:bookmarkStart w:id="190" w:name="cbz-compression-on-the-fly"/>
     <w:p>
       <w:pPr>
         <w:pStyle w:val="Heading2"/>
@@ -27413,8 +27639,8 @@
         <w:t xml:space="preserve">; the quick start’s whole matrix saved in 114 bytes. Your applications get the same for free — link zstd and use the two wrappers.</w:t>
       </w:r>
     </w:p>
-    <w:bookmarkEnd w:id="178"/>
-    <w:bookmarkStart w:id="179" w:name="Xbded68cf7b5dad621557026fdc0855cc4156113"/>
+    <w:bookmarkEnd w:id="190"/>
+    <w:bookmarkStart w:id="191" w:name="Xbded68cf7b5dad621557026fdc0855cc4156113"/>
     <w:p>
       <w:pPr>
         <w:pStyle w:val="Heading2"/>
@@ -27718,8 +27944,8 @@
         <w:t xml:space="preserve">field in the DataModel dialog) renumbers a long version history down to the minimal equivalent scheme (max used + 1) — cosmetic, but keeps gates readable. Only compact when files older than the compacted scheme no longer need to load.</w:t>
       </w:r>
     </w:p>
-    <w:bookmarkEnd w:id="179"/>
-    <w:bookmarkStart w:id="180" w:name="rules-and-properties"/>
+    <w:bookmarkEnd w:id="191"/>
+    <w:bookmarkStart w:id="192" w:name="rules-and-properties"/>
     <w:p>
       <w:pPr>
         <w:pStyle w:val="Heading2"/>
@@ -27925,8 +28151,8 @@
         <w:t xml:space="preserve">for streaming (type dialog).</w:t>
       </w:r>
     </w:p>
-    <w:bookmarkEnd w:id="180"/>
-    <w:bookmarkStart w:id="181" w:name="Xe93cc69c5286d8ba9c1392594baf9a373c30c75"/>
+    <w:bookmarkEnd w:id="192"/>
+    <w:bookmarkStart w:id="193" w:name="Xe93cc69c5286d8ba9c1392594baf9a373c30c75"/>
     <w:p>
       <w:pPr>
         <w:pStyle w:val="Heading2"/>
@@ -28136,9 +28362,9 @@
         <w:t xml:space="preserve">Models that already build (like ClassBuilder’s own) are unaffected.</w:t>
       </w:r>
     </w:p>
-    <w:bookmarkEnd w:id="181"/>
-    <w:bookmarkEnd w:id="182"/>
-    <w:bookmarkStart w:id="186" w:name="the-generated-undoredo-framework"/>
+    <w:bookmarkEnd w:id="193"/>
+    <w:bookmarkEnd w:id="194"/>
+    <w:bookmarkStart w:id="198" w:name="the-generated-undoredo-framework"/>
     <w:p>
       <w:pPr>
         <w:pStyle w:val="Heading1"/>
@@ -28147,7 +28373,7 @@
         <w:t xml:space="preserve">The generated Undo/Redo framework</w:t>
       </w:r>
     </w:p>
-    <w:bookmarkStart w:id="183" w:name="what-it-is"/>
+    <w:bookmarkStart w:id="195" w:name="what-it-is"/>
     <w:p>
       <w:pPr>
         <w:pStyle w:val="Heading2"/>
@@ -28196,8 +28422,8 @@
         <w:t xml:space="preserve">generated model — the same machinery ClassBuilder itself uses for its own Edit ▸ Undo/Redo.</w:t>
       </w:r>
     </w:p>
-    <w:bookmarkEnd w:id="183"/>
-    <w:bookmarkStart w:id="184" w:name="how-it-works"/>
+    <w:bookmarkEnd w:id="195"/>
+    <w:bookmarkStart w:id="196" w:name="how-it-works"/>
     <w:p>
       <w:pPr>
         <w:pStyle w:val="Heading2"/>
@@ -28631,8 +28857,8 @@
         <w:t xml:space="preserve">deduplicates: an object already captured in the open step is not snapshotted again.</w:t>
       </w:r>
     </w:p>
-    <w:bookmarkEnd w:id="184"/>
-    <w:bookmarkStart w:id="185" w:name="the-undoreplace-entanglement"/>
+    <w:bookmarkEnd w:id="196"/>
+    <w:bookmarkStart w:id="197" w:name="the-undoreplace-entanglement"/>
     <w:p>
       <w:pPr>
         <w:pStyle w:val="Heading2"/>
@@ -28745,9 +28971,9 @@
         <w:t xml:space="preserve">undos.</w:t>
       </w:r>
     </w:p>
-    <w:bookmarkEnd w:id="185"/>
-    <w:bookmarkEnd w:id="186"/>
-    <w:bookmarkStart w:id="194" w:name="the-replace-constructor"/>
+    <w:bookmarkEnd w:id="197"/>
+    <w:bookmarkEnd w:id="198"/>
+    <w:bookmarkStart w:id="206" w:name="the-replace-constructor"/>
     <w:p>
       <w:pPr>
         <w:pStyle w:val="Heading1"/>
@@ -28756,7 +28982,7 @@
         <w:t xml:space="preserve">The replace constructor</w:t>
       </w:r>
     </w:p>
-    <w:bookmarkStart w:id="191" w:name="the-idea"/>
+    <w:bookmarkStart w:id="203" w:name="the-idea"/>
     <w:p>
       <w:pPr>
         <w:pStyle w:val="Heading2"/>
@@ -28774,24 +29000,24 @@
           <wp:inline>
             <wp:extent cx="5334000" cy="2782956"/>
             <wp:effectExtent b="0" l="0" r="0" t="0"/>
-            <wp:docPr descr="Replace: the new object takes over every relation slot of the old one." title="" id="188" name="Picture"/>
+            <wp:docPr descr="Replace: the new object takes over every relation slot of the old one." title="" id="200" name="Picture"/>
             <a:graphic>
               <a:graphicData uri="http://schemas.openxmlformats.org/drawingml/2006/picture">
                 <pic:pic>
                   <pic:nvPicPr>
-                    <pic:cNvPr descr="images/fig-replace-constructor.svg" id="189" name="Picture"/>
+                    <pic:cNvPr descr="images/fig-replace-constructor.svg" id="201" name="Picture"/>
                     <pic:cNvPicPr>
                       <a:picLocks noChangeArrowheads="1" noChangeAspect="1"/>
                     </pic:cNvPicPr>
                   </pic:nvPicPr>
                   <pic:blipFill>
-                    <a:blip r:embed="rId190">
+                    <a:blip r:embed="rId202">
                       <a:extLst>
                         <a:ext uri="{28A0092B-C50C-407E-A947-70E740481C1C}">
                           <a14:useLocalDpi xmlns:a14="http://schemas.microsoft.com/office/drawing/2010/main" val="0"/>
                         </a:ext>
                         <a:ext uri="{96DAC541-7B7A-43D3-8B79-37D633B846F1}">
-                          <asvg:svgBlip xmlns:asvg="http://schemas.microsoft.com/office/drawing/2016/SVG/main" r:embed="rId187"/>
+                          <asvg:svgBlip xmlns:asvg="http://schemas.microsoft.com/office/drawing/2016/SVG/main" r:embed="rId199"/>
                         </a:ext>
                       </a:extLst>
                     </a:blip>
@@ -28970,8 +29196,8 @@
         <w:t xml:space="preserve">a different class.</w:t>
       </w:r>
     </w:p>
-    <w:bookmarkEnd w:id="191"/>
-    <w:bookmarkStart w:id="192" w:name="why-it-is-more-powerful-than-a-factory"/>
+    <w:bookmarkEnd w:id="203"/>
+    <w:bookmarkStart w:id="204" w:name="why-it-is-more-powerful-than-a-factory"/>
     <w:p>
       <w:pPr>
         <w:pStyle w:val="Heading2"/>
@@ -29635,8 +29861,8 @@
         <w:t xml:space="preserve">is the state — the type system enforces the state chart.</w:t>
       </w:r>
     </w:p>
-    <w:bookmarkEnd w:id="192"/>
-    <w:bookmarkStart w:id="193" w:name="mechanics-and-constraints"/>
+    <w:bookmarkEnd w:id="204"/>
+    <w:bookmarkStart w:id="205" w:name="mechanics-and-constraints"/>
     <w:p>
       <w:pPr>
         <w:pStyle w:val="Heading2"/>
@@ -29739,9 +29965,9 @@
         <w:t xml:space="preserve">: see chapter 14.3 — the undo framework itself replaces objects on restore; mixing both requires redirecting parked undo entries, as ClassBuilder’s own model does.</w:t>
       </w:r>
     </w:p>
-    <w:bookmarkEnd w:id="193"/>
-    <w:bookmarkEnd w:id="194"/>
-    <w:bookmarkStart w:id="200" w:name="the-command-interface"/>
+    <w:bookmarkEnd w:id="205"/>
+    <w:bookmarkEnd w:id="206"/>
+    <w:bookmarkStart w:id="212" w:name="the-command-interface"/>
     <w:p>
       <w:pPr>
         <w:pStyle w:val="Heading1"/>
@@ -29750,7 +29976,7 @@
         <w:t xml:space="preserve">The command interface</w:t>
       </w:r>
     </w:p>
-    <w:bookmarkStart w:id="195" w:name="what-it-is-1"/>
+    <w:bookmarkStart w:id="207" w:name="what-it-is-1"/>
     <w:p>
       <w:pPr>
         <w:pStyle w:val="Heading2"/>
@@ -29953,8 +30179,8 @@
         <w:t xml:space="preserve">; below is the map plus worked examples.</w:t>
       </w:r>
     </w:p>
-    <w:bookmarkEnd w:id="195"/>
-    <w:bookmarkStart w:id="196" w:name="connecting"/>
+    <w:bookmarkEnd w:id="207"/>
+    <w:bookmarkStart w:id="208" w:name="connecting"/>
     <w:p>
       <w:pPr>
         <w:pStyle w:val="Heading2"/>
@@ -30418,8 +30644,8 @@
         <w:t xml:space="preserve">))</w:t>
       </w:r>
     </w:p>
-    <w:bookmarkEnd w:id="196"/>
-    <w:bookmarkStart w:id="197" w:name="the-command-families"/>
+    <w:bookmarkEnd w:id="208"/>
+    <w:bookmarkStart w:id="209" w:name="the-command-families"/>
     <w:p>
       <w:pPr>
         <w:pStyle w:val="Heading2"/>
@@ -31488,8 +31714,8 @@
         </w:tc>
       </w:tr>
     </w:tbl>
-    <w:bookmarkEnd w:id="197"/>
-    <w:bookmarkStart w:id="198" w:name="worked-examples-real-requests"/>
+    <w:bookmarkEnd w:id="209"/>
+    <w:bookmarkStart w:id="210" w:name="worked-examples-real-requests"/>
     <w:p>
       <w:pPr>
         <w:pStyle w:val="Heading2"/>
@@ -33388,8 +33614,8 @@
         <w:t xml:space="preserve">}}</w:t>
       </w:r>
     </w:p>
-    <w:bookmarkEnd w:id="198"/>
-    <w:bookmarkStart w:id="199" w:name="conventions-and-gotchas"/>
+    <w:bookmarkEnd w:id="210"/>
+    <w:bookmarkStart w:id="211" w:name="conventions-and-gotchas"/>
     <w:p>
       <w:pPr>
         <w:pStyle w:val="Heading2"/>
@@ -33721,9 +33947,9 @@
         <w:t xml:space="preserve">stamp tells you.</w:t>
       </w:r>
     </w:p>
-    <w:bookmarkEnd w:id="199"/>
-    <w:bookmarkEnd w:id="200"/>
-    <w:bookmarkStart w:id="201" w:name="tips-pitfalls-and-best-practices"/>
+    <w:bookmarkEnd w:id="211"/>
+    <w:bookmarkEnd w:id="212"/>
+    <w:bookmarkStart w:id="213" w:name="tips-pitfalls-and-best-practices"/>
     <w:p>
       <w:pPr>
         <w:pStyle w:val="Heading1"/>
@@ -34270,8 +34496,8 @@
         <w:t xml:space="preserve">) for documentation — it is the same renderer as the screen, vector-clean at any size.</w:t>
       </w:r>
     </w:p>
-    <w:bookmarkEnd w:id="201"/>
-    <w:bookmarkStart w:id="205" w:name="appendix"/>
+    <w:bookmarkEnd w:id="213"/>
+    <w:bookmarkStart w:id="217" w:name="appendix"/>
     <w:p>
       <w:pPr>
         <w:pStyle w:val="Heading1"/>
@@ -34280,7 +34506,7 @@
         <w:t xml:space="preserve">Appendix</w:t>
       </w:r>
     </w:p>
-    <w:bookmarkStart w:id="202" w:name="a.-runtime-header-inventory"/>
+    <w:bookmarkStart w:id="214" w:name="a.-runtime-header-inventory"/>
     <w:p>
       <w:pPr>
         <w:pStyle w:val="Heading2"/>
@@ -34831,8 +35057,8 @@
         </w:tc>
       </w:tr>
     </w:tbl>
-    <w:bookmarkEnd w:id="202"/>
-    <w:bookmarkStart w:id="203" w:name="b.-marker-quick-reference"/>
+    <w:bookmarkEnd w:id="214"/>
+    <w:bookmarkStart w:id="215" w:name="b.-marker-quick-reference"/>
     <w:p>
       <w:pPr>
         <w:pStyle w:val="Heading2"/>
@@ -34906,8 +35132,8 @@
         <w:t xml:space="preserve">@INSERT_MODIFICATIONS(* )             per-file change log insertion point</w:t>
       </w:r>
     </w:p>
-    <w:bookmarkEnd w:id="203"/>
-    <w:bookmarkStart w:id="204" w:name="c.-glossary"/>
+    <w:bookmarkEnd w:id="215"/>
+    <w:bookmarkStart w:id="216" w:name="c.-glossary"/>
     <w:p>
       <w:pPr>
         <w:pStyle w:val="Heading2"/>
@@ -35243,8 +35469,8 @@
         </w:tc>
       </w:tr>
     </w:tbl>
-    <w:bookmarkEnd w:id="204"/>
-    <w:bookmarkEnd w:id="205"/>
+    <w:bookmarkEnd w:id="216"/>
+    <w:bookmarkEnd w:id="217"/>
     <w:sectPr/>
   </w:body>
 </w:document>

--- a/docs/manual/ClassBuilder_Manual.docx
+++ b/docs/manual/ClassBuilder_Manual.docx
@@ -34,7 +34,7 @@
           <w:sz w:val="24"/>
           <w:szCs w:val="24"/>
         </w:rPr>
-        <w:id w:val="-317342065"/>
+        <w:id w:val="-255901515"/>
         <w:docPartObj>
           <w:docPartGallery w:val="Table of Contents"/>
           <w:docPartUnique/>
@@ -74,7 +74,7 @@
           <w:r>
             <w:fldChar w:fldCharType="separate"/>
           </w:r>
-          <w:hyperlink w:anchor="_Toc234778020" w:history="1">
+          <w:hyperlink w:anchor="_Toc234782991" w:history="1">
             <w:r>
               <w:rPr>
                 <w:rStyle w:val="Hyperlink"/>
@@ -118,7 +118,7 @@
                 <w:noProof/>
                 <w:webHidden/>
               </w:rPr>
-              <w:instrText xml:space="preserve"> PAGEREF _Toc234778020 \h </w:instrText>
+              <w:instrText xml:space="preserve"> PAGEREF _Toc234782991 \h </w:instrText>
             </w:r>
             <w:r>
               <w:rPr>
@@ -164,7 +164,7 @@
               <w14:ligatures w14:val="standardContextual"/>
             </w:rPr>
           </w:pPr>
-          <w:hyperlink w:anchor="_Toc234778021" w:history="1">
+          <w:hyperlink w:anchor="_Toc234782992" w:history="1">
             <w:r>
               <w:rPr>
                 <w:rStyle w:val="Hyperlink"/>
@@ -208,7 +208,7 @@
                 <w:noProof/>
                 <w:webHidden/>
               </w:rPr>
-              <w:instrText xml:space="preserve"> PAGEREF _Toc234778021 \h </w:instrText>
+              <w:instrText xml:space="preserve"> PAGEREF _Toc234782992 \h </w:instrText>
             </w:r>
             <w:r>
               <w:rPr>
@@ -254,7 +254,7 @@
               <w14:ligatures w14:val="standardContextual"/>
             </w:rPr>
           </w:pPr>
-          <w:hyperlink w:anchor="_Toc234778022" w:history="1">
+          <w:hyperlink w:anchor="_Toc234782993" w:history="1">
             <w:r>
               <w:rPr>
                 <w:rStyle w:val="Hyperlink"/>
@@ -298,7 +298,7 @@
                 <w:noProof/>
                 <w:webHidden/>
               </w:rPr>
-              <w:instrText xml:space="preserve"> PAGEREF _Toc234778022 \h </w:instrText>
+              <w:instrText xml:space="preserve"> PAGEREF _Toc234782993 \h </w:instrText>
             </w:r>
             <w:r>
               <w:rPr>
@@ -344,7 +344,7 @@
               <w14:ligatures w14:val="standardContextual"/>
             </w:rPr>
           </w:pPr>
-          <w:hyperlink w:anchor="_Toc234778023" w:history="1">
+          <w:hyperlink w:anchor="_Toc234782994" w:history="1">
             <w:r>
               <w:rPr>
                 <w:rStyle w:val="Hyperlink"/>
@@ -388,7 +388,7 @@
                 <w:noProof/>
                 <w:webHidden/>
               </w:rPr>
-              <w:instrText xml:space="preserve"> PAGEREF _Toc234778023 \h </w:instrText>
+              <w:instrText xml:space="preserve"> PAGEREF _Toc234782994 \h </w:instrText>
             </w:r>
             <w:r>
               <w:rPr>
@@ -434,7 +434,7 @@
               <w14:ligatures w14:val="standardContextual"/>
             </w:rPr>
           </w:pPr>
-          <w:hyperlink w:anchor="_Toc234778024" w:history="1">
+          <w:hyperlink w:anchor="_Toc234782995" w:history="1">
             <w:r>
               <w:rPr>
                 <w:rStyle w:val="Hyperlink"/>
@@ -478,7 +478,7 @@
                 <w:noProof/>
                 <w:webHidden/>
               </w:rPr>
-              <w:instrText xml:space="preserve"> PAGEREF _Toc234778024 \h </w:instrText>
+              <w:instrText xml:space="preserve"> PAGEREF _Toc234782995 \h </w:instrText>
             </w:r>
             <w:r>
               <w:rPr>
@@ -524,7 +524,7 @@
               <w14:ligatures w14:val="standardContextual"/>
             </w:rPr>
           </w:pPr>
-          <w:hyperlink w:anchor="_Toc234778025" w:history="1">
+          <w:hyperlink w:anchor="_Toc234782996" w:history="1">
             <w:r>
               <w:rPr>
                 <w:rStyle w:val="Hyperlink"/>
@@ -568,7 +568,7 @@
                 <w:noProof/>
                 <w:webHidden/>
               </w:rPr>
-              <w:instrText xml:space="preserve"> PAGEREF _Toc234778025 \h </w:instrText>
+              <w:instrText xml:space="preserve"> PAGEREF _Toc234782996 \h </w:instrText>
             </w:r>
             <w:r>
               <w:rPr>
@@ -614,7 +614,7 @@
               <w14:ligatures w14:val="standardContextual"/>
             </w:rPr>
           </w:pPr>
-          <w:hyperlink w:anchor="_Toc234778026" w:history="1">
+          <w:hyperlink w:anchor="_Toc234782997" w:history="1">
             <w:r>
               <w:rPr>
                 <w:rStyle w:val="Hyperlink"/>
@@ -658,7 +658,7 @@
                 <w:noProof/>
                 <w:webHidden/>
               </w:rPr>
-              <w:instrText xml:space="preserve"> PAGEREF _Toc234778026 \h </w:instrText>
+              <w:instrText xml:space="preserve"> PAGEREF _Toc234782997 \h </w:instrText>
             </w:r>
             <w:r>
               <w:rPr>
@@ -704,7 +704,7 @@
               <w14:ligatures w14:val="standardContextual"/>
             </w:rPr>
           </w:pPr>
-          <w:hyperlink w:anchor="_Toc234778027" w:history="1">
+          <w:hyperlink w:anchor="_Toc234782998" w:history="1">
             <w:r>
               <w:rPr>
                 <w:rStyle w:val="Hyperlink"/>
@@ -748,7 +748,7 @@
                 <w:noProof/>
                 <w:webHidden/>
               </w:rPr>
-              <w:instrText xml:space="preserve"> PAGEREF _Toc234778027 \h </w:instrText>
+              <w:instrText xml:space="preserve"> PAGEREF _Toc234782998 \h </w:instrText>
             </w:r>
             <w:r>
               <w:rPr>
@@ -794,7 +794,7 @@
               <w14:ligatures w14:val="standardContextual"/>
             </w:rPr>
           </w:pPr>
-          <w:hyperlink w:anchor="_Toc234778028" w:history="1">
+          <w:hyperlink w:anchor="_Toc234782999" w:history="1">
             <w:r>
               <w:rPr>
                 <w:rStyle w:val="Hyperlink"/>
@@ -838,7 +838,7 @@
                 <w:noProof/>
                 <w:webHidden/>
               </w:rPr>
-              <w:instrText xml:space="preserve"> PAGEREF _Toc234778028 \h </w:instrText>
+              <w:instrText xml:space="preserve"> PAGEREF _Toc234782999 \h </w:instrText>
             </w:r>
             <w:r>
               <w:rPr>
@@ -884,7 +884,7 @@
               <w14:ligatures w14:val="standardContextual"/>
             </w:rPr>
           </w:pPr>
-          <w:hyperlink w:anchor="_Toc234778029" w:history="1">
+          <w:hyperlink w:anchor="_Toc234783000" w:history="1">
             <w:r>
               <w:rPr>
                 <w:rStyle w:val="Hyperlink"/>
@@ -928,7 +928,7 @@
                 <w:noProof/>
                 <w:webHidden/>
               </w:rPr>
-              <w:instrText xml:space="preserve"> PAGEREF _Toc234778029 \h </w:instrText>
+              <w:instrText xml:space="preserve"> PAGEREF _Toc234783000 \h </w:instrText>
             </w:r>
             <w:r>
               <w:rPr>
@@ -974,7 +974,7 @@
               <w14:ligatures w14:val="standardContextual"/>
             </w:rPr>
           </w:pPr>
-          <w:hyperlink w:anchor="_Toc234778030" w:history="1">
+          <w:hyperlink w:anchor="_Toc234783001" w:history="1">
             <w:r>
               <w:rPr>
                 <w:rStyle w:val="Hyperlink"/>
@@ -1018,7 +1018,7 @@
                 <w:noProof/>
                 <w:webHidden/>
               </w:rPr>
-              <w:instrText xml:space="preserve"> PAGEREF _Toc234778030 \h </w:instrText>
+              <w:instrText xml:space="preserve"> PAGEREF _Toc234783001 \h </w:instrText>
             </w:r>
             <w:r>
               <w:rPr>
@@ -1064,7 +1064,7 @@
               <w14:ligatures w14:val="standardContextual"/>
             </w:rPr>
           </w:pPr>
-          <w:hyperlink w:anchor="_Toc234778031" w:history="1">
+          <w:hyperlink w:anchor="_Toc234783002" w:history="1">
             <w:r>
               <w:rPr>
                 <w:rStyle w:val="Hyperlink"/>
@@ -1108,7 +1108,7 @@
                 <w:noProof/>
                 <w:webHidden/>
               </w:rPr>
-              <w:instrText xml:space="preserve"> PAGEREF _Toc234778031 \h </w:instrText>
+              <w:instrText xml:space="preserve"> PAGEREF _Toc234783002 \h </w:instrText>
             </w:r>
             <w:r>
               <w:rPr>
@@ -1154,7 +1154,7 @@
               <w14:ligatures w14:val="standardContextual"/>
             </w:rPr>
           </w:pPr>
-          <w:hyperlink w:anchor="_Toc234778032" w:history="1">
+          <w:hyperlink w:anchor="_Toc234783003" w:history="1">
             <w:r>
               <w:rPr>
                 <w:rStyle w:val="Hyperlink"/>
@@ -1198,7 +1198,7 @@
                 <w:noProof/>
                 <w:webHidden/>
               </w:rPr>
-              <w:instrText xml:space="preserve"> PAGEREF _Toc234778032 \h </w:instrText>
+              <w:instrText xml:space="preserve"> PAGEREF _Toc234783003 \h </w:instrText>
             </w:r>
             <w:r>
               <w:rPr>
@@ -1244,7 +1244,7 @@
               <w14:ligatures w14:val="standardContextual"/>
             </w:rPr>
           </w:pPr>
-          <w:hyperlink w:anchor="_Toc234778033" w:history="1">
+          <w:hyperlink w:anchor="_Toc234783004" w:history="1">
             <w:r>
               <w:rPr>
                 <w:rStyle w:val="Hyperlink"/>
@@ -1288,7 +1288,7 @@
                 <w:noProof/>
                 <w:webHidden/>
               </w:rPr>
-              <w:instrText xml:space="preserve"> PAGEREF _Toc234778033 \h </w:instrText>
+              <w:instrText xml:space="preserve"> PAGEREF _Toc234783004 \h </w:instrText>
             </w:r>
             <w:r>
               <w:rPr>
@@ -1334,7 +1334,7 @@
               <w14:ligatures w14:val="standardContextual"/>
             </w:rPr>
           </w:pPr>
-          <w:hyperlink w:anchor="_Toc234778034" w:history="1">
+          <w:hyperlink w:anchor="_Toc234783005" w:history="1">
             <w:r>
               <w:rPr>
                 <w:rStyle w:val="Hyperlink"/>
@@ -1378,7 +1378,7 @@
                 <w:noProof/>
                 <w:webHidden/>
               </w:rPr>
-              <w:instrText xml:space="preserve"> PAGEREF _Toc234778034 \h </w:instrText>
+              <w:instrText xml:space="preserve"> PAGEREF _Toc234783005 \h </w:instrText>
             </w:r>
             <w:r>
               <w:rPr>
@@ -1424,7 +1424,7 @@
               <w14:ligatures w14:val="standardContextual"/>
             </w:rPr>
           </w:pPr>
-          <w:hyperlink w:anchor="_Toc234778035" w:history="1">
+          <w:hyperlink w:anchor="_Toc234783006" w:history="1">
             <w:r>
               <w:rPr>
                 <w:rStyle w:val="Hyperlink"/>
@@ -1468,7 +1468,7 @@
                 <w:noProof/>
                 <w:webHidden/>
               </w:rPr>
-              <w:instrText xml:space="preserve"> PAGEREF _Toc234778035 \h </w:instrText>
+              <w:instrText xml:space="preserve"> PAGEREF _Toc234783006 \h </w:instrText>
             </w:r>
             <w:r>
               <w:rPr>
@@ -1514,7 +1514,7 @@
               <w14:ligatures w14:val="standardContextual"/>
             </w:rPr>
           </w:pPr>
-          <w:hyperlink w:anchor="_Toc234778036" w:history="1">
+          <w:hyperlink w:anchor="_Toc234783007" w:history="1">
             <w:r>
               <w:rPr>
                 <w:rStyle w:val="Hyperlink"/>
@@ -1558,7 +1558,7 @@
                 <w:noProof/>
                 <w:webHidden/>
               </w:rPr>
-              <w:instrText xml:space="preserve"> PAGEREF _Toc234778036 \h </w:instrText>
+              <w:instrText xml:space="preserve"> PAGEREF _Toc234783007 \h </w:instrText>
             </w:r>
             <w:r>
               <w:rPr>
@@ -1604,7 +1604,7 @@
               <w14:ligatures w14:val="standardContextual"/>
             </w:rPr>
           </w:pPr>
-          <w:hyperlink w:anchor="_Toc234778037" w:history="1">
+          <w:hyperlink w:anchor="_Toc234783008" w:history="1">
             <w:r>
               <w:rPr>
                 <w:rStyle w:val="Hyperlink"/>
@@ -1648,7 +1648,7 @@
                 <w:noProof/>
                 <w:webHidden/>
               </w:rPr>
-              <w:instrText xml:space="preserve"> PAGEREF _Toc234778037 \h </w:instrText>
+              <w:instrText xml:space="preserve"> PAGEREF _Toc234783008 \h </w:instrText>
             </w:r>
             <w:r>
               <w:rPr>
@@ -1694,7 +1694,7 @@
               <w14:ligatures w14:val="standardContextual"/>
             </w:rPr>
           </w:pPr>
-          <w:hyperlink w:anchor="_Toc234778038" w:history="1">
+          <w:hyperlink w:anchor="_Toc234783009" w:history="1">
             <w:r>
               <w:rPr>
                 <w:rStyle w:val="Hyperlink"/>
@@ -1738,7 +1738,7 @@
                 <w:noProof/>
                 <w:webHidden/>
               </w:rPr>
-              <w:instrText xml:space="preserve"> PAGEREF _Toc234778038 \h </w:instrText>
+              <w:instrText xml:space="preserve"> PAGEREF _Toc234783009 \h </w:instrText>
             </w:r>
             <w:r>
               <w:rPr>
@@ -1784,7 +1784,7 @@
               <w14:ligatures w14:val="standardContextual"/>
             </w:rPr>
           </w:pPr>
-          <w:hyperlink w:anchor="_Toc234778039" w:history="1">
+          <w:hyperlink w:anchor="_Toc234783010" w:history="1">
             <w:r>
               <w:rPr>
                 <w:rStyle w:val="Hyperlink"/>
@@ -1828,7 +1828,7 @@
                 <w:noProof/>
                 <w:webHidden/>
               </w:rPr>
-              <w:instrText xml:space="preserve"> PAGEREF _Toc234778039 \h </w:instrText>
+              <w:instrText xml:space="preserve"> PAGEREF _Toc234783010 \h </w:instrText>
             </w:r>
             <w:r>
               <w:rPr>
@@ -1874,7 +1874,7 @@
               <w14:ligatures w14:val="standardContextual"/>
             </w:rPr>
           </w:pPr>
-          <w:hyperlink w:anchor="_Toc234778040" w:history="1">
+          <w:hyperlink w:anchor="_Toc234783011" w:history="1">
             <w:r>
               <w:rPr>
                 <w:rStyle w:val="Hyperlink"/>
@@ -1918,7 +1918,7 @@
                 <w:noProof/>
                 <w:webHidden/>
               </w:rPr>
-              <w:instrText xml:space="preserve"> PAGEREF _Toc234778040 \h </w:instrText>
+              <w:instrText xml:space="preserve"> PAGEREF _Toc234783011 \h </w:instrText>
             </w:r>
             <w:r>
               <w:rPr>
@@ -1964,7 +1964,7 @@
               <w14:ligatures w14:val="standardContextual"/>
             </w:rPr>
           </w:pPr>
-          <w:hyperlink w:anchor="_Toc234778041" w:history="1">
+          <w:hyperlink w:anchor="_Toc234783012" w:history="1">
             <w:r>
               <w:rPr>
                 <w:rStyle w:val="Hyperlink"/>
@@ -2008,7 +2008,7 @@
                 <w:noProof/>
                 <w:webHidden/>
               </w:rPr>
-              <w:instrText xml:space="preserve"> PAGEREF _Toc234778041 \h </w:instrText>
+              <w:instrText xml:space="preserve"> PAGEREF _Toc234783012 \h </w:instrText>
             </w:r>
             <w:r>
               <w:rPr>
@@ -2054,7 +2054,7 @@
               <w14:ligatures w14:val="standardContextual"/>
             </w:rPr>
           </w:pPr>
-          <w:hyperlink w:anchor="_Toc234778042" w:history="1">
+          <w:hyperlink w:anchor="_Toc234783013" w:history="1">
             <w:r>
               <w:rPr>
                 <w:rStyle w:val="Hyperlink"/>
@@ -2098,7 +2098,7 @@
                 <w:noProof/>
                 <w:webHidden/>
               </w:rPr>
-              <w:instrText xml:space="preserve"> PAGEREF _Toc234778042 \h </w:instrText>
+              <w:instrText xml:space="preserve"> PAGEREF _Toc234783013 \h </w:instrText>
             </w:r>
             <w:r>
               <w:rPr>
@@ -2144,7 +2144,7 @@
               <w14:ligatures w14:val="standardContextual"/>
             </w:rPr>
           </w:pPr>
-          <w:hyperlink w:anchor="_Toc234778043" w:history="1">
+          <w:hyperlink w:anchor="_Toc234783014" w:history="1">
             <w:r>
               <w:rPr>
                 <w:rStyle w:val="Hyperlink"/>
@@ -2188,7 +2188,7 @@
                 <w:noProof/>
                 <w:webHidden/>
               </w:rPr>
-              <w:instrText xml:space="preserve"> PAGEREF _Toc234778043 \h </w:instrText>
+              <w:instrText xml:space="preserve"> PAGEREF _Toc234783014 \h </w:instrText>
             </w:r>
             <w:r>
               <w:rPr>
@@ -2234,7 +2234,7 @@
               <w14:ligatures w14:val="standardContextual"/>
             </w:rPr>
           </w:pPr>
-          <w:hyperlink w:anchor="_Toc234778044" w:history="1">
+          <w:hyperlink w:anchor="_Toc234783015" w:history="1">
             <w:r>
               <w:rPr>
                 <w:rStyle w:val="Hyperlink"/>
@@ -2278,7 +2278,7 @@
                 <w:noProof/>
                 <w:webHidden/>
               </w:rPr>
-              <w:instrText xml:space="preserve"> PAGEREF _Toc234778044 \h </w:instrText>
+              <w:instrText xml:space="preserve"> PAGEREF _Toc234783015 \h </w:instrText>
             </w:r>
             <w:r>
               <w:rPr>
@@ -2324,7 +2324,7 @@
               <w14:ligatures w14:val="standardContextual"/>
             </w:rPr>
           </w:pPr>
-          <w:hyperlink w:anchor="_Toc234778045" w:history="1">
+          <w:hyperlink w:anchor="_Toc234783016" w:history="1">
             <w:r>
               <w:rPr>
                 <w:rStyle w:val="Hyperlink"/>
@@ -2368,7 +2368,7 @@
                 <w:noProof/>
                 <w:webHidden/>
               </w:rPr>
-              <w:instrText xml:space="preserve"> PAGEREF _Toc234778045 \h </w:instrText>
+              <w:instrText xml:space="preserve"> PAGEREF _Toc234783016 \h </w:instrText>
             </w:r>
             <w:r>
               <w:rPr>
@@ -2414,7 +2414,7 @@
               <w14:ligatures w14:val="standardContextual"/>
             </w:rPr>
           </w:pPr>
-          <w:hyperlink w:anchor="_Toc234778046" w:history="1">
+          <w:hyperlink w:anchor="_Toc234783017" w:history="1">
             <w:r>
               <w:rPr>
                 <w:rStyle w:val="Hyperlink"/>
@@ -2458,7 +2458,7 @@
                 <w:noProof/>
                 <w:webHidden/>
               </w:rPr>
-              <w:instrText xml:space="preserve"> PAGEREF _Toc234778046 \h </w:instrText>
+              <w:instrText xml:space="preserve"> PAGEREF _Toc234783017 \h </w:instrText>
             </w:r>
             <w:r>
               <w:rPr>
@@ -2504,7 +2504,7 @@
               <w14:ligatures w14:val="standardContextual"/>
             </w:rPr>
           </w:pPr>
-          <w:hyperlink w:anchor="_Toc234778047" w:history="1">
+          <w:hyperlink w:anchor="_Toc234783018" w:history="1">
             <w:r>
               <w:rPr>
                 <w:rStyle w:val="Hyperlink"/>
@@ -2548,7 +2548,7 @@
                 <w:noProof/>
                 <w:webHidden/>
               </w:rPr>
-              <w:instrText xml:space="preserve"> PAGEREF _Toc234778047 \h </w:instrText>
+              <w:instrText xml:space="preserve"> PAGEREF _Toc234783018 \h </w:instrText>
             </w:r>
             <w:r>
               <w:rPr>
@@ -2594,7 +2594,7 @@
               <w14:ligatures w14:val="standardContextual"/>
             </w:rPr>
           </w:pPr>
-          <w:hyperlink w:anchor="_Toc234778048" w:history="1">
+          <w:hyperlink w:anchor="_Toc234783019" w:history="1">
             <w:r>
               <w:rPr>
                 <w:rStyle w:val="Hyperlink"/>
@@ -2638,7 +2638,7 @@
                 <w:noProof/>
                 <w:webHidden/>
               </w:rPr>
-              <w:instrText xml:space="preserve"> PAGEREF _Toc234778048 \h </w:instrText>
+              <w:instrText xml:space="preserve"> PAGEREF _Toc234783019 \h </w:instrText>
             </w:r>
             <w:r>
               <w:rPr>
@@ -2684,7 +2684,7 @@
               <w14:ligatures w14:val="standardContextual"/>
             </w:rPr>
           </w:pPr>
-          <w:hyperlink w:anchor="_Toc234778049" w:history="1">
+          <w:hyperlink w:anchor="_Toc234783020" w:history="1">
             <w:r>
               <w:rPr>
                 <w:rStyle w:val="Hyperlink"/>
@@ -2728,7 +2728,7 @@
                 <w:noProof/>
                 <w:webHidden/>
               </w:rPr>
-              <w:instrText xml:space="preserve"> PAGEREF _Toc234778049 \h </w:instrText>
+              <w:instrText xml:space="preserve"> PAGEREF _Toc234783020 \h </w:instrText>
             </w:r>
             <w:r>
               <w:rPr>
@@ -2774,7 +2774,7 @@
               <w14:ligatures w14:val="standardContextual"/>
             </w:rPr>
           </w:pPr>
-          <w:hyperlink w:anchor="_Toc234778050" w:history="1">
+          <w:hyperlink w:anchor="_Toc234783021" w:history="1">
             <w:r>
               <w:rPr>
                 <w:rStyle w:val="Hyperlink"/>
@@ -2818,7 +2818,7 @@
                 <w:noProof/>
                 <w:webHidden/>
               </w:rPr>
-              <w:instrText xml:space="preserve"> PAGEREF _Toc234778050 \h </w:instrText>
+              <w:instrText xml:space="preserve"> PAGEREF _Toc234783021 \h </w:instrText>
             </w:r>
             <w:r>
               <w:rPr>
@@ -2864,7 +2864,7 @@
               <w14:ligatures w14:val="standardContextual"/>
             </w:rPr>
           </w:pPr>
-          <w:hyperlink w:anchor="_Toc234778051" w:history="1">
+          <w:hyperlink w:anchor="_Toc234783022" w:history="1">
             <w:r>
               <w:rPr>
                 <w:rStyle w:val="Hyperlink"/>
@@ -2908,7 +2908,7 @@
                 <w:noProof/>
                 <w:webHidden/>
               </w:rPr>
-              <w:instrText xml:space="preserve"> PAGEREF _Toc234778051 \h </w:instrText>
+              <w:instrText xml:space="preserve"> PAGEREF _Toc234783022 \h </w:instrText>
             </w:r>
             <w:r>
               <w:rPr>
@@ -2954,7 +2954,7 @@
               <w14:ligatures w14:val="standardContextual"/>
             </w:rPr>
           </w:pPr>
-          <w:hyperlink w:anchor="_Toc234778052" w:history="1">
+          <w:hyperlink w:anchor="_Toc234783023" w:history="1">
             <w:r>
               <w:rPr>
                 <w:rStyle w:val="Hyperlink"/>
@@ -2998,7 +2998,7 @@
                 <w:noProof/>
                 <w:webHidden/>
               </w:rPr>
-              <w:instrText xml:space="preserve"> PAGEREF _Toc234778052 \h </w:instrText>
+              <w:instrText xml:space="preserve"> PAGEREF _Toc234783023 \h </w:instrText>
             </w:r>
             <w:r>
               <w:rPr>
@@ -3044,7 +3044,7 @@
               <w14:ligatures w14:val="standardContextual"/>
             </w:rPr>
           </w:pPr>
-          <w:hyperlink w:anchor="_Toc234778053" w:history="1">
+          <w:hyperlink w:anchor="_Toc234783024" w:history="1">
             <w:r>
               <w:rPr>
                 <w:rStyle w:val="Hyperlink"/>
@@ -3088,7 +3088,7 @@
                 <w:noProof/>
                 <w:webHidden/>
               </w:rPr>
-              <w:instrText xml:space="preserve"> PAGEREF _Toc234778053 \h </w:instrText>
+              <w:instrText xml:space="preserve"> PAGEREF _Toc234783024 \h </w:instrText>
             </w:r>
             <w:r>
               <w:rPr>
@@ -3134,7 +3134,7 @@
               <w14:ligatures w14:val="standardContextual"/>
             </w:rPr>
           </w:pPr>
-          <w:hyperlink w:anchor="_Toc234778054" w:history="1">
+          <w:hyperlink w:anchor="_Toc234783025" w:history="1">
             <w:r>
               <w:rPr>
                 <w:rStyle w:val="Hyperlink"/>
@@ -3178,7 +3178,7 @@
                 <w:noProof/>
                 <w:webHidden/>
               </w:rPr>
-              <w:instrText xml:space="preserve"> PAGEREF _Toc234778054 \h </w:instrText>
+              <w:instrText xml:space="preserve"> PAGEREF _Toc234783025 \h </w:instrText>
             </w:r>
             <w:r>
               <w:rPr>
@@ -3224,7 +3224,7 @@
               <w14:ligatures w14:val="standardContextual"/>
             </w:rPr>
           </w:pPr>
-          <w:hyperlink w:anchor="_Toc234778055" w:history="1">
+          <w:hyperlink w:anchor="_Toc234783026" w:history="1">
             <w:r>
               <w:rPr>
                 <w:rStyle w:val="Hyperlink"/>
@@ -3268,7 +3268,7 @@
                 <w:noProof/>
                 <w:webHidden/>
               </w:rPr>
-              <w:instrText xml:space="preserve"> PAGEREF _Toc234778055 \h </w:instrText>
+              <w:instrText xml:space="preserve"> PAGEREF _Toc234783026 \h </w:instrText>
             </w:r>
             <w:r>
               <w:rPr>
@@ -3314,7 +3314,7 @@
               <w14:ligatures w14:val="standardContextual"/>
             </w:rPr>
           </w:pPr>
-          <w:hyperlink w:anchor="_Toc234778056" w:history="1">
+          <w:hyperlink w:anchor="_Toc234783027" w:history="1">
             <w:r>
               <w:rPr>
                 <w:rStyle w:val="Hyperlink"/>
@@ -3358,7 +3358,7 @@
                 <w:noProof/>
                 <w:webHidden/>
               </w:rPr>
-              <w:instrText xml:space="preserve"> PAGEREF _Toc234778056 \h </w:instrText>
+              <w:instrText xml:space="preserve"> PAGEREF _Toc234783027 \h </w:instrText>
             </w:r>
             <w:r>
               <w:rPr>
@@ -3404,7 +3404,7 @@
               <w14:ligatures w14:val="standardContextual"/>
             </w:rPr>
           </w:pPr>
-          <w:hyperlink w:anchor="_Toc234778057" w:history="1">
+          <w:hyperlink w:anchor="_Toc234783028" w:history="1">
             <w:r>
               <w:rPr>
                 <w:rStyle w:val="Hyperlink"/>
@@ -3448,7 +3448,7 @@
                 <w:noProof/>
                 <w:webHidden/>
               </w:rPr>
-              <w:instrText xml:space="preserve"> PAGEREF _Toc234778057 \h </w:instrText>
+              <w:instrText xml:space="preserve"> PAGEREF _Toc234783028 \h </w:instrText>
             </w:r>
             <w:r>
               <w:rPr>
@@ -3494,7 +3494,7 @@
               <w14:ligatures w14:val="standardContextual"/>
             </w:rPr>
           </w:pPr>
-          <w:hyperlink w:anchor="_Toc234778058" w:history="1">
+          <w:hyperlink w:anchor="_Toc234783029" w:history="1">
             <w:r>
               <w:rPr>
                 <w:rStyle w:val="Hyperlink"/>
@@ -3538,7 +3538,7 @@
                 <w:noProof/>
                 <w:webHidden/>
               </w:rPr>
-              <w:instrText xml:space="preserve"> PAGEREF _Toc234778058 \h </w:instrText>
+              <w:instrText xml:space="preserve"> PAGEREF _Toc234783029 \h </w:instrText>
             </w:r>
             <w:r>
               <w:rPr>
@@ -3584,7 +3584,7 @@
               <w14:ligatures w14:val="standardContextual"/>
             </w:rPr>
           </w:pPr>
-          <w:hyperlink w:anchor="_Toc234778059" w:history="1">
+          <w:hyperlink w:anchor="_Toc234783030" w:history="1">
             <w:r>
               <w:rPr>
                 <w:rStyle w:val="Hyperlink"/>
@@ -3628,7 +3628,7 @@
                 <w:noProof/>
                 <w:webHidden/>
               </w:rPr>
-              <w:instrText xml:space="preserve"> PAGEREF _Toc234778059 \h </w:instrText>
+              <w:instrText xml:space="preserve"> PAGEREF _Toc234783030 \h </w:instrText>
             </w:r>
             <w:r>
               <w:rPr>
@@ -3674,7 +3674,7 @@
               <w14:ligatures w14:val="standardContextual"/>
             </w:rPr>
           </w:pPr>
-          <w:hyperlink w:anchor="_Toc234778060" w:history="1">
+          <w:hyperlink w:anchor="_Toc234783031" w:history="1">
             <w:r>
               <w:rPr>
                 <w:rStyle w:val="Hyperlink"/>
@@ -3718,7 +3718,7 @@
                 <w:noProof/>
                 <w:webHidden/>
               </w:rPr>
-              <w:instrText xml:space="preserve"> PAGEREF _Toc234778060 \h </w:instrText>
+              <w:instrText xml:space="preserve"> PAGEREF _Toc234783031 \h </w:instrText>
             </w:r>
             <w:r>
               <w:rPr>
@@ -3764,7 +3764,7 @@
               <w14:ligatures w14:val="standardContextual"/>
             </w:rPr>
           </w:pPr>
-          <w:hyperlink w:anchor="_Toc234778061" w:history="1">
+          <w:hyperlink w:anchor="_Toc234783032" w:history="1">
             <w:r>
               <w:rPr>
                 <w:rStyle w:val="Hyperlink"/>
@@ -3808,7 +3808,7 @@
                 <w:noProof/>
                 <w:webHidden/>
               </w:rPr>
-              <w:instrText xml:space="preserve"> PAGEREF _Toc234778061 \h </w:instrText>
+              <w:instrText xml:space="preserve"> PAGEREF _Toc234783032 \h </w:instrText>
             </w:r>
             <w:r>
               <w:rPr>
@@ -3854,7 +3854,7 @@
               <w14:ligatures w14:val="standardContextual"/>
             </w:rPr>
           </w:pPr>
-          <w:hyperlink w:anchor="_Toc234778062" w:history="1">
+          <w:hyperlink w:anchor="_Toc234783033" w:history="1">
             <w:r>
               <w:rPr>
                 <w:rStyle w:val="Hyperlink"/>
@@ -3898,7 +3898,7 @@
                 <w:noProof/>
                 <w:webHidden/>
               </w:rPr>
-              <w:instrText xml:space="preserve"> PAGEREF _Toc234778062 \h </w:instrText>
+              <w:instrText xml:space="preserve"> PAGEREF _Toc234783033 \h </w:instrText>
             </w:r>
             <w:r>
               <w:rPr>
@@ -3944,7 +3944,7 @@
               <w14:ligatures w14:val="standardContextual"/>
             </w:rPr>
           </w:pPr>
-          <w:hyperlink w:anchor="_Toc234778063" w:history="1">
+          <w:hyperlink w:anchor="_Toc234783034" w:history="1">
             <w:r>
               <w:rPr>
                 <w:rStyle w:val="Hyperlink"/>
@@ -3988,7 +3988,7 @@
                 <w:noProof/>
                 <w:webHidden/>
               </w:rPr>
-              <w:instrText xml:space="preserve"> PAGEREF _Toc234778063 \h </w:instrText>
+              <w:instrText xml:space="preserve"> PAGEREF _Toc234783034 \h </w:instrText>
             </w:r>
             <w:r>
               <w:rPr>
@@ -4034,7 +4034,7 @@
               <w14:ligatures w14:val="standardContextual"/>
             </w:rPr>
           </w:pPr>
-          <w:hyperlink w:anchor="_Toc234778064" w:history="1">
+          <w:hyperlink w:anchor="_Toc234783035" w:history="1">
             <w:r>
               <w:rPr>
                 <w:rStyle w:val="Hyperlink"/>
@@ -4078,7 +4078,7 @@
                 <w:noProof/>
                 <w:webHidden/>
               </w:rPr>
-              <w:instrText xml:space="preserve"> PAGEREF _Toc234778064 \h </w:instrText>
+              <w:instrText xml:space="preserve"> PAGEREF _Toc234783035 \h </w:instrText>
             </w:r>
             <w:r>
               <w:rPr>
@@ -4124,7 +4124,7 @@
               <w14:ligatures w14:val="standardContextual"/>
             </w:rPr>
           </w:pPr>
-          <w:hyperlink w:anchor="_Toc234778065" w:history="1">
+          <w:hyperlink w:anchor="_Toc234783036" w:history="1">
             <w:r>
               <w:rPr>
                 <w:rStyle w:val="Hyperlink"/>
@@ -4168,7 +4168,7 @@
                 <w:noProof/>
                 <w:webHidden/>
               </w:rPr>
-              <w:instrText xml:space="preserve"> PAGEREF _Toc234778065 \h </w:instrText>
+              <w:instrText xml:space="preserve"> PAGEREF _Toc234783036 \h </w:instrText>
             </w:r>
             <w:r>
               <w:rPr>
@@ -4214,7 +4214,7 @@
               <w14:ligatures w14:val="standardContextual"/>
             </w:rPr>
           </w:pPr>
-          <w:hyperlink w:anchor="_Toc234778066" w:history="1">
+          <w:hyperlink w:anchor="_Toc234783037" w:history="1">
             <w:r>
               <w:rPr>
                 <w:rStyle w:val="Hyperlink"/>
@@ -4258,7 +4258,7 @@
                 <w:noProof/>
                 <w:webHidden/>
               </w:rPr>
-              <w:instrText xml:space="preserve"> PAGEREF _Toc234778066 \h </w:instrText>
+              <w:instrText xml:space="preserve"> PAGEREF _Toc234783037 \h </w:instrText>
             </w:r>
             <w:r>
               <w:rPr>
@@ -4304,7 +4304,7 @@
               <w14:ligatures w14:val="standardContextual"/>
             </w:rPr>
           </w:pPr>
-          <w:hyperlink w:anchor="_Toc234778067" w:history="1">
+          <w:hyperlink w:anchor="_Toc234783038" w:history="1">
             <w:r>
               <w:rPr>
                 <w:rStyle w:val="Hyperlink"/>
@@ -4348,7 +4348,7 @@
                 <w:noProof/>
                 <w:webHidden/>
               </w:rPr>
-              <w:instrText xml:space="preserve"> PAGEREF _Toc234778067 \h </w:instrText>
+              <w:instrText xml:space="preserve"> PAGEREF _Toc234783038 \h </w:instrText>
             </w:r>
             <w:r>
               <w:rPr>
@@ -4394,7 +4394,7 @@
               <w14:ligatures w14:val="standardContextual"/>
             </w:rPr>
           </w:pPr>
-          <w:hyperlink w:anchor="_Toc234778068" w:history="1">
+          <w:hyperlink w:anchor="_Toc234783039" w:history="1">
             <w:r>
               <w:rPr>
                 <w:rStyle w:val="Hyperlink"/>
@@ -4438,7 +4438,7 @@
                 <w:noProof/>
                 <w:webHidden/>
               </w:rPr>
-              <w:instrText xml:space="preserve"> PAGEREF _Toc234778068 \h </w:instrText>
+              <w:instrText xml:space="preserve"> PAGEREF _Toc234783039 \h </w:instrText>
             </w:r>
             <w:r>
               <w:rPr>
@@ -4484,7 +4484,7 @@
               <w14:ligatures w14:val="standardContextual"/>
             </w:rPr>
           </w:pPr>
-          <w:hyperlink w:anchor="_Toc234778069" w:history="1">
+          <w:hyperlink w:anchor="_Toc234783040" w:history="1">
             <w:r>
               <w:rPr>
                 <w:rStyle w:val="Hyperlink"/>
@@ -4528,7 +4528,7 @@
                 <w:noProof/>
                 <w:webHidden/>
               </w:rPr>
-              <w:instrText xml:space="preserve"> PAGEREF _Toc234778069 \h </w:instrText>
+              <w:instrText xml:space="preserve"> PAGEREF _Toc234783040 \h </w:instrText>
             </w:r>
             <w:r>
               <w:rPr>
@@ -4574,7 +4574,7 @@
               <w14:ligatures w14:val="standardContextual"/>
             </w:rPr>
           </w:pPr>
-          <w:hyperlink w:anchor="_Toc234778070" w:history="1">
+          <w:hyperlink w:anchor="_Toc234783041" w:history="1">
             <w:r>
               <w:rPr>
                 <w:rStyle w:val="Hyperlink"/>
@@ -4618,7 +4618,7 @@
                 <w:noProof/>
                 <w:webHidden/>
               </w:rPr>
-              <w:instrText xml:space="preserve"> PAGEREF _Toc234778070 \h </w:instrText>
+              <w:instrText xml:space="preserve"> PAGEREF _Toc234783041 \h </w:instrText>
             </w:r>
             <w:r>
               <w:rPr>
@@ -4664,7 +4664,7 @@
               <w14:ligatures w14:val="standardContextual"/>
             </w:rPr>
           </w:pPr>
-          <w:hyperlink w:anchor="_Toc234778071" w:history="1">
+          <w:hyperlink w:anchor="_Toc234783042" w:history="1">
             <w:r>
               <w:rPr>
                 <w:rStyle w:val="Hyperlink"/>
@@ -4708,7 +4708,7 @@
                 <w:noProof/>
                 <w:webHidden/>
               </w:rPr>
-              <w:instrText xml:space="preserve"> PAGEREF _Toc234778071 \h </w:instrText>
+              <w:instrText xml:space="preserve"> PAGEREF _Toc234783042 \h </w:instrText>
             </w:r>
             <w:r>
               <w:rPr>
@@ -4754,7 +4754,7 @@
               <w14:ligatures w14:val="standardContextual"/>
             </w:rPr>
           </w:pPr>
-          <w:hyperlink w:anchor="_Toc234778072" w:history="1">
+          <w:hyperlink w:anchor="_Toc234783043" w:history="1">
             <w:r>
               <w:rPr>
                 <w:rStyle w:val="Hyperlink"/>
@@ -4798,7 +4798,7 @@
                 <w:noProof/>
                 <w:webHidden/>
               </w:rPr>
-              <w:instrText xml:space="preserve"> PAGEREF _Toc234778072 \h </w:instrText>
+              <w:instrText xml:space="preserve"> PAGEREF _Toc234783043 \h </w:instrText>
             </w:r>
             <w:r>
               <w:rPr>
@@ -4844,7 +4844,7 @@
               <w14:ligatures w14:val="standardContextual"/>
             </w:rPr>
           </w:pPr>
-          <w:hyperlink w:anchor="_Toc234778073" w:history="1">
+          <w:hyperlink w:anchor="_Toc234783044" w:history="1">
             <w:r>
               <w:rPr>
                 <w:rStyle w:val="Hyperlink"/>
@@ -4888,7 +4888,7 @@
                 <w:noProof/>
                 <w:webHidden/>
               </w:rPr>
-              <w:instrText xml:space="preserve"> PAGEREF _Toc234778073 \h </w:instrText>
+              <w:instrText xml:space="preserve"> PAGEREF _Toc234783044 \h </w:instrText>
             </w:r>
             <w:r>
               <w:rPr>
@@ -4934,7 +4934,7 @@
               <w14:ligatures w14:val="standardContextual"/>
             </w:rPr>
           </w:pPr>
-          <w:hyperlink w:anchor="_Toc234778074" w:history="1">
+          <w:hyperlink w:anchor="_Toc234783045" w:history="1">
             <w:r>
               <w:rPr>
                 <w:rStyle w:val="Hyperlink"/>
@@ -4978,7 +4978,7 @@
                 <w:noProof/>
                 <w:webHidden/>
               </w:rPr>
-              <w:instrText xml:space="preserve"> PAGEREF _Toc234778074 \h </w:instrText>
+              <w:instrText xml:space="preserve"> PAGEREF _Toc234783045 \h </w:instrText>
             </w:r>
             <w:r>
               <w:rPr>
@@ -5024,7 +5024,7 @@
               <w14:ligatures w14:val="standardContextual"/>
             </w:rPr>
           </w:pPr>
-          <w:hyperlink w:anchor="_Toc234778075" w:history="1">
+          <w:hyperlink w:anchor="_Toc234783046" w:history="1">
             <w:r>
               <w:rPr>
                 <w:rStyle w:val="Hyperlink"/>
@@ -5068,7 +5068,7 @@
                 <w:noProof/>
                 <w:webHidden/>
               </w:rPr>
-              <w:instrText xml:space="preserve"> PAGEREF _Toc234778075 \h </w:instrText>
+              <w:instrText xml:space="preserve"> PAGEREF _Toc234783046 \h </w:instrText>
             </w:r>
             <w:r>
               <w:rPr>
@@ -5114,7 +5114,7 @@
               <w14:ligatures w14:val="standardContextual"/>
             </w:rPr>
           </w:pPr>
-          <w:hyperlink w:anchor="_Toc234778076" w:history="1">
+          <w:hyperlink w:anchor="_Toc234783047" w:history="1">
             <w:r>
               <w:rPr>
                 <w:rStyle w:val="Hyperlink"/>
@@ -5158,7 +5158,7 @@
                 <w:noProof/>
                 <w:webHidden/>
               </w:rPr>
-              <w:instrText xml:space="preserve"> PAGEREF _Toc234778076 \h </w:instrText>
+              <w:instrText xml:space="preserve"> PAGEREF _Toc234783047 \h </w:instrText>
             </w:r>
             <w:r>
               <w:rPr>
@@ -5204,7 +5204,7 @@
               <w14:ligatures w14:val="standardContextual"/>
             </w:rPr>
           </w:pPr>
-          <w:hyperlink w:anchor="_Toc234778077" w:history="1">
+          <w:hyperlink w:anchor="_Toc234783048" w:history="1">
             <w:r>
               <w:rPr>
                 <w:rStyle w:val="Hyperlink"/>
@@ -5248,7 +5248,7 @@
                 <w:noProof/>
                 <w:webHidden/>
               </w:rPr>
-              <w:instrText xml:space="preserve"> PAGEREF _Toc234778077 \h </w:instrText>
+              <w:instrText xml:space="preserve"> PAGEREF _Toc234783048 \h </w:instrText>
             </w:r>
             <w:r>
               <w:rPr>
@@ -5294,7 +5294,7 @@
               <w14:ligatures w14:val="standardContextual"/>
             </w:rPr>
           </w:pPr>
-          <w:hyperlink w:anchor="_Toc234778078" w:history="1">
+          <w:hyperlink w:anchor="_Toc234783049" w:history="1">
             <w:r>
               <w:rPr>
                 <w:rStyle w:val="Hyperlink"/>
@@ -5338,7 +5338,7 @@
                 <w:noProof/>
                 <w:webHidden/>
               </w:rPr>
-              <w:instrText xml:space="preserve"> PAGEREF _Toc234778078 \h </w:instrText>
+              <w:instrText xml:space="preserve"> PAGEREF _Toc234783049 \h </w:instrText>
             </w:r>
             <w:r>
               <w:rPr>
@@ -5384,7 +5384,7 @@
               <w14:ligatures w14:val="standardContextual"/>
             </w:rPr>
           </w:pPr>
-          <w:hyperlink w:anchor="_Toc234778079" w:history="1">
+          <w:hyperlink w:anchor="_Toc234783050" w:history="1">
             <w:r>
               <w:rPr>
                 <w:rStyle w:val="Hyperlink"/>
@@ -5428,7 +5428,7 @@
                 <w:noProof/>
                 <w:webHidden/>
               </w:rPr>
-              <w:instrText xml:space="preserve"> PAGEREF _Toc234778079 \h </w:instrText>
+              <w:instrText xml:space="preserve"> PAGEREF _Toc234783050 \h </w:instrText>
             </w:r>
             <w:r>
               <w:rPr>
@@ -5474,7 +5474,7 @@
               <w14:ligatures w14:val="standardContextual"/>
             </w:rPr>
           </w:pPr>
-          <w:hyperlink w:anchor="_Toc234778080" w:history="1">
+          <w:hyperlink w:anchor="_Toc234783051" w:history="1">
             <w:r>
               <w:rPr>
                 <w:rStyle w:val="Hyperlink"/>
@@ -5518,7 +5518,7 @@
                 <w:noProof/>
                 <w:webHidden/>
               </w:rPr>
-              <w:instrText xml:space="preserve"> PAGEREF _Toc234778080 \h </w:instrText>
+              <w:instrText xml:space="preserve"> PAGEREF _Toc234783051 \h </w:instrText>
             </w:r>
             <w:r>
               <w:rPr>
@@ -5564,7 +5564,7 @@
               <w14:ligatures w14:val="standardContextual"/>
             </w:rPr>
           </w:pPr>
-          <w:hyperlink w:anchor="_Toc234778081" w:history="1">
+          <w:hyperlink w:anchor="_Toc234783052" w:history="1">
             <w:r>
               <w:rPr>
                 <w:rStyle w:val="Hyperlink"/>
@@ -5608,7 +5608,7 @@
                 <w:noProof/>
                 <w:webHidden/>
               </w:rPr>
-              <w:instrText xml:space="preserve"> PAGEREF _Toc234778081 \h </w:instrText>
+              <w:instrText xml:space="preserve"> PAGEREF _Toc234783052 \h </w:instrText>
             </w:r>
             <w:r>
               <w:rPr>
@@ -5654,7 +5654,7 @@
               <w14:ligatures w14:val="standardContextual"/>
             </w:rPr>
           </w:pPr>
-          <w:hyperlink w:anchor="_Toc234778082" w:history="1">
+          <w:hyperlink w:anchor="_Toc234783053" w:history="1">
             <w:r>
               <w:rPr>
                 <w:rStyle w:val="Hyperlink"/>
@@ -5698,7 +5698,7 @@
                 <w:noProof/>
                 <w:webHidden/>
               </w:rPr>
-              <w:instrText xml:space="preserve"> PAGEREF _Toc234778082 \h </w:instrText>
+              <w:instrText xml:space="preserve"> PAGEREF _Toc234783053 \h </w:instrText>
             </w:r>
             <w:r>
               <w:rPr>
@@ -5744,7 +5744,7 @@
               <w14:ligatures w14:val="standardContextual"/>
             </w:rPr>
           </w:pPr>
-          <w:hyperlink w:anchor="_Toc234778083" w:history="1">
+          <w:hyperlink w:anchor="_Toc234783054" w:history="1">
             <w:r>
               <w:rPr>
                 <w:rStyle w:val="Hyperlink"/>
@@ -5788,7 +5788,7 @@
                 <w:noProof/>
                 <w:webHidden/>
               </w:rPr>
-              <w:instrText xml:space="preserve"> PAGEREF _Toc234778083 \h </w:instrText>
+              <w:instrText xml:space="preserve"> PAGEREF _Toc234783054 \h </w:instrText>
             </w:r>
             <w:r>
               <w:rPr>
@@ -5834,7 +5834,7 @@
               <w14:ligatures w14:val="standardContextual"/>
             </w:rPr>
           </w:pPr>
-          <w:hyperlink w:anchor="_Toc234778084" w:history="1">
+          <w:hyperlink w:anchor="_Toc234783055" w:history="1">
             <w:r>
               <w:rPr>
                 <w:rStyle w:val="Hyperlink"/>
@@ -5878,7 +5878,7 @@
                 <w:noProof/>
                 <w:webHidden/>
               </w:rPr>
-              <w:instrText xml:space="preserve"> PAGEREF _Toc234778084 \h </w:instrText>
+              <w:instrText xml:space="preserve"> PAGEREF _Toc234783055 \h </w:instrText>
             </w:r>
             <w:r>
               <w:rPr>
@@ -5924,7 +5924,7 @@
               <w14:ligatures w14:val="standardContextual"/>
             </w:rPr>
           </w:pPr>
-          <w:hyperlink w:anchor="_Toc234778085" w:history="1">
+          <w:hyperlink w:anchor="_Toc234783056" w:history="1">
             <w:r>
               <w:rPr>
                 <w:rStyle w:val="Hyperlink"/>
@@ -5968,7 +5968,7 @@
                 <w:noProof/>
                 <w:webHidden/>
               </w:rPr>
-              <w:instrText xml:space="preserve"> PAGEREF _Toc234778085 \h </w:instrText>
+              <w:instrText xml:space="preserve"> PAGEREF _Toc234783056 \h </w:instrText>
             </w:r>
             <w:r>
               <w:rPr>
@@ -6014,7 +6014,7 @@
               <w14:ligatures w14:val="standardContextual"/>
             </w:rPr>
           </w:pPr>
-          <w:hyperlink w:anchor="_Toc234778086" w:history="1">
+          <w:hyperlink w:anchor="_Toc234783057" w:history="1">
             <w:r>
               <w:rPr>
                 <w:rStyle w:val="Hyperlink"/>
@@ -6058,7 +6058,7 @@
                 <w:noProof/>
                 <w:webHidden/>
               </w:rPr>
-              <w:instrText xml:space="preserve"> PAGEREF _Toc234778086 \h </w:instrText>
+              <w:instrText xml:space="preserve"> PAGEREF _Toc234783057 \h </w:instrText>
             </w:r>
             <w:r>
               <w:rPr>
@@ -6104,7 +6104,7 @@
               <w14:ligatures w14:val="standardContextual"/>
             </w:rPr>
           </w:pPr>
-          <w:hyperlink w:anchor="_Toc234778087" w:history="1">
+          <w:hyperlink w:anchor="_Toc234783058" w:history="1">
             <w:r>
               <w:rPr>
                 <w:rStyle w:val="Hyperlink"/>
@@ -6148,7 +6148,7 @@
                 <w:noProof/>
                 <w:webHidden/>
               </w:rPr>
-              <w:instrText xml:space="preserve"> PAGEREF _Toc234778087 \h </w:instrText>
+              <w:instrText xml:space="preserve"> PAGEREF _Toc234783058 \h </w:instrText>
             </w:r>
             <w:r>
               <w:rPr>
@@ -6194,7 +6194,7 @@
               <w14:ligatures w14:val="standardContextual"/>
             </w:rPr>
           </w:pPr>
-          <w:hyperlink w:anchor="_Toc234778088" w:history="1">
+          <w:hyperlink w:anchor="_Toc234783059" w:history="1">
             <w:r>
               <w:rPr>
                 <w:rStyle w:val="Hyperlink"/>
@@ -6238,7 +6238,7 @@
                 <w:noProof/>
                 <w:webHidden/>
               </w:rPr>
-              <w:instrText xml:space="preserve"> PAGEREF _Toc234778088 \h </w:instrText>
+              <w:instrText xml:space="preserve"> PAGEREF _Toc234783059 \h </w:instrText>
             </w:r>
             <w:r>
               <w:rPr>
@@ -6284,7 +6284,7 @@
               <w14:ligatures w14:val="standardContextual"/>
             </w:rPr>
           </w:pPr>
-          <w:hyperlink w:anchor="_Toc234778089" w:history="1">
+          <w:hyperlink w:anchor="_Toc234783060" w:history="1">
             <w:r>
               <w:rPr>
                 <w:rStyle w:val="Hyperlink"/>
@@ -6328,7 +6328,7 @@
                 <w:noProof/>
                 <w:webHidden/>
               </w:rPr>
-              <w:instrText xml:space="preserve"> PAGEREF _Toc234778089 \h </w:instrText>
+              <w:instrText xml:space="preserve"> PAGEREF _Toc234783060 \h </w:instrText>
             </w:r>
             <w:r>
               <w:rPr>
@@ -6374,7 +6374,7 @@
               <w14:ligatures w14:val="standardContextual"/>
             </w:rPr>
           </w:pPr>
-          <w:hyperlink w:anchor="_Toc234778090" w:history="1">
+          <w:hyperlink w:anchor="_Toc234783061" w:history="1">
             <w:r>
               <w:rPr>
                 <w:rStyle w:val="Hyperlink"/>
@@ -6418,7 +6418,7 @@
                 <w:noProof/>
                 <w:webHidden/>
               </w:rPr>
-              <w:instrText xml:space="preserve"> PAGEREF _Toc234778090 \h </w:instrText>
+              <w:instrText xml:space="preserve"> PAGEREF _Toc234783061 \h </w:instrText>
             </w:r>
             <w:r>
               <w:rPr>
@@ -6464,7 +6464,7 @@
               <w14:ligatures w14:val="standardContextual"/>
             </w:rPr>
           </w:pPr>
-          <w:hyperlink w:anchor="_Toc234778091" w:history="1">
+          <w:hyperlink w:anchor="_Toc234783062" w:history="1">
             <w:r>
               <w:rPr>
                 <w:rStyle w:val="Hyperlink"/>
@@ -6508,7 +6508,7 @@
                 <w:noProof/>
                 <w:webHidden/>
               </w:rPr>
-              <w:instrText xml:space="preserve"> PAGEREF _Toc234778091 \h </w:instrText>
+              <w:instrText xml:space="preserve"> PAGEREF _Toc234783062 \h </w:instrText>
             </w:r>
             <w:r>
               <w:rPr>
@@ -6554,7 +6554,7 @@
               <w14:ligatures w14:val="standardContextual"/>
             </w:rPr>
           </w:pPr>
-          <w:hyperlink w:anchor="_Toc234778092" w:history="1">
+          <w:hyperlink w:anchor="_Toc234783063" w:history="1">
             <w:r>
               <w:rPr>
                 <w:rStyle w:val="Hyperlink"/>
@@ -6598,7 +6598,7 @@
                 <w:noProof/>
                 <w:webHidden/>
               </w:rPr>
-              <w:instrText xml:space="preserve"> PAGEREF _Toc234778092 \h </w:instrText>
+              <w:instrText xml:space="preserve"> PAGEREF _Toc234783063 \h </w:instrText>
             </w:r>
             <w:r>
               <w:rPr>
@@ -6644,7 +6644,7 @@
               <w14:ligatures w14:val="standardContextual"/>
             </w:rPr>
           </w:pPr>
-          <w:hyperlink w:anchor="_Toc234778093" w:history="1">
+          <w:hyperlink w:anchor="_Toc234783064" w:history="1">
             <w:r>
               <w:rPr>
                 <w:rStyle w:val="Hyperlink"/>
@@ -6688,7 +6688,7 @@
                 <w:noProof/>
                 <w:webHidden/>
               </w:rPr>
-              <w:instrText xml:space="preserve"> PAGEREF _Toc234778093 \h </w:instrText>
+              <w:instrText xml:space="preserve"> PAGEREF _Toc234783064 \h </w:instrText>
             </w:r>
             <w:r>
               <w:rPr>
@@ -6734,7 +6734,7 @@
               <w14:ligatures w14:val="standardContextual"/>
             </w:rPr>
           </w:pPr>
-          <w:hyperlink w:anchor="_Toc234778094" w:history="1">
+          <w:hyperlink w:anchor="_Toc234783065" w:history="1">
             <w:r>
               <w:rPr>
                 <w:rStyle w:val="Hyperlink"/>
@@ -6778,7 +6778,7 @@
                 <w:noProof/>
                 <w:webHidden/>
               </w:rPr>
-              <w:instrText xml:space="preserve"> PAGEREF _Toc234778094 \h </w:instrText>
+              <w:instrText xml:space="preserve"> PAGEREF _Toc234783065 \h </w:instrText>
             </w:r>
             <w:r>
               <w:rPr>
@@ -6824,7 +6824,7 @@
               <w14:ligatures w14:val="standardContextual"/>
             </w:rPr>
           </w:pPr>
-          <w:hyperlink w:anchor="_Toc234778095" w:history="1">
+          <w:hyperlink w:anchor="_Toc234783066" w:history="1">
             <w:r>
               <w:rPr>
                 <w:rStyle w:val="Hyperlink"/>
@@ -6868,7 +6868,7 @@
                 <w:noProof/>
                 <w:webHidden/>
               </w:rPr>
-              <w:instrText xml:space="preserve"> PAGEREF _Toc234778095 \h </w:instrText>
+              <w:instrText xml:space="preserve"> PAGEREF _Toc234783066 \h </w:instrText>
             </w:r>
             <w:r>
               <w:rPr>
@@ -6914,7 +6914,7 @@
               <w14:ligatures w14:val="standardContextual"/>
             </w:rPr>
           </w:pPr>
-          <w:hyperlink w:anchor="_Toc234778096" w:history="1">
+          <w:hyperlink w:anchor="_Toc234783067" w:history="1">
             <w:r>
               <w:rPr>
                 <w:rStyle w:val="Hyperlink"/>
@@ -6958,7 +6958,7 @@
                 <w:noProof/>
                 <w:webHidden/>
               </w:rPr>
-              <w:instrText xml:space="preserve"> PAGEREF _Toc234778096 \h </w:instrText>
+              <w:instrText xml:space="preserve"> PAGEREF _Toc234783067 \h </w:instrText>
             </w:r>
             <w:r>
               <w:rPr>
@@ -7004,7 +7004,7 @@
               <w14:ligatures w14:val="standardContextual"/>
             </w:rPr>
           </w:pPr>
-          <w:hyperlink w:anchor="_Toc234778097" w:history="1">
+          <w:hyperlink w:anchor="_Toc234783068" w:history="1">
             <w:r>
               <w:rPr>
                 <w:rStyle w:val="Hyperlink"/>
@@ -7048,7 +7048,7 @@
                 <w:noProof/>
                 <w:webHidden/>
               </w:rPr>
-              <w:instrText xml:space="preserve"> PAGEREF _Toc234778097 \h </w:instrText>
+              <w:instrText xml:space="preserve"> PAGEREF _Toc234783068 \h </w:instrText>
             </w:r>
             <w:r>
               <w:rPr>
@@ -7094,7 +7094,7 @@
               <w14:ligatures w14:val="standardContextual"/>
             </w:rPr>
           </w:pPr>
-          <w:hyperlink w:anchor="_Toc234778098" w:history="1">
+          <w:hyperlink w:anchor="_Toc234783069" w:history="1">
             <w:r>
               <w:rPr>
                 <w:rStyle w:val="Hyperlink"/>
@@ -7138,7 +7138,7 @@
                 <w:noProof/>
                 <w:webHidden/>
               </w:rPr>
-              <w:instrText xml:space="preserve"> PAGEREF _Toc234778098 \h </w:instrText>
+              <w:instrText xml:space="preserve"> PAGEREF _Toc234783069 \h </w:instrText>
             </w:r>
             <w:r>
               <w:rPr>
@@ -7184,7 +7184,7 @@
               <w14:ligatures w14:val="standardContextual"/>
             </w:rPr>
           </w:pPr>
-          <w:hyperlink w:anchor="_Toc234778099" w:history="1">
+          <w:hyperlink w:anchor="_Toc234783070" w:history="1">
             <w:r>
               <w:rPr>
                 <w:rStyle w:val="Hyperlink"/>
@@ -7228,7 +7228,7 @@
                 <w:noProof/>
                 <w:webHidden/>
               </w:rPr>
-              <w:instrText xml:space="preserve"> PAGEREF _Toc234778099 \h </w:instrText>
+              <w:instrText xml:space="preserve"> PAGEREF _Toc234783070 \h </w:instrText>
             </w:r>
             <w:r>
               <w:rPr>
@@ -7274,7 +7274,7 @@
               <w14:ligatures w14:val="standardContextual"/>
             </w:rPr>
           </w:pPr>
-          <w:hyperlink w:anchor="_Toc234778100" w:history="1">
+          <w:hyperlink w:anchor="_Toc234783071" w:history="1">
             <w:r>
               <w:rPr>
                 <w:rStyle w:val="Hyperlink"/>
@@ -7318,7 +7318,7 @@
                 <w:noProof/>
                 <w:webHidden/>
               </w:rPr>
-              <w:instrText xml:space="preserve"> PAGEREF _Toc234778100 \h </w:instrText>
+              <w:instrText xml:space="preserve"> PAGEREF _Toc234783071 \h </w:instrText>
             </w:r>
             <w:r>
               <w:rPr>
@@ -7364,7 +7364,7 @@
               <w14:ligatures w14:val="standardContextual"/>
             </w:rPr>
           </w:pPr>
-          <w:hyperlink w:anchor="_Toc234778101" w:history="1">
+          <w:hyperlink w:anchor="_Toc234783072" w:history="1">
             <w:r>
               <w:rPr>
                 <w:rStyle w:val="Hyperlink"/>
@@ -7408,7 +7408,7 @@
                 <w:noProof/>
                 <w:webHidden/>
               </w:rPr>
-              <w:instrText xml:space="preserve"> PAGEREF _Toc234778101 \h </w:instrText>
+              <w:instrText xml:space="preserve"> PAGEREF _Toc234783072 \h </w:instrText>
             </w:r>
             <w:r>
               <w:rPr>
@@ -7454,7 +7454,7 @@
               <w14:ligatures w14:val="standardContextual"/>
             </w:rPr>
           </w:pPr>
-          <w:hyperlink w:anchor="_Toc234778102" w:history="1">
+          <w:hyperlink w:anchor="_Toc234783073" w:history="1">
             <w:r>
               <w:rPr>
                 <w:rStyle w:val="Hyperlink"/>
@@ -7498,7 +7498,7 @@
                 <w:noProof/>
                 <w:webHidden/>
               </w:rPr>
-              <w:instrText xml:space="preserve"> PAGEREF _Toc234778102 \h </w:instrText>
+              <w:instrText xml:space="preserve"> PAGEREF _Toc234783073 \h </w:instrText>
             </w:r>
             <w:r>
               <w:rPr>
@@ -7544,7 +7544,7 @@
               <w14:ligatures w14:val="standardContextual"/>
             </w:rPr>
           </w:pPr>
-          <w:hyperlink w:anchor="_Toc234778103" w:history="1">
+          <w:hyperlink w:anchor="_Toc234783074" w:history="1">
             <w:r>
               <w:rPr>
                 <w:rStyle w:val="Hyperlink"/>
@@ -7588,7 +7588,7 @@
                 <w:noProof/>
                 <w:webHidden/>
               </w:rPr>
-              <w:instrText xml:space="preserve"> PAGEREF _Toc234778103 \h </w:instrText>
+              <w:instrText xml:space="preserve"> PAGEREF _Toc234783074 \h </w:instrText>
             </w:r>
             <w:r>
               <w:rPr>
@@ -7634,7 +7634,7 @@
               <w14:ligatures w14:val="standardContextual"/>
             </w:rPr>
           </w:pPr>
-          <w:hyperlink w:anchor="_Toc234778104" w:history="1">
+          <w:hyperlink w:anchor="_Toc234783075" w:history="1">
             <w:r>
               <w:rPr>
                 <w:rStyle w:val="Hyperlink"/>
@@ -7678,7 +7678,7 @@
                 <w:noProof/>
                 <w:webHidden/>
               </w:rPr>
-              <w:instrText xml:space="preserve"> PAGEREF _Toc234778104 \h </w:instrText>
+              <w:instrText xml:space="preserve"> PAGEREF _Toc234783075 \h </w:instrText>
             </w:r>
             <w:r>
               <w:rPr>
@@ -7724,7 +7724,7 @@
               <w14:ligatures w14:val="standardContextual"/>
             </w:rPr>
           </w:pPr>
-          <w:hyperlink w:anchor="_Toc234778105" w:history="1">
+          <w:hyperlink w:anchor="_Toc234783076" w:history="1">
             <w:r>
               <w:rPr>
                 <w:rStyle w:val="Hyperlink"/>
@@ -7768,7 +7768,7 @@
                 <w:noProof/>
                 <w:webHidden/>
               </w:rPr>
-              <w:instrText xml:space="preserve"> PAGEREF _Toc234778105 \h </w:instrText>
+              <w:instrText xml:space="preserve"> PAGEREF _Toc234783076 \h </w:instrText>
             </w:r>
             <w:r>
               <w:rPr>
@@ -7814,7 +7814,7 @@
               <w14:ligatures w14:val="standardContextual"/>
             </w:rPr>
           </w:pPr>
-          <w:hyperlink w:anchor="_Toc234778106" w:history="1">
+          <w:hyperlink w:anchor="_Toc234783077" w:history="1">
             <w:r>
               <w:rPr>
                 <w:rStyle w:val="Hyperlink"/>
@@ -7858,7 +7858,7 @@
                 <w:noProof/>
                 <w:webHidden/>
               </w:rPr>
-              <w:instrText xml:space="preserve"> PAGEREF _Toc234778106 \h </w:instrText>
+              <w:instrText xml:space="preserve"> PAGEREF _Toc234783077 \h </w:instrText>
             </w:r>
             <w:r>
               <w:rPr>
@@ -7904,7 +7904,7 @@
               <w14:ligatures w14:val="standardContextual"/>
             </w:rPr>
           </w:pPr>
-          <w:hyperlink w:anchor="_Toc234778107" w:history="1">
+          <w:hyperlink w:anchor="_Toc234783078" w:history="1">
             <w:r>
               <w:rPr>
                 <w:rStyle w:val="Hyperlink"/>
@@ -7948,7 +7948,7 @@
                 <w:noProof/>
                 <w:webHidden/>
               </w:rPr>
-              <w:instrText xml:space="preserve"> PAGEREF _Toc234778107 \h </w:instrText>
+              <w:instrText xml:space="preserve"> PAGEREF _Toc234783078 \h </w:instrText>
             </w:r>
             <w:r>
               <w:rPr>
@@ -7994,7 +7994,7 @@
               <w14:ligatures w14:val="standardContextual"/>
             </w:rPr>
           </w:pPr>
-          <w:hyperlink w:anchor="_Toc234778108" w:history="1">
+          <w:hyperlink w:anchor="_Toc234783079" w:history="1">
             <w:r>
               <w:rPr>
                 <w:rStyle w:val="Hyperlink"/>
@@ -8038,7 +8038,7 @@
                 <w:noProof/>
                 <w:webHidden/>
               </w:rPr>
-              <w:instrText xml:space="preserve"> PAGEREF _Toc234778108 \h </w:instrText>
+              <w:instrText xml:space="preserve"> PAGEREF _Toc234783079 \h </w:instrText>
             </w:r>
             <w:r>
               <w:rPr>
@@ -8084,7 +8084,7 @@
               <w14:ligatures w14:val="standardContextual"/>
             </w:rPr>
           </w:pPr>
-          <w:hyperlink w:anchor="_Toc234778109" w:history="1">
+          <w:hyperlink w:anchor="_Toc234783080" w:history="1">
             <w:r>
               <w:rPr>
                 <w:rStyle w:val="Hyperlink"/>
@@ -8128,7 +8128,7 @@
                 <w:noProof/>
                 <w:webHidden/>
               </w:rPr>
-              <w:instrText xml:space="preserve"> PAGEREF _Toc234778109 \h </w:instrText>
+              <w:instrText xml:space="preserve"> PAGEREF _Toc234783080 \h </w:instrText>
             </w:r>
             <w:r>
               <w:rPr>
@@ -8174,7 +8174,7 @@
               <w14:ligatures w14:val="standardContextual"/>
             </w:rPr>
           </w:pPr>
-          <w:hyperlink w:anchor="_Toc234778110" w:history="1">
+          <w:hyperlink w:anchor="_Toc234783081" w:history="1">
             <w:r>
               <w:rPr>
                 <w:rStyle w:val="Hyperlink"/>
@@ -8218,7 +8218,7 @@
                 <w:noProof/>
                 <w:webHidden/>
               </w:rPr>
-              <w:instrText xml:space="preserve"> PAGEREF _Toc234778110 \h </w:instrText>
+              <w:instrText xml:space="preserve"> PAGEREF _Toc234783081 \h </w:instrText>
             </w:r>
             <w:r>
               <w:rPr>
@@ -8264,7 +8264,7 @@
               <w14:ligatures w14:val="standardContextual"/>
             </w:rPr>
           </w:pPr>
-          <w:hyperlink w:anchor="_Toc234778111" w:history="1">
+          <w:hyperlink w:anchor="_Toc234783082" w:history="1">
             <w:r>
               <w:rPr>
                 <w:rStyle w:val="Hyperlink"/>
@@ -8308,7 +8308,7 @@
                 <w:noProof/>
                 <w:webHidden/>
               </w:rPr>
-              <w:instrText xml:space="preserve"> PAGEREF _Toc234778111 \h </w:instrText>
+              <w:instrText xml:space="preserve"> PAGEREF _Toc234783082 \h </w:instrText>
             </w:r>
             <w:r>
               <w:rPr>
@@ -8354,7 +8354,7 @@
               <w14:ligatures w14:val="standardContextual"/>
             </w:rPr>
           </w:pPr>
-          <w:hyperlink w:anchor="_Toc234778112" w:history="1">
+          <w:hyperlink w:anchor="_Toc234783083" w:history="1">
             <w:r>
               <w:rPr>
                 <w:rStyle w:val="Hyperlink"/>
@@ -8398,7 +8398,7 @@
                 <w:noProof/>
                 <w:webHidden/>
               </w:rPr>
-              <w:instrText xml:space="preserve"> PAGEREF _Toc234778112 \h </w:instrText>
+              <w:instrText xml:space="preserve"> PAGEREF _Toc234783083 \h </w:instrText>
             </w:r>
             <w:r>
               <w:rPr>
@@ -8444,7 +8444,7 @@
               <w14:ligatures w14:val="standardContextual"/>
             </w:rPr>
           </w:pPr>
-          <w:hyperlink w:anchor="_Toc234778113" w:history="1">
+          <w:hyperlink w:anchor="_Toc234783084" w:history="1">
             <w:r>
               <w:rPr>
                 <w:rStyle w:val="Hyperlink"/>
@@ -8488,7 +8488,7 @@
                 <w:noProof/>
                 <w:webHidden/>
               </w:rPr>
-              <w:instrText xml:space="preserve"> PAGEREF _Toc234778113 \h </w:instrText>
+              <w:instrText xml:space="preserve"> PAGEREF _Toc234783084 \h </w:instrText>
             </w:r>
             <w:r>
               <w:rPr>
@@ -8534,7 +8534,7 @@
               <w14:ligatures w14:val="standardContextual"/>
             </w:rPr>
           </w:pPr>
-          <w:hyperlink w:anchor="_Toc234778114" w:history="1">
+          <w:hyperlink w:anchor="_Toc234783085" w:history="1">
             <w:r>
               <w:rPr>
                 <w:rStyle w:val="Hyperlink"/>
@@ -8578,7 +8578,7 @@
                 <w:noProof/>
                 <w:webHidden/>
               </w:rPr>
-              <w:instrText xml:space="preserve"> PAGEREF _Toc234778114 \h </w:instrText>
+              <w:instrText xml:space="preserve"> PAGEREF _Toc234783085 \h </w:instrText>
             </w:r>
             <w:r>
               <w:rPr>
@@ -8624,7 +8624,7 @@
               <w14:ligatures w14:val="standardContextual"/>
             </w:rPr>
           </w:pPr>
-          <w:hyperlink w:anchor="_Toc234778115" w:history="1">
+          <w:hyperlink w:anchor="_Toc234783086" w:history="1">
             <w:r>
               <w:rPr>
                 <w:rStyle w:val="Hyperlink"/>
@@ -8668,7 +8668,7 @@
                 <w:noProof/>
                 <w:webHidden/>
               </w:rPr>
-              <w:instrText xml:space="preserve"> PAGEREF _Toc234778115 \h </w:instrText>
+              <w:instrText xml:space="preserve"> PAGEREF _Toc234783086 \h </w:instrText>
             </w:r>
             <w:r>
               <w:rPr>
@@ -8714,7 +8714,7 @@
               <w14:ligatures w14:val="standardContextual"/>
             </w:rPr>
           </w:pPr>
-          <w:hyperlink w:anchor="_Toc234778116" w:history="1">
+          <w:hyperlink w:anchor="_Toc234783087" w:history="1">
             <w:r>
               <w:rPr>
                 <w:rStyle w:val="Hyperlink"/>
@@ -8758,7 +8758,7 @@
                 <w:noProof/>
                 <w:webHidden/>
               </w:rPr>
-              <w:instrText xml:space="preserve"> PAGEREF _Toc234778116 \h </w:instrText>
+              <w:instrText xml:space="preserve"> PAGEREF _Toc234783087 \h </w:instrText>
             </w:r>
             <w:r>
               <w:rPr>
@@ -8804,7 +8804,7 @@
               <w14:ligatures w14:val="standardContextual"/>
             </w:rPr>
           </w:pPr>
-          <w:hyperlink w:anchor="_Toc234778117" w:history="1">
+          <w:hyperlink w:anchor="_Toc234783088" w:history="1">
             <w:r>
               <w:rPr>
                 <w:rStyle w:val="Hyperlink"/>
@@ -8848,7 +8848,7 @@
                 <w:noProof/>
                 <w:webHidden/>
               </w:rPr>
-              <w:instrText xml:space="preserve"> PAGEREF _Toc234778117 \h </w:instrText>
+              <w:instrText xml:space="preserve"> PAGEREF _Toc234783088 \h </w:instrText>
             </w:r>
             <w:r>
               <w:rPr>
@@ -8894,7 +8894,7 @@
               <w14:ligatures w14:val="standardContextual"/>
             </w:rPr>
           </w:pPr>
-          <w:hyperlink w:anchor="_Toc234778118" w:history="1">
+          <w:hyperlink w:anchor="_Toc234783089" w:history="1">
             <w:r>
               <w:rPr>
                 <w:rStyle w:val="Hyperlink"/>
@@ -8938,7 +8938,7 @@
                 <w:noProof/>
                 <w:webHidden/>
               </w:rPr>
-              <w:instrText xml:space="preserve"> PAGEREF _Toc234778118 \h </w:instrText>
+              <w:instrText xml:space="preserve"> PAGEREF _Toc234783089 \h </w:instrText>
             </w:r>
             <w:r>
               <w:rPr>
@@ -8984,7 +8984,7 @@
               <w14:ligatures w14:val="standardContextual"/>
             </w:rPr>
           </w:pPr>
-          <w:hyperlink w:anchor="_Toc234778119" w:history="1">
+          <w:hyperlink w:anchor="_Toc234783090" w:history="1">
             <w:r>
               <w:rPr>
                 <w:rStyle w:val="Hyperlink"/>
@@ -9028,7 +9028,7 @@
                 <w:noProof/>
                 <w:webHidden/>
               </w:rPr>
-              <w:instrText xml:space="preserve"> PAGEREF _Toc234778119 \h </w:instrText>
+              <w:instrText xml:space="preserve"> PAGEREF _Toc234783090 \h </w:instrText>
             </w:r>
             <w:r>
               <w:rPr>
@@ -9074,7 +9074,7 @@
               <w14:ligatures w14:val="standardContextual"/>
             </w:rPr>
           </w:pPr>
-          <w:hyperlink w:anchor="_Toc234778120" w:history="1">
+          <w:hyperlink w:anchor="_Toc234783091" w:history="1">
             <w:r>
               <w:rPr>
                 <w:rStyle w:val="Hyperlink"/>
@@ -9118,7 +9118,7 @@
                 <w:noProof/>
                 <w:webHidden/>
               </w:rPr>
-              <w:instrText xml:space="preserve"> PAGEREF _Toc234778120 \h </w:instrText>
+              <w:instrText xml:space="preserve"> PAGEREF _Toc234783091 \h </w:instrText>
             </w:r>
             <w:r>
               <w:rPr>
@@ -9164,7 +9164,7 @@
               <w14:ligatures w14:val="standardContextual"/>
             </w:rPr>
           </w:pPr>
-          <w:hyperlink w:anchor="_Toc234778121" w:history="1">
+          <w:hyperlink w:anchor="_Toc234783092" w:history="1">
             <w:r>
               <w:rPr>
                 <w:rStyle w:val="Hyperlink"/>
@@ -9208,7 +9208,7 @@
                 <w:noProof/>
                 <w:webHidden/>
               </w:rPr>
-              <w:instrText xml:space="preserve"> PAGEREF _Toc234778121 \h </w:instrText>
+              <w:instrText xml:space="preserve"> PAGEREF _Toc234783092 \h </w:instrText>
             </w:r>
             <w:r>
               <w:rPr>
@@ -9254,7 +9254,7 @@
               <w14:ligatures w14:val="standardContextual"/>
             </w:rPr>
           </w:pPr>
-          <w:hyperlink w:anchor="_Toc234778122" w:history="1">
+          <w:hyperlink w:anchor="_Toc234783093" w:history="1">
             <w:r>
               <w:rPr>
                 <w:rStyle w:val="Hyperlink"/>
@@ -9298,7 +9298,7 @@
                 <w:noProof/>
                 <w:webHidden/>
               </w:rPr>
-              <w:instrText xml:space="preserve"> PAGEREF _Toc234778122 \h </w:instrText>
+              <w:instrText xml:space="preserve"> PAGEREF _Toc234783093 \h </w:instrText>
             </w:r>
             <w:r>
               <w:rPr>
@@ -9344,7 +9344,7 @@
               <w14:ligatures w14:val="standardContextual"/>
             </w:rPr>
           </w:pPr>
-          <w:hyperlink w:anchor="_Toc234778123" w:history="1">
+          <w:hyperlink w:anchor="_Toc234783094" w:history="1">
             <w:r>
               <w:rPr>
                 <w:rStyle w:val="Hyperlink"/>
@@ -9388,7 +9388,7 @@
                 <w:noProof/>
                 <w:webHidden/>
               </w:rPr>
-              <w:instrText xml:space="preserve"> PAGEREF _Toc234778123 \h </w:instrText>
+              <w:instrText xml:space="preserve"> PAGEREF _Toc234783094 \h </w:instrText>
             </w:r>
             <w:r>
               <w:rPr>
@@ -9434,7 +9434,7 @@
               <w14:ligatures w14:val="standardContextual"/>
             </w:rPr>
           </w:pPr>
-          <w:hyperlink w:anchor="_Toc234778124" w:history="1">
+          <w:hyperlink w:anchor="_Toc234783095" w:history="1">
             <w:r>
               <w:rPr>
                 <w:rStyle w:val="Hyperlink"/>
@@ -9478,7 +9478,7 @@
                 <w:noProof/>
                 <w:webHidden/>
               </w:rPr>
-              <w:instrText xml:space="preserve"> PAGEREF _Toc234778124 \h </w:instrText>
+              <w:instrText xml:space="preserve"> PAGEREF _Toc234783095 \h </w:instrText>
             </w:r>
             <w:r>
               <w:rPr>
@@ -9524,7 +9524,7 @@
               <w14:ligatures w14:val="standardContextual"/>
             </w:rPr>
           </w:pPr>
-          <w:hyperlink w:anchor="_Toc234778125" w:history="1">
+          <w:hyperlink w:anchor="_Toc234783096" w:history="1">
             <w:r>
               <w:rPr>
                 <w:rStyle w:val="Hyperlink"/>
@@ -9568,7 +9568,7 @@
                 <w:noProof/>
                 <w:webHidden/>
               </w:rPr>
-              <w:instrText xml:space="preserve"> PAGEREF _Toc234778125 \h </w:instrText>
+              <w:instrText xml:space="preserve"> PAGEREF _Toc234783096 \h </w:instrText>
             </w:r>
             <w:r>
               <w:rPr>
@@ -9614,7 +9614,7 @@
               <w14:ligatures w14:val="standardContextual"/>
             </w:rPr>
           </w:pPr>
-          <w:hyperlink w:anchor="_Toc234778126" w:history="1">
+          <w:hyperlink w:anchor="_Toc234783097" w:history="1">
             <w:r>
               <w:rPr>
                 <w:rStyle w:val="Hyperlink"/>
@@ -9658,7 +9658,7 @@
                 <w:noProof/>
                 <w:webHidden/>
               </w:rPr>
-              <w:instrText xml:space="preserve"> PAGEREF _Toc234778126 \h </w:instrText>
+              <w:instrText xml:space="preserve"> PAGEREF _Toc234783097 \h </w:instrText>
             </w:r>
             <w:r>
               <w:rPr>
@@ -9704,7 +9704,7 @@
               <w14:ligatures w14:val="standardContextual"/>
             </w:rPr>
           </w:pPr>
-          <w:hyperlink w:anchor="_Toc234778127" w:history="1">
+          <w:hyperlink w:anchor="_Toc234783098" w:history="1">
             <w:r>
               <w:rPr>
                 <w:rStyle w:val="Hyperlink"/>
@@ -9748,7 +9748,7 @@
                 <w:noProof/>
                 <w:webHidden/>
               </w:rPr>
-              <w:instrText xml:space="preserve"> PAGEREF _Toc234778127 \h </w:instrText>
+              <w:instrText xml:space="preserve"> PAGEREF _Toc234783098 \h </w:instrText>
             </w:r>
             <w:r>
               <w:rPr>
@@ -9794,7 +9794,7 @@
               <w14:ligatures w14:val="standardContextual"/>
             </w:rPr>
           </w:pPr>
-          <w:hyperlink w:anchor="_Toc234778128" w:history="1">
+          <w:hyperlink w:anchor="_Toc234783099" w:history="1">
             <w:r>
               <w:rPr>
                 <w:rStyle w:val="Hyperlink"/>
@@ -9838,7 +9838,7 @@
                 <w:noProof/>
                 <w:webHidden/>
               </w:rPr>
-              <w:instrText xml:space="preserve"> PAGEREF _Toc234778128 \h </w:instrText>
+              <w:instrText xml:space="preserve"> PAGEREF _Toc234783099 \h </w:instrText>
             </w:r>
             <w:r>
               <w:rPr>
@@ -9884,7 +9884,7 @@
               <w14:ligatures w14:val="standardContextual"/>
             </w:rPr>
           </w:pPr>
-          <w:hyperlink w:anchor="_Toc234778129" w:history="1">
+          <w:hyperlink w:anchor="_Toc234783100" w:history="1">
             <w:r>
               <w:rPr>
                 <w:rStyle w:val="Hyperlink"/>
@@ -9928,7 +9928,7 @@
                 <w:noProof/>
                 <w:webHidden/>
               </w:rPr>
-              <w:instrText xml:space="preserve"> PAGEREF _Toc234778129 \h </w:instrText>
+              <w:instrText xml:space="preserve"> PAGEREF _Toc234783100 \h </w:instrText>
             </w:r>
             <w:r>
               <w:rPr>
@@ -9974,7 +9974,7 @@
               <w14:ligatures w14:val="standardContextual"/>
             </w:rPr>
           </w:pPr>
-          <w:hyperlink w:anchor="_Toc234778130" w:history="1">
+          <w:hyperlink w:anchor="_Toc234783101" w:history="1">
             <w:r>
               <w:rPr>
                 <w:rStyle w:val="Hyperlink"/>
@@ -10018,7 +10018,7 @@
                 <w:noProof/>
                 <w:webHidden/>
               </w:rPr>
-              <w:instrText xml:space="preserve"> PAGEREF _Toc234778130 \h </w:instrText>
+              <w:instrText xml:space="preserve"> PAGEREF _Toc234783101 \h </w:instrText>
             </w:r>
             <w:r>
               <w:rPr>
@@ -10064,7 +10064,7 @@
               <w14:ligatures w14:val="standardContextual"/>
             </w:rPr>
           </w:pPr>
-          <w:hyperlink w:anchor="_Toc234778131" w:history="1">
+          <w:hyperlink w:anchor="_Toc234783102" w:history="1">
             <w:r>
               <w:rPr>
                 <w:rStyle w:val="Hyperlink"/>
@@ -10108,7 +10108,7 @@
                 <w:noProof/>
                 <w:webHidden/>
               </w:rPr>
-              <w:instrText xml:space="preserve"> PAGEREF _Toc234778131 \h </w:instrText>
+              <w:instrText xml:space="preserve"> PAGEREF _Toc234783102 \h </w:instrText>
             </w:r>
             <w:r>
               <w:rPr>
@@ -10154,7 +10154,7 @@
               <w14:ligatures w14:val="standardContextual"/>
             </w:rPr>
           </w:pPr>
-          <w:hyperlink w:anchor="_Toc234778132" w:history="1">
+          <w:hyperlink w:anchor="_Toc234783103" w:history="1">
             <w:r>
               <w:rPr>
                 <w:rStyle w:val="Hyperlink"/>
@@ -10198,7 +10198,7 @@
                 <w:noProof/>
                 <w:webHidden/>
               </w:rPr>
-              <w:instrText xml:space="preserve"> PAGEREF _Toc234778132 \h </w:instrText>
+              <w:instrText xml:space="preserve"> PAGEREF _Toc234783103 \h </w:instrText>
             </w:r>
             <w:r>
               <w:rPr>
@@ -10244,7 +10244,7 @@
               <w14:ligatures w14:val="standardContextual"/>
             </w:rPr>
           </w:pPr>
-          <w:hyperlink w:anchor="_Toc234778133" w:history="1">
+          <w:hyperlink w:anchor="_Toc234783104" w:history="1">
             <w:r>
               <w:rPr>
                 <w:rStyle w:val="Hyperlink"/>
@@ -10288,7 +10288,7 @@
                 <w:noProof/>
                 <w:webHidden/>
               </w:rPr>
-              <w:instrText xml:space="preserve"> PAGEREF _Toc234778133 \h </w:instrText>
+              <w:instrText xml:space="preserve"> PAGEREF _Toc234783104 \h </w:instrText>
             </w:r>
             <w:r>
               <w:rPr>
@@ -10334,7 +10334,7 @@
               <w14:ligatures w14:val="standardContextual"/>
             </w:rPr>
           </w:pPr>
-          <w:hyperlink w:anchor="_Toc234778134" w:history="1">
+          <w:hyperlink w:anchor="_Toc234783105" w:history="1">
             <w:r>
               <w:rPr>
                 <w:rStyle w:val="Hyperlink"/>
@@ -10378,7 +10378,7 @@
                 <w:noProof/>
                 <w:webHidden/>
               </w:rPr>
-              <w:instrText xml:space="preserve"> PAGEREF _Toc234778134 \h </w:instrText>
+              <w:instrText xml:space="preserve"> PAGEREF _Toc234783105 \h </w:instrText>
             </w:r>
             <w:r>
               <w:rPr>
@@ -10424,7 +10424,7 @@
               <w14:ligatures w14:val="standardContextual"/>
             </w:rPr>
           </w:pPr>
-          <w:hyperlink w:anchor="_Toc234778135" w:history="1">
+          <w:hyperlink w:anchor="_Toc234783106" w:history="1">
             <w:r>
               <w:rPr>
                 <w:rStyle w:val="Hyperlink"/>
@@ -10468,7 +10468,7 @@
                 <w:noProof/>
                 <w:webHidden/>
               </w:rPr>
-              <w:instrText xml:space="preserve"> PAGEREF _Toc234778135 \h </w:instrText>
+              <w:instrText xml:space="preserve"> PAGEREF _Toc234783106 \h </w:instrText>
             </w:r>
             <w:r>
               <w:rPr>
@@ -10514,7 +10514,7 @@
               <w14:ligatures w14:val="standardContextual"/>
             </w:rPr>
           </w:pPr>
-          <w:hyperlink w:anchor="_Toc234778136" w:history="1">
+          <w:hyperlink w:anchor="_Toc234783107" w:history="1">
             <w:r>
               <w:rPr>
                 <w:rStyle w:val="Hyperlink"/>
@@ -10558,7 +10558,7 @@
                 <w:noProof/>
                 <w:webHidden/>
               </w:rPr>
-              <w:instrText xml:space="preserve"> PAGEREF _Toc234778136 \h </w:instrText>
+              <w:instrText xml:space="preserve"> PAGEREF _Toc234783107 \h </w:instrText>
             </w:r>
             <w:r>
               <w:rPr>
@@ -10604,7 +10604,7 @@
               <w14:ligatures w14:val="standardContextual"/>
             </w:rPr>
           </w:pPr>
-          <w:hyperlink w:anchor="_Toc234778137" w:history="1">
+          <w:hyperlink w:anchor="_Toc234783108" w:history="1">
             <w:r>
               <w:rPr>
                 <w:rStyle w:val="Hyperlink"/>
@@ -10648,7 +10648,7 @@
                 <w:noProof/>
                 <w:webHidden/>
               </w:rPr>
-              <w:instrText xml:space="preserve"> PAGEREF _Toc234778137 \h </w:instrText>
+              <w:instrText xml:space="preserve"> PAGEREF _Toc234783108 \h </w:instrText>
             </w:r>
             <w:r>
               <w:rPr>
@@ -10694,7 +10694,7 @@
               <w14:ligatures w14:val="standardContextual"/>
             </w:rPr>
           </w:pPr>
-          <w:hyperlink w:anchor="_Toc234778138" w:history="1">
+          <w:hyperlink w:anchor="_Toc234783109" w:history="1">
             <w:r>
               <w:rPr>
                 <w:rStyle w:val="Hyperlink"/>
@@ -10738,7 +10738,7 @@
                 <w:noProof/>
                 <w:webHidden/>
               </w:rPr>
-              <w:instrText xml:space="preserve"> PAGEREF _Toc234778138 \h </w:instrText>
+              <w:instrText xml:space="preserve"> PAGEREF _Toc234783109 \h </w:instrText>
             </w:r>
             <w:r>
               <w:rPr>
@@ -10784,7 +10784,7 @@
               <w14:ligatures w14:val="standardContextual"/>
             </w:rPr>
           </w:pPr>
-          <w:hyperlink w:anchor="_Toc234778139" w:history="1">
+          <w:hyperlink w:anchor="_Toc234783110" w:history="1">
             <w:r>
               <w:rPr>
                 <w:rStyle w:val="Hyperlink"/>
@@ -10828,7 +10828,7 @@
                 <w:noProof/>
                 <w:webHidden/>
               </w:rPr>
-              <w:instrText xml:space="preserve"> PAGEREF _Toc234778139 \h </w:instrText>
+              <w:instrText xml:space="preserve"> PAGEREF _Toc234783110 \h </w:instrText>
             </w:r>
             <w:r>
               <w:rPr>
@@ -10874,7 +10874,7 @@
               <w14:ligatures w14:val="standardContextual"/>
             </w:rPr>
           </w:pPr>
-          <w:hyperlink w:anchor="_Toc234778140" w:history="1">
+          <w:hyperlink w:anchor="_Toc234783111" w:history="1">
             <w:r>
               <w:rPr>
                 <w:rStyle w:val="Hyperlink"/>
@@ -10918,7 +10918,7 @@
                 <w:noProof/>
                 <w:webHidden/>
               </w:rPr>
-              <w:instrText xml:space="preserve"> PAGEREF _Toc234778140 \h </w:instrText>
+              <w:instrText xml:space="preserve"> PAGEREF _Toc234783111 \h </w:instrText>
             </w:r>
             <w:r>
               <w:rPr>
@@ -10964,7 +10964,7 @@
               <w14:ligatures w14:val="standardContextual"/>
             </w:rPr>
           </w:pPr>
-          <w:hyperlink w:anchor="_Toc234778141" w:history="1">
+          <w:hyperlink w:anchor="_Toc234783112" w:history="1">
             <w:r>
               <w:rPr>
                 <w:rStyle w:val="Hyperlink"/>
@@ -11008,7 +11008,7 @@
                 <w:noProof/>
                 <w:webHidden/>
               </w:rPr>
-              <w:instrText xml:space="preserve"> PAGEREF _Toc234778141 \h </w:instrText>
+              <w:instrText xml:space="preserve"> PAGEREF _Toc234783112 \h </w:instrText>
             </w:r>
             <w:r>
               <w:rPr>
@@ -11054,7 +11054,7 @@
               <w14:ligatures w14:val="standardContextual"/>
             </w:rPr>
           </w:pPr>
-          <w:hyperlink w:anchor="_Toc234778142" w:history="1">
+          <w:hyperlink w:anchor="_Toc234783113" w:history="1">
             <w:r>
               <w:rPr>
                 <w:rStyle w:val="Hyperlink"/>
@@ -11098,7 +11098,7 @@
                 <w:noProof/>
                 <w:webHidden/>
               </w:rPr>
-              <w:instrText xml:space="preserve"> PAGEREF _Toc234778142 \h </w:instrText>
+              <w:instrText xml:space="preserve"> PAGEREF _Toc234783113 \h </w:instrText>
             </w:r>
             <w:r>
               <w:rPr>
@@ -11144,7 +11144,7 @@
               <w14:ligatures w14:val="standardContextual"/>
             </w:rPr>
           </w:pPr>
-          <w:hyperlink w:anchor="_Toc234778143" w:history="1">
+          <w:hyperlink w:anchor="_Toc234783114" w:history="1">
             <w:r>
               <w:rPr>
                 <w:rStyle w:val="Hyperlink"/>
@@ -11188,7 +11188,7 @@
                 <w:noProof/>
                 <w:webHidden/>
               </w:rPr>
-              <w:instrText xml:space="preserve"> PAGEREF _Toc234778143 \h </w:instrText>
+              <w:instrText xml:space="preserve"> PAGEREF _Toc234783114 \h </w:instrText>
             </w:r>
             <w:r>
               <w:rPr>
@@ -11234,7 +11234,7 @@
               <w14:ligatures w14:val="standardContextual"/>
             </w:rPr>
           </w:pPr>
-          <w:hyperlink w:anchor="_Toc234778144" w:history="1">
+          <w:hyperlink w:anchor="_Toc234783115" w:history="1">
             <w:r>
               <w:rPr>
                 <w:rStyle w:val="Hyperlink"/>
@@ -11278,7 +11278,7 @@
                 <w:noProof/>
                 <w:webHidden/>
               </w:rPr>
-              <w:instrText xml:space="preserve"> PAGEREF _Toc234778144 \h </w:instrText>
+              <w:instrText xml:space="preserve"> PAGEREF _Toc234783115 \h </w:instrText>
             </w:r>
             <w:r>
               <w:rPr>
@@ -11324,7 +11324,7 @@
               <w14:ligatures w14:val="standardContextual"/>
             </w:rPr>
           </w:pPr>
-          <w:hyperlink w:anchor="_Toc234778145" w:history="1">
+          <w:hyperlink w:anchor="_Toc234783116" w:history="1">
             <w:r>
               <w:rPr>
                 <w:rStyle w:val="Hyperlink"/>
@@ -11368,7 +11368,7 @@
                 <w:noProof/>
                 <w:webHidden/>
               </w:rPr>
-              <w:instrText xml:space="preserve"> PAGEREF _Toc234778145 \h </w:instrText>
+              <w:instrText xml:space="preserve"> PAGEREF _Toc234783116 \h </w:instrText>
             </w:r>
             <w:r>
               <w:rPr>
@@ -11414,7 +11414,7 @@
               <w14:ligatures w14:val="standardContextual"/>
             </w:rPr>
           </w:pPr>
-          <w:hyperlink w:anchor="_Toc234778146" w:history="1">
+          <w:hyperlink w:anchor="_Toc234783117" w:history="1">
             <w:r>
               <w:rPr>
                 <w:rStyle w:val="Hyperlink"/>
@@ -11458,7 +11458,7 @@
                 <w:noProof/>
                 <w:webHidden/>
               </w:rPr>
-              <w:instrText xml:space="preserve"> PAGEREF _Toc234778146 \h </w:instrText>
+              <w:instrText xml:space="preserve"> PAGEREF _Toc234783117 \h </w:instrText>
             </w:r>
             <w:r>
               <w:rPr>
@@ -11504,7 +11504,7 @@
               <w14:ligatures w14:val="standardContextual"/>
             </w:rPr>
           </w:pPr>
-          <w:hyperlink w:anchor="_Toc234778147" w:history="1">
+          <w:hyperlink w:anchor="_Toc234783118" w:history="1">
             <w:r>
               <w:rPr>
                 <w:rStyle w:val="Hyperlink"/>
@@ -11548,7 +11548,7 @@
                 <w:noProof/>
                 <w:webHidden/>
               </w:rPr>
-              <w:instrText xml:space="preserve"> PAGEREF _Toc234778147 \h </w:instrText>
+              <w:instrText xml:space="preserve"> PAGEREF _Toc234783118 \h </w:instrText>
             </w:r>
             <w:r>
               <w:rPr>
@@ -11594,7 +11594,7 @@
               <w14:ligatures w14:val="standardContextual"/>
             </w:rPr>
           </w:pPr>
-          <w:hyperlink w:anchor="_Toc234778148" w:history="1">
+          <w:hyperlink w:anchor="_Toc234783119" w:history="1">
             <w:r>
               <w:rPr>
                 <w:rStyle w:val="Hyperlink"/>
@@ -11638,7 +11638,7 @@
                 <w:noProof/>
                 <w:webHidden/>
               </w:rPr>
-              <w:instrText xml:space="preserve"> PAGEREF _Toc234778148 \h </w:instrText>
+              <w:instrText xml:space="preserve"> PAGEREF _Toc234783119 \h </w:instrText>
             </w:r>
             <w:r>
               <w:rPr>
@@ -11684,7 +11684,7 @@
               <w14:ligatures w14:val="standardContextual"/>
             </w:rPr>
           </w:pPr>
-          <w:hyperlink w:anchor="_Toc234778149" w:history="1">
+          <w:hyperlink w:anchor="_Toc234783120" w:history="1">
             <w:r>
               <w:rPr>
                 <w:rStyle w:val="Hyperlink"/>
@@ -11728,7 +11728,7 @@
                 <w:noProof/>
                 <w:webHidden/>
               </w:rPr>
-              <w:instrText xml:space="preserve"> PAGEREF _Toc234778149 \h </w:instrText>
+              <w:instrText xml:space="preserve"> PAGEREF _Toc234783120 \h </w:instrText>
             </w:r>
             <w:r>
               <w:rPr>
@@ -11774,7 +11774,7 @@
               <w14:ligatures w14:val="standardContextual"/>
             </w:rPr>
           </w:pPr>
-          <w:hyperlink w:anchor="_Toc234778150" w:history="1">
+          <w:hyperlink w:anchor="_Toc234783121" w:history="1">
             <w:r>
               <w:rPr>
                 <w:rStyle w:val="Hyperlink"/>
@@ -11818,7 +11818,7 @@
                 <w:noProof/>
                 <w:webHidden/>
               </w:rPr>
-              <w:instrText xml:space="preserve"> PAGEREF _Toc234778150 \h </w:instrText>
+              <w:instrText xml:space="preserve"> PAGEREF _Toc234783121 \h </w:instrText>
             </w:r>
             <w:r>
               <w:rPr>
@@ -11864,7 +11864,7 @@
               <w14:ligatures w14:val="standardContextual"/>
             </w:rPr>
           </w:pPr>
-          <w:hyperlink w:anchor="_Toc234778151" w:history="1">
+          <w:hyperlink w:anchor="_Toc234783122" w:history="1">
             <w:r>
               <w:rPr>
                 <w:rStyle w:val="Hyperlink"/>
@@ -11908,7 +11908,7 @@
                 <w:noProof/>
                 <w:webHidden/>
               </w:rPr>
-              <w:instrText xml:space="preserve"> PAGEREF _Toc234778151 \h </w:instrText>
+              <w:instrText xml:space="preserve"> PAGEREF _Toc234783122 \h </w:instrText>
             </w:r>
             <w:r>
               <w:rPr>
@@ -11954,7 +11954,7 @@
               <w14:ligatures w14:val="standardContextual"/>
             </w:rPr>
           </w:pPr>
-          <w:hyperlink w:anchor="_Toc234778152" w:history="1">
+          <w:hyperlink w:anchor="_Toc234783123" w:history="1">
             <w:r>
               <w:rPr>
                 <w:rStyle w:val="Hyperlink"/>
@@ -11998,7 +11998,7 @@
                 <w:noProof/>
                 <w:webHidden/>
               </w:rPr>
-              <w:instrText xml:space="preserve"> PAGEREF _Toc234778152 \h </w:instrText>
+              <w:instrText xml:space="preserve"> PAGEREF _Toc234783123 \h </w:instrText>
             </w:r>
             <w:r>
               <w:rPr>
@@ -12044,7 +12044,7 @@
               <w14:ligatures w14:val="standardContextual"/>
             </w:rPr>
           </w:pPr>
-          <w:hyperlink w:anchor="_Toc234778153" w:history="1">
+          <w:hyperlink w:anchor="_Toc234783124" w:history="1">
             <w:r>
               <w:rPr>
                 <w:rStyle w:val="Hyperlink"/>
@@ -12088,7 +12088,7 @@
                 <w:noProof/>
                 <w:webHidden/>
               </w:rPr>
-              <w:instrText xml:space="preserve"> PAGEREF _Toc234778153 \h </w:instrText>
+              <w:instrText xml:space="preserve"> PAGEREF _Toc234783124 \h </w:instrText>
             </w:r>
             <w:r>
               <w:rPr>
@@ -12134,7 +12134,7 @@
               <w14:ligatures w14:val="standardContextual"/>
             </w:rPr>
           </w:pPr>
-          <w:hyperlink w:anchor="_Toc234778154" w:history="1">
+          <w:hyperlink w:anchor="_Toc234783125" w:history="1">
             <w:r>
               <w:rPr>
                 <w:rStyle w:val="Hyperlink"/>
@@ -12178,7 +12178,7 @@
                 <w:noProof/>
                 <w:webHidden/>
               </w:rPr>
-              <w:instrText xml:space="preserve"> PAGEREF _Toc234778154 \h </w:instrText>
+              <w:instrText xml:space="preserve"> PAGEREF _Toc234783125 \h </w:instrText>
             </w:r>
             <w:r>
               <w:rPr>
@@ -12224,7 +12224,7 @@
               <w14:ligatures w14:val="standardContextual"/>
             </w:rPr>
           </w:pPr>
-          <w:hyperlink w:anchor="_Toc234778155" w:history="1">
+          <w:hyperlink w:anchor="_Toc234783126" w:history="1">
             <w:r>
               <w:rPr>
                 <w:rStyle w:val="Hyperlink"/>
@@ -12268,7 +12268,7 @@
                 <w:noProof/>
                 <w:webHidden/>
               </w:rPr>
-              <w:instrText xml:space="preserve"> PAGEREF _Toc234778155 \h </w:instrText>
+              <w:instrText xml:space="preserve"> PAGEREF _Toc234783126 \h </w:instrText>
             </w:r>
             <w:r>
               <w:rPr>
@@ -12314,7 +12314,7 @@
               <w14:ligatures w14:val="standardContextual"/>
             </w:rPr>
           </w:pPr>
-          <w:hyperlink w:anchor="_Toc234778156" w:history="1">
+          <w:hyperlink w:anchor="_Toc234783127" w:history="1">
             <w:r>
               <w:rPr>
                 <w:rStyle w:val="Hyperlink"/>
@@ -12358,7 +12358,7 @@
                 <w:noProof/>
                 <w:webHidden/>
               </w:rPr>
-              <w:instrText xml:space="preserve"> PAGEREF _Toc234778156 \h </w:instrText>
+              <w:instrText xml:space="preserve"> PAGEREF _Toc234783127 \h </w:instrText>
             </w:r>
             <w:r>
               <w:rPr>
@@ -12404,7 +12404,7 @@
               <w14:ligatures w14:val="standardContextual"/>
             </w:rPr>
           </w:pPr>
-          <w:hyperlink w:anchor="_Toc234778157" w:history="1">
+          <w:hyperlink w:anchor="_Toc234783128" w:history="1">
             <w:r>
               <w:rPr>
                 <w:rStyle w:val="Hyperlink"/>
@@ -12448,7 +12448,7 @@
                 <w:noProof/>
                 <w:webHidden/>
               </w:rPr>
-              <w:instrText xml:space="preserve"> PAGEREF _Toc234778157 \h </w:instrText>
+              <w:instrText xml:space="preserve"> PAGEREF _Toc234783128 \h </w:instrText>
             </w:r>
             <w:r>
               <w:rPr>
@@ -12491,7 +12491,7 @@
         <w:pStyle w:val="Heading1"/>
       </w:pPr>
       <w:bookmarkStart w:id="0" w:name="introduction"/>
-      <w:bookmarkStart w:id="1" w:name="_Toc234778020"/>
+      <w:bookmarkStart w:id="1" w:name="_Toc234782991"/>
       <w:r>
         <w:rPr>
           <w:rStyle w:val="SectionNumber"/>
@@ -12509,7 +12509,7 @@
         <w:pStyle w:val="Heading2"/>
       </w:pPr>
       <w:bookmarkStart w:id="2" w:name="what-classbuilder-is"/>
-      <w:bookmarkStart w:id="3" w:name="_Toc234778021"/>
+      <w:bookmarkStart w:id="3" w:name="_Toc234782992"/>
       <w:r>
         <w:rPr>
           <w:rStyle w:val="SectionNumber"/>
@@ -12844,7 +12844,7 @@
         <w:pStyle w:val="Heading2"/>
       </w:pPr>
       <w:bookmarkStart w:id="4" w:name="the-pieces"/>
-      <w:bookmarkStart w:id="5" w:name="_Toc234778022"/>
+      <w:bookmarkStart w:id="5" w:name="_Toc234782993"/>
       <w:bookmarkEnd w:id="2"/>
       <w:r>
         <w:rPr>
@@ -13085,7 +13085,7 @@
         <w:pStyle w:val="Heading2"/>
       </w:pPr>
       <w:bookmarkStart w:id="6" w:name="about-this-manual"/>
-      <w:bookmarkStart w:id="7" w:name="_Toc234778023"/>
+      <w:bookmarkStart w:id="7" w:name="_Toc234782994"/>
       <w:bookmarkEnd w:id="4"/>
       <w:r>
         <w:rPr>
@@ -13176,7 +13176,7 @@
         <w:pStyle w:val="Heading2"/>
       </w:pPr>
       <w:bookmarkStart w:id="8" w:name="notation-keyboard-shortcuts-per-platform"/>
-      <w:bookmarkStart w:id="9" w:name="_Toc234778024"/>
+      <w:bookmarkStart w:id="9" w:name="_Toc234782995"/>
       <w:bookmarkEnd w:id="6"/>
       <w:r>
         <w:rPr>
@@ -13656,7 +13656,7 @@
         <w:pStyle w:val="Heading1"/>
       </w:pPr>
       <w:bookmarkStart w:id="10" w:name="concepts-and-terminology"/>
-      <w:bookmarkStart w:id="11" w:name="_Toc234778025"/>
+      <w:bookmarkStart w:id="11" w:name="_Toc234782996"/>
       <w:bookmarkEnd w:id="0"/>
       <w:bookmarkEnd w:id="8"/>
       <w:r>
@@ -13676,7 +13676,7 @@
         <w:pStyle w:val="Heading2"/>
       </w:pPr>
       <w:bookmarkStart w:id="12" w:name="the-model"/>
-      <w:bookmarkStart w:id="13" w:name="_Toc234778026"/>
+      <w:bookmarkStart w:id="13" w:name="_Toc234782997"/>
       <w:r>
         <w:rPr>
           <w:rStyle w:val="SectionNumber"/>
@@ -14007,7 +14007,7 @@
         <w:pStyle w:val="Heading2"/>
       </w:pPr>
       <w:bookmarkStart w:id="14" w:name="class-features"/>
-      <w:bookmarkStart w:id="15" w:name="_Toc234778027"/>
+      <w:bookmarkStart w:id="15" w:name="_Toc234782998"/>
       <w:bookmarkEnd w:id="12"/>
       <w:r>
         <w:rPr>
@@ -14233,7 +14233,7 @@
         <w:pStyle w:val="Heading2"/>
       </w:pPr>
       <w:bookmarkStart w:id="16" w:name="phases"/>
-      <w:bookmarkStart w:id="17" w:name="_Toc234778028"/>
+      <w:bookmarkStart w:id="17" w:name="_Toc234782999"/>
       <w:bookmarkEnd w:id="14"/>
       <w:r>
         <w:rPr>
@@ -14280,7 +14280,7 @@
         <w:pStyle w:val="Heading2"/>
       </w:pPr>
       <w:bookmarkStart w:id="18" w:name="generated-vs.-user-code"/>
-      <w:bookmarkStart w:id="19" w:name="_Toc234778029"/>
+      <w:bookmarkStart w:id="19" w:name="_Toc234783000"/>
       <w:bookmarkEnd w:id="16"/>
       <w:r>
         <w:rPr>
@@ -14404,7 +14404,7 @@
         <w:pStyle w:val="Heading1"/>
       </w:pPr>
       <w:bookmarkStart w:id="20" w:name="installation-and-project-files"/>
-      <w:bookmarkStart w:id="21" w:name="_Toc234778030"/>
+      <w:bookmarkStart w:id="21" w:name="_Toc234783001"/>
       <w:bookmarkEnd w:id="10"/>
       <w:bookmarkEnd w:id="18"/>
       <w:r>
@@ -14424,7 +14424,7 @@
         <w:pStyle w:val="Heading2"/>
       </w:pPr>
       <w:bookmarkStart w:id="22" w:name="the-application"/>
-      <w:bookmarkStart w:id="23" w:name="_Toc234778031"/>
+      <w:bookmarkStart w:id="23" w:name="_Toc234783002"/>
       <w:r>
         <w:rPr>
           <w:rStyle w:val="SectionNumber"/>
@@ -14465,7 +14465,7 @@
         <w:pStyle w:val="Heading2"/>
       </w:pPr>
       <w:bookmarkStart w:id="24" w:name="X3666ad84e793a543abb57792ece33f71c988788"/>
-      <w:bookmarkStart w:id="25" w:name="_Toc234778032"/>
+      <w:bookmarkStart w:id="25" w:name="_Toc234783003"/>
       <w:bookmarkEnd w:id="22"/>
       <w:r>
         <w:rPr>
@@ -14837,7 +14837,7 @@
         <w:pStyle w:val="Heading2"/>
       </w:pPr>
       <w:bookmarkStart w:id="26" w:name="stdafx.h-the-one-file-you-write"/>
-      <w:bookmarkStart w:id="27" w:name="_Toc234778033"/>
+      <w:bookmarkStart w:id="27" w:name="_Toc234783004"/>
       <w:bookmarkEnd w:id="24"/>
       <w:r>
         <w:rPr>
@@ -15111,7 +15111,7 @@
         <w:pStyle w:val="Heading2"/>
       </w:pPr>
       <w:bookmarkStart w:id="28" w:name="output-locations"/>
-      <w:bookmarkStart w:id="29" w:name="_Toc234778034"/>
+      <w:bookmarkStart w:id="29" w:name="_Toc234783005"/>
       <w:bookmarkEnd w:id="26"/>
       <w:r>
         <w:rPr>
@@ -15184,7 +15184,7 @@
         <w:pStyle w:val="Heading1"/>
       </w:pPr>
       <w:bookmarkStart w:id="30" w:name="quick-start-the-matrix-model"/>
-      <w:bookmarkStart w:id="31" w:name="_Toc234778035"/>
+      <w:bookmarkStart w:id="31" w:name="_Toc234783006"/>
       <w:bookmarkEnd w:id="20"/>
       <w:bookmarkEnd w:id="28"/>
       <w:r>
@@ -15299,7 +15299,7 @@
           <w:noProof/>
         </w:rPr>
         <w:drawing>
-          <wp:inline distT="0" distB="0" distL="0" distR="0" wp14:anchorId="3E45AFBB" wp14:editId="12736105">
+          <wp:inline distT="0" distB="0" distL="0" distR="0" wp14:anchorId="39657631" wp14:editId="0473F977">
             <wp:extent cx="5334000" cy="4712710"/>
             <wp:effectExtent l="0" t="0" r="0" b="0"/>
             <wp:docPr id="36" name="Picture" descr="The ClassBuilder shell with the Matrix model open: menu bar, toolbar, and the model tree (diagrams, classes, members, methods, relation methods)."/>
@@ -15354,7 +15354,7 @@
         <w:pStyle w:val="Heading2"/>
       </w:pPr>
       <w:bookmarkStart w:id="32" w:name="step-1-create-the-model"/>
-      <w:bookmarkStart w:id="33" w:name="_Toc234778036"/>
+      <w:bookmarkStart w:id="33" w:name="_Toc234783007"/>
       <w:r>
         <w:rPr>
           <w:rStyle w:val="SectionNumber"/>
@@ -15390,7 +15390,7 @@
           <w:noProof/>
         </w:rPr>
         <w:drawing>
-          <wp:inline distT="0" distB="0" distL="0" distR="0" wp14:anchorId="6F5DA640" wp14:editId="76BFD03F">
+          <wp:inline distT="0" distB="0" distL="0" distR="0" wp14:anchorId="7035FE87" wp14:editId="62727900">
             <wp:extent cx="5334000" cy="4578112"/>
             <wp:effectExtent l="0" t="0" r="0" b="0"/>
             <wp:docPr id="39" name="Picture" descr="Creating a serialize-enabled model: DataModel name “Matrix”, master include file “MatrixInclude.h”, document class “Matrix”. The master include cannot be named Matrix.h — the Matrix class itself generates that file. Tick Serialize here: it is a one-off choice, made at creation — in the Project ▸ Settings dialog of an existing model the checkbox shows locked."/>
@@ -15549,7 +15549,7 @@
         <w:pStyle w:val="Heading2"/>
       </w:pPr>
       <w:bookmarkStart w:id="34" w:name="step-2-add-the-classes"/>
-      <w:bookmarkStart w:id="35" w:name="_Toc234778037"/>
+      <w:bookmarkStart w:id="35" w:name="_Toc234783008"/>
       <w:bookmarkEnd w:id="32"/>
       <w:r>
         <w:rPr>
@@ -15634,7 +15634,7 @@
           <w:noProof/>
         </w:rPr>
         <w:drawing>
-          <wp:inline distT="0" distB="0" distL="0" distR="0" wp14:anchorId="37A4E96A" wp14:editId="4C9B49F8">
+          <wp:inline distT="0" distB="0" distL="0" distR="0" wp14:anchorId="5C98EDDC" wp14:editId="71E9EA3C">
             <wp:extent cx="4993049" cy="4495445"/>
             <wp:effectExtent l="0" t="0" r="0" b="0"/>
             <wp:docPr id="43" name="Picture" descr="The Class dialog. With Serialize ticked, the class inherits the model’s document-object root automatically."/>
@@ -15689,7 +15689,7 @@
         <w:pStyle w:val="Heading2"/>
       </w:pPr>
       <w:bookmarkStart w:id="36" w:name="step-3-add-members"/>
-      <w:bookmarkStart w:id="37" w:name="_Toc234778038"/>
+      <w:bookmarkStart w:id="37" w:name="_Toc234783009"/>
       <w:bookmarkEnd w:id="34"/>
       <w:r>
         <w:rPr>
@@ -15907,7 +15907,7 @@
           <w:noProof/>
         </w:rPr>
         <w:drawing>
-          <wp:inline distT="0" distB="0" distL="0" distR="0" wp14:anchorId="7C718D5A" wp14:editId="2B48A2DE">
+          <wp:inline distT="0" distB="0" distL="0" distR="0" wp14:anchorId="35CBED6B" wp14:editId="6B5FF1D1">
             <wp:extent cx="5334000" cy="6093588"/>
             <wp:effectExtent l="0" t="0" r="0" b="0"/>
             <wp:docPr id="47" name="Picture" descr="The Member dialog. Getter/setter generation and the serialize flag are per-member choices."/>
@@ -15962,7 +15962,7 @@
         <w:pStyle w:val="Heading2"/>
       </w:pPr>
       <w:bookmarkStart w:id="38" w:name="step-4-add-the-relations"/>
-      <w:bookmarkStart w:id="39" w:name="_Toc234778039"/>
+      <w:bookmarkStart w:id="39" w:name="_Toc234783010"/>
       <w:bookmarkEnd w:id="36"/>
       <w:r>
         <w:rPr>
@@ -16312,7 +16312,7 @@
           <w:noProof/>
         </w:rPr>
         <w:drawing>
-          <wp:inline distT="0" distB="0" distL="0" distR="0" wp14:anchorId="1C9CEB27" wp14:editId="4AF5FC1A">
+          <wp:inline distT="0" distB="0" distL="0" distR="0" wp14:anchorId="5ACCD7DC" wp14:editId="7F81F35A">
             <wp:extent cx="5184435" cy="5069603"/>
             <wp:effectExtent l="0" t="0" r="0" b="0"/>
             <wp:docPr id="51" name="Picture" descr="A relation: kind, ownership, thread-safety, and container implementation are all declared here — the code is generated."/>
@@ -16367,7 +16367,7 @@
         <w:pStyle w:val="Heading2"/>
       </w:pPr>
       <w:bookmarkStart w:id="40" w:name="X267736c760e32dc6d865ac46fc2c6b29b8f25a5"/>
-      <w:bookmarkStart w:id="41" w:name="_Toc234778040"/>
+      <w:bookmarkStart w:id="41" w:name="_Toc234783011"/>
       <w:bookmarkEnd w:id="38"/>
       <w:r>
         <w:rPr>
@@ -17120,7 +17120,7 @@
         <w:pStyle w:val="Heading2"/>
       </w:pPr>
       <w:bookmarkStart w:id="42" w:name="step-6-a-find-method"/>
-      <w:bookmarkStart w:id="43" w:name="_Toc234778041"/>
+      <w:bookmarkStart w:id="43" w:name="_Toc234783012"/>
       <w:bookmarkEnd w:id="40"/>
       <w:r>
         <w:rPr>
@@ -17188,7 +17188,7 @@
           <w:noProof/>
         </w:rPr>
         <w:drawing>
-          <wp:inline distT="0" distB="0" distL="0" distR="0" wp14:anchorId="59D54F7B" wp14:editId="6756F9F2">
+          <wp:inline distT="0" distB="0" distL="0" distR="0" wp14:anchorId="3761BB22" wp14:editId="3B54CF82">
             <wp:extent cx="5334000" cy="3242844"/>
             <wp:effectExtent l="0" t="0" r="0" b="0"/>
             <wp:docPr id="56" name="Picture" descr="The Find Method dialog on the Matrix→Row relation: the argument map pairs the method’s arguments with the members to compare — here -&gt;GetId(). In the tree behind it, the generated method appears as a child of the Row relation item, as a sibling above its Relation methods folder."/>
@@ -17611,7 +17611,7 @@
         <w:pStyle w:val="Heading2"/>
       </w:pPr>
       <w:bookmarkStart w:id="44" w:name="step-7-a-class-diagram"/>
-      <w:bookmarkStart w:id="45" w:name="_Toc234778042"/>
+      <w:bookmarkStart w:id="45" w:name="_Toc234783013"/>
       <w:bookmarkEnd w:id="42"/>
       <w:r>
         <w:rPr>
@@ -17681,7 +17681,7 @@
           <w:noProof/>
         </w:rPr>
         <w:drawing>
-          <wp:inline distT="0" distB="0" distL="0" distR="0" wp14:anchorId="0EBFB812" wp14:editId="6C054761">
+          <wp:inline distT="0" distB="0" distL="0" distR="0" wp14:anchorId="3FA984FE" wp14:editId="655FEB26">
             <wp:extent cx="5334000" cy="3170559"/>
             <wp:effectExtent l="0" t="0" r="0" b="0"/>
             <wp:docPr id="60" name="Picture" descr="The Matrix Overview class diagram as exported by ClassBuilder (Export SVG). Diamonds mark owned (aggregation) relations; 1/* are the multiplicities."/>
@@ -17749,7 +17749,7 @@
           <w:noProof/>
         </w:rPr>
         <w:drawing>
-          <wp:inline distT="0" distB="0" distL="0" distR="0" wp14:anchorId="219040F6" wp14:editId="3618E66C">
+          <wp:inline distT="0" distB="0" distL="0" distR="0" wp14:anchorId="2BCCF9B5" wp14:editId="7194539E">
             <wp:extent cx="5334000" cy="3757996"/>
             <wp:effectExtent l="0" t="0" r="0" b="0"/>
             <wp:docPr id="64" name="Picture" descr="A diagram view opens floating over the shell — this is the initial state of every diagram view."/>
@@ -17818,7 +17818,7 @@
           <w:noProof/>
         </w:rPr>
         <w:drawing>
-          <wp:inline distT="0" distB="0" distL="0" distR="0" wp14:anchorId="744C9AE4" wp14:editId="39DF1EFB">
+          <wp:inline distT="0" distB="0" distL="0" distR="0" wp14:anchorId="6258BD72" wp14:editId="0168B1BC">
             <wp:extent cx="5334000" cy="4302439"/>
             <wp:effectExtent l="0" t="0" r="0" b="0"/>
             <wp:docPr id="67" name="Picture" descr="The same view docked: drag it onto an edge of the main window — here the right edge, giving the usual tree-beside-diagram split; the top and bottom edges split horizontally the same way."/>
@@ -17887,7 +17887,7 @@
           <w:noProof/>
         </w:rPr>
         <w:drawing>
-          <wp:inline distT="0" distB="0" distL="0" distR="0" wp14:anchorId="3FB44A4A" wp14:editId="0292E130">
+          <wp:inline distT="0" distB="0" distL="0" distR="0" wp14:anchorId="28771B51" wp14:editId="7C5FB7BB">
             <wp:extent cx="5334000" cy="4302439"/>
             <wp:effectExtent l="0" t="0" r="0" b="0"/>
             <wp:docPr id="70" name="Picture" descr="Or tabbed: drop it onto the tree’s tab bar and the views share the full window, one tab each."/>
@@ -17952,7 +17952,7 @@
         <w:pStyle w:val="Heading2"/>
       </w:pPr>
       <w:bookmarkStart w:id="46" w:name="step-8-generate-the-source"/>
-      <w:bookmarkStart w:id="47" w:name="_Toc234778043"/>
+      <w:bookmarkStart w:id="47" w:name="_Toc234783014"/>
       <w:bookmarkEnd w:id="44"/>
       <w:r>
         <w:rPr>
@@ -19025,7 +19025,7 @@
         <w:pStyle w:val="Heading2"/>
       </w:pPr>
       <w:bookmarkStart w:id="48" w:name="step-9-compile-and-run"/>
-      <w:bookmarkStart w:id="49" w:name="_Toc234778044"/>
+      <w:bookmarkStart w:id="49" w:name="_Toc234783015"/>
       <w:bookmarkEnd w:id="46"/>
       <w:r>
         <w:rPr>
@@ -20544,7 +20544,7 @@
         <w:pStyle w:val="Heading2"/>
       </w:pPr>
       <w:bookmarkStart w:id="50" w:name="step-10-the-round-trip"/>
-      <w:bookmarkStart w:id="51" w:name="_Toc234778045"/>
+      <w:bookmarkStart w:id="51" w:name="_Toc234783016"/>
       <w:bookmarkEnd w:id="48"/>
       <w:r>
         <w:rPr>
@@ -20609,7 +20609,7 @@
         <w:pStyle w:val="Heading1"/>
       </w:pPr>
       <w:bookmarkStart w:id="52" w:name="reference-the-application-shell"/>
-      <w:bookmarkStart w:id="53" w:name="_Toc234778046"/>
+      <w:bookmarkStart w:id="53" w:name="_Toc234783017"/>
       <w:bookmarkEnd w:id="30"/>
       <w:bookmarkEnd w:id="50"/>
       <w:r>
@@ -20629,7 +20629,7 @@
         <w:pStyle w:val="Heading2"/>
       </w:pPr>
       <w:bookmarkStart w:id="54" w:name="menus"/>
-      <w:bookmarkStart w:id="55" w:name="_Toc234778047"/>
+      <w:bookmarkStart w:id="55" w:name="_Toc234783018"/>
       <w:r>
         <w:rPr>
           <w:rStyle w:val="SectionNumber"/>
@@ -20965,7 +20965,7 @@
         <w:pStyle w:val="Heading2"/>
       </w:pPr>
       <w:bookmarkStart w:id="56" w:name="the-main-toolbar"/>
-      <w:bookmarkStart w:id="57" w:name="_Toc234778048"/>
+      <w:bookmarkStart w:id="57" w:name="_Toc234783019"/>
       <w:bookmarkEnd w:id="54"/>
       <w:r>
         <w:rPr>
@@ -21288,7 +21288,7 @@
           <w:noProof/>
         </w:rPr>
         <w:drawing>
-          <wp:inline distT="0" distB="0" distL="0" distR="0" wp14:anchorId="57D59BEB" wp14:editId="38CB6A07">
+          <wp:inline distT="0" distB="0" distL="0" distR="0" wp14:anchorId="7F188D4F" wp14:editId="6BF20868">
             <wp:extent cx="5307773" cy="497603"/>
             <wp:effectExtent l="0" t="0" r="0" b="0"/>
             <wp:docPr id="79" name="Picture" descr="The main toolbar: New, Open, Save, then Read Source and Write Source."/>
@@ -21343,7 +21343,7 @@
         <w:pStyle w:val="Heading2"/>
       </w:pPr>
       <w:bookmarkStart w:id="58" w:name="docking"/>
-      <w:bookmarkStart w:id="59" w:name="_Toc234778049"/>
+      <w:bookmarkStart w:id="59" w:name="_Toc234783020"/>
       <w:bookmarkEnd w:id="56"/>
       <w:r>
         <w:rPr>
@@ -21491,7 +21491,7 @@
         <w:pStyle w:val="Heading2"/>
       </w:pPr>
       <w:bookmarkStart w:id="60" w:name="platforms-and-keys"/>
-      <w:bookmarkStart w:id="61" w:name="_Toc234778050"/>
+      <w:bookmarkStart w:id="61" w:name="_Toc234783021"/>
       <w:bookmarkEnd w:id="58"/>
       <w:r>
         <w:rPr>
@@ -21625,7 +21625,7 @@
         <w:pStyle w:val="Heading1"/>
       </w:pPr>
       <w:bookmarkStart w:id="62" w:name="reference-the-main-tree-view"/>
-      <w:bookmarkStart w:id="63" w:name="_Toc234778051"/>
+      <w:bookmarkStart w:id="63" w:name="_Toc234783022"/>
       <w:bookmarkEnd w:id="52"/>
       <w:bookmarkEnd w:id="60"/>
       <w:r>
@@ -21653,7 +21653,7 @@
         <w:pStyle w:val="Heading2"/>
       </w:pPr>
       <w:bookmarkStart w:id="64" w:name="what-the-tree-shows"/>
-      <w:bookmarkStart w:id="65" w:name="_Toc234778052"/>
+      <w:bookmarkStart w:id="65" w:name="_Toc234783023"/>
       <w:r>
         <w:rPr>
           <w:rStyle w:val="SectionNumber"/>
@@ -21719,7 +21719,7 @@
         <w:pStyle w:val="Heading2"/>
       </w:pPr>
       <w:bookmarkStart w:id="66" w:name="the-tree-toolbar"/>
-      <w:bookmarkStart w:id="67" w:name="_Toc234778053"/>
+      <w:bookmarkStart w:id="67" w:name="_Toc234783024"/>
       <w:bookmarkEnd w:id="64"/>
       <w:r>
         <w:rPr>
@@ -22650,7 +22650,7 @@
           <w:noProof/>
         </w:rPr>
         <w:drawing>
-          <wp:inline distT="0" distB="0" distL="0" distR="0" wp14:anchorId="6EAF6F59" wp14:editId="5B4F9D3F">
+          <wp:inline distT="0" distB="0" distL="0" distR="0" wp14:anchorId="3F396F99" wp14:editId="197B1720">
             <wp:extent cx="5334000" cy="307193"/>
             <wp:effectExtent l="0" t="0" r="0" b="0"/>
             <wp:docPr id="87" name="Picture" descr="The tree toolbar, in the order of the table above: the Add buttons, then Delete, Filters, Find/Next, and the per-view Undo/Redo."/>
@@ -22705,7 +22705,47 @@
         <w:pStyle w:val="BodyText"/>
       </w:pPr>
       <w:r>
-        <w:t xml:space="preserve">The element icons themselves (class, member, method, relation…) encode access as color variants (public/protected/private) and state (inline, empty-body); they are the same icons used in the diagrams, drawn from SVG with the legacy </w:t>
+        <w:t xml:space="preserve">The element icons speak one visual language, shared with the diagrams and the toolbar. The diamond colour is the </w:t>
+      </w:r>
+      <w:r>
+        <w:rPr>
+          <w:i/>
+          <w:iCs/>
+        </w:rPr>
+        <w:t>kind</w:t>
+      </w:r>
+      <w:r>
+        <w:t xml:space="preserve">: cyan member, magenta method, green constructor, red destructor. Access is an overlay: a key marks protected, a padlock private (public is bare). The fill tells the body state: full colour = code in the </w:t>
+      </w:r>
+      <w:r>
+        <w:rPr>
+          <w:rStyle w:val="VerbatimChar"/>
+        </w:rPr>
+        <w:t>.cpp</w:t>
+      </w:r>
+      <w:r>
+        <w:t xml:space="preserve">, a darker shade = inline, and a hollow white core = no code written yet (the rim keeps the full or darker shade, so the body place stays readable). </w:t>
+      </w:r>
+      <w:r>
+        <w:rPr>
+          <w:rStyle w:val="VerbatimChar"/>
+        </w:rPr>
+        <w:t>virtual</w:t>
+      </w:r>
+      <w:r>
+        <w:t xml:space="preserve"> and </w:t>
+      </w:r>
+      <w:r>
+        <w:rPr>
+          <w:rStyle w:val="VerbatimChar"/>
+        </w:rPr>
+        <w:t>= delete</w:t>
+      </w:r>
+      <w:r>
+        <w:t xml:space="preserve"> </w:t>
+      </w:r>
+      <w:r>
+        <w:t xml:space="preserve">are not on the icon: the tree paints those keywords in magenta in the signature text itself. All icons are drawn from SVG, with the legacy </w:t>
       </w:r>
       <w:r>
         <w:rPr>
@@ -22722,7 +22762,7 @@
         <w:pStyle w:val="Heading2"/>
       </w:pPr>
       <w:bookmarkStart w:id="68" w:name="the-context-menu"/>
-      <w:bookmarkStart w:id="69" w:name="_Toc234778054"/>
+      <w:bookmarkStart w:id="69" w:name="_Toc234783025"/>
       <w:bookmarkEnd w:id="66"/>
       <w:r>
         <w:rPr>
@@ -22732,8 +22772,6 @@
       </w:r>
       <w:r>
         <w:tab/>
-      </w:r>
-      <w:r>
         <w:t>The context menu</w:t>
       </w:r>
       <w:bookmarkEnd w:id="69"/>
@@ -22960,7 +22998,10 @@
         <w:t>Sort on Name / Sort on Phase</w:t>
       </w:r>
       <w:r>
-        <w:t xml:space="preserve"> — reorder children.</w:t>
+        <w:t xml:space="preserve"> </w:t>
+      </w:r>
+      <w:r>
+        <w:t>— reorder children.</w:t>
       </w:r>
     </w:p>
     <w:p>
@@ -22979,10 +23020,7 @@
         <w:t>Add ▸</w:t>
       </w:r>
       <w:r>
-        <w:t xml:space="preserve"> </w:t>
-      </w:r>
-      <w:r>
-        <w:t xml:space="preserve">— everything addable here: Class Diagram, Sequence Diagram, Group, Class, External Class, Inheritance, Relation, Member, Method, Constructor, Argument, Meta Group, Actor, Virtual Methods, IsClass Methods, Type — plus </w:t>
+        <w:t xml:space="preserve"> — everything addable here: Class Diagram, Sequence Diagram, Group, Class, External Class, Inheritance, Relation, Member, Method, Constructor, Argument, Meta Group, Actor, Virtual Methods, IsClass Methods, Type — plus </w:t>
       </w:r>
       <w:r>
         <w:rPr>
@@ -23123,7 +23161,7 @@
         <w:pStyle w:val="Heading2"/>
       </w:pPr>
       <w:bookmarkStart w:id="70" w:name="filters"/>
-      <w:bookmarkStart w:id="71" w:name="_Toc234778055"/>
+      <w:bookmarkStart w:id="71" w:name="_Toc234783026"/>
       <w:bookmarkEnd w:id="68"/>
       <w:r>
         <w:rPr>
@@ -23149,17 +23187,85 @@
         <w:t>Filters…</w:t>
       </w:r>
       <w:r>
-        <w:t xml:space="preserve"> opens the access/phase filter panel: check which access levels (public/protected/private, per element kind) and which phases are visible. Filtered nodes disappear from the tree </w:t>
+        <w:t xml:space="preserve"> opens the access/phase filter panel: check which access levels (public/protected/private, per element kind) and which phases are visible. The filter is </w:t>
+      </w:r>
+      <w:r>
+        <w:rPr>
+          <w:b/>
+          <w:bCs/>
+        </w:rPr>
+        <w:t>per tree view</w:t>
+      </w:r>
+      <w:r>
+        <w:t>: filtered nodes disappear from that tree only. Diagrams are unaffected — what a diagram shows is its own explicit choice (Select Classes and the per-class display options).</w:t>
+      </w:r>
+    </w:p>
+    <w:p>
+      <w:pPr>
+        <w:pStyle w:val="BlockText"/>
+      </w:pPr>
+      <w:r>
+        <w:rPr>
+          <w:b/>
+          <w:bCs/>
+        </w:rPr>
+        <w:t>[FIGURE]</w:t>
+      </w:r>
+      <w:r>
+        <w:t xml:space="preserve"> </w:t>
       </w:r>
       <w:r>
         <w:rPr>
           <w:i/>
           <w:iCs/>
         </w:rPr>
-        <w:t>and</w:t>
-      </w:r>
-      <w:r>
-        <w:t xml:space="preserve"> the diagrams — useful to show a design-level view of an implementation-heavy model.</w:t>
+        <w:t>The Filters dialog with the phase checkboxes (Analysis…Complete) and per-kind access checkboxes. Caption: “Tree filters: what you hide here is hidden in this tree view — diagrams keep their own selection.”</w:t>
+      </w:r>
+    </w:p>
+    <w:p>
+      <w:pPr>
+        <w:pStyle w:val="Heading2"/>
+      </w:pPr>
+      <w:bookmarkStart w:id="72" w:name="delete-multiple"/>
+      <w:bookmarkStart w:id="73" w:name="_Toc234783027"/>
+      <w:bookmarkEnd w:id="70"/>
+      <w:r>
+        <w:rPr>
+          <w:rStyle w:val="SectionNumber"/>
+        </w:rPr>
+        <w:t>6.5</w:t>
+      </w:r>
+      <w:r>
+        <w:tab/>
+        <w:t>Delete Multiple</w:t>
+      </w:r>
+      <w:bookmarkEnd w:id="73"/>
+    </w:p>
+    <w:p>
+      <w:pPr>
+        <w:pStyle w:val="FirstParagraph"/>
+      </w:pPr>
+      <w:r>
+        <w:rPr>
+          <w:rStyle w:val="VerbatimChar"/>
+        </w:rPr>
+        <w:t>Delete Multiple...</w:t>
+      </w:r>
+      <w:r>
+        <w:t xml:space="preserve"> </w:t>
+      </w:r>
+      <w:r>
+        <w:t xml:space="preserve">shows a checkbox tree scoped to the clicked node, with type filters and Select All — tick everything to remove and delete it as </w:t>
+      </w:r>
+      <w:r>
+        <w:rPr>
+          <w:b/>
+          <w:bCs/>
+        </w:rPr>
+        <w:t>one undo step</w:t>
+      </w:r>
+      <w:r>
+        <w:t>. The fastest way to clean up an imported or experimental model.</w:t>
       </w:r>
     </w:p>
     <w:p>
@@ -23181,80 +23287,15 @@
           <w:i/>
           <w:iCs/>
         </w:rPr>
-        <w:t>The Filters dialog with the phase checkboxes (Analysis…Complete) and per-kind access checkboxes. Caption: “Tree filters: what you hide here is hidden in every view.”</w:t>
+        <w:t>The Delete Multiple dialog over a class subtree with several members and methods checked. Caption: “Bulk delete: one dialog, one undo step.”</w:t>
       </w:r>
     </w:p>
     <w:p>
       <w:pPr>
         <w:pStyle w:val="Heading2"/>
       </w:pPr>
-      <w:bookmarkStart w:id="72" w:name="delete-multiple"/>
-      <w:bookmarkStart w:id="73" w:name="_Toc234778056"/>
-      <w:bookmarkEnd w:id="70"/>
-      <w:r>
-        <w:rPr>
-          <w:rStyle w:val="SectionNumber"/>
-        </w:rPr>
-        <w:t>6.5</w:t>
-      </w:r>
-      <w:r>
-        <w:tab/>
-        <w:t>Delete Multiple</w:t>
-      </w:r>
-      <w:bookmarkEnd w:id="73"/>
-    </w:p>
-    <w:p>
-      <w:pPr>
-        <w:pStyle w:val="FirstParagraph"/>
-      </w:pPr>
-      <w:r>
-        <w:rPr>
-          <w:rStyle w:val="VerbatimChar"/>
-        </w:rPr>
-        <w:t>Delete Multiple...</w:t>
-      </w:r>
-      <w:r>
-        <w:t xml:space="preserve"> shows a checkbox tree scoped to the clicked node, with type filters and Select All — tick everything to remove and delete it as </w:t>
-      </w:r>
-      <w:r>
-        <w:rPr>
-          <w:b/>
-          <w:bCs/>
-        </w:rPr>
-        <w:t>one undo step</w:t>
-      </w:r>
-      <w:r>
-        <w:t>. The fastest way to clean up an imported or experimental model.</w:t>
-      </w:r>
-    </w:p>
-    <w:p>
-      <w:pPr>
-        <w:pStyle w:val="BlockText"/>
-      </w:pPr>
-      <w:r>
-        <w:rPr>
-          <w:b/>
-          <w:bCs/>
-        </w:rPr>
-        <w:t>[FIGURE]</w:t>
-      </w:r>
-      <w:r>
-        <w:t xml:space="preserve"> </w:t>
-      </w:r>
-      <w:r>
-        <w:rPr>
-          <w:i/>
-          <w:iCs/>
-        </w:rPr>
-        <w:t>The Delete Multiple dialog over a class subtree with several members and methods checked. Caption: “Bulk delete: one dialog, one undo step.”</w:t>
-      </w:r>
-    </w:p>
-    <w:p>
-      <w:pPr>
-        <w:pStyle w:val="Heading2"/>
-      </w:pPr>
       <w:bookmarkStart w:id="74" w:name="drag-and-copy-drag"/>
-      <w:bookmarkStart w:id="75" w:name="_Toc234778057"/>
+      <w:bookmarkStart w:id="75" w:name="_Toc234783028"/>
       <w:bookmarkEnd w:id="72"/>
       <w:r>
         <w:rPr>
@@ -23349,10 +23390,7 @@
         <w:t>+</w:t>
       </w:r>
       <w:r>
-        <w:t xml:space="preserve"> </w:t>
-      </w:r>
-      <w:r>
-        <w:t>badge and the original stays put — this is how you clone a member/method subtree onto another class quickly.</w:t>
+        <w:t xml:space="preserve"> badge and the original stays put — this is how you clone a member/method subtree onto another class quickly.</w:t>
       </w:r>
     </w:p>
     <w:p>
@@ -23497,7 +23535,7 @@
         <w:pStyle w:val="Heading1"/>
       </w:pPr>
       <w:bookmarkStart w:id="76" w:name="reference-class-diagrams"/>
-      <w:bookmarkStart w:id="77" w:name="_Toc234778058"/>
+      <w:bookmarkStart w:id="77" w:name="_Toc234783029"/>
       <w:bookmarkEnd w:id="62"/>
       <w:bookmarkEnd w:id="74"/>
       <w:r>
@@ -23539,14 +23577,7 @@
           <w:i/>
           <w:iCs/>
         </w:rPr>
-        <w:t>A class-diagram view with one class selected (translucent selection box and resize handles visible), a relation and an inheritance between classes, and the CD toolbar along the top. Caption: “</w:t>
-      </w:r>
-      <w:r>
-        <w:rPr>
-          <w:i/>
-          <w:iCs/>
-        </w:rPr>
-        <w:t>The class-diagram view. Selected shapes get a translucent accent box; the last-selected shape is the align anchor.”</w:t>
+        <w:t>A class-diagram view with one class selected (translucent selection box and resize handles visible), a relation and an inheritance between classes, and the CD toolbar along the top. Caption: “The class-diagram view. Selected shapes get a translucent accent box; the last-selected shape is the align anchor.”</w:t>
       </w:r>
     </w:p>
     <w:p>
@@ -23554,7 +23585,7 @@
         <w:pStyle w:val="Heading2"/>
       </w:pPr>
       <w:bookmarkStart w:id="78" w:name="reading-the-diagram"/>
-      <w:bookmarkStart w:id="79" w:name="_Toc234778059"/>
+      <w:bookmarkStart w:id="79" w:name="_Toc234783030"/>
       <w:r>
         <w:rPr>
           <w:rStyle w:val="SectionNumber"/>
@@ -23724,7 +23755,10 @@
         <w:t>only in the drawing</w:t>
       </w:r>
       <w:r>
-        <w:t xml:space="preserve"> — nothing is added to the model and nothing is generated. Use it for documentation-only connections.</w:t>
+        <w:t xml:space="preserve"> </w:t>
+      </w:r>
+      <w:r>
+        <w:t>— nothing is added to the model and nothing is generated. Use it for documentation-only connections.</w:t>
       </w:r>
     </w:p>
     <w:p>
@@ -23751,7 +23785,7 @@
         <w:pStyle w:val="Heading2"/>
       </w:pPr>
       <w:bookmarkStart w:id="80" w:name="selection"/>
-      <w:bookmarkStart w:id="81" w:name="_Toc234778060"/>
+      <w:bookmarkStart w:id="81" w:name="_Toc234783031"/>
       <w:bookmarkEnd w:id="78"/>
       <w:r>
         <w:rPr>
@@ -23781,10 +23815,7 @@
         <w:t>Click</w:t>
       </w:r>
       <w:r>
-        <w:t xml:space="preserve"> </w:t>
-      </w:r>
-      <w:r>
-        <w:t>selects the shape under the cursor (clicking an already-selected shape keeps the selection, so a drag can follow). Clicking empty space clears the selection.</w:t>
+        <w:t xml:space="preserve"> selects the shape under the cursor (clicking an already-selected shape keeps the selection, so a drag can follow). Clicking empty space clears the selection.</w:t>
       </w:r>
     </w:p>
     <w:p>
@@ -23858,7 +23889,10 @@
         <w:t>fully enclosed</w:t>
       </w:r>
       <w:r>
-        <w:t xml:space="preserve"> by the dashed box are selected (with </w:t>
+        <w:t xml:space="preserve"> </w:t>
+      </w:r>
+      <w:r>
+        <w:t xml:space="preserve">by the dashed box are selected (with </w:t>
       </w:r>
       <w:r>
         <w:rPr>
@@ -23932,7 +23966,10 @@
         <w:t>last-selected</w:t>
       </w:r>
       <w:r>
-        <w:t xml:space="preserve"> class/note carries a darker frame: it is the </w:t>
+        <w:t xml:space="preserve"> </w:t>
+      </w:r>
+      <w:r>
+        <w:t xml:space="preserve">class/note carries a darker frame: it is the </w:t>
       </w:r>
       <w:r>
         <w:rPr>
@@ -23962,7 +23999,7 @@
         <w:pStyle w:val="Heading2"/>
       </w:pPr>
       <w:bookmarkStart w:id="82" w:name="moving-and-resizing"/>
-      <w:bookmarkStart w:id="83" w:name="_Toc234778061"/>
+      <w:bookmarkStart w:id="83" w:name="_Toc234783032"/>
       <w:bookmarkEnd w:id="80"/>
       <w:r>
         <w:rPr>
@@ -24021,7 +24058,10 @@
         <w:t>left/right edge handles</w:t>
       </w:r>
       <w:r>
-        <w:t xml:space="preserve"> (cursor becomes a horizontal double arrow). Width is clamped to a minimum; height is derived from content. Manually resizing a class turns its </w:t>
+        <w:t xml:space="preserve"> </w:t>
+      </w:r>
+      <w:r>
+        <w:t xml:space="preserve">(cursor becomes a horizontal double arrow). Width is clamped to a minimum; height is derived from content. Manually resizing a class turns its </w:t>
       </w:r>
       <w:r>
         <w:rPr>
@@ -24039,7 +24079,7 @@
         <w:pStyle w:val="Heading2"/>
       </w:pPr>
       <w:bookmarkStart w:id="84" w:name="editing-connection-routing"/>
-      <w:bookmarkStart w:id="85" w:name="_Toc234778062"/>
+      <w:bookmarkStart w:id="85" w:name="_Toc234783033"/>
       <w:bookmarkEnd w:id="82"/>
       <w:r>
         <w:rPr>
@@ -24077,7 +24117,10 @@
         <w:t>Middle segments</w:t>
       </w:r>
       <w:r>
-        <w:t xml:space="preserve"> slide perpendicular to their direction (a vertical segment moves left/right — horizontal double-arrow cursor; a horizontal one moves up/down). Movement snaps to the grid and is clamped so the routing stays legal; a dashed ghost previews the result.</w:t>
+        <w:t xml:space="preserve"> </w:t>
+      </w:r>
+      <w:r>
+        <w:t>slide perpendicular to their direction (a vertical segment moves left/right — horizontal double-arrow cursor; a horizontal one moves up/down). Movement snaps to the grid and is clamped so the routing stays legal; a dashed ghost previews the result.</w:t>
       </w:r>
     </w:p>
     <w:p>
@@ -24096,10 +24139,7 @@
         <w:t>End points</w:t>
       </w:r>
       <w:r>
-        <w:t xml:space="preserve"> </w:t>
-      </w:r>
-      <w:r>
-        <w:t>slide along the class perimeter (four-arrow cursor). The whole path re-routes live: the preview shows the complete re-routed connection — arrowheads, diamonds and all — as a dashed ghost.</w:t>
+        <w:t xml:space="preserve"> slide along the class perimeter (four-arrow cursor). The whole path re-routes live: the preview shows the complete re-routed connection — arrowheads, diamonds and all — as a dashed ghost.</w:t>
       </w:r>
     </w:p>
     <w:p>
@@ -24135,7 +24175,10 @@
         <w:t>Alt</w:t>
       </w:r>
       <w:r>
-        <w:t xml:space="preserve"> while dropping and every sibling connection that shares the same routing moves together. This is how you move the </w:t>
+        <w:t xml:space="preserve"> </w:t>
+      </w:r>
+      <w:r>
+        <w:t xml:space="preserve">while dropping and every sibling connection that shares the same routing moves together. This is how you move the </w:t>
       </w:r>
       <w:r>
         <w:rPr>
@@ -24163,10 +24206,7 @@
         <w:t>Alt</w:t>
       </w:r>
       <w:r>
-        <w:t xml:space="preserve"> </w:t>
-      </w:r>
-      <w:r>
-        <w:t>on a shared start point.</w:t>
+        <w:t xml:space="preserve"> on a shared start point.</w:t>
       </w:r>
     </w:p>
     <w:p>
@@ -24193,7 +24233,7 @@
         <w:pStyle w:val="Heading2"/>
       </w:pPr>
       <w:bookmarkStart w:id="86" w:name="members-and-methods-inside-the-box"/>
-      <w:bookmarkStart w:id="87" w:name="_Toc234778063"/>
+      <w:bookmarkStart w:id="87" w:name="_Toc234783034"/>
       <w:bookmarkEnd w:id="84"/>
       <w:r>
         <w:rPr>
@@ -24203,6 +24243,8 @@
       </w:r>
       <w:r>
         <w:tab/>
+      </w:r>
+      <w:r>
         <w:t>Members and methods inside the box</w:t>
       </w:r>
       <w:bookmarkEnd w:id="87"/>
@@ -24265,7 +24307,7 @@
         <w:pStyle w:val="Heading2"/>
       </w:pPr>
       <w:bookmarkStart w:id="88" w:name="notes-and-their-connection-points"/>
-      <w:bookmarkStart w:id="89" w:name="_Toc234778064"/>
+      <w:bookmarkStart w:id="89" w:name="_Toc234783035"/>
       <w:bookmarkEnd w:id="86"/>
       <w:r>
         <w:rPr>
@@ -24294,10 +24336,7 @@
         <w:t>positional</w:t>
       </w:r>
       <w:r>
-        <w:t xml:space="preserve"> (“semi-attached”</w:t>
-      </w:r>
-      <w:r>
-        <w:t>): a point that lies inside a shape’s rectangle travels with that shape when it moves — nothing is hard-wired, so you can park a point anywhere.</w:t>
+        <w:t xml:space="preserve"> (“semi-attached”): a point that lies inside a shape’s rectangle travels with that shape when it moves — nothing is hard-wired, so you can park a point anywhere.</w:t>
       </w:r>
     </w:p>
     <w:p>
@@ -24349,7 +24388,7 @@
         <w:pStyle w:val="Heading2"/>
       </w:pPr>
       <w:bookmarkStart w:id="90" w:name="creating-elements-on-the-canvas"/>
-      <w:bookmarkStart w:id="91" w:name="_Toc234778065"/>
+      <w:bookmarkStart w:id="91" w:name="_Toc234783036"/>
       <w:bookmarkEnd w:id="88"/>
       <w:r>
         <w:rPr>
@@ -24693,7 +24732,7 @@
         <w:pStyle w:val="Heading2"/>
       </w:pPr>
       <w:bookmarkStart w:id="92" w:name="align"/>
-      <w:bookmarkStart w:id="93" w:name="_Toc234778066"/>
+      <w:bookmarkStart w:id="93" w:name="_Toc234783037"/>
       <w:bookmarkEnd w:id="90"/>
       <w:r>
         <w:rPr>
@@ -24768,7 +24807,7 @@
         <w:pStyle w:val="Heading2"/>
       </w:pPr>
       <w:bookmarkStart w:id="94" w:name="hiding-per-shape-toggles-colors"/>
-      <w:bookmarkStart w:id="95" w:name="_Toc234778067"/>
+      <w:bookmarkStart w:id="95" w:name="_Toc234783038"/>
       <w:bookmarkEnd w:id="92"/>
       <w:r>
         <w:rPr>
@@ -24906,7 +24945,7 @@
         <w:pStyle w:val="Heading2"/>
       </w:pPr>
       <w:bookmarkStart w:id="96" w:name="zoom-and-pan"/>
-      <w:bookmarkStart w:id="97" w:name="_Toc234778068"/>
+      <w:bookmarkStart w:id="97" w:name="_Toc234783039"/>
       <w:bookmarkEnd w:id="94"/>
       <w:r>
         <w:rPr>
@@ -25175,7 +25214,7 @@
         <w:pStyle w:val="Heading2"/>
       </w:pPr>
       <w:bookmarkStart w:id="98" w:name="the-cd-toolbar"/>
-      <w:bookmarkStart w:id="99" w:name="_Toc234778069"/>
+      <w:bookmarkStart w:id="99" w:name="_Toc234783040"/>
       <w:bookmarkEnd w:id="96"/>
       <w:r>
         <w:rPr>
@@ -25340,7 +25379,7 @@
         <w:pStyle w:val="Heading2"/>
       </w:pPr>
       <w:bookmarkStart w:id="100" w:name="the-cd-context-menu"/>
-      <w:bookmarkStart w:id="101" w:name="_Toc234778070"/>
+      <w:bookmarkStart w:id="101" w:name="_Toc234783041"/>
       <w:bookmarkEnd w:id="98"/>
       <w:r>
         <w:rPr>
@@ -25568,7 +25607,7 @@
         <w:pStyle w:val="Heading2"/>
       </w:pPr>
       <w:bookmarkStart w:id="102" w:name="canvas-keys"/>
-      <w:bookmarkStart w:id="103" w:name="_Toc234778071"/>
+      <w:bookmarkStart w:id="103" w:name="_Toc234783042"/>
       <w:bookmarkEnd w:id="100"/>
       <w:r>
         <w:rPr>
@@ -25886,7 +25925,7 @@
         <w:pStyle w:val="Heading1"/>
       </w:pPr>
       <w:bookmarkStart w:id="104" w:name="reference-sequence-diagrams"/>
-      <w:bookmarkStart w:id="105" w:name="_Toc234778072"/>
+      <w:bookmarkStart w:id="105" w:name="_Toc234783043"/>
       <w:bookmarkEnd w:id="76"/>
       <w:bookmarkEnd w:id="102"/>
       <w:r>
@@ -25960,7 +25999,7 @@
           <w:noProof/>
         </w:rPr>
         <w:drawing>
-          <wp:inline distT="0" distB="0" distL="0" distR="0" wp14:anchorId="185053BA" wp14:editId="5CA8D83E">
+          <wp:inline distT="0" distB="0" distL="0" distR="0" wp14:anchorId="2232F899" wp14:editId="1877D47C">
             <wp:extent cx="5334000" cy="3429000"/>
             <wp:effectExtent l="0" t="0" r="0" b="0"/>
             <wp:docPr id="110" name="Picture" descr="A sequence-diagram view in the shell — its own toolbar (delete, undo/redo, zoom, export SVG) at the top; diagram views dock, tab and float exactly like the trees."/>
@@ -26019,7 +26058,7 @@
           <w:noProof/>
         </w:rPr>
         <w:drawing>
-          <wp:inline distT="0" distB="0" distL="0" distR="0" wp14:anchorId="547C9BE9" wp14:editId="4B762E3C">
+          <wp:inline distT="0" distB="0" distL="0" distR="0" wp14:anchorId="481F56CA" wp14:editId="755150A2">
             <wp:extent cx="5334000" cy="7544589"/>
             <wp:effectExtent l="0" t="0" r="0" b="0"/>
             <wp:docPr id="113" name="Picture" descr="The “Creating a Matrix” sequence diagram (SVG export, generated with add_call_trace): a User triggers Matrix(rows, columns), which constructs the Columns and Rows."/>
@@ -26086,7 +26125,7 @@
         <w:pStyle w:val="Heading2"/>
       </w:pPr>
       <w:bookmarkStart w:id="106" w:name="building-one"/>
-      <w:bookmarkStart w:id="107" w:name="_Toc234778073"/>
+      <w:bookmarkStart w:id="107" w:name="_Toc234783044"/>
       <w:r>
         <w:rPr>
           <w:rStyle w:val="SectionNumber"/>
@@ -26243,7 +26282,7 @@
         <w:pStyle w:val="Heading2"/>
       </w:pPr>
       <w:bookmarkStart w:id="108" w:name="what-moves-and-how"/>
-      <w:bookmarkStart w:id="109" w:name="_Toc234778074"/>
+      <w:bookmarkStart w:id="109" w:name="_Toc234783045"/>
       <w:bookmarkEnd w:id="106"/>
       <w:r>
         <w:rPr>
@@ -26677,7 +26716,7 @@
         <w:pStyle w:val="Heading2"/>
       </w:pPr>
       <w:bookmarkStart w:id="110" w:name="keeping-it-readable"/>
-      <w:bookmarkStart w:id="111" w:name="_Toc234778075"/>
+      <w:bookmarkStart w:id="111" w:name="_Toc234783046"/>
       <w:bookmarkEnd w:id="108"/>
       <w:r>
         <w:rPr>
@@ -26778,7 +26817,7 @@
         <w:pStyle w:val="Heading2"/>
       </w:pPr>
       <w:bookmarkStart w:id="112" w:name="toolbar-colors-zoom"/>
-      <w:bookmarkStart w:id="113" w:name="_Toc234778076"/>
+      <w:bookmarkStart w:id="113" w:name="_Toc234783047"/>
       <w:bookmarkEnd w:id="110"/>
       <w:r>
         <w:rPr>
@@ -26910,7 +26949,7 @@
         <w:pStyle w:val="Heading2"/>
       </w:pPr>
       <w:bookmarkStart w:id="114" w:name="canvas-keys-1"/>
-      <w:bookmarkStart w:id="115" w:name="_Toc234778077"/>
+      <w:bookmarkStart w:id="115" w:name="_Toc234783048"/>
       <w:bookmarkEnd w:id="112"/>
       <w:r>
         <w:rPr>
@@ -27303,7 +27342,7 @@
           <w:noProof/>
         </w:rPr>
         <w:drawing>
-          <wp:inline distT="0" distB="0" distL="0" distR="0" wp14:anchorId="0FD87F8D" wp14:editId="7FA21032">
+          <wp:inline distT="0" distB="0" distL="0" distR="0" wp14:anchorId="4B8F3B1B" wp14:editId="50DB5625">
             <wp:extent cx="5334000" cy="7544589"/>
             <wp:effectExtent l="0" t="0" r="0" b="0"/>
             <wp:docPr id="121" name="Picture" descr="A pipe-generated call trace of the Matrix constructor (“Matrix constructor walkthrough”)."/>
@@ -27367,7 +27406,7 @@
         <w:pStyle w:val="Heading1"/>
       </w:pPr>
       <w:bookmarkStart w:id="116" w:name="reference-dialogs"/>
-      <w:bookmarkStart w:id="117" w:name="_Toc234778078"/>
+      <w:bookmarkStart w:id="117" w:name="_Toc234783049"/>
       <w:bookmarkEnd w:id="104"/>
       <w:bookmarkEnd w:id="114"/>
       <w:r>
@@ -27496,7 +27535,7 @@
         <w:pStyle w:val="Heading2"/>
       </w:pPr>
       <w:bookmarkStart w:id="118" w:name="class"/>
-      <w:bookmarkStart w:id="119" w:name="_Toc234778079"/>
+      <w:bookmarkStart w:id="119" w:name="_Toc234783050"/>
       <w:r>
         <w:rPr>
           <w:rStyle w:val="SectionNumber"/>
@@ -27660,7 +27699,7 @@
         <w:pStyle w:val="Heading2"/>
       </w:pPr>
       <w:bookmarkStart w:id="120" w:name="external-class"/>
-      <w:bookmarkStart w:id="121" w:name="_Toc234778080"/>
+      <w:bookmarkStart w:id="121" w:name="_Toc234783051"/>
       <w:bookmarkEnd w:id="118"/>
       <w:r>
         <w:rPr>
@@ -27722,7 +27761,7 @@
         <w:pStyle w:val="Heading2"/>
       </w:pPr>
       <w:bookmarkStart w:id="122" w:name="member"/>
-      <w:bookmarkStart w:id="123" w:name="_Toc234778081"/>
+      <w:bookmarkStart w:id="123" w:name="_Toc234783052"/>
       <w:bookmarkEnd w:id="120"/>
       <w:r>
         <w:rPr>
@@ -27930,7 +27969,7 @@
         <w:pStyle w:val="Heading2"/>
       </w:pPr>
       <w:bookmarkStart w:id="124" w:name="method"/>
-      <w:bookmarkStart w:id="125" w:name="_Toc234778082"/>
+      <w:bookmarkStart w:id="125" w:name="_Toc234783053"/>
       <w:bookmarkEnd w:id="122"/>
       <w:r>
         <w:rPr>
@@ -28160,7 +28199,7 @@
         <w:pStyle w:val="Heading2"/>
       </w:pPr>
       <w:bookmarkStart w:id="126" w:name="constructor-destructor"/>
-      <w:bookmarkStart w:id="127" w:name="_Toc234778083"/>
+      <w:bookmarkStart w:id="127" w:name="_Toc234783054"/>
       <w:bookmarkEnd w:id="124"/>
       <w:r>
         <w:rPr>
@@ -28269,7 +28308,7 @@
         <w:pStyle w:val="Heading2"/>
       </w:pPr>
       <w:bookmarkStart w:id="128" w:name="exception-specification"/>
-      <w:bookmarkStart w:id="129" w:name="_Toc234778084"/>
+      <w:bookmarkStart w:id="129" w:name="_Toc234783055"/>
       <w:bookmarkEnd w:id="126"/>
       <w:r>
         <w:rPr>
@@ -28360,7 +28399,7 @@
         <w:pStyle w:val="Heading2"/>
       </w:pPr>
       <w:bookmarkStart w:id="130" w:name="argument"/>
-      <w:bookmarkStart w:id="131" w:name="_Toc234778085"/>
+      <w:bookmarkStart w:id="131" w:name="_Toc234783056"/>
       <w:bookmarkEnd w:id="128"/>
       <w:r>
         <w:rPr>
@@ -28412,7 +28451,7 @@
         <w:pStyle w:val="Heading2"/>
       </w:pPr>
       <w:bookmarkStart w:id="132" w:name="inheritance"/>
-      <w:bookmarkStart w:id="133" w:name="_Toc234778086"/>
+      <w:bookmarkStart w:id="133" w:name="_Toc234783057"/>
       <w:bookmarkEnd w:id="130"/>
       <w:r>
         <w:rPr>
@@ -28506,7 +28545,7 @@
         <w:pStyle w:val="Heading2"/>
       </w:pPr>
       <w:bookmarkStart w:id="134" w:name="relation"/>
-      <w:bookmarkStart w:id="135" w:name="_Toc234778087"/>
+      <w:bookmarkStart w:id="135" w:name="_Toc234783058"/>
       <w:bookmarkEnd w:id="132"/>
       <w:r>
         <w:rPr>
@@ -28845,7 +28884,7 @@
         <w:pStyle w:val="Heading2"/>
       </w:pPr>
       <w:bookmarkStart w:id="136" w:name="find-method-on-a-relation"/>
-      <w:bookmarkStart w:id="137" w:name="_Toc234778088"/>
+      <w:bookmarkStart w:id="137" w:name="_Toc234783059"/>
       <w:bookmarkEnd w:id="134"/>
       <w:r>
         <w:rPr>
@@ -28959,7 +28998,7 @@
         <w:pStyle w:val="Heading2"/>
       </w:pPr>
       <w:bookmarkStart w:id="138" w:name="dependency"/>
-      <w:bookmarkStart w:id="139" w:name="_Toc234778089"/>
+      <w:bookmarkStart w:id="139" w:name="_Toc234783060"/>
       <w:bookmarkEnd w:id="136"/>
       <w:r>
         <w:rPr>
@@ -29047,7 +29086,7 @@
         <w:pStyle w:val="Heading2"/>
       </w:pPr>
       <w:bookmarkStart w:id="140" w:name="relation-diagram-only"/>
-      <w:bookmarkStart w:id="141" w:name="_Toc234778090"/>
+      <w:bookmarkStart w:id="141" w:name="_Toc234783061"/>
       <w:bookmarkEnd w:id="138"/>
       <w:r>
         <w:rPr>
@@ -29142,7 +29181,7 @@
         <w:pStyle w:val="Heading2"/>
       </w:pPr>
       <w:bookmarkStart w:id="142" w:name="type"/>
-      <w:bookmarkStart w:id="143" w:name="_Toc234778091"/>
+      <w:bookmarkStart w:id="143" w:name="_Toc234783062"/>
       <w:bookmarkEnd w:id="140"/>
       <w:r>
         <w:rPr>
@@ -29241,7 +29280,7 @@
         <w:pStyle w:val="Heading2"/>
       </w:pPr>
       <w:bookmarkStart w:id="144" w:name="group-meta-group"/>
-      <w:bookmarkStart w:id="145" w:name="_Toc234778092"/>
+      <w:bookmarkStart w:id="145" w:name="_Toc234783063"/>
       <w:bookmarkEnd w:id="142"/>
       <w:r>
         <w:rPr>
@@ -29283,7 +29322,7 @@
         <w:pStyle w:val="Heading2"/>
       </w:pPr>
       <w:bookmarkStart w:id="146" w:name="context-define-and-assign"/>
-      <w:bookmarkStart w:id="147" w:name="_Toc234778093"/>
+      <w:bookmarkStart w:id="147" w:name="_Toc234783064"/>
       <w:bookmarkEnd w:id="144"/>
       <w:r>
         <w:rPr>
@@ -29489,7 +29528,7 @@
         <w:pStyle w:val="Heading2"/>
       </w:pPr>
       <w:bookmarkStart w:id="148" w:name="actor"/>
-      <w:bookmarkStart w:id="149" w:name="_Toc234778094"/>
+      <w:bookmarkStart w:id="149" w:name="_Toc234783065"/>
       <w:bookmarkEnd w:id="146"/>
       <w:r>
         <w:rPr>
@@ -29540,7 +29579,7 @@
         <w:pStyle w:val="Heading2"/>
       </w:pPr>
       <w:bookmarkStart w:id="150" w:name="class-diagram"/>
-      <w:bookmarkStart w:id="151" w:name="_Toc234778095"/>
+      <w:bookmarkStart w:id="151" w:name="_Toc234783066"/>
       <w:bookmarkEnd w:id="148"/>
       <w:r>
         <w:rPr>
@@ -29594,7 +29633,7 @@
         <w:pStyle w:val="Heading2"/>
       </w:pPr>
       <w:bookmarkStart w:id="152" w:name="sequence-diagram"/>
-      <w:bookmarkStart w:id="153" w:name="_Toc234778096"/>
+      <w:bookmarkStart w:id="153" w:name="_Toc234783067"/>
       <w:bookmarkEnd w:id="150"/>
       <w:r>
         <w:rPr>
@@ -29710,7 +29749,7 @@
         <w:pStyle w:val="Heading2"/>
       </w:pPr>
       <w:bookmarkStart w:id="154" w:name="select-classes"/>
-      <w:bookmarkStart w:id="155" w:name="_Toc234778097"/>
+      <w:bookmarkStart w:id="155" w:name="_Toc234783068"/>
       <w:bookmarkEnd w:id="152"/>
       <w:r>
         <w:rPr>
@@ -29771,7 +29810,7 @@
         <w:pStyle w:val="Heading2"/>
       </w:pPr>
       <w:bookmarkStart w:id="156" w:name="class-shape"/>
-      <w:bookmarkStart w:id="157" w:name="_Toc234778098"/>
+      <w:bookmarkStart w:id="157" w:name="_Toc234783069"/>
       <w:bookmarkEnd w:id="154"/>
       <w:r>
         <w:rPr>
@@ -29852,7 +29891,7 @@
         <w:pStyle w:val="Heading2"/>
       </w:pPr>
       <w:bookmarkStart w:id="158" w:name="select-members-methods"/>
-      <w:bookmarkStart w:id="159" w:name="_Toc234778099"/>
+      <w:bookmarkStart w:id="159" w:name="_Toc234783070"/>
       <w:bookmarkEnd w:id="156"/>
       <w:r>
         <w:rPr>
@@ -29904,7 +29943,7 @@
         <w:pStyle w:val="Heading2"/>
       </w:pPr>
       <w:bookmarkStart w:id="160" w:name="reorder-members-methods"/>
-      <w:bookmarkStart w:id="161" w:name="_Toc234778100"/>
+      <w:bookmarkStart w:id="161" w:name="_Toc234783071"/>
       <w:bookmarkEnd w:id="158"/>
       <w:r>
         <w:rPr>
@@ -29956,7 +29995,7 @@
         <w:pStyle w:val="Heading2"/>
       </w:pPr>
       <w:bookmarkStart w:id="162" w:name="signal-message"/>
-      <w:bookmarkStart w:id="163" w:name="_Toc234778101"/>
+      <w:bookmarkStart w:id="163" w:name="_Toc234783072"/>
       <w:bookmarkEnd w:id="160"/>
       <w:r>
         <w:rPr>
@@ -30016,7 +30055,7 @@
         <w:pStyle w:val="Heading2"/>
       </w:pPr>
       <w:bookmarkStart w:id="164" w:name="lifeline-note-dialogs"/>
-      <w:bookmarkStart w:id="165" w:name="_Toc234778102"/>
+      <w:bookmarkStart w:id="165" w:name="_Toc234783073"/>
       <w:bookmarkEnd w:id="162"/>
       <w:r>
         <w:rPr>
@@ -30070,7 +30109,7 @@
         <w:pStyle w:val="Heading2"/>
       </w:pPr>
       <w:bookmarkStart w:id="166" w:name="Xb9470c6e63f702dcde05f89c7607c45c6bcf312"/>
-      <w:bookmarkStart w:id="167" w:name="_Toc234778103"/>
+      <w:bookmarkStart w:id="167" w:name="_Toc234783074"/>
       <w:bookmarkEnd w:id="164"/>
       <w:r>
         <w:rPr>
@@ -30356,7 +30395,7 @@
         <w:pStyle w:val="Heading2"/>
       </w:pPr>
       <w:bookmarkStart w:id="168" w:name="add-serialization-to-project"/>
-      <w:bookmarkStart w:id="169" w:name="_Toc234778104"/>
+      <w:bookmarkStart w:id="169" w:name="_Toc234783075"/>
       <w:bookmarkEnd w:id="166"/>
       <w:r>
         <w:rPr>
@@ -30429,7 +30468,7 @@
         <w:pStyle w:val="Heading2"/>
       </w:pPr>
       <w:bookmarkStart w:id="170" w:name="find"/>
-      <w:bookmarkStart w:id="171" w:name="_Toc234778105"/>
+      <w:bookmarkStart w:id="171" w:name="_Toc234783076"/>
       <w:bookmarkEnd w:id="168"/>
       <w:r>
         <w:rPr>
@@ -30486,7 +30525,7 @@
         <w:pStyle w:val="Heading2"/>
       </w:pPr>
       <w:bookmarkStart w:id="172" w:name="read-source"/>
-      <w:bookmarkStart w:id="173" w:name="_Toc234778106"/>
+      <w:bookmarkStart w:id="173" w:name="_Toc234783077"/>
       <w:bookmarkEnd w:id="170"/>
       <w:r>
         <w:rPr>
@@ -30548,7 +30587,7 @@
         <w:pStyle w:val="Heading2"/>
       </w:pPr>
       <w:bookmarkStart w:id="174" w:name="save-source"/>
-      <w:bookmarkStart w:id="175" w:name="_Toc234778107"/>
+      <w:bookmarkStart w:id="175" w:name="_Toc234783078"/>
       <w:bookmarkEnd w:id="172"/>
       <w:r>
         <w:rPr>
@@ -30642,7 +30681,7 @@
         <w:pStyle w:val="Heading2"/>
       </w:pPr>
       <w:bookmarkStart w:id="176" w:name="virtual-methods-isclass-methods"/>
-      <w:bookmarkStart w:id="177" w:name="_Toc234778108"/>
+      <w:bookmarkStart w:id="177" w:name="_Toc234783079"/>
       <w:bookmarkEnd w:id="174"/>
       <w:r>
         <w:rPr>
@@ -30732,7 +30771,7 @@
         <w:pStyle w:val="Heading2"/>
       </w:pPr>
       <w:bookmarkStart w:id="178" w:name="user-sections-code-dialogs"/>
-      <w:bookmarkStart w:id="179" w:name="_Toc234778109"/>
+      <w:bookmarkStart w:id="179" w:name="_Toc234783080"/>
       <w:bookmarkEnd w:id="176"/>
       <w:r>
         <w:rPr>
@@ -30811,7 +30850,7 @@
         <w:pStyle w:val="Heading2"/>
       </w:pPr>
       <w:bookmarkStart w:id="180" w:name="code-editing-helper-wizards"/>
-      <w:bookmarkStart w:id="181" w:name="_Toc234778110"/>
+      <w:bookmarkStart w:id="181" w:name="_Toc234783081"/>
       <w:bookmarkEnd w:id="178"/>
       <w:r>
         <w:rPr>
@@ -31046,7 +31085,7 @@
         <w:pStyle w:val="Heading1"/>
       </w:pPr>
       <w:bookmarkStart w:id="182" w:name="reference-the-code-editor"/>
-      <w:bookmarkStart w:id="183" w:name="_Toc234778111"/>
+      <w:bookmarkStart w:id="183" w:name="_Toc234783082"/>
       <w:bookmarkEnd w:id="116"/>
       <w:bookmarkEnd w:id="180"/>
       <w:r>
@@ -31074,7 +31113,7 @@
         <w:pStyle w:val="Heading2"/>
       </w:pPr>
       <w:bookmarkStart w:id="184" w:name="editing-behavior"/>
-      <w:bookmarkStart w:id="185" w:name="_Toc234778112"/>
+      <w:bookmarkStart w:id="185" w:name="_Toc234783083"/>
       <w:r>
         <w:rPr>
           <w:rStyle w:val="SectionNumber"/>
@@ -31234,7 +31273,7 @@
         <w:pStyle w:val="Heading2"/>
       </w:pPr>
       <w:bookmarkStart w:id="186" w:name="code-insertion"/>
-      <w:bookmarkStart w:id="187" w:name="_Toc234778113"/>
+      <w:bookmarkStart w:id="187" w:name="_Toc234783084"/>
       <w:bookmarkEnd w:id="184"/>
       <w:r>
         <w:rPr>
@@ -31346,7 +31385,7 @@
         <w:pStyle w:val="Heading2"/>
       </w:pPr>
       <w:bookmarkStart w:id="188" w:name="where-it-appears"/>
-      <w:bookmarkStart w:id="189" w:name="_Toc234778114"/>
+      <w:bookmarkStart w:id="189" w:name="_Toc234783085"/>
       <w:bookmarkEnd w:id="186"/>
       <w:r>
         <w:rPr>
@@ -31553,7 +31592,7 @@
         <w:pStyle w:val="Heading1"/>
       </w:pPr>
       <w:bookmarkStart w:id="190" w:name="code-generation-in-depth"/>
-      <w:bookmarkStart w:id="191" w:name="_Toc234778115"/>
+      <w:bookmarkStart w:id="191" w:name="_Toc234783086"/>
       <w:bookmarkEnd w:id="182"/>
       <w:bookmarkEnd w:id="188"/>
       <w:r>
@@ -31573,7 +31612,7 @@
         <w:pStyle w:val="Heading2"/>
       </w:pPr>
       <w:bookmarkStart w:id="192" w:name="files-produced"/>
-      <w:bookmarkStart w:id="193" w:name="_Toc234778116"/>
+      <w:bookmarkStart w:id="193" w:name="_Toc234783087"/>
       <w:r>
         <w:rPr>
           <w:rStyle w:val="SectionNumber"/>
@@ -31657,7 +31696,7 @@
         <w:pStyle w:val="Heading2"/>
       </w:pPr>
       <w:bookmarkStart w:id="194" w:name="anatomy-of-a-generated-file"/>
-      <w:bookmarkStart w:id="195" w:name="_Toc234778117"/>
+      <w:bookmarkStart w:id="195" w:name="_Toc234783088"/>
       <w:bookmarkEnd w:id="192"/>
       <w:r>
         <w:rPr>
@@ -32086,7 +32125,7 @@
         <w:pStyle w:val="Heading2"/>
       </w:pPr>
       <w:bookmarkStart w:id="196" w:name="the-six-user-sections"/>
-      <w:bookmarkStart w:id="197" w:name="_Toc234778118"/>
+      <w:bookmarkStart w:id="197" w:name="_Toc234783089"/>
       <w:bookmarkEnd w:id="194"/>
       <w:r>
         <w:rPr>
@@ -32161,7 +32200,7 @@
         <w:pStyle w:val="Heading2"/>
       </w:pPr>
       <w:bookmarkStart w:id="198" w:name="constructorinclude-destructorinclude"/>
-      <w:bookmarkStart w:id="199" w:name="_Toc234778119"/>
+      <w:bookmarkStart w:id="199" w:name="_Toc234783090"/>
       <w:bookmarkEnd w:id="196"/>
       <w:r>
         <w:rPr>
@@ -32271,7 +32310,7 @@
         <w:pStyle w:val="Heading2"/>
       </w:pPr>
       <w:bookmarkStart w:id="200" w:name="read-source-the-round-trip"/>
-      <w:bookmarkStart w:id="201" w:name="_Toc234778120"/>
+      <w:bookmarkStart w:id="201" w:name="_Toc234783091"/>
       <w:bookmarkEnd w:id="198"/>
       <w:r>
         <w:rPr>
@@ -32406,7 +32445,7 @@
         <w:pStyle w:val="Heading1"/>
       </w:pPr>
       <w:bookmarkStart w:id="202" w:name="relations-and-the-intrusive-runtime"/>
-      <w:bookmarkStart w:id="203" w:name="_Toc234778121"/>
+      <w:bookmarkStart w:id="203" w:name="_Toc234783092"/>
       <w:bookmarkEnd w:id="190"/>
       <w:bookmarkEnd w:id="200"/>
       <w:r>
@@ -32434,7 +32473,7 @@
         <w:pStyle w:val="Heading2"/>
       </w:pPr>
       <w:bookmarkStart w:id="204" w:name="what-intrusive-means"/>
-      <w:bookmarkStart w:id="205" w:name="_Toc234778122"/>
+      <w:bookmarkStart w:id="205" w:name="_Toc234783093"/>
       <w:r>
         <w:rPr>
           <w:rStyle w:val="SectionNumber"/>
@@ -32456,7 +32495,7 @@
           <w:noProof/>
         </w:rPr>
         <w:drawing>
-          <wp:inline distT="0" distB="0" distL="0" distR="0" wp14:anchorId="0754556A" wp14:editId="495D71BD">
+          <wp:inline distT="0" distB="0" distL="0" distR="0" wp14:anchorId="0984B365" wp14:editId="42E2D706">
             <wp:extent cx="5334000" cy="3246782"/>
             <wp:effectExtent l="0" t="0" r="0" b="0"/>
             <wp:docPr id="170" name="Picture" descr="One Cell in two lists: all link pointers are members of the Cell itself."/>
@@ -32823,7 +32862,7 @@
         <w:pStyle w:val="Heading2"/>
       </w:pPr>
       <w:bookmarkStart w:id="206" w:name="declaring-relations-the-macro-surface"/>
-      <w:bookmarkStart w:id="207" w:name="_Toc234778123"/>
+      <w:bookmarkStart w:id="207" w:name="_Toc234783094"/>
       <w:bookmarkEnd w:id="204"/>
       <w:r>
         <w:rPr>
@@ -33468,7 +33507,7 @@
         <w:pStyle w:val="Heading2"/>
       </w:pPr>
       <w:bookmarkStart w:id="208" w:name="the-generated-api-of-a-multi-relation"/>
-      <w:bookmarkStart w:id="209" w:name="_Toc234778124"/>
+      <w:bookmarkStart w:id="209" w:name="_Toc234783095"/>
       <w:bookmarkEnd w:id="206"/>
       <w:r>
         <w:rPr>
@@ -34385,7 +34424,7 @@
         <w:pStyle w:val="Heading2"/>
       </w:pPr>
       <w:bookmarkStart w:id="210" w:name="Xaaa89ef9d7adb0d0fb470691c4808f6f6b0754c"/>
-      <w:bookmarkStart w:id="211" w:name="_Toc234778125"/>
+      <w:bookmarkStart w:id="211" w:name="_Toc234783096"/>
       <w:bookmarkEnd w:id="208"/>
       <w:r>
         <w:rPr>
@@ -34748,7 +34787,7 @@
         <w:pStyle w:val="Heading2"/>
       </w:pPr>
       <w:bookmarkStart w:id="212" w:name="ownership-and-cascade-delete"/>
-      <w:bookmarkStart w:id="213" w:name="_Toc234778126"/>
+      <w:bookmarkStart w:id="213" w:name="_Toc234783097"/>
       <w:bookmarkEnd w:id="210"/>
       <w:r>
         <w:rPr>
@@ -34771,7 +34810,7 @@
           <w:noProof/>
         </w:rPr>
         <w:drawing>
-          <wp:inline distT="0" distB="0" distL="0" distR="0" wp14:anchorId="20E13C46" wp14:editId="7BD21062">
+          <wp:inline distT="0" distB="0" distL="0" distR="0" wp14:anchorId="135FD6E7" wp14:editId="5EC4079A">
             <wp:extent cx="5334000" cy="2724978"/>
             <wp:effectExtent l="0" t="0" r="0" b="0"/>
             <wp:docPr id="178" name="Picture" descr="delete pMatrix — the cascade frees the entire graph."/>
@@ -34926,7 +34965,7 @@
         <w:pStyle w:val="Heading2"/>
       </w:pPr>
       <w:bookmarkStart w:id="214" w:name="iterators-that-survive-modification"/>
-      <w:bookmarkStart w:id="215" w:name="_Toc234778127"/>
+      <w:bookmarkStart w:id="215" w:name="_Toc234783098"/>
       <w:bookmarkEnd w:id="212"/>
       <w:r>
         <w:rPr>
@@ -35134,7 +35173,7 @@
         <w:pStyle w:val="Heading2"/>
       </w:pPr>
       <w:bookmarkStart w:id="216" w:name="single-static-multi"/>
-      <w:bookmarkStart w:id="217" w:name="_Toc234778128"/>
+      <w:bookmarkStart w:id="217" w:name="_Toc234783099"/>
       <w:bookmarkEnd w:id="214"/>
       <w:r>
         <w:rPr>
@@ -35210,7 +35249,7 @@
         <w:pStyle w:val="Heading2"/>
       </w:pPr>
       <w:bookmarkStart w:id="218" w:name="tree-implementations-and-find-methods"/>
-      <w:bookmarkStart w:id="219" w:name="_Toc234778129"/>
+      <w:bookmarkStart w:id="219" w:name="_Toc234783100"/>
       <w:bookmarkEnd w:id="216"/>
       <w:r>
         <w:rPr>
@@ -35866,7 +35905,7 @@
         <w:pStyle w:val="Heading2"/>
       </w:pPr>
       <w:bookmarkStart w:id="220" w:name="critical-relations-threads"/>
-      <w:bookmarkStart w:id="221" w:name="_Toc234778130"/>
+      <w:bookmarkStart w:id="221" w:name="_Toc234783101"/>
       <w:bookmarkEnd w:id="218"/>
       <w:r>
         <w:rPr>
@@ -35922,7 +35961,7 @@
         <w:pStyle w:val="Heading2"/>
       </w:pPr>
       <w:bookmarkStart w:id="222" w:name="writing-loops-the-generated-way"/>
-      <w:bookmarkStart w:id="223" w:name="_Toc234778131"/>
+      <w:bookmarkStart w:id="223" w:name="_Toc234783102"/>
       <w:bookmarkEnd w:id="220"/>
       <w:r>
         <w:rPr>
@@ -36268,7 +36307,7 @@
         <w:pStyle w:val="Heading1"/>
       </w:pPr>
       <w:bookmarkStart w:id="224" w:name="serialization"/>
-      <w:bookmarkStart w:id="225" w:name="_Toc234778132"/>
+      <w:bookmarkStart w:id="225" w:name="_Toc234783103"/>
       <w:bookmarkEnd w:id="202"/>
       <w:bookmarkEnd w:id="222"/>
       <w:r>
@@ -36288,7 +36327,7 @@
         <w:pStyle w:val="Heading2"/>
       </w:pPr>
       <w:bookmarkStart w:id="226" w:name="what-you-get"/>
-      <w:bookmarkStart w:id="227" w:name="_Toc234778133"/>
+      <w:bookmarkStart w:id="227" w:name="_Toc234783104"/>
       <w:r>
         <w:rPr>
           <w:rStyle w:val="SectionNumber"/>
@@ -36489,7 +36528,7 @@
         <w:pStyle w:val="Heading2"/>
       </w:pPr>
       <w:bookmarkStart w:id="228" w:name="cbarchive-and-the-wire-format"/>
-      <w:bookmarkStart w:id="229" w:name="_Toc234778134"/>
+      <w:bookmarkStart w:id="229" w:name="_Toc234783105"/>
       <w:bookmarkEnd w:id="226"/>
       <w:r>
         <w:rPr>
@@ -36612,7 +36651,7 @@
         <w:pStyle w:val="Heading2"/>
       </w:pPr>
       <w:bookmarkStart w:id="230" w:name="cbz-compression-on-the-fly"/>
-      <w:bookmarkStart w:id="231" w:name="_Toc234778135"/>
+      <w:bookmarkStart w:id="231" w:name="_Toc234783106"/>
       <w:bookmarkEnd w:id="228"/>
       <w:r>
         <w:rPr>
@@ -36945,7 +36984,7 @@
         <w:pStyle w:val="Heading2"/>
       </w:pPr>
       <w:bookmarkStart w:id="232" w:name="Xbded68cf7b5dad621557026fdc0855cc4156113"/>
-      <w:bookmarkStart w:id="233" w:name="_Toc234778136"/>
+      <w:bookmarkStart w:id="233" w:name="_Toc234783107"/>
       <w:bookmarkEnd w:id="230"/>
       <w:r>
         <w:rPr>
@@ -37202,7 +37241,7 @@
         <w:pStyle w:val="Heading2"/>
       </w:pPr>
       <w:bookmarkStart w:id="234" w:name="rules-and-properties"/>
-      <w:bookmarkStart w:id="235" w:name="_Toc234778137"/>
+      <w:bookmarkStart w:id="235" w:name="_Toc234783108"/>
       <w:bookmarkEnd w:id="232"/>
       <w:r>
         <w:rPr>
@@ -37376,7 +37415,7 @@
         <w:pStyle w:val="Heading2"/>
       </w:pPr>
       <w:bookmarkStart w:id="236" w:name="Xe93cc69c5286d8ba9c1392594baf9a373c30c75"/>
-      <w:bookmarkStart w:id="237" w:name="_Toc234778138"/>
+      <w:bookmarkStart w:id="237" w:name="_Toc234783109"/>
       <w:bookmarkEnd w:id="234"/>
       <w:r>
         <w:rPr>
@@ -37548,7 +37587,7 @@
         <w:pStyle w:val="Heading1"/>
       </w:pPr>
       <w:bookmarkStart w:id="238" w:name="the-generated-undoredo-framework"/>
-      <w:bookmarkStart w:id="239" w:name="_Toc234778139"/>
+      <w:bookmarkStart w:id="239" w:name="_Toc234783110"/>
       <w:bookmarkEnd w:id="224"/>
       <w:bookmarkEnd w:id="236"/>
       <w:r>
@@ -37568,7 +37607,7 @@
         <w:pStyle w:val="Heading2"/>
       </w:pPr>
       <w:bookmarkStart w:id="240" w:name="what-it-is"/>
-      <w:bookmarkStart w:id="241" w:name="_Toc234778140"/>
+      <w:bookmarkStart w:id="241" w:name="_Toc234783111"/>
       <w:r>
         <w:rPr>
           <w:rStyle w:val="SectionNumber"/>
@@ -37617,7 +37656,7 @@
         <w:pStyle w:val="Heading2"/>
       </w:pPr>
       <w:bookmarkStart w:id="242" w:name="how-it-works"/>
-      <w:bookmarkStart w:id="243" w:name="_Toc234778141"/>
+      <w:bookmarkStart w:id="243" w:name="_Toc234783112"/>
       <w:bookmarkEnd w:id="240"/>
       <w:r>
         <w:rPr>
@@ -37990,7 +38029,7 @@
         <w:pStyle w:val="Heading2"/>
       </w:pPr>
       <w:bookmarkStart w:id="244" w:name="the-undoreplace-entanglement"/>
-      <w:bookmarkStart w:id="245" w:name="_Toc234778142"/>
+      <w:bookmarkStart w:id="245" w:name="_Toc234783113"/>
       <w:bookmarkEnd w:id="242"/>
       <w:r>
         <w:rPr>
@@ -38083,7 +38122,7 @@
         <w:pStyle w:val="Heading1"/>
       </w:pPr>
       <w:bookmarkStart w:id="246" w:name="the-replace-constructor"/>
-      <w:bookmarkStart w:id="247" w:name="_Toc234778143"/>
+      <w:bookmarkStart w:id="247" w:name="_Toc234783114"/>
       <w:bookmarkEnd w:id="238"/>
       <w:bookmarkEnd w:id="244"/>
       <w:r>
@@ -38105,7 +38144,7 @@
         <w:pStyle w:val="Heading2"/>
       </w:pPr>
       <w:bookmarkStart w:id="248" w:name="the-idea"/>
-      <w:bookmarkStart w:id="249" w:name="_Toc234778144"/>
+      <w:bookmarkStart w:id="249" w:name="_Toc234783115"/>
       <w:r>
         <w:rPr>
           <w:rStyle w:val="SectionNumber"/>
@@ -38127,7 +38166,7 @@
           <w:noProof/>
         </w:rPr>
         <w:drawing>
-          <wp:inline distT="0" distB="0" distL="0" distR="0" wp14:anchorId="44CB8054" wp14:editId="4E06F2C0">
+          <wp:inline distT="0" distB="0" distL="0" distR="0" wp14:anchorId="216474D1" wp14:editId="25E22F8C">
             <wp:extent cx="5334000" cy="2782956"/>
             <wp:effectExtent l="0" t="0" r="0" b="0"/>
             <wp:docPr id="200" name="Picture" descr="Replace: the new object takes over every relation slot of the old one."/>
@@ -38317,7 +38356,7 @@
         <w:pStyle w:val="Heading2"/>
       </w:pPr>
       <w:bookmarkStart w:id="250" w:name="why-it-is-more-powerful-than-a-factory"/>
-      <w:bookmarkStart w:id="251" w:name="_Toc234778145"/>
+      <w:bookmarkStart w:id="251" w:name="_Toc234783116"/>
       <w:bookmarkEnd w:id="248"/>
       <w:r>
         <w:rPr>
@@ -38868,7 +38907,7 @@
         <w:pStyle w:val="Heading2"/>
       </w:pPr>
       <w:bookmarkStart w:id="252" w:name="mechanics-and-constraints"/>
-      <w:bookmarkStart w:id="253" w:name="_Toc234778146"/>
+      <w:bookmarkStart w:id="253" w:name="_Toc234783117"/>
       <w:bookmarkEnd w:id="250"/>
       <w:r>
         <w:rPr>
@@ -38969,7 +39008,7 @@
         <w:pStyle w:val="Heading1"/>
       </w:pPr>
       <w:bookmarkStart w:id="254" w:name="the-command-interface"/>
-      <w:bookmarkStart w:id="255" w:name="_Toc234778147"/>
+      <w:bookmarkStart w:id="255" w:name="_Toc234783118"/>
       <w:bookmarkEnd w:id="246"/>
       <w:bookmarkEnd w:id="252"/>
       <w:r>
@@ -38991,7 +39030,7 @@
         <w:pStyle w:val="Heading2"/>
       </w:pPr>
       <w:bookmarkStart w:id="256" w:name="what-it-is-1"/>
-      <w:bookmarkStart w:id="257" w:name="_Toc234778148"/>
+      <w:bookmarkStart w:id="257" w:name="_Toc234783119"/>
       <w:r>
         <w:rPr>
           <w:rStyle w:val="SectionNumber"/>
@@ -39155,7 +39194,7 @@
         <w:pStyle w:val="Heading2"/>
       </w:pPr>
       <w:bookmarkStart w:id="258" w:name="connecting"/>
-      <w:bookmarkStart w:id="259" w:name="_Toc234778149"/>
+      <w:bookmarkStart w:id="259" w:name="_Toc234783120"/>
       <w:bookmarkEnd w:id="256"/>
       <w:r>
         <w:rPr>
@@ -39626,7 +39665,7 @@
         <w:pStyle w:val="Heading2"/>
       </w:pPr>
       <w:bookmarkStart w:id="260" w:name="the-command-families"/>
-      <w:bookmarkStart w:id="261" w:name="_Toc234778150"/>
+      <w:bookmarkStart w:id="261" w:name="_Toc234783121"/>
       <w:bookmarkEnd w:id="258"/>
       <w:r>
         <w:rPr>
@@ -40542,7 +40581,7 @@
         <w:pStyle w:val="Heading2"/>
       </w:pPr>
       <w:bookmarkStart w:id="262" w:name="worked-examples-real-requests"/>
-      <w:bookmarkStart w:id="263" w:name="_Toc234778151"/>
+      <w:bookmarkStart w:id="263" w:name="_Toc234783122"/>
       <w:bookmarkEnd w:id="260"/>
       <w:r>
         <w:rPr>
@@ -42445,7 +42484,7 @@
         <w:pStyle w:val="Heading2"/>
       </w:pPr>
       <w:bookmarkStart w:id="264" w:name="conventions-and-gotchas"/>
-      <w:bookmarkStart w:id="265" w:name="_Toc234778152"/>
+      <w:bookmarkStart w:id="265" w:name="_Toc234783123"/>
       <w:bookmarkEnd w:id="262"/>
       <w:r>
         <w:rPr>
@@ -42709,7 +42748,7 @@
         <w:pStyle w:val="Heading1"/>
       </w:pPr>
       <w:bookmarkStart w:id="266" w:name="tips-pitfalls-and-best-practices"/>
-      <w:bookmarkStart w:id="267" w:name="_Toc234778153"/>
+      <w:bookmarkStart w:id="267" w:name="_Toc234783124"/>
       <w:bookmarkEnd w:id="254"/>
       <w:bookmarkEnd w:id="264"/>
       <w:r>
@@ -43188,7 +43227,7 @@
         <w:pStyle w:val="Heading1"/>
       </w:pPr>
       <w:bookmarkStart w:id="268" w:name="appendix"/>
-      <w:bookmarkStart w:id="269" w:name="_Toc234778154"/>
+      <w:bookmarkStart w:id="269" w:name="_Toc234783125"/>
       <w:bookmarkEnd w:id="266"/>
       <w:r>
         <w:rPr>
@@ -43207,7 +43246,7 @@
         <w:pStyle w:val="Heading2"/>
       </w:pPr>
       <w:bookmarkStart w:id="270" w:name="a.-runtime-header-inventory"/>
-      <w:bookmarkStart w:id="271" w:name="_Toc234778155"/>
+      <w:bookmarkStart w:id="271" w:name="_Toc234783126"/>
       <w:r>
         <w:rPr>
           <w:rStyle w:val="SectionNumber"/>
@@ -43718,7 +43757,7 @@
         <w:pStyle w:val="Heading2"/>
       </w:pPr>
       <w:bookmarkStart w:id="272" w:name="b.-marker-quick-reference"/>
-      <w:bookmarkStart w:id="273" w:name="_Toc234778156"/>
+      <w:bookmarkStart w:id="273" w:name="_Toc234783127"/>
       <w:bookmarkEnd w:id="270"/>
       <w:r>
         <w:rPr>
@@ -43802,7 +43841,7 @@
         <w:pStyle w:val="Heading2"/>
       </w:pPr>
       <w:bookmarkStart w:id="274" w:name="c.-glossary"/>
-      <w:bookmarkStart w:id="275" w:name="_Toc234778157"/>
+      <w:bookmarkStart w:id="275" w:name="_Toc234783128"/>
       <w:bookmarkEnd w:id="272"/>
       <w:r>
         <w:rPr>
@@ -44228,7 +44267,7 @@
   <w:abstractNum w:abstractNumId="0" w15:restartNumberingAfterBreak="0">
     <w:nsid w:val="0000A990"/>
     <w:multiLevelType w:val="multilevel"/>
-    <w:tmpl w:val="85BABDF4"/>
+    <w:tmpl w:val="BEC4ED8C"/>
     <w:lvl w:ilvl="0">
       <w:numFmt w:val="bullet"/>
       <w:lvlText w:val=" "/>
@@ -44305,7 +44344,7 @@
   <w:abstractNum w:abstractNumId="1" w15:restartNumberingAfterBreak="0">
     <w:nsid w:val="0000A991"/>
     <w:multiLevelType w:val="multilevel"/>
-    <w:tmpl w:val="539E2C74"/>
+    <w:tmpl w:val="E968003A"/>
     <w:lvl w:ilvl="0">
       <w:numFmt w:val="bullet"/>
       <w:lvlText w:val="•"/>
@@ -44382,7 +44421,7 @@
   <w:abstractNum w:abstractNumId="2" w15:restartNumberingAfterBreak="0">
     <w:nsid w:val="00A99411"/>
     <w:multiLevelType w:val="multilevel"/>
-    <w:tmpl w:val="B0A05A76"/>
+    <w:tmpl w:val="F8E0440C"/>
     <w:lvl w:ilvl="0">
       <w:start w:val="1"/>
       <w:numFmt w:val="decimal"/>
@@ -44465,31 +44504,31 @@
       </w:pPr>
     </w:lvl>
   </w:abstractNum>
-  <w:num w:numId="1" w16cid:durableId="1730961837">
+  <w:num w:numId="1" w16cid:durableId="1383945746">
     <w:abstractNumId w:val="0"/>
   </w:num>
-  <w:num w:numId="2" w16cid:durableId="360669835">
+  <w:num w:numId="2" w16cid:durableId="1182624143">
     <w:abstractNumId w:val="1"/>
   </w:num>
-  <w:num w:numId="3" w16cid:durableId="332875708">
+  <w:num w:numId="3" w16cid:durableId="775947647">
     <w:abstractNumId w:val="1"/>
   </w:num>
-  <w:num w:numId="4" w16cid:durableId="201600511">
+  <w:num w:numId="4" w16cid:durableId="289746135">
     <w:abstractNumId w:val="1"/>
   </w:num>
-  <w:num w:numId="5" w16cid:durableId="1964072610">
+  <w:num w:numId="5" w16cid:durableId="917863107">
     <w:abstractNumId w:val="1"/>
   </w:num>
-  <w:num w:numId="6" w16cid:durableId="23672314">
+  <w:num w:numId="6" w16cid:durableId="1414232897">
     <w:abstractNumId w:val="1"/>
   </w:num>
-  <w:num w:numId="7" w16cid:durableId="1637563142">
+  <w:num w:numId="7" w16cid:durableId="1755467679">
     <w:abstractNumId w:val="1"/>
   </w:num>
-  <w:num w:numId="8" w16cid:durableId="2101872572">
+  <w:num w:numId="8" w16cid:durableId="1410738729">
     <w:abstractNumId w:val="1"/>
   </w:num>
-  <w:num w:numId="9" w16cid:durableId="1054618460">
+  <w:num w:numId="9" w16cid:durableId="386729123">
     <w:abstractNumId w:val="2"/>
     <w:lvlOverride w:ilvl="0">
       <w:startOverride w:val="1"/>
@@ -44519,40 +44558,40 @@
       <w:startOverride w:val="1"/>
     </w:lvlOverride>
   </w:num>
-  <w:num w:numId="10" w16cid:durableId="94834726">
+  <w:num w:numId="10" w16cid:durableId="897015450">
     <w:abstractNumId w:val="1"/>
   </w:num>
-  <w:num w:numId="11" w16cid:durableId="594629179">
+  <w:num w:numId="11" w16cid:durableId="709918183">
     <w:abstractNumId w:val="1"/>
   </w:num>
-  <w:num w:numId="12" w16cid:durableId="152769078">
+  <w:num w:numId="12" w16cid:durableId="662784726">
     <w:abstractNumId w:val="1"/>
   </w:num>
-  <w:num w:numId="13" w16cid:durableId="589047917">
+  <w:num w:numId="13" w16cid:durableId="1412391934">
     <w:abstractNumId w:val="1"/>
   </w:num>
-  <w:num w:numId="14" w16cid:durableId="729765211">
+  <w:num w:numId="14" w16cid:durableId="1920139788">
     <w:abstractNumId w:val="1"/>
   </w:num>
-  <w:num w:numId="15" w16cid:durableId="1197280066">
+  <w:num w:numId="15" w16cid:durableId="284318095">
     <w:abstractNumId w:val="1"/>
   </w:num>
-  <w:num w:numId="16" w16cid:durableId="762607456">
+  <w:num w:numId="16" w16cid:durableId="1917090178">
     <w:abstractNumId w:val="1"/>
   </w:num>
-  <w:num w:numId="17" w16cid:durableId="1718427618">
+  <w:num w:numId="17" w16cid:durableId="1576746310">
     <w:abstractNumId w:val="1"/>
   </w:num>
-  <w:num w:numId="18" w16cid:durableId="1988390345">
+  <w:num w:numId="18" w16cid:durableId="909267052">
     <w:abstractNumId w:val="1"/>
   </w:num>
-  <w:num w:numId="19" w16cid:durableId="892883661">
+  <w:num w:numId="19" w16cid:durableId="1496919141">
     <w:abstractNumId w:val="1"/>
   </w:num>
-  <w:num w:numId="20" w16cid:durableId="648048621">
+  <w:num w:numId="20" w16cid:durableId="1158380770">
     <w:abstractNumId w:val="1"/>
   </w:num>
-  <w:num w:numId="21" w16cid:durableId="1976594888">
+  <w:num w:numId="21" w16cid:durableId="691761143">
     <w:abstractNumId w:val="2"/>
     <w:lvlOverride w:ilvl="0">
       <w:startOverride w:val="1"/>
@@ -44582,49 +44621,49 @@
       <w:startOverride w:val="1"/>
     </w:lvlOverride>
   </w:num>
-  <w:num w:numId="22" w16cid:durableId="1881090543">
+  <w:num w:numId="22" w16cid:durableId="1883594357">
     <w:abstractNumId w:val="1"/>
   </w:num>
-  <w:num w:numId="23" w16cid:durableId="662971006">
+  <w:num w:numId="23" w16cid:durableId="293826874">
     <w:abstractNumId w:val="1"/>
   </w:num>
-  <w:num w:numId="24" w16cid:durableId="837117587">
+  <w:num w:numId="24" w16cid:durableId="1309434239">
     <w:abstractNumId w:val="1"/>
   </w:num>
-  <w:num w:numId="25" w16cid:durableId="1206940848">
+  <w:num w:numId="25" w16cid:durableId="2078896682">
     <w:abstractNumId w:val="1"/>
   </w:num>
-  <w:num w:numId="26" w16cid:durableId="1204563667">
+  <w:num w:numId="26" w16cid:durableId="1950119447">
     <w:abstractNumId w:val="1"/>
   </w:num>
-  <w:num w:numId="27" w16cid:durableId="1969581184">
+  <w:num w:numId="27" w16cid:durableId="1702974905">
     <w:abstractNumId w:val="1"/>
   </w:num>
-  <w:num w:numId="28" w16cid:durableId="1312367986">
+  <w:num w:numId="28" w16cid:durableId="1372732038">
     <w:abstractNumId w:val="1"/>
   </w:num>
-  <w:num w:numId="29" w16cid:durableId="200410361">
+  <w:num w:numId="29" w16cid:durableId="260377956">
     <w:abstractNumId w:val="1"/>
   </w:num>
-  <w:num w:numId="30" w16cid:durableId="732578708">
+  <w:num w:numId="30" w16cid:durableId="1459685486">
     <w:abstractNumId w:val="1"/>
   </w:num>
-  <w:num w:numId="31" w16cid:durableId="588545674">
+  <w:num w:numId="31" w16cid:durableId="2036079399">
     <w:abstractNumId w:val="1"/>
   </w:num>
-  <w:num w:numId="32" w16cid:durableId="2110422816">
+  <w:num w:numId="32" w16cid:durableId="753819055">
     <w:abstractNumId w:val="1"/>
   </w:num>
-  <w:num w:numId="33" w16cid:durableId="1051811401">
+  <w:num w:numId="33" w16cid:durableId="169492166">
     <w:abstractNumId w:val="1"/>
   </w:num>
-  <w:num w:numId="34" w16cid:durableId="1850900098">
+  <w:num w:numId="34" w16cid:durableId="1826436839">
     <w:abstractNumId w:val="1"/>
   </w:num>
-  <w:num w:numId="35" w16cid:durableId="1819954230">
+  <w:num w:numId="35" w16cid:durableId="1134641061">
     <w:abstractNumId w:val="1"/>
   </w:num>
-  <w:num w:numId="36" w16cid:durableId="2050840212">
+  <w:num w:numId="36" w16cid:durableId="289282305">
     <w:abstractNumId w:val="2"/>
     <w:lvlOverride w:ilvl="0">
       <w:startOverride w:val="1"/>
@@ -44654,10 +44693,10 @@
       <w:startOverride w:val="1"/>
     </w:lvlOverride>
   </w:num>
-  <w:num w:numId="37" w16cid:durableId="1890341983">
+  <w:num w:numId="37" w16cid:durableId="465243108">
     <w:abstractNumId w:val="1"/>
   </w:num>
-  <w:num w:numId="38" w16cid:durableId="1855071869">
+  <w:num w:numId="38" w16cid:durableId="1143354556">
     <w:abstractNumId w:val="2"/>
     <w:lvlOverride w:ilvl="0">
       <w:startOverride w:val="1"/>
@@ -44687,28 +44726,28 @@
       <w:startOverride w:val="1"/>
     </w:lvlOverride>
   </w:num>
-  <w:num w:numId="39" w16cid:durableId="342976765">
+  <w:num w:numId="39" w16cid:durableId="576598292">
     <w:abstractNumId w:val="1"/>
   </w:num>
-  <w:num w:numId="40" w16cid:durableId="2070109100">
+  <w:num w:numId="40" w16cid:durableId="1328552200">
     <w:abstractNumId w:val="1"/>
   </w:num>
-  <w:num w:numId="41" w16cid:durableId="365101863">
+  <w:num w:numId="41" w16cid:durableId="1779640782">
     <w:abstractNumId w:val="1"/>
   </w:num>
-  <w:num w:numId="42" w16cid:durableId="1299337992">
+  <w:num w:numId="42" w16cid:durableId="17512726">
     <w:abstractNumId w:val="1"/>
   </w:num>
-  <w:num w:numId="43" w16cid:durableId="659770826">
+  <w:num w:numId="43" w16cid:durableId="1630745089">
     <w:abstractNumId w:val="1"/>
   </w:num>
-  <w:num w:numId="44" w16cid:durableId="1547334591">
+  <w:num w:numId="44" w16cid:durableId="134836120">
     <w:abstractNumId w:val="1"/>
   </w:num>
-  <w:num w:numId="45" w16cid:durableId="1040203063">
+  <w:num w:numId="45" w16cid:durableId="882326936">
     <w:abstractNumId w:val="1"/>
   </w:num>
-  <w:num w:numId="46" w16cid:durableId="258606442">
+  <w:num w:numId="46" w16cid:durableId="663972262">
     <w:abstractNumId w:val="1"/>
   </w:num>
 </w:numbering>
@@ -45764,7 +45803,7 @@
     <w:next w:val="Normal"/>
     <w:autoRedefine/>
     <w:uiPriority w:val="39"/>
-    <w:rsid w:val="005430B4"/>
+    <w:rsid w:val="00740010"/>
     <w:pPr>
       <w:spacing w:after="100"/>
     </w:pPr>
@@ -45775,7 +45814,7 @@
     <w:next w:val="Normal"/>
     <w:autoRedefine/>
     <w:uiPriority w:val="39"/>
-    <w:rsid w:val="005430B4"/>
+    <w:rsid w:val="00740010"/>
     <w:pPr>
       <w:spacing w:after="100"/>
       <w:ind w:left="240"/>
@@ -45788,7 +45827,7 @@
     <w:autoRedefine/>
     <w:uiPriority w:val="39"/>
     <w:unhideWhenUsed/>
-    <w:rsid w:val="005430B4"/>
+    <w:rsid w:val="00740010"/>
     <w:pPr>
       <w:spacing w:after="100" w:line="278" w:lineRule="auto"/>
       <w:ind w:left="480"/>
@@ -45806,7 +45845,7 @@
     <w:autoRedefine/>
     <w:uiPriority w:val="39"/>
     <w:unhideWhenUsed/>
-    <w:rsid w:val="005430B4"/>
+    <w:rsid w:val="00740010"/>
     <w:pPr>
       <w:spacing w:after="100" w:line="278" w:lineRule="auto"/>
       <w:ind w:left="720"/>
@@ -45824,7 +45863,7 @@
     <w:autoRedefine/>
     <w:uiPriority w:val="39"/>
     <w:unhideWhenUsed/>
-    <w:rsid w:val="005430B4"/>
+    <w:rsid w:val="00740010"/>
     <w:pPr>
       <w:spacing w:after="100" w:line="278" w:lineRule="auto"/>
       <w:ind w:left="960"/>
@@ -45842,7 +45881,7 @@
     <w:autoRedefine/>
     <w:uiPriority w:val="39"/>
     <w:unhideWhenUsed/>
-    <w:rsid w:val="005430B4"/>
+    <w:rsid w:val="00740010"/>
     <w:pPr>
       <w:spacing w:after="100" w:line="278" w:lineRule="auto"/>
       <w:ind w:left="1200"/>
@@ -45860,7 +45899,7 @@
     <w:autoRedefine/>
     <w:uiPriority w:val="39"/>
     <w:unhideWhenUsed/>
-    <w:rsid w:val="005430B4"/>
+    <w:rsid w:val="00740010"/>
     <w:pPr>
       <w:spacing w:after="100" w:line="278" w:lineRule="auto"/>
       <w:ind w:left="1440"/>
@@ -45878,7 +45917,7 @@
     <w:autoRedefine/>
     <w:uiPriority w:val="39"/>
     <w:unhideWhenUsed/>
-    <w:rsid w:val="005430B4"/>
+    <w:rsid w:val="00740010"/>
     <w:pPr>
       <w:spacing w:after="100" w:line="278" w:lineRule="auto"/>
       <w:ind w:left="1680"/>
@@ -45896,7 +45935,7 @@
     <w:autoRedefine/>
     <w:uiPriority w:val="39"/>
     <w:unhideWhenUsed/>
-    <w:rsid w:val="005430B4"/>
+    <w:rsid w:val="00740010"/>
     <w:pPr>
       <w:spacing w:after="100" w:line="278" w:lineRule="auto"/>
       <w:ind w:left="1920"/>
@@ -45913,7 +45952,7 @@
     <w:uiPriority w:val="99"/>
     <w:semiHidden/>
     <w:unhideWhenUsed/>
-    <w:rsid w:val="005430B4"/>
+    <w:rsid w:val="00740010"/>
     <w:rPr>
       <w:color w:val="605E5C"/>
       <w:shd w:val="clear" w:color="auto" w:fill="E1DFDD"/>

--- a/docs/manual/ClassBuilder_Manual.docx
+++ b/docs/manual/ClassBuilder_Manual.docx
@@ -34,7 +34,7 @@
           <w:sz w:val="24"/>
           <w:szCs w:val="24"/>
         </w:rPr>
-        <w:id w:val="-255901515"/>
+        <w:id w:val="-741172915"/>
         <w:docPartObj>
           <w:docPartGallery w:val="Table of Contents"/>
           <w:docPartUnique/>
@@ -74,7 +74,7 @@
           <w:r>
             <w:fldChar w:fldCharType="separate"/>
           </w:r>
-          <w:hyperlink w:anchor="_Toc234782991" w:history="1">
+          <w:hyperlink w:anchor="_Toc234787957" w:history="1">
             <w:r>
               <w:rPr>
                 <w:rStyle w:val="Hyperlink"/>
@@ -118,7 +118,7 @@
                 <w:noProof/>
                 <w:webHidden/>
               </w:rPr>
-              <w:instrText xml:space="preserve"> PAGEREF _Toc234782991 \h </w:instrText>
+              <w:instrText xml:space="preserve"> PAGEREF _Toc234787957 \h </w:instrText>
             </w:r>
             <w:r>
               <w:rPr>
@@ -164,7 +164,7 @@
               <w14:ligatures w14:val="standardContextual"/>
             </w:rPr>
           </w:pPr>
-          <w:hyperlink w:anchor="_Toc234782992" w:history="1">
+          <w:hyperlink w:anchor="_Toc234787958" w:history="1">
             <w:r>
               <w:rPr>
                 <w:rStyle w:val="Hyperlink"/>
@@ -208,7 +208,7 @@
                 <w:noProof/>
                 <w:webHidden/>
               </w:rPr>
-              <w:instrText xml:space="preserve"> PAGEREF _Toc234782992 \h </w:instrText>
+              <w:instrText xml:space="preserve"> PAGEREF _Toc234787958 \h </w:instrText>
             </w:r>
             <w:r>
               <w:rPr>
@@ -254,7 +254,7 @@
               <w14:ligatures w14:val="standardContextual"/>
             </w:rPr>
           </w:pPr>
-          <w:hyperlink w:anchor="_Toc234782993" w:history="1">
+          <w:hyperlink w:anchor="_Toc234787959" w:history="1">
             <w:r>
               <w:rPr>
                 <w:rStyle w:val="Hyperlink"/>
@@ -298,7 +298,7 @@
                 <w:noProof/>
                 <w:webHidden/>
               </w:rPr>
-              <w:instrText xml:space="preserve"> PAGEREF _Toc234782993 \h </w:instrText>
+              <w:instrText xml:space="preserve"> PAGEREF _Toc234787959 \h </w:instrText>
             </w:r>
             <w:r>
               <w:rPr>
@@ -344,7 +344,7 @@
               <w14:ligatures w14:val="standardContextual"/>
             </w:rPr>
           </w:pPr>
-          <w:hyperlink w:anchor="_Toc234782994" w:history="1">
+          <w:hyperlink w:anchor="_Toc234787960" w:history="1">
             <w:r>
               <w:rPr>
                 <w:rStyle w:val="Hyperlink"/>
@@ -388,7 +388,7 @@
                 <w:noProof/>
                 <w:webHidden/>
               </w:rPr>
-              <w:instrText xml:space="preserve"> PAGEREF _Toc234782994 \h </w:instrText>
+              <w:instrText xml:space="preserve"> PAGEREF _Toc234787960 \h </w:instrText>
             </w:r>
             <w:r>
               <w:rPr>
@@ -434,7 +434,7 @@
               <w14:ligatures w14:val="standardContextual"/>
             </w:rPr>
           </w:pPr>
-          <w:hyperlink w:anchor="_Toc234782995" w:history="1">
+          <w:hyperlink w:anchor="_Toc234787961" w:history="1">
             <w:r>
               <w:rPr>
                 <w:rStyle w:val="Hyperlink"/>
@@ -478,7 +478,7 @@
                 <w:noProof/>
                 <w:webHidden/>
               </w:rPr>
-              <w:instrText xml:space="preserve"> PAGEREF _Toc234782995 \h </w:instrText>
+              <w:instrText xml:space="preserve"> PAGEREF _Toc234787961 \h </w:instrText>
             </w:r>
             <w:r>
               <w:rPr>
@@ -524,7 +524,7 @@
               <w14:ligatures w14:val="standardContextual"/>
             </w:rPr>
           </w:pPr>
-          <w:hyperlink w:anchor="_Toc234782996" w:history="1">
+          <w:hyperlink w:anchor="_Toc234787962" w:history="1">
             <w:r>
               <w:rPr>
                 <w:rStyle w:val="Hyperlink"/>
@@ -568,7 +568,7 @@
                 <w:noProof/>
                 <w:webHidden/>
               </w:rPr>
-              <w:instrText xml:space="preserve"> PAGEREF _Toc234782996 \h </w:instrText>
+              <w:instrText xml:space="preserve"> PAGEREF _Toc234787962 \h </w:instrText>
             </w:r>
             <w:r>
               <w:rPr>
@@ -614,7 +614,7 @@
               <w14:ligatures w14:val="standardContextual"/>
             </w:rPr>
           </w:pPr>
-          <w:hyperlink w:anchor="_Toc234782997" w:history="1">
+          <w:hyperlink w:anchor="_Toc234787963" w:history="1">
             <w:r>
               <w:rPr>
                 <w:rStyle w:val="Hyperlink"/>
@@ -658,7 +658,7 @@
                 <w:noProof/>
                 <w:webHidden/>
               </w:rPr>
-              <w:instrText xml:space="preserve"> PAGEREF _Toc234782997 \h </w:instrText>
+              <w:instrText xml:space="preserve"> PAGEREF _Toc234787963 \h </w:instrText>
             </w:r>
             <w:r>
               <w:rPr>
@@ -704,7 +704,7 @@
               <w14:ligatures w14:val="standardContextual"/>
             </w:rPr>
           </w:pPr>
-          <w:hyperlink w:anchor="_Toc234782998" w:history="1">
+          <w:hyperlink w:anchor="_Toc234787964" w:history="1">
             <w:r>
               <w:rPr>
                 <w:rStyle w:val="Hyperlink"/>
@@ -748,7 +748,7 @@
                 <w:noProof/>
                 <w:webHidden/>
               </w:rPr>
-              <w:instrText xml:space="preserve"> PAGEREF _Toc234782998 \h </w:instrText>
+              <w:instrText xml:space="preserve"> PAGEREF _Toc234787964 \h </w:instrText>
             </w:r>
             <w:r>
               <w:rPr>
@@ -794,7 +794,7 @@
               <w14:ligatures w14:val="standardContextual"/>
             </w:rPr>
           </w:pPr>
-          <w:hyperlink w:anchor="_Toc234782999" w:history="1">
+          <w:hyperlink w:anchor="_Toc234787965" w:history="1">
             <w:r>
               <w:rPr>
                 <w:rStyle w:val="Hyperlink"/>
@@ -838,7 +838,7 @@
                 <w:noProof/>
                 <w:webHidden/>
               </w:rPr>
-              <w:instrText xml:space="preserve"> PAGEREF _Toc234782999 \h </w:instrText>
+              <w:instrText xml:space="preserve"> PAGEREF _Toc234787965 \h </w:instrText>
             </w:r>
             <w:r>
               <w:rPr>
@@ -884,7 +884,7 @@
               <w14:ligatures w14:val="standardContextual"/>
             </w:rPr>
           </w:pPr>
-          <w:hyperlink w:anchor="_Toc234783000" w:history="1">
+          <w:hyperlink w:anchor="_Toc234787966" w:history="1">
             <w:r>
               <w:rPr>
                 <w:rStyle w:val="Hyperlink"/>
@@ -928,7 +928,7 @@
                 <w:noProof/>
                 <w:webHidden/>
               </w:rPr>
-              <w:instrText xml:space="preserve"> PAGEREF _Toc234783000 \h </w:instrText>
+              <w:instrText xml:space="preserve"> PAGEREF _Toc234787966 \h </w:instrText>
             </w:r>
             <w:r>
               <w:rPr>
@@ -974,7 +974,7 @@
               <w14:ligatures w14:val="standardContextual"/>
             </w:rPr>
           </w:pPr>
-          <w:hyperlink w:anchor="_Toc234783001" w:history="1">
+          <w:hyperlink w:anchor="_Toc234787967" w:history="1">
             <w:r>
               <w:rPr>
                 <w:rStyle w:val="Hyperlink"/>
@@ -1018,7 +1018,7 @@
                 <w:noProof/>
                 <w:webHidden/>
               </w:rPr>
-              <w:instrText xml:space="preserve"> PAGEREF _Toc234783001 \h </w:instrText>
+              <w:instrText xml:space="preserve"> PAGEREF _Toc234787967 \h </w:instrText>
             </w:r>
             <w:r>
               <w:rPr>
@@ -1064,7 +1064,7 @@
               <w14:ligatures w14:val="standardContextual"/>
             </w:rPr>
           </w:pPr>
-          <w:hyperlink w:anchor="_Toc234783002" w:history="1">
+          <w:hyperlink w:anchor="_Toc234787968" w:history="1">
             <w:r>
               <w:rPr>
                 <w:rStyle w:val="Hyperlink"/>
@@ -1108,7 +1108,7 @@
                 <w:noProof/>
                 <w:webHidden/>
               </w:rPr>
-              <w:instrText xml:space="preserve"> PAGEREF _Toc234783002 \h </w:instrText>
+              <w:instrText xml:space="preserve"> PAGEREF _Toc234787968 \h </w:instrText>
             </w:r>
             <w:r>
               <w:rPr>
@@ -1154,7 +1154,7 @@
               <w14:ligatures w14:val="standardContextual"/>
             </w:rPr>
           </w:pPr>
-          <w:hyperlink w:anchor="_Toc234783003" w:history="1">
+          <w:hyperlink w:anchor="_Toc234787969" w:history="1">
             <w:r>
               <w:rPr>
                 <w:rStyle w:val="Hyperlink"/>
@@ -1198,7 +1198,7 @@
                 <w:noProof/>
                 <w:webHidden/>
               </w:rPr>
-              <w:instrText xml:space="preserve"> PAGEREF _Toc234783003 \h </w:instrText>
+              <w:instrText xml:space="preserve"> PAGEREF _Toc234787969 \h </w:instrText>
             </w:r>
             <w:r>
               <w:rPr>
@@ -1244,7 +1244,7 @@
               <w14:ligatures w14:val="standardContextual"/>
             </w:rPr>
           </w:pPr>
-          <w:hyperlink w:anchor="_Toc234783004" w:history="1">
+          <w:hyperlink w:anchor="_Toc234787970" w:history="1">
             <w:r>
               <w:rPr>
                 <w:rStyle w:val="Hyperlink"/>
@@ -1288,7 +1288,7 @@
                 <w:noProof/>
                 <w:webHidden/>
               </w:rPr>
-              <w:instrText xml:space="preserve"> PAGEREF _Toc234783004 \h </w:instrText>
+              <w:instrText xml:space="preserve"> PAGEREF _Toc234787970 \h </w:instrText>
             </w:r>
             <w:r>
               <w:rPr>
@@ -1334,7 +1334,7 @@
               <w14:ligatures w14:val="standardContextual"/>
             </w:rPr>
           </w:pPr>
-          <w:hyperlink w:anchor="_Toc234783005" w:history="1">
+          <w:hyperlink w:anchor="_Toc234787971" w:history="1">
             <w:r>
               <w:rPr>
                 <w:rStyle w:val="Hyperlink"/>
@@ -1378,7 +1378,7 @@
                 <w:noProof/>
                 <w:webHidden/>
               </w:rPr>
-              <w:instrText xml:space="preserve"> PAGEREF _Toc234783005 \h </w:instrText>
+              <w:instrText xml:space="preserve"> PAGEREF _Toc234787971 \h </w:instrText>
             </w:r>
             <w:r>
               <w:rPr>
@@ -1424,7 +1424,7 @@
               <w14:ligatures w14:val="standardContextual"/>
             </w:rPr>
           </w:pPr>
-          <w:hyperlink w:anchor="_Toc234783006" w:history="1">
+          <w:hyperlink w:anchor="_Toc234787972" w:history="1">
             <w:r>
               <w:rPr>
                 <w:rStyle w:val="Hyperlink"/>
@@ -1468,7 +1468,7 @@
                 <w:noProof/>
                 <w:webHidden/>
               </w:rPr>
-              <w:instrText xml:space="preserve"> PAGEREF _Toc234783006 \h </w:instrText>
+              <w:instrText xml:space="preserve"> PAGEREF _Toc234787972 \h </w:instrText>
             </w:r>
             <w:r>
               <w:rPr>
@@ -1514,7 +1514,7 @@
               <w14:ligatures w14:val="standardContextual"/>
             </w:rPr>
           </w:pPr>
-          <w:hyperlink w:anchor="_Toc234783007" w:history="1">
+          <w:hyperlink w:anchor="_Toc234787973" w:history="1">
             <w:r>
               <w:rPr>
                 <w:rStyle w:val="Hyperlink"/>
@@ -1558,7 +1558,7 @@
                 <w:noProof/>
                 <w:webHidden/>
               </w:rPr>
-              <w:instrText xml:space="preserve"> PAGEREF _Toc234783007 \h </w:instrText>
+              <w:instrText xml:space="preserve"> PAGEREF _Toc234787973 \h </w:instrText>
             </w:r>
             <w:r>
               <w:rPr>
@@ -1604,7 +1604,7 @@
               <w14:ligatures w14:val="standardContextual"/>
             </w:rPr>
           </w:pPr>
-          <w:hyperlink w:anchor="_Toc234783008" w:history="1">
+          <w:hyperlink w:anchor="_Toc234787974" w:history="1">
             <w:r>
               <w:rPr>
                 <w:rStyle w:val="Hyperlink"/>
@@ -1648,7 +1648,7 @@
                 <w:noProof/>
                 <w:webHidden/>
               </w:rPr>
-              <w:instrText xml:space="preserve"> PAGEREF _Toc234783008 \h </w:instrText>
+              <w:instrText xml:space="preserve"> PAGEREF _Toc234787974 \h </w:instrText>
             </w:r>
             <w:r>
               <w:rPr>
@@ -1694,7 +1694,7 @@
               <w14:ligatures w14:val="standardContextual"/>
             </w:rPr>
           </w:pPr>
-          <w:hyperlink w:anchor="_Toc234783009" w:history="1">
+          <w:hyperlink w:anchor="_Toc234787975" w:history="1">
             <w:r>
               <w:rPr>
                 <w:rStyle w:val="Hyperlink"/>
@@ -1738,7 +1738,7 @@
                 <w:noProof/>
                 <w:webHidden/>
               </w:rPr>
-              <w:instrText xml:space="preserve"> PAGEREF _Toc234783009 \h </w:instrText>
+              <w:instrText xml:space="preserve"> PAGEREF _Toc234787975 \h </w:instrText>
             </w:r>
             <w:r>
               <w:rPr>
@@ -1784,7 +1784,7 @@
               <w14:ligatures w14:val="standardContextual"/>
             </w:rPr>
           </w:pPr>
-          <w:hyperlink w:anchor="_Toc234783010" w:history="1">
+          <w:hyperlink w:anchor="_Toc234787976" w:history="1">
             <w:r>
               <w:rPr>
                 <w:rStyle w:val="Hyperlink"/>
@@ -1828,7 +1828,7 @@
                 <w:noProof/>
                 <w:webHidden/>
               </w:rPr>
-              <w:instrText xml:space="preserve"> PAGEREF _Toc234783010 \h </w:instrText>
+              <w:instrText xml:space="preserve"> PAGEREF _Toc234787976 \h </w:instrText>
             </w:r>
             <w:r>
               <w:rPr>
@@ -1874,7 +1874,7 @@
               <w14:ligatures w14:val="standardContextual"/>
             </w:rPr>
           </w:pPr>
-          <w:hyperlink w:anchor="_Toc234783011" w:history="1">
+          <w:hyperlink w:anchor="_Toc234787977" w:history="1">
             <w:r>
               <w:rPr>
                 <w:rStyle w:val="Hyperlink"/>
@@ -1918,7 +1918,7 @@
                 <w:noProof/>
                 <w:webHidden/>
               </w:rPr>
-              <w:instrText xml:space="preserve"> PAGEREF _Toc234783011 \h </w:instrText>
+              <w:instrText xml:space="preserve"> PAGEREF _Toc234787977 \h </w:instrText>
             </w:r>
             <w:r>
               <w:rPr>
@@ -1964,7 +1964,7 @@
               <w14:ligatures w14:val="standardContextual"/>
             </w:rPr>
           </w:pPr>
-          <w:hyperlink w:anchor="_Toc234783012" w:history="1">
+          <w:hyperlink w:anchor="_Toc234787978" w:history="1">
             <w:r>
               <w:rPr>
                 <w:rStyle w:val="Hyperlink"/>
@@ -2008,7 +2008,7 @@
                 <w:noProof/>
                 <w:webHidden/>
               </w:rPr>
-              <w:instrText xml:space="preserve"> PAGEREF _Toc234783012 \h </w:instrText>
+              <w:instrText xml:space="preserve"> PAGEREF _Toc234787978 \h </w:instrText>
             </w:r>
             <w:r>
               <w:rPr>
@@ -2054,7 +2054,7 @@
               <w14:ligatures w14:val="standardContextual"/>
             </w:rPr>
           </w:pPr>
-          <w:hyperlink w:anchor="_Toc234783013" w:history="1">
+          <w:hyperlink w:anchor="_Toc234787979" w:history="1">
             <w:r>
               <w:rPr>
                 <w:rStyle w:val="Hyperlink"/>
@@ -2098,7 +2098,7 @@
                 <w:noProof/>
                 <w:webHidden/>
               </w:rPr>
-              <w:instrText xml:space="preserve"> PAGEREF _Toc234783013 \h </w:instrText>
+              <w:instrText xml:space="preserve"> PAGEREF _Toc234787979 \h </w:instrText>
             </w:r>
             <w:r>
               <w:rPr>
@@ -2144,7 +2144,7 @@
               <w14:ligatures w14:val="standardContextual"/>
             </w:rPr>
           </w:pPr>
-          <w:hyperlink w:anchor="_Toc234783014" w:history="1">
+          <w:hyperlink w:anchor="_Toc234787980" w:history="1">
             <w:r>
               <w:rPr>
                 <w:rStyle w:val="Hyperlink"/>
@@ -2188,7 +2188,7 @@
                 <w:noProof/>
                 <w:webHidden/>
               </w:rPr>
-              <w:instrText xml:space="preserve"> PAGEREF _Toc234783014 \h </w:instrText>
+              <w:instrText xml:space="preserve"> PAGEREF _Toc234787980 \h </w:instrText>
             </w:r>
             <w:r>
               <w:rPr>
@@ -2234,7 +2234,7 @@
               <w14:ligatures w14:val="standardContextual"/>
             </w:rPr>
           </w:pPr>
-          <w:hyperlink w:anchor="_Toc234783015" w:history="1">
+          <w:hyperlink w:anchor="_Toc234787981" w:history="1">
             <w:r>
               <w:rPr>
                 <w:rStyle w:val="Hyperlink"/>
@@ -2278,7 +2278,7 @@
                 <w:noProof/>
                 <w:webHidden/>
               </w:rPr>
-              <w:instrText xml:space="preserve"> PAGEREF _Toc234783015 \h </w:instrText>
+              <w:instrText xml:space="preserve"> PAGEREF _Toc234787981 \h </w:instrText>
             </w:r>
             <w:r>
               <w:rPr>
@@ -2324,7 +2324,7 @@
               <w14:ligatures w14:val="standardContextual"/>
             </w:rPr>
           </w:pPr>
-          <w:hyperlink w:anchor="_Toc234783016" w:history="1">
+          <w:hyperlink w:anchor="_Toc234787982" w:history="1">
             <w:r>
               <w:rPr>
                 <w:rStyle w:val="Hyperlink"/>
@@ -2368,7 +2368,7 @@
                 <w:noProof/>
                 <w:webHidden/>
               </w:rPr>
-              <w:instrText xml:space="preserve"> PAGEREF _Toc234783016 \h </w:instrText>
+              <w:instrText xml:space="preserve"> PAGEREF _Toc234787982 \h </w:instrText>
             </w:r>
             <w:r>
               <w:rPr>
@@ -2414,7 +2414,7 @@
               <w14:ligatures w14:val="standardContextual"/>
             </w:rPr>
           </w:pPr>
-          <w:hyperlink w:anchor="_Toc234783017" w:history="1">
+          <w:hyperlink w:anchor="_Toc234787983" w:history="1">
             <w:r>
               <w:rPr>
                 <w:rStyle w:val="Hyperlink"/>
@@ -2458,7 +2458,7 @@
                 <w:noProof/>
                 <w:webHidden/>
               </w:rPr>
-              <w:instrText xml:space="preserve"> PAGEREF _Toc234783017 \h </w:instrText>
+              <w:instrText xml:space="preserve"> PAGEREF _Toc234787983 \h </w:instrText>
             </w:r>
             <w:r>
               <w:rPr>
@@ -2504,7 +2504,7 @@
               <w14:ligatures w14:val="standardContextual"/>
             </w:rPr>
           </w:pPr>
-          <w:hyperlink w:anchor="_Toc234783018" w:history="1">
+          <w:hyperlink w:anchor="_Toc234787984" w:history="1">
             <w:r>
               <w:rPr>
                 <w:rStyle w:val="Hyperlink"/>
@@ -2548,7 +2548,7 @@
                 <w:noProof/>
                 <w:webHidden/>
               </w:rPr>
-              <w:instrText xml:space="preserve"> PAGEREF _Toc234783018 \h </w:instrText>
+              <w:instrText xml:space="preserve"> PAGEREF _Toc234787984 \h </w:instrText>
             </w:r>
             <w:r>
               <w:rPr>
@@ -2594,7 +2594,7 @@
               <w14:ligatures w14:val="standardContextual"/>
             </w:rPr>
           </w:pPr>
-          <w:hyperlink w:anchor="_Toc234783019" w:history="1">
+          <w:hyperlink w:anchor="_Toc234787985" w:history="1">
             <w:r>
               <w:rPr>
                 <w:rStyle w:val="Hyperlink"/>
@@ -2638,7 +2638,7 @@
                 <w:noProof/>
                 <w:webHidden/>
               </w:rPr>
-              <w:instrText xml:space="preserve"> PAGEREF _Toc234783019 \h </w:instrText>
+              <w:instrText xml:space="preserve"> PAGEREF _Toc234787985 \h </w:instrText>
             </w:r>
             <w:r>
               <w:rPr>
@@ -2684,7 +2684,7 @@
               <w14:ligatures w14:val="standardContextual"/>
             </w:rPr>
           </w:pPr>
-          <w:hyperlink w:anchor="_Toc234783020" w:history="1">
+          <w:hyperlink w:anchor="_Toc234787986" w:history="1">
             <w:r>
               <w:rPr>
                 <w:rStyle w:val="Hyperlink"/>
@@ -2728,7 +2728,7 @@
                 <w:noProof/>
                 <w:webHidden/>
               </w:rPr>
-              <w:instrText xml:space="preserve"> PAGEREF _Toc234783020 \h </w:instrText>
+              <w:instrText xml:space="preserve"> PAGEREF _Toc234787986 \h </w:instrText>
             </w:r>
             <w:r>
               <w:rPr>
@@ -2774,7 +2774,7 @@
               <w14:ligatures w14:val="standardContextual"/>
             </w:rPr>
           </w:pPr>
-          <w:hyperlink w:anchor="_Toc234783021" w:history="1">
+          <w:hyperlink w:anchor="_Toc234787987" w:history="1">
             <w:r>
               <w:rPr>
                 <w:rStyle w:val="Hyperlink"/>
@@ -2818,7 +2818,7 @@
                 <w:noProof/>
                 <w:webHidden/>
               </w:rPr>
-              <w:instrText xml:space="preserve"> PAGEREF _Toc234783021 \h </w:instrText>
+              <w:instrText xml:space="preserve"> PAGEREF _Toc234787987 \h </w:instrText>
             </w:r>
             <w:r>
               <w:rPr>
@@ -2864,7 +2864,7 @@
               <w14:ligatures w14:val="standardContextual"/>
             </w:rPr>
           </w:pPr>
-          <w:hyperlink w:anchor="_Toc234783022" w:history="1">
+          <w:hyperlink w:anchor="_Toc234787988" w:history="1">
             <w:r>
               <w:rPr>
                 <w:rStyle w:val="Hyperlink"/>
@@ -2908,7 +2908,7 @@
                 <w:noProof/>
                 <w:webHidden/>
               </w:rPr>
-              <w:instrText xml:space="preserve"> PAGEREF _Toc234783022 \h </w:instrText>
+              <w:instrText xml:space="preserve"> PAGEREF _Toc234787988 \h </w:instrText>
             </w:r>
             <w:r>
               <w:rPr>
@@ -2954,7 +2954,7 @@
               <w14:ligatures w14:val="standardContextual"/>
             </w:rPr>
           </w:pPr>
-          <w:hyperlink w:anchor="_Toc234783023" w:history="1">
+          <w:hyperlink w:anchor="_Toc234787989" w:history="1">
             <w:r>
               <w:rPr>
                 <w:rStyle w:val="Hyperlink"/>
@@ -2998,7 +2998,7 @@
                 <w:noProof/>
                 <w:webHidden/>
               </w:rPr>
-              <w:instrText xml:space="preserve"> PAGEREF _Toc234783023 \h </w:instrText>
+              <w:instrText xml:space="preserve"> PAGEREF _Toc234787989 \h </w:instrText>
             </w:r>
             <w:r>
               <w:rPr>
@@ -3044,7 +3044,7 @@
               <w14:ligatures w14:val="standardContextual"/>
             </w:rPr>
           </w:pPr>
-          <w:hyperlink w:anchor="_Toc234783024" w:history="1">
+          <w:hyperlink w:anchor="_Toc234787990" w:history="1">
             <w:r>
               <w:rPr>
                 <w:rStyle w:val="Hyperlink"/>
@@ -3088,7 +3088,7 @@
                 <w:noProof/>
                 <w:webHidden/>
               </w:rPr>
-              <w:instrText xml:space="preserve"> PAGEREF _Toc234783024 \h </w:instrText>
+              <w:instrText xml:space="preserve"> PAGEREF _Toc234787990 \h </w:instrText>
             </w:r>
             <w:r>
               <w:rPr>
@@ -3134,7 +3134,7 @@
               <w14:ligatures w14:val="standardContextual"/>
             </w:rPr>
           </w:pPr>
-          <w:hyperlink w:anchor="_Toc234783025" w:history="1">
+          <w:hyperlink w:anchor="_Toc234787991" w:history="1">
             <w:r>
               <w:rPr>
                 <w:rStyle w:val="Hyperlink"/>
@@ -3178,7 +3178,7 @@
                 <w:noProof/>
                 <w:webHidden/>
               </w:rPr>
-              <w:instrText xml:space="preserve"> PAGEREF _Toc234783025 \h </w:instrText>
+              <w:instrText xml:space="preserve"> PAGEREF _Toc234787991 \h </w:instrText>
             </w:r>
             <w:r>
               <w:rPr>
@@ -3224,7 +3224,7 @@
               <w14:ligatures w14:val="standardContextual"/>
             </w:rPr>
           </w:pPr>
-          <w:hyperlink w:anchor="_Toc234783026" w:history="1">
+          <w:hyperlink w:anchor="_Toc234787992" w:history="1">
             <w:r>
               <w:rPr>
                 <w:rStyle w:val="Hyperlink"/>
@@ -3268,7 +3268,7 @@
                 <w:noProof/>
                 <w:webHidden/>
               </w:rPr>
-              <w:instrText xml:space="preserve"> PAGEREF _Toc234783026 \h </w:instrText>
+              <w:instrText xml:space="preserve"> PAGEREF _Toc234787992 \h </w:instrText>
             </w:r>
             <w:r>
               <w:rPr>
@@ -3314,7 +3314,7 @@
               <w14:ligatures w14:val="standardContextual"/>
             </w:rPr>
           </w:pPr>
-          <w:hyperlink w:anchor="_Toc234783027" w:history="1">
+          <w:hyperlink w:anchor="_Toc234787993" w:history="1">
             <w:r>
               <w:rPr>
                 <w:rStyle w:val="Hyperlink"/>
@@ -3358,7 +3358,7 @@
                 <w:noProof/>
                 <w:webHidden/>
               </w:rPr>
-              <w:instrText xml:space="preserve"> PAGEREF _Toc234783027 \h </w:instrText>
+              <w:instrText xml:space="preserve"> PAGEREF _Toc234787993 \h </w:instrText>
             </w:r>
             <w:r>
               <w:rPr>
@@ -3378,7 +3378,7 @@
                 <w:noProof/>
                 <w:webHidden/>
               </w:rPr>
-              <w:t>27</w:t>
+              <w:t>29</w:t>
             </w:r>
             <w:r>
               <w:rPr>
@@ -3404,7 +3404,7 @@
               <w14:ligatures w14:val="standardContextual"/>
             </w:rPr>
           </w:pPr>
-          <w:hyperlink w:anchor="_Toc234783028" w:history="1">
+          <w:hyperlink w:anchor="_Toc234787994" w:history="1">
             <w:r>
               <w:rPr>
                 <w:rStyle w:val="Hyperlink"/>
@@ -3448,7 +3448,7 @@
                 <w:noProof/>
                 <w:webHidden/>
               </w:rPr>
-              <w:instrText xml:space="preserve"> PAGEREF _Toc234783028 \h </w:instrText>
+              <w:instrText xml:space="preserve"> PAGEREF _Toc234787994 \h </w:instrText>
             </w:r>
             <w:r>
               <w:rPr>
@@ -3468,7 +3468,7 @@
                 <w:noProof/>
                 <w:webHidden/>
               </w:rPr>
-              <w:t>27</w:t>
+              <w:t>29</w:t>
             </w:r>
             <w:r>
               <w:rPr>
@@ -3494,7 +3494,7 @@
               <w14:ligatures w14:val="standardContextual"/>
             </w:rPr>
           </w:pPr>
-          <w:hyperlink w:anchor="_Toc234783029" w:history="1">
+          <w:hyperlink w:anchor="_Toc234787995" w:history="1">
             <w:r>
               <w:rPr>
                 <w:rStyle w:val="Hyperlink"/>
@@ -3538,7 +3538,7 @@
                 <w:noProof/>
                 <w:webHidden/>
               </w:rPr>
-              <w:instrText xml:space="preserve"> PAGEREF _Toc234783029 \h </w:instrText>
+              <w:instrText xml:space="preserve"> PAGEREF _Toc234787995 \h </w:instrText>
             </w:r>
             <w:r>
               <w:rPr>
@@ -3558,7 +3558,7 @@
                 <w:noProof/>
                 <w:webHidden/>
               </w:rPr>
-              <w:t>28</w:t>
+              <w:t>30</w:t>
             </w:r>
             <w:r>
               <w:rPr>
@@ -3584,7 +3584,7 @@
               <w14:ligatures w14:val="standardContextual"/>
             </w:rPr>
           </w:pPr>
-          <w:hyperlink w:anchor="_Toc234783030" w:history="1">
+          <w:hyperlink w:anchor="_Toc234787996" w:history="1">
             <w:r>
               <w:rPr>
                 <w:rStyle w:val="Hyperlink"/>
@@ -3628,7 +3628,7 @@
                 <w:noProof/>
                 <w:webHidden/>
               </w:rPr>
-              <w:instrText xml:space="preserve"> PAGEREF _Toc234783030 \h </w:instrText>
+              <w:instrText xml:space="preserve"> PAGEREF _Toc234787996 \h </w:instrText>
             </w:r>
             <w:r>
               <w:rPr>
@@ -3648,7 +3648,7 @@
                 <w:noProof/>
                 <w:webHidden/>
               </w:rPr>
-              <w:t>28</w:t>
+              <w:t>30</w:t>
             </w:r>
             <w:r>
               <w:rPr>
@@ -3674,7 +3674,7 @@
               <w14:ligatures w14:val="standardContextual"/>
             </w:rPr>
           </w:pPr>
-          <w:hyperlink w:anchor="_Toc234783031" w:history="1">
+          <w:hyperlink w:anchor="_Toc234787997" w:history="1">
             <w:r>
               <w:rPr>
                 <w:rStyle w:val="Hyperlink"/>
@@ -3718,7 +3718,7 @@
                 <w:noProof/>
                 <w:webHidden/>
               </w:rPr>
-              <w:instrText xml:space="preserve"> PAGEREF _Toc234783031 \h </w:instrText>
+              <w:instrText xml:space="preserve"> PAGEREF _Toc234787997 \h </w:instrText>
             </w:r>
             <w:r>
               <w:rPr>
@@ -3738,7 +3738,7 @@
                 <w:noProof/>
                 <w:webHidden/>
               </w:rPr>
-              <w:t>28</w:t>
+              <w:t>30</w:t>
             </w:r>
             <w:r>
               <w:rPr>
@@ -3764,7 +3764,7 @@
               <w14:ligatures w14:val="standardContextual"/>
             </w:rPr>
           </w:pPr>
-          <w:hyperlink w:anchor="_Toc234783032" w:history="1">
+          <w:hyperlink w:anchor="_Toc234787998" w:history="1">
             <w:r>
               <w:rPr>
                 <w:rStyle w:val="Hyperlink"/>
@@ -3808,7 +3808,7 @@
                 <w:noProof/>
                 <w:webHidden/>
               </w:rPr>
-              <w:instrText xml:space="preserve"> PAGEREF _Toc234783032 \h </w:instrText>
+              <w:instrText xml:space="preserve"> PAGEREF _Toc234787998 \h </w:instrText>
             </w:r>
             <w:r>
               <w:rPr>
@@ -3828,7 +3828,7 @@
                 <w:noProof/>
                 <w:webHidden/>
               </w:rPr>
-              <w:t>29</w:t>
+              <w:t>31</w:t>
             </w:r>
             <w:r>
               <w:rPr>
@@ -3854,7 +3854,7 @@
               <w14:ligatures w14:val="standardContextual"/>
             </w:rPr>
           </w:pPr>
-          <w:hyperlink w:anchor="_Toc234783033" w:history="1">
+          <w:hyperlink w:anchor="_Toc234787999" w:history="1">
             <w:r>
               <w:rPr>
                 <w:rStyle w:val="Hyperlink"/>
@@ -3898,7 +3898,7 @@
                 <w:noProof/>
                 <w:webHidden/>
               </w:rPr>
-              <w:instrText xml:space="preserve"> PAGEREF _Toc234783033 \h </w:instrText>
+              <w:instrText xml:space="preserve"> PAGEREF _Toc234787999 \h </w:instrText>
             </w:r>
             <w:r>
               <w:rPr>
@@ -3918,7 +3918,7 @@
                 <w:noProof/>
                 <w:webHidden/>
               </w:rPr>
-              <w:t>29</w:t>
+              <w:t>31</w:t>
             </w:r>
             <w:r>
               <w:rPr>
@@ -3944,7 +3944,7 @@
               <w14:ligatures w14:val="standardContextual"/>
             </w:rPr>
           </w:pPr>
-          <w:hyperlink w:anchor="_Toc234783034" w:history="1">
+          <w:hyperlink w:anchor="_Toc234788000" w:history="1">
             <w:r>
               <w:rPr>
                 <w:rStyle w:val="Hyperlink"/>
@@ -3988,7 +3988,7 @@
                 <w:noProof/>
                 <w:webHidden/>
               </w:rPr>
-              <w:instrText xml:space="preserve"> PAGEREF _Toc234783034 \h </w:instrText>
+              <w:instrText xml:space="preserve"> PAGEREF _Toc234788000 \h </w:instrText>
             </w:r>
             <w:r>
               <w:rPr>
@@ -4008,7 +4008,7 @@
                 <w:noProof/>
                 <w:webHidden/>
               </w:rPr>
-              <w:t>29</w:t>
+              <w:t>31</w:t>
             </w:r>
             <w:r>
               <w:rPr>
@@ -4034,7 +4034,7 @@
               <w14:ligatures w14:val="standardContextual"/>
             </w:rPr>
           </w:pPr>
-          <w:hyperlink w:anchor="_Toc234783035" w:history="1">
+          <w:hyperlink w:anchor="_Toc234788001" w:history="1">
             <w:r>
               <w:rPr>
                 <w:rStyle w:val="Hyperlink"/>
@@ -4078,7 +4078,7 @@
                 <w:noProof/>
                 <w:webHidden/>
               </w:rPr>
-              <w:instrText xml:space="preserve"> PAGEREF _Toc234783035 \h </w:instrText>
+              <w:instrText xml:space="preserve"> PAGEREF _Toc234788001 \h </w:instrText>
             </w:r>
             <w:r>
               <w:rPr>
@@ -4098,7 +4098,7 @@
                 <w:noProof/>
                 <w:webHidden/>
               </w:rPr>
-              <w:t>29</w:t>
+              <w:t>32</w:t>
             </w:r>
             <w:r>
               <w:rPr>
@@ -4124,7 +4124,7 @@
               <w14:ligatures w14:val="standardContextual"/>
             </w:rPr>
           </w:pPr>
-          <w:hyperlink w:anchor="_Toc234783036" w:history="1">
+          <w:hyperlink w:anchor="_Toc234788002" w:history="1">
             <w:r>
               <w:rPr>
                 <w:rStyle w:val="Hyperlink"/>
@@ -4168,7 +4168,7 @@
                 <w:noProof/>
                 <w:webHidden/>
               </w:rPr>
-              <w:instrText xml:space="preserve"> PAGEREF _Toc234783036 \h </w:instrText>
+              <w:instrText xml:space="preserve"> PAGEREF _Toc234788002 \h </w:instrText>
             </w:r>
             <w:r>
               <w:rPr>
@@ -4188,7 +4188,7 @@
                 <w:noProof/>
                 <w:webHidden/>
               </w:rPr>
-              <w:t>30</w:t>
+              <w:t>32</w:t>
             </w:r>
             <w:r>
               <w:rPr>
@@ -4214,7 +4214,7 @@
               <w14:ligatures w14:val="standardContextual"/>
             </w:rPr>
           </w:pPr>
-          <w:hyperlink w:anchor="_Toc234783037" w:history="1">
+          <w:hyperlink w:anchor="_Toc234788003" w:history="1">
             <w:r>
               <w:rPr>
                 <w:rStyle w:val="Hyperlink"/>
@@ -4258,7 +4258,7 @@
                 <w:noProof/>
                 <w:webHidden/>
               </w:rPr>
-              <w:instrText xml:space="preserve"> PAGEREF _Toc234783037 \h </w:instrText>
+              <w:instrText xml:space="preserve"> PAGEREF _Toc234788003 \h </w:instrText>
             </w:r>
             <w:r>
               <w:rPr>
@@ -4278,7 +4278,7 @@
                 <w:noProof/>
                 <w:webHidden/>
               </w:rPr>
-              <w:t>30</w:t>
+              <w:t>32</w:t>
             </w:r>
             <w:r>
               <w:rPr>
@@ -4304,7 +4304,7 @@
               <w14:ligatures w14:val="standardContextual"/>
             </w:rPr>
           </w:pPr>
-          <w:hyperlink w:anchor="_Toc234783038" w:history="1">
+          <w:hyperlink w:anchor="_Toc234788004" w:history="1">
             <w:r>
               <w:rPr>
                 <w:rStyle w:val="Hyperlink"/>
@@ -4348,7 +4348,7 @@
                 <w:noProof/>
                 <w:webHidden/>
               </w:rPr>
-              <w:instrText xml:space="preserve"> PAGEREF _Toc234783038 \h </w:instrText>
+              <w:instrText xml:space="preserve"> PAGEREF _Toc234788004 \h </w:instrText>
             </w:r>
             <w:r>
               <w:rPr>
@@ -4368,7 +4368,7 @@
                 <w:noProof/>
                 <w:webHidden/>
               </w:rPr>
-              <w:t>30</w:t>
+              <w:t>32</w:t>
             </w:r>
             <w:r>
               <w:rPr>
@@ -4394,7 +4394,7 @@
               <w14:ligatures w14:val="standardContextual"/>
             </w:rPr>
           </w:pPr>
-          <w:hyperlink w:anchor="_Toc234783039" w:history="1">
+          <w:hyperlink w:anchor="_Toc234788005" w:history="1">
             <w:r>
               <w:rPr>
                 <w:rStyle w:val="Hyperlink"/>
@@ -4438,7 +4438,7 @@
                 <w:noProof/>
                 <w:webHidden/>
               </w:rPr>
-              <w:instrText xml:space="preserve"> PAGEREF _Toc234783039 \h </w:instrText>
+              <w:instrText xml:space="preserve"> PAGEREF _Toc234788005 \h </w:instrText>
             </w:r>
             <w:r>
               <w:rPr>
@@ -4458,7 +4458,7 @@
                 <w:noProof/>
                 <w:webHidden/>
               </w:rPr>
-              <w:t>30</w:t>
+              <w:t>33</w:t>
             </w:r>
             <w:r>
               <w:rPr>
@@ -4484,7 +4484,7 @@
               <w14:ligatures w14:val="standardContextual"/>
             </w:rPr>
           </w:pPr>
-          <w:hyperlink w:anchor="_Toc234783040" w:history="1">
+          <w:hyperlink w:anchor="_Toc234788006" w:history="1">
             <w:r>
               <w:rPr>
                 <w:rStyle w:val="Hyperlink"/>
@@ -4528,7 +4528,7 @@
                 <w:noProof/>
                 <w:webHidden/>
               </w:rPr>
-              <w:instrText xml:space="preserve"> PAGEREF _Toc234783040 \h </w:instrText>
+              <w:instrText xml:space="preserve"> PAGEREF _Toc234788006 \h </w:instrText>
             </w:r>
             <w:r>
               <w:rPr>
@@ -4548,7 +4548,7 @@
                 <w:noProof/>
                 <w:webHidden/>
               </w:rPr>
-              <w:t>31</w:t>
+              <w:t>33</w:t>
             </w:r>
             <w:r>
               <w:rPr>
@@ -4574,7 +4574,7 @@
               <w14:ligatures w14:val="standardContextual"/>
             </w:rPr>
           </w:pPr>
-          <w:hyperlink w:anchor="_Toc234783041" w:history="1">
+          <w:hyperlink w:anchor="_Toc234788007" w:history="1">
             <w:r>
               <w:rPr>
                 <w:rStyle w:val="Hyperlink"/>
@@ -4618,7 +4618,7 @@
                 <w:noProof/>
                 <w:webHidden/>
               </w:rPr>
-              <w:instrText xml:space="preserve"> PAGEREF _Toc234783041 \h </w:instrText>
+              <w:instrText xml:space="preserve"> PAGEREF _Toc234788007 \h </w:instrText>
             </w:r>
             <w:r>
               <w:rPr>
@@ -4638,7 +4638,7 @@
                 <w:noProof/>
                 <w:webHidden/>
               </w:rPr>
-              <w:t>31</w:t>
+              <w:t>33</w:t>
             </w:r>
             <w:r>
               <w:rPr>
@@ -4664,7 +4664,7 @@
               <w14:ligatures w14:val="standardContextual"/>
             </w:rPr>
           </w:pPr>
-          <w:hyperlink w:anchor="_Toc234783042" w:history="1">
+          <w:hyperlink w:anchor="_Toc234788008" w:history="1">
             <w:r>
               <w:rPr>
                 <w:rStyle w:val="Hyperlink"/>
@@ -4708,7 +4708,7 @@
                 <w:noProof/>
                 <w:webHidden/>
               </w:rPr>
-              <w:instrText xml:space="preserve"> PAGEREF _Toc234783042 \h </w:instrText>
+              <w:instrText xml:space="preserve"> PAGEREF _Toc234788008 \h </w:instrText>
             </w:r>
             <w:r>
               <w:rPr>
@@ -4728,7 +4728,7 @@
                 <w:noProof/>
                 <w:webHidden/>
               </w:rPr>
-              <w:t>31</w:t>
+              <w:t>33</w:t>
             </w:r>
             <w:r>
               <w:rPr>
@@ -4754,7 +4754,7 @@
               <w14:ligatures w14:val="standardContextual"/>
             </w:rPr>
           </w:pPr>
-          <w:hyperlink w:anchor="_Toc234783043" w:history="1">
+          <w:hyperlink w:anchor="_Toc234788009" w:history="1">
             <w:r>
               <w:rPr>
                 <w:rStyle w:val="Hyperlink"/>
@@ -4798,7 +4798,7 @@
                 <w:noProof/>
                 <w:webHidden/>
               </w:rPr>
-              <w:instrText xml:space="preserve"> PAGEREF _Toc234783043 \h </w:instrText>
+              <w:instrText xml:space="preserve"> PAGEREF _Toc234788009 \h </w:instrText>
             </w:r>
             <w:r>
               <w:rPr>
@@ -4818,7 +4818,7 @@
                 <w:noProof/>
                 <w:webHidden/>
               </w:rPr>
-              <w:t>32</w:t>
+              <w:t>34</w:t>
             </w:r>
             <w:r>
               <w:rPr>
@@ -4844,7 +4844,7 @@
               <w14:ligatures w14:val="standardContextual"/>
             </w:rPr>
           </w:pPr>
-          <w:hyperlink w:anchor="_Toc234783044" w:history="1">
+          <w:hyperlink w:anchor="_Toc234788010" w:history="1">
             <w:r>
               <w:rPr>
                 <w:rStyle w:val="Hyperlink"/>
@@ -4888,7 +4888,7 @@
                 <w:noProof/>
                 <w:webHidden/>
               </w:rPr>
-              <w:instrText xml:space="preserve"> PAGEREF _Toc234783044 \h </w:instrText>
+              <w:instrText xml:space="preserve"> PAGEREF _Toc234788010 \h </w:instrText>
             </w:r>
             <w:r>
               <w:rPr>
@@ -4908,7 +4908,7 @@
                 <w:noProof/>
                 <w:webHidden/>
               </w:rPr>
-              <w:t>34</w:t>
+              <w:t>36</w:t>
             </w:r>
             <w:r>
               <w:rPr>
@@ -4934,7 +4934,7 @@
               <w14:ligatures w14:val="standardContextual"/>
             </w:rPr>
           </w:pPr>
-          <w:hyperlink w:anchor="_Toc234783045" w:history="1">
+          <w:hyperlink w:anchor="_Toc234788011" w:history="1">
             <w:r>
               <w:rPr>
                 <w:rStyle w:val="Hyperlink"/>
@@ -4978,7 +4978,7 @@
                 <w:noProof/>
                 <w:webHidden/>
               </w:rPr>
-              <w:instrText xml:space="preserve"> PAGEREF _Toc234783045 \h </w:instrText>
+              <w:instrText xml:space="preserve"> PAGEREF _Toc234788011 \h </w:instrText>
             </w:r>
             <w:r>
               <w:rPr>
@@ -4998,7 +4998,7 @@
                 <w:noProof/>
                 <w:webHidden/>
               </w:rPr>
-              <w:t>34</w:t>
+              <w:t>36</w:t>
             </w:r>
             <w:r>
               <w:rPr>
@@ -5024,7 +5024,7 @@
               <w14:ligatures w14:val="standardContextual"/>
             </w:rPr>
           </w:pPr>
-          <w:hyperlink w:anchor="_Toc234783046" w:history="1">
+          <w:hyperlink w:anchor="_Toc234788012" w:history="1">
             <w:r>
               <w:rPr>
                 <w:rStyle w:val="Hyperlink"/>
@@ -5068,7 +5068,7 @@
                 <w:noProof/>
                 <w:webHidden/>
               </w:rPr>
-              <w:instrText xml:space="preserve"> PAGEREF _Toc234783046 \h </w:instrText>
+              <w:instrText xml:space="preserve"> PAGEREF _Toc234788012 \h </w:instrText>
             </w:r>
             <w:r>
               <w:rPr>
@@ -5088,7 +5088,7 @@
                 <w:noProof/>
                 <w:webHidden/>
               </w:rPr>
-              <w:t>34</w:t>
+              <w:t>36</w:t>
             </w:r>
             <w:r>
               <w:rPr>
@@ -5114,7 +5114,7 @@
               <w14:ligatures w14:val="standardContextual"/>
             </w:rPr>
           </w:pPr>
-          <w:hyperlink w:anchor="_Toc234783047" w:history="1">
+          <w:hyperlink w:anchor="_Toc234788013" w:history="1">
             <w:r>
               <w:rPr>
                 <w:rStyle w:val="Hyperlink"/>
@@ -5158,7 +5158,7 @@
                 <w:noProof/>
                 <w:webHidden/>
               </w:rPr>
-              <w:instrText xml:space="preserve"> PAGEREF _Toc234783047 \h </w:instrText>
+              <w:instrText xml:space="preserve"> PAGEREF _Toc234788013 \h </w:instrText>
             </w:r>
             <w:r>
               <w:rPr>
@@ -5178,7 +5178,7 @@
                 <w:noProof/>
                 <w:webHidden/>
               </w:rPr>
-              <w:t>35</w:t>
+              <w:t>37</w:t>
             </w:r>
             <w:r>
               <w:rPr>
@@ -5204,7 +5204,7 @@
               <w14:ligatures w14:val="standardContextual"/>
             </w:rPr>
           </w:pPr>
-          <w:hyperlink w:anchor="_Toc234783048" w:history="1">
+          <w:hyperlink w:anchor="_Toc234788014" w:history="1">
             <w:r>
               <w:rPr>
                 <w:rStyle w:val="Hyperlink"/>
@@ -5248,7 +5248,7 @@
                 <w:noProof/>
                 <w:webHidden/>
               </w:rPr>
-              <w:instrText xml:space="preserve"> PAGEREF _Toc234783048 \h </w:instrText>
+              <w:instrText xml:space="preserve"> PAGEREF _Toc234788014 \h </w:instrText>
             </w:r>
             <w:r>
               <w:rPr>
@@ -5268,7 +5268,7 @@
                 <w:noProof/>
                 <w:webHidden/>
               </w:rPr>
-              <w:t>35</w:t>
+              <w:t>37</w:t>
             </w:r>
             <w:r>
               <w:rPr>
@@ -5294,7 +5294,7 @@
               <w14:ligatures w14:val="standardContextual"/>
             </w:rPr>
           </w:pPr>
-          <w:hyperlink w:anchor="_Toc234783049" w:history="1">
+          <w:hyperlink w:anchor="_Toc234788015" w:history="1">
             <w:r>
               <w:rPr>
                 <w:rStyle w:val="Hyperlink"/>
@@ -5338,7 +5338,7 @@
                 <w:noProof/>
                 <w:webHidden/>
               </w:rPr>
-              <w:instrText xml:space="preserve"> PAGEREF _Toc234783049 \h </w:instrText>
+              <w:instrText xml:space="preserve"> PAGEREF _Toc234788015 \h </w:instrText>
             </w:r>
             <w:r>
               <w:rPr>
@@ -5358,7 +5358,7 @@
                 <w:noProof/>
                 <w:webHidden/>
               </w:rPr>
-              <w:t>37</w:t>
+              <w:t>39</w:t>
             </w:r>
             <w:r>
               <w:rPr>
@@ -5384,7 +5384,7 @@
               <w14:ligatures w14:val="standardContextual"/>
             </w:rPr>
           </w:pPr>
-          <w:hyperlink w:anchor="_Toc234783050" w:history="1">
+          <w:hyperlink w:anchor="_Toc234788016" w:history="1">
             <w:r>
               <w:rPr>
                 <w:rStyle w:val="Hyperlink"/>
@@ -5428,7 +5428,7 @@
                 <w:noProof/>
                 <w:webHidden/>
               </w:rPr>
-              <w:instrText xml:space="preserve"> PAGEREF _Toc234783050 \h </w:instrText>
+              <w:instrText xml:space="preserve"> PAGEREF _Toc234788016 \h </w:instrText>
             </w:r>
             <w:r>
               <w:rPr>
@@ -5448,7 +5448,7 @@
                 <w:noProof/>
                 <w:webHidden/>
               </w:rPr>
-              <w:t>37</w:t>
+              <w:t>39</w:t>
             </w:r>
             <w:r>
               <w:rPr>
@@ -5474,7 +5474,7 @@
               <w14:ligatures w14:val="standardContextual"/>
             </w:rPr>
           </w:pPr>
-          <w:hyperlink w:anchor="_Toc234783051" w:history="1">
+          <w:hyperlink w:anchor="_Toc234788017" w:history="1">
             <w:r>
               <w:rPr>
                 <w:rStyle w:val="Hyperlink"/>
@@ -5518,7 +5518,7 @@
                 <w:noProof/>
                 <w:webHidden/>
               </w:rPr>
-              <w:instrText xml:space="preserve"> PAGEREF _Toc234783051 \h </w:instrText>
+              <w:instrText xml:space="preserve"> PAGEREF _Toc234788017 \h </w:instrText>
             </w:r>
             <w:r>
               <w:rPr>
@@ -5538,7 +5538,7 @@
                 <w:noProof/>
                 <w:webHidden/>
               </w:rPr>
-              <w:t>37</w:t>
+              <w:t>39</w:t>
             </w:r>
             <w:r>
               <w:rPr>
@@ -5564,7 +5564,7 @@
               <w14:ligatures w14:val="standardContextual"/>
             </w:rPr>
           </w:pPr>
-          <w:hyperlink w:anchor="_Toc234783052" w:history="1">
+          <w:hyperlink w:anchor="_Toc234788018" w:history="1">
             <w:r>
               <w:rPr>
                 <w:rStyle w:val="Hyperlink"/>
@@ -5608,7 +5608,7 @@
                 <w:noProof/>
                 <w:webHidden/>
               </w:rPr>
-              <w:instrText xml:space="preserve"> PAGEREF _Toc234783052 \h </w:instrText>
+              <w:instrText xml:space="preserve"> PAGEREF _Toc234788018 \h </w:instrText>
             </w:r>
             <w:r>
               <w:rPr>
@@ -5628,7 +5628,7 @@
                 <w:noProof/>
                 <w:webHidden/>
               </w:rPr>
-              <w:t>37</w:t>
+              <w:t>39</w:t>
             </w:r>
             <w:r>
               <w:rPr>
@@ -5654,7 +5654,7 @@
               <w14:ligatures w14:val="standardContextual"/>
             </w:rPr>
           </w:pPr>
-          <w:hyperlink w:anchor="_Toc234783053" w:history="1">
+          <w:hyperlink w:anchor="_Toc234788019" w:history="1">
             <w:r>
               <w:rPr>
                 <w:rStyle w:val="Hyperlink"/>
@@ -5698,7 +5698,7 @@
                 <w:noProof/>
                 <w:webHidden/>
               </w:rPr>
-              <w:instrText xml:space="preserve"> PAGEREF _Toc234783053 \h </w:instrText>
+              <w:instrText xml:space="preserve"> PAGEREF _Toc234788019 \h </w:instrText>
             </w:r>
             <w:r>
               <w:rPr>
@@ -5718,7 +5718,7 @@
                 <w:noProof/>
                 <w:webHidden/>
               </w:rPr>
-              <w:t>38</w:t>
+              <w:t>40</w:t>
             </w:r>
             <w:r>
               <w:rPr>
@@ -5744,7 +5744,7 @@
               <w14:ligatures w14:val="standardContextual"/>
             </w:rPr>
           </w:pPr>
-          <w:hyperlink w:anchor="_Toc234783054" w:history="1">
+          <w:hyperlink w:anchor="_Toc234788020" w:history="1">
             <w:r>
               <w:rPr>
                 <w:rStyle w:val="Hyperlink"/>
@@ -5788,7 +5788,7 @@
                 <w:noProof/>
                 <w:webHidden/>
               </w:rPr>
-              <w:instrText xml:space="preserve"> PAGEREF _Toc234783054 \h </w:instrText>
+              <w:instrText xml:space="preserve"> PAGEREF _Toc234788020 \h </w:instrText>
             </w:r>
             <w:r>
               <w:rPr>
@@ -5808,7 +5808,7 @@
                 <w:noProof/>
                 <w:webHidden/>
               </w:rPr>
-              <w:t>38</w:t>
+              <w:t>40</w:t>
             </w:r>
             <w:r>
               <w:rPr>
@@ -5834,7 +5834,7 @@
               <w14:ligatures w14:val="standardContextual"/>
             </w:rPr>
           </w:pPr>
-          <w:hyperlink w:anchor="_Toc234783055" w:history="1">
+          <w:hyperlink w:anchor="_Toc234788021" w:history="1">
             <w:r>
               <w:rPr>
                 <w:rStyle w:val="Hyperlink"/>
@@ -5878,7 +5878,7 @@
                 <w:noProof/>
                 <w:webHidden/>
               </w:rPr>
-              <w:instrText xml:space="preserve"> PAGEREF _Toc234783055 \h </w:instrText>
+              <w:instrText xml:space="preserve"> PAGEREF _Toc234788021 \h </w:instrText>
             </w:r>
             <w:r>
               <w:rPr>
@@ -5898,7 +5898,7 @@
                 <w:noProof/>
                 <w:webHidden/>
               </w:rPr>
-              <w:t>38</w:t>
+              <w:t>40</w:t>
             </w:r>
             <w:r>
               <w:rPr>
@@ -5924,7 +5924,7 @@
               <w14:ligatures w14:val="standardContextual"/>
             </w:rPr>
           </w:pPr>
-          <w:hyperlink w:anchor="_Toc234783056" w:history="1">
+          <w:hyperlink w:anchor="_Toc234788022" w:history="1">
             <w:r>
               <w:rPr>
                 <w:rStyle w:val="Hyperlink"/>
@@ -5968,7 +5968,7 @@
                 <w:noProof/>
                 <w:webHidden/>
               </w:rPr>
-              <w:instrText xml:space="preserve"> PAGEREF _Toc234783056 \h </w:instrText>
+              <w:instrText xml:space="preserve"> PAGEREF _Toc234788022 \h </w:instrText>
             </w:r>
             <w:r>
               <w:rPr>
@@ -5988,7 +5988,7 @@
                 <w:noProof/>
                 <w:webHidden/>
               </w:rPr>
-              <w:t>39</w:t>
+              <w:t>41</w:t>
             </w:r>
             <w:r>
               <w:rPr>
@@ -6014,7 +6014,7 @@
               <w14:ligatures w14:val="standardContextual"/>
             </w:rPr>
           </w:pPr>
-          <w:hyperlink w:anchor="_Toc234783057" w:history="1">
+          <w:hyperlink w:anchor="_Toc234788023" w:history="1">
             <w:r>
               <w:rPr>
                 <w:rStyle w:val="Hyperlink"/>
@@ -6058,7 +6058,7 @@
                 <w:noProof/>
                 <w:webHidden/>
               </w:rPr>
-              <w:instrText xml:space="preserve"> PAGEREF _Toc234783057 \h </w:instrText>
+              <w:instrText xml:space="preserve"> PAGEREF _Toc234788023 \h </w:instrText>
             </w:r>
             <w:r>
               <w:rPr>
@@ -6078,7 +6078,7 @@
                 <w:noProof/>
                 <w:webHidden/>
               </w:rPr>
-              <w:t>39</w:t>
+              <w:t>41</w:t>
             </w:r>
             <w:r>
               <w:rPr>
@@ -6104,7 +6104,7 @@
               <w14:ligatures w14:val="standardContextual"/>
             </w:rPr>
           </w:pPr>
-          <w:hyperlink w:anchor="_Toc234783058" w:history="1">
+          <w:hyperlink w:anchor="_Toc234788024" w:history="1">
             <w:r>
               <w:rPr>
                 <w:rStyle w:val="Hyperlink"/>
@@ -6148,7 +6148,7 @@
                 <w:noProof/>
                 <w:webHidden/>
               </w:rPr>
-              <w:instrText xml:space="preserve"> PAGEREF _Toc234783058 \h </w:instrText>
+              <w:instrText xml:space="preserve"> PAGEREF _Toc234788024 \h </w:instrText>
             </w:r>
             <w:r>
               <w:rPr>
@@ -6168,7 +6168,7 @@
                 <w:noProof/>
                 <w:webHidden/>
               </w:rPr>
-              <w:t>39</w:t>
+              <w:t>41</w:t>
             </w:r>
             <w:r>
               <w:rPr>
@@ -6194,7 +6194,7 @@
               <w14:ligatures w14:val="standardContextual"/>
             </w:rPr>
           </w:pPr>
-          <w:hyperlink w:anchor="_Toc234783059" w:history="1">
+          <w:hyperlink w:anchor="_Toc234788025" w:history="1">
             <w:r>
               <w:rPr>
                 <w:rStyle w:val="Hyperlink"/>
@@ -6238,7 +6238,7 @@
                 <w:noProof/>
                 <w:webHidden/>
               </w:rPr>
-              <w:instrText xml:space="preserve"> PAGEREF _Toc234783059 \h </w:instrText>
+              <w:instrText xml:space="preserve"> PAGEREF _Toc234788025 \h </w:instrText>
             </w:r>
             <w:r>
               <w:rPr>
@@ -6258,7 +6258,7 @@
                 <w:noProof/>
                 <w:webHidden/>
               </w:rPr>
-              <w:t>39</w:t>
+              <w:t>41</w:t>
             </w:r>
             <w:r>
               <w:rPr>
@@ -6284,7 +6284,7 @@
               <w14:ligatures w14:val="standardContextual"/>
             </w:rPr>
           </w:pPr>
-          <w:hyperlink w:anchor="_Toc234783060" w:history="1">
+          <w:hyperlink w:anchor="_Toc234788026" w:history="1">
             <w:r>
               <w:rPr>
                 <w:rStyle w:val="Hyperlink"/>
@@ -6328,7 +6328,7 @@
                 <w:noProof/>
                 <w:webHidden/>
               </w:rPr>
-              <w:instrText xml:space="preserve"> PAGEREF _Toc234783060 \h </w:instrText>
+              <w:instrText xml:space="preserve"> PAGEREF _Toc234788026 \h </w:instrText>
             </w:r>
             <w:r>
               <w:rPr>
@@ -6348,7 +6348,7 @@
                 <w:noProof/>
                 <w:webHidden/>
               </w:rPr>
-              <w:t>40</w:t>
+              <w:t>42</w:t>
             </w:r>
             <w:r>
               <w:rPr>
@@ -6374,7 +6374,7 @@
               <w14:ligatures w14:val="standardContextual"/>
             </w:rPr>
           </w:pPr>
-          <w:hyperlink w:anchor="_Toc234783061" w:history="1">
+          <w:hyperlink w:anchor="_Toc234788027" w:history="1">
             <w:r>
               <w:rPr>
                 <w:rStyle w:val="Hyperlink"/>
@@ -6418,7 +6418,7 @@
                 <w:noProof/>
                 <w:webHidden/>
               </w:rPr>
-              <w:instrText xml:space="preserve"> PAGEREF _Toc234783061 \h </w:instrText>
+              <w:instrText xml:space="preserve"> PAGEREF _Toc234788027 \h </w:instrText>
             </w:r>
             <w:r>
               <w:rPr>
@@ -6438,7 +6438,7 @@
                 <w:noProof/>
                 <w:webHidden/>
               </w:rPr>
-              <w:t>40</w:t>
+              <w:t>42</w:t>
             </w:r>
             <w:r>
               <w:rPr>
@@ -6464,7 +6464,7 @@
               <w14:ligatures w14:val="standardContextual"/>
             </w:rPr>
           </w:pPr>
-          <w:hyperlink w:anchor="_Toc234783062" w:history="1">
+          <w:hyperlink w:anchor="_Toc234788028" w:history="1">
             <w:r>
               <w:rPr>
                 <w:rStyle w:val="Hyperlink"/>
@@ -6508,7 +6508,7 @@
                 <w:noProof/>
                 <w:webHidden/>
               </w:rPr>
-              <w:instrText xml:space="preserve"> PAGEREF _Toc234783062 \h </w:instrText>
+              <w:instrText xml:space="preserve"> PAGEREF _Toc234788028 \h </w:instrText>
             </w:r>
             <w:r>
               <w:rPr>
@@ -6528,7 +6528,7 @@
                 <w:noProof/>
                 <w:webHidden/>
               </w:rPr>
-              <w:t>40</w:t>
+              <w:t>42</w:t>
             </w:r>
             <w:r>
               <w:rPr>
@@ -6554,7 +6554,7 @@
               <w14:ligatures w14:val="standardContextual"/>
             </w:rPr>
           </w:pPr>
-          <w:hyperlink w:anchor="_Toc234783063" w:history="1">
+          <w:hyperlink w:anchor="_Toc234788029" w:history="1">
             <w:r>
               <w:rPr>
                 <w:rStyle w:val="Hyperlink"/>
@@ -6598,7 +6598,7 @@
                 <w:noProof/>
                 <w:webHidden/>
               </w:rPr>
-              <w:instrText xml:space="preserve"> PAGEREF _Toc234783063 \h </w:instrText>
+              <w:instrText xml:space="preserve"> PAGEREF _Toc234788029 \h </w:instrText>
             </w:r>
             <w:r>
               <w:rPr>
@@ -6618,7 +6618,7 @@
                 <w:noProof/>
                 <w:webHidden/>
               </w:rPr>
-              <w:t>40</w:t>
+              <w:t>42</w:t>
             </w:r>
             <w:r>
               <w:rPr>
@@ -6644,7 +6644,7 @@
               <w14:ligatures w14:val="standardContextual"/>
             </w:rPr>
           </w:pPr>
-          <w:hyperlink w:anchor="_Toc234783064" w:history="1">
+          <w:hyperlink w:anchor="_Toc234788030" w:history="1">
             <w:r>
               <w:rPr>
                 <w:rStyle w:val="Hyperlink"/>
@@ -6688,7 +6688,7 @@
                 <w:noProof/>
                 <w:webHidden/>
               </w:rPr>
-              <w:instrText xml:space="preserve"> PAGEREF _Toc234783064 \h </w:instrText>
+              <w:instrText xml:space="preserve"> PAGEREF _Toc234788030 \h </w:instrText>
             </w:r>
             <w:r>
               <w:rPr>
@@ -6708,7 +6708,7 @@
                 <w:noProof/>
                 <w:webHidden/>
               </w:rPr>
-              <w:t>40</w:t>
+              <w:t>42</w:t>
             </w:r>
             <w:r>
               <w:rPr>
@@ -6734,7 +6734,7 @@
               <w14:ligatures w14:val="standardContextual"/>
             </w:rPr>
           </w:pPr>
-          <w:hyperlink w:anchor="_Toc234783065" w:history="1">
+          <w:hyperlink w:anchor="_Toc234788031" w:history="1">
             <w:r>
               <w:rPr>
                 <w:rStyle w:val="Hyperlink"/>
@@ -6778,7 +6778,7 @@
                 <w:noProof/>
                 <w:webHidden/>
               </w:rPr>
-              <w:instrText xml:space="preserve"> PAGEREF _Toc234783065 \h </w:instrText>
+              <w:instrText xml:space="preserve"> PAGEREF _Toc234788031 \h </w:instrText>
             </w:r>
             <w:r>
               <w:rPr>
@@ -6798,7 +6798,7 @@
                 <w:noProof/>
                 <w:webHidden/>
               </w:rPr>
-              <w:t>41</w:t>
+              <w:t>43</w:t>
             </w:r>
             <w:r>
               <w:rPr>
@@ -6824,7 +6824,7 @@
               <w14:ligatures w14:val="standardContextual"/>
             </w:rPr>
           </w:pPr>
-          <w:hyperlink w:anchor="_Toc234783066" w:history="1">
+          <w:hyperlink w:anchor="_Toc234788032" w:history="1">
             <w:r>
               <w:rPr>
                 <w:rStyle w:val="Hyperlink"/>
@@ -6868,7 +6868,7 @@
                 <w:noProof/>
                 <w:webHidden/>
               </w:rPr>
-              <w:instrText xml:space="preserve"> PAGEREF _Toc234783066 \h </w:instrText>
+              <w:instrText xml:space="preserve"> PAGEREF _Toc234788032 \h </w:instrText>
             </w:r>
             <w:r>
               <w:rPr>
@@ -6888,7 +6888,7 @@
                 <w:noProof/>
                 <w:webHidden/>
               </w:rPr>
-              <w:t>41</w:t>
+              <w:t>43</w:t>
             </w:r>
             <w:r>
               <w:rPr>
@@ -6914,7 +6914,7 @@
               <w14:ligatures w14:val="standardContextual"/>
             </w:rPr>
           </w:pPr>
-          <w:hyperlink w:anchor="_Toc234783067" w:history="1">
+          <w:hyperlink w:anchor="_Toc234788033" w:history="1">
             <w:r>
               <w:rPr>
                 <w:rStyle w:val="Hyperlink"/>
@@ -6958,7 +6958,7 @@
                 <w:noProof/>
                 <w:webHidden/>
               </w:rPr>
-              <w:instrText xml:space="preserve"> PAGEREF _Toc234783067 \h </w:instrText>
+              <w:instrText xml:space="preserve"> PAGEREF _Toc234788033 \h </w:instrText>
             </w:r>
             <w:r>
               <w:rPr>
@@ -6978,7 +6978,7 @@
                 <w:noProof/>
                 <w:webHidden/>
               </w:rPr>
-              <w:t>41</w:t>
+              <w:t>43</w:t>
             </w:r>
             <w:r>
               <w:rPr>
@@ -7004,7 +7004,7 @@
               <w14:ligatures w14:val="standardContextual"/>
             </w:rPr>
           </w:pPr>
-          <w:hyperlink w:anchor="_Toc234783068" w:history="1">
+          <w:hyperlink w:anchor="_Toc234788034" w:history="1">
             <w:r>
               <w:rPr>
                 <w:rStyle w:val="Hyperlink"/>
@@ -7048,7 +7048,7 @@
                 <w:noProof/>
                 <w:webHidden/>
               </w:rPr>
-              <w:instrText xml:space="preserve"> PAGEREF _Toc234783068 \h </w:instrText>
+              <w:instrText xml:space="preserve"> PAGEREF _Toc234788034 \h </w:instrText>
             </w:r>
             <w:r>
               <w:rPr>
@@ -7068,7 +7068,7 @@
                 <w:noProof/>
                 <w:webHidden/>
               </w:rPr>
-              <w:t>41</w:t>
+              <w:t>43</w:t>
             </w:r>
             <w:r>
               <w:rPr>
@@ -7094,7 +7094,7 @@
               <w14:ligatures w14:val="standardContextual"/>
             </w:rPr>
           </w:pPr>
-          <w:hyperlink w:anchor="_Toc234783069" w:history="1">
+          <w:hyperlink w:anchor="_Toc234788035" w:history="1">
             <w:r>
               <w:rPr>
                 <w:rStyle w:val="Hyperlink"/>
@@ -7138,7 +7138,7 @@
                 <w:noProof/>
                 <w:webHidden/>
               </w:rPr>
-              <w:instrText xml:space="preserve"> PAGEREF _Toc234783069 \h </w:instrText>
+              <w:instrText xml:space="preserve"> PAGEREF _Toc234788035 \h </w:instrText>
             </w:r>
             <w:r>
               <w:rPr>
@@ -7158,7 +7158,7 @@
                 <w:noProof/>
                 <w:webHidden/>
               </w:rPr>
-              <w:t>41</w:t>
+              <w:t>43</w:t>
             </w:r>
             <w:r>
               <w:rPr>
@@ -7184,7 +7184,7 @@
               <w14:ligatures w14:val="standardContextual"/>
             </w:rPr>
           </w:pPr>
-          <w:hyperlink w:anchor="_Toc234783070" w:history="1">
+          <w:hyperlink w:anchor="_Toc234788036" w:history="1">
             <w:r>
               <w:rPr>
                 <w:rStyle w:val="Hyperlink"/>
@@ -7228,7 +7228,7 @@
                 <w:noProof/>
                 <w:webHidden/>
               </w:rPr>
-              <w:instrText xml:space="preserve"> PAGEREF _Toc234783070 \h </w:instrText>
+              <w:instrText xml:space="preserve"> PAGEREF _Toc234788036 \h </w:instrText>
             </w:r>
             <w:r>
               <w:rPr>
@@ -7248,7 +7248,7 @@
                 <w:noProof/>
                 <w:webHidden/>
               </w:rPr>
-              <w:t>42</w:t>
+              <w:t>44</w:t>
             </w:r>
             <w:r>
               <w:rPr>
@@ -7274,7 +7274,7 @@
               <w14:ligatures w14:val="standardContextual"/>
             </w:rPr>
           </w:pPr>
-          <w:hyperlink w:anchor="_Toc234783071" w:history="1">
+          <w:hyperlink w:anchor="_Toc234788037" w:history="1">
             <w:r>
               <w:rPr>
                 <w:rStyle w:val="Hyperlink"/>
@@ -7318,7 +7318,7 @@
                 <w:noProof/>
                 <w:webHidden/>
               </w:rPr>
-              <w:instrText xml:space="preserve"> PAGEREF _Toc234783071 \h </w:instrText>
+              <w:instrText xml:space="preserve"> PAGEREF _Toc234788037 \h </w:instrText>
             </w:r>
             <w:r>
               <w:rPr>
@@ -7338,7 +7338,7 @@
                 <w:noProof/>
                 <w:webHidden/>
               </w:rPr>
-              <w:t>42</w:t>
+              <w:t>44</w:t>
             </w:r>
             <w:r>
               <w:rPr>
@@ -7364,7 +7364,7 @@
               <w14:ligatures w14:val="standardContextual"/>
             </w:rPr>
           </w:pPr>
-          <w:hyperlink w:anchor="_Toc234783072" w:history="1">
+          <w:hyperlink w:anchor="_Toc234788038" w:history="1">
             <w:r>
               <w:rPr>
                 <w:rStyle w:val="Hyperlink"/>
@@ -7408,7 +7408,7 @@
                 <w:noProof/>
                 <w:webHidden/>
               </w:rPr>
-              <w:instrText xml:space="preserve"> PAGEREF _Toc234783072 \h </w:instrText>
+              <w:instrText xml:space="preserve"> PAGEREF _Toc234788038 \h </w:instrText>
             </w:r>
             <w:r>
               <w:rPr>
@@ -7428,7 +7428,7 @@
                 <w:noProof/>
                 <w:webHidden/>
               </w:rPr>
-              <w:t>42</w:t>
+              <w:t>44</w:t>
             </w:r>
             <w:r>
               <w:rPr>
@@ -7454,7 +7454,7 @@
               <w14:ligatures w14:val="standardContextual"/>
             </w:rPr>
           </w:pPr>
-          <w:hyperlink w:anchor="_Toc234783073" w:history="1">
+          <w:hyperlink w:anchor="_Toc234788039" w:history="1">
             <w:r>
               <w:rPr>
                 <w:rStyle w:val="Hyperlink"/>
@@ -7498,7 +7498,7 @@
                 <w:noProof/>
                 <w:webHidden/>
               </w:rPr>
-              <w:instrText xml:space="preserve"> PAGEREF _Toc234783073 \h </w:instrText>
+              <w:instrText xml:space="preserve"> PAGEREF _Toc234788039 \h </w:instrText>
             </w:r>
             <w:r>
               <w:rPr>
@@ -7518,7 +7518,7 @@
                 <w:noProof/>
                 <w:webHidden/>
               </w:rPr>
-              <w:t>42</w:t>
+              <w:t>44</w:t>
             </w:r>
             <w:r>
               <w:rPr>
@@ -7544,7 +7544,7 @@
               <w14:ligatures w14:val="standardContextual"/>
             </w:rPr>
           </w:pPr>
-          <w:hyperlink w:anchor="_Toc234783074" w:history="1">
+          <w:hyperlink w:anchor="_Toc234788040" w:history="1">
             <w:r>
               <w:rPr>
                 <w:rStyle w:val="Hyperlink"/>
@@ -7588,7 +7588,7 @@
                 <w:noProof/>
                 <w:webHidden/>
               </w:rPr>
-              <w:instrText xml:space="preserve"> PAGEREF _Toc234783074 \h </w:instrText>
+              <w:instrText xml:space="preserve"> PAGEREF _Toc234788040 \h </w:instrText>
             </w:r>
             <w:r>
               <w:rPr>
@@ -7608,7 +7608,7 @@
                 <w:noProof/>
                 <w:webHidden/>
               </w:rPr>
-              <w:t>42</w:t>
+              <w:t>44</w:t>
             </w:r>
             <w:r>
               <w:rPr>
@@ -7634,7 +7634,7 @@
               <w14:ligatures w14:val="standardContextual"/>
             </w:rPr>
           </w:pPr>
-          <w:hyperlink w:anchor="_Toc234783075" w:history="1">
+          <w:hyperlink w:anchor="_Toc234788041" w:history="1">
             <w:r>
               <w:rPr>
                 <w:rStyle w:val="Hyperlink"/>
@@ -7678,7 +7678,7 @@
                 <w:noProof/>
                 <w:webHidden/>
               </w:rPr>
-              <w:instrText xml:space="preserve"> PAGEREF _Toc234783075 \h </w:instrText>
+              <w:instrText xml:space="preserve"> PAGEREF _Toc234788041 \h </w:instrText>
             </w:r>
             <w:r>
               <w:rPr>
@@ -7698,7 +7698,7 @@
                 <w:noProof/>
                 <w:webHidden/>
               </w:rPr>
-              <w:t>43</w:t>
+              <w:t>45</w:t>
             </w:r>
             <w:r>
               <w:rPr>
@@ -7724,7 +7724,7 @@
               <w14:ligatures w14:val="standardContextual"/>
             </w:rPr>
           </w:pPr>
-          <w:hyperlink w:anchor="_Toc234783076" w:history="1">
+          <w:hyperlink w:anchor="_Toc234788042" w:history="1">
             <w:r>
               <w:rPr>
                 <w:rStyle w:val="Hyperlink"/>
@@ -7768,7 +7768,7 @@
                 <w:noProof/>
                 <w:webHidden/>
               </w:rPr>
-              <w:instrText xml:space="preserve"> PAGEREF _Toc234783076 \h </w:instrText>
+              <w:instrText xml:space="preserve"> PAGEREF _Toc234788042 \h </w:instrText>
             </w:r>
             <w:r>
               <w:rPr>
@@ -7788,7 +7788,7 @@
                 <w:noProof/>
                 <w:webHidden/>
               </w:rPr>
-              <w:t>43</w:t>
+              <w:t>45</w:t>
             </w:r>
             <w:r>
               <w:rPr>
@@ -7814,7 +7814,7 @@
               <w14:ligatures w14:val="standardContextual"/>
             </w:rPr>
           </w:pPr>
-          <w:hyperlink w:anchor="_Toc234783077" w:history="1">
+          <w:hyperlink w:anchor="_Toc234788043" w:history="1">
             <w:r>
               <w:rPr>
                 <w:rStyle w:val="Hyperlink"/>
@@ -7858,7 +7858,7 @@
                 <w:noProof/>
                 <w:webHidden/>
               </w:rPr>
-              <w:instrText xml:space="preserve"> PAGEREF _Toc234783077 \h </w:instrText>
+              <w:instrText xml:space="preserve"> PAGEREF _Toc234788043 \h </w:instrText>
             </w:r>
             <w:r>
               <w:rPr>
@@ -7878,7 +7878,7 @@
                 <w:noProof/>
                 <w:webHidden/>
               </w:rPr>
-              <w:t>43</w:t>
+              <w:t>45</w:t>
             </w:r>
             <w:r>
               <w:rPr>
@@ -7904,7 +7904,7 @@
               <w14:ligatures w14:val="standardContextual"/>
             </w:rPr>
           </w:pPr>
-          <w:hyperlink w:anchor="_Toc234783078" w:history="1">
+          <w:hyperlink w:anchor="_Toc234788044" w:history="1">
             <w:r>
               <w:rPr>
                 <w:rStyle w:val="Hyperlink"/>
@@ -7948,7 +7948,7 @@
                 <w:noProof/>
                 <w:webHidden/>
               </w:rPr>
-              <w:instrText xml:space="preserve"> PAGEREF _Toc234783078 \h </w:instrText>
+              <w:instrText xml:space="preserve"> PAGEREF _Toc234788044 \h </w:instrText>
             </w:r>
             <w:r>
               <w:rPr>
@@ -7968,7 +7968,7 @@
                 <w:noProof/>
                 <w:webHidden/>
               </w:rPr>
-              <w:t>43</w:t>
+              <w:t>45</w:t>
             </w:r>
             <w:r>
               <w:rPr>
@@ -7994,7 +7994,7 @@
               <w14:ligatures w14:val="standardContextual"/>
             </w:rPr>
           </w:pPr>
-          <w:hyperlink w:anchor="_Toc234783079" w:history="1">
+          <w:hyperlink w:anchor="_Toc234788045" w:history="1">
             <w:r>
               <w:rPr>
                 <w:rStyle w:val="Hyperlink"/>
@@ -8038,7 +8038,7 @@
                 <w:noProof/>
                 <w:webHidden/>
               </w:rPr>
-              <w:instrText xml:space="preserve"> PAGEREF _Toc234783079 \h </w:instrText>
+              <w:instrText xml:space="preserve"> PAGEREF _Toc234788045 \h </w:instrText>
             </w:r>
             <w:r>
               <w:rPr>
@@ -8058,7 +8058,7 @@
                 <w:noProof/>
                 <w:webHidden/>
               </w:rPr>
-              <w:t>43</w:t>
+              <w:t>45</w:t>
             </w:r>
             <w:r>
               <w:rPr>
@@ -8084,7 +8084,7 @@
               <w14:ligatures w14:val="standardContextual"/>
             </w:rPr>
           </w:pPr>
-          <w:hyperlink w:anchor="_Toc234783080" w:history="1">
+          <w:hyperlink w:anchor="_Toc234788046" w:history="1">
             <w:r>
               <w:rPr>
                 <w:rStyle w:val="Hyperlink"/>
@@ -8128,7 +8128,7 @@
                 <w:noProof/>
                 <w:webHidden/>
               </w:rPr>
-              <w:instrText xml:space="preserve"> PAGEREF _Toc234783080 \h </w:instrText>
+              <w:instrText xml:space="preserve"> PAGEREF _Toc234788046 \h </w:instrText>
             </w:r>
             <w:r>
               <w:rPr>
@@ -8148,7 +8148,7 @@
                 <w:noProof/>
                 <w:webHidden/>
               </w:rPr>
-              <w:t>44</w:t>
+              <w:t>46</w:t>
             </w:r>
             <w:r>
               <w:rPr>
@@ -8174,7 +8174,7 @@
               <w14:ligatures w14:val="standardContextual"/>
             </w:rPr>
           </w:pPr>
-          <w:hyperlink w:anchor="_Toc234783081" w:history="1">
+          <w:hyperlink w:anchor="_Toc234788047" w:history="1">
             <w:r>
               <w:rPr>
                 <w:rStyle w:val="Hyperlink"/>
@@ -8218,7 +8218,7 @@
                 <w:noProof/>
                 <w:webHidden/>
               </w:rPr>
-              <w:instrText xml:space="preserve"> PAGEREF _Toc234783081 \h </w:instrText>
+              <w:instrText xml:space="preserve"> PAGEREF _Toc234788047 \h </w:instrText>
             </w:r>
             <w:r>
               <w:rPr>
@@ -8238,7 +8238,7 @@
                 <w:noProof/>
                 <w:webHidden/>
               </w:rPr>
-              <w:t>44</w:t>
+              <w:t>46</w:t>
             </w:r>
             <w:r>
               <w:rPr>
@@ -8264,7 +8264,7 @@
               <w14:ligatures w14:val="standardContextual"/>
             </w:rPr>
           </w:pPr>
-          <w:hyperlink w:anchor="_Toc234783082" w:history="1">
+          <w:hyperlink w:anchor="_Toc234788048" w:history="1">
             <w:r>
               <w:rPr>
                 <w:rStyle w:val="Hyperlink"/>
@@ -8308,7 +8308,7 @@
                 <w:noProof/>
                 <w:webHidden/>
               </w:rPr>
-              <w:instrText xml:space="preserve"> PAGEREF _Toc234783082 \h </w:instrText>
+              <w:instrText xml:space="preserve"> PAGEREF _Toc234788048 \h </w:instrText>
             </w:r>
             <w:r>
               <w:rPr>
@@ -8328,7 +8328,7 @@
                 <w:noProof/>
                 <w:webHidden/>
               </w:rPr>
-              <w:t>44</w:t>
+              <w:t>46</w:t>
             </w:r>
             <w:r>
               <w:rPr>
@@ -8354,7 +8354,7 @@
               <w14:ligatures w14:val="standardContextual"/>
             </w:rPr>
           </w:pPr>
-          <w:hyperlink w:anchor="_Toc234783083" w:history="1">
+          <w:hyperlink w:anchor="_Toc234788049" w:history="1">
             <w:r>
               <w:rPr>
                 <w:rStyle w:val="Hyperlink"/>
@@ -8398,7 +8398,7 @@
                 <w:noProof/>
                 <w:webHidden/>
               </w:rPr>
-              <w:instrText xml:space="preserve"> PAGEREF _Toc234783083 \h </w:instrText>
+              <w:instrText xml:space="preserve"> PAGEREF _Toc234788049 \h </w:instrText>
             </w:r>
             <w:r>
               <w:rPr>
@@ -8418,7 +8418,7 @@
                 <w:noProof/>
                 <w:webHidden/>
               </w:rPr>
-              <w:t>45</w:t>
+              <w:t>47</w:t>
             </w:r>
             <w:r>
               <w:rPr>
@@ -8444,7 +8444,7 @@
               <w14:ligatures w14:val="standardContextual"/>
             </w:rPr>
           </w:pPr>
-          <w:hyperlink w:anchor="_Toc234783084" w:history="1">
+          <w:hyperlink w:anchor="_Toc234788050" w:history="1">
             <w:r>
               <w:rPr>
                 <w:rStyle w:val="Hyperlink"/>
@@ -8488,7 +8488,7 @@
                 <w:noProof/>
                 <w:webHidden/>
               </w:rPr>
-              <w:instrText xml:space="preserve"> PAGEREF _Toc234783084 \h </w:instrText>
+              <w:instrText xml:space="preserve"> PAGEREF _Toc234788050 \h </w:instrText>
             </w:r>
             <w:r>
               <w:rPr>
@@ -8508,7 +8508,7 @@
                 <w:noProof/>
                 <w:webHidden/>
               </w:rPr>
-              <w:t>45</w:t>
+              <w:t>47</w:t>
             </w:r>
             <w:r>
               <w:rPr>
@@ -8534,7 +8534,7 @@
               <w14:ligatures w14:val="standardContextual"/>
             </w:rPr>
           </w:pPr>
-          <w:hyperlink w:anchor="_Toc234783085" w:history="1">
+          <w:hyperlink w:anchor="_Toc234788051" w:history="1">
             <w:r>
               <w:rPr>
                 <w:rStyle w:val="Hyperlink"/>
@@ -8578,7 +8578,7 @@
                 <w:noProof/>
                 <w:webHidden/>
               </w:rPr>
-              <w:instrText xml:space="preserve"> PAGEREF _Toc234783085 \h </w:instrText>
+              <w:instrText xml:space="preserve"> PAGEREF _Toc234788051 \h </w:instrText>
             </w:r>
             <w:r>
               <w:rPr>
@@ -8598,7 +8598,7 @@
                 <w:noProof/>
                 <w:webHidden/>
               </w:rPr>
-              <w:t>45</w:t>
+              <w:t>47</w:t>
             </w:r>
             <w:r>
               <w:rPr>
@@ -8624,7 +8624,7 @@
               <w14:ligatures w14:val="standardContextual"/>
             </w:rPr>
           </w:pPr>
-          <w:hyperlink w:anchor="_Toc234783086" w:history="1">
+          <w:hyperlink w:anchor="_Toc234788052" w:history="1">
             <w:r>
               <w:rPr>
                 <w:rStyle w:val="Hyperlink"/>
@@ -8668,7 +8668,7 @@
                 <w:noProof/>
                 <w:webHidden/>
               </w:rPr>
-              <w:instrText xml:space="preserve"> PAGEREF _Toc234783086 \h </w:instrText>
+              <w:instrText xml:space="preserve"> PAGEREF _Toc234788052 \h </w:instrText>
             </w:r>
             <w:r>
               <w:rPr>
@@ -8688,7 +8688,7 @@
                 <w:noProof/>
                 <w:webHidden/>
               </w:rPr>
-              <w:t>45</w:t>
+              <w:t>47</w:t>
             </w:r>
             <w:r>
               <w:rPr>
@@ -8714,7 +8714,7 @@
               <w14:ligatures w14:val="standardContextual"/>
             </w:rPr>
           </w:pPr>
-          <w:hyperlink w:anchor="_Toc234783087" w:history="1">
+          <w:hyperlink w:anchor="_Toc234788053" w:history="1">
             <w:r>
               <w:rPr>
                 <w:rStyle w:val="Hyperlink"/>
@@ -8758,7 +8758,7 @@
                 <w:noProof/>
                 <w:webHidden/>
               </w:rPr>
-              <w:instrText xml:space="preserve"> PAGEREF _Toc234783087 \h </w:instrText>
+              <w:instrText xml:space="preserve"> PAGEREF _Toc234788053 \h </w:instrText>
             </w:r>
             <w:r>
               <w:rPr>
@@ -8778,7 +8778,7 @@
                 <w:noProof/>
                 <w:webHidden/>
               </w:rPr>
-              <w:t>45</w:t>
+              <w:t>47</w:t>
             </w:r>
             <w:r>
               <w:rPr>
@@ -8804,7 +8804,7 @@
               <w14:ligatures w14:val="standardContextual"/>
             </w:rPr>
           </w:pPr>
-          <w:hyperlink w:anchor="_Toc234783088" w:history="1">
+          <w:hyperlink w:anchor="_Toc234788054" w:history="1">
             <w:r>
               <w:rPr>
                 <w:rStyle w:val="Hyperlink"/>
@@ -8848,7 +8848,7 @@
                 <w:noProof/>
                 <w:webHidden/>
               </w:rPr>
-              <w:instrText xml:space="preserve"> PAGEREF _Toc234783088 \h </w:instrText>
+              <w:instrText xml:space="preserve"> PAGEREF _Toc234788054 \h </w:instrText>
             </w:r>
             <w:r>
               <w:rPr>
@@ -8868,7 +8868,7 @@
                 <w:noProof/>
                 <w:webHidden/>
               </w:rPr>
-              <w:t>45</w:t>
+              <w:t>47</w:t>
             </w:r>
             <w:r>
               <w:rPr>
@@ -8894,7 +8894,7 @@
               <w14:ligatures w14:val="standardContextual"/>
             </w:rPr>
           </w:pPr>
-          <w:hyperlink w:anchor="_Toc234783089" w:history="1">
+          <w:hyperlink w:anchor="_Toc234788055" w:history="1">
             <w:r>
               <w:rPr>
                 <w:rStyle w:val="Hyperlink"/>
@@ -8938,7 +8938,7 @@
                 <w:noProof/>
                 <w:webHidden/>
               </w:rPr>
-              <w:instrText xml:space="preserve"> PAGEREF _Toc234783089 \h </w:instrText>
+              <w:instrText xml:space="preserve"> PAGEREF _Toc234788055 \h </w:instrText>
             </w:r>
             <w:r>
               <w:rPr>
@@ -8958,7 +8958,7 @@
                 <w:noProof/>
                 <w:webHidden/>
               </w:rPr>
-              <w:t>46</w:t>
+              <w:t>48</w:t>
             </w:r>
             <w:r>
               <w:rPr>
@@ -8984,7 +8984,7 @@
               <w14:ligatures w14:val="standardContextual"/>
             </w:rPr>
           </w:pPr>
-          <w:hyperlink w:anchor="_Toc234783090" w:history="1">
+          <w:hyperlink w:anchor="_Toc234788056" w:history="1">
             <w:r>
               <w:rPr>
                 <w:rStyle w:val="Hyperlink"/>
@@ -9028,7 +9028,7 @@
                 <w:noProof/>
                 <w:webHidden/>
               </w:rPr>
-              <w:instrText xml:space="preserve"> PAGEREF _Toc234783090 \h </w:instrText>
+              <w:instrText xml:space="preserve"> PAGEREF _Toc234788056 \h </w:instrText>
             </w:r>
             <w:r>
               <w:rPr>
@@ -9048,7 +9048,7 @@
                 <w:noProof/>
                 <w:webHidden/>
               </w:rPr>
-              <w:t>46</w:t>
+              <w:t>48</w:t>
             </w:r>
             <w:r>
               <w:rPr>
@@ -9074,7 +9074,7 @@
               <w14:ligatures w14:val="standardContextual"/>
             </w:rPr>
           </w:pPr>
-          <w:hyperlink w:anchor="_Toc234783091" w:history="1">
+          <w:hyperlink w:anchor="_Toc234788057" w:history="1">
             <w:r>
               <w:rPr>
                 <w:rStyle w:val="Hyperlink"/>
@@ -9118,7 +9118,7 @@
                 <w:noProof/>
                 <w:webHidden/>
               </w:rPr>
-              <w:instrText xml:space="preserve"> PAGEREF _Toc234783091 \h </w:instrText>
+              <w:instrText xml:space="preserve"> PAGEREF _Toc234788057 \h </w:instrText>
             </w:r>
             <w:r>
               <w:rPr>
@@ -9138,7 +9138,7 @@
                 <w:noProof/>
                 <w:webHidden/>
               </w:rPr>
-              <w:t>47</w:t>
+              <w:t>49</w:t>
             </w:r>
             <w:r>
               <w:rPr>
@@ -9164,7 +9164,7 @@
               <w14:ligatures w14:val="standardContextual"/>
             </w:rPr>
           </w:pPr>
-          <w:hyperlink w:anchor="_Toc234783092" w:history="1">
+          <w:hyperlink w:anchor="_Toc234788058" w:history="1">
             <w:r>
               <w:rPr>
                 <w:rStyle w:val="Hyperlink"/>
@@ -9208,7 +9208,7 @@
                 <w:noProof/>
                 <w:webHidden/>
               </w:rPr>
-              <w:instrText xml:space="preserve"> PAGEREF _Toc234783092 \h </w:instrText>
+              <w:instrText xml:space="preserve"> PAGEREF _Toc234788058 \h </w:instrText>
             </w:r>
             <w:r>
               <w:rPr>
@@ -9228,7 +9228,7 @@
                 <w:noProof/>
                 <w:webHidden/>
               </w:rPr>
-              <w:t>47</w:t>
+              <w:t>49</w:t>
             </w:r>
             <w:r>
               <w:rPr>
@@ -9254,7 +9254,7 @@
               <w14:ligatures w14:val="standardContextual"/>
             </w:rPr>
           </w:pPr>
-          <w:hyperlink w:anchor="_Toc234783093" w:history="1">
+          <w:hyperlink w:anchor="_Toc234788059" w:history="1">
             <w:r>
               <w:rPr>
                 <w:rStyle w:val="Hyperlink"/>
@@ -9298,7 +9298,7 @@
                 <w:noProof/>
                 <w:webHidden/>
               </w:rPr>
-              <w:instrText xml:space="preserve"> PAGEREF _Toc234783093 \h </w:instrText>
+              <w:instrText xml:space="preserve"> PAGEREF _Toc234788059 \h </w:instrText>
             </w:r>
             <w:r>
               <w:rPr>
@@ -9318,7 +9318,7 @@
                 <w:noProof/>
                 <w:webHidden/>
               </w:rPr>
-              <w:t>47</w:t>
+              <w:t>49</w:t>
             </w:r>
             <w:r>
               <w:rPr>
@@ -9344,7 +9344,7 @@
               <w14:ligatures w14:val="standardContextual"/>
             </w:rPr>
           </w:pPr>
-          <w:hyperlink w:anchor="_Toc234783094" w:history="1">
+          <w:hyperlink w:anchor="_Toc234788060" w:history="1">
             <w:r>
               <w:rPr>
                 <w:rStyle w:val="Hyperlink"/>
@@ -9388,7 +9388,7 @@
                 <w:noProof/>
                 <w:webHidden/>
               </w:rPr>
-              <w:instrText xml:space="preserve"> PAGEREF _Toc234783094 \h </w:instrText>
+              <w:instrText xml:space="preserve"> PAGEREF _Toc234788060 \h </w:instrText>
             </w:r>
             <w:r>
               <w:rPr>
@@ -9408,7 +9408,7 @@
                 <w:noProof/>
                 <w:webHidden/>
               </w:rPr>
-              <w:t>48</w:t>
+              <w:t>50</w:t>
             </w:r>
             <w:r>
               <w:rPr>
@@ -9434,7 +9434,7 @@
               <w14:ligatures w14:val="standardContextual"/>
             </w:rPr>
           </w:pPr>
-          <w:hyperlink w:anchor="_Toc234783095" w:history="1">
+          <w:hyperlink w:anchor="_Toc234788061" w:history="1">
             <w:r>
               <w:rPr>
                 <w:rStyle w:val="Hyperlink"/>
@@ -9478,7 +9478,7 @@
                 <w:noProof/>
                 <w:webHidden/>
               </w:rPr>
-              <w:instrText xml:space="preserve"> PAGEREF _Toc234783095 \h </w:instrText>
+              <w:instrText xml:space="preserve"> PAGEREF _Toc234788061 \h </w:instrText>
             </w:r>
             <w:r>
               <w:rPr>
@@ -9498,7 +9498,7 @@
                 <w:noProof/>
                 <w:webHidden/>
               </w:rPr>
-              <w:t>49</w:t>
+              <w:t>51</w:t>
             </w:r>
             <w:r>
               <w:rPr>
@@ -9524,7 +9524,7 @@
               <w14:ligatures w14:val="standardContextual"/>
             </w:rPr>
           </w:pPr>
-          <w:hyperlink w:anchor="_Toc234783096" w:history="1">
+          <w:hyperlink w:anchor="_Toc234788062" w:history="1">
             <w:r>
               <w:rPr>
                 <w:rStyle w:val="Hyperlink"/>
@@ -9568,7 +9568,7 @@
                 <w:noProof/>
                 <w:webHidden/>
               </w:rPr>
-              <w:instrText xml:space="preserve"> PAGEREF _Toc234783096 \h </w:instrText>
+              <w:instrText xml:space="preserve"> PAGEREF _Toc234788062 \h </w:instrText>
             </w:r>
             <w:r>
               <w:rPr>
@@ -9588,7 +9588,7 @@
                 <w:noProof/>
                 <w:webHidden/>
               </w:rPr>
-              <w:t>49</w:t>
+              <w:t>51</w:t>
             </w:r>
             <w:r>
               <w:rPr>
@@ -9614,7 +9614,7 @@
               <w14:ligatures w14:val="standardContextual"/>
             </w:rPr>
           </w:pPr>
-          <w:hyperlink w:anchor="_Toc234783097" w:history="1">
+          <w:hyperlink w:anchor="_Toc234788063" w:history="1">
             <w:r>
               <w:rPr>
                 <w:rStyle w:val="Hyperlink"/>
@@ -9658,7 +9658,7 @@
                 <w:noProof/>
                 <w:webHidden/>
               </w:rPr>
-              <w:instrText xml:space="preserve"> PAGEREF _Toc234783097 \h </w:instrText>
+              <w:instrText xml:space="preserve"> PAGEREF _Toc234788063 \h </w:instrText>
             </w:r>
             <w:r>
               <w:rPr>
@@ -9678,7 +9678,7 @@
                 <w:noProof/>
                 <w:webHidden/>
               </w:rPr>
-              <w:t>50</w:t>
+              <w:t>52</w:t>
             </w:r>
             <w:r>
               <w:rPr>
@@ -9704,7 +9704,7 @@
               <w14:ligatures w14:val="standardContextual"/>
             </w:rPr>
           </w:pPr>
-          <w:hyperlink w:anchor="_Toc234783098" w:history="1">
+          <w:hyperlink w:anchor="_Toc234788064" w:history="1">
             <w:r>
               <w:rPr>
                 <w:rStyle w:val="Hyperlink"/>
@@ -9748,7 +9748,7 @@
                 <w:noProof/>
                 <w:webHidden/>
               </w:rPr>
-              <w:instrText xml:space="preserve"> PAGEREF _Toc234783098 \h </w:instrText>
+              <w:instrText xml:space="preserve"> PAGEREF _Toc234788064 \h </w:instrText>
             </w:r>
             <w:r>
               <w:rPr>
@@ -9768,7 +9768,7 @@
                 <w:noProof/>
                 <w:webHidden/>
               </w:rPr>
-              <w:t>50</w:t>
+              <w:t>52</w:t>
             </w:r>
             <w:r>
               <w:rPr>
@@ -9794,7 +9794,7 @@
               <w14:ligatures w14:val="standardContextual"/>
             </w:rPr>
           </w:pPr>
-          <w:hyperlink w:anchor="_Toc234783099" w:history="1">
+          <w:hyperlink w:anchor="_Toc234788065" w:history="1">
             <w:r>
               <w:rPr>
                 <w:rStyle w:val="Hyperlink"/>
@@ -9838,7 +9838,7 @@
                 <w:noProof/>
                 <w:webHidden/>
               </w:rPr>
-              <w:instrText xml:space="preserve"> PAGEREF _Toc234783099 \h </w:instrText>
+              <w:instrText xml:space="preserve"> PAGEREF _Toc234788065 \h </w:instrText>
             </w:r>
             <w:r>
               <w:rPr>
@@ -9858,7 +9858,7 @@
                 <w:noProof/>
                 <w:webHidden/>
               </w:rPr>
-              <w:t>51</w:t>
+              <w:t>53</w:t>
             </w:r>
             <w:r>
               <w:rPr>
@@ -9884,7 +9884,7 @@
               <w14:ligatures w14:val="standardContextual"/>
             </w:rPr>
           </w:pPr>
-          <w:hyperlink w:anchor="_Toc234783100" w:history="1">
+          <w:hyperlink w:anchor="_Toc234788066" w:history="1">
             <w:r>
               <w:rPr>
                 <w:rStyle w:val="Hyperlink"/>
@@ -9928,7 +9928,7 @@
                 <w:noProof/>
                 <w:webHidden/>
               </w:rPr>
-              <w:instrText xml:space="preserve"> PAGEREF _Toc234783100 \h </w:instrText>
+              <w:instrText xml:space="preserve"> PAGEREF _Toc234788066 \h </w:instrText>
             </w:r>
             <w:r>
               <w:rPr>
@@ -9948,7 +9948,7 @@
                 <w:noProof/>
                 <w:webHidden/>
               </w:rPr>
-              <w:t>51</w:t>
+              <w:t>53</w:t>
             </w:r>
             <w:r>
               <w:rPr>
@@ -9974,7 +9974,7 @@
               <w14:ligatures w14:val="standardContextual"/>
             </w:rPr>
           </w:pPr>
-          <w:hyperlink w:anchor="_Toc234783101" w:history="1">
+          <w:hyperlink w:anchor="_Toc234788067" w:history="1">
             <w:r>
               <w:rPr>
                 <w:rStyle w:val="Hyperlink"/>
@@ -10018,7 +10018,7 @@
                 <w:noProof/>
                 <w:webHidden/>
               </w:rPr>
-              <w:instrText xml:space="preserve"> PAGEREF _Toc234783101 \h </w:instrText>
+              <w:instrText xml:space="preserve"> PAGEREF _Toc234788067 \h </w:instrText>
             </w:r>
             <w:r>
               <w:rPr>
@@ -10038,7 +10038,7 @@
                 <w:noProof/>
                 <w:webHidden/>
               </w:rPr>
-              <w:t>52</w:t>
+              <w:t>54</w:t>
             </w:r>
             <w:r>
               <w:rPr>
@@ -10064,7 +10064,7 @@
               <w14:ligatures w14:val="standardContextual"/>
             </w:rPr>
           </w:pPr>
-          <w:hyperlink w:anchor="_Toc234783102" w:history="1">
+          <w:hyperlink w:anchor="_Toc234788068" w:history="1">
             <w:r>
               <w:rPr>
                 <w:rStyle w:val="Hyperlink"/>
@@ -10108,7 +10108,7 @@
                 <w:noProof/>
                 <w:webHidden/>
               </w:rPr>
-              <w:instrText xml:space="preserve"> PAGEREF _Toc234783102 \h </w:instrText>
+              <w:instrText xml:space="preserve"> PAGEREF _Toc234788068 \h </w:instrText>
             </w:r>
             <w:r>
               <w:rPr>
@@ -10128,7 +10128,7 @@
                 <w:noProof/>
                 <w:webHidden/>
               </w:rPr>
-              <w:t>52</w:t>
+              <w:t>54</w:t>
             </w:r>
             <w:r>
               <w:rPr>
@@ -10154,7 +10154,7 @@
               <w14:ligatures w14:val="standardContextual"/>
             </w:rPr>
           </w:pPr>
-          <w:hyperlink w:anchor="_Toc234783103" w:history="1">
+          <w:hyperlink w:anchor="_Toc234788069" w:history="1">
             <w:r>
               <w:rPr>
                 <w:rStyle w:val="Hyperlink"/>
@@ -10198,7 +10198,7 @@
                 <w:noProof/>
                 <w:webHidden/>
               </w:rPr>
-              <w:instrText xml:space="preserve"> PAGEREF _Toc234783103 \h </w:instrText>
+              <w:instrText xml:space="preserve"> PAGEREF _Toc234788069 \h </w:instrText>
             </w:r>
             <w:r>
               <w:rPr>
@@ -10218,7 +10218,7 @@
                 <w:noProof/>
                 <w:webHidden/>
               </w:rPr>
-              <w:t>53</w:t>
+              <w:t>55</w:t>
             </w:r>
             <w:r>
               <w:rPr>
@@ -10244,7 +10244,7 @@
               <w14:ligatures w14:val="standardContextual"/>
             </w:rPr>
           </w:pPr>
-          <w:hyperlink w:anchor="_Toc234783104" w:history="1">
+          <w:hyperlink w:anchor="_Toc234788070" w:history="1">
             <w:r>
               <w:rPr>
                 <w:rStyle w:val="Hyperlink"/>
@@ -10288,7 +10288,7 @@
                 <w:noProof/>
                 <w:webHidden/>
               </w:rPr>
-              <w:instrText xml:space="preserve"> PAGEREF _Toc234783104 \h </w:instrText>
+              <w:instrText xml:space="preserve"> PAGEREF _Toc234788070 \h </w:instrText>
             </w:r>
             <w:r>
               <w:rPr>
@@ -10308,7 +10308,7 @@
                 <w:noProof/>
                 <w:webHidden/>
               </w:rPr>
-              <w:t>53</w:t>
+              <w:t>55</w:t>
             </w:r>
             <w:r>
               <w:rPr>
@@ -10334,7 +10334,7 @@
               <w14:ligatures w14:val="standardContextual"/>
             </w:rPr>
           </w:pPr>
-          <w:hyperlink w:anchor="_Toc234783105" w:history="1">
+          <w:hyperlink w:anchor="_Toc234788071" w:history="1">
             <w:r>
               <w:rPr>
                 <w:rStyle w:val="Hyperlink"/>
@@ -10378,7 +10378,7 @@
                 <w:noProof/>
                 <w:webHidden/>
               </w:rPr>
-              <w:instrText xml:space="preserve"> PAGEREF _Toc234783105 \h </w:instrText>
+              <w:instrText xml:space="preserve"> PAGEREF _Toc234788071 \h </w:instrText>
             </w:r>
             <w:r>
               <w:rPr>
@@ -10398,7 +10398,7 @@
                 <w:noProof/>
                 <w:webHidden/>
               </w:rPr>
-              <w:t>53</w:t>
+              <w:t>55</w:t>
             </w:r>
             <w:r>
               <w:rPr>
@@ -10424,7 +10424,7 @@
               <w14:ligatures w14:val="standardContextual"/>
             </w:rPr>
           </w:pPr>
-          <w:hyperlink w:anchor="_Toc234783106" w:history="1">
+          <w:hyperlink w:anchor="_Toc234788072" w:history="1">
             <w:r>
               <w:rPr>
                 <w:rStyle w:val="Hyperlink"/>
@@ -10468,7 +10468,7 @@
                 <w:noProof/>
                 <w:webHidden/>
               </w:rPr>
-              <w:instrText xml:space="preserve"> PAGEREF _Toc234783106 \h </w:instrText>
+              <w:instrText xml:space="preserve"> PAGEREF _Toc234788072 \h </w:instrText>
             </w:r>
             <w:r>
               <w:rPr>
@@ -10488,7 +10488,7 @@
                 <w:noProof/>
                 <w:webHidden/>
               </w:rPr>
-              <w:t>53</w:t>
+              <w:t>55</w:t>
             </w:r>
             <w:r>
               <w:rPr>
@@ -10514,7 +10514,7 @@
               <w14:ligatures w14:val="standardContextual"/>
             </w:rPr>
           </w:pPr>
-          <w:hyperlink w:anchor="_Toc234783107" w:history="1">
+          <w:hyperlink w:anchor="_Toc234788073" w:history="1">
             <w:r>
               <w:rPr>
                 <w:rStyle w:val="Hyperlink"/>
@@ -10558,7 +10558,7 @@
                 <w:noProof/>
                 <w:webHidden/>
               </w:rPr>
-              <w:instrText xml:space="preserve"> PAGEREF _Toc234783107 \h </w:instrText>
+              <w:instrText xml:space="preserve"> PAGEREF _Toc234788073 \h </w:instrText>
             </w:r>
             <w:r>
               <w:rPr>
@@ -10578,7 +10578,7 @@
                 <w:noProof/>
                 <w:webHidden/>
               </w:rPr>
-              <w:t>53</w:t>
+              <w:t>55</w:t>
             </w:r>
             <w:r>
               <w:rPr>
@@ -10604,7 +10604,7 @@
               <w14:ligatures w14:val="standardContextual"/>
             </w:rPr>
           </w:pPr>
-          <w:hyperlink w:anchor="_Toc234783108" w:history="1">
+          <w:hyperlink w:anchor="_Toc234788074" w:history="1">
             <w:r>
               <w:rPr>
                 <w:rStyle w:val="Hyperlink"/>
@@ -10648,7 +10648,7 @@
                 <w:noProof/>
                 <w:webHidden/>
               </w:rPr>
-              <w:instrText xml:space="preserve"> PAGEREF _Toc234783108 \h </w:instrText>
+              <w:instrText xml:space="preserve"> PAGEREF _Toc234788074 \h </w:instrText>
             </w:r>
             <w:r>
               <w:rPr>
@@ -10668,7 +10668,7 @@
                 <w:noProof/>
                 <w:webHidden/>
               </w:rPr>
-              <w:t>54</w:t>
+              <w:t>56</w:t>
             </w:r>
             <w:r>
               <w:rPr>
@@ -10694,7 +10694,7 @@
               <w14:ligatures w14:val="standardContextual"/>
             </w:rPr>
           </w:pPr>
-          <w:hyperlink w:anchor="_Toc234783109" w:history="1">
+          <w:hyperlink w:anchor="_Toc234788075" w:history="1">
             <w:r>
               <w:rPr>
                 <w:rStyle w:val="Hyperlink"/>
@@ -10738,7 +10738,7 @@
                 <w:noProof/>
                 <w:webHidden/>
               </w:rPr>
-              <w:instrText xml:space="preserve"> PAGEREF _Toc234783109 \h </w:instrText>
+              <w:instrText xml:space="preserve"> PAGEREF _Toc234788075 \h </w:instrText>
             </w:r>
             <w:r>
               <w:rPr>
@@ -10758,7 +10758,7 @@
                 <w:noProof/>
                 <w:webHidden/>
               </w:rPr>
-              <w:t>54</w:t>
+              <w:t>56</w:t>
             </w:r>
             <w:r>
               <w:rPr>
@@ -10784,7 +10784,7 @@
               <w14:ligatures w14:val="standardContextual"/>
             </w:rPr>
           </w:pPr>
-          <w:hyperlink w:anchor="_Toc234783110" w:history="1">
+          <w:hyperlink w:anchor="_Toc234788076" w:history="1">
             <w:r>
               <w:rPr>
                 <w:rStyle w:val="Hyperlink"/>
@@ -10828,7 +10828,7 @@
                 <w:noProof/>
                 <w:webHidden/>
               </w:rPr>
-              <w:instrText xml:space="preserve"> PAGEREF _Toc234783110 \h </w:instrText>
+              <w:instrText xml:space="preserve"> PAGEREF _Toc234788076 \h </w:instrText>
             </w:r>
             <w:r>
               <w:rPr>
@@ -10848,7 +10848,7 @@
                 <w:noProof/>
                 <w:webHidden/>
               </w:rPr>
-              <w:t>55</w:t>
+              <w:t>57</w:t>
             </w:r>
             <w:r>
               <w:rPr>
@@ -10874,7 +10874,7 @@
               <w14:ligatures w14:val="standardContextual"/>
             </w:rPr>
           </w:pPr>
-          <w:hyperlink w:anchor="_Toc234783111" w:history="1">
+          <w:hyperlink w:anchor="_Toc234788077" w:history="1">
             <w:r>
               <w:rPr>
                 <w:rStyle w:val="Hyperlink"/>
@@ -10918,7 +10918,7 @@
                 <w:noProof/>
                 <w:webHidden/>
               </w:rPr>
-              <w:instrText xml:space="preserve"> PAGEREF _Toc234783111 \h </w:instrText>
+              <w:instrText xml:space="preserve"> PAGEREF _Toc234788077 \h </w:instrText>
             </w:r>
             <w:r>
               <w:rPr>
@@ -10938,7 +10938,7 @@
                 <w:noProof/>
                 <w:webHidden/>
               </w:rPr>
-              <w:t>55</w:t>
+              <w:t>57</w:t>
             </w:r>
             <w:r>
               <w:rPr>
@@ -10964,7 +10964,7 @@
               <w14:ligatures w14:val="standardContextual"/>
             </w:rPr>
           </w:pPr>
-          <w:hyperlink w:anchor="_Toc234783112" w:history="1">
+          <w:hyperlink w:anchor="_Toc234788078" w:history="1">
             <w:r>
               <w:rPr>
                 <w:rStyle w:val="Hyperlink"/>
@@ -11008,7 +11008,7 @@
                 <w:noProof/>
                 <w:webHidden/>
               </w:rPr>
-              <w:instrText xml:space="preserve"> PAGEREF _Toc234783112 \h </w:instrText>
+              <w:instrText xml:space="preserve"> PAGEREF _Toc234788078 \h </w:instrText>
             </w:r>
             <w:r>
               <w:rPr>
@@ -11028,7 +11028,7 @@
                 <w:noProof/>
                 <w:webHidden/>
               </w:rPr>
-              <w:t>55</w:t>
+              <w:t>57</w:t>
             </w:r>
             <w:r>
               <w:rPr>
@@ -11054,7 +11054,7 @@
               <w14:ligatures w14:val="standardContextual"/>
             </w:rPr>
           </w:pPr>
-          <w:hyperlink w:anchor="_Toc234783113" w:history="1">
+          <w:hyperlink w:anchor="_Toc234788079" w:history="1">
             <w:r>
               <w:rPr>
                 <w:rStyle w:val="Hyperlink"/>
@@ -11098,7 +11098,7 @@
                 <w:noProof/>
                 <w:webHidden/>
               </w:rPr>
-              <w:instrText xml:space="preserve"> PAGEREF _Toc234783113 \h </w:instrText>
+              <w:instrText xml:space="preserve"> PAGEREF _Toc234788079 \h </w:instrText>
             </w:r>
             <w:r>
               <w:rPr>
@@ -11118,7 +11118,7 @@
                 <w:noProof/>
                 <w:webHidden/>
               </w:rPr>
-              <w:t>56</w:t>
+              <w:t>58</w:t>
             </w:r>
             <w:r>
               <w:rPr>
@@ -11144,7 +11144,7 @@
               <w14:ligatures w14:val="standardContextual"/>
             </w:rPr>
           </w:pPr>
-          <w:hyperlink w:anchor="_Toc234783114" w:history="1">
+          <w:hyperlink w:anchor="_Toc234788080" w:history="1">
             <w:r>
               <w:rPr>
                 <w:rStyle w:val="Hyperlink"/>
@@ -11188,7 +11188,7 @@
                 <w:noProof/>
                 <w:webHidden/>
               </w:rPr>
-              <w:instrText xml:space="preserve"> PAGEREF _Toc234783114 \h </w:instrText>
+              <w:instrText xml:space="preserve"> PAGEREF _Toc234788080 \h </w:instrText>
             </w:r>
             <w:r>
               <w:rPr>
@@ -11208,7 +11208,7 @@
                 <w:noProof/>
                 <w:webHidden/>
               </w:rPr>
-              <w:t>56</w:t>
+              <w:t>58</w:t>
             </w:r>
             <w:r>
               <w:rPr>
@@ -11234,7 +11234,7 @@
               <w14:ligatures w14:val="standardContextual"/>
             </w:rPr>
           </w:pPr>
-          <w:hyperlink w:anchor="_Toc234783115" w:history="1">
+          <w:hyperlink w:anchor="_Toc234788081" w:history="1">
             <w:r>
               <w:rPr>
                 <w:rStyle w:val="Hyperlink"/>
@@ -11278,7 +11278,7 @@
                 <w:noProof/>
                 <w:webHidden/>
               </w:rPr>
-              <w:instrText xml:space="preserve"> PAGEREF _Toc234783115 \h </w:instrText>
+              <w:instrText xml:space="preserve"> PAGEREF _Toc234788081 \h </w:instrText>
             </w:r>
             <w:r>
               <w:rPr>
@@ -11298,7 +11298,7 @@
                 <w:noProof/>
                 <w:webHidden/>
               </w:rPr>
-              <w:t>56</w:t>
+              <w:t>58</w:t>
             </w:r>
             <w:r>
               <w:rPr>
@@ -11324,7 +11324,7 @@
               <w14:ligatures w14:val="standardContextual"/>
             </w:rPr>
           </w:pPr>
-          <w:hyperlink w:anchor="_Toc234783116" w:history="1">
+          <w:hyperlink w:anchor="_Toc234788082" w:history="1">
             <w:r>
               <w:rPr>
                 <w:rStyle w:val="Hyperlink"/>
@@ -11368,7 +11368,7 @@
                 <w:noProof/>
                 <w:webHidden/>
               </w:rPr>
-              <w:instrText xml:space="preserve"> PAGEREF _Toc234783116 \h </w:instrText>
+              <w:instrText xml:space="preserve"> PAGEREF _Toc234788082 \h </w:instrText>
             </w:r>
             <w:r>
               <w:rPr>
@@ -11388,7 +11388,7 @@
                 <w:noProof/>
                 <w:webHidden/>
               </w:rPr>
-              <w:t>57</w:t>
+              <w:t>59</w:t>
             </w:r>
             <w:r>
               <w:rPr>
@@ -11414,7 +11414,7 @@
               <w14:ligatures w14:val="standardContextual"/>
             </w:rPr>
           </w:pPr>
-          <w:hyperlink w:anchor="_Toc234783117" w:history="1">
+          <w:hyperlink w:anchor="_Toc234788083" w:history="1">
             <w:r>
               <w:rPr>
                 <w:rStyle w:val="Hyperlink"/>
@@ -11458,7 +11458,7 @@
                 <w:noProof/>
                 <w:webHidden/>
               </w:rPr>
-              <w:instrText xml:space="preserve"> PAGEREF _Toc234783117 \h </w:instrText>
+              <w:instrText xml:space="preserve"> PAGEREF _Toc234788083 \h </w:instrText>
             </w:r>
             <w:r>
               <w:rPr>
@@ -11478,7 +11478,7 @@
                 <w:noProof/>
                 <w:webHidden/>
               </w:rPr>
-              <w:t>58</w:t>
+              <w:t>60</w:t>
             </w:r>
             <w:r>
               <w:rPr>
@@ -11504,7 +11504,7 @@
               <w14:ligatures w14:val="standardContextual"/>
             </w:rPr>
           </w:pPr>
-          <w:hyperlink w:anchor="_Toc234783118" w:history="1">
+          <w:hyperlink w:anchor="_Toc234788084" w:history="1">
             <w:r>
               <w:rPr>
                 <w:rStyle w:val="Hyperlink"/>
@@ -11548,7 +11548,7 @@
                 <w:noProof/>
                 <w:webHidden/>
               </w:rPr>
-              <w:instrText xml:space="preserve"> PAGEREF _Toc234783118 \h </w:instrText>
+              <w:instrText xml:space="preserve"> PAGEREF _Toc234788084 \h </w:instrText>
             </w:r>
             <w:r>
               <w:rPr>
@@ -11568,7 +11568,7 @@
                 <w:noProof/>
                 <w:webHidden/>
               </w:rPr>
-              <w:t>58</w:t>
+              <w:t>60</w:t>
             </w:r>
             <w:r>
               <w:rPr>
@@ -11594,7 +11594,7 @@
               <w14:ligatures w14:val="standardContextual"/>
             </w:rPr>
           </w:pPr>
-          <w:hyperlink w:anchor="_Toc234783119" w:history="1">
+          <w:hyperlink w:anchor="_Toc234788085" w:history="1">
             <w:r>
               <w:rPr>
                 <w:rStyle w:val="Hyperlink"/>
@@ -11638,7 +11638,7 @@
                 <w:noProof/>
                 <w:webHidden/>
               </w:rPr>
-              <w:instrText xml:space="preserve"> PAGEREF _Toc234783119 \h </w:instrText>
+              <w:instrText xml:space="preserve"> PAGEREF _Toc234788085 \h </w:instrText>
             </w:r>
             <w:r>
               <w:rPr>
@@ -11658,7 +11658,7 @@
                 <w:noProof/>
                 <w:webHidden/>
               </w:rPr>
-              <w:t>58</w:t>
+              <w:t>60</w:t>
             </w:r>
             <w:r>
               <w:rPr>
@@ -11684,7 +11684,7 @@
               <w14:ligatures w14:val="standardContextual"/>
             </w:rPr>
           </w:pPr>
-          <w:hyperlink w:anchor="_Toc234783120" w:history="1">
+          <w:hyperlink w:anchor="_Toc234788086" w:history="1">
             <w:r>
               <w:rPr>
                 <w:rStyle w:val="Hyperlink"/>
@@ -11728,7 +11728,7 @@
                 <w:noProof/>
                 <w:webHidden/>
               </w:rPr>
-              <w:instrText xml:space="preserve"> PAGEREF _Toc234783120 \h </w:instrText>
+              <w:instrText xml:space="preserve"> PAGEREF _Toc234788086 \h </w:instrText>
             </w:r>
             <w:r>
               <w:rPr>
@@ -11748,7 +11748,7 @@
                 <w:noProof/>
                 <w:webHidden/>
               </w:rPr>
-              <w:t>58</w:t>
+              <w:t>60</w:t>
             </w:r>
             <w:r>
               <w:rPr>
@@ -11774,7 +11774,7 @@
               <w14:ligatures w14:val="standardContextual"/>
             </w:rPr>
           </w:pPr>
-          <w:hyperlink w:anchor="_Toc234783121" w:history="1">
+          <w:hyperlink w:anchor="_Toc234788087" w:history="1">
             <w:r>
               <w:rPr>
                 <w:rStyle w:val="Hyperlink"/>
@@ -11818,7 +11818,7 @@
                 <w:noProof/>
                 <w:webHidden/>
               </w:rPr>
-              <w:instrText xml:space="preserve"> PAGEREF _Toc234783121 \h </w:instrText>
+              <w:instrText xml:space="preserve"> PAGEREF _Toc234788087 \h </w:instrText>
             </w:r>
             <w:r>
               <w:rPr>
@@ -11838,7 +11838,7 @@
                 <w:noProof/>
                 <w:webHidden/>
               </w:rPr>
-              <w:t>59</w:t>
+              <w:t>61</w:t>
             </w:r>
             <w:r>
               <w:rPr>
@@ -11864,7 +11864,7 @@
               <w14:ligatures w14:val="standardContextual"/>
             </w:rPr>
           </w:pPr>
-          <w:hyperlink w:anchor="_Toc234783122" w:history="1">
+          <w:hyperlink w:anchor="_Toc234788088" w:history="1">
             <w:r>
               <w:rPr>
                 <w:rStyle w:val="Hyperlink"/>
@@ -11908,7 +11908,7 @@
                 <w:noProof/>
                 <w:webHidden/>
               </w:rPr>
-              <w:instrText xml:space="preserve"> PAGEREF _Toc234783122 \h </w:instrText>
+              <w:instrText xml:space="preserve"> PAGEREF _Toc234788088 \h </w:instrText>
             </w:r>
             <w:r>
               <w:rPr>
@@ -11928,7 +11928,7 @@
                 <w:noProof/>
                 <w:webHidden/>
               </w:rPr>
-              <w:t>60</w:t>
+              <w:t>62</w:t>
             </w:r>
             <w:r>
               <w:rPr>
@@ -11954,7 +11954,7 @@
               <w14:ligatures w14:val="standardContextual"/>
             </w:rPr>
           </w:pPr>
-          <w:hyperlink w:anchor="_Toc234783123" w:history="1">
+          <w:hyperlink w:anchor="_Toc234788089" w:history="1">
             <w:r>
               <w:rPr>
                 <w:rStyle w:val="Hyperlink"/>
@@ -11998,7 +11998,7 @@
                 <w:noProof/>
                 <w:webHidden/>
               </w:rPr>
-              <w:instrText xml:space="preserve"> PAGEREF _Toc234783123 \h </w:instrText>
+              <w:instrText xml:space="preserve"> PAGEREF _Toc234788089 \h </w:instrText>
             </w:r>
             <w:r>
               <w:rPr>
@@ -12018,7 +12018,7 @@
                 <w:noProof/>
                 <w:webHidden/>
               </w:rPr>
-              <w:t>60</w:t>
+              <w:t>62</w:t>
             </w:r>
             <w:r>
               <w:rPr>
@@ -12044,7 +12044,7 @@
               <w14:ligatures w14:val="standardContextual"/>
             </w:rPr>
           </w:pPr>
-          <w:hyperlink w:anchor="_Toc234783124" w:history="1">
+          <w:hyperlink w:anchor="_Toc234788090" w:history="1">
             <w:r>
               <w:rPr>
                 <w:rStyle w:val="Hyperlink"/>
@@ -12088,7 +12088,7 @@
                 <w:noProof/>
                 <w:webHidden/>
               </w:rPr>
-              <w:instrText xml:space="preserve"> PAGEREF _Toc234783124 \h </w:instrText>
+              <w:instrText xml:space="preserve"> PAGEREF _Toc234788090 \h </w:instrText>
             </w:r>
             <w:r>
               <w:rPr>
@@ -12108,7 +12108,7 @@
                 <w:noProof/>
                 <w:webHidden/>
               </w:rPr>
-              <w:t>61</w:t>
+              <w:t>63</w:t>
             </w:r>
             <w:r>
               <w:rPr>
@@ -12134,7 +12134,7 @@
               <w14:ligatures w14:val="standardContextual"/>
             </w:rPr>
           </w:pPr>
-          <w:hyperlink w:anchor="_Toc234783125" w:history="1">
+          <w:hyperlink w:anchor="_Toc234788091" w:history="1">
             <w:r>
               <w:rPr>
                 <w:rStyle w:val="Hyperlink"/>
@@ -12178,7 +12178,7 @@
                 <w:noProof/>
                 <w:webHidden/>
               </w:rPr>
-              <w:instrText xml:space="preserve"> PAGEREF _Toc234783125 \h </w:instrText>
+              <w:instrText xml:space="preserve"> PAGEREF _Toc234788091 \h </w:instrText>
             </w:r>
             <w:r>
               <w:rPr>
@@ -12198,7 +12198,7 @@
                 <w:noProof/>
                 <w:webHidden/>
               </w:rPr>
-              <w:t>62</w:t>
+              <w:t>64</w:t>
             </w:r>
             <w:r>
               <w:rPr>
@@ -12224,7 +12224,7 @@
               <w14:ligatures w14:val="standardContextual"/>
             </w:rPr>
           </w:pPr>
-          <w:hyperlink w:anchor="_Toc234783126" w:history="1">
+          <w:hyperlink w:anchor="_Toc234788092" w:history="1">
             <w:r>
               <w:rPr>
                 <w:rStyle w:val="Hyperlink"/>
@@ -12268,7 +12268,7 @@
                 <w:noProof/>
                 <w:webHidden/>
               </w:rPr>
-              <w:instrText xml:space="preserve"> PAGEREF _Toc234783126 \h </w:instrText>
+              <w:instrText xml:space="preserve"> PAGEREF _Toc234788092 \h </w:instrText>
             </w:r>
             <w:r>
               <w:rPr>
@@ -12288,7 +12288,7 @@
                 <w:noProof/>
                 <w:webHidden/>
               </w:rPr>
-              <w:t>62</w:t>
+              <w:t>64</w:t>
             </w:r>
             <w:r>
               <w:rPr>
@@ -12314,7 +12314,7 @@
               <w14:ligatures w14:val="standardContextual"/>
             </w:rPr>
           </w:pPr>
-          <w:hyperlink w:anchor="_Toc234783127" w:history="1">
+          <w:hyperlink w:anchor="_Toc234788093" w:history="1">
             <w:r>
               <w:rPr>
                 <w:rStyle w:val="Hyperlink"/>
@@ -12358,7 +12358,7 @@
                 <w:noProof/>
                 <w:webHidden/>
               </w:rPr>
-              <w:instrText xml:space="preserve"> PAGEREF _Toc234783127 \h </w:instrText>
+              <w:instrText xml:space="preserve"> PAGEREF _Toc234788093 \h </w:instrText>
             </w:r>
             <w:r>
               <w:rPr>
@@ -12378,7 +12378,7 @@
                 <w:noProof/>
                 <w:webHidden/>
               </w:rPr>
-              <w:t>62</w:t>
+              <w:t>64</w:t>
             </w:r>
             <w:r>
               <w:rPr>
@@ -12404,7 +12404,7 @@
               <w14:ligatures w14:val="standardContextual"/>
             </w:rPr>
           </w:pPr>
-          <w:hyperlink w:anchor="_Toc234783128" w:history="1">
+          <w:hyperlink w:anchor="_Toc234788094" w:history="1">
             <w:r>
               <w:rPr>
                 <w:rStyle w:val="Hyperlink"/>
@@ -12448,7 +12448,7 @@
                 <w:noProof/>
                 <w:webHidden/>
               </w:rPr>
-              <w:instrText xml:space="preserve"> PAGEREF _Toc234783128 \h </w:instrText>
+              <w:instrText xml:space="preserve"> PAGEREF _Toc234788094 \h </w:instrText>
             </w:r>
             <w:r>
               <w:rPr>
@@ -12468,7 +12468,7 @@
                 <w:noProof/>
                 <w:webHidden/>
               </w:rPr>
-              <w:t>63</w:t>
+              <w:t>65</w:t>
             </w:r>
             <w:r>
               <w:rPr>
@@ -12491,7 +12491,7 @@
         <w:pStyle w:val="Heading1"/>
       </w:pPr>
       <w:bookmarkStart w:id="0" w:name="introduction"/>
-      <w:bookmarkStart w:id="1" w:name="_Toc234782991"/>
+      <w:bookmarkStart w:id="1" w:name="_Toc234787957"/>
       <w:r>
         <w:rPr>
           <w:rStyle w:val="SectionNumber"/>
@@ -12509,7 +12509,7 @@
         <w:pStyle w:val="Heading2"/>
       </w:pPr>
       <w:bookmarkStart w:id="2" w:name="what-classbuilder-is"/>
-      <w:bookmarkStart w:id="3" w:name="_Toc234782992"/>
+      <w:bookmarkStart w:id="3" w:name="_Toc234787958"/>
       <w:r>
         <w:rPr>
           <w:rStyle w:val="SectionNumber"/>
@@ -12844,7 +12844,7 @@
         <w:pStyle w:val="Heading2"/>
       </w:pPr>
       <w:bookmarkStart w:id="4" w:name="the-pieces"/>
-      <w:bookmarkStart w:id="5" w:name="_Toc234782993"/>
+      <w:bookmarkStart w:id="5" w:name="_Toc234787959"/>
       <w:bookmarkEnd w:id="2"/>
       <w:r>
         <w:rPr>
@@ -13085,7 +13085,7 @@
         <w:pStyle w:val="Heading2"/>
       </w:pPr>
       <w:bookmarkStart w:id="6" w:name="about-this-manual"/>
-      <w:bookmarkStart w:id="7" w:name="_Toc234782994"/>
+      <w:bookmarkStart w:id="7" w:name="_Toc234787960"/>
       <w:bookmarkEnd w:id="4"/>
       <w:r>
         <w:rPr>
@@ -13176,7 +13176,7 @@
         <w:pStyle w:val="Heading2"/>
       </w:pPr>
       <w:bookmarkStart w:id="8" w:name="notation-keyboard-shortcuts-per-platform"/>
-      <w:bookmarkStart w:id="9" w:name="_Toc234782995"/>
+      <w:bookmarkStart w:id="9" w:name="_Toc234787961"/>
       <w:bookmarkEnd w:id="6"/>
       <w:r>
         <w:rPr>
@@ -13656,7 +13656,7 @@
         <w:pStyle w:val="Heading1"/>
       </w:pPr>
       <w:bookmarkStart w:id="10" w:name="concepts-and-terminology"/>
-      <w:bookmarkStart w:id="11" w:name="_Toc234782996"/>
+      <w:bookmarkStart w:id="11" w:name="_Toc234787962"/>
       <w:bookmarkEnd w:id="0"/>
       <w:bookmarkEnd w:id="8"/>
       <w:r>
@@ -13676,7 +13676,7 @@
         <w:pStyle w:val="Heading2"/>
       </w:pPr>
       <w:bookmarkStart w:id="12" w:name="the-model"/>
-      <w:bookmarkStart w:id="13" w:name="_Toc234782997"/>
+      <w:bookmarkStart w:id="13" w:name="_Toc234787963"/>
       <w:r>
         <w:rPr>
           <w:rStyle w:val="SectionNumber"/>
@@ -14007,7 +14007,7 @@
         <w:pStyle w:val="Heading2"/>
       </w:pPr>
       <w:bookmarkStart w:id="14" w:name="class-features"/>
-      <w:bookmarkStart w:id="15" w:name="_Toc234782998"/>
+      <w:bookmarkStart w:id="15" w:name="_Toc234787964"/>
       <w:bookmarkEnd w:id="12"/>
       <w:r>
         <w:rPr>
@@ -14233,7 +14233,7 @@
         <w:pStyle w:val="Heading2"/>
       </w:pPr>
       <w:bookmarkStart w:id="16" w:name="phases"/>
-      <w:bookmarkStart w:id="17" w:name="_Toc234782999"/>
+      <w:bookmarkStart w:id="17" w:name="_Toc234787965"/>
       <w:bookmarkEnd w:id="14"/>
       <w:r>
         <w:rPr>
@@ -14280,7 +14280,7 @@
         <w:pStyle w:val="Heading2"/>
       </w:pPr>
       <w:bookmarkStart w:id="18" w:name="generated-vs.-user-code"/>
-      <w:bookmarkStart w:id="19" w:name="_Toc234783000"/>
+      <w:bookmarkStart w:id="19" w:name="_Toc234787966"/>
       <w:bookmarkEnd w:id="16"/>
       <w:r>
         <w:rPr>
@@ -14404,7 +14404,7 @@
         <w:pStyle w:val="Heading1"/>
       </w:pPr>
       <w:bookmarkStart w:id="20" w:name="installation-and-project-files"/>
-      <w:bookmarkStart w:id="21" w:name="_Toc234783001"/>
+      <w:bookmarkStart w:id="21" w:name="_Toc234787967"/>
       <w:bookmarkEnd w:id="10"/>
       <w:bookmarkEnd w:id="18"/>
       <w:r>
@@ -14424,7 +14424,7 @@
         <w:pStyle w:val="Heading2"/>
       </w:pPr>
       <w:bookmarkStart w:id="22" w:name="the-application"/>
-      <w:bookmarkStart w:id="23" w:name="_Toc234783002"/>
+      <w:bookmarkStart w:id="23" w:name="_Toc234787968"/>
       <w:r>
         <w:rPr>
           <w:rStyle w:val="SectionNumber"/>
@@ -14465,7 +14465,7 @@
         <w:pStyle w:val="Heading2"/>
       </w:pPr>
       <w:bookmarkStart w:id="24" w:name="X3666ad84e793a543abb57792ece33f71c988788"/>
-      <w:bookmarkStart w:id="25" w:name="_Toc234783003"/>
+      <w:bookmarkStart w:id="25" w:name="_Toc234787969"/>
       <w:bookmarkEnd w:id="22"/>
       <w:r>
         <w:rPr>
@@ -14837,7 +14837,7 @@
         <w:pStyle w:val="Heading2"/>
       </w:pPr>
       <w:bookmarkStart w:id="26" w:name="stdafx.h-the-one-file-you-write"/>
-      <w:bookmarkStart w:id="27" w:name="_Toc234783004"/>
+      <w:bookmarkStart w:id="27" w:name="_Toc234787970"/>
       <w:bookmarkEnd w:id="24"/>
       <w:r>
         <w:rPr>
@@ -15111,7 +15111,7 @@
         <w:pStyle w:val="Heading2"/>
       </w:pPr>
       <w:bookmarkStart w:id="28" w:name="output-locations"/>
-      <w:bookmarkStart w:id="29" w:name="_Toc234783005"/>
+      <w:bookmarkStart w:id="29" w:name="_Toc234787971"/>
       <w:bookmarkEnd w:id="26"/>
       <w:r>
         <w:rPr>
@@ -15184,7 +15184,7 @@
         <w:pStyle w:val="Heading1"/>
       </w:pPr>
       <w:bookmarkStart w:id="30" w:name="quick-start-the-matrix-model"/>
-      <w:bookmarkStart w:id="31" w:name="_Toc234783006"/>
+      <w:bookmarkStart w:id="31" w:name="_Toc234787972"/>
       <w:bookmarkEnd w:id="20"/>
       <w:bookmarkEnd w:id="28"/>
       <w:r>
@@ -15299,7 +15299,7 @@
           <w:noProof/>
         </w:rPr>
         <w:drawing>
-          <wp:inline distT="0" distB="0" distL="0" distR="0" wp14:anchorId="39657631" wp14:editId="0473F977">
+          <wp:inline distT="0" distB="0" distL="0" distR="0" wp14:anchorId="402066CE" wp14:editId="3614C879">
             <wp:extent cx="5334000" cy="4712710"/>
             <wp:effectExtent l="0" t="0" r="0" b="0"/>
             <wp:docPr id="36" name="Picture" descr="The ClassBuilder shell with the Matrix model open: menu bar, toolbar, and the model tree (diagrams, classes, members, methods, relation methods)."/>
@@ -15354,7 +15354,7 @@
         <w:pStyle w:val="Heading2"/>
       </w:pPr>
       <w:bookmarkStart w:id="32" w:name="step-1-create-the-model"/>
-      <w:bookmarkStart w:id="33" w:name="_Toc234783007"/>
+      <w:bookmarkStart w:id="33" w:name="_Toc234787973"/>
       <w:r>
         <w:rPr>
           <w:rStyle w:val="SectionNumber"/>
@@ -15390,7 +15390,7 @@
           <w:noProof/>
         </w:rPr>
         <w:drawing>
-          <wp:inline distT="0" distB="0" distL="0" distR="0" wp14:anchorId="7035FE87" wp14:editId="62727900">
+          <wp:inline distT="0" distB="0" distL="0" distR="0" wp14:anchorId="565BA96A" wp14:editId="157F3116">
             <wp:extent cx="5334000" cy="4578112"/>
             <wp:effectExtent l="0" t="0" r="0" b="0"/>
             <wp:docPr id="39" name="Picture" descr="Creating a serialize-enabled model: DataModel name “Matrix”, master include file “MatrixInclude.h”, document class “Matrix”. The master include cannot be named Matrix.h — the Matrix class itself generates that file. Tick Serialize here: it is a one-off choice, made at creation — in the Project ▸ Settings dialog of an existing model the checkbox shows locked."/>
@@ -15549,7 +15549,7 @@
         <w:pStyle w:val="Heading2"/>
       </w:pPr>
       <w:bookmarkStart w:id="34" w:name="step-2-add-the-classes"/>
-      <w:bookmarkStart w:id="35" w:name="_Toc234783008"/>
+      <w:bookmarkStart w:id="35" w:name="_Toc234787974"/>
       <w:bookmarkEnd w:id="32"/>
       <w:r>
         <w:rPr>
@@ -15634,7 +15634,7 @@
           <w:noProof/>
         </w:rPr>
         <w:drawing>
-          <wp:inline distT="0" distB="0" distL="0" distR="0" wp14:anchorId="5C98EDDC" wp14:editId="71E9EA3C">
+          <wp:inline distT="0" distB="0" distL="0" distR="0" wp14:anchorId="4B8AC9D8" wp14:editId="266E4DCB">
             <wp:extent cx="4993049" cy="4495445"/>
             <wp:effectExtent l="0" t="0" r="0" b="0"/>
             <wp:docPr id="43" name="Picture" descr="The Class dialog. With Serialize ticked, the class inherits the model’s document-object root automatically."/>
@@ -15689,7 +15689,7 @@
         <w:pStyle w:val="Heading2"/>
       </w:pPr>
       <w:bookmarkStart w:id="36" w:name="step-3-add-members"/>
-      <w:bookmarkStart w:id="37" w:name="_Toc234783009"/>
+      <w:bookmarkStart w:id="37" w:name="_Toc234787975"/>
       <w:bookmarkEnd w:id="34"/>
       <w:r>
         <w:rPr>
@@ -15907,7 +15907,7 @@
           <w:noProof/>
         </w:rPr>
         <w:drawing>
-          <wp:inline distT="0" distB="0" distL="0" distR="0" wp14:anchorId="35CBED6B" wp14:editId="6B5FF1D1">
+          <wp:inline distT="0" distB="0" distL="0" distR="0" wp14:anchorId="70AB34EB" wp14:editId="731A02D8">
             <wp:extent cx="5334000" cy="6093588"/>
             <wp:effectExtent l="0" t="0" r="0" b="0"/>
             <wp:docPr id="47" name="Picture" descr="The Member dialog. Getter/setter generation and the serialize flag are per-member choices."/>
@@ -15962,7 +15962,7 @@
         <w:pStyle w:val="Heading2"/>
       </w:pPr>
       <w:bookmarkStart w:id="38" w:name="step-4-add-the-relations"/>
-      <w:bookmarkStart w:id="39" w:name="_Toc234783010"/>
+      <w:bookmarkStart w:id="39" w:name="_Toc234787976"/>
       <w:bookmarkEnd w:id="36"/>
       <w:r>
         <w:rPr>
@@ -16312,7 +16312,7 @@
           <w:noProof/>
         </w:rPr>
         <w:drawing>
-          <wp:inline distT="0" distB="0" distL="0" distR="0" wp14:anchorId="5ACCD7DC" wp14:editId="7F81F35A">
+          <wp:inline distT="0" distB="0" distL="0" distR="0" wp14:anchorId="47EC12D4" wp14:editId="469B1A52">
             <wp:extent cx="5184435" cy="5069603"/>
             <wp:effectExtent l="0" t="0" r="0" b="0"/>
             <wp:docPr id="51" name="Picture" descr="A relation: kind, ownership, thread-safety, and container implementation are all declared here — the code is generated."/>
@@ -16367,7 +16367,7 @@
         <w:pStyle w:val="Heading2"/>
       </w:pPr>
       <w:bookmarkStart w:id="40" w:name="X267736c760e32dc6d865ac46fc2c6b29b8f25a5"/>
-      <w:bookmarkStart w:id="41" w:name="_Toc234783011"/>
+      <w:bookmarkStart w:id="41" w:name="_Toc234787977"/>
       <w:bookmarkEnd w:id="38"/>
       <w:r>
         <w:rPr>
@@ -17120,7 +17120,7 @@
         <w:pStyle w:val="Heading2"/>
       </w:pPr>
       <w:bookmarkStart w:id="42" w:name="step-6-a-find-method"/>
-      <w:bookmarkStart w:id="43" w:name="_Toc234783012"/>
+      <w:bookmarkStart w:id="43" w:name="_Toc234787978"/>
       <w:bookmarkEnd w:id="40"/>
       <w:r>
         <w:rPr>
@@ -17188,7 +17188,7 @@
           <w:noProof/>
         </w:rPr>
         <w:drawing>
-          <wp:inline distT="0" distB="0" distL="0" distR="0" wp14:anchorId="3761BB22" wp14:editId="3B54CF82">
+          <wp:inline distT="0" distB="0" distL="0" distR="0" wp14:anchorId="474D8452" wp14:editId="03DA110A">
             <wp:extent cx="5334000" cy="3242844"/>
             <wp:effectExtent l="0" t="0" r="0" b="0"/>
             <wp:docPr id="56" name="Picture" descr="The Find Method dialog on the Matrix→Row relation: the argument map pairs the method’s arguments with the members to compare — here -&gt;GetId(). In the tree behind it, the generated method appears as a child of the Row relation item, as a sibling above its Relation methods folder."/>
@@ -17611,7 +17611,7 @@
         <w:pStyle w:val="Heading2"/>
       </w:pPr>
       <w:bookmarkStart w:id="44" w:name="step-7-a-class-diagram"/>
-      <w:bookmarkStart w:id="45" w:name="_Toc234783013"/>
+      <w:bookmarkStart w:id="45" w:name="_Toc234787979"/>
       <w:bookmarkEnd w:id="42"/>
       <w:r>
         <w:rPr>
@@ -17681,7 +17681,7 @@
           <w:noProof/>
         </w:rPr>
         <w:drawing>
-          <wp:inline distT="0" distB="0" distL="0" distR="0" wp14:anchorId="3FA984FE" wp14:editId="655FEB26">
+          <wp:inline distT="0" distB="0" distL="0" distR="0" wp14:anchorId="5FCC588A" wp14:editId="3D6D90E8">
             <wp:extent cx="5334000" cy="3170559"/>
             <wp:effectExtent l="0" t="0" r="0" b="0"/>
             <wp:docPr id="60" name="Picture" descr="The Matrix Overview class diagram as exported by ClassBuilder (Export SVG). Diamonds mark owned (aggregation) relations; 1/* are the multiplicities."/>
@@ -17749,7 +17749,7 @@
           <w:noProof/>
         </w:rPr>
         <w:drawing>
-          <wp:inline distT="0" distB="0" distL="0" distR="0" wp14:anchorId="2BCCF9B5" wp14:editId="7194539E">
+          <wp:inline distT="0" distB="0" distL="0" distR="0" wp14:anchorId="2F5CE7E7" wp14:editId="1A3957AC">
             <wp:extent cx="5334000" cy="3757996"/>
             <wp:effectExtent l="0" t="0" r="0" b="0"/>
             <wp:docPr id="64" name="Picture" descr="A diagram view opens floating over the shell — this is the initial state of every diagram view."/>
@@ -17818,7 +17818,7 @@
           <w:noProof/>
         </w:rPr>
         <w:drawing>
-          <wp:inline distT="0" distB="0" distL="0" distR="0" wp14:anchorId="6258BD72" wp14:editId="0168B1BC">
+          <wp:inline distT="0" distB="0" distL="0" distR="0" wp14:anchorId="24E5114A" wp14:editId="02D51961">
             <wp:extent cx="5334000" cy="4302439"/>
             <wp:effectExtent l="0" t="0" r="0" b="0"/>
             <wp:docPr id="67" name="Picture" descr="The same view docked: drag it onto an edge of the main window — here the right edge, giving the usual tree-beside-diagram split; the top and bottom edges split horizontally the same way."/>
@@ -17887,7 +17887,7 @@
           <w:noProof/>
         </w:rPr>
         <w:drawing>
-          <wp:inline distT="0" distB="0" distL="0" distR="0" wp14:anchorId="28771B51" wp14:editId="7C5FB7BB">
+          <wp:inline distT="0" distB="0" distL="0" distR="0" wp14:anchorId="443B5B61" wp14:editId="342D7A79">
             <wp:extent cx="5334000" cy="4302439"/>
             <wp:effectExtent l="0" t="0" r="0" b="0"/>
             <wp:docPr id="70" name="Picture" descr="Or tabbed: drop it onto the tree’s tab bar and the views share the full window, one tab each."/>
@@ -17952,7 +17952,7 @@
         <w:pStyle w:val="Heading2"/>
       </w:pPr>
       <w:bookmarkStart w:id="46" w:name="step-8-generate-the-source"/>
-      <w:bookmarkStart w:id="47" w:name="_Toc234783014"/>
+      <w:bookmarkStart w:id="47" w:name="_Toc234787980"/>
       <w:bookmarkEnd w:id="44"/>
       <w:r>
         <w:rPr>
@@ -19025,7 +19025,7 @@
         <w:pStyle w:val="Heading2"/>
       </w:pPr>
       <w:bookmarkStart w:id="48" w:name="step-9-compile-and-run"/>
-      <w:bookmarkStart w:id="49" w:name="_Toc234783015"/>
+      <w:bookmarkStart w:id="49" w:name="_Toc234787981"/>
       <w:bookmarkEnd w:id="46"/>
       <w:r>
         <w:rPr>
@@ -20544,7 +20544,7 @@
         <w:pStyle w:val="Heading2"/>
       </w:pPr>
       <w:bookmarkStart w:id="50" w:name="step-10-the-round-trip"/>
-      <w:bookmarkStart w:id="51" w:name="_Toc234783016"/>
+      <w:bookmarkStart w:id="51" w:name="_Toc234787982"/>
       <w:bookmarkEnd w:id="48"/>
       <w:r>
         <w:rPr>
@@ -20609,7 +20609,7 @@
         <w:pStyle w:val="Heading1"/>
       </w:pPr>
       <w:bookmarkStart w:id="52" w:name="reference-the-application-shell"/>
-      <w:bookmarkStart w:id="53" w:name="_Toc234783017"/>
+      <w:bookmarkStart w:id="53" w:name="_Toc234787983"/>
       <w:bookmarkEnd w:id="30"/>
       <w:bookmarkEnd w:id="50"/>
       <w:r>
@@ -20629,7 +20629,7 @@
         <w:pStyle w:val="Heading2"/>
       </w:pPr>
       <w:bookmarkStart w:id="54" w:name="menus"/>
-      <w:bookmarkStart w:id="55" w:name="_Toc234783018"/>
+      <w:bookmarkStart w:id="55" w:name="_Toc234787984"/>
       <w:r>
         <w:rPr>
           <w:rStyle w:val="SectionNumber"/>
@@ -20965,7 +20965,7 @@
         <w:pStyle w:val="Heading2"/>
       </w:pPr>
       <w:bookmarkStart w:id="56" w:name="the-main-toolbar"/>
-      <w:bookmarkStart w:id="57" w:name="_Toc234783019"/>
+      <w:bookmarkStart w:id="57" w:name="_Toc234787985"/>
       <w:bookmarkEnd w:id="54"/>
       <w:r>
         <w:rPr>
@@ -21288,7 +21288,7 @@
           <w:noProof/>
         </w:rPr>
         <w:drawing>
-          <wp:inline distT="0" distB="0" distL="0" distR="0" wp14:anchorId="7F188D4F" wp14:editId="6BF20868">
+          <wp:inline distT="0" distB="0" distL="0" distR="0" wp14:anchorId="4FC04375" wp14:editId="1DE8AEA1">
             <wp:extent cx="5307773" cy="497603"/>
             <wp:effectExtent l="0" t="0" r="0" b="0"/>
             <wp:docPr id="79" name="Picture" descr="The main toolbar: New, Open, Save, then Read Source and Write Source."/>
@@ -21343,7 +21343,7 @@
         <w:pStyle w:val="Heading2"/>
       </w:pPr>
       <w:bookmarkStart w:id="58" w:name="docking"/>
-      <w:bookmarkStart w:id="59" w:name="_Toc234783020"/>
+      <w:bookmarkStart w:id="59" w:name="_Toc234787986"/>
       <w:bookmarkEnd w:id="56"/>
       <w:r>
         <w:rPr>
@@ -21491,7 +21491,7 @@
         <w:pStyle w:val="Heading2"/>
       </w:pPr>
       <w:bookmarkStart w:id="60" w:name="platforms-and-keys"/>
-      <w:bookmarkStart w:id="61" w:name="_Toc234783021"/>
+      <w:bookmarkStart w:id="61" w:name="_Toc234787987"/>
       <w:bookmarkEnd w:id="58"/>
       <w:r>
         <w:rPr>
@@ -21625,7 +21625,7 @@
         <w:pStyle w:val="Heading1"/>
       </w:pPr>
       <w:bookmarkStart w:id="62" w:name="reference-the-main-tree-view"/>
-      <w:bookmarkStart w:id="63" w:name="_Toc234783022"/>
+      <w:bookmarkStart w:id="63" w:name="_Toc234787988"/>
       <w:bookmarkEnd w:id="52"/>
       <w:bookmarkEnd w:id="60"/>
       <w:r>
@@ -21653,7 +21653,7 @@
         <w:pStyle w:val="Heading2"/>
       </w:pPr>
       <w:bookmarkStart w:id="64" w:name="what-the-tree-shows"/>
-      <w:bookmarkStart w:id="65" w:name="_Toc234783023"/>
+      <w:bookmarkStart w:id="65" w:name="_Toc234787989"/>
       <w:r>
         <w:rPr>
           <w:rStyle w:val="SectionNumber"/>
@@ -21719,7 +21719,7 @@
         <w:pStyle w:val="Heading2"/>
       </w:pPr>
       <w:bookmarkStart w:id="66" w:name="the-tree-toolbar"/>
-      <w:bookmarkStart w:id="67" w:name="_Toc234783024"/>
+      <w:bookmarkStart w:id="67" w:name="_Toc234787990"/>
       <w:bookmarkEnd w:id="64"/>
       <w:r>
         <w:rPr>
@@ -22650,7 +22650,7 @@
           <w:noProof/>
         </w:rPr>
         <w:drawing>
-          <wp:inline distT="0" distB="0" distL="0" distR="0" wp14:anchorId="3F396F99" wp14:editId="197B1720">
+          <wp:inline distT="0" distB="0" distL="0" distR="0" wp14:anchorId="02802923" wp14:editId="09B6E49B">
             <wp:extent cx="5334000" cy="307193"/>
             <wp:effectExtent l="0" t="0" r="0" b="0"/>
             <wp:docPr id="87" name="Picture" descr="The tree toolbar, in the order of the table above: the Add buttons, then Delete, Filters, Find/Next, and the per-view Undo/Redo."/>
@@ -22762,7 +22762,7 @@
         <w:pStyle w:val="Heading2"/>
       </w:pPr>
       <w:bookmarkStart w:id="68" w:name="the-context-menu"/>
-      <w:bookmarkStart w:id="69" w:name="_Toc234783025"/>
+      <w:bookmarkStart w:id="69" w:name="_Toc234787991"/>
       <w:bookmarkEnd w:id="66"/>
       <w:r>
         <w:rPr>
@@ -23161,7 +23161,7 @@
         <w:pStyle w:val="Heading2"/>
       </w:pPr>
       <w:bookmarkStart w:id="70" w:name="filters"/>
-      <w:bookmarkStart w:id="71" w:name="_Toc234783026"/>
+      <w:bookmarkStart w:id="71" w:name="_Toc234787992"/>
       <w:bookmarkEnd w:id="68"/>
       <w:r>
         <w:rPr>
@@ -23187,7 +23187,7 @@
         <w:t>Filters…</w:t>
       </w:r>
       <w:r>
-        <w:t xml:space="preserve"> opens the access/phase filter panel: check which access levels (public/protected/private, per element kind) and which phases are visible. The filter is </w:t>
+        <w:t xml:space="preserve"> opens the filter panel: per element kind, choose what stays visible — access levels and static/non-static for members and methods, relation kinds (inheritance, multi/single, aggregation/association), classes with or without a constructor, and (with Phase Support on) the phases. The filter is </w:t>
       </w:r>
       <w:r>
         <w:rPr>
@@ -23202,24 +23202,61 @@
     </w:p>
     <w:p>
       <w:pPr>
-        <w:pStyle w:val="BlockText"/>
-      </w:pPr>
-      <w:r>
-        <w:rPr>
-          <w:b/>
-          <w:bCs/>
-        </w:rPr>
-        <w:t>[FIGURE]</w:t>
-      </w:r>
-      <w:r>
-        <w:t xml:space="preserve"> </w:t>
-      </w:r>
-      <w:r>
-        <w:rPr>
-          <w:i/>
-          <w:iCs/>
-        </w:rPr>
-        <w:t>The Filters dialog with the phase checkboxes (Analysis…Complete) and per-kind access checkboxes. Caption: “Tree filters: what you hide here is hidden in this tree view — diagrams keep their own selection.”</w:t>
+        <w:pStyle w:val="CaptionedFigure"/>
+      </w:pPr>
+      <w:r>
+        <w:rPr>
+          <w:noProof/>
+        </w:rPr>
+        <w:drawing>
+          <wp:inline distT="0" distB="0" distL="0" distR="0" wp14:anchorId="486CCD53" wp14:editId="110DD0C6">
+            <wp:extent cx="2611356" cy="6800584"/>
+            <wp:effectExtent l="0" t="0" r="0" b="0"/>
+            <wp:docPr id="92" name="Picture" descr="Tree filters: what you hide here is hidden in this tree view — diagrams keep their own selection. The Phases group greys out when the model has no Phase Support."/>
+            <wp:cNvGraphicFramePr/>
+            <a:graphic xmlns:a="http://schemas.openxmlformats.org/drawingml/2006/main">
+              <a:graphicData uri="http://schemas.openxmlformats.org/drawingml/2006/picture">
+                <pic:pic xmlns:pic="http://schemas.openxmlformats.org/drawingml/2006/picture">
+                  <pic:nvPicPr>
+                    <pic:cNvPr id="93" name="Picture" descr="images/Tree_filter.png"/>
+                    <pic:cNvPicPr>
+                      <a:picLocks noChangeAspect="1" noChangeArrowheads="1"/>
+                    </pic:cNvPicPr>
+                  </pic:nvPicPr>
+                  <pic:blipFill>
+                    <a:blip r:embed="rId20"/>
+                    <a:stretch>
+                      <a:fillRect/>
+                    </a:stretch>
+                  </pic:blipFill>
+                  <pic:spPr bwMode="auto">
+                    <a:xfrm>
+                      <a:off x="0" y="0"/>
+                      <a:ext cx="2611356" cy="6800584"/>
+                    </a:xfrm>
+                    <a:prstGeom prst="rect">
+                      <a:avLst/>
+                    </a:prstGeom>
+                    <a:noFill/>
+                    <a:ln w="9525">
+                      <a:noFill/>
+                      <a:headEnd/>
+                      <a:tailEnd/>
+                    </a:ln>
+                  </pic:spPr>
+                </pic:pic>
+              </a:graphicData>
+            </a:graphic>
+          </wp:inline>
+        </w:drawing>
+      </w:r>
+    </w:p>
+    <w:p>
+      <w:pPr>
+        <w:pStyle w:val="ImageCaption"/>
+      </w:pPr>
+      <w:r>
+        <w:t>Tree filters: what you hide here is hidden in this tree view — diagrams keep their own selection. The Phases group greys out when the model has no Phase Support.</w:t>
       </w:r>
     </w:p>
     <w:p>
@@ -23227,7 +23264,7 @@
         <w:pStyle w:val="Heading2"/>
       </w:pPr>
       <w:bookmarkStart w:id="72" w:name="delete-multiple"/>
-      <w:bookmarkStart w:id="73" w:name="_Toc234783027"/>
+      <w:bookmarkStart w:id="73" w:name="_Toc234787993"/>
       <w:bookmarkEnd w:id="70"/>
       <w:r>
         <w:rPr>
@@ -23270,24 +23307,61 @@
     </w:p>
     <w:p>
       <w:pPr>
-        <w:pStyle w:val="BlockText"/>
-      </w:pPr>
-      <w:r>
-        <w:rPr>
-          <w:b/>
-          <w:bCs/>
-        </w:rPr>
-        <w:t>[FIGURE]</w:t>
-      </w:r>
-      <w:r>
-        <w:t xml:space="preserve"> </w:t>
-      </w:r>
-      <w:r>
-        <w:rPr>
-          <w:i/>
-          <w:iCs/>
-        </w:rPr>
-        <w:t>The Delete Multiple dialog over a class subtree with several members and methods checked. Caption: “Bulk delete: one dialog, one undo step.”</w:t>
+        <w:pStyle w:val="CaptionedFigure"/>
+      </w:pPr>
+      <w:r>
+        <w:rPr>
+          <w:noProof/>
+        </w:rPr>
+        <w:drawing>
+          <wp:inline distT="0" distB="0" distL="0" distR="0" wp14:anchorId="5A0EE823" wp14:editId="08EC6700">
+            <wp:extent cx="5334000" cy="4034433"/>
+            <wp:effectExtent l="0" t="0" r="0" b="0"/>
+            <wp:docPr id="96" name="Picture" descr="Bulk delete: the Show checkboxes narrow the tree by kind, ticking a parent includes its contents, and the whole deletion is a single undo step."/>
+            <wp:cNvGraphicFramePr/>
+            <a:graphic xmlns:a="http://schemas.openxmlformats.org/drawingml/2006/main">
+              <a:graphicData uri="http://schemas.openxmlformats.org/drawingml/2006/picture">
+                <pic:pic xmlns:pic="http://schemas.openxmlformats.org/drawingml/2006/picture">
+                  <pic:nvPicPr>
+                    <pic:cNvPr id="97" name="Picture" descr="images/Delete_Multiple.png"/>
+                    <pic:cNvPicPr>
+                      <a:picLocks noChangeAspect="1" noChangeArrowheads="1"/>
+                    </pic:cNvPicPr>
+                  </pic:nvPicPr>
+                  <pic:blipFill>
+                    <a:blip r:embed="rId21"/>
+                    <a:stretch>
+                      <a:fillRect/>
+                    </a:stretch>
+                  </pic:blipFill>
+                  <pic:spPr bwMode="auto">
+                    <a:xfrm>
+                      <a:off x="0" y="0"/>
+                      <a:ext cx="5334000" cy="4034433"/>
+                    </a:xfrm>
+                    <a:prstGeom prst="rect">
+                      <a:avLst/>
+                    </a:prstGeom>
+                    <a:noFill/>
+                    <a:ln w="9525">
+                      <a:noFill/>
+                      <a:headEnd/>
+                      <a:tailEnd/>
+                    </a:ln>
+                  </pic:spPr>
+                </pic:pic>
+              </a:graphicData>
+            </a:graphic>
+          </wp:inline>
+        </w:drawing>
+      </w:r>
+    </w:p>
+    <w:p>
+      <w:pPr>
+        <w:pStyle w:val="ImageCaption"/>
+      </w:pPr>
+      <w:r>
+        <w:t>Bulk delete: the Show checkboxes narrow the tree by kind, ticking a parent includes its contents, and the whole deletion is a single undo step.</w:t>
       </w:r>
     </w:p>
     <w:p>
@@ -23295,7 +23369,7 @@
         <w:pStyle w:val="Heading2"/>
       </w:pPr>
       <w:bookmarkStart w:id="74" w:name="drag-and-copy-drag"/>
-      <w:bookmarkStart w:id="75" w:name="_Toc234783028"/>
+      <w:bookmarkStart w:id="75" w:name="_Toc234787994"/>
       <w:bookmarkEnd w:id="72"/>
       <w:r>
         <w:rPr>
@@ -23535,7 +23609,7 @@
         <w:pStyle w:val="Heading1"/>
       </w:pPr>
       <w:bookmarkStart w:id="76" w:name="reference-class-diagrams"/>
-      <w:bookmarkStart w:id="77" w:name="_Toc234783029"/>
+      <w:bookmarkStart w:id="77" w:name="_Toc234787995"/>
       <w:bookmarkEnd w:id="62"/>
       <w:bookmarkEnd w:id="74"/>
       <w:r>
@@ -23585,7 +23659,7 @@
         <w:pStyle w:val="Heading2"/>
       </w:pPr>
       <w:bookmarkStart w:id="78" w:name="reading-the-diagram"/>
-      <w:bookmarkStart w:id="79" w:name="_Toc234783030"/>
+      <w:bookmarkStart w:id="79" w:name="_Toc234787996"/>
       <w:r>
         <w:rPr>
           <w:rStyle w:val="SectionNumber"/>
@@ -23785,7 +23859,7 @@
         <w:pStyle w:val="Heading2"/>
       </w:pPr>
       <w:bookmarkStart w:id="80" w:name="selection"/>
-      <w:bookmarkStart w:id="81" w:name="_Toc234783031"/>
+      <w:bookmarkStart w:id="81" w:name="_Toc234787997"/>
       <w:bookmarkEnd w:id="78"/>
       <w:r>
         <w:rPr>
@@ -23999,7 +24073,7 @@
         <w:pStyle w:val="Heading2"/>
       </w:pPr>
       <w:bookmarkStart w:id="82" w:name="moving-and-resizing"/>
-      <w:bookmarkStart w:id="83" w:name="_Toc234783032"/>
+      <w:bookmarkStart w:id="83" w:name="_Toc234787998"/>
       <w:bookmarkEnd w:id="80"/>
       <w:r>
         <w:rPr>
@@ -24079,7 +24153,7 @@
         <w:pStyle w:val="Heading2"/>
       </w:pPr>
       <w:bookmarkStart w:id="84" w:name="editing-connection-routing"/>
-      <w:bookmarkStart w:id="85" w:name="_Toc234783033"/>
+      <w:bookmarkStart w:id="85" w:name="_Toc234787999"/>
       <w:bookmarkEnd w:id="82"/>
       <w:r>
         <w:rPr>
@@ -24233,7 +24307,7 @@
         <w:pStyle w:val="Heading2"/>
       </w:pPr>
       <w:bookmarkStart w:id="86" w:name="members-and-methods-inside-the-box"/>
-      <w:bookmarkStart w:id="87" w:name="_Toc234783034"/>
+      <w:bookmarkStart w:id="87" w:name="_Toc234788000"/>
       <w:bookmarkEnd w:id="84"/>
       <w:r>
         <w:rPr>
@@ -24307,7 +24381,7 @@
         <w:pStyle w:val="Heading2"/>
       </w:pPr>
       <w:bookmarkStart w:id="88" w:name="notes-and-their-connection-points"/>
-      <w:bookmarkStart w:id="89" w:name="_Toc234783035"/>
+      <w:bookmarkStart w:id="89" w:name="_Toc234788001"/>
       <w:bookmarkEnd w:id="86"/>
       <w:r>
         <w:rPr>
@@ -24388,7 +24462,7 @@
         <w:pStyle w:val="Heading2"/>
       </w:pPr>
       <w:bookmarkStart w:id="90" w:name="creating-elements-on-the-canvas"/>
-      <w:bookmarkStart w:id="91" w:name="_Toc234783036"/>
+      <w:bookmarkStart w:id="91" w:name="_Toc234788002"/>
       <w:bookmarkEnd w:id="88"/>
       <w:r>
         <w:rPr>
@@ -24732,7 +24806,7 @@
         <w:pStyle w:val="Heading2"/>
       </w:pPr>
       <w:bookmarkStart w:id="92" w:name="align"/>
-      <w:bookmarkStart w:id="93" w:name="_Toc234783037"/>
+      <w:bookmarkStart w:id="93" w:name="_Toc234788003"/>
       <w:bookmarkEnd w:id="90"/>
       <w:r>
         <w:rPr>
@@ -24807,7 +24881,7 @@
         <w:pStyle w:val="Heading2"/>
       </w:pPr>
       <w:bookmarkStart w:id="94" w:name="hiding-per-shape-toggles-colors"/>
-      <w:bookmarkStart w:id="95" w:name="_Toc234783038"/>
+      <w:bookmarkStart w:id="95" w:name="_Toc234788004"/>
       <w:bookmarkEnd w:id="92"/>
       <w:r>
         <w:rPr>
@@ -24945,7 +25019,7 @@
         <w:pStyle w:val="Heading2"/>
       </w:pPr>
       <w:bookmarkStart w:id="96" w:name="zoom-and-pan"/>
-      <w:bookmarkStart w:id="97" w:name="_Toc234783039"/>
+      <w:bookmarkStart w:id="97" w:name="_Toc234788005"/>
       <w:bookmarkEnd w:id="94"/>
       <w:r>
         <w:rPr>
@@ -25214,7 +25288,7 @@
         <w:pStyle w:val="Heading2"/>
       </w:pPr>
       <w:bookmarkStart w:id="98" w:name="the-cd-toolbar"/>
-      <w:bookmarkStart w:id="99" w:name="_Toc234783040"/>
+      <w:bookmarkStart w:id="99" w:name="_Toc234788006"/>
       <w:bookmarkEnd w:id="96"/>
       <w:r>
         <w:rPr>
@@ -25379,7 +25453,7 @@
         <w:pStyle w:val="Heading2"/>
       </w:pPr>
       <w:bookmarkStart w:id="100" w:name="the-cd-context-menu"/>
-      <w:bookmarkStart w:id="101" w:name="_Toc234783041"/>
+      <w:bookmarkStart w:id="101" w:name="_Toc234788007"/>
       <w:bookmarkEnd w:id="98"/>
       <w:r>
         <w:rPr>
@@ -25607,7 +25681,7 @@
         <w:pStyle w:val="Heading2"/>
       </w:pPr>
       <w:bookmarkStart w:id="102" w:name="canvas-keys"/>
-      <w:bookmarkStart w:id="103" w:name="_Toc234783042"/>
+      <w:bookmarkStart w:id="103" w:name="_Toc234788008"/>
       <w:bookmarkEnd w:id="100"/>
       <w:r>
         <w:rPr>
@@ -25925,7 +25999,7 @@
         <w:pStyle w:val="Heading1"/>
       </w:pPr>
       <w:bookmarkStart w:id="104" w:name="reference-sequence-diagrams"/>
-      <w:bookmarkStart w:id="105" w:name="_Toc234783043"/>
+      <w:bookmarkStart w:id="105" w:name="_Toc234788009"/>
       <w:bookmarkEnd w:id="76"/>
       <w:bookmarkEnd w:id="102"/>
       <w:r>
@@ -25999,22 +26073,22 @@
           <w:noProof/>
         </w:rPr>
         <w:drawing>
-          <wp:inline distT="0" distB="0" distL="0" distR="0" wp14:anchorId="2232F899" wp14:editId="1877D47C">
+          <wp:inline distT="0" distB="0" distL="0" distR="0" wp14:anchorId="70382E22" wp14:editId="364EC4F7">
             <wp:extent cx="5334000" cy="3429000"/>
             <wp:effectExtent l="0" t="0" r="0" b="0"/>
-            <wp:docPr id="110" name="Picture" descr="A sequence-diagram view in the shell — its own toolbar (delete, undo/redo, zoom, export SVG) at the top; diagram views dock, tab and float exactly like the trees."/>
+            <wp:docPr id="116" name="Picture" descr="A sequence-diagram view in the shell — its own toolbar (delete, undo/redo, zoom, export SVG) at the top; diagram views dock, tab and float exactly like the trees."/>
             <wp:cNvGraphicFramePr/>
             <a:graphic xmlns:a="http://schemas.openxmlformats.org/drawingml/2006/main">
               <a:graphicData uri="http://schemas.openxmlformats.org/drawingml/2006/picture">
                 <pic:pic xmlns:pic="http://schemas.openxmlformats.org/drawingml/2006/picture">
                   <pic:nvPicPr>
-                    <pic:cNvPr id="111" name="Picture" descr="images/sd-view.png"/>
+                    <pic:cNvPr id="117" name="Picture" descr="images/sd-view.png"/>
                     <pic:cNvPicPr>
                       <a:picLocks noChangeAspect="1" noChangeArrowheads="1"/>
                     </pic:cNvPicPr>
                   </pic:nvPicPr>
                   <pic:blipFill>
-                    <a:blip r:embed="rId20"/>
+                    <a:blip r:embed="rId22"/>
                     <a:stretch>
                       <a:fillRect/>
                     </a:stretch>
@@ -26058,1300 +26132,16 @@
           <w:noProof/>
         </w:rPr>
         <w:drawing>
-          <wp:inline distT="0" distB="0" distL="0" distR="0" wp14:anchorId="481F56CA" wp14:editId="755150A2">
+          <wp:inline distT="0" distB="0" distL="0" distR="0" wp14:anchorId="06E6FFE4" wp14:editId="66F37E3B">
             <wp:extent cx="5334000" cy="7544589"/>
             <wp:effectExtent l="0" t="0" r="0" b="0"/>
-            <wp:docPr id="113" name="Picture" descr="The “Creating a Matrix” sequence diagram (SVG export, generated with add_call_trace): a User triggers Matrix(rows, columns), which constructs the Columns and Rows."/>
+            <wp:docPr id="119" name="Picture" descr="The “Creating a Matrix” sequence diagram (SVG export, generated with add_call_trace): a User triggers Matrix(rows, columns), which constructs the Columns and Rows."/>
             <wp:cNvGraphicFramePr/>
             <a:graphic xmlns:a="http://schemas.openxmlformats.org/drawingml/2006/main">
               <a:graphicData uri="http://schemas.openxmlformats.org/drawingml/2006/picture">
                 <pic:pic xmlns:pic="http://schemas.openxmlformats.org/drawingml/2006/picture">
                   <pic:nvPicPr>
-                    <pic:cNvPr id="114" name="Picture" descr="images/sd-create.svg"/>
-                    <pic:cNvPicPr>
-                      <a:picLocks noChangeAspect="1" noChangeArrowheads="1"/>
-                    </pic:cNvPicPr>
-                  </pic:nvPicPr>
-                  <pic:blipFill>
-                    <a:blip r:embed="rId21">
-                      <a:extLst>
-                        <a:ext uri="{28A0092B-C50C-407E-A947-70E740481C1C}">
-                          <a14:useLocalDpi xmlns:a14="http://schemas.microsoft.com/office/drawing/2010/main" val="0"/>
-                        </a:ext>
-                        <a:ext uri="{96DAC541-7B7A-43D3-8B79-37D633B846F1}">
-                          <asvg:svgBlip xmlns:asvg="http://schemas.microsoft.com/office/drawing/2016/SVG/main" r:embed="rId22"/>
-                        </a:ext>
-                      </a:extLst>
-                    </a:blip>
-                    <a:stretch>
-                      <a:fillRect/>
-                    </a:stretch>
-                  </pic:blipFill>
-                  <pic:spPr bwMode="auto">
-                    <a:xfrm>
-                      <a:off x="0" y="0"/>
-                      <a:ext cx="5334000" cy="7544589"/>
-                    </a:xfrm>
-                    <a:prstGeom prst="rect">
-                      <a:avLst/>
-                    </a:prstGeom>
-                    <a:noFill/>
-                    <a:ln w="9525">
-                      <a:noFill/>
-                      <a:headEnd/>
-                      <a:tailEnd/>
-                    </a:ln>
-                  </pic:spPr>
-                </pic:pic>
-              </a:graphicData>
-            </a:graphic>
-          </wp:inline>
-        </w:drawing>
-      </w:r>
-    </w:p>
-    <w:p>
-      <w:pPr>
-        <w:pStyle w:val="ImageCaption"/>
-      </w:pPr>
-      <w:r>
-        <w:t xml:space="preserve">The “Creating a Matrix” </w:t>
-      </w:r>
-      <w:r>
-        <w:t>sequence diagram (SVG export, generated with add_call_trace): a User triggers Matrix(rows, columns), which constructs the Columns and Rows.</w:t>
-      </w:r>
-    </w:p>
-    <w:p>
-      <w:pPr>
-        <w:pStyle w:val="Heading2"/>
-      </w:pPr>
-      <w:bookmarkStart w:id="106" w:name="building-one"/>
-      <w:bookmarkStart w:id="107" w:name="_Toc234783044"/>
-      <w:r>
-        <w:rPr>
-          <w:rStyle w:val="SectionNumber"/>
-        </w:rPr>
-        <w:t>8.1</w:t>
-      </w:r>
-      <w:r>
-        <w:tab/>
-        <w:t>Building one</w:t>
-      </w:r>
-      <w:bookmarkEnd w:id="107"/>
-    </w:p>
-    <w:p>
-      <w:pPr>
-        <w:pStyle w:val="Compact"/>
-        <w:numPr>
-          <w:ilvl w:val="0"/>
-          <w:numId w:val="21"/>
-        </w:numPr>
-      </w:pPr>
-      <w:r>
-        <w:rPr>
-          <w:rStyle w:val="VerbatimChar"/>
-        </w:rPr>
-        <w:t>Add ▸ Sequence Diagram</w:t>
-      </w:r>
-      <w:r>
-        <w:t xml:space="preserve"> on the model/class/group node; the dialog sets numbering style (</w:t>
-      </w:r>
-      <w:r>
-        <w:rPr>
-          <w:rStyle w:val="VerbatimChar"/>
-        </w:rPr>
-        <w:t>1</w:t>
-      </w:r>
-      <w:r>
-        <w:t xml:space="preserve">, </w:t>
-      </w:r>
-      <w:r>
-        <w:rPr>
-          <w:rStyle w:val="VerbatimChar"/>
-        </w:rPr>
-        <w:t>1.1.1</w:t>
-      </w:r>
-      <w:r>
-        <w:t xml:space="preserve">, </w:t>
-      </w:r>
-      <w:r>
-        <w:rPr>
-          <w:rStyle w:val="VerbatimChar"/>
-        </w:rPr>
-        <w:t>a</w:t>
-      </w:r>
-      <w:r>
-        <w:t>, …), whether message labels show argument types/names/scope, caption, scale.</w:t>
-      </w:r>
-    </w:p>
-    <w:p>
-      <w:pPr>
-        <w:pStyle w:val="Compact"/>
-        <w:numPr>
-          <w:ilvl w:val="0"/>
-          <w:numId w:val="21"/>
-        </w:numPr>
-      </w:pPr>
-      <w:r>
-        <w:t xml:space="preserve">Add lifelines: </w:t>
-      </w:r>
-      <w:r>
-        <w:rPr>
-          <w:rStyle w:val="VerbatimChar"/>
-        </w:rPr>
-        <w:t>Add ▸ Lifeline</w:t>
-      </w:r>
-      <w:r>
-        <w:t xml:space="preserve"> (</w:t>
-      </w:r>
-      <w:r>
-        <w:rPr>
-          <w:rStyle w:val="VerbatimChar"/>
-        </w:rPr>
-        <w:t>Ctrl+Shift+L</w:t>
-      </w:r>
-      <w:r>
-        <w:t xml:space="preserve">) then click on the lifeline row, </w:t>
-      </w:r>
-      <w:r>
-        <w:rPr>
-          <w:rStyle w:val="VerbatimChar"/>
-        </w:rPr>
-        <w:t>Ctrl</w:t>
-      </w:r>
-      <w:r>
-        <w:t xml:space="preserve">+drag classes/actors in from the tree, or </w:t>
-      </w:r>
-      <w:r>
-        <w:rPr>
-          <w:rStyle w:val="VerbatimChar"/>
-        </w:rPr>
-        <w:t>Add ▸ Class</w:t>
-      </w:r>
-      <w:r>
-        <w:t xml:space="preserve"> </w:t>
-      </w:r>
-      <w:r>
-        <w:t>to create a class and its lifeline in one go.</w:t>
-      </w:r>
-    </w:p>
-    <w:p>
-      <w:pPr>
-        <w:pStyle w:val="Compact"/>
-        <w:numPr>
-          <w:ilvl w:val="0"/>
-          <w:numId w:val="21"/>
-        </w:numPr>
-      </w:pPr>
-      <w:r>
-        <w:t xml:space="preserve">Create messages </w:t>
-      </w:r>
-      <w:r>
-        <w:rPr>
-          <w:b/>
-          <w:bCs/>
-        </w:rPr>
-        <w:t>by dragging</w:t>
-      </w:r>
-      <w:r>
-        <w:t>: press on a sender activation and drag onto a target — another activation, or a lifeline body (which creates the receiving activation). A dashed preview line follows the drag and the cursor becomes a pointing hand over a valid target; on drop the message dialog opens to bind a method (</w:t>
-      </w:r>
-      <w:r>
-        <w:rPr>
-          <w:rStyle w:val="VerbatimChar"/>
-        </w:rPr>
-        <w:t>Cancel</w:t>
-      </w:r>
-      <w:r>
-        <w:t xml:space="preserve"> creates nothing). Creation/destruction flags mark constructor/destructor semantics. Self-calls and cycles are refused.</w:t>
-      </w:r>
-    </w:p>
-    <w:p>
-      <w:pPr>
-        <w:pStyle w:val="Compact"/>
-        <w:numPr>
-          <w:ilvl w:val="0"/>
-          <w:numId w:val="21"/>
-        </w:numPr>
-      </w:pPr>
-      <w:r>
-        <w:t>Notes: free boxes with attach-lines — see below.</w:t>
-      </w:r>
-    </w:p>
-    <w:p>
-      <w:pPr>
-        <w:pStyle w:val="Heading2"/>
-      </w:pPr>
-      <w:bookmarkStart w:id="108" w:name="what-moves-and-how"/>
-      <w:bookmarkStart w:id="109" w:name="_Toc234783045"/>
-      <w:bookmarkEnd w:id="106"/>
-      <w:r>
-        <w:rPr>
-          <w:rStyle w:val="SectionNumber"/>
-        </w:rPr>
-        <w:t>8.2</w:t>
-      </w:r>
-      <w:r>
-        <w:tab/>
-        <w:t>What moves, and how</w:t>
-      </w:r>
-      <w:bookmarkEnd w:id="109"/>
-    </w:p>
-    <w:tbl>
-      <w:tblPr>
-        <w:tblStyle w:val="Table"/>
-        <w:tblW w:w="5000" w:type="pct"/>
-        <w:tblLook w:val="0020" w:firstRow="1" w:lastRow="0" w:firstColumn="0" w:lastColumn="0" w:noHBand="0" w:noVBand="0"/>
-      </w:tblPr>
-      <w:tblGrid>
-        <w:gridCol w:w="2744"/>
-        <w:gridCol w:w="3412"/>
-        <w:gridCol w:w="3420"/>
-      </w:tblGrid>
-      <w:tr>
-        <w:trPr>
-          <w:cnfStyle w:val="100000000000" w:firstRow="1" w:lastRow="0" w:firstColumn="0" w:lastColumn="0" w:oddVBand="0" w:evenVBand="0" w:oddHBand="0" w:evenHBand="0" w:firstRowFirstColumn="0" w:firstRowLastColumn="0" w:lastRowFirstColumn="0" w:lastRowLastColumn="0"/>
-          <w:tblHeader/>
-        </w:trPr>
-        <w:tc>
-          <w:tcPr>
-            <w:tcW w:w="0" w:type="auto"/>
-          </w:tcPr>
-          <w:p>
-            <w:pPr>
-              <w:pStyle w:val="Compact"/>
-            </w:pPr>
-            <w:r>
-              <w:t>What</w:t>
-            </w:r>
-          </w:p>
-        </w:tc>
-        <w:tc>
-          <w:tcPr>
-            <w:tcW w:w="0" w:type="auto"/>
-          </w:tcPr>
-          <w:p>
-            <w:pPr>
-              <w:pStyle w:val="Compact"/>
-            </w:pPr>
-            <w:r>
-              <w:t>Gesture</w:t>
-            </w:r>
-          </w:p>
-        </w:tc>
-        <w:tc>
-          <w:tcPr>
-            <w:tcW w:w="0" w:type="auto"/>
-          </w:tcPr>
-          <w:p>
-            <w:pPr>
-              <w:pStyle w:val="Compact"/>
-            </w:pPr>
-            <w:r>
-              <w:t>Notes</w:t>
-            </w:r>
-          </w:p>
-        </w:tc>
-      </w:tr>
-      <w:tr>
-        <w:tc>
-          <w:tcPr>
-            <w:tcW w:w="0" w:type="auto"/>
-          </w:tcPr>
-          <w:p>
-            <w:pPr>
-              <w:pStyle w:val="Compact"/>
-            </w:pPr>
-            <w:r>
-              <w:t>Receiving activation</w:t>
-            </w:r>
-          </w:p>
-        </w:tc>
-        <w:tc>
-          <w:tcPr>
-            <w:tcW w:w="0" w:type="auto"/>
-          </w:tcPr>
-          <w:p>
-            <w:pPr>
-              <w:pStyle w:val="Compact"/>
-            </w:pPr>
-            <w:r>
-              <w:t xml:space="preserve">drag the </w:t>
-            </w:r>
-            <w:r>
-              <w:rPr>
-                <w:b/>
-                <w:bCs/>
-              </w:rPr>
-              <w:t>message arrow</w:t>
-            </w:r>
-            <w:r>
-              <w:t xml:space="preserve"> up/down</w:t>
-            </w:r>
-          </w:p>
-        </w:tc>
-        <w:tc>
-          <w:tcPr>
-            <w:tcW w:w="0" w:type="auto"/>
-          </w:tcPr>
-          <w:p>
-            <w:pPr>
-              <w:pStyle w:val="Compact"/>
-            </w:pPr>
-            <w:r>
-              <w:t>vertical only; clamped to its container; dashed ghost</w:t>
-            </w:r>
-          </w:p>
-        </w:tc>
-      </w:tr>
-      <w:tr>
-        <w:tc>
-          <w:tcPr>
-            <w:tcW w:w="0" w:type="auto"/>
-          </w:tcPr>
-          <w:p>
-            <w:pPr>
-              <w:pStyle w:val="Compact"/>
-            </w:pPr>
-            <w:r>
-              <w:t>Sending activation</w:t>
-            </w:r>
-          </w:p>
-        </w:tc>
-        <w:tc>
-          <w:tcPr>
-            <w:tcW w:w="0" w:type="auto"/>
-          </w:tcPr>
-          <w:p>
-            <w:pPr>
-              <w:pStyle w:val="Compact"/>
-            </w:pPr>
-            <w:r>
-              <w:rPr>
-                <w:rStyle w:val="VerbatimChar"/>
-              </w:rPr>
-              <w:t>Alt</w:t>
-            </w:r>
-            <w:r>
-              <w:t xml:space="preserve"> + drag the arrow</w:t>
-            </w:r>
-          </w:p>
-        </w:tc>
-        <w:tc>
-          <w:tcPr>
-            <w:tcW w:w="0" w:type="auto"/>
-          </w:tcPr>
-          <w:p>
-            <w:pPr>
-              <w:pStyle w:val="Compact"/>
-            </w:pPr>
-            <w:r>
-              <w:t>same drag, other end</w:t>
-            </w:r>
-          </w:p>
-        </w:tc>
-      </w:tr>
-      <w:tr>
-        <w:tc>
-          <w:tcPr>
-            <w:tcW w:w="0" w:type="auto"/>
-          </w:tcPr>
-          <w:p>
-            <w:pPr>
-              <w:pStyle w:val="Compact"/>
-            </w:pPr>
-            <w:r>
-              <w:t>Activation among siblings</w:t>
-            </w:r>
-          </w:p>
-        </w:tc>
-        <w:tc>
-          <w:tcPr>
-            <w:tcW w:w="0" w:type="auto"/>
-          </w:tcPr>
-          <w:p>
-            <w:pPr>
-              <w:pStyle w:val="Compact"/>
-            </w:pPr>
-            <w:r>
-              <w:rPr>
-                <w:rStyle w:val="VerbatimChar"/>
-              </w:rPr>
-              <w:t>Ctrl+↑</w:t>
-            </w:r>
-            <w:r>
-              <w:t xml:space="preserve"> / </w:t>
-            </w:r>
-            <w:r>
-              <w:rPr>
-                <w:rStyle w:val="VerbatimChar"/>
-              </w:rPr>
-              <w:t>Ctrl+↓</w:t>
-            </w:r>
-            <w:r>
-              <w:t xml:space="preserve"> (or context menu Move Up/Down)</w:t>
-            </w:r>
-          </w:p>
-        </w:tc>
-        <w:tc>
-          <w:tcPr>
-            <w:tcW w:w="0" w:type="auto"/>
-          </w:tcPr>
-          <w:p>
-            <w:pPr>
-              <w:pStyle w:val="Compact"/>
-            </w:pPr>
-            <w:r>
-              <w:t>reorders the call sequence</w:t>
-            </w:r>
-          </w:p>
-        </w:tc>
-      </w:tr>
-      <w:tr>
-        <w:tc>
-          <w:tcPr>
-            <w:tcW w:w="0" w:type="auto"/>
-          </w:tcPr>
-          <w:p>
-            <w:pPr>
-              <w:pStyle w:val="Compact"/>
-            </w:pPr>
-            <w:r>
-              <w:t>Lifeline</w:t>
-            </w:r>
-          </w:p>
-        </w:tc>
-        <w:tc>
-          <w:tcPr>
-            <w:tcW w:w="0" w:type="auto"/>
-          </w:tcPr>
-          <w:p>
-            <w:pPr>
-              <w:pStyle w:val="Compact"/>
-            </w:pPr>
-            <w:r>
-              <w:t xml:space="preserve">drag its head left/right, or </w:t>
-            </w:r>
-            <w:r>
-              <w:rPr>
-                <w:rStyle w:val="VerbatimChar"/>
-              </w:rPr>
-              <w:t>Ctrl+←</w:t>
-            </w:r>
-            <w:r>
-              <w:t xml:space="preserve"> / </w:t>
-            </w:r>
-            <w:r>
-              <w:rPr>
-                <w:rStyle w:val="VerbatimChar"/>
-              </w:rPr>
-              <w:t>Ctrl+→</w:t>
-            </w:r>
-          </w:p>
-        </w:tc>
-        <w:tc>
-          <w:tcPr>
-            <w:tcW w:w="0" w:type="auto"/>
-          </w:tcPr>
-          <w:p>
-            <w:pPr>
-              <w:pStyle w:val="Compact"/>
-            </w:pPr>
-            <w:r>
-              <w:t>horizontal only; siblings shift aside</w:t>
-            </w:r>
-          </w:p>
-        </w:tc>
-      </w:tr>
-      <w:tr>
-        <w:tc>
-          <w:tcPr>
-            <w:tcW w:w="0" w:type="auto"/>
-          </w:tcPr>
-          <w:p>
-            <w:pPr>
-              <w:pStyle w:val="Compact"/>
-            </w:pPr>
-            <w:r>
-              <w:t>Signal texts (name, guard label, return)</w:t>
-            </w:r>
-          </w:p>
-        </w:tc>
-        <w:tc>
-          <w:tcPr>
-            <w:tcW w:w="0" w:type="auto"/>
-          </w:tcPr>
-          <w:p>
-            <w:pPr>
-              <w:pStyle w:val="Compact"/>
-            </w:pPr>
-            <w:r>
-              <w:t>drag, on a selected signal</w:t>
-            </w:r>
-          </w:p>
-        </w:tc>
-        <w:tc>
-          <w:tcPr>
-            <w:tcW w:w="0" w:type="auto"/>
-          </w:tcPr>
-          <w:p>
-            <w:pPr>
-              <w:pStyle w:val="Compact"/>
-            </w:pPr>
-            <w:r>
-              <w:t>free 2-D offset, grid-snapped</w:t>
-            </w:r>
-          </w:p>
-        </w:tc>
-      </w:tr>
-      <w:tr>
-        <w:tc>
-          <w:tcPr>
-            <w:tcW w:w="0" w:type="auto"/>
-          </w:tcPr>
-          <w:p>
-            <w:pPr>
-              <w:pStyle w:val="Compact"/>
-            </w:pPr>
-            <w:r>
-              <w:t>Note</w:t>
-            </w:r>
-          </w:p>
-        </w:tc>
-        <w:tc>
-          <w:tcPr>
-            <w:tcW w:w="0" w:type="auto"/>
-          </w:tcPr>
-          <w:p>
-            <w:pPr>
-              <w:pStyle w:val="Compact"/>
-            </w:pPr>
-            <w:r>
-              <w:t>drag body / left-right edge handles</w:t>
-            </w:r>
-          </w:p>
-        </w:tc>
-        <w:tc>
-          <w:tcPr>
-            <w:tcW w:w="0" w:type="auto"/>
-          </w:tcPr>
-          <w:p>
-            <w:pPr>
-              <w:pStyle w:val="Compact"/>
-            </w:pPr>
-            <w:r>
-              <w:t>move / resize</w:t>
-            </w:r>
-          </w:p>
-        </w:tc>
-      </w:tr>
-      <w:tr>
-        <w:tc>
-          <w:tcPr>
-            <w:tcW w:w="0" w:type="auto"/>
-          </w:tcPr>
-          <w:p>
-            <w:pPr>
-              <w:pStyle w:val="Compact"/>
-            </w:pPr>
-            <w:r>
-              <w:t>Note attach-line points</w:t>
-            </w:r>
-          </w:p>
-        </w:tc>
-        <w:tc>
-          <w:tcPr>
-            <w:tcW w:w="0" w:type="auto"/>
-          </w:tcPr>
-          <w:p>
-            <w:pPr>
-              <w:pStyle w:val="Compact"/>
-            </w:pPr>
-            <w:r>
-              <w:t>drag the point</w:t>
-            </w:r>
-          </w:p>
-        </w:tc>
-        <w:tc>
-          <w:tcPr>
-            <w:tcW w:w="0" w:type="auto"/>
-          </w:tcPr>
-          <w:p>
-            <w:pPr>
-              <w:pStyle w:val="Compact"/>
-            </w:pPr>
-            <w:r>
-              <w:t>see below</w:t>
-            </w:r>
-          </w:p>
-        </w:tc>
-      </w:tr>
-    </w:tbl>
-    <w:p>
-      <w:pPr>
-        <w:pStyle w:val="BodyText"/>
-      </w:pPr>
-      <w:r>
-        <w:rPr>
-          <w:b/>
-          <w:bCs/>
-        </w:rPr>
-        <w:t>Notes and their points.</w:t>
-      </w:r>
-      <w:r>
-        <w:t xml:space="preserve"> Like class-diagram notes, attach-line endpoints are </w:t>
-      </w:r>
-      <w:r>
-        <w:rPr>
-          <w:b/>
-          <w:bCs/>
-        </w:rPr>
-        <w:t>semi-attached</w:t>
-      </w:r>
-      <w:r>
-        <w:t>: purely positional, so a point lying on a lifeline or signal travels with it. Dragging a corner point outward spawns a new joint; dragging a point back into the note deletes it. On release, a point near a signal arrow snaps vertically onto it — the line then tracks that signal.</w:t>
-      </w:r>
-    </w:p>
-    <w:p>
-      <w:pPr>
-        <w:pStyle w:val="Heading2"/>
-      </w:pPr>
-      <w:bookmarkStart w:id="110" w:name="keeping-it-readable"/>
-      <w:bookmarkStart w:id="111" w:name="_Toc234783046"/>
-      <w:bookmarkEnd w:id="108"/>
-      <w:r>
-        <w:rPr>
-          <w:rStyle w:val="SectionNumber"/>
-        </w:rPr>
-        <w:t>8.3</w:t>
-      </w:r>
-      <w:r>
-        <w:tab/>
-        <w:t>Keeping it readable</w:t>
-      </w:r>
-      <w:bookmarkEnd w:id="111"/>
-    </w:p>
-    <w:p>
-      <w:pPr>
-        <w:pStyle w:val="FirstParagraph"/>
-      </w:pPr>
-      <w:r>
-        <w:t>Three context-menu layout commands (each one undo step):</w:t>
-      </w:r>
-    </w:p>
-    <w:p>
-      <w:pPr>
-        <w:pStyle w:val="Compact"/>
-        <w:numPr>
-          <w:ilvl w:val="0"/>
-          <w:numId w:val="22"/>
-        </w:numPr>
-      </w:pPr>
-      <w:r>
-        <w:rPr>
-          <w:b/>
-          <w:bCs/>
-        </w:rPr>
-        <w:t>Optimize Placement</w:t>
-      </w:r>
-      <w:r>
-        <w:t xml:space="preserve"> — reorders lifelines to minimize crossings, packs horizontally, resets offsets.</w:t>
-      </w:r>
-    </w:p>
-    <w:p>
-      <w:pPr>
-        <w:pStyle w:val="Compact"/>
-        <w:numPr>
-          <w:ilvl w:val="0"/>
-          <w:numId w:val="22"/>
-        </w:numPr>
-      </w:pPr>
-      <w:r>
-        <w:rPr>
-          <w:b/>
-          <w:bCs/>
-        </w:rPr>
-        <w:t>Space Lifelines</w:t>
-      </w:r>
-      <w:r>
-        <w:t xml:space="preserve"> </w:t>
-      </w:r>
-      <w:r>
-        <w:t>— even horizontal spacing, order preserved.</w:t>
-      </w:r>
-    </w:p>
-    <w:p>
-      <w:pPr>
-        <w:pStyle w:val="Compact"/>
-        <w:numPr>
-          <w:ilvl w:val="0"/>
-          <w:numId w:val="22"/>
-        </w:numPr>
-      </w:pPr>
-      <w:r>
-        <w:rPr>
-          <w:b/>
-          <w:bCs/>
-        </w:rPr>
-        <w:t>Reset Activation Offsets</w:t>
-      </w:r>
-      <w:r>
-        <w:t xml:space="preserve"> — clears manual vertical tweaks.</w:t>
-      </w:r>
-    </w:p>
-    <w:p>
-      <w:pPr>
-        <w:pStyle w:val="FirstParagraph"/>
-      </w:pPr>
-      <w:r>
-        <w:rPr>
-          <w:rStyle w:val="VerbatimChar"/>
-        </w:rPr>
-        <w:t>Collapse Activations to Note</w:t>
-      </w:r>
-      <w:r>
-        <w:t xml:space="preserve"> replaces a selected group of nested activations with a summarizing note — good for hiding boilerplate sub-calls.</w:t>
-      </w:r>
-    </w:p>
-    <w:p>
-      <w:pPr>
-        <w:pStyle w:val="Heading2"/>
-      </w:pPr>
-      <w:bookmarkStart w:id="112" w:name="toolbar-colors-zoom"/>
-      <w:bookmarkStart w:id="113" w:name="_Toc234783047"/>
-      <w:bookmarkEnd w:id="110"/>
-      <w:r>
-        <w:rPr>
-          <w:rStyle w:val="SectionNumber"/>
-        </w:rPr>
-        <w:t>8.4</w:t>
-      </w:r>
-      <w:r>
-        <w:tab/>
-        <w:t>Toolbar, colors, zoom</w:t>
-      </w:r>
-      <w:bookmarkEnd w:id="113"/>
-    </w:p>
-    <w:p>
-      <w:pPr>
-        <w:pStyle w:val="Compact"/>
-        <w:numPr>
-          <w:ilvl w:val="0"/>
-          <w:numId w:val="23"/>
-        </w:numPr>
-      </w:pPr>
-      <w:r>
-        <w:rPr>
-          <w:b/>
-          <w:bCs/>
-        </w:rPr>
-        <w:t>Toolbar</w:t>
-      </w:r>
-      <w:r>
-        <w:t>: Add Lifeline, Add Note, Add Class (placement/dialog) · Delete · Undo / Redo · Zoom In / Out / Fit · Export SVG.</w:t>
-      </w:r>
-    </w:p>
-    <w:p>
-      <w:pPr>
-        <w:pStyle w:val="BlockText"/>
-      </w:pPr>
-      <w:r>
-        <w:rPr>
-          <w:b/>
-          <w:bCs/>
-        </w:rPr>
-        <w:t>[FIGURE: Sequence-diagram toolbar]</w:t>
-      </w:r>
-      <w:r>
-        <w:t xml:space="preserve"> — cropped strip of the SD toolbar. </w:t>
-      </w:r>
-      <w:r>
-        <w:rPr>
-          <w:b/>
-          <w:bCs/>
-        </w:rPr>
-        <w:t>[FIGURE: Sequence-diagram context menu]</w:t>
-      </w:r>
-      <w:r>
-        <w:t xml:space="preserve"> </w:t>
-      </w:r>
-      <w:r>
-        <w:t xml:space="preserve">— the context menu open on an activation, with the Add submenu expanded. - </w:t>
-      </w:r>
-      <w:r>
-        <w:rPr>
-          <w:b/>
-          <w:bCs/>
-        </w:rPr>
-        <w:t>Colors</w:t>
-      </w:r>
-      <w:r>
-        <w:t xml:space="preserve">: per-shape </w:t>
-      </w:r>
-      <w:r>
-        <w:rPr>
-          <w:rStyle w:val="VerbatimChar"/>
-        </w:rPr>
-        <w:t>Change Line/Text Color...</w:t>
-      </w:r>
-      <w:r>
-        <w:t xml:space="preserve">, plus the document-wide </w:t>
-      </w:r>
-      <w:r>
-        <w:rPr>
-          <w:b/>
-          <w:bCs/>
-        </w:rPr>
-        <w:t>Color Templates ▸</w:t>
-      </w:r>
-      <w:r>
-        <w:t xml:space="preserve"> for the sequence-diagram defaults (lifeline, activation, signal and note line/text colors) — same mechanism as in class diagrams. - </w:t>
-      </w:r>
-      <w:r>
-        <w:rPr>
-          <w:b/>
-          <w:bCs/>
-        </w:rPr>
-        <w:t>Zoom &amp; pan</w:t>
-      </w:r>
-      <w:r>
-        <w:t>: identical to class diagrams (</w:t>
-      </w:r>
-      <w:r>
-        <w:rPr>
-          <w:rStyle w:val="VerbatimChar"/>
-        </w:rPr>
-        <w:t>Ctrl</w:t>
-      </w:r>
-      <w:r>
-        <w:t xml:space="preserve">+wheel anchored at the cursor, </w:t>
-      </w:r>
-      <w:r>
-        <w:rPr>
-          <w:rStyle w:val="VerbatimChar"/>
-        </w:rPr>
-        <w:t>Ctrl+=</w:t>
-      </w:r>
-      <w:r>
-        <w:t>/</w:t>
-      </w:r>
-      <w:r>
-        <w:rPr>
-          <w:rStyle w:val="VerbatimChar"/>
-        </w:rPr>
-        <w:t>Ctrl+-</w:t>
-      </w:r>
-      <w:r>
-        <w:t>, Fit via toolbar or double-click on empty space, pan with plain scroll / middle-drag / scrollbars, pinch on trackpads).</w:t>
-      </w:r>
-    </w:p>
-    <w:p>
-      <w:pPr>
-        <w:pStyle w:val="Heading2"/>
-      </w:pPr>
-      <w:bookmarkStart w:id="114" w:name="canvas-keys-1"/>
-      <w:bookmarkStart w:id="115" w:name="_Toc234783048"/>
-      <w:bookmarkEnd w:id="112"/>
-      <w:r>
-        <w:rPr>
-          <w:rStyle w:val="SectionNumber"/>
-        </w:rPr>
-        <w:t>8.5</w:t>
-      </w:r>
-      <w:r>
-        <w:tab/>
-      </w:r>
-      <w:r>
-        <w:t>Canvas keys</w:t>
-      </w:r>
-      <w:bookmarkEnd w:id="115"/>
-    </w:p>
-    <w:tbl>
-      <w:tblPr>
-        <w:tblStyle w:val="Table"/>
-        <w:tblW w:w="5000" w:type="pct"/>
-        <w:tblLook w:val="0020" w:firstRow="1" w:lastRow="0" w:firstColumn="0" w:lastColumn="0" w:noHBand="0" w:noVBand="0"/>
-      </w:tblPr>
-      <w:tblGrid>
-        <w:gridCol w:w="3712"/>
-        <w:gridCol w:w="5864"/>
-      </w:tblGrid>
-      <w:tr>
-        <w:trPr>
-          <w:cnfStyle w:val="100000000000" w:firstRow="1" w:lastRow="0" w:firstColumn="0" w:lastColumn="0" w:oddVBand="0" w:evenVBand="0" w:oddHBand="0" w:evenHBand="0" w:firstRowFirstColumn="0" w:firstRowLastColumn="0" w:lastRowFirstColumn="0" w:lastRowLastColumn="0"/>
-          <w:tblHeader/>
-        </w:trPr>
-        <w:tc>
-          <w:tcPr>
-            <w:tcW w:w="0" w:type="auto"/>
-          </w:tcPr>
-          <w:p>
-            <w:pPr>
-              <w:pStyle w:val="Compact"/>
-            </w:pPr>
-            <w:r>
-              <w:t>Key</w:t>
-            </w:r>
-          </w:p>
-        </w:tc>
-        <w:tc>
-          <w:tcPr>
-            <w:tcW w:w="0" w:type="auto"/>
-          </w:tcPr>
-          <w:p>
-            <w:pPr>
-              <w:pStyle w:val="Compact"/>
-            </w:pPr>
-            <w:r>
-              <w:t>Action</w:t>
-            </w:r>
-          </w:p>
-        </w:tc>
-      </w:tr>
-      <w:tr>
-        <w:tc>
-          <w:tcPr>
-            <w:tcW w:w="0" w:type="auto"/>
-          </w:tcPr>
-          <w:p>
-            <w:pPr>
-              <w:pStyle w:val="Compact"/>
-            </w:pPr>
-            <w:r>
-              <w:rPr>
-                <w:rStyle w:val="VerbatimChar"/>
-              </w:rPr>
-              <w:t>Ctrl+Shift+L</w:t>
-            </w:r>
-            <w:r>
-              <w:t xml:space="preserve"> / </w:t>
-            </w:r>
-            <w:r>
-              <w:rPr>
-                <w:rStyle w:val="VerbatimChar"/>
-              </w:rPr>
-              <w:t>Ctrl+Shift+N</w:t>
-            </w:r>
-          </w:p>
-        </w:tc>
-        <w:tc>
-          <w:tcPr>
-            <w:tcW w:w="0" w:type="auto"/>
-          </w:tcPr>
-          <w:p>
-            <w:pPr>
-              <w:pStyle w:val="Compact"/>
-            </w:pPr>
-            <w:r>
-              <w:t>arm Add Lifeline / Add Note placement</w:t>
-            </w:r>
-          </w:p>
-        </w:tc>
-      </w:tr>
-      <w:tr>
-        <w:tc>
-          <w:tcPr>
-            <w:tcW w:w="0" w:type="auto"/>
-          </w:tcPr>
-          <w:p>
-            <w:pPr>
-              <w:pStyle w:val="Compact"/>
-            </w:pPr>
-            <w:r>
-              <w:rPr>
-                <w:rStyle w:val="VerbatimChar"/>
-              </w:rPr>
-              <w:t>Ctrl+Shift+C</w:t>
-            </w:r>
-          </w:p>
-        </w:tc>
-        <w:tc>
-          <w:tcPr>
-            <w:tcW w:w="0" w:type="auto"/>
-          </w:tcPr>
-          <w:p>
-            <w:pPr>
-              <w:pStyle w:val="Compact"/>
-            </w:pPr>
-            <w:r>
-              <w:t>Add Class (dialog; lifeline auto-placed)</w:t>
-            </w:r>
-          </w:p>
-        </w:tc>
-      </w:tr>
-      <w:tr>
-        <w:tc>
-          <w:tcPr>
-            <w:tcW w:w="0" w:type="auto"/>
-          </w:tcPr>
-          <w:p>
-            <w:pPr>
-              <w:pStyle w:val="Compact"/>
-            </w:pPr>
-            <w:r>
-              <w:rPr>
-                <w:rStyle w:val="VerbatimChar"/>
-              </w:rPr>
-              <w:t>Ctrl+↑</w:t>
-            </w:r>
-            <w:r>
-              <w:t xml:space="preserve"> </w:t>
-            </w:r>
-            <w:r>
-              <w:rPr>
-                <w:rStyle w:val="VerbatimChar"/>
-              </w:rPr>
-              <w:t>Ctrl+↓</w:t>
-            </w:r>
-          </w:p>
-        </w:tc>
-        <w:tc>
-          <w:tcPr>
-            <w:tcW w:w="0" w:type="auto"/>
-          </w:tcPr>
-          <w:p>
-            <w:pPr>
-              <w:pStyle w:val="Compact"/>
-            </w:pPr>
-            <w:r>
-              <w:t>move activation up/down among siblings</w:t>
-            </w:r>
-          </w:p>
-        </w:tc>
-      </w:tr>
-      <w:tr>
-        <w:tc>
-          <w:tcPr>
-            <w:tcW w:w="0" w:type="auto"/>
-          </w:tcPr>
-          <w:p>
-            <w:pPr>
-              <w:pStyle w:val="Compact"/>
-            </w:pPr>
-            <w:r>
-              <w:rPr>
-                <w:rStyle w:val="VerbatimChar"/>
-              </w:rPr>
-              <w:t>Ctrl+←</w:t>
-            </w:r>
-            <w:r>
-              <w:t xml:space="preserve"> </w:t>
-            </w:r>
-            <w:r>
-              <w:rPr>
-                <w:rStyle w:val="VerbatimChar"/>
-              </w:rPr>
-              <w:t>Ctrl+→</w:t>
-            </w:r>
-          </w:p>
-        </w:tc>
-        <w:tc>
-          <w:tcPr>
-            <w:tcW w:w="0" w:type="auto"/>
-          </w:tcPr>
-          <w:p>
-            <w:pPr>
-              <w:pStyle w:val="Compact"/>
-            </w:pPr>
-            <w:r>
-              <w:t>move lifeline left/right</w:t>
-            </w:r>
-          </w:p>
-        </w:tc>
-      </w:tr>
-      <w:tr>
-        <w:tc>
-          <w:tcPr>
-            <w:tcW w:w="0" w:type="auto"/>
-          </w:tcPr>
-          <w:p>
-            <w:pPr>
-              <w:pStyle w:val="Compact"/>
-            </w:pPr>
-            <w:r>
-              <w:rPr>
-                <w:rStyle w:val="VerbatimChar"/>
-              </w:rPr>
-              <w:t>←</w:t>
-            </w:r>
-            <w:r>
-              <w:t xml:space="preserve"> </w:t>
-            </w:r>
-            <w:r>
-              <w:rPr>
-                <w:rStyle w:val="VerbatimChar"/>
-              </w:rPr>
-              <w:t>→</w:t>
-            </w:r>
-            <w:r>
-              <w:t xml:space="preserve"> / </w:t>
-            </w:r>
-            <w:r>
-              <w:rPr>
-                <w:rStyle w:val="VerbatimChar"/>
-              </w:rPr>
-              <w:t>↑</w:t>
-            </w:r>
-            <w:r>
-              <w:t xml:space="preserve"> </w:t>
-            </w:r>
-            <w:r>
-              <w:rPr>
-                <w:rStyle w:val="VerbatimChar"/>
-              </w:rPr>
-              <w:t>↓</w:t>
-            </w:r>
-          </w:p>
-        </w:tc>
-        <w:tc>
-          <w:tcPr>
-            <w:tcW w:w="0" w:type="auto"/>
-          </w:tcPr>
-          <w:p>
-            <w:pPr>
-              <w:pStyle w:val="Compact"/>
-            </w:pPr>
-            <w:r>
-              <w:t>navigate between related shapes / along a lifeline</w:t>
-            </w:r>
-          </w:p>
-        </w:tc>
-      </w:tr>
-      <w:tr>
-        <w:tc>
-          <w:tcPr>
-            <w:tcW w:w="0" w:type="auto"/>
-          </w:tcPr>
-          <w:p>
-            <w:pPr>
-              <w:pStyle w:val="Compact"/>
-            </w:pPr>
-            <w:r>
-              <w:rPr>
-                <w:rStyle w:val="VerbatimChar"/>
-              </w:rPr>
-              <w:t>Enter</w:t>
-            </w:r>
-          </w:p>
-        </w:tc>
-        <w:tc>
-          <w:tcPr>
-            <w:tcW w:w="0" w:type="auto"/>
-          </w:tcPr>
-          <w:p>
-            <w:pPr>
-              <w:pStyle w:val="Compact"/>
-            </w:pPr>
-            <w:r>
-              <w:t>open the selected shape (as double-click)</w:t>
-            </w:r>
-          </w:p>
-        </w:tc>
-      </w:tr>
-      <w:tr>
-        <w:tc>
-          <w:tcPr>
-            <w:tcW w:w="0" w:type="auto"/>
-          </w:tcPr>
-          <w:p>
-            <w:pPr>
-              <w:pStyle w:val="Compact"/>
-            </w:pPr>
-            <w:r>
-              <w:rPr>
-                <w:rStyle w:val="VerbatimChar"/>
-              </w:rPr>
-              <w:t>Del</w:t>
-            </w:r>
-            <w:r>
-              <w:t xml:space="preserve"> / </w:t>
-            </w:r>
-            <w:r>
-              <w:rPr>
-                <w:rStyle w:val="VerbatimChar"/>
-              </w:rPr>
-              <w:t>Esc</w:t>
-            </w:r>
-            <w:r>
-              <w:t xml:space="preserve"> / </w:t>
-            </w:r>
-            <w:r>
-              <w:rPr>
-                <w:rStyle w:val="VerbatimChar"/>
-              </w:rPr>
-              <w:t>Ctrl+A</w:t>
-            </w:r>
-          </w:p>
-        </w:tc>
-        <w:tc>
-          <w:tcPr>
-            <w:tcW w:w="0" w:type="auto"/>
-          </w:tcPr>
-          <w:p>
-            <w:pPr>
-              <w:pStyle w:val="Compact"/>
-            </w:pPr>
-            <w:r>
-              <w:t>delete / cancel-or-clear / select all</w:t>
-            </w:r>
-          </w:p>
-        </w:tc>
-      </w:tr>
-    </w:tbl>
-    <w:p>
-      <w:pPr>
-        <w:pStyle w:val="BodyText"/>
-      </w:pPr>
-      <w:r>
-        <w:t xml:space="preserve">A power feature for documentation: </w:t>
-      </w:r>
-      <w:r>
-        <w:rPr>
-          <w:b/>
-          <w:bCs/>
-        </w:rPr>
-        <w:t>call traces</w:t>
-      </w:r>
-      <w:r>
-        <w:t>. Via the command interface (</w:t>
-      </w:r>
-      <w:r>
-        <w:rPr>
-          <w:rStyle w:val="VerbatimChar"/>
-        </w:rPr>
-        <w:t>add_call_trace</w:t>
-      </w:r>
-      <w:r>
-        <w:t xml:space="preserve">, chapter 16), ClassBuilder scans a method body, resolves the calls against the model, and generates a whole sequence diagram of the call tree automatically — the figure below was made that way from </w:t>
-      </w:r>
-      <w:r>
-        <w:rPr>
-          <w:rStyle w:val="VerbatimChar"/>
-        </w:rPr>
-        <w:t>Matrix::Matrix(int, int)</w:t>
-      </w:r>
-      <w:r>
-        <w:t>.</w:t>
-      </w:r>
-    </w:p>
-    <w:p>
-      <w:pPr>
-        <w:pStyle w:val="CaptionedFigure"/>
-      </w:pPr>
-      <w:r>
-        <w:rPr>
-          <w:noProof/>
-        </w:rPr>
-        <w:drawing>
-          <wp:inline distT="0" distB="0" distL="0" distR="0" wp14:anchorId="4B8F3B1B" wp14:editId="50DB5625">
-            <wp:extent cx="5334000" cy="7544589"/>
-            <wp:effectExtent l="0" t="0" r="0" b="0"/>
-            <wp:docPr id="121" name="Picture" descr="A pipe-generated call trace of the Matrix constructor (“Matrix constructor walkthrough”)."/>
-            <wp:cNvGraphicFramePr/>
-            <a:graphic xmlns:a="http://schemas.openxmlformats.org/drawingml/2006/main">
-              <a:graphicData uri="http://schemas.openxmlformats.org/drawingml/2006/picture">
-                <pic:pic xmlns:pic="http://schemas.openxmlformats.org/drawingml/2006/picture">
-                  <pic:nvPicPr>
-                    <pic:cNvPr id="122" name="Picture" descr="images/sd-ctor-walkthrough.svg"/>
+                    <pic:cNvPr id="120" name="Picture" descr="images/sd-create.svg"/>
                     <pic:cNvPicPr>
                       <a:picLocks noChangeAspect="1" noChangeArrowheads="1"/>
                     </pic:cNvPicPr>
@@ -27398,6 +26188,1290 @@
         <w:pStyle w:val="ImageCaption"/>
       </w:pPr>
       <w:r>
+        <w:t xml:space="preserve">The “Creating a Matrix” </w:t>
+      </w:r>
+      <w:r>
+        <w:t>sequence diagram (SVG export, generated with add_call_trace): a User triggers Matrix(rows, columns), which constructs the Columns and Rows.</w:t>
+      </w:r>
+    </w:p>
+    <w:p>
+      <w:pPr>
+        <w:pStyle w:val="Heading2"/>
+      </w:pPr>
+      <w:bookmarkStart w:id="106" w:name="building-one"/>
+      <w:bookmarkStart w:id="107" w:name="_Toc234788010"/>
+      <w:r>
+        <w:rPr>
+          <w:rStyle w:val="SectionNumber"/>
+        </w:rPr>
+        <w:t>8.1</w:t>
+      </w:r>
+      <w:r>
+        <w:tab/>
+        <w:t>Building one</w:t>
+      </w:r>
+      <w:bookmarkEnd w:id="107"/>
+    </w:p>
+    <w:p>
+      <w:pPr>
+        <w:pStyle w:val="Compact"/>
+        <w:numPr>
+          <w:ilvl w:val="0"/>
+          <w:numId w:val="21"/>
+        </w:numPr>
+      </w:pPr>
+      <w:r>
+        <w:rPr>
+          <w:rStyle w:val="VerbatimChar"/>
+        </w:rPr>
+        <w:t>Add ▸ Sequence Diagram</w:t>
+      </w:r>
+      <w:r>
+        <w:t xml:space="preserve"> on the model/class/group node; the dialog sets numbering style (</w:t>
+      </w:r>
+      <w:r>
+        <w:rPr>
+          <w:rStyle w:val="VerbatimChar"/>
+        </w:rPr>
+        <w:t>1</w:t>
+      </w:r>
+      <w:r>
+        <w:t xml:space="preserve">, </w:t>
+      </w:r>
+      <w:r>
+        <w:rPr>
+          <w:rStyle w:val="VerbatimChar"/>
+        </w:rPr>
+        <w:t>1.1.1</w:t>
+      </w:r>
+      <w:r>
+        <w:t xml:space="preserve">, </w:t>
+      </w:r>
+      <w:r>
+        <w:rPr>
+          <w:rStyle w:val="VerbatimChar"/>
+        </w:rPr>
+        <w:t>a</w:t>
+      </w:r>
+      <w:r>
+        <w:t>, …), whether message labels show argument types/names/scope, caption, scale.</w:t>
+      </w:r>
+    </w:p>
+    <w:p>
+      <w:pPr>
+        <w:pStyle w:val="Compact"/>
+        <w:numPr>
+          <w:ilvl w:val="0"/>
+          <w:numId w:val="21"/>
+        </w:numPr>
+      </w:pPr>
+      <w:r>
+        <w:t xml:space="preserve">Add lifelines: </w:t>
+      </w:r>
+      <w:r>
+        <w:rPr>
+          <w:rStyle w:val="VerbatimChar"/>
+        </w:rPr>
+        <w:t>Add ▸ Lifeline</w:t>
+      </w:r>
+      <w:r>
+        <w:t xml:space="preserve"> (</w:t>
+      </w:r>
+      <w:r>
+        <w:rPr>
+          <w:rStyle w:val="VerbatimChar"/>
+        </w:rPr>
+        <w:t>Ctrl+Shift+L</w:t>
+      </w:r>
+      <w:r>
+        <w:t xml:space="preserve">) then click on the lifeline row, </w:t>
+      </w:r>
+      <w:r>
+        <w:rPr>
+          <w:rStyle w:val="VerbatimChar"/>
+        </w:rPr>
+        <w:t>Ctrl</w:t>
+      </w:r>
+      <w:r>
+        <w:t xml:space="preserve">+drag classes/actors in from the tree, or </w:t>
+      </w:r>
+      <w:r>
+        <w:rPr>
+          <w:rStyle w:val="VerbatimChar"/>
+        </w:rPr>
+        <w:t>Add ▸ Class</w:t>
+      </w:r>
+      <w:r>
+        <w:t xml:space="preserve"> </w:t>
+      </w:r>
+      <w:r>
+        <w:t>to create a class and its lifeline in one go.</w:t>
+      </w:r>
+    </w:p>
+    <w:p>
+      <w:pPr>
+        <w:pStyle w:val="Compact"/>
+        <w:numPr>
+          <w:ilvl w:val="0"/>
+          <w:numId w:val="21"/>
+        </w:numPr>
+      </w:pPr>
+      <w:r>
+        <w:t xml:space="preserve">Create messages </w:t>
+      </w:r>
+      <w:r>
+        <w:rPr>
+          <w:b/>
+          <w:bCs/>
+        </w:rPr>
+        <w:t>by dragging</w:t>
+      </w:r>
+      <w:r>
+        <w:t>: press on a sender activation and drag onto a target — another activation, or a lifeline body (which creates the receiving activation). A dashed preview line follows the drag and the cursor becomes a pointing hand over a valid target; on drop the message dialog opens to bind a method (</w:t>
+      </w:r>
+      <w:r>
+        <w:rPr>
+          <w:rStyle w:val="VerbatimChar"/>
+        </w:rPr>
+        <w:t>Cancel</w:t>
+      </w:r>
+      <w:r>
+        <w:t xml:space="preserve"> creates nothing). Creation/destruction flags mark constructor/destructor semantics. Self-calls and cycles are refused.</w:t>
+      </w:r>
+    </w:p>
+    <w:p>
+      <w:pPr>
+        <w:pStyle w:val="Compact"/>
+        <w:numPr>
+          <w:ilvl w:val="0"/>
+          <w:numId w:val="21"/>
+        </w:numPr>
+      </w:pPr>
+      <w:r>
+        <w:t>Notes: free boxes with attach-lines — see below.</w:t>
+      </w:r>
+    </w:p>
+    <w:p>
+      <w:pPr>
+        <w:pStyle w:val="Heading2"/>
+      </w:pPr>
+      <w:bookmarkStart w:id="108" w:name="what-moves-and-how"/>
+      <w:bookmarkStart w:id="109" w:name="_Toc234788011"/>
+      <w:bookmarkEnd w:id="106"/>
+      <w:r>
+        <w:rPr>
+          <w:rStyle w:val="SectionNumber"/>
+        </w:rPr>
+        <w:t>8.2</w:t>
+      </w:r>
+      <w:r>
+        <w:tab/>
+        <w:t>What moves, and how</w:t>
+      </w:r>
+      <w:bookmarkEnd w:id="109"/>
+    </w:p>
+    <w:tbl>
+      <w:tblPr>
+        <w:tblStyle w:val="Table"/>
+        <w:tblW w:w="5000" w:type="pct"/>
+        <w:tblLook w:val="0020" w:firstRow="1" w:lastRow="0" w:firstColumn="0" w:lastColumn="0" w:noHBand="0" w:noVBand="0"/>
+      </w:tblPr>
+      <w:tblGrid>
+        <w:gridCol w:w="2744"/>
+        <w:gridCol w:w="3412"/>
+        <w:gridCol w:w="3420"/>
+      </w:tblGrid>
+      <w:tr>
+        <w:trPr>
+          <w:cnfStyle w:val="100000000000" w:firstRow="1" w:lastRow="0" w:firstColumn="0" w:lastColumn="0" w:oddVBand="0" w:evenVBand="0" w:oddHBand="0" w:evenHBand="0" w:firstRowFirstColumn="0" w:firstRowLastColumn="0" w:lastRowFirstColumn="0" w:lastRowLastColumn="0"/>
+          <w:tblHeader/>
+        </w:trPr>
+        <w:tc>
+          <w:tcPr>
+            <w:tcW w:w="0" w:type="auto"/>
+          </w:tcPr>
+          <w:p>
+            <w:pPr>
+              <w:pStyle w:val="Compact"/>
+            </w:pPr>
+            <w:r>
+              <w:t>What</w:t>
+            </w:r>
+          </w:p>
+        </w:tc>
+        <w:tc>
+          <w:tcPr>
+            <w:tcW w:w="0" w:type="auto"/>
+          </w:tcPr>
+          <w:p>
+            <w:pPr>
+              <w:pStyle w:val="Compact"/>
+            </w:pPr>
+            <w:r>
+              <w:t>Gesture</w:t>
+            </w:r>
+          </w:p>
+        </w:tc>
+        <w:tc>
+          <w:tcPr>
+            <w:tcW w:w="0" w:type="auto"/>
+          </w:tcPr>
+          <w:p>
+            <w:pPr>
+              <w:pStyle w:val="Compact"/>
+            </w:pPr>
+            <w:r>
+              <w:t>Notes</w:t>
+            </w:r>
+          </w:p>
+        </w:tc>
+      </w:tr>
+      <w:tr>
+        <w:tc>
+          <w:tcPr>
+            <w:tcW w:w="0" w:type="auto"/>
+          </w:tcPr>
+          <w:p>
+            <w:pPr>
+              <w:pStyle w:val="Compact"/>
+            </w:pPr>
+            <w:r>
+              <w:t>Receiving activation</w:t>
+            </w:r>
+          </w:p>
+        </w:tc>
+        <w:tc>
+          <w:tcPr>
+            <w:tcW w:w="0" w:type="auto"/>
+          </w:tcPr>
+          <w:p>
+            <w:pPr>
+              <w:pStyle w:val="Compact"/>
+            </w:pPr>
+            <w:r>
+              <w:t xml:space="preserve">drag the </w:t>
+            </w:r>
+            <w:r>
+              <w:rPr>
+                <w:b/>
+                <w:bCs/>
+              </w:rPr>
+              <w:t>message arrow</w:t>
+            </w:r>
+            <w:r>
+              <w:t xml:space="preserve"> up/down</w:t>
+            </w:r>
+          </w:p>
+        </w:tc>
+        <w:tc>
+          <w:tcPr>
+            <w:tcW w:w="0" w:type="auto"/>
+          </w:tcPr>
+          <w:p>
+            <w:pPr>
+              <w:pStyle w:val="Compact"/>
+            </w:pPr>
+            <w:r>
+              <w:t>vertical only; clamped to its container; dashed ghost</w:t>
+            </w:r>
+          </w:p>
+        </w:tc>
+      </w:tr>
+      <w:tr>
+        <w:tc>
+          <w:tcPr>
+            <w:tcW w:w="0" w:type="auto"/>
+          </w:tcPr>
+          <w:p>
+            <w:pPr>
+              <w:pStyle w:val="Compact"/>
+            </w:pPr>
+            <w:r>
+              <w:t>Sending activation</w:t>
+            </w:r>
+          </w:p>
+        </w:tc>
+        <w:tc>
+          <w:tcPr>
+            <w:tcW w:w="0" w:type="auto"/>
+          </w:tcPr>
+          <w:p>
+            <w:pPr>
+              <w:pStyle w:val="Compact"/>
+            </w:pPr>
+            <w:r>
+              <w:rPr>
+                <w:rStyle w:val="VerbatimChar"/>
+              </w:rPr>
+              <w:t>Alt</w:t>
+            </w:r>
+            <w:r>
+              <w:t xml:space="preserve"> + drag the arrow</w:t>
+            </w:r>
+          </w:p>
+        </w:tc>
+        <w:tc>
+          <w:tcPr>
+            <w:tcW w:w="0" w:type="auto"/>
+          </w:tcPr>
+          <w:p>
+            <w:pPr>
+              <w:pStyle w:val="Compact"/>
+            </w:pPr>
+            <w:r>
+              <w:t>same drag, other end</w:t>
+            </w:r>
+          </w:p>
+        </w:tc>
+      </w:tr>
+      <w:tr>
+        <w:tc>
+          <w:tcPr>
+            <w:tcW w:w="0" w:type="auto"/>
+          </w:tcPr>
+          <w:p>
+            <w:pPr>
+              <w:pStyle w:val="Compact"/>
+            </w:pPr>
+            <w:r>
+              <w:t>Activation among siblings</w:t>
+            </w:r>
+          </w:p>
+        </w:tc>
+        <w:tc>
+          <w:tcPr>
+            <w:tcW w:w="0" w:type="auto"/>
+          </w:tcPr>
+          <w:p>
+            <w:pPr>
+              <w:pStyle w:val="Compact"/>
+            </w:pPr>
+            <w:r>
+              <w:rPr>
+                <w:rStyle w:val="VerbatimChar"/>
+              </w:rPr>
+              <w:t>Ctrl+↑</w:t>
+            </w:r>
+            <w:r>
+              <w:t xml:space="preserve"> / </w:t>
+            </w:r>
+            <w:r>
+              <w:rPr>
+                <w:rStyle w:val="VerbatimChar"/>
+              </w:rPr>
+              <w:t>Ctrl+↓</w:t>
+            </w:r>
+            <w:r>
+              <w:t xml:space="preserve"> (or context menu Move Up/Down)</w:t>
+            </w:r>
+          </w:p>
+        </w:tc>
+        <w:tc>
+          <w:tcPr>
+            <w:tcW w:w="0" w:type="auto"/>
+          </w:tcPr>
+          <w:p>
+            <w:pPr>
+              <w:pStyle w:val="Compact"/>
+            </w:pPr>
+            <w:r>
+              <w:t>reorders the call sequence</w:t>
+            </w:r>
+          </w:p>
+        </w:tc>
+      </w:tr>
+      <w:tr>
+        <w:tc>
+          <w:tcPr>
+            <w:tcW w:w="0" w:type="auto"/>
+          </w:tcPr>
+          <w:p>
+            <w:pPr>
+              <w:pStyle w:val="Compact"/>
+            </w:pPr>
+            <w:r>
+              <w:t>Lifeline</w:t>
+            </w:r>
+          </w:p>
+        </w:tc>
+        <w:tc>
+          <w:tcPr>
+            <w:tcW w:w="0" w:type="auto"/>
+          </w:tcPr>
+          <w:p>
+            <w:pPr>
+              <w:pStyle w:val="Compact"/>
+            </w:pPr>
+            <w:r>
+              <w:t xml:space="preserve">drag its head left/right, or </w:t>
+            </w:r>
+            <w:r>
+              <w:rPr>
+                <w:rStyle w:val="VerbatimChar"/>
+              </w:rPr>
+              <w:t>Ctrl+←</w:t>
+            </w:r>
+            <w:r>
+              <w:t xml:space="preserve"> / </w:t>
+            </w:r>
+            <w:r>
+              <w:rPr>
+                <w:rStyle w:val="VerbatimChar"/>
+              </w:rPr>
+              <w:t>Ctrl+→</w:t>
+            </w:r>
+          </w:p>
+        </w:tc>
+        <w:tc>
+          <w:tcPr>
+            <w:tcW w:w="0" w:type="auto"/>
+          </w:tcPr>
+          <w:p>
+            <w:pPr>
+              <w:pStyle w:val="Compact"/>
+            </w:pPr>
+            <w:r>
+              <w:t>horizontal only; siblings shift aside</w:t>
+            </w:r>
+          </w:p>
+        </w:tc>
+      </w:tr>
+      <w:tr>
+        <w:tc>
+          <w:tcPr>
+            <w:tcW w:w="0" w:type="auto"/>
+          </w:tcPr>
+          <w:p>
+            <w:pPr>
+              <w:pStyle w:val="Compact"/>
+            </w:pPr>
+            <w:r>
+              <w:t>Signal texts (name, guard label, return)</w:t>
+            </w:r>
+          </w:p>
+        </w:tc>
+        <w:tc>
+          <w:tcPr>
+            <w:tcW w:w="0" w:type="auto"/>
+          </w:tcPr>
+          <w:p>
+            <w:pPr>
+              <w:pStyle w:val="Compact"/>
+            </w:pPr>
+            <w:r>
+              <w:t>drag, on a selected signal</w:t>
+            </w:r>
+          </w:p>
+        </w:tc>
+        <w:tc>
+          <w:tcPr>
+            <w:tcW w:w="0" w:type="auto"/>
+          </w:tcPr>
+          <w:p>
+            <w:pPr>
+              <w:pStyle w:val="Compact"/>
+            </w:pPr>
+            <w:r>
+              <w:t>free 2-D offset, grid-snapped</w:t>
+            </w:r>
+          </w:p>
+        </w:tc>
+      </w:tr>
+      <w:tr>
+        <w:tc>
+          <w:tcPr>
+            <w:tcW w:w="0" w:type="auto"/>
+          </w:tcPr>
+          <w:p>
+            <w:pPr>
+              <w:pStyle w:val="Compact"/>
+            </w:pPr>
+            <w:r>
+              <w:t>Note</w:t>
+            </w:r>
+          </w:p>
+        </w:tc>
+        <w:tc>
+          <w:tcPr>
+            <w:tcW w:w="0" w:type="auto"/>
+          </w:tcPr>
+          <w:p>
+            <w:pPr>
+              <w:pStyle w:val="Compact"/>
+            </w:pPr>
+            <w:r>
+              <w:t>drag body / left-right edge handles</w:t>
+            </w:r>
+          </w:p>
+        </w:tc>
+        <w:tc>
+          <w:tcPr>
+            <w:tcW w:w="0" w:type="auto"/>
+          </w:tcPr>
+          <w:p>
+            <w:pPr>
+              <w:pStyle w:val="Compact"/>
+            </w:pPr>
+            <w:r>
+              <w:t>move / resize</w:t>
+            </w:r>
+          </w:p>
+        </w:tc>
+      </w:tr>
+      <w:tr>
+        <w:tc>
+          <w:tcPr>
+            <w:tcW w:w="0" w:type="auto"/>
+          </w:tcPr>
+          <w:p>
+            <w:pPr>
+              <w:pStyle w:val="Compact"/>
+            </w:pPr>
+            <w:r>
+              <w:t>Note attach-line points</w:t>
+            </w:r>
+          </w:p>
+        </w:tc>
+        <w:tc>
+          <w:tcPr>
+            <w:tcW w:w="0" w:type="auto"/>
+          </w:tcPr>
+          <w:p>
+            <w:pPr>
+              <w:pStyle w:val="Compact"/>
+            </w:pPr>
+            <w:r>
+              <w:t>drag the point</w:t>
+            </w:r>
+          </w:p>
+        </w:tc>
+        <w:tc>
+          <w:tcPr>
+            <w:tcW w:w="0" w:type="auto"/>
+          </w:tcPr>
+          <w:p>
+            <w:pPr>
+              <w:pStyle w:val="Compact"/>
+            </w:pPr>
+            <w:r>
+              <w:t>see below</w:t>
+            </w:r>
+          </w:p>
+        </w:tc>
+      </w:tr>
+    </w:tbl>
+    <w:p>
+      <w:pPr>
+        <w:pStyle w:val="BodyText"/>
+      </w:pPr>
+      <w:r>
+        <w:rPr>
+          <w:b/>
+          <w:bCs/>
+        </w:rPr>
+        <w:t>Notes and their points.</w:t>
+      </w:r>
+      <w:r>
+        <w:t xml:space="preserve"> Like class-diagram notes, attach-line endpoints are </w:t>
+      </w:r>
+      <w:r>
+        <w:rPr>
+          <w:b/>
+          <w:bCs/>
+        </w:rPr>
+        <w:t>semi-attached</w:t>
+      </w:r>
+      <w:r>
+        <w:t>: purely positional, so a point lying on a lifeline or signal travels with it. Dragging a corner point outward spawns a new joint; dragging a point back into the note deletes it. On release, a point near a signal arrow snaps vertically onto it — the line then tracks that signal.</w:t>
+      </w:r>
+    </w:p>
+    <w:p>
+      <w:pPr>
+        <w:pStyle w:val="Heading2"/>
+      </w:pPr>
+      <w:bookmarkStart w:id="110" w:name="keeping-it-readable"/>
+      <w:bookmarkStart w:id="111" w:name="_Toc234788012"/>
+      <w:bookmarkEnd w:id="108"/>
+      <w:r>
+        <w:rPr>
+          <w:rStyle w:val="SectionNumber"/>
+        </w:rPr>
+        <w:t>8.3</w:t>
+      </w:r>
+      <w:r>
+        <w:tab/>
+        <w:t>Keeping it readable</w:t>
+      </w:r>
+      <w:bookmarkEnd w:id="111"/>
+    </w:p>
+    <w:p>
+      <w:pPr>
+        <w:pStyle w:val="FirstParagraph"/>
+      </w:pPr>
+      <w:r>
+        <w:t>Three context-menu layout commands (each one undo step):</w:t>
+      </w:r>
+    </w:p>
+    <w:p>
+      <w:pPr>
+        <w:pStyle w:val="Compact"/>
+        <w:numPr>
+          <w:ilvl w:val="0"/>
+          <w:numId w:val="22"/>
+        </w:numPr>
+      </w:pPr>
+      <w:r>
+        <w:rPr>
+          <w:b/>
+          <w:bCs/>
+        </w:rPr>
+        <w:t>Optimize Placement</w:t>
+      </w:r>
+      <w:r>
+        <w:t xml:space="preserve"> — reorders lifelines to minimize crossings, packs horizontally, resets offsets.</w:t>
+      </w:r>
+    </w:p>
+    <w:p>
+      <w:pPr>
+        <w:pStyle w:val="Compact"/>
+        <w:numPr>
+          <w:ilvl w:val="0"/>
+          <w:numId w:val="22"/>
+        </w:numPr>
+      </w:pPr>
+      <w:r>
+        <w:rPr>
+          <w:b/>
+          <w:bCs/>
+        </w:rPr>
+        <w:t>Space Lifelines</w:t>
+      </w:r>
+      <w:r>
+        <w:t xml:space="preserve"> </w:t>
+      </w:r>
+      <w:r>
+        <w:t>— even horizontal spacing, order preserved.</w:t>
+      </w:r>
+    </w:p>
+    <w:p>
+      <w:pPr>
+        <w:pStyle w:val="Compact"/>
+        <w:numPr>
+          <w:ilvl w:val="0"/>
+          <w:numId w:val="22"/>
+        </w:numPr>
+      </w:pPr>
+      <w:r>
+        <w:rPr>
+          <w:b/>
+          <w:bCs/>
+        </w:rPr>
+        <w:t>Reset Activation Offsets</w:t>
+      </w:r>
+      <w:r>
+        <w:t xml:space="preserve"> — clears manual vertical tweaks.</w:t>
+      </w:r>
+    </w:p>
+    <w:p>
+      <w:pPr>
+        <w:pStyle w:val="FirstParagraph"/>
+      </w:pPr>
+      <w:r>
+        <w:rPr>
+          <w:rStyle w:val="VerbatimChar"/>
+        </w:rPr>
+        <w:t>Collapse Activations to Note</w:t>
+      </w:r>
+      <w:r>
+        <w:t xml:space="preserve"> replaces a selected group of nested activations with a summarizing note — good for hiding boilerplate sub-calls.</w:t>
+      </w:r>
+    </w:p>
+    <w:p>
+      <w:pPr>
+        <w:pStyle w:val="Heading2"/>
+      </w:pPr>
+      <w:bookmarkStart w:id="112" w:name="toolbar-colors-zoom"/>
+      <w:bookmarkStart w:id="113" w:name="_Toc234788013"/>
+      <w:bookmarkEnd w:id="110"/>
+      <w:r>
+        <w:rPr>
+          <w:rStyle w:val="SectionNumber"/>
+        </w:rPr>
+        <w:t>8.4</w:t>
+      </w:r>
+      <w:r>
+        <w:tab/>
+        <w:t>Toolbar, colors, zoom</w:t>
+      </w:r>
+      <w:bookmarkEnd w:id="113"/>
+    </w:p>
+    <w:p>
+      <w:pPr>
+        <w:pStyle w:val="Compact"/>
+        <w:numPr>
+          <w:ilvl w:val="0"/>
+          <w:numId w:val="23"/>
+        </w:numPr>
+      </w:pPr>
+      <w:r>
+        <w:rPr>
+          <w:b/>
+          <w:bCs/>
+        </w:rPr>
+        <w:t>Toolbar</w:t>
+      </w:r>
+      <w:r>
+        <w:t>: Add Lifeline, Add Note, Add Class (placement/dialog) · Delete · Undo / Redo · Zoom In / Out / Fit · Export SVG.</w:t>
+      </w:r>
+    </w:p>
+    <w:p>
+      <w:pPr>
+        <w:pStyle w:val="BlockText"/>
+      </w:pPr>
+      <w:r>
+        <w:rPr>
+          <w:b/>
+          <w:bCs/>
+        </w:rPr>
+        <w:t>[FIGURE: Sequence-diagram toolbar]</w:t>
+      </w:r>
+      <w:r>
+        <w:t xml:space="preserve"> — cropped strip of the SD toolbar. </w:t>
+      </w:r>
+      <w:r>
+        <w:rPr>
+          <w:b/>
+          <w:bCs/>
+        </w:rPr>
+        <w:t>[FIGURE: Sequence-diagram context menu]</w:t>
+      </w:r>
+      <w:r>
+        <w:t xml:space="preserve"> </w:t>
+      </w:r>
+      <w:r>
+        <w:t xml:space="preserve">— the context menu open on an activation, with the Add submenu expanded. - </w:t>
+      </w:r>
+      <w:r>
+        <w:rPr>
+          <w:b/>
+          <w:bCs/>
+        </w:rPr>
+        <w:t>Colors</w:t>
+      </w:r>
+      <w:r>
+        <w:t xml:space="preserve">: per-shape </w:t>
+      </w:r>
+      <w:r>
+        <w:rPr>
+          <w:rStyle w:val="VerbatimChar"/>
+        </w:rPr>
+        <w:t>Change Line/Text Color...</w:t>
+      </w:r>
+      <w:r>
+        <w:t xml:space="preserve">, plus the document-wide </w:t>
+      </w:r>
+      <w:r>
+        <w:rPr>
+          <w:b/>
+          <w:bCs/>
+        </w:rPr>
+        <w:t>Color Templates ▸</w:t>
+      </w:r>
+      <w:r>
+        <w:t xml:space="preserve"> for the sequence-diagram defaults (lifeline, activation, signal and note line/text colors) — same mechanism as in class diagrams. - </w:t>
+      </w:r>
+      <w:r>
+        <w:rPr>
+          <w:b/>
+          <w:bCs/>
+        </w:rPr>
+        <w:t>Zoom &amp; pan</w:t>
+      </w:r>
+      <w:r>
+        <w:t>: identical to class diagrams (</w:t>
+      </w:r>
+      <w:r>
+        <w:rPr>
+          <w:rStyle w:val="VerbatimChar"/>
+        </w:rPr>
+        <w:t>Ctrl</w:t>
+      </w:r>
+      <w:r>
+        <w:t xml:space="preserve">+wheel anchored at the cursor, </w:t>
+      </w:r>
+      <w:r>
+        <w:rPr>
+          <w:rStyle w:val="VerbatimChar"/>
+        </w:rPr>
+        <w:t>Ctrl+=</w:t>
+      </w:r>
+      <w:r>
+        <w:t>/</w:t>
+      </w:r>
+      <w:r>
+        <w:rPr>
+          <w:rStyle w:val="VerbatimChar"/>
+        </w:rPr>
+        <w:t>Ctrl+-</w:t>
+      </w:r>
+      <w:r>
+        <w:t>, Fit via toolbar or double-click on empty space, pan with plain scroll / middle-drag / scrollbars, pinch on trackpads).</w:t>
+      </w:r>
+    </w:p>
+    <w:p>
+      <w:pPr>
+        <w:pStyle w:val="Heading2"/>
+      </w:pPr>
+      <w:bookmarkStart w:id="114" w:name="canvas-keys-1"/>
+      <w:bookmarkStart w:id="115" w:name="_Toc234788014"/>
+      <w:bookmarkEnd w:id="112"/>
+      <w:r>
+        <w:rPr>
+          <w:rStyle w:val="SectionNumber"/>
+        </w:rPr>
+        <w:t>8.5</w:t>
+      </w:r>
+      <w:r>
+        <w:tab/>
+      </w:r>
+      <w:r>
+        <w:t>Canvas keys</w:t>
+      </w:r>
+      <w:bookmarkEnd w:id="115"/>
+    </w:p>
+    <w:tbl>
+      <w:tblPr>
+        <w:tblStyle w:val="Table"/>
+        <w:tblW w:w="5000" w:type="pct"/>
+        <w:tblLook w:val="0020" w:firstRow="1" w:lastRow="0" w:firstColumn="0" w:lastColumn="0" w:noHBand="0" w:noVBand="0"/>
+      </w:tblPr>
+      <w:tblGrid>
+        <w:gridCol w:w="3712"/>
+        <w:gridCol w:w="5864"/>
+      </w:tblGrid>
+      <w:tr>
+        <w:trPr>
+          <w:cnfStyle w:val="100000000000" w:firstRow="1" w:lastRow="0" w:firstColumn="0" w:lastColumn="0" w:oddVBand="0" w:evenVBand="0" w:oddHBand="0" w:evenHBand="0" w:firstRowFirstColumn="0" w:firstRowLastColumn="0" w:lastRowFirstColumn="0" w:lastRowLastColumn="0"/>
+          <w:tblHeader/>
+        </w:trPr>
+        <w:tc>
+          <w:tcPr>
+            <w:tcW w:w="0" w:type="auto"/>
+          </w:tcPr>
+          <w:p>
+            <w:pPr>
+              <w:pStyle w:val="Compact"/>
+            </w:pPr>
+            <w:r>
+              <w:t>Key</w:t>
+            </w:r>
+          </w:p>
+        </w:tc>
+        <w:tc>
+          <w:tcPr>
+            <w:tcW w:w="0" w:type="auto"/>
+          </w:tcPr>
+          <w:p>
+            <w:pPr>
+              <w:pStyle w:val="Compact"/>
+            </w:pPr>
+            <w:r>
+              <w:t>Action</w:t>
+            </w:r>
+          </w:p>
+        </w:tc>
+      </w:tr>
+      <w:tr>
+        <w:tc>
+          <w:tcPr>
+            <w:tcW w:w="0" w:type="auto"/>
+          </w:tcPr>
+          <w:p>
+            <w:pPr>
+              <w:pStyle w:val="Compact"/>
+            </w:pPr>
+            <w:r>
+              <w:rPr>
+                <w:rStyle w:val="VerbatimChar"/>
+              </w:rPr>
+              <w:t>Ctrl+Shift+L</w:t>
+            </w:r>
+            <w:r>
+              <w:t xml:space="preserve"> / </w:t>
+            </w:r>
+            <w:r>
+              <w:rPr>
+                <w:rStyle w:val="VerbatimChar"/>
+              </w:rPr>
+              <w:t>Ctrl+Shift+N</w:t>
+            </w:r>
+          </w:p>
+        </w:tc>
+        <w:tc>
+          <w:tcPr>
+            <w:tcW w:w="0" w:type="auto"/>
+          </w:tcPr>
+          <w:p>
+            <w:pPr>
+              <w:pStyle w:val="Compact"/>
+            </w:pPr>
+            <w:r>
+              <w:t>arm Add Lifeline / Add Note placement</w:t>
+            </w:r>
+          </w:p>
+        </w:tc>
+      </w:tr>
+      <w:tr>
+        <w:tc>
+          <w:tcPr>
+            <w:tcW w:w="0" w:type="auto"/>
+          </w:tcPr>
+          <w:p>
+            <w:pPr>
+              <w:pStyle w:val="Compact"/>
+            </w:pPr>
+            <w:r>
+              <w:rPr>
+                <w:rStyle w:val="VerbatimChar"/>
+              </w:rPr>
+              <w:t>Ctrl+Shift+C</w:t>
+            </w:r>
+          </w:p>
+        </w:tc>
+        <w:tc>
+          <w:tcPr>
+            <w:tcW w:w="0" w:type="auto"/>
+          </w:tcPr>
+          <w:p>
+            <w:pPr>
+              <w:pStyle w:val="Compact"/>
+            </w:pPr>
+            <w:r>
+              <w:t>Add Class (dialog; lifeline auto-placed)</w:t>
+            </w:r>
+          </w:p>
+        </w:tc>
+      </w:tr>
+      <w:tr>
+        <w:tc>
+          <w:tcPr>
+            <w:tcW w:w="0" w:type="auto"/>
+          </w:tcPr>
+          <w:p>
+            <w:pPr>
+              <w:pStyle w:val="Compact"/>
+            </w:pPr>
+            <w:r>
+              <w:rPr>
+                <w:rStyle w:val="VerbatimChar"/>
+              </w:rPr>
+              <w:t>Ctrl+↑</w:t>
+            </w:r>
+            <w:r>
+              <w:t xml:space="preserve"> </w:t>
+            </w:r>
+            <w:r>
+              <w:rPr>
+                <w:rStyle w:val="VerbatimChar"/>
+              </w:rPr>
+              <w:t>Ctrl+↓</w:t>
+            </w:r>
+          </w:p>
+        </w:tc>
+        <w:tc>
+          <w:tcPr>
+            <w:tcW w:w="0" w:type="auto"/>
+          </w:tcPr>
+          <w:p>
+            <w:pPr>
+              <w:pStyle w:val="Compact"/>
+            </w:pPr>
+            <w:r>
+              <w:t>move activation up/down among siblings</w:t>
+            </w:r>
+          </w:p>
+        </w:tc>
+      </w:tr>
+      <w:tr>
+        <w:tc>
+          <w:tcPr>
+            <w:tcW w:w="0" w:type="auto"/>
+          </w:tcPr>
+          <w:p>
+            <w:pPr>
+              <w:pStyle w:val="Compact"/>
+            </w:pPr>
+            <w:r>
+              <w:rPr>
+                <w:rStyle w:val="VerbatimChar"/>
+              </w:rPr>
+              <w:t>Ctrl+←</w:t>
+            </w:r>
+            <w:r>
+              <w:t xml:space="preserve"> </w:t>
+            </w:r>
+            <w:r>
+              <w:rPr>
+                <w:rStyle w:val="VerbatimChar"/>
+              </w:rPr>
+              <w:t>Ctrl+→</w:t>
+            </w:r>
+          </w:p>
+        </w:tc>
+        <w:tc>
+          <w:tcPr>
+            <w:tcW w:w="0" w:type="auto"/>
+          </w:tcPr>
+          <w:p>
+            <w:pPr>
+              <w:pStyle w:val="Compact"/>
+            </w:pPr>
+            <w:r>
+              <w:t>move lifeline left/right</w:t>
+            </w:r>
+          </w:p>
+        </w:tc>
+      </w:tr>
+      <w:tr>
+        <w:tc>
+          <w:tcPr>
+            <w:tcW w:w="0" w:type="auto"/>
+          </w:tcPr>
+          <w:p>
+            <w:pPr>
+              <w:pStyle w:val="Compact"/>
+            </w:pPr>
+            <w:r>
+              <w:rPr>
+                <w:rStyle w:val="VerbatimChar"/>
+              </w:rPr>
+              <w:t>←</w:t>
+            </w:r>
+            <w:r>
+              <w:t xml:space="preserve"> </w:t>
+            </w:r>
+            <w:r>
+              <w:rPr>
+                <w:rStyle w:val="VerbatimChar"/>
+              </w:rPr>
+              <w:t>→</w:t>
+            </w:r>
+            <w:r>
+              <w:t xml:space="preserve"> / </w:t>
+            </w:r>
+            <w:r>
+              <w:rPr>
+                <w:rStyle w:val="VerbatimChar"/>
+              </w:rPr>
+              <w:t>↑</w:t>
+            </w:r>
+            <w:r>
+              <w:t xml:space="preserve"> </w:t>
+            </w:r>
+            <w:r>
+              <w:rPr>
+                <w:rStyle w:val="VerbatimChar"/>
+              </w:rPr>
+              <w:t>↓</w:t>
+            </w:r>
+          </w:p>
+        </w:tc>
+        <w:tc>
+          <w:tcPr>
+            <w:tcW w:w="0" w:type="auto"/>
+          </w:tcPr>
+          <w:p>
+            <w:pPr>
+              <w:pStyle w:val="Compact"/>
+            </w:pPr>
+            <w:r>
+              <w:t>navigate between related shapes / along a lifeline</w:t>
+            </w:r>
+          </w:p>
+        </w:tc>
+      </w:tr>
+      <w:tr>
+        <w:tc>
+          <w:tcPr>
+            <w:tcW w:w="0" w:type="auto"/>
+          </w:tcPr>
+          <w:p>
+            <w:pPr>
+              <w:pStyle w:val="Compact"/>
+            </w:pPr>
+            <w:r>
+              <w:rPr>
+                <w:rStyle w:val="VerbatimChar"/>
+              </w:rPr>
+              <w:t>Enter</w:t>
+            </w:r>
+          </w:p>
+        </w:tc>
+        <w:tc>
+          <w:tcPr>
+            <w:tcW w:w="0" w:type="auto"/>
+          </w:tcPr>
+          <w:p>
+            <w:pPr>
+              <w:pStyle w:val="Compact"/>
+            </w:pPr>
+            <w:r>
+              <w:t>open the selected shape (as double-click)</w:t>
+            </w:r>
+          </w:p>
+        </w:tc>
+      </w:tr>
+      <w:tr>
+        <w:tc>
+          <w:tcPr>
+            <w:tcW w:w="0" w:type="auto"/>
+          </w:tcPr>
+          <w:p>
+            <w:pPr>
+              <w:pStyle w:val="Compact"/>
+            </w:pPr>
+            <w:r>
+              <w:rPr>
+                <w:rStyle w:val="VerbatimChar"/>
+              </w:rPr>
+              <w:t>Del</w:t>
+            </w:r>
+            <w:r>
+              <w:t xml:space="preserve"> / </w:t>
+            </w:r>
+            <w:r>
+              <w:rPr>
+                <w:rStyle w:val="VerbatimChar"/>
+              </w:rPr>
+              <w:t>Esc</w:t>
+            </w:r>
+            <w:r>
+              <w:t xml:space="preserve"> / </w:t>
+            </w:r>
+            <w:r>
+              <w:rPr>
+                <w:rStyle w:val="VerbatimChar"/>
+              </w:rPr>
+              <w:t>Ctrl+A</w:t>
+            </w:r>
+          </w:p>
+        </w:tc>
+        <w:tc>
+          <w:tcPr>
+            <w:tcW w:w="0" w:type="auto"/>
+          </w:tcPr>
+          <w:p>
+            <w:pPr>
+              <w:pStyle w:val="Compact"/>
+            </w:pPr>
+            <w:r>
+              <w:t>delete / cancel-or-clear / select all</w:t>
+            </w:r>
+          </w:p>
+        </w:tc>
+      </w:tr>
+    </w:tbl>
+    <w:p>
+      <w:pPr>
+        <w:pStyle w:val="BodyText"/>
+      </w:pPr>
+      <w:r>
+        <w:t xml:space="preserve">A power feature for documentation: </w:t>
+      </w:r>
+      <w:r>
+        <w:rPr>
+          <w:b/>
+          <w:bCs/>
+        </w:rPr>
+        <w:t>call traces</w:t>
+      </w:r>
+      <w:r>
+        <w:t>. Via the command interface (</w:t>
+      </w:r>
+      <w:r>
+        <w:rPr>
+          <w:rStyle w:val="VerbatimChar"/>
+        </w:rPr>
+        <w:t>add_call_trace</w:t>
+      </w:r>
+      <w:r>
+        <w:t xml:space="preserve">, chapter 16), ClassBuilder scans a method body, resolves the calls against the model, and generates a whole sequence diagram of the call tree automatically — the figure below was made that way from </w:t>
+      </w:r>
+      <w:r>
+        <w:rPr>
+          <w:rStyle w:val="VerbatimChar"/>
+        </w:rPr>
+        <w:t>Matrix::Matrix(int, int)</w:t>
+      </w:r>
+      <w:r>
+        <w:t>.</w:t>
+      </w:r>
+    </w:p>
+    <w:p>
+      <w:pPr>
+        <w:pStyle w:val="CaptionedFigure"/>
+      </w:pPr>
+      <w:r>
+        <w:rPr>
+          <w:noProof/>
+        </w:rPr>
+        <w:drawing>
+          <wp:inline distT="0" distB="0" distL="0" distR="0" wp14:anchorId="263E8450" wp14:editId="4766B399">
+            <wp:extent cx="5334000" cy="7544589"/>
+            <wp:effectExtent l="0" t="0" r="0" b="0"/>
+            <wp:docPr id="127" name="Picture" descr="A pipe-generated call trace of the Matrix constructor (“Matrix constructor walkthrough”)."/>
+            <wp:cNvGraphicFramePr/>
+            <a:graphic xmlns:a="http://schemas.openxmlformats.org/drawingml/2006/main">
+              <a:graphicData uri="http://schemas.openxmlformats.org/drawingml/2006/picture">
+                <pic:pic xmlns:pic="http://schemas.openxmlformats.org/drawingml/2006/picture">
+                  <pic:nvPicPr>
+                    <pic:cNvPr id="128" name="Picture" descr="images/sd-ctor-walkthrough.svg"/>
+                    <pic:cNvPicPr>
+                      <a:picLocks noChangeAspect="1" noChangeArrowheads="1"/>
+                    </pic:cNvPicPr>
+                  </pic:nvPicPr>
+                  <pic:blipFill>
+                    <a:blip r:embed="rId25">
+                      <a:extLst>
+                        <a:ext uri="{28A0092B-C50C-407E-A947-70E740481C1C}">
+                          <a14:useLocalDpi xmlns:a14="http://schemas.microsoft.com/office/drawing/2010/main" val="0"/>
+                        </a:ext>
+                        <a:ext uri="{96DAC541-7B7A-43D3-8B79-37D633B846F1}">
+                          <asvg:svgBlip xmlns:asvg="http://schemas.microsoft.com/office/drawing/2016/SVG/main" r:embed="rId26"/>
+                        </a:ext>
+                      </a:extLst>
+                    </a:blip>
+                    <a:stretch>
+                      <a:fillRect/>
+                    </a:stretch>
+                  </pic:blipFill>
+                  <pic:spPr bwMode="auto">
+                    <a:xfrm>
+                      <a:off x="0" y="0"/>
+                      <a:ext cx="5334000" cy="7544589"/>
+                    </a:xfrm>
+                    <a:prstGeom prst="rect">
+                      <a:avLst/>
+                    </a:prstGeom>
+                    <a:noFill/>
+                    <a:ln w="9525">
+                      <a:noFill/>
+                      <a:headEnd/>
+                      <a:tailEnd/>
+                    </a:ln>
+                  </pic:spPr>
+                </pic:pic>
+              </a:graphicData>
+            </a:graphic>
+          </wp:inline>
+        </w:drawing>
+      </w:r>
+    </w:p>
+    <w:p>
+      <w:pPr>
+        <w:pStyle w:val="ImageCaption"/>
+      </w:pPr>
+      <w:r>
         <w:t>A pipe-generated call trace of the Matrix constructor (“Matrix constructor walkthrough”).</w:t>
       </w:r>
     </w:p>
@@ -27406,7 +27480,7 @@
         <w:pStyle w:val="Heading1"/>
       </w:pPr>
       <w:bookmarkStart w:id="116" w:name="reference-dialogs"/>
-      <w:bookmarkStart w:id="117" w:name="_Toc234783049"/>
+      <w:bookmarkStart w:id="117" w:name="_Toc234788015"/>
       <w:bookmarkEnd w:id="104"/>
       <w:bookmarkEnd w:id="114"/>
       <w:r>
@@ -27535,7 +27609,7 @@
         <w:pStyle w:val="Heading2"/>
       </w:pPr>
       <w:bookmarkStart w:id="118" w:name="class"/>
-      <w:bookmarkStart w:id="119" w:name="_Toc234783050"/>
+      <w:bookmarkStart w:id="119" w:name="_Toc234788016"/>
       <w:r>
         <w:rPr>
           <w:rStyle w:val="SectionNumber"/>
@@ -27699,7 +27773,7 @@
         <w:pStyle w:val="Heading2"/>
       </w:pPr>
       <w:bookmarkStart w:id="120" w:name="external-class"/>
-      <w:bookmarkStart w:id="121" w:name="_Toc234783051"/>
+      <w:bookmarkStart w:id="121" w:name="_Toc234788017"/>
       <w:bookmarkEnd w:id="118"/>
       <w:r>
         <w:rPr>
@@ -27761,7 +27835,7 @@
         <w:pStyle w:val="Heading2"/>
       </w:pPr>
       <w:bookmarkStart w:id="122" w:name="member"/>
-      <w:bookmarkStart w:id="123" w:name="_Toc234783052"/>
+      <w:bookmarkStart w:id="123" w:name="_Toc234788018"/>
       <w:bookmarkEnd w:id="120"/>
       <w:r>
         <w:rPr>
@@ -27969,7 +28043,7 @@
         <w:pStyle w:val="Heading2"/>
       </w:pPr>
       <w:bookmarkStart w:id="124" w:name="method"/>
-      <w:bookmarkStart w:id="125" w:name="_Toc234783053"/>
+      <w:bookmarkStart w:id="125" w:name="_Toc234788019"/>
       <w:bookmarkEnd w:id="122"/>
       <w:r>
         <w:rPr>
@@ -28199,7 +28273,7 @@
         <w:pStyle w:val="Heading2"/>
       </w:pPr>
       <w:bookmarkStart w:id="126" w:name="constructor-destructor"/>
-      <w:bookmarkStart w:id="127" w:name="_Toc234783054"/>
+      <w:bookmarkStart w:id="127" w:name="_Toc234788020"/>
       <w:bookmarkEnd w:id="124"/>
       <w:r>
         <w:rPr>
@@ -28308,7 +28382,7 @@
         <w:pStyle w:val="Heading2"/>
       </w:pPr>
       <w:bookmarkStart w:id="128" w:name="exception-specification"/>
-      <w:bookmarkStart w:id="129" w:name="_Toc234783055"/>
+      <w:bookmarkStart w:id="129" w:name="_Toc234788021"/>
       <w:bookmarkEnd w:id="126"/>
       <w:r>
         <w:rPr>
@@ -28399,7 +28473,7 @@
         <w:pStyle w:val="Heading2"/>
       </w:pPr>
       <w:bookmarkStart w:id="130" w:name="argument"/>
-      <w:bookmarkStart w:id="131" w:name="_Toc234783056"/>
+      <w:bookmarkStart w:id="131" w:name="_Toc234788022"/>
       <w:bookmarkEnd w:id="128"/>
       <w:r>
         <w:rPr>
@@ -28451,7 +28525,7 @@
         <w:pStyle w:val="Heading2"/>
       </w:pPr>
       <w:bookmarkStart w:id="132" w:name="inheritance"/>
-      <w:bookmarkStart w:id="133" w:name="_Toc234783057"/>
+      <w:bookmarkStart w:id="133" w:name="_Toc234788023"/>
       <w:bookmarkEnd w:id="130"/>
       <w:r>
         <w:rPr>
@@ -28545,7 +28619,7 @@
         <w:pStyle w:val="Heading2"/>
       </w:pPr>
       <w:bookmarkStart w:id="134" w:name="relation"/>
-      <w:bookmarkStart w:id="135" w:name="_Toc234783058"/>
+      <w:bookmarkStart w:id="135" w:name="_Toc234788024"/>
       <w:bookmarkEnd w:id="132"/>
       <w:r>
         <w:rPr>
@@ -28884,7 +28958,7 @@
         <w:pStyle w:val="Heading2"/>
       </w:pPr>
       <w:bookmarkStart w:id="136" w:name="find-method-on-a-relation"/>
-      <w:bookmarkStart w:id="137" w:name="_Toc234783059"/>
+      <w:bookmarkStart w:id="137" w:name="_Toc234788025"/>
       <w:bookmarkEnd w:id="134"/>
       <w:r>
         <w:rPr>
@@ -28998,7 +29072,7 @@
         <w:pStyle w:val="Heading2"/>
       </w:pPr>
       <w:bookmarkStart w:id="138" w:name="dependency"/>
-      <w:bookmarkStart w:id="139" w:name="_Toc234783060"/>
+      <w:bookmarkStart w:id="139" w:name="_Toc234788026"/>
       <w:bookmarkEnd w:id="136"/>
       <w:r>
         <w:rPr>
@@ -29086,7 +29160,7 @@
         <w:pStyle w:val="Heading2"/>
       </w:pPr>
       <w:bookmarkStart w:id="140" w:name="relation-diagram-only"/>
-      <w:bookmarkStart w:id="141" w:name="_Toc234783061"/>
+      <w:bookmarkStart w:id="141" w:name="_Toc234788027"/>
       <w:bookmarkEnd w:id="138"/>
       <w:r>
         <w:rPr>
@@ -29181,7 +29255,7 @@
         <w:pStyle w:val="Heading2"/>
       </w:pPr>
       <w:bookmarkStart w:id="142" w:name="type"/>
-      <w:bookmarkStart w:id="143" w:name="_Toc234783062"/>
+      <w:bookmarkStart w:id="143" w:name="_Toc234788028"/>
       <w:bookmarkEnd w:id="140"/>
       <w:r>
         <w:rPr>
@@ -29280,7 +29354,7 @@
         <w:pStyle w:val="Heading2"/>
       </w:pPr>
       <w:bookmarkStart w:id="144" w:name="group-meta-group"/>
-      <w:bookmarkStart w:id="145" w:name="_Toc234783063"/>
+      <w:bookmarkStart w:id="145" w:name="_Toc234788029"/>
       <w:bookmarkEnd w:id="142"/>
       <w:r>
         <w:rPr>
@@ -29322,7 +29396,7 @@
         <w:pStyle w:val="Heading2"/>
       </w:pPr>
       <w:bookmarkStart w:id="146" w:name="context-define-and-assign"/>
-      <w:bookmarkStart w:id="147" w:name="_Toc234783064"/>
+      <w:bookmarkStart w:id="147" w:name="_Toc234788030"/>
       <w:bookmarkEnd w:id="144"/>
       <w:r>
         <w:rPr>
@@ -29528,7 +29602,7 @@
         <w:pStyle w:val="Heading2"/>
       </w:pPr>
       <w:bookmarkStart w:id="148" w:name="actor"/>
-      <w:bookmarkStart w:id="149" w:name="_Toc234783065"/>
+      <w:bookmarkStart w:id="149" w:name="_Toc234788031"/>
       <w:bookmarkEnd w:id="146"/>
       <w:r>
         <w:rPr>
@@ -29579,7 +29653,7 @@
         <w:pStyle w:val="Heading2"/>
       </w:pPr>
       <w:bookmarkStart w:id="150" w:name="class-diagram"/>
-      <w:bookmarkStart w:id="151" w:name="_Toc234783066"/>
+      <w:bookmarkStart w:id="151" w:name="_Toc234788032"/>
       <w:bookmarkEnd w:id="148"/>
       <w:r>
         <w:rPr>
@@ -29633,7 +29707,7 @@
         <w:pStyle w:val="Heading2"/>
       </w:pPr>
       <w:bookmarkStart w:id="152" w:name="sequence-diagram"/>
-      <w:bookmarkStart w:id="153" w:name="_Toc234783067"/>
+      <w:bookmarkStart w:id="153" w:name="_Toc234788033"/>
       <w:bookmarkEnd w:id="150"/>
       <w:r>
         <w:rPr>
@@ -29749,7 +29823,7 @@
         <w:pStyle w:val="Heading2"/>
       </w:pPr>
       <w:bookmarkStart w:id="154" w:name="select-classes"/>
-      <w:bookmarkStart w:id="155" w:name="_Toc234783068"/>
+      <w:bookmarkStart w:id="155" w:name="_Toc234788034"/>
       <w:bookmarkEnd w:id="152"/>
       <w:r>
         <w:rPr>
@@ -29810,7 +29884,7 @@
         <w:pStyle w:val="Heading2"/>
       </w:pPr>
       <w:bookmarkStart w:id="156" w:name="class-shape"/>
-      <w:bookmarkStart w:id="157" w:name="_Toc234783069"/>
+      <w:bookmarkStart w:id="157" w:name="_Toc234788035"/>
       <w:bookmarkEnd w:id="154"/>
       <w:r>
         <w:rPr>
@@ -29891,7 +29965,7 @@
         <w:pStyle w:val="Heading2"/>
       </w:pPr>
       <w:bookmarkStart w:id="158" w:name="select-members-methods"/>
-      <w:bookmarkStart w:id="159" w:name="_Toc234783070"/>
+      <w:bookmarkStart w:id="159" w:name="_Toc234788036"/>
       <w:bookmarkEnd w:id="156"/>
       <w:r>
         <w:rPr>
@@ -29943,7 +30017,7 @@
         <w:pStyle w:val="Heading2"/>
       </w:pPr>
       <w:bookmarkStart w:id="160" w:name="reorder-members-methods"/>
-      <w:bookmarkStart w:id="161" w:name="_Toc234783071"/>
+      <w:bookmarkStart w:id="161" w:name="_Toc234788037"/>
       <w:bookmarkEnd w:id="158"/>
       <w:r>
         <w:rPr>
@@ -29995,7 +30069,7 @@
         <w:pStyle w:val="Heading2"/>
       </w:pPr>
       <w:bookmarkStart w:id="162" w:name="signal-message"/>
-      <w:bookmarkStart w:id="163" w:name="_Toc234783072"/>
+      <w:bookmarkStart w:id="163" w:name="_Toc234788038"/>
       <w:bookmarkEnd w:id="160"/>
       <w:r>
         <w:rPr>
@@ -30055,7 +30129,7 @@
         <w:pStyle w:val="Heading2"/>
       </w:pPr>
       <w:bookmarkStart w:id="164" w:name="lifeline-note-dialogs"/>
-      <w:bookmarkStart w:id="165" w:name="_Toc234783073"/>
+      <w:bookmarkStart w:id="165" w:name="_Toc234788039"/>
       <w:bookmarkEnd w:id="162"/>
       <w:r>
         <w:rPr>
@@ -30109,7 +30183,7 @@
         <w:pStyle w:val="Heading2"/>
       </w:pPr>
       <w:bookmarkStart w:id="166" w:name="Xb9470c6e63f702dcde05f89c7607c45c6bcf312"/>
-      <w:bookmarkStart w:id="167" w:name="_Toc234783074"/>
+      <w:bookmarkStart w:id="167" w:name="_Toc234788040"/>
       <w:bookmarkEnd w:id="164"/>
       <w:r>
         <w:rPr>
@@ -30395,7 +30469,7 @@
         <w:pStyle w:val="Heading2"/>
       </w:pPr>
       <w:bookmarkStart w:id="168" w:name="add-serialization-to-project"/>
-      <w:bookmarkStart w:id="169" w:name="_Toc234783075"/>
+      <w:bookmarkStart w:id="169" w:name="_Toc234788041"/>
       <w:bookmarkEnd w:id="166"/>
       <w:r>
         <w:rPr>
@@ -30468,7 +30542,7 @@
         <w:pStyle w:val="Heading2"/>
       </w:pPr>
       <w:bookmarkStart w:id="170" w:name="find"/>
-      <w:bookmarkStart w:id="171" w:name="_Toc234783076"/>
+      <w:bookmarkStart w:id="171" w:name="_Toc234788042"/>
       <w:bookmarkEnd w:id="168"/>
       <w:r>
         <w:rPr>
@@ -30525,7 +30599,7 @@
         <w:pStyle w:val="Heading2"/>
       </w:pPr>
       <w:bookmarkStart w:id="172" w:name="read-source"/>
-      <w:bookmarkStart w:id="173" w:name="_Toc234783077"/>
+      <w:bookmarkStart w:id="173" w:name="_Toc234788043"/>
       <w:bookmarkEnd w:id="170"/>
       <w:r>
         <w:rPr>
@@ -30587,7 +30661,7 @@
         <w:pStyle w:val="Heading2"/>
       </w:pPr>
       <w:bookmarkStart w:id="174" w:name="save-source"/>
-      <w:bookmarkStart w:id="175" w:name="_Toc234783078"/>
+      <w:bookmarkStart w:id="175" w:name="_Toc234788044"/>
       <w:bookmarkEnd w:id="172"/>
       <w:r>
         <w:rPr>
@@ -30681,7 +30755,7 @@
         <w:pStyle w:val="Heading2"/>
       </w:pPr>
       <w:bookmarkStart w:id="176" w:name="virtual-methods-isclass-methods"/>
-      <w:bookmarkStart w:id="177" w:name="_Toc234783079"/>
+      <w:bookmarkStart w:id="177" w:name="_Toc234788045"/>
       <w:bookmarkEnd w:id="174"/>
       <w:r>
         <w:rPr>
@@ -30771,7 +30845,7 @@
         <w:pStyle w:val="Heading2"/>
       </w:pPr>
       <w:bookmarkStart w:id="178" w:name="user-sections-code-dialogs"/>
-      <w:bookmarkStart w:id="179" w:name="_Toc234783080"/>
+      <w:bookmarkStart w:id="179" w:name="_Toc234788046"/>
       <w:bookmarkEnd w:id="176"/>
       <w:r>
         <w:rPr>
@@ -30850,7 +30924,7 @@
         <w:pStyle w:val="Heading2"/>
       </w:pPr>
       <w:bookmarkStart w:id="180" w:name="code-editing-helper-wizards"/>
-      <w:bookmarkStart w:id="181" w:name="_Toc234783081"/>
+      <w:bookmarkStart w:id="181" w:name="_Toc234788047"/>
       <w:bookmarkEnd w:id="178"/>
       <w:r>
         <w:rPr>
@@ -31085,7 +31159,7 @@
         <w:pStyle w:val="Heading1"/>
       </w:pPr>
       <w:bookmarkStart w:id="182" w:name="reference-the-code-editor"/>
-      <w:bookmarkStart w:id="183" w:name="_Toc234783082"/>
+      <w:bookmarkStart w:id="183" w:name="_Toc234788048"/>
       <w:bookmarkEnd w:id="116"/>
       <w:bookmarkEnd w:id="180"/>
       <w:r>
@@ -31113,7 +31187,7 @@
         <w:pStyle w:val="Heading2"/>
       </w:pPr>
       <w:bookmarkStart w:id="184" w:name="editing-behavior"/>
-      <w:bookmarkStart w:id="185" w:name="_Toc234783083"/>
+      <w:bookmarkStart w:id="185" w:name="_Toc234788049"/>
       <w:r>
         <w:rPr>
           <w:rStyle w:val="SectionNumber"/>
@@ -31273,7 +31347,7 @@
         <w:pStyle w:val="Heading2"/>
       </w:pPr>
       <w:bookmarkStart w:id="186" w:name="code-insertion"/>
-      <w:bookmarkStart w:id="187" w:name="_Toc234783084"/>
+      <w:bookmarkStart w:id="187" w:name="_Toc234788050"/>
       <w:bookmarkEnd w:id="184"/>
       <w:r>
         <w:rPr>
@@ -31385,7 +31459,7 @@
         <w:pStyle w:val="Heading2"/>
       </w:pPr>
       <w:bookmarkStart w:id="188" w:name="where-it-appears"/>
-      <w:bookmarkStart w:id="189" w:name="_Toc234783085"/>
+      <w:bookmarkStart w:id="189" w:name="_Toc234788051"/>
       <w:bookmarkEnd w:id="186"/>
       <w:r>
         <w:rPr>
@@ -31592,7 +31666,7 @@
         <w:pStyle w:val="Heading1"/>
       </w:pPr>
       <w:bookmarkStart w:id="190" w:name="code-generation-in-depth"/>
-      <w:bookmarkStart w:id="191" w:name="_Toc234783086"/>
+      <w:bookmarkStart w:id="191" w:name="_Toc234788052"/>
       <w:bookmarkEnd w:id="182"/>
       <w:bookmarkEnd w:id="188"/>
       <w:r>
@@ -31612,7 +31686,7 @@
         <w:pStyle w:val="Heading2"/>
       </w:pPr>
       <w:bookmarkStart w:id="192" w:name="files-produced"/>
-      <w:bookmarkStart w:id="193" w:name="_Toc234783087"/>
+      <w:bookmarkStart w:id="193" w:name="_Toc234788053"/>
       <w:r>
         <w:rPr>
           <w:rStyle w:val="SectionNumber"/>
@@ -31696,7 +31770,7 @@
         <w:pStyle w:val="Heading2"/>
       </w:pPr>
       <w:bookmarkStart w:id="194" w:name="anatomy-of-a-generated-file"/>
-      <w:bookmarkStart w:id="195" w:name="_Toc234783088"/>
+      <w:bookmarkStart w:id="195" w:name="_Toc234788054"/>
       <w:bookmarkEnd w:id="192"/>
       <w:r>
         <w:rPr>
@@ -32125,7 +32199,7 @@
         <w:pStyle w:val="Heading2"/>
       </w:pPr>
       <w:bookmarkStart w:id="196" w:name="the-six-user-sections"/>
-      <w:bookmarkStart w:id="197" w:name="_Toc234783089"/>
+      <w:bookmarkStart w:id="197" w:name="_Toc234788055"/>
       <w:bookmarkEnd w:id="194"/>
       <w:r>
         <w:rPr>
@@ -32200,7 +32274,7 @@
         <w:pStyle w:val="Heading2"/>
       </w:pPr>
       <w:bookmarkStart w:id="198" w:name="constructorinclude-destructorinclude"/>
-      <w:bookmarkStart w:id="199" w:name="_Toc234783090"/>
+      <w:bookmarkStart w:id="199" w:name="_Toc234788056"/>
       <w:bookmarkEnd w:id="196"/>
       <w:r>
         <w:rPr>
@@ -32310,7 +32384,7 @@
         <w:pStyle w:val="Heading2"/>
       </w:pPr>
       <w:bookmarkStart w:id="200" w:name="read-source-the-round-trip"/>
-      <w:bookmarkStart w:id="201" w:name="_Toc234783091"/>
+      <w:bookmarkStart w:id="201" w:name="_Toc234788057"/>
       <w:bookmarkEnd w:id="198"/>
       <w:r>
         <w:rPr>
@@ -32445,7 +32519,7 @@
         <w:pStyle w:val="Heading1"/>
       </w:pPr>
       <w:bookmarkStart w:id="202" w:name="relations-and-the-intrusive-runtime"/>
-      <w:bookmarkStart w:id="203" w:name="_Toc234783092"/>
+      <w:bookmarkStart w:id="203" w:name="_Toc234788058"/>
       <w:bookmarkEnd w:id="190"/>
       <w:bookmarkEnd w:id="200"/>
       <w:r>
@@ -32473,7 +32547,7 @@
         <w:pStyle w:val="Heading2"/>
       </w:pPr>
       <w:bookmarkStart w:id="204" w:name="what-intrusive-means"/>
-      <w:bookmarkStart w:id="205" w:name="_Toc234783093"/>
+      <w:bookmarkStart w:id="205" w:name="_Toc234788059"/>
       <w:r>
         <w:rPr>
           <w:rStyle w:val="SectionNumber"/>
@@ -32495,28 +32569,28 @@
           <w:noProof/>
         </w:rPr>
         <w:drawing>
-          <wp:inline distT="0" distB="0" distL="0" distR="0" wp14:anchorId="0984B365" wp14:editId="42E2D706">
+          <wp:inline distT="0" distB="0" distL="0" distR="0" wp14:anchorId="4A04D9CF" wp14:editId="3724C340">
             <wp:extent cx="5334000" cy="3246782"/>
             <wp:effectExtent l="0" t="0" r="0" b="0"/>
-            <wp:docPr id="170" name="Picture" descr="One Cell in two lists: all link pointers are members of the Cell itself."/>
+            <wp:docPr id="176" name="Picture" descr="One Cell in two lists: all link pointers are members of the Cell itself."/>
             <wp:cNvGraphicFramePr/>
             <a:graphic xmlns:a="http://schemas.openxmlformats.org/drawingml/2006/main">
               <a:graphicData uri="http://schemas.openxmlformats.org/drawingml/2006/picture">
                 <pic:pic xmlns:pic="http://schemas.openxmlformats.org/drawingml/2006/picture">
                   <pic:nvPicPr>
-                    <pic:cNvPr id="171" name="Picture" descr="images/fig-intrusive-lists.svg"/>
+                    <pic:cNvPr id="177" name="Picture" descr="images/fig-intrusive-lists.svg"/>
                     <pic:cNvPicPr>
                       <a:picLocks noChangeAspect="1" noChangeArrowheads="1"/>
                     </pic:cNvPicPr>
                   </pic:nvPicPr>
                   <pic:blipFill>
-                    <a:blip r:embed="rId25">
+                    <a:blip r:embed="rId27">
                       <a:extLst>
                         <a:ext uri="{28A0092B-C50C-407E-A947-70E740481C1C}">
                           <a14:useLocalDpi xmlns:a14="http://schemas.microsoft.com/office/drawing/2010/main" val="0"/>
                         </a:ext>
                         <a:ext uri="{96DAC541-7B7A-43D3-8B79-37D633B846F1}">
-                          <asvg:svgBlip xmlns:asvg="http://schemas.microsoft.com/office/drawing/2016/SVG/main" r:embed="rId26"/>
+                          <asvg:svgBlip xmlns:asvg="http://schemas.microsoft.com/office/drawing/2016/SVG/main" r:embed="rId28"/>
                         </a:ext>
                       </a:extLst>
                     </a:blip>
@@ -32862,7 +32936,7 @@
         <w:pStyle w:val="Heading2"/>
       </w:pPr>
       <w:bookmarkStart w:id="206" w:name="declaring-relations-the-macro-surface"/>
-      <w:bookmarkStart w:id="207" w:name="_Toc234783094"/>
+      <w:bookmarkStart w:id="207" w:name="_Toc234788060"/>
       <w:bookmarkEnd w:id="204"/>
       <w:r>
         <w:rPr>
@@ -33507,7 +33581,7 @@
         <w:pStyle w:val="Heading2"/>
       </w:pPr>
       <w:bookmarkStart w:id="208" w:name="the-generated-api-of-a-multi-relation"/>
-      <w:bookmarkStart w:id="209" w:name="_Toc234783095"/>
+      <w:bookmarkStart w:id="209" w:name="_Toc234788061"/>
       <w:bookmarkEnd w:id="206"/>
       <w:r>
         <w:rPr>
@@ -34424,7 +34498,7 @@
         <w:pStyle w:val="Heading2"/>
       </w:pPr>
       <w:bookmarkStart w:id="210" w:name="Xaaa89ef9d7adb0d0fb470691c4808f6f6b0754c"/>
-      <w:bookmarkStart w:id="211" w:name="_Toc234783096"/>
+      <w:bookmarkStart w:id="211" w:name="_Toc234788062"/>
       <w:bookmarkEnd w:id="208"/>
       <w:r>
         <w:rPr>
@@ -34787,7 +34861,7 @@
         <w:pStyle w:val="Heading2"/>
       </w:pPr>
       <w:bookmarkStart w:id="212" w:name="ownership-and-cascade-delete"/>
-      <w:bookmarkStart w:id="213" w:name="_Toc234783097"/>
+      <w:bookmarkStart w:id="213" w:name="_Toc234788063"/>
       <w:bookmarkEnd w:id="210"/>
       <w:r>
         <w:rPr>
@@ -34810,28 +34884,28 @@
           <w:noProof/>
         </w:rPr>
         <w:drawing>
-          <wp:inline distT="0" distB="0" distL="0" distR="0" wp14:anchorId="135FD6E7" wp14:editId="5EC4079A">
+          <wp:inline distT="0" distB="0" distL="0" distR="0" wp14:anchorId="18633B0E" wp14:editId="31DD4288">
             <wp:extent cx="5334000" cy="2724978"/>
             <wp:effectExtent l="0" t="0" r="0" b="0"/>
-            <wp:docPr id="178" name="Picture" descr="delete pMatrix — the cascade frees the entire graph."/>
+            <wp:docPr id="184" name="Picture" descr="delete pMatrix — the cascade frees the entire graph."/>
             <wp:cNvGraphicFramePr/>
             <a:graphic xmlns:a="http://schemas.openxmlformats.org/drawingml/2006/main">
               <a:graphicData uri="http://schemas.openxmlformats.org/drawingml/2006/picture">
                 <pic:pic xmlns:pic="http://schemas.openxmlformats.org/drawingml/2006/picture">
                   <pic:nvPicPr>
-                    <pic:cNvPr id="179" name="Picture" descr="images/fig-ownership-cascade.svg"/>
+                    <pic:cNvPr id="185" name="Picture" descr="images/fig-ownership-cascade.svg"/>
                     <pic:cNvPicPr>
                       <a:picLocks noChangeAspect="1" noChangeArrowheads="1"/>
                     </pic:cNvPicPr>
                   </pic:nvPicPr>
                   <pic:blipFill>
-                    <a:blip r:embed="rId27">
+                    <a:blip r:embed="rId29">
                       <a:extLst>
                         <a:ext uri="{28A0092B-C50C-407E-A947-70E740481C1C}">
                           <a14:useLocalDpi xmlns:a14="http://schemas.microsoft.com/office/drawing/2010/main" val="0"/>
                         </a:ext>
                         <a:ext uri="{96DAC541-7B7A-43D3-8B79-37D633B846F1}">
-                          <asvg:svgBlip xmlns:asvg="http://schemas.microsoft.com/office/drawing/2016/SVG/main" r:embed="rId28"/>
+                          <asvg:svgBlip xmlns:asvg="http://schemas.microsoft.com/office/drawing/2016/SVG/main" r:embed="rId30"/>
                         </a:ext>
                       </a:extLst>
                     </a:blip>
@@ -34965,7 +35039,7 @@
         <w:pStyle w:val="Heading2"/>
       </w:pPr>
       <w:bookmarkStart w:id="214" w:name="iterators-that-survive-modification"/>
-      <w:bookmarkStart w:id="215" w:name="_Toc234783098"/>
+      <w:bookmarkStart w:id="215" w:name="_Toc234788064"/>
       <w:bookmarkEnd w:id="212"/>
       <w:r>
         <w:rPr>
@@ -35173,7 +35247,7 @@
         <w:pStyle w:val="Heading2"/>
       </w:pPr>
       <w:bookmarkStart w:id="216" w:name="single-static-multi"/>
-      <w:bookmarkStart w:id="217" w:name="_Toc234783099"/>
+      <w:bookmarkStart w:id="217" w:name="_Toc234788065"/>
       <w:bookmarkEnd w:id="214"/>
       <w:r>
         <w:rPr>
@@ -35249,7 +35323,7 @@
         <w:pStyle w:val="Heading2"/>
       </w:pPr>
       <w:bookmarkStart w:id="218" w:name="tree-implementations-and-find-methods"/>
-      <w:bookmarkStart w:id="219" w:name="_Toc234783100"/>
+      <w:bookmarkStart w:id="219" w:name="_Toc234788066"/>
       <w:bookmarkEnd w:id="216"/>
       <w:r>
         <w:rPr>
@@ -35905,7 +35979,7 @@
         <w:pStyle w:val="Heading2"/>
       </w:pPr>
       <w:bookmarkStart w:id="220" w:name="critical-relations-threads"/>
-      <w:bookmarkStart w:id="221" w:name="_Toc234783101"/>
+      <w:bookmarkStart w:id="221" w:name="_Toc234788067"/>
       <w:bookmarkEnd w:id="218"/>
       <w:r>
         <w:rPr>
@@ -35961,7 +36035,7 @@
         <w:pStyle w:val="Heading2"/>
       </w:pPr>
       <w:bookmarkStart w:id="222" w:name="writing-loops-the-generated-way"/>
-      <w:bookmarkStart w:id="223" w:name="_Toc234783102"/>
+      <w:bookmarkStart w:id="223" w:name="_Toc234788068"/>
       <w:bookmarkEnd w:id="220"/>
       <w:r>
         <w:rPr>
@@ -36307,7 +36381,7 @@
         <w:pStyle w:val="Heading1"/>
       </w:pPr>
       <w:bookmarkStart w:id="224" w:name="serialization"/>
-      <w:bookmarkStart w:id="225" w:name="_Toc234783103"/>
+      <w:bookmarkStart w:id="225" w:name="_Toc234788069"/>
       <w:bookmarkEnd w:id="202"/>
       <w:bookmarkEnd w:id="222"/>
       <w:r>
@@ -36327,7 +36401,7 @@
         <w:pStyle w:val="Heading2"/>
       </w:pPr>
       <w:bookmarkStart w:id="226" w:name="what-you-get"/>
-      <w:bookmarkStart w:id="227" w:name="_Toc234783104"/>
+      <w:bookmarkStart w:id="227" w:name="_Toc234788070"/>
       <w:r>
         <w:rPr>
           <w:rStyle w:val="SectionNumber"/>
@@ -36528,7 +36602,7 @@
         <w:pStyle w:val="Heading2"/>
       </w:pPr>
       <w:bookmarkStart w:id="228" w:name="cbarchive-and-the-wire-format"/>
-      <w:bookmarkStart w:id="229" w:name="_Toc234783105"/>
+      <w:bookmarkStart w:id="229" w:name="_Toc234788071"/>
       <w:bookmarkEnd w:id="226"/>
       <w:r>
         <w:rPr>
@@ -36651,7 +36725,7 @@
         <w:pStyle w:val="Heading2"/>
       </w:pPr>
       <w:bookmarkStart w:id="230" w:name="cbz-compression-on-the-fly"/>
-      <w:bookmarkStart w:id="231" w:name="_Toc234783106"/>
+      <w:bookmarkStart w:id="231" w:name="_Toc234788072"/>
       <w:bookmarkEnd w:id="228"/>
       <w:r>
         <w:rPr>
@@ -36984,7 +37058,7 @@
         <w:pStyle w:val="Heading2"/>
       </w:pPr>
       <w:bookmarkStart w:id="232" w:name="Xbded68cf7b5dad621557026fdc0855cc4156113"/>
-      <w:bookmarkStart w:id="233" w:name="_Toc234783107"/>
+      <w:bookmarkStart w:id="233" w:name="_Toc234788073"/>
       <w:bookmarkEnd w:id="230"/>
       <w:r>
         <w:rPr>
@@ -37241,7 +37315,7 @@
         <w:pStyle w:val="Heading2"/>
       </w:pPr>
       <w:bookmarkStart w:id="234" w:name="rules-and-properties"/>
-      <w:bookmarkStart w:id="235" w:name="_Toc234783108"/>
+      <w:bookmarkStart w:id="235" w:name="_Toc234788074"/>
       <w:bookmarkEnd w:id="232"/>
       <w:r>
         <w:rPr>
@@ -37415,7 +37489,7 @@
         <w:pStyle w:val="Heading2"/>
       </w:pPr>
       <w:bookmarkStart w:id="236" w:name="Xe93cc69c5286d8ba9c1392594baf9a373c30c75"/>
-      <w:bookmarkStart w:id="237" w:name="_Toc234783109"/>
+      <w:bookmarkStart w:id="237" w:name="_Toc234788075"/>
       <w:bookmarkEnd w:id="234"/>
       <w:r>
         <w:rPr>
@@ -37587,7 +37661,7 @@
         <w:pStyle w:val="Heading1"/>
       </w:pPr>
       <w:bookmarkStart w:id="238" w:name="the-generated-undoredo-framework"/>
-      <w:bookmarkStart w:id="239" w:name="_Toc234783110"/>
+      <w:bookmarkStart w:id="239" w:name="_Toc234788076"/>
       <w:bookmarkEnd w:id="224"/>
       <w:bookmarkEnd w:id="236"/>
       <w:r>
@@ -37607,7 +37681,7 @@
         <w:pStyle w:val="Heading2"/>
       </w:pPr>
       <w:bookmarkStart w:id="240" w:name="what-it-is"/>
-      <w:bookmarkStart w:id="241" w:name="_Toc234783111"/>
+      <w:bookmarkStart w:id="241" w:name="_Toc234788077"/>
       <w:r>
         <w:rPr>
           <w:rStyle w:val="SectionNumber"/>
@@ -37656,7 +37730,7 @@
         <w:pStyle w:val="Heading2"/>
       </w:pPr>
       <w:bookmarkStart w:id="242" w:name="how-it-works"/>
-      <w:bookmarkStart w:id="243" w:name="_Toc234783112"/>
+      <w:bookmarkStart w:id="243" w:name="_Toc234788078"/>
       <w:bookmarkEnd w:id="240"/>
       <w:r>
         <w:rPr>
@@ -38029,7 +38103,7 @@
         <w:pStyle w:val="Heading2"/>
       </w:pPr>
       <w:bookmarkStart w:id="244" w:name="the-undoreplace-entanglement"/>
-      <w:bookmarkStart w:id="245" w:name="_Toc234783113"/>
+      <w:bookmarkStart w:id="245" w:name="_Toc234788079"/>
       <w:bookmarkEnd w:id="242"/>
       <w:r>
         <w:rPr>
@@ -38122,7 +38196,7 @@
         <w:pStyle w:val="Heading1"/>
       </w:pPr>
       <w:bookmarkStart w:id="246" w:name="the-replace-constructor"/>
-      <w:bookmarkStart w:id="247" w:name="_Toc234783114"/>
+      <w:bookmarkStart w:id="247" w:name="_Toc234788080"/>
       <w:bookmarkEnd w:id="238"/>
       <w:bookmarkEnd w:id="244"/>
       <w:r>
@@ -38144,7 +38218,7 @@
         <w:pStyle w:val="Heading2"/>
       </w:pPr>
       <w:bookmarkStart w:id="248" w:name="the-idea"/>
-      <w:bookmarkStart w:id="249" w:name="_Toc234783115"/>
+      <w:bookmarkStart w:id="249" w:name="_Toc234788081"/>
       <w:r>
         <w:rPr>
           <w:rStyle w:val="SectionNumber"/>
@@ -38166,28 +38240,28 @@
           <w:noProof/>
         </w:rPr>
         <w:drawing>
-          <wp:inline distT="0" distB="0" distL="0" distR="0" wp14:anchorId="216474D1" wp14:editId="25E22F8C">
+          <wp:inline distT="0" distB="0" distL="0" distR="0" wp14:anchorId="104E28F6" wp14:editId="218618C5">
             <wp:extent cx="5334000" cy="2782956"/>
             <wp:effectExtent l="0" t="0" r="0" b="0"/>
-            <wp:docPr id="200" name="Picture" descr="Replace: the new object takes over every relation slot of the old one."/>
+            <wp:docPr id="206" name="Picture" descr="Replace: the new object takes over every relation slot of the old one."/>
             <wp:cNvGraphicFramePr/>
             <a:graphic xmlns:a="http://schemas.openxmlformats.org/drawingml/2006/main">
               <a:graphicData uri="http://schemas.openxmlformats.org/drawingml/2006/picture">
                 <pic:pic xmlns:pic="http://schemas.openxmlformats.org/drawingml/2006/picture">
                   <pic:nvPicPr>
-                    <pic:cNvPr id="201" name="Picture" descr="images/fig-replace-constructor.svg"/>
+                    <pic:cNvPr id="207" name="Picture" descr="images/fig-replace-constructor.svg"/>
                     <pic:cNvPicPr>
                       <a:picLocks noChangeAspect="1" noChangeArrowheads="1"/>
                     </pic:cNvPicPr>
                   </pic:nvPicPr>
                   <pic:blipFill>
-                    <a:blip r:embed="rId29">
+                    <a:blip r:embed="rId31">
                       <a:extLst>
                         <a:ext uri="{28A0092B-C50C-407E-A947-70E740481C1C}">
                           <a14:useLocalDpi xmlns:a14="http://schemas.microsoft.com/office/drawing/2010/main" val="0"/>
                         </a:ext>
                         <a:ext uri="{96DAC541-7B7A-43D3-8B79-37D633B846F1}">
-                          <asvg:svgBlip xmlns:asvg="http://schemas.microsoft.com/office/drawing/2016/SVG/main" r:embed="rId30"/>
+                          <asvg:svgBlip xmlns:asvg="http://schemas.microsoft.com/office/drawing/2016/SVG/main" r:embed="rId32"/>
                         </a:ext>
                       </a:extLst>
                     </a:blip>
@@ -38356,7 +38430,7 @@
         <w:pStyle w:val="Heading2"/>
       </w:pPr>
       <w:bookmarkStart w:id="250" w:name="why-it-is-more-powerful-than-a-factory"/>
-      <w:bookmarkStart w:id="251" w:name="_Toc234783116"/>
+      <w:bookmarkStart w:id="251" w:name="_Toc234788082"/>
       <w:bookmarkEnd w:id="248"/>
       <w:r>
         <w:rPr>
@@ -38907,7 +38981,7 @@
         <w:pStyle w:val="Heading2"/>
       </w:pPr>
       <w:bookmarkStart w:id="252" w:name="mechanics-and-constraints"/>
-      <w:bookmarkStart w:id="253" w:name="_Toc234783117"/>
+      <w:bookmarkStart w:id="253" w:name="_Toc234788083"/>
       <w:bookmarkEnd w:id="250"/>
       <w:r>
         <w:rPr>
@@ -39008,7 +39082,7 @@
         <w:pStyle w:val="Heading1"/>
       </w:pPr>
       <w:bookmarkStart w:id="254" w:name="the-command-interface"/>
-      <w:bookmarkStart w:id="255" w:name="_Toc234783118"/>
+      <w:bookmarkStart w:id="255" w:name="_Toc234788084"/>
       <w:bookmarkEnd w:id="246"/>
       <w:bookmarkEnd w:id="252"/>
       <w:r>
@@ -39030,7 +39104,7 @@
         <w:pStyle w:val="Heading2"/>
       </w:pPr>
       <w:bookmarkStart w:id="256" w:name="what-it-is-1"/>
-      <w:bookmarkStart w:id="257" w:name="_Toc234783119"/>
+      <w:bookmarkStart w:id="257" w:name="_Toc234788085"/>
       <w:r>
         <w:rPr>
           <w:rStyle w:val="SectionNumber"/>
@@ -39194,7 +39268,7 @@
         <w:pStyle w:val="Heading2"/>
       </w:pPr>
       <w:bookmarkStart w:id="258" w:name="connecting"/>
-      <w:bookmarkStart w:id="259" w:name="_Toc234783120"/>
+      <w:bookmarkStart w:id="259" w:name="_Toc234788086"/>
       <w:bookmarkEnd w:id="256"/>
       <w:r>
         <w:rPr>
@@ -39665,7 +39739,7 @@
         <w:pStyle w:val="Heading2"/>
       </w:pPr>
       <w:bookmarkStart w:id="260" w:name="the-command-families"/>
-      <w:bookmarkStart w:id="261" w:name="_Toc234783121"/>
+      <w:bookmarkStart w:id="261" w:name="_Toc234788087"/>
       <w:bookmarkEnd w:id="258"/>
       <w:r>
         <w:rPr>
@@ -40581,7 +40655,7 @@
         <w:pStyle w:val="Heading2"/>
       </w:pPr>
       <w:bookmarkStart w:id="262" w:name="worked-examples-real-requests"/>
-      <w:bookmarkStart w:id="263" w:name="_Toc234783122"/>
+      <w:bookmarkStart w:id="263" w:name="_Toc234788088"/>
       <w:bookmarkEnd w:id="260"/>
       <w:r>
         <w:rPr>
@@ -42484,7 +42558,7 @@
         <w:pStyle w:val="Heading2"/>
       </w:pPr>
       <w:bookmarkStart w:id="264" w:name="conventions-and-gotchas"/>
-      <w:bookmarkStart w:id="265" w:name="_Toc234783123"/>
+      <w:bookmarkStart w:id="265" w:name="_Toc234788089"/>
       <w:bookmarkEnd w:id="262"/>
       <w:r>
         <w:rPr>
@@ -42748,7 +42822,7 @@
         <w:pStyle w:val="Heading1"/>
       </w:pPr>
       <w:bookmarkStart w:id="266" w:name="tips-pitfalls-and-best-practices"/>
-      <w:bookmarkStart w:id="267" w:name="_Toc234783124"/>
+      <w:bookmarkStart w:id="267" w:name="_Toc234788090"/>
       <w:bookmarkEnd w:id="254"/>
       <w:bookmarkEnd w:id="264"/>
       <w:r>
@@ -43227,7 +43301,7 @@
         <w:pStyle w:val="Heading1"/>
       </w:pPr>
       <w:bookmarkStart w:id="268" w:name="appendix"/>
-      <w:bookmarkStart w:id="269" w:name="_Toc234783125"/>
+      <w:bookmarkStart w:id="269" w:name="_Toc234788091"/>
       <w:bookmarkEnd w:id="266"/>
       <w:r>
         <w:rPr>
@@ -43246,7 +43320,7 @@
         <w:pStyle w:val="Heading2"/>
       </w:pPr>
       <w:bookmarkStart w:id="270" w:name="a.-runtime-header-inventory"/>
-      <w:bookmarkStart w:id="271" w:name="_Toc234783126"/>
+      <w:bookmarkStart w:id="271" w:name="_Toc234788092"/>
       <w:r>
         <w:rPr>
           <w:rStyle w:val="SectionNumber"/>
@@ -43757,7 +43831,7 @@
         <w:pStyle w:val="Heading2"/>
       </w:pPr>
       <w:bookmarkStart w:id="272" w:name="b.-marker-quick-reference"/>
-      <w:bookmarkStart w:id="273" w:name="_Toc234783127"/>
+      <w:bookmarkStart w:id="273" w:name="_Toc234788093"/>
       <w:bookmarkEnd w:id="270"/>
       <w:r>
         <w:rPr>
@@ -43841,7 +43915,7 @@
         <w:pStyle w:val="Heading2"/>
       </w:pPr>
       <w:bookmarkStart w:id="274" w:name="c.-glossary"/>
-      <w:bookmarkStart w:id="275" w:name="_Toc234783128"/>
+      <w:bookmarkStart w:id="275" w:name="_Toc234788094"/>
       <w:bookmarkEnd w:id="272"/>
       <w:r>
         <w:rPr>
@@ -44267,7 +44341,7 @@
   <w:abstractNum w:abstractNumId="0" w15:restartNumberingAfterBreak="0">
     <w:nsid w:val="0000A990"/>
     <w:multiLevelType w:val="multilevel"/>
-    <w:tmpl w:val="BEC4ED8C"/>
+    <w:tmpl w:val="94A64DDC"/>
     <w:lvl w:ilvl="0">
       <w:numFmt w:val="bullet"/>
       <w:lvlText w:val=" "/>
@@ -44344,7 +44418,7 @@
   <w:abstractNum w:abstractNumId="1" w15:restartNumberingAfterBreak="0">
     <w:nsid w:val="0000A991"/>
     <w:multiLevelType w:val="multilevel"/>
-    <w:tmpl w:val="E968003A"/>
+    <w:tmpl w:val="F94A2568"/>
     <w:lvl w:ilvl="0">
       <w:numFmt w:val="bullet"/>
       <w:lvlText w:val="•"/>
@@ -44421,7 +44495,7 @@
   <w:abstractNum w:abstractNumId="2" w15:restartNumberingAfterBreak="0">
     <w:nsid w:val="00A99411"/>
     <w:multiLevelType w:val="multilevel"/>
-    <w:tmpl w:val="F8E0440C"/>
+    <w:tmpl w:val="184202A2"/>
     <w:lvl w:ilvl="0">
       <w:start w:val="1"/>
       <w:numFmt w:val="decimal"/>
@@ -44504,31 +44578,31 @@
       </w:pPr>
     </w:lvl>
   </w:abstractNum>
-  <w:num w:numId="1" w16cid:durableId="1383945746">
+  <w:num w:numId="1" w16cid:durableId="137960512">
     <w:abstractNumId w:val="0"/>
   </w:num>
-  <w:num w:numId="2" w16cid:durableId="1182624143">
+  <w:num w:numId="2" w16cid:durableId="435639801">
     <w:abstractNumId w:val="1"/>
   </w:num>
-  <w:num w:numId="3" w16cid:durableId="775947647">
+  <w:num w:numId="3" w16cid:durableId="699277859">
     <w:abstractNumId w:val="1"/>
   </w:num>
-  <w:num w:numId="4" w16cid:durableId="289746135">
+  <w:num w:numId="4" w16cid:durableId="858588694">
     <w:abstractNumId w:val="1"/>
   </w:num>
-  <w:num w:numId="5" w16cid:durableId="917863107">
+  <w:num w:numId="5" w16cid:durableId="1318534557">
     <w:abstractNumId w:val="1"/>
   </w:num>
-  <w:num w:numId="6" w16cid:durableId="1414232897">
+  <w:num w:numId="6" w16cid:durableId="300119439">
     <w:abstractNumId w:val="1"/>
   </w:num>
-  <w:num w:numId="7" w16cid:durableId="1755467679">
+  <w:num w:numId="7" w16cid:durableId="225603721">
     <w:abstractNumId w:val="1"/>
   </w:num>
-  <w:num w:numId="8" w16cid:durableId="1410738729">
+  <w:num w:numId="8" w16cid:durableId="1577786322">
     <w:abstractNumId w:val="1"/>
   </w:num>
-  <w:num w:numId="9" w16cid:durableId="386729123">
+  <w:num w:numId="9" w16cid:durableId="1082796719">
     <w:abstractNumId w:val="2"/>
     <w:lvlOverride w:ilvl="0">
       <w:startOverride w:val="1"/>
@@ -44558,40 +44632,40 @@
       <w:startOverride w:val="1"/>
     </w:lvlOverride>
   </w:num>
-  <w:num w:numId="10" w16cid:durableId="897015450">
+  <w:num w:numId="10" w16cid:durableId="1547569083">
     <w:abstractNumId w:val="1"/>
   </w:num>
-  <w:num w:numId="11" w16cid:durableId="709918183">
+  <w:num w:numId="11" w16cid:durableId="611018429">
     <w:abstractNumId w:val="1"/>
   </w:num>
-  <w:num w:numId="12" w16cid:durableId="662784726">
+  <w:num w:numId="12" w16cid:durableId="1090933003">
     <w:abstractNumId w:val="1"/>
   </w:num>
-  <w:num w:numId="13" w16cid:durableId="1412391934">
+  <w:num w:numId="13" w16cid:durableId="2075929268">
     <w:abstractNumId w:val="1"/>
   </w:num>
-  <w:num w:numId="14" w16cid:durableId="1920139788">
+  <w:num w:numId="14" w16cid:durableId="268660643">
     <w:abstractNumId w:val="1"/>
   </w:num>
-  <w:num w:numId="15" w16cid:durableId="284318095">
+  <w:num w:numId="15" w16cid:durableId="1891846544">
     <w:abstractNumId w:val="1"/>
   </w:num>
-  <w:num w:numId="16" w16cid:durableId="1917090178">
+  <w:num w:numId="16" w16cid:durableId="1487822725">
     <w:abstractNumId w:val="1"/>
   </w:num>
-  <w:num w:numId="17" w16cid:durableId="1576746310">
+  <w:num w:numId="17" w16cid:durableId="1289780856">
     <w:abstractNumId w:val="1"/>
   </w:num>
-  <w:num w:numId="18" w16cid:durableId="909267052">
+  <w:num w:numId="18" w16cid:durableId="2129738613">
     <w:abstractNumId w:val="1"/>
   </w:num>
-  <w:num w:numId="19" w16cid:durableId="1496919141">
+  <w:num w:numId="19" w16cid:durableId="153568242">
     <w:abstractNumId w:val="1"/>
   </w:num>
-  <w:num w:numId="20" w16cid:durableId="1158380770">
+  <w:num w:numId="20" w16cid:durableId="1639188230">
     <w:abstractNumId w:val="1"/>
   </w:num>
-  <w:num w:numId="21" w16cid:durableId="691761143">
+  <w:num w:numId="21" w16cid:durableId="1053042631">
     <w:abstractNumId w:val="2"/>
     <w:lvlOverride w:ilvl="0">
       <w:startOverride w:val="1"/>
@@ -44621,49 +44695,49 @@
       <w:startOverride w:val="1"/>
     </w:lvlOverride>
   </w:num>
-  <w:num w:numId="22" w16cid:durableId="1883594357">
+  <w:num w:numId="22" w16cid:durableId="173611169">
     <w:abstractNumId w:val="1"/>
   </w:num>
-  <w:num w:numId="23" w16cid:durableId="293826874">
+  <w:num w:numId="23" w16cid:durableId="691226334">
     <w:abstractNumId w:val="1"/>
   </w:num>
-  <w:num w:numId="24" w16cid:durableId="1309434239">
+  <w:num w:numId="24" w16cid:durableId="889537488">
     <w:abstractNumId w:val="1"/>
   </w:num>
-  <w:num w:numId="25" w16cid:durableId="2078896682">
+  <w:num w:numId="25" w16cid:durableId="1183130328">
     <w:abstractNumId w:val="1"/>
   </w:num>
-  <w:num w:numId="26" w16cid:durableId="1950119447">
+  <w:num w:numId="26" w16cid:durableId="1696154037">
     <w:abstractNumId w:val="1"/>
   </w:num>
-  <w:num w:numId="27" w16cid:durableId="1702974905">
+  <w:num w:numId="27" w16cid:durableId="1415861687">
     <w:abstractNumId w:val="1"/>
   </w:num>
-  <w:num w:numId="28" w16cid:durableId="1372732038">
+  <w:num w:numId="28" w16cid:durableId="1754740499">
     <w:abstractNumId w:val="1"/>
   </w:num>
-  <w:num w:numId="29" w16cid:durableId="260377956">
+  <w:num w:numId="29" w16cid:durableId="956837102">
     <w:abstractNumId w:val="1"/>
   </w:num>
-  <w:num w:numId="30" w16cid:durableId="1459685486">
+  <w:num w:numId="30" w16cid:durableId="1107043135">
     <w:abstractNumId w:val="1"/>
   </w:num>
-  <w:num w:numId="31" w16cid:durableId="2036079399">
+  <w:num w:numId="31" w16cid:durableId="55669706">
     <w:abstractNumId w:val="1"/>
   </w:num>
-  <w:num w:numId="32" w16cid:durableId="753819055">
+  <w:num w:numId="32" w16cid:durableId="481580859">
     <w:abstractNumId w:val="1"/>
   </w:num>
-  <w:num w:numId="33" w16cid:durableId="169492166">
+  <w:num w:numId="33" w16cid:durableId="2088336239">
     <w:abstractNumId w:val="1"/>
   </w:num>
-  <w:num w:numId="34" w16cid:durableId="1826436839">
+  <w:num w:numId="34" w16cid:durableId="375392413">
     <w:abstractNumId w:val="1"/>
   </w:num>
-  <w:num w:numId="35" w16cid:durableId="1134641061">
+  <w:num w:numId="35" w16cid:durableId="1986009011">
     <w:abstractNumId w:val="1"/>
   </w:num>
-  <w:num w:numId="36" w16cid:durableId="289282305">
+  <w:num w:numId="36" w16cid:durableId="629557978">
     <w:abstractNumId w:val="2"/>
     <w:lvlOverride w:ilvl="0">
       <w:startOverride w:val="1"/>
@@ -44693,10 +44767,10 @@
       <w:startOverride w:val="1"/>
     </w:lvlOverride>
   </w:num>
-  <w:num w:numId="37" w16cid:durableId="465243108">
+  <w:num w:numId="37" w16cid:durableId="434517506">
     <w:abstractNumId w:val="1"/>
   </w:num>
-  <w:num w:numId="38" w16cid:durableId="1143354556">
+  <w:num w:numId="38" w16cid:durableId="503979484">
     <w:abstractNumId w:val="2"/>
     <w:lvlOverride w:ilvl="0">
       <w:startOverride w:val="1"/>
@@ -44726,28 +44800,28 @@
       <w:startOverride w:val="1"/>
     </w:lvlOverride>
   </w:num>
-  <w:num w:numId="39" w16cid:durableId="576598292">
+  <w:num w:numId="39" w16cid:durableId="1151603157">
     <w:abstractNumId w:val="1"/>
   </w:num>
-  <w:num w:numId="40" w16cid:durableId="1328552200">
+  <w:num w:numId="40" w16cid:durableId="1326975496">
     <w:abstractNumId w:val="1"/>
   </w:num>
-  <w:num w:numId="41" w16cid:durableId="1779640782">
+  <w:num w:numId="41" w16cid:durableId="1616868533">
     <w:abstractNumId w:val="1"/>
   </w:num>
-  <w:num w:numId="42" w16cid:durableId="17512726">
+  <w:num w:numId="42" w16cid:durableId="511653014">
     <w:abstractNumId w:val="1"/>
   </w:num>
-  <w:num w:numId="43" w16cid:durableId="1630745089">
+  <w:num w:numId="43" w16cid:durableId="102649099">
     <w:abstractNumId w:val="1"/>
   </w:num>
-  <w:num w:numId="44" w16cid:durableId="134836120">
+  <w:num w:numId="44" w16cid:durableId="117116184">
     <w:abstractNumId w:val="1"/>
   </w:num>
-  <w:num w:numId="45" w16cid:durableId="882326936">
+  <w:num w:numId="45" w16cid:durableId="1472559025">
     <w:abstractNumId w:val="1"/>
   </w:num>
-  <w:num w:numId="46" w16cid:durableId="663972262">
+  <w:num w:numId="46" w16cid:durableId="1688367210">
     <w:abstractNumId w:val="1"/>
   </w:num>
 </w:numbering>
@@ -45803,7 +45877,7 @@
     <w:next w:val="Normal"/>
     <w:autoRedefine/>
     <w:uiPriority w:val="39"/>
-    <w:rsid w:val="00740010"/>
+    <w:rsid w:val="00ED636F"/>
     <w:pPr>
       <w:spacing w:after="100"/>
     </w:pPr>
@@ -45814,7 +45888,7 @@
     <w:next w:val="Normal"/>
     <w:autoRedefine/>
     <w:uiPriority w:val="39"/>
-    <w:rsid w:val="00740010"/>
+    <w:rsid w:val="00ED636F"/>
     <w:pPr>
       <w:spacing w:after="100"/>
       <w:ind w:left="240"/>
@@ -45827,7 +45901,7 @@
     <w:autoRedefine/>
     <w:uiPriority w:val="39"/>
     <w:unhideWhenUsed/>
-    <w:rsid w:val="00740010"/>
+    <w:rsid w:val="00ED636F"/>
     <w:pPr>
       <w:spacing w:after="100" w:line="278" w:lineRule="auto"/>
       <w:ind w:left="480"/>
@@ -45845,7 +45919,7 @@
     <w:autoRedefine/>
     <w:uiPriority w:val="39"/>
     <w:unhideWhenUsed/>
-    <w:rsid w:val="00740010"/>
+    <w:rsid w:val="00ED636F"/>
     <w:pPr>
       <w:spacing w:after="100" w:line="278" w:lineRule="auto"/>
       <w:ind w:left="720"/>
@@ -45863,7 +45937,7 @@
     <w:autoRedefine/>
     <w:uiPriority w:val="39"/>
     <w:unhideWhenUsed/>
-    <w:rsid w:val="00740010"/>
+    <w:rsid w:val="00ED636F"/>
     <w:pPr>
       <w:spacing w:after="100" w:line="278" w:lineRule="auto"/>
       <w:ind w:left="960"/>
@@ -45881,7 +45955,7 @@
     <w:autoRedefine/>
     <w:uiPriority w:val="39"/>
     <w:unhideWhenUsed/>
-    <w:rsid w:val="00740010"/>
+    <w:rsid w:val="00ED636F"/>
     <w:pPr>
       <w:spacing w:after="100" w:line="278" w:lineRule="auto"/>
       <w:ind w:left="1200"/>
@@ -45899,7 +45973,7 @@
     <w:autoRedefine/>
     <w:uiPriority w:val="39"/>
     <w:unhideWhenUsed/>
-    <w:rsid w:val="00740010"/>
+    <w:rsid w:val="00ED636F"/>
     <w:pPr>
       <w:spacing w:after="100" w:line="278" w:lineRule="auto"/>
       <w:ind w:left="1440"/>
@@ -45917,7 +45991,7 @@
     <w:autoRedefine/>
     <w:uiPriority w:val="39"/>
     <w:unhideWhenUsed/>
-    <w:rsid w:val="00740010"/>
+    <w:rsid w:val="00ED636F"/>
     <w:pPr>
       <w:spacing w:after="100" w:line="278" w:lineRule="auto"/>
       <w:ind w:left="1680"/>
@@ -45935,7 +46009,7 @@
     <w:autoRedefine/>
     <w:uiPriority w:val="39"/>
     <w:unhideWhenUsed/>
-    <w:rsid w:val="00740010"/>
+    <w:rsid w:val="00ED636F"/>
     <w:pPr>
       <w:spacing w:after="100" w:line="278" w:lineRule="auto"/>
       <w:ind w:left="1920"/>
@@ -45952,7 +46026,7 @@
     <w:uiPriority w:val="99"/>
     <w:semiHidden/>
     <w:unhideWhenUsed/>
-    <w:rsid w:val="00740010"/>
+    <w:rsid w:val="00ED636F"/>
     <w:rPr>
       <w:color w:val="605E5C"/>
       <w:shd w:val="clear" w:color="auto" w:fill="E1DFDD"/>

--- a/docs/manual/ClassBuilder_Manual.docx
+++ b/docs/manual/ClassBuilder_Manual.docx
@@ -34,7 +34,7 @@
           <w:sz w:val="24"/>
           <w:szCs w:val="24"/>
         </w:rPr>
-        <w:id w:val="-741172915"/>
+        <w:id w:val="1652566828"/>
         <w:docPartObj>
           <w:docPartGallery w:val="Table of Contents"/>
           <w:docPartUnique/>
@@ -74,7 +74,7 @@
           <w:r>
             <w:fldChar w:fldCharType="separate"/>
           </w:r>
-          <w:hyperlink w:anchor="_Toc234787957" w:history="1">
+          <w:hyperlink w:anchor="_Toc234828193" w:history="1">
             <w:r>
               <w:rPr>
                 <w:rStyle w:val="Hyperlink"/>
@@ -118,7 +118,7 @@
                 <w:noProof/>
                 <w:webHidden/>
               </w:rPr>
-              <w:instrText xml:space="preserve"> PAGEREF _Toc234787957 \h </w:instrText>
+              <w:instrText xml:space="preserve"> PAGEREF _Toc234828193 \h </w:instrText>
             </w:r>
             <w:r>
               <w:rPr>
@@ -164,7 +164,7 @@
               <w14:ligatures w14:val="standardContextual"/>
             </w:rPr>
           </w:pPr>
-          <w:hyperlink w:anchor="_Toc234787958" w:history="1">
+          <w:hyperlink w:anchor="_Toc234828194" w:history="1">
             <w:r>
               <w:rPr>
                 <w:rStyle w:val="Hyperlink"/>
@@ -208,7 +208,7 @@
                 <w:noProof/>
                 <w:webHidden/>
               </w:rPr>
-              <w:instrText xml:space="preserve"> PAGEREF _Toc234787958 \h </w:instrText>
+              <w:instrText xml:space="preserve"> PAGEREF _Toc234828194 \h </w:instrText>
             </w:r>
             <w:r>
               <w:rPr>
@@ -254,7 +254,7 @@
               <w14:ligatures w14:val="standardContextual"/>
             </w:rPr>
           </w:pPr>
-          <w:hyperlink w:anchor="_Toc234787959" w:history="1">
+          <w:hyperlink w:anchor="_Toc234828195" w:history="1">
             <w:r>
               <w:rPr>
                 <w:rStyle w:val="Hyperlink"/>
@@ -298,7 +298,7 @@
                 <w:noProof/>
                 <w:webHidden/>
               </w:rPr>
-              <w:instrText xml:space="preserve"> PAGEREF _Toc234787959 \h </w:instrText>
+              <w:instrText xml:space="preserve"> PAGEREF _Toc234828195 \h </w:instrText>
             </w:r>
             <w:r>
               <w:rPr>
@@ -344,7 +344,7 @@
               <w14:ligatures w14:val="standardContextual"/>
             </w:rPr>
           </w:pPr>
-          <w:hyperlink w:anchor="_Toc234787960" w:history="1">
+          <w:hyperlink w:anchor="_Toc234828196" w:history="1">
             <w:r>
               <w:rPr>
                 <w:rStyle w:val="Hyperlink"/>
@@ -388,7 +388,7 @@
                 <w:noProof/>
                 <w:webHidden/>
               </w:rPr>
-              <w:instrText xml:space="preserve"> PAGEREF _Toc234787960 \h </w:instrText>
+              <w:instrText xml:space="preserve"> PAGEREF _Toc234828196 \h </w:instrText>
             </w:r>
             <w:r>
               <w:rPr>
@@ -434,7 +434,7 @@
               <w14:ligatures w14:val="standardContextual"/>
             </w:rPr>
           </w:pPr>
-          <w:hyperlink w:anchor="_Toc234787961" w:history="1">
+          <w:hyperlink w:anchor="_Toc234828197" w:history="1">
             <w:r>
               <w:rPr>
                 <w:rStyle w:val="Hyperlink"/>
@@ -478,7 +478,7 @@
                 <w:noProof/>
                 <w:webHidden/>
               </w:rPr>
-              <w:instrText xml:space="preserve"> PAGEREF _Toc234787961 \h </w:instrText>
+              <w:instrText xml:space="preserve"> PAGEREF _Toc234828197 \h </w:instrText>
             </w:r>
             <w:r>
               <w:rPr>
@@ -524,7 +524,7 @@
               <w14:ligatures w14:val="standardContextual"/>
             </w:rPr>
           </w:pPr>
-          <w:hyperlink w:anchor="_Toc234787962" w:history="1">
+          <w:hyperlink w:anchor="_Toc234828198" w:history="1">
             <w:r>
               <w:rPr>
                 <w:rStyle w:val="Hyperlink"/>
@@ -568,7 +568,7 @@
                 <w:noProof/>
                 <w:webHidden/>
               </w:rPr>
-              <w:instrText xml:space="preserve"> PAGEREF _Toc234787962 \h </w:instrText>
+              <w:instrText xml:space="preserve"> PAGEREF _Toc234828198 \h </w:instrText>
             </w:r>
             <w:r>
               <w:rPr>
@@ -614,7 +614,7 @@
               <w14:ligatures w14:val="standardContextual"/>
             </w:rPr>
           </w:pPr>
-          <w:hyperlink w:anchor="_Toc234787963" w:history="1">
+          <w:hyperlink w:anchor="_Toc234828199" w:history="1">
             <w:r>
               <w:rPr>
                 <w:rStyle w:val="Hyperlink"/>
@@ -658,7 +658,7 @@
                 <w:noProof/>
                 <w:webHidden/>
               </w:rPr>
-              <w:instrText xml:space="preserve"> PAGEREF _Toc234787963 \h </w:instrText>
+              <w:instrText xml:space="preserve"> PAGEREF _Toc234828199 \h </w:instrText>
             </w:r>
             <w:r>
               <w:rPr>
@@ -704,7 +704,7 @@
               <w14:ligatures w14:val="standardContextual"/>
             </w:rPr>
           </w:pPr>
-          <w:hyperlink w:anchor="_Toc234787964" w:history="1">
+          <w:hyperlink w:anchor="_Toc234828200" w:history="1">
             <w:r>
               <w:rPr>
                 <w:rStyle w:val="Hyperlink"/>
@@ -748,7 +748,7 @@
                 <w:noProof/>
                 <w:webHidden/>
               </w:rPr>
-              <w:instrText xml:space="preserve"> PAGEREF _Toc234787964 \h </w:instrText>
+              <w:instrText xml:space="preserve"> PAGEREF _Toc234828200 \h </w:instrText>
             </w:r>
             <w:r>
               <w:rPr>
@@ -794,7 +794,7 @@
               <w14:ligatures w14:val="standardContextual"/>
             </w:rPr>
           </w:pPr>
-          <w:hyperlink w:anchor="_Toc234787965" w:history="1">
+          <w:hyperlink w:anchor="_Toc234828201" w:history="1">
             <w:r>
               <w:rPr>
                 <w:rStyle w:val="Hyperlink"/>
@@ -838,7 +838,7 @@
                 <w:noProof/>
                 <w:webHidden/>
               </w:rPr>
-              <w:instrText xml:space="preserve"> PAGEREF _Toc234787965 \h </w:instrText>
+              <w:instrText xml:space="preserve"> PAGEREF _Toc234828201 \h </w:instrText>
             </w:r>
             <w:r>
               <w:rPr>
@@ -884,7 +884,7 @@
               <w14:ligatures w14:val="standardContextual"/>
             </w:rPr>
           </w:pPr>
-          <w:hyperlink w:anchor="_Toc234787966" w:history="1">
+          <w:hyperlink w:anchor="_Toc234828202" w:history="1">
             <w:r>
               <w:rPr>
                 <w:rStyle w:val="Hyperlink"/>
@@ -928,7 +928,7 @@
                 <w:noProof/>
                 <w:webHidden/>
               </w:rPr>
-              <w:instrText xml:space="preserve"> PAGEREF _Toc234787966 \h </w:instrText>
+              <w:instrText xml:space="preserve"> PAGEREF _Toc234828202 \h </w:instrText>
             </w:r>
             <w:r>
               <w:rPr>
@@ -974,7 +974,7 @@
               <w14:ligatures w14:val="standardContextual"/>
             </w:rPr>
           </w:pPr>
-          <w:hyperlink w:anchor="_Toc234787967" w:history="1">
+          <w:hyperlink w:anchor="_Toc234828203" w:history="1">
             <w:r>
               <w:rPr>
                 <w:rStyle w:val="Hyperlink"/>
@@ -1018,7 +1018,7 @@
                 <w:noProof/>
                 <w:webHidden/>
               </w:rPr>
-              <w:instrText xml:space="preserve"> PAGEREF _Toc234787967 \h </w:instrText>
+              <w:instrText xml:space="preserve"> PAGEREF _Toc234828203 \h </w:instrText>
             </w:r>
             <w:r>
               <w:rPr>
@@ -1064,7 +1064,7 @@
               <w14:ligatures w14:val="standardContextual"/>
             </w:rPr>
           </w:pPr>
-          <w:hyperlink w:anchor="_Toc234787968" w:history="1">
+          <w:hyperlink w:anchor="_Toc234828204" w:history="1">
             <w:r>
               <w:rPr>
                 <w:rStyle w:val="Hyperlink"/>
@@ -1108,7 +1108,7 @@
                 <w:noProof/>
                 <w:webHidden/>
               </w:rPr>
-              <w:instrText xml:space="preserve"> PAGEREF _Toc234787968 \h </w:instrText>
+              <w:instrText xml:space="preserve"> PAGEREF _Toc234828204 \h </w:instrText>
             </w:r>
             <w:r>
               <w:rPr>
@@ -1154,7 +1154,7 @@
               <w14:ligatures w14:val="standardContextual"/>
             </w:rPr>
           </w:pPr>
-          <w:hyperlink w:anchor="_Toc234787969" w:history="1">
+          <w:hyperlink w:anchor="_Toc234828205" w:history="1">
             <w:r>
               <w:rPr>
                 <w:rStyle w:val="Hyperlink"/>
@@ -1198,7 +1198,7 @@
                 <w:noProof/>
                 <w:webHidden/>
               </w:rPr>
-              <w:instrText xml:space="preserve"> PAGEREF _Toc234787969 \h </w:instrText>
+              <w:instrText xml:space="preserve"> PAGEREF _Toc234828205 \h </w:instrText>
             </w:r>
             <w:r>
               <w:rPr>
@@ -1244,7 +1244,7 @@
               <w14:ligatures w14:val="standardContextual"/>
             </w:rPr>
           </w:pPr>
-          <w:hyperlink w:anchor="_Toc234787970" w:history="1">
+          <w:hyperlink w:anchor="_Toc234828206" w:history="1">
             <w:r>
               <w:rPr>
                 <w:rStyle w:val="Hyperlink"/>
@@ -1288,7 +1288,7 @@
                 <w:noProof/>
                 <w:webHidden/>
               </w:rPr>
-              <w:instrText xml:space="preserve"> PAGEREF _Toc234787970 \h </w:instrText>
+              <w:instrText xml:space="preserve"> PAGEREF _Toc234828206 \h </w:instrText>
             </w:r>
             <w:r>
               <w:rPr>
@@ -1334,7 +1334,7 @@
               <w14:ligatures w14:val="standardContextual"/>
             </w:rPr>
           </w:pPr>
-          <w:hyperlink w:anchor="_Toc234787971" w:history="1">
+          <w:hyperlink w:anchor="_Toc234828207" w:history="1">
             <w:r>
               <w:rPr>
                 <w:rStyle w:val="Hyperlink"/>
@@ -1378,7 +1378,7 @@
                 <w:noProof/>
                 <w:webHidden/>
               </w:rPr>
-              <w:instrText xml:space="preserve"> PAGEREF _Toc234787971 \h </w:instrText>
+              <w:instrText xml:space="preserve"> PAGEREF _Toc234828207 \h </w:instrText>
             </w:r>
             <w:r>
               <w:rPr>
@@ -1424,7 +1424,7 @@
               <w14:ligatures w14:val="standardContextual"/>
             </w:rPr>
           </w:pPr>
-          <w:hyperlink w:anchor="_Toc234787972" w:history="1">
+          <w:hyperlink w:anchor="_Toc234828208" w:history="1">
             <w:r>
               <w:rPr>
                 <w:rStyle w:val="Hyperlink"/>
@@ -1468,7 +1468,7 @@
                 <w:noProof/>
                 <w:webHidden/>
               </w:rPr>
-              <w:instrText xml:space="preserve"> PAGEREF _Toc234787972 \h </w:instrText>
+              <w:instrText xml:space="preserve"> PAGEREF _Toc234828208 \h </w:instrText>
             </w:r>
             <w:r>
               <w:rPr>
@@ -1514,7 +1514,7 @@
               <w14:ligatures w14:val="standardContextual"/>
             </w:rPr>
           </w:pPr>
-          <w:hyperlink w:anchor="_Toc234787973" w:history="1">
+          <w:hyperlink w:anchor="_Toc234828209" w:history="1">
             <w:r>
               <w:rPr>
                 <w:rStyle w:val="Hyperlink"/>
@@ -1558,7 +1558,7 @@
                 <w:noProof/>
                 <w:webHidden/>
               </w:rPr>
-              <w:instrText xml:space="preserve"> PAGEREF _Toc234787973 \h </w:instrText>
+              <w:instrText xml:space="preserve"> PAGEREF _Toc234828209 \h </w:instrText>
             </w:r>
             <w:r>
               <w:rPr>
@@ -1604,7 +1604,7 @@
               <w14:ligatures w14:val="standardContextual"/>
             </w:rPr>
           </w:pPr>
-          <w:hyperlink w:anchor="_Toc234787974" w:history="1">
+          <w:hyperlink w:anchor="_Toc234828210" w:history="1">
             <w:r>
               <w:rPr>
                 <w:rStyle w:val="Hyperlink"/>
@@ -1648,7 +1648,7 @@
                 <w:noProof/>
                 <w:webHidden/>
               </w:rPr>
-              <w:instrText xml:space="preserve"> PAGEREF _Toc234787974 \h </w:instrText>
+              <w:instrText xml:space="preserve"> PAGEREF _Toc234828210 \h </w:instrText>
             </w:r>
             <w:r>
               <w:rPr>
@@ -1694,7 +1694,7 @@
               <w14:ligatures w14:val="standardContextual"/>
             </w:rPr>
           </w:pPr>
-          <w:hyperlink w:anchor="_Toc234787975" w:history="1">
+          <w:hyperlink w:anchor="_Toc234828211" w:history="1">
             <w:r>
               <w:rPr>
                 <w:rStyle w:val="Hyperlink"/>
@@ -1738,7 +1738,7 @@
                 <w:noProof/>
                 <w:webHidden/>
               </w:rPr>
-              <w:instrText xml:space="preserve"> PAGEREF _Toc234787975 \h </w:instrText>
+              <w:instrText xml:space="preserve"> PAGEREF _Toc234828211 \h </w:instrText>
             </w:r>
             <w:r>
               <w:rPr>
@@ -1784,7 +1784,7 @@
               <w14:ligatures w14:val="standardContextual"/>
             </w:rPr>
           </w:pPr>
-          <w:hyperlink w:anchor="_Toc234787976" w:history="1">
+          <w:hyperlink w:anchor="_Toc234828212" w:history="1">
             <w:r>
               <w:rPr>
                 <w:rStyle w:val="Hyperlink"/>
@@ -1828,7 +1828,7 @@
                 <w:noProof/>
                 <w:webHidden/>
               </w:rPr>
-              <w:instrText xml:space="preserve"> PAGEREF _Toc234787976 \h </w:instrText>
+              <w:instrText xml:space="preserve"> PAGEREF _Toc234828212 \h </w:instrText>
             </w:r>
             <w:r>
               <w:rPr>
@@ -1874,7 +1874,7 @@
               <w14:ligatures w14:val="standardContextual"/>
             </w:rPr>
           </w:pPr>
-          <w:hyperlink w:anchor="_Toc234787977" w:history="1">
+          <w:hyperlink w:anchor="_Toc234828213" w:history="1">
             <w:r>
               <w:rPr>
                 <w:rStyle w:val="Hyperlink"/>
@@ -1918,7 +1918,7 @@
                 <w:noProof/>
                 <w:webHidden/>
               </w:rPr>
-              <w:instrText xml:space="preserve"> PAGEREF _Toc234787977 \h </w:instrText>
+              <w:instrText xml:space="preserve"> PAGEREF _Toc234828213 \h </w:instrText>
             </w:r>
             <w:r>
               <w:rPr>
@@ -1964,7 +1964,7 @@
               <w14:ligatures w14:val="standardContextual"/>
             </w:rPr>
           </w:pPr>
-          <w:hyperlink w:anchor="_Toc234787978" w:history="1">
+          <w:hyperlink w:anchor="_Toc234828214" w:history="1">
             <w:r>
               <w:rPr>
                 <w:rStyle w:val="Hyperlink"/>
@@ -2008,7 +2008,7 @@
                 <w:noProof/>
                 <w:webHidden/>
               </w:rPr>
-              <w:instrText xml:space="preserve"> PAGEREF _Toc234787978 \h </w:instrText>
+              <w:instrText xml:space="preserve"> PAGEREF _Toc234828214 \h </w:instrText>
             </w:r>
             <w:r>
               <w:rPr>
@@ -2054,7 +2054,7 @@
               <w14:ligatures w14:val="standardContextual"/>
             </w:rPr>
           </w:pPr>
-          <w:hyperlink w:anchor="_Toc234787979" w:history="1">
+          <w:hyperlink w:anchor="_Toc234828215" w:history="1">
             <w:r>
               <w:rPr>
                 <w:rStyle w:val="Hyperlink"/>
@@ -2098,7 +2098,7 @@
                 <w:noProof/>
                 <w:webHidden/>
               </w:rPr>
-              <w:instrText xml:space="preserve"> PAGEREF _Toc234787979 \h </w:instrText>
+              <w:instrText xml:space="preserve"> PAGEREF _Toc234828215 \h </w:instrText>
             </w:r>
             <w:r>
               <w:rPr>
@@ -2144,7 +2144,7 @@
               <w14:ligatures w14:val="standardContextual"/>
             </w:rPr>
           </w:pPr>
-          <w:hyperlink w:anchor="_Toc234787980" w:history="1">
+          <w:hyperlink w:anchor="_Toc234828216" w:history="1">
             <w:r>
               <w:rPr>
                 <w:rStyle w:val="Hyperlink"/>
@@ -2188,7 +2188,7 @@
                 <w:noProof/>
                 <w:webHidden/>
               </w:rPr>
-              <w:instrText xml:space="preserve"> PAGEREF _Toc234787980 \h </w:instrText>
+              <w:instrText xml:space="preserve"> PAGEREF _Toc234828216 \h </w:instrText>
             </w:r>
             <w:r>
               <w:rPr>
@@ -2234,7 +2234,7 @@
               <w14:ligatures w14:val="standardContextual"/>
             </w:rPr>
           </w:pPr>
-          <w:hyperlink w:anchor="_Toc234787981" w:history="1">
+          <w:hyperlink w:anchor="_Toc234828217" w:history="1">
             <w:r>
               <w:rPr>
                 <w:rStyle w:val="Hyperlink"/>
@@ -2278,7 +2278,7 @@
                 <w:noProof/>
                 <w:webHidden/>
               </w:rPr>
-              <w:instrText xml:space="preserve"> PAGEREF _Toc234787981 \h </w:instrText>
+              <w:instrText xml:space="preserve"> PAGEREF _Toc234828217 \h </w:instrText>
             </w:r>
             <w:r>
               <w:rPr>
@@ -2324,7 +2324,7 @@
               <w14:ligatures w14:val="standardContextual"/>
             </w:rPr>
           </w:pPr>
-          <w:hyperlink w:anchor="_Toc234787982" w:history="1">
+          <w:hyperlink w:anchor="_Toc234828218" w:history="1">
             <w:r>
               <w:rPr>
                 <w:rStyle w:val="Hyperlink"/>
@@ -2368,7 +2368,7 @@
                 <w:noProof/>
                 <w:webHidden/>
               </w:rPr>
-              <w:instrText xml:space="preserve"> PAGEREF _Toc234787982 \h </w:instrText>
+              <w:instrText xml:space="preserve"> PAGEREF _Toc234828218 \h </w:instrText>
             </w:r>
             <w:r>
               <w:rPr>
@@ -2414,7 +2414,7 @@
               <w14:ligatures w14:val="standardContextual"/>
             </w:rPr>
           </w:pPr>
-          <w:hyperlink w:anchor="_Toc234787983" w:history="1">
+          <w:hyperlink w:anchor="_Toc234828219" w:history="1">
             <w:r>
               <w:rPr>
                 <w:rStyle w:val="Hyperlink"/>
@@ -2458,7 +2458,7 @@
                 <w:noProof/>
                 <w:webHidden/>
               </w:rPr>
-              <w:instrText xml:space="preserve"> PAGEREF _Toc234787983 \h </w:instrText>
+              <w:instrText xml:space="preserve"> PAGEREF _Toc234828219 \h </w:instrText>
             </w:r>
             <w:r>
               <w:rPr>
@@ -2504,7 +2504,7 @@
               <w14:ligatures w14:val="standardContextual"/>
             </w:rPr>
           </w:pPr>
-          <w:hyperlink w:anchor="_Toc234787984" w:history="1">
+          <w:hyperlink w:anchor="_Toc234828220" w:history="1">
             <w:r>
               <w:rPr>
                 <w:rStyle w:val="Hyperlink"/>
@@ -2548,7 +2548,7 @@
                 <w:noProof/>
                 <w:webHidden/>
               </w:rPr>
-              <w:instrText xml:space="preserve"> PAGEREF _Toc234787984 \h </w:instrText>
+              <w:instrText xml:space="preserve"> PAGEREF _Toc234828220 \h </w:instrText>
             </w:r>
             <w:r>
               <w:rPr>
@@ -2594,7 +2594,7 @@
               <w14:ligatures w14:val="standardContextual"/>
             </w:rPr>
           </w:pPr>
-          <w:hyperlink w:anchor="_Toc234787985" w:history="1">
+          <w:hyperlink w:anchor="_Toc234828221" w:history="1">
             <w:r>
               <w:rPr>
                 <w:rStyle w:val="Hyperlink"/>
@@ -2638,7 +2638,7 @@
                 <w:noProof/>
                 <w:webHidden/>
               </w:rPr>
-              <w:instrText xml:space="preserve"> PAGEREF _Toc234787985 \h </w:instrText>
+              <w:instrText xml:space="preserve"> PAGEREF _Toc234828221 \h </w:instrText>
             </w:r>
             <w:r>
               <w:rPr>
@@ -2684,7 +2684,7 @@
               <w14:ligatures w14:val="standardContextual"/>
             </w:rPr>
           </w:pPr>
-          <w:hyperlink w:anchor="_Toc234787986" w:history="1">
+          <w:hyperlink w:anchor="_Toc234828222" w:history="1">
             <w:r>
               <w:rPr>
                 <w:rStyle w:val="Hyperlink"/>
@@ -2728,7 +2728,7 @@
                 <w:noProof/>
                 <w:webHidden/>
               </w:rPr>
-              <w:instrText xml:space="preserve"> PAGEREF _Toc234787986 \h </w:instrText>
+              <w:instrText xml:space="preserve"> PAGEREF _Toc234828222 \h </w:instrText>
             </w:r>
             <w:r>
               <w:rPr>
@@ -2774,7 +2774,7 @@
               <w14:ligatures w14:val="standardContextual"/>
             </w:rPr>
           </w:pPr>
-          <w:hyperlink w:anchor="_Toc234787987" w:history="1">
+          <w:hyperlink w:anchor="_Toc234828223" w:history="1">
             <w:r>
               <w:rPr>
                 <w:rStyle w:val="Hyperlink"/>
@@ -2818,7 +2818,7 @@
                 <w:noProof/>
                 <w:webHidden/>
               </w:rPr>
-              <w:instrText xml:space="preserve"> PAGEREF _Toc234787987 \h </w:instrText>
+              <w:instrText xml:space="preserve"> PAGEREF _Toc234828223 \h </w:instrText>
             </w:r>
             <w:r>
               <w:rPr>
@@ -2864,7 +2864,7 @@
               <w14:ligatures w14:val="standardContextual"/>
             </w:rPr>
           </w:pPr>
-          <w:hyperlink w:anchor="_Toc234787988" w:history="1">
+          <w:hyperlink w:anchor="_Toc234828224" w:history="1">
             <w:r>
               <w:rPr>
                 <w:rStyle w:val="Hyperlink"/>
@@ -2908,7 +2908,7 @@
                 <w:noProof/>
                 <w:webHidden/>
               </w:rPr>
-              <w:instrText xml:space="preserve"> PAGEREF _Toc234787988 \h </w:instrText>
+              <w:instrText xml:space="preserve"> PAGEREF _Toc234828224 \h </w:instrText>
             </w:r>
             <w:r>
               <w:rPr>
@@ -2954,7 +2954,7 @@
               <w14:ligatures w14:val="standardContextual"/>
             </w:rPr>
           </w:pPr>
-          <w:hyperlink w:anchor="_Toc234787989" w:history="1">
+          <w:hyperlink w:anchor="_Toc234828225" w:history="1">
             <w:r>
               <w:rPr>
                 <w:rStyle w:val="Hyperlink"/>
@@ -2998,7 +2998,7 @@
                 <w:noProof/>
                 <w:webHidden/>
               </w:rPr>
-              <w:instrText xml:space="preserve"> PAGEREF _Toc234787989 \h </w:instrText>
+              <w:instrText xml:space="preserve"> PAGEREF _Toc234828225 \h </w:instrText>
             </w:r>
             <w:r>
               <w:rPr>
@@ -3044,7 +3044,7 @@
               <w14:ligatures w14:val="standardContextual"/>
             </w:rPr>
           </w:pPr>
-          <w:hyperlink w:anchor="_Toc234787990" w:history="1">
+          <w:hyperlink w:anchor="_Toc234828226" w:history="1">
             <w:r>
               <w:rPr>
                 <w:rStyle w:val="Hyperlink"/>
@@ -3088,7 +3088,7 @@
                 <w:noProof/>
                 <w:webHidden/>
               </w:rPr>
-              <w:instrText xml:space="preserve"> PAGEREF _Toc234787990 \h </w:instrText>
+              <w:instrText xml:space="preserve"> PAGEREF _Toc234828226 \h </w:instrText>
             </w:r>
             <w:r>
               <w:rPr>
@@ -3134,7 +3134,7 @@
               <w14:ligatures w14:val="standardContextual"/>
             </w:rPr>
           </w:pPr>
-          <w:hyperlink w:anchor="_Toc234787991" w:history="1">
+          <w:hyperlink w:anchor="_Toc234828227" w:history="1">
             <w:r>
               <w:rPr>
                 <w:rStyle w:val="Hyperlink"/>
@@ -3178,7 +3178,7 @@
                 <w:noProof/>
                 <w:webHidden/>
               </w:rPr>
-              <w:instrText xml:space="preserve"> PAGEREF _Toc234787991 \h </w:instrText>
+              <w:instrText xml:space="preserve"> PAGEREF _Toc234828227 \h </w:instrText>
             </w:r>
             <w:r>
               <w:rPr>
@@ -3224,7 +3224,7 @@
               <w14:ligatures w14:val="standardContextual"/>
             </w:rPr>
           </w:pPr>
-          <w:hyperlink w:anchor="_Toc234787992" w:history="1">
+          <w:hyperlink w:anchor="_Toc234828228" w:history="1">
             <w:r>
               <w:rPr>
                 <w:rStyle w:val="Hyperlink"/>
@@ -3268,7 +3268,7 @@
                 <w:noProof/>
                 <w:webHidden/>
               </w:rPr>
-              <w:instrText xml:space="preserve"> PAGEREF _Toc234787992 \h </w:instrText>
+              <w:instrText xml:space="preserve"> PAGEREF _Toc234828228 \h </w:instrText>
             </w:r>
             <w:r>
               <w:rPr>
@@ -3314,7 +3314,7 @@
               <w14:ligatures w14:val="standardContextual"/>
             </w:rPr>
           </w:pPr>
-          <w:hyperlink w:anchor="_Toc234787993" w:history="1">
+          <w:hyperlink w:anchor="_Toc234828229" w:history="1">
             <w:r>
               <w:rPr>
                 <w:rStyle w:val="Hyperlink"/>
@@ -3358,7 +3358,7 @@
                 <w:noProof/>
                 <w:webHidden/>
               </w:rPr>
-              <w:instrText xml:space="preserve"> PAGEREF _Toc234787993 \h </w:instrText>
+              <w:instrText xml:space="preserve"> PAGEREF _Toc234828229 \h </w:instrText>
             </w:r>
             <w:r>
               <w:rPr>
@@ -3404,7 +3404,7 @@
               <w14:ligatures w14:val="standardContextual"/>
             </w:rPr>
           </w:pPr>
-          <w:hyperlink w:anchor="_Toc234787994" w:history="1">
+          <w:hyperlink w:anchor="_Toc234828230" w:history="1">
             <w:r>
               <w:rPr>
                 <w:rStyle w:val="Hyperlink"/>
@@ -3448,7 +3448,7 @@
                 <w:noProof/>
                 <w:webHidden/>
               </w:rPr>
-              <w:instrText xml:space="preserve"> PAGEREF _Toc234787994 \h </w:instrText>
+              <w:instrText xml:space="preserve"> PAGEREF _Toc234828230 \h </w:instrText>
             </w:r>
             <w:r>
               <w:rPr>
@@ -3494,7 +3494,7 @@
               <w14:ligatures w14:val="standardContextual"/>
             </w:rPr>
           </w:pPr>
-          <w:hyperlink w:anchor="_Toc234787995" w:history="1">
+          <w:hyperlink w:anchor="_Toc234828231" w:history="1">
             <w:r>
               <w:rPr>
                 <w:rStyle w:val="Hyperlink"/>
@@ -3538,7 +3538,7 @@
                 <w:noProof/>
                 <w:webHidden/>
               </w:rPr>
-              <w:instrText xml:space="preserve"> PAGEREF _Toc234787995 \h </w:instrText>
+              <w:instrText xml:space="preserve"> PAGEREF _Toc234828231 \h </w:instrText>
             </w:r>
             <w:r>
               <w:rPr>
@@ -3584,7 +3584,7 @@
               <w14:ligatures w14:val="standardContextual"/>
             </w:rPr>
           </w:pPr>
-          <w:hyperlink w:anchor="_Toc234787996" w:history="1">
+          <w:hyperlink w:anchor="_Toc234828232" w:history="1">
             <w:r>
               <w:rPr>
                 <w:rStyle w:val="Hyperlink"/>
@@ -3628,7 +3628,7 @@
                 <w:noProof/>
                 <w:webHidden/>
               </w:rPr>
-              <w:instrText xml:space="preserve"> PAGEREF _Toc234787996 \h </w:instrText>
+              <w:instrText xml:space="preserve"> PAGEREF _Toc234828232 \h </w:instrText>
             </w:r>
             <w:r>
               <w:rPr>
@@ -3674,7 +3674,7 @@
               <w14:ligatures w14:val="standardContextual"/>
             </w:rPr>
           </w:pPr>
-          <w:hyperlink w:anchor="_Toc234787997" w:history="1">
+          <w:hyperlink w:anchor="_Toc234828233" w:history="1">
             <w:r>
               <w:rPr>
                 <w:rStyle w:val="Hyperlink"/>
@@ -3718,7 +3718,7 @@
                 <w:noProof/>
                 <w:webHidden/>
               </w:rPr>
-              <w:instrText xml:space="preserve"> PAGEREF _Toc234787997 \h </w:instrText>
+              <w:instrText xml:space="preserve"> PAGEREF _Toc234828233 \h </w:instrText>
             </w:r>
             <w:r>
               <w:rPr>
@@ -3764,7 +3764,7 @@
               <w14:ligatures w14:val="standardContextual"/>
             </w:rPr>
           </w:pPr>
-          <w:hyperlink w:anchor="_Toc234787998" w:history="1">
+          <w:hyperlink w:anchor="_Toc234828234" w:history="1">
             <w:r>
               <w:rPr>
                 <w:rStyle w:val="Hyperlink"/>
@@ -3808,7 +3808,7 @@
                 <w:noProof/>
                 <w:webHidden/>
               </w:rPr>
-              <w:instrText xml:space="preserve"> PAGEREF _Toc234787998 \h </w:instrText>
+              <w:instrText xml:space="preserve"> PAGEREF _Toc234828234 \h </w:instrText>
             </w:r>
             <w:r>
               <w:rPr>
@@ -3854,7 +3854,7 @@
               <w14:ligatures w14:val="standardContextual"/>
             </w:rPr>
           </w:pPr>
-          <w:hyperlink w:anchor="_Toc234787999" w:history="1">
+          <w:hyperlink w:anchor="_Toc234828235" w:history="1">
             <w:r>
               <w:rPr>
                 <w:rStyle w:val="Hyperlink"/>
@@ -3898,7 +3898,7 @@
                 <w:noProof/>
                 <w:webHidden/>
               </w:rPr>
-              <w:instrText xml:space="preserve"> PAGEREF _Toc234787999 \h </w:instrText>
+              <w:instrText xml:space="preserve"> PAGEREF _Toc234828235 \h </w:instrText>
             </w:r>
             <w:r>
               <w:rPr>
@@ -3944,7 +3944,7 @@
               <w14:ligatures w14:val="standardContextual"/>
             </w:rPr>
           </w:pPr>
-          <w:hyperlink w:anchor="_Toc234788000" w:history="1">
+          <w:hyperlink w:anchor="_Toc234828236" w:history="1">
             <w:r>
               <w:rPr>
                 <w:rStyle w:val="Hyperlink"/>
@@ -3988,7 +3988,7 @@
                 <w:noProof/>
                 <w:webHidden/>
               </w:rPr>
-              <w:instrText xml:space="preserve"> PAGEREF _Toc234788000 \h </w:instrText>
+              <w:instrText xml:space="preserve"> PAGEREF _Toc234828236 \h </w:instrText>
             </w:r>
             <w:r>
               <w:rPr>
@@ -4034,7 +4034,7 @@
               <w14:ligatures w14:val="standardContextual"/>
             </w:rPr>
           </w:pPr>
-          <w:hyperlink w:anchor="_Toc234788001" w:history="1">
+          <w:hyperlink w:anchor="_Toc234828237" w:history="1">
             <w:r>
               <w:rPr>
                 <w:rStyle w:val="Hyperlink"/>
@@ -4078,7 +4078,7 @@
                 <w:noProof/>
                 <w:webHidden/>
               </w:rPr>
-              <w:instrText xml:space="preserve"> PAGEREF _Toc234788001 \h </w:instrText>
+              <w:instrText xml:space="preserve"> PAGEREF _Toc234828237 \h </w:instrText>
             </w:r>
             <w:r>
               <w:rPr>
@@ -4124,7 +4124,7 @@
               <w14:ligatures w14:val="standardContextual"/>
             </w:rPr>
           </w:pPr>
-          <w:hyperlink w:anchor="_Toc234788002" w:history="1">
+          <w:hyperlink w:anchor="_Toc234828238" w:history="1">
             <w:r>
               <w:rPr>
                 <w:rStyle w:val="Hyperlink"/>
@@ -4168,7 +4168,7 @@
                 <w:noProof/>
                 <w:webHidden/>
               </w:rPr>
-              <w:instrText xml:space="preserve"> PAGEREF _Toc234788002 \h </w:instrText>
+              <w:instrText xml:space="preserve"> PAGEREF _Toc234828238 \h </w:instrText>
             </w:r>
             <w:r>
               <w:rPr>
@@ -4214,7 +4214,7 @@
               <w14:ligatures w14:val="standardContextual"/>
             </w:rPr>
           </w:pPr>
-          <w:hyperlink w:anchor="_Toc234788003" w:history="1">
+          <w:hyperlink w:anchor="_Toc234828239" w:history="1">
             <w:r>
               <w:rPr>
                 <w:rStyle w:val="Hyperlink"/>
@@ -4258,7 +4258,7 @@
                 <w:noProof/>
                 <w:webHidden/>
               </w:rPr>
-              <w:instrText xml:space="preserve"> PAGEREF _Toc234788003 \h </w:instrText>
+              <w:instrText xml:space="preserve"> PAGEREF _Toc234828239 \h </w:instrText>
             </w:r>
             <w:r>
               <w:rPr>
@@ -4304,7 +4304,7 @@
               <w14:ligatures w14:val="standardContextual"/>
             </w:rPr>
           </w:pPr>
-          <w:hyperlink w:anchor="_Toc234788004" w:history="1">
+          <w:hyperlink w:anchor="_Toc234828240" w:history="1">
             <w:r>
               <w:rPr>
                 <w:rStyle w:val="Hyperlink"/>
@@ -4348,7 +4348,7 @@
                 <w:noProof/>
                 <w:webHidden/>
               </w:rPr>
-              <w:instrText xml:space="preserve"> PAGEREF _Toc234788004 \h </w:instrText>
+              <w:instrText xml:space="preserve"> PAGEREF _Toc234828240 \h </w:instrText>
             </w:r>
             <w:r>
               <w:rPr>
@@ -4394,7 +4394,7 @@
               <w14:ligatures w14:val="standardContextual"/>
             </w:rPr>
           </w:pPr>
-          <w:hyperlink w:anchor="_Toc234788005" w:history="1">
+          <w:hyperlink w:anchor="_Toc234828241" w:history="1">
             <w:r>
               <w:rPr>
                 <w:rStyle w:val="Hyperlink"/>
@@ -4438,7 +4438,7 @@
                 <w:noProof/>
                 <w:webHidden/>
               </w:rPr>
-              <w:instrText xml:space="preserve"> PAGEREF _Toc234788005 \h </w:instrText>
+              <w:instrText xml:space="preserve"> PAGEREF _Toc234828241 \h </w:instrText>
             </w:r>
             <w:r>
               <w:rPr>
@@ -4484,7 +4484,7 @@
               <w14:ligatures w14:val="standardContextual"/>
             </w:rPr>
           </w:pPr>
-          <w:hyperlink w:anchor="_Toc234788006" w:history="1">
+          <w:hyperlink w:anchor="_Toc234828242" w:history="1">
             <w:r>
               <w:rPr>
                 <w:rStyle w:val="Hyperlink"/>
@@ -4528,7 +4528,7 @@
                 <w:noProof/>
                 <w:webHidden/>
               </w:rPr>
-              <w:instrText xml:space="preserve"> PAGEREF _Toc234788006 \h </w:instrText>
+              <w:instrText xml:space="preserve"> PAGEREF _Toc234828242 \h </w:instrText>
             </w:r>
             <w:r>
               <w:rPr>
@@ -4574,7 +4574,7 @@
               <w14:ligatures w14:val="standardContextual"/>
             </w:rPr>
           </w:pPr>
-          <w:hyperlink w:anchor="_Toc234788007" w:history="1">
+          <w:hyperlink w:anchor="_Toc234828243" w:history="1">
             <w:r>
               <w:rPr>
                 <w:rStyle w:val="Hyperlink"/>
@@ -4618,7 +4618,7 @@
                 <w:noProof/>
                 <w:webHidden/>
               </w:rPr>
-              <w:instrText xml:space="preserve"> PAGEREF _Toc234788007 \h </w:instrText>
+              <w:instrText xml:space="preserve"> PAGEREF _Toc234828243 \h </w:instrText>
             </w:r>
             <w:r>
               <w:rPr>
@@ -4664,7 +4664,7 @@
               <w14:ligatures w14:val="standardContextual"/>
             </w:rPr>
           </w:pPr>
-          <w:hyperlink w:anchor="_Toc234788008" w:history="1">
+          <w:hyperlink w:anchor="_Toc234828244" w:history="1">
             <w:r>
               <w:rPr>
                 <w:rStyle w:val="Hyperlink"/>
@@ -4708,7 +4708,7 @@
                 <w:noProof/>
                 <w:webHidden/>
               </w:rPr>
-              <w:instrText xml:space="preserve"> PAGEREF _Toc234788008 \h </w:instrText>
+              <w:instrText xml:space="preserve"> PAGEREF _Toc234828244 \h </w:instrText>
             </w:r>
             <w:r>
               <w:rPr>
@@ -4754,7 +4754,7 @@
               <w14:ligatures w14:val="standardContextual"/>
             </w:rPr>
           </w:pPr>
-          <w:hyperlink w:anchor="_Toc234788009" w:history="1">
+          <w:hyperlink w:anchor="_Toc234828245" w:history="1">
             <w:r>
               <w:rPr>
                 <w:rStyle w:val="Hyperlink"/>
@@ -4798,7 +4798,7 @@
                 <w:noProof/>
                 <w:webHidden/>
               </w:rPr>
-              <w:instrText xml:space="preserve"> PAGEREF _Toc234788009 \h </w:instrText>
+              <w:instrText xml:space="preserve"> PAGEREF _Toc234828245 \h </w:instrText>
             </w:r>
             <w:r>
               <w:rPr>
@@ -4844,7 +4844,7 @@
               <w14:ligatures w14:val="standardContextual"/>
             </w:rPr>
           </w:pPr>
-          <w:hyperlink w:anchor="_Toc234788010" w:history="1">
+          <w:hyperlink w:anchor="_Toc234828246" w:history="1">
             <w:r>
               <w:rPr>
                 <w:rStyle w:val="Hyperlink"/>
@@ -4888,7 +4888,7 @@
                 <w:noProof/>
                 <w:webHidden/>
               </w:rPr>
-              <w:instrText xml:space="preserve"> PAGEREF _Toc234788010 \h </w:instrText>
+              <w:instrText xml:space="preserve"> PAGEREF _Toc234828246 \h </w:instrText>
             </w:r>
             <w:r>
               <w:rPr>
@@ -4934,7 +4934,7 @@
               <w14:ligatures w14:val="standardContextual"/>
             </w:rPr>
           </w:pPr>
-          <w:hyperlink w:anchor="_Toc234788011" w:history="1">
+          <w:hyperlink w:anchor="_Toc234828247" w:history="1">
             <w:r>
               <w:rPr>
                 <w:rStyle w:val="Hyperlink"/>
@@ -4978,7 +4978,7 @@
                 <w:noProof/>
                 <w:webHidden/>
               </w:rPr>
-              <w:instrText xml:space="preserve"> PAGEREF _Toc234788011 \h </w:instrText>
+              <w:instrText xml:space="preserve"> PAGEREF _Toc234828247 \h </w:instrText>
             </w:r>
             <w:r>
               <w:rPr>
@@ -5024,7 +5024,7 @@
               <w14:ligatures w14:val="standardContextual"/>
             </w:rPr>
           </w:pPr>
-          <w:hyperlink w:anchor="_Toc234788012" w:history="1">
+          <w:hyperlink w:anchor="_Toc234828248" w:history="1">
             <w:r>
               <w:rPr>
                 <w:rStyle w:val="Hyperlink"/>
@@ -5068,7 +5068,7 @@
                 <w:noProof/>
                 <w:webHidden/>
               </w:rPr>
-              <w:instrText xml:space="preserve"> PAGEREF _Toc234788012 \h </w:instrText>
+              <w:instrText xml:space="preserve"> PAGEREF _Toc234828248 \h </w:instrText>
             </w:r>
             <w:r>
               <w:rPr>
@@ -5114,7 +5114,7 @@
               <w14:ligatures w14:val="standardContextual"/>
             </w:rPr>
           </w:pPr>
-          <w:hyperlink w:anchor="_Toc234788013" w:history="1">
+          <w:hyperlink w:anchor="_Toc234828249" w:history="1">
             <w:r>
               <w:rPr>
                 <w:rStyle w:val="Hyperlink"/>
@@ -5158,7 +5158,7 @@
                 <w:noProof/>
                 <w:webHidden/>
               </w:rPr>
-              <w:instrText xml:space="preserve"> PAGEREF _Toc234788013 \h </w:instrText>
+              <w:instrText xml:space="preserve"> PAGEREF _Toc234828249 \h </w:instrText>
             </w:r>
             <w:r>
               <w:rPr>
@@ -5204,7 +5204,7 @@
               <w14:ligatures w14:val="standardContextual"/>
             </w:rPr>
           </w:pPr>
-          <w:hyperlink w:anchor="_Toc234788014" w:history="1">
+          <w:hyperlink w:anchor="_Toc234828250" w:history="1">
             <w:r>
               <w:rPr>
                 <w:rStyle w:val="Hyperlink"/>
@@ -5248,7 +5248,7 @@
                 <w:noProof/>
                 <w:webHidden/>
               </w:rPr>
-              <w:instrText xml:space="preserve"> PAGEREF _Toc234788014 \h </w:instrText>
+              <w:instrText xml:space="preserve"> PAGEREF _Toc234828250 \h </w:instrText>
             </w:r>
             <w:r>
               <w:rPr>
@@ -5294,7 +5294,7 @@
               <w14:ligatures w14:val="standardContextual"/>
             </w:rPr>
           </w:pPr>
-          <w:hyperlink w:anchor="_Toc234788015" w:history="1">
+          <w:hyperlink w:anchor="_Toc234828251" w:history="1">
             <w:r>
               <w:rPr>
                 <w:rStyle w:val="Hyperlink"/>
@@ -5338,7 +5338,7 @@
                 <w:noProof/>
                 <w:webHidden/>
               </w:rPr>
-              <w:instrText xml:space="preserve"> PAGEREF _Toc234788015 \h </w:instrText>
+              <w:instrText xml:space="preserve"> PAGEREF _Toc234828251 \h </w:instrText>
             </w:r>
             <w:r>
               <w:rPr>
@@ -5384,7 +5384,7 @@
               <w14:ligatures w14:val="standardContextual"/>
             </w:rPr>
           </w:pPr>
-          <w:hyperlink w:anchor="_Toc234788016" w:history="1">
+          <w:hyperlink w:anchor="_Toc234828252" w:history="1">
             <w:r>
               <w:rPr>
                 <w:rStyle w:val="Hyperlink"/>
@@ -5428,7 +5428,7 @@
                 <w:noProof/>
                 <w:webHidden/>
               </w:rPr>
-              <w:instrText xml:space="preserve"> PAGEREF _Toc234788016 \h </w:instrText>
+              <w:instrText xml:space="preserve"> PAGEREF _Toc234828252 \h </w:instrText>
             </w:r>
             <w:r>
               <w:rPr>
@@ -5474,7 +5474,7 @@
               <w14:ligatures w14:val="standardContextual"/>
             </w:rPr>
           </w:pPr>
-          <w:hyperlink w:anchor="_Toc234788017" w:history="1">
+          <w:hyperlink w:anchor="_Toc234828253" w:history="1">
             <w:r>
               <w:rPr>
                 <w:rStyle w:val="Hyperlink"/>
@@ -5518,7 +5518,7 @@
                 <w:noProof/>
                 <w:webHidden/>
               </w:rPr>
-              <w:instrText xml:space="preserve"> PAGEREF _Toc234788017 \h </w:instrText>
+              <w:instrText xml:space="preserve"> PAGEREF _Toc234828253 \h </w:instrText>
             </w:r>
             <w:r>
               <w:rPr>
@@ -5564,7 +5564,7 @@
               <w14:ligatures w14:val="standardContextual"/>
             </w:rPr>
           </w:pPr>
-          <w:hyperlink w:anchor="_Toc234788018" w:history="1">
+          <w:hyperlink w:anchor="_Toc234828254" w:history="1">
             <w:r>
               <w:rPr>
                 <w:rStyle w:val="Hyperlink"/>
@@ -5608,7 +5608,7 @@
                 <w:noProof/>
                 <w:webHidden/>
               </w:rPr>
-              <w:instrText xml:space="preserve"> PAGEREF _Toc234788018 \h </w:instrText>
+              <w:instrText xml:space="preserve"> PAGEREF _Toc234828254 \h </w:instrText>
             </w:r>
             <w:r>
               <w:rPr>
@@ -5654,7 +5654,7 @@
               <w14:ligatures w14:val="standardContextual"/>
             </w:rPr>
           </w:pPr>
-          <w:hyperlink w:anchor="_Toc234788019" w:history="1">
+          <w:hyperlink w:anchor="_Toc234828255" w:history="1">
             <w:r>
               <w:rPr>
                 <w:rStyle w:val="Hyperlink"/>
@@ -5698,7 +5698,7 @@
                 <w:noProof/>
                 <w:webHidden/>
               </w:rPr>
-              <w:instrText xml:space="preserve"> PAGEREF _Toc234788019 \h </w:instrText>
+              <w:instrText xml:space="preserve"> PAGEREF _Toc234828255 \h </w:instrText>
             </w:r>
             <w:r>
               <w:rPr>
@@ -5744,7 +5744,7 @@
               <w14:ligatures w14:val="standardContextual"/>
             </w:rPr>
           </w:pPr>
-          <w:hyperlink w:anchor="_Toc234788020" w:history="1">
+          <w:hyperlink w:anchor="_Toc234828256" w:history="1">
             <w:r>
               <w:rPr>
                 <w:rStyle w:val="Hyperlink"/>
@@ -5788,7 +5788,7 @@
                 <w:noProof/>
                 <w:webHidden/>
               </w:rPr>
-              <w:instrText xml:space="preserve"> PAGEREF _Toc234788020 \h </w:instrText>
+              <w:instrText xml:space="preserve"> PAGEREF _Toc234828256 \h </w:instrText>
             </w:r>
             <w:r>
               <w:rPr>
@@ -5834,7 +5834,7 @@
               <w14:ligatures w14:val="standardContextual"/>
             </w:rPr>
           </w:pPr>
-          <w:hyperlink w:anchor="_Toc234788021" w:history="1">
+          <w:hyperlink w:anchor="_Toc234828257" w:history="1">
             <w:r>
               <w:rPr>
                 <w:rStyle w:val="Hyperlink"/>
@@ -5878,7 +5878,7 @@
                 <w:noProof/>
                 <w:webHidden/>
               </w:rPr>
-              <w:instrText xml:space="preserve"> PAGEREF _Toc234788021 \h </w:instrText>
+              <w:instrText xml:space="preserve"> PAGEREF _Toc234828257 \h </w:instrText>
             </w:r>
             <w:r>
               <w:rPr>
@@ -5924,7 +5924,7 @@
               <w14:ligatures w14:val="standardContextual"/>
             </w:rPr>
           </w:pPr>
-          <w:hyperlink w:anchor="_Toc234788022" w:history="1">
+          <w:hyperlink w:anchor="_Toc234828258" w:history="1">
             <w:r>
               <w:rPr>
                 <w:rStyle w:val="Hyperlink"/>
@@ -5968,7 +5968,7 @@
                 <w:noProof/>
                 <w:webHidden/>
               </w:rPr>
-              <w:instrText xml:space="preserve"> PAGEREF _Toc234788022 \h </w:instrText>
+              <w:instrText xml:space="preserve"> PAGEREF _Toc234828258 \h </w:instrText>
             </w:r>
             <w:r>
               <w:rPr>
@@ -6014,7 +6014,7 @@
               <w14:ligatures w14:val="standardContextual"/>
             </w:rPr>
           </w:pPr>
-          <w:hyperlink w:anchor="_Toc234788023" w:history="1">
+          <w:hyperlink w:anchor="_Toc234828259" w:history="1">
             <w:r>
               <w:rPr>
                 <w:rStyle w:val="Hyperlink"/>
@@ -6058,7 +6058,7 @@
                 <w:noProof/>
                 <w:webHidden/>
               </w:rPr>
-              <w:instrText xml:space="preserve"> PAGEREF _Toc234788023 \h </w:instrText>
+              <w:instrText xml:space="preserve"> PAGEREF _Toc234828259 \h </w:instrText>
             </w:r>
             <w:r>
               <w:rPr>
@@ -6104,7 +6104,7 @@
               <w14:ligatures w14:val="standardContextual"/>
             </w:rPr>
           </w:pPr>
-          <w:hyperlink w:anchor="_Toc234788024" w:history="1">
+          <w:hyperlink w:anchor="_Toc234828260" w:history="1">
             <w:r>
               <w:rPr>
                 <w:rStyle w:val="Hyperlink"/>
@@ -6148,7 +6148,7 @@
                 <w:noProof/>
                 <w:webHidden/>
               </w:rPr>
-              <w:instrText xml:space="preserve"> PAGEREF _Toc234788024 \h </w:instrText>
+              <w:instrText xml:space="preserve"> PAGEREF _Toc234828260 \h </w:instrText>
             </w:r>
             <w:r>
               <w:rPr>
@@ -6194,7 +6194,7 @@
               <w14:ligatures w14:val="standardContextual"/>
             </w:rPr>
           </w:pPr>
-          <w:hyperlink w:anchor="_Toc234788025" w:history="1">
+          <w:hyperlink w:anchor="_Toc234828261" w:history="1">
             <w:r>
               <w:rPr>
                 <w:rStyle w:val="Hyperlink"/>
@@ -6238,7 +6238,7 @@
                 <w:noProof/>
                 <w:webHidden/>
               </w:rPr>
-              <w:instrText xml:space="preserve"> PAGEREF _Toc234788025 \h </w:instrText>
+              <w:instrText xml:space="preserve"> PAGEREF _Toc234828261 \h </w:instrText>
             </w:r>
             <w:r>
               <w:rPr>
@@ -6284,7 +6284,7 @@
               <w14:ligatures w14:val="standardContextual"/>
             </w:rPr>
           </w:pPr>
-          <w:hyperlink w:anchor="_Toc234788026" w:history="1">
+          <w:hyperlink w:anchor="_Toc234828262" w:history="1">
             <w:r>
               <w:rPr>
                 <w:rStyle w:val="Hyperlink"/>
@@ -6328,7 +6328,7 @@
                 <w:noProof/>
                 <w:webHidden/>
               </w:rPr>
-              <w:instrText xml:space="preserve"> PAGEREF _Toc234788026 \h </w:instrText>
+              <w:instrText xml:space="preserve"> PAGEREF _Toc234828262 \h </w:instrText>
             </w:r>
             <w:r>
               <w:rPr>
@@ -6374,7 +6374,7 @@
               <w14:ligatures w14:val="standardContextual"/>
             </w:rPr>
           </w:pPr>
-          <w:hyperlink w:anchor="_Toc234788027" w:history="1">
+          <w:hyperlink w:anchor="_Toc234828263" w:history="1">
             <w:r>
               <w:rPr>
                 <w:rStyle w:val="Hyperlink"/>
@@ -6418,7 +6418,7 @@
                 <w:noProof/>
                 <w:webHidden/>
               </w:rPr>
-              <w:instrText xml:space="preserve"> PAGEREF _Toc234788027 \h </w:instrText>
+              <w:instrText xml:space="preserve"> PAGEREF _Toc234828263 \h </w:instrText>
             </w:r>
             <w:r>
               <w:rPr>
@@ -6464,7 +6464,7 @@
               <w14:ligatures w14:val="standardContextual"/>
             </w:rPr>
           </w:pPr>
-          <w:hyperlink w:anchor="_Toc234788028" w:history="1">
+          <w:hyperlink w:anchor="_Toc234828264" w:history="1">
             <w:r>
               <w:rPr>
                 <w:rStyle w:val="Hyperlink"/>
@@ -6508,7 +6508,7 @@
                 <w:noProof/>
                 <w:webHidden/>
               </w:rPr>
-              <w:instrText xml:space="preserve"> PAGEREF _Toc234788028 \h </w:instrText>
+              <w:instrText xml:space="preserve"> PAGEREF _Toc234828264 \h </w:instrText>
             </w:r>
             <w:r>
               <w:rPr>
@@ -6554,7 +6554,7 @@
               <w14:ligatures w14:val="standardContextual"/>
             </w:rPr>
           </w:pPr>
-          <w:hyperlink w:anchor="_Toc234788029" w:history="1">
+          <w:hyperlink w:anchor="_Toc234828265" w:history="1">
             <w:r>
               <w:rPr>
                 <w:rStyle w:val="Hyperlink"/>
@@ -6598,7 +6598,7 @@
                 <w:noProof/>
                 <w:webHidden/>
               </w:rPr>
-              <w:instrText xml:space="preserve"> PAGEREF _Toc234788029 \h </w:instrText>
+              <w:instrText xml:space="preserve"> PAGEREF _Toc234828265 \h </w:instrText>
             </w:r>
             <w:r>
               <w:rPr>
@@ -6644,7 +6644,7 @@
               <w14:ligatures w14:val="standardContextual"/>
             </w:rPr>
           </w:pPr>
-          <w:hyperlink w:anchor="_Toc234788030" w:history="1">
+          <w:hyperlink w:anchor="_Toc234828266" w:history="1">
             <w:r>
               <w:rPr>
                 <w:rStyle w:val="Hyperlink"/>
@@ -6688,7 +6688,7 @@
                 <w:noProof/>
                 <w:webHidden/>
               </w:rPr>
-              <w:instrText xml:space="preserve"> PAGEREF _Toc234788030 \h </w:instrText>
+              <w:instrText xml:space="preserve"> PAGEREF _Toc234828266 \h </w:instrText>
             </w:r>
             <w:r>
               <w:rPr>
@@ -6734,7 +6734,7 @@
               <w14:ligatures w14:val="standardContextual"/>
             </w:rPr>
           </w:pPr>
-          <w:hyperlink w:anchor="_Toc234788031" w:history="1">
+          <w:hyperlink w:anchor="_Toc234828267" w:history="1">
             <w:r>
               <w:rPr>
                 <w:rStyle w:val="Hyperlink"/>
@@ -6778,7 +6778,7 @@
                 <w:noProof/>
                 <w:webHidden/>
               </w:rPr>
-              <w:instrText xml:space="preserve"> PAGEREF _Toc234788031 \h </w:instrText>
+              <w:instrText xml:space="preserve"> PAGEREF _Toc234828267 \h </w:instrText>
             </w:r>
             <w:r>
               <w:rPr>
@@ -6824,7 +6824,7 @@
               <w14:ligatures w14:val="standardContextual"/>
             </w:rPr>
           </w:pPr>
-          <w:hyperlink w:anchor="_Toc234788032" w:history="1">
+          <w:hyperlink w:anchor="_Toc234828268" w:history="1">
             <w:r>
               <w:rPr>
                 <w:rStyle w:val="Hyperlink"/>
@@ -6868,7 +6868,7 @@
                 <w:noProof/>
                 <w:webHidden/>
               </w:rPr>
-              <w:instrText xml:space="preserve"> PAGEREF _Toc234788032 \h </w:instrText>
+              <w:instrText xml:space="preserve"> PAGEREF _Toc234828268 \h </w:instrText>
             </w:r>
             <w:r>
               <w:rPr>
@@ -6914,7 +6914,7 @@
               <w14:ligatures w14:val="standardContextual"/>
             </w:rPr>
           </w:pPr>
-          <w:hyperlink w:anchor="_Toc234788033" w:history="1">
+          <w:hyperlink w:anchor="_Toc234828269" w:history="1">
             <w:r>
               <w:rPr>
                 <w:rStyle w:val="Hyperlink"/>
@@ -6958,7 +6958,7 @@
                 <w:noProof/>
                 <w:webHidden/>
               </w:rPr>
-              <w:instrText xml:space="preserve"> PAGEREF _Toc234788033 \h </w:instrText>
+              <w:instrText xml:space="preserve"> PAGEREF _Toc234828269 \h </w:instrText>
             </w:r>
             <w:r>
               <w:rPr>
@@ -7004,7 +7004,7 @@
               <w14:ligatures w14:val="standardContextual"/>
             </w:rPr>
           </w:pPr>
-          <w:hyperlink w:anchor="_Toc234788034" w:history="1">
+          <w:hyperlink w:anchor="_Toc234828270" w:history="1">
             <w:r>
               <w:rPr>
                 <w:rStyle w:val="Hyperlink"/>
@@ -7048,7 +7048,7 @@
                 <w:noProof/>
                 <w:webHidden/>
               </w:rPr>
-              <w:instrText xml:space="preserve"> PAGEREF _Toc234788034 \h </w:instrText>
+              <w:instrText xml:space="preserve"> PAGEREF _Toc234828270 \h </w:instrText>
             </w:r>
             <w:r>
               <w:rPr>
@@ -7094,7 +7094,7 @@
               <w14:ligatures w14:val="standardContextual"/>
             </w:rPr>
           </w:pPr>
-          <w:hyperlink w:anchor="_Toc234788035" w:history="1">
+          <w:hyperlink w:anchor="_Toc234828271" w:history="1">
             <w:r>
               <w:rPr>
                 <w:rStyle w:val="Hyperlink"/>
@@ -7138,7 +7138,7 @@
                 <w:noProof/>
                 <w:webHidden/>
               </w:rPr>
-              <w:instrText xml:space="preserve"> PAGEREF _Toc234788035 \h </w:instrText>
+              <w:instrText xml:space="preserve"> PAGEREF _Toc234828271 \h </w:instrText>
             </w:r>
             <w:r>
               <w:rPr>
@@ -7184,7 +7184,7 @@
               <w14:ligatures w14:val="standardContextual"/>
             </w:rPr>
           </w:pPr>
-          <w:hyperlink w:anchor="_Toc234788036" w:history="1">
+          <w:hyperlink w:anchor="_Toc234828272" w:history="1">
             <w:r>
               <w:rPr>
                 <w:rStyle w:val="Hyperlink"/>
@@ -7228,7 +7228,7 @@
                 <w:noProof/>
                 <w:webHidden/>
               </w:rPr>
-              <w:instrText xml:space="preserve"> PAGEREF _Toc234788036 \h </w:instrText>
+              <w:instrText xml:space="preserve"> PAGEREF _Toc234828272 \h </w:instrText>
             </w:r>
             <w:r>
               <w:rPr>
@@ -7274,7 +7274,7 @@
               <w14:ligatures w14:val="standardContextual"/>
             </w:rPr>
           </w:pPr>
-          <w:hyperlink w:anchor="_Toc234788037" w:history="1">
+          <w:hyperlink w:anchor="_Toc234828273" w:history="1">
             <w:r>
               <w:rPr>
                 <w:rStyle w:val="Hyperlink"/>
@@ -7318,7 +7318,7 @@
                 <w:noProof/>
                 <w:webHidden/>
               </w:rPr>
-              <w:instrText xml:space="preserve"> PAGEREF _Toc234788037 \h </w:instrText>
+              <w:instrText xml:space="preserve"> PAGEREF _Toc234828273 \h </w:instrText>
             </w:r>
             <w:r>
               <w:rPr>
@@ -7364,7 +7364,7 @@
               <w14:ligatures w14:val="standardContextual"/>
             </w:rPr>
           </w:pPr>
-          <w:hyperlink w:anchor="_Toc234788038" w:history="1">
+          <w:hyperlink w:anchor="_Toc234828274" w:history="1">
             <w:r>
               <w:rPr>
                 <w:rStyle w:val="Hyperlink"/>
@@ -7408,7 +7408,7 @@
                 <w:noProof/>
                 <w:webHidden/>
               </w:rPr>
-              <w:instrText xml:space="preserve"> PAGEREF _Toc234788038 \h </w:instrText>
+              <w:instrText xml:space="preserve"> PAGEREF _Toc234828274 \h </w:instrText>
             </w:r>
             <w:r>
               <w:rPr>
@@ -7454,7 +7454,7 @@
               <w14:ligatures w14:val="standardContextual"/>
             </w:rPr>
           </w:pPr>
-          <w:hyperlink w:anchor="_Toc234788039" w:history="1">
+          <w:hyperlink w:anchor="_Toc234828275" w:history="1">
             <w:r>
               <w:rPr>
                 <w:rStyle w:val="Hyperlink"/>
@@ -7498,7 +7498,7 @@
                 <w:noProof/>
                 <w:webHidden/>
               </w:rPr>
-              <w:instrText xml:space="preserve"> PAGEREF _Toc234788039 \h </w:instrText>
+              <w:instrText xml:space="preserve"> PAGEREF _Toc234828275 \h </w:instrText>
             </w:r>
             <w:r>
               <w:rPr>
@@ -7544,7 +7544,7 @@
               <w14:ligatures w14:val="standardContextual"/>
             </w:rPr>
           </w:pPr>
-          <w:hyperlink w:anchor="_Toc234788040" w:history="1">
+          <w:hyperlink w:anchor="_Toc234828276" w:history="1">
             <w:r>
               <w:rPr>
                 <w:rStyle w:val="Hyperlink"/>
@@ -7588,7 +7588,7 @@
                 <w:noProof/>
                 <w:webHidden/>
               </w:rPr>
-              <w:instrText xml:space="preserve"> PAGEREF _Toc234788040 \h </w:instrText>
+              <w:instrText xml:space="preserve"> PAGEREF _Toc234828276 \h </w:instrText>
             </w:r>
             <w:r>
               <w:rPr>
@@ -7634,7 +7634,7 @@
               <w14:ligatures w14:val="standardContextual"/>
             </w:rPr>
           </w:pPr>
-          <w:hyperlink w:anchor="_Toc234788041" w:history="1">
+          <w:hyperlink w:anchor="_Toc234828277" w:history="1">
             <w:r>
               <w:rPr>
                 <w:rStyle w:val="Hyperlink"/>
@@ -7678,7 +7678,7 @@
                 <w:noProof/>
                 <w:webHidden/>
               </w:rPr>
-              <w:instrText xml:space="preserve"> PAGEREF _Toc234788041 \h </w:instrText>
+              <w:instrText xml:space="preserve"> PAGEREF _Toc234828277 \h </w:instrText>
             </w:r>
             <w:r>
               <w:rPr>
@@ -7724,7 +7724,7 @@
               <w14:ligatures w14:val="standardContextual"/>
             </w:rPr>
           </w:pPr>
-          <w:hyperlink w:anchor="_Toc234788042" w:history="1">
+          <w:hyperlink w:anchor="_Toc234828278" w:history="1">
             <w:r>
               <w:rPr>
                 <w:rStyle w:val="Hyperlink"/>
@@ -7768,7 +7768,7 @@
                 <w:noProof/>
                 <w:webHidden/>
               </w:rPr>
-              <w:instrText xml:space="preserve"> PAGEREF _Toc234788042 \h </w:instrText>
+              <w:instrText xml:space="preserve"> PAGEREF _Toc234828278 \h </w:instrText>
             </w:r>
             <w:r>
               <w:rPr>
@@ -7814,7 +7814,7 @@
               <w14:ligatures w14:val="standardContextual"/>
             </w:rPr>
           </w:pPr>
-          <w:hyperlink w:anchor="_Toc234788043" w:history="1">
+          <w:hyperlink w:anchor="_Toc234828279" w:history="1">
             <w:r>
               <w:rPr>
                 <w:rStyle w:val="Hyperlink"/>
@@ -7858,7 +7858,7 @@
                 <w:noProof/>
                 <w:webHidden/>
               </w:rPr>
-              <w:instrText xml:space="preserve"> PAGEREF _Toc234788043 \h </w:instrText>
+              <w:instrText xml:space="preserve"> PAGEREF _Toc234828279 \h </w:instrText>
             </w:r>
             <w:r>
               <w:rPr>
@@ -7904,7 +7904,7 @@
               <w14:ligatures w14:val="standardContextual"/>
             </w:rPr>
           </w:pPr>
-          <w:hyperlink w:anchor="_Toc234788044" w:history="1">
+          <w:hyperlink w:anchor="_Toc234828280" w:history="1">
             <w:r>
               <w:rPr>
                 <w:rStyle w:val="Hyperlink"/>
@@ -7948,7 +7948,7 @@
                 <w:noProof/>
                 <w:webHidden/>
               </w:rPr>
-              <w:instrText xml:space="preserve"> PAGEREF _Toc234788044 \h </w:instrText>
+              <w:instrText xml:space="preserve"> PAGEREF _Toc234828280 \h </w:instrText>
             </w:r>
             <w:r>
               <w:rPr>
@@ -7994,7 +7994,7 @@
               <w14:ligatures w14:val="standardContextual"/>
             </w:rPr>
           </w:pPr>
-          <w:hyperlink w:anchor="_Toc234788045" w:history="1">
+          <w:hyperlink w:anchor="_Toc234828281" w:history="1">
             <w:r>
               <w:rPr>
                 <w:rStyle w:val="Hyperlink"/>
@@ -8038,7 +8038,7 @@
                 <w:noProof/>
                 <w:webHidden/>
               </w:rPr>
-              <w:instrText xml:space="preserve"> PAGEREF _Toc234788045 \h </w:instrText>
+              <w:instrText xml:space="preserve"> PAGEREF _Toc234828281 \h </w:instrText>
             </w:r>
             <w:r>
               <w:rPr>
@@ -8084,7 +8084,7 @@
               <w14:ligatures w14:val="standardContextual"/>
             </w:rPr>
           </w:pPr>
-          <w:hyperlink w:anchor="_Toc234788046" w:history="1">
+          <w:hyperlink w:anchor="_Toc234828282" w:history="1">
             <w:r>
               <w:rPr>
                 <w:rStyle w:val="Hyperlink"/>
@@ -8128,7 +8128,7 @@
                 <w:noProof/>
                 <w:webHidden/>
               </w:rPr>
-              <w:instrText xml:space="preserve"> PAGEREF _Toc234788046 \h </w:instrText>
+              <w:instrText xml:space="preserve"> PAGEREF _Toc234828282 \h </w:instrText>
             </w:r>
             <w:r>
               <w:rPr>
@@ -8174,7 +8174,7 @@
               <w14:ligatures w14:val="standardContextual"/>
             </w:rPr>
           </w:pPr>
-          <w:hyperlink w:anchor="_Toc234788047" w:history="1">
+          <w:hyperlink w:anchor="_Toc234828283" w:history="1">
             <w:r>
               <w:rPr>
                 <w:rStyle w:val="Hyperlink"/>
@@ -8218,7 +8218,7 @@
                 <w:noProof/>
                 <w:webHidden/>
               </w:rPr>
-              <w:instrText xml:space="preserve"> PAGEREF _Toc234788047 \h </w:instrText>
+              <w:instrText xml:space="preserve"> PAGEREF _Toc234828283 \h </w:instrText>
             </w:r>
             <w:r>
               <w:rPr>
@@ -8264,7 +8264,7 @@
               <w14:ligatures w14:val="standardContextual"/>
             </w:rPr>
           </w:pPr>
-          <w:hyperlink w:anchor="_Toc234788048" w:history="1">
+          <w:hyperlink w:anchor="_Toc234828284" w:history="1">
             <w:r>
               <w:rPr>
                 <w:rStyle w:val="Hyperlink"/>
@@ -8308,7 +8308,7 @@
                 <w:noProof/>
                 <w:webHidden/>
               </w:rPr>
-              <w:instrText xml:space="preserve"> PAGEREF _Toc234788048 \h </w:instrText>
+              <w:instrText xml:space="preserve"> PAGEREF _Toc234828284 \h </w:instrText>
             </w:r>
             <w:r>
               <w:rPr>
@@ -8354,7 +8354,7 @@
               <w14:ligatures w14:val="standardContextual"/>
             </w:rPr>
           </w:pPr>
-          <w:hyperlink w:anchor="_Toc234788049" w:history="1">
+          <w:hyperlink w:anchor="_Toc234828285" w:history="1">
             <w:r>
               <w:rPr>
                 <w:rStyle w:val="Hyperlink"/>
@@ -8398,7 +8398,7 @@
                 <w:noProof/>
                 <w:webHidden/>
               </w:rPr>
-              <w:instrText xml:space="preserve"> PAGEREF _Toc234788049 \h </w:instrText>
+              <w:instrText xml:space="preserve"> PAGEREF _Toc234828285 \h </w:instrText>
             </w:r>
             <w:r>
               <w:rPr>
@@ -8444,7 +8444,7 @@
               <w14:ligatures w14:val="standardContextual"/>
             </w:rPr>
           </w:pPr>
-          <w:hyperlink w:anchor="_Toc234788050" w:history="1">
+          <w:hyperlink w:anchor="_Toc234828286" w:history="1">
             <w:r>
               <w:rPr>
                 <w:rStyle w:val="Hyperlink"/>
@@ -8488,7 +8488,7 @@
                 <w:noProof/>
                 <w:webHidden/>
               </w:rPr>
-              <w:instrText xml:space="preserve"> PAGEREF _Toc234788050 \h </w:instrText>
+              <w:instrText xml:space="preserve"> PAGEREF _Toc234828286 \h </w:instrText>
             </w:r>
             <w:r>
               <w:rPr>
@@ -8534,7 +8534,7 @@
               <w14:ligatures w14:val="standardContextual"/>
             </w:rPr>
           </w:pPr>
-          <w:hyperlink w:anchor="_Toc234788051" w:history="1">
+          <w:hyperlink w:anchor="_Toc234828287" w:history="1">
             <w:r>
               <w:rPr>
                 <w:rStyle w:val="Hyperlink"/>
@@ -8578,7 +8578,7 @@
                 <w:noProof/>
                 <w:webHidden/>
               </w:rPr>
-              <w:instrText xml:space="preserve"> PAGEREF _Toc234788051 \h </w:instrText>
+              <w:instrText xml:space="preserve"> PAGEREF _Toc234828287 \h </w:instrText>
             </w:r>
             <w:r>
               <w:rPr>
@@ -8624,7 +8624,7 @@
               <w14:ligatures w14:val="standardContextual"/>
             </w:rPr>
           </w:pPr>
-          <w:hyperlink w:anchor="_Toc234788052" w:history="1">
+          <w:hyperlink w:anchor="_Toc234828288" w:history="1">
             <w:r>
               <w:rPr>
                 <w:rStyle w:val="Hyperlink"/>
@@ -8668,7 +8668,7 @@
                 <w:noProof/>
                 <w:webHidden/>
               </w:rPr>
-              <w:instrText xml:space="preserve"> PAGEREF _Toc234788052 \h </w:instrText>
+              <w:instrText xml:space="preserve"> PAGEREF _Toc234828288 \h </w:instrText>
             </w:r>
             <w:r>
               <w:rPr>
@@ -8714,7 +8714,7 @@
               <w14:ligatures w14:val="standardContextual"/>
             </w:rPr>
           </w:pPr>
-          <w:hyperlink w:anchor="_Toc234788053" w:history="1">
+          <w:hyperlink w:anchor="_Toc234828289" w:history="1">
             <w:r>
               <w:rPr>
                 <w:rStyle w:val="Hyperlink"/>
@@ -8758,7 +8758,7 @@
                 <w:noProof/>
                 <w:webHidden/>
               </w:rPr>
-              <w:instrText xml:space="preserve"> PAGEREF _Toc234788053 \h </w:instrText>
+              <w:instrText xml:space="preserve"> PAGEREF _Toc234828289 \h </w:instrText>
             </w:r>
             <w:r>
               <w:rPr>
@@ -8804,7 +8804,7 @@
               <w14:ligatures w14:val="standardContextual"/>
             </w:rPr>
           </w:pPr>
-          <w:hyperlink w:anchor="_Toc234788054" w:history="1">
+          <w:hyperlink w:anchor="_Toc234828290" w:history="1">
             <w:r>
               <w:rPr>
                 <w:rStyle w:val="Hyperlink"/>
@@ -8848,7 +8848,7 @@
                 <w:noProof/>
                 <w:webHidden/>
               </w:rPr>
-              <w:instrText xml:space="preserve"> PAGEREF _Toc234788054 \h </w:instrText>
+              <w:instrText xml:space="preserve"> PAGEREF _Toc234828290 \h </w:instrText>
             </w:r>
             <w:r>
               <w:rPr>
@@ -8894,7 +8894,7 @@
               <w14:ligatures w14:val="standardContextual"/>
             </w:rPr>
           </w:pPr>
-          <w:hyperlink w:anchor="_Toc234788055" w:history="1">
+          <w:hyperlink w:anchor="_Toc234828291" w:history="1">
             <w:r>
               <w:rPr>
                 <w:rStyle w:val="Hyperlink"/>
@@ -8938,7 +8938,7 @@
                 <w:noProof/>
                 <w:webHidden/>
               </w:rPr>
-              <w:instrText xml:space="preserve"> PAGEREF _Toc234788055 \h </w:instrText>
+              <w:instrText xml:space="preserve"> PAGEREF _Toc234828291 \h </w:instrText>
             </w:r>
             <w:r>
               <w:rPr>
@@ -8984,7 +8984,7 @@
               <w14:ligatures w14:val="standardContextual"/>
             </w:rPr>
           </w:pPr>
-          <w:hyperlink w:anchor="_Toc234788056" w:history="1">
+          <w:hyperlink w:anchor="_Toc234828292" w:history="1">
             <w:r>
               <w:rPr>
                 <w:rStyle w:val="Hyperlink"/>
@@ -9028,7 +9028,7 @@
                 <w:noProof/>
                 <w:webHidden/>
               </w:rPr>
-              <w:instrText xml:space="preserve"> PAGEREF _Toc234788056 \h </w:instrText>
+              <w:instrText xml:space="preserve"> PAGEREF _Toc234828292 \h </w:instrText>
             </w:r>
             <w:r>
               <w:rPr>
@@ -9074,7 +9074,7 @@
               <w14:ligatures w14:val="standardContextual"/>
             </w:rPr>
           </w:pPr>
-          <w:hyperlink w:anchor="_Toc234788057" w:history="1">
+          <w:hyperlink w:anchor="_Toc234828293" w:history="1">
             <w:r>
               <w:rPr>
                 <w:rStyle w:val="Hyperlink"/>
@@ -9118,7 +9118,7 @@
                 <w:noProof/>
                 <w:webHidden/>
               </w:rPr>
-              <w:instrText xml:space="preserve"> PAGEREF _Toc234788057 \h </w:instrText>
+              <w:instrText xml:space="preserve"> PAGEREF _Toc234828293 \h </w:instrText>
             </w:r>
             <w:r>
               <w:rPr>
@@ -9164,7 +9164,7 @@
               <w14:ligatures w14:val="standardContextual"/>
             </w:rPr>
           </w:pPr>
-          <w:hyperlink w:anchor="_Toc234788058" w:history="1">
+          <w:hyperlink w:anchor="_Toc234828294" w:history="1">
             <w:r>
               <w:rPr>
                 <w:rStyle w:val="Hyperlink"/>
@@ -9208,7 +9208,7 @@
                 <w:noProof/>
                 <w:webHidden/>
               </w:rPr>
-              <w:instrText xml:space="preserve"> PAGEREF _Toc234788058 \h </w:instrText>
+              <w:instrText xml:space="preserve"> PAGEREF _Toc234828294 \h </w:instrText>
             </w:r>
             <w:r>
               <w:rPr>
@@ -9254,7 +9254,7 @@
               <w14:ligatures w14:val="standardContextual"/>
             </w:rPr>
           </w:pPr>
-          <w:hyperlink w:anchor="_Toc234788059" w:history="1">
+          <w:hyperlink w:anchor="_Toc234828295" w:history="1">
             <w:r>
               <w:rPr>
                 <w:rStyle w:val="Hyperlink"/>
@@ -9298,7 +9298,7 @@
                 <w:noProof/>
                 <w:webHidden/>
               </w:rPr>
-              <w:instrText xml:space="preserve"> PAGEREF _Toc234788059 \h </w:instrText>
+              <w:instrText xml:space="preserve"> PAGEREF _Toc234828295 \h </w:instrText>
             </w:r>
             <w:r>
               <w:rPr>
@@ -9344,7 +9344,7 @@
               <w14:ligatures w14:val="standardContextual"/>
             </w:rPr>
           </w:pPr>
-          <w:hyperlink w:anchor="_Toc234788060" w:history="1">
+          <w:hyperlink w:anchor="_Toc234828296" w:history="1">
             <w:r>
               <w:rPr>
                 <w:rStyle w:val="Hyperlink"/>
@@ -9388,7 +9388,7 @@
                 <w:noProof/>
                 <w:webHidden/>
               </w:rPr>
-              <w:instrText xml:space="preserve"> PAGEREF _Toc234788060 \h </w:instrText>
+              <w:instrText xml:space="preserve"> PAGEREF _Toc234828296 \h </w:instrText>
             </w:r>
             <w:r>
               <w:rPr>
@@ -9434,7 +9434,7 @@
               <w14:ligatures w14:val="standardContextual"/>
             </w:rPr>
           </w:pPr>
-          <w:hyperlink w:anchor="_Toc234788061" w:history="1">
+          <w:hyperlink w:anchor="_Toc234828297" w:history="1">
             <w:r>
               <w:rPr>
                 <w:rStyle w:val="Hyperlink"/>
@@ -9478,7 +9478,7 @@
                 <w:noProof/>
                 <w:webHidden/>
               </w:rPr>
-              <w:instrText xml:space="preserve"> PAGEREF _Toc234788061 \h </w:instrText>
+              <w:instrText xml:space="preserve"> PAGEREF _Toc234828297 \h </w:instrText>
             </w:r>
             <w:r>
               <w:rPr>
@@ -9524,7 +9524,7 @@
               <w14:ligatures w14:val="standardContextual"/>
             </w:rPr>
           </w:pPr>
-          <w:hyperlink w:anchor="_Toc234788062" w:history="1">
+          <w:hyperlink w:anchor="_Toc234828298" w:history="1">
             <w:r>
               <w:rPr>
                 <w:rStyle w:val="Hyperlink"/>
@@ -9568,7 +9568,7 @@
                 <w:noProof/>
                 <w:webHidden/>
               </w:rPr>
-              <w:instrText xml:space="preserve"> PAGEREF _Toc234788062 \h </w:instrText>
+              <w:instrText xml:space="preserve"> PAGEREF _Toc234828298 \h </w:instrText>
             </w:r>
             <w:r>
               <w:rPr>
@@ -9614,7 +9614,7 @@
               <w14:ligatures w14:val="standardContextual"/>
             </w:rPr>
           </w:pPr>
-          <w:hyperlink w:anchor="_Toc234788063" w:history="1">
+          <w:hyperlink w:anchor="_Toc234828299" w:history="1">
             <w:r>
               <w:rPr>
                 <w:rStyle w:val="Hyperlink"/>
@@ -9658,7 +9658,7 @@
                 <w:noProof/>
                 <w:webHidden/>
               </w:rPr>
-              <w:instrText xml:space="preserve"> PAGEREF _Toc234788063 \h </w:instrText>
+              <w:instrText xml:space="preserve"> PAGEREF _Toc234828299 \h </w:instrText>
             </w:r>
             <w:r>
               <w:rPr>
@@ -9704,7 +9704,7 @@
               <w14:ligatures w14:val="standardContextual"/>
             </w:rPr>
           </w:pPr>
-          <w:hyperlink w:anchor="_Toc234788064" w:history="1">
+          <w:hyperlink w:anchor="_Toc234828300" w:history="1">
             <w:r>
               <w:rPr>
                 <w:rStyle w:val="Hyperlink"/>
@@ -9748,7 +9748,7 @@
                 <w:noProof/>
                 <w:webHidden/>
               </w:rPr>
-              <w:instrText xml:space="preserve"> PAGEREF _Toc234788064 \h </w:instrText>
+              <w:instrText xml:space="preserve"> PAGEREF _Toc234828300 \h </w:instrText>
             </w:r>
             <w:r>
               <w:rPr>
@@ -9794,7 +9794,7 @@
               <w14:ligatures w14:val="standardContextual"/>
             </w:rPr>
           </w:pPr>
-          <w:hyperlink w:anchor="_Toc234788065" w:history="1">
+          <w:hyperlink w:anchor="_Toc234828301" w:history="1">
             <w:r>
               <w:rPr>
                 <w:rStyle w:val="Hyperlink"/>
@@ -9838,7 +9838,7 @@
                 <w:noProof/>
                 <w:webHidden/>
               </w:rPr>
-              <w:instrText xml:space="preserve"> PAGEREF _Toc234788065 \h </w:instrText>
+              <w:instrText xml:space="preserve"> PAGEREF _Toc234828301 \h </w:instrText>
             </w:r>
             <w:r>
               <w:rPr>
@@ -9884,7 +9884,7 @@
               <w14:ligatures w14:val="standardContextual"/>
             </w:rPr>
           </w:pPr>
-          <w:hyperlink w:anchor="_Toc234788066" w:history="1">
+          <w:hyperlink w:anchor="_Toc234828302" w:history="1">
             <w:r>
               <w:rPr>
                 <w:rStyle w:val="Hyperlink"/>
@@ -9928,7 +9928,7 @@
                 <w:noProof/>
                 <w:webHidden/>
               </w:rPr>
-              <w:instrText xml:space="preserve"> PAGEREF _Toc234788066 \h </w:instrText>
+              <w:instrText xml:space="preserve"> PAGEREF _Toc234828302 \h </w:instrText>
             </w:r>
             <w:r>
               <w:rPr>
@@ -9974,7 +9974,7 @@
               <w14:ligatures w14:val="standardContextual"/>
             </w:rPr>
           </w:pPr>
-          <w:hyperlink w:anchor="_Toc234788067" w:history="1">
+          <w:hyperlink w:anchor="_Toc234828303" w:history="1">
             <w:r>
               <w:rPr>
                 <w:rStyle w:val="Hyperlink"/>
@@ -10018,7 +10018,7 @@
                 <w:noProof/>
                 <w:webHidden/>
               </w:rPr>
-              <w:instrText xml:space="preserve"> PAGEREF _Toc234788067 \h </w:instrText>
+              <w:instrText xml:space="preserve"> PAGEREF _Toc234828303 \h </w:instrText>
             </w:r>
             <w:r>
               <w:rPr>
@@ -10064,7 +10064,7 @@
               <w14:ligatures w14:val="standardContextual"/>
             </w:rPr>
           </w:pPr>
-          <w:hyperlink w:anchor="_Toc234788068" w:history="1">
+          <w:hyperlink w:anchor="_Toc234828304" w:history="1">
             <w:r>
               <w:rPr>
                 <w:rStyle w:val="Hyperlink"/>
@@ -10108,7 +10108,7 @@
                 <w:noProof/>
                 <w:webHidden/>
               </w:rPr>
-              <w:instrText xml:space="preserve"> PAGEREF _Toc234788068 \h </w:instrText>
+              <w:instrText xml:space="preserve"> PAGEREF _Toc234828304 \h </w:instrText>
             </w:r>
             <w:r>
               <w:rPr>
@@ -10154,7 +10154,7 @@
               <w14:ligatures w14:val="standardContextual"/>
             </w:rPr>
           </w:pPr>
-          <w:hyperlink w:anchor="_Toc234788069" w:history="1">
+          <w:hyperlink w:anchor="_Toc234828305" w:history="1">
             <w:r>
               <w:rPr>
                 <w:rStyle w:val="Hyperlink"/>
@@ -10198,7 +10198,7 @@
                 <w:noProof/>
                 <w:webHidden/>
               </w:rPr>
-              <w:instrText xml:space="preserve"> PAGEREF _Toc234788069 \h </w:instrText>
+              <w:instrText xml:space="preserve"> PAGEREF _Toc234828305 \h </w:instrText>
             </w:r>
             <w:r>
               <w:rPr>
@@ -10244,7 +10244,7 @@
               <w14:ligatures w14:val="standardContextual"/>
             </w:rPr>
           </w:pPr>
-          <w:hyperlink w:anchor="_Toc234788070" w:history="1">
+          <w:hyperlink w:anchor="_Toc234828306" w:history="1">
             <w:r>
               <w:rPr>
                 <w:rStyle w:val="Hyperlink"/>
@@ -10288,7 +10288,7 @@
                 <w:noProof/>
                 <w:webHidden/>
               </w:rPr>
-              <w:instrText xml:space="preserve"> PAGEREF _Toc234788070 \h </w:instrText>
+              <w:instrText xml:space="preserve"> PAGEREF _Toc234828306 \h </w:instrText>
             </w:r>
             <w:r>
               <w:rPr>
@@ -10334,7 +10334,7 @@
               <w14:ligatures w14:val="standardContextual"/>
             </w:rPr>
           </w:pPr>
-          <w:hyperlink w:anchor="_Toc234788071" w:history="1">
+          <w:hyperlink w:anchor="_Toc234828307" w:history="1">
             <w:r>
               <w:rPr>
                 <w:rStyle w:val="Hyperlink"/>
@@ -10378,7 +10378,7 @@
                 <w:noProof/>
                 <w:webHidden/>
               </w:rPr>
-              <w:instrText xml:space="preserve"> PAGEREF _Toc234788071 \h </w:instrText>
+              <w:instrText xml:space="preserve"> PAGEREF _Toc234828307 \h </w:instrText>
             </w:r>
             <w:r>
               <w:rPr>
@@ -10424,7 +10424,7 @@
               <w14:ligatures w14:val="standardContextual"/>
             </w:rPr>
           </w:pPr>
-          <w:hyperlink w:anchor="_Toc234788072" w:history="1">
+          <w:hyperlink w:anchor="_Toc234828308" w:history="1">
             <w:r>
               <w:rPr>
                 <w:rStyle w:val="Hyperlink"/>
@@ -10468,7 +10468,7 @@
                 <w:noProof/>
                 <w:webHidden/>
               </w:rPr>
-              <w:instrText xml:space="preserve"> PAGEREF _Toc234788072 \h </w:instrText>
+              <w:instrText xml:space="preserve"> PAGEREF _Toc234828308 \h </w:instrText>
             </w:r>
             <w:r>
               <w:rPr>
@@ -10514,7 +10514,7 @@
               <w14:ligatures w14:val="standardContextual"/>
             </w:rPr>
           </w:pPr>
-          <w:hyperlink w:anchor="_Toc234788073" w:history="1">
+          <w:hyperlink w:anchor="_Toc234828309" w:history="1">
             <w:r>
               <w:rPr>
                 <w:rStyle w:val="Hyperlink"/>
@@ -10558,7 +10558,7 @@
                 <w:noProof/>
                 <w:webHidden/>
               </w:rPr>
-              <w:instrText xml:space="preserve"> PAGEREF _Toc234788073 \h </w:instrText>
+              <w:instrText xml:space="preserve"> PAGEREF _Toc234828309 \h </w:instrText>
             </w:r>
             <w:r>
               <w:rPr>
@@ -10604,7 +10604,7 @@
               <w14:ligatures w14:val="standardContextual"/>
             </w:rPr>
           </w:pPr>
-          <w:hyperlink w:anchor="_Toc234788074" w:history="1">
+          <w:hyperlink w:anchor="_Toc234828310" w:history="1">
             <w:r>
               <w:rPr>
                 <w:rStyle w:val="Hyperlink"/>
@@ -10648,7 +10648,7 @@
                 <w:noProof/>
                 <w:webHidden/>
               </w:rPr>
-              <w:instrText xml:space="preserve"> PAGEREF _Toc234788074 \h </w:instrText>
+              <w:instrText xml:space="preserve"> PAGEREF _Toc234828310 \h </w:instrText>
             </w:r>
             <w:r>
               <w:rPr>
@@ -10694,7 +10694,7 @@
               <w14:ligatures w14:val="standardContextual"/>
             </w:rPr>
           </w:pPr>
-          <w:hyperlink w:anchor="_Toc234788075" w:history="1">
+          <w:hyperlink w:anchor="_Toc234828311" w:history="1">
             <w:r>
               <w:rPr>
                 <w:rStyle w:val="Hyperlink"/>
@@ -10738,7 +10738,7 @@
                 <w:noProof/>
                 <w:webHidden/>
               </w:rPr>
-              <w:instrText xml:space="preserve"> PAGEREF _Toc234788075 \h </w:instrText>
+              <w:instrText xml:space="preserve"> PAGEREF _Toc234828311 \h </w:instrText>
             </w:r>
             <w:r>
               <w:rPr>
@@ -10784,7 +10784,7 @@
               <w14:ligatures w14:val="standardContextual"/>
             </w:rPr>
           </w:pPr>
-          <w:hyperlink w:anchor="_Toc234788076" w:history="1">
+          <w:hyperlink w:anchor="_Toc234828312" w:history="1">
             <w:r>
               <w:rPr>
                 <w:rStyle w:val="Hyperlink"/>
@@ -10828,7 +10828,7 @@
                 <w:noProof/>
                 <w:webHidden/>
               </w:rPr>
-              <w:instrText xml:space="preserve"> PAGEREF _Toc234788076 \h </w:instrText>
+              <w:instrText xml:space="preserve"> PAGEREF _Toc234828312 \h </w:instrText>
             </w:r>
             <w:r>
               <w:rPr>
@@ -10874,7 +10874,7 @@
               <w14:ligatures w14:val="standardContextual"/>
             </w:rPr>
           </w:pPr>
-          <w:hyperlink w:anchor="_Toc234788077" w:history="1">
+          <w:hyperlink w:anchor="_Toc234828313" w:history="1">
             <w:r>
               <w:rPr>
                 <w:rStyle w:val="Hyperlink"/>
@@ -10918,7 +10918,7 @@
                 <w:noProof/>
                 <w:webHidden/>
               </w:rPr>
-              <w:instrText xml:space="preserve"> PAGEREF _Toc234788077 \h </w:instrText>
+              <w:instrText xml:space="preserve"> PAGEREF _Toc234828313 \h </w:instrText>
             </w:r>
             <w:r>
               <w:rPr>
@@ -10964,7 +10964,7 @@
               <w14:ligatures w14:val="standardContextual"/>
             </w:rPr>
           </w:pPr>
-          <w:hyperlink w:anchor="_Toc234788078" w:history="1">
+          <w:hyperlink w:anchor="_Toc234828314" w:history="1">
             <w:r>
               <w:rPr>
                 <w:rStyle w:val="Hyperlink"/>
@@ -11008,7 +11008,7 @@
                 <w:noProof/>
                 <w:webHidden/>
               </w:rPr>
-              <w:instrText xml:space="preserve"> PAGEREF _Toc234788078 \h </w:instrText>
+              <w:instrText xml:space="preserve"> PAGEREF _Toc234828314 \h </w:instrText>
             </w:r>
             <w:r>
               <w:rPr>
@@ -11054,7 +11054,7 @@
               <w14:ligatures w14:val="standardContextual"/>
             </w:rPr>
           </w:pPr>
-          <w:hyperlink w:anchor="_Toc234788079" w:history="1">
+          <w:hyperlink w:anchor="_Toc234828315" w:history="1">
             <w:r>
               <w:rPr>
                 <w:rStyle w:val="Hyperlink"/>
@@ -11098,7 +11098,7 @@
                 <w:noProof/>
                 <w:webHidden/>
               </w:rPr>
-              <w:instrText xml:space="preserve"> PAGEREF _Toc234788079 \h </w:instrText>
+              <w:instrText xml:space="preserve"> PAGEREF _Toc234828315 \h </w:instrText>
             </w:r>
             <w:r>
               <w:rPr>
@@ -11144,7 +11144,7 @@
               <w14:ligatures w14:val="standardContextual"/>
             </w:rPr>
           </w:pPr>
-          <w:hyperlink w:anchor="_Toc234788080" w:history="1">
+          <w:hyperlink w:anchor="_Toc234828316" w:history="1">
             <w:r>
               <w:rPr>
                 <w:rStyle w:val="Hyperlink"/>
@@ -11188,7 +11188,7 @@
                 <w:noProof/>
                 <w:webHidden/>
               </w:rPr>
-              <w:instrText xml:space="preserve"> PAGEREF _Toc234788080 \h </w:instrText>
+              <w:instrText xml:space="preserve"> PAGEREF _Toc234828316 \h </w:instrText>
             </w:r>
             <w:r>
               <w:rPr>
@@ -11234,7 +11234,7 @@
               <w14:ligatures w14:val="standardContextual"/>
             </w:rPr>
           </w:pPr>
-          <w:hyperlink w:anchor="_Toc234788081" w:history="1">
+          <w:hyperlink w:anchor="_Toc234828317" w:history="1">
             <w:r>
               <w:rPr>
                 <w:rStyle w:val="Hyperlink"/>
@@ -11278,7 +11278,7 @@
                 <w:noProof/>
                 <w:webHidden/>
               </w:rPr>
-              <w:instrText xml:space="preserve"> PAGEREF _Toc234788081 \h </w:instrText>
+              <w:instrText xml:space="preserve"> PAGEREF _Toc234828317 \h </w:instrText>
             </w:r>
             <w:r>
               <w:rPr>
@@ -11324,7 +11324,7 @@
               <w14:ligatures w14:val="standardContextual"/>
             </w:rPr>
           </w:pPr>
-          <w:hyperlink w:anchor="_Toc234788082" w:history="1">
+          <w:hyperlink w:anchor="_Toc234828318" w:history="1">
             <w:r>
               <w:rPr>
                 <w:rStyle w:val="Hyperlink"/>
@@ -11368,7 +11368,7 @@
                 <w:noProof/>
                 <w:webHidden/>
               </w:rPr>
-              <w:instrText xml:space="preserve"> PAGEREF _Toc234788082 \h </w:instrText>
+              <w:instrText xml:space="preserve"> PAGEREF _Toc234828318 \h </w:instrText>
             </w:r>
             <w:r>
               <w:rPr>
@@ -11414,7 +11414,7 @@
               <w14:ligatures w14:val="standardContextual"/>
             </w:rPr>
           </w:pPr>
-          <w:hyperlink w:anchor="_Toc234788083" w:history="1">
+          <w:hyperlink w:anchor="_Toc234828319" w:history="1">
             <w:r>
               <w:rPr>
                 <w:rStyle w:val="Hyperlink"/>
@@ -11458,7 +11458,7 @@
                 <w:noProof/>
                 <w:webHidden/>
               </w:rPr>
-              <w:instrText xml:space="preserve"> PAGEREF _Toc234788083 \h </w:instrText>
+              <w:instrText xml:space="preserve"> PAGEREF _Toc234828319 \h </w:instrText>
             </w:r>
             <w:r>
               <w:rPr>
@@ -11504,7 +11504,7 @@
               <w14:ligatures w14:val="standardContextual"/>
             </w:rPr>
           </w:pPr>
-          <w:hyperlink w:anchor="_Toc234788084" w:history="1">
+          <w:hyperlink w:anchor="_Toc234828320" w:history="1">
             <w:r>
               <w:rPr>
                 <w:rStyle w:val="Hyperlink"/>
@@ -11548,7 +11548,7 @@
                 <w:noProof/>
                 <w:webHidden/>
               </w:rPr>
-              <w:instrText xml:space="preserve"> PAGEREF _Toc234788084 \h </w:instrText>
+              <w:instrText xml:space="preserve"> PAGEREF _Toc234828320 \h </w:instrText>
             </w:r>
             <w:r>
               <w:rPr>
@@ -11594,7 +11594,7 @@
               <w14:ligatures w14:val="standardContextual"/>
             </w:rPr>
           </w:pPr>
-          <w:hyperlink w:anchor="_Toc234788085" w:history="1">
+          <w:hyperlink w:anchor="_Toc234828321" w:history="1">
             <w:r>
               <w:rPr>
                 <w:rStyle w:val="Hyperlink"/>
@@ -11638,7 +11638,7 @@
                 <w:noProof/>
                 <w:webHidden/>
               </w:rPr>
-              <w:instrText xml:space="preserve"> PAGEREF _Toc234788085 \h </w:instrText>
+              <w:instrText xml:space="preserve"> PAGEREF _Toc234828321 \h </w:instrText>
             </w:r>
             <w:r>
               <w:rPr>
@@ -11684,7 +11684,7 @@
               <w14:ligatures w14:val="standardContextual"/>
             </w:rPr>
           </w:pPr>
-          <w:hyperlink w:anchor="_Toc234788086" w:history="1">
+          <w:hyperlink w:anchor="_Toc234828322" w:history="1">
             <w:r>
               <w:rPr>
                 <w:rStyle w:val="Hyperlink"/>
@@ -11728,7 +11728,7 @@
                 <w:noProof/>
                 <w:webHidden/>
               </w:rPr>
-              <w:instrText xml:space="preserve"> PAGEREF _Toc234788086 \h </w:instrText>
+              <w:instrText xml:space="preserve"> PAGEREF _Toc234828322 \h </w:instrText>
             </w:r>
             <w:r>
               <w:rPr>
@@ -11774,7 +11774,7 @@
               <w14:ligatures w14:val="standardContextual"/>
             </w:rPr>
           </w:pPr>
-          <w:hyperlink w:anchor="_Toc234788087" w:history="1">
+          <w:hyperlink w:anchor="_Toc234828323" w:history="1">
             <w:r>
               <w:rPr>
                 <w:rStyle w:val="Hyperlink"/>
@@ -11818,7 +11818,7 @@
                 <w:noProof/>
                 <w:webHidden/>
               </w:rPr>
-              <w:instrText xml:space="preserve"> PAGEREF _Toc234788087 \h </w:instrText>
+              <w:instrText xml:space="preserve"> PAGEREF _Toc234828323 \h </w:instrText>
             </w:r>
             <w:r>
               <w:rPr>
@@ -11864,7 +11864,7 @@
               <w14:ligatures w14:val="standardContextual"/>
             </w:rPr>
           </w:pPr>
-          <w:hyperlink w:anchor="_Toc234788088" w:history="1">
+          <w:hyperlink w:anchor="_Toc234828324" w:history="1">
             <w:r>
               <w:rPr>
                 <w:rStyle w:val="Hyperlink"/>
@@ -11908,7 +11908,7 @@
                 <w:noProof/>
                 <w:webHidden/>
               </w:rPr>
-              <w:instrText xml:space="preserve"> PAGEREF _Toc234788088 \h </w:instrText>
+              <w:instrText xml:space="preserve"> PAGEREF _Toc234828324 \h </w:instrText>
             </w:r>
             <w:r>
               <w:rPr>
@@ -11954,7 +11954,7 @@
               <w14:ligatures w14:val="standardContextual"/>
             </w:rPr>
           </w:pPr>
-          <w:hyperlink w:anchor="_Toc234788089" w:history="1">
+          <w:hyperlink w:anchor="_Toc234828325" w:history="1">
             <w:r>
               <w:rPr>
                 <w:rStyle w:val="Hyperlink"/>
@@ -11998,7 +11998,7 @@
                 <w:noProof/>
                 <w:webHidden/>
               </w:rPr>
-              <w:instrText xml:space="preserve"> PAGEREF _Toc234788089 \h </w:instrText>
+              <w:instrText xml:space="preserve"> PAGEREF _Toc234828325 \h </w:instrText>
             </w:r>
             <w:r>
               <w:rPr>
@@ -12044,7 +12044,7 @@
               <w14:ligatures w14:val="standardContextual"/>
             </w:rPr>
           </w:pPr>
-          <w:hyperlink w:anchor="_Toc234788090" w:history="1">
+          <w:hyperlink w:anchor="_Toc234828326" w:history="1">
             <w:r>
               <w:rPr>
                 <w:rStyle w:val="Hyperlink"/>
@@ -12088,7 +12088,7 @@
                 <w:noProof/>
                 <w:webHidden/>
               </w:rPr>
-              <w:instrText xml:space="preserve"> PAGEREF _Toc234788090 \h </w:instrText>
+              <w:instrText xml:space="preserve"> PAGEREF _Toc234828326 \h </w:instrText>
             </w:r>
             <w:r>
               <w:rPr>
@@ -12134,7 +12134,7 @@
               <w14:ligatures w14:val="standardContextual"/>
             </w:rPr>
           </w:pPr>
-          <w:hyperlink w:anchor="_Toc234788091" w:history="1">
+          <w:hyperlink w:anchor="_Toc234828327" w:history="1">
             <w:r>
               <w:rPr>
                 <w:rStyle w:val="Hyperlink"/>
@@ -12178,7 +12178,7 @@
                 <w:noProof/>
                 <w:webHidden/>
               </w:rPr>
-              <w:instrText xml:space="preserve"> PAGEREF _Toc234788091 \h </w:instrText>
+              <w:instrText xml:space="preserve"> PAGEREF _Toc234828327 \h </w:instrText>
             </w:r>
             <w:r>
               <w:rPr>
@@ -12224,7 +12224,7 @@
               <w14:ligatures w14:val="standardContextual"/>
             </w:rPr>
           </w:pPr>
-          <w:hyperlink w:anchor="_Toc234788092" w:history="1">
+          <w:hyperlink w:anchor="_Toc234828328" w:history="1">
             <w:r>
               <w:rPr>
                 <w:rStyle w:val="Hyperlink"/>
@@ -12268,7 +12268,7 @@
                 <w:noProof/>
                 <w:webHidden/>
               </w:rPr>
-              <w:instrText xml:space="preserve"> PAGEREF _Toc234788092 \h </w:instrText>
+              <w:instrText xml:space="preserve"> PAGEREF _Toc234828328 \h </w:instrText>
             </w:r>
             <w:r>
               <w:rPr>
@@ -12314,7 +12314,7 @@
               <w14:ligatures w14:val="standardContextual"/>
             </w:rPr>
           </w:pPr>
-          <w:hyperlink w:anchor="_Toc234788093" w:history="1">
+          <w:hyperlink w:anchor="_Toc234828329" w:history="1">
             <w:r>
               <w:rPr>
                 <w:rStyle w:val="Hyperlink"/>
@@ -12358,7 +12358,7 @@
                 <w:noProof/>
                 <w:webHidden/>
               </w:rPr>
-              <w:instrText xml:space="preserve"> PAGEREF _Toc234788093 \h </w:instrText>
+              <w:instrText xml:space="preserve"> PAGEREF _Toc234828329 \h </w:instrText>
             </w:r>
             <w:r>
               <w:rPr>
@@ -12404,7 +12404,7 @@
               <w14:ligatures w14:val="standardContextual"/>
             </w:rPr>
           </w:pPr>
-          <w:hyperlink w:anchor="_Toc234788094" w:history="1">
+          <w:hyperlink w:anchor="_Toc234828330" w:history="1">
             <w:r>
               <w:rPr>
                 <w:rStyle w:val="Hyperlink"/>
@@ -12448,7 +12448,7 @@
                 <w:noProof/>
                 <w:webHidden/>
               </w:rPr>
-              <w:instrText xml:space="preserve"> PAGEREF _Toc234788094 \h </w:instrText>
+              <w:instrText xml:space="preserve"> PAGEREF _Toc234828330 \h </w:instrText>
             </w:r>
             <w:r>
               <w:rPr>
@@ -12491,7 +12491,7 @@
         <w:pStyle w:val="Heading1"/>
       </w:pPr>
       <w:bookmarkStart w:id="0" w:name="introduction"/>
-      <w:bookmarkStart w:id="1" w:name="_Toc234787957"/>
+      <w:bookmarkStart w:id="1" w:name="_Toc234828193"/>
       <w:r>
         <w:rPr>
           <w:rStyle w:val="SectionNumber"/>
@@ -12509,7 +12509,7 @@
         <w:pStyle w:val="Heading2"/>
       </w:pPr>
       <w:bookmarkStart w:id="2" w:name="what-classbuilder-is"/>
-      <w:bookmarkStart w:id="3" w:name="_Toc234787958"/>
+      <w:bookmarkStart w:id="3" w:name="_Toc234828194"/>
       <w:r>
         <w:rPr>
           <w:rStyle w:val="SectionNumber"/>
@@ -12844,7 +12844,7 @@
         <w:pStyle w:val="Heading2"/>
       </w:pPr>
       <w:bookmarkStart w:id="4" w:name="the-pieces"/>
-      <w:bookmarkStart w:id="5" w:name="_Toc234787959"/>
+      <w:bookmarkStart w:id="5" w:name="_Toc234828195"/>
       <w:bookmarkEnd w:id="2"/>
       <w:r>
         <w:rPr>
@@ -13085,7 +13085,7 @@
         <w:pStyle w:val="Heading2"/>
       </w:pPr>
       <w:bookmarkStart w:id="6" w:name="about-this-manual"/>
-      <w:bookmarkStart w:id="7" w:name="_Toc234787960"/>
+      <w:bookmarkStart w:id="7" w:name="_Toc234828196"/>
       <w:bookmarkEnd w:id="4"/>
       <w:r>
         <w:rPr>
@@ -13176,7 +13176,7 @@
         <w:pStyle w:val="Heading2"/>
       </w:pPr>
       <w:bookmarkStart w:id="8" w:name="notation-keyboard-shortcuts-per-platform"/>
-      <w:bookmarkStart w:id="9" w:name="_Toc234787961"/>
+      <w:bookmarkStart w:id="9" w:name="_Toc234828197"/>
       <w:bookmarkEnd w:id="6"/>
       <w:r>
         <w:rPr>
@@ -13656,7 +13656,7 @@
         <w:pStyle w:val="Heading1"/>
       </w:pPr>
       <w:bookmarkStart w:id="10" w:name="concepts-and-terminology"/>
-      <w:bookmarkStart w:id="11" w:name="_Toc234787962"/>
+      <w:bookmarkStart w:id="11" w:name="_Toc234828198"/>
       <w:bookmarkEnd w:id="0"/>
       <w:bookmarkEnd w:id="8"/>
       <w:r>
@@ -13676,7 +13676,7 @@
         <w:pStyle w:val="Heading2"/>
       </w:pPr>
       <w:bookmarkStart w:id="12" w:name="the-model"/>
-      <w:bookmarkStart w:id="13" w:name="_Toc234787963"/>
+      <w:bookmarkStart w:id="13" w:name="_Toc234828199"/>
       <w:r>
         <w:rPr>
           <w:rStyle w:val="SectionNumber"/>
@@ -14007,7 +14007,7 @@
         <w:pStyle w:val="Heading2"/>
       </w:pPr>
       <w:bookmarkStart w:id="14" w:name="class-features"/>
-      <w:bookmarkStart w:id="15" w:name="_Toc234787964"/>
+      <w:bookmarkStart w:id="15" w:name="_Toc234828200"/>
       <w:bookmarkEnd w:id="12"/>
       <w:r>
         <w:rPr>
@@ -14233,7 +14233,7 @@
         <w:pStyle w:val="Heading2"/>
       </w:pPr>
       <w:bookmarkStart w:id="16" w:name="phases"/>
-      <w:bookmarkStart w:id="17" w:name="_Toc234787965"/>
+      <w:bookmarkStart w:id="17" w:name="_Toc234828201"/>
       <w:bookmarkEnd w:id="14"/>
       <w:r>
         <w:rPr>
@@ -14280,7 +14280,7 @@
         <w:pStyle w:val="Heading2"/>
       </w:pPr>
       <w:bookmarkStart w:id="18" w:name="generated-vs.-user-code"/>
-      <w:bookmarkStart w:id="19" w:name="_Toc234787966"/>
+      <w:bookmarkStart w:id="19" w:name="_Toc234828202"/>
       <w:bookmarkEnd w:id="16"/>
       <w:r>
         <w:rPr>
@@ -14404,7 +14404,7 @@
         <w:pStyle w:val="Heading1"/>
       </w:pPr>
       <w:bookmarkStart w:id="20" w:name="installation-and-project-files"/>
-      <w:bookmarkStart w:id="21" w:name="_Toc234787967"/>
+      <w:bookmarkStart w:id="21" w:name="_Toc234828203"/>
       <w:bookmarkEnd w:id="10"/>
       <w:bookmarkEnd w:id="18"/>
       <w:r>
@@ -14424,7 +14424,7 @@
         <w:pStyle w:val="Heading2"/>
       </w:pPr>
       <w:bookmarkStart w:id="22" w:name="the-application"/>
-      <w:bookmarkStart w:id="23" w:name="_Toc234787968"/>
+      <w:bookmarkStart w:id="23" w:name="_Toc234828204"/>
       <w:r>
         <w:rPr>
           <w:rStyle w:val="SectionNumber"/>
@@ -14465,7 +14465,7 @@
         <w:pStyle w:val="Heading2"/>
       </w:pPr>
       <w:bookmarkStart w:id="24" w:name="X3666ad84e793a543abb57792ece33f71c988788"/>
-      <w:bookmarkStart w:id="25" w:name="_Toc234787969"/>
+      <w:bookmarkStart w:id="25" w:name="_Toc234828205"/>
       <w:bookmarkEnd w:id="22"/>
       <w:r>
         <w:rPr>
@@ -14837,7 +14837,7 @@
         <w:pStyle w:val="Heading2"/>
       </w:pPr>
       <w:bookmarkStart w:id="26" w:name="stdafx.h-the-one-file-you-write"/>
-      <w:bookmarkStart w:id="27" w:name="_Toc234787970"/>
+      <w:bookmarkStart w:id="27" w:name="_Toc234828206"/>
       <w:bookmarkEnd w:id="24"/>
       <w:r>
         <w:rPr>
@@ -15111,7 +15111,7 @@
         <w:pStyle w:val="Heading2"/>
       </w:pPr>
       <w:bookmarkStart w:id="28" w:name="output-locations"/>
-      <w:bookmarkStart w:id="29" w:name="_Toc234787971"/>
+      <w:bookmarkStart w:id="29" w:name="_Toc234828207"/>
       <w:bookmarkEnd w:id="26"/>
       <w:r>
         <w:rPr>
@@ -15184,7 +15184,7 @@
         <w:pStyle w:val="Heading1"/>
       </w:pPr>
       <w:bookmarkStart w:id="30" w:name="quick-start-the-matrix-model"/>
-      <w:bookmarkStart w:id="31" w:name="_Toc234787972"/>
+      <w:bookmarkStart w:id="31" w:name="_Toc234828208"/>
       <w:bookmarkEnd w:id="20"/>
       <w:bookmarkEnd w:id="28"/>
       <w:r>
@@ -15299,7 +15299,7 @@
           <w:noProof/>
         </w:rPr>
         <w:drawing>
-          <wp:inline distT="0" distB="0" distL="0" distR="0" wp14:anchorId="402066CE" wp14:editId="3614C879">
+          <wp:inline distT="0" distB="0" distL="0" distR="0" wp14:anchorId="69903B83" wp14:editId="5D480DB8">
             <wp:extent cx="5334000" cy="4712710"/>
             <wp:effectExtent l="0" t="0" r="0" b="0"/>
             <wp:docPr id="36" name="Picture" descr="The ClassBuilder shell with the Matrix model open: menu bar, toolbar, and the model tree (diagrams, classes, members, methods, relation methods)."/>
@@ -15354,7 +15354,7 @@
         <w:pStyle w:val="Heading2"/>
       </w:pPr>
       <w:bookmarkStart w:id="32" w:name="step-1-create-the-model"/>
-      <w:bookmarkStart w:id="33" w:name="_Toc234787973"/>
+      <w:bookmarkStart w:id="33" w:name="_Toc234828209"/>
       <w:r>
         <w:rPr>
           <w:rStyle w:val="SectionNumber"/>
@@ -15390,7 +15390,7 @@
           <w:noProof/>
         </w:rPr>
         <w:drawing>
-          <wp:inline distT="0" distB="0" distL="0" distR="0" wp14:anchorId="565BA96A" wp14:editId="157F3116">
+          <wp:inline distT="0" distB="0" distL="0" distR="0" wp14:anchorId="304332B9" wp14:editId="1CFDA5BF">
             <wp:extent cx="5334000" cy="4578112"/>
             <wp:effectExtent l="0" t="0" r="0" b="0"/>
             <wp:docPr id="39" name="Picture" descr="Creating a serialize-enabled model: DataModel name “Matrix”, master include file “MatrixInclude.h”, document class “Matrix”. The master include cannot be named Matrix.h — the Matrix class itself generates that file. Tick Serialize here: it is a one-off choice, made at creation — in the Project ▸ Settings dialog of an existing model the checkbox shows locked."/>
@@ -15549,7 +15549,7 @@
         <w:pStyle w:val="Heading2"/>
       </w:pPr>
       <w:bookmarkStart w:id="34" w:name="step-2-add-the-classes"/>
-      <w:bookmarkStart w:id="35" w:name="_Toc234787974"/>
+      <w:bookmarkStart w:id="35" w:name="_Toc234828210"/>
       <w:bookmarkEnd w:id="32"/>
       <w:r>
         <w:rPr>
@@ -15634,7 +15634,7 @@
           <w:noProof/>
         </w:rPr>
         <w:drawing>
-          <wp:inline distT="0" distB="0" distL="0" distR="0" wp14:anchorId="4B8AC9D8" wp14:editId="266E4DCB">
+          <wp:inline distT="0" distB="0" distL="0" distR="0" wp14:anchorId="49CC4F40" wp14:editId="3E09334D">
             <wp:extent cx="4993049" cy="4495445"/>
             <wp:effectExtent l="0" t="0" r="0" b="0"/>
             <wp:docPr id="43" name="Picture" descr="The Class dialog. With Serialize ticked, the class inherits the model’s document-object root automatically."/>
@@ -15689,7 +15689,7 @@
         <w:pStyle w:val="Heading2"/>
       </w:pPr>
       <w:bookmarkStart w:id="36" w:name="step-3-add-members"/>
-      <w:bookmarkStart w:id="37" w:name="_Toc234787975"/>
+      <w:bookmarkStart w:id="37" w:name="_Toc234828211"/>
       <w:bookmarkEnd w:id="34"/>
       <w:r>
         <w:rPr>
@@ -15907,7 +15907,7 @@
           <w:noProof/>
         </w:rPr>
         <w:drawing>
-          <wp:inline distT="0" distB="0" distL="0" distR="0" wp14:anchorId="70AB34EB" wp14:editId="731A02D8">
+          <wp:inline distT="0" distB="0" distL="0" distR="0" wp14:anchorId="0201DDC7" wp14:editId="1CA5D5BD">
             <wp:extent cx="5334000" cy="6093588"/>
             <wp:effectExtent l="0" t="0" r="0" b="0"/>
             <wp:docPr id="47" name="Picture" descr="The Member dialog. Getter/setter generation and the serialize flag are per-member choices."/>
@@ -15962,7 +15962,7 @@
         <w:pStyle w:val="Heading2"/>
       </w:pPr>
       <w:bookmarkStart w:id="38" w:name="step-4-add-the-relations"/>
-      <w:bookmarkStart w:id="39" w:name="_Toc234787976"/>
+      <w:bookmarkStart w:id="39" w:name="_Toc234828212"/>
       <w:bookmarkEnd w:id="36"/>
       <w:r>
         <w:rPr>
@@ -16312,7 +16312,7 @@
           <w:noProof/>
         </w:rPr>
         <w:drawing>
-          <wp:inline distT="0" distB="0" distL="0" distR="0" wp14:anchorId="47EC12D4" wp14:editId="469B1A52">
+          <wp:inline distT="0" distB="0" distL="0" distR="0" wp14:anchorId="21058137" wp14:editId="6B3AE562">
             <wp:extent cx="5184435" cy="5069603"/>
             <wp:effectExtent l="0" t="0" r="0" b="0"/>
             <wp:docPr id="51" name="Picture" descr="A relation: kind, ownership, thread-safety, and container implementation are all declared here — the code is generated."/>
@@ -16367,7 +16367,7 @@
         <w:pStyle w:val="Heading2"/>
       </w:pPr>
       <w:bookmarkStart w:id="40" w:name="X267736c760e32dc6d865ac46fc2c6b29b8f25a5"/>
-      <w:bookmarkStart w:id="41" w:name="_Toc234787977"/>
+      <w:bookmarkStart w:id="41" w:name="_Toc234828213"/>
       <w:bookmarkEnd w:id="38"/>
       <w:r>
         <w:rPr>
@@ -17120,7 +17120,7 @@
         <w:pStyle w:val="Heading2"/>
       </w:pPr>
       <w:bookmarkStart w:id="42" w:name="step-6-a-find-method"/>
-      <w:bookmarkStart w:id="43" w:name="_Toc234787978"/>
+      <w:bookmarkStart w:id="43" w:name="_Toc234828214"/>
       <w:bookmarkEnd w:id="40"/>
       <w:r>
         <w:rPr>
@@ -17188,7 +17188,7 @@
           <w:noProof/>
         </w:rPr>
         <w:drawing>
-          <wp:inline distT="0" distB="0" distL="0" distR="0" wp14:anchorId="474D8452" wp14:editId="03DA110A">
+          <wp:inline distT="0" distB="0" distL="0" distR="0" wp14:anchorId="4D7EC89A" wp14:editId="13E29A48">
             <wp:extent cx="5334000" cy="3242844"/>
             <wp:effectExtent l="0" t="0" r="0" b="0"/>
             <wp:docPr id="56" name="Picture" descr="The Find Method dialog on the Matrix→Row relation: the argument map pairs the method’s arguments with the members to compare — here -&gt;GetId(). In the tree behind it, the generated method appears as a child of the Row relation item, as a sibling above its Relation methods folder."/>
@@ -17611,7 +17611,7 @@
         <w:pStyle w:val="Heading2"/>
       </w:pPr>
       <w:bookmarkStart w:id="44" w:name="step-7-a-class-diagram"/>
-      <w:bookmarkStart w:id="45" w:name="_Toc234787979"/>
+      <w:bookmarkStart w:id="45" w:name="_Toc234828215"/>
       <w:bookmarkEnd w:id="42"/>
       <w:r>
         <w:rPr>
@@ -17681,7 +17681,7 @@
           <w:noProof/>
         </w:rPr>
         <w:drawing>
-          <wp:inline distT="0" distB="0" distL="0" distR="0" wp14:anchorId="5FCC588A" wp14:editId="3D6D90E8">
+          <wp:inline distT="0" distB="0" distL="0" distR="0" wp14:anchorId="774589EE" wp14:editId="41C95E21">
             <wp:extent cx="5334000" cy="3170559"/>
             <wp:effectExtent l="0" t="0" r="0" b="0"/>
             <wp:docPr id="60" name="Picture" descr="The Matrix Overview class diagram as exported by ClassBuilder (Export SVG). Diamonds mark owned (aggregation) relations; 1/* are the multiplicities."/>
@@ -17749,7 +17749,7 @@
           <w:noProof/>
         </w:rPr>
         <w:drawing>
-          <wp:inline distT="0" distB="0" distL="0" distR="0" wp14:anchorId="2F5CE7E7" wp14:editId="1A3957AC">
+          <wp:inline distT="0" distB="0" distL="0" distR="0" wp14:anchorId="652CFCC4" wp14:editId="09E9D0CF">
             <wp:extent cx="5334000" cy="3757996"/>
             <wp:effectExtent l="0" t="0" r="0" b="0"/>
             <wp:docPr id="64" name="Picture" descr="A diagram view opens floating over the shell — this is the initial state of every diagram view."/>
@@ -17818,7 +17818,7 @@
           <w:noProof/>
         </w:rPr>
         <w:drawing>
-          <wp:inline distT="0" distB="0" distL="0" distR="0" wp14:anchorId="24E5114A" wp14:editId="02D51961">
+          <wp:inline distT="0" distB="0" distL="0" distR="0" wp14:anchorId="69FC545D" wp14:editId="103D5259">
             <wp:extent cx="5334000" cy="4302439"/>
             <wp:effectExtent l="0" t="0" r="0" b="0"/>
             <wp:docPr id="67" name="Picture" descr="The same view docked: drag it onto an edge of the main window — here the right edge, giving the usual tree-beside-diagram split; the top and bottom edges split horizontally the same way."/>
@@ -17887,7 +17887,7 @@
           <w:noProof/>
         </w:rPr>
         <w:drawing>
-          <wp:inline distT="0" distB="0" distL="0" distR="0" wp14:anchorId="443B5B61" wp14:editId="342D7A79">
+          <wp:inline distT="0" distB="0" distL="0" distR="0" wp14:anchorId="1B8CDCA7" wp14:editId="05F9AE9D">
             <wp:extent cx="5334000" cy="4302439"/>
             <wp:effectExtent l="0" t="0" r="0" b="0"/>
             <wp:docPr id="70" name="Picture" descr="Or tabbed: drop it onto the tree’s tab bar and the views share the full window, one tab each."/>
@@ -17952,7 +17952,7 @@
         <w:pStyle w:val="Heading2"/>
       </w:pPr>
       <w:bookmarkStart w:id="46" w:name="step-8-generate-the-source"/>
-      <w:bookmarkStart w:id="47" w:name="_Toc234787980"/>
+      <w:bookmarkStart w:id="47" w:name="_Toc234828216"/>
       <w:bookmarkEnd w:id="44"/>
       <w:r>
         <w:rPr>
@@ -19025,7 +19025,7 @@
         <w:pStyle w:val="Heading2"/>
       </w:pPr>
       <w:bookmarkStart w:id="48" w:name="step-9-compile-and-run"/>
-      <w:bookmarkStart w:id="49" w:name="_Toc234787981"/>
+      <w:bookmarkStart w:id="49" w:name="_Toc234828217"/>
       <w:bookmarkEnd w:id="46"/>
       <w:r>
         <w:rPr>
@@ -20544,7 +20544,7 @@
         <w:pStyle w:val="Heading2"/>
       </w:pPr>
       <w:bookmarkStart w:id="50" w:name="step-10-the-round-trip"/>
-      <w:bookmarkStart w:id="51" w:name="_Toc234787982"/>
+      <w:bookmarkStart w:id="51" w:name="_Toc234828218"/>
       <w:bookmarkEnd w:id="48"/>
       <w:r>
         <w:rPr>
@@ -20609,7 +20609,7 @@
         <w:pStyle w:val="Heading1"/>
       </w:pPr>
       <w:bookmarkStart w:id="52" w:name="reference-the-application-shell"/>
-      <w:bookmarkStart w:id="53" w:name="_Toc234787983"/>
+      <w:bookmarkStart w:id="53" w:name="_Toc234828219"/>
       <w:bookmarkEnd w:id="30"/>
       <w:bookmarkEnd w:id="50"/>
       <w:r>
@@ -20629,7 +20629,7 @@
         <w:pStyle w:val="Heading2"/>
       </w:pPr>
       <w:bookmarkStart w:id="54" w:name="menus"/>
-      <w:bookmarkStart w:id="55" w:name="_Toc234787984"/>
+      <w:bookmarkStart w:id="55" w:name="_Toc234828220"/>
       <w:r>
         <w:rPr>
           <w:rStyle w:val="SectionNumber"/>
@@ -20965,7 +20965,7 @@
         <w:pStyle w:val="Heading2"/>
       </w:pPr>
       <w:bookmarkStart w:id="56" w:name="the-main-toolbar"/>
-      <w:bookmarkStart w:id="57" w:name="_Toc234787985"/>
+      <w:bookmarkStart w:id="57" w:name="_Toc234828221"/>
       <w:bookmarkEnd w:id="54"/>
       <w:r>
         <w:rPr>
@@ -21288,7 +21288,7 @@
           <w:noProof/>
         </w:rPr>
         <w:drawing>
-          <wp:inline distT="0" distB="0" distL="0" distR="0" wp14:anchorId="4FC04375" wp14:editId="1DE8AEA1">
+          <wp:inline distT="0" distB="0" distL="0" distR="0" wp14:anchorId="56AC7C80" wp14:editId="32310E92">
             <wp:extent cx="5307773" cy="497603"/>
             <wp:effectExtent l="0" t="0" r="0" b="0"/>
             <wp:docPr id="79" name="Picture" descr="The main toolbar: New, Open, Save, then Read Source and Write Source."/>
@@ -21343,7 +21343,7 @@
         <w:pStyle w:val="Heading2"/>
       </w:pPr>
       <w:bookmarkStart w:id="58" w:name="docking"/>
-      <w:bookmarkStart w:id="59" w:name="_Toc234787986"/>
+      <w:bookmarkStart w:id="59" w:name="_Toc234828222"/>
       <w:bookmarkEnd w:id="56"/>
       <w:r>
         <w:rPr>
@@ -21491,7 +21491,7 @@
         <w:pStyle w:val="Heading2"/>
       </w:pPr>
       <w:bookmarkStart w:id="60" w:name="platforms-and-keys"/>
-      <w:bookmarkStart w:id="61" w:name="_Toc234787987"/>
+      <w:bookmarkStart w:id="61" w:name="_Toc234828223"/>
       <w:bookmarkEnd w:id="58"/>
       <w:r>
         <w:rPr>
@@ -21625,7 +21625,7 @@
         <w:pStyle w:val="Heading1"/>
       </w:pPr>
       <w:bookmarkStart w:id="62" w:name="reference-the-main-tree-view"/>
-      <w:bookmarkStart w:id="63" w:name="_Toc234787988"/>
+      <w:bookmarkStart w:id="63" w:name="_Toc234828224"/>
       <w:bookmarkEnd w:id="52"/>
       <w:bookmarkEnd w:id="60"/>
       <w:r>
@@ -21653,7 +21653,7 @@
         <w:pStyle w:val="Heading2"/>
       </w:pPr>
       <w:bookmarkStart w:id="64" w:name="what-the-tree-shows"/>
-      <w:bookmarkStart w:id="65" w:name="_Toc234787989"/>
+      <w:bookmarkStart w:id="65" w:name="_Toc234828225"/>
       <w:r>
         <w:rPr>
           <w:rStyle w:val="SectionNumber"/>
@@ -21719,7 +21719,7 @@
         <w:pStyle w:val="Heading2"/>
       </w:pPr>
       <w:bookmarkStart w:id="66" w:name="the-tree-toolbar"/>
-      <w:bookmarkStart w:id="67" w:name="_Toc234787990"/>
+      <w:bookmarkStart w:id="67" w:name="_Toc234828226"/>
       <w:bookmarkEnd w:id="64"/>
       <w:r>
         <w:rPr>
@@ -22650,7 +22650,7 @@
           <w:noProof/>
         </w:rPr>
         <w:drawing>
-          <wp:inline distT="0" distB="0" distL="0" distR="0" wp14:anchorId="02802923" wp14:editId="09B6E49B">
+          <wp:inline distT="0" distB="0" distL="0" distR="0" wp14:anchorId="1F08C93D" wp14:editId="2F1CE69A">
             <wp:extent cx="5334000" cy="307193"/>
             <wp:effectExtent l="0" t="0" r="0" b="0"/>
             <wp:docPr id="87" name="Picture" descr="The tree toolbar, in the order of the table above: the Add buttons, then Delete, Filters, Find/Next, and the per-view Undo/Redo."/>
@@ -22762,7 +22762,7 @@
         <w:pStyle w:val="Heading2"/>
       </w:pPr>
       <w:bookmarkStart w:id="68" w:name="the-context-menu"/>
-      <w:bookmarkStart w:id="69" w:name="_Toc234787991"/>
+      <w:bookmarkStart w:id="69" w:name="_Toc234828227"/>
       <w:bookmarkEnd w:id="66"/>
       <w:r>
         <w:rPr>
@@ -23161,7 +23161,7 @@
         <w:pStyle w:val="Heading2"/>
       </w:pPr>
       <w:bookmarkStart w:id="70" w:name="filters"/>
-      <w:bookmarkStart w:id="71" w:name="_Toc234787992"/>
+      <w:bookmarkStart w:id="71" w:name="_Toc234828228"/>
       <w:bookmarkEnd w:id="68"/>
       <w:r>
         <w:rPr>
@@ -23209,7 +23209,7 @@
           <w:noProof/>
         </w:rPr>
         <w:drawing>
-          <wp:inline distT="0" distB="0" distL="0" distR="0" wp14:anchorId="486CCD53" wp14:editId="110DD0C6">
+          <wp:inline distT="0" distB="0" distL="0" distR="0" wp14:anchorId="02C779B1" wp14:editId="39942350">
             <wp:extent cx="2611356" cy="6800584"/>
             <wp:effectExtent l="0" t="0" r="0" b="0"/>
             <wp:docPr id="92" name="Picture" descr="Tree filters: what you hide here is hidden in this tree view — diagrams keep their own selection. The Phases group greys out when the model has no Phase Support."/>
@@ -23264,7 +23264,7 @@
         <w:pStyle w:val="Heading2"/>
       </w:pPr>
       <w:bookmarkStart w:id="72" w:name="delete-multiple"/>
-      <w:bookmarkStart w:id="73" w:name="_Toc234787993"/>
+      <w:bookmarkStart w:id="73" w:name="_Toc234828229"/>
       <w:bookmarkEnd w:id="70"/>
       <w:r>
         <w:rPr>
@@ -23314,7 +23314,7 @@
           <w:noProof/>
         </w:rPr>
         <w:drawing>
-          <wp:inline distT="0" distB="0" distL="0" distR="0" wp14:anchorId="5A0EE823" wp14:editId="08EC6700">
+          <wp:inline distT="0" distB="0" distL="0" distR="0" wp14:anchorId="031B8DC2" wp14:editId="5319FFDA">
             <wp:extent cx="5334000" cy="4034433"/>
             <wp:effectExtent l="0" t="0" r="0" b="0"/>
             <wp:docPr id="96" name="Picture" descr="Bulk delete: the Show checkboxes narrow the tree by kind, ticking a parent includes its contents, and the whole deletion is a single undo step."/>
@@ -23369,7 +23369,7 @@
         <w:pStyle w:val="Heading2"/>
       </w:pPr>
       <w:bookmarkStart w:id="74" w:name="drag-and-copy-drag"/>
-      <w:bookmarkStart w:id="75" w:name="_Toc234787994"/>
+      <w:bookmarkStart w:id="75" w:name="_Toc234828230"/>
       <w:bookmarkEnd w:id="72"/>
       <w:r>
         <w:rPr>
@@ -23609,7 +23609,7 @@
         <w:pStyle w:val="Heading1"/>
       </w:pPr>
       <w:bookmarkStart w:id="76" w:name="reference-class-diagrams"/>
-      <w:bookmarkStart w:id="77" w:name="_Toc234787995"/>
+      <w:bookmarkStart w:id="77" w:name="_Toc234828231"/>
       <w:bookmarkEnd w:id="62"/>
       <w:bookmarkEnd w:id="74"/>
       <w:r>
@@ -23659,7 +23659,7 @@
         <w:pStyle w:val="Heading2"/>
       </w:pPr>
       <w:bookmarkStart w:id="78" w:name="reading-the-diagram"/>
-      <w:bookmarkStart w:id="79" w:name="_Toc234787996"/>
+      <w:bookmarkStart w:id="79" w:name="_Toc234828232"/>
       <w:r>
         <w:rPr>
           <w:rStyle w:val="SectionNumber"/>
@@ -23859,7 +23859,7 @@
         <w:pStyle w:val="Heading2"/>
       </w:pPr>
       <w:bookmarkStart w:id="80" w:name="selection"/>
-      <w:bookmarkStart w:id="81" w:name="_Toc234787997"/>
+      <w:bookmarkStart w:id="81" w:name="_Toc234828233"/>
       <w:bookmarkEnd w:id="78"/>
       <w:r>
         <w:rPr>
@@ -24073,7 +24073,7 @@
         <w:pStyle w:val="Heading2"/>
       </w:pPr>
       <w:bookmarkStart w:id="82" w:name="moving-and-resizing"/>
-      <w:bookmarkStart w:id="83" w:name="_Toc234787998"/>
+      <w:bookmarkStart w:id="83" w:name="_Toc234828234"/>
       <w:bookmarkEnd w:id="80"/>
       <w:r>
         <w:rPr>
@@ -24153,7 +24153,7 @@
         <w:pStyle w:val="Heading2"/>
       </w:pPr>
       <w:bookmarkStart w:id="84" w:name="editing-connection-routing"/>
-      <w:bookmarkStart w:id="85" w:name="_Toc234787999"/>
+      <w:bookmarkStart w:id="85" w:name="_Toc234828235"/>
       <w:bookmarkEnd w:id="82"/>
       <w:r>
         <w:rPr>
@@ -24307,7 +24307,7 @@
         <w:pStyle w:val="Heading2"/>
       </w:pPr>
       <w:bookmarkStart w:id="86" w:name="members-and-methods-inside-the-box"/>
-      <w:bookmarkStart w:id="87" w:name="_Toc234788000"/>
+      <w:bookmarkStart w:id="87" w:name="_Toc234828236"/>
       <w:bookmarkEnd w:id="84"/>
       <w:r>
         <w:rPr>
@@ -24381,7 +24381,7 @@
         <w:pStyle w:val="Heading2"/>
       </w:pPr>
       <w:bookmarkStart w:id="88" w:name="notes-and-their-connection-points"/>
-      <w:bookmarkStart w:id="89" w:name="_Toc234788001"/>
+      <w:bookmarkStart w:id="89" w:name="_Toc234828237"/>
       <w:bookmarkEnd w:id="86"/>
       <w:r>
         <w:rPr>
@@ -24462,7 +24462,7 @@
         <w:pStyle w:val="Heading2"/>
       </w:pPr>
       <w:bookmarkStart w:id="90" w:name="creating-elements-on-the-canvas"/>
-      <w:bookmarkStart w:id="91" w:name="_Toc234788002"/>
+      <w:bookmarkStart w:id="91" w:name="_Toc234828238"/>
       <w:bookmarkEnd w:id="88"/>
       <w:r>
         <w:rPr>
@@ -24549,7 +24549,7 @@
           <w:b/>
           <w:bCs/>
         </w:rPr>
-        <w:t>from derived to base</w:t>
+        <w:t>from base to derived</w:t>
       </w:r>
       <w:r>
         <w:t>)</w:t>
@@ -24806,7 +24806,7 @@
         <w:pStyle w:val="Heading2"/>
       </w:pPr>
       <w:bookmarkStart w:id="92" w:name="align"/>
-      <w:bookmarkStart w:id="93" w:name="_Toc234788003"/>
+      <w:bookmarkStart w:id="93" w:name="_Toc234828239"/>
       <w:bookmarkEnd w:id="90"/>
       <w:r>
         <w:rPr>
@@ -24881,7 +24881,7 @@
         <w:pStyle w:val="Heading2"/>
       </w:pPr>
       <w:bookmarkStart w:id="94" w:name="hiding-per-shape-toggles-colors"/>
-      <w:bookmarkStart w:id="95" w:name="_Toc234788004"/>
+      <w:bookmarkStart w:id="95" w:name="_Toc234828240"/>
       <w:bookmarkEnd w:id="92"/>
       <w:r>
         <w:rPr>
@@ -25019,7 +25019,7 @@
         <w:pStyle w:val="Heading2"/>
       </w:pPr>
       <w:bookmarkStart w:id="96" w:name="zoom-and-pan"/>
-      <w:bookmarkStart w:id="97" w:name="_Toc234788005"/>
+      <w:bookmarkStart w:id="97" w:name="_Toc234828241"/>
       <w:bookmarkEnd w:id="94"/>
       <w:r>
         <w:rPr>
@@ -25288,7 +25288,7 @@
         <w:pStyle w:val="Heading2"/>
       </w:pPr>
       <w:bookmarkStart w:id="98" w:name="the-cd-toolbar"/>
-      <w:bookmarkStart w:id="99" w:name="_Toc234788006"/>
+      <w:bookmarkStart w:id="99" w:name="_Toc234828242"/>
       <w:bookmarkEnd w:id="96"/>
       <w:r>
         <w:rPr>
@@ -25453,7 +25453,7 @@
         <w:pStyle w:val="Heading2"/>
       </w:pPr>
       <w:bookmarkStart w:id="100" w:name="the-cd-context-menu"/>
-      <w:bookmarkStart w:id="101" w:name="_Toc234788007"/>
+      <w:bookmarkStart w:id="101" w:name="_Toc234828243"/>
       <w:bookmarkEnd w:id="98"/>
       <w:r>
         <w:rPr>
@@ -25681,7 +25681,7 @@
         <w:pStyle w:val="Heading2"/>
       </w:pPr>
       <w:bookmarkStart w:id="102" w:name="canvas-keys"/>
-      <w:bookmarkStart w:id="103" w:name="_Toc234788008"/>
+      <w:bookmarkStart w:id="103" w:name="_Toc234828244"/>
       <w:bookmarkEnd w:id="100"/>
       <w:r>
         <w:rPr>
@@ -25999,7 +25999,7 @@
         <w:pStyle w:val="Heading1"/>
       </w:pPr>
       <w:bookmarkStart w:id="104" w:name="reference-sequence-diagrams"/>
-      <w:bookmarkStart w:id="105" w:name="_Toc234788009"/>
+      <w:bookmarkStart w:id="105" w:name="_Toc234828245"/>
       <w:bookmarkEnd w:id="76"/>
       <w:bookmarkEnd w:id="102"/>
       <w:r>
@@ -26073,7 +26073,7 @@
           <w:noProof/>
         </w:rPr>
         <w:drawing>
-          <wp:inline distT="0" distB="0" distL="0" distR="0" wp14:anchorId="70382E22" wp14:editId="364EC4F7">
+          <wp:inline distT="0" distB="0" distL="0" distR="0" wp14:anchorId="277926C4" wp14:editId="6DD0EC24">
             <wp:extent cx="5334000" cy="3429000"/>
             <wp:effectExtent l="0" t="0" r="0" b="0"/>
             <wp:docPr id="116" name="Picture" descr="A sequence-diagram view in the shell — its own toolbar (delete, undo/redo, zoom, export SVG) at the top; diagram views dock, tab and float exactly like the trees."/>
@@ -26132,7 +26132,7 @@
           <w:noProof/>
         </w:rPr>
         <w:drawing>
-          <wp:inline distT="0" distB="0" distL="0" distR="0" wp14:anchorId="06E6FFE4" wp14:editId="66F37E3B">
+          <wp:inline distT="0" distB="0" distL="0" distR="0" wp14:anchorId="0300111A" wp14:editId="349CB4D7">
             <wp:extent cx="5334000" cy="7544589"/>
             <wp:effectExtent l="0" t="0" r="0" b="0"/>
             <wp:docPr id="119" name="Picture" descr="The “Creating a Matrix” sequence diagram (SVG export, generated with add_call_trace): a User triggers Matrix(rows, columns), which constructs the Columns and Rows."/>
@@ -26199,7 +26199,7 @@
         <w:pStyle w:val="Heading2"/>
       </w:pPr>
       <w:bookmarkStart w:id="106" w:name="building-one"/>
-      <w:bookmarkStart w:id="107" w:name="_Toc234788010"/>
+      <w:bookmarkStart w:id="107" w:name="_Toc234828246"/>
       <w:r>
         <w:rPr>
           <w:rStyle w:val="SectionNumber"/>
@@ -26356,7 +26356,7 @@
         <w:pStyle w:val="Heading2"/>
       </w:pPr>
       <w:bookmarkStart w:id="108" w:name="what-moves-and-how"/>
-      <w:bookmarkStart w:id="109" w:name="_Toc234788011"/>
+      <w:bookmarkStart w:id="109" w:name="_Toc234828247"/>
       <w:bookmarkEnd w:id="106"/>
       <w:r>
         <w:rPr>
@@ -26790,7 +26790,7 @@
         <w:pStyle w:val="Heading2"/>
       </w:pPr>
       <w:bookmarkStart w:id="110" w:name="keeping-it-readable"/>
-      <w:bookmarkStart w:id="111" w:name="_Toc234788012"/>
+      <w:bookmarkStart w:id="111" w:name="_Toc234828248"/>
       <w:bookmarkEnd w:id="108"/>
       <w:r>
         <w:rPr>
@@ -26891,7 +26891,7 @@
         <w:pStyle w:val="Heading2"/>
       </w:pPr>
       <w:bookmarkStart w:id="112" w:name="toolbar-colors-zoom"/>
-      <w:bookmarkStart w:id="113" w:name="_Toc234788013"/>
+      <w:bookmarkStart w:id="113" w:name="_Toc234828249"/>
       <w:bookmarkEnd w:id="110"/>
       <w:r>
         <w:rPr>
@@ -27023,7 +27023,7 @@
         <w:pStyle w:val="Heading2"/>
       </w:pPr>
       <w:bookmarkStart w:id="114" w:name="canvas-keys-1"/>
-      <w:bookmarkStart w:id="115" w:name="_Toc234788014"/>
+      <w:bookmarkStart w:id="115" w:name="_Toc234828250"/>
       <w:bookmarkEnd w:id="112"/>
       <w:r>
         <w:rPr>
@@ -27416,7 +27416,7 @@
           <w:noProof/>
         </w:rPr>
         <w:drawing>
-          <wp:inline distT="0" distB="0" distL="0" distR="0" wp14:anchorId="263E8450" wp14:editId="4766B399">
+          <wp:inline distT="0" distB="0" distL="0" distR="0" wp14:anchorId="7AD25DE4" wp14:editId="7368F71A">
             <wp:extent cx="5334000" cy="7544589"/>
             <wp:effectExtent l="0" t="0" r="0" b="0"/>
             <wp:docPr id="127" name="Picture" descr="A pipe-generated call trace of the Matrix constructor (“Matrix constructor walkthrough”)."/>
@@ -27480,7 +27480,7 @@
         <w:pStyle w:val="Heading1"/>
       </w:pPr>
       <w:bookmarkStart w:id="116" w:name="reference-dialogs"/>
-      <w:bookmarkStart w:id="117" w:name="_Toc234788015"/>
+      <w:bookmarkStart w:id="117" w:name="_Toc234828251"/>
       <w:bookmarkEnd w:id="104"/>
       <w:bookmarkEnd w:id="114"/>
       <w:r>
@@ -27609,7 +27609,7 @@
         <w:pStyle w:val="Heading2"/>
       </w:pPr>
       <w:bookmarkStart w:id="118" w:name="class"/>
-      <w:bookmarkStart w:id="119" w:name="_Toc234788016"/>
+      <w:bookmarkStart w:id="119" w:name="_Toc234828252"/>
       <w:r>
         <w:rPr>
           <w:rStyle w:val="SectionNumber"/>
@@ -27773,7 +27773,7 @@
         <w:pStyle w:val="Heading2"/>
       </w:pPr>
       <w:bookmarkStart w:id="120" w:name="external-class"/>
-      <w:bookmarkStart w:id="121" w:name="_Toc234788017"/>
+      <w:bookmarkStart w:id="121" w:name="_Toc234828253"/>
       <w:bookmarkEnd w:id="118"/>
       <w:r>
         <w:rPr>
@@ -27835,7 +27835,7 @@
         <w:pStyle w:val="Heading2"/>
       </w:pPr>
       <w:bookmarkStart w:id="122" w:name="member"/>
-      <w:bookmarkStart w:id="123" w:name="_Toc234788018"/>
+      <w:bookmarkStart w:id="123" w:name="_Toc234828254"/>
       <w:bookmarkEnd w:id="120"/>
       <w:r>
         <w:rPr>
@@ -28043,7 +28043,7 @@
         <w:pStyle w:val="Heading2"/>
       </w:pPr>
       <w:bookmarkStart w:id="124" w:name="method"/>
-      <w:bookmarkStart w:id="125" w:name="_Toc234788019"/>
+      <w:bookmarkStart w:id="125" w:name="_Toc234828255"/>
       <w:bookmarkEnd w:id="122"/>
       <w:r>
         <w:rPr>
@@ -28273,7 +28273,7 @@
         <w:pStyle w:val="Heading2"/>
       </w:pPr>
       <w:bookmarkStart w:id="126" w:name="constructor-destructor"/>
-      <w:bookmarkStart w:id="127" w:name="_Toc234788020"/>
+      <w:bookmarkStart w:id="127" w:name="_Toc234828256"/>
       <w:bookmarkEnd w:id="124"/>
       <w:r>
         <w:rPr>
@@ -28382,7 +28382,7 @@
         <w:pStyle w:val="Heading2"/>
       </w:pPr>
       <w:bookmarkStart w:id="128" w:name="exception-specification"/>
-      <w:bookmarkStart w:id="129" w:name="_Toc234788021"/>
+      <w:bookmarkStart w:id="129" w:name="_Toc234828257"/>
       <w:bookmarkEnd w:id="126"/>
       <w:r>
         <w:rPr>
@@ -28473,7 +28473,7 @@
         <w:pStyle w:val="Heading2"/>
       </w:pPr>
       <w:bookmarkStart w:id="130" w:name="argument"/>
-      <w:bookmarkStart w:id="131" w:name="_Toc234788022"/>
+      <w:bookmarkStart w:id="131" w:name="_Toc234828258"/>
       <w:bookmarkEnd w:id="128"/>
       <w:r>
         <w:rPr>
@@ -28525,7 +28525,7 @@
         <w:pStyle w:val="Heading2"/>
       </w:pPr>
       <w:bookmarkStart w:id="132" w:name="inheritance"/>
-      <w:bookmarkStart w:id="133" w:name="_Toc234788023"/>
+      <w:bookmarkStart w:id="133" w:name="_Toc234828259"/>
       <w:bookmarkEnd w:id="130"/>
       <w:r>
         <w:rPr>
@@ -28619,7 +28619,7 @@
         <w:pStyle w:val="Heading2"/>
       </w:pPr>
       <w:bookmarkStart w:id="134" w:name="relation"/>
-      <w:bookmarkStart w:id="135" w:name="_Toc234788024"/>
+      <w:bookmarkStart w:id="135" w:name="_Toc234828260"/>
       <w:bookmarkEnd w:id="132"/>
       <w:r>
         <w:rPr>
@@ -28958,7 +28958,7 @@
         <w:pStyle w:val="Heading2"/>
       </w:pPr>
       <w:bookmarkStart w:id="136" w:name="find-method-on-a-relation"/>
-      <w:bookmarkStart w:id="137" w:name="_Toc234788025"/>
+      <w:bookmarkStart w:id="137" w:name="_Toc234828261"/>
       <w:bookmarkEnd w:id="134"/>
       <w:r>
         <w:rPr>
@@ -29072,7 +29072,7 @@
         <w:pStyle w:val="Heading2"/>
       </w:pPr>
       <w:bookmarkStart w:id="138" w:name="dependency"/>
-      <w:bookmarkStart w:id="139" w:name="_Toc234788026"/>
+      <w:bookmarkStart w:id="139" w:name="_Toc234828262"/>
       <w:bookmarkEnd w:id="136"/>
       <w:r>
         <w:rPr>
@@ -29160,7 +29160,7 @@
         <w:pStyle w:val="Heading2"/>
       </w:pPr>
       <w:bookmarkStart w:id="140" w:name="relation-diagram-only"/>
-      <w:bookmarkStart w:id="141" w:name="_Toc234788027"/>
+      <w:bookmarkStart w:id="141" w:name="_Toc234828263"/>
       <w:bookmarkEnd w:id="138"/>
       <w:r>
         <w:rPr>
@@ -29255,7 +29255,7 @@
         <w:pStyle w:val="Heading2"/>
       </w:pPr>
       <w:bookmarkStart w:id="142" w:name="type"/>
-      <w:bookmarkStart w:id="143" w:name="_Toc234788028"/>
+      <w:bookmarkStart w:id="143" w:name="_Toc234828264"/>
       <w:bookmarkEnd w:id="140"/>
       <w:r>
         <w:rPr>
@@ -29354,7 +29354,7 @@
         <w:pStyle w:val="Heading2"/>
       </w:pPr>
       <w:bookmarkStart w:id="144" w:name="group-meta-group"/>
-      <w:bookmarkStart w:id="145" w:name="_Toc234788029"/>
+      <w:bookmarkStart w:id="145" w:name="_Toc234828265"/>
       <w:bookmarkEnd w:id="142"/>
       <w:r>
         <w:rPr>
@@ -29396,7 +29396,7 @@
         <w:pStyle w:val="Heading2"/>
       </w:pPr>
       <w:bookmarkStart w:id="146" w:name="context-define-and-assign"/>
-      <w:bookmarkStart w:id="147" w:name="_Toc234788030"/>
+      <w:bookmarkStart w:id="147" w:name="_Toc234828266"/>
       <w:bookmarkEnd w:id="144"/>
       <w:r>
         <w:rPr>
@@ -29602,7 +29602,7 @@
         <w:pStyle w:val="Heading2"/>
       </w:pPr>
       <w:bookmarkStart w:id="148" w:name="actor"/>
-      <w:bookmarkStart w:id="149" w:name="_Toc234788031"/>
+      <w:bookmarkStart w:id="149" w:name="_Toc234828267"/>
       <w:bookmarkEnd w:id="146"/>
       <w:r>
         <w:rPr>
@@ -29653,7 +29653,7 @@
         <w:pStyle w:val="Heading2"/>
       </w:pPr>
       <w:bookmarkStart w:id="150" w:name="class-diagram"/>
-      <w:bookmarkStart w:id="151" w:name="_Toc234788032"/>
+      <w:bookmarkStart w:id="151" w:name="_Toc234828268"/>
       <w:bookmarkEnd w:id="148"/>
       <w:r>
         <w:rPr>
@@ -29707,7 +29707,7 @@
         <w:pStyle w:val="Heading2"/>
       </w:pPr>
       <w:bookmarkStart w:id="152" w:name="sequence-diagram"/>
-      <w:bookmarkStart w:id="153" w:name="_Toc234788033"/>
+      <w:bookmarkStart w:id="153" w:name="_Toc234828269"/>
       <w:bookmarkEnd w:id="150"/>
       <w:r>
         <w:rPr>
@@ -29823,7 +29823,7 @@
         <w:pStyle w:val="Heading2"/>
       </w:pPr>
       <w:bookmarkStart w:id="154" w:name="select-classes"/>
-      <w:bookmarkStart w:id="155" w:name="_Toc234788034"/>
+      <w:bookmarkStart w:id="155" w:name="_Toc234828270"/>
       <w:bookmarkEnd w:id="152"/>
       <w:r>
         <w:rPr>
@@ -29884,7 +29884,7 @@
         <w:pStyle w:val="Heading2"/>
       </w:pPr>
       <w:bookmarkStart w:id="156" w:name="class-shape"/>
-      <w:bookmarkStart w:id="157" w:name="_Toc234788035"/>
+      <w:bookmarkStart w:id="157" w:name="_Toc234828271"/>
       <w:bookmarkEnd w:id="154"/>
       <w:r>
         <w:rPr>
@@ -29965,7 +29965,7 @@
         <w:pStyle w:val="Heading2"/>
       </w:pPr>
       <w:bookmarkStart w:id="158" w:name="select-members-methods"/>
-      <w:bookmarkStart w:id="159" w:name="_Toc234788036"/>
+      <w:bookmarkStart w:id="159" w:name="_Toc234828272"/>
       <w:bookmarkEnd w:id="156"/>
       <w:r>
         <w:rPr>
@@ -30017,7 +30017,7 @@
         <w:pStyle w:val="Heading2"/>
       </w:pPr>
       <w:bookmarkStart w:id="160" w:name="reorder-members-methods"/>
-      <w:bookmarkStart w:id="161" w:name="_Toc234788037"/>
+      <w:bookmarkStart w:id="161" w:name="_Toc234828273"/>
       <w:bookmarkEnd w:id="158"/>
       <w:r>
         <w:rPr>
@@ -30069,7 +30069,7 @@
         <w:pStyle w:val="Heading2"/>
       </w:pPr>
       <w:bookmarkStart w:id="162" w:name="signal-message"/>
-      <w:bookmarkStart w:id="163" w:name="_Toc234788038"/>
+      <w:bookmarkStart w:id="163" w:name="_Toc234828274"/>
       <w:bookmarkEnd w:id="160"/>
       <w:r>
         <w:rPr>
@@ -30129,7 +30129,7 @@
         <w:pStyle w:val="Heading2"/>
       </w:pPr>
       <w:bookmarkStart w:id="164" w:name="lifeline-note-dialogs"/>
-      <w:bookmarkStart w:id="165" w:name="_Toc234788039"/>
+      <w:bookmarkStart w:id="165" w:name="_Toc234828275"/>
       <w:bookmarkEnd w:id="162"/>
       <w:r>
         <w:rPr>
@@ -30183,7 +30183,7 @@
         <w:pStyle w:val="Heading2"/>
       </w:pPr>
       <w:bookmarkStart w:id="166" w:name="Xb9470c6e63f702dcde05f89c7607c45c6bcf312"/>
-      <w:bookmarkStart w:id="167" w:name="_Toc234788040"/>
+      <w:bookmarkStart w:id="167" w:name="_Toc234828276"/>
       <w:bookmarkEnd w:id="164"/>
       <w:r>
         <w:rPr>
@@ -30469,7 +30469,7 @@
         <w:pStyle w:val="Heading2"/>
       </w:pPr>
       <w:bookmarkStart w:id="168" w:name="add-serialization-to-project"/>
-      <w:bookmarkStart w:id="169" w:name="_Toc234788041"/>
+      <w:bookmarkStart w:id="169" w:name="_Toc234828277"/>
       <w:bookmarkEnd w:id="166"/>
       <w:r>
         <w:rPr>
@@ -30542,7 +30542,7 @@
         <w:pStyle w:val="Heading2"/>
       </w:pPr>
       <w:bookmarkStart w:id="170" w:name="find"/>
-      <w:bookmarkStart w:id="171" w:name="_Toc234788042"/>
+      <w:bookmarkStart w:id="171" w:name="_Toc234828278"/>
       <w:bookmarkEnd w:id="168"/>
       <w:r>
         <w:rPr>
@@ -30599,7 +30599,7 @@
         <w:pStyle w:val="Heading2"/>
       </w:pPr>
       <w:bookmarkStart w:id="172" w:name="read-source"/>
-      <w:bookmarkStart w:id="173" w:name="_Toc234788043"/>
+      <w:bookmarkStart w:id="173" w:name="_Toc234828279"/>
       <w:bookmarkEnd w:id="170"/>
       <w:r>
         <w:rPr>
@@ -30661,7 +30661,7 @@
         <w:pStyle w:val="Heading2"/>
       </w:pPr>
       <w:bookmarkStart w:id="174" w:name="save-source"/>
-      <w:bookmarkStart w:id="175" w:name="_Toc234788044"/>
+      <w:bookmarkStart w:id="175" w:name="_Toc234828280"/>
       <w:bookmarkEnd w:id="172"/>
       <w:r>
         <w:rPr>
@@ -30755,7 +30755,7 @@
         <w:pStyle w:val="Heading2"/>
       </w:pPr>
       <w:bookmarkStart w:id="176" w:name="virtual-methods-isclass-methods"/>
-      <w:bookmarkStart w:id="177" w:name="_Toc234788045"/>
+      <w:bookmarkStart w:id="177" w:name="_Toc234828281"/>
       <w:bookmarkEnd w:id="174"/>
       <w:r>
         <w:rPr>
@@ -30845,7 +30845,7 @@
         <w:pStyle w:val="Heading2"/>
       </w:pPr>
       <w:bookmarkStart w:id="178" w:name="user-sections-code-dialogs"/>
-      <w:bookmarkStart w:id="179" w:name="_Toc234788046"/>
+      <w:bookmarkStart w:id="179" w:name="_Toc234828282"/>
       <w:bookmarkEnd w:id="176"/>
       <w:r>
         <w:rPr>
@@ -30924,7 +30924,7 @@
         <w:pStyle w:val="Heading2"/>
       </w:pPr>
       <w:bookmarkStart w:id="180" w:name="code-editing-helper-wizards"/>
-      <w:bookmarkStart w:id="181" w:name="_Toc234788047"/>
+      <w:bookmarkStart w:id="181" w:name="_Toc234828283"/>
       <w:bookmarkEnd w:id="178"/>
       <w:r>
         <w:rPr>
@@ -31159,7 +31159,7 @@
         <w:pStyle w:val="Heading1"/>
       </w:pPr>
       <w:bookmarkStart w:id="182" w:name="reference-the-code-editor"/>
-      <w:bookmarkStart w:id="183" w:name="_Toc234788048"/>
+      <w:bookmarkStart w:id="183" w:name="_Toc234828284"/>
       <w:bookmarkEnd w:id="116"/>
       <w:bookmarkEnd w:id="180"/>
       <w:r>
@@ -31187,7 +31187,7 @@
         <w:pStyle w:val="Heading2"/>
       </w:pPr>
       <w:bookmarkStart w:id="184" w:name="editing-behavior"/>
-      <w:bookmarkStart w:id="185" w:name="_Toc234788049"/>
+      <w:bookmarkStart w:id="185" w:name="_Toc234828285"/>
       <w:r>
         <w:rPr>
           <w:rStyle w:val="SectionNumber"/>
@@ -31347,7 +31347,7 @@
         <w:pStyle w:val="Heading2"/>
       </w:pPr>
       <w:bookmarkStart w:id="186" w:name="code-insertion"/>
-      <w:bookmarkStart w:id="187" w:name="_Toc234788050"/>
+      <w:bookmarkStart w:id="187" w:name="_Toc234828286"/>
       <w:bookmarkEnd w:id="184"/>
       <w:r>
         <w:rPr>
@@ -31459,7 +31459,7 @@
         <w:pStyle w:val="Heading2"/>
       </w:pPr>
       <w:bookmarkStart w:id="188" w:name="where-it-appears"/>
-      <w:bookmarkStart w:id="189" w:name="_Toc234788051"/>
+      <w:bookmarkStart w:id="189" w:name="_Toc234828287"/>
       <w:bookmarkEnd w:id="186"/>
       <w:r>
         <w:rPr>
@@ -31666,7 +31666,7 @@
         <w:pStyle w:val="Heading1"/>
       </w:pPr>
       <w:bookmarkStart w:id="190" w:name="code-generation-in-depth"/>
-      <w:bookmarkStart w:id="191" w:name="_Toc234788052"/>
+      <w:bookmarkStart w:id="191" w:name="_Toc234828288"/>
       <w:bookmarkEnd w:id="182"/>
       <w:bookmarkEnd w:id="188"/>
       <w:r>
@@ -31686,7 +31686,7 @@
         <w:pStyle w:val="Heading2"/>
       </w:pPr>
       <w:bookmarkStart w:id="192" w:name="files-produced"/>
-      <w:bookmarkStart w:id="193" w:name="_Toc234788053"/>
+      <w:bookmarkStart w:id="193" w:name="_Toc234828289"/>
       <w:r>
         <w:rPr>
           <w:rStyle w:val="SectionNumber"/>
@@ -31770,7 +31770,7 @@
         <w:pStyle w:val="Heading2"/>
       </w:pPr>
       <w:bookmarkStart w:id="194" w:name="anatomy-of-a-generated-file"/>
-      <w:bookmarkStart w:id="195" w:name="_Toc234788054"/>
+      <w:bookmarkStart w:id="195" w:name="_Toc234828290"/>
       <w:bookmarkEnd w:id="192"/>
       <w:r>
         <w:rPr>
@@ -32199,7 +32199,7 @@
         <w:pStyle w:val="Heading2"/>
       </w:pPr>
       <w:bookmarkStart w:id="196" w:name="the-six-user-sections"/>
-      <w:bookmarkStart w:id="197" w:name="_Toc234788055"/>
+      <w:bookmarkStart w:id="197" w:name="_Toc234828291"/>
       <w:bookmarkEnd w:id="194"/>
       <w:r>
         <w:rPr>
@@ -32274,7 +32274,7 @@
         <w:pStyle w:val="Heading2"/>
       </w:pPr>
       <w:bookmarkStart w:id="198" w:name="constructorinclude-destructorinclude"/>
-      <w:bookmarkStart w:id="199" w:name="_Toc234788056"/>
+      <w:bookmarkStart w:id="199" w:name="_Toc234828292"/>
       <w:bookmarkEnd w:id="196"/>
       <w:r>
         <w:rPr>
@@ -32384,7 +32384,7 @@
         <w:pStyle w:val="Heading2"/>
       </w:pPr>
       <w:bookmarkStart w:id="200" w:name="read-source-the-round-trip"/>
-      <w:bookmarkStart w:id="201" w:name="_Toc234788057"/>
+      <w:bookmarkStart w:id="201" w:name="_Toc234828293"/>
       <w:bookmarkEnd w:id="198"/>
       <w:r>
         <w:rPr>
@@ -32519,7 +32519,7 @@
         <w:pStyle w:val="Heading1"/>
       </w:pPr>
       <w:bookmarkStart w:id="202" w:name="relations-and-the-intrusive-runtime"/>
-      <w:bookmarkStart w:id="203" w:name="_Toc234788058"/>
+      <w:bookmarkStart w:id="203" w:name="_Toc234828294"/>
       <w:bookmarkEnd w:id="190"/>
       <w:bookmarkEnd w:id="200"/>
       <w:r>
@@ -32547,7 +32547,7 @@
         <w:pStyle w:val="Heading2"/>
       </w:pPr>
       <w:bookmarkStart w:id="204" w:name="what-intrusive-means"/>
-      <w:bookmarkStart w:id="205" w:name="_Toc234788059"/>
+      <w:bookmarkStart w:id="205" w:name="_Toc234828295"/>
       <w:r>
         <w:rPr>
           <w:rStyle w:val="SectionNumber"/>
@@ -32569,7 +32569,7 @@
           <w:noProof/>
         </w:rPr>
         <w:drawing>
-          <wp:inline distT="0" distB="0" distL="0" distR="0" wp14:anchorId="4A04D9CF" wp14:editId="3724C340">
+          <wp:inline distT="0" distB="0" distL="0" distR="0" wp14:anchorId="1CDC8347" wp14:editId="52A504BF">
             <wp:extent cx="5334000" cy="3246782"/>
             <wp:effectExtent l="0" t="0" r="0" b="0"/>
             <wp:docPr id="176" name="Picture" descr="One Cell in two lists: all link pointers are members of the Cell itself."/>
@@ -32936,7 +32936,7 @@
         <w:pStyle w:val="Heading2"/>
       </w:pPr>
       <w:bookmarkStart w:id="206" w:name="declaring-relations-the-macro-surface"/>
-      <w:bookmarkStart w:id="207" w:name="_Toc234788060"/>
+      <w:bookmarkStart w:id="207" w:name="_Toc234828296"/>
       <w:bookmarkEnd w:id="204"/>
       <w:r>
         <w:rPr>
@@ -33581,7 +33581,7 @@
         <w:pStyle w:val="Heading2"/>
       </w:pPr>
       <w:bookmarkStart w:id="208" w:name="the-generated-api-of-a-multi-relation"/>
-      <w:bookmarkStart w:id="209" w:name="_Toc234788061"/>
+      <w:bookmarkStart w:id="209" w:name="_Toc234828297"/>
       <w:bookmarkEnd w:id="206"/>
       <w:r>
         <w:rPr>
@@ -34498,7 +34498,7 @@
         <w:pStyle w:val="Heading2"/>
       </w:pPr>
       <w:bookmarkStart w:id="210" w:name="Xaaa89ef9d7adb0d0fb470691c4808f6f6b0754c"/>
-      <w:bookmarkStart w:id="211" w:name="_Toc234788062"/>
+      <w:bookmarkStart w:id="211" w:name="_Toc234828298"/>
       <w:bookmarkEnd w:id="208"/>
       <w:r>
         <w:rPr>
@@ -34861,7 +34861,7 @@
         <w:pStyle w:val="Heading2"/>
       </w:pPr>
       <w:bookmarkStart w:id="212" w:name="ownership-and-cascade-delete"/>
-      <w:bookmarkStart w:id="213" w:name="_Toc234788063"/>
+      <w:bookmarkStart w:id="213" w:name="_Toc234828299"/>
       <w:bookmarkEnd w:id="210"/>
       <w:r>
         <w:rPr>
@@ -34884,7 +34884,7 @@
           <w:noProof/>
         </w:rPr>
         <w:drawing>
-          <wp:inline distT="0" distB="0" distL="0" distR="0" wp14:anchorId="18633B0E" wp14:editId="31DD4288">
+          <wp:inline distT="0" distB="0" distL="0" distR="0" wp14:anchorId="1FB3F7F1" wp14:editId="563BA93F">
             <wp:extent cx="5334000" cy="2724978"/>
             <wp:effectExtent l="0" t="0" r="0" b="0"/>
             <wp:docPr id="184" name="Picture" descr="delete pMatrix — the cascade frees the entire graph."/>
@@ -35039,7 +35039,7 @@
         <w:pStyle w:val="Heading2"/>
       </w:pPr>
       <w:bookmarkStart w:id="214" w:name="iterators-that-survive-modification"/>
-      <w:bookmarkStart w:id="215" w:name="_Toc234788064"/>
+      <w:bookmarkStart w:id="215" w:name="_Toc234828300"/>
       <w:bookmarkEnd w:id="212"/>
       <w:r>
         <w:rPr>
@@ -35247,7 +35247,7 @@
         <w:pStyle w:val="Heading2"/>
       </w:pPr>
       <w:bookmarkStart w:id="216" w:name="single-static-multi"/>
-      <w:bookmarkStart w:id="217" w:name="_Toc234788065"/>
+      <w:bookmarkStart w:id="217" w:name="_Toc234828301"/>
       <w:bookmarkEnd w:id="214"/>
       <w:r>
         <w:rPr>
@@ -35323,7 +35323,7 @@
         <w:pStyle w:val="Heading2"/>
       </w:pPr>
       <w:bookmarkStart w:id="218" w:name="tree-implementations-and-find-methods"/>
-      <w:bookmarkStart w:id="219" w:name="_Toc234788066"/>
+      <w:bookmarkStart w:id="219" w:name="_Toc234828302"/>
       <w:bookmarkEnd w:id="216"/>
       <w:r>
         <w:rPr>
@@ -35979,7 +35979,7 @@
         <w:pStyle w:val="Heading2"/>
       </w:pPr>
       <w:bookmarkStart w:id="220" w:name="critical-relations-threads"/>
-      <w:bookmarkStart w:id="221" w:name="_Toc234788067"/>
+      <w:bookmarkStart w:id="221" w:name="_Toc234828303"/>
       <w:bookmarkEnd w:id="218"/>
       <w:r>
         <w:rPr>
@@ -36035,7 +36035,7 @@
         <w:pStyle w:val="Heading2"/>
       </w:pPr>
       <w:bookmarkStart w:id="222" w:name="writing-loops-the-generated-way"/>
-      <w:bookmarkStart w:id="223" w:name="_Toc234788068"/>
+      <w:bookmarkStart w:id="223" w:name="_Toc234828304"/>
       <w:bookmarkEnd w:id="220"/>
       <w:r>
         <w:rPr>
@@ -36381,7 +36381,7 @@
         <w:pStyle w:val="Heading1"/>
       </w:pPr>
       <w:bookmarkStart w:id="224" w:name="serialization"/>
-      <w:bookmarkStart w:id="225" w:name="_Toc234788069"/>
+      <w:bookmarkStart w:id="225" w:name="_Toc234828305"/>
       <w:bookmarkEnd w:id="202"/>
       <w:bookmarkEnd w:id="222"/>
       <w:r>
@@ -36401,7 +36401,7 @@
         <w:pStyle w:val="Heading2"/>
       </w:pPr>
       <w:bookmarkStart w:id="226" w:name="what-you-get"/>
-      <w:bookmarkStart w:id="227" w:name="_Toc234788070"/>
+      <w:bookmarkStart w:id="227" w:name="_Toc234828306"/>
       <w:r>
         <w:rPr>
           <w:rStyle w:val="SectionNumber"/>
@@ -36602,7 +36602,7 @@
         <w:pStyle w:val="Heading2"/>
       </w:pPr>
       <w:bookmarkStart w:id="228" w:name="cbarchive-and-the-wire-format"/>
-      <w:bookmarkStart w:id="229" w:name="_Toc234788071"/>
+      <w:bookmarkStart w:id="229" w:name="_Toc234828307"/>
       <w:bookmarkEnd w:id="226"/>
       <w:r>
         <w:rPr>
@@ -36725,7 +36725,7 @@
         <w:pStyle w:val="Heading2"/>
       </w:pPr>
       <w:bookmarkStart w:id="230" w:name="cbz-compression-on-the-fly"/>
-      <w:bookmarkStart w:id="231" w:name="_Toc234788072"/>
+      <w:bookmarkStart w:id="231" w:name="_Toc234828308"/>
       <w:bookmarkEnd w:id="228"/>
       <w:r>
         <w:rPr>
@@ -37058,7 +37058,7 @@
         <w:pStyle w:val="Heading2"/>
       </w:pPr>
       <w:bookmarkStart w:id="232" w:name="Xbded68cf7b5dad621557026fdc0855cc4156113"/>
-      <w:bookmarkStart w:id="233" w:name="_Toc234788073"/>
+      <w:bookmarkStart w:id="233" w:name="_Toc234828309"/>
       <w:bookmarkEnd w:id="230"/>
       <w:r>
         <w:rPr>
@@ -37315,7 +37315,7 @@
         <w:pStyle w:val="Heading2"/>
       </w:pPr>
       <w:bookmarkStart w:id="234" w:name="rules-and-properties"/>
-      <w:bookmarkStart w:id="235" w:name="_Toc234788074"/>
+      <w:bookmarkStart w:id="235" w:name="_Toc234828310"/>
       <w:bookmarkEnd w:id="232"/>
       <w:r>
         <w:rPr>
@@ -37489,7 +37489,7 @@
         <w:pStyle w:val="Heading2"/>
       </w:pPr>
       <w:bookmarkStart w:id="236" w:name="Xe93cc69c5286d8ba9c1392594baf9a373c30c75"/>
-      <w:bookmarkStart w:id="237" w:name="_Toc234788075"/>
+      <w:bookmarkStart w:id="237" w:name="_Toc234828311"/>
       <w:bookmarkEnd w:id="234"/>
       <w:r>
         <w:rPr>
@@ -37661,7 +37661,7 @@
         <w:pStyle w:val="Heading1"/>
       </w:pPr>
       <w:bookmarkStart w:id="238" w:name="the-generated-undoredo-framework"/>
-      <w:bookmarkStart w:id="239" w:name="_Toc234788076"/>
+      <w:bookmarkStart w:id="239" w:name="_Toc234828312"/>
       <w:bookmarkEnd w:id="224"/>
       <w:bookmarkEnd w:id="236"/>
       <w:r>
@@ -37681,7 +37681,7 @@
         <w:pStyle w:val="Heading2"/>
       </w:pPr>
       <w:bookmarkStart w:id="240" w:name="what-it-is"/>
-      <w:bookmarkStart w:id="241" w:name="_Toc234788077"/>
+      <w:bookmarkStart w:id="241" w:name="_Toc234828313"/>
       <w:r>
         <w:rPr>
           <w:rStyle w:val="SectionNumber"/>
@@ -37730,7 +37730,7 @@
         <w:pStyle w:val="Heading2"/>
       </w:pPr>
       <w:bookmarkStart w:id="242" w:name="how-it-works"/>
-      <w:bookmarkStart w:id="243" w:name="_Toc234788078"/>
+      <w:bookmarkStart w:id="243" w:name="_Toc234828314"/>
       <w:bookmarkEnd w:id="240"/>
       <w:r>
         <w:rPr>
@@ -38103,7 +38103,7 @@
         <w:pStyle w:val="Heading2"/>
       </w:pPr>
       <w:bookmarkStart w:id="244" w:name="the-undoreplace-entanglement"/>
-      <w:bookmarkStart w:id="245" w:name="_Toc234788079"/>
+      <w:bookmarkStart w:id="245" w:name="_Toc234828315"/>
       <w:bookmarkEnd w:id="242"/>
       <w:r>
         <w:rPr>
@@ -38196,7 +38196,7 @@
         <w:pStyle w:val="Heading1"/>
       </w:pPr>
       <w:bookmarkStart w:id="246" w:name="the-replace-constructor"/>
-      <w:bookmarkStart w:id="247" w:name="_Toc234788080"/>
+      <w:bookmarkStart w:id="247" w:name="_Toc234828316"/>
       <w:bookmarkEnd w:id="238"/>
       <w:bookmarkEnd w:id="244"/>
       <w:r>
@@ -38218,7 +38218,7 @@
         <w:pStyle w:val="Heading2"/>
       </w:pPr>
       <w:bookmarkStart w:id="248" w:name="the-idea"/>
-      <w:bookmarkStart w:id="249" w:name="_Toc234788081"/>
+      <w:bookmarkStart w:id="249" w:name="_Toc234828317"/>
       <w:r>
         <w:rPr>
           <w:rStyle w:val="SectionNumber"/>
@@ -38240,7 +38240,7 @@
           <w:noProof/>
         </w:rPr>
         <w:drawing>
-          <wp:inline distT="0" distB="0" distL="0" distR="0" wp14:anchorId="104E28F6" wp14:editId="218618C5">
+          <wp:inline distT="0" distB="0" distL="0" distR="0" wp14:anchorId="49D8C7C7" wp14:editId="1C74FABB">
             <wp:extent cx="5334000" cy="2782956"/>
             <wp:effectExtent l="0" t="0" r="0" b="0"/>
             <wp:docPr id="206" name="Picture" descr="Replace: the new object takes over every relation slot of the old one."/>
@@ -38430,7 +38430,7 @@
         <w:pStyle w:val="Heading2"/>
       </w:pPr>
       <w:bookmarkStart w:id="250" w:name="why-it-is-more-powerful-than-a-factory"/>
-      <w:bookmarkStart w:id="251" w:name="_Toc234788082"/>
+      <w:bookmarkStart w:id="251" w:name="_Toc234828318"/>
       <w:bookmarkEnd w:id="248"/>
       <w:r>
         <w:rPr>
@@ -38981,7 +38981,7 @@
         <w:pStyle w:val="Heading2"/>
       </w:pPr>
       <w:bookmarkStart w:id="252" w:name="mechanics-and-constraints"/>
-      <w:bookmarkStart w:id="253" w:name="_Toc234788083"/>
+      <w:bookmarkStart w:id="253" w:name="_Toc234828319"/>
       <w:bookmarkEnd w:id="250"/>
       <w:r>
         <w:rPr>
@@ -39082,7 +39082,7 @@
         <w:pStyle w:val="Heading1"/>
       </w:pPr>
       <w:bookmarkStart w:id="254" w:name="the-command-interface"/>
-      <w:bookmarkStart w:id="255" w:name="_Toc234788084"/>
+      <w:bookmarkStart w:id="255" w:name="_Toc234828320"/>
       <w:bookmarkEnd w:id="246"/>
       <w:bookmarkEnd w:id="252"/>
       <w:r>
@@ -39104,7 +39104,7 @@
         <w:pStyle w:val="Heading2"/>
       </w:pPr>
       <w:bookmarkStart w:id="256" w:name="what-it-is-1"/>
-      <w:bookmarkStart w:id="257" w:name="_Toc234788085"/>
+      <w:bookmarkStart w:id="257" w:name="_Toc234828321"/>
       <w:r>
         <w:rPr>
           <w:rStyle w:val="SectionNumber"/>
@@ -39268,7 +39268,7 @@
         <w:pStyle w:val="Heading2"/>
       </w:pPr>
       <w:bookmarkStart w:id="258" w:name="connecting"/>
-      <w:bookmarkStart w:id="259" w:name="_Toc234788086"/>
+      <w:bookmarkStart w:id="259" w:name="_Toc234828322"/>
       <w:bookmarkEnd w:id="256"/>
       <w:r>
         <w:rPr>
@@ -39739,7 +39739,7 @@
         <w:pStyle w:val="Heading2"/>
       </w:pPr>
       <w:bookmarkStart w:id="260" w:name="the-command-families"/>
-      <w:bookmarkStart w:id="261" w:name="_Toc234788087"/>
+      <w:bookmarkStart w:id="261" w:name="_Toc234828323"/>
       <w:bookmarkEnd w:id="258"/>
       <w:r>
         <w:rPr>
@@ -40655,7 +40655,7 @@
         <w:pStyle w:val="Heading2"/>
       </w:pPr>
       <w:bookmarkStart w:id="262" w:name="worked-examples-real-requests"/>
-      <w:bookmarkStart w:id="263" w:name="_Toc234788088"/>
+      <w:bookmarkStart w:id="263" w:name="_Toc234828324"/>
       <w:bookmarkEnd w:id="260"/>
       <w:r>
         <w:rPr>
@@ -42558,7 +42558,7 @@
         <w:pStyle w:val="Heading2"/>
       </w:pPr>
       <w:bookmarkStart w:id="264" w:name="conventions-and-gotchas"/>
-      <w:bookmarkStart w:id="265" w:name="_Toc234788089"/>
+      <w:bookmarkStart w:id="265" w:name="_Toc234828325"/>
       <w:bookmarkEnd w:id="262"/>
       <w:r>
         <w:rPr>
@@ -42822,7 +42822,7 @@
         <w:pStyle w:val="Heading1"/>
       </w:pPr>
       <w:bookmarkStart w:id="266" w:name="tips-pitfalls-and-best-practices"/>
-      <w:bookmarkStart w:id="267" w:name="_Toc234788090"/>
+      <w:bookmarkStart w:id="267" w:name="_Toc234828326"/>
       <w:bookmarkEnd w:id="254"/>
       <w:bookmarkEnd w:id="264"/>
       <w:r>
@@ -43301,7 +43301,7 @@
         <w:pStyle w:val="Heading1"/>
       </w:pPr>
       <w:bookmarkStart w:id="268" w:name="appendix"/>
-      <w:bookmarkStart w:id="269" w:name="_Toc234788091"/>
+      <w:bookmarkStart w:id="269" w:name="_Toc234828327"/>
       <w:bookmarkEnd w:id="266"/>
       <w:r>
         <w:rPr>
@@ -43320,7 +43320,7 @@
         <w:pStyle w:val="Heading2"/>
       </w:pPr>
       <w:bookmarkStart w:id="270" w:name="a.-runtime-header-inventory"/>
-      <w:bookmarkStart w:id="271" w:name="_Toc234788092"/>
+      <w:bookmarkStart w:id="271" w:name="_Toc234828328"/>
       <w:r>
         <w:rPr>
           <w:rStyle w:val="SectionNumber"/>
@@ -43831,7 +43831,7 @@
         <w:pStyle w:val="Heading2"/>
       </w:pPr>
       <w:bookmarkStart w:id="272" w:name="b.-marker-quick-reference"/>
-      <w:bookmarkStart w:id="273" w:name="_Toc234788093"/>
+      <w:bookmarkStart w:id="273" w:name="_Toc234828329"/>
       <w:bookmarkEnd w:id="270"/>
       <w:r>
         <w:rPr>
@@ -43915,7 +43915,7 @@
         <w:pStyle w:val="Heading2"/>
       </w:pPr>
       <w:bookmarkStart w:id="274" w:name="c.-glossary"/>
-      <w:bookmarkStart w:id="275" w:name="_Toc234788094"/>
+      <w:bookmarkStart w:id="275" w:name="_Toc234828330"/>
       <w:bookmarkEnd w:id="272"/>
       <w:r>
         <w:rPr>
@@ -44341,7 +44341,7 @@
   <w:abstractNum w:abstractNumId="0" w15:restartNumberingAfterBreak="0">
     <w:nsid w:val="0000A990"/>
     <w:multiLevelType w:val="multilevel"/>
-    <w:tmpl w:val="94A64DDC"/>
+    <w:tmpl w:val="5924119E"/>
     <w:lvl w:ilvl="0">
       <w:numFmt w:val="bullet"/>
       <w:lvlText w:val=" "/>
@@ -44418,7 +44418,7 @@
   <w:abstractNum w:abstractNumId="1" w15:restartNumberingAfterBreak="0">
     <w:nsid w:val="0000A991"/>
     <w:multiLevelType w:val="multilevel"/>
-    <w:tmpl w:val="F94A2568"/>
+    <w:tmpl w:val="A2A63A88"/>
     <w:lvl w:ilvl="0">
       <w:numFmt w:val="bullet"/>
       <w:lvlText w:val="•"/>
@@ -44495,7 +44495,7 @@
   <w:abstractNum w:abstractNumId="2" w15:restartNumberingAfterBreak="0">
     <w:nsid w:val="00A99411"/>
     <w:multiLevelType w:val="multilevel"/>
-    <w:tmpl w:val="184202A2"/>
+    <w:tmpl w:val="E10C2334"/>
     <w:lvl w:ilvl="0">
       <w:start w:val="1"/>
       <w:numFmt w:val="decimal"/>
@@ -44578,31 +44578,31 @@
       </w:pPr>
     </w:lvl>
   </w:abstractNum>
-  <w:num w:numId="1" w16cid:durableId="137960512">
+  <w:num w:numId="1" w16cid:durableId="834800039">
     <w:abstractNumId w:val="0"/>
   </w:num>
-  <w:num w:numId="2" w16cid:durableId="435639801">
+  <w:num w:numId="2" w16cid:durableId="1554580864">
     <w:abstractNumId w:val="1"/>
   </w:num>
-  <w:num w:numId="3" w16cid:durableId="699277859">
+  <w:num w:numId="3" w16cid:durableId="258955837">
     <w:abstractNumId w:val="1"/>
   </w:num>
-  <w:num w:numId="4" w16cid:durableId="858588694">
+  <w:num w:numId="4" w16cid:durableId="1450124307">
     <w:abstractNumId w:val="1"/>
   </w:num>
-  <w:num w:numId="5" w16cid:durableId="1318534557">
+  <w:num w:numId="5" w16cid:durableId="91173337">
     <w:abstractNumId w:val="1"/>
   </w:num>
-  <w:num w:numId="6" w16cid:durableId="300119439">
+  <w:num w:numId="6" w16cid:durableId="71702057">
     <w:abstractNumId w:val="1"/>
   </w:num>
-  <w:num w:numId="7" w16cid:durableId="225603721">
+  <w:num w:numId="7" w16cid:durableId="101581296">
     <w:abstractNumId w:val="1"/>
   </w:num>
-  <w:num w:numId="8" w16cid:durableId="1577786322">
+  <w:num w:numId="8" w16cid:durableId="2123646173">
     <w:abstractNumId w:val="1"/>
   </w:num>
-  <w:num w:numId="9" w16cid:durableId="1082796719">
+  <w:num w:numId="9" w16cid:durableId="167257770">
     <w:abstractNumId w:val="2"/>
     <w:lvlOverride w:ilvl="0">
       <w:startOverride w:val="1"/>
@@ -44632,40 +44632,40 @@
       <w:startOverride w:val="1"/>
     </w:lvlOverride>
   </w:num>
-  <w:num w:numId="10" w16cid:durableId="1547569083">
+  <w:num w:numId="10" w16cid:durableId="719331225">
     <w:abstractNumId w:val="1"/>
   </w:num>
-  <w:num w:numId="11" w16cid:durableId="611018429">
+  <w:num w:numId="11" w16cid:durableId="461776153">
     <w:abstractNumId w:val="1"/>
   </w:num>
-  <w:num w:numId="12" w16cid:durableId="1090933003">
+  <w:num w:numId="12" w16cid:durableId="1500466320">
     <w:abstractNumId w:val="1"/>
   </w:num>
-  <w:num w:numId="13" w16cid:durableId="2075929268">
+  <w:num w:numId="13" w16cid:durableId="1051152730">
     <w:abstractNumId w:val="1"/>
   </w:num>
-  <w:num w:numId="14" w16cid:durableId="268660643">
+  <w:num w:numId="14" w16cid:durableId="446972924">
     <w:abstractNumId w:val="1"/>
   </w:num>
-  <w:num w:numId="15" w16cid:durableId="1891846544">
+  <w:num w:numId="15" w16cid:durableId="1127817403">
     <w:abstractNumId w:val="1"/>
   </w:num>
-  <w:num w:numId="16" w16cid:durableId="1487822725">
+  <w:num w:numId="16" w16cid:durableId="2009091917">
     <w:abstractNumId w:val="1"/>
   </w:num>
-  <w:num w:numId="17" w16cid:durableId="1289780856">
+  <w:num w:numId="17" w16cid:durableId="2134321646">
     <w:abstractNumId w:val="1"/>
   </w:num>
-  <w:num w:numId="18" w16cid:durableId="2129738613">
+  <w:num w:numId="18" w16cid:durableId="33775670">
     <w:abstractNumId w:val="1"/>
   </w:num>
-  <w:num w:numId="19" w16cid:durableId="153568242">
+  <w:num w:numId="19" w16cid:durableId="2083258821">
     <w:abstractNumId w:val="1"/>
   </w:num>
-  <w:num w:numId="20" w16cid:durableId="1639188230">
+  <w:num w:numId="20" w16cid:durableId="742918889">
     <w:abstractNumId w:val="1"/>
   </w:num>
-  <w:num w:numId="21" w16cid:durableId="1053042631">
+  <w:num w:numId="21" w16cid:durableId="1072432497">
     <w:abstractNumId w:val="2"/>
     <w:lvlOverride w:ilvl="0">
       <w:startOverride w:val="1"/>
@@ -44695,49 +44695,49 @@
       <w:startOverride w:val="1"/>
     </w:lvlOverride>
   </w:num>
-  <w:num w:numId="22" w16cid:durableId="173611169">
+  <w:num w:numId="22" w16cid:durableId="948009438">
     <w:abstractNumId w:val="1"/>
   </w:num>
-  <w:num w:numId="23" w16cid:durableId="691226334">
+  <w:num w:numId="23" w16cid:durableId="2026713916">
     <w:abstractNumId w:val="1"/>
   </w:num>
-  <w:num w:numId="24" w16cid:durableId="889537488">
+  <w:num w:numId="24" w16cid:durableId="1750997635">
     <w:abstractNumId w:val="1"/>
   </w:num>
-  <w:num w:numId="25" w16cid:durableId="1183130328">
+  <w:num w:numId="25" w16cid:durableId="1346319580">
     <w:abstractNumId w:val="1"/>
   </w:num>
-  <w:num w:numId="26" w16cid:durableId="1696154037">
+  <w:num w:numId="26" w16cid:durableId="1162502768">
     <w:abstractNumId w:val="1"/>
   </w:num>
-  <w:num w:numId="27" w16cid:durableId="1415861687">
+  <w:num w:numId="27" w16cid:durableId="1607732672">
     <w:abstractNumId w:val="1"/>
   </w:num>
-  <w:num w:numId="28" w16cid:durableId="1754740499">
+  <w:num w:numId="28" w16cid:durableId="1114715571">
     <w:abstractNumId w:val="1"/>
   </w:num>
-  <w:num w:numId="29" w16cid:durableId="956837102">
+  <w:num w:numId="29" w16cid:durableId="507519681">
     <w:abstractNumId w:val="1"/>
   </w:num>
-  <w:num w:numId="30" w16cid:durableId="1107043135">
+  <w:num w:numId="30" w16cid:durableId="732705673">
     <w:abstractNumId w:val="1"/>
   </w:num>
-  <w:num w:numId="31" w16cid:durableId="55669706">
+  <w:num w:numId="31" w16cid:durableId="1168255730">
     <w:abstractNumId w:val="1"/>
   </w:num>
-  <w:num w:numId="32" w16cid:durableId="481580859">
+  <w:num w:numId="32" w16cid:durableId="1226987875">
     <w:abstractNumId w:val="1"/>
   </w:num>
-  <w:num w:numId="33" w16cid:durableId="2088336239">
+  <w:num w:numId="33" w16cid:durableId="158694496">
     <w:abstractNumId w:val="1"/>
   </w:num>
-  <w:num w:numId="34" w16cid:durableId="375392413">
+  <w:num w:numId="34" w16cid:durableId="882329237">
     <w:abstractNumId w:val="1"/>
   </w:num>
-  <w:num w:numId="35" w16cid:durableId="1986009011">
+  <w:num w:numId="35" w16cid:durableId="1188986136">
     <w:abstractNumId w:val="1"/>
   </w:num>
-  <w:num w:numId="36" w16cid:durableId="629557978">
+  <w:num w:numId="36" w16cid:durableId="1918048314">
     <w:abstractNumId w:val="2"/>
     <w:lvlOverride w:ilvl="0">
       <w:startOverride w:val="1"/>
@@ -44767,10 +44767,10 @@
       <w:startOverride w:val="1"/>
     </w:lvlOverride>
   </w:num>
-  <w:num w:numId="37" w16cid:durableId="434517506">
+  <w:num w:numId="37" w16cid:durableId="1364328984">
     <w:abstractNumId w:val="1"/>
   </w:num>
-  <w:num w:numId="38" w16cid:durableId="503979484">
+  <w:num w:numId="38" w16cid:durableId="279535069">
     <w:abstractNumId w:val="2"/>
     <w:lvlOverride w:ilvl="0">
       <w:startOverride w:val="1"/>
@@ -44800,28 +44800,28 @@
       <w:startOverride w:val="1"/>
     </w:lvlOverride>
   </w:num>
-  <w:num w:numId="39" w16cid:durableId="1151603157">
+  <w:num w:numId="39" w16cid:durableId="1944650774">
     <w:abstractNumId w:val="1"/>
   </w:num>
-  <w:num w:numId="40" w16cid:durableId="1326975496">
+  <w:num w:numId="40" w16cid:durableId="1285310397">
     <w:abstractNumId w:val="1"/>
   </w:num>
-  <w:num w:numId="41" w16cid:durableId="1616868533">
+  <w:num w:numId="41" w16cid:durableId="1714815392">
     <w:abstractNumId w:val="1"/>
   </w:num>
-  <w:num w:numId="42" w16cid:durableId="511653014">
+  <w:num w:numId="42" w16cid:durableId="625283349">
     <w:abstractNumId w:val="1"/>
   </w:num>
-  <w:num w:numId="43" w16cid:durableId="102649099">
+  <w:num w:numId="43" w16cid:durableId="352654757">
     <w:abstractNumId w:val="1"/>
   </w:num>
-  <w:num w:numId="44" w16cid:durableId="117116184">
+  <w:num w:numId="44" w16cid:durableId="472529041">
     <w:abstractNumId w:val="1"/>
   </w:num>
-  <w:num w:numId="45" w16cid:durableId="1472559025">
+  <w:num w:numId="45" w16cid:durableId="780343268">
     <w:abstractNumId w:val="1"/>
   </w:num>
-  <w:num w:numId="46" w16cid:durableId="1688367210">
+  <w:num w:numId="46" w16cid:durableId="2119175801">
     <w:abstractNumId w:val="1"/>
   </w:num>
 </w:numbering>
@@ -45877,7 +45877,7 @@
     <w:next w:val="Normal"/>
     <w:autoRedefine/>
     <w:uiPriority w:val="39"/>
-    <w:rsid w:val="00ED636F"/>
+    <w:rsid w:val="00E93BDE"/>
     <w:pPr>
       <w:spacing w:after="100"/>
     </w:pPr>
@@ -45888,7 +45888,7 @@
     <w:next w:val="Normal"/>
     <w:autoRedefine/>
     <w:uiPriority w:val="39"/>
-    <w:rsid w:val="00ED636F"/>
+    <w:rsid w:val="00E93BDE"/>
     <w:pPr>
       <w:spacing w:after="100"/>
       <w:ind w:left="240"/>
@@ -45901,7 +45901,7 @@
     <w:autoRedefine/>
     <w:uiPriority w:val="39"/>
     <w:unhideWhenUsed/>
-    <w:rsid w:val="00ED636F"/>
+    <w:rsid w:val="00E93BDE"/>
     <w:pPr>
       <w:spacing w:after="100" w:line="278" w:lineRule="auto"/>
       <w:ind w:left="480"/>
@@ -45919,7 +45919,7 @@
     <w:autoRedefine/>
     <w:uiPriority w:val="39"/>
     <w:unhideWhenUsed/>
-    <w:rsid w:val="00ED636F"/>
+    <w:rsid w:val="00E93BDE"/>
     <w:pPr>
       <w:spacing w:after="100" w:line="278" w:lineRule="auto"/>
       <w:ind w:left="720"/>
@@ -45937,7 +45937,7 @@
     <w:autoRedefine/>
     <w:uiPriority w:val="39"/>
     <w:unhideWhenUsed/>
-    <w:rsid w:val="00ED636F"/>
+    <w:rsid w:val="00E93BDE"/>
     <w:pPr>
       <w:spacing w:after="100" w:line="278" w:lineRule="auto"/>
       <w:ind w:left="960"/>
@@ -45955,7 +45955,7 @@
     <w:autoRedefine/>
     <w:uiPriority w:val="39"/>
     <w:unhideWhenUsed/>
-    <w:rsid w:val="00ED636F"/>
+    <w:rsid w:val="00E93BDE"/>
     <w:pPr>
       <w:spacing w:after="100" w:line="278" w:lineRule="auto"/>
       <w:ind w:left="1200"/>
@@ -45973,7 +45973,7 @@
     <w:autoRedefine/>
     <w:uiPriority w:val="39"/>
     <w:unhideWhenUsed/>
-    <w:rsid w:val="00ED636F"/>
+    <w:rsid w:val="00E93BDE"/>
     <w:pPr>
       <w:spacing w:after="100" w:line="278" w:lineRule="auto"/>
       <w:ind w:left="1440"/>
@@ -45991,7 +45991,7 @@
     <w:autoRedefine/>
     <w:uiPriority w:val="39"/>
     <w:unhideWhenUsed/>
-    <w:rsid w:val="00ED636F"/>
+    <w:rsid w:val="00E93BDE"/>
     <w:pPr>
       <w:spacing w:after="100" w:line="278" w:lineRule="auto"/>
       <w:ind w:left="1680"/>
@@ -46009,7 +46009,7 @@
     <w:autoRedefine/>
     <w:uiPriority w:val="39"/>
     <w:unhideWhenUsed/>
-    <w:rsid w:val="00ED636F"/>
+    <w:rsid w:val="00E93BDE"/>
     <w:pPr>
       <w:spacing w:after="100" w:line="278" w:lineRule="auto"/>
       <w:ind w:left="1920"/>
@@ -46026,7 +46026,7 @@
     <w:uiPriority w:val="99"/>
     <w:semiHidden/>
     <w:unhideWhenUsed/>
-    <w:rsid w:val="00ED636F"/>
+    <w:rsid w:val="00E93BDE"/>
     <w:rPr>
       <w:color w:val="605E5C"/>
       <w:shd w:val="clear" w:color="auto" w:fill="E1DFDD"/>

--- a/docs/manual/ClassBuilder_Manual.docx
+++ b/docs/manual/ClassBuilder_Manual.docx
@@ -34,7 +34,7 @@
           <w:sz w:val="24"/>
           <w:szCs w:val="24"/>
         </w:rPr>
-        <w:id w:val="525063546"/>
+        <w:id w:val="-1150827304"/>
         <w:docPartObj>
           <w:docPartGallery w:val="Table of Contents"/>
           <w:docPartUnique/>
@@ -74,7 +74,7 @@
           <w:r>
             <w:fldChar w:fldCharType="separate"/>
           </w:r>
-          <w:hyperlink w:anchor="_Toc234829247" w:history="1">
+          <w:hyperlink w:anchor="_Toc234830945" w:history="1">
             <w:r>
               <w:rPr>
                 <w:rStyle w:val="Hyperlink"/>
@@ -118,7 +118,7 @@
                 <w:noProof/>
                 <w:webHidden/>
               </w:rPr>
-              <w:instrText xml:space="preserve"> PAGEREF _Toc234829247 \h </w:instrText>
+              <w:instrText xml:space="preserve"> PAGEREF _Toc234830945 \h </w:instrText>
             </w:r>
             <w:r>
               <w:rPr>
@@ -164,7 +164,7 @@
               <w14:ligatures w14:val="standardContextual"/>
             </w:rPr>
           </w:pPr>
-          <w:hyperlink w:anchor="_Toc234829248" w:history="1">
+          <w:hyperlink w:anchor="_Toc234830946" w:history="1">
             <w:r>
               <w:rPr>
                 <w:rStyle w:val="Hyperlink"/>
@@ -208,7 +208,7 @@
                 <w:noProof/>
                 <w:webHidden/>
               </w:rPr>
-              <w:instrText xml:space="preserve"> PAGEREF _Toc234829248 \h </w:instrText>
+              <w:instrText xml:space="preserve"> PAGEREF _Toc234830946 \h </w:instrText>
             </w:r>
             <w:r>
               <w:rPr>
@@ -254,7 +254,7 @@
               <w14:ligatures w14:val="standardContextual"/>
             </w:rPr>
           </w:pPr>
-          <w:hyperlink w:anchor="_Toc234829249" w:history="1">
+          <w:hyperlink w:anchor="_Toc234830947" w:history="1">
             <w:r>
               <w:rPr>
                 <w:rStyle w:val="Hyperlink"/>
@@ -298,7 +298,7 @@
                 <w:noProof/>
                 <w:webHidden/>
               </w:rPr>
-              <w:instrText xml:space="preserve"> PAGEREF _Toc234829249 \h </w:instrText>
+              <w:instrText xml:space="preserve"> PAGEREF _Toc234830947 \h </w:instrText>
             </w:r>
             <w:r>
               <w:rPr>
@@ -344,7 +344,7 @@
               <w14:ligatures w14:val="standardContextual"/>
             </w:rPr>
           </w:pPr>
-          <w:hyperlink w:anchor="_Toc234829250" w:history="1">
+          <w:hyperlink w:anchor="_Toc234830948" w:history="1">
             <w:r>
               <w:rPr>
                 <w:rStyle w:val="Hyperlink"/>
@@ -388,7 +388,7 @@
                 <w:noProof/>
                 <w:webHidden/>
               </w:rPr>
-              <w:instrText xml:space="preserve"> PAGEREF _Toc234829250 \h </w:instrText>
+              <w:instrText xml:space="preserve"> PAGEREF _Toc234830948 \h </w:instrText>
             </w:r>
             <w:r>
               <w:rPr>
@@ -434,7 +434,7 @@
               <w14:ligatures w14:val="standardContextual"/>
             </w:rPr>
           </w:pPr>
-          <w:hyperlink w:anchor="_Toc234829251" w:history="1">
+          <w:hyperlink w:anchor="_Toc234830949" w:history="1">
             <w:r>
               <w:rPr>
                 <w:rStyle w:val="Hyperlink"/>
@@ -478,7 +478,7 @@
                 <w:noProof/>
                 <w:webHidden/>
               </w:rPr>
-              <w:instrText xml:space="preserve"> PAGEREF _Toc234829251 \h </w:instrText>
+              <w:instrText xml:space="preserve"> PAGEREF _Toc234830949 \h </w:instrText>
             </w:r>
             <w:r>
               <w:rPr>
@@ -524,7 +524,7 @@
               <w14:ligatures w14:val="standardContextual"/>
             </w:rPr>
           </w:pPr>
-          <w:hyperlink w:anchor="_Toc234829252" w:history="1">
+          <w:hyperlink w:anchor="_Toc234830950" w:history="1">
             <w:r>
               <w:rPr>
                 <w:rStyle w:val="Hyperlink"/>
@@ -568,7 +568,7 @@
                 <w:noProof/>
                 <w:webHidden/>
               </w:rPr>
-              <w:instrText xml:space="preserve"> PAGEREF _Toc234829252 \h </w:instrText>
+              <w:instrText xml:space="preserve"> PAGEREF _Toc234830950 \h </w:instrText>
             </w:r>
             <w:r>
               <w:rPr>
@@ -614,7 +614,7 @@
               <w14:ligatures w14:val="standardContextual"/>
             </w:rPr>
           </w:pPr>
-          <w:hyperlink w:anchor="_Toc234829253" w:history="1">
+          <w:hyperlink w:anchor="_Toc234830951" w:history="1">
             <w:r>
               <w:rPr>
                 <w:rStyle w:val="Hyperlink"/>
@@ -658,7 +658,7 @@
                 <w:noProof/>
                 <w:webHidden/>
               </w:rPr>
-              <w:instrText xml:space="preserve"> PAGEREF _Toc234829253 \h </w:instrText>
+              <w:instrText xml:space="preserve"> PAGEREF _Toc234830951 \h </w:instrText>
             </w:r>
             <w:r>
               <w:rPr>
@@ -704,7 +704,7 @@
               <w14:ligatures w14:val="standardContextual"/>
             </w:rPr>
           </w:pPr>
-          <w:hyperlink w:anchor="_Toc234829254" w:history="1">
+          <w:hyperlink w:anchor="_Toc234830952" w:history="1">
             <w:r>
               <w:rPr>
                 <w:rStyle w:val="Hyperlink"/>
@@ -748,7 +748,7 @@
                 <w:noProof/>
                 <w:webHidden/>
               </w:rPr>
-              <w:instrText xml:space="preserve"> PAGEREF _Toc234829254 \h </w:instrText>
+              <w:instrText xml:space="preserve"> PAGEREF _Toc234830952 \h </w:instrText>
             </w:r>
             <w:r>
               <w:rPr>
@@ -794,7 +794,7 @@
               <w14:ligatures w14:val="standardContextual"/>
             </w:rPr>
           </w:pPr>
-          <w:hyperlink w:anchor="_Toc234829255" w:history="1">
+          <w:hyperlink w:anchor="_Toc234830953" w:history="1">
             <w:r>
               <w:rPr>
                 <w:rStyle w:val="Hyperlink"/>
@@ -838,7 +838,7 @@
                 <w:noProof/>
                 <w:webHidden/>
               </w:rPr>
-              <w:instrText xml:space="preserve"> PAGEREF _Toc234829255 \h </w:instrText>
+              <w:instrText xml:space="preserve"> PAGEREF _Toc234830953 \h </w:instrText>
             </w:r>
             <w:r>
               <w:rPr>
@@ -884,7 +884,7 @@
               <w14:ligatures w14:val="standardContextual"/>
             </w:rPr>
           </w:pPr>
-          <w:hyperlink w:anchor="_Toc234829256" w:history="1">
+          <w:hyperlink w:anchor="_Toc234830954" w:history="1">
             <w:r>
               <w:rPr>
                 <w:rStyle w:val="Hyperlink"/>
@@ -928,7 +928,7 @@
                 <w:noProof/>
                 <w:webHidden/>
               </w:rPr>
-              <w:instrText xml:space="preserve"> PAGEREF _Toc234829256 \h </w:instrText>
+              <w:instrText xml:space="preserve"> PAGEREF _Toc234830954 \h </w:instrText>
             </w:r>
             <w:r>
               <w:rPr>
@@ -974,7 +974,7 @@
               <w14:ligatures w14:val="standardContextual"/>
             </w:rPr>
           </w:pPr>
-          <w:hyperlink w:anchor="_Toc234829257" w:history="1">
+          <w:hyperlink w:anchor="_Toc234830955" w:history="1">
             <w:r>
               <w:rPr>
                 <w:rStyle w:val="Hyperlink"/>
@@ -1018,7 +1018,7 @@
                 <w:noProof/>
                 <w:webHidden/>
               </w:rPr>
-              <w:instrText xml:space="preserve"> PAGEREF _Toc234829257 \h </w:instrText>
+              <w:instrText xml:space="preserve"> PAGEREF _Toc234830955 \h </w:instrText>
             </w:r>
             <w:r>
               <w:rPr>
@@ -1064,7 +1064,7 @@
               <w14:ligatures w14:val="standardContextual"/>
             </w:rPr>
           </w:pPr>
-          <w:hyperlink w:anchor="_Toc234829258" w:history="1">
+          <w:hyperlink w:anchor="_Toc234830956" w:history="1">
             <w:r>
               <w:rPr>
                 <w:rStyle w:val="Hyperlink"/>
@@ -1108,7 +1108,7 @@
                 <w:noProof/>
                 <w:webHidden/>
               </w:rPr>
-              <w:instrText xml:space="preserve"> PAGEREF _Toc234829258 \h </w:instrText>
+              <w:instrText xml:space="preserve"> PAGEREF _Toc234830956 \h </w:instrText>
             </w:r>
             <w:r>
               <w:rPr>
@@ -1154,7 +1154,7 @@
               <w14:ligatures w14:val="standardContextual"/>
             </w:rPr>
           </w:pPr>
-          <w:hyperlink w:anchor="_Toc234829259" w:history="1">
+          <w:hyperlink w:anchor="_Toc234830957" w:history="1">
             <w:r>
               <w:rPr>
                 <w:rStyle w:val="Hyperlink"/>
@@ -1198,7 +1198,7 @@
                 <w:noProof/>
                 <w:webHidden/>
               </w:rPr>
-              <w:instrText xml:space="preserve"> PAGEREF _Toc234829259 \h </w:instrText>
+              <w:instrText xml:space="preserve"> PAGEREF _Toc234830957 \h </w:instrText>
             </w:r>
             <w:r>
               <w:rPr>
@@ -1244,7 +1244,7 @@
               <w14:ligatures w14:val="standardContextual"/>
             </w:rPr>
           </w:pPr>
-          <w:hyperlink w:anchor="_Toc234829260" w:history="1">
+          <w:hyperlink w:anchor="_Toc234830958" w:history="1">
             <w:r>
               <w:rPr>
                 <w:rStyle w:val="Hyperlink"/>
@@ -1288,7 +1288,7 @@
                 <w:noProof/>
                 <w:webHidden/>
               </w:rPr>
-              <w:instrText xml:space="preserve"> PAGEREF _Toc234829260 \h </w:instrText>
+              <w:instrText xml:space="preserve"> PAGEREF _Toc234830958 \h </w:instrText>
             </w:r>
             <w:r>
               <w:rPr>
@@ -1334,7 +1334,7 @@
               <w14:ligatures w14:val="standardContextual"/>
             </w:rPr>
           </w:pPr>
-          <w:hyperlink w:anchor="_Toc234829261" w:history="1">
+          <w:hyperlink w:anchor="_Toc234830959" w:history="1">
             <w:r>
               <w:rPr>
                 <w:rStyle w:val="Hyperlink"/>
@@ -1378,7 +1378,7 @@
                 <w:noProof/>
                 <w:webHidden/>
               </w:rPr>
-              <w:instrText xml:space="preserve"> PAGEREF _Toc234829261 \h </w:instrText>
+              <w:instrText xml:space="preserve"> PAGEREF _Toc234830959 \h </w:instrText>
             </w:r>
             <w:r>
               <w:rPr>
@@ -1424,7 +1424,7 @@
               <w14:ligatures w14:val="standardContextual"/>
             </w:rPr>
           </w:pPr>
-          <w:hyperlink w:anchor="_Toc234829262" w:history="1">
+          <w:hyperlink w:anchor="_Toc234830960" w:history="1">
             <w:r>
               <w:rPr>
                 <w:rStyle w:val="Hyperlink"/>
@@ -1468,7 +1468,7 @@
                 <w:noProof/>
                 <w:webHidden/>
               </w:rPr>
-              <w:instrText xml:space="preserve"> PAGEREF _Toc234829262 \h </w:instrText>
+              <w:instrText xml:space="preserve"> PAGEREF _Toc234830960 \h </w:instrText>
             </w:r>
             <w:r>
               <w:rPr>
@@ -1514,7 +1514,7 @@
               <w14:ligatures w14:val="standardContextual"/>
             </w:rPr>
           </w:pPr>
-          <w:hyperlink w:anchor="_Toc234829263" w:history="1">
+          <w:hyperlink w:anchor="_Toc234830961" w:history="1">
             <w:r>
               <w:rPr>
                 <w:rStyle w:val="Hyperlink"/>
@@ -1558,7 +1558,7 @@
                 <w:noProof/>
                 <w:webHidden/>
               </w:rPr>
-              <w:instrText xml:space="preserve"> PAGEREF _Toc234829263 \h </w:instrText>
+              <w:instrText xml:space="preserve"> PAGEREF _Toc234830961 \h </w:instrText>
             </w:r>
             <w:r>
               <w:rPr>
@@ -1604,7 +1604,7 @@
               <w14:ligatures w14:val="standardContextual"/>
             </w:rPr>
           </w:pPr>
-          <w:hyperlink w:anchor="_Toc234829264" w:history="1">
+          <w:hyperlink w:anchor="_Toc234830962" w:history="1">
             <w:r>
               <w:rPr>
                 <w:rStyle w:val="Hyperlink"/>
@@ -1648,7 +1648,7 @@
                 <w:noProof/>
                 <w:webHidden/>
               </w:rPr>
-              <w:instrText xml:space="preserve"> PAGEREF _Toc234829264 \h </w:instrText>
+              <w:instrText xml:space="preserve"> PAGEREF _Toc234830962 \h </w:instrText>
             </w:r>
             <w:r>
               <w:rPr>
@@ -1694,7 +1694,7 @@
               <w14:ligatures w14:val="standardContextual"/>
             </w:rPr>
           </w:pPr>
-          <w:hyperlink w:anchor="_Toc234829265" w:history="1">
+          <w:hyperlink w:anchor="_Toc234830963" w:history="1">
             <w:r>
               <w:rPr>
                 <w:rStyle w:val="Hyperlink"/>
@@ -1738,7 +1738,7 @@
                 <w:noProof/>
                 <w:webHidden/>
               </w:rPr>
-              <w:instrText xml:space="preserve"> PAGEREF _Toc234829265 \h </w:instrText>
+              <w:instrText xml:space="preserve"> PAGEREF _Toc234830963 \h </w:instrText>
             </w:r>
             <w:r>
               <w:rPr>
@@ -1784,7 +1784,7 @@
               <w14:ligatures w14:val="standardContextual"/>
             </w:rPr>
           </w:pPr>
-          <w:hyperlink w:anchor="_Toc234829266" w:history="1">
+          <w:hyperlink w:anchor="_Toc234830964" w:history="1">
             <w:r>
               <w:rPr>
                 <w:rStyle w:val="Hyperlink"/>
@@ -1828,7 +1828,7 @@
                 <w:noProof/>
                 <w:webHidden/>
               </w:rPr>
-              <w:instrText xml:space="preserve"> PAGEREF _Toc234829266 \h </w:instrText>
+              <w:instrText xml:space="preserve"> PAGEREF _Toc234830964 \h </w:instrText>
             </w:r>
             <w:r>
               <w:rPr>
@@ -1874,7 +1874,7 @@
               <w14:ligatures w14:val="standardContextual"/>
             </w:rPr>
           </w:pPr>
-          <w:hyperlink w:anchor="_Toc234829267" w:history="1">
+          <w:hyperlink w:anchor="_Toc234830965" w:history="1">
             <w:r>
               <w:rPr>
                 <w:rStyle w:val="Hyperlink"/>
@@ -1918,7 +1918,7 @@
                 <w:noProof/>
                 <w:webHidden/>
               </w:rPr>
-              <w:instrText xml:space="preserve"> PAGEREF _Toc234829267 \h </w:instrText>
+              <w:instrText xml:space="preserve"> PAGEREF _Toc234830965 \h </w:instrText>
             </w:r>
             <w:r>
               <w:rPr>
@@ -1964,7 +1964,7 @@
               <w14:ligatures w14:val="standardContextual"/>
             </w:rPr>
           </w:pPr>
-          <w:hyperlink w:anchor="_Toc234829268" w:history="1">
+          <w:hyperlink w:anchor="_Toc234830966" w:history="1">
             <w:r>
               <w:rPr>
                 <w:rStyle w:val="Hyperlink"/>
@@ -2008,7 +2008,7 @@
                 <w:noProof/>
                 <w:webHidden/>
               </w:rPr>
-              <w:instrText xml:space="preserve"> PAGEREF _Toc234829268 \h </w:instrText>
+              <w:instrText xml:space="preserve"> PAGEREF _Toc234830966 \h </w:instrText>
             </w:r>
             <w:r>
               <w:rPr>
@@ -2054,7 +2054,7 @@
               <w14:ligatures w14:val="standardContextual"/>
             </w:rPr>
           </w:pPr>
-          <w:hyperlink w:anchor="_Toc234829269" w:history="1">
+          <w:hyperlink w:anchor="_Toc234830967" w:history="1">
             <w:r>
               <w:rPr>
                 <w:rStyle w:val="Hyperlink"/>
@@ -2098,7 +2098,7 @@
                 <w:noProof/>
                 <w:webHidden/>
               </w:rPr>
-              <w:instrText xml:space="preserve"> PAGEREF _Toc234829269 \h </w:instrText>
+              <w:instrText xml:space="preserve"> PAGEREF _Toc234830967 \h </w:instrText>
             </w:r>
             <w:r>
               <w:rPr>
@@ -2144,7 +2144,7 @@
               <w14:ligatures w14:val="standardContextual"/>
             </w:rPr>
           </w:pPr>
-          <w:hyperlink w:anchor="_Toc234829270" w:history="1">
+          <w:hyperlink w:anchor="_Toc234830968" w:history="1">
             <w:r>
               <w:rPr>
                 <w:rStyle w:val="Hyperlink"/>
@@ -2188,7 +2188,7 @@
                 <w:noProof/>
                 <w:webHidden/>
               </w:rPr>
-              <w:instrText xml:space="preserve"> PAGEREF _Toc234829270 \h </w:instrText>
+              <w:instrText xml:space="preserve"> PAGEREF _Toc234830968 \h </w:instrText>
             </w:r>
             <w:r>
               <w:rPr>
@@ -2234,7 +2234,7 @@
               <w14:ligatures w14:val="standardContextual"/>
             </w:rPr>
           </w:pPr>
-          <w:hyperlink w:anchor="_Toc234829271" w:history="1">
+          <w:hyperlink w:anchor="_Toc234830969" w:history="1">
             <w:r>
               <w:rPr>
                 <w:rStyle w:val="Hyperlink"/>
@@ -2278,7 +2278,7 @@
                 <w:noProof/>
                 <w:webHidden/>
               </w:rPr>
-              <w:instrText xml:space="preserve"> PAGEREF _Toc234829271 \h </w:instrText>
+              <w:instrText xml:space="preserve"> PAGEREF _Toc234830969 \h </w:instrText>
             </w:r>
             <w:r>
               <w:rPr>
@@ -2324,7 +2324,7 @@
               <w14:ligatures w14:val="standardContextual"/>
             </w:rPr>
           </w:pPr>
-          <w:hyperlink w:anchor="_Toc234829272" w:history="1">
+          <w:hyperlink w:anchor="_Toc234830970" w:history="1">
             <w:r>
               <w:rPr>
                 <w:rStyle w:val="Hyperlink"/>
@@ -2368,7 +2368,7 @@
                 <w:noProof/>
                 <w:webHidden/>
               </w:rPr>
-              <w:instrText xml:space="preserve"> PAGEREF _Toc234829272 \h </w:instrText>
+              <w:instrText xml:space="preserve"> PAGEREF _Toc234830970 \h </w:instrText>
             </w:r>
             <w:r>
               <w:rPr>
@@ -2414,7 +2414,7 @@
               <w14:ligatures w14:val="standardContextual"/>
             </w:rPr>
           </w:pPr>
-          <w:hyperlink w:anchor="_Toc234829273" w:history="1">
+          <w:hyperlink w:anchor="_Toc234830971" w:history="1">
             <w:r>
               <w:rPr>
                 <w:rStyle w:val="Hyperlink"/>
@@ -2458,7 +2458,7 @@
                 <w:noProof/>
                 <w:webHidden/>
               </w:rPr>
-              <w:instrText xml:space="preserve"> PAGEREF _Toc234829273 \h </w:instrText>
+              <w:instrText xml:space="preserve"> PAGEREF _Toc234830971 \h </w:instrText>
             </w:r>
             <w:r>
               <w:rPr>
@@ -2504,7 +2504,7 @@
               <w14:ligatures w14:val="standardContextual"/>
             </w:rPr>
           </w:pPr>
-          <w:hyperlink w:anchor="_Toc234829274" w:history="1">
+          <w:hyperlink w:anchor="_Toc234830972" w:history="1">
             <w:r>
               <w:rPr>
                 <w:rStyle w:val="Hyperlink"/>
@@ -2548,7 +2548,7 @@
                 <w:noProof/>
                 <w:webHidden/>
               </w:rPr>
-              <w:instrText xml:space="preserve"> PAGEREF _Toc234829274 \h </w:instrText>
+              <w:instrText xml:space="preserve"> PAGEREF _Toc234830972 \h </w:instrText>
             </w:r>
             <w:r>
               <w:rPr>
@@ -2594,7 +2594,7 @@
               <w14:ligatures w14:val="standardContextual"/>
             </w:rPr>
           </w:pPr>
-          <w:hyperlink w:anchor="_Toc234829275" w:history="1">
+          <w:hyperlink w:anchor="_Toc234830973" w:history="1">
             <w:r>
               <w:rPr>
                 <w:rStyle w:val="Hyperlink"/>
@@ -2638,7 +2638,7 @@
                 <w:noProof/>
                 <w:webHidden/>
               </w:rPr>
-              <w:instrText xml:space="preserve"> PAGEREF _Toc234829275 \h </w:instrText>
+              <w:instrText xml:space="preserve"> PAGEREF _Toc234830973 \h </w:instrText>
             </w:r>
             <w:r>
               <w:rPr>
@@ -2684,7 +2684,7 @@
               <w14:ligatures w14:val="standardContextual"/>
             </w:rPr>
           </w:pPr>
-          <w:hyperlink w:anchor="_Toc234829276" w:history="1">
+          <w:hyperlink w:anchor="_Toc234830974" w:history="1">
             <w:r>
               <w:rPr>
                 <w:rStyle w:val="Hyperlink"/>
@@ -2728,7 +2728,7 @@
                 <w:noProof/>
                 <w:webHidden/>
               </w:rPr>
-              <w:instrText xml:space="preserve"> PAGEREF _Toc234829276 \h </w:instrText>
+              <w:instrText xml:space="preserve"> PAGEREF _Toc234830974 \h </w:instrText>
             </w:r>
             <w:r>
               <w:rPr>
@@ -2774,7 +2774,7 @@
               <w14:ligatures w14:val="standardContextual"/>
             </w:rPr>
           </w:pPr>
-          <w:hyperlink w:anchor="_Toc234829277" w:history="1">
+          <w:hyperlink w:anchor="_Toc234830975" w:history="1">
             <w:r>
               <w:rPr>
                 <w:rStyle w:val="Hyperlink"/>
@@ -2818,7 +2818,7 @@
                 <w:noProof/>
                 <w:webHidden/>
               </w:rPr>
-              <w:instrText xml:space="preserve"> PAGEREF _Toc234829277 \h </w:instrText>
+              <w:instrText xml:space="preserve"> PAGEREF _Toc234830975 \h </w:instrText>
             </w:r>
             <w:r>
               <w:rPr>
@@ -2864,7 +2864,7 @@
               <w14:ligatures w14:val="standardContextual"/>
             </w:rPr>
           </w:pPr>
-          <w:hyperlink w:anchor="_Toc234829278" w:history="1">
+          <w:hyperlink w:anchor="_Toc234830976" w:history="1">
             <w:r>
               <w:rPr>
                 <w:rStyle w:val="Hyperlink"/>
@@ -2908,7 +2908,7 @@
                 <w:noProof/>
                 <w:webHidden/>
               </w:rPr>
-              <w:instrText xml:space="preserve"> PAGEREF _Toc234829278 \h </w:instrText>
+              <w:instrText xml:space="preserve"> PAGEREF _Toc234830976 \h </w:instrText>
             </w:r>
             <w:r>
               <w:rPr>
@@ -2954,7 +2954,7 @@
               <w14:ligatures w14:val="standardContextual"/>
             </w:rPr>
           </w:pPr>
-          <w:hyperlink w:anchor="_Toc234829279" w:history="1">
+          <w:hyperlink w:anchor="_Toc234830977" w:history="1">
             <w:r>
               <w:rPr>
                 <w:rStyle w:val="Hyperlink"/>
@@ -2998,7 +2998,7 @@
                 <w:noProof/>
                 <w:webHidden/>
               </w:rPr>
-              <w:instrText xml:space="preserve"> PAGEREF _Toc234829279 \h </w:instrText>
+              <w:instrText xml:space="preserve"> PAGEREF _Toc234830977 \h </w:instrText>
             </w:r>
             <w:r>
               <w:rPr>
@@ -3044,7 +3044,7 @@
               <w14:ligatures w14:val="standardContextual"/>
             </w:rPr>
           </w:pPr>
-          <w:hyperlink w:anchor="_Toc234829280" w:history="1">
+          <w:hyperlink w:anchor="_Toc234830978" w:history="1">
             <w:r>
               <w:rPr>
                 <w:rStyle w:val="Hyperlink"/>
@@ -3088,7 +3088,7 @@
                 <w:noProof/>
                 <w:webHidden/>
               </w:rPr>
-              <w:instrText xml:space="preserve"> PAGEREF _Toc234829280 \h </w:instrText>
+              <w:instrText xml:space="preserve"> PAGEREF _Toc234830978 \h </w:instrText>
             </w:r>
             <w:r>
               <w:rPr>
@@ -3134,7 +3134,7 @@
               <w14:ligatures w14:val="standardContextual"/>
             </w:rPr>
           </w:pPr>
-          <w:hyperlink w:anchor="_Toc234829281" w:history="1">
+          <w:hyperlink w:anchor="_Toc234830979" w:history="1">
             <w:r>
               <w:rPr>
                 <w:rStyle w:val="Hyperlink"/>
@@ -3178,7 +3178,7 @@
                 <w:noProof/>
                 <w:webHidden/>
               </w:rPr>
-              <w:instrText xml:space="preserve"> PAGEREF _Toc234829281 \h </w:instrText>
+              <w:instrText xml:space="preserve"> PAGEREF _Toc234830979 \h </w:instrText>
             </w:r>
             <w:r>
               <w:rPr>
@@ -3224,7 +3224,7 @@
               <w14:ligatures w14:val="standardContextual"/>
             </w:rPr>
           </w:pPr>
-          <w:hyperlink w:anchor="_Toc234829282" w:history="1">
+          <w:hyperlink w:anchor="_Toc234830980" w:history="1">
             <w:r>
               <w:rPr>
                 <w:rStyle w:val="Hyperlink"/>
@@ -3268,7 +3268,7 @@
                 <w:noProof/>
                 <w:webHidden/>
               </w:rPr>
-              <w:instrText xml:space="preserve"> PAGEREF _Toc234829282 \h </w:instrText>
+              <w:instrText xml:space="preserve"> PAGEREF _Toc234830980 \h </w:instrText>
             </w:r>
             <w:r>
               <w:rPr>
@@ -3314,7 +3314,7 @@
               <w14:ligatures w14:val="standardContextual"/>
             </w:rPr>
           </w:pPr>
-          <w:hyperlink w:anchor="_Toc234829283" w:history="1">
+          <w:hyperlink w:anchor="_Toc234830981" w:history="1">
             <w:r>
               <w:rPr>
                 <w:rStyle w:val="Hyperlink"/>
@@ -3358,7 +3358,7 @@
                 <w:noProof/>
                 <w:webHidden/>
               </w:rPr>
-              <w:instrText xml:space="preserve"> PAGEREF _Toc234829283 \h </w:instrText>
+              <w:instrText xml:space="preserve"> PAGEREF _Toc234830981 \h </w:instrText>
             </w:r>
             <w:r>
               <w:rPr>
@@ -3404,7 +3404,7 @@
               <w14:ligatures w14:val="standardContextual"/>
             </w:rPr>
           </w:pPr>
-          <w:hyperlink w:anchor="_Toc234829284" w:history="1">
+          <w:hyperlink w:anchor="_Toc234830982" w:history="1">
             <w:r>
               <w:rPr>
                 <w:rStyle w:val="Hyperlink"/>
@@ -3448,7 +3448,7 @@
                 <w:noProof/>
                 <w:webHidden/>
               </w:rPr>
-              <w:instrText xml:space="preserve"> PAGEREF _Toc234829284 \h </w:instrText>
+              <w:instrText xml:space="preserve"> PAGEREF _Toc234830982 \h </w:instrText>
             </w:r>
             <w:r>
               <w:rPr>
@@ -3494,7 +3494,7 @@
               <w14:ligatures w14:val="standardContextual"/>
             </w:rPr>
           </w:pPr>
-          <w:hyperlink w:anchor="_Toc234829285" w:history="1">
+          <w:hyperlink w:anchor="_Toc234830983" w:history="1">
             <w:r>
               <w:rPr>
                 <w:rStyle w:val="Hyperlink"/>
@@ -3538,7 +3538,7 @@
                 <w:noProof/>
                 <w:webHidden/>
               </w:rPr>
-              <w:instrText xml:space="preserve"> PAGEREF _Toc234829285 \h </w:instrText>
+              <w:instrText xml:space="preserve"> PAGEREF _Toc234830983 \h </w:instrText>
             </w:r>
             <w:r>
               <w:rPr>
@@ -3584,7 +3584,7 @@
               <w14:ligatures w14:val="standardContextual"/>
             </w:rPr>
           </w:pPr>
-          <w:hyperlink w:anchor="_Toc234829286" w:history="1">
+          <w:hyperlink w:anchor="_Toc234830984" w:history="1">
             <w:r>
               <w:rPr>
                 <w:rStyle w:val="Hyperlink"/>
@@ -3628,7 +3628,7 @@
                 <w:noProof/>
                 <w:webHidden/>
               </w:rPr>
-              <w:instrText xml:space="preserve"> PAGEREF _Toc234829286 \h </w:instrText>
+              <w:instrText xml:space="preserve"> PAGEREF _Toc234830984 \h </w:instrText>
             </w:r>
             <w:r>
               <w:rPr>
@@ -3674,7 +3674,7 @@
               <w14:ligatures w14:val="standardContextual"/>
             </w:rPr>
           </w:pPr>
-          <w:hyperlink w:anchor="_Toc234829287" w:history="1">
+          <w:hyperlink w:anchor="_Toc234830985" w:history="1">
             <w:r>
               <w:rPr>
                 <w:rStyle w:val="Hyperlink"/>
@@ -3718,7 +3718,7 @@
                 <w:noProof/>
                 <w:webHidden/>
               </w:rPr>
-              <w:instrText xml:space="preserve"> PAGEREF _Toc234829287 \h </w:instrText>
+              <w:instrText xml:space="preserve"> PAGEREF _Toc234830985 \h </w:instrText>
             </w:r>
             <w:r>
               <w:rPr>
@@ -3764,7 +3764,7 @@
               <w14:ligatures w14:val="standardContextual"/>
             </w:rPr>
           </w:pPr>
-          <w:hyperlink w:anchor="_Toc234829288" w:history="1">
+          <w:hyperlink w:anchor="_Toc234830986" w:history="1">
             <w:r>
               <w:rPr>
                 <w:rStyle w:val="Hyperlink"/>
@@ -3808,7 +3808,7 @@
                 <w:noProof/>
                 <w:webHidden/>
               </w:rPr>
-              <w:instrText xml:space="preserve"> PAGEREF _Toc234829288 \h </w:instrText>
+              <w:instrText xml:space="preserve"> PAGEREF _Toc234830986 \h </w:instrText>
             </w:r>
             <w:r>
               <w:rPr>
@@ -3854,7 +3854,7 @@
               <w14:ligatures w14:val="standardContextual"/>
             </w:rPr>
           </w:pPr>
-          <w:hyperlink w:anchor="_Toc234829289" w:history="1">
+          <w:hyperlink w:anchor="_Toc234830987" w:history="1">
             <w:r>
               <w:rPr>
                 <w:rStyle w:val="Hyperlink"/>
@@ -3898,7 +3898,7 @@
                 <w:noProof/>
                 <w:webHidden/>
               </w:rPr>
-              <w:instrText xml:space="preserve"> PAGEREF _Toc234829289 \h </w:instrText>
+              <w:instrText xml:space="preserve"> PAGEREF _Toc234830987 \h </w:instrText>
             </w:r>
             <w:r>
               <w:rPr>
@@ -3944,7 +3944,7 @@
               <w14:ligatures w14:val="standardContextual"/>
             </w:rPr>
           </w:pPr>
-          <w:hyperlink w:anchor="_Toc234829290" w:history="1">
+          <w:hyperlink w:anchor="_Toc234830988" w:history="1">
             <w:r>
               <w:rPr>
                 <w:rStyle w:val="Hyperlink"/>
@@ -3988,7 +3988,7 @@
                 <w:noProof/>
                 <w:webHidden/>
               </w:rPr>
-              <w:instrText xml:space="preserve"> PAGEREF _Toc234829290 \h </w:instrText>
+              <w:instrText xml:space="preserve"> PAGEREF _Toc234830988 \h </w:instrText>
             </w:r>
             <w:r>
               <w:rPr>
@@ -4034,7 +4034,7 @@
               <w14:ligatures w14:val="standardContextual"/>
             </w:rPr>
           </w:pPr>
-          <w:hyperlink w:anchor="_Toc234829291" w:history="1">
+          <w:hyperlink w:anchor="_Toc234830989" w:history="1">
             <w:r>
               <w:rPr>
                 <w:rStyle w:val="Hyperlink"/>
@@ -4078,7 +4078,7 @@
                 <w:noProof/>
                 <w:webHidden/>
               </w:rPr>
-              <w:instrText xml:space="preserve"> PAGEREF _Toc234829291 \h </w:instrText>
+              <w:instrText xml:space="preserve"> PAGEREF _Toc234830989 \h </w:instrText>
             </w:r>
             <w:r>
               <w:rPr>
@@ -4124,7 +4124,7 @@
               <w14:ligatures w14:val="standardContextual"/>
             </w:rPr>
           </w:pPr>
-          <w:hyperlink w:anchor="_Toc234829292" w:history="1">
+          <w:hyperlink w:anchor="_Toc234830990" w:history="1">
             <w:r>
               <w:rPr>
                 <w:rStyle w:val="Hyperlink"/>
@@ -4168,7 +4168,7 @@
                 <w:noProof/>
                 <w:webHidden/>
               </w:rPr>
-              <w:instrText xml:space="preserve"> PAGEREF _Toc234829292 \h </w:instrText>
+              <w:instrText xml:space="preserve"> PAGEREF _Toc234830990 \h </w:instrText>
             </w:r>
             <w:r>
               <w:rPr>
@@ -4214,7 +4214,7 @@
               <w14:ligatures w14:val="standardContextual"/>
             </w:rPr>
           </w:pPr>
-          <w:hyperlink w:anchor="_Toc234829293" w:history="1">
+          <w:hyperlink w:anchor="_Toc234830991" w:history="1">
             <w:r>
               <w:rPr>
                 <w:rStyle w:val="Hyperlink"/>
@@ -4258,7 +4258,7 @@
                 <w:noProof/>
                 <w:webHidden/>
               </w:rPr>
-              <w:instrText xml:space="preserve"> PAGEREF _Toc234829293 \h </w:instrText>
+              <w:instrText xml:space="preserve"> PAGEREF _Toc234830991 \h </w:instrText>
             </w:r>
             <w:r>
               <w:rPr>
@@ -4304,7 +4304,7 @@
               <w14:ligatures w14:val="standardContextual"/>
             </w:rPr>
           </w:pPr>
-          <w:hyperlink w:anchor="_Toc234829294" w:history="1">
+          <w:hyperlink w:anchor="_Toc234830992" w:history="1">
             <w:r>
               <w:rPr>
                 <w:rStyle w:val="Hyperlink"/>
@@ -4348,7 +4348,7 @@
                 <w:noProof/>
                 <w:webHidden/>
               </w:rPr>
-              <w:instrText xml:space="preserve"> PAGEREF _Toc234829294 \h </w:instrText>
+              <w:instrText xml:space="preserve"> PAGEREF _Toc234830992 \h </w:instrText>
             </w:r>
             <w:r>
               <w:rPr>
@@ -4394,7 +4394,7 @@
               <w14:ligatures w14:val="standardContextual"/>
             </w:rPr>
           </w:pPr>
-          <w:hyperlink w:anchor="_Toc234829295" w:history="1">
+          <w:hyperlink w:anchor="_Toc234830993" w:history="1">
             <w:r>
               <w:rPr>
                 <w:rStyle w:val="Hyperlink"/>
@@ -4438,7 +4438,7 @@
                 <w:noProof/>
                 <w:webHidden/>
               </w:rPr>
-              <w:instrText xml:space="preserve"> PAGEREF _Toc234829295 \h </w:instrText>
+              <w:instrText xml:space="preserve"> PAGEREF _Toc234830993 \h </w:instrText>
             </w:r>
             <w:r>
               <w:rPr>
@@ -4484,7 +4484,7 @@
               <w14:ligatures w14:val="standardContextual"/>
             </w:rPr>
           </w:pPr>
-          <w:hyperlink w:anchor="_Toc234829296" w:history="1">
+          <w:hyperlink w:anchor="_Toc234830994" w:history="1">
             <w:r>
               <w:rPr>
                 <w:rStyle w:val="Hyperlink"/>
@@ -4528,7 +4528,7 @@
                 <w:noProof/>
                 <w:webHidden/>
               </w:rPr>
-              <w:instrText xml:space="preserve"> PAGEREF _Toc234829296 \h </w:instrText>
+              <w:instrText xml:space="preserve"> PAGEREF _Toc234830994 \h </w:instrText>
             </w:r>
             <w:r>
               <w:rPr>
@@ -4574,7 +4574,7 @@
               <w14:ligatures w14:val="standardContextual"/>
             </w:rPr>
           </w:pPr>
-          <w:hyperlink w:anchor="_Toc234829297" w:history="1">
+          <w:hyperlink w:anchor="_Toc234830995" w:history="1">
             <w:r>
               <w:rPr>
                 <w:rStyle w:val="Hyperlink"/>
@@ -4618,7 +4618,7 @@
                 <w:noProof/>
                 <w:webHidden/>
               </w:rPr>
-              <w:instrText xml:space="preserve"> PAGEREF _Toc234829297 \h </w:instrText>
+              <w:instrText xml:space="preserve"> PAGEREF _Toc234830995 \h </w:instrText>
             </w:r>
             <w:r>
               <w:rPr>
@@ -4664,7 +4664,7 @@
               <w14:ligatures w14:val="standardContextual"/>
             </w:rPr>
           </w:pPr>
-          <w:hyperlink w:anchor="_Toc234829298" w:history="1">
+          <w:hyperlink w:anchor="_Toc234830996" w:history="1">
             <w:r>
               <w:rPr>
                 <w:rStyle w:val="Hyperlink"/>
@@ -4708,7 +4708,7 @@
                 <w:noProof/>
                 <w:webHidden/>
               </w:rPr>
-              <w:instrText xml:space="preserve"> PAGEREF _Toc234829298 \h </w:instrText>
+              <w:instrText xml:space="preserve"> PAGEREF _Toc234830996 \h </w:instrText>
             </w:r>
             <w:r>
               <w:rPr>
@@ -4754,7 +4754,7 @@
               <w14:ligatures w14:val="standardContextual"/>
             </w:rPr>
           </w:pPr>
-          <w:hyperlink w:anchor="_Toc234829299" w:history="1">
+          <w:hyperlink w:anchor="_Toc234830997" w:history="1">
             <w:r>
               <w:rPr>
                 <w:rStyle w:val="Hyperlink"/>
@@ -4798,7 +4798,7 @@
                 <w:noProof/>
                 <w:webHidden/>
               </w:rPr>
-              <w:instrText xml:space="preserve"> PAGEREF _Toc234829299 \h </w:instrText>
+              <w:instrText xml:space="preserve"> PAGEREF _Toc234830997 \h </w:instrText>
             </w:r>
             <w:r>
               <w:rPr>
@@ -4844,7 +4844,7 @@
               <w14:ligatures w14:val="standardContextual"/>
             </w:rPr>
           </w:pPr>
-          <w:hyperlink w:anchor="_Toc234829300" w:history="1">
+          <w:hyperlink w:anchor="_Toc234830998" w:history="1">
             <w:r>
               <w:rPr>
                 <w:rStyle w:val="Hyperlink"/>
@@ -4888,7 +4888,7 @@
                 <w:noProof/>
                 <w:webHidden/>
               </w:rPr>
-              <w:instrText xml:space="preserve"> PAGEREF _Toc234829300 \h </w:instrText>
+              <w:instrText xml:space="preserve"> PAGEREF _Toc234830998 \h </w:instrText>
             </w:r>
             <w:r>
               <w:rPr>
@@ -4934,7 +4934,7 @@
               <w14:ligatures w14:val="standardContextual"/>
             </w:rPr>
           </w:pPr>
-          <w:hyperlink w:anchor="_Toc234829301" w:history="1">
+          <w:hyperlink w:anchor="_Toc234830999" w:history="1">
             <w:r>
               <w:rPr>
                 <w:rStyle w:val="Hyperlink"/>
@@ -4978,7 +4978,7 @@
                 <w:noProof/>
                 <w:webHidden/>
               </w:rPr>
-              <w:instrText xml:space="preserve"> PAGEREF _Toc234829301 \h </w:instrText>
+              <w:instrText xml:space="preserve"> PAGEREF _Toc234830999 \h </w:instrText>
             </w:r>
             <w:r>
               <w:rPr>
@@ -5024,7 +5024,7 @@
               <w14:ligatures w14:val="standardContextual"/>
             </w:rPr>
           </w:pPr>
-          <w:hyperlink w:anchor="_Toc234829302" w:history="1">
+          <w:hyperlink w:anchor="_Toc234831000" w:history="1">
             <w:r>
               <w:rPr>
                 <w:rStyle w:val="Hyperlink"/>
@@ -5068,7 +5068,7 @@
                 <w:noProof/>
                 <w:webHidden/>
               </w:rPr>
-              <w:instrText xml:space="preserve"> PAGEREF _Toc234829302 \h </w:instrText>
+              <w:instrText xml:space="preserve"> PAGEREF _Toc234831000 \h </w:instrText>
             </w:r>
             <w:r>
               <w:rPr>
@@ -5114,7 +5114,7 @@
               <w14:ligatures w14:val="standardContextual"/>
             </w:rPr>
           </w:pPr>
-          <w:hyperlink w:anchor="_Toc234829303" w:history="1">
+          <w:hyperlink w:anchor="_Toc234831001" w:history="1">
             <w:r>
               <w:rPr>
                 <w:rStyle w:val="Hyperlink"/>
@@ -5158,7 +5158,7 @@
                 <w:noProof/>
                 <w:webHidden/>
               </w:rPr>
-              <w:instrText xml:space="preserve"> PAGEREF _Toc234829303 \h </w:instrText>
+              <w:instrText xml:space="preserve"> PAGEREF _Toc234831001 \h </w:instrText>
             </w:r>
             <w:r>
               <w:rPr>
@@ -5204,7 +5204,7 @@
               <w14:ligatures w14:val="standardContextual"/>
             </w:rPr>
           </w:pPr>
-          <w:hyperlink w:anchor="_Toc234829304" w:history="1">
+          <w:hyperlink w:anchor="_Toc234831002" w:history="1">
             <w:r>
               <w:rPr>
                 <w:rStyle w:val="Hyperlink"/>
@@ -5248,7 +5248,7 @@
                 <w:noProof/>
                 <w:webHidden/>
               </w:rPr>
-              <w:instrText xml:space="preserve"> PAGEREF _Toc234829304 \h </w:instrText>
+              <w:instrText xml:space="preserve"> PAGEREF _Toc234831002 \h </w:instrText>
             </w:r>
             <w:r>
               <w:rPr>
@@ -5294,7 +5294,7 @@
               <w14:ligatures w14:val="standardContextual"/>
             </w:rPr>
           </w:pPr>
-          <w:hyperlink w:anchor="_Toc234829305" w:history="1">
+          <w:hyperlink w:anchor="_Toc234831003" w:history="1">
             <w:r>
               <w:rPr>
                 <w:rStyle w:val="Hyperlink"/>
@@ -5338,7 +5338,7 @@
                 <w:noProof/>
                 <w:webHidden/>
               </w:rPr>
-              <w:instrText xml:space="preserve"> PAGEREF _Toc234829305 \h </w:instrText>
+              <w:instrText xml:space="preserve"> PAGEREF _Toc234831003 \h </w:instrText>
             </w:r>
             <w:r>
               <w:rPr>
@@ -5384,7 +5384,7 @@
               <w14:ligatures w14:val="standardContextual"/>
             </w:rPr>
           </w:pPr>
-          <w:hyperlink w:anchor="_Toc234829306" w:history="1">
+          <w:hyperlink w:anchor="_Toc234831004" w:history="1">
             <w:r>
               <w:rPr>
                 <w:rStyle w:val="Hyperlink"/>
@@ -5428,7 +5428,7 @@
                 <w:noProof/>
                 <w:webHidden/>
               </w:rPr>
-              <w:instrText xml:space="preserve"> PAGEREF _Toc234829306 \h </w:instrText>
+              <w:instrText xml:space="preserve"> PAGEREF _Toc234831004 \h </w:instrText>
             </w:r>
             <w:r>
               <w:rPr>
@@ -5474,7 +5474,7 @@
               <w14:ligatures w14:val="standardContextual"/>
             </w:rPr>
           </w:pPr>
-          <w:hyperlink w:anchor="_Toc234829307" w:history="1">
+          <w:hyperlink w:anchor="_Toc234831005" w:history="1">
             <w:r>
               <w:rPr>
                 <w:rStyle w:val="Hyperlink"/>
@@ -5518,7 +5518,7 @@
                 <w:noProof/>
                 <w:webHidden/>
               </w:rPr>
-              <w:instrText xml:space="preserve"> PAGEREF _Toc234829307 \h </w:instrText>
+              <w:instrText xml:space="preserve"> PAGEREF _Toc234831005 \h </w:instrText>
             </w:r>
             <w:r>
               <w:rPr>
@@ -5564,7 +5564,7 @@
               <w14:ligatures w14:val="standardContextual"/>
             </w:rPr>
           </w:pPr>
-          <w:hyperlink w:anchor="_Toc234829308" w:history="1">
+          <w:hyperlink w:anchor="_Toc234831006" w:history="1">
             <w:r>
               <w:rPr>
                 <w:rStyle w:val="Hyperlink"/>
@@ -5608,7 +5608,7 @@
                 <w:noProof/>
                 <w:webHidden/>
               </w:rPr>
-              <w:instrText xml:space="preserve"> PAGEREF _Toc234829308 \h </w:instrText>
+              <w:instrText xml:space="preserve"> PAGEREF _Toc234831006 \h </w:instrText>
             </w:r>
             <w:r>
               <w:rPr>
@@ -5654,7 +5654,7 @@
               <w14:ligatures w14:val="standardContextual"/>
             </w:rPr>
           </w:pPr>
-          <w:hyperlink w:anchor="_Toc234829309" w:history="1">
+          <w:hyperlink w:anchor="_Toc234831007" w:history="1">
             <w:r>
               <w:rPr>
                 <w:rStyle w:val="Hyperlink"/>
@@ -5698,7 +5698,7 @@
                 <w:noProof/>
                 <w:webHidden/>
               </w:rPr>
-              <w:instrText xml:space="preserve"> PAGEREF _Toc234829309 \h </w:instrText>
+              <w:instrText xml:space="preserve"> PAGEREF _Toc234831007 \h </w:instrText>
             </w:r>
             <w:r>
               <w:rPr>
@@ -5744,7 +5744,7 @@
               <w14:ligatures w14:val="standardContextual"/>
             </w:rPr>
           </w:pPr>
-          <w:hyperlink w:anchor="_Toc234829310" w:history="1">
+          <w:hyperlink w:anchor="_Toc234831008" w:history="1">
             <w:r>
               <w:rPr>
                 <w:rStyle w:val="Hyperlink"/>
@@ -5788,7 +5788,7 @@
                 <w:noProof/>
                 <w:webHidden/>
               </w:rPr>
-              <w:instrText xml:space="preserve"> PAGEREF _Toc234829310 \h </w:instrText>
+              <w:instrText xml:space="preserve"> PAGEREF _Toc234831008 \h </w:instrText>
             </w:r>
             <w:r>
               <w:rPr>
@@ -5834,7 +5834,7 @@
               <w14:ligatures w14:val="standardContextual"/>
             </w:rPr>
           </w:pPr>
-          <w:hyperlink w:anchor="_Toc234829311" w:history="1">
+          <w:hyperlink w:anchor="_Toc234831009" w:history="1">
             <w:r>
               <w:rPr>
                 <w:rStyle w:val="Hyperlink"/>
@@ -5878,7 +5878,7 @@
                 <w:noProof/>
                 <w:webHidden/>
               </w:rPr>
-              <w:instrText xml:space="preserve"> PAGEREF _Toc234829311 \h </w:instrText>
+              <w:instrText xml:space="preserve"> PAGEREF _Toc234831009 \h </w:instrText>
             </w:r>
             <w:r>
               <w:rPr>
@@ -5924,7 +5924,7 @@
               <w14:ligatures w14:val="standardContextual"/>
             </w:rPr>
           </w:pPr>
-          <w:hyperlink w:anchor="_Toc234829312" w:history="1">
+          <w:hyperlink w:anchor="_Toc234831010" w:history="1">
             <w:r>
               <w:rPr>
                 <w:rStyle w:val="Hyperlink"/>
@@ -5968,7 +5968,7 @@
                 <w:noProof/>
                 <w:webHidden/>
               </w:rPr>
-              <w:instrText xml:space="preserve"> PAGEREF _Toc234829312 \h </w:instrText>
+              <w:instrText xml:space="preserve"> PAGEREF _Toc234831010 \h </w:instrText>
             </w:r>
             <w:r>
               <w:rPr>
@@ -6014,7 +6014,7 @@
               <w14:ligatures w14:val="standardContextual"/>
             </w:rPr>
           </w:pPr>
-          <w:hyperlink w:anchor="_Toc234829313" w:history="1">
+          <w:hyperlink w:anchor="_Toc234831011" w:history="1">
             <w:r>
               <w:rPr>
                 <w:rStyle w:val="Hyperlink"/>
@@ -6058,7 +6058,7 @@
                 <w:noProof/>
                 <w:webHidden/>
               </w:rPr>
-              <w:instrText xml:space="preserve"> PAGEREF _Toc234829313 \h </w:instrText>
+              <w:instrText xml:space="preserve"> PAGEREF _Toc234831011 \h </w:instrText>
             </w:r>
             <w:r>
               <w:rPr>
@@ -6104,7 +6104,7 @@
               <w14:ligatures w14:val="standardContextual"/>
             </w:rPr>
           </w:pPr>
-          <w:hyperlink w:anchor="_Toc234829314" w:history="1">
+          <w:hyperlink w:anchor="_Toc234831012" w:history="1">
             <w:r>
               <w:rPr>
                 <w:rStyle w:val="Hyperlink"/>
@@ -6148,7 +6148,7 @@
                 <w:noProof/>
                 <w:webHidden/>
               </w:rPr>
-              <w:instrText xml:space="preserve"> PAGEREF _Toc234829314 \h </w:instrText>
+              <w:instrText xml:space="preserve"> PAGEREF _Toc234831012 \h </w:instrText>
             </w:r>
             <w:r>
               <w:rPr>
@@ -6194,7 +6194,7 @@
               <w14:ligatures w14:val="standardContextual"/>
             </w:rPr>
           </w:pPr>
-          <w:hyperlink w:anchor="_Toc234829315" w:history="1">
+          <w:hyperlink w:anchor="_Toc234831013" w:history="1">
             <w:r>
               <w:rPr>
                 <w:rStyle w:val="Hyperlink"/>
@@ -6238,7 +6238,7 @@
                 <w:noProof/>
                 <w:webHidden/>
               </w:rPr>
-              <w:instrText xml:space="preserve"> PAGEREF _Toc234829315 \h </w:instrText>
+              <w:instrText xml:space="preserve"> PAGEREF _Toc234831013 \h </w:instrText>
             </w:r>
             <w:r>
               <w:rPr>
@@ -6284,7 +6284,7 @@
               <w14:ligatures w14:val="standardContextual"/>
             </w:rPr>
           </w:pPr>
-          <w:hyperlink w:anchor="_Toc234829316" w:history="1">
+          <w:hyperlink w:anchor="_Toc234831014" w:history="1">
             <w:r>
               <w:rPr>
                 <w:rStyle w:val="Hyperlink"/>
@@ -6328,7 +6328,7 @@
                 <w:noProof/>
                 <w:webHidden/>
               </w:rPr>
-              <w:instrText xml:space="preserve"> PAGEREF _Toc234829316 \h </w:instrText>
+              <w:instrText xml:space="preserve"> PAGEREF _Toc234831014 \h </w:instrText>
             </w:r>
             <w:r>
               <w:rPr>
@@ -6374,7 +6374,7 @@
               <w14:ligatures w14:val="standardContextual"/>
             </w:rPr>
           </w:pPr>
-          <w:hyperlink w:anchor="_Toc234829317" w:history="1">
+          <w:hyperlink w:anchor="_Toc234831015" w:history="1">
             <w:r>
               <w:rPr>
                 <w:rStyle w:val="Hyperlink"/>
@@ -6418,7 +6418,7 @@
                 <w:noProof/>
                 <w:webHidden/>
               </w:rPr>
-              <w:instrText xml:space="preserve"> PAGEREF _Toc234829317 \h </w:instrText>
+              <w:instrText xml:space="preserve"> PAGEREF _Toc234831015 \h </w:instrText>
             </w:r>
             <w:r>
               <w:rPr>
@@ -6464,7 +6464,7 @@
               <w14:ligatures w14:val="standardContextual"/>
             </w:rPr>
           </w:pPr>
-          <w:hyperlink w:anchor="_Toc234829318" w:history="1">
+          <w:hyperlink w:anchor="_Toc234831016" w:history="1">
             <w:r>
               <w:rPr>
                 <w:rStyle w:val="Hyperlink"/>
@@ -6508,7 +6508,7 @@
                 <w:noProof/>
                 <w:webHidden/>
               </w:rPr>
-              <w:instrText xml:space="preserve"> PAGEREF _Toc234829318 \h </w:instrText>
+              <w:instrText xml:space="preserve"> PAGEREF _Toc234831016 \h </w:instrText>
             </w:r>
             <w:r>
               <w:rPr>
@@ -6554,7 +6554,7 @@
               <w14:ligatures w14:val="standardContextual"/>
             </w:rPr>
           </w:pPr>
-          <w:hyperlink w:anchor="_Toc234829319" w:history="1">
+          <w:hyperlink w:anchor="_Toc234831017" w:history="1">
             <w:r>
               <w:rPr>
                 <w:rStyle w:val="Hyperlink"/>
@@ -6598,7 +6598,7 @@
                 <w:noProof/>
                 <w:webHidden/>
               </w:rPr>
-              <w:instrText xml:space="preserve"> PAGEREF _Toc234829319 \h </w:instrText>
+              <w:instrText xml:space="preserve"> PAGEREF _Toc234831017 \h </w:instrText>
             </w:r>
             <w:r>
               <w:rPr>
@@ -6644,7 +6644,7 @@
               <w14:ligatures w14:val="standardContextual"/>
             </w:rPr>
           </w:pPr>
-          <w:hyperlink w:anchor="_Toc234829320" w:history="1">
+          <w:hyperlink w:anchor="_Toc234831018" w:history="1">
             <w:r>
               <w:rPr>
                 <w:rStyle w:val="Hyperlink"/>
@@ -6688,7 +6688,7 @@
                 <w:noProof/>
                 <w:webHidden/>
               </w:rPr>
-              <w:instrText xml:space="preserve"> PAGEREF _Toc234829320 \h </w:instrText>
+              <w:instrText xml:space="preserve"> PAGEREF _Toc234831018 \h </w:instrText>
             </w:r>
             <w:r>
               <w:rPr>
@@ -6734,7 +6734,7 @@
               <w14:ligatures w14:val="standardContextual"/>
             </w:rPr>
           </w:pPr>
-          <w:hyperlink w:anchor="_Toc234829321" w:history="1">
+          <w:hyperlink w:anchor="_Toc234831019" w:history="1">
             <w:r>
               <w:rPr>
                 <w:rStyle w:val="Hyperlink"/>
@@ -6778,7 +6778,7 @@
                 <w:noProof/>
                 <w:webHidden/>
               </w:rPr>
-              <w:instrText xml:space="preserve"> PAGEREF _Toc234829321 \h </w:instrText>
+              <w:instrText xml:space="preserve"> PAGEREF _Toc234831019 \h </w:instrText>
             </w:r>
             <w:r>
               <w:rPr>
@@ -6824,7 +6824,7 @@
               <w14:ligatures w14:val="standardContextual"/>
             </w:rPr>
           </w:pPr>
-          <w:hyperlink w:anchor="_Toc234829322" w:history="1">
+          <w:hyperlink w:anchor="_Toc234831020" w:history="1">
             <w:r>
               <w:rPr>
                 <w:rStyle w:val="Hyperlink"/>
@@ -6868,7 +6868,7 @@
                 <w:noProof/>
                 <w:webHidden/>
               </w:rPr>
-              <w:instrText xml:space="preserve"> PAGEREF _Toc234829322 \h </w:instrText>
+              <w:instrText xml:space="preserve"> PAGEREF _Toc234831020 \h </w:instrText>
             </w:r>
             <w:r>
               <w:rPr>
@@ -6914,7 +6914,7 @@
               <w14:ligatures w14:val="standardContextual"/>
             </w:rPr>
           </w:pPr>
-          <w:hyperlink w:anchor="_Toc234829323" w:history="1">
+          <w:hyperlink w:anchor="_Toc234831021" w:history="1">
             <w:r>
               <w:rPr>
                 <w:rStyle w:val="Hyperlink"/>
@@ -6958,7 +6958,7 @@
                 <w:noProof/>
                 <w:webHidden/>
               </w:rPr>
-              <w:instrText xml:space="preserve"> PAGEREF _Toc234829323 \h </w:instrText>
+              <w:instrText xml:space="preserve"> PAGEREF _Toc234831021 \h </w:instrText>
             </w:r>
             <w:r>
               <w:rPr>
@@ -7004,7 +7004,7 @@
               <w14:ligatures w14:val="standardContextual"/>
             </w:rPr>
           </w:pPr>
-          <w:hyperlink w:anchor="_Toc234829324" w:history="1">
+          <w:hyperlink w:anchor="_Toc234831022" w:history="1">
             <w:r>
               <w:rPr>
                 <w:rStyle w:val="Hyperlink"/>
@@ -7048,7 +7048,7 @@
                 <w:noProof/>
                 <w:webHidden/>
               </w:rPr>
-              <w:instrText xml:space="preserve"> PAGEREF _Toc234829324 \h </w:instrText>
+              <w:instrText xml:space="preserve"> PAGEREF _Toc234831022 \h </w:instrText>
             </w:r>
             <w:r>
               <w:rPr>
@@ -7094,7 +7094,7 @@
               <w14:ligatures w14:val="standardContextual"/>
             </w:rPr>
           </w:pPr>
-          <w:hyperlink w:anchor="_Toc234829325" w:history="1">
+          <w:hyperlink w:anchor="_Toc234831023" w:history="1">
             <w:r>
               <w:rPr>
                 <w:rStyle w:val="Hyperlink"/>
@@ -7138,7 +7138,7 @@
                 <w:noProof/>
                 <w:webHidden/>
               </w:rPr>
-              <w:instrText xml:space="preserve"> PAGEREF _Toc234829325 \h </w:instrText>
+              <w:instrText xml:space="preserve"> PAGEREF _Toc234831023 \h </w:instrText>
             </w:r>
             <w:r>
               <w:rPr>
@@ -7184,7 +7184,7 @@
               <w14:ligatures w14:val="standardContextual"/>
             </w:rPr>
           </w:pPr>
-          <w:hyperlink w:anchor="_Toc234829326" w:history="1">
+          <w:hyperlink w:anchor="_Toc234831024" w:history="1">
             <w:r>
               <w:rPr>
                 <w:rStyle w:val="Hyperlink"/>
@@ -7228,7 +7228,7 @@
                 <w:noProof/>
                 <w:webHidden/>
               </w:rPr>
-              <w:instrText xml:space="preserve"> PAGEREF _Toc234829326 \h </w:instrText>
+              <w:instrText xml:space="preserve"> PAGEREF _Toc234831024 \h </w:instrText>
             </w:r>
             <w:r>
               <w:rPr>
@@ -7274,7 +7274,7 @@
               <w14:ligatures w14:val="standardContextual"/>
             </w:rPr>
           </w:pPr>
-          <w:hyperlink w:anchor="_Toc234829327" w:history="1">
+          <w:hyperlink w:anchor="_Toc234831025" w:history="1">
             <w:r>
               <w:rPr>
                 <w:rStyle w:val="Hyperlink"/>
@@ -7318,7 +7318,7 @@
                 <w:noProof/>
                 <w:webHidden/>
               </w:rPr>
-              <w:instrText xml:space="preserve"> PAGEREF _Toc234829327 \h </w:instrText>
+              <w:instrText xml:space="preserve"> PAGEREF _Toc234831025 \h </w:instrText>
             </w:r>
             <w:r>
               <w:rPr>
@@ -7364,7 +7364,7 @@
               <w14:ligatures w14:val="standardContextual"/>
             </w:rPr>
           </w:pPr>
-          <w:hyperlink w:anchor="_Toc234829328" w:history="1">
+          <w:hyperlink w:anchor="_Toc234831026" w:history="1">
             <w:r>
               <w:rPr>
                 <w:rStyle w:val="Hyperlink"/>
@@ -7408,7 +7408,7 @@
                 <w:noProof/>
                 <w:webHidden/>
               </w:rPr>
-              <w:instrText xml:space="preserve"> PAGEREF _Toc234829328 \h </w:instrText>
+              <w:instrText xml:space="preserve"> PAGEREF _Toc234831026 \h </w:instrText>
             </w:r>
             <w:r>
               <w:rPr>
@@ -7454,7 +7454,7 @@
               <w14:ligatures w14:val="standardContextual"/>
             </w:rPr>
           </w:pPr>
-          <w:hyperlink w:anchor="_Toc234829329" w:history="1">
+          <w:hyperlink w:anchor="_Toc234831027" w:history="1">
             <w:r>
               <w:rPr>
                 <w:rStyle w:val="Hyperlink"/>
@@ -7498,7 +7498,7 @@
                 <w:noProof/>
                 <w:webHidden/>
               </w:rPr>
-              <w:instrText xml:space="preserve"> PAGEREF _Toc234829329 \h </w:instrText>
+              <w:instrText xml:space="preserve"> PAGEREF _Toc234831027 \h </w:instrText>
             </w:r>
             <w:r>
               <w:rPr>
@@ -7544,7 +7544,7 @@
               <w14:ligatures w14:val="standardContextual"/>
             </w:rPr>
           </w:pPr>
-          <w:hyperlink w:anchor="_Toc234829330" w:history="1">
+          <w:hyperlink w:anchor="_Toc234831028" w:history="1">
             <w:r>
               <w:rPr>
                 <w:rStyle w:val="Hyperlink"/>
@@ -7588,7 +7588,7 @@
                 <w:noProof/>
                 <w:webHidden/>
               </w:rPr>
-              <w:instrText xml:space="preserve"> PAGEREF _Toc234829330 \h </w:instrText>
+              <w:instrText xml:space="preserve"> PAGEREF _Toc234831028 \h </w:instrText>
             </w:r>
             <w:r>
               <w:rPr>
@@ -7634,7 +7634,7 @@
               <w14:ligatures w14:val="standardContextual"/>
             </w:rPr>
           </w:pPr>
-          <w:hyperlink w:anchor="_Toc234829331" w:history="1">
+          <w:hyperlink w:anchor="_Toc234831029" w:history="1">
             <w:r>
               <w:rPr>
                 <w:rStyle w:val="Hyperlink"/>
@@ -7678,7 +7678,7 @@
                 <w:noProof/>
                 <w:webHidden/>
               </w:rPr>
-              <w:instrText xml:space="preserve"> PAGEREF _Toc234829331 \h </w:instrText>
+              <w:instrText xml:space="preserve"> PAGEREF _Toc234831029 \h </w:instrText>
             </w:r>
             <w:r>
               <w:rPr>
@@ -7724,7 +7724,7 @@
               <w14:ligatures w14:val="standardContextual"/>
             </w:rPr>
           </w:pPr>
-          <w:hyperlink w:anchor="_Toc234829332" w:history="1">
+          <w:hyperlink w:anchor="_Toc234831030" w:history="1">
             <w:r>
               <w:rPr>
                 <w:rStyle w:val="Hyperlink"/>
@@ -7768,7 +7768,7 @@
                 <w:noProof/>
                 <w:webHidden/>
               </w:rPr>
-              <w:instrText xml:space="preserve"> PAGEREF _Toc234829332 \h </w:instrText>
+              <w:instrText xml:space="preserve"> PAGEREF _Toc234831030 \h </w:instrText>
             </w:r>
             <w:r>
               <w:rPr>
@@ -7814,7 +7814,7 @@
               <w14:ligatures w14:val="standardContextual"/>
             </w:rPr>
           </w:pPr>
-          <w:hyperlink w:anchor="_Toc234829333" w:history="1">
+          <w:hyperlink w:anchor="_Toc234831031" w:history="1">
             <w:r>
               <w:rPr>
                 <w:rStyle w:val="Hyperlink"/>
@@ -7858,7 +7858,7 @@
                 <w:noProof/>
                 <w:webHidden/>
               </w:rPr>
-              <w:instrText xml:space="preserve"> PAGEREF _Toc234829333 \h </w:instrText>
+              <w:instrText xml:space="preserve"> PAGEREF _Toc234831031 \h </w:instrText>
             </w:r>
             <w:r>
               <w:rPr>
@@ -7904,7 +7904,7 @@
               <w14:ligatures w14:val="standardContextual"/>
             </w:rPr>
           </w:pPr>
-          <w:hyperlink w:anchor="_Toc234829334" w:history="1">
+          <w:hyperlink w:anchor="_Toc234831032" w:history="1">
             <w:r>
               <w:rPr>
                 <w:rStyle w:val="Hyperlink"/>
@@ -7948,7 +7948,7 @@
                 <w:noProof/>
                 <w:webHidden/>
               </w:rPr>
-              <w:instrText xml:space="preserve"> PAGEREF _Toc234829334 \h </w:instrText>
+              <w:instrText xml:space="preserve"> PAGEREF _Toc234831032 \h </w:instrText>
             </w:r>
             <w:r>
               <w:rPr>
@@ -7994,7 +7994,7 @@
               <w14:ligatures w14:val="standardContextual"/>
             </w:rPr>
           </w:pPr>
-          <w:hyperlink w:anchor="_Toc234829335" w:history="1">
+          <w:hyperlink w:anchor="_Toc234831033" w:history="1">
             <w:r>
               <w:rPr>
                 <w:rStyle w:val="Hyperlink"/>
@@ -8038,7 +8038,7 @@
                 <w:noProof/>
                 <w:webHidden/>
               </w:rPr>
-              <w:instrText xml:space="preserve"> PAGEREF _Toc234829335 \h </w:instrText>
+              <w:instrText xml:space="preserve"> PAGEREF _Toc234831033 \h </w:instrText>
             </w:r>
             <w:r>
               <w:rPr>
@@ -8084,7 +8084,7 @@
               <w14:ligatures w14:val="standardContextual"/>
             </w:rPr>
           </w:pPr>
-          <w:hyperlink w:anchor="_Toc234829336" w:history="1">
+          <w:hyperlink w:anchor="_Toc234831034" w:history="1">
             <w:r>
               <w:rPr>
                 <w:rStyle w:val="Hyperlink"/>
@@ -8128,7 +8128,7 @@
                 <w:noProof/>
                 <w:webHidden/>
               </w:rPr>
-              <w:instrText xml:space="preserve"> PAGEREF _Toc234829336 \h </w:instrText>
+              <w:instrText xml:space="preserve"> PAGEREF _Toc234831034 \h </w:instrText>
             </w:r>
             <w:r>
               <w:rPr>
@@ -8174,7 +8174,7 @@
               <w14:ligatures w14:val="standardContextual"/>
             </w:rPr>
           </w:pPr>
-          <w:hyperlink w:anchor="_Toc234829337" w:history="1">
+          <w:hyperlink w:anchor="_Toc234831035" w:history="1">
             <w:r>
               <w:rPr>
                 <w:rStyle w:val="Hyperlink"/>
@@ -8218,7 +8218,7 @@
                 <w:noProof/>
                 <w:webHidden/>
               </w:rPr>
-              <w:instrText xml:space="preserve"> PAGEREF _Toc234829337 \h </w:instrText>
+              <w:instrText xml:space="preserve"> PAGEREF _Toc234831035 \h </w:instrText>
             </w:r>
             <w:r>
               <w:rPr>
@@ -8264,7 +8264,7 @@
               <w14:ligatures w14:val="standardContextual"/>
             </w:rPr>
           </w:pPr>
-          <w:hyperlink w:anchor="_Toc234829338" w:history="1">
+          <w:hyperlink w:anchor="_Toc234831036" w:history="1">
             <w:r>
               <w:rPr>
                 <w:rStyle w:val="Hyperlink"/>
@@ -8308,7 +8308,7 @@
                 <w:noProof/>
                 <w:webHidden/>
               </w:rPr>
-              <w:instrText xml:space="preserve"> PAGEREF _Toc234829338 \h </w:instrText>
+              <w:instrText xml:space="preserve"> PAGEREF _Toc234831036 \h </w:instrText>
             </w:r>
             <w:r>
               <w:rPr>
@@ -8354,7 +8354,7 @@
               <w14:ligatures w14:val="standardContextual"/>
             </w:rPr>
           </w:pPr>
-          <w:hyperlink w:anchor="_Toc234829339" w:history="1">
+          <w:hyperlink w:anchor="_Toc234831037" w:history="1">
             <w:r>
               <w:rPr>
                 <w:rStyle w:val="Hyperlink"/>
@@ -8398,7 +8398,7 @@
                 <w:noProof/>
                 <w:webHidden/>
               </w:rPr>
-              <w:instrText xml:space="preserve"> PAGEREF _Toc234829339 \h </w:instrText>
+              <w:instrText xml:space="preserve"> PAGEREF _Toc234831037 \h </w:instrText>
             </w:r>
             <w:r>
               <w:rPr>
@@ -8444,7 +8444,7 @@
               <w14:ligatures w14:val="standardContextual"/>
             </w:rPr>
           </w:pPr>
-          <w:hyperlink w:anchor="_Toc234829340" w:history="1">
+          <w:hyperlink w:anchor="_Toc234831038" w:history="1">
             <w:r>
               <w:rPr>
                 <w:rStyle w:val="Hyperlink"/>
@@ -8488,7 +8488,7 @@
                 <w:noProof/>
                 <w:webHidden/>
               </w:rPr>
-              <w:instrText xml:space="preserve"> PAGEREF _Toc234829340 \h </w:instrText>
+              <w:instrText xml:space="preserve"> PAGEREF _Toc234831038 \h </w:instrText>
             </w:r>
             <w:r>
               <w:rPr>
@@ -8534,7 +8534,7 @@
               <w14:ligatures w14:val="standardContextual"/>
             </w:rPr>
           </w:pPr>
-          <w:hyperlink w:anchor="_Toc234829341" w:history="1">
+          <w:hyperlink w:anchor="_Toc234831039" w:history="1">
             <w:r>
               <w:rPr>
                 <w:rStyle w:val="Hyperlink"/>
@@ -8578,7 +8578,7 @@
                 <w:noProof/>
                 <w:webHidden/>
               </w:rPr>
-              <w:instrText xml:space="preserve"> PAGEREF _Toc234829341 \h </w:instrText>
+              <w:instrText xml:space="preserve"> PAGEREF _Toc234831039 \h </w:instrText>
             </w:r>
             <w:r>
               <w:rPr>
@@ -8624,7 +8624,7 @@
               <w14:ligatures w14:val="standardContextual"/>
             </w:rPr>
           </w:pPr>
-          <w:hyperlink w:anchor="_Toc234829342" w:history="1">
+          <w:hyperlink w:anchor="_Toc234831040" w:history="1">
             <w:r>
               <w:rPr>
                 <w:rStyle w:val="Hyperlink"/>
@@ -8668,7 +8668,7 @@
                 <w:noProof/>
                 <w:webHidden/>
               </w:rPr>
-              <w:instrText xml:space="preserve"> PAGEREF _Toc234829342 \h </w:instrText>
+              <w:instrText xml:space="preserve"> PAGEREF _Toc234831040 \h </w:instrText>
             </w:r>
             <w:r>
               <w:rPr>
@@ -8714,7 +8714,7 @@
               <w14:ligatures w14:val="standardContextual"/>
             </w:rPr>
           </w:pPr>
-          <w:hyperlink w:anchor="_Toc234829343" w:history="1">
+          <w:hyperlink w:anchor="_Toc234831041" w:history="1">
             <w:r>
               <w:rPr>
                 <w:rStyle w:val="Hyperlink"/>
@@ -8758,7 +8758,7 @@
                 <w:noProof/>
                 <w:webHidden/>
               </w:rPr>
-              <w:instrText xml:space="preserve"> PAGEREF _Toc234829343 \h </w:instrText>
+              <w:instrText xml:space="preserve"> PAGEREF _Toc234831041 \h </w:instrText>
             </w:r>
             <w:r>
               <w:rPr>
@@ -8804,7 +8804,7 @@
               <w14:ligatures w14:val="standardContextual"/>
             </w:rPr>
           </w:pPr>
-          <w:hyperlink w:anchor="_Toc234829344" w:history="1">
+          <w:hyperlink w:anchor="_Toc234831042" w:history="1">
             <w:r>
               <w:rPr>
                 <w:rStyle w:val="Hyperlink"/>
@@ -8848,7 +8848,7 @@
                 <w:noProof/>
                 <w:webHidden/>
               </w:rPr>
-              <w:instrText xml:space="preserve"> PAGEREF _Toc234829344 \h </w:instrText>
+              <w:instrText xml:space="preserve"> PAGEREF _Toc234831042 \h </w:instrText>
             </w:r>
             <w:r>
               <w:rPr>
@@ -8894,7 +8894,7 @@
               <w14:ligatures w14:val="standardContextual"/>
             </w:rPr>
           </w:pPr>
-          <w:hyperlink w:anchor="_Toc234829345" w:history="1">
+          <w:hyperlink w:anchor="_Toc234831043" w:history="1">
             <w:r>
               <w:rPr>
                 <w:rStyle w:val="Hyperlink"/>
@@ -8938,7 +8938,7 @@
                 <w:noProof/>
                 <w:webHidden/>
               </w:rPr>
-              <w:instrText xml:space="preserve"> PAGEREF _Toc234829345 \h </w:instrText>
+              <w:instrText xml:space="preserve"> PAGEREF _Toc234831043 \h </w:instrText>
             </w:r>
             <w:r>
               <w:rPr>
@@ -8984,7 +8984,7 @@
               <w14:ligatures w14:val="standardContextual"/>
             </w:rPr>
           </w:pPr>
-          <w:hyperlink w:anchor="_Toc234829346" w:history="1">
+          <w:hyperlink w:anchor="_Toc234831044" w:history="1">
             <w:r>
               <w:rPr>
                 <w:rStyle w:val="Hyperlink"/>
@@ -9028,7 +9028,7 @@
                 <w:noProof/>
                 <w:webHidden/>
               </w:rPr>
-              <w:instrText xml:space="preserve"> PAGEREF _Toc234829346 \h </w:instrText>
+              <w:instrText xml:space="preserve"> PAGEREF _Toc234831044 \h </w:instrText>
             </w:r>
             <w:r>
               <w:rPr>
@@ -9074,7 +9074,7 @@
               <w14:ligatures w14:val="standardContextual"/>
             </w:rPr>
           </w:pPr>
-          <w:hyperlink w:anchor="_Toc234829347" w:history="1">
+          <w:hyperlink w:anchor="_Toc234831045" w:history="1">
             <w:r>
               <w:rPr>
                 <w:rStyle w:val="Hyperlink"/>
@@ -9118,7 +9118,7 @@
                 <w:noProof/>
                 <w:webHidden/>
               </w:rPr>
-              <w:instrText xml:space="preserve"> PAGEREF _Toc234829347 \h </w:instrText>
+              <w:instrText xml:space="preserve"> PAGEREF _Toc234831045 \h </w:instrText>
             </w:r>
             <w:r>
               <w:rPr>
@@ -9164,7 +9164,7 @@
               <w14:ligatures w14:val="standardContextual"/>
             </w:rPr>
           </w:pPr>
-          <w:hyperlink w:anchor="_Toc234829348" w:history="1">
+          <w:hyperlink w:anchor="_Toc234831046" w:history="1">
             <w:r>
               <w:rPr>
                 <w:rStyle w:val="Hyperlink"/>
@@ -9208,7 +9208,7 @@
                 <w:noProof/>
                 <w:webHidden/>
               </w:rPr>
-              <w:instrText xml:space="preserve"> PAGEREF _Toc234829348 \h </w:instrText>
+              <w:instrText xml:space="preserve"> PAGEREF _Toc234831046 \h </w:instrText>
             </w:r>
             <w:r>
               <w:rPr>
@@ -9254,7 +9254,7 @@
               <w14:ligatures w14:val="standardContextual"/>
             </w:rPr>
           </w:pPr>
-          <w:hyperlink w:anchor="_Toc234829349" w:history="1">
+          <w:hyperlink w:anchor="_Toc234831047" w:history="1">
             <w:r>
               <w:rPr>
                 <w:rStyle w:val="Hyperlink"/>
@@ -9298,7 +9298,7 @@
                 <w:noProof/>
                 <w:webHidden/>
               </w:rPr>
-              <w:instrText xml:space="preserve"> PAGEREF _Toc234829349 \h </w:instrText>
+              <w:instrText xml:space="preserve"> PAGEREF _Toc234831047 \h </w:instrText>
             </w:r>
             <w:r>
               <w:rPr>
@@ -9344,7 +9344,7 @@
               <w14:ligatures w14:val="standardContextual"/>
             </w:rPr>
           </w:pPr>
-          <w:hyperlink w:anchor="_Toc234829350" w:history="1">
+          <w:hyperlink w:anchor="_Toc234831048" w:history="1">
             <w:r>
               <w:rPr>
                 <w:rStyle w:val="Hyperlink"/>
@@ -9388,7 +9388,7 @@
                 <w:noProof/>
                 <w:webHidden/>
               </w:rPr>
-              <w:instrText xml:space="preserve"> PAGEREF _Toc234829350 \h </w:instrText>
+              <w:instrText xml:space="preserve"> PAGEREF _Toc234831048 \h </w:instrText>
             </w:r>
             <w:r>
               <w:rPr>
@@ -9434,7 +9434,7 @@
               <w14:ligatures w14:val="standardContextual"/>
             </w:rPr>
           </w:pPr>
-          <w:hyperlink w:anchor="_Toc234829351" w:history="1">
+          <w:hyperlink w:anchor="_Toc234831049" w:history="1">
             <w:r>
               <w:rPr>
                 <w:rStyle w:val="Hyperlink"/>
@@ -9478,7 +9478,7 @@
                 <w:noProof/>
                 <w:webHidden/>
               </w:rPr>
-              <w:instrText xml:space="preserve"> PAGEREF _Toc234829351 \h </w:instrText>
+              <w:instrText xml:space="preserve"> PAGEREF _Toc234831049 \h </w:instrText>
             </w:r>
             <w:r>
               <w:rPr>
@@ -9524,7 +9524,7 @@
               <w14:ligatures w14:val="standardContextual"/>
             </w:rPr>
           </w:pPr>
-          <w:hyperlink w:anchor="_Toc234829352" w:history="1">
+          <w:hyperlink w:anchor="_Toc234831050" w:history="1">
             <w:r>
               <w:rPr>
                 <w:rStyle w:val="Hyperlink"/>
@@ -9568,7 +9568,7 @@
                 <w:noProof/>
                 <w:webHidden/>
               </w:rPr>
-              <w:instrText xml:space="preserve"> PAGEREF _Toc234829352 \h </w:instrText>
+              <w:instrText xml:space="preserve"> PAGEREF _Toc234831050 \h </w:instrText>
             </w:r>
             <w:r>
               <w:rPr>
@@ -9614,7 +9614,7 @@
               <w14:ligatures w14:val="standardContextual"/>
             </w:rPr>
           </w:pPr>
-          <w:hyperlink w:anchor="_Toc234829353" w:history="1">
+          <w:hyperlink w:anchor="_Toc234831051" w:history="1">
             <w:r>
               <w:rPr>
                 <w:rStyle w:val="Hyperlink"/>
@@ -9658,7 +9658,7 @@
                 <w:noProof/>
                 <w:webHidden/>
               </w:rPr>
-              <w:instrText xml:space="preserve"> PAGEREF _Toc234829353 \h </w:instrText>
+              <w:instrText xml:space="preserve"> PAGEREF _Toc234831051 \h </w:instrText>
             </w:r>
             <w:r>
               <w:rPr>
@@ -9704,7 +9704,7 @@
               <w14:ligatures w14:val="standardContextual"/>
             </w:rPr>
           </w:pPr>
-          <w:hyperlink w:anchor="_Toc234829354" w:history="1">
+          <w:hyperlink w:anchor="_Toc234831052" w:history="1">
             <w:r>
               <w:rPr>
                 <w:rStyle w:val="Hyperlink"/>
@@ -9748,7 +9748,7 @@
                 <w:noProof/>
                 <w:webHidden/>
               </w:rPr>
-              <w:instrText xml:space="preserve"> PAGEREF _Toc234829354 \h </w:instrText>
+              <w:instrText xml:space="preserve"> PAGEREF _Toc234831052 \h </w:instrText>
             </w:r>
             <w:r>
               <w:rPr>
@@ -9794,7 +9794,7 @@
               <w14:ligatures w14:val="standardContextual"/>
             </w:rPr>
           </w:pPr>
-          <w:hyperlink w:anchor="_Toc234829355" w:history="1">
+          <w:hyperlink w:anchor="_Toc234831053" w:history="1">
             <w:r>
               <w:rPr>
                 <w:rStyle w:val="Hyperlink"/>
@@ -9838,7 +9838,7 @@
                 <w:noProof/>
                 <w:webHidden/>
               </w:rPr>
-              <w:instrText xml:space="preserve"> PAGEREF _Toc234829355 \h </w:instrText>
+              <w:instrText xml:space="preserve"> PAGEREF _Toc234831053 \h </w:instrText>
             </w:r>
             <w:r>
               <w:rPr>
@@ -9884,7 +9884,7 @@
               <w14:ligatures w14:val="standardContextual"/>
             </w:rPr>
           </w:pPr>
-          <w:hyperlink w:anchor="_Toc234829356" w:history="1">
+          <w:hyperlink w:anchor="_Toc234831054" w:history="1">
             <w:r>
               <w:rPr>
                 <w:rStyle w:val="Hyperlink"/>
@@ -9928,7 +9928,7 @@
                 <w:noProof/>
                 <w:webHidden/>
               </w:rPr>
-              <w:instrText xml:space="preserve"> PAGEREF _Toc234829356 \h </w:instrText>
+              <w:instrText xml:space="preserve"> PAGEREF _Toc234831054 \h </w:instrText>
             </w:r>
             <w:r>
               <w:rPr>
@@ -9974,7 +9974,7 @@
               <w14:ligatures w14:val="standardContextual"/>
             </w:rPr>
           </w:pPr>
-          <w:hyperlink w:anchor="_Toc234829357" w:history="1">
+          <w:hyperlink w:anchor="_Toc234831055" w:history="1">
             <w:r>
               <w:rPr>
                 <w:rStyle w:val="Hyperlink"/>
@@ -10018,7 +10018,7 @@
                 <w:noProof/>
                 <w:webHidden/>
               </w:rPr>
-              <w:instrText xml:space="preserve"> PAGEREF _Toc234829357 \h </w:instrText>
+              <w:instrText xml:space="preserve"> PAGEREF _Toc234831055 \h </w:instrText>
             </w:r>
             <w:r>
               <w:rPr>
@@ -10064,7 +10064,7 @@
               <w14:ligatures w14:val="standardContextual"/>
             </w:rPr>
           </w:pPr>
-          <w:hyperlink w:anchor="_Toc234829358" w:history="1">
+          <w:hyperlink w:anchor="_Toc234831056" w:history="1">
             <w:r>
               <w:rPr>
                 <w:rStyle w:val="Hyperlink"/>
@@ -10108,7 +10108,7 @@
                 <w:noProof/>
                 <w:webHidden/>
               </w:rPr>
-              <w:instrText xml:space="preserve"> PAGEREF _Toc234829358 \h </w:instrText>
+              <w:instrText xml:space="preserve"> PAGEREF _Toc234831056 \h </w:instrText>
             </w:r>
             <w:r>
               <w:rPr>
@@ -10154,7 +10154,7 @@
               <w14:ligatures w14:val="standardContextual"/>
             </w:rPr>
           </w:pPr>
-          <w:hyperlink w:anchor="_Toc234829359" w:history="1">
+          <w:hyperlink w:anchor="_Toc234831057" w:history="1">
             <w:r>
               <w:rPr>
                 <w:rStyle w:val="Hyperlink"/>
@@ -10198,7 +10198,7 @@
                 <w:noProof/>
                 <w:webHidden/>
               </w:rPr>
-              <w:instrText xml:space="preserve"> PAGEREF _Toc234829359 \h </w:instrText>
+              <w:instrText xml:space="preserve"> PAGEREF _Toc234831057 \h </w:instrText>
             </w:r>
             <w:r>
               <w:rPr>
@@ -10244,7 +10244,7 @@
               <w14:ligatures w14:val="standardContextual"/>
             </w:rPr>
           </w:pPr>
-          <w:hyperlink w:anchor="_Toc234829360" w:history="1">
+          <w:hyperlink w:anchor="_Toc234831058" w:history="1">
             <w:r>
               <w:rPr>
                 <w:rStyle w:val="Hyperlink"/>
@@ -10288,7 +10288,7 @@
                 <w:noProof/>
                 <w:webHidden/>
               </w:rPr>
-              <w:instrText xml:space="preserve"> PAGEREF _Toc234829360 \h </w:instrText>
+              <w:instrText xml:space="preserve"> PAGEREF _Toc234831058 \h </w:instrText>
             </w:r>
             <w:r>
               <w:rPr>
@@ -10334,7 +10334,7 @@
               <w14:ligatures w14:val="standardContextual"/>
             </w:rPr>
           </w:pPr>
-          <w:hyperlink w:anchor="_Toc234829361" w:history="1">
+          <w:hyperlink w:anchor="_Toc234831059" w:history="1">
             <w:r>
               <w:rPr>
                 <w:rStyle w:val="Hyperlink"/>
@@ -10378,7 +10378,7 @@
                 <w:noProof/>
                 <w:webHidden/>
               </w:rPr>
-              <w:instrText xml:space="preserve"> PAGEREF _Toc234829361 \h </w:instrText>
+              <w:instrText xml:space="preserve"> PAGEREF _Toc234831059 \h </w:instrText>
             </w:r>
             <w:r>
               <w:rPr>
@@ -10424,7 +10424,7 @@
               <w14:ligatures w14:val="standardContextual"/>
             </w:rPr>
           </w:pPr>
-          <w:hyperlink w:anchor="_Toc234829362" w:history="1">
+          <w:hyperlink w:anchor="_Toc234831060" w:history="1">
             <w:r>
               <w:rPr>
                 <w:rStyle w:val="Hyperlink"/>
@@ -10468,7 +10468,7 @@
                 <w:noProof/>
                 <w:webHidden/>
               </w:rPr>
-              <w:instrText xml:space="preserve"> PAGEREF _Toc234829362 \h </w:instrText>
+              <w:instrText xml:space="preserve"> PAGEREF _Toc234831060 \h </w:instrText>
             </w:r>
             <w:r>
               <w:rPr>
@@ -10514,7 +10514,7 @@
               <w14:ligatures w14:val="standardContextual"/>
             </w:rPr>
           </w:pPr>
-          <w:hyperlink w:anchor="_Toc234829363" w:history="1">
+          <w:hyperlink w:anchor="_Toc234831061" w:history="1">
             <w:r>
               <w:rPr>
                 <w:rStyle w:val="Hyperlink"/>
@@ -10558,7 +10558,7 @@
                 <w:noProof/>
                 <w:webHidden/>
               </w:rPr>
-              <w:instrText xml:space="preserve"> PAGEREF _Toc234829363 \h </w:instrText>
+              <w:instrText xml:space="preserve"> PAGEREF _Toc234831061 \h </w:instrText>
             </w:r>
             <w:r>
               <w:rPr>
@@ -10604,7 +10604,7 @@
               <w14:ligatures w14:val="standardContextual"/>
             </w:rPr>
           </w:pPr>
-          <w:hyperlink w:anchor="_Toc234829364" w:history="1">
+          <w:hyperlink w:anchor="_Toc234831062" w:history="1">
             <w:r>
               <w:rPr>
                 <w:rStyle w:val="Hyperlink"/>
@@ -10648,7 +10648,7 @@
                 <w:noProof/>
                 <w:webHidden/>
               </w:rPr>
-              <w:instrText xml:space="preserve"> PAGEREF _Toc234829364 \h </w:instrText>
+              <w:instrText xml:space="preserve"> PAGEREF _Toc234831062 \h </w:instrText>
             </w:r>
             <w:r>
               <w:rPr>
@@ -10694,7 +10694,7 @@
               <w14:ligatures w14:val="standardContextual"/>
             </w:rPr>
           </w:pPr>
-          <w:hyperlink w:anchor="_Toc234829365" w:history="1">
+          <w:hyperlink w:anchor="_Toc234831063" w:history="1">
             <w:r>
               <w:rPr>
                 <w:rStyle w:val="Hyperlink"/>
@@ -10738,7 +10738,7 @@
                 <w:noProof/>
                 <w:webHidden/>
               </w:rPr>
-              <w:instrText xml:space="preserve"> PAGEREF _Toc234829365 \h </w:instrText>
+              <w:instrText xml:space="preserve"> PAGEREF _Toc234831063 \h </w:instrText>
             </w:r>
             <w:r>
               <w:rPr>
@@ -10784,7 +10784,7 @@
               <w14:ligatures w14:val="standardContextual"/>
             </w:rPr>
           </w:pPr>
-          <w:hyperlink w:anchor="_Toc234829366" w:history="1">
+          <w:hyperlink w:anchor="_Toc234831064" w:history="1">
             <w:r>
               <w:rPr>
                 <w:rStyle w:val="Hyperlink"/>
@@ -10828,7 +10828,7 @@
                 <w:noProof/>
                 <w:webHidden/>
               </w:rPr>
-              <w:instrText xml:space="preserve"> PAGEREF _Toc234829366 \h </w:instrText>
+              <w:instrText xml:space="preserve"> PAGEREF _Toc234831064 \h </w:instrText>
             </w:r>
             <w:r>
               <w:rPr>
@@ -10874,7 +10874,7 @@
               <w14:ligatures w14:val="standardContextual"/>
             </w:rPr>
           </w:pPr>
-          <w:hyperlink w:anchor="_Toc234829367" w:history="1">
+          <w:hyperlink w:anchor="_Toc234831065" w:history="1">
             <w:r>
               <w:rPr>
                 <w:rStyle w:val="Hyperlink"/>
@@ -10918,7 +10918,7 @@
                 <w:noProof/>
                 <w:webHidden/>
               </w:rPr>
-              <w:instrText xml:space="preserve"> PAGEREF _Toc234829367 \h </w:instrText>
+              <w:instrText xml:space="preserve"> PAGEREF _Toc234831065 \h </w:instrText>
             </w:r>
             <w:r>
               <w:rPr>
@@ -10964,7 +10964,7 @@
               <w14:ligatures w14:val="standardContextual"/>
             </w:rPr>
           </w:pPr>
-          <w:hyperlink w:anchor="_Toc234829368" w:history="1">
+          <w:hyperlink w:anchor="_Toc234831066" w:history="1">
             <w:r>
               <w:rPr>
                 <w:rStyle w:val="Hyperlink"/>
@@ -11008,7 +11008,7 @@
                 <w:noProof/>
                 <w:webHidden/>
               </w:rPr>
-              <w:instrText xml:space="preserve"> PAGEREF _Toc234829368 \h </w:instrText>
+              <w:instrText xml:space="preserve"> PAGEREF _Toc234831066 \h </w:instrText>
             </w:r>
             <w:r>
               <w:rPr>
@@ -11054,7 +11054,7 @@
               <w14:ligatures w14:val="standardContextual"/>
             </w:rPr>
           </w:pPr>
-          <w:hyperlink w:anchor="_Toc234829369" w:history="1">
+          <w:hyperlink w:anchor="_Toc234831067" w:history="1">
             <w:r>
               <w:rPr>
                 <w:rStyle w:val="Hyperlink"/>
@@ -11098,7 +11098,7 @@
                 <w:noProof/>
                 <w:webHidden/>
               </w:rPr>
-              <w:instrText xml:space="preserve"> PAGEREF _Toc234829369 \h </w:instrText>
+              <w:instrText xml:space="preserve"> PAGEREF _Toc234831067 \h </w:instrText>
             </w:r>
             <w:r>
               <w:rPr>
@@ -11144,7 +11144,7 @@
               <w14:ligatures w14:val="standardContextual"/>
             </w:rPr>
           </w:pPr>
-          <w:hyperlink w:anchor="_Toc234829370" w:history="1">
+          <w:hyperlink w:anchor="_Toc234831068" w:history="1">
             <w:r>
               <w:rPr>
                 <w:rStyle w:val="Hyperlink"/>
@@ -11188,7 +11188,7 @@
                 <w:noProof/>
                 <w:webHidden/>
               </w:rPr>
-              <w:instrText xml:space="preserve"> PAGEREF _Toc234829370 \h </w:instrText>
+              <w:instrText xml:space="preserve"> PAGEREF _Toc234831068 \h </w:instrText>
             </w:r>
             <w:r>
               <w:rPr>
@@ -11234,7 +11234,7 @@
               <w14:ligatures w14:val="standardContextual"/>
             </w:rPr>
           </w:pPr>
-          <w:hyperlink w:anchor="_Toc234829371" w:history="1">
+          <w:hyperlink w:anchor="_Toc234831069" w:history="1">
             <w:r>
               <w:rPr>
                 <w:rStyle w:val="Hyperlink"/>
@@ -11278,7 +11278,7 @@
                 <w:noProof/>
                 <w:webHidden/>
               </w:rPr>
-              <w:instrText xml:space="preserve"> PAGEREF _Toc234829371 \h </w:instrText>
+              <w:instrText xml:space="preserve"> PAGEREF _Toc234831069 \h </w:instrText>
             </w:r>
             <w:r>
               <w:rPr>
@@ -11324,7 +11324,7 @@
               <w14:ligatures w14:val="standardContextual"/>
             </w:rPr>
           </w:pPr>
-          <w:hyperlink w:anchor="_Toc234829372" w:history="1">
+          <w:hyperlink w:anchor="_Toc234831070" w:history="1">
             <w:r>
               <w:rPr>
                 <w:rStyle w:val="Hyperlink"/>
@@ -11368,7 +11368,7 @@
                 <w:noProof/>
                 <w:webHidden/>
               </w:rPr>
-              <w:instrText xml:space="preserve"> PAGEREF _Toc234829372 \h </w:instrText>
+              <w:instrText xml:space="preserve"> PAGEREF _Toc234831070 \h </w:instrText>
             </w:r>
             <w:r>
               <w:rPr>
@@ -11414,7 +11414,7 @@
               <w14:ligatures w14:val="standardContextual"/>
             </w:rPr>
           </w:pPr>
-          <w:hyperlink w:anchor="_Toc234829373" w:history="1">
+          <w:hyperlink w:anchor="_Toc234831071" w:history="1">
             <w:r>
               <w:rPr>
                 <w:rStyle w:val="Hyperlink"/>
@@ -11458,7 +11458,7 @@
                 <w:noProof/>
                 <w:webHidden/>
               </w:rPr>
-              <w:instrText xml:space="preserve"> PAGEREF _Toc234829373 \h </w:instrText>
+              <w:instrText xml:space="preserve"> PAGEREF _Toc234831071 \h </w:instrText>
             </w:r>
             <w:r>
               <w:rPr>
@@ -11504,7 +11504,7 @@
               <w14:ligatures w14:val="standardContextual"/>
             </w:rPr>
           </w:pPr>
-          <w:hyperlink w:anchor="_Toc234829374" w:history="1">
+          <w:hyperlink w:anchor="_Toc234831072" w:history="1">
             <w:r>
               <w:rPr>
                 <w:rStyle w:val="Hyperlink"/>
@@ -11548,7 +11548,7 @@
                 <w:noProof/>
                 <w:webHidden/>
               </w:rPr>
-              <w:instrText xml:space="preserve"> PAGEREF _Toc234829374 \h </w:instrText>
+              <w:instrText xml:space="preserve"> PAGEREF _Toc234831072 \h </w:instrText>
             </w:r>
             <w:r>
               <w:rPr>
@@ -11594,7 +11594,7 @@
               <w14:ligatures w14:val="standardContextual"/>
             </w:rPr>
           </w:pPr>
-          <w:hyperlink w:anchor="_Toc234829375" w:history="1">
+          <w:hyperlink w:anchor="_Toc234831073" w:history="1">
             <w:r>
               <w:rPr>
                 <w:rStyle w:val="Hyperlink"/>
@@ -11638,7 +11638,7 @@
                 <w:noProof/>
                 <w:webHidden/>
               </w:rPr>
-              <w:instrText xml:space="preserve"> PAGEREF _Toc234829375 \h </w:instrText>
+              <w:instrText xml:space="preserve"> PAGEREF _Toc234831073 \h </w:instrText>
             </w:r>
             <w:r>
               <w:rPr>
@@ -11684,7 +11684,7 @@
               <w14:ligatures w14:val="standardContextual"/>
             </w:rPr>
           </w:pPr>
-          <w:hyperlink w:anchor="_Toc234829376" w:history="1">
+          <w:hyperlink w:anchor="_Toc234831074" w:history="1">
             <w:r>
               <w:rPr>
                 <w:rStyle w:val="Hyperlink"/>
@@ -11728,7 +11728,7 @@
                 <w:noProof/>
                 <w:webHidden/>
               </w:rPr>
-              <w:instrText xml:space="preserve"> PAGEREF _Toc234829376 \h </w:instrText>
+              <w:instrText xml:space="preserve"> PAGEREF _Toc234831074 \h </w:instrText>
             </w:r>
             <w:r>
               <w:rPr>
@@ -11774,7 +11774,7 @@
               <w14:ligatures w14:val="standardContextual"/>
             </w:rPr>
           </w:pPr>
-          <w:hyperlink w:anchor="_Toc234829377" w:history="1">
+          <w:hyperlink w:anchor="_Toc234831075" w:history="1">
             <w:r>
               <w:rPr>
                 <w:rStyle w:val="Hyperlink"/>
@@ -11818,7 +11818,7 @@
                 <w:noProof/>
                 <w:webHidden/>
               </w:rPr>
-              <w:instrText xml:space="preserve"> PAGEREF _Toc234829377 \h </w:instrText>
+              <w:instrText xml:space="preserve"> PAGEREF _Toc234831075 \h </w:instrText>
             </w:r>
             <w:r>
               <w:rPr>
@@ -11864,7 +11864,7 @@
               <w14:ligatures w14:val="standardContextual"/>
             </w:rPr>
           </w:pPr>
-          <w:hyperlink w:anchor="_Toc234829378" w:history="1">
+          <w:hyperlink w:anchor="_Toc234831076" w:history="1">
             <w:r>
               <w:rPr>
                 <w:rStyle w:val="Hyperlink"/>
@@ -11908,7 +11908,7 @@
                 <w:noProof/>
                 <w:webHidden/>
               </w:rPr>
-              <w:instrText xml:space="preserve"> PAGEREF _Toc234829378 \h </w:instrText>
+              <w:instrText xml:space="preserve"> PAGEREF _Toc234831076 \h </w:instrText>
             </w:r>
             <w:r>
               <w:rPr>
@@ -11954,7 +11954,7 @@
               <w14:ligatures w14:val="standardContextual"/>
             </w:rPr>
           </w:pPr>
-          <w:hyperlink w:anchor="_Toc234829379" w:history="1">
+          <w:hyperlink w:anchor="_Toc234831077" w:history="1">
             <w:r>
               <w:rPr>
                 <w:rStyle w:val="Hyperlink"/>
@@ -11998,7 +11998,7 @@
                 <w:noProof/>
                 <w:webHidden/>
               </w:rPr>
-              <w:instrText xml:space="preserve"> PAGEREF _Toc234829379 \h </w:instrText>
+              <w:instrText xml:space="preserve"> PAGEREF _Toc234831077 \h </w:instrText>
             </w:r>
             <w:r>
               <w:rPr>
@@ -12044,7 +12044,7 @@
               <w14:ligatures w14:val="standardContextual"/>
             </w:rPr>
           </w:pPr>
-          <w:hyperlink w:anchor="_Toc234829380" w:history="1">
+          <w:hyperlink w:anchor="_Toc234831078" w:history="1">
             <w:r>
               <w:rPr>
                 <w:rStyle w:val="Hyperlink"/>
@@ -12088,7 +12088,7 @@
                 <w:noProof/>
                 <w:webHidden/>
               </w:rPr>
-              <w:instrText xml:space="preserve"> PAGEREF _Toc234829380 \h </w:instrText>
+              <w:instrText xml:space="preserve"> PAGEREF _Toc234831078 \h </w:instrText>
             </w:r>
             <w:r>
               <w:rPr>
@@ -12134,7 +12134,7 @@
               <w14:ligatures w14:val="standardContextual"/>
             </w:rPr>
           </w:pPr>
-          <w:hyperlink w:anchor="_Toc234829381" w:history="1">
+          <w:hyperlink w:anchor="_Toc234831079" w:history="1">
             <w:r>
               <w:rPr>
                 <w:rStyle w:val="Hyperlink"/>
@@ -12178,7 +12178,7 @@
                 <w:noProof/>
                 <w:webHidden/>
               </w:rPr>
-              <w:instrText xml:space="preserve"> PAGEREF _Toc234829381 \h </w:instrText>
+              <w:instrText xml:space="preserve"> PAGEREF _Toc234831079 \h </w:instrText>
             </w:r>
             <w:r>
               <w:rPr>
@@ -12224,7 +12224,7 @@
               <w14:ligatures w14:val="standardContextual"/>
             </w:rPr>
           </w:pPr>
-          <w:hyperlink w:anchor="_Toc234829382" w:history="1">
+          <w:hyperlink w:anchor="_Toc234831080" w:history="1">
             <w:r>
               <w:rPr>
                 <w:rStyle w:val="Hyperlink"/>
@@ -12268,7 +12268,7 @@
                 <w:noProof/>
                 <w:webHidden/>
               </w:rPr>
-              <w:instrText xml:space="preserve"> PAGEREF _Toc234829382 \h </w:instrText>
+              <w:instrText xml:space="preserve"> PAGEREF _Toc234831080 \h </w:instrText>
             </w:r>
             <w:r>
               <w:rPr>
@@ -12314,7 +12314,7 @@
               <w14:ligatures w14:val="standardContextual"/>
             </w:rPr>
           </w:pPr>
-          <w:hyperlink w:anchor="_Toc234829383" w:history="1">
+          <w:hyperlink w:anchor="_Toc234831081" w:history="1">
             <w:r>
               <w:rPr>
                 <w:rStyle w:val="Hyperlink"/>
@@ -12358,7 +12358,7 @@
                 <w:noProof/>
                 <w:webHidden/>
               </w:rPr>
-              <w:instrText xml:space="preserve"> PAGEREF _Toc234829383 \h </w:instrText>
+              <w:instrText xml:space="preserve"> PAGEREF _Toc234831081 \h </w:instrText>
             </w:r>
             <w:r>
               <w:rPr>
@@ -12404,7 +12404,7 @@
               <w14:ligatures w14:val="standardContextual"/>
             </w:rPr>
           </w:pPr>
-          <w:hyperlink w:anchor="_Toc234829384" w:history="1">
+          <w:hyperlink w:anchor="_Toc234831082" w:history="1">
             <w:r>
               <w:rPr>
                 <w:rStyle w:val="Hyperlink"/>
@@ -12448,7 +12448,7 @@
                 <w:noProof/>
                 <w:webHidden/>
               </w:rPr>
-              <w:instrText xml:space="preserve"> PAGEREF _Toc234829384 \h </w:instrText>
+              <w:instrText xml:space="preserve"> PAGEREF _Toc234831082 \h </w:instrText>
             </w:r>
             <w:r>
               <w:rPr>
@@ -12494,7 +12494,7 @@
               <w14:ligatures w14:val="standardContextual"/>
             </w:rPr>
           </w:pPr>
-          <w:hyperlink w:anchor="_Toc234829385" w:history="1">
+          <w:hyperlink w:anchor="_Toc234831083" w:history="1">
             <w:r>
               <w:rPr>
                 <w:rStyle w:val="Hyperlink"/>
@@ -12538,7 +12538,7 @@
                 <w:noProof/>
                 <w:webHidden/>
               </w:rPr>
-              <w:instrText xml:space="preserve"> PAGEREF _Toc234829385 \h </w:instrText>
+              <w:instrText xml:space="preserve"> PAGEREF _Toc234831083 \h </w:instrText>
             </w:r>
             <w:r>
               <w:rPr>
@@ -12581,7 +12581,7 @@
         <w:pStyle w:val="Heading1"/>
       </w:pPr>
       <w:bookmarkStart w:id="0" w:name="introduction"/>
-      <w:bookmarkStart w:id="1" w:name="_Toc234829247"/>
+      <w:bookmarkStart w:id="1" w:name="_Toc234830945"/>
       <w:r>
         <w:rPr>
           <w:rStyle w:val="SectionNumber"/>
@@ -12599,7 +12599,7 @@
         <w:pStyle w:val="Heading2"/>
       </w:pPr>
       <w:bookmarkStart w:id="2" w:name="what-classbuilder-is"/>
-      <w:bookmarkStart w:id="3" w:name="_Toc234829248"/>
+      <w:bookmarkStart w:id="3" w:name="_Toc234830946"/>
       <w:r>
         <w:rPr>
           <w:rStyle w:val="SectionNumber"/>
@@ -12934,7 +12934,7 @@
         <w:pStyle w:val="Heading2"/>
       </w:pPr>
       <w:bookmarkStart w:id="4" w:name="the-pieces"/>
-      <w:bookmarkStart w:id="5" w:name="_Toc234829249"/>
+      <w:bookmarkStart w:id="5" w:name="_Toc234830947"/>
       <w:bookmarkEnd w:id="2"/>
       <w:r>
         <w:rPr>
@@ -13175,7 +13175,7 @@
         <w:pStyle w:val="Heading2"/>
       </w:pPr>
       <w:bookmarkStart w:id="6" w:name="about-this-manual"/>
-      <w:bookmarkStart w:id="7" w:name="_Toc234829250"/>
+      <w:bookmarkStart w:id="7" w:name="_Toc234830948"/>
       <w:bookmarkEnd w:id="4"/>
       <w:r>
         <w:rPr>
@@ -13266,7 +13266,7 @@
         <w:pStyle w:val="Heading2"/>
       </w:pPr>
       <w:bookmarkStart w:id="8" w:name="notation-keyboard-shortcuts-per-platform"/>
-      <w:bookmarkStart w:id="9" w:name="_Toc234829251"/>
+      <w:bookmarkStart w:id="9" w:name="_Toc234830949"/>
       <w:bookmarkEnd w:id="6"/>
       <w:r>
         <w:rPr>
@@ -13746,7 +13746,7 @@
         <w:pStyle w:val="Heading1"/>
       </w:pPr>
       <w:bookmarkStart w:id="10" w:name="concepts-and-terminology"/>
-      <w:bookmarkStart w:id="11" w:name="_Toc234829252"/>
+      <w:bookmarkStart w:id="11" w:name="_Toc234830950"/>
       <w:bookmarkEnd w:id="0"/>
       <w:bookmarkEnd w:id="8"/>
       <w:r>
@@ -13766,7 +13766,7 @@
         <w:pStyle w:val="Heading2"/>
       </w:pPr>
       <w:bookmarkStart w:id="12" w:name="the-model"/>
-      <w:bookmarkStart w:id="13" w:name="_Toc234829253"/>
+      <w:bookmarkStart w:id="13" w:name="_Toc234830951"/>
       <w:r>
         <w:rPr>
           <w:rStyle w:val="SectionNumber"/>
@@ -14097,7 +14097,7 @@
         <w:pStyle w:val="Heading2"/>
       </w:pPr>
       <w:bookmarkStart w:id="14" w:name="class-features"/>
-      <w:bookmarkStart w:id="15" w:name="_Toc234829254"/>
+      <w:bookmarkStart w:id="15" w:name="_Toc234830952"/>
       <w:bookmarkEnd w:id="12"/>
       <w:r>
         <w:rPr>
@@ -14323,7 +14323,7 @@
         <w:pStyle w:val="Heading2"/>
       </w:pPr>
       <w:bookmarkStart w:id="16" w:name="phases"/>
-      <w:bookmarkStart w:id="17" w:name="_Toc234829255"/>
+      <w:bookmarkStart w:id="17" w:name="_Toc234830953"/>
       <w:bookmarkEnd w:id="14"/>
       <w:r>
         <w:rPr>
@@ -14370,7 +14370,7 @@
         <w:pStyle w:val="Heading2"/>
       </w:pPr>
       <w:bookmarkStart w:id="18" w:name="generated-vs.-user-code"/>
-      <w:bookmarkStart w:id="19" w:name="_Toc234829256"/>
+      <w:bookmarkStart w:id="19" w:name="_Toc234830954"/>
       <w:bookmarkEnd w:id="16"/>
       <w:r>
         <w:rPr>
@@ -14494,7 +14494,7 @@
         <w:pStyle w:val="Heading1"/>
       </w:pPr>
       <w:bookmarkStart w:id="20" w:name="installation-and-project-files"/>
-      <w:bookmarkStart w:id="21" w:name="_Toc234829257"/>
+      <w:bookmarkStart w:id="21" w:name="_Toc234830955"/>
       <w:bookmarkEnd w:id="10"/>
       <w:bookmarkEnd w:id="18"/>
       <w:r>
@@ -14514,7 +14514,7 @@
         <w:pStyle w:val="Heading2"/>
       </w:pPr>
       <w:bookmarkStart w:id="22" w:name="the-application"/>
-      <w:bookmarkStart w:id="23" w:name="_Toc234829258"/>
+      <w:bookmarkStart w:id="23" w:name="_Toc234830956"/>
       <w:r>
         <w:rPr>
           <w:rStyle w:val="SectionNumber"/>
@@ -14555,7 +14555,7 @@
         <w:pStyle w:val="Heading2"/>
       </w:pPr>
       <w:bookmarkStart w:id="24" w:name="X3666ad84e793a543abb57792ece33f71c988788"/>
-      <w:bookmarkStart w:id="25" w:name="_Toc234829259"/>
+      <w:bookmarkStart w:id="25" w:name="_Toc234830957"/>
       <w:bookmarkEnd w:id="22"/>
       <w:r>
         <w:rPr>
@@ -14927,7 +14927,7 @@
         <w:pStyle w:val="Heading2"/>
       </w:pPr>
       <w:bookmarkStart w:id="26" w:name="stdafx.h-the-one-file-you-write"/>
-      <w:bookmarkStart w:id="27" w:name="_Toc234829260"/>
+      <w:bookmarkStart w:id="27" w:name="_Toc234830958"/>
       <w:bookmarkEnd w:id="24"/>
       <w:r>
         <w:rPr>
@@ -15201,7 +15201,7 @@
         <w:pStyle w:val="Heading2"/>
       </w:pPr>
       <w:bookmarkStart w:id="28" w:name="output-locations"/>
-      <w:bookmarkStart w:id="29" w:name="_Toc234829261"/>
+      <w:bookmarkStart w:id="29" w:name="_Toc234830959"/>
       <w:bookmarkEnd w:id="26"/>
       <w:r>
         <w:rPr>
@@ -15274,7 +15274,7 @@
         <w:pStyle w:val="Heading1"/>
       </w:pPr>
       <w:bookmarkStart w:id="30" w:name="quick-start-the-matrix-model"/>
-      <w:bookmarkStart w:id="31" w:name="_Toc234829262"/>
+      <w:bookmarkStart w:id="31" w:name="_Toc234830960"/>
       <w:bookmarkEnd w:id="20"/>
       <w:bookmarkEnd w:id="28"/>
       <w:r>
@@ -15389,7 +15389,7 @@
           <w:noProof/>
         </w:rPr>
         <w:drawing>
-          <wp:inline distT="0" distB="0" distL="0" distR="0" wp14:anchorId="2737D8F4" wp14:editId="248AD1B3">
+          <wp:inline distT="0" distB="0" distL="0" distR="0" wp14:anchorId="17F37837" wp14:editId="72579D16">
             <wp:extent cx="5334000" cy="4712710"/>
             <wp:effectExtent l="0" t="0" r="0" b="0"/>
             <wp:docPr id="36" name="Picture" descr="The ClassBuilder shell with the Matrix model open: menu bar, toolbar, and the model tree (diagrams, classes, members, methods, relation methods)."/>
@@ -15444,7 +15444,7 @@
         <w:pStyle w:val="Heading2"/>
       </w:pPr>
       <w:bookmarkStart w:id="32" w:name="step-1-create-the-model"/>
-      <w:bookmarkStart w:id="33" w:name="_Toc234829263"/>
+      <w:bookmarkStart w:id="33" w:name="_Toc234830961"/>
       <w:r>
         <w:rPr>
           <w:rStyle w:val="SectionNumber"/>
@@ -15480,7 +15480,7 @@
           <w:noProof/>
         </w:rPr>
         <w:drawing>
-          <wp:inline distT="0" distB="0" distL="0" distR="0" wp14:anchorId="7C9B7752" wp14:editId="733D86F0">
+          <wp:inline distT="0" distB="0" distL="0" distR="0" wp14:anchorId="26323D4B" wp14:editId="70663A17">
             <wp:extent cx="5334000" cy="4578112"/>
             <wp:effectExtent l="0" t="0" r="0" b="0"/>
             <wp:docPr id="39" name="Picture" descr="Creating a serialize-enabled model: DataModel name “Matrix”, master include file “MatrixInclude.h”, document class “Matrix”. The master include cannot be named Matrix.h — the Matrix class itself generates that file. Tick Serialize here: it is a one-off choice, made at creation — in the Project ▸ Settings dialog of an existing model the checkbox shows locked."/>
@@ -15639,7 +15639,7 @@
         <w:pStyle w:val="Heading2"/>
       </w:pPr>
       <w:bookmarkStart w:id="34" w:name="step-2-add-the-classes"/>
-      <w:bookmarkStart w:id="35" w:name="_Toc234829264"/>
+      <w:bookmarkStart w:id="35" w:name="_Toc234830962"/>
       <w:bookmarkEnd w:id="32"/>
       <w:r>
         <w:rPr>
@@ -15724,7 +15724,7 @@
           <w:noProof/>
         </w:rPr>
         <w:drawing>
-          <wp:inline distT="0" distB="0" distL="0" distR="0" wp14:anchorId="1A6E92A9" wp14:editId="1EFD1F69">
+          <wp:inline distT="0" distB="0" distL="0" distR="0" wp14:anchorId="1CCF6803" wp14:editId="5BD6050B">
             <wp:extent cx="4993049" cy="4495445"/>
             <wp:effectExtent l="0" t="0" r="0" b="0"/>
             <wp:docPr id="43" name="Picture" descr="The Class dialog. With Serialize ticked, the class inherits the model’s document-object root automatically."/>
@@ -15779,7 +15779,7 @@
         <w:pStyle w:val="Heading2"/>
       </w:pPr>
       <w:bookmarkStart w:id="36" w:name="step-3-add-members"/>
-      <w:bookmarkStart w:id="37" w:name="_Toc234829265"/>
+      <w:bookmarkStart w:id="37" w:name="_Toc234830963"/>
       <w:bookmarkEnd w:id="34"/>
       <w:r>
         <w:rPr>
@@ -15997,7 +15997,7 @@
           <w:noProof/>
         </w:rPr>
         <w:drawing>
-          <wp:inline distT="0" distB="0" distL="0" distR="0" wp14:anchorId="6FAAB397" wp14:editId="02B8ADC2">
+          <wp:inline distT="0" distB="0" distL="0" distR="0" wp14:anchorId="3C8C5B8D" wp14:editId="6FA100EB">
             <wp:extent cx="5334000" cy="6093588"/>
             <wp:effectExtent l="0" t="0" r="0" b="0"/>
             <wp:docPr id="47" name="Picture" descr="The Member dialog. Getter/setter generation and the serialize flag are per-member choices."/>
@@ -16052,7 +16052,7 @@
         <w:pStyle w:val="Heading2"/>
       </w:pPr>
       <w:bookmarkStart w:id="38" w:name="step-4-add-the-relations"/>
-      <w:bookmarkStart w:id="39" w:name="_Toc234829266"/>
+      <w:bookmarkStart w:id="39" w:name="_Toc234830964"/>
       <w:bookmarkEnd w:id="36"/>
       <w:r>
         <w:rPr>
@@ -16402,7 +16402,7 @@
           <w:noProof/>
         </w:rPr>
         <w:drawing>
-          <wp:inline distT="0" distB="0" distL="0" distR="0" wp14:anchorId="01EE8F5F" wp14:editId="37FEE337">
+          <wp:inline distT="0" distB="0" distL="0" distR="0" wp14:anchorId="0EAD2944" wp14:editId="2414CCC7">
             <wp:extent cx="5184435" cy="5069603"/>
             <wp:effectExtent l="0" t="0" r="0" b="0"/>
             <wp:docPr id="51" name="Picture" descr="A relation: kind, ownership, thread-safety, and container implementation are all declared here — the code is generated."/>
@@ -16457,7 +16457,7 @@
         <w:pStyle w:val="Heading2"/>
       </w:pPr>
       <w:bookmarkStart w:id="40" w:name="X267736c760e32dc6d865ac46fc2c6b29b8f25a5"/>
-      <w:bookmarkStart w:id="41" w:name="_Toc234829267"/>
+      <w:bookmarkStart w:id="41" w:name="_Toc234830965"/>
       <w:bookmarkEnd w:id="38"/>
       <w:r>
         <w:rPr>
@@ -17210,7 +17210,7 @@
         <w:pStyle w:val="Heading2"/>
       </w:pPr>
       <w:bookmarkStart w:id="42" w:name="step-6-a-find-method"/>
-      <w:bookmarkStart w:id="43" w:name="_Toc234829268"/>
+      <w:bookmarkStart w:id="43" w:name="_Toc234830966"/>
       <w:bookmarkEnd w:id="40"/>
       <w:r>
         <w:rPr>
@@ -17278,7 +17278,7 @@
           <w:noProof/>
         </w:rPr>
         <w:drawing>
-          <wp:inline distT="0" distB="0" distL="0" distR="0" wp14:anchorId="485F8C31" wp14:editId="1492167C">
+          <wp:inline distT="0" distB="0" distL="0" distR="0" wp14:anchorId="4D00B52D" wp14:editId="2F3352BF">
             <wp:extent cx="5334000" cy="3242844"/>
             <wp:effectExtent l="0" t="0" r="0" b="0"/>
             <wp:docPr id="56" name="Picture" descr="The Find Method dialog on the Matrix→Row relation: the argument map pairs the method’s arguments with the members to compare — here -&gt;GetId(). In the tree behind it, the generated method appears as a child of the Row relation item, as a sibling above its Relation methods folder."/>
@@ -17701,7 +17701,7 @@
         <w:pStyle w:val="Heading2"/>
       </w:pPr>
       <w:bookmarkStart w:id="44" w:name="step-7-a-class-diagram"/>
-      <w:bookmarkStart w:id="45" w:name="_Toc234829269"/>
+      <w:bookmarkStart w:id="45" w:name="_Toc234830967"/>
       <w:bookmarkEnd w:id="42"/>
       <w:r>
         <w:rPr>
@@ -17771,7 +17771,7 @@
           <w:noProof/>
         </w:rPr>
         <w:drawing>
-          <wp:inline distT="0" distB="0" distL="0" distR="0" wp14:anchorId="43754EFD" wp14:editId="066425BE">
+          <wp:inline distT="0" distB="0" distL="0" distR="0" wp14:anchorId="5EFA233B" wp14:editId="3D2670F7">
             <wp:extent cx="5334000" cy="3170559"/>
             <wp:effectExtent l="0" t="0" r="0" b="0"/>
             <wp:docPr id="60" name="Picture" descr="The Matrix Overview class diagram as exported by ClassBuilder (Export SVG). Diamonds mark owned (aggregation) relations; 1/* are the multiplicities."/>
@@ -17839,7 +17839,7 @@
           <w:noProof/>
         </w:rPr>
         <w:drawing>
-          <wp:inline distT="0" distB="0" distL="0" distR="0" wp14:anchorId="4B0897BB" wp14:editId="23B1B322">
+          <wp:inline distT="0" distB="0" distL="0" distR="0" wp14:anchorId="06C8881B" wp14:editId="561A1527">
             <wp:extent cx="5334000" cy="3757996"/>
             <wp:effectExtent l="0" t="0" r="0" b="0"/>
             <wp:docPr id="64" name="Picture" descr="A diagram view opens floating over the shell — this is the initial state of every diagram view."/>
@@ -17908,7 +17908,7 @@
           <w:noProof/>
         </w:rPr>
         <w:drawing>
-          <wp:inline distT="0" distB="0" distL="0" distR="0" wp14:anchorId="7331DCCA" wp14:editId="5AF02F7C">
+          <wp:inline distT="0" distB="0" distL="0" distR="0" wp14:anchorId="41AA4C7D" wp14:editId="3D4530A6">
             <wp:extent cx="5334000" cy="4302439"/>
             <wp:effectExtent l="0" t="0" r="0" b="0"/>
             <wp:docPr id="67" name="Picture" descr="The same view docked: drag it onto an edge of the main window — here the right edge, giving the usual tree-beside-diagram split; the top and bottom edges split horizontally the same way."/>
@@ -17977,7 +17977,7 @@
           <w:noProof/>
         </w:rPr>
         <w:drawing>
-          <wp:inline distT="0" distB="0" distL="0" distR="0" wp14:anchorId="4B5A9CDC" wp14:editId="6E408494">
+          <wp:inline distT="0" distB="0" distL="0" distR="0" wp14:anchorId="226836F5" wp14:editId="13112900">
             <wp:extent cx="5334000" cy="4302439"/>
             <wp:effectExtent l="0" t="0" r="0" b="0"/>
             <wp:docPr id="70" name="Picture" descr="Or tabbed: drop it onto the tree’s tab bar and the views share the full window, one tab each."/>
@@ -18042,7 +18042,7 @@
         <w:pStyle w:val="Heading2"/>
       </w:pPr>
       <w:bookmarkStart w:id="46" w:name="step-8-generate-the-source"/>
-      <w:bookmarkStart w:id="47" w:name="_Toc234829270"/>
+      <w:bookmarkStart w:id="47" w:name="_Toc234830968"/>
       <w:bookmarkEnd w:id="44"/>
       <w:r>
         <w:rPr>
@@ -19115,7 +19115,7 @@
         <w:pStyle w:val="Heading2"/>
       </w:pPr>
       <w:bookmarkStart w:id="48" w:name="step-9-compile-and-run"/>
-      <w:bookmarkStart w:id="49" w:name="_Toc234829271"/>
+      <w:bookmarkStart w:id="49" w:name="_Toc234830969"/>
       <w:bookmarkEnd w:id="46"/>
       <w:r>
         <w:rPr>
@@ -20634,7 +20634,7 @@
         <w:pStyle w:val="Heading2"/>
       </w:pPr>
       <w:bookmarkStart w:id="50" w:name="step-10-the-round-trip"/>
-      <w:bookmarkStart w:id="51" w:name="_Toc234829272"/>
+      <w:bookmarkStart w:id="51" w:name="_Toc234830970"/>
       <w:bookmarkEnd w:id="48"/>
       <w:r>
         <w:rPr>
@@ -20699,7 +20699,7 @@
         <w:pStyle w:val="Heading1"/>
       </w:pPr>
       <w:bookmarkStart w:id="52" w:name="reference-the-application-shell"/>
-      <w:bookmarkStart w:id="53" w:name="_Toc234829273"/>
+      <w:bookmarkStart w:id="53" w:name="_Toc234830971"/>
       <w:bookmarkEnd w:id="30"/>
       <w:bookmarkEnd w:id="50"/>
       <w:r>
@@ -20719,7 +20719,7 @@
         <w:pStyle w:val="Heading2"/>
       </w:pPr>
       <w:bookmarkStart w:id="54" w:name="menus"/>
-      <w:bookmarkStart w:id="55" w:name="_Toc234829274"/>
+      <w:bookmarkStart w:id="55" w:name="_Toc234830972"/>
       <w:r>
         <w:rPr>
           <w:rStyle w:val="SectionNumber"/>
@@ -21055,7 +21055,7 @@
         <w:pStyle w:val="Heading2"/>
       </w:pPr>
       <w:bookmarkStart w:id="56" w:name="the-main-toolbar"/>
-      <w:bookmarkStart w:id="57" w:name="_Toc234829275"/>
+      <w:bookmarkStart w:id="57" w:name="_Toc234830973"/>
       <w:bookmarkEnd w:id="54"/>
       <w:r>
         <w:rPr>
@@ -21378,7 +21378,7 @@
           <w:noProof/>
         </w:rPr>
         <w:drawing>
-          <wp:inline distT="0" distB="0" distL="0" distR="0" wp14:anchorId="3C2B07BE" wp14:editId="59D4E61A">
+          <wp:inline distT="0" distB="0" distL="0" distR="0" wp14:anchorId="145EB03B" wp14:editId="0F9B8900">
             <wp:extent cx="5307773" cy="497603"/>
             <wp:effectExtent l="0" t="0" r="0" b="0"/>
             <wp:docPr id="79" name="Picture" descr="The main toolbar: New, Open, Save, then Read Source and Write Source."/>
@@ -21433,7 +21433,7 @@
         <w:pStyle w:val="Heading2"/>
       </w:pPr>
       <w:bookmarkStart w:id="58" w:name="docking"/>
-      <w:bookmarkStart w:id="59" w:name="_Toc234829276"/>
+      <w:bookmarkStart w:id="59" w:name="_Toc234830974"/>
       <w:bookmarkEnd w:id="56"/>
       <w:r>
         <w:rPr>
@@ -21581,7 +21581,7 @@
         <w:pStyle w:val="Heading2"/>
       </w:pPr>
       <w:bookmarkStart w:id="60" w:name="platforms-and-keys"/>
-      <w:bookmarkStart w:id="61" w:name="_Toc234829277"/>
+      <w:bookmarkStart w:id="61" w:name="_Toc234830975"/>
       <w:bookmarkEnd w:id="58"/>
       <w:r>
         <w:rPr>
@@ -21715,7 +21715,7 @@
         <w:pStyle w:val="Heading1"/>
       </w:pPr>
       <w:bookmarkStart w:id="62" w:name="reference-the-main-tree-view"/>
-      <w:bookmarkStart w:id="63" w:name="_Toc234829278"/>
+      <w:bookmarkStart w:id="63" w:name="_Toc234830976"/>
       <w:bookmarkEnd w:id="52"/>
       <w:bookmarkEnd w:id="60"/>
       <w:r>
@@ -21743,7 +21743,7 @@
         <w:pStyle w:val="Heading2"/>
       </w:pPr>
       <w:bookmarkStart w:id="64" w:name="what-the-tree-shows"/>
-      <w:bookmarkStart w:id="65" w:name="_Toc234829279"/>
+      <w:bookmarkStart w:id="65" w:name="_Toc234830977"/>
       <w:r>
         <w:rPr>
           <w:rStyle w:val="SectionNumber"/>
@@ -21809,7 +21809,7 @@
         <w:pStyle w:val="Heading2"/>
       </w:pPr>
       <w:bookmarkStart w:id="66" w:name="the-tree-toolbar"/>
-      <w:bookmarkStart w:id="67" w:name="_Toc234829280"/>
+      <w:bookmarkStart w:id="67" w:name="_Toc234830978"/>
       <w:bookmarkEnd w:id="64"/>
       <w:r>
         <w:rPr>
@@ -22740,7 +22740,7 @@
           <w:noProof/>
         </w:rPr>
         <w:drawing>
-          <wp:inline distT="0" distB="0" distL="0" distR="0" wp14:anchorId="578C6ABB" wp14:editId="40E7685E">
+          <wp:inline distT="0" distB="0" distL="0" distR="0" wp14:anchorId="5CE37600" wp14:editId="1D32D643">
             <wp:extent cx="5334000" cy="307193"/>
             <wp:effectExtent l="0" t="0" r="0" b="0"/>
             <wp:docPr id="87" name="Picture" descr="The tree toolbar, in the order of the table above: the Add buttons, then Delete, Filters, Find/Next, and the per-view Undo/Redo."/>
@@ -22795,7 +22795,7 @@
         <w:pStyle w:val="Heading2"/>
       </w:pPr>
       <w:bookmarkStart w:id="68" w:name="the-element-icons"/>
-      <w:bookmarkStart w:id="69" w:name="_Toc234829281"/>
+      <w:bookmarkStart w:id="69" w:name="_Toc234830979"/>
       <w:bookmarkEnd w:id="66"/>
       <w:r>
         <w:rPr>
@@ -22922,7 +22922,7 @@
                 <w:noProof/>
               </w:rPr>
               <w:drawing>
-                <wp:inline distT="0" distB="0" distL="0" distR="0" wp14:anchorId="089BAF39" wp14:editId="579DE5B6">
+                <wp:inline distT="0" distB="0" distL="0" distR="0" wp14:anchorId="42529045" wp14:editId="74758F4A">
                   <wp:extent cx="152400" cy="152400"/>
                   <wp:effectExtent l="0" t="0" r="0" b="0"/>
                   <wp:docPr id="91" name="Picture"/>
@@ -23000,7 +23000,7 @@
                 <w:noProof/>
               </w:rPr>
               <w:drawing>
-                <wp:inline distT="0" distB="0" distL="0" distR="0" wp14:anchorId="5F82664F" wp14:editId="289BD3D2">
+                <wp:inline distT="0" distB="0" distL="0" distR="0" wp14:anchorId="5D06FD1F" wp14:editId="7029762F">
                   <wp:extent cx="152400" cy="152400"/>
                   <wp:effectExtent l="0" t="0" r="0" b="0"/>
                   <wp:docPr id="94" name="Picture"/>
@@ -23080,7 +23080,7 @@
                 <w:noProof/>
               </w:rPr>
               <w:drawing>
-                <wp:inline distT="0" distB="0" distL="0" distR="0" wp14:anchorId="7D19E113" wp14:editId="64DC822C">
+                <wp:inline distT="0" distB="0" distL="0" distR="0" wp14:anchorId="01A7E6CF" wp14:editId="214E3EE2">
                   <wp:extent cx="152400" cy="152400"/>
                   <wp:effectExtent l="0" t="0" r="0" b="0"/>
                   <wp:docPr id="97" name="Picture"/>
@@ -23158,7 +23158,7 @@
                 <w:noProof/>
               </w:rPr>
               <w:drawing>
-                <wp:inline distT="0" distB="0" distL="0" distR="0" wp14:anchorId="7A7ABDF4" wp14:editId="51D63007">
+                <wp:inline distT="0" distB="0" distL="0" distR="0" wp14:anchorId="51CF39F8" wp14:editId="15EFCA95">
                   <wp:extent cx="152400" cy="152400"/>
                   <wp:effectExtent l="0" t="0" r="0" b="0"/>
                   <wp:docPr id="100" name="Picture"/>
@@ -23238,7 +23238,7 @@
                 <w:noProof/>
               </w:rPr>
               <w:drawing>
-                <wp:inline distT="0" distB="0" distL="0" distR="0" wp14:anchorId="20FD5616" wp14:editId="31DC3FCB">
+                <wp:inline distT="0" distB="0" distL="0" distR="0" wp14:anchorId="2B3B6C14" wp14:editId="21AE0CB7">
                   <wp:extent cx="152400" cy="152400"/>
                   <wp:effectExtent l="0" t="0" r="0" b="0"/>
                   <wp:docPr id="103" name="Picture"/>
@@ -23316,7 +23316,7 @@
                 <w:noProof/>
               </w:rPr>
               <w:drawing>
-                <wp:inline distT="0" distB="0" distL="0" distR="0" wp14:anchorId="69881241" wp14:editId="24313AB5">
+                <wp:inline distT="0" distB="0" distL="0" distR="0" wp14:anchorId="2D2A8CF7" wp14:editId="546EBA51">
                   <wp:extent cx="152400" cy="152400"/>
                   <wp:effectExtent l="0" t="0" r="0" b="0"/>
                   <wp:docPr id="106" name="Picture"/>
@@ -23396,7 +23396,7 @@
                 <w:noProof/>
               </w:rPr>
               <w:drawing>
-                <wp:inline distT="0" distB="0" distL="0" distR="0" wp14:anchorId="0FA5E53C" wp14:editId="6A57DA1A">
+                <wp:inline distT="0" distB="0" distL="0" distR="0" wp14:anchorId="36EEA66B" wp14:editId="7C732D69">
                   <wp:extent cx="152400" cy="152400"/>
                   <wp:effectExtent l="0" t="0" r="0" b="0"/>
                   <wp:docPr id="109" name="Picture"/>
@@ -23474,7 +23474,7 @@
                 <w:noProof/>
               </w:rPr>
               <w:drawing>
-                <wp:inline distT="0" distB="0" distL="0" distR="0" wp14:anchorId="47571733" wp14:editId="7321CDC0">
+                <wp:inline distT="0" distB="0" distL="0" distR="0" wp14:anchorId="69A20D7A" wp14:editId="08EBF6BD">
                   <wp:extent cx="152400" cy="152400"/>
                   <wp:effectExtent l="0" t="0" r="0" b="0"/>
                   <wp:docPr id="112" name="Picture"/>
@@ -23554,7 +23554,7 @@
                 <w:noProof/>
               </w:rPr>
               <w:drawing>
-                <wp:inline distT="0" distB="0" distL="0" distR="0" wp14:anchorId="72DF30DD" wp14:editId="776280B3">
+                <wp:inline distT="0" distB="0" distL="0" distR="0" wp14:anchorId="5F6555F9" wp14:editId="4DA01CD4">
                   <wp:extent cx="152400" cy="152400"/>
                   <wp:effectExtent l="0" t="0" r="0" b="0"/>
                   <wp:docPr id="115" name="Picture"/>
@@ -23632,7 +23632,7 @@
                 <w:noProof/>
               </w:rPr>
               <w:drawing>
-                <wp:inline distT="0" distB="0" distL="0" distR="0" wp14:anchorId="18F03AF5" wp14:editId="53127A15">
+                <wp:inline distT="0" distB="0" distL="0" distR="0" wp14:anchorId="127ED606" wp14:editId="26E551F6">
                   <wp:extent cx="152400" cy="152400"/>
                   <wp:effectExtent l="0" t="0" r="0" b="0"/>
                   <wp:docPr id="118" name="Picture"/>
@@ -23704,14 +23704,14 @@
         <w:pStyle w:val="BodyText"/>
       </w:pPr>
       <w:r>
-        <w:t xml:space="preserve">The group folder’s coloured bar tells what is inside: </w:t>
+        <w:t xml:space="preserve">The extern class is the class square without the yellow relations tab — an extern class is declared outside the model, so it has no generated relations. The group folder’s coloured bar tells what is inside: </w:t>
       </w:r>
       <w:r>
         <w:rPr>
           <w:noProof/>
         </w:rPr>
         <w:drawing>
-          <wp:inline distT="0" distB="0" distL="0" distR="0" wp14:anchorId="06E2507F" wp14:editId="3336DBF3">
+          <wp:inline distT="0" distB="0" distL="0" distR="0" wp14:anchorId="46862388" wp14:editId="230DF817">
             <wp:extent cx="152400" cy="152400"/>
             <wp:effectExtent l="0" t="0" r="0" b="0"/>
             <wp:docPr id="121" name="Picture"/>
@@ -23769,7 +23769,7 @@
           <w:noProof/>
         </w:rPr>
         <w:drawing>
-          <wp:inline distT="0" distB="0" distL="0" distR="0" wp14:anchorId="5AA0BB83" wp14:editId="6346804E">
+          <wp:inline distT="0" distB="0" distL="0" distR="0" wp14:anchorId="69F36278" wp14:editId="391586D0">
             <wp:extent cx="152400" cy="152400"/>
             <wp:effectExtent l="0" t="0" r="0" b="0"/>
             <wp:docPr id="124" name="Picture"/>
@@ -23827,7 +23827,7 @@
           <w:noProof/>
         </w:rPr>
         <w:drawing>
-          <wp:inline distT="0" distB="0" distL="0" distR="0" wp14:anchorId="22B529DF" wp14:editId="1B141B51">
+          <wp:inline distT="0" distB="0" distL="0" distR="0" wp14:anchorId="09E19EA6" wp14:editId="2F900BEA">
             <wp:extent cx="152400" cy="152400"/>
             <wp:effectExtent l="0" t="0" r="0" b="0"/>
             <wp:docPr id="126" name="Picture"/>
@@ -23936,7 +23936,7 @@
                 <w:noProof/>
               </w:rPr>
               <w:drawing>
-                <wp:inline distT="0" distB="0" distL="0" distR="0" wp14:anchorId="6D68BAF4" wp14:editId="65D91C3F">
+                <wp:inline distT="0" distB="0" distL="0" distR="0" wp14:anchorId="4425E008" wp14:editId="7C106C71">
                   <wp:extent cx="152400" cy="152400"/>
                   <wp:effectExtent l="0" t="0" r="0" b="0"/>
                   <wp:docPr id="129" name="Picture"/>
@@ -24001,7 +24001,7 @@
                 <w:noProof/>
               </w:rPr>
               <w:drawing>
-                <wp:inline distT="0" distB="0" distL="0" distR="0" wp14:anchorId="551D9598" wp14:editId="6B00D9F5">
+                <wp:inline distT="0" distB="0" distL="0" distR="0" wp14:anchorId="1D1D2D94" wp14:editId="036A4A6E">
                   <wp:extent cx="152400" cy="152400"/>
                   <wp:effectExtent l="0" t="0" r="0" b="0"/>
                   <wp:docPr id="132" name="Picture"/>
@@ -24066,7 +24066,7 @@
                 <w:noProof/>
               </w:rPr>
               <w:drawing>
-                <wp:inline distT="0" distB="0" distL="0" distR="0" wp14:anchorId="1AB681DE" wp14:editId="66A0F0D8">
+                <wp:inline distT="0" distB="0" distL="0" distR="0" wp14:anchorId="1FB61243" wp14:editId="26E765F0">
                   <wp:extent cx="152400" cy="152400"/>
                   <wp:effectExtent l="0" t="0" r="0" b="0"/>
                   <wp:docPr id="135" name="Picture"/>
@@ -24131,7 +24131,7 @@
                 <w:noProof/>
               </w:rPr>
               <w:drawing>
-                <wp:inline distT="0" distB="0" distL="0" distR="0" wp14:anchorId="47448E72" wp14:editId="2C198E8C">
+                <wp:inline distT="0" distB="0" distL="0" distR="0" wp14:anchorId="163E7A9D" wp14:editId="75F28504">
                   <wp:extent cx="152400" cy="152400"/>
                   <wp:effectExtent l="0" t="0" r="0" b="0"/>
                   <wp:docPr id="138" name="Picture"/>
@@ -24276,7 +24276,7 @@
                 <w:noProof/>
               </w:rPr>
               <w:drawing>
-                <wp:inline distT="0" distB="0" distL="0" distR="0" wp14:anchorId="6B7E503F" wp14:editId="67D97459">
+                <wp:inline distT="0" distB="0" distL="0" distR="0" wp14:anchorId="73E5DC31" wp14:editId="543D39D0">
                   <wp:extent cx="152400" cy="152400"/>
                   <wp:effectExtent l="0" t="0" r="0" b="0"/>
                   <wp:docPr id="140" name="Picture"/>
@@ -24341,7 +24341,7 @@
                 <w:noProof/>
               </w:rPr>
               <w:drawing>
-                <wp:inline distT="0" distB="0" distL="0" distR="0" wp14:anchorId="1C517717" wp14:editId="7C527163">
+                <wp:inline distT="0" distB="0" distL="0" distR="0" wp14:anchorId="4BDFBDB3" wp14:editId="617D4D66">
                   <wp:extent cx="152400" cy="152400"/>
                   <wp:effectExtent l="0" t="0" r="0" b="0"/>
                   <wp:docPr id="143" name="Picture"/>
@@ -24406,7 +24406,7 @@
                 <w:noProof/>
               </w:rPr>
               <w:drawing>
-                <wp:inline distT="0" distB="0" distL="0" distR="0" wp14:anchorId="01D4E079" wp14:editId="5EB43F06">
+                <wp:inline distT="0" distB="0" distL="0" distR="0" wp14:anchorId="1F0F25F0" wp14:editId="232F2089">
                   <wp:extent cx="152400" cy="152400"/>
                   <wp:effectExtent l="0" t="0" r="0" b="0"/>
                   <wp:docPr id="146" name="Picture"/>
@@ -24539,7 +24539,7 @@
                 <w:noProof/>
               </w:rPr>
               <w:drawing>
-                <wp:inline distT="0" distB="0" distL="0" distR="0" wp14:anchorId="43E2A472" wp14:editId="68CB7D08">
+                <wp:inline distT="0" distB="0" distL="0" distR="0" wp14:anchorId="61FFF206" wp14:editId="32F4AA3F">
                   <wp:extent cx="152400" cy="152400"/>
                   <wp:effectExtent l="0" t="0" r="0" b="0"/>
                   <wp:docPr id="148" name="Picture"/>
@@ -24604,7 +24604,7 @@
                 <w:noProof/>
               </w:rPr>
               <w:drawing>
-                <wp:inline distT="0" distB="0" distL="0" distR="0" wp14:anchorId="61889104" wp14:editId="4F3042FC">
+                <wp:inline distT="0" distB="0" distL="0" distR="0" wp14:anchorId="6F33F319" wp14:editId="3701F979">
                   <wp:extent cx="152400" cy="152400"/>
                   <wp:effectExtent l="0" t="0" r="0" b="0"/>
                   <wp:docPr id="151" name="Picture"/>
@@ -24669,7 +24669,7 @@
                 <w:noProof/>
               </w:rPr>
               <w:drawing>
-                <wp:inline distT="0" distB="0" distL="0" distR="0" wp14:anchorId="0986930B" wp14:editId="0AC3CA24">
+                <wp:inline distT="0" distB="0" distL="0" distR="0" wp14:anchorId="61CC664E" wp14:editId="797DA5E2">
                   <wp:extent cx="152400" cy="152400"/>
                   <wp:effectExtent l="0" t="0" r="0" b="0"/>
                   <wp:docPr id="154" name="Picture"/>
@@ -24734,7 +24734,7 @@
                 <w:noProof/>
               </w:rPr>
               <w:drawing>
-                <wp:inline distT="0" distB="0" distL="0" distR="0" wp14:anchorId="142E82F3" wp14:editId="57625CC6">
+                <wp:inline distT="0" distB="0" distL="0" distR="0" wp14:anchorId="6451D05A" wp14:editId="31B2F346">
                   <wp:extent cx="152400" cy="152400"/>
                   <wp:effectExtent l="0" t="0" r="0" b="0"/>
                   <wp:docPr id="157" name="Picture"/>
@@ -24883,7 +24883,10 @@
         <w:t>Relations</w:t>
       </w:r>
       <w:r>
-        <w:t xml:space="preserve"> — the arrow encodes the relation on the node it hangs under. Heads: one = Single, two = Multi. Colour: grey = plain association, black = owned (aggregation), magenta = critical, red = critical </w:t>
+        <w:t xml:space="preserve"> </w:t>
+      </w:r>
+      <w:r>
+        <w:t xml:space="preserve">— the arrow encodes the relation on the node it hangs under. Heads: one = Single, two = Multi. Colour: grey = plain association, black = owned (aggregation), magenta = critical, red = critical </w:t>
       </w:r>
       <w:r>
         <w:rPr>
@@ -24893,10 +24896,7 @@
         <w:t>and</w:t>
       </w:r>
       <w:r>
-        <w:t xml:space="preserve"> </w:t>
-      </w:r>
-      <w:r>
-        <w:t xml:space="preserve">owned. The box marks the side: yellow box at the bottom = the </w:t>
+        <w:t xml:space="preserve"> owned. The box marks the side: yellow box at the bottom = the </w:t>
       </w:r>
       <w:r>
         <w:rPr>
@@ -24916,7 +24916,27 @@
         <w:t>to</w:t>
       </w:r>
       <w:r>
-        <w:t xml:space="preserve"> (passive) side being pointed at. Static relations draw thicker, with a wider box:</w:t>
+        <w:t xml:space="preserve"> (passive) side being pointed at. Static relations draw thicker, with a wider box. Each pair below shows the </w:t>
+      </w:r>
+      <w:r>
+        <w:rPr>
+          <w:i/>
+          <w:iCs/>
+        </w:rPr>
+        <w:t>from</w:t>
+      </w:r>
+      <w:r>
+        <w:t xml:space="preserve"> and </w:t>
+      </w:r>
+      <w:r>
+        <w:rPr>
+          <w:i/>
+          <w:iCs/>
+        </w:rPr>
+        <w:t>to</w:t>
+      </w:r>
+      <w:r>
+        <w:t xml:space="preserve"> icon of the kind:</w:t>
       </w:r>
     </w:p>
     <w:tbl>
@@ -24926,13 +24946,13 @@
         <w:tblLook w:val="0020" w:firstRow="1" w:lastRow="0" w:firstColumn="0" w:lastColumn="0" w:noHBand="0" w:noVBand="0"/>
       </w:tblPr>
       <w:tblGrid>
-        <w:gridCol w:w="1039"/>
-        <w:gridCol w:w="965"/>
-        <w:gridCol w:w="1157"/>
-        <w:gridCol w:w="1170"/>
-        <w:gridCol w:w="2355"/>
-        <w:gridCol w:w="977"/>
-        <w:gridCol w:w="1913"/>
+        <w:gridCol w:w="1013"/>
+        <w:gridCol w:w="940"/>
+        <w:gridCol w:w="1128"/>
+        <w:gridCol w:w="1140"/>
+        <w:gridCol w:w="2295"/>
+        <w:gridCol w:w="953"/>
+        <w:gridCol w:w="2107"/>
       </w:tblGrid>
       <w:tr>
         <w:trPr>
@@ -24952,7 +24972,7 @@
                 <w:noProof/>
               </w:rPr>
               <w:drawing>
-                <wp:inline distT="0" distB="0" distL="0" distR="0" wp14:anchorId="738DF01E" wp14:editId="2741A716">
+                <wp:inline distT="0" distB="0" distL="0" distR="0" wp14:anchorId="392B9175" wp14:editId="577804DA">
                   <wp:extent cx="152400" cy="152400"/>
                   <wp:effectExtent l="0" t="0" r="0" b="0"/>
                   <wp:docPr id="160" name="Picture"/>
@@ -25002,22 +25022,15 @@
                 </wp:inline>
               </w:drawing>
             </w:r>
-          </w:p>
-        </w:tc>
-        <w:tc>
-          <w:tcPr>
-            <w:tcW w:w="0" w:type="auto"/>
-          </w:tcPr>
-          <w:p>
-            <w:pPr>
-              <w:pStyle w:val="Compact"/>
-            </w:pPr>
+            <w:r>
+              <w:t xml:space="preserve"> </w:t>
+            </w:r>
             <w:r>
               <w:rPr>
                 <w:noProof/>
               </w:rPr>
               <w:drawing>
-                <wp:inline distT="0" distB="0" distL="0" distR="0" wp14:anchorId="1CB3B7F5" wp14:editId="35A4F7FD">
+                <wp:inline distT="0" distB="0" distL="0" distR="0" wp14:anchorId="325F06BF" wp14:editId="0292A847">
                   <wp:extent cx="152400" cy="152400"/>
                   <wp:effectExtent l="0" t="0" r="0" b="0"/>
                   <wp:docPr id="163" name="Picture"/>
@@ -25026,7 +25039,7 @@
                     <a:graphicData uri="http://schemas.openxmlformats.org/drawingml/2006/picture">
                       <pic:pic xmlns:pic="http://schemas.openxmlformats.org/drawingml/2006/picture">
                         <pic:nvPicPr>
-                          <pic:cNvPr id="164" name="Picture" descr="../../src/qt/icons/multi_act.svg"/>
+                          <pic:cNvPr id="164" name="Picture" descr="../../src/qt/icons/single_pas.svg"/>
                           <pic:cNvPicPr>
                             <a:picLocks noChangeAspect="1" noChangeArrowheads="1"/>
                           </pic:cNvPicPr>
@@ -25082,7 +25095,7 @@
                 <w:noProof/>
               </w:rPr>
               <w:drawing>
-                <wp:inline distT="0" distB="0" distL="0" distR="0" wp14:anchorId="14CA716A" wp14:editId="356DB471">
+                <wp:inline distT="0" distB="0" distL="0" distR="0" wp14:anchorId="4F4E6BEE" wp14:editId="0E8F75E3">
                   <wp:extent cx="152400" cy="152400"/>
                   <wp:effectExtent l="0" t="0" r="0" b="0"/>
                   <wp:docPr id="166" name="Picture"/>
@@ -25091,7 +25104,7 @@
                     <a:graphicData uri="http://schemas.openxmlformats.org/drawingml/2006/picture">
                       <pic:pic xmlns:pic="http://schemas.openxmlformats.org/drawingml/2006/picture">
                         <pic:nvPicPr>
-                          <pic:cNvPr id="167" name="Picture" descr="../../src/qt/icons/owned_multi_act.svg"/>
+                          <pic:cNvPr id="167" name="Picture" descr="../../src/qt/icons/multi_act.svg"/>
                           <pic:cNvPicPr>
                             <a:picLocks noChangeAspect="1" noChangeArrowheads="1"/>
                           </pic:cNvPicPr>
@@ -25132,22 +25145,15 @@
                 </wp:inline>
               </w:drawing>
             </w:r>
-          </w:p>
-        </w:tc>
-        <w:tc>
-          <w:tcPr>
-            <w:tcW w:w="0" w:type="auto"/>
-          </w:tcPr>
-          <w:p>
-            <w:pPr>
-              <w:pStyle w:val="Compact"/>
-            </w:pPr>
+            <w:r>
+              <w:t xml:space="preserve"> </w:t>
+            </w:r>
             <w:r>
               <w:rPr>
                 <w:noProof/>
               </w:rPr>
               <w:drawing>
-                <wp:inline distT="0" distB="0" distL="0" distR="0" wp14:anchorId="4CB03116" wp14:editId="1E57F143">
+                <wp:inline distT="0" distB="0" distL="0" distR="0" wp14:anchorId="30AA4993" wp14:editId="0FD56A84">
                   <wp:extent cx="152400" cy="152400"/>
                   <wp:effectExtent l="0" t="0" r="0" b="0"/>
                   <wp:docPr id="169" name="Picture"/>
@@ -25156,7 +25162,7 @@
                     <a:graphicData uri="http://schemas.openxmlformats.org/drawingml/2006/picture">
                       <pic:pic xmlns:pic="http://schemas.openxmlformats.org/drawingml/2006/picture">
                         <pic:nvPicPr>
-                          <pic:cNvPr id="170" name="Picture" descr="../../src/qt/icons/cr_multi_act.svg"/>
+                          <pic:cNvPr id="170" name="Picture" descr="../../src/qt/icons/multi_pas.svg"/>
                           <pic:cNvPicPr>
                             <a:picLocks noChangeAspect="1" noChangeArrowheads="1"/>
                           </pic:cNvPicPr>
@@ -25212,7 +25218,7 @@
                 <w:noProof/>
               </w:rPr>
               <w:drawing>
-                <wp:inline distT="0" distB="0" distL="0" distR="0" wp14:anchorId="2ECF49C5" wp14:editId="614DC768">
+                <wp:inline distT="0" distB="0" distL="0" distR="0" wp14:anchorId="096402D4" wp14:editId="5CCD2D52">
                   <wp:extent cx="152400" cy="152400"/>
                   <wp:effectExtent l="0" t="0" r="0" b="0"/>
                   <wp:docPr id="172" name="Picture"/>
@@ -25221,7 +25227,7 @@
                     <a:graphicData uri="http://schemas.openxmlformats.org/drawingml/2006/picture">
                       <pic:pic xmlns:pic="http://schemas.openxmlformats.org/drawingml/2006/picture">
                         <pic:nvPicPr>
-                          <pic:cNvPr id="173" name="Picture" descr="../../src/qt/icons/cr_owned_multi_act.svg"/>
+                          <pic:cNvPr id="173" name="Picture" descr="../../src/qt/icons/owned_multi_act.svg"/>
                           <pic:cNvPicPr>
                             <a:picLocks noChangeAspect="1" noChangeArrowheads="1"/>
                           </pic:cNvPicPr>
@@ -25262,22 +25268,15 @@
                 </wp:inline>
               </w:drawing>
             </w:r>
-          </w:p>
-        </w:tc>
-        <w:tc>
-          <w:tcPr>
-            <w:tcW w:w="0" w:type="auto"/>
-          </w:tcPr>
-          <w:p>
-            <w:pPr>
-              <w:pStyle w:val="Compact"/>
-            </w:pPr>
+            <w:r>
+              <w:t xml:space="preserve"> </w:t>
+            </w:r>
             <w:r>
               <w:rPr>
                 <w:noProof/>
               </w:rPr>
               <w:drawing>
-                <wp:inline distT="0" distB="0" distL="0" distR="0" wp14:anchorId="7FE7CD80" wp14:editId="7AC396D7">
+                <wp:inline distT="0" distB="0" distL="0" distR="0" wp14:anchorId="4650865E" wp14:editId="1A3FAD5A">
                   <wp:extent cx="152400" cy="152400"/>
                   <wp:effectExtent l="0" t="0" r="0" b="0"/>
                   <wp:docPr id="175" name="Picture"/>
@@ -25286,7 +25285,7 @@
                     <a:graphicData uri="http://schemas.openxmlformats.org/drawingml/2006/picture">
                       <pic:pic xmlns:pic="http://schemas.openxmlformats.org/drawingml/2006/picture">
                         <pic:nvPicPr>
-                          <pic:cNvPr id="176" name="Picture" descr="../../src/qt/icons/static_multi_act.svg"/>
+                          <pic:cNvPr id="176" name="Picture" descr="../../src/qt/icons/owned_multi_pas.svg"/>
                           <pic:cNvPicPr>
                             <a:picLocks noChangeAspect="1" noChangeArrowheads="1"/>
                           </pic:cNvPicPr>
@@ -25342,7 +25341,7 @@
                 <w:noProof/>
               </w:rPr>
               <w:drawing>
-                <wp:inline distT="0" distB="0" distL="0" distR="0" wp14:anchorId="3C7EB350" wp14:editId="63B1CB9E">
+                <wp:inline distT="0" distB="0" distL="0" distR="0" wp14:anchorId="17EA0A13" wp14:editId="08912D1C">
                   <wp:extent cx="152400" cy="152400"/>
                   <wp:effectExtent l="0" t="0" r="0" b="0"/>
                   <wp:docPr id="178" name="Picture"/>
@@ -25351,7 +25350,7 @@
                     <a:graphicData uri="http://schemas.openxmlformats.org/drawingml/2006/picture">
                       <pic:pic xmlns:pic="http://schemas.openxmlformats.org/drawingml/2006/picture">
                         <pic:nvPicPr>
-                          <pic:cNvPr id="179" name="Picture" descr="../../src/qt/icons/multi_pas.svg"/>
+                          <pic:cNvPr id="179" name="Picture" descr="../../src/qt/icons/cr_multi_act.svg"/>
                           <pic:cNvPicPr>
                             <a:picLocks noChangeAspect="1" noChangeArrowheads="1"/>
                           </pic:cNvPicPr>
@@ -25392,157 +25391,15 @@
                 </wp:inline>
               </w:drawing>
             </w:r>
-          </w:p>
-        </w:tc>
-      </w:tr>
-      <w:tr>
-        <w:tc>
-          <w:tcPr>
-            <w:tcW w:w="0" w:type="auto"/>
-          </w:tcPr>
-          <w:p>
-            <w:pPr>
-              <w:pStyle w:val="Compact"/>
-            </w:pPr>
-            <w:r>
-              <w:t>single</w:t>
-            </w:r>
-          </w:p>
-        </w:tc>
-        <w:tc>
-          <w:tcPr>
-            <w:tcW w:w="0" w:type="auto"/>
-          </w:tcPr>
-          <w:p>
-            <w:pPr>
-              <w:pStyle w:val="Compact"/>
-            </w:pPr>
-            <w:r>
-              <w:t>multi</w:t>
-            </w:r>
-          </w:p>
-        </w:tc>
-        <w:tc>
-          <w:tcPr>
-            <w:tcW w:w="0" w:type="auto"/>
-          </w:tcPr>
-          <w:p>
-            <w:pPr>
-              <w:pStyle w:val="Compact"/>
-            </w:pPr>
-            <w:r>
-              <w:t>owned</w:t>
-            </w:r>
-          </w:p>
-        </w:tc>
-        <w:tc>
-          <w:tcPr>
-            <w:tcW w:w="0" w:type="auto"/>
-          </w:tcPr>
-          <w:p>
-            <w:pPr>
-              <w:pStyle w:val="Compact"/>
-            </w:pPr>
-            <w:r>
-              <w:t>critical</w:t>
-            </w:r>
-          </w:p>
-        </w:tc>
-        <w:tc>
-          <w:tcPr>
-            <w:tcW w:w="0" w:type="auto"/>
-          </w:tcPr>
-          <w:p>
-            <w:pPr>
-              <w:pStyle w:val="Compact"/>
-            </w:pPr>
-            <w:r>
-              <w:t>critical + owned</w:t>
-            </w:r>
-          </w:p>
-        </w:tc>
-        <w:tc>
-          <w:tcPr>
-            <w:tcW w:w="0" w:type="auto"/>
-          </w:tcPr>
-          <w:p>
-            <w:pPr>
-              <w:pStyle w:val="Compact"/>
-            </w:pPr>
-            <w:r>
-              <w:t>static</w:t>
-            </w:r>
-          </w:p>
-        </w:tc>
-        <w:tc>
-          <w:tcPr>
-            <w:tcW w:w="0" w:type="auto"/>
-          </w:tcPr>
-          <w:p>
-            <w:pPr>
-              <w:pStyle w:val="Compact"/>
-            </w:pPr>
-            <w:r>
-              <w:rPr>
-                <w:i/>
-                <w:iCs/>
-              </w:rPr>
-              <w:t>to</w:t>
-            </w:r>
-            <w:r>
-              <w:t>-side (pas)</w:t>
-            </w:r>
-          </w:p>
-        </w:tc>
-      </w:tr>
-    </w:tbl>
-    <w:p>
-      <w:pPr>
-        <w:pStyle w:val="BodyText"/>
-      </w:pPr>
-      <w:r>
-        <w:rPr>
-          <w:b/>
-          <w:bCs/>
-        </w:rPr>
-        <w:t>Phases</w:t>
-      </w:r>
-      <w:r>
-        <w:t xml:space="preserve"> — with Phase Support on, the phase marker joins the element icon:</w:t>
-      </w:r>
-    </w:p>
-    <w:tbl>
-      <w:tblPr>
-        <w:tblStyle w:val="Table"/>
-        <w:tblW w:w="5000" w:type="pct"/>
-        <w:tblLook w:val="0020" w:firstRow="1" w:lastRow="0" w:firstColumn="0" w:lastColumn="0" w:noHBand="0" w:noVBand="0"/>
-      </w:tblPr>
-      <w:tblGrid>
-        <w:gridCol w:w="1804"/>
-        <w:gridCol w:w="1534"/>
-        <w:gridCol w:w="3132"/>
-        <w:gridCol w:w="1106"/>
-        <w:gridCol w:w="2000"/>
-      </w:tblGrid>
-      <w:tr>
-        <w:trPr>
-          <w:cnfStyle w:val="100000000000" w:firstRow="1" w:lastRow="0" w:firstColumn="0" w:lastColumn="0" w:oddVBand="0" w:evenVBand="0" w:oddHBand="0" w:evenHBand="0" w:firstRowFirstColumn="0" w:firstRowLastColumn="0" w:lastRowFirstColumn="0" w:lastRowLastColumn="0"/>
-          <w:tblHeader/>
-        </w:trPr>
-        <w:tc>
-          <w:tcPr>
-            <w:tcW w:w="0" w:type="auto"/>
-          </w:tcPr>
-          <w:p>
-            <w:pPr>
-              <w:pStyle w:val="Compact"/>
-            </w:pPr>
+            <w:r>
+              <w:t xml:space="preserve"> </w:t>
+            </w:r>
             <w:r>
               <w:rPr>
                 <w:noProof/>
               </w:rPr>
               <w:drawing>
-                <wp:inline distT="0" distB="0" distL="0" distR="0" wp14:anchorId="36DD5825" wp14:editId="648B64EC">
+                <wp:inline distT="0" distB="0" distL="0" distR="0" wp14:anchorId="447C331C" wp14:editId="6BC18BE4">
                   <wp:extent cx="152400" cy="152400"/>
                   <wp:effectExtent l="0" t="0" r="0" b="0"/>
                   <wp:docPr id="181" name="Picture"/>
@@ -25551,7 +25408,7 @@
                     <a:graphicData uri="http://schemas.openxmlformats.org/drawingml/2006/picture">
                       <pic:pic xmlns:pic="http://schemas.openxmlformats.org/drawingml/2006/picture">
                         <pic:nvPicPr>
-                          <pic:cNvPr id="182" name="Picture" descr="../../src/qt/icons/analysis_phase.svg"/>
+                          <pic:cNvPr id="182" name="Picture" descr="../../src/qt/icons/cr_multi_pas.svg"/>
                           <pic:cNvPicPr>
                             <a:picLocks noChangeAspect="1" noChangeArrowheads="1"/>
                           </pic:cNvPicPr>
@@ -25607,7 +25464,7 @@
                 <w:noProof/>
               </w:rPr>
               <w:drawing>
-                <wp:inline distT="0" distB="0" distL="0" distR="0" wp14:anchorId="52AB97A3" wp14:editId="1BE52341">
+                <wp:inline distT="0" distB="0" distL="0" distR="0" wp14:anchorId="7B20980B" wp14:editId="2C75E5B1">
                   <wp:extent cx="152400" cy="152400"/>
                   <wp:effectExtent l="0" t="0" r="0" b="0"/>
                   <wp:docPr id="184" name="Picture"/>
@@ -25616,7 +25473,7 @@
                     <a:graphicData uri="http://schemas.openxmlformats.org/drawingml/2006/picture">
                       <pic:pic xmlns:pic="http://schemas.openxmlformats.org/drawingml/2006/picture">
                         <pic:nvPicPr>
-                          <pic:cNvPr id="185" name="Picture" descr="../../src/qt/icons/design_phase.svg"/>
+                          <pic:cNvPr id="185" name="Picture" descr="../../src/qt/icons/cr_owned_multi_act.svg"/>
                           <pic:cNvPicPr>
                             <a:picLocks noChangeAspect="1" noChangeArrowheads="1"/>
                           </pic:cNvPicPr>
@@ -25657,22 +25514,15 @@
                 </wp:inline>
               </w:drawing>
             </w:r>
-          </w:p>
-        </w:tc>
-        <w:tc>
-          <w:tcPr>
-            <w:tcW w:w="0" w:type="auto"/>
-          </w:tcPr>
-          <w:p>
-            <w:pPr>
-              <w:pStyle w:val="Compact"/>
-            </w:pPr>
+            <w:r>
+              <w:t xml:space="preserve"> </w:t>
+            </w:r>
             <w:r>
               <w:rPr>
                 <w:noProof/>
               </w:rPr>
               <w:drawing>
-                <wp:inline distT="0" distB="0" distL="0" distR="0" wp14:anchorId="408642B0" wp14:editId="79B93E1D">
+                <wp:inline distT="0" distB="0" distL="0" distR="0" wp14:anchorId="41F98F57" wp14:editId="1DFCE6DB">
                   <wp:extent cx="152400" cy="152400"/>
                   <wp:effectExtent l="0" t="0" r="0" b="0"/>
                   <wp:docPr id="187" name="Picture"/>
@@ -25681,7 +25531,7 @@
                     <a:graphicData uri="http://schemas.openxmlformats.org/drawingml/2006/picture">
                       <pic:pic xmlns:pic="http://schemas.openxmlformats.org/drawingml/2006/picture">
                         <pic:nvPicPr>
-                          <pic:cNvPr id="188" name="Picture" descr="../../src/qt/icons/implementation_phase.svg"/>
+                          <pic:cNvPr id="188" name="Picture" descr="../../src/qt/icons/cr_owned_multi.svg"/>
                           <pic:cNvPicPr>
                             <a:picLocks noChangeAspect="1" noChangeArrowheads="1"/>
                           </pic:cNvPicPr>
@@ -25737,7 +25587,7 @@
                 <w:noProof/>
               </w:rPr>
               <w:drawing>
-                <wp:inline distT="0" distB="0" distL="0" distR="0" wp14:anchorId="5290D91E" wp14:editId="19E63409">
+                <wp:inline distT="0" distB="0" distL="0" distR="0" wp14:anchorId="0A3128C4" wp14:editId="1AF5AC71">
                   <wp:extent cx="152400" cy="152400"/>
                   <wp:effectExtent l="0" t="0" r="0" b="0"/>
                   <wp:docPr id="190" name="Picture"/>
@@ -25746,7 +25596,7 @@
                     <a:graphicData uri="http://schemas.openxmlformats.org/drawingml/2006/picture">
                       <pic:pic xmlns:pic="http://schemas.openxmlformats.org/drawingml/2006/picture">
                         <pic:nvPicPr>
-                          <pic:cNvPr id="191" name="Picture" descr="../../src/qt/icons/test_phase.svg"/>
+                          <pic:cNvPr id="191" name="Picture" descr="../../src/qt/icons/static_multi_act.svg"/>
                           <pic:cNvPicPr>
                             <a:picLocks noChangeAspect="1" noChangeArrowheads="1"/>
                           </pic:cNvPicPr>
@@ -25787,22 +25637,15 @@
                 </wp:inline>
               </w:drawing>
             </w:r>
-          </w:p>
-        </w:tc>
-        <w:tc>
-          <w:tcPr>
-            <w:tcW w:w="0" w:type="auto"/>
-          </w:tcPr>
-          <w:p>
-            <w:pPr>
-              <w:pStyle w:val="Compact"/>
-            </w:pPr>
+            <w:r>
+              <w:t xml:space="preserve"> </w:t>
+            </w:r>
             <w:r>
               <w:rPr>
                 <w:noProof/>
               </w:rPr>
               <w:drawing>
-                <wp:inline distT="0" distB="0" distL="0" distR="0" wp14:anchorId="2F66F278" wp14:editId="1B70BE16">
+                <wp:inline distT="0" distB="0" distL="0" distR="0" wp14:anchorId="5DE5183B" wp14:editId="38DF7D94">
                   <wp:extent cx="152400" cy="152400"/>
                   <wp:effectExtent l="0" t="0" r="0" b="0"/>
                   <wp:docPr id="193" name="Picture"/>
@@ -25811,7 +25654,7 @@
                     <a:graphicData uri="http://schemas.openxmlformats.org/drawingml/2006/picture">
                       <pic:pic xmlns:pic="http://schemas.openxmlformats.org/drawingml/2006/picture">
                         <pic:nvPicPr>
-                          <pic:cNvPr id="194" name="Picture" descr="../../src/qt/icons/complete_phase.svg"/>
+                          <pic:cNvPr id="194" name="Picture" descr="../../src/qt/icons/static_multi_pas.svg"/>
                           <pic:cNvPicPr>
                             <a:picLocks noChangeAspect="1" noChangeArrowheads="1"/>
                           </pic:cNvPicPr>
@@ -25854,6 +25697,129 @@
             </w:r>
           </w:p>
         </w:tc>
+        <w:tc>
+          <w:tcPr>
+            <w:tcW w:w="0" w:type="auto"/>
+          </w:tcPr>
+          <w:p>
+            <w:pPr>
+              <w:pStyle w:val="Compact"/>
+            </w:pPr>
+            <w:r>
+              <w:rPr>
+                <w:noProof/>
+              </w:rPr>
+              <w:drawing>
+                <wp:inline distT="0" distB="0" distL="0" distR="0" wp14:anchorId="70E1710D" wp14:editId="13BAFB35">
+                  <wp:extent cx="152400" cy="152400"/>
+                  <wp:effectExtent l="0" t="0" r="0" b="0"/>
+                  <wp:docPr id="196" name="Picture"/>
+                  <wp:cNvGraphicFramePr/>
+                  <a:graphic xmlns:a="http://schemas.openxmlformats.org/drawingml/2006/main">
+                    <a:graphicData uri="http://schemas.openxmlformats.org/drawingml/2006/picture">
+                      <pic:pic xmlns:pic="http://schemas.openxmlformats.org/drawingml/2006/picture">
+                        <pic:nvPicPr>
+                          <pic:cNvPr id="197" name="Picture" descr="../../src/qt/icons/static_owned_multi_act.svg"/>
+                          <pic:cNvPicPr>
+                            <a:picLocks noChangeAspect="1" noChangeArrowheads="1"/>
+                          </pic:cNvPicPr>
+                        </pic:nvPicPr>
+                        <pic:blipFill>
+                          <a:blip r:embed="rId86">
+                            <a:extLst>
+                              <a:ext uri="{28A0092B-C50C-407E-A947-70E740481C1C}">
+                                <a14:useLocalDpi xmlns:a14="http://schemas.microsoft.com/office/drawing/2010/main" val="0"/>
+                              </a:ext>
+                              <a:ext uri="{96DAC541-7B7A-43D3-8B79-37D633B846F1}">
+                                <asvg:svgBlip xmlns:asvg="http://schemas.microsoft.com/office/drawing/2016/SVG/main" r:embed="rId87"/>
+                              </a:ext>
+                            </a:extLst>
+                          </a:blip>
+                          <a:stretch>
+                            <a:fillRect/>
+                          </a:stretch>
+                        </pic:blipFill>
+                        <pic:spPr bwMode="auto">
+                          <a:xfrm>
+                            <a:off x="0" y="0"/>
+                            <a:ext cx="152400" cy="152400"/>
+                          </a:xfrm>
+                          <a:prstGeom prst="rect">
+                            <a:avLst/>
+                          </a:prstGeom>
+                          <a:noFill/>
+                          <a:ln w="9525">
+                            <a:noFill/>
+                            <a:headEnd/>
+                            <a:tailEnd/>
+                          </a:ln>
+                        </pic:spPr>
+                      </pic:pic>
+                    </a:graphicData>
+                  </a:graphic>
+                </wp:inline>
+              </w:drawing>
+            </w:r>
+            <w:r>
+              <w:t xml:space="preserve"> </w:t>
+            </w:r>
+            <w:r>
+              <w:rPr>
+                <w:noProof/>
+              </w:rPr>
+              <w:drawing>
+                <wp:inline distT="0" distB="0" distL="0" distR="0" wp14:anchorId="0743E0EC" wp14:editId="521867D8">
+                  <wp:extent cx="152400" cy="152400"/>
+                  <wp:effectExtent l="0" t="0" r="0" b="0"/>
+                  <wp:docPr id="199" name="Picture"/>
+                  <wp:cNvGraphicFramePr/>
+                  <a:graphic xmlns:a="http://schemas.openxmlformats.org/drawingml/2006/main">
+                    <a:graphicData uri="http://schemas.openxmlformats.org/drawingml/2006/picture">
+                      <pic:pic xmlns:pic="http://schemas.openxmlformats.org/drawingml/2006/picture">
+                        <pic:nvPicPr>
+                          <pic:cNvPr id="200" name="Picture" descr="../../src/qt/icons/static_owned_multi_pas.svg"/>
+                          <pic:cNvPicPr>
+                            <a:picLocks noChangeAspect="1" noChangeArrowheads="1"/>
+                          </pic:cNvPicPr>
+                        </pic:nvPicPr>
+                        <pic:blipFill>
+                          <a:blip r:embed="rId88">
+                            <a:extLst>
+                              <a:ext uri="{28A0092B-C50C-407E-A947-70E740481C1C}">
+                                <a14:useLocalDpi xmlns:a14="http://schemas.microsoft.com/office/drawing/2010/main" val="0"/>
+                              </a:ext>
+                              <a:ext uri="{96DAC541-7B7A-43D3-8B79-37D633B846F1}">
+                                <asvg:svgBlip xmlns:asvg="http://schemas.microsoft.com/office/drawing/2016/SVG/main" r:embed="rId89"/>
+                              </a:ext>
+                            </a:extLst>
+                          </a:blip>
+                          <a:stretch>
+                            <a:fillRect/>
+                          </a:stretch>
+                        </pic:blipFill>
+                        <pic:spPr bwMode="auto">
+                          <a:xfrm>
+                            <a:off x="0" y="0"/>
+                            <a:ext cx="152400" cy="152400"/>
+                          </a:xfrm>
+                          <a:prstGeom prst="rect">
+                            <a:avLst/>
+                          </a:prstGeom>
+                          <a:noFill/>
+                          <a:ln w="9525">
+                            <a:noFill/>
+                            <a:headEnd/>
+                            <a:tailEnd/>
+                          </a:ln>
+                        </pic:spPr>
+                      </pic:pic>
+                    </a:graphicData>
+                  </a:graphic>
+                </wp:inline>
+              </w:drawing>
+            </w:r>
+          </w:p>
+        </w:tc>
       </w:tr>
       <w:tr>
         <w:tc>
@@ -25865,7 +25831,7 @@
               <w:pStyle w:val="Compact"/>
             </w:pPr>
             <w:r>
-              <w:t>Analysis</w:t>
+              <w:t>single</w:t>
             </w:r>
           </w:p>
         </w:tc>
@@ -25878,7 +25844,7 @@
               <w:pStyle w:val="Compact"/>
             </w:pPr>
             <w:r>
-              <w:t>Design</w:t>
+              <w:t>multi</w:t>
             </w:r>
           </w:p>
         </w:tc>
@@ -25891,7 +25857,7 @@
               <w:pStyle w:val="Compact"/>
             </w:pPr>
             <w:r>
-              <w:t>Implementation</w:t>
+              <w:t>owned</w:t>
             </w:r>
           </w:p>
         </w:tc>
@@ -25904,7 +25870,7 @@
               <w:pStyle w:val="Compact"/>
             </w:pPr>
             <w:r>
-              <w:t>Test</w:t>
+              <w:t>critical</w:t>
             </w:r>
           </w:p>
         </w:tc>
@@ -25917,7 +25883,33 @@
               <w:pStyle w:val="Compact"/>
             </w:pPr>
             <w:r>
-              <w:t>Complete</w:t>
+              <w:t>critical + owned</w:t>
+            </w:r>
+          </w:p>
+        </w:tc>
+        <w:tc>
+          <w:tcPr>
+            <w:tcW w:w="0" w:type="auto"/>
+          </w:tcPr>
+          <w:p>
+            <w:pPr>
+              <w:pStyle w:val="Compact"/>
+            </w:pPr>
+            <w:r>
+              <w:t>static</w:t>
+            </w:r>
+          </w:p>
+        </w:tc>
+        <w:tc>
+          <w:tcPr>
+            <w:tcW w:w="0" w:type="auto"/>
+          </w:tcPr>
+          <w:p>
+            <w:pPr>
+              <w:pStyle w:val="Compact"/>
+            </w:pPr>
+            <w:r>
+              <w:t>static + owned</w:t>
             </w:r>
           </w:p>
         </w:tc>
@@ -25925,10 +25917,437 @@
     </w:tbl>
     <w:p>
       <w:pPr>
+        <w:pStyle w:val="BodyText"/>
+      </w:pPr>
+      <w:r>
+        <w:rPr>
+          <w:b/>
+          <w:bCs/>
+        </w:rPr>
+        <w:t>Phases</w:t>
+      </w:r>
+      <w:r>
+        <w:t xml:space="preserve"> — with Phase Support on, the phase marker joins the element icon:</w:t>
+      </w:r>
+    </w:p>
+    <w:tbl>
+      <w:tblPr>
+        <w:tblStyle w:val="Table"/>
+        <w:tblW w:w="5000" w:type="pct"/>
+        <w:tblLook w:val="0020" w:firstRow="1" w:lastRow="0" w:firstColumn="0" w:lastColumn="0" w:noHBand="0" w:noVBand="0"/>
+      </w:tblPr>
+      <w:tblGrid>
+        <w:gridCol w:w="1804"/>
+        <w:gridCol w:w="1534"/>
+        <w:gridCol w:w="3132"/>
+        <w:gridCol w:w="1106"/>
+        <w:gridCol w:w="2000"/>
+      </w:tblGrid>
+      <w:tr>
+        <w:trPr>
+          <w:cnfStyle w:val="100000000000" w:firstRow="1" w:lastRow="0" w:firstColumn="0" w:lastColumn="0" w:oddVBand="0" w:evenVBand="0" w:oddHBand="0" w:evenHBand="0" w:firstRowFirstColumn="0" w:firstRowLastColumn="0" w:lastRowFirstColumn="0" w:lastRowLastColumn="0"/>
+          <w:tblHeader/>
+        </w:trPr>
+        <w:tc>
+          <w:tcPr>
+            <w:tcW w:w="0" w:type="auto"/>
+          </w:tcPr>
+          <w:p>
+            <w:pPr>
+              <w:pStyle w:val="Compact"/>
+            </w:pPr>
+            <w:r>
+              <w:rPr>
+                <w:noProof/>
+              </w:rPr>
+              <w:drawing>
+                <wp:inline distT="0" distB="0" distL="0" distR="0" wp14:anchorId="0D54A675" wp14:editId="038299F2">
+                  <wp:extent cx="152400" cy="152400"/>
+                  <wp:effectExtent l="0" t="0" r="0" b="0"/>
+                  <wp:docPr id="202" name="Picture"/>
+                  <wp:cNvGraphicFramePr/>
+                  <a:graphic xmlns:a="http://schemas.openxmlformats.org/drawingml/2006/main">
+                    <a:graphicData uri="http://schemas.openxmlformats.org/drawingml/2006/picture">
+                      <pic:pic xmlns:pic="http://schemas.openxmlformats.org/drawingml/2006/picture">
+                        <pic:nvPicPr>
+                          <pic:cNvPr id="203" name="Picture" descr="../../src/qt/icons/analysis_phase.svg"/>
+                          <pic:cNvPicPr>
+                            <a:picLocks noChangeAspect="1" noChangeArrowheads="1"/>
+                          </pic:cNvPicPr>
+                        </pic:nvPicPr>
+                        <pic:blipFill>
+                          <a:blip r:embed="rId90">
+                            <a:extLst>
+                              <a:ext uri="{28A0092B-C50C-407E-A947-70E740481C1C}">
+                                <a14:useLocalDpi xmlns:a14="http://schemas.microsoft.com/office/drawing/2010/main" val="0"/>
+                              </a:ext>
+                              <a:ext uri="{96DAC541-7B7A-43D3-8B79-37D633B846F1}">
+                                <asvg:svgBlip xmlns:asvg="http://schemas.microsoft.com/office/drawing/2016/SVG/main" r:embed="rId91"/>
+                              </a:ext>
+                            </a:extLst>
+                          </a:blip>
+                          <a:stretch>
+                            <a:fillRect/>
+                          </a:stretch>
+                        </pic:blipFill>
+                        <pic:spPr bwMode="auto">
+                          <a:xfrm>
+                            <a:off x="0" y="0"/>
+                            <a:ext cx="152400" cy="152400"/>
+                          </a:xfrm>
+                          <a:prstGeom prst="rect">
+                            <a:avLst/>
+                          </a:prstGeom>
+                          <a:noFill/>
+                          <a:ln w="9525">
+                            <a:noFill/>
+                            <a:headEnd/>
+                            <a:tailEnd/>
+                          </a:ln>
+                        </pic:spPr>
+                      </pic:pic>
+                    </a:graphicData>
+                  </a:graphic>
+                </wp:inline>
+              </w:drawing>
+            </w:r>
+          </w:p>
+        </w:tc>
+        <w:tc>
+          <w:tcPr>
+            <w:tcW w:w="0" w:type="auto"/>
+          </w:tcPr>
+          <w:p>
+            <w:pPr>
+              <w:pStyle w:val="Compact"/>
+            </w:pPr>
+            <w:r>
+              <w:rPr>
+                <w:noProof/>
+              </w:rPr>
+              <w:drawing>
+                <wp:inline distT="0" distB="0" distL="0" distR="0" wp14:anchorId="4458784F" wp14:editId="110C4CAA">
+                  <wp:extent cx="152400" cy="152400"/>
+                  <wp:effectExtent l="0" t="0" r="0" b="0"/>
+                  <wp:docPr id="205" name="Picture"/>
+                  <wp:cNvGraphicFramePr/>
+                  <a:graphic xmlns:a="http://schemas.openxmlformats.org/drawingml/2006/main">
+                    <a:graphicData uri="http://schemas.openxmlformats.org/drawingml/2006/picture">
+                      <pic:pic xmlns:pic="http://schemas.openxmlformats.org/drawingml/2006/picture">
+                        <pic:nvPicPr>
+                          <pic:cNvPr id="206" name="Picture" descr="../../src/qt/icons/design_phase.svg"/>
+                          <pic:cNvPicPr>
+                            <a:picLocks noChangeAspect="1" noChangeArrowheads="1"/>
+                          </pic:cNvPicPr>
+                        </pic:nvPicPr>
+                        <pic:blipFill>
+                          <a:blip r:embed="rId92">
+                            <a:extLst>
+                              <a:ext uri="{28A0092B-C50C-407E-A947-70E740481C1C}">
+                                <a14:useLocalDpi xmlns:a14="http://schemas.microsoft.com/office/drawing/2010/main" val="0"/>
+                              </a:ext>
+                              <a:ext uri="{96DAC541-7B7A-43D3-8B79-37D633B846F1}">
+                                <asvg:svgBlip xmlns:asvg="http://schemas.microsoft.com/office/drawing/2016/SVG/main" r:embed="rId93"/>
+                              </a:ext>
+                            </a:extLst>
+                          </a:blip>
+                          <a:stretch>
+                            <a:fillRect/>
+                          </a:stretch>
+                        </pic:blipFill>
+                        <pic:spPr bwMode="auto">
+                          <a:xfrm>
+                            <a:off x="0" y="0"/>
+                            <a:ext cx="152400" cy="152400"/>
+                          </a:xfrm>
+                          <a:prstGeom prst="rect">
+                            <a:avLst/>
+                          </a:prstGeom>
+                          <a:noFill/>
+                          <a:ln w="9525">
+                            <a:noFill/>
+                            <a:headEnd/>
+                            <a:tailEnd/>
+                          </a:ln>
+                        </pic:spPr>
+                      </pic:pic>
+                    </a:graphicData>
+                  </a:graphic>
+                </wp:inline>
+              </w:drawing>
+            </w:r>
+          </w:p>
+        </w:tc>
+        <w:tc>
+          <w:tcPr>
+            <w:tcW w:w="0" w:type="auto"/>
+          </w:tcPr>
+          <w:p>
+            <w:pPr>
+              <w:pStyle w:val="Compact"/>
+            </w:pPr>
+            <w:r>
+              <w:rPr>
+                <w:noProof/>
+              </w:rPr>
+              <w:drawing>
+                <wp:inline distT="0" distB="0" distL="0" distR="0" wp14:anchorId="1FE5C0B2" wp14:editId="4C1E2336">
+                  <wp:extent cx="152400" cy="152400"/>
+                  <wp:effectExtent l="0" t="0" r="0" b="0"/>
+                  <wp:docPr id="208" name="Picture"/>
+                  <wp:cNvGraphicFramePr/>
+                  <a:graphic xmlns:a="http://schemas.openxmlformats.org/drawingml/2006/main">
+                    <a:graphicData uri="http://schemas.openxmlformats.org/drawingml/2006/picture">
+                      <pic:pic xmlns:pic="http://schemas.openxmlformats.org/drawingml/2006/picture">
+                        <pic:nvPicPr>
+                          <pic:cNvPr id="209" name="Picture" descr="../../src/qt/icons/implementation_phase.svg"/>
+                          <pic:cNvPicPr>
+                            <a:picLocks noChangeAspect="1" noChangeArrowheads="1"/>
+                          </pic:cNvPicPr>
+                        </pic:nvPicPr>
+                        <pic:blipFill>
+                          <a:blip r:embed="rId94">
+                            <a:extLst>
+                              <a:ext uri="{28A0092B-C50C-407E-A947-70E740481C1C}">
+                                <a14:useLocalDpi xmlns:a14="http://schemas.microsoft.com/office/drawing/2010/main" val="0"/>
+                              </a:ext>
+                              <a:ext uri="{96DAC541-7B7A-43D3-8B79-37D633B846F1}">
+                                <asvg:svgBlip xmlns:asvg="http://schemas.microsoft.com/office/drawing/2016/SVG/main" r:embed="rId95"/>
+                              </a:ext>
+                            </a:extLst>
+                          </a:blip>
+                          <a:stretch>
+                            <a:fillRect/>
+                          </a:stretch>
+                        </pic:blipFill>
+                        <pic:spPr bwMode="auto">
+                          <a:xfrm>
+                            <a:off x="0" y="0"/>
+                            <a:ext cx="152400" cy="152400"/>
+                          </a:xfrm>
+                          <a:prstGeom prst="rect">
+                            <a:avLst/>
+                          </a:prstGeom>
+                          <a:noFill/>
+                          <a:ln w="9525">
+                            <a:noFill/>
+                            <a:headEnd/>
+                            <a:tailEnd/>
+                          </a:ln>
+                        </pic:spPr>
+                      </pic:pic>
+                    </a:graphicData>
+                  </a:graphic>
+                </wp:inline>
+              </w:drawing>
+            </w:r>
+          </w:p>
+        </w:tc>
+        <w:tc>
+          <w:tcPr>
+            <w:tcW w:w="0" w:type="auto"/>
+          </w:tcPr>
+          <w:p>
+            <w:pPr>
+              <w:pStyle w:val="Compact"/>
+            </w:pPr>
+            <w:r>
+              <w:rPr>
+                <w:noProof/>
+              </w:rPr>
+              <w:drawing>
+                <wp:inline distT="0" distB="0" distL="0" distR="0" wp14:anchorId="3B39B173" wp14:editId="2F5952A8">
+                  <wp:extent cx="152400" cy="152400"/>
+                  <wp:effectExtent l="0" t="0" r="0" b="0"/>
+                  <wp:docPr id="211" name="Picture"/>
+                  <wp:cNvGraphicFramePr/>
+                  <a:graphic xmlns:a="http://schemas.openxmlformats.org/drawingml/2006/main">
+                    <a:graphicData uri="http://schemas.openxmlformats.org/drawingml/2006/picture">
+                      <pic:pic xmlns:pic="http://schemas.openxmlformats.org/drawingml/2006/picture">
+                        <pic:nvPicPr>
+                          <pic:cNvPr id="212" name="Picture" descr="../../src/qt/icons/test_phase.svg"/>
+                          <pic:cNvPicPr>
+                            <a:picLocks noChangeAspect="1" noChangeArrowheads="1"/>
+                          </pic:cNvPicPr>
+                        </pic:nvPicPr>
+                        <pic:blipFill>
+                          <a:blip r:embed="rId96">
+                            <a:extLst>
+                              <a:ext uri="{28A0092B-C50C-407E-A947-70E740481C1C}">
+                                <a14:useLocalDpi xmlns:a14="http://schemas.microsoft.com/office/drawing/2010/main" val="0"/>
+                              </a:ext>
+                              <a:ext uri="{96DAC541-7B7A-43D3-8B79-37D633B846F1}">
+                                <asvg:svgBlip xmlns:asvg="http://schemas.microsoft.com/office/drawing/2016/SVG/main" r:embed="rId97"/>
+                              </a:ext>
+                            </a:extLst>
+                          </a:blip>
+                          <a:stretch>
+                            <a:fillRect/>
+                          </a:stretch>
+                        </pic:blipFill>
+                        <pic:spPr bwMode="auto">
+                          <a:xfrm>
+                            <a:off x="0" y="0"/>
+                            <a:ext cx="152400" cy="152400"/>
+                          </a:xfrm>
+                          <a:prstGeom prst="rect">
+                            <a:avLst/>
+                          </a:prstGeom>
+                          <a:noFill/>
+                          <a:ln w="9525">
+                            <a:noFill/>
+                            <a:headEnd/>
+                            <a:tailEnd/>
+                          </a:ln>
+                        </pic:spPr>
+                      </pic:pic>
+                    </a:graphicData>
+                  </a:graphic>
+                </wp:inline>
+              </w:drawing>
+            </w:r>
+          </w:p>
+        </w:tc>
+        <w:tc>
+          <w:tcPr>
+            <w:tcW w:w="0" w:type="auto"/>
+          </w:tcPr>
+          <w:p>
+            <w:pPr>
+              <w:pStyle w:val="Compact"/>
+            </w:pPr>
+            <w:r>
+              <w:rPr>
+                <w:noProof/>
+              </w:rPr>
+              <w:drawing>
+                <wp:inline distT="0" distB="0" distL="0" distR="0" wp14:anchorId="10C4D49F" wp14:editId="6A1D8637">
+                  <wp:extent cx="152400" cy="152400"/>
+                  <wp:effectExtent l="0" t="0" r="0" b="0"/>
+                  <wp:docPr id="214" name="Picture"/>
+                  <wp:cNvGraphicFramePr/>
+                  <a:graphic xmlns:a="http://schemas.openxmlformats.org/drawingml/2006/main">
+                    <a:graphicData uri="http://schemas.openxmlformats.org/drawingml/2006/picture">
+                      <pic:pic xmlns:pic="http://schemas.openxmlformats.org/drawingml/2006/picture">
+                        <pic:nvPicPr>
+                          <pic:cNvPr id="215" name="Picture" descr="../../src/qt/icons/complete_phase.svg"/>
+                          <pic:cNvPicPr>
+                            <a:picLocks noChangeAspect="1" noChangeArrowheads="1"/>
+                          </pic:cNvPicPr>
+                        </pic:nvPicPr>
+                        <pic:blipFill>
+                          <a:blip r:embed="rId98">
+                            <a:extLst>
+                              <a:ext uri="{28A0092B-C50C-407E-A947-70E740481C1C}">
+                                <a14:useLocalDpi xmlns:a14="http://schemas.microsoft.com/office/drawing/2010/main" val="0"/>
+                              </a:ext>
+                              <a:ext uri="{96DAC541-7B7A-43D3-8B79-37D633B846F1}">
+                                <asvg:svgBlip xmlns:asvg="http://schemas.microsoft.com/office/drawing/2016/SVG/main" r:embed="rId99"/>
+                              </a:ext>
+                            </a:extLst>
+                          </a:blip>
+                          <a:stretch>
+                            <a:fillRect/>
+                          </a:stretch>
+                        </pic:blipFill>
+                        <pic:spPr bwMode="auto">
+                          <a:xfrm>
+                            <a:off x="0" y="0"/>
+                            <a:ext cx="152400" cy="152400"/>
+                          </a:xfrm>
+                          <a:prstGeom prst="rect">
+                            <a:avLst/>
+                          </a:prstGeom>
+                          <a:noFill/>
+                          <a:ln w="9525">
+                            <a:noFill/>
+                            <a:headEnd/>
+                            <a:tailEnd/>
+                          </a:ln>
+                        </pic:spPr>
+                      </pic:pic>
+                    </a:graphicData>
+                  </a:graphic>
+                </wp:inline>
+              </w:drawing>
+            </w:r>
+          </w:p>
+        </w:tc>
+      </w:tr>
+      <w:tr>
+        <w:tc>
+          <w:tcPr>
+            <w:tcW w:w="0" w:type="auto"/>
+          </w:tcPr>
+          <w:p>
+            <w:pPr>
+              <w:pStyle w:val="Compact"/>
+            </w:pPr>
+            <w:r>
+              <w:t>Analysis</w:t>
+            </w:r>
+          </w:p>
+        </w:tc>
+        <w:tc>
+          <w:tcPr>
+            <w:tcW w:w="0" w:type="auto"/>
+          </w:tcPr>
+          <w:p>
+            <w:pPr>
+              <w:pStyle w:val="Compact"/>
+            </w:pPr>
+            <w:r>
+              <w:t>Design</w:t>
+            </w:r>
+          </w:p>
+        </w:tc>
+        <w:tc>
+          <w:tcPr>
+            <w:tcW w:w="0" w:type="auto"/>
+          </w:tcPr>
+          <w:p>
+            <w:pPr>
+              <w:pStyle w:val="Compact"/>
+            </w:pPr>
+            <w:r>
+              <w:t>Implementation</w:t>
+            </w:r>
+          </w:p>
+        </w:tc>
+        <w:tc>
+          <w:tcPr>
+            <w:tcW w:w="0" w:type="auto"/>
+          </w:tcPr>
+          <w:p>
+            <w:pPr>
+              <w:pStyle w:val="Compact"/>
+            </w:pPr>
+            <w:r>
+              <w:t>Test</w:t>
+            </w:r>
+          </w:p>
+        </w:tc>
+        <w:tc>
+          <w:tcPr>
+            <w:tcW w:w="0" w:type="auto"/>
+          </w:tcPr>
+          <w:p>
+            <w:pPr>
+              <w:pStyle w:val="Compact"/>
+            </w:pPr>
+            <w:r>
+              <w:t>Complete</w:t>
+            </w:r>
+          </w:p>
+        </w:tc>
+      </w:tr>
+    </w:tbl>
+    <w:p>
+      <w:pPr>
         <w:pStyle w:val="Heading2"/>
       </w:pPr>
       <w:bookmarkStart w:id="70" w:name="the-context-menu"/>
-      <w:bookmarkStart w:id="71" w:name="_Toc234829282"/>
+      <w:bookmarkStart w:id="71" w:name="_Toc234830980"/>
       <w:bookmarkEnd w:id="68"/>
       <w:r>
         <w:rPr>
@@ -25985,7 +26404,10 @@
         <w:t>Edit Attributes</w:t>
       </w:r>
       <w:r>
-        <w:t xml:space="preserve"> — the element’s dialog (chapter 9).</w:t>
+        <w:t xml:space="preserve"> </w:t>
+      </w:r>
+      <w:r>
+        <w:t>— the element’s dialog (chapter 9).</w:t>
       </w:r>
     </w:p>
     <w:p>
@@ -26183,10 +26605,7 @@
         <w:t>Add ▸</w:t>
       </w:r>
       <w:r>
-        <w:t xml:space="preserve"> </w:t>
-      </w:r>
-      <w:r>
-        <w:t xml:space="preserve">— everything addable here: Class Diagram, Sequence Diagram, Group, Class, External Class, Inheritance, Relation, Member, Method, Constructor, Argument, Meta Group, Actor, Virtual Methods, IsClass Methods, Type — plus </w:t>
+        <w:t xml:space="preserve"> — everything addable here: Class Diagram, Sequence Diagram, Group, Class, External Class, Inheritance, Relation, Member, Method, Constructor, Argument, Meta Group, Actor, Virtual Methods, IsClass Methods, Type — plus </w:t>
       </w:r>
       <w:r>
         <w:rPr>
@@ -26243,7 +26662,10 @@
         <w:t>Base Classes / Derived Classes</w:t>
       </w:r>
       <w:r>
-        <w:t xml:space="preserve"> — read-only inheritance-hierarchy browsers.</w:t>
+        <w:t xml:space="preserve"> </w:t>
+      </w:r>
+      <w:r>
+        <w:t>— read-only inheritance-hierarchy browsers.</w:t>
       </w:r>
     </w:p>
     <w:p>
@@ -26272,10 +26694,7 @@
         <w:t>scoped</w:t>
       </w:r>
       <w:r>
-        <w:t xml:space="preserve"> </w:t>
-      </w:r>
-      <w:r>
-        <w:t>tree rooted at this node, as its own dockable view.</w:t>
+        <w:t xml:space="preserve"> tree rooted at this node, as its own dockable view.</w:t>
       </w:r>
     </w:p>
     <w:p>
@@ -26327,7 +26746,7 @@
         <w:pStyle w:val="Heading2"/>
       </w:pPr>
       <w:bookmarkStart w:id="72" w:name="filters"/>
-      <w:bookmarkStart w:id="73" w:name="_Toc234829283"/>
+      <w:bookmarkStart w:id="73" w:name="_Toc234830981"/>
       <w:bookmarkEnd w:id="70"/>
       <w:r>
         <w:rPr>
@@ -26353,7 +26772,10 @@
         <w:t>Filters…</w:t>
       </w:r>
       <w:r>
-        <w:t xml:space="preserve"> opens the filter panel: per element kind, choose what stays visible — access levels and static/non-static for members and methods, relation kinds (inheritance, multi/single, aggregation/association), classes with or without a constructor, and (with Phase Support on) the phases. The filter is </w:t>
+        <w:t xml:space="preserve"> </w:t>
+      </w:r>
+      <w:r>
+        <w:t xml:space="preserve">opens the filter panel: per element kind, choose what stays visible — access levels and static/non-static for members and methods, relation kinds (inheritance, multi/single, aggregation/association), classes with or without a constructor, and (with Phase Support on) the phases. The filter is </w:t>
       </w:r>
       <w:r>
         <w:rPr>
@@ -26375,22 +26797,22 @@
           <w:noProof/>
         </w:rPr>
         <w:drawing>
-          <wp:inline distT="0" distB="0" distL="0" distR="0" wp14:anchorId="4F391953" wp14:editId="5C8D5BFE">
+          <wp:inline distT="0" distB="0" distL="0" distR="0" wp14:anchorId="09B2DD80" wp14:editId="2DE83218">
             <wp:extent cx="2611356" cy="6800584"/>
             <wp:effectExtent l="0" t="0" r="0" b="0"/>
-            <wp:docPr id="198" name="Picture" descr="Tree filters: what you hide here is hidden in this tree view — diagrams keep their own selection. The Phases group greys out when the model has no Phase Support."/>
+            <wp:docPr id="219" name="Picture" descr="Tree filters: what you hide here is hidden in this tree view — diagrams keep their own selection. The Phases group greys out when the model has no Phase Support."/>
             <wp:cNvGraphicFramePr/>
             <a:graphic xmlns:a="http://schemas.openxmlformats.org/drawingml/2006/main">
               <a:graphicData uri="http://schemas.openxmlformats.org/drawingml/2006/picture">
                 <pic:pic xmlns:pic="http://schemas.openxmlformats.org/drawingml/2006/picture">
                   <pic:nvPicPr>
-                    <pic:cNvPr id="199" name="Picture" descr="images/Tree_filter.png"/>
+                    <pic:cNvPr id="220" name="Picture" descr="images/Tree_filter.png"/>
                     <pic:cNvPicPr>
                       <a:picLocks noChangeAspect="1" noChangeArrowheads="1"/>
                     </pic:cNvPicPr>
                   </pic:nvPicPr>
                   <pic:blipFill>
-                    <a:blip r:embed="rId86"/>
+                    <a:blip r:embed="rId100"/>
                     <a:stretch>
                       <a:fillRect/>
                     </a:stretch>
@@ -26430,7 +26852,7 @@
         <w:pStyle w:val="Heading2"/>
       </w:pPr>
       <w:bookmarkStart w:id="74" w:name="delete-multiple"/>
-      <w:bookmarkStart w:id="75" w:name="_Toc234829284"/>
+      <w:bookmarkStart w:id="75" w:name="_Toc234830982"/>
       <w:bookmarkEnd w:id="72"/>
       <w:r>
         <w:rPr>
@@ -26455,10 +26877,7 @@
         <w:t>Delete Multiple...</w:t>
       </w:r>
       <w:r>
-        <w:t xml:space="preserve"> </w:t>
-      </w:r>
-      <w:r>
-        <w:t xml:space="preserve">shows a checkbox tree scoped to the clicked node, with type filters and Select All — tick everything to remove and delete it as </w:t>
+        <w:t xml:space="preserve"> shows a checkbox tree scoped to the clicked node, with type filters and Select All — tick everything to remove and delete it as </w:t>
       </w:r>
       <w:r>
         <w:rPr>
@@ -26480,22 +26899,22 @@
           <w:noProof/>
         </w:rPr>
         <w:drawing>
-          <wp:inline distT="0" distB="0" distL="0" distR="0" wp14:anchorId="360F0D1F" wp14:editId="7A771CAC">
+          <wp:inline distT="0" distB="0" distL="0" distR="0" wp14:anchorId="3FD69E35" wp14:editId="278028C7">
             <wp:extent cx="5334000" cy="4034433"/>
             <wp:effectExtent l="0" t="0" r="0" b="0"/>
-            <wp:docPr id="202" name="Picture" descr="Bulk delete: the Show checkboxes narrow the tree by kind, ticking a parent includes its contents, and the whole deletion is a single undo step."/>
+            <wp:docPr id="223" name="Picture" descr="Bulk delete: the Show checkboxes narrow the tree by kind, ticking a parent includes its contents, and the whole deletion is a single undo step."/>
             <wp:cNvGraphicFramePr/>
             <a:graphic xmlns:a="http://schemas.openxmlformats.org/drawingml/2006/main">
               <a:graphicData uri="http://schemas.openxmlformats.org/drawingml/2006/picture">
                 <pic:pic xmlns:pic="http://schemas.openxmlformats.org/drawingml/2006/picture">
                   <pic:nvPicPr>
-                    <pic:cNvPr id="203" name="Picture" descr="images/Delete_Multiple.png"/>
+                    <pic:cNvPr id="224" name="Picture" descr="images/Delete_Multiple.png"/>
                     <pic:cNvPicPr>
                       <a:picLocks noChangeAspect="1" noChangeArrowheads="1"/>
                     </pic:cNvPicPr>
                   </pic:nvPicPr>
                   <pic:blipFill>
-                    <a:blip r:embed="rId87"/>
+                    <a:blip r:embed="rId101"/>
                     <a:stretch>
                       <a:fillRect/>
                     </a:stretch>
@@ -26535,7 +26954,7 @@
         <w:pStyle w:val="Heading2"/>
       </w:pPr>
       <w:bookmarkStart w:id="76" w:name="drag-and-copy-drag"/>
-      <w:bookmarkStart w:id="77" w:name="_Toc234829285"/>
+      <w:bookmarkStart w:id="77" w:name="_Toc234830983"/>
       <w:bookmarkEnd w:id="74"/>
       <w:r>
         <w:rPr>
@@ -26630,7 +27049,10 @@
         <w:t>+</w:t>
       </w:r>
       <w:r>
-        <w:t xml:space="preserve"> badge and the original stays put — this is how you clone a member/method subtree onto another class quickly.</w:t>
+        <w:t xml:space="preserve"> </w:t>
+      </w:r>
+      <w:r>
+        <w:t>badge and the original stays put — this is how you clone a member/method subtree onto another class quickly.</w:t>
       </w:r>
     </w:p>
     <w:p>
@@ -26775,7 +27197,7 @@
         <w:pStyle w:val="Heading1"/>
       </w:pPr>
       <w:bookmarkStart w:id="78" w:name="reference-class-diagrams"/>
-      <w:bookmarkStart w:id="79" w:name="_Toc234829286"/>
+      <w:bookmarkStart w:id="79" w:name="_Toc234830984"/>
       <w:bookmarkEnd w:id="62"/>
       <w:bookmarkEnd w:id="76"/>
       <w:r>
@@ -26817,7 +27239,14 @@
           <w:i/>
           <w:iCs/>
         </w:rPr>
-        <w:t>A class-diagram view with one class selected (translucent selection box and resize handles visible), a relation and an inheritance between classes, and the CD toolbar along the top. Caption: “The class-diagram view. Selected shapes get a translucent accent box; the last-selected shape is the align anchor.”</w:t>
+        <w:t>A class-diagram view with one class selected (translucent selection box and resize handles visible), a relation and an inheritance between classes, and the CD toolbar along the top. Caption: “</w:t>
+      </w:r>
+      <w:r>
+        <w:rPr>
+          <w:i/>
+          <w:iCs/>
+        </w:rPr>
+        <w:t>The class-diagram view. Selected shapes get a translucent accent box; the last-selected shape is the align anchor.”</w:t>
       </w:r>
     </w:p>
     <w:p>
@@ -26825,7 +27254,7 @@
         <w:pStyle w:val="Heading2"/>
       </w:pPr>
       <w:bookmarkStart w:id="80" w:name="reading-the-diagram"/>
-      <w:bookmarkStart w:id="81" w:name="_Toc234829287"/>
+      <w:bookmarkStart w:id="81" w:name="_Toc234830985"/>
       <w:r>
         <w:rPr>
           <w:rStyle w:val="SectionNumber"/>
@@ -26995,10 +27424,7 @@
         <w:t>only in the drawing</w:t>
       </w:r>
       <w:r>
-        <w:t xml:space="preserve"> </w:t>
-      </w:r>
-      <w:r>
-        <w:t>— nothing is added to the model and nothing is generated. Use it for documentation-only connections.</w:t>
+        <w:t xml:space="preserve"> — nothing is added to the model and nothing is generated. Use it for documentation-only connections.</w:t>
       </w:r>
     </w:p>
     <w:p>
@@ -27025,7 +27451,7 @@
         <w:pStyle w:val="Heading2"/>
       </w:pPr>
       <w:bookmarkStart w:id="82" w:name="selection"/>
-      <w:bookmarkStart w:id="83" w:name="_Toc234829288"/>
+      <w:bookmarkStart w:id="83" w:name="_Toc234830986"/>
       <w:bookmarkEnd w:id="80"/>
       <w:r>
         <w:rPr>
@@ -27055,7 +27481,10 @@
         <w:t>Click</w:t>
       </w:r>
       <w:r>
-        <w:t xml:space="preserve"> selects the shape under the cursor (clicking an already-selected shape keeps the selection, so a drag can follow). Clicking empty space clears the selection.</w:t>
+        <w:t xml:space="preserve"> </w:t>
+      </w:r>
+      <w:r>
+        <w:t>selects the shape under the cursor (clicking an already-selected shape keeps the selection, so a drag can follow). Clicking empty space clears the selection.</w:t>
       </w:r>
     </w:p>
     <w:p>
@@ -27129,10 +27558,7 @@
         <w:t>fully enclosed</w:t>
       </w:r>
       <w:r>
-        <w:t xml:space="preserve"> </w:t>
-      </w:r>
-      <w:r>
-        <w:t xml:space="preserve">by the dashed box are selected (with </w:t>
+        <w:t xml:space="preserve"> by the dashed box are selected (with </w:t>
       </w:r>
       <w:r>
         <w:rPr>
@@ -27206,10 +27632,7 @@
         <w:t>last-selected</w:t>
       </w:r>
       <w:r>
-        <w:t xml:space="preserve"> </w:t>
-      </w:r>
-      <w:r>
-        <w:t xml:space="preserve">class/note carries a darker frame: it is the </w:t>
+        <w:t xml:space="preserve"> class/note carries a darker frame: it is the </w:t>
       </w:r>
       <w:r>
         <w:rPr>
@@ -27239,7 +27662,7 @@
         <w:pStyle w:val="Heading2"/>
       </w:pPr>
       <w:bookmarkStart w:id="84" w:name="moving-and-resizing"/>
-      <w:bookmarkStart w:id="85" w:name="_Toc234829289"/>
+      <w:bookmarkStart w:id="85" w:name="_Toc234830987"/>
       <w:bookmarkEnd w:id="82"/>
       <w:r>
         <w:rPr>
@@ -27298,10 +27721,7 @@
         <w:t>left/right edge handles</w:t>
       </w:r>
       <w:r>
-        <w:t xml:space="preserve"> </w:t>
-      </w:r>
-      <w:r>
-        <w:t xml:space="preserve">(cursor becomes a horizontal double arrow). Width is clamped to a minimum; height is derived from content. Manually resizing a class turns its </w:t>
+        <w:t xml:space="preserve"> (cursor becomes a horizontal double arrow). Width is clamped to a minimum; height is derived from content. Manually resizing a class turns its </w:t>
       </w:r>
       <w:r>
         <w:rPr>
@@ -27319,7 +27739,7 @@
         <w:pStyle w:val="Heading2"/>
       </w:pPr>
       <w:bookmarkStart w:id="86" w:name="editing-connection-routing"/>
-      <w:bookmarkStart w:id="87" w:name="_Toc234829290"/>
+      <w:bookmarkStart w:id="87" w:name="_Toc234830988"/>
       <w:bookmarkEnd w:id="84"/>
       <w:r>
         <w:rPr>
@@ -27357,10 +27777,7 @@
         <w:t>Middle segments</w:t>
       </w:r>
       <w:r>
-        <w:t xml:space="preserve"> </w:t>
-      </w:r>
-      <w:r>
-        <w:t>slide perpendicular to their direction (a vertical segment moves left/right — horizontal double-arrow cursor; a horizontal one moves up/down). Movement snaps to the grid and is clamped so the routing stays legal; a dashed ghost previews the result.</w:t>
+        <w:t xml:space="preserve"> slide perpendicular to their direction (a vertical segment moves left/right — horizontal double-arrow cursor; a horizontal one moves up/down). Movement snaps to the grid and is clamped so the routing stays legal; a dashed ghost previews the result.</w:t>
       </w:r>
     </w:p>
     <w:p>
@@ -27379,7 +27796,10 @@
         <w:t>End points</w:t>
       </w:r>
       <w:r>
-        <w:t xml:space="preserve"> slide along the class perimeter (four-arrow cursor). The whole path re-routes live: the preview shows the complete re-routed connection — arrowheads, diamonds and all — as a dashed ghost.</w:t>
+        <w:t xml:space="preserve"> </w:t>
+      </w:r>
+      <w:r>
+        <w:t>slide along the class perimeter (four-arrow cursor). The whole path re-routes live: the preview shows the complete re-routed connection — arrowheads, diamonds and all — as a dashed ghost.</w:t>
       </w:r>
     </w:p>
     <w:p>
@@ -27415,10 +27835,7 @@
         <w:t>Alt</w:t>
       </w:r>
       <w:r>
-        <w:t xml:space="preserve"> </w:t>
-      </w:r>
-      <w:r>
-        <w:t xml:space="preserve">while dropping and every sibling connection that shares the same routing moves together. This is how you move the </w:t>
+        <w:t xml:space="preserve"> while dropping and every sibling connection that shares the same routing moves together. This is how you move the </w:t>
       </w:r>
       <w:r>
         <w:rPr>
@@ -27446,7 +27863,10 @@
         <w:t>Alt</w:t>
       </w:r>
       <w:r>
-        <w:t xml:space="preserve"> on a shared start point.</w:t>
+        <w:t xml:space="preserve"> </w:t>
+      </w:r>
+      <w:r>
+        <w:t>on a shared start point.</w:t>
       </w:r>
     </w:p>
     <w:p>
@@ -27473,7 +27893,7 @@
         <w:pStyle w:val="Heading2"/>
       </w:pPr>
       <w:bookmarkStart w:id="88" w:name="members-and-methods-inside-the-box"/>
-      <w:bookmarkStart w:id="89" w:name="_Toc234829291"/>
+      <w:bookmarkStart w:id="89" w:name="_Toc234830989"/>
       <w:bookmarkEnd w:id="86"/>
       <w:r>
         <w:rPr>
@@ -27483,8 +27903,6 @@
       </w:r>
       <w:r>
         <w:tab/>
-      </w:r>
-      <w:r>
         <w:t>Members and methods inside the box</w:t>
       </w:r>
       <w:bookmarkEnd w:id="89"/>
@@ -27547,7 +27965,7 @@
         <w:pStyle w:val="Heading2"/>
       </w:pPr>
       <w:bookmarkStart w:id="90" w:name="notes-and-their-connection-points"/>
-      <w:bookmarkStart w:id="91" w:name="_Toc234829292"/>
+      <w:bookmarkStart w:id="91" w:name="_Toc234830990"/>
       <w:bookmarkEnd w:id="88"/>
       <w:r>
         <w:rPr>
@@ -27576,7 +27994,10 @@
         <w:t>positional</w:t>
       </w:r>
       <w:r>
-        <w:t xml:space="preserve"> (“semi-attached”): a point that lies inside a shape’s rectangle travels with that shape when it moves — nothing is hard-wired, so you can park a point anywhere.</w:t>
+        <w:t xml:space="preserve"> (“semi-attached”</w:t>
+      </w:r>
+      <w:r>
+        <w:t>): a point that lies inside a shape’s rectangle travels with that shape when it moves — nothing is hard-wired, so you can park a point anywhere.</w:t>
       </w:r>
     </w:p>
     <w:p>
@@ -27628,7 +28049,7 @@
         <w:pStyle w:val="Heading2"/>
       </w:pPr>
       <w:bookmarkStart w:id="92" w:name="creating-elements-on-the-canvas"/>
-      <w:bookmarkStart w:id="93" w:name="_Toc234829293"/>
+      <w:bookmarkStart w:id="93" w:name="_Toc234830991"/>
       <w:bookmarkEnd w:id="90"/>
       <w:r>
         <w:rPr>
@@ -27972,7 +28393,7 @@
         <w:pStyle w:val="Heading2"/>
       </w:pPr>
       <w:bookmarkStart w:id="94" w:name="align"/>
-      <w:bookmarkStart w:id="95" w:name="_Toc234829294"/>
+      <w:bookmarkStart w:id="95" w:name="_Toc234830992"/>
       <w:bookmarkEnd w:id="92"/>
       <w:r>
         <w:rPr>
@@ -28047,7 +28468,7 @@
         <w:pStyle w:val="Heading2"/>
       </w:pPr>
       <w:bookmarkStart w:id="96" w:name="hiding-per-shape-toggles-colors"/>
-      <w:bookmarkStart w:id="97" w:name="_Toc234829295"/>
+      <w:bookmarkStart w:id="97" w:name="_Toc234830993"/>
       <w:bookmarkEnd w:id="94"/>
       <w:r>
         <w:rPr>
@@ -28185,7 +28606,7 @@
         <w:pStyle w:val="Heading2"/>
       </w:pPr>
       <w:bookmarkStart w:id="98" w:name="zoom-and-pan"/>
-      <w:bookmarkStart w:id="99" w:name="_Toc234829296"/>
+      <w:bookmarkStart w:id="99" w:name="_Toc234830994"/>
       <w:bookmarkEnd w:id="96"/>
       <w:r>
         <w:rPr>
@@ -28454,7 +28875,7 @@
         <w:pStyle w:val="Heading2"/>
       </w:pPr>
       <w:bookmarkStart w:id="100" w:name="the-cd-toolbar"/>
-      <w:bookmarkStart w:id="101" w:name="_Toc234829297"/>
+      <w:bookmarkStart w:id="101" w:name="_Toc234830995"/>
       <w:bookmarkEnd w:id="98"/>
       <w:r>
         <w:rPr>
@@ -28619,7 +29040,7 @@
         <w:pStyle w:val="Heading2"/>
       </w:pPr>
       <w:bookmarkStart w:id="102" w:name="the-cd-context-menu"/>
-      <w:bookmarkStart w:id="103" w:name="_Toc234829298"/>
+      <w:bookmarkStart w:id="103" w:name="_Toc234830996"/>
       <w:bookmarkEnd w:id="100"/>
       <w:r>
         <w:rPr>
@@ -28847,7 +29268,7 @@
         <w:pStyle w:val="Heading2"/>
       </w:pPr>
       <w:bookmarkStart w:id="104" w:name="canvas-keys"/>
-      <w:bookmarkStart w:id="105" w:name="_Toc234829299"/>
+      <w:bookmarkStart w:id="105" w:name="_Toc234830997"/>
       <w:bookmarkEnd w:id="102"/>
       <w:r>
         <w:rPr>
@@ -29165,7 +29586,7 @@
         <w:pStyle w:val="Heading1"/>
       </w:pPr>
       <w:bookmarkStart w:id="106" w:name="reference-sequence-diagrams"/>
-      <w:bookmarkStart w:id="107" w:name="_Toc234829300"/>
+      <w:bookmarkStart w:id="107" w:name="_Toc234830998"/>
       <w:bookmarkEnd w:id="78"/>
       <w:bookmarkEnd w:id="104"/>
       <w:r>
@@ -29239,22 +29660,22 @@
           <w:noProof/>
         </w:rPr>
         <w:drawing>
-          <wp:inline distT="0" distB="0" distL="0" distR="0" wp14:anchorId="4693FE73" wp14:editId="3695674E">
+          <wp:inline distT="0" distB="0" distL="0" distR="0" wp14:anchorId="7AA925BE" wp14:editId="4619E6DB">
             <wp:extent cx="5334000" cy="3429000"/>
             <wp:effectExtent l="0" t="0" r="0" b="0"/>
-            <wp:docPr id="222" name="Picture" descr="A sequence-diagram view in the shell — its own toolbar (delete, undo/redo, zoom, export SVG) at the top; diagram views dock, tab and float exactly like the trees."/>
+            <wp:docPr id="243" name="Picture" descr="A sequence-diagram view in the shell — its own toolbar (delete, undo/redo, zoom, export SVG) at the top; diagram views dock, tab and float exactly like the trees."/>
             <wp:cNvGraphicFramePr/>
             <a:graphic xmlns:a="http://schemas.openxmlformats.org/drawingml/2006/main">
               <a:graphicData uri="http://schemas.openxmlformats.org/drawingml/2006/picture">
                 <pic:pic xmlns:pic="http://schemas.openxmlformats.org/drawingml/2006/picture">
                   <pic:nvPicPr>
-                    <pic:cNvPr id="223" name="Picture" descr="images/sd-view.png"/>
+                    <pic:cNvPr id="244" name="Picture" descr="images/sd-view.png"/>
                     <pic:cNvPicPr>
                       <a:picLocks noChangeAspect="1" noChangeArrowheads="1"/>
                     </pic:cNvPicPr>
                   </pic:nvPicPr>
                   <pic:blipFill>
-                    <a:blip r:embed="rId88"/>
+                    <a:blip r:embed="rId102"/>
                     <a:stretch>
                       <a:fillRect/>
                     </a:stretch>
@@ -29298,28 +29719,28 @@
           <w:noProof/>
         </w:rPr>
         <w:drawing>
-          <wp:inline distT="0" distB="0" distL="0" distR="0" wp14:anchorId="1CA8F9E6" wp14:editId="1987A8E0">
+          <wp:inline distT="0" distB="0" distL="0" distR="0" wp14:anchorId="6ABA2AB6" wp14:editId="03056914">
             <wp:extent cx="5334000" cy="7544589"/>
             <wp:effectExtent l="0" t="0" r="0" b="0"/>
-            <wp:docPr id="225" name="Picture" descr="The “Creating a Matrix” sequence diagram (SVG export, generated with add_call_trace): a User triggers Matrix(rows, columns), which constructs the Columns and Rows."/>
+            <wp:docPr id="246" name="Picture" descr="The “Creating a Matrix” sequence diagram (SVG export, generated with add_call_trace): a User triggers Matrix(rows, columns), which constructs the Columns and Rows."/>
             <wp:cNvGraphicFramePr/>
             <a:graphic xmlns:a="http://schemas.openxmlformats.org/drawingml/2006/main">
               <a:graphicData uri="http://schemas.openxmlformats.org/drawingml/2006/picture">
                 <pic:pic xmlns:pic="http://schemas.openxmlformats.org/drawingml/2006/picture">
                   <pic:nvPicPr>
-                    <pic:cNvPr id="226" name="Picture" descr="images/sd-create.svg"/>
+                    <pic:cNvPr id="247" name="Picture" descr="images/sd-create.svg"/>
                     <pic:cNvPicPr>
                       <a:picLocks noChangeAspect="1" noChangeArrowheads="1"/>
                     </pic:cNvPicPr>
                   </pic:nvPicPr>
                   <pic:blipFill>
-                    <a:blip r:embed="rId89">
+                    <a:blip r:embed="rId103">
                       <a:extLst>
                         <a:ext uri="{28A0092B-C50C-407E-A947-70E740481C1C}">
                           <a14:useLocalDpi xmlns:a14="http://schemas.microsoft.com/office/drawing/2010/main" val="0"/>
                         </a:ext>
                         <a:ext uri="{96DAC541-7B7A-43D3-8B79-37D633B846F1}">
-                          <asvg:svgBlip xmlns:asvg="http://schemas.microsoft.com/office/drawing/2016/SVG/main" r:embed="rId90"/>
+                          <asvg:svgBlip xmlns:asvg="http://schemas.microsoft.com/office/drawing/2016/SVG/main" r:embed="rId104"/>
                         </a:ext>
                       </a:extLst>
                     </a:blip>
@@ -29365,7 +29786,7 @@
         <w:pStyle w:val="Heading2"/>
       </w:pPr>
       <w:bookmarkStart w:id="108" w:name="building-one"/>
-      <w:bookmarkStart w:id="109" w:name="_Toc234829301"/>
+      <w:bookmarkStart w:id="109" w:name="_Toc234830999"/>
       <w:r>
         <w:rPr>
           <w:rStyle w:val="SectionNumber"/>
@@ -29522,7 +29943,7 @@
         <w:pStyle w:val="Heading2"/>
       </w:pPr>
       <w:bookmarkStart w:id="110" w:name="what-moves-and-how"/>
-      <w:bookmarkStart w:id="111" w:name="_Toc234829302"/>
+      <w:bookmarkStart w:id="111" w:name="_Toc234831000"/>
       <w:bookmarkEnd w:id="108"/>
       <w:r>
         <w:rPr>
@@ -29956,7 +30377,7 @@
         <w:pStyle w:val="Heading2"/>
       </w:pPr>
       <w:bookmarkStart w:id="112" w:name="keeping-it-readable"/>
-      <w:bookmarkStart w:id="113" w:name="_Toc234829303"/>
+      <w:bookmarkStart w:id="113" w:name="_Toc234831001"/>
       <w:bookmarkEnd w:id="110"/>
       <w:r>
         <w:rPr>
@@ -30057,7 +30478,7 @@
         <w:pStyle w:val="Heading2"/>
       </w:pPr>
       <w:bookmarkStart w:id="114" w:name="toolbar-colors-zoom"/>
-      <w:bookmarkStart w:id="115" w:name="_Toc234829304"/>
+      <w:bookmarkStart w:id="115" w:name="_Toc234831002"/>
       <w:bookmarkEnd w:id="112"/>
       <w:r>
         <w:rPr>
@@ -30189,7 +30610,7 @@
         <w:pStyle w:val="Heading2"/>
       </w:pPr>
       <w:bookmarkStart w:id="116" w:name="canvas-keys-1"/>
-      <w:bookmarkStart w:id="117" w:name="_Toc234829305"/>
+      <w:bookmarkStart w:id="117" w:name="_Toc234831003"/>
       <w:bookmarkEnd w:id="114"/>
       <w:r>
         <w:rPr>
@@ -30582,28 +31003,28 @@
           <w:noProof/>
         </w:rPr>
         <w:drawing>
-          <wp:inline distT="0" distB="0" distL="0" distR="0" wp14:anchorId="04665552" wp14:editId="64E3EA40">
+          <wp:inline distT="0" distB="0" distL="0" distR="0" wp14:anchorId="019CD965" wp14:editId="794CA2D9">
             <wp:extent cx="5334000" cy="7544589"/>
             <wp:effectExtent l="0" t="0" r="0" b="0"/>
-            <wp:docPr id="233" name="Picture" descr="A pipe-generated call trace of the Matrix constructor (“Matrix constructor walkthrough”)."/>
+            <wp:docPr id="254" name="Picture" descr="A pipe-generated call trace of the Matrix constructor (“Matrix constructor walkthrough”)."/>
             <wp:cNvGraphicFramePr/>
             <a:graphic xmlns:a="http://schemas.openxmlformats.org/drawingml/2006/main">
               <a:graphicData uri="http://schemas.openxmlformats.org/drawingml/2006/picture">
                 <pic:pic xmlns:pic="http://schemas.openxmlformats.org/drawingml/2006/picture">
                   <pic:nvPicPr>
-                    <pic:cNvPr id="234" name="Picture" descr="images/sd-ctor-walkthrough.svg"/>
+                    <pic:cNvPr id="255" name="Picture" descr="images/sd-ctor-walkthrough.svg"/>
                     <pic:cNvPicPr>
                       <a:picLocks noChangeAspect="1" noChangeArrowheads="1"/>
                     </pic:cNvPicPr>
                   </pic:nvPicPr>
                   <pic:blipFill>
-                    <a:blip r:embed="rId91">
+                    <a:blip r:embed="rId105">
                       <a:extLst>
                         <a:ext uri="{28A0092B-C50C-407E-A947-70E740481C1C}">
                           <a14:useLocalDpi xmlns:a14="http://schemas.microsoft.com/office/drawing/2010/main" val="0"/>
                         </a:ext>
                         <a:ext uri="{96DAC541-7B7A-43D3-8B79-37D633B846F1}">
-                          <asvg:svgBlip xmlns:asvg="http://schemas.microsoft.com/office/drawing/2016/SVG/main" r:embed="rId92"/>
+                          <asvg:svgBlip xmlns:asvg="http://schemas.microsoft.com/office/drawing/2016/SVG/main" r:embed="rId106"/>
                         </a:ext>
                       </a:extLst>
                     </a:blip>
@@ -30646,7 +31067,7 @@
         <w:pStyle w:val="Heading1"/>
       </w:pPr>
       <w:bookmarkStart w:id="118" w:name="reference-dialogs"/>
-      <w:bookmarkStart w:id="119" w:name="_Toc234829306"/>
+      <w:bookmarkStart w:id="119" w:name="_Toc234831004"/>
       <w:bookmarkEnd w:id="106"/>
       <w:bookmarkEnd w:id="116"/>
       <w:r>
@@ -30775,7 +31196,7 @@
         <w:pStyle w:val="Heading2"/>
       </w:pPr>
       <w:bookmarkStart w:id="120" w:name="class"/>
-      <w:bookmarkStart w:id="121" w:name="_Toc234829307"/>
+      <w:bookmarkStart w:id="121" w:name="_Toc234831005"/>
       <w:r>
         <w:rPr>
           <w:rStyle w:val="SectionNumber"/>
@@ -30939,7 +31360,7 @@
         <w:pStyle w:val="Heading2"/>
       </w:pPr>
       <w:bookmarkStart w:id="122" w:name="external-class"/>
-      <w:bookmarkStart w:id="123" w:name="_Toc234829308"/>
+      <w:bookmarkStart w:id="123" w:name="_Toc234831006"/>
       <w:bookmarkEnd w:id="120"/>
       <w:r>
         <w:rPr>
@@ -31001,7 +31422,7 @@
         <w:pStyle w:val="Heading2"/>
       </w:pPr>
       <w:bookmarkStart w:id="124" w:name="member"/>
-      <w:bookmarkStart w:id="125" w:name="_Toc234829309"/>
+      <w:bookmarkStart w:id="125" w:name="_Toc234831007"/>
       <w:bookmarkEnd w:id="122"/>
       <w:r>
         <w:rPr>
@@ -31209,7 +31630,7 @@
         <w:pStyle w:val="Heading2"/>
       </w:pPr>
       <w:bookmarkStart w:id="126" w:name="method"/>
-      <w:bookmarkStart w:id="127" w:name="_Toc234829310"/>
+      <w:bookmarkStart w:id="127" w:name="_Toc234831008"/>
       <w:bookmarkEnd w:id="124"/>
       <w:r>
         <w:rPr>
@@ -31439,7 +31860,7 @@
         <w:pStyle w:val="Heading2"/>
       </w:pPr>
       <w:bookmarkStart w:id="128" w:name="constructor-destructor"/>
-      <w:bookmarkStart w:id="129" w:name="_Toc234829311"/>
+      <w:bookmarkStart w:id="129" w:name="_Toc234831009"/>
       <w:bookmarkEnd w:id="126"/>
       <w:r>
         <w:rPr>
@@ -31548,7 +31969,7 @@
         <w:pStyle w:val="Heading2"/>
       </w:pPr>
       <w:bookmarkStart w:id="130" w:name="exception-specification"/>
-      <w:bookmarkStart w:id="131" w:name="_Toc234829312"/>
+      <w:bookmarkStart w:id="131" w:name="_Toc234831010"/>
       <w:bookmarkEnd w:id="128"/>
       <w:r>
         <w:rPr>
@@ -31639,7 +32060,7 @@
         <w:pStyle w:val="Heading2"/>
       </w:pPr>
       <w:bookmarkStart w:id="132" w:name="argument"/>
-      <w:bookmarkStart w:id="133" w:name="_Toc234829313"/>
+      <w:bookmarkStart w:id="133" w:name="_Toc234831011"/>
       <w:bookmarkEnd w:id="130"/>
       <w:r>
         <w:rPr>
@@ -31691,7 +32112,7 @@
         <w:pStyle w:val="Heading2"/>
       </w:pPr>
       <w:bookmarkStart w:id="134" w:name="inheritance"/>
-      <w:bookmarkStart w:id="135" w:name="_Toc234829314"/>
+      <w:bookmarkStart w:id="135" w:name="_Toc234831012"/>
       <w:bookmarkEnd w:id="132"/>
       <w:r>
         <w:rPr>
@@ -31785,7 +32206,7 @@
         <w:pStyle w:val="Heading2"/>
       </w:pPr>
       <w:bookmarkStart w:id="136" w:name="relation"/>
-      <w:bookmarkStart w:id="137" w:name="_Toc234829315"/>
+      <w:bookmarkStart w:id="137" w:name="_Toc234831013"/>
       <w:bookmarkEnd w:id="134"/>
       <w:r>
         <w:rPr>
@@ -32124,7 +32545,7 @@
         <w:pStyle w:val="Heading2"/>
       </w:pPr>
       <w:bookmarkStart w:id="138" w:name="find-method-on-a-relation"/>
-      <w:bookmarkStart w:id="139" w:name="_Toc234829316"/>
+      <w:bookmarkStart w:id="139" w:name="_Toc234831014"/>
       <w:bookmarkEnd w:id="136"/>
       <w:r>
         <w:rPr>
@@ -32238,7 +32659,7 @@
         <w:pStyle w:val="Heading2"/>
       </w:pPr>
       <w:bookmarkStart w:id="140" w:name="dependency"/>
-      <w:bookmarkStart w:id="141" w:name="_Toc234829317"/>
+      <w:bookmarkStart w:id="141" w:name="_Toc234831015"/>
       <w:bookmarkEnd w:id="138"/>
       <w:r>
         <w:rPr>
@@ -32326,7 +32747,7 @@
         <w:pStyle w:val="Heading2"/>
       </w:pPr>
       <w:bookmarkStart w:id="142" w:name="relation-diagram-only"/>
-      <w:bookmarkStart w:id="143" w:name="_Toc234829318"/>
+      <w:bookmarkStart w:id="143" w:name="_Toc234831016"/>
       <w:bookmarkEnd w:id="140"/>
       <w:r>
         <w:rPr>
@@ -32421,7 +32842,7 @@
         <w:pStyle w:val="Heading2"/>
       </w:pPr>
       <w:bookmarkStart w:id="144" w:name="type"/>
-      <w:bookmarkStart w:id="145" w:name="_Toc234829319"/>
+      <w:bookmarkStart w:id="145" w:name="_Toc234831017"/>
       <w:bookmarkEnd w:id="142"/>
       <w:r>
         <w:rPr>
@@ -32520,7 +32941,7 @@
         <w:pStyle w:val="Heading2"/>
       </w:pPr>
       <w:bookmarkStart w:id="146" w:name="group-meta-group"/>
-      <w:bookmarkStart w:id="147" w:name="_Toc234829320"/>
+      <w:bookmarkStart w:id="147" w:name="_Toc234831018"/>
       <w:bookmarkEnd w:id="144"/>
       <w:r>
         <w:rPr>
@@ -32562,7 +32983,7 @@
         <w:pStyle w:val="Heading2"/>
       </w:pPr>
       <w:bookmarkStart w:id="148" w:name="context-define-and-assign"/>
-      <w:bookmarkStart w:id="149" w:name="_Toc234829321"/>
+      <w:bookmarkStart w:id="149" w:name="_Toc234831019"/>
       <w:bookmarkEnd w:id="146"/>
       <w:r>
         <w:rPr>
@@ -32768,7 +33189,7 @@
         <w:pStyle w:val="Heading2"/>
       </w:pPr>
       <w:bookmarkStart w:id="150" w:name="actor"/>
-      <w:bookmarkStart w:id="151" w:name="_Toc234829322"/>
+      <w:bookmarkStart w:id="151" w:name="_Toc234831020"/>
       <w:bookmarkEnd w:id="148"/>
       <w:r>
         <w:rPr>
@@ -32819,7 +33240,7 @@
         <w:pStyle w:val="Heading2"/>
       </w:pPr>
       <w:bookmarkStart w:id="152" w:name="class-diagram"/>
-      <w:bookmarkStart w:id="153" w:name="_Toc234829323"/>
+      <w:bookmarkStart w:id="153" w:name="_Toc234831021"/>
       <w:bookmarkEnd w:id="150"/>
       <w:r>
         <w:rPr>
@@ -32873,7 +33294,7 @@
         <w:pStyle w:val="Heading2"/>
       </w:pPr>
       <w:bookmarkStart w:id="154" w:name="sequence-diagram"/>
-      <w:bookmarkStart w:id="155" w:name="_Toc234829324"/>
+      <w:bookmarkStart w:id="155" w:name="_Toc234831022"/>
       <w:bookmarkEnd w:id="152"/>
       <w:r>
         <w:rPr>
@@ -32989,7 +33410,7 @@
         <w:pStyle w:val="Heading2"/>
       </w:pPr>
       <w:bookmarkStart w:id="156" w:name="select-classes"/>
-      <w:bookmarkStart w:id="157" w:name="_Toc234829325"/>
+      <w:bookmarkStart w:id="157" w:name="_Toc234831023"/>
       <w:bookmarkEnd w:id="154"/>
       <w:r>
         <w:rPr>
@@ -33050,7 +33471,7 @@
         <w:pStyle w:val="Heading2"/>
       </w:pPr>
       <w:bookmarkStart w:id="158" w:name="class-shape"/>
-      <w:bookmarkStart w:id="159" w:name="_Toc234829326"/>
+      <w:bookmarkStart w:id="159" w:name="_Toc234831024"/>
       <w:bookmarkEnd w:id="156"/>
       <w:r>
         <w:rPr>
@@ -33131,7 +33552,7 @@
         <w:pStyle w:val="Heading2"/>
       </w:pPr>
       <w:bookmarkStart w:id="160" w:name="select-members-methods"/>
-      <w:bookmarkStart w:id="161" w:name="_Toc234829327"/>
+      <w:bookmarkStart w:id="161" w:name="_Toc234831025"/>
       <w:bookmarkEnd w:id="158"/>
       <w:r>
         <w:rPr>
@@ -33183,7 +33604,7 @@
         <w:pStyle w:val="Heading2"/>
       </w:pPr>
       <w:bookmarkStart w:id="162" w:name="reorder-members-methods"/>
-      <w:bookmarkStart w:id="163" w:name="_Toc234829328"/>
+      <w:bookmarkStart w:id="163" w:name="_Toc234831026"/>
       <w:bookmarkEnd w:id="160"/>
       <w:r>
         <w:rPr>
@@ -33235,7 +33656,7 @@
         <w:pStyle w:val="Heading2"/>
       </w:pPr>
       <w:bookmarkStart w:id="164" w:name="signal-message"/>
-      <w:bookmarkStart w:id="165" w:name="_Toc234829329"/>
+      <w:bookmarkStart w:id="165" w:name="_Toc234831027"/>
       <w:bookmarkEnd w:id="162"/>
       <w:r>
         <w:rPr>
@@ -33295,7 +33716,7 @@
         <w:pStyle w:val="Heading2"/>
       </w:pPr>
       <w:bookmarkStart w:id="166" w:name="lifeline-note-dialogs"/>
-      <w:bookmarkStart w:id="167" w:name="_Toc234829330"/>
+      <w:bookmarkStart w:id="167" w:name="_Toc234831028"/>
       <w:bookmarkEnd w:id="164"/>
       <w:r>
         <w:rPr>
@@ -33349,7 +33770,7 @@
         <w:pStyle w:val="Heading2"/>
       </w:pPr>
       <w:bookmarkStart w:id="168" w:name="Xb9470c6e63f702dcde05f89c7607c45c6bcf312"/>
-      <w:bookmarkStart w:id="169" w:name="_Toc234829331"/>
+      <w:bookmarkStart w:id="169" w:name="_Toc234831029"/>
       <w:bookmarkEnd w:id="166"/>
       <w:r>
         <w:rPr>
@@ -33635,7 +34056,7 @@
         <w:pStyle w:val="Heading2"/>
       </w:pPr>
       <w:bookmarkStart w:id="170" w:name="add-serialization-to-project"/>
-      <w:bookmarkStart w:id="171" w:name="_Toc234829332"/>
+      <w:bookmarkStart w:id="171" w:name="_Toc234831030"/>
       <w:bookmarkEnd w:id="168"/>
       <w:r>
         <w:rPr>
@@ -33708,7 +34129,7 @@
         <w:pStyle w:val="Heading2"/>
       </w:pPr>
       <w:bookmarkStart w:id="172" w:name="find"/>
-      <w:bookmarkStart w:id="173" w:name="_Toc234829333"/>
+      <w:bookmarkStart w:id="173" w:name="_Toc234831031"/>
       <w:bookmarkEnd w:id="170"/>
       <w:r>
         <w:rPr>
@@ -33765,7 +34186,7 @@
         <w:pStyle w:val="Heading2"/>
       </w:pPr>
       <w:bookmarkStart w:id="174" w:name="read-source"/>
-      <w:bookmarkStart w:id="175" w:name="_Toc234829334"/>
+      <w:bookmarkStart w:id="175" w:name="_Toc234831032"/>
       <w:bookmarkEnd w:id="172"/>
       <w:r>
         <w:rPr>
@@ -33827,7 +34248,7 @@
         <w:pStyle w:val="Heading2"/>
       </w:pPr>
       <w:bookmarkStart w:id="176" w:name="save-source"/>
-      <w:bookmarkStart w:id="177" w:name="_Toc234829335"/>
+      <w:bookmarkStart w:id="177" w:name="_Toc234831033"/>
       <w:bookmarkEnd w:id="174"/>
       <w:r>
         <w:rPr>
@@ -33921,7 +34342,7 @@
         <w:pStyle w:val="Heading2"/>
       </w:pPr>
       <w:bookmarkStart w:id="178" w:name="virtual-methods-isclass-methods"/>
-      <w:bookmarkStart w:id="179" w:name="_Toc234829336"/>
+      <w:bookmarkStart w:id="179" w:name="_Toc234831034"/>
       <w:bookmarkEnd w:id="176"/>
       <w:r>
         <w:rPr>
@@ -34011,7 +34432,7 @@
         <w:pStyle w:val="Heading2"/>
       </w:pPr>
       <w:bookmarkStart w:id="180" w:name="user-sections-code-dialogs"/>
-      <w:bookmarkStart w:id="181" w:name="_Toc234829337"/>
+      <w:bookmarkStart w:id="181" w:name="_Toc234831035"/>
       <w:bookmarkEnd w:id="178"/>
       <w:r>
         <w:rPr>
@@ -34090,7 +34511,7 @@
         <w:pStyle w:val="Heading2"/>
       </w:pPr>
       <w:bookmarkStart w:id="182" w:name="code-editing-helper-wizards"/>
-      <w:bookmarkStart w:id="183" w:name="_Toc234829338"/>
+      <w:bookmarkStart w:id="183" w:name="_Toc234831036"/>
       <w:bookmarkEnd w:id="180"/>
       <w:r>
         <w:rPr>
@@ -34325,7 +34746,7 @@
         <w:pStyle w:val="Heading1"/>
       </w:pPr>
       <w:bookmarkStart w:id="184" w:name="reference-the-code-editor"/>
-      <w:bookmarkStart w:id="185" w:name="_Toc234829339"/>
+      <w:bookmarkStart w:id="185" w:name="_Toc234831037"/>
       <w:bookmarkEnd w:id="118"/>
       <w:bookmarkEnd w:id="182"/>
       <w:r>
@@ -34353,7 +34774,7 @@
         <w:pStyle w:val="Heading2"/>
       </w:pPr>
       <w:bookmarkStart w:id="186" w:name="editing-behavior"/>
-      <w:bookmarkStart w:id="187" w:name="_Toc234829340"/>
+      <w:bookmarkStart w:id="187" w:name="_Toc234831038"/>
       <w:r>
         <w:rPr>
           <w:rStyle w:val="SectionNumber"/>
@@ -34513,7 +34934,7 @@
         <w:pStyle w:val="Heading2"/>
       </w:pPr>
       <w:bookmarkStart w:id="188" w:name="code-insertion"/>
-      <w:bookmarkStart w:id="189" w:name="_Toc234829341"/>
+      <w:bookmarkStart w:id="189" w:name="_Toc234831039"/>
       <w:bookmarkEnd w:id="186"/>
       <w:r>
         <w:rPr>
@@ -34625,7 +35046,7 @@
         <w:pStyle w:val="Heading2"/>
       </w:pPr>
       <w:bookmarkStart w:id="190" w:name="where-it-appears"/>
-      <w:bookmarkStart w:id="191" w:name="_Toc234829342"/>
+      <w:bookmarkStart w:id="191" w:name="_Toc234831040"/>
       <w:bookmarkEnd w:id="188"/>
       <w:r>
         <w:rPr>
@@ -34832,7 +35253,7 @@
         <w:pStyle w:val="Heading1"/>
       </w:pPr>
       <w:bookmarkStart w:id="192" w:name="code-generation-in-depth"/>
-      <w:bookmarkStart w:id="193" w:name="_Toc234829343"/>
+      <w:bookmarkStart w:id="193" w:name="_Toc234831041"/>
       <w:bookmarkEnd w:id="184"/>
       <w:bookmarkEnd w:id="190"/>
       <w:r>
@@ -34852,7 +35273,7 @@
         <w:pStyle w:val="Heading2"/>
       </w:pPr>
       <w:bookmarkStart w:id="194" w:name="files-produced"/>
-      <w:bookmarkStart w:id="195" w:name="_Toc234829344"/>
+      <w:bookmarkStart w:id="195" w:name="_Toc234831042"/>
       <w:r>
         <w:rPr>
           <w:rStyle w:val="SectionNumber"/>
@@ -34936,7 +35357,7 @@
         <w:pStyle w:val="Heading2"/>
       </w:pPr>
       <w:bookmarkStart w:id="196" w:name="anatomy-of-a-generated-file"/>
-      <w:bookmarkStart w:id="197" w:name="_Toc234829345"/>
+      <w:bookmarkStart w:id="197" w:name="_Toc234831043"/>
       <w:bookmarkEnd w:id="194"/>
       <w:r>
         <w:rPr>
@@ -35365,7 +35786,7 @@
         <w:pStyle w:val="Heading2"/>
       </w:pPr>
       <w:bookmarkStart w:id="198" w:name="the-six-user-sections"/>
-      <w:bookmarkStart w:id="199" w:name="_Toc234829346"/>
+      <w:bookmarkStart w:id="199" w:name="_Toc234831044"/>
       <w:bookmarkEnd w:id="196"/>
       <w:r>
         <w:rPr>
@@ -35440,7 +35861,7 @@
         <w:pStyle w:val="Heading2"/>
       </w:pPr>
       <w:bookmarkStart w:id="200" w:name="constructorinclude-destructorinclude"/>
-      <w:bookmarkStart w:id="201" w:name="_Toc234829347"/>
+      <w:bookmarkStart w:id="201" w:name="_Toc234831045"/>
       <w:bookmarkEnd w:id="198"/>
       <w:r>
         <w:rPr>
@@ -35550,7 +35971,7 @@
         <w:pStyle w:val="Heading2"/>
       </w:pPr>
       <w:bookmarkStart w:id="202" w:name="read-source-the-round-trip"/>
-      <w:bookmarkStart w:id="203" w:name="_Toc234829348"/>
+      <w:bookmarkStart w:id="203" w:name="_Toc234831046"/>
       <w:bookmarkEnd w:id="200"/>
       <w:r>
         <w:rPr>
@@ -35685,7 +36106,7 @@
         <w:pStyle w:val="Heading1"/>
       </w:pPr>
       <w:bookmarkStart w:id="204" w:name="relations-and-the-intrusive-runtime"/>
-      <w:bookmarkStart w:id="205" w:name="_Toc234829349"/>
+      <w:bookmarkStart w:id="205" w:name="_Toc234831047"/>
       <w:bookmarkEnd w:id="192"/>
       <w:bookmarkEnd w:id="202"/>
       <w:r>
@@ -35713,7 +36134,7 @@
         <w:pStyle w:val="Heading2"/>
       </w:pPr>
       <w:bookmarkStart w:id="206" w:name="what-intrusive-means"/>
-      <w:bookmarkStart w:id="207" w:name="_Toc234829350"/>
+      <w:bookmarkStart w:id="207" w:name="_Toc234831048"/>
       <w:r>
         <w:rPr>
           <w:rStyle w:val="SectionNumber"/>
@@ -35735,28 +36156,28 @@
           <w:noProof/>
         </w:rPr>
         <w:drawing>
-          <wp:inline distT="0" distB="0" distL="0" distR="0" wp14:anchorId="169E93B0" wp14:editId="5C9472C5">
+          <wp:inline distT="0" distB="0" distL="0" distR="0" wp14:anchorId="0C1067A6" wp14:editId="6C6505AC">
             <wp:extent cx="5334000" cy="3246782"/>
             <wp:effectExtent l="0" t="0" r="0" b="0"/>
-            <wp:docPr id="282" name="Picture" descr="One Cell in two lists: all link pointers are members of the Cell itself."/>
+            <wp:docPr id="303" name="Picture" descr="One Cell in two lists: all link pointers are members of the Cell itself."/>
             <wp:cNvGraphicFramePr/>
             <a:graphic xmlns:a="http://schemas.openxmlformats.org/drawingml/2006/main">
               <a:graphicData uri="http://schemas.openxmlformats.org/drawingml/2006/picture">
                 <pic:pic xmlns:pic="http://schemas.openxmlformats.org/drawingml/2006/picture">
                   <pic:nvPicPr>
-                    <pic:cNvPr id="283" name="Picture" descr="images/fig-intrusive-lists.svg"/>
+                    <pic:cNvPr id="304" name="Picture" descr="images/fig-intrusive-lists.svg"/>
                     <pic:cNvPicPr>
                       <a:picLocks noChangeAspect="1" noChangeArrowheads="1"/>
                     </pic:cNvPicPr>
                   </pic:nvPicPr>
                   <pic:blipFill>
-                    <a:blip r:embed="rId93">
+                    <a:blip r:embed="rId107">
                       <a:extLst>
                         <a:ext uri="{28A0092B-C50C-407E-A947-70E740481C1C}">
                           <a14:useLocalDpi xmlns:a14="http://schemas.microsoft.com/office/drawing/2010/main" val="0"/>
                         </a:ext>
                         <a:ext uri="{96DAC541-7B7A-43D3-8B79-37D633B846F1}">
-                          <asvg:svgBlip xmlns:asvg="http://schemas.microsoft.com/office/drawing/2016/SVG/main" r:embed="rId94"/>
+                          <asvg:svgBlip xmlns:asvg="http://schemas.microsoft.com/office/drawing/2016/SVG/main" r:embed="rId108"/>
                         </a:ext>
                       </a:extLst>
                     </a:blip>
@@ -36102,7 +36523,7 @@
         <w:pStyle w:val="Heading2"/>
       </w:pPr>
       <w:bookmarkStart w:id="208" w:name="declaring-relations-the-macro-surface"/>
-      <w:bookmarkStart w:id="209" w:name="_Toc234829351"/>
+      <w:bookmarkStart w:id="209" w:name="_Toc234831049"/>
       <w:bookmarkEnd w:id="206"/>
       <w:r>
         <w:rPr>
@@ -36747,7 +37168,7 @@
         <w:pStyle w:val="Heading2"/>
       </w:pPr>
       <w:bookmarkStart w:id="210" w:name="the-generated-api-of-a-multi-relation"/>
-      <w:bookmarkStart w:id="211" w:name="_Toc234829352"/>
+      <w:bookmarkStart w:id="211" w:name="_Toc234831050"/>
       <w:bookmarkEnd w:id="208"/>
       <w:r>
         <w:rPr>
@@ -37664,7 +38085,7 @@
         <w:pStyle w:val="Heading2"/>
       </w:pPr>
       <w:bookmarkStart w:id="212" w:name="Xaaa89ef9d7adb0d0fb470691c4808f6f6b0754c"/>
-      <w:bookmarkStart w:id="213" w:name="_Toc234829353"/>
+      <w:bookmarkStart w:id="213" w:name="_Toc234831051"/>
       <w:bookmarkEnd w:id="210"/>
       <w:r>
         <w:rPr>
@@ -38027,7 +38448,7 @@
         <w:pStyle w:val="Heading2"/>
       </w:pPr>
       <w:bookmarkStart w:id="214" w:name="ownership-and-cascade-delete"/>
-      <w:bookmarkStart w:id="215" w:name="_Toc234829354"/>
+      <w:bookmarkStart w:id="215" w:name="_Toc234831052"/>
       <w:bookmarkEnd w:id="212"/>
       <w:r>
         <w:rPr>
@@ -38050,28 +38471,28 @@
           <w:noProof/>
         </w:rPr>
         <w:drawing>
-          <wp:inline distT="0" distB="0" distL="0" distR="0" wp14:anchorId="4603D35F" wp14:editId="1BD0BB41">
+          <wp:inline distT="0" distB="0" distL="0" distR="0" wp14:anchorId="7A97846D" wp14:editId="21C04E00">
             <wp:extent cx="5334000" cy="2724978"/>
             <wp:effectExtent l="0" t="0" r="0" b="0"/>
-            <wp:docPr id="290" name="Picture" descr="delete pMatrix — the cascade frees the entire graph."/>
+            <wp:docPr id="311" name="Picture" descr="delete pMatrix — the cascade frees the entire graph."/>
             <wp:cNvGraphicFramePr/>
             <a:graphic xmlns:a="http://schemas.openxmlformats.org/drawingml/2006/main">
               <a:graphicData uri="http://schemas.openxmlformats.org/drawingml/2006/picture">
                 <pic:pic xmlns:pic="http://schemas.openxmlformats.org/drawingml/2006/picture">
                   <pic:nvPicPr>
-                    <pic:cNvPr id="291" name="Picture" descr="images/fig-ownership-cascade.svg"/>
+                    <pic:cNvPr id="312" name="Picture" descr="images/fig-ownership-cascade.svg"/>
                     <pic:cNvPicPr>
                       <a:picLocks noChangeAspect="1" noChangeArrowheads="1"/>
                     </pic:cNvPicPr>
                   </pic:nvPicPr>
                   <pic:blipFill>
-                    <a:blip r:embed="rId95">
+                    <a:blip r:embed="rId109">
                       <a:extLst>
                         <a:ext uri="{28A0092B-C50C-407E-A947-70E740481C1C}">
                           <a14:useLocalDpi xmlns:a14="http://schemas.microsoft.com/office/drawing/2010/main" val="0"/>
                         </a:ext>
                         <a:ext uri="{96DAC541-7B7A-43D3-8B79-37D633B846F1}">
-                          <asvg:svgBlip xmlns:asvg="http://schemas.microsoft.com/office/drawing/2016/SVG/main" r:embed="rId96"/>
+                          <asvg:svgBlip xmlns:asvg="http://schemas.microsoft.com/office/drawing/2016/SVG/main" r:embed="rId110"/>
                         </a:ext>
                       </a:extLst>
                     </a:blip>
@@ -38205,7 +38626,7 @@
         <w:pStyle w:val="Heading2"/>
       </w:pPr>
       <w:bookmarkStart w:id="216" w:name="iterators-that-survive-modification"/>
-      <w:bookmarkStart w:id="217" w:name="_Toc234829355"/>
+      <w:bookmarkStart w:id="217" w:name="_Toc234831053"/>
       <w:bookmarkEnd w:id="214"/>
       <w:r>
         <w:rPr>
@@ -38413,7 +38834,7 @@
         <w:pStyle w:val="Heading2"/>
       </w:pPr>
       <w:bookmarkStart w:id="218" w:name="single-static-multi"/>
-      <w:bookmarkStart w:id="219" w:name="_Toc234829356"/>
+      <w:bookmarkStart w:id="219" w:name="_Toc234831054"/>
       <w:bookmarkEnd w:id="216"/>
       <w:r>
         <w:rPr>
@@ -38489,7 +38910,7 @@
         <w:pStyle w:val="Heading2"/>
       </w:pPr>
       <w:bookmarkStart w:id="220" w:name="tree-implementations-and-find-methods"/>
-      <w:bookmarkStart w:id="221" w:name="_Toc234829357"/>
+      <w:bookmarkStart w:id="221" w:name="_Toc234831055"/>
       <w:bookmarkEnd w:id="218"/>
       <w:r>
         <w:rPr>
@@ -39145,7 +39566,7 @@
         <w:pStyle w:val="Heading2"/>
       </w:pPr>
       <w:bookmarkStart w:id="222" w:name="critical-relations-threads"/>
-      <w:bookmarkStart w:id="223" w:name="_Toc234829358"/>
+      <w:bookmarkStart w:id="223" w:name="_Toc234831056"/>
       <w:bookmarkEnd w:id="220"/>
       <w:r>
         <w:rPr>
@@ -39201,7 +39622,7 @@
         <w:pStyle w:val="Heading2"/>
       </w:pPr>
       <w:bookmarkStart w:id="224" w:name="writing-loops-the-generated-way"/>
-      <w:bookmarkStart w:id="225" w:name="_Toc234829359"/>
+      <w:bookmarkStart w:id="225" w:name="_Toc234831057"/>
       <w:bookmarkEnd w:id="222"/>
       <w:r>
         <w:rPr>
@@ -39547,7 +39968,7 @@
         <w:pStyle w:val="Heading1"/>
       </w:pPr>
       <w:bookmarkStart w:id="226" w:name="serialization"/>
-      <w:bookmarkStart w:id="227" w:name="_Toc234829360"/>
+      <w:bookmarkStart w:id="227" w:name="_Toc234831058"/>
       <w:bookmarkEnd w:id="204"/>
       <w:bookmarkEnd w:id="224"/>
       <w:r>
@@ -39567,7 +39988,7 @@
         <w:pStyle w:val="Heading2"/>
       </w:pPr>
       <w:bookmarkStart w:id="228" w:name="what-you-get"/>
-      <w:bookmarkStart w:id="229" w:name="_Toc234829361"/>
+      <w:bookmarkStart w:id="229" w:name="_Toc234831059"/>
       <w:r>
         <w:rPr>
           <w:rStyle w:val="SectionNumber"/>
@@ -39768,7 +40189,7 @@
         <w:pStyle w:val="Heading2"/>
       </w:pPr>
       <w:bookmarkStart w:id="230" w:name="cbarchive-and-the-wire-format"/>
-      <w:bookmarkStart w:id="231" w:name="_Toc234829362"/>
+      <w:bookmarkStart w:id="231" w:name="_Toc234831060"/>
       <w:bookmarkEnd w:id="228"/>
       <w:r>
         <w:rPr>
@@ -39891,7 +40312,7 @@
         <w:pStyle w:val="Heading2"/>
       </w:pPr>
       <w:bookmarkStart w:id="232" w:name="cbz-compression-on-the-fly"/>
-      <w:bookmarkStart w:id="233" w:name="_Toc234829363"/>
+      <w:bookmarkStart w:id="233" w:name="_Toc234831061"/>
       <w:bookmarkEnd w:id="230"/>
       <w:r>
         <w:rPr>
@@ -40224,7 +40645,7 @@
         <w:pStyle w:val="Heading2"/>
       </w:pPr>
       <w:bookmarkStart w:id="234" w:name="Xbded68cf7b5dad621557026fdc0855cc4156113"/>
-      <w:bookmarkStart w:id="235" w:name="_Toc234829364"/>
+      <w:bookmarkStart w:id="235" w:name="_Toc234831062"/>
       <w:bookmarkEnd w:id="232"/>
       <w:r>
         <w:rPr>
@@ -40481,7 +40902,7 @@
         <w:pStyle w:val="Heading2"/>
       </w:pPr>
       <w:bookmarkStart w:id="236" w:name="rules-and-properties"/>
-      <w:bookmarkStart w:id="237" w:name="_Toc234829365"/>
+      <w:bookmarkStart w:id="237" w:name="_Toc234831063"/>
       <w:bookmarkEnd w:id="234"/>
       <w:r>
         <w:rPr>
@@ -40655,7 +41076,7 @@
         <w:pStyle w:val="Heading2"/>
       </w:pPr>
       <w:bookmarkStart w:id="238" w:name="Xe93cc69c5286d8ba9c1392594baf9a373c30c75"/>
-      <w:bookmarkStart w:id="239" w:name="_Toc234829366"/>
+      <w:bookmarkStart w:id="239" w:name="_Toc234831064"/>
       <w:bookmarkEnd w:id="236"/>
       <w:r>
         <w:rPr>
@@ -40827,7 +41248,7 @@
         <w:pStyle w:val="Heading1"/>
       </w:pPr>
       <w:bookmarkStart w:id="240" w:name="the-generated-undoredo-framework"/>
-      <w:bookmarkStart w:id="241" w:name="_Toc234829367"/>
+      <w:bookmarkStart w:id="241" w:name="_Toc234831065"/>
       <w:bookmarkEnd w:id="226"/>
       <w:bookmarkEnd w:id="238"/>
       <w:r>
@@ -40847,7 +41268,7 @@
         <w:pStyle w:val="Heading2"/>
       </w:pPr>
       <w:bookmarkStart w:id="242" w:name="what-it-is"/>
-      <w:bookmarkStart w:id="243" w:name="_Toc234829368"/>
+      <w:bookmarkStart w:id="243" w:name="_Toc234831066"/>
       <w:r>
         <w:rPr>
           <w:rStyle w:val="SectionNumber"/>
@@ -40896,7 +41317,7 @@
         <w:pStyle w:val="Heading2"/>
       </w:pPr>
       <w:bookmarkStart w:id="244" w:name="how-it-works"/>
-      <w:bookmarkStart w:id="245" w:name="_Toc234829369"/>
+      <w:bookmarkStart w:id="245" w:name="_Toc234831067"/>
       <w:bookmarkEnd w:id="242"/>
       <w:r>
         <w:rPr>
@@ -41269,7 +41690,7 @@
         <w:pStyle w:val="Heading2"/>
       </w:pPr>
       <w:bookmarkStart w:id="246" w:name="the-undoreplace-entanglement"/>
-      <w:bookmarkStart w:id="247" w:name="_Toc234829370"/>
+      <w:bookmarkStart w:id="247" w:name="_Toc234831068"/>
       <w:bookmarkEnd w:id="244"/>
       <w:r>
         <w:rPr>
@@ -41362,7 +41783,7 @@
         <w:pStyle w:val="Heading1"/>
       </w:pPr>
       <w:bookmarkStart w:id="248" w:name="the-replace-constructor"/>
-      <w:bookmarkStart w:id="249" w:name="_Toc234829371"/>
+      <w:bookmarkStart w:id="249" w:name="_Toc234831069"/>
       <w:bookmarkEnd w:id="240"/>
       <w:bookmarkEnd w:id="246"/>
       <w:r>
@@ -41384,7 +41805,7 @@
         <w:pStyle w:val="Heading2"/>
       </w:pPr>
       <w:bookmarkStart w:id="250" w:name="the-idea"/>
-      <w:bookmarkStart w:id="251" w:name="_Toc234829372"/>
+      <w:bookmarkStart w:id="251" w:name="_Toc234831070"/>
       <w:r>
         <w:rPr>
           <w:rStyle w:val="SectionNumber"/>
@@ -41406,28 +41827,28 @@
           <w:noProof/>
         </w:rPr>
         <w:drawing>
-          <wp:inline distT="0" distB="0" distL="0" distR="0" wp14:anchorId="31AC7AFD" wp14:editId="40F71599">
+          <wp:inline distT="0" distB="0" distL="0" distR="0" wp14:anchorId="697D07FA" wp14:editId="7CA7E193">
             <wp:extent cx="5334000" cy="2782956"/>
             <wp:effectExtent l="0" t="0" r="0" b="0"/>
-            <wp:docPr id="312" name="Picture" descr="Replace: the new object takes over every relation slot of the old one."/>
+            <wp:docPr id="333" name="Picture" descr="Replace: the new object takes over every relation slot of the old one."/>
             <wp:cNvGraphicFramePr/>
             <a:graphic xmlns:a="http://schemas.openxmlformats.org/drawingml/2006/main">
               <a:graphicData uri="http://schemas.openxmlformats.org/drawingml/2006/picture">
                 <pic:pic xmlns:pic="http://schemas.openxmlformats.org/drawingml/2006/picture">
                   <pic:nvPicPr>
-                    <pic:cNvPr id="313" name="Picture" descr="images/fig-replace-constructor.svg"/>
+                    <pic:cNvPr id="334" name="Picture" descr="images/fig-replace-constructor.svg"/>
                     <pic:cNvPicPr>
                       <a:picLocks noChangeAspect="1" noChangeArrowheads="1"/>
                     </pic:cNvPicPr>
                   </pic:nvPicPr>
                   <pic:blipFill>
-                    <a:blip r:embed="rId97">
+                    <a:blip r:embed="rId111">
                       <a:extLst>
                         <a:ext uri="{28A0092B-C50C-407E-A947-70E740481C1C}">
                           <a14:useLocalDpi xmlns:a14="http://schemas.microsoft.com/office/drawing/2010/main" val="0"/>
                         </a:ext>
                         <a:ext uri="{96DAC541-7B7A-43D3-8B79-37D633B846F1}">
-                          <asvg:svgBlip xmlns:asvg="http://schemas.microsoft.com/office/drawing/2016/SVG/main" r:embed="rId98"/>
+                          <asvg:svgBlip xmlns:asvg="http://schemas.microsoft.com/office/drawing/2016/SVG/main" r:embed="rId112"/>
                         </a:ext>
                       </a:extLst>
                     </a:blip>
@@ -41596,7 +42017,7 @@
         <w:pStyle w:val="Heading2"/>
       </w:pPr>
       <w:bookmarkStart w:id="252" w:name="why-it-is-more-powerful-than-a-factory"/>
-      <w:bookmarkStart w:id="253" w:name="_Toc234829373"/>
+      <w:bookmarkStart w:id="253" w:name="_Toc234831071"/>
       <w:bookmarkEnd w:id="250"/>
       <w:r>
         <w:rPr>
@@ -42147,7 +42568,7 @@
         <w:pStyle w:val="Heading2"/>
       </w:pPr>
       <w:bookmarkStart w:id="254" w:name="mechanics-and-constraints"/>
-      <w:bookmarkStart w:id="255" w:name="_Toc234829374"/>
+      <w:bookmarkStart w:id="255" w:name="_Toc234831072"/>
       <w:bookmarkEnd w:id="252"/>
       <w:r>
         <w:rPr>
@@ -42248,7 +42669,7 @@
         <w:pStyle w:val="Heading1"/>
       </w:pPr>
       <w:bookmarkStart w:id="256" w:name="the-command-interface"/>
-      <w:bookmarkStart w:id="257" w:name="_Toc234829375"/>
+      <w:bookmarkStart w:id="257" w:name="_Toc234831073"/>
       <w:bookmarkEnd w:id="248"/>
       <w:bookmarkEnd w:id="254"/>
       <w:r>
@@ -42270,7 +42691,7 @@
         <w:pStyle w:val="Heading2"/>
       </w:pPr>
       <w:bookmarkStart w:id="258" w:name="what-it-is-1"/>
-      <w:bookmarkStart w:id="259" w:name="_Toc234829376"/>
+      <w:bookmarkStart w:id="259" w:name="_Toc234831074"/>
       <w:r>
         <w:rPr>
           <w:rStyle w:val="SectionNumber"/>
@@ -42434,7 +42855,7 @@
         <w:pStyle w:val="Heading2"/>
       </w:pPr>
       <w:bookmarkStart w:id="260" w:name="connecting"/>
-      <w:bookmarkStart w:id="261" w:name="_Toc234829377"/>
+      <w:bookmarkStart w:id="261" w:name="_Toc234831075"/>
       <w:bookmarkEnd w:id="258"/>
       <w:r>
         <w:rPr>
@@ -42905,7 +43326,7 @@
         <w:pStyle w:val="Heading2"/>
       </w:pPr>
       <w:bookmarkStart w:id="262" w:name="the-command-families"/>
-      <w:bookmarkStart w:id="263" w:name="_Toc234829378"/>
+      <w:bookmarkStart w:id="263" w:name="_Toc234831076"/>
       <w:bookmarkEnd w:id="260"/>
       <w:r>
         <w:rPr>
@@ -43821,7 +44242,7 @@
         <w:pStyle w:val="Heading2"/>
       </w:pPr>
       <w:bookmarkStart w:id="264" w:name="worked-examples-real-requests"/>
-      <w:bookmarkStart w:id="265" w:name="_Toc234829379"/>
+      <w:bookmarkStart w:id="265" w:name="_Toc234831077"/>
       <w:bookmarkEnd w:id="262"/>
       <w:r>
         <w:rPr>
@@ -45724,7 +46145,7 @@
         <w:pStyle w:val="Heading2"/>
       </w:pPr>
       <w:bookmarkStart w:id="266" w:name="conventions-and-gotchas"/>
-      <w:bookmarkStart w:id="267" w:name="_Toc234829380"/>
+      <w:bookmarkStart w:id="267" w:name="_Toc234831078"/>
       <w:bookmarkEnd w:id="264"/>
       <w:r>
         <w:rPr>
@@ -45988,7 +46409,7 @@
         <w:pStyle w:val="Heading1"/>
       </w:pPr>
       <w:bookmarkStart w:id="268" w:name="tips-pitfalls-and-best-practices"/>
-      <w:bookmarkStart w:id="269" w:name="_Toc234829381"/>
+      <w:bookmarkStart w:id="269" w:name="_Toc234831079"/>
       <w:bookmarkEnd w:id="256"/>
       <w:bookmarkEnd w:id="266"/>
       <w:r>
@@ -46467,7 +46888,7 @@
         <w:pStyle w:val="Heading1"/>
       </w:pPr>
       <w:bookmarkStart w:id="270" w:name="appendix"/>
-      <w:bookmarkStart w:id="271" w:name="_Toc234829382"/>
+      <w:bookmarkStart w:id="271" w:name="_Toc234831080"/>
       <w:bookmarkEnd w:id="268"/>
       <w:r>
         <w:rPr>
@@ -46486,7 +46907,7 @@
         <w:pStyle w:val="Heading2"/>
       </w:pPr>
       <w:bookmarkStart w:id="272" w:name="a.-runtime-header-inventory"/>
-      <w:bookmarkStart w:id="273" w:name="_Toc234829383"/>
+      <w:bookmarkStart w:id="273" w:name="_Toc234831081"/>
       <w:r>
         <w:rPr>
           <w:rStyle w:val="SectionNumber"/>
@@ -46997,7 +47418,7 @@
         <w:pStyle w:val="Heading2"/>
       </w:pPr>
       <w:bookmarkStart w:id="274" w:name="b.-marker-quick-reference"/>
-      <w:bookmarkStart w:id="275" w:name="_Toc234829384"/>
+      <w:bookmarkStart w:id="275" w:name="_Toc234831082"/>
       <w:bookmarkEnd w:id="272"/>
       <w:r>
         <w:rPr>
@@ -47081,7 +47502,7 @@
         <w:pStyle w:val="Heading2"/>
       </w:pPr>
       <w:bookmarkStart w:id="276" w:name="c.-glossary"/>
-      <w:bookmarkStart w:id="277" w:name="_Toc234829385"/>
+      <w:bookmarkStart w:id="277" w:name="_Toc234831083"/>
       <w:bookmarkEnd w:id="274"/>
       <w:r>
         <w:rPr>
@@ -47507,7 +47928,7 @@
   <w:abstractNum w:abstractNumId="0" w15:restartNumberingAfterBreak="0">
     <w:nsid w:val="0000A990"/>
     <w:multiLevelType w:val="multilevel"/>
-    <w:tmpl w:val="F2D21668"/>
+    <w:tmpl w:val="E1B8D980"/>
     <w:lvl w:ilvl="0">
       <w:numFmt w:val="bullet"/>
       <w:lvlText w:val=" "/>
@@ -47584,7 +48005,7 @@
   <w:abstractNum w:abstractNumId="1" w15:restartNumberingAfterBreak="0">
     <w:nsid w:val="0000A991"/>
     <w:multiLevelType w:val="multilevel"/>
-    <w:tmpl w:val="EFB6D7D4"/>
+    <w:tmpl w:val="4FAC04AC"/>
     <w:lvl w:ilvl="0">
       <w:numFmt w:val="bullet"/>
       <w:lvlText w:val="•"/>
@@ -47661,7 +48082,7 @@
   <w:abstractNum w:abstractNumId="2" w15:restartNumberingAfterBreak="0">
     <w:nsid w:val="00A99411"/>
     <w:multiLevelType w:val="multilevel"/>
-    <w:tmpl w:val="C2244FDE"/>
+    <w:tmpl w:val="09DEFAB2"/>
     <w:lvl w:ilvl="0">
       <w:start w:val="1"/>
       <w:numFmt w:val="decimal"/>
@@ -47744,31 +48165,31 @@
       </w:pPr>
     </w:lvl>
   </w:abstractNum>
-  <w:num w:numId="1" w16cid:durableId="1638293942">
+  <w:num w:numId="1" w16cid:durableId="85620409">
     <w:abstractNumId w:val="0"/>
   </w:num>
-  <w:num w:numId="2" w16cid:durableId="1032657407">
+  <w:num w:numId="2" w16cid:durableId="819925927">
     <w:abstractNumId w:val="1"/>
   </w:num>
-  <w:num w:numId="3" w16cid:durableId="154228235">
+  <w:num w:numId="3" w16cid:durableId="963921004">
     <w:abstractNumId w:val="1"/>
   </w:num>
-  <w:num w:numId="4" w16cid:durableId="806973152">
+  <w:num w:numId="4" w16cid:durableId="1935703340">
     <w:abstractNumId w:val="1"/>
   </w:num>
-  <w:num w:numId="5" w16cid:durableId="465512942">
+  <w:num w:numId="5" w16cid:durableId="1267039483">
     <w:abstractNumId w:val="1"/>
   </w:num>
-  <w:num w:numId="6" w16cid:durableId="2066752981">
+  <w:num w:numId="6" w16cid:durableId="1136066823">
     <w:abstractNumId w:val="1"/>
   </w:num>
-  <w:num w:numId="7" w16cid:durableId="1887641294">
+  <w:num w:numId="7" w16cid:durableId="458426181">
     <w:abstractNumId w:val="1"/>
   </w:num>
-  <w:num w:numId="8" w16cid:durableId="168565582">
+  <w:num w:numId="8" w16cid:durableId="1972512932">
     <w:abstractNumId w:val="1"/>
   </w:num>
-  <w:num w:numId="9" w16cid:durableId="175003653">
+  <w:num w:numId="9" w16cid:durableId="1644307608">
     <w:abstractNumId w:val="2"/>
     <w:lvlOverride w:ilvl="0">
       <w:startOverride w:val="1"/>
@@ -47798,40 +48219,40 @@
       <w:startOverride w:val="1"/>
     </w:lvlOverride>
   </w:num>
-  <w:num w:numId="10" w16cid:durableId="472018682">
+  <w:num w:numId="10" w16cid:durableId="476921468">
     <w:abstractNumId w:val="1"/>
   </w:num>
-  <w:num w:numId="11" w16cid:durableId="1662734085">
+  <w:num w:numId="11" w16cid:durableId="968586726">
     <w:abstractNumId w:val="1"/>
   </w:num>
-  <w:num w:numId="12" w16cid:durableId="1909924275">
+  <w:num w:numId="12" w16cid:durableId="1917202611">
     <w:abstractNumId w:val="1"/>
   </w:num>
-  <w:num w:numId="13" w16cid:durableId="270013243">
+  <w:num w:numId="13" w16cid:durableId="1383363779">
     <w:abstractNumId w:val="1"/>
   </w:num>
-  <w:num w:numId="14" w16cid:durableId="1445079388">
+  <w:num w:numId="14" w16cid:durableId="992484085">
     <w:abstractNumId w:val="1"/>
   </w:num>
-  <w:num w:numId="15" w16cid:durableId="2038967787">
+  <w:num w:numId="15" w16cid:durableId="1428237139">
     <w:abstractNumId w:val="1"/>
   </w:num>
-  <w:num w:numId="16" w16cid:durableId="1416199130">
+  <w:num w:numId="16" w16cid:durableId="461191806">
     <w:abstractNumId w:val="1"/>
   </w:num>
-  <w:num w:numId="17" w16cid:durableId="912198303">
+  <w:num w:numId="17" w16cid:durableId="385882173">
     <w:abstractNumId w:val="1"/>
   </w:num>
-  <w:num w:numId="18" w16cid:durableId="720790842">
+  <w:num w:numId="18" w16cid:durableId="287397497">
     <w:abstractNumId w:val="1"/>
   </w:num>
-  <w:num w:numId="19" w16cid:durableId="1736314543">
+  <w:num w:numId="19" w16cid:durableId="700664177">
     <w:abstractNumId w:val="1"/>
   </w:num>
-  <w:num w:numId="20" w16cid:durableId="1525053295">
+  <w:num w:numId="20" w16cid:durableId="904030548">
     <w:abstractNumId w:val="1"/>
   </w:num>
-  <w:num w:numId="21" w16cid:durableId="1427068772">
+  <w:num w:numId="21" w16cid:durableId="169611315">
     <w:abstractNumId w:val="2"/>
     <w:lvlOverride w:ilvl="0">
       <w:startOverride w:val="1"/>
@@ -47861,49 +48282,49 @@
       <w:startOverride w:val="1"/>
     </w:lvlOverride>
   </w:num>
-  <w:num w:numId="22" w16cid:durableId="668485484">
+  <w:num w:numId="22" w16cid:durableId="1347747892">
     <w:abstractNumId w:val="1"/>
   </w:num>
-  <w:num w:numId="23" w16cid:durableId="641663611">
+  <w:num w:numId="23" w16cid:durableId="320962086">
     <w:abstractNumId w:val="1"/>
   </w:num>
-  <w:num w:numId="24" w16cid:durableId="1171021229">
+  <w:num w:numId="24" w16cid:durableId="1414934732">
     <w:abstractNumId w:val="1"/>
   </w:num>
-  <w:num w:numId="25" w16cid:durableId="1503859163">
+  <w:num w:numId="25" w16cid:durableId="1463116501">
     <w:abstractNumId w:val="1"/>
   </w:num>
-  <w:num w:numId="26" w16cid:durableId="1782719798">
+  <w:num w:numId="26" w16cid:durableId="922184793">
     <w:abstractNumId w:val="1"/>
   </w:num>
-  <w:num w:numId="27" w16cid:durableId="379520618">
+  <w:num w:numId="27" w16cid:durableId="701787388">
     <w:abstractNumId w:val="1"/>
   </w:num>
-  <w:num w:numId="28" w16cid:durableId="1418944712">
+  <w:num w:numId="28" w16cid:durableId="514075653">
     <w:abstractNumId w:val="1"/>
   </w:num>
-  <w:num w:numId="29" w16cid:durableId="1189640961">
+  <w:num w:numId="29" w16cid:durableId="735974106">
     <w:abstractNumId w:val="1"/>
   </w:num>
-  <w:num w:numId="30" w16cid:durableId="1874921065">
+  <w:num w:numId="30" w16cid:durableId="1902518077">
     <w:abstractNumId w:val="1"/>
   </w:num>
-  <w:num w:numId="31" w16cid:durableId="1936281429">
+  <w:num w:numId="31" w16cid:durableId="203948144">
     <w:abstractNumId w:val="1"/>
   </w:num>
-  <w:num w:numId="32" w16cid:durableId="1355616379">
+  <w:num w:numId="32" w16cid:durableId="26295464">
     <w:abstractNumId w:val="1"/>
   </w:num>
-  <w:num w:numId="33" w16cid:durableId="1433355512">
+  <w:num w:numId="33" w16cid:durableId="380859418">
     <w:abstractNumId w:val="1"/>
   </w:num>
-  <w:num w:numId="34" w16cid:durableId="1365204618">
+  <w:num w:numId="34" w16cid:durableId="73868204">
     <w:abstractNumId w:val="1"/>
   </w:num>
-  <w:num w:numId="35" w16cid:durableId="208878865">
+  <w:num w:numId="35" w16cid:durableId="1137146589">
     <w:abstractNumId w:val="1"/>
   </w:num>
-  <w:num w:numId="36" w16cid:durableId="202910897">
+  <w:num w:numId="36" w16cid:durableId="2119248570">
     <w:abstractNumId w:val="2"/>
     <w:lvlOverride w:ilvl="0">
       <w:startOverride w:val="1"/>
@@ -47933,10 +48354,10 @@
       <w:startOverride w:val="1"/>
     </w:lvlOverride>
   </w:num>
-  <w:num w:numId="37" w16cid:durableId="1187251948">
+  <w:num w:numId="37" w16cid:durableId="593974649">
     <w:abstractNumId w:val="1"/>
   </w:num>
-  <w:num w:numId="38" w16cid:durableId="1269506300">
+  <w:num w:numId="38" w16cid:durableId="520632293">
     <w:abstractNumId w:val="2"/>
     <w:lvlOverride w:ilvl="0">
       <w:startOverride w:val="1"/>
@@ -47966,28 +48387,28 @@
       <w:startOverride w:val="1"/>
     </w:lvlOverride>
   </w:num>
-  <w:num w:numId="39" w16cid:durableId="1056930454">
+  <w:num w:numId="39" w16cid:durableId="1269774196">
     <w:abstractNumId w:val="1"/>
   </w:num>
-  <w:num w:numId="40" w16cid:durableId="468329092">
+  <w:num w:numId="40" w16cid:durableId="1697390868">
     <w:abstractNumId w:val="1"/>
   </w:num>
-  <w:num w:numId="41" w16cid:durableId="1097751468">
+  <w:num w:numId="41" w16cid:durableId="463042278">
     <w:abstractNumId w:val="1"/>
   </w:num>
-  <w:num w:numId="42" w16cid:durableId="1598560897">
+  <w:num w:numId="42" w16cid:durableId="1136607478">
     <w:abstractNumId w:val="1"/>
   </w:num>
-  <w:num w:numId="43" w16cid:durableId="433524665">
+  <w:num w:numId="43" w16cid:durableId="1527714405">
     <w:abstractNumId w:val="1"/>
   </w:num>
-  <w:num w:numId="44" w16cid:durableId="347024985">
+  <w:num w:numId="44" w16cid:durableId="1530991837">
     <w:abstractNumId w:val="1"/>
   </w:num>
-  <w:num w:numId="45" w16cid:durableId="2135099608">
+  <w:num w:numId="45" w16cid:durableId="32585734">
     <w:abstractNumId w:val="1"/>
   </w:num>
-  <w:num w:numId="46" w16cid:durableId="176120680">
+  <w:num w:numId="46" w16cid:durableId="1348288889">
     <w:abstractNumId w:val="1"/>
   </w:num>
 </w:numbering>
@@ -49043,7 +49464,7 @@
     <w:next w:val="Normal"/>
     <w:autoRedefine/>
     <w:uiPriority w:val="39"/>
-    <w:rsid w:val="00217826"/>
+    <w:rsid w:val="00EF3B80"/>
     <w:pPr>
       <w:spacing w:after="100"/>
     </w:pPr>
@@ -49054,7 +49475,7 @@
     <w:next w:val="Normal"/>
     <w:autoRedefine/>
     <w:uiPriority w:val="39"/>
-    <w:rsid w:val="00217826"/>
+    <w:rsid w:val="00EF3B80"/>
     <w:pPr>
       <w:spacing w:after="100"/>
       <w:ind w:left="240"/>
@@ -49067,7 +49488,7 @@
     <w:autoRedefine/>
     <w:uiPriority w:val="39"/>
     <w:unhideWhenUsed/>
-    <w:rsid w:val="00217826"/>
+    <w:rsid w:val="00EF3B80"/>
     <w:pPr>
       <w:spacing w:after="100" w:line="278" w:lineRule="auto"/>
       <w:ind w:left="480"/>
@@ -49085,7 +49506,7 @@
     <w:autoRedefine/>
     <w:uiPriority w:val="39"/>
     <w:unhideWhenUsed/>
-    <w:rsid w:val="00217826"/>
+    <w:rsid w:val="00EF3B80"/>
     <w:pPr>
       <w:spacing w:after="100" w:line="278" w:lineRule="auto"/>
       <w:ind w:left="720"/>
@@ -49103,7 +49524,7 @@
     <w:autoRedefine/>
     <w:uiPriority w:val="39"/>
     <w:unhideWhenUsed/>
-    <w:rsid w:val="00217826"/>
+    <w:rsid w:val="00EF3B80"/>
     <w:pPr>
       <w:spacing w:after="100" w:line="278" w:lineRule="auto"/>
       <w:ind w:left="960"/>
@@ -49121,7 +49542,7 @@
     <w:autoRedefine/>
     <w:uiPriority w:val="39"/>
     <w:unhideWhenUsed/>
-    <w:rsid w:val="00217826"/>
+    <w:rsid w:val="00EF3B80"/>
     <w:pPr>
       <w:spacing w:after="100" w:line="278" w:lineRule="auto"/>
       <w:ind w:left="1200"/>
@@ -49139,7 +49560,7 @@
     <w:autoRedefine/>
     <w:uiPriority w:val="39"/>
     <w:unhideWhenUsed/>
-    <w:rsid w:val="00217826"/>
+    <w:rsid w:val="00EF3B80"/>
     <w:pPr>
       <w:spacing w:after="100" w:line="278" w:lineRule="auto"/>
       <w:ind w:left="1440"/>
@@ -49157,7 +49578,7 @@
     <w:autoRedefine/>
     <w:uiPriority w:val="39"/>
     <w:unhideWhenUsed/>
-    <w:rsid w:val="00217826"/>
+    <w:rsid w:val="00EF3B80"/>
     <w:pPr>
       <w:spacing w:after="100" w:line="278" w:lineRule="auto"/>
       <w:ind w:left="1680"/>
@@ -49175,7 +49596,7 @@
     <w:autoRedefine/>
     <w:uiPriority w:val="39"/>
     <w:unhideWhenUsed/>
-    <w:rsid w:val="00217826"/>
+    <w:rsid w:val="00EF3B80"/>
     <w:pPr>
       <w:spacing w:after="100" w:line="278" w:lineRule="auto"/>
       <w:ind w:left="1920"/>
@@ -49192,7 +49613,7 @@
     <w:uiPriority w:val="99"/>
     <w:semiHidden/>
     <w:unhideWhenUsed/>
-    <w:rsid w:val="00217826"/>
+    <w:rsid w:val="00EF3B80"/>
     <w:rPr>
       <w:color w:val="605E5C"/>
       <w:shd w:val="clear" w:color="auto" w:fill="E1DFDD"/>

--- a/docs/manual/ClassBuilder_Manual.docx
+++ b/docs/manual/ClassBuilder_Manual.docx
@@ -34,7 +34,7 @@
           <w:sz w:val="24"/>
           <w:szCs w:val="24"/>
         </w:rPr>
-        <w:id w:val="-1150827304"/>
+        <w:id w:val="4802244"/>
         <w:docPartObj>
           <w:docPartGallery w:val="Table of Contents"/>
           <w:docPartUnique/>
@@ -74,7 +74,7 @@
           <w:r>
             <w:fldChar w:fldCharType="separate"/>
           </w:r>
-          <w:hyperlink w:anchor="_Toc234830945" w:history="1">
+          <w:hyperlink w:anchor="_Toc234832589" w:history="1">
             <w:r>
               <w:rPr>
                 <w:rStyle w:val="Hyperlink"/>
@@ -118,7 +118,7 @@
                 <w:noProof/>
                 <w:webHidden/>
               </w:rPr>
-              <w:instrText xml:space="preserve"> PAGEREF _Toc234830945 \h </w:instrText>
+              <w:instrText xml:space="preserve"> PAGEREF _Toc234832589 \h </w:instrText>
             </w:r>
             <w:r>
               <w:rPr>
@@ -164,7 +164,7 @@
               <w14:ligatures w14:val="standardContextual"/>
             </w:rPr>
           </w:pPr>
-          <w:hyperlink w:anchor="_Toc234830946" w:history="1">
+          <w:hyperlink w:anchor="_Toc234832590" w:history="1">
             <w:r>
               <w:rPr>
                 <w:rStyle w:val="Hyperlink"/>
@@ -208,7 +208,7 @@
                 <w:noProof/>
                 <w:webHidden/>
               </w:rPr>
-              <w:instrText xml:space="preserve"> PAGEREF _Toc234830946 \h </w:instrText>
+              <w:instrText xml:space="preserve"> PAGEREF _Toc234832590 \h </w:instrText>
             </w:r>
             <w:r>
               <w:rPr>
@@ -254,7 +254,7 @@
               <w14:ligatures w14:val="standardContextual"/>
             </w:rPr>
           </w:pPr>
-          <w:hyperlink w:anchor="_Toc234830947" w:history="1">
+          <w:hyperlink w:anchor="_Toc234832591" w:history="1">
             <w:r>
               <w:rPr>
                 <w:rStyle w:val="Hyperlink"/>
@@ -298,7 +298,7 @@
                 <w:noProof/>
                 <w:webHidden/>
               </w:rPr>
-              <w:instrText xml:space="preserve"> PAGEREF _Toc234830947 \h </w:instrText>
+              <w:instrText xml:space="preserve"> PAGEREF _Toc234832591 \h </w:instrText>
             </w:r>
             <w:r>
               <w:rPr>
@@ -344,7 +344,7 @@
               <w14:ligatures w14:val="standardContextual"/>
             </w:rPr>
           </w:pPr>
-          <w:hyperlink w:anchor="_Toc234830948" w:history="1">
+          <w:hyperlink w:anchor="_Toc234832592" w:history="1">
             <w:r>
               <w:rPr>
                 <w:rStyle w:val="Hyperlink"/>
@@ -388,7 +388,7 @@
                 <w:noProof/>
                 <w:webHidden/>
               </w:rPr>
-              <w:instrText xml:space="preserve"> PAGEREF _Toc234830948 \h </w:instrText>
+              <w:instrText xml:space="preserve"> PAGEREF _Toc234832592 \h </w:instrText>
             </w:r>
             <w:r>
               <w:rPr>
@@ -434,7 +434,7 @@
               <w14:ligatures w14:val="standardContextual"/>
             </w:rPr>
           </w:pPr>
-          <w:hyperlink w:anchor="_Toc234830949" w:history="1">
+          <w:hyperlink w:anchor="_Toc234832593" w:history="1">
             <w:r>
               <w:rPr>
                 <w:rStyle w:val="Hyperlink"/>
@@ -478,7 +478,7 @@
                 <w:noProof/>
                 <w:webHidden/>
               </w:rPr>
-              <w:instrText xml:space="preserve"> PAGEREF _Toc234830949 \h </w:instrText>
+              <w:instrText xml:space="preserve"> PAGEREF _Toc234832593 \h </w:instrText>
             </w:r>
             <w:r>
               <w:rPr>
@@ -524,7 +524,7 @@
               <w14:ligatures w14:val="standardContextual"/>
             </w:rPr>
           </w:pPr>
-          <w:hyperlink w:anchor="_Toc234830950" w:history="1">
+          <w:hyperlink w:anchor="_Toc234832594" w:history="1">
             <w:r>
               <w:rPr>
                 <w:rStyle w:val="Hyperlink"/>
@@ -568,7 +568,7 @@
                 <w:noProof/>
                 <w:webHidden/>
               </w:rPr>
-              <w:instrText xml:space="preserve"> PAGEREF _Toc234830950 \h </w:instrText>
+              <w:instrText xml:space="preserve"> PAGEREF _Toc234832594 \h </w:instrText>
             </w:r>
             <w:r>
               <w:rPr>
@@ -614,7 +614,7 @@
               <w14:ligatures w14:val="standardContextual"/>
             </w:rPr>
           </w:pPr>
-          <w:hyperlink w:anchor="_Toc234830951" w:history="1">
+          <w:hyperlink w:anchor="_Toc234832595" w:history="1">
             <w:r>
               <w:rPr>
                 <w:rStyle w:val="Hyperlink"/>
@@ -658,7 +658,7 @@
                 <w:noProof/>
                 <w:webHidden/>
               </w:rPr>
-              <w:instrText xml:space="preserve"> PAGEREF _Toc234830951 \h </w:instrText>
+              <w:instrText xml:space="preserve"> PAGEREF _Toc234832595 \h </w:instrText>
             </w:r>
             <w:r>
               <w:rPr>
@@ -704,7 +704,7 @@
               <w14:ligatures w14:val="standardContextual"/>
             </w:rPr>
           </w:pPr>
-          <w:hyperlink w:anchor="_Toc234830952" w:history="1">
+          <w:hyperlink w:anchor="_Toc234832596" w:history="1">
             <w:r>
               <w:rPr>
                 <w:rStyle w:val="Hyperlink"/>
@@ -748,7 +748,7 @@
                 <w:noProof/>
                 <w:webHidden/>
               </w:rPr>
-              <w:instrText xml:space="preserve"> PAGEREF _Toc234830952 \h </w:instrText>
+              <w:instrText xml:space="preserve"> PAGEREF _Toc234832596 \h </w:instrText>
             </w:r>
             <w:r>
               <w:rPr>
@@ -794,7 +794,7 @@
               <w14:ligatures w14:val="standardContextual"/>
             </w:rPr>
           </w:pPr>
-          <w:hyperlink w:anchor="_Toc234830953" w:history="1">
+          <w:hyperlink w:anchor="_Toc234832597" w:history="1">
             <w:r>
               <w:rPr>
                 <w:rStyle w:val="Hyperlink"/>
@@ -838,7 +838,7 @@
                 <w:noProof/>
                 <w:webHidden/>
               </w:rPr>
-              <w:instrText xml:space="preserve"> PAGEREF _Toc234830953 \h </w:instrText>
+              <w:instrText xml:space="preserve"> PAGEREF _Toc234832597 \h </w:instrText>
             </w:r>
             <w:r>
               <w:rPr>
@@ -884,7 +884,7 @@
               <w14:ligatures w14:val="standardContextual"/>
             </w:rPr>
           </w:pPr>
-          <w:hyperlink w:anchor="_Toc234830954" w:history="1">
+          <w:hyperlink w:anchor="_Toc234832598" w:history="1">
             <w:r>
               <w:rPr>
                 <w:rStyle w:val="Hyperlink"/>
@@ -928,7 +928,7 @@
                 <w:noProof/>
                 <w:webHidden/>
               </w:rPr>
-              <w:instrText xml:space="preserve"> PAGEREF _Toc234830954 \h </w:instrText>
+              <w:instrText xml:space="preserve"> PAGEREF _Toc234832598 \h </w:instrText>
             </w:r>
             <w:r>
               <w:rPr>
@@ -974,7 +974,7 @@
               <w14:ligatures w14:val="standardContextual"/>
             </w:rPr>
           </w:pPr>
-          <w:hyperlink w:anchor="_Toc234830955" w:history="1">
+          <w:hyperlink w:anchor="_Toc234832599" w:history="1">
             <w:r>
               <w:rPr>
                 <w:rStyle w:val="Hyperlink"/>
@@ -1018,7 +1018,7 @@
                 <w:noProof/>
                 <w:webHidden/>
               </w:rPr>
-              <w:instrText xml:space="preserve"> PAGEREF _Toc234830955 \h </w:instrText>
+              <w:instrText xml:space="preserve"> PAGEREF _Toc234832599 \h </w:instrText>
             </w:r>
             <w:r>
               <w:rPr>
@@ -1064,7 +1064,7 @@
               <w14:ligatures w14:val="standardContextual"/>
             </w:rPr>
           </w:pPr>
-          <w:hyperlink w:anchor="_Toc234830956" w:history="1">
+          <w:hyperlink w:anchor="_Toc234832600" w:history="1">
             <w:r>
               <w:rPr>
                 <w:rStyle w:val="Hyperlink"/>
@@ -1108,7 +1108,7 @@
                 <w:noProof/>
                 <w:webHidden/>
               </w:rPr>
-              <w:instrText xml:space="preserve"> PAGEREF _Toc234830956 \h </w:instrText>
+              <w:instrText xml:space="preserve"> PAGEREF _Toc234832600 \h </w:instrText>
             </w:r>
             <w:r>
               <w:rPr>
@@ -1154,7 +1154,7 @@
               <w14:ligatures w14:val="standardContextual"/>
             </w:rPr>
           </w:pPr>
-          <w:hyperlink w:anchor="_Toc234830957" w:history="1">
+          <w:hyperlink w:anchor="_Toc234832601" w:history="1">
             <w:r>
               <w:rPr>
                 <w:rStyle w:val="Hyperlink"/>
@@ -1198,7 +1198,7 @@
                 <w:noProof/>
                 <w:webHidden/>
               </w:rPr>
-              <w:instrText xml:space="preserve"> PAGEREF _Toc234830957 \h </w:instrText>
+              <w:instrText xml:space="preserve"> PAGEREF _Toc234832601 \h </w:instrText>
             </w:r>
             <w:r>
               <w:rPr>
@@ -1244,7 +1244,7 @@
               <w14:ligatures w14:val="standardContextual"/>
             </w:rPr>
           </w:pPr>
-          <w:hyperlink w:anchor="_Toc234830958" w:history="1">
+          <w:hyperlink w:anchor="_Toc234832602" w:history="1">
             <w:r>
               <w:rPr>
                 <w:rStyle w:val="Hyperlink"/>
@@ -1288,7 +1288,7 @@
                 <w:noProof/>
                 <w:webHidden/>
               </w:rPr>
-              <w:instrText xml:space="preserve"> PAGEREF _Toc234830958 \h </w:instrText>
+              <w:instrText xml:space="preserve"> PAGEREF _Toc234832602 \h </w:instrText>
             </w:r>
             <w:r>
               <w:rPr>
@@ -1334,7 +1334,7 @@
               <w14:ligatures w14:val="standardContextual"/>
             </w:rPr>
           </w:pPr>
-          <w:hyperlink w:anchor="_Toc234830959" w:history="1">
+          <w:hyperlink w:anchor="_Toc234832603" w:history="1">
             <w:r>
               <w:rPr>
                 <w:rStyle w:val="Hyperlink"/>
@@ -1378,7 +1378,7 @@
                 <w:noProof/>
                 <w:webHidden/>
               </w:rPr>
-              <w:instrText xml:space="preserve"> PAGEREF _Toc234830959 \h </w:instrText>
+              <w:instrText xml:space="preserve"> PAGEREF _Toc234832603 \h </w:instrText>
             </w:r>
             <w:r>
               <w:rPr>
@@ -1424,7 +1424,7 @@
               <w14:ligatures w14:val="standardContextual"/>
             </w:rPr>
           </w:pPr>
-          <w:hyperlink w:anchor="_Toc234830960" w:history="1">
+          <w:hyperlink w:anchor="_Toc234832604" w:history="1">
             <w:r>
               <w:rPr>
                 <w:rStyle w:val="Hyperlink"/>
@@ -1468,7 +1468,7 @@
                 <w:noProof/>
                 <w:webHidden/>
               </w:rPr>
-              <w:instrText xml:space="preserve"> PAGEREF _Toc234830960 \h </w:instrText>
+              <w:instrText xml:space="preserve"> PAGEREF _Toc234832604 \h </w:instrText>
             </w:r>
             <w:r>
               <w:rPr>
@@ -1514,7 +1514,7 @@
               <w14:ligatures w14:val="standardContextual"/>
             </w:rPr>
           </w:pPr>
-          <w:hyperlink w:anchor="_Toc234830961" w:history="1">
+          <w:hyperlink w:anchor="_Toc234832605" w:history="1">
             <w:r>
               <w:rPr>
                 <w:rStyle w:val="Hyperlink"/>
@@ -1558,7 +1558,7 @@
                 <w:noProof/>
                 <w:webHidden/>
               </w:rPr>
-              <w:instrText xml:space="preserve"> PAGEREF _Toc234830961 \h </w:instrText>
+              <w:instrText xml:space="preserve"> PAGEREF _Toc234832605 \h </w:instrText>
             </w:r>
             <w:r>
               <w:rPr>
@@ -1604,7 +1604,7 @@
               <w14:ligatures w14:val="standardContextual"/>
             </w:rPr>
           </w:pPr>
-          <w:hyperlink w:anchor="_Toc234830962" w:history="1">
+          <w:hyperlink w:anchor="_Toc234832606" w:history="1">
             <w:r>
               <w:rPr>
                 <w:rStyle w:val="Hyperlink"/>
@@ -1648,7 +1648,7 @@
                 <w:noProof/>
                 <w:webHidden/>
               </w:rPr>
-              <w:instrText xml:space="preserve"> PAGEREF _Toc234830962 \h </w:instrText>
+              <w:instrText xml:space="preserve"> PAGEREF _Toc234832606 \h </w:instrText>
             </w:r>
             <w:r>
               <w:rPr>
@@ -1694,7 +1694,7 @@
               <w14:ligatures w14:val="standardContextual"/>
             </w:rPr>
           </w:pPr>
-          <w:hyperlink w:anchor="_Toc234830963" w:history="1">
+          <w:hyperlink w:anchor="_Toc234832607" w:history="1">
             <w:r>
               <w:rPr>
                 <w:rStyle w:val="Hyperlink"/>
@@ -1738,7 +1738,7 @@
                 <w:noProof/>
                 <w:webHidden/>
               </w:rPr>
-              <w:instrText xml:space="preserve"> PAGEREF _Toc234830963 \h </w:instrText>
+              <w:instrText xml:space="preserve"> PAGEREF _Toc234832607 \h </w:instrText>
             </w:r>
             <w:r>
               <w:rPr>
@@ -1784,7 +1784,7 @@
               <w14:ligatures w14:val="standardContextual"/>
             </w:rPr>
           </w:pPr>
-          <w:hyperlink w:anchor="_Toc234830964" w:history="1">
+          <w:hyperlink w:anchor="_Toc234832608" w:history="1">
             <w:r>
               <w:rPr>
                 <w:rStyle w:val="Hyperlink"/>
@@ -1828,7 +1828,7 @@
                 <w:noProof/>
                 <w:webHidden/>
               </w:rPr>
-              <w:instrText xml:space="preserve"> PAGEREF _Toc234830964 \h </w:instrText>
+              <w:instrText xml:space="preserve"> PAGEREF _Toc234832608 \h </w:instrText>
             </w:r>
             <w:r>
               <w:rPr>
@@ -1874,7 +1874,7 @@
               <w14:ligatures w14:val="standardContextual"/>
             </w:rPr>
           </w:pPr>
-          <w:hyperlink w:anchor="_Toc234830965" w:history="1">
+          <w:hyperlink w:anchor="_Toc234832609" w:history="1">
             <w:r>
               <w:rPr>
                 <w:rStyle w:val="Hyperlink"/>
@@ -1918,7 +1918,7 @@
                 <w:noProof/>
                 <w:webHidden/>
               </w:rPr>
-              <w:instrText xml:space="preserve"> PAGEREF _Toc234830965 \h </w:instrText>
+              <w:instrText xml:space="preserve"> PAGEREF _Toc234832609 \h </w:instrText>
             </w:r>
             <w:r>
               <w:rPr>
@@ -1964,7 +1964,7 @@
               <w14:ligatures w14:val="standardContextual"/>
             </w:rPr>
           </w:pPr>
-          <w:hyperlink w:anchor="_Toc234830966" w:history="1">
+          <w:hyperlink w:anchor="_Toc234832610" w:history="1">
             <w:r>
               <w:rPr>
                 <w:rStyle w:val="Hyperlink"/>
@@ -2008,7 +2008,7 @@
                 <w:noProof/>
                 <w:webHidden/>
               </w:rPr>
-              <w:instrText xml:space="preserve"> PAGEREF _Toc234830966 \h </w:instrText>
+              <w:instrText xml:space="preserve"> PAGEREF _Toc234832610 \h </w:instrText>
             </w:r>
             <w:r>
               <w:rPr>
@@ -2054,7 +2054,7 @@
               <w14:ligatures w14:val="standardContextual"/>
             </w:rPr>
           </w:pPr>
-          <w:hyperlink w:anchor="_Toc234830967" w:history="1">
+          <w:hyperlink w:anchor="_Toc234832611" w:history="1">
             <w:r>
               <w:rPr>
                 <w:rStyle w:val="Hyperlink"/>
@@ -2098,7 +2098,7 @@
                 <w:noProof/>
                 <w:webHidden/>
               </w:rPr>
-              <w:instrText xml:space="preserve"> PAGEREF _Toc234830967 \h </w:instrText>
+              <w:instrText xml:space="preserve"> PAGEREF _Toc234832611 \h </w:instrText>
             </w:r>
             <w:r>
               <w:rPr>
@@ -2144,7 +2144,7 @@
               <w14:ligatures w14:val="standardContextual"/>
             </w:rPr>
           </w:pPr>
-          <w:hyperlink w:anchor="_Toc234830968" w:history="1">
+          <w:hyperlink w:anchor="_Toc234832612" w:history="1">
             <w:r>
               <w:rPr>
                 <w:rStyle w:val="Hyperlink"/>
@@ -2188,7 +2188,7 @@
                 <w:noProof/>
                 <w:webHidden/>
               </w:rPr>
-              <w:instrText xml:space="preserve"> PAGEREF _Toc234830968 \h </w:instrText>
+              <w:instrText xml:space="preserve"> PAGEREF _Toc234832612 \h </w:instrText>
             </w:r>
             <w:r>
               <w:rPr>
@@ -2234,7 +2234,7 @@
               <w14:ligatures w14:val="standardContextual"/>
             </w:rPr>
           </w:pPr>
-          <w:hyperlink w:anchor="_Toc234830969" w:history="1">
+          <w:hyperlink w:anchor="_Toc234832613" w:history="1">
             <w:r>
               <w:rPr>
                 <w:rStyle w:val="Hyperlink"/>
@@ -2278,7 +2278,7 @@
                 <w:noProof/>
                 <w:webHidden/>
               </w:rPr>
-              <w:instrText xml:space="preserve"> PAGEREF _Toc234830969 \h </w:instrText>
+              <w:instrText xml:space="preserve"> PAGEREF _Toc234832613 \h </w:instrText>
             </w:r>
             <w:r>
               <w:rPr>
@@ -2324,7 +2324,7 @@
               <w14:ligatures w14:val="standardContextual"/>
             </w:rPr>
           </w:pPr>
-          <w:hyperlink w:anchor="_Toc234830970" w:history="1">
+          <w:hyperlink w:anchor="_Toc234832614" w:history="1">
             <w:r>
               <w:rPr>
                 <w:rStyle w:val="Hyperlink"/>
@@ -2368,7 +2368,7 @@
                 <w:noProof/>
                 <w:webHidden/>
               </w:rPr>
-              <w:instrText xml:space="preserve"> PAGEREF _Toc234830970 \h </w:instrText>
+              <w:instrText xml:space="preserve"> PAGEREF _Toc234832614 \h </w:instrText>
             </w:r>
             <w:r>
               <w:rPr>
@@ -2414,7 +2414,7 @@
               <w14:ligatures w14:val="standardContextual"/>
             </w:rPr>
           </w:pPr>
-          <w:hyperlink w:anchor="_Toc234830971" w:history="1">
+          <w:hyperlink w:anchor="_Toc234832615" w:history="1">
             <w:r>
               <w:rPr>
                 <w:rStyle w:val="Hyperlink"/>
@@ -2458,7 +2458,7 @@
                 <w:noProof/>
                 <w:webHidden/>
               </w:rPr>
-              <w:instrText xml:space="preserve"> PAGEREF _Toc234830971 \h </w:instrText>
+              <w:instrText xml:space="preserve"> PAGEREF _Toc234832615 \h </w:instrText>
             </w:r>
             <w:r>
               <w:rPr>
@@ -2504,7 +2504,7 @@
               <w14:ligatures w14:val="standardContextual"/>
             </w:rPr>
           </w:pPr>
-          <w:hyperlink w:anchor="_Toc234830972" w:history="1">
+          <w:hyperlink w:anchor="_Toc234832616" w:history="1">
             <w:r>
               <w:rPr>
                 <w:rStyle w:val="Hyperlink"/>
@@ -2548,7 +2548,7 @@
                 <w:noProof/>
                 <w:webHidden/>
               </w:rPr>
-              <w:instrText xml:space="preserve"> PAGEREF _Toc234830972 \h </w:instrText>
+              <w:instrText xml:space="preserve"> PAGEREF _Toc234832616 \h </w:instrText>
             </w:r>
             <w:r>
               <w:rPr>
@@ -2594,7 +2594,7 @@
               <w14:ligatures w14:val="standardContextual"/>
             </w:rPr>
           </w:pPr>
-          <w:hyperlink w:anchor="_Toc234830973" w:history="1">
+          <w:hyperlink w:anchor="_Toc234832617" w:history="1">
             <w:r>
               <w:rPr>
                 <w:rStyle w:val="Hyperlink"/>
@@ -2638,7 +2638,7 @@
                 <w:noProof/>
                 <w:webHidden/>
               </w:rPr>
-              <w:instrText xml:space="preserve"> PAGEREF _Toc234830973 \h </w:instrText>
+              <w:instrText xml:space="preserve"> PAGEREF _Toc234832617 \h </w:instrText>
             </w:r>
             <w:r>
               <w:rPr>
@@ -2684,7 +2684,7 @@
               <w14:ligatures w14:val="standardContextual"/>
             </w:rPr>
           </w:pPr>
-          <w:hyperlink w:anchor="_Toc234830974" w:history="1">
+          <w:hyperlink w:anchor="_Toc234832618" w:history="1">
             <w:r>
               <w:rPr>
                 <w:rStyle w:val="Hyperlink"/>
@@ -2728,7 +2728,7 @@
                 <w:noProof/>
                 <w:webHidden/>
               </w:rPr>
-              <w:instrText xml:space="preserve"> PAGEREF _Toc234830974 \h </w:instrText>
+              <w:instrText xml:space="preserve"> PAGEREF _Toc234832618 \h </w:instrText>
             </w:r>
             <w:r>
               <w:rPr>
@@ -2774,7 +2774,7 @@
               <w14:ligatures w14:val="standardContextual"/>
             </w:rPr>
           </w:pPr>
-          <w:hyperlink w:anchor="_Toc234830975" w:history="1">
+          <w:hyperlink w:anchor="_Toc234832619" w:history="1">
             <w:r>
               <w:rPr>
                 <w:rStyle w:val="Hyperlink"/>
@@ -2818,7 +2818,7 @@
                 <w:noProof/>
                 <w:webHidden/>
               </w:rPr>
-              <w:instrText xml:space="preserve"> PAGEREF _Toc234830975 \h </w:instrText>
+              <w:instrText xml:space="preserve"> PAGEREF _Toc234832619 \h </w:instrText>
             </w:r>
             <w:r>
               <w:rPr>
@@ -2864,7 +2864,7 @@
               <w14:ligatures w14:val="standardContextual"/>
             </w:rPr>
           </w:pPr>
-          <w:hyperlink w:anchor="_Toc234830976" w:history="1">
+          <w:hyperlink w:anchor="_Toc234832620" w:history="1">
             <w:r>
               <w:rPr>
                 <w:rStyle w:val="Hyperlink"/>
@@ -2908,7 +2908,7 @@
                 <w:noProof/>
                 <w:webHidden/>
               </w:rPr>
-              <w:instrText xml:space="preserve"> PAGEREF _Toc234830976 \h </w:instrText>
+              <w:instrText xml:space="preserve"> PAGEREF _Toc234832620 \h </w:instrText>
             </w:r>
             <w:r>
               <w:rPr>
@@ -2954,7 +2954,7 @@
               <w14:ligatures w14:val="standardContextual"/>
             </w:rPr>
           </w:pPr>
-          <w:hyperlink w:anchor="_Toc234830977" w:history="1">
+          <w:hyperlink w:anchor="_Toc234832621" w:history="1">
             <w:r>
               <w:rPr>
                 <w:rStyle w:val="Hyperlink"/>
@@ -2998,7 +2998,7 @@
                 <w:noProof/>
                 <w:webHidden/>
               </w:rPr>
-              <w:instrText xml:space="preserve"> PAGEREF _Toc234830977 \h </w:instrText>
+              <w:instrText xml:space="preserve"> PAGEREF _Toc234832621 \h </w:instrText>
             </w:r>
             <w:r>
               <w:rPr>
@@ -3044,7 +3044,7 @@
               <w14:ligatures w14:val="standardContextual"/>
             </w:rPr>
           </w:pPr>
-          <w:hyperlink w:anchor="_Toc234830978" w:history="1">
+          <w:hyperlink w:anchor="_Toc234832622" w:history="1">
             <w:r>
               <w:rPr>
                 <w:rStyle w:val="Hyperlink"/>
@@ -3088,7 +3088,7 @@
                 <w:noProof/>
                 <w:webHidden/>
               </w:rPr>
-              <w:instrText xml:space="preserve"> PAGEREF _Toc234830978 \h </w:instrText>
+              <w:instrText xml:space="preserve"> PAGEREF _Toc234832622 \h </w:instrText>
             </w:r>
             <w:r>
               <w:rPr>
@@ -3134,7 +3134,7 @@
               <w14:ligatures w14:val="standardContextual"/>
             </w:rPr>
           </w:pPr>
-          <w:hyperlink w:anchor="_Toc234830979" w:history="1">
+          <w:hyperlink w:anchor="_Toc234832623" w:history="1">
             <w:r>
               <w:rPr>
                 <w:rStyle w:val="Hyperlink"/>
@@ -3178,7 +3178,7 @@
                 <w:noProof/>
                 <w:webHidden/>
               </w:rPr>
-              <w:instrText xml:space="preserve"> PAGEREF _Toc234830979 \h </w:instrText>
+              <w:instrText xml:space="preserve"> PAGEREF _Toc234832623 \h </w:instrText>
             </w:r>
             <w:r>
               <w:rPr>
@@ -3224,7 +3224,7 @@
               <w14:ligatures w14:val="standardContextual"/>
             </w:rPr>
           </w:pPr>
-          <w:hyperlink w:anchor="_Toc234830980" w:history="1">
+          <w:hyperlink w:anchor="_Toc234832624" w:history="1">
             <w:r>
               <w:rPr>
                 <w:rStyle w:val="Hyperlink"/>
@@ -3268,7 +3268,7 @@
                 <w:noProof/>
                 <w:webHidden/>
               </w:rPr>
-              <w:instrText xml:space="preserve"> PAGEREF _Toc234830980 \h </w:instrText>
+              <w:instrText xml:space="preserve"> PAGEREF _Toc234832624 \h </w:instrText>
             </w:r>
             <w:r>
               <w:rPr>
@@ -3314,7 +3314,7 @@
               <w14:ligatures w14:val="standardContextual"/>
             </w:rPr>
           </w:pPr>
-          <w:hyperlink w:anchor="_Toc234830981" w:history="1">
+          <w:hyperlink w:anchor="_Toc234832625" w:history="1">
             <w:r>
               <w:rPr>
                 <w:rStyle w:val="Hyperlink"/>
@@ -3358,7 +3358,7 @@
                 <w:noProof/>
                 <w:webHidden/>
               </w:rPr>
-              <w:instrText xml:space="preserve"> PAGEREF _Toc234830981 \h </w:instrText>
+              <w:instrText xml:space="preserve"> PAGEREF _Toc234832625 \h </w:instrText>
             </w:r>
             <w:r>
               <w:rPr>
@@ -3404,7 +3404,7 @@
               <w14:ligatures w14:val="standardContextual"/>
             </w:rPr>
           </w:pPr>
-          <w:hyperlink w:anchor="_Toc234830982" w:history="1">
+          <w:hyperlink w:anchor="_Toc234832626" w:history="1">
             <w:r>
               <w:rPr>
                 <w:rStyle w:val="Hyperlink"/>
@@ -3448,7 +3448,7 @@
                 <w:noProof/>
                 <w:webHidden/>
               </w:rPr>
-              <w:instrText xml:space="preserve"> PAGEREF _Toc234830982 \h </w:instrText>
+              <w:instrText xml:space="preserve"> PAGEREF _Toc234832626 \h </w:instrText>
             </w:r>
             <w:r>
               <w:rPr>
@@ -3494,7 +3494,7 @@
               <w14:ligatures w14:val="standardContextual"/>
             </w:rPr>
           </w:pPr>
-          <w:hyperlink w:anchor="_Toc234830983" w:history="1">
+          <w:hyperlink w:anchor="_Toc234832627" w:history="1">
             <w:r>
               <w:rPr>
                 <w:rStyle w:val="Hyperlink"/>
@@ -3538,7 +3538,7 @@
                 <w:noProof/>
                 <w:webHidden/>
               </w:rPr>
-              <w:instrText xml:space="preserve"> PAGEREF _Toc234830983 \h </w:instrText>
+              <w:instrText xml:space="preserve"> PAGEREF _Toc234832627 \h </w:instrText>
             </w:r>
             <w:r>
               <w:rPr>
@@ -3584,7 +3584,7 @@
               <w14:ligatures w14:val="standardContextual"/>
             </w:rPr>
           </w:pPr>
-          <w:hyperlink w:anchor="_Toc234830984" w:history="1">
+          <w:hyperlink w:anchor="_Toc234832628" w:history="1">
             <w:r>
               <w:rPr>
                 <w:rStyle w:val="Hyperlink"/>
@@ -3628,7 +3628,7 @@
                 <w:noProof/>
                 <w:webHidden/>
               </w:rPr>
-              <w:instrText xml:space="preserve"> PAGEREF _Toc234830984 \h </w:instrText>
+              <w:instrText xml:space="preserve"> PAGEREF _Toc234832628 \h </w:instrText>
             </w:r>
             <w:r>
               <w:rPr>
@@ -3674,7 +3674,7 @@
               <w14:ligatures w14:val="standardContextual"/>
             </w:rPr>
           </w:pPr>
-          <w:hyperlink w:anchor="_Toc234830985" w:history="1">
+          <w:hyperlink w:anchor="_Toc234832629" w:history="1">
             <w:r>
               <w:rPr>
                 <w:rStyle w:val="Hyperlink"/>
@@ -3718,7 +3718,7 @@
                 <w:noProof/>
                 <w:webHidden/>
               </w:rPr>
-              <w:instrText xml:space="preserve"> PAGEREF _Toc234830985 \h </w:instrText>
+              <w:instrText xml:space="preserve"> PAGEREF _Toc234832629 \h </w:instrText>
             </w:r>
             <w:r>
               <w:rPr>
@@ -3738,7 +3738,7 @@
                 <w:noProof/>
                 <w:webHidden/>
               </w:rPr>
-              <w:t>31</w:t>
+              <w:t>32</w:t>
             </w:r>
             <w:r>
               <w:rPr>
@@ -3764,7 +3764,7 @@
               <w14:ligatures w14:val="standardContextual"/>
             </w:rPr>
           </w:pPr>
-          <w:hyperlink w:anchor="_Toc234830986" w:history="1">
+          <w:hyperlink w:anchor="_Toc234832630" w:history="1">
             <w:r>
               <w:rPr>
                 <w:rStyle w:val="Hyperlink"/>
@@ -3808,7 +3808,7 @@
                 <w:noProof/>
                 <w:webHidden/>
               </w:rPr>
-              <w:instrText xml:space="preserve"> PAGEREF _Toc234830986 \h </w:instrText>
+              <w:instrText xml:space="preserve"> PAGEREF _Toc234832630 \h </w:instrText>
             </w:r>
             <w:r>
               <w:rPr>
@@ -3828,7 +3828,7 @@
                 <w:noProof/>
                 <w:webHidden/>
               </w:rPr>
-              <w:t>31</w:t>
+              <w:t>32</w:t>
             </w:r>
             <w:r>
               <w:rPr>
@@ -3854,7 +3854,7 @@
               <w14:ligatures w14:val="standardContextual"/>
             </w:rPr>
           </w:pPr>
-          <w:hyperlink w:anchor="_Toc234830987" w:history="1">
+          <w:hyperlink w:anchor="_Toc234832631" w:history="1">
             <w:r>
               <w:rPr>
                 <w:rStyle w:val="Hyperlink"/>
@@ -3898,7 +3898,7 @@
                 <w:noProof/>
                 <w:webHidden/>
               </w:rPr>
-              <w:instrText xml:space="preserve"> PAGEREF _Toc234830987 \h </w:instrText>
+              <w:instrText xml:space="preserve"> PAGEREF _Toc234832631 \h </w:instrText>
             </w:r>
             <w:r>
               <w:rPr>
@@ -3944,7 +3944,7 @@
               <w14:ligatures w14:val="standardContextual"/>
             </w:rPr>
           </w:pPr>
-          <w:hyperlink w:anchor="_Toc234830988" w:history="1">
+          <w:hyperlink w:anchor="_Toc234832632" w:history="1">
             <w:r>
               <w:rPr>
                 <w:rStyle w:val="Hyperlink"/>
@@ -3988,7 +3988,7 @@
                 <w:noProof/>
                 <w:webHidden/>
               </w:rPr>
-              <w:instrText xml:space="preserve"> PAGEREF _Toc234830988 \h </w:instrText>
+              <w:instrText xml:space="preserve"> PAGEREF _Toc234832632 \h </w:instrText>
             </w:r>
             <w:r>
               <w:rPr>
@@ -4034,7 +4034,7 @@
               <w14:ligatures w14:val="standardContextual"/>
             </w:rPr>
           </w:pPr>
-          <w:hyperlink w:anchor="_Toc234830989" w:history="1">
+          <w:hyperlink w:anchor="_Toc234832633" w:history="1">
             <w:r>
               <w:rPr>
                 <w:rStyle w:val="Hyperlink"/>
@@ -4078,7 +4078,7 @@
                 <w:noProof/>
                 <w:webHidden/>
               </w:rPr>
-              <w:instrText xml:space="preserve"> PAGEREF _Toc234830989 \h </w:instrText>
+              <w:instrText xml:space="preserve"> PAGEREF _Toc234832633 \h </w:instrText>
             </w:r>
             <w:r>
               <w:rPr>
@@ -4098,7 +4098,7 @@
                 <w:noProof/>
                 <w:webHidden/>
               </w:rPr>
-              <w:t>32</w:t>
+              <w:t>33</w:t>
             </w:r>
             <w:r>
               <w:rPr>
@@ -4124,7 +4124,7 @@
               <w14:ligatures w14:val="standardContextual"/>
             </w:rPr>
           </w:pPr>
-          <w:hyperlink w:anchor="_Toc234830990" w:history="1">
+          <w:hyperlink w:anchor="_Toc234832634" w:history="1">
             <w:r>
               <w:rPr>
                 <w:rStyle w:val="Hyperlink"/>
@@ -4168,7 +4168,7 @@
                 <w:noProof/>
                 <w:webHidden/>
               </w:rPr>
-              <w:instrText xml:space="preserve"> PAGEREF _Toc234830990 \h </w:instrText>
+              <w:instrText xml:space="preserve"> PAGEREF _Toc234832634 \h </w:instrText>
             </w:r>
             <w:r>
               <w:rPr>
@@ -4214,7 +4214,7 @@
               <w14:ligatures w14:val="standardContextual"/>
             </w:rPr>
           </w:pPr>
-          <w:hyperlink w:anchor="_Toc234830991" w:history="1">
+          <w:hyperlink w:anchor="_Toc234832635" w:history="1">
             <w:r>
               <w:rPr>
                 <w:rStyle w:val="Hyperlink"/>
@@ -4258,7 +4258,7 @@
                 <w:noProof/>
                 <w:webHidden/>
               </w:rPr>
-              <w:instrText xml:space="preserve"> PAGEREF _Toc234830991 \h </w:instrText>
+              <w:instrText xml:space="preserve"> PAGEREF _Toc234832635 \h </w:instrText>
             </w:r>
             <w:r>
               <w:rPr>
@@ -4304,7 +4304,7 @@
               <w14:ligatures w14:val="standardContextual"/>
             </w:rPr>
           </w:pPr>
-          <w:hyperlink w:anchor="_Toc234830992" w:history="1">
+          <w:hyperlink w:anchor="_Toc234832636" w:history="1">
             <w:r>
               <w:rPr>
                 <w:rStyle w:val="Hyperlink"/>
@@ -4348,7 +4348,7 @@
                 <w:noProof/>
                 <w:webHidden/>
               </w:rPr>
-              <w:instrText xml:space="preserve"> PAGEREF _Toc234830992 \h </w:instrText>
+              <w:instrText xml:space="preserve"> PAGEREF _Toc234832636 \h </w:instrText>
             </w:r>
             <w:r>
               <w:rPr>
@@ -4368,7 +4368,7 @@
                 <w:noProof/>
                 <w:webHidden/>
               </w:rPr>
-              <w:t>33</w:t>
+              <w:t>34</w:t>
             </w:r>
             <w:r>
               <w:rPr>
@@ -4394,7 +4394,7 @@
               <w14:ligatures w14:val="standardContextual"/>
             </w:rPr>
           </w:pPr>
-          <w:hyperlink w:anchor="_Toc234830993" w:history="1">
+          <w:hyperlink w:anchor="_Toc234832637" w:history="1">
             <w:r>
               <w:rPr>
                 <w:rStyle w:val="Hyperlink"/>
@@ -4438,7 +4438,7 @@
                 <w:noProof/>
                 <w:webHidden/>
               </w:rPr>
-              <w:instrText xml:space="preserve"> PAGEREF _Toc234830993 \h </w:instrText>
+              <w:instrText xml:space="preserve"> PAGEREF _Toc234832637 \h </w:instrText>
             </w:r>
             <w:r>
               <w:rPr>
@@ -4458,7 +4458,7 @@
                 <w:noProof/>
                 <w:webHidden/>
               </w:rPr>
-              <w:t>33</w:t>
+              <w:t>34</w:t>
             </w:r>
             <w:r>
               <w:rPr>
@@ -4484,7 +4484,7 @@
               <w14:ligatures w14:val="standardContextual"/>
             </w:rPr>
           </w:pPr>
-          <w:hyperlink w:anchor="_Toc234830994" w:history="1">
+          <w:hyperlink w:anchor="_Toc234832638" w:history="1">
             <w:r>
               <w:rPr>
                 <w:rStyle w:val="Hyperlink"/>
@@ -4528,7 +4528,7 @@
                 <w:noProof/>
                 <w:webHidden/>
               </w:rPr>
-              <w:instrText xml:space="preserve"> PAGEREF _Toc234830994 \h </w:instrText>
+              <w:instrText xml:space="preserve"> PAGEREF _Toc234832638 \h </w:instrText>
             </w:r>
             <w:r>
               <w:rPr>
@@ -4574,7 +4574,7 @@
               <w14:ligatures w14:val="standardContextual"/>
             </w:rPr>
           </w:pPr>
-          <w:hyperlink w:anchor="_Toc234830995" w:history="1">
+          <w:hyperlink w:anchor="_Toc234832639" w:history="1">
             <w:r>
               <w:rPr>
                 <w:rStyle w:val="Hyperlink"/>
@@ -4618,7 +4618,7 @@
                 <w:noProof/>
                 <w:webHidden/>
               </w:rPr>
-              <w:instrText xml:space="preserve"> PAGEREF _Toc234830995 \h </w:instrText>
+              <w:instrText xml:space="preserve"> PAGEREF _Toc234832639 \h </w:instrText>
             </w:r>
             <w:r>
               <w:rPr>
@@ -4664,7 +4664,7 @@
               <w14:ligatures w14:val="standardContextual"/>
             </w:rPr>
           </w:pPr>
-          <w:hyperlink w:anchor="_Toc234830996" w:history="1">
+          <w:hyperlink w:anchor="_Toc234832640" w:history="1">
             <w:r>
               <w:rPr>
                 <w:rStyle w:val="Hyperlink"/>
@@ -4708,7 +4708,7 @@
                 <w:noProof/>
                 <w:webHidden/>
               </w:rPr>
-              <w:instrText xml:space="preserve"> PAGEREF _Toc234830996 \h </w:instrText>
+              <w:instrText xml:space="preserve"> PAGEREF _Toc234832640 \h </w:instrText>
             </w:r>
             <w:r>
               <w:rPr>
@@ -4728,7 +4728,7 @@
                 <w:noProof/>
                 <w:webHidden/>
               </w:rPr>
-              <w:t>34</w:t>
+              <w:t>35</w:t>
             </w:r>
             <w:r>
               <w:rPr>
@@ -4754,7 +4754,7 @@
               <w14:ligatures w14:val="standardContextual"/>
             </w:rPr>
           </w:pPr>
-          <w:hyperlink w:anchor="_Toc234830997" w:history="1">
+          <w:hyperlink w:anchor="_Toc234832641" w:history="1">
             <w:r>
               <w:rPr>
                 <w:rStyle w:val="Hyperlink"/>
@@ -4798,7 +4798,7 @@
                 <w:noProof/>
                 <w:webHidden/>
               </w:rPr>
-              <w:instrText xml:space="preserve"> PAGEREF _Toc234830997 \h </w:instrText>
+              <w:instrText xml:space="preserve"> PAGEREF _Toc234832641 \h </w:instrText>
             </w:r>
             <w:r>
               <w:rPr>
@@ -4818,7 +4818,7 @@
                 <w:noProof/>
                 <w:webHidden/>
               </w:rPr>
-              <w:t>34</w:t>
+              <w:t>35</w:t>
             </w:r>
             <w:r>
               <w:rPr>
@@ -4844,7 +4844,7 @@
               <w14:ligatures w14:val="standardContextual"/>
             </w:rPr>
           </w:pPr>
-          <w:hyperlink w:anchor="_Toc234830998" w:history="1">
+          <w:hyperlink w:anchor="_Toc234832642" w:history="1">
             <w:r>
               <w:rPr>
                 <w:rStyle w:val="Hyperlink"/>
@@ -4888,7 +4888,7 @@
                 <w:noProof/>
                 <w:webHidden/>
               </w:rPr>
-              <w:instrText xml:space="preserve"> PAGEREF _Toc234830998 \h </w:instrText>
+              <w:instrText xml:space="preserve"> PAGEREF _Toc234832642 \h </w:instrText>
             </w:r>
             <w:r>
               <w:rPr>
@@ -4934,7 +4934,7 @@
               <w14:ligatures w14:val="standardContextual"/>
             </w:rPr>
           </w:pPr>
-          <w:hyperlink w:anchor="_Toc234830999" w:history="1">
+          <w:hyperlink w:anchor="_Toc234832643" w:history="1">
             <w:r>
               <w:rPr>
                 <w:rStyle w:val="Hyperlink"/>
@@ -4978,7 +4978,7 @@
                 <w:noProof/>
                 <w:webHidden/>
               </w:rPr>
-              <w:instrText xml:space="preserve"> PAGEREF _Toc234830999 \h </w:instrText>
+              <w:instrText xml:space="preserve"> PAGEREF _Toc234832643 \h </w:instrText>
             </w:r>
             <w:r>
               <w:rPr>
@@ -4998,7 +4998,7 @@
                 <w:noProof/>
                 <w:webHidden/>
               </w:rPr>
-              <w:t>37</w:t>
+              <w:t>38</w:t>
             </w:r>
             <w:r>
               <w:rPr>
@@ -5024,7 +5024,7 @@
               <w14:ligatures w14:val="standardContextual"/>
             </w:rPr>
           </w:pPr>
-          <w:hyperlink w:anchor="_Toc234831000" w:history="1">
+          <w:hyperlink w:anchor="_Toc234832644" w:history="1">
             <w:r>
               <w:rPr>
                 <w:rStyle w:val="Hyperlink"/>
@@ -5068,7 +5068,7 @@
                 <w:noProof/>
                 <w:webHidden/>
               </w:rPr>
-              <w:instrText xml:space="preserve"> PAGEREF _Toc234831000 \h </w:instrText>
+              <w:instrText xml:space="preserve"> PAGEREF _Toc234832644 \h </w:instrText>
             </w:r>
             <w:r>
               <w:rPr>
@@ -5088,7 +5088,7 @@
                 <w:noProof/>
                 <w:webHidden/>
               </w:rPr>
-              <w:t>37</w:t>
+              <w:t>38</w:t>
             </w:r>
             <w:r>
               <w:rPr>
@@ -5114,7 +5114,7 @@
               <w14:ligatures w14:val="standardContextual"/>
             </w:rPr>
           </w:pPr>
-          <w:hyperlink w:anchor="_Toc234831001" w:history="1">
+          <w:hyperlink w:anchor="_Toc234832645" w:history="1">
             <w:r>
               <w:rPr>
                 <w:rStyle w:val="Hyperlink"/>
@@ -5158,7 +5158,7 @@
                 <w:noProof/>
                 <w:webHidden/>
               </w:rPr>
-              <w:instrText xml:space="preserve"> PAGEREF _Toc234831001 \h </w:instrText>
+              <w:instrText xml:space="preserve"> PAGEREF _Toc234832645 \h </w:instrText>
             </w:r>
             <w:r>
               <w:rPr>
@@ -5178,7 +5178,7 @@
                 <w:noProof/>
                 <w:webHidden/>
               </w:rPr>
-              <w:t>37</w:t>
+              <w:t>38</w:t>
             </w:r>
             <w:r>
               <w:rPr>
@@ -5204,7 +5204,7 @@
               <w14:ligatures w14:val="standardContextual"/>
             </w:rPr>
           </w:pPr>
-          <w:hyperlink w:anchor="_Toc234831002" w:history="1">
+          <w:hyperlink w:anchor="_Toc234832646" w:history="1">
             <w:r>
               <w:rPr>
                 <w:rStyle w:val="Hyperlink"/>
@@ -5248,7 +5248,7 @@
                 <w:noProof/>
                 <w:webHidden/>
               </w:rPr>
-              <w:instrText xml:space="preserve"> PAGEREF _Toc234831002 \h </w:instrText>
+              <w:instrText xml:space="preserve"> PAGEREF _Toc234832646 \h </w:instrText>
             </w:r>
             <w:r>
               <w:rPr>
@@ -5268,7 +5268,7 @@
                 <w:noProof/>
                 <w:webHidden/>
               </w:rPr>
-              <w:t>38</w:t>
+              <w:t>39</w:t>
             </w:r>
             <w:r>
               <w:rPr>
@@ -5294,7 +5294,7 @@
               <w14:ligatures w14:val="standardContextual"/>
             </w:rPr>
           </w:pPr>
-          <w:hyperlink w:anchor="_Toc234831003" w:history="1">
+          <w:hyperlink w:anchor="_Toc234832647" w:history="1">
             <w:r>
               <w:rPr>
                 <w:rStyle w:val="Hyperlink"/>
@@ -5338,7 +5338,7 @@
                 <w:noProof/>
                 <w:webHidden/>
               </w:rPr>
-              <w:instrText xml:space="preserve"> PAGEREF _Toc234831003 \h </w:instrText>
+              <w:instrText xml:space="preserve"> PAGEREF _Toc234832647 \h </w:instrText>
             </w:r>
             <w:r>
               <w:rPr>
@@ -5358,7 +5358,7 @@
                 <w:noProof/>
                 <w:webHidden/>
               </w:rPr>
-              <w:t>38</w:t>
+              <w:t>39</w:t>
             </w:r>
             <w:r>
               <w:rPr>
@@ -5384,7 +5384,7 @@
               <w14:ligatures w14:val="standardContextual"/>
             </w:rPr>
           </w:pPr>
-          <w:hyperlink w:anchor="_Toc234831004" w:history="1">
+          <w:hyperlink w:anchor="_Toc234832648" w:history="1">
             <w:r>
               <w:rPr>
                 <w:rStyle w:val="Hyperlink"/>
@@ -5428,7 +5428,7 @@
                 <w:noProof/>
                 <w:webHidden/>
               </w:rPr>
-              <w:instrText xml:space="preserve"> PAGEREF _Toc234831004 \h </w:instrText>
+              <w:instrText xml:space="preserve"> PAGEREF _Toc234832648 \h </w:instrText>
             </w:r>
             <w:r>
               <w:rPr>
@@ -5448,7 +5448,7 @@
                 <w:noProof/>
                 <w:webHidden/>
               </w:rPr>
-              <w:t>40</w:t>
+              <w:t>41</w:t>
             </w:r>
             <w:r>
               <w:rPr>
@@ -5474,7 +5474,7 @@
               <w14:ligatures w14:val="standardContextual"/>
             </w:rPr>
           </w:pPr>
-          <w:hyperlink w:anchor="_Toc234831005" w:history="1">
+          <w:hyperlink w:anchor="_Toc234832649" w:history="1">
             <w:r>
               <w:rPr>
                 <w:rStyle w:val="Hyperlink"/>
@@ -5518,7 +5518,7 @@
                 <w:noProof/>
                 <w:webHidden/>
               </w:rPr>
-              <w:instrText xml:space="preserve"> PAGEREF _Toc234831005 \h </w:instrText>
+              <w:instrText xml:space="preserve"> PAGEREF _Toc234832649 \h </w:instrText>
             </w:r>
             <w:r>
               <w:rPr>
@@ -5538,7 +5538,7 @@
                 <w:noProof/>
                 <w:webHidden/>
               </w:rPr>
-              <w:t>40</w:t>
+              <w:t>41</w:t>
             </w:r>
             <w:r>
               <w:rPr>
@@ -5564,7 +5564,7 @@
               <w14:ligatures w14:val="standardContextual"/>
             </w:rPr>
           </w:pPr>
-          <w:hyperlink w:anchor="_Toc234831006" w:history="1">
+          <w:hyperlink w:anchor="_Toc234832650" w:history="1">
             <w:r>
               <w:rPr>
                 <w:rStyle w:val="Hyperlink"/>
@@ -5608,7 +5608,7 @@
                 <w:noProof/>
                 <w:webHidden/>
               </w:rPr>
-              <w:instrText xml:space="preserve"> PAGEREF _Toc234831006 \h </w:instrText>
+              <w:instrText xml:space="preserve"> PAGEREF _Toc234832650 \h </w:instrText>
             </w:r>
             <w:r>
               <w:rPr>
@@ -5628,7 +5628,7 @@
                 <w:noProof/>
                 <w:webHidden/>
               </w:rPr>
-              <w:t>40</w:t>
+              <w:t>41</w:t>
             </w:r>
             <w:r>
               <w:rPr>
@@ -5654,7 +5654,7 @@
               <w14:ligatures w14:val="standardContextual"/>
             </w:rPr>
           </w:pPr>
-          <w:hyperlink w:anchor="_Toc234831007" w:history="1">
+          <w:hyperlink w:anchor="_Toc234832651" w:history="1">
             <w:r>
               <w:rPr>
                 <w:rStyle w:val="Hyperlink"/>
@@ -5698,7 +5698,7 @@
                 <w:noProof/>
                 <w:webHidden/>
               </w:rPr>
-              <w:instrText xml:space="preserve"> PAGEREF _Toc234831007 \h </w:instrText>
+              <w:instrText xml:space="preserve"> PAGEREF _Toc234832651 \h </w:instrText>
             </w:r>
             <w:r>
               <w:rPr>
@@ -5718,7 +5718,7 @@
                 <w:noProof/>
                 <w:webHidden/>
               </w:rPr>
-              <w:t>40</w:t>
+              <w:t>41</w:t>
             </w:r>
             <w:r>
               <w:rPr>
@@ -5744,7 +5744,7 @@
               <w14:ligatures w14:val="standardContextual"/>
             </w:rPr>
           </w:pPr>
-          <w:hyperlink w:anchor="_Toc234831008" w:history="1">
+          <w:hyperlink w:anchor="_Toc234832652" w:history="1">
             <w:r>
               <w:rPr>
                 <w:rStyle w:val="Hyperlink"/>
@@ -5788,7 +5788,7 @@
                 <w:noProof/>
                 <w:webHidden/>
               </w:rPr>
-              <w:instrText xml:space="preserve"> PAGEREF _Toc234831008 \h </w:instrText>
+              <w:instrText xml:space="preserve"> PAGEREF _Toc234832652 \h </w:instrText>
             </w:r>
             <w:r>
               <w:rPr>
@@ -5808,7 +5808,7 @@
                 <w:noProof/>
                 <w:webHidden/>
               </w:rPr>
-              <w:t>41</w:t>
+              <w:t>42</w:t>
             </w:r>
             <w:r>
               <w:rPr>
@@ -5834,7 +5834,7 @@
               <w14:ligatures w14:val="standardContextual"/>
             </w:rPr>
           </w:pPr>
-          <w:hyperlink w:anchor="_Toc234831009" w:history="1">
+          <w:hyperlink w:anchor="_Toc234832653" w:history="1">
             <w:r>
               <w:rPr>
                 <w:rStyle w:val="Hyperlink"/>
@@ -5878,7 +5878,7 @@
                 <w:noProof/>
                 <w:webHidden/>
               </w:rPr>
-              <w:instrText xml:space="preserve"> PAGEREF _Toc234831009 \h </w:instrText>
+              <w:instrText xml:space="preserve"> PAGEREF _Toc234832653 \h </w:instrText>
             </w:r>
             <w:r>
               <w:rPr>
@@ -5898,7 +5898,7 @@
                 <w:noProof/>
                 <w:webHidden/>
               </w:rPr>
-              <w:t>41</w:t>
+              <w:t>42</w:t>
             </w:r>
             <w:r>
               <w:rPr>
@@ -5924,7 +5924,7 @@
               <w14:ligatures w14:val="standardContextual"/>
             </w:rPr>
           </w:pPr>
-          <w:hyperlink w:anchor="_Toc234831010" w:history="1">
+          <w:hyperlink w:anchor="_Toc234832654" w:history="1">
             <w:r>
               <w:rPr>
                 <w:rStyle w:val="Hyperlink"/>
@@ -5968,7 +5968,7 @@
                 <w:noProof/>
                 <w:webHidden/>
               </w:rPr>
-              <w:instrText xml:space="preserve"> PAGEREF _Toc234831010 \h </w:instrText>
+              <w:instrText xml:space="preserve"> PAGEREF _Toc234832654 \h </w:instrText>
             </w:r>
             <w:r>
               <w:rPr>
@@ -5988,7 +5988,7 @@
                 <w:noProof/>
                 <w:webHidden/>
               </w:rPr>
-              <w:t>41</w:t>
+              <w:t>42</w:t>
             </w:r>
             <w:r>
               <w:rPr>
@@ -6014,7 +6014,7 @@
               <w14:ligatures w14:val="standardContextual"/>
             </w:rPr>
           </w:pPr>
-          <w:hyperlink w:anchor="_Toc234831011" w:history="1">
+          <w:hyperlink w:anchor="_Toc234832655" w:history="1">
             <w:r>
               <w:rPr>
                 <w:rStyle w:val="Hyperlink"/>
@@ -6058,7 +6058,7 @@
                 <w:noProof/>
                 <w:webHidden/>
               </w:rPr>
-              <w:instrText xml:space="preserve"> PAGEREF _Toc234831011 \h </w:instrText>
+              <w:instrText xml:space="preserve"> PAGEREF _Toc234832655 \h </w:instrText>
             </w:r>
             <w:r>
               <w:rPr>
@@ -6078,7 +6078,7 @@
                 <w:noProof/>
                 <w:webHidden/>
               </w:rPr>
-              <w:t>42</w:t>
+              <w:t>43</w:t>
             </w:r>
             <w:r>
               <w:rPr>
@@ -6104,7 +6104,7 @@
               <w14:ligatures w14:val="standardContextual"/>
             </w:rPr>
           </w:pPr>
-          <w:hyperlink w:anchor="_Toc234831012" w:history="1">
+          <w:hyperlink w:anchor="_Toc234832656" w:history="1">
             <w:r>
               <w:rPr>
                 <w:rStyle w:val="Hyperlink"/>
@@ -6148,7 +6148,7 @@
                 <w:noProof/>
                 <w:webHidden/>
               </w:rPr>
-              <w:instrText xml:space="preserve"> PAGEREF _Toc234831012 \h </w:instrText>
+              <w:instrText xml:space="preserve"> PAGEREF _Toc234832656 \h </w:instrText>
             </w:r>
             <w:r>
               <w:rPr>
@@ -6168,7 +6168,7 @@
                 <w:noProof/>
                 <w:webHidden/>
               </w:rPr>
-              <w:t>42</w:t>
+              <w:t>43</w:t>
             </w:r>
             <w:r>
               <w:rPr>
@@ -6194,7 +6194,7 @@
               <w14:ligatures w14:val="standardContextual"/>
             </w:rPr>
           </w:pPr>
-          <w:hyperlink w:anchor="_Toc234831013" w:history="1">
+          <w:hyperlink w:anchor="_Toc234832657" w:history="1">
             <w:r>
               <w:rPr>
                 <w:rStyle w:val="Hyperlink"/>
@@ -6238,7 +6238,7 @@
                 <w:noProof/>
                 <w:webHidden/>
               </w:rPr>
-              <w:instrText xml:space="preserve"> PAGEREF _Toc234831013 \h </w:instrText>
+              <w:instrText xml:space="preserve"> PAGEREF _Toc234832657 \h </w:instrText>
             </w:r>
             <w:r>
               <w:rPr>
@@ -6258,7 +6258,7 @@
                 <w:noProof/>
                 <w:webHidden/>
               </w:rPr>
-              <w:t>42</w:t>
+              <w:t>43</w:t>
             </w:r>
             <w:r>
               <w:rPr>
@@ -6284,7 +6284,7 @@
               <w14:ligatures w14:val="standardContextual"/>
             </w:rPr>
           </w:pPr>
-          <w:hyperlink w:anchor="_Toc234831014" w:history="1">
+          <w:hyperlink w:anchor="_Toc234832658" w:history="1">
             <w:r>
               <w:rPr>
                 <w:rStyle w:val="Hyperlink"/>
@@ -6328,7 +6328,7 @@
                 <w:noProof/>
                 <w:webHidden/>
               </w:rPr>
-              <w:instrText xml:space="preserve"> PAGEREF _Toc234831014 \h </w:instrText>
+              <w:instrText xml:space="preserve"> PAGEREF _Toc234832658 \h </w:instrText>
             </w:r>
             <w:r>
               <w:rPr>
@@ -6348,7 +6348,7 @@
                 <w:noProof/>
                 <w:webHidden/>
               </w:rPr>
-              <w:t>42</w:t>
+              <w:t>43</w:t>
             </w:r>
             <w:r>
               <w:rPr>
@@ -6374,7 +6374,7 @@
               <w14:ligatures w14:val="standardContextual"/>
             </w:rPr>
           </w:pPr>
-          <w:hyperlink w:anchor="_Toc234831015" w:history="1">
+          <w:hyperlink w:anchor="_Toc234832659" w:history="1">
             <w:r>
               <w:rPr>
                 <w:rStyle w:val="Hyperlink"/>
@@ -6418,7 +6418,7 @@
                 <w:noProof/>
                 <w:webHidden/>
               </w:rPr>
-              <w:instrText xml:space="preserve"> PAGEREF _Toc234831015 \h </w:instrText>
+              <w:instrText xml:space="preserve"> PAGEREF _Toc234832659 \h </w:instrText>
             </w:r>
             <w:r>
               <w:rPr>
@@ -6438,7 +6438,7 @@
                 <w:noProof/>
                 <w:webHidden/>
               </w:rPr>
-              <w:t>43</w:t>
+              <w:t>44</w:t>
             </w:r>
             <w:r>
               <w:rPr>
@@ -6464,7 +6464,7 @@
               <w14:ligatures w14:val="standardContextual"/>
             </w:rPr>
           </w:pPr>
-          <w:hyperlink w:anchor="_Toc234831016" w:history="1">
+          <w:hyperlink w:anchor="_Toc234832660" w:history="1">
             <w:r>
               <w:rPr>
                 <w:rStyle w:val="Hyperlink"/>
@@ -6508,7 +6508,7 @@
                 <w:noProof/>
                 <w:webHidden/>
               </w:rPr>
-              <w:instrText xml:space="preserve"> PAGEREF _Toc234831016 \h </w:instrText>
+              <w:instrText xml:space="preserve"> PAGEREF _Toc234832660 \h </w:instrText>
             </w:r>
             <w:r>
               <w:rPr>
@@ -6528,7 +6528,7 @@
                 <w:noProof/>
                 <w:webHidden/>
               </w:rPr>
-              <w:t>43</w:t>
+              <w:t>44</w:t>
             </w:r>
             <w:r>
               <w:rPr>
@@ -6554,7 +6554,7 @@
               <w14:ligatures w14:val="standardContextual"/>
             </w:rPr>
           </w:pPr>
-          <w:hyperlink w:anchor="_Toc234831017" w:history="1">
+          <w:hyperlink w:anchor="_Toc234832661" w:history="1">
             <w:r>
               <w:rPr>
                 <w:rStyle w:val="Hyperlink"/>
@@ -6598,7 +6598,7 @@
                 <w:noProof/>
                 <w:webHidden/>
               </w:rPr>
-              <w:instrText xml:space="preserve"> PAGEREF _Toc234831017 \h </w:instrText>
+              <w:instrText xml:space="preserve"> PAGEREF _Toc234832661 \h </w:instrText>
             </w:r>
             <w:r>
               <w:rPr>
@@ -6618,7 +6618,7 @@
                 <w:noProof/>
                 <w:webHidden/>
               </w:rPr>
-              <w:t>43</w:t>
+              <w:t>44</w:t>
             </w:r>
             <w:r>
               <w:rPr>
@@ -6644,7 +6644,7 @@
               <w14:ligatures w14:val="standardContextual"/>
             </w:rPr>
           </w:pPr>
-          <w:hyperlink w:anchor="_Toc234831018" w:history="1">
+          <w:hyperlink w:anchor="_Toc234832662" w:history="1">
             <w:r>
               <w:rPr>
                 <w:rStyle w:val="Hyperlink"/>
@@ -6688,7 +6688,7 @@
                 <w:noProof/>
                 <w:webHidden/>
               </w:rPr>
-              <w:instrText xml:space="preserve"> PAGEREF _Toc234831018 \h </w:instrText>
+              <w:instrText xml:space="preserve"> PAGEREF _Toc234832662 \h </w:instrText>
             </w:r>
             <w:r>
               <w:rPr>
@@ -6708,7 +6708,7 @@
                 <w:noProof/>
                 <w:webHidden/>
               </w:rPr>
-              <w:t>43</w:t>
+              <w:t>44</w:t>
             </w:r>
             <w:r>
               <w:rPr>
@@ -6734,7 +6734,7 @@
               <w14:ligatures w14:val="standardContextual"/>
             </w:rPr>
           </w:pPr>
-          <w:hyperlink w:anchor="_Toc234831019" w:history="1">
+          <w:hyperlink w:anchor="_Toc234832663" w:history="1">
             <w:r>
               <w:rPr>
                 <w:rStyle w:val="Hyperlink"/>
@@ -6778,7 +6778,7 @@
                 <w:noProof/>
                 <w:webHidden/>
               </w:rPr>
-              <w:instrText xml:space="preserve"> PAGEREF _Toc234831019 \h </w:instrText>
+              <w:instrText xml:space="preserve"> PAGEREF _Toc234832663 \h </w:instrText>
             </w:r>
             <w:r>
               <w:rPr>
@@ -6798,7 +6798,7 @@
                 <w:noProof/>
                 <w:webHidden/>
               </w:rPr>
-              <w:t>43</w:t>
+              <w:t>44</w:t>
             </w:r>
             <w:r>
               <w:rPr>
@@ -6824,7 +6824,7 @@
               <w14:ligatures w14:val="standardContextual"/>
             </w:rPr>
           </w:pPr>
-          <w:hyperlink w:anchor="_Toc234831020" w:history="1">
+          <w:hyperlink w:anchor="_Toc234832664" w:history="1">
             <w:r>
               <w:rPr>
                 <w:rStyle w:val="Hyperlink"/>
@@ -6868,7 +6868,7 @@
                 <w:noProof/>
                 <w:webHidden/>
               </w:rPr>
-              <w:instrText xml:space="preserve"> PAGEREF _Toc234831020 \h </w:instrText>
+              <w:instrText xml:space="preserve"> PAGEREF _Toc234832664 \h </w:instrText>
             </w:r>
             <w:r>
               <w:rPr>
@@ -6888,7 +6888,7 @@
                 <w:noProof/>
                 <w:webHidden/>
               </w:rPr>
-              <w:t>44</w:t>
+              <w:t>45</w:t>
             </w:r>
             <w:r>
               <w:rPr>
@@ -6914,7 +6914,7 @@
               <w14:ligatures w14:val="standardContextual"/>
             </w:rPr>
           </w:pPr>
-          <w:hyperlink w:anchor="_Toc234831021" w:history="1">
+          <w:hyperlink w:anchor="_Toc234832665" w:history="1">
             <w:r>
               <w:rPr>
                 <w:rStyle w:val="Hyperlink"/>
@@ -6958,7 +6958,7 @@
                 <w:noProof/>
                 <w:webHidden/>
               </w:rPr>
-              <w:instrText xml:space="preserve"> PAGEREF _Toc234831021 \h </w:instrText>
+              <w:instrText xml:space="preserve"> PAGEREF _Toc234832665 \h </w:instrText>
             </w:r>
             <w:r>
               <w:rPr>
@@ -6978,7 +6978,7 @@
                 <w:noProof/>
                 <w:webHidden/>
               </w:rPr>
-              <w:t>44</w:t>
+              <w:t>45</w:t>
             </w:r>
             <w:r>
               <w:rPr>
@@ -7004,7 +7004,7 @@
               <w14:ligatures w14:val="standardContextual"/>
             </w:rPr>
           </w:pPr>
-          <w:hyperlink w:anchor="_Toc234831022" w:history="1">
+          <w:hyperlink w:anchor="_Toc234832666" w:history="1">
             <w:r>
               <w:rPr>
                 <w:rStyle w:val="Hyperlink"/>
@@ -7048,7 +7048,7 @@
                 <w:noProof/>
                 <w:webHidden/>
               </w:rPr>
-              <w:instrText xml:space="preserve"> PAGEREF _Toc234831022 \h </w:instrText>
+              <w:instrText xml:space="preserve"> PAGEREF _Toc234832666 \h </w:instrText>
             </w:r>
             <w:r>
               <w:rPr>
@@ -7068,7 +7068,7 @@
                 <w:noProof/>
                 <w:webHidden/>
               </w:rPr>
-              <w:t>44</w:t>
+              <w:t>45</w:t>
             </w:r>
             <w:r>
               <w:rPr>
@@ -7094,7 +7094,7 @@
               <w14:ligatures w14:val="standardContextual"/>
             </w:rPr>
           </w:pPr>
-          <w:hyperlink w:anchor="_Toc234831023" w:history="1">
+          <w:hyperlink w:anchor="_Toc234832667" w:history="1">
             <w:r>
               <w:rPr>
                 <w:rStyle w:val="Hyperlink"/>
@@ -7138,7 +7138,7 @@
                 <w:noProof/>
                 <w:webHidden/>
               </w:rPr>
-              <w:instrText xml:space="preserve"> PAGEREF _Toc234831023 \h </w:instrText>
+              <w:instrText xml:space="preserve"> PAGEREF _Toc234832667 \h </w:instrText>
             </w:r>
             <w:r>
               <w:rPr>
@@ -7158,7 +7158,7 @@
                 <w:noProof/>
                 <w:webHidden/>
               </w:rPr>
-              <w:t>44</w:t>
+              <w:t>45</w:t>
             </w:r>
             <w:r>
               <w:rPr>
@@ -7184,7 +7184,7 @@
               <w14:ligatures w14:val="standardContextual"/>
             </w:rPr>
           </w:pPr>
-          <w:hyperlink w:anchor="_Toc234831024" w:history="1">
+          <w:hyperlink w:anchor="_Toc234832668" w:history="1">
             <w:r>
               <w:rPr>
                 <w:rStyle w:val="Hyperlink"/>
@@ -7228,7 +7228,7 @@
                 <w:noProof/>
                 <w:webHidden/>
               </w:rPr>
-              <w:instrText xml:space="preserve"> PAGEREF _Toc234831024 \h </w:instrText>
+              <w:instrText xml:space="preserve"> PAGEREF _Toc234832668 \h </w:instrText>
             </w:r>
             <w:r>
               <w:rPr>
@@ -7248,7 +7248,7 @@
                 <w:noProof/>
                 <w:webHidden/>
               </w:rPr>
-              <w:t>44</w:t>
+              <w:t>45</w:t>
             </w:r>
             <w:r>
               <w:rPr>
@@ -7274,7 +7274,7 @@
               <w14:ligatures w14:val="standardContextual"/>
             </w:rPr>
           </w:pPr>
-          <w:hyperlink w:anchor="_Toc234831025" w:history="1">
+          <w:hyperlink w:anchor="_Toc234832669" w:history="1">
             <w:r>
               <w:rPr>
                 <w:rStyle w:val="Hyperlink"/>
@@ -7318,7 +7318,7 @@
                 <w:noProof/>
                 <w:webHidden/>
               </w:rPr>
-              <w:instrText xml:space="preserve"> PAGEREF _Toc234831025 \h </w:instrText>
+              <w:instrText xml:space="preserve"> PAGEREF _Toc234832669 \h </w:instrText>
             </w:r>
             <w:r>
               <w:rPr>
@@ -7338,7 +7338,7 @@
                 <w:noProof/>
                 <w:webHidden/>
               </w:rPr>
-              <w:t>45</w:t>
+              <w:t>46</w:t>
             </w:r>
             <w:r>
               <w:rPr>
@@ -7364,7 +7364,7 @@
               <w14:ligatures w14:val="standardContextual"/>
             </w:rPr>
           </w:pPr>
-          <w:hyperlink w:anchor="_Toc234831026" w:history="1">
+          <w:hyperlink w:anchor="_Toc234832670" w:history="1">
             <w:r>
               <w:rPr>
                 <w:rStyle w:val="Hyperlink"/>
@@ -7408,7 +7408,7 @@
                 <w:noProof/>
                 <w:webHidden/>
               </w:rPr>
-              <w:instrText xml:space="preserve"> PAGEREF _Toc234831026 \h </w:instrText>
+              <w:instrText xml:space="preserve"> PAGEREF _Toc234832670 \h </w:instrText>
             </w:r>
             <w:r>
               <w:rPr>
@@ -7428,7 +7428,7 @@
                 <w:noProof/>
                 <w:webHidden/>
               </w:rPr>
-              <w:t>45</w:t>
+              <w:t>46</w:t>
             </w:r>
             <w:r>
               <w:rPr>
@@ -7454,7 +7454,7 @@
               <w14:ligatures w14:val="standardContextual"/>
             </w:rPr>
           </w:pPr>
-          <w:hyperlink w:anchor="_Toc234831027" w:history="1">
+          <w:hyperlink w:anchor="_Toc234832671" w:history="1">
             <w:r>
               <w:rPr>
                 <w:rStyle w:val="Hyperlink"/>
@@ -7498,7 +7498,7 @@
                 <w:noProof/>
                 <w:webHidden/>
               </w:rPr>
-              <w:instrText xml:space="preserve"> PAGEREF _Toc234831027 \h </w:instrText>
+              <w:instrText xml:space="preserve"> PAGEREF _Toc234832671 \h </w:instrText>
             </w:r>
             <w:r>
               <w:rPr>
@@ -7518,7 +7518,7 @@
                 <w:noProof/>
                 <w:webHidden/>
               </w:rPr>
-              <w:t>45</w:t>
+              <w:t>46</w:t>
             </w:r>
             <w:r>
               <w:rPr>
@@ -7544,7 +7544,7 @@
               <w14:ligatures w14:val="standardContextual"/>
             </w:rPr>
           </w:pPr>
-          <w:hyperlink w:anchor="_Toc234831028" w:history="1">
+          <w:hyperlink w:anchor="_Toc234832672" w:history="1">
             <w:r>
               <w:rPr>
                 <w:rStyle w:val="Hyperlink"/>
@@ -7588,7 +7588,7 @@
                 <w:noProof/>
                 <w:webHidden/>
               </w:rPr>
-              <w:instrText xml:space="preserve"> PAGEREF _Toc234831028 \h </w:instrText>
+              <w:instrText xml:space="preserve"> PAGEREF _Toc234832672 \h </w:instrText>
             </w:r>
             <w:r>
               <w:rPr>
@@ -7608,7 +7608,7 @@
                 <w:noProof/>
                 <w:webHidden/>
               </w:rPr>
-              <w:t>45</w:t>
+              <w:t>46</w:t>
             </w:r>
             <w:r>
               <w:rPr>
@@ -7634,7 +7634,7 @@
               <w14:ligatures w14:val="standardContextual"/>
             </w:rPr>
           </w:pPr>
-          <w:hyperlink w:anchor="_Toc234831029" w:history="1">
+          <w:hyperlink w:anchor="_Toc234832673" w:history="1">
             <w:r>
               <w:rPr>
                 <w:rStyle w:val="Hyperlink"/>
@@ -7678,7 +7678,7 @@
                 <w:noProof/>
                 <w:webHidden/>
               </w:rPr>
-              <w:instrText xml:space="preserve"> PAGEREF _Toc234831029 \h </w:instrText>
+              <w:instrText xml:space="preserve"> PAGEREF _Toc234832673 \h </w:instrText>
             </w:r>
             <w:r>
               <w:rPr>
@@ -7698,7 +7698,7 @@
                 <w:noProof/>
                 <w:webHidden/>
               </w:rPr>
-              <w:t>45</w:t>
+              <w:t>46</w:t>
             </w:r>
             <w:r>
               <w:rPr>
@@ -7724,7 +7724,7 @@
               <w14:ligatures w14:val="standardContextual"/>
             </w:rPr>
           </w:pPr>
-          <w:hyperlink w:anchor="_Toc234831030" w:history="1">
+          <w:hyperlink w:anchor="_Toc234832674" w:history="1">
             <w:r>
               <w:rPr>
                 <w:rStyle w:val="Hyperlink"/>
@@ -7768,7 +7768,7 @@
                 <w:noProof/>
                 <w:webHidden/>
               </w:rPr>
-              <w:instrText xml:space="preserve"> PAGEREF _Toc234831030 \h </w:instrText>
+              <w:instrText xml:space="preserve"> PAGEREF _Toc234832674 \h </w:instrText>
             </w:r>
             <w:r>
               <w:rPr>
@@ -7788,7 +7788,7 @@
                 <w:noProof/>
                 <w:webHidden/>
               </w:rPr>
-              <w:t>46</w:t>
+              <w:t>47</w:t>
             </w:r>
             <w:r>
               <w:rPr>
@@ -7814,7 +7814,7 @@
               <w14:ligatures w14:val="standardContextual"/>
             </w:rPr>
           </w:pPr>
-          <w:hyperlink w:anchor="_Toc234831031" w:history="1">
+          <w:hyperlink w:anchor="_Toc234832675" w:history="1">
             <w:r>
               <w:rPr>
                 <w:rStyle w:val="Hyperlink"/>
@@ -7858,7 +7858,7 @@
                 <w:noProof/>
                 <w:webHidden/>
               </w:rPr>
-              <w:instrText xml:space="preserve"> PAGEREF _Toc234831031 \h </w:instrText>
+              <w:instrText xml:space="preserve"> PAGEREF _Toc234832675 \h </w:instrText>
             </w:r>
             <w:r>
               <w:rPr>
@@ -7878,7 +7878,7 @@
                 <w:noProof/>
                 <w:webHidden/>
               </w:rPr>
-              <w:t>46</w:t>
+              <w:t>47</w:t>
             </w:r>
             <w:r>
               <w:rPr>
@@ -7904,7 +7904,7 @@
               <w14:ligatures w14:val="standardContextual"/>
             </w:rPr>
           </w:pPr>
-          <w:hyperlink w:anchor="_Toc234831032" w:history="1">
+          <w:hyperlink w:anchor="_Toc234832676" w:history="1">
             <w:r>
               <w:rPr>
                 <w:rStyle w:val="Hyperlink"/>
@@ -7948,7 +7948,7 @@
                 <w:noProof/>
                 <w:webHidden/>
               </w:rPr>
-              <w:instrText xml:space="preserve"> PAGEREF _Toc234831032 \h </w:instrText>
+              <w:instrText xml:space="preserve"> PAGEREF _Toc234832676 \h </w:instrText>
             </w:r>
             <w:r>
               <w:rPr>
@@ -7968,7 +7968,7 @@
                 <w:noProof/>
                 <w:webHidden/>
               </w:rPr>
-              <w:t>46</w:t>
+              <w:t>47</w:t>
             </w:r>
             <w:r>
               <w:rPr>
@@ -7994,7 +7994,7 @@
               <w14:ligatures w14:val="standardContextual"/>
             </w:rPr>
           </w:pPr>
-          <w:hyperlink w:anchor="_Toc234831033" w:history="1">
+          <w:hyperlink w:anchor="_Toc234832677" w:history="1">
             <w:r>
               <w:rPr>
                 <w:rStyle w:val="Hyperlink"/>
@@ -8038,7 +8038,7 @@
                 <w:noProof/>
                 <w:webHidden/>
               </w:rPr>
-              <w:instrText xml:space="preserve"> PAGEREF _Toc234831033 \h </w:instrText>
+              <w:instrText xml:space="preserve"> PAGEREF _Toc234832677 \h </w:instrText>
             </w:r>
             <w:r>
               <w:rPr>
@@ -8058,7 +8058,7 @@
                 <w:noProof/>
                 <w:webHidden/>
               </w:rPr>
-              <w:t>46</w:t>
+              <w:t>47</w:t>
             </w:r>
             <w:r>
               <w:rPr>
@@ -8084,7 +8084,7 @@
               <w14:ligatures w14:val="standardContextual"/>
             </w:rPr>
           </w:pPr>
-          <w:hyperlink w:anchor="_Toc234831034" w:history="1">
+          <w:hyperlink w:anchor="_Toc234832678" w:history="1">
             <w:r>
               <w:rPr>
                 <w:rStyle w:val="Hyperlink"/>
@@ -8128,7 +8128,7 @@
                 <w:noProof/>
                 <w:webHidden/>
               </w:rPr>
-              <w:instrText xml:space="preserve"> PAGEREF _Toc234831034 \h </w:instrText>
+              <w:instrText xml:space="preserve"> PAGEREF _Toc234832678 \h </w:instrText>
             </w:r>
             <w:r>
               <w:rPr>
@@ -8148,7 +8148,7 @@
                 <w:noProof/>
                 <w:webHidden/>
               </w:rPr>
-              <w:t>46</w:t>
+              <w:t>47</w:t>
             </w:r>
             <w:r>
               <w:rPr>
@@ -8174,7 +8174,7 @@
               <w14:ligatures w14:val="standardContextual"/>
             </w:rPr>
           </w:pPr>
-          <w:hyperlink w:anchor="_Toc234831035" w:history="1">
+          <w:hyperlink w:anchor="_Toc234832679" w:history="1">
             <w:r>
               <w:rPr>
                 <w:rStyle w:val="Hyperlink"/>
@@ -8218,7 +8218,7 @@
                 <w:noProof/>
                 <w:webHidden/>
               </w:rPr>
-              <w:instrText xml:space="preserve"> PAGEREF _Toc234831035 \h </w:instrText>
+              <w:instrText xml:space="preserve"> PAGEREF _Toc234832679 \h </w:instrText>
             </w:r>
             <w:r>
               <w:rPr>
@@ -8238,7 +8238,7 @@
                 <w:noProof/>
                 <w:webHidden/>
               </w:rPr>
-              <w:t>47</w:t>
+              <w:t>48</w:t>
             </w:r>
             <w:r>
               <w:rPr>
@@ -8264,7 +8264,7 @@
               <w14:ligatures w14:val="standardContextual"/>
             </w:rPr>
           </w:pPr>
-          <w:hyperlink w:anchor="_Toc234831036" w:history="1">
+          <w:hyperlink w:anchor="_Toc234832680" w:history="1">
             <w:r>
               <w:rPr>
                 <w:rStyle w:val="Hyperlink"/>
@@ -8308,7 +8308,7 @@
                 <w:noProof/>
                 <w:webHidden/>
               </w:rPr>
-              <w:instrText xml:space="preserve"> PAGEREF _Toc234831036 \h </w:instrText>
+              <w:instrText xml:space="preserve"> PAGEREF _Toc234832680 \h </w:instrText>
             </w:r>
             <w:r>
               <w:rPr>
@@ -8328,7 +8328,7 @@
                 <w:noProof/>
                 <w:webHidden/>
               </w:rPr>
-              <w:t>47</w:t>
+              <w:t>48</w:t>
             </w:r>
             <w:r>
               <w:rPr>
@@ -8354,7 +8354,7 @@
               <w14:ligatures w14:val="standardContextual"/>
             </w:rPr>
           </w:pPr>
-          <w:hyperlink w:anchor="_Toc234831037" w:history="1">
+          <w:hyperlink w:anchor="_Toc234832681" w:history="1">
             <w:r>
               <w:rPr>
                 <w:rStyle w:val="Hyperlink"/>
@@ -8398,7 +8398,7 @@
                 <w:noProof/>
                 <w:webHidden/>
               </w:rPr>
-              <w:instrText xml:space="preserve"> PAGEREF _Toc234831037 \h </w:instrText>
+              <w:instrText xml:space="preserve"> PAGEREF _Toc234832681 \h </w:instrText>
             </w:r>
             <w:r>
               <w:rPr>
@@ -8418,7 +8418,7 @@
                 <w:noProof/>
                 <w:webHidden/>
               </w:rPr>
-              <w:t>47</w:t>
+              <w:t>48</w:t>
             </w:r>
             <w:r>
               <w:rPr>
@@ -8444,7 +8444,7 @@
               <w14:ligatures w14:val="standardContextual"/>
             </w:rPr>
           </w:pPr>
-          <w:hyperlink w:anchor="_Toc234831038" w:history="1">
+          <w:hyperlink w:anchor="_Toc234832682" w:history="1">
             <w:r>
               <w:rPr>
                 <w:rStyle w:val="Hyperlink"/>
@@ -8488,7 +8488,7 @@
                 <w:noProof/>
                 <w:webHidden/>
               </w:rPr>
-              <w:instrText xml:space="preserve"> PAGEREF _Toc234831038 \h </w:instrText>
+              <w:instrText xml:space="preserve"> PAGEREF _Toc234832682 \h </w:instrText>
             </w:r>
             <w:r>
               <w:rPr>
@@ -8508,7 +8508,7 @@
                 <w:noProof/>
                 <w:webHidden/>
               </w:rPr>
-              <w:t>48</w:t>
+              <w:t>49</w:t>
             </w:r>
             <w:r>
               <w:rPr>
@@ -8534,7 +8534,7 @@
               <w14:ligatures w14:val="standardContextual"/>
             </w:rPr>
           </w:pPr>
-          <w:hyperlink w:anchor="_Toc234831039" w:history="1">
+          <w:hyperlink w:anchor="_Toc234832683" w:history="1">
             <w:r>
               <w:rPr>
                 <w:rStyle w:val="Hyperlink"/>
@@ -8578,7 +8578,7 @@
                 <w:noProof/>
                 <w:webHidden/>
               </w:rPr>
-              <w:instrText xml:space="preserve"> PAGEREF _Toc234831039 \h </w:instrText>
+              <w:instrText xml:space="preserve"> PAGEREF _Toc234832683 \h </w:instrText>
             </w:r>
             <w:r>
               <w:rPr>
@@ -8598,7 +8598,7 @@
                 <w:noProof/>
                 <w:webHidden/>
               </w:rPr>
-              <w:t>48</w:t>
+              <w:t>49</w:t>
             </w:r>
             <w:r>
               <w:rPr>
@@ -8624,7 +8624,7 @@
               <w14:ligatures w14:val="standardContextual"/>
             </w:rPr>
           </w:pPr>
-          <w:hyperlink w:anchor="_Toc234831040" w:history="1">
+          <w:hyperlink w:anchor="_Toc234832684" w:history="1">
             <w:r>
               <w:rPr>
                 <w:rStyle w:val="Hyperlink"/>
@@ -8668,7 +8668,7 @@
                 <w:noProof/>
                 <w:webHidden/>
               </w:rPr>
-              <w:instrText xml:space="preserve"> PAGEREF _Toc234831040 \h </w:instrText>
+              <w:instrText xml:space="preserve"> PAGEREF _Toc234832684 \h </w:instrText>
             </w:r>
             <w:r>
               <w:rPr>
@@ -8688,7 +8688,7 @@
                 <w:noProof/>
                 <w:webHidden/>
               </w:rPr>
-              <w:t>48</w:t>
+              <w:t>49</w:t>
             </w:r>
             <w:r>
               <w:rPr>
@@ -8714,7 +8714,7 @@
               <w14:ligatures w14:val="standardContextual"/>
             </w:rPr>
           </w:pPr>
-          <w:hyperlink w:anchor="_Toc234831041" w:history="1">
+          <w:hyperlink w:anchor="_Toc234832685" w:history="1">
             <w:r>
               <w:rPr>
                 <w:rStyle w:val="Hyperlink"/>
@@ -8758,7 +8758,7 @@
                 <w:noProof/>
                 <w:webHidden/>
               </w:rPr>
-              <w:instrText xml:space="preserve"> PAGEREF _Toc234831041 \h </w:instrText>
+              <w:instrText xml:space="preserve"> PAGEREF _Toc234832685 \h </w:instrText>
             </w:r>
             <w:r>
               <w:rPr>
@@ -8778,7 +8778,7 @@
                 <w:noProof/>
                 <w:webHidden/>
               </w:rPr>
-              <w:t>48</w:t>
+              <w:t>49</w:t>
             </w:r>
             <w:r>
               <w:rPr>
@@ -8804,7 +8804,7 @@
               <w14:ligatures w14:val="standardContextual"/>
             </w:rPr>
           </w:pPr>
-          <w:hyperlink w:anchor="_Toc234831042" w:history="1">
+          <w:hyperlink w:anchor="_Toc234832686" w:history="1">
             <w:r>
               <w:rPr>
                 <w:rStyle w:val="Hyperlink"/>
@@ -8848,7 +8848,7 @@
                 <w:noProof/>
                 <w:webHidden/>
               </w:rPr>
-              <w:instrText xml:space="preserve"> PAGEREF _Toc234831042 \h </w:instrText>
+              <w:instrText xml:space="preserve"> PAGEREF _Toc234832686 \h </w:instrText>
             </w:r>
             <w:r>
               <w:rPr>
@@ -8868,7 +8868,7 @@
                 <w:noProof/>
                 <w:webHidden/>
               </w:rPr>
-              <w:t>48</w:t>
+              <w:t>49</w:t>
             </w:r>
             <w:r>
               <w:rPr>
@@ -8894,7 +8894,7 @@
               <w14:ligatures w14:val="standardContextual"/>
             </w:rPr>
           </w:pPr>
-          <w:hyperlink w:anchor="_Toc234831043" w:history="1">
+          <w:hyperlink w:anchor="_Toc234832687" w:history="1">
             <w:r>
               <w:rPr>
                 <w:rStyle w:val="Hyperlink"/>
@@ -8938,7 +8938,7 @@
                 <w:noProof/>
                 <w:webHidden/>
               </w:rPr>
-              <w:instrText xml:space="preserve"> PAGEREF _Toc234831043 \h </w:instrText>
+              <w:instrText xml:space="preserve"> PAGEREF _Toc234832687 \h </w:instrText>
             </w:r>
             <w:r>
               <w:rPr>
@@ -8958,7 +8958,7 @@
                 <w:noProof/>
                 <w:webHidden/>
               </w:rPr>
-              <w:t>48</w:t>
+              <w:t>49</w:t>
             </w:r>
             <w:r>
               <w:rPr>
@@ -8984,7 +8984,7 @@
               <w14:ligatures w14:val="standardContextual"/>
             </w:rPr>
           </w:pPr>
-          <w:hyperlink w:anchor="_Toc234831044" w:history="1">
+          <w:hyperlink w:anchor="_Toc234832688" w:history="1">
             <w:r>
               <w:rPr>
                 <w:rStyle w:val="Hyperlink"/>
@@ -9028,7 +9028,7 @@
                 <w:noProof/>
                 <w:webHidden/>
               </w:rPr>
-              <w:instrText xml:space="preserve"> PAGEREF _Toc234831044 \h </w:instrText>
+              <w:instrText xml:space="preserve"> PAGEREF _Toc234832688 \h </w:instrText>
             </w:r>
             <w:r>
               <w:rPr>
@@ -9048,7 +9048,7 @@
                 <w:noProof/>
                 <w:webHidden/>
               </w:rPr>
-              <w:t>49</w:t>
+              <w:t>50</w:t>
             </w:r>
             <w:r>
               <w:rPr>
@@ -9074,7 +9074,7 @@
               <w14:ligatures w14:val="standardContextual"/>
             </w:rPr>
           </w:pPr>
-          <w:hyperlink w:anchor="_Toc234831045" w:history="1">
+          <w:hyperlink w:anchor="_Toc234832689" w:history="1">
             <w:r>
               <w:rPr>
                 <w:rStyle w:val="Hyperlink"/>
@@ -9118,7 +9118,7 @@
                 <w:noProof/>
                 <w:webHidden/>
               </w:rPr>
-              <w:instrText xml:space="preserve"> PAGEREF _Toc234831045 \h </w:instrText>
+              <w:instrText xml:space="preserve"> PAGEREF _Toc234832689 \h </w:instrText>
             </w:r>
             <w:r>
               <w:rPr>
@@ -9138,7 +9138,7 @@
                 <w:noProof/>
                 <w:webHidden/>
               </w:rPr>
-              <w:t>49</w:t>
+              <w:t>50</w:t>
             </w:r>
             <w:r>
               <w:rPr>
@@ -9164,7 +9164,7 @@
               <w14:ligatures w14:val="standardContextual"/>
             </w:rPr>
           </w:pPr>
-          <w:hyperlink w:anchor="_Toc234831046" w:history="1">
+          <w:hyperlink w:anchor="_Toc234832690" w:history="1">
             <w:r>
               <w:rPr>
                 <w:rStyle w:val="Hyperlink"/>
@@ -9208,7 +9208,7 @@
                 <w:noProof/>
                 <w:webHidden/>
               </w:rPr>
-              <w:instrText xml:space="preserve"> PAGEREF _Toc234831046 \h </w:instrText>
+              <w:instrText xml:space="preserve"> PAGEREF _Toc234832690 \h </w:instrText>
             </w:r>
             <w:r>
               <w:rPr>
@@ -9228,7 +9228,7 @@
                 <w:noProof/>
                 <w:webHidden/>
               </w:rPr>
-              <w:t>50</w:t>
+              <w:t>51</w:t>
             </w:r>
             <w:r>
               <w:rPr>
@@ -9254,7 +9254,7 @@
               <w14:ligatures w14:val="standardContextual"/>
             </w:rPr>
           </w:pPr>
-          <w:hyperlink w:anchor="_Toc234831047" w:history="1">
+          <w:hyperlink w:anchor="_Toc234832691" w:history="1">
             <w:r>
               <w:rPr>
                 <w:rStyle w:val="Hyperlink"/>
@@ -9298,7 +9298,7 @@
                 <w:noProof/>
                 <w:webHidden/>
               </w:rPr>
-              <w:instrText xml:space="preserve"> PAGEREF _Toc234831047 \h </w:instrText>
+              <w:instrText xml:space="preserve"> PAGEREF _Toc234832691 \h </w:instrText>
             </w:r>
             <w:r>
               <w:rPr>
@@ -9318,7 +9318,7 @@
                 <w:noProof/>
                 <w:webHidden/>
               </w:rPr>
-              <w:t>50</w:t>
+              <w:t>51</w:t>
             </w:r>
             <w:r>
               <w:rPr>
@@ -9344,7 +9344,7 @@
               <w14:ligatures w14:val="standardContextual"/>
             </w:rPr>
           </w:pPr>
-          <w:hyperlink w:anchor="_Toc234831048" w:history="1">
+          <w:hyperlink w:anchor="_Toc234832692" w:history="1">
             <w:r>
               <w:rPr>
                 <w:rStyle w:val="Hyperlink"/>
@@ -9388,7 +9388,7 @@
                 <w:noProof/>
                 <w:webHidden/>
               </w:rPr>
-              <w:instrText xml:space="preserve"> PAGEREF _Toc234831048 \h </w:instrText>
+              <w:instrText xml:space="preserve"> PAGEREF _Toc234832692 \h </w:instrText>
             </w:r>
             <w:r>
               <w:rPr>
@@ -9408,7 +9408,7 @@
                 <w:noProof/>
                 <w:webHidden/>
               </w:rPr>
-              <w:t>50</w:t>
+              <w:t>51</w:t>
             </w:r>
             <w:r>
               <w:rPr>
@@ -9434,7 +9434,7 @@
               <w14:ligatures w14:val="standardContextual"/>
             </w:rPr>
           </w:pPr>
-          <w:hyperlink w:anchor="_Toc234831049" w:history="1">
+          <w:hyperlink w:anchor="_Toc234832693" w:history="1">
             <w:r>
               <w:rPr>
                 <w:rStyle w:val="Hyperlink"/>
@@ -9478,7 +9478,7 @@
                 <w:noProof/>
                 <w:webHidden/>
               </w:rPr>
-              <w:instrText xml:space="preserve"> PAGEREF _Toc234831049 \h </w:instrText>
+              <w:instrText xml:space="preserve"> PAGEREF _Toc234832693 \h </w:instrText>
             </w:r>
             <w:r>
               <w:rPr>
@@ -9498,7 +9498,7 @@
                 <w:noProof/>
                 <w:webHidden/>
               </w:rPr>
-              <w:t>51</w:t>
+              <w:t>52</w:t>
             </w:r>
             <w:r>
               <w:rPr>
@@ -9524,7 +9524,7 @@
               <w14:ligatures w14:val="standardContextual"/>
             </w:rPr>
           </w:pPr>
-          <w:hyperlink w:anchor="_Toc234831050" w:history="1">
+          <w:hyperlink w:anchor="_Toc234832694" w:history="1">
             <w:r>
               <w:rPr>
                 <w:rStyle w:val="Hyperlink"/>
@@ -9568,7 +9568,7 @@
                 <w:noProof/>
                 <w:webHidden/>
               </w:rPr>
-              <w:instrText xml:space="preserve"> PAGEREF _Toc234831050 \h </w:instrText>
+              <w:instrText xml:space="preserve"> PAGEREF _Toc234832694 \h </w:instrText>
             </w:r>
             <w:r>
               <w:rPr>
@@ -9588,7 +9588,7 @@
                 <w:noProof/>
                 <w:webHidden/>
               </w:rPr>
-              <w:t>52</w:t>
+              <w:t>53</w:t>
             </w:r>
             <w:r>
               <w:rPr>
@@ -9614,7 +9614,7 @@
               <w14:ligatures w14:val="standardContextual"/>
             </w:rPr>
           </w:pPr>
-          <w:hyperlink w:anchor="_Toc234831051" w:history="1">
+          <w:hyperlink w:anchor="_Toc234832695" w:history="1">
             <w:r>
               <w:rPr>
                 <w:rStyle w:val="Hyperlink"/>
@@ -9658,7 +9658,7 @@
                 <w:noProof/>
                 <w:webHidden/>
               </w:rPr>
-              <w:instrText xml:space="preserve"> PAGEREF _Toc234831051 \h </w:instrText>
+              <w:instrText xml:space="preserve"> PAGEREF _Toc234832695 \h </w:instrText>
             </w:r>
             <w:r>
               <w:rPr>
@@ -9678,7 +9678,7 @@
                 <w:noProof/>
                 <w:webHidden/>
               </w:rPr>
-              <w:t>52</w:t>
+              <w:t>53</w:t>
             </w:r>
             <w:r>
               <w:rPr>
@@ -9704,7 +9704,7 @@
               <w14:ligatures w14:val="standardContextual"/>
             </w:rPr>
           </w:pPr>
-          <w:hyperlink w:anchor="_Toc234831052" w:history="1">
+          <w:hyperlink w:anchor="_Toc234832696" w:history="1">
             <w:r>
               <w:rPr>
                 <w:rStyle w:val="Hyperlink"/>
@@ -9748,7 +9748,7 @@
                 <w:noProof/>
                 <w:webHidden/>
               </w:rPr>
-              <w:instrText xml:space="preserve"> PAGEREF _Toc234831052 \h </w:instrText>
+              <w:instrText xml:space="preserve"> PAGEREF _Toc234832696 \h </w:instrText>
             </w:r>
             <w:r>
               <w:rPr>
@@ -9768,7 +9768,7 @@
                 <w:noProof/>
                 <w:webHidden/>
               </w:rPr>
-              <w:t>53</w:t>
+              <w:t>54</w:t>
             </w:r>
             <w:r>
               <w:rPr>
@@ -9794,7 +9794,7 @@
               <w14:ligatures w14:val="standardContextual"/>
             </w:rPr>
           </w:pPr>
-          <w:hyperlink w:anchor="_Toc234831053" w:history="1">
+          <w:hyperlink w:anchor="_Toc234832697" w:history="1">
             <w:r>
               <w:rPr>
                 <w:rStyle w:val="Hyperlink"/>
@@ -9838,7 +9838,7 @@
                 <w:noProof/>
                 <w:webHidden/>
               </w:rPr>
-              <w:instrText xml:space="preserve"> PAGEREF _Toc234831053 \h </w:instrText>
+              <w:instrText xml:space="preserve"> PAGEREF _Toc234832697 \h </w:instrText>
             </w:r>
             <w:r>
               <w:rPr>
@@ -9858,7 +9858,7 @@
                 <w:noProof/>
                 <w:webHidden/>
               </w:rPr>
-              <w:t>53</w:t>
+              <w:t>54</w:t>
             </w:r>
             <w:r>
               <w:rPr>
@@ -9884,7 +9884,7 @@
               <w14:ligatures w14:val="standardContextual"/>
             </w:rPr>
           </w:pPr>
-          <w:hyperlink w:anchor="_Toc234831054" w:history="1">
+          <w:hyperlink w:anchor="_Toc234832698" w:history="1">
             <w:r>
               <w:rPr>
                 <w:rStyle w:val="Hyperlink"/>
@@ -9928,7 +9928,7 @@
                 <w:noProof/>
                 <w:webHidden/>
               </w:rPr>
-              <w:instrText xml:space="preserve"> PAGEREF _Toc234831054 \h </w:instrText>
+              <w:instrText xml:space="preserve"> PAGEREF _Toc234832698 \h </w:instrText>
             </w:r>
             <w:r>
               <w:rPr>
@@ -9948,7 +9948,7 @@
                 <w:noProof/>
                 <w:webHidden/>
               </w:rPr>
-              <w:t>54</w:t>
+              <w:t>55</w:t>
             </w:r>
             <w:r>
               <w:rPr>
@@ -9974,7 +9974,7 @@
               <w14:ligatures w14:val="standardContextual"/>
             </w:rPr>
           </w:pPr>
-          <w:hyperlink w:anchor="_Toc234831055" w:history="1">
+          <w:hyperlink w:anchor="_Toc234832699" w:history="1">
             <w:r>
               <w:rPr>
                 <w:rStyle w:val="Hyperlink"/>
@@ -10018,7 +10018,7 @@
                 <w:noProof/>
                 <w:webHidden/>
               </w:rPr>
-              <w:instrText xml:space="preserve"> PAGEREF _Toc234831055 \h </w:instrText>
+              <w:instrText xml:space="preserve"> PAGEREF _Toc234832699 \h </w:instrText>
             </w:r>
             <w:r>
               <w:rPr>
@@ -10038,7 +10038,7 @@
                 <w:noProof/>
                 <w:webHidden/>
               </w:rPr>
-              <w:t>54</w:t>
+              <w:t>55</w:t>
             </w:r>
             <w:r>
               <w:rPr>
@@ -10064,7 +10064,7 @@
               <w14:ligatures w14:val="standardContextual"/>
             </w:rPr>
           </w:pPr>
-          <w:hyperlink w:anchor="_Toc234831056" w:history="1">
+          <w:hyperlink w:anchor="_Toc234832700" w:history="1">
             <w:r>
               <w:rPr>
                 <w:rStyle w:val="Hyperlink"/>
@@ -10108,7 +10108,7 @@
                 <w:noProof/>
                 <w:webHidden/>
               </w:rPr>
-              <w:instrText xml:space="preserve"> PAGEREF _Toc234831056 \h </w:instrText>
+              <w:instrText xml:space="preserve"> PAGEREF _Toc234832700 \h </w:instrText>
             </w:r>
             <w:r>
               <w:rPr>
@@ -10128,7 +10128,7 @@
                 <w:noProof/>
                 <w:webHidden/>
               </w:rPr>
-              <w:t>55</w:t>
+              <w:t>56</w:t>
             </w:r>
             <w:r>
               <w:rPr>
@@ -10154,7 +10154,7 @@
               <w14:ligatures w14:val="standardContextual"/>
             </w:rPr>
           </w:pPr>
-          <w:hyperlink w:anchor="_Toc234831057" w:history="1">
+          <w:hyperlink w:anchor="_Toc234832701" w:history="1">
             <w:r>
               <w:rPr>
                 <w:rStyle w:val="Hyperlink"/>
@@ -10198,7 +10198,7 @@
                 <w:noProof/>
                 <w:webHidden/>
               </w:rPr>
-              <w:instrText xml:space="preserve"> PAGEREF _Toc234831057 \h </w:instrText>
+              <w:instrText xml:space="preserve"> PAGEREF _Toc234832701 \h </w:instrText>
             </w:r>
             <w:r>
               <w:rPr>
@@ -10218,7 +10218,7 @@
                 <w:noProof/>
                 <w:webHidden/>
               </w:rPr>
-              <w:t>55</w:t>
+              <w:t>56</w:t>
             </w:r>
             <w:r>
               <w:rPr>
@@ -10244,7 +10244,7 @@
               <w14:ligatures w14:val="standardContextual"/>
             </w:rPr>
           </w:pPr>
-          <w:hyperlink w:anchor="_Toc234831058" w:history="1">
+          <w:hyperlink w:anchor="_Toc234832702" w:history="1">
             <w:r>
               <w:rPr>
                 <w:rStyle w:val="Hyperlink"/>
@@ -10288,7 +10288,7 @@
                 <w:noProof/>
                 <w:webHidden/>
               </w:rPr>
-              <w:instrText xml:space="preserve"> PAGEREF _Toc234831058 \h </w:instrText>
+              <w:instrText xml:space="preserve"> PAGEREF _Toc234832702 \h </w:instrText>
             </w:r>
             <w:r>
               <w:rPr>
@@ -10308,7 +10308,7 @@
                 <w:noProof/>
                 <w:webHidden/>
               </w:rPr>
-              <w:t>56</w:t>
+              <w:t>57</w:t>
             </w:r>
             <w:r>
               <w:rPr>
@@ -10334,7 +10334,7 @@
               <w14:ligatures w14:val="standardContextual"/>
             </w:rPr>
           </w:pPr>
-          <w:hyperlink w:anchor="_Toc234831059" w:history="1">
+          <w:hyperlink w:anchor="_Toc234832703" w:history="1">
             <w:r>
               <w:rPr>
                 <w:rStyle w:val="Hyperlink"/>
@@ -10378,7 +10378,7 @@
                 <w:noProof/>
                 <w:webHidden/>
               </w:rPr>
-              <w:instrText xml:space="preserve"> PAGEREF _Toc234831059 \h </w:instrText>
+              <w:instrText xml:space="preserve"> PAGEREF _Toc234832703 \h </w:instrText>
             </w:r>
             <w:r>
               <w:rPr>
@@ -10398,7 +10398,7 @@
                 <w:noProof/>
                 <w:webHidden/>
               </w:rPr>
-              <w:t>56</w:t>
+              <w:t>57</w:t>
             </w:r>
             <w:r>
               <w:rPr>
@@ -10424,7 +10424,7 @@
               <w14:ligatures w14:val="standardContextual"/>
             </w:rPr>
           </w:pPr>
-          <w:hyperlink w:anchor="_Toc234831060" w:history="1">
+          <w:hyperlink w:anchor="_Toc234832704" w:history="1">
             <w:r>
               <w:rPr>
                 <w:rStyle w:val="Hyperlink"/>
@@ -10468,7 +10468,7 @@
                 <w:noProof/>
                 <w:webHidden/>
               </w:rPr>
-              <w:instrText xml:space="preserve"> PAGEREF _Toc234831060 \h </w:instrText>
+              <w:instrText xml:space="preserve"> PAGEREF _Toc234832704 \h </w:instrText>
             </w:r>
             <w:r>
               <w:rPr>
@@ -10488,7 +10488,7 @@
                 <w:noProof/>
                 <w:webHidden/>
               </w:rPr>
-              <w:t>56</w:t>
+              <w:t>57</w:t>
             </w:r>
             <w:r>
               <w:rPr>
@@ -10514,7 +10514,7 @@
               <w14:ligatures w14:val="standardContextual"/>
             </w:rPr>
           </w:pPr>
-          <w:hyperlink w:anchor="_Toc234831061" w:history="1">
+          <w:hyperlink w:anchor="_Toc234832705" w:history="1">
             <w:r>
               <w:rPr>
                 <w:rStyle w:val="Hyperlink"/>
@@ -10558,7 +10558,7 @@
                 <w:noProof/>
                 <w:webHidden/>
               </w:rPr>
-              <w:instrText xml:space="preserve"> PAGEREF _Toc234831061 \h </w:instrText>
+              <w:instrText xml:space="preserve"> PAGEREF _Toc234832705 \h </w:instrText>
             </w:r>
             <w:r>
               <w:rPr>
@@ -10578,7 +10578,7 @@
                 <w:noProof/>
                 <w:webHidden/>
               </w:rPr>
-              <w:t>56</w:t>
+              <w:t>57</w:t>
             </w:r>
             <w:r>
               <w:rPr>
@@ -10604,7 +10604,7 @@
               <w14:ligatures w14:val="standardContextual"/>
             </w:rPr>
           </w:pPr>
-          <w:hyperlink w:anchor="_Toc234831062" w:history="1">
+          <w:hyperlink w:anchor="_Toc234832706" w:history="1">
             <w:r>
               <w:rPr>
                 <w:rStyle w:val="Hyperlink"/>
@@ -10648,7 +10648,7 @@
                 <w:noProof/>
                 <w:webHidden/>
               </w:rPr>
-              <w:instrText xml:space="preserve"> PAGEREF _Toc234831062 \h </w:instrText>
+              <w:instrText xml:space="preserve"> PAGEREF _Toc234832706 \h </w:instrText>
             </w:r>
             <w:r>
               <w:rPr>
@@ -10668,7 +10668,7 @@
                 <w:noProof/>
                 <w:webHidden/>
               </w:rPr>
-              <w:t>56</w:t>
+              <w:t>57</w:t>
             </w:r>
             <w:r>
               <w:rPr>
@@ -10694,7 +10694,7 @@
               <w14:ligatures w14:val="standardContextual"/>
             </w:rPr>
           </w:pPr>
-          <w:hyperlink w:anchor="_Toc234831063" w:history="1">
+          <w:hyperlink w:anchor="_Toc234832707" w:history="1">
             <w:r>
               <w:rPr>
                 <w:rStyle w:val="Hyperlink"/>
@@ -10738,7 +10738,7 @@
                 <w:noProof/>
                 <w:webHidden/>
               </w:rPr>
-              <w:instrText xml:space="preserve"> PAGEREF _Toc234831063 \h </w:instrText>
+              <w:instrText xml:space="preserve"> PAGEREF _Toc234832707 \h </w:instrText>
             </w:r>
             <w:r>
               <w:rPr>
@@ -10758,7 +10758,7 @@
                 <w:noProof/>
                 <w:webHidden/>
               </w:rPr>
-              <w:t>57</w:t>
+              <w:t>58</w:t>
             </w:r>
             <w:r>
               <w:rPr>
@@ -10784,7 +10784,7 @@
               <w14:ligatures w14:val="standardContextual"/>
             </w:rPr>
           </w:pPr>
-          <w:hyperlink w:anchor="_Toc234831064" w:history="1">
+          <w:hyperlink w:anchor="_Toc234832708" w:history="1">
             <w:r>
               <w:rPr>
                 <w:rStyle w:val="Hyperlink"/>
@@ -10828,7 +10828,7 @@
                 <w:noProof/>
                 <w:webHidden/>
               </w:rPr>
-              <w:instrText xml:space="preserve"> PAGEREF _Toc234831064 \h </w:instrText>
+              <w:instrText xml:space="preserve"> PAGEREF _Toc234832708 \h </w:instrText>
             </w:r>
             <w:r>
               <w:rPr>
@@ -10848,7 +10848,7 @@
                 <w:noProof/>
                 <w:webHidden/>
               </w:rPr>
-              <w:t>57</w:t>
+              <w:t>58</w:t>
             </w:r>
             <w:r>
               <w:rPr>
@@ -10874,7 +10874,7 @@
               <w14:ligatures w14:val="standardContextual"/>
             </w:rPr>
           </w:pPr>
-          <w:hyperlink w:anchor="_Toc234831065" w:history="1">
+          <w:hyperlink w:anchor="_Toc234832709" w:history="1">
             <w:r>
               <w:rPr>
                 <w:rStyle w:val="Hyperlink"/>
@@ -10918,7 +10918,7 @@
                 <w:noProof/>
                 <w:webHidden/>
               </w:rPr>
-              <w:instrText xml:space="preserve"> PAGEREF _Toc234831065 \h </w:instrText>
+              <w:instrText xml:space="preserve"> PAGEREF _Toc234832709 \h </w:instrText>
             </w:r>
             <w:r>
               <w:rPr>
@@ -10938,7 +10938,7 @@
                 <w:noProof/>
                 <w:webHidden/>
               </w:rPr>
-              <w:t>58</w:t>
+              <w:t>59</w:t>
             </w:r>
             <w:r>
               <w:rPr>
@@ -10964,7 +10964,7 @@
               <w14:ligatures w14:val="standardContextual"/>
             </w:rPr>
           </w:pPr>
-          <w:hyperlink w:anchor="_Toc234831066" w:history="1">
+          <w:hyperlink w:anchor="_Toc234832710" w:history="1">
             <w:r>
               <w:rPr>
                 <w:rStyle w:val="Hyperlink"/>
@@ -11008,7 +11008,7 @@
                 <w:noProof/>
                 <w:webHidden/>
               </w:rPr>
-              <w:instrText xml:space="preserve"> PAGEREF _Toc234831066 \h </w:instrText>
+              <w:instrText xml:space="preserve"> PAGEREF _Toc234832710 \h </w:instrText>
             </w:r>
             <w:r>
               <w:rPr>
@@ -11028,7 +11028,7 @@
                 <w:noProof/>
                 <w:webHidden/>
               </w:rPr>
-              <w:t>58</w:t>
+              <w:t>59</w:t>
             </w:r>
             <w:r>
               <w:rPr>
@@ -11054,7 +11054,7 @@
               <w14:ligatures w14:val="standardContextual"/>
             </w:rPr>
           </w:pPr>
-          <w:hyperlink w:anchor="_Toc234831067" w:history="1">
+          <w:hyperlink w:anchor="_Toc234832711" w:history="1">
             <w:r>
               <w:rPr>
                 <w:rStyle w:val="Hyperlink"/>
@@ -11098,7 +11098,7 @@
                 <w:noProof/>
                 <w:webHidden/>
               </w:rPr>
-              <w:instrText xml:space="preserve"> PAGEREF _Toc234831067 \h </w:instrText>
+              <w:instrText xml:space="preserve"> PAGEREF _Toc234832711 \h </w:instrText>
             </w:r>
             <w:r>
               <w:rPr>
@@ -11118,7 +11118,7 @@
                 <w:noProof/>
                 <w:webHidden/>
               </w:rPr>
-              <w:t>58</w:t>
+              <w:t>59</w:t>
             </w:r>
             <w:r>
               <w:rPr>
@@ -11144,7 +11144,7 @@
               <w14:ligatures w14:val="standardContextual"/>
             </w:rPr>
           </w:pPr>
-          <w:hyperlink w:anchor="_Toc234831068" w:history="1">
+          <w:hyperlink w:anchor="_Toc234832712" w:history="1">
             <w:r>
               <w:rPr>
                 <w:rStyle w:val="Hyperlink"/>
@@ -11188,7 +11188,7 @@
                 <w:noProof/>
                 <w:webHidden/>
               </w:rPr>
-              <w:instrText xml:space="preserve"> PAGEREF _Toc234831068 \h </w:instrText>
+              <w:instrText xml:space="preserve"> PAGEREF _Toc234832712 \h </w:instrText>
             </w:r>
             <w:r>
               <w:rPr>
@@ -11208,7 +11208,7 @@
                 <w:noProof/>
                 <w:webHidden/>
               </w:rPr>
-              <w:t>59</w:t>
+              <w:t>60</w:t>
             </w:r>
             <w:r>
               <w:rPr>
@@ -11234,7 +11234,7 @@
               <w14:ligatures w14:val="standardContextual"/>
             </w:rPr>
           </w:pPr>
-          <w:hyperlink w:anchor="_Toc234831069" w:history="1">
+          <w:hyperlink w:anchor="_Toc234832713" w:history="1">
             <w:r>
               <w:rPr>
                 <w:rStyle w:val="Hyperlink"/>
@@ -11278,7 +11278,7 @@
                 <w:noProof/>
                 <w:webHidden/>
               </w:rPr>
-              <w:instrText xml:space="preserve"> PAGEREF _Toc234831069 \h </w:instrText>
+              <w:instrText xml:space="preserve"> PAGEREF _Toc234832713 \h </w:instrText>
             </w:r>
             <w:r>
               <w:rPr>
@@ -11298,7 +11298,7 @@
                 <w:noProof/>
                 <w:webHidden/>
               </w:rPr>
-              <w:t>59</w:t>
+              <w:t>60</w:t>
             </w:r>
             <w:r>
               <w:rPr>
@@ -11324,7 +11324,7 @@
               <w14:ligatures w14:val="standardContextual"/>
             </w:rPr>
           </w:pPr>
-          <w:hyperlink w:anchor="_Toc234831070" w:history="1">
+          <w:hyperlink w:anchor="_Toc234832714" w:history="1">
             <w:r>
               <w:rPr>
                 <w:rStyle w:val="Hyperlink"/>
@@ -11368,7 +11368,7 @@
                 <w:noProof/>
                 <w:webHidden/>
               </w:rPr>
-              <w:instrText xml:space="preserve"> PAGEREF _Toc234831070 \h </w:instrText>
+              <w:instrText xml:space="preserve"> PAGEREF _Toc234832714 \h </w:instrText>
             </w:r>
             <w:r>
               <w:rPr>
@@ -11388,7 +11388,7 @@
                 <w:noProof/>
                 <w:webHidden/>
               </w:rPr>
-              <w:t>59</w:t>
+              <w:t>60</w:t>
             </w:r>
             <w:r>
               <w:rPr>
@@ -11414,7 +11414,7 @@
               <w14:ligatures w14:val="standardContextual"/>
             </w:rPr>
           </w:pPr>
-          <w:hyperlink w:anchor="_Toc234831071" w:history="1">
+          <w:hyperlink w:anchor="_Toc234832715" w:history="1">
             <w:r>
               <w:rPr>
                 <w:rStyle w:val="Hyperlink"/>
@@ -11458,7 +11458,7 @@
                 <w:noProof/>
                 <w:webHidden/>
               </w:rPr>
-              <w:instrText xml:space="preserve"> PAGEREF _Toc234831071 \h </w:instrText>
+              <w:instrText xml:space="preserve"> PAGEREF _Toc234832715 \h </w:instrText>
             </w:r>
             <w:r>
               <w:rPr>
@@ -11478,7 +11478,7 @@
                 <w:noProof/>
                 <w:webHidden/>
               </w:rPr>
-              <w:t>60</w:t>
+              <w:t>61</w:t>
             </w:r>
             <w:r>
               <w:rPr>
@@ -11504,7 +11504,7 @@
               <w14:ligatures w14:val="standardContextual"/>
             </w:rPr>
           </w:pPr>
-          <w:hyperlink w:anchor="_Toc234831072" w:history="1">
+          <w:hyperlink w:anchor="_Toc234832716" w:history="1">
             <w:r>
               <w:rPr>
                 <w:rStyle w:val="Hyperlink"/>
@@ -11548,7 +11548,7 @@
                 <w:noProof/>
                 <w:webHidden/>
               </w:rPr>
-              <w:instrText xml:space="preserve"> PAGEREF _Toc234831072 \h </w:instrText>
+              <w:instrText xml:space="preserve"> PAGEREF _Toc234832716 \h </w:instrText>
             </w:r>
             <w:r>
               <w:rPr>
@@ -11568,7 +11568,7 @@
                 <w:noProof/>
                 <w:webHidden/>
               </w:rPr>
-              <w:t>61</w:t>
+              <w:t>62</w:t>
             </w:r>
             <w:r>
               <w:rPr>
@@ -11594,7 +11594,7 @@
               <w14:ligatures w14:val="standardContextual"/>
             </w:rPr>
           </w:pPr>
-          <w:hyperlink w:anchor="_Toc234831073" w:history="1">
+          <w:hyperlink w:anchor="_Toc234832717" w:history="1">
             <w:r>
               <w:rPr>
                 <w:rStyle w:val="Hyperlink"/>
@@ -11638,7 +11638,7 @@
                 <w:noProof/>
                 <w:webHidden/>
               </w:rPr>
-              <w:instrText xml:space="preserve"> PAGEREF _Toc234831073 \h </w:instrText>
+              <w:instrText xml:space="preserve"> PAGEREF _Toc234832717 \h </w:instrText>
             </w:r>
             <w:r>
               <w:rPr>
@@ -11658,7 +11658,7 @@
                 <w:noProof/>
                 <w:webHidden/>
               </w:rPr>
-              <w:t>61</w:t>
+              <w:t>62</w:t>
             </w:r>
             <w:r>
               <w:rPr>
@@ -11684,7 +11684,7 @@
               <w14:ligatures w14:val="standardContextual"/>
             </w:rPr>
           </w:pPr>
-          <w:hyperlink w:anchor="_Toc234831074" w:history="1">
+          <w:hyperlink w:anchor="_Toc234832718" w:history="1">
             <w:r>
               <w:rPr>
                 <w:rStyle w:val="Hyperlink"/>
@@ -11728,7 +11728,7 @@
                 <w:noProof/>
                 <w:webHidden/>
               </w:rPr>
-              <w:instrText xml:space="preserve"> PAGEREF _Toc234831074 \h </w:instrText>
+              <w:instrText xml:space="preserve"> PAGEREF _Toc234832718 \h </w:instrText>
             </w:r>
             <w:r>
               <w:rPr>
@@ -11748,7 +11748,7 @@
                 <w:noProof/>
                 <w:webHidden/>
               </w:rPr>
-              <w:t>61</w:t>
+              <w:t>62</w:t>
             </w:r>
             <w:r>
               <w:rPr>
@@ -11774,7 +11774,7 @@
               <w14:ligatures w14:val="standardContextual"/>
             </w:rPr>
           </w:pPr>
-          <w:hyperlink w:anchor="_Toc234831075" w:history="1">
+          <w:hyperlink w:anchor="_Toc234832719" w:history="1">
             <w:r>
               <w:rPr>
                 <w:rStyle w:val="Hyperlink"/>
@@ -11818,7 +11818,7 @@
                 <w:noProof/>
                 <w:webHidden/>
               </w:rPr>
-              <w:instrText xml:space="preserve"> PAGEREF _Toc234831075 \h </w:instrText>
+              <w:instrText xml:space="preserve"> PAGEREF _Toc234832719 \h </w:instrText>
             </w:r>
             <w:r>
               <w:rPr>
@@ -11838,7 +11838,7 @@
                 <w:noProof/>
                 <w:webHidden/>
               </w:rPr>
-              <w:t>61</w:t>
+              <w:t>62</w:t>
             </w:r>
             <w:r>
               <w:rPr>
@@ -11864,7 +11864,7 @@
               <w14:ligatures w14:val="standardContextual"/>
             </w:rPr>
           </w:pPr>
-          <w:hyperlink w:anchor="_Toc234831076" w:history="1">
+          <w:hyperlink w:anchor="_Toc234832720" w:history="1">
             <w:r>
               <w:rPr>
                 <w:rStyle w:val="Hyperlink"/>
@@ -11908,7 +11908,7 @@
                 <w:noProof/>
                 <w:webHidden/>
               </w:rPr>
-              <w:instrText xml:space="preserve"> PAGEREF _Toc234831076 \h </w:instrText>
+              <w:instrText xml:space="preserve"> PAGEREF _Toc234832720 \h </w:instrText>
             </w:r>
             <w:r>
               <w:rPr>
@@ -11928,7 +11928,7 @@
                 <w:noProof/>
                 <w:webHidden/>
               </w:rPr>
-              <w:t>62</w:t>
+              <w:t>63</w:t>
             </w:r>
             <w:r>
               <w:rPr>
@@ -11954,7 +11954,7 @@
               <w14:ligatures w14:val="standardContextual"/>
             </w:rPr>
           </w:pPr>
-          <w:hyperlink w:anchor="_Toc234831077" w:history="1">
+          <w:hyperlink w:anchor="_Toc234832721" w:history="1">
             <w:r>
               <w:rPr>
                 <w:rStyle w:val="Hyperlink"/>
@@ -11998,7 +11998,7 @@
                 <w:noProof/>
                 <w:webHidden/>
               </w:rPr>
-              <w:instrText xml:space="preserve"> PAGEREF _Toc234831077 \h </w:instrText>
+              <w:instrText xml:space="preserve"> PAGEREF _Toc234832721 \h </w:instrText>
             </w:r>
             <w:r>
               <w:rPr>
@@ -12018,7 +12018,7 @@
                 <w:noProof/>
                 <w:webHidden/>
               </w:rPr>
-              <w:t>63</w:t>
+              <w:t>64</w:t>
             </w:r>
             <w:r>
               <w:rPr>
@@ -12044,7 +12044,7 @@
               <w14:ligatures w14:val="standardContextual"/>
             </w:rPr>
           </w:pPr>
-          <w:hyperlink w:anchor="_Toc234831078" w:history="1">
+          <w:hyperlink w:anchor="_Toc234832722" w:history="1">
             <w:r>
               <w:rPr>
                 <w:rStyle w:val="Hyperlink"/>
@@ -12088,7 +12088,7 @@
                 <w:noProof/>
                 <w:webHidden/>
               </w:rPr>
-              <w:instrText xml:space="preserve"> PAGEREF _Toc234831078 \h </w:instrText>
+              <w:instrText xml:space="preserve"> PAGEREF _Toc234832722 \h </w:instrText>
             </w:r>
             <w:r>
               <w:rPr>
@@ -12108,7 +12108,7 @@
                 <w:noProof/>
                 <w:webHidden/>
               </w:rPr>
-              <w:t>63</w:t>
+              <w:t>64</w:t>
             </w:r>
             <w:r>
               <w:rPr>
@@ -12134,7 +12134,7 @@
               <w14:ligatures w14:val="standardContextual"/>
             </w:rPr>
           </w:pPr>
-          <w:hyperlink w:anchor="_Toc234831079" w:history="1">
+          <w:hyperlink w:anchor="_Toc234832723" w:history="1">
             <w:r>
               <w:rPr>
                 <w:rStyle w:val="Hyperlink"/>
@@ -12178,7 +12178,7 @@
                 <w:noProof/>
                 <w:webHidden/>
               </w:rPr>
-              <w:instrText xml:space="preserve"> PAGEREF _Toc234831079 \h </w:instrText>
+              <w:instrText xml:space="preserve"> PAGEREF _Toc234832723 \h </w:instrText>
             </w:r>
             <w:r>
               <w:rPr>
@@ -12198,7 +12198,7 @@
                 <w:noProof/>
                 <w:webHidden/>
               </w:rPr>
-              <w:t>64</w:t>
+              <w:t>65</w:t>
             </w:r>
             <w:r>
               <w:rPr>
@@ -12224,7 +12224,7 @@
               <w14:ligatures w14:val="standardContextual"/>
             </w:rPr>
           </w:pPr>
-          <w:hyperlink w:anchor="_Toc234831080" w:history="1">
+          <w:hyperlink w:anchor="_Toc234832724" w:history="1">
             <w:r>
               <w:rPr>
                 <w:rStyle w:val="Hyperlink"/>
@@ -12268,7 +12268,7 @@
                 <w:noProof/>
                 <w:webHidden/>
               </w:rPr>
-              <w:instrText xml:space="preserve"> PAGEREF _Toc234831080 \h </w:instrText>
+              <w:instrText xml:space="preserve"> PAGEREF _Toc234832724 \h </w:instrText>
             </w:r>
             <w:r>
               <w:rPr>
@@ -12288,7 +12288,7 @@
                 <w:noProof/>
                 <w:webHidden/>
               </w:rPr>
-              <w:t>65</w:t>
+              <w:t>66</w:t>
             </w:r>
             <w:r>
               <w:rPr>
@@ -12314,7 +12314,7 @@
               <w14:ligatures w14:val="standardContextual"/>
             </w:rPr>
           </w:pPr>
-          <w:hyperlink w:anchor="_Toc234831081" w:history="1">
+          <w:hyperlink w:anchor="_Toc234832725" w:history="1">
             <w:r>
               <w:rPr>
                 <w:rStyle w:val="Hyperlink"/>
@@ -12358,7 +12358,7 @@
                 <w:noProof/>
                 <w:webHidden/>
               </w:rPr>
-              <w:instrText xml:space="preserve"> PAGEREF _Toc234831081 \h </w:instrText>
+              <w:instrText xml:space="preserve"> PAGEREF _Toc234832725 \h </w:instrText>
             </w:r>
             <w:r>
               <w:rPr>
@@ -12378,7 +12378,7 @@
                 <w:noProof/>
                 <w:webHidden/>
               </w:rPr>
-              <w:t>65</w:t>
+              <w:t>66</w:t>
             </w:r>
             <w:r>
               <w:rPr>
@@ -12404,7 +12404,7 @@
               <w14:ligatures w14:val="standardContextual"/>
             </w:rPr>
           </w:pPr>
-          <w:hyperlink w:anchor="_Toc234831082" w:history="1">
+          <w:hyperlink w:anchor="_Toc234832726" w:history="1">
             <w:r>
               <w:rPr>
                 <w:rStyle w:val="Hyperlink"/>
@@ -12448,7 +12448,7 @@
                 <w:noProof/>
                 <w:webHidden/>
               </w:rPr>
-              <w:instrText xml:space="preserve"> PAGEREF _Toc234831082 \h </w:instrText>
+              <w:instrText xml:space="preserve"> PAGEREF _Toc234832726 \h </w:instrText>
             </w:r>
             <w:r>
               <w:rPr>
@@ -12468,7 +12468,7 @@
                 <w:noProof/>
                 <w:webHidden/>
               </w:rPr>
-              <w:t>65</w:t>
+              <w:t>66</w:t>
             </w:r>
             <w:r>
               <w:rPr>
@@ -12494,7 +12494,7 @@
               <w14:ligatures w14:val="standardContextual"/>
             </w:rPr>
           </w:pPr>
-          <w:hyperlink w:anchor="_Toc234831083" w:history="1">
+          <w:hyperlink w:anchor="_Toc234832727" w:history="1">
             <w:r>
               <w:rPr>
                 <w:rStyle w:val="Hyperlink"/>
@@ -12538,7 +12538,7 @@
                 <w:noProof/>
                 <w:webHidden/>
               </w:rPr>
-              <w:instrText xml:space="preserve"> PAGEREF _Toc234831083 \h </w:instrText>
+              <w:instrText xml:space="preserve"> PAGEREF _Toc234832727 \h </w:instrText>
             </w:r>
             <w:r>
               <w:rPr>
@@ -12558,7 +12558,7 @@
                 <w:noProof/>
                 <w:webHidden/>
               </w:rPr>
-              <w:t>66</w:t>
+              <w:t>67</w:t>
             </w:r>
             <w:r>
               <w:rPr>
@@ -12581,7 +12581,7 @@
         <w:pStyle w:val="Heading1"/>
       </w:pPr>
       <w:bookmarkStart w:id="0" w:name="introduction"/>
-      <w:bookmarkStart w:id="1" w:name="_Toc234830945"/>
+      <w:bookmarkStart w:id="1" w:name="_Toc234832589"/>
       <w:r>
         <w:rPr>
           <w:rStyle w:val="SectionNumber"/>
@@ -12599,7 +12599,7 @@
         <w:pStyle w:val="Heading2"/>
       </w:pPr>
       <w:bookmarkStart w:id="2" w:name="what-classbuilder-is"/>
-      <w:bookmarkStart w:id="3" w:name="_Toc234830946"/>
+      <w:bookmarkStart w:id="3" w:name="_Toc234832590"/>
       <w:r>
         <w:rPr>
           <w:rStyle w:val="SectionNumber"/>
@@ -12934,7 +12934,7 @@
         <w:pStyle w:val="Heading2"/>
       </w:pPr>
       <w:bookmarkStart w:id="4" w:name="the-pieces"/>
-      <w:bookmarkStart w:id="5" w:name="_Toc234830947"/>
+      <w:bookmarkStart w:id="5" w:name="_Toc234832591"/>
       <w:bookmarkEnd w:id="2"/>
       <w:r>
         <w:rPr>
@@ -13175,7 +13175,7 @@
         <w:pStyle w:val="Heading2"/>
       </w:pPr>
       <w:bookmarkStart w:id="6" w:name="about-this-manual"/>
-      <w:bookmarkStart w:id="7" w:name="_Toc234830948"/>
+      <w:bookmarkStart w:id="7" w:name="_Toc234832592"/>
       <w:bookmarkEnd w:id="4"/>
       <w:r>
         <w:rPr>
@@ -13266,7 +13266,7 @@
         <w:pStyle w:val="Heading2"/>
       </w:pPr>
       <w:bookmarkStart w:id="8" w:name="notation-keyboard-shortcuts-per-platform"/>
-      <w:bookmarkStart w:id="9" w:name="_Toc234830949"/>
+      <w:bookmarkStart w:id="9" w:name="_Toc234832593"/>
       <w:bookmarkEnd w:id="6"/>
       <w:r>
         <w:rPr>
@@ -13746,7 +13746,7 @@
         <w:pStyle w:val="Heading1"/>
       </w:pPr>
       <w:bookmarkStart w:id="10" w:name="concepts-and-terminology"/>
-      <w:bookmarkStart w:id="11" w:name="_Toc234830950"/>
+      <w:bookmarkStart w:id="11" w:name="_Toc234832594"/>
       <w:bookmarkEnd w:id="0"/>
       <w:bookmarkEnd w:id="8"/>
       <w:r>
@@ -13766,7 +13766,7 @@
         <w:pStyle w:val="Heading2"/>
       </w:pPr>
       <w:bookmarkStart w:id="12" w:name="the-model"/>
-      <w:bookmarkStart w:id="13" w:name="_Toc234830951"/>
+      <w:bookmarkStart w:id="13" w:name="_Toc234832595"/>
       <w:r>
         <w:rPr>
           <w:rStyle w:val="SectionNumber"/>
@@ -14097,7 +14097,7 @@
         <w:pStyle w:val="Heading2"/>
       </w:pPr>
       <w:bookmarkStart w:id="14" w:name="class-features"/>
-      <w:bookmarkStart w:id="15" w:name="_Toc234830952"/>
+      <w:bookmarkStart w:id="15" w:name="_Toc234832596"/>
       <w:bookmarkEnd w:id="12"/>
       <w:r>
         <w:rPr>
@@ -14323,7 +14323,7 @@
         <w:pStyle w:val="Heading2"/>
       </w:pPr>
       <w:bookmarkStart w:id="16" w:name="phases"/>
-      <w:bookmarkStart w:id="17" w:name="_Toc234830953"/>
+      <w:bookmarkStart w:id="17" w:name="_Toc234832597"/>
       <w:bookmarkEnd w:id="14"/>
       <w:r>
         <w:rPr>
@@ -14370,7 +14370,7 @@
         <w:pStyle w:val="Heading2"/>
       </w:pPr>
       <w:bookmarkStart w:id="18" w:name="generated-vs.-user-code"/>
-      <w:bookmarkStart w:id="19" w:name="_Toc234830954"/>
+      <w:bookmarkStart w:id="19" w:name="_Toc234832598"/>
       <w:bookmarkEnd w:id="16"/>
       <w:r>
         <w:rPr>
@@ -14494,7 +14494,7 @@
         <w:pStyle w:val="Heading1"/>
       </w:pPr>
       <w:bookmarkStart w:id="20" w:name="installation-and-project-files"/>
-      <w:bookmarkStart w:id="21" w:name="_Toc234830955"/>
+      <w:bookmarkStart w:id="21" w:name="_Toc234832599"/>
       <w:bookmarkEnd w:id="10"/>
       <w:bookmarkEnd w:id="18"/>
       <w:r>
@@ -14514,7 +14514,7 @@
         <w:pStyle w:val="Heading2"/>
       </w:pPr>
       <w:bookmarkStart w:id="22" w:name="the-application"/>
-      <w:bookmarkStart w:id="23" w:name="_Toc234830956"/>
+      <w:bookmarkStart w:id="23" w:name="_Toc234832600"/>
       <w:r>
         <w:rPr>
           <w:rStyle w:val="SectionNumber"/>
@@ -14555,7 +14555,7 @@
         <w:pStyle w:val="Heading2"/>
       </w:pPr>
       <w:bookmarkStart w:id="24" w:name="X3666ad84e793a543abb57792ece33f71c988788"/>
-      <w:bookmarkStart w:id="25" w:name="_Toc234830957"/>
+      <w:bookmarkStart w:id="25" w:name="_Toc234832601"/>
       <w:bookmarkEnd w:id="22"/>
       <w:r>
         <w:rPr>
@@ -14927,7 +14927,7 @@
         <w:pStyle w:val="Heading2"/>
       </w:pPr>
       <w:bookmarkStart w:id="26" w:name="stdafx.h-the-one-file-you-write"/>
-      <w:bookmarkStart w:id="27" w:name="_Toc234830958"/>
+      <w:bookmarkStart w:id="27" w:name="_Toc234832602"/>
       <w:bookmarkEnd w:id="24"/>
       <w:r>
         <w:rPr>
@@ -15201,7 +15201,7 @@
         <w:pStyle w:val="Heading2"/>
       </w:pPr>
       <w:bookmarkStart w:id="28" w:name="output-locations"/>
-      <w:bookmarkStart w:id="29" w:name="_Toc234830959"/>
+      <w:bookmarkStart w:id="29" w:name="_Toc234832603"/>
       <w:bookmarkEnd w:id="26"/>
       <w:r>
         <w:rPr>
@@ -15274,7 +15274,7 @@
         <w:pStyle w:val="Heading1"/>
       </w:pPr>
       <w:bookmarkStart w:id="30" w:name="quick-start-the-matrix-model"/>
-      <w:bookmarkStart w:id="31" w:name="_Toc234830960"/>
+      <w:bookmarkStart w:id="31" w:name="_Toc234832604"/>
       <w:bookmarkEnd w:id="20"/>
       <w:bookmarkEnd w:id="28"/>
       <w:r>
@@ -15389,7 +15389,7 @@
           <w:noProof/>
         </w:rPr>
         <w:drawing>
-          <wp:inline distT="0" distB="0" distL="0" distR="0" wp14:anchorId="17F37837" wp14:editId="72579D16">
+          <wp:inline distT="0" distB="0" distL="0" distR="0" wp14:anchorId="09EC0BCF" wp14:editId="3F8DC0AB">
             <wp:extent cx="5334000" cy="4712710"/>
             <wp:effectExtent l="0" t="0" r="0" b="0"/>
             <wp:docPr id="36" name="Picture" descr="The ClassBuilder shell with the Matrix model open: menu bar, toolbar, and the model tree (diagrams, classes, members, methods, relation methods)."/>
@@ -15444,7 +15444,7 @@
         <w:pStyle w:val="Heading2"/>
       </w:pPr>
       <w:bookmarkStart w:id="32" w:name="step-1-create-the-model"/>
-      <w:bookmarkStart w:id="33" w:name="_Toc234830961"/>
+      <w:bookmarkStart w:id="33" w:name="_Toc234832605"/>
       <w:r>
         <w:rPr>
           <w:rStyle w:val="SectionNumber"/>
@@ -15480,7 +15480,7 @@
           <w:noProof/>
         </w:rPr>
         <w:drawing>
-          <wp:inline distT="0" distB="0" distL="0" distR="0" wp14:anchorId="26323D4B" wp14:editId="70663A17">
+          <wp:inline distT="0" distB="0" distL="0" distR="0" wp14:anchorId="3C252A00" wp14:editId="78C91F95">
             <wp:extent cx="5334000" cy="4578112"/>
             <wp:effectExtent l="0" t="0" r="0" b="0"/>
             <wp:docPr id="39" name="Picture" descr="Creating a serialize-enabled model: DataModel name “Matrix”, master include file “MatrixInclude.h”, document class “Matrix”. The master include cannot be named Matrix.h — the Matrix class itself generates that file. Tick Serialize here: it is a one-off choice, made at creation — in the Project ▸ Settings dialog of an existing model the checkbox shows locked."/>
@@ -15639,7 +15639,7 @@
         <w:pStyle w:val="Heading2"/>
       </w:pPr>
       <w:bookmarkStart w:id="34" w:name="step-2-add-the-classes"/>
-      <w:bookmarkStart w:id="35" w:name="_Toc234830962"/>
+      <w:bookmarkStart w:id="35" w:name="_Toc234832606"/>
       <w:bookmarkEnd w:id="32"/>
       <w:r>
         <w:rPr>
@@ -15724,7 +15724,7 @@
           <w:noProof/>
         </w:rPr>
         <w:drawing>
-          <wp:inline distT="0" distB="0" distL="0" distR="0" wp14:anchorId="1CCF6803" wp14:editId="5BD6050B">
+          <wp:inline distT="0" distB="0" distL="0" distR="0" wp14:anchorId="56CD924F" wp14:editId="2772D238">
             <wp:extent cx="4993049" cy="4495445"/>
             <wp:effectExtent l="0" t="0" r="0" b="0"/>
             <wp:docPr id="43" name="Picture" descr="The Class dialog. With Serialize ticked, the class inherits the model’s document-object root automatically."/>
@@ -15779,7 +15779,7 @@
         <w:pStyle w:val="Heading2"/>
       </w:pPr>
       <w:bookmarkStart w:id="36" w:name="step-3-add-members"/>
-      <w:bookmarkStart w:id="37" w:name="_Toc234830963"/>
+      <w:bookmarkStart w:id="37" w:name="_Toc234832607"/>
       <w:bookmarkEnd w:id="34"/>
       <w:r>
         <w:rPr>
@@ -15997,7 +15997,7 @@
           <w:noProof/>
         </w:rPr>
         <w:drawing>
-          <wp:inline distT="0" distB="0" distL="0" distR="0" wp14:anchorId="3C8C5B8D" wp14:editId="6FA100EB">
+          <wp:inline distT="0" distB="0" distL="0" distR="0" wp14:anchorId="7AF768EF" wp14:editId="00819AAE">
             <wp:extent cx="5334000" cy="6093588"/>
             <wp:effectExtent l="0" t="0" r="0" b="0"/>
             <wp:docPr id="47" name="Picture" descr="The Member dialog. Getter/setter generation and the serialize flag are per-member choices."/>
@@ -16052,7 +16052,7 @@
         <w:pStyle w:val="Heading2"/>
       </w:pPr>
       <w:bookmarkStart w:id="38" w:name="step-4-add-the-relations"/>
-      <w:bookmarkStart w:id="39" w:name="_Toc234830964"/>
+      <w:bookmarkStart w:id="39" w:name="_Toc234832608"/>
       <w:bookmarkEnd w:id="36"/>
       <w:r>
         <w:rPr>
@@ -16402,7 +16402,7 @@
           <w:noProof/>
         </w:rPr>
         <w:drawing>
-          <wp:inline distT="0" distB="0" distL="0" distR="0" wp14:anchorId="0EAD2944" wp14:editId="2414CCC7">
+          <wp:inline distT="0" distB="0" distL="0" distR="0" wp14:anchorId="0717B073" wp14:editId="32D8D7D6">
             <wp:extent cx="5184435" cy="5069603"/>
             <wp:effectExtent l="0" t="0" r="0" b="0"/>
             <wp:docPr id="51" name="Picture" descr="A relation: kind, ownership, thread-safety, and container implementation are all declared here — the code is generated."/>
@@ -16457,7 +16457,7 @@
         <w:pStyle w:val="Heading2"/>
       </w:pPr>
       <w:bookmarkStart w:id="40" w:name="X267736c760e32dc6d865ac46fc2c6b29b8f25a5"/>
-      <w:bookmarkStart w:id="41" w:name="_Toc234830965"/>
+      <w:bookmarkStart w:id="41" w:name="_Toc234832609"/>
       <w:bookmarkEnd w:id="38"/>
       <w:r>
         <w:rPr>
@@ -17210,7 +17210,7 @@
         <w:pStyle w:val="Heading2"/>
       </w:pPr>
       <w:bookmarkStart w:id="42" w:name="step-6-a-find-method"/>
-      <w:bookmarkStart w:id="43" w:name="_Toc234830966"/>
+      <w:bookmarkStart w:id="43" w:name="_Toc234832610"/>
       <w:bookmarkEnd w:id="40"/>
       <w:r>
         <w:rPr>
@@ -17278,7 +17278,7 @@
           <w:noProof/>
         </w:rPr>
         <w:drawing>
-          <wp:inline distT="0" distB="0" distL="0" distR="0" wp14:anchorId="4D00B52D" wp14:editId="2F3352BF">
+          <wp:inline distT="0" distB="0" distL="0" distR="0" wp14:anchorId="43DD0A97" wp14:editId="11EC1CE3">
             <wp:extent cx="5334000" cy="3242844"/>
             <wp:effectExtent l="0" t="0" r="0" b="0"/>
             <wp:docPr id="56" name="Picture" descr="The Find Method dialog on the Matrix→Row relation: the argument map pairs the method’s arguments with the members to compare — here -&gt;GetId(). In the tree behind it, the generated method appears as a child of the Row relation item, as a sibling above its Relation methods folder."/>
@@ -17701,7 +17701,7 @@
         <w:pStyle w:val="Heading2"/>
       </w:pPr>
       <w:bookmarkStart w:id="44" w:name="step-7-a-class-diagram"/>
-      <w:bookmarkStart w:id="45" w:name="_Toc234830967"/>
+      <w:bookmarkStart w:id="45" w:name="_Toc234832611"/>
       <w:bookmarkEnd w:id="42"/>
       <w:r>
         <w:rPr>
@@ -17771,7 +17771,7 @@
           <w:noProof/>
         </w:rPr>
         <w:drawing>
-          <wp:inline distT="0" distB="0" distL="0" distR="0" wp14:anchorId="5EFA233B" wp14:editId="3D2670F7">
+          <wp:inline distT="0" distB="0" distL="0" distR="0" wp14:anchorId="2A1CD9FA" wp14:editId="2FE3176D">
             <wp:extent cx="5334000" cy="3170559"/>
             <wp:effectExtent l="0" t="0" r="0" b="0"/>
             <wp:docPr id="60" name="Picture" descr="The Matrix Overview class diagram as exported by ClassBuilder (Export SVG). Diamonds mark owned (aggregation) relations; 1/* are the multiplicities."/>
@@ -17839,7 +17839,7 @@
           <w:noProof/>
         </w:rPr>
         <w:drawing>
-          <wp:inline distT="0" distB="0" distL="0" distR="0" wp14:anchorId="06C8881B" wp14:editId="561A1527">
+          <wp:inline distT="0" distB="0" distL="0" distR="0" wp14:anchorId="36066EA4" wp14:editId="2FCF4C57">
             <wp:extent cx="5334000" cy="3757996"/>
             <wp:effectExtent l="0" t="0" r="0" b="0"/>
             <wp:docPr id="64" name="Picture" descr="A diagram view opens floating over the shell — this is the initial state of every diagram view."/>
@@ -17908,7 +17908,7 @@
           <w:noProof/>
         </w:rPr>
         <w:drawing>
-          <wp:inline distT="0" distB="0" distL="0" distR="0" wp14:anchorId="41AA4C7D" wp14:editId="3D4530A6">
+          <wp:inline distT="0" distB="0" distL="0" distR="0" wp14:anchorId="3EB07960" wp14:editId="132D3490">
             <wp:extent cx="5334000" cy="4302439"/>
             <wp:effectExtent l="0" t="0" r="0" b="0"/>
             <wp:docPr id="67" name="Picture" descr="The same view docked: drag it onto an edge of the main window — here the right edge, giving the usual tree-beside-diagram split; the top and bottom edges split horizontally the same way."/>
@@ -17977,7 +17977,7 @@
           <w:noProof/>
         </w:rPr>
         <w:drawing>
-          <wp:inline distT="0" distB="0" distL="0" distR="0" wp14:anchorId="226836F5" wp14:editId="13112900">
+          <wp:inline distT="0" distB="0" distL="0" distR="0" wp14:anchorId="4846463D" wp14:editId="4B016867">
             <wp:extent cx="5334000" cy="4302439"/>
             <wp:effectExtent l="0" t="0" r="0" b="0"/>
             <wp:docPr id="70" name="Picture" descr="Or tabbed: drop it onto the tree’s tab bar and the views share the full window, one tab each."/>
@@ -18042,7 +18042,7 @@
         <w:pStyle w:val="Heading2"/>
       </w:pPr>
       <w:bookmarkStart w:id="46" w:name="step-8-generate-the-source"/>
-      <w:bookmarkStart w:id="47" w:name="_Toc234830968"/>
+      <w:bookmarkStart w:id="47" w:name="_Toc234832612"/>
       <w:bookmarkEnd w:id="44"/>
       <w:r>
         <w:rPr>
@@ -19115,7 +19115,7 @@
         <w:pStyle w:val="Heading2"/>
       </w:pPr>
       <w:bookmarkStart w:id="48" w:name="step-9-compile-and-run"/>
-      <w:bookmarkStart w:id="49" w:name="_Toc234830969"/>
+      <w:bookmarkStart w:id="49" w:name="_Toc234832613"/>
       <w:bookmarkEnd w:id="46"/>
       <w:r>
         <w:rPr>
@@ -20634,7 +20634,7 @@
         <w:pStyle w:val="Heading2"/>
       </w:pPr>
       <w:bookmarkStart w:id="50" w:name="step-10-the-round-trip"/>
-      <w:bookmarkStart w:id="51" w:name="_Toc234830970"/>
+      <w:bookmarkStart w:id="51" w:name="_Toc234832614"/>
       <w:bookmarkEnd w:id="48"/>
       <w:r>
         <w:rPr>
@@ -20699,7 +20699,7 @@
         <w:pStyle w:val="Heading1"/>
       </w:pPr>
       <w:bookmarkStart w:id="52" w:name="reference-the-application-shell"/>
-      <w:bookmarkStart w:id="53" w:name="_Toc234830971"/>
+      <w:bookmarkStart w:id="53" w:name="_Toc234832615"/>
       <w:bookmarkEnd w:id="30"/>
       <w:bookmarkEnd w:id="50"/>
       <w:r>
@@ -20719,7 +20719,7 @@
         <w:pStyle w:val="Heading2"/>
       </w:pPr>
       <w:bookmarkStart w:id="54" w:name="menus"/>
-      <w:bookmarkStart w:id="55" w:name="_Toc234830972"/>
+      <w:bookmarkStart w:id="55" w:name="_Toc234832616"/>
       <w:r>
         <w:rPr>
           <w:rStyle w:val="SectionNumber"/>
@@ -21055,7 +21055,7 @@
         <w:pStyle w:val="Heading2"/>
       </w:pPr>
       <w:bookmarkStart w:id="56" w:name="the-main-toolbar"/>
-      <w:bookmarkStart w:id="57" w:name="_Toc234830973"/>
+      <w:bookmarkStart w:id="57" w:name="_Toc234832617"/>
       <w:bookmarkEnd w:id="54"/>
       <w:r>
         <w:rPr>
@@ -21378,7 +21378,7 @@
           <w:noProof/>
         </w:rPr>
         <w:drawing>
-          <wp:inline distT="0" distB="0" distL="0" distR="0" wp14:anchorId="145EB03B" wp14:editId="0F9B8900">
+          <wp:inline distT="0" distB="0" distL="0" distR="0" wp14:anchorId="100F13E2" wp14:editId="2D7A7E20">
             <wp:extent cx="5307773" cy="497603"/>
             <wp:effectExtent l="0" t="0" r="0" b="0"/>
             <wp:docPr id="79" name="Picture" descr="The main toolbar: New, Open, Save, then Read Source and Write Source."/>
@@ -21433,7 +21433,7 @@
         <w:pStyle w:val="Heading2"/>
       </w:pPr>
       <w:bookmarkStart w:id="58" w:name="docking"/>
-      <w:bookmarkStart w:id="59" w:name="_Toc234830974"/>
+      <w:bookmarkStart w:id="59" w:name="_Toc234832618"/>
       <w:bookmarkEnd w:id="56"/>
       <w:r>
         <w:rPr>
@@ -21581,7 +21581,7 @@
         <w:pStyle w:val="Heading2"/>
       </w:pPr>
       <w:bookmarkStart w:id="60" w:name="platforms-and-keys"/>
-      <w:bookmarkStart w:id="61" w:name="_Toc234830975"/>
+      <w:bookmarkStart w:id="61" w:name="_Toc234832619"/>
       <w:bookmarkEnd w:id="58"/>
       <w:r>
         <w:rPr>
@@ -21715,7 +21715,7 @@
         <w:pStyle w:val="Heading1"/>
       </w:pPr>
       <w:bookmarkStart w:id="62" w:name="reference-the-main-tree-view"/>
-      <w:bookmarkStart w:id="63" w:name="_Toc234830976"/>
+      <w:bookmarkStart w:id="63" w:name="_Toc234832620"/>
       <w:bookmarkEnd w:id="52"/>
       <w:bookmarkEnd w:id="60"/>
       <w:r>
@@ -21743,7 +21743,7 @@
         <w:pStyle w:val="Heading2"/>
       </w:pPr>
       <w:bookmarkStart w:id="64" w:name="what-the-tree-shows"/>
-      <w:bookmarkStart w:id="65" w:name="_Toc234830977"/>
+      <w:bookmarkStart w:id="65" w:name="_Toc234832621"/>
       <w:r>
         <w:rPr>
           <w:rStyle w:val="SectionNumber"/>
@@ -21809,7 +21809,7 @@
         <w:pStyle w:val="Heading2"/>
       </w:pPr>
       <w:bookmarkStart w:id="66" w:name="the-tree-toolbar"/>
-      <w:bookmarkStart w:id="67" w:name="_Toc234830978"/>
+      <w:bookmarkStart w:id="67" w:name="_Toc234832622"/>
       <w:bookmarkEnd w:id="64"/>
       <w:r>
         <w:rPr>
@@ -22740,7 +22740,7 @@
           <w:noProof/>
         </w:rPr>
         <w:drawing>
-          <wp:inline distT="0" distB="0" distL="0" distR="0" wp14:anchorId="5CE37600" wp14:editId="1D32D643">
+          <wp:inline distT="0" distB="0" distL="0" distR="0" wp14:anchorId="4F454DDE" wp14:editId="30C918FD">
             <wp:extent cx="5334000" cy="307193"/>
             <wp:effectExtent l="0" t="0" r="0" b="0"/>
             <wp:docPr id="87" name="Picture" descr="The tree toolbar, in the order of the table above: the Add buttons, then Delete, Filters, Find/Next, and the per-view Undo/Redo."/>
@@ -22795,7 +22795,7 @@
         <w:pStyle w:val="Heading2"/>
       </w:pPr>
       <w:bookmarkStart w:id="68" w:name="the-element-icons"/>
-      <w:bookmarkStart w:id="69" w:name="_Toc234830979"/>
+      <w:bookmarkStart w:id="69" w:name="_Toc234832623"/>
       <w:bookmarkEnd w:id="66"/>
       <w:r>
         <w:rPr>
@@ -22922,7 +22922,7 @@
                 <w:noProof/>
               </w:rPr>
               <w:drawing>
-                <wp:inline distT="0" distB="0" distL="0" distR="0" wp14:anchorId="42529045" wp14:editId="74758F4A">
+                <wp:inline distT="0" distB="0" distL="0" distR="0" wp14:anchorId="2DD0657F" wp14:editId="2ED28CD5">
                   <wp:extent cx="152400" cy="152400"/>
                   <wp:effectExtent l="0" t="0" r="0" b="0"/>
                   <wp:docPr id="91" name="Picture"/>
@@ -23000,7 +23000,7 @@
                 <w:noProof/>
               </w:rPr>
               <w:drawing>
-                <wp:inline distT="0" distB="0" distL="0" distR="0" wp14:anchorId="5D06FD1F" wp14:editId="7029762F">
+                <wp:inline distT="0" distB="0" distL="0" distR="0" wp14:anchorId="5E719D18" wp14:editId="47A49A21">
                   <wp:extent cx="152400" cy="152400"/>
                   <wp:effectExtent l="0" t="0" r="0" b="0"/>
                   <wp:docPr id="94" name="Picture"/>
@@ -23080,7 +23080,7 @@
                 <w:noProof/>
               </w:rPr>
               <w:drawing>
-                <wp:inline distT="0" distB="0" distL="0" distR="0" wp14:anchorId="01A7E6CF" wp14:editId="214E3EE2">
+                <wp:inline distT="0" distB="0" distL="0" distR="0" wp14:anchorId="10B9B9DC" wp14:editId="401BE68B">
                   <wp:extent cx="152400" cy="152400"/>
                   <wp:effectExtent l="0" t="0" r="0" b="0"/>
                   <wp:docPr id="97" name="Picture"/>
@@ -23158,7 +23158,7 @@
                 <w:noProof/>
               </w:rPr>
               <w:drawing>
-                <wp:inline distT="0" distB="0" distL="0" distR="0" wp14:anchorId="51CF39F8" wp14:editId="15EFCA95">
+                <wp:inline distT="0" distB="0" distL="0" distR="0" wp14:anchorId="09683020" wp14:editId="7D0AF5FE">
                   <wp:extent cx="152400" cy="152400"/>
                   <wp:effectExtent l="0" t="0" r="0" b="0"/>
                   <wp:docPr id="100" name="Picture"/>
@@ -23238,7 +23238,7 @@
                 <w:noProof/>
               </w:rPr>
               <w:drawing>
-                <wp:inline distT="0" distB="0" distL="0" distR="0" wp14:anchorId="2B3B6C14" wp14:editId="21AE0CB7">
+                <wp:inline distT="0" distB="0" distL="0" distR="0" wp14:anchorId="288BFE39" wp14:editId="1DA48862">
                   <wp:extent cx="152400" cy="152400"/>
                   <wp:effectExtent l="0" t="0" r="0" b="0"/>
                   <wp:docPr id="103" name="Picture"/>
@@ -23316,7 +23316,7 @@
                 <w:noProof/>
               </w:rPr>
               <w:drawing>
-                <wp:inline distT="0" distB="0" distL="0" distR="0" wp14:anchorId="2D2A8CF7" wp14:editId="546EBA51">
+                <wp:inline distT="0" distB="0" distL="0" distR="0" wp14:anchorId="4C10C981" wp14:editId="3B0F32A7">
                   <wp:extent cx="152400" cy="152400"/>
                   <wp:effectExtent l="0" t="0" r="0" b="0"/>
                   <wp:docPr id="106" name="Picture"/>
@@ -23396,7 +23396,7 @@
                 <w:noProof/>
               </w:rPr>
               <w:drawing>
-                <wp:inline distT="0" distB="0" distL="0" distR="0" wp14:anchorId="36EEA66B" wp14:editId="7C732D69">
+                <wp:inline distT="0" distB="0" distL="0" distR="0" wp14:anchorId="511713DF" wp14:editId="7D623EBB">
                   <wp:extent cx="152400" cy="152400"/>
                   <wp:effectExtent l="0" t="0" r="0" b="0"/>
                   <wp:docPr id="109" name="Picture"/>
@@ -23474,7 +23474,7 @@
                 <w:noProof/>
               </w:rPr>
               <w:drawing>
-                <wp:inline distT="0" distB="0" distL="0" distR="0" wp14:anchorId="69A20D7A" wp14:editId="08EBF6BD">
+                <wp:inline distT="0" distB="0" distL="0" distR="0" wp14:anchorId="3D0D7B47" wp14:editId="493F29A2">
                   <wp:extent cx="152400" cy="152400"/>
                   <wp:effectExtent l="0" t="0" r="0" b="0"/>
                   <wp:docPr id="112" name="Picture"/>
@@ -23554,7 +23554,7 @@
                 <w:noProof/>
               </w:rPr>
               <w:drawing>
-                <wp:inline distT="0" distB="0" distL="0" distR="0" wp14:anchorId="5F6555F9" wp14:editId="4DA01CD4">
+                <wp:inline distT="0" distB="0" distL="0" distR="0" wp14:anchorId="172D19B3" wp14:editId="383FA672">
                   <wp:extent cx="152400" cy="152400"/>
                   <wp:effectExtent l="0" t="0" r="0" b="0"/>
                   <wp:docPr id="115" name="Picture"/>
@@ -23632,7 +23632,7 @@
                 <w:noProof/>
               </w:rPr>
               <w:drawing>
-                <wp:inline distT="0" distB="0" distL="0" distR="0" wp14:anchorId="127ED606" wp14:editId="26E551F6">
+                <wp:inline distT="0" distB="0" distL="0" distR="0" wp14:anchorId="7CE122A6" wp14:editId="63FB4632">
                   <wp:extent cx="152400" cy="152400"/>
                   <wp:effectExtent l="0" t="0" r="0" b="0"/>
                   <wp:docPr id="118" name="Picture"/>
@@ -23711,7 +23711,7 @@
           <w:noProof/>
         </w:rPr>
         <w:drawing>
-          <wp:inline distT="0" distB="0" distL="0" distR="0" wp14:anchorId="46862388" wp14:editId="230DF817">
+          <wp:inline distT="0" distB="0" distL="0" distR="0" wp14:anchorId="39C0CACD" wp14:editId="3430DDC2">
             <wp:extent cx="152400" cy="152400"/>
             <wp:effectExtent l="0" t="0" r="0" b="0"/>
             <wp:docPr id="121" name="Picture"/>
@@ -23769,7 +23769,7 @@
           <w:noProof/>
         </w:rPr>
         <w:drawing>
-          <wp:inline distT="0" distB="0" distL="0" distR="0" wp14:anchorId="69F36278" wp14:editId="391586D0">
+          <wp:inline distT="0" distB="0" distL="0" distR="0" wp14:anchorId="51B839A9" wp14:editId="2388EE99">
             <wp:extent cx="152400" cy="152400"/>
             <wp:effectExtent l="0" t="0" r="0" b="0"/>
             <wp:docPr id="124" name="Picture"/>
@@ -23827,7 +23827,7 @@
           <w:noProof/>
         </w:rPr>
         <w:drawing>
-          <wp:inline distT="0" distB="0" distL="0" distR="0" wp14:anchorId="09E19EA6" wp14:editId="2F900BEA">
+          <wp:inline distT="0" distB="0" distL="0" distR="0" wp14:anchorId="57363421" wp14:editId="557AB9F1">
             <wp:extent cx="152400" cy="152400"/>
             <wp:effectExtent l="0" t="0" r="0" b="0"/>
             <wp:docPr id="126" name="Picture"/>
@@ -23936,7 +23936,7 @@
                 <w:noProof/>
               </w:rPr>
               <w:drawing>
-                <wp:inline distT="0" distB="0" distL="0" distR="0" wp14:anchorId="4425E008" wp14:editId="7C106C71">
+                <wp:inline distT="0" distB="0" distL="0" distR="0" wp14:anchorId="603C383A" wp14:editId="0145F592">
                   <wp:extent cx="152400" cy="152400"/>
                   <wp:effectExtent l="0" t="0" r="0" b="0"/>
                   <wp:docPr id="129" name="Picture"/>
@@ -24001,7 +24001,7 @@
                 <w:noProof/>
               </w:rPr>
               <w:drawing>
-                <wp:inline distT="0" distB="0" distL="0" distR="0" wp14:anchorId="1D1D2D94" wp14:editId="036A4A6E">
+                <wp:inline distT="0" distB="0" distL="0" distR="0" wp14:anchorId="73EA961D" wp14:editId="098DB998">
                   <wp:extent cx="152400" cy="152400"/>
                   <wp:effectExtent l="0" t="0" r="0" b="0"/>
                   <wp:docPr id="132" name="Picture"/>
@@ -24066,7 +24066,7 @@
                 <w:noProof/>
               </w:rPr>
               <w:drawing>
-                <wp:inline distT="0" distB="0" distL="0" distR="0" wp14:anchorId="1FB61243" wp14:editId="26E765F0">
+                <wp:inline distT="0" distB="0" distL="0" distR="0" wp14:anchorId="1D15C02E" wp14:editId="667A74E2">
                   <wp:extent cx="152400" cy="152400"/>
                   <wp:effectExtent l="0" t="0" r="0" b="0"/>
                   <wp:docPr id="135" name="Picture"/>
@@ -24131,7 +24131,7 @@
                 <w:noProof/>
               </w:rPr>
               <w:drawing>
-                <wp:inline distT="0" distB="0" distL="0" distR="0" wp14:anchorId="163E7A9D" wp14:editId="75F28504">
+                <wp:inline distT="0" distB="0" distL="0" distR="0" wp14:anchorId="02E2E995" wp14:editId="5627A6AF">
                   <wp:extent cx="152400" cy="152400"/>
                   <wp:effectExtent l="0" t="0" r="0" b="0"/>
                   <wp:docPr id="138" name="Picture"/>
@@ -24276,7 +24276,7 @@
                 <w:noProof/>
               </w:rPr>
               <w:drawing>
-                <wp:inline distT="0" distB="0" distL="0" distR="0" wp14:anchorId="73E5DC31" wp14:editId="543D39D0">
+                <wp:inline distT="0" distB="0" distL="0" distR="0" wp14:anchorId="4A327233" wp14:editId="0C53EB38">
                   <wp:extent cx="152400" cy="152400"/>
                   <wp:effectExtent l="0" t="0" r="0" b="0"/>
                   <wp:docPr id="140" name="Picture"/>
@@ -24341,7 +24341,7 @@
                 <w:noProof/>
               </w:rPr>
               <w:drawing>
-                <wp:inline distT="0" distB="0" distL="0" distR="0" wp14:anchorId="4BDFBDB3" wp14:editId="617D4D66">
+                <wp:inline distT="0" distB="0" distL="0" distR="0" wp14:anchorId="0A736AE9" wp14:editId="08D91C87">
                   <wp:extent cx="152400" cy="152400"/>
                   <wp:effectExtent l="0" t="0" r="0" b="0"/>
                   <wp:docPr id="143" name="Picture"/>
@@ -24406,7 +24406,7 @@
                 <w:noProof/>
               </w:rPr>
               <w:drawing>
-                <wp:inline distT="0" distB="0" distL="0" distR="0" wp14:anchorId="1F0F25F0" wp14:editId="232F2089">
+                <wp:inline distT="0" distB="0" distL="0" distR="0" wp14:anchorId="0C281D25" wp14:editId="79F2CD75">
                   <wp:extent cx="152400" cy="152400"/>
                   <wp:effectExtent l="0" t="0" r="0" b="0"/>
                   <wp:docPr id="146" name="Picture"/>
@@ -24539,7 +24539,7 @@
                 <w:noProof/>
               </w:rPr>
               <w:drawing>
-                <wp:inline distT="0" distB="0" distL="0" distR="0" wp14:anchorId="61FFF206" wp14:editId="32F4AA3F">
+                <wp:inline distT="0" distB="0" distL="0" distR="0" wp14:anchorId="72C10A78" wp14:editId="72BB9F4B">
                   <wp:extent cx="152400" cy="152400"/>
                   <wp:effectExtent l="0" t="0" r="0" b="0"/>
                   <wp:docPr id="148" name="Picture"/>
@@ -24604,7 +24604,7 @@
                 <w:noProof/>
               </w:rPr>
               <w:drawing>
-                <wp:inline distT="0" distB="0" distL="0" distR="0" wp14:anchorId="6F33F319" wp14:editId="3701F979">
+                <wp:inline distT="0" distB="0" distL="0" distR="0" wp14:anchorId="22DAEA46" wp14:editId="435A33CE">
                   <wp:extent cx="152400" cy="152400"/>
                   <wp:effectExtent l="0" t="0" r="0" b="0"/>
                   <wp:docPr id="151" name="Picture"/>
@@ -24669,7 +24669,7 @@
                 <w:noProof/>
               </w:rPr>
               <w:drawing>
-                <wp:inline distT="0" distB="0" distL="0" distR="0" wp14:anchorId="61CC664E" wp14:editId="797DA5E2">
+                <wp:inline distT="0" distB="0" distL="0" distR="0" wp14:anchorId="76823E66" wp14:editId="7DA0C3B7">
                   <wp:extent cx="152400" cy="152400"/>
                   <wp:effectExtent l="0" t="0" r="0" b="0"/>
                   <wp:docPr id="154" name="Picture"/>
@@ -24734,7 +24734,7 @@
                 <w:noProof/>
               </w:rPr>
               <w:drawing>
-                <wp:inline distT="0" distB="0" distL="0" distR="0" wp14:anchorId="6451D05A" wp14:editId="31B2F346">
+                <wp:inline distT="0" distB="0" distL="0" distR="0" wp14:anchorId="1B813CA4" wp14:editId="48002E7A">
                   <wp:extent cx="152400" cy="152400"/>
                   <wp:effectExtent l="0" t="0" r="0" b="0"/>
                   <wp:docPr id="157" name="Picture"/>
@@ -24972,7 +24972,7 @@
                 <w:noProof/>
               </w:rPr>
               <w:drawing>
-                <wp:inline distT="0" distB="0" distL="0" distR="0" wp14:anchorId="392B9175" wp14:editId="577804DA">
+                <wp:inline distT="0" distB="0" distL="0" distR="0" wp14:anchorId="4A03E26D" wp14:editId="12123CDA">
                   <wp:extent cx="152400" cy="152400"/>
                   <wp:effectExtent l="0" t="0" r="0" b="0"/>
                   <wp:docPr id="160" name="Picture"/>
@@ -25030,7 +25030,7 @@
                 <w:noProof/>
               </w:rPr>
               <w:drawing>
-                <wp:inline distT="0" distB="0" distL="0" distR="0" wp14:anchorId="325F06BF" wp14:editId="0292A847">
+                <wp:inline distT="0" distB="0" distL="0" distR="0" wp14:anchorId="60B53516" wp14:editId="22C2682F">
                   <wp:extent cx="152400" cy="152400"/>
                   <wp:effectExtent l="0" t="0" r="0" b="0"/>
                   <wp:docPr id="163" name="Picture"/>
@@ -25095,7 +25095,7 @@
                 <w:noProof/>
               </w:rPr>
               <w:drawing>
-                <wp:inline distT="0" distB="0" distL="0" distR="0" wp14:anchorId="4F4E6BEE" wp14:editId="0E8F75E3">
+                <wp:inline distT="0" distB="0" distL="0" distR="0" wp14:anchorId="172388BA" wp14:editId="4940FD25">
                   <wp:extent cx="152400" cy="152400"/>
                   <wp:effectExtent l="0" t="0" r="0" b="0"/>
                   <wp:docPr id="166" name="Picture"/>
@@ -25153,7 +25153,7 @@
                 <w:noProof/>
               </w:rPr>
               <w:drawing>
-                <wp:inline distT="0" distB="0" distL="0" distR="0" wp14:anchorId="30AA4993" wp14:editId="0FD56A84">
+                <wp:inline distT="0" distB="0" distL="0" distR="0" wp14:anchorId="5D3C4969" wp14:editId="6CD91A3B">
                   <wp:extent cx="152400" cy="152400"/>
                   <wp:effectExtent l="0" t="0" r="0" b="0"/>
                   <wp:docPr id="169" name="Picture"/>
@@ -25218,7 +25218,7 @@
                 <w:noProof/>
               </w:rPr>
               <w:drawing>
-                <wp:inline distT="0" distB="0" distL="0" distR="0" wp14:anchorId="096402D4" wp14:editId="5CCD2D52">
+                <wp:inline distT="0" distB="0" distL="0" distR="0" wp14:anchorId="5FD04883" wp14:editId="547AA5D3">
                   <wp:extent cx="152400" cy="152400"/>
                   <wp:effectExtent l="0" t="0" r="0" b="0"/>
                   <wp:docPr id="172" name="Picture"/>
@@ -25276,7 +25276,7 @@
                 <w:noProof/>
               </w:rPr>
               <w:drawing>
-                <wp:inline distT="0" distB="0" distL="0" distR="0" wp14:anchorId="4650865E" wp14:editId="1A3FAD5A">
+                <wp:inline distT="0" distB="0" distL="0" distR="0" wp14:anchorId="00388080" wp14:editId="12A650BF">
                   <wp:extent cx="152400" cy="152400"/>
                   <wp:effectExtent l="0" t="0" r="0" b="0"/>
                   <wp:docPr id="175" name="Picture"/>
@@ -25341,7 +25341,7 @@
                 <w:noProof/>
               </w:rPr>
               <w:drawing>
-                <wp:inline distT="0" distB="0" distL="0" distR="0" wp14:anchorId="17EA0A13" wp14:editId="08912D1C">
+                <wp:inline distT="0" distB="0" distL="0" distR="0" wp14:anchorId="1174633E" wp14:editId="390FF7AE">
                   <wp:extent cx="152400" cy="152400"/>
                   <wp:effectExtent l="0" t="0" r="0" b="0"/>
                   <wp:docPr id="178" name="Picture"/>
@@ -25399,7 +25399,7 @@
                 <w:noProof/>
               </w:rPr>
               <w:drawing>
-                <wp:inline distT="0" distB="0" distL="0" distR="0" wp14:anchorId="447C331C" wp14:editId="6BC18BE4">
+                <wp:inline distT="0" distB="0" distL="0" distR="0" wp14:anchorId="349D960D" wp14:editId="1C92337C">
                   <wp:extent cx="152400" cy="152400"/>
                   <wp:effectExtent l="0" t="0" r="0" b="0"/>
                   <wp:docPr id="181" name="Picture"/>
@@ -25464,7 +25464,7 @@
                 <w:noProof/>
               </w:rPr>
               <w:drawing>
-                <wp:inline distT="0" distB="0" distL="0" distR="0" wp14:anchorId="7B20980B" wp14:editId="2C75E5B1">
+                <wp:inline distT="0" distB="0" distL="0" distR="0" wp14:anchorId="2FCDEFD1" wp14:editId="0A76019E">
                   <wp:extent cx="152400" cy="152400"/>
                   <wp:effectExtent l="0" t="0" r="0" b="0"/>
                   <wp:docPr id="184" name="Picture"/>
@@ -25522,7 +25522,7 @@
                 <w:noProof/>
               </w:rPr>
               <w:drawing>
-                <wp:inline distT="0" distB="0" distL="0" distR="0" wp14:anchorId="41F98F57" wp14:editId="1DFCE6DB">
+                <wp:inline distT="0" distB="0" distL="0" distR="0" wp14:anchorId="6C28B1F5" wp14:editId="7040009B">
                   <wp:extent cx="152400" cy="152400"/>
                   <wp:effectExtent l="0" t="0" r="0" b="0"/>
                   <wp:docPr id="187" name="Picture"/>
@@ -25587,7 +25587,7 @@
                 <w:noProof/>
               </w:rPr>
               <w:drawing>
-                <wp:inline distT="0" distB="0" distL="0" distR="0" wp14:anchorId="0A3128C4" wp14:editId="1AF5AC71">
+                <wp:inline distT="0" distB="0" distL="0" distR="0" wp14:anchorId="62643D35" wp14:editId="3A8D00AE">
                   <wp:extent cx="152400" cy="152400"/>
                   <wp:effectExtent l="0" t="0" r="0" b="0"/>
                   <wp:docPr id="190" name="Picture"/>
@@ -25645,7 +25645,7 @@
                 <w:noProof/>
               </w:rPr>
               <w:drawing>
-                <wp:inline distT="0" distB="0" distL="0" distR="0" wp14:anchorId="5DE5183B" wp14:editId="38DF7D94">
+                <wp:inline distT="0" distB="0" distL="0" distR="0" wp14:anchorId="4E5FF8AA" wp14:editId="52D36959">
                   <wp:extent cx="152400" cy="152400"/>
                   <wp:effectExtent l="0" t="0" r="0" b="0"/>
                   <wp:docPr id="193" name="Picture"/>
@@ -25710,7 +25710,7 @@
                 <w:noProof/>
               </w:rPr>
               <w:drawing>
-                <wp:inline distT="0" distB="0" distL="0" distR="0" wp14:anchorId="70E1710D" wp14:editId="13BAFB35">
+                <wp:inline distT="0" distB="0" distL="0" distR="0" wp14:anchorId="137D6223" wp14:editId="4C2A9448">
                   <wp:extent cx="152400" cy="152400"/>
                   <wp:effectExtent l="0" t="0" r="0" b="0"/>
                   <wp:docPr id="196" name="Picture"/>
@@ -25768,7 +25768,7 @@
                 <w:noProof/>
               </w:rPr>
               <w:drawing>
-                <wp:inline distT="0" distB="0" distL="0" distR="0" wp14:anchorId="0743E0EC" wp14:editId="521867D8">
+                <wp:inline distT="0" distB="0" distL="0" distR="0" wp14:anchorId="18877782" wp14:editId="2000788A">
                   <wp:extent cx="152400" cy="152400"/>
                   <wp:effectExtent l="0" t="0" r="0" b="0"/>
                   <wp:docPr id="199" name="Picture"/>
@@ -25961,7 +25961,7 @@
                 <w:noProof/>
               </w:rPr>
               <w:drawing>
-                <wp:inline distT="0" distB="0" distL="0" distR="0" wp14:anchorId="0D54A675" wp14:editId="038299F2">
+                <wp:inline distT="0" distB="0" distL="0" distR="0" wp14:anchorId="4D1D1675" wp14:editId="6FF3558D">
                   <wp:extent cx="152400" cy="152400"/>
                   <wp:effectExtent l="0" t="0" r="0" b="0"/>
                   <wp:docPr id="202" name="Picture"/>
@@ -26026,7 +26026,7 @@
                 <w:noProof/>
               </w:rPr>
               <w:drawing>
-                <wp:inline distT="0" distB="0" distL="0" distR="0" wp14:anchorId="4458784F" wp14:editId="110C4CAA">
+                <wp:inline distT="0" distB="0" distL="0" distR="0" wp14:anchorId="6525F443" wp14:editId="7C1899DC">
                   <wp:extent cx="152400" cy="152400"/>
                   <wp:effectExtent l="0" t="0" r="0" b="0"/>
                   <wp:docPr id="205" name="Picture"/>
@@ -26091,7 +26091,7 @@
                 <w:noProof/>
               </w:rPr>
               <w:drawing>
-                <wp:inline distT="0" distB="0" distL="0" distR="0" wp14:anchorId="1FE5C0B2" wp14:editId="4C1E2336">
+                <wp:inline distT="0" distB="0" distL="0" distR="0" wp14:anchorId="56D37FDC" wp14:editId="0ADD0D57">
                   <wp:extent cx="152400" cy="152400"/>
                   <wp:effectExtent l="0" t="0" r="0" b="0"/>
                   <wp:docPr id="208" name="Picture"/>
@@ -26156,7 +26156,7 @@
                 <w:noProof/>
               </w:rPr>
               <w:drawing>
-                <wp:inline distT="0" distB="0" distL="0" distR="0" wp14:anchorId="3B39B173" wp14:editId="2F5952A8">
+                <wp:inline distT="0" distB="0" distL="0" distR="0" wp14:anchorId="5D558417" wp14:editId="34B95D1E">
                   <wp:extent cx="152400" cy="152400"/>
                   <wp:effectExtent l="0" t="0" r="0" b="0"/>
                   <wp:docPr id="211" name="Picture"/>
@@ -26221,7 +26221,7 @@
                 <w:noProof/>
               </w:rPr>
               <w:drawing>
-                <wp:inline distT="0" distB="0" distL="0" distR="0" wp14:anchorId="10C4D49F" wp14:editId="6A1D8637">
+                <wp:inline distT="0" distB="0" distL="0" distR="0" wp14:anchorId="46361DEB" wp14:editId="252687EE">
                   <wp:extent cx="152400" cy="152400"/>
                   <wp:effectExtent l="0" t="0" r="0" b="0"/>
                   <wp:docPr id="214" name="Picture"/>
@@ -26347,7 +26347,7 @@
         <w:pStyle w:val="Heading2"/>
       </w:pPr>
       <w:bookmarkStart w:id="70" w:name="the-context-menu"/>
-      <w:bookmarkStart w:id="71" w:name="_Toc234830980"/>
+      <w:bookmarkStart w:id="71" w:name="_Toc234832624"/>
       <w:bookmarkEnd w:id="68"/>
       <w:r>
         <w:rPr>
@@ -26718,101 +26718,124 @@
     </w:p>
     <w:p>
       <w:pPr>
-        <w:pStyle w:val="BlockText"/>
-      </w:pPr>
-      <w:r>
-        <w:rPr>
-          <w:b/>
-          <w:bCs/>
-        </w:rPr>
-        <w:t>[FIGURE: Tree context menu]</w:t>
-      </w:r>
-      <w:r>
-        <w:t xml:space="preserve"> — the context menu open on a </w:t>
-      </w:r>
-      <w:r>
-        <w:rPr>
-          <w:b/>
-          <w:bCs/>
-        </w:rPr>
-        <w:t>class</w:t>
-      </w:r>
-      <w:r>
-        <w:t xml:space="preserve"> node, with the Add submenu expanded.</w:t>
-      </w:r>
-    </w:p>
-    <w:p>
-      <w:pPr>
-        <w:pStyle w:val="Heading2"/>
-      </w:pPr>
-      <w:bookmarkStart w:id="72" w:name="filters"/>
-      <w:bookmarkStart w:id="73" w:name="_Toc234830981"/>
-      <w:bookmarkEnd w:id="70"/>
-      <w:r>
-        <w:rPr>
-          <w:rStyle w:val="SectionNumber"/>
-        </w:rPr>
-        <w:t>6.5</w:t>
-      </w:r>
-      <w:r>
-        <w:tab/>
-        <w:t>Filters</w:t>
-      </w:r>
-      <w:bookmarkEnd w:id="73"/>
-    </w:p>
-    <w:p>
-      <w:pPr>
         <w:pStyle w:val="FirstParagraph"/>
       </w:pPr>
       <w:r>
         <w:rPr>
-          <w:b/>
-          <w:bCs/>
-        </w:rPr>
-        <w:t>Filters…</w:t>
-      </w:r>
-      <w:r>
-        <w:t xml:space="preserve"> </w:t>
-      </w:r>
-      <w:r>
-        <w:t xml:space="preserve">opens the filter panel: per element kind, choose what stays visible — access levels and static/non-static for members and methods, relation kinds (inheritance, multi/single, aggregation/association), classes with or without a constructor, and (with Phase Support on) the phases. The filter is </w:t>
-      </w:r>
-      <w:r>
-        <w:rPr>
-          <w:b/>
-          <w:bCs/>
-        </w:rPr>
-        <w:t>per tree view</w:t>
-      </w:r>
-      <w:r>
-        <w:t>: filtered nodes disappear from that tree only. Diagrams are unaffected — what a diagram shows is its own explicit choice (Select Classes and the per-class display options).</w:t>
-      </w:r>
-    </w:p>
-    <w:p>
-      <w:pPr>
-        <w:pStyle w:val="CaptionedFigure"/>
-      </w:pPr>
-      <w:r>
-        <w:rPr>
           <w:noProof/>
         </w:rPr>
         <w:drawing>
-          <wp:inline distT="0" distB="0" distL="0" distR="0" wp14:anchorId="09B2DD80" wp14:editId="2DE83218">
-            <wp:extent cx="2611356" cy="6800584"/>
+          <wp:inline distT="0" distB="0" distL="0" distR="0" wp14:anchorId="52397AD8" wp14:editId="022A91F4">
+            <wp:extent cx="5334000" cy="5999971"/>
             <wp:effectExtent l="0" t="0" r="0" b="0"/>
-            <wp:docPr id="219" name="Picture" descr="Tree filters: what you hide here is hidden in this tree view — diagrams keep their own selection. The Phases group greys out when the model has no Phase Support."/>
+            <wp:docPr id="218" name="Picture"/>
             <wp:cNvGraphicFramePr/>
             <a:graphic xmlns:a="http://schemas.openxmlformats.org/drawingml/2006/main">
               <a:graphicData uri="http://schemas.openxmlformats.org/drawingml/2006/picture">
                 <pic:pic xmlns:pic="http://schemas.openxmlformats.org/drawingml/2006/picture">
                   <pic:nvPicPr>
-                    <pic:cNvPr id="220" name="Picture" descr="images/Tree_filter.png"/>
+                    <pic:cNvPr id="219" name="Picture" descr="images/Tree_context_menu.png"/>
                     <pic:cNvPicPr>
                       <a:picLocks noChangeAspect="1" noChangeArrowheads="1"/>
                     </pic:cNvPicPr>
                   </pic:nvPicPr>
                   <pic:blipFill>
                     <a:blip r:embed="rId100"/>
+                    <a:stretch>
+                      <a:fillRect/>
+                    </a:stretch>
+                  </pic:blipFill>
+                  <pic:spPr bwMode="auto">
+                    <a:xfrm>
+                      <a:off x="0" y="0"/>
+                      <a:ext cx="5334000" cy="5999971"/>
+                    </a:xfrm>
+                    <a:prstGeom prst="rect">
+                      <a:avLst/>
+                    </a:prstGeom>
+                    <a:noFill/>
+                    <a:ln w="9525">
+                      <a:noFill/>
+                      <a:headEnd/>
+                      <a:tailEnd/>
+                    </a:ln>
+                  </pic:spPr>
+                </pic:pic>
+              </a:graphicData>
+            </a:graphic>
+          </wp:inline>
+        </w:drawing>
+      </w:r>
+    </w:p>
+    <w:p>
+      <w:pPr>
+        <w:pStyle w:val="Heading2"/>
+      </w:pPr>
+      <w:bookmarkStart w:id="72" w:name="filters"/>
+      <w:bookmarkStart w:id="73" w:name="_Toc234832625"/>
+      <w:bookmarkEnd w:id="70"/>
+      <w:r>
+        <w:rPr>
+          <w:rStyle w:val="SectionNumber"/>
+        </w:rPr>
+        <w:t>6.5</w:t>
+      </w:r>
+      <w:r>
+        <w:tab/>
+        <w:t>Filters</w:t>
+      </w:r>
+      <w:bookmarkEnd w:id="73"/>
+    </w:p>
+    <w:p>
+      <w:pPr>
+        <w:pStyle w:val="FirstParagraph"/>
+      </w:pPr>
+      <w:r>
+        <w:rPr>
+          <w:b/>
+          <w:bCs/>
+        </w:rPr>
+        <w:t>Filters…</w:t>
+      </w:r>
+      <w:r>
+        <w:t xml:space="preserve"> opens the filter panel: per element kind, choose what stays visible — access levels and static/non-static for members and methods, relation kinds (inheritance, multi/single, aggregation/association), classes with or without a constructor, and (with Phase Support on) the phases. The filter is </w:t>
+      </w:r>
+      <w:r>
+        <w:rPr>
+          <w:b/>
+          <w:bCs/>
+        </w:rPr>
+        <w:t>per tree view</w:t>
+      </w:r>
+      <w:r>
+        <w:t>: filtered nodes disappear from that tree only. Diagrams are unaffected — what a diagram shows is its own explicit choice (Select Classes and the per-class display options).</w:t>
+      </w:r>
+    </w:p>
+    <w:p>
+      <w:pPr>
+        <w:pStyle w:val="CaptionedFigure"/>
+      </w:pPr>
+      <w:r>
+        <w:rPr>
+          <w:noProof/>
+        </w:rPr>
+        <w:drawing>
+          <wp:inline distT="0" distB="0" distL="0" distR="0" wp14:anchorId="362DFD2E" wp14:editId="1D56A8C1">
+            <wp:extent cx="2611356" cy="6800584"/>
+            <wp:effectExtent l="0" t="0" r="0" b="0"/>
+            <wp:docPr id="222" name="Picture" descr="Tree filters: what you hide here is hidden in this tree view — diagrams keep their own selection. The Phases group greys out when the model has no Phase Support."/>
+            <wp:cNvGraphicFramePr/>
+            <a:graphic xmlns:a="http://schemas.openxmlformats.org/drawingml/2006/main">
+              <a:graphicData uri="http://schemas.openxmlformats.org/drawingml/2006/picture">
+                <pic:pic xmlns:pic="http://schemas.openxmlformats.org/drawingml/2006/picture">
+                  <pic:nvPicPr>
+                    <pic:cNvPr id="223" name="Picture" descr="images/Tree_filter.png"/>
+                    <pic:cNvPicPr>
+                      <a:picLocks noChangeAspect="1" noChangeArrowheads="1"/>
+                    </pic:cNvPicPr>
+                  </pic:nvPicPr>
+                  <pic:blipFill>
+                    <a:blip r:embed="rId101"/>
                     <a:stretch>
                       <a:fillRect/>
                     </a:stretch>
@@ -26852,7 +26875,7 @@
         <w:pStyle w:val="Heading2"/>
       </w:pPr>
       <w:bookmarkStart w:id="74" w:name="delete-multiple"/>
-      <w:bookmarkStart w:id="75" w:name="_Toc234830982"/>
+      <w:bookmarkStart w:id="75" w:name="_Toc234832626"/>
       <w:bookmarkEnd w:id="72"/>
       <w:r>
         <w:rPr>
@@ -26899,22 +26922,22 @@
           <w:noProof/>
         </w:rPr>
         <w:drawing>
-          <wp:inline distT="0" distB="0" distL="0" distR="0" wp14:anchorId="3FD69E35" wp14:editId="278028C7">
+          <wp:inline distT="0" distB="0" distL="0" distR="0" wp14:anchorId="2094B2D5" wp14:editId="039D4A22">
             <wp:extent cx="5334000" cy="4034433"/>
             <wp:effectExtent l="0" t="0" r="0" b="0"/>
-            <wp:docPr id="223" name="Picture" descr="Bulk delete: the Show checkboxes narrow the tree by kind, ticking a parent includes its contents, and the whole deletion is a single undo step."/>
+            <wp:docPr id="226" name="Picture" descr="Bulk delete: the Show checkboxes narrow the tree by kind, ticking a parent includes its contents, and the whole deletion is a single undo step."/>
             <wp:cNvGraphicFramePr/>
             <a:graphic xmlns:a="http://schemas.openxmlformats.org/drawingml/2006/main">
               <a:graphicData uri="http://schemas.openxmlformats.org/drawingml/2006/picture">
                 <pic:pic xmlns:pic="http://schemas.openxmlformats.org/drawingml/2006/picture">
                   <pic:nvPicPr>
-                    <pic:cNvPr id="224" name="Picture" descr="images/Delete_Multiple.png"/>
+                    <pic:cNvPr id="227" name="Picture" descr="images/Delete_Multiple.png"/>
                     <pic:cNvPicPr>
                       <a:picLocks noChangeAspect="1" noChangeArrowheads="1"/>
                     </pic:cNvPicPr>
                   </pic:nvPicPr>
                   <pic:blipFill>
-                    <a:blip r:embed="rId101"/>
+                    <a:blip r:embed="rId102"/>
                     <a:stretch>
                       <a:fillRect/>
                     </a:stretch>
@@ -26954,7 +26977,7 @@
         <w:pStyle w:val="Heading2"/>
       </w:pPr>
       <w:bookmarkStart w:id="76" w:name="drag-and-copy-drag"/>
-      <w:bookmarkStart w:id="77" w:name="_Toc234830983"/>
+      <w:bookmarkStart w:id="77" w:name="_Toc234832627"/>
       <w:bookmarkEnd w:id="74"/>
       <w:r>
         <w:rPr>
@@ -27049,10 +27072,7 @@
         <w:t>+</w:t>
       </w:r>
       <w:r>
-        <w:t xml:space="preserve"> </w:t>
-      </w:r>
-      <w:r>
-        <w:t>badge and the original stays put — this is how you clone a member/method subtree onto another class quickly.</w:t>
+        <w:t xml:space="preserve"> badge and the original stays put — this is how you clone a member/method subtree onto another class quickly.</w:t>
       </w:r>
     </w:p>
     <w:p>
@@ -27197,7 +27217,7 @@
         <w:pStyle w:val="Heading1"/>
       </w:pPr>
       <w:bookmarkStart w:id="78" w:name="reference-class-diagrams"/>
-      <w:bookmarkStart w:id="79" w:name="_Toc234830984"/>
+      <w:bookmarkStart w:id="79" w:name="_Toc234832628"/>
       <w:bookmarkEnd w:id="62"/>
       <w:bookmarkEnd w:id="76"/>
       <w:r>
@@ -27222,31 +27242,61 @@
     </w:p>
     <w:p>
       <w:pPr>
-        <w:pStyle w:val="BlockText"/>
-      </w:pPr>
-      <w:r>
-        <w:rPr>
-          <w:b/>
-          <w:bCs/>
-        </w:rPr>
-        <w:t>[FIGURE]</w:t>
-      </w:r>
-      <w:r>
-        <w:t xml:space="preserve"> </w:t>
-      </w:r>
-      <w:r>
-        <w:rPr>
-          <w:i/>
-          <w:iCs/>
-        </w:rPr>
-        <w:t>A class-diagram view with one class selected (translucent selection box and resize handles visible), a relation and an inheritance between classes, and the CD toolbar along the top. Caption: “</w:t>
-      </w:r>
-      <w:r>
-        <w:rPr>
-          <w:i/>
-          <w:iCs/>
-        </w:rPr>
-        <w:t>The class-diagram view. Selected shapes get a translucent accent box; the last-selected shape is the align anchor.”</w:t>
+        <w:pStyle w:val="CaptionedFigure"/>
+      </w:pPr>
+      <w:r>
+        <w:rPr>
+          <w:noProof/>
+        </w:rPr>
+        <w:drawing>
+          <wp:inline distT="0" distB="0" distL="0" distR="0" wp14:anchorId="4431A908" wp14:editId="402E77F7">
+            <wp:extent cx="5334000" cy="4666357"/>
+            <wp:effectExtent l="0" t="0" r="0" b="0"/>
+            <wp:docPr id="232" name="Picture" descr="The class-diagram view with its toolbar. Row and Column are selected (translucent accent, resize handles); the darker frame on Column marks the align anchor — the last-selected shape."/>
+            <wp:cNvGraphicFramePr/>
+            <a:graphic xmlns:a="http://schemas.openxmlformats.org/drawingml/2006/main">
+              <a:graphicData uri="http://schemas.openxmlformats.org/drawingml/2006/picture">
+                <pic:pic xmlns:pic="http://schemas.openxmlformats.org/drawingml/2006/picture">
+                  <pic:nvPicPr>
+                    <pic:cNvPr id="233" name="Picture" descr="images/Class_diagram_view.png"/>
+                    <pic:cNvPicPr>
+                      <a:picLocks noChangeAspect="1" noChangeArrowheads="1"/>
+                    </pic:cNvPicPr>
+                  </pic:nvPicPr>
+                  <pic:blipFill>
+                    <a:blip r:embed="rId103"/>
+                    <a:stretch>
+                      <a:fillRect/>
+                    </a:stretch>
+                  </pic:blipFill>
+                  <pic:spPr bwMode="auto">
+                    <a:xfrm>
+                      <a:off x="0" y="0"/>
+                      <a:ext cx="5334000" cy="4666357"/>
+                    </a:xfrm>
+                    <a:prstGeom prst="rect">
+                      <a:avLst/>
+                    </a:prstGeom>
+                    <a:noFill/>
+                    <a:ln w="9525">
+                      <a:noFill/>
+                      <a:headEnd/>
+                      <a:tailEnd/>
+                    </a:ln>
+                  </pic:spPr>
+                </pic:pic>
+              </a:graphicData>
+            </a:graphic>
+          </wp:inline>
+        </w:drawing>
+      </w:r>
+    </w:p>
+    <w:p>
+      <w:pPr>
+        <w:pStyle w:val="ImageCaption"/>
+      </w:pPr>
+      <w:r>
+        <w:t>The class-diagram view with its toolbar. Row and Column are selected (translucent accent, resize handles); the darker frame on Column marks the align anchor — the last-selected shape.</w:t>
       </w:r>
     </w:p>
     <w:p>
@@ -27254,7 +27304,7 @@
         <w:pStyle w:val="Heading2"/>
       </w:pPr>
       <w:bookmarkStart w:id="80" w:name="reading-the-diagram"/>
-      <w:bookmarkStart w:id="81" w:name="_Toc234830985"/>
+      <w:bookmarkStart w:id="81" w:name="_Toc234832629"/>
       <w:r>
         <w:rPr>
           <w:rStyle w:val="SectionNumber"/>
@@ -27395,7 +27445,10 @@
         <w:t>&lt;&lt;uses&gt;&gt;</w:t>
       </w:r>
       <w:r>
-        <w:t>-style) — a modeled “uses” link that affects only includes/forward declarations in the generated code, not object structure.</w:t>
+        <w:t xml:space="preserve">-style) — a modeled “uses” </w:t>
+      </w:r>
+      <w:r>
+        <w:t>link that affects only includes/forward declarations in the generated code, not object structure.</w:t>
       </w:r>
     </w:p>
     <w:p>
@@ -27451,7 +27504,7 @@
         <w:pStyle w:val="Heading2"/>
       </w:pPr>
       <w:bookmarkStart w:id="82" w:name="selection"/>
-      <w:bookmarkStart w:id="83" w:name="_Toc234830986"/>
+      <w:bookmarkStart w:id="83" w:name="_Toc234832630"/>
       <w:bookmarkEnd w:id="80"/>
       <w:r>
         <w:rPr>
@@ -27662,7 +27715,7 @@
         <w:pStyle w:val="Heading2"/>
       </w:pPr>
       <w:bookmarkStart w:id="84" w:name="moving-and-resizing"/>
-      <w:bookmarkStart w:id="85" w:name="_Toc234830987"/>
+      <w:bookmarkStart w:id="85" w:name="_Toc234832631"/>
       <w:bookmarkEnd w:id="82"/>
       <w:r>
         <w:rPr>
@@ -27739,7 +27792,7 @@
         <w:pStyle w:val="Heading2"/>
       </w:pPr>
       <w:bookmarkStart w:id="86" w:name="editing-connection-routing"/>
-      <w:bookmarkStart w:id="87" w:name="_Toc234830988"/>
+      <w:bookmarkStart w:id="87" w:name="_Toc234832632"/>
       <w:bookmarkEnd w:id="84"/>
       <w:r>
         <w:rPr>
@@ -27893,7 +27946,7 @@
         <w:pStyle w:val="Heading2"/>
       </w:pPr>
       <w:bookmarkStart w:id="88" w:name="members-and-methods-inside-the-box"/>
-      <w:bookmarkStart w:id="89" w:name="_Toc234830989"/>
+      <w:bookmarkStart w:id="89" w:name="_Toc234832633"/>
       <w:bookmarkEnd w:id="86"/>
       <w:r>
         <w:rPr>
@@ -27965,7 +28018,7 @@
         <w:pStyle w:val="Heading2"/>
       </w:pPr>
       <w:bookmarkStart w:id="90" w:name="notes-and-their-connection-points"/>
-      <w:bookmarkStart w:id="91" w:name="_Toc234830990"/>
+      <w:bookmarkStart w:id="91" w:name="_Toc234832634"/>
       <w:bookmarkEnd w:id="88"/>
       <w:r>
         <w:rPr>
@@ -28049,7 +28102,7 @@
         <w:pStyle w:val="Heading2"/>
       </w:pPr>
       <w:bookmarkStart w:id="92" w:name="creating-elements-on-the-canvas"/>
-      <w:bookmarkStart w:id="93" w:name="_Toc234830991"/>
+      <w:bookmarkStart w:id="93" w:name="_Toc234832635"/>
       <w:bookmarkEnd w:id="90"/>
       <w:r>
         <w:rPr>
@@ -28393,7 +28446,7 @@
         <w:pStyle w:val="Heading2"/>
       </w:pPr>
       <w:bookmarkStart w:id="94" w:name="align"/>
-      <w:bookmarkStart w:id="95" w:name="_Toc234830992"/>
+      <w:bookmarkStart w:id="95" w:name="_Toc234832636"/>
       <w:bookmarkEnd w:id="92"/>
       <w:r>
         <w:rPr>
@@ -28468,7 +28521,7 @@
         <w:pStyle w:val="Heading2"/>
       </w:pPr>
       <w:bookmarkStart w:id="96" w:name="hiding-per-shape-toggles-colors"/>
-      <w:bookmarkStart w:id="97" w:name="_Toc234830993"/>
+      <w:bookmarkStart w:id="97" w:name="_Toc234832637"/>
       <w:bookmarkEnd w:id="94"/>
       <w:r>
         <w:rPr>
@@ -28606,7 +28659,7 @@
         <w:pStyle w:val="Heading2"/>
       </w:pPr>
       <w:bookmarkStart w:id="98" w:name="zoom-and-pan"/>
-      <w:bookmarkStart w:id="99" w:name="_Toc234830994"/>
+      <w:bookmarkStart w:id="99" w:name="_Toc234832638"/>
       <w:bookmarkEnd w:id="96"/>
       <w:r>
         <w:rPr>
@@ -28875,7 +28928,7 @@
         <w:pStyle w:val="Heading2"/>
       </w:pPr>
       <w:bookmarkStart w:id="100" w:name="the-cd-toolbar"/>
-      <w:bookmarkStart w:id="101" w:name="_Toc234830995"/>
+      <w:bookmarkStart w:id="101" w:name="_Toc234832639"/>
       <w:bookmarkEnd w:id="98"/>
       <w:r>
         <w:rPr>
@@ -29040,7 +29093,7 @@
         <w:pStyle w:val="Heading2"/>
       </w:pPr>
       <w:bookmarkStart w:id="102" w:name="the-cd-context-menu"/>
-      <w:bookmarkStart w:id="103" w:name="_Toc234830996"/>
+      <w:bookmarkStart w:id="103" w:name="_Toc234832640"/>
       <w:bookmarkEnd w:id="100"/>
       <w:r>
         <w:rPr>
@@ -29268,7 +29321,7 @@
         <w:pStyle w:val="Heading2"/>
       </w:pPr>
       <w:bookmarkStart w:id="104" w:name="canvas-keys"/>
-      <w:bookmarkStart w:id="105" w:name="_Toc234830997"/>
+      <w:bookmarkStart w:id="105" w:name="_Toc234832641"/>
       <w:bookmarkEnd w:id="102"/>
       <w:r>
         <w:rPr>
@@ -29586,7 +29639,7 @@
         <w:pStyle w:val="Heading1"/>
       </w:pPr>
       <w:bookmarkStart w:id="106" w:name="reference-sequence-diagrams"/>
-      <w:bookmarkStart w:id="107" w:name="_Toc234830998"/>
+      <w:bookmarkStart w:id="107" w:name="_Toc234832642"/>
       <w:bookmarkEnd w:id="78"/>
       <w:bookmarkEnd w:id="104"/>
       <w:r>
@@ -29660,22 +29713,22 @@
           <w:noProof/>
         </w:rPr>
         <w:drawing>
-          <wp:inline distT="0" distB="0" distL="0" distR="0" wp14:anchorId="7AA925BE" wp14:editId="4619E6DB">
+          <wp:inline distT="0" distB="0" distL="0" distR="0" wp14:anchorId="51BD1353" wp14:editId="5D9B33C3">
             <wp:extent cx="5334000" cy="3429000"/>
             <wp:effectExtent l="0" t="0" r="0" b="0"/>
-            <wp:docPr id="243" name="Picture" descr="A sequence-diagram view in the shell — its own toolbar (delete, undo/redo, zoom, export SVG) at the top; diagram views dock, tab and float exactly like the trees."/>
+            <wp:docPr id="249" name="Picture" descr="A sequence-diagram view in the shell — its own toolbar (delete, undo/redo, zoom, export SVG) at the top; diagram views dock, tab and float exactly like the trees."/>
             <wp:cNvGraphicFramePr/>
             <a:graphic xmlns:a="http://schemas.openxmlformats.org/drawingml/2006/main">
               <a:graphicData uri="http://schemas.openxmlformats.org/drawingml/2006/picture">
                 <pic:pic xmlns:pic="http://schemas.openxmlformats.org/drawingml/2006/picture">
                   <pic:nvPicPr>
-                    <pic:cNvPr id="244" name="Picture" descr="images/sd-view.png"/>
+                    <pic:cNvPr id="250" name="Picture" descr="images/sd-view.png"/>
                     <pic:cNvPicPr>
                       <a:picLocks noChangeAspect="1" noChangeArrowheads="1"/>
                     </pic:cNvPicPr>
                   </pic:nvPicPr>
                   <pic:blipFill>
-                    <a:blip r:embed="rId102"/>
+                    <a:blip r:embed="rId104"/>
                     <a:stretch>
                       <a:fillRect/>
                     </a:stretch>
@@ -29719,1300 +29772,16 @@
           <w:noProof/>
         </w:rPr>
         <w:drawing>
-          <wp:inline distT="0" distB="0" distL="0" distR="0" wp14:anchorId="6ABA2AB6" wp14:editId="03056914">
+          <wp:inline distT="0" distB="0" distL="0" distR="0" wp14:anchorId="261DAD2A" wp14:editId="5B88D842">
             <wp:extent cx="5334000" cy="7544589"/>
             <wp:effectExtent l="0" t="0" r="0" b="0"/>
-            <wp:docPr id="246" name="Picture" descr="The “Creating a Matrix” sequence diagram (SVG export, generated with add_call_trace): a User triggers Matrix(rows, columns), which constructs the Columns and Rows."/>
+            <wp:docPr id="252" name="Picture" descr="The “Creating a Matrix” sequence diagram (SVG export, generated with add_call_trace): a User triggers Matrix(rows, columns), which constructs the Columns and Rows."/>
             <wp:cNvGraphicFramePr/>
             <a:graphic xmlns:a="http://schemas.openxmlformats.org/drawingml/2006/main">
               <a:graphicData uri="http://schemas.openxmlformats.org/drawingml/2006/picture">
                 <pic:pic xmlns:pic="http://schemas.openxmlformats.org/drawingml/2006/picture">
                   <pic:nvPicPr>
-                    <pic:cNvPr id="247" name="Picture" descr="images/sd-create.svg"/>
-                    <pic:cNvPicPr>
-                      <a:picLocks noChangeAspect="1" noChangeArrowheads="1"/>
-                    </pic:cNvPicPr>
-                  </pic:nvPicPr>
-                  <pic:blipFill>
-                    <a:blip r:embed="rId103">
-                      <a:extLst>
-                        <a:ext uri="{28A0092B-C50C-407E-A947-70E740481C1C}">
-                          <a14:useLocalDpi xmlns:a14="http://schemas.microsoft.com/office/drawing/2010/main" val="0"/>
-                        </a:ext>
-                        <a:ext uri="{96DAC541-7B7A-43D3-8B79-37D633B846F1}">
-                          <asvg:svgBlip xmlns:asvg="http://schemas.microsoft.com/office/drawing/2016/SVG/main" r:embed="rId104"/>
-                        </a:ext>
-                      </a:extLst>
-                    </a:blip>
-                    <a:stretch>
-                      <a:fillRect/>
-                    </a:stretch>
-                  </pic:blipFill>
-                  <pic:spPr bwMode="auto">
-                    <a:xfrm>
-                      <a:off x="0" y="0"/>
-                      <a:ext cx="5334000" cy="7544589"/>
-                    </a:xfrm>
-                    <a:prstGeom prst="rect">
-                      <a:avLst/>
-                    </a:prstGeom>
-                    <a:noFill/>
-                    <a:ln w="9525">
-                      <a:noFill/>
-                      <a:headEnd/>
-                      <a:tailEnd/>
-                    </a:ln>
-                  </pic:spPr>
-                </pic:pic>
-              </a:graphicData>
-            </a:graphic>
-          </wp:inline>
-        </w:drawing>
-      </w:r>
-    </w:p>
-    <w:p>
-      <w:pPr>
-        <w:pStyle w:val="ImageCaption"/>
-      </w:pPr>
-      <w:r>
-        <w:t xml:space="preserve">The “Creating a Matrix” </w:t>
-      </w:r>
-      <w:r>
-        <w:t>sequence diagram (SVG export, generated with add_call_trace): a User triggers Matrix(rows, columns), which constructs the Columns and Rows.</w:t>
-      </w:r>
-    </w:p>
-    <w:p>
-      <w:pPr>
-        <w:pStyle w:val="Heading2"/>
-      </w:pPr>
-      <w:bookmarkStart w:id="108" w:name="building-one"/>
-      <w:bookmarkStart w:id="109" w:name="_Toc234830999"/>
-      <w:r>
-        <w:rPr>
-          <w:rStyle w:val="SectionNumber"/>
-        </w:rPr>
-        <w:t>8.1</w:t>
-      </w:r>
-      <w:r>
-        <w:tab/>
-        <w:t>Building one</w:t>
-      </w:r>
-      <w:bookmarkEnd w:id="109"/>
-    </w:p>
-    <w:p>
-      <w:pPr>
-        <w:pStyle w:val="Compact"/>
-        <w:numPr>
-          <w:ilvl w:val="0"/>
-          <w:numId w:val="21"/>
-        </w:numPr>
-      </w:pPr>
-      <w:r>
-        <w:rPr>
-          <w:rStyle w:val="VerbatimChar"/>
-        </w:rPr>
-        <w:t>Add ▸ Sequence Diagram</w:t>
-      </w:r>
-      <w:r>
-        <w:t xml:space="preserve"> on the model/class/group node; the dialog sets numbering style (</w:t>
-      </w:r>
-      <w:r>
-        <w:rPr>
-          <w:rStyle w:val="VerbatimChar"/>
-        </w:rPr>
-        <w:t>1</w:t>
-      </w:r>
-      <w:r>
-        <w:t xml:space="preserve">, </w:t>
-      </w:r>
-      <w:r>
-        <w:rPr>
-          <w:rStyle w:val="VerbatimChar"/>
-        </w:rPr>
-        <w:t>1.1.1</w:t>
-      </w:r>
-      <w:r>
-        <w:t xml:space="preserve">, </w:t>
-      </w:r>
-      <w:r>
-        <w:rPr>
-          <w:rStyle w:val="VerbatimChar"/>
-        </w:rPr>
-        <w:t>a</w:t>
-      </w:r>
-      <w:r>
-        <w:t>, …), whether message labels show argument types/names/scope, caption, scale.</w:t>
-      </w:r>
-    </w:p>
-    <w:p>
-      <w:pPr>
-        <w:pStyle w:val="Compact"/>
-        <w:numPr>
-          <w:ilvl w:val="0"/>
-          <w:numId w:val="21"/>
-        </w:numPr>
-      </w:pPr>
-      <w:r>
-        <w:t xml:space="preserve">Add lifelines: </w:t>
-      </w:r>
-      <w:r>
-        <w:rPr>
-          <w:rStyle w:val="VerbatimChar"/>
-        </w:rPr>
-        <w:t>Add ▸ Lifeline</w:t>
-      </w:r>
-      <w:r>
-        <w:t xml:space="preserve"> (</w:t>
-      </w:r>
-      <w:r>
-        <w:rPr>
-          <w:rStyle w:val="VerbatimChar"/>
-        </w:rPr>
-        <w:t>Ctrl+Shift+L</w:t>
-      </w:r>
-      <w:r>
-        <w:t xml:space="preserve">) then click on the lifeline row, </w:t>
-      </w:r>
-      <w:r>
-        <w:rPr>
-          <w:rStyle w:val="VerbatimChar"/>
-        </w:rPr>
-        <w:t>Ctrl</w:t>
-      </w:r>
-      <w:r>
-        <w:t xml:space="preserve">+drag classes/actors in from the tree, or </w:t>
-      </w:r>
-      <w:r>
-        <w:rPr>
-          <w:rStyle w:val="VerbatimChar"/>
-        </w:rPr>
-        <w:t>Add ▸ Class</w:t>
-      </w:r>
-      <w:r>
-        <w:t xml:space="preserve"> </w:t>
-      </w:r>
-      <w:r>
-        <w:t>to create a class and its lifeline in one go.</w:t>
-      </w:r>
-    </w:p>
-    <w:p>
-      <w:pPr>
-        <w:pStyle w:val="Compact"/>
-        <w:numPr>
-          <w:ilvl w:val="0"/>
-          <w:numId w:val="21"/>
-        </w:numPr>
-      </w:pPr>
-      <w:r>
-        <w:t xml:space="preserve">Create messages </w:t>
-      </w:r>
-      <w:r>
-        <w:rPr>
-          <w:b/>
-          <w:bCs/>
-        </w:rPr>
-        <w:t>by dragging</w:t>
-      </w:r>
-      <w:r>
-        <w:t>: press on a sender activation and drag onto a target — another activation, or a lifeline body (which creates the receiving activation). A dashed preview line follows the drag and the cursor becomes a pointing hand over a valid target; on drop the message dialog opens to bind a method (</w:t>
-      </w:r>
-      <w:r>
-        <w:rPr>
-          <w:rStyle w:val="VerbatimChar"/>
-        </w:rPr>
-        <w:t>Cancel</w:t>
-      </w:r>
-      <w:r>
-        <w:t xml:space="preserve"> creates nothing). Creation/destruction flags mark constructor/destructor semantics. Self-calls and cycles are refused.</w:t>
-      </w:r>
-    </w:p>
-    <w:p>
-      <w:pPr>
-        <w:pStyle w:val="Compact"/>
-        <w:numPr>
-          <w:ilvl w:val="0"/>
-          <w:numId w:val="21"/>
-        </w:numPr>
-      </w:pPr>
-      <w:r>
-        <w:t>Notes: free boxes with attach-lines — see below.</w:t>
-      </w:r>
-    </w:p>
-    <w:p>
-      <w:pPr>
-        <w:pStyle w:val="Heading2"/>
-      </w:pPr>
-      <w:bookmarkStart w:id="110" w:name="what-moves-and-how"/>
-      <w:bookmarkStart w:id="111" w:name="_Toc234831000"/>
-      <w:bookmarkEnd w:id="108"/>
-      <w:r>
-        <w:rPr>
-          <w:rStyle w:val="SectionNumber"/>
-        </w:rPr>
-        <w:t>8.2</w:t>
-      </w:r>
-      <w:r>
-        <w:tab/>
-        <w:t>What moves, and how</w:t>
-      </w:r>
-      <w:bookmarkEnd w:id="111"/>
-    </w:p>
-    <w:tbl>
-      <w:tblPr>
-        <w:tblStyle w:val="Table"/>
-        <w:tblW w:w="5000" w:type="pct"/>
-        <w:tblLook w:val="0020" w:firstRow="1" w:lastRow="0" w:firstColumn="0" w:lastColumn="0" w:noHBand="0" w:noVBand="0"/>
-      </w:tblPr>
-      <w:tblGrid>
-        <w:gridCol w:w="2744"/>
-        <w:gridCol w:w="3412"/>
-        <w:gridCol w:w="3420"/>
-      </w:tblGrid>
-      <w:tr>
-        <w:trPr>
-          <w:cnfStyle w:val="100000000000" w:firstRow="1" w:lastRow="0" w:firstColumn="0" w:lastColumn="0" w:oddVBand="0" w:evenVBand="0" w:oddHBand="0" w:evenHBand="0" w:firstRowFirstColumn="0" w:firstRowLastColumn="0" w:lastRowFirstColumn="0" w:lastRowLastColumn="0"/>
-          <w:tblHeader/>
-        </w:trPr>
-        <w:tc>
-          <w:tcPr>
-            <w:tcW w:w="0" w:type="auto"/>
-          </w:tcPr>
-          <w:p>
-            <w:pPr>
-              <w:pStyle w:val="Compact"/>
-            </w:pPr>
-            <w:r>
-              <w:t>What</w:t>
-            </w:r>
-          </w:p>
-        </w:tc>
-        <w:tc>
-          <w:tcPr>
-            <w:tcW w:w="0" w:type="auto"/>
-          </w:tcPr>
-          <w:p>
-            <w:pPr>
-              <w:pStyle w:val="Compact"/>
-            </w:pPr>
-            <w:r>
-              <w:t>Gesture</w:t>
-            </w:r>
-          </w:p>
-        </w:tc>
-        <w:tc>
-          <w:tcPr>
-            <w:tcW w:w="0" w:type="auto"/>
-          </w:tcPr>
-          <w:p>
-            <w:pPr>
-              <w:pStyle w:val="Compact"/>
-            </w:pPr>
-            <w:r>
-              <w:t>Notes</w:t>
-            </w:r>
-          </w:p>
-        </w:tc>
-      </w:tr>
-      <w:tr>
-        <w:tc>
-          <w:tcPr>
-            <w:tcW w:w="0" w:type="auto"/>
-          </w:tcPr>
-          <w:p>
-            <w:pPr>
-              <w:pStyle w:val="Compact"/>
-            </w:pPr>
-            <w:r>
-              <w:t>Receiving activation</w:t>
-            </w:r>
-          </w:p>
-        </w:tc>
-        <w:tc>
-          <w:tcPr>
-            <w:tcW w:w="0" w:type="auto"/>
-          </w:tcPr>
-          <w:p>
-            <w:pPr>
-              <w:pStyle w:val="Compact"/>
-            </w:pPr>
-            <w:r>
-              <w:t xml:space="preserve">drag the </w:t>
-            </w:r>
-            <w:r>
-              <w:rPr>
-                <w:b/>
-                <w:bCs/>
-              </w:rPr>
-              <w:t>message arrow</w:t>
-            </w:r>
-            <w:r>
-              <w:t xml:space="preserve"> up/down</w:t>
-            </w:r>
-          </w:p>
-        </w:tc>
-        <w:tc>
-          <w:tcPr>
-            <w:tcW w:w="0" w:type="auto"/>
-          </w:tcPr>
-          <w:p>
-            <w:pPr>
-              <w:pStyle w:val="Compact"/>
-            </w:pPr>
-            <w:r>
-              <w:t>vertical only; clamped to its container; dashed ghost</w:t>
-            </w:r>
-          </w:p>
-        </w:tc>
-      </w:tr>
-      <w:tr>
-        <w:tc>
-          <w:tcPr>
-            <w:tcW w:w="0" w:type="auto"/>
-          </w:tcPr>
-          <w:p>
-            <w:pPr>
-              <w:pStyle w:val="Compact"/>
-            </w:pPr>
-            <w:r>
-              <w:t>Sending activation</w:t>
-            </w:r>
-          </w:p>
-        </w:tc>
-        <w:tc>
-          <w:tcPr>
-            <w:tcW w:w="0" w:type="auto"/>
-          </w:tcPr>
-          <w:p>
-            <w:pPr>
-              <w:pStyle w:val="Compact"/>
-            </w:pPr>
-            <w:r>
-              <w:rPr>
-                <w:rStyle w:val="VerbatimChar"/>
-              </w:rPr>
-              <w:t>Alt</w:t>
-            </w:r>
-            <w:r>
-              <w:t xml:space="preserve"> + drag the arrow</w:t>
-            </w:r>
-          </w:p>
-        </w:tc>
-        <w:tc>
-          <w:tcPr>
-            <w:tcW w:w="0" w:type="auto"/>
-          </w:tcPr>
-          <w:p>
-            <w:pPr>
-              <w:pStyle w:val="Compact"/>
-            </w:pPr>
-            <w:r>
-              <w:t>same drag, other end</w:t>
-            </w:r>
-          </w:p>
-        </w:tc>
-      </w:tr>
-      <w:tr>
-        <w:tc>
-          <w:tcPr>
-            <w:tcW w:w="0" w:type="auto"/>
-          </w:tcPr>
-          <w:p>
-            <w:pPr>
-              <w:pStyle w:val="Compact"/>
-            </w:pPr>
-            <w:r>
-              <w:t>Activation among siblings</w:t>
-            </w:r>
-          </w:p>
-        </w:tc>
-        <w:tc>
-          <w:tcPr>
-            <w:tcW w:w="0" w:type="auto"/>
-          </w:tcPr>
-          <w:p>
-            <w:pPr>
-              <w:pStyle w:val="Compact"/>
-            </w:pPr>
-            <w:r>
-              <w:rPr>
-                <w:rStyle w:val="VerbatimChar"/>
-              </w:rPr>
-              <w:t>Ctrl+↑</w:t>
-            </w:r>
-            <w:r>
-              <w:t xml:space="preserve"> / </w:t>
-            </w:r>
-            <w:r>
-              <w:rPr>
-                <w:rStyle w:val="VerbatimChar"/>
-              </w:rPr>
-              <w:t>Ctrl+↓</w:t>
-            </w:r>
-            <w:r>
-              <w:t xml:space="preserve"> (or context menu Move Up/Down)</w:t>
-            </w:r>
-          </w:p>
-        </w:tc>
-        <w:tc>
-          <w:tcPr>
-            <w:tcW w:w="0" w:type="auto"/>
-          </w:tcPr>
-          <w:p>
-            <w:pPr>
-              <w:pStyle w:val="Compact"/>
-            </w:pPr>
-            <w:r>
-              <w:t>reorders the call sequence</w:t>
-            </w:r>
-          </w:p>
-        </w:tc>
-      </w:tr>
-      <w:tr>
-        <w:tc>
-          <w:tcPr>
-            <w:tcW w:w="0" w:type="auto"/>
-          </w:tcPr>
-          <w:p>
-            <w:pPr>
-              <w:pStyle w:val="Compact"/>
-            </w:pPr>
-            <w:r>
-              <w:t>Lifeline</w:t>
-            </w:r>
-          </w:p>
-        </w:tc>
-        <w:tc>
-          <w:tcPr>
-            <w:tcW w:w="0" w:type="auto"/>
-          </w:tcPr>
-          <w:p>
-            <w:pPr>
-              <w:pStyle w:val="Compact"/>
-            </w:pPr>
-            <w:r>
-              <w:t xml:space="preserve">drag its head left/right, or </w:t>
-            </w:r>
-            <w:r>
-              <w:rPr>
-                <w:rStyle w:val="VerbatimChar"/>
-              </w:rPr>
-              <w:t>Ctrl+←</w:t>
-            </w:r>
-            <w:r>
-              <w:t xml:space="preserve"> / </w:t>
-            </w:r>
-            <w:r>
-              <w:rPr>
-                <w:rStyle w:val="VerbatimChar"/>
-              </w:rPr>
-              <w:t>Ctrl+→</w:t>
-            </w:r>
-          </w:p>
-        </w:tc>
-        <w:tc>
-          <w:tcPr>
-            <w:tcW w:w="0" w:type="auto"/>
-          </w:tcPr>
-          <w:p>
-            <w:pPr>
-              <w:pStyle w:val="Compact"/>
-            </w:pPr>
-            <w:r>
-              <w:t>horizontal only; siblings shift aside</w:t>
-            </w:r>
-          </w:p>
-        </w:tc>
-      </w:tr>
-      <w:tr>
-        <w:tc>
-          <w:tcPr>
-            <w:tcW w:w="0" w:type="auto"/>
-          </w:tcPr>
-          <w:p>
-            <w:pPr>
-              <w:pStyle w:val="Compact"/>
-            </w:pPr>
-            <w:r>
-              <w:t>Signal texts (name, guard label, return)</w:t>
-            </w:r>
-          </w:p>
-        </w:tc>
-        <w:tc>
-          <w:tcPr>
-            <w:tcW w:w="0" w:type="auto"/>
-          </w:tcPr>
-          <w:p>
-            <w:pPr>
-              <w:pStyle w:val="Compact"/>
-            </w:pPr>
-            <w:r>
-              <w:t>drag, on a selected signal</w:t>
-            </w:r>
-          </w:p>
-        </w:tc>
-        <w:tc>
-          <w:tcPr>
-            <w:tcW w:w="0" w:type="auto"/>
-          </w:tcPr>
-          <w:p>
-            <w:pPr>
-              <w:pStyle w:val="Compact"/>
-            </w:pPr>
-            <w:r>
-              <w:t>free 2-D offset, grid-snapped</w:t>
-            </w:r>
-          </w:p>
-        </w:tc>
-      </w:tr>
-      <w:tr>
-        <w:tc>
-          <w:tcPr>
-            <w:tcW w:w="0" w:type="auto"/>
-          </w:tcPr>
-          <w:p>
-            <w:pPr>
-              <w:pStyle w:val="Compact"/>
-            </w:pPr>
-            <w:r>
-              <w:t>Note</w:t>
-            </w:r>
-          </w:p>
-        </w:tc>
-        <w:tc>
-          <w:tcPr>
-            <w:tcW w:w="0" w:type="auto"/>
-          </w:tcPr>
-          <w:p>
-            <w:pPr>
-              <w:pStyle w:val="Compact"/>
-            </w:pPr>
-            <w:r>
-              <w:t>drag body / left-right edge handles</w:t>
-            </w:r>
-          </w:p>
-        </w:tc>
-        <w:tc>
-          <w:tcPr>
-            <w:tcW w:w="0" w:type="auto"/>
-          </w:tcPr>
-          <w:p>
-            <w:pPr>
-              <w:pStyle w:val="Compact"/>
-            </w:pPr>
-            <w:r>
-              <w:t>move / resize</w:t>
-            </w:r>
-          </w:p>
-        </w:tc>
-      </w:tr>
-      <w:tr>
-        <w:tc>
-          <w:tcPr>
-            <w:tcW w:w="0" w:type="auto"/>
-          </w:tcPr>
-          <w:p>
-            <w:pPr>
-              <w:pStyle w:val="Compact"/>
-            </w:pPr>
-            <w:r>
-              <w:t>Note attach-line points</w:t>
-            </w:r>
-          </w:p>
-        </w:tc>
-        <w:tc>
-          <w:tcPr>
-            <w:tcW w:w="0" w:type="auto"/>
-          </w:tcPr>
-          <w:p>
-            <w:pPr>
-              <w:pStyle w:val="Compact"/>
-            </w:pPr>
-            <w:r>
-              <w:t>drag the point</w:t>
-            </w:r>
-          </w:p>
-        </w:tc>
-        <w:tc>
-          <w:tcPr>
-            <w:tcW w:w="0" w:type="auto"/>
-          </w:tcPr>
-          <w:p>
-            <w:pPr>
-              <w:pStyle w:val="Compact"/>
-            </w:pPr>
-            <w:r>
-              <w:t>see below</w:t>
-            </w:r>
-          </w:p>
-        </w:tc>
-      </w:tr>
-    </w:tbl>
-    <w:p>
-      <w:pPr>
-        <w:pStyle w:val="BodyText"/>
-      </w:pPr>
-      <w:r>
-        <w:rPr>
-          <w:b/>
-          <w:bCs/>
-        </w:rPr>
-        <w:t>Notes and their points.</w:t>
-      </w:r>
-      <w:r>
-        <w:t xml:space="preserve"> Like class-diagram notes, attach-line endpoints are </w:t>
-      </w:r>
-      <w:r>
-        <w:rPr>
-          <w:b/>
-          <w:bCs/>
-        </w:rPr>
-        <w:t>semi-attached</w:t>
-      </w:r>
-      <w:r>
-        <w:t>: purely positional, so a point lying on a lifeline or signal travels with it. Dragging a corner point outward spawns a new joint; dragging a point back into the note deletes it. On release, a point near a signal arrow snaps vertically onto it — the line then tracks that signal.</w:t>
-      </w:r>
-    </w:p>
-    <w:p>
-      <w:pPr>
-        <w:pStyle w:val="Heading2"/>
-      </w:pPr>
-      <w:bookmarkStart w:id="112" w:name="keeping-it-readable"/>
-      <w:bookmarkStart w:id="113" w:name="_Toc234831001"/>
-      <w:bookmarkEnd w:id="110"/>
-      <w:r>
-        <w:rPr>
-          <w:rStyle w:val="SectionNumber"/>
-        </w:rPr>
-        <w:t>8.3</w:t>
-      </w:r>
-      <w:r>
-        <w:tab/>
-        <w:t>Keeping it readable</w:t>
-      </w:r>
-      <w:bookmarkEnd w:id="113"/>
-    </w:p>
-    <w:p>
-      <w:pPr>
-        <w:pStyle w:val="FirstParagraph"/>
-      </w:pPr>
-      <w:r>
-        <w:t>Three context-menu layout commands (each one undo step):</w:t>
-      </w:r>
-    </w:p>
-    <w:p>
-      <w:pPr>
-        <w:pStyle w:val="Compact"/>
-        <w:numPr>
-          <w:ilvl w:val="0"/>
-          <w:numId w:val="22"/>
-        </w:numPr>
-      </w:pPr>
-      <w:r>
-        <w:rPr>
-          <w:b/>
-          <w:bCs/>
-        </w:rPr>
-        <w:t>Optimize Placement</w:t>
-      </w:r>
-      <w:r>
-        <w:t xml:space="preserve"> — reorders lifelines to minimize crossings, packs horizontally, resets offsets.</w:t>
-      </w:r>
-    </w:p>
-    <w:p>
-      <w:pPr>
-        <w:pStyle w:val="Compact"/>
-        <w:numPr>
-          <w:ilvl w:val="0"/>
-          <w:numId w:val="22"/>
-        </w:numPr>
-      </w:pPr>
-      <w:r>
-        <w:rPr>
-          <w:b/>
-          <w:bCs/>
-        </w:rPr>
-        <w:t>Space Lifelines</w:t>
-      </w:r>
-      <w:r>
-        <w:t xml:space="preserve"> </w:t>
-      </w:r>
-      <w:r>
-        <w:t>— even horizontal spacing, order preserved.</w:t>
-      </w:r>
-    </w:p>
-    <w:p>
-      <w:pPr>
-        <w:pStyle w:val="Compact"/>
-        <w:numPr>
-          <w:ilvl w:val="0"/>
-          <w:numId w:val="22"/>
-        </w:numPr>
-      </w:pPr>
-      <w:r>
-        <w:rPr>
-          <w:b/>
-          <w:bCs/>
-        </w:rPr>
-        <w:t>Reset Activation Offsets</w:t>
-      </w:r>
-      <w:r>
-        <w:t xml:space="preserve"> — clears manual vertical tweaks.</w:t>
-      </w:r>
-    </w:p>
-    <w:p>
-      <w:pPr>
-        <w:pStyle w:val="FirstParagraph"/>
-      </w:pPr>
-      <w:r>
-        <w:rPr>
-          <w:rStyle w:val="VerbatimChar"/>
-        </w:rPr>
-        <w:t>Collapse Activations to Note</w:t>
-      </w:r>
-      <w:r>
-        <w:t xml:space="preserve"> replaces a selected group of nested activations with a summarizing note — good for hiding boilerplate sub-calls.</w:t>
-      </w:r>
-    </w:p>
-    <w:p>
-      <w:pPr>
-        <w:pStyle w:val="Heading2"/>
-      </w:pPr>
-      <w:bookmarkStart w:id="114" w:name="toolbar-colors-zoom"/>
-      <w:bookmarkStart w:id="115" w:name="_Toc234831002"/>
-      <w:bookmarkEnd w:id="112"/>
-      <w:r>
-        <w:rPr>
-          <w:rStyle w:val="SectionNumber"/>
-        </w:rPr>
-        <w:t>8.4</w:t>
-      </w:r>
-      <w:r>
-        <w:tab/>
-        <w:t>Toolbar, colors, zoom</w:t>
-      </w:r>
-      <w:bookmarkEnd w:id="115"/>
-    </w:p>
-    <w:p>
-      <w:pPr>
-        <w:pStyle w:val="Compact"/>
-        <w:numPr>
-          <w:ilvl w:val="0"/>
-          <w:numId w:val="23"/>
-        </w:numPr>
-      </w:pPr>
-      <w:r>
-        <w:rPr>
-          <w:b/>
-          <w:bCs/>
-        </w:rPr>
-        <w:t>Toolbar</w:t>
-      </w:r>
-      <w:r>
-        <w:t>: Add Lifeline, Add Note, Add Class (placement/dialog) · Delete · Undo / Redo · Zoom In / Out / Fit · Export SVG.</w:t>
-      </w:r>
-    </w:p>
-    <w:p>
-      <w:pPr>
-        <w:pStyle w:val="BlockText"/>
-      </w:pPr>
-      <w:r>
-        <w:rPr>
-          <w:b/>
-          <w:bCs/>
-        </w:rPr>
-        <w:t>[FIGURE: Sequence-diagram toolbar]</w:t>
-      </w:r>
-      <w:r>
-        <w:t xml:space="preserve"> — cropped strip of the SD toolbar. </w:t>
-      </w:r>
-      <w:r>
-        <w:rPr>
-          <w:b/>
-          <w:bCs/>
-        </w:rPr>
-        <w:t>[FIGURE: Sequence-diagram context menu]</w:t>
-      </w:r>
-      <w:r>
-        <w:t xml:space="preserve"> </w:t>
-      </w:r>
-      <w:r>
-        <w:t xml:space="preserve">— the context menu open on an activation, with the Add submenu expanded. - </w:t>
-      </w:r>
-      <w:r>
-        <w:rPr>
-          <w:b/>
-          <w:bCs/>
-        </w:rPr>
-        <w:t>Colors</w:t>
-      </w:r>
-      <w:r>
-        <w:t xml:space="preserve">: per-shape </w:t>
-      </w:r>
-      <w:r>
-        <w:rPr>
-          <w:rStyle w:val="VerbatimChar"/>
-        </w:rPr>
-        <w:t>Change Line/Text Color...</w:t>
-      </w:r>
-      <w:r>
-        <w:t xml:space="preserve">, plus the document-wide </w:t>
-      </w:r>
-      <w:r>
-        <w:rPr>
-          <w:b/>
-          <w:bCs/>
-        </w:rPr>
-        <w:t>Color Templates ▸</w:t>
-      </w:r>
-      <w:r>
-        <w:t xml:space="preserve"> for the sequence-diagram defaults (lifeline, activation, signal and note line/text colors) — same mechanism as in class diagrams. - </w:t>
-      </w:r>
-      <w:r>
-        <w:rPr>
-          <w:b/>
-          <w:bCs/>
-        </w:rPr>
-        <w:t>Zoom &amp; pan</w:t>
-      </w:r>
-      <w:r>
-        <w:t>: identical to class diagrams (</w:t>
-      </w:r>
-      <w:r>
-        <w:rPr>
-          <w:rStyle w:val="VerbatimChar"/>
-        </w:rPr>
-        <w:t>Ctrl</w:t>
-      </w:r>
-      <w:r>
-        <w:t xml:space="preserve">+wheel anchored at the cursor, </w:t>
-      </w:r>
-      <w:r>
-        <w:rPr>
-          <w:rStyle w:val="VerbatimChar"/>
-        </w:rPr>
-        <w:t>Ctrl+=</w:t>
-      </w:r>
-      <w:r>
-        <w:t>/</w:t>
-      </w:r>
-      <w:r>
-        <w:rPr>
-          <w:rStyle w:val="VerbatimChar"/>
-        </w:rPr>
-        <w:t>Ctrl+-</w:t>
-      </w:r>
-      <w:r>
-        <w:t>, Fit via toolbar or double-click on empty space, pan with plain scroll / middle-drag / scrollbars, pinch on trackpads).</w:t>
-      </w:r>
-    </w:p>
-    <w:p>
-      <w:pPr>
-        <w:pStyle w:val="Heading2"/>
-      </w:pPr>
-      <w:bookmarkStart w:id="116" w:name="canvas-keys-1"/>
-      <w:bookmarkStart w:id="117" w:name="_Toc234831003"/>
-      <w:bookmarkEnd w:id="114"/>
-      <w:r>
-        <w:rPr>
-          <w:rStyle w:val="SectionNumber"/>
-        </w:rPr>
-        <w:t>8.5</w:t>
-      </w:r>
-      <w:r>
-        <w:tab/>
-      </w:r>
-      <w:r>
-        <w:t>Canvas keys</w:t>
-      </w:r>
-      <w:bookmarkEnd w:id="117"/>
-    </w:p>
-    <w:tbl>
-      <w:tblPr>
-        <w:tblStyle w:val="Table"/>
-        <w:tblW w:w="5000" w:type="pct"/>
-        <w:tblLook w:val="0020" w:firstRow="1" w:lastRow="0" w:firstColumn="0" w:lastColumn="0" w:noHBand="0" w:noVBand="0"/>
-      </w:tblPr>
-      <w:tblGrid>
-        <w:gridCol w:w="3712"/>
-        <w:gridCol w:w="5864"/>
-      </w:tblGrid>
-      <w:tr>
-        <w:trPr>
-          <w:cnfStyle w:val="100000000000" w:firstRow="1" w:lastRow="0" w:firstColumn="0" w:lastColumn="0" w:oddVBand="0" w:evenVBand="0" w:oddHBand="0" w:evenHBand="0" w:firstRowFirstColumn="0" w:firstRowLastColumn="0" w:lastRowFirstColumn="0" w:lastRowLastColumn="0"/>
-          <w:tblHeader/>
-        </w:trPr>
-        <w:tc>
-          <w:tcPr>
-            <w:tcW w:w="0" w:type="auto"/>
-          </w:tcPr>
-          <w:p>
-            <w:pPr>
-              <w:pStyle w:val="Compact"/>
-            </w:pPr>
-            <w:r>
-              <w:t>Key</w:t>
-            </w:r>
-          </w:p>
-        </w:tc>
-        <w:tc>
-          <w:tcPr>
-            <w:tcW w:w="0" w:type="auto"/>
-          </w:tcPr>
-          <w:p>
-            <w:pPr>
-              <w:pStyle w:val="Compact"/>
-            </w:pPr>
-            <w:r>
-              <w:t>Action</w:t>
-            </w:r>
-          </w:p>
-        </w:tc>
-      </w:tr>
-      <w:tr>
-        <w:tc>
-          <w:tcPr>
-            <w:tcW w:w="0" w:type="auto"/>
-          </w:tcPr>
-          <w:p>
-            <w:pPr>
-              <w:pStyle w:val="Compact"/>
-            </w:pPr>
-            <w:r>
-              <w:rPr>
-                <w:rStyle w:val="VerbatimChar"/>
-              </w:rPr>
-              <w:t>Ctrl+Shift+L</w:t>
-            </w:r>
-            <w:r>
-              <w:t xml:space="preserve"> / </w:t>
-            </w:r>
-            <w:r>
-              <w:rPr>
-                <w:rStyle w:val="VerbatimChar"/>
-              </w:rPr>
-              <w:t>Ctrl+Shift+N</w:t>
-            </w:r>
-          </w:p>
-        </w:tc>
-        <w:tc>
-          <w:tcPr>
-            <w:tcW w:w="0" w:type="auto"/>
-          </w:tcPr>
-          <w:p>
-            <w:pPr>
-              <w:pStyle w:val="Compact"/>
-            </w:pPr>
-            <w:r>
-              <w:t>arm Add Lifeline / Add Note placement</w:t>
-            </w:r>
-          </w:p>
-        </w:tc>
-      </w:tr>
-      <w:tr>
-        <w:tc>
-          <w:tcPr>
-            <w:tcW w:w="0" w:type="auto"/>
-          </w:tcPr>
-          <w:p>
-            <w:pPr>
-              <w:pStyle w:val="Compact"/>
-            </w:pPr>
-            <w:r>
-              <w:rPr>
-                <w:rStyle w:val="VerbatimChar"/>
-              </w:rPr>
-              <w:t>Ctrl+Shift+C</w:t>
-            </w:r>
-          </w:p>
-        </w:tc>
-        <w:tc>
-          <w:tcPr>
-            <w:tcW w:w="0" w:type="auto"/>
-          </w:tcPr>
-          <w:p>
-            <w:pPr>
-              <w:pStyle w:val="Compact"/>
-            </w:pPr>
-            <w:r>
-              <w:t>Add Class (dialog; lifeline auto-placed)</w:t>
-            </w:r>
-          </w:p>
-        </w:tc>
-      </w:tr>
-      <w:tr>
-        <w:tc>
-          <w:tcPr>
-            <w:tcW w:w="0" w:type="auto"/>
-          </w:tcPr>
-          <w:p>
-            <w:pPr>
-              <w:pStyle w:val="Compact"/>
-            </w:pPr>
-            <w:r>
-              <w:rPr>
-                <w:rStyle w:val="VerbatimChar"/>
-              </w:rPr>
-              <w:t>Ctrl+↑</w:t>
-            </w:r>
-            <w:r>
-              <w:t xml:space="preserve"> </w:t>
-            </w:r>
-            <w:r>
-              <w:rPr>
-                <w:rStyle w:val="VerbatimChar"/>
-              </w:rPr>
-              <w:t>Ctrl+↓</w:t>
-            </w:r>
-          </w:p>
-        </w:tc>
-        <w:tc>
-          <w:tcPr>
-            <w:tcW w:w="0" w:type="auto"/>
-          </w:tcPr>
-          <w:p>
-            <w:pPr>
-              <w:pStyle w:val="Compact"/>
-            </w:pPr>
-            <w:r>
-              <w:t>move activation up/down among siblings</w:t>
-            </w:r>
-          </w:p>
-        </w:tc>
-      </w:tr>
-      <w:tr>
-        <w:tc>
-          <w:tcPr>
-            <w:tcW w:w="0" w:type="auto"/>
-          </w:tcPr>
-          <w:p>
-            <w:pPr>
-              <w:pStyle w:val="Compact"/>
-            </w:pPr>
-            <w:r>
-              <w:rPr>
-                <w:rStyle w:val="VerbatimChar"/>
-              </w:rPr>
-              <w:t>Ctrl+←</w:t>
-            </w:r>
-            <w:r>
-              <w:t xml:space="preserve"> </w:t>
-            </w:r>
-            <w:r>
-              <w:rPr>
-                <w:rStyle w:val="VerbatimChar"/>
-              </w:rPr>
-              <w:t>Ctrl+→</w:t>
-            </w:r>
-          </w:p>
-        </w:tc>
-        <w:tc>
-          <w:tcPr>
-            <w:tcW w:w="0" w:type="auto"/>
-          </w:tcPr>
-          <w:p>
-            <w:pPr>
-              <w:pStyle w:val="Compact"/>
-            </w:pPr>
-            <w:r>
-              <w:t>move lifeline left/right</w:t>
-            </w:r>
-          </w:p>
-        </w:tc>
-      </w:tr>
-      <w:tr>
-        <w:tc>
-          <w:tcPr>
-            <w:tcW w:w="0" w:type="auto"/>
-          </w:tcPr>
-          <w:p>
-            <w:pPr>
-              <w:pStyle w:val="Compact"/>
-            </w:pPr>
-            <w:r>
-              <w:rPr>
-                <w:rStyle w:val="VerbatimChar"/>
-              </w:rPr>
-              <w:t>←</w:t>
-            </w:r>
-            <w:r>
-              <w:t xml:space="preserve"> </w:t>
-            </w:r>
-            <w:r>
-              <w:rPr>
-                <w:rStyle w:val="VerbatimChar"/>
-              </w:rPr>
-              <w:t>→</w:t>
-            </w:r>
-            <w:r>
-              <w:t xml:space="preserve"> / </w:t>
-            </w:r>
-            <w:r>
-              <w:rPr>
-                <w:rStyle w:val="VerbatimChar"/>
-              </w:rPr>
-              <w:t>↑</w:t>
-            </w:r>
-            <w:r>
-              <w:t xml:space="preserve"> </w:t>
-            </w:r>
-            <w:r>
-              <w:rPr>
-                <w:rStyle w:val="VerbatimChar"/>
-              </w:rPr>
-              <w:t>↓</w:t>
-            </w:r>
-          </w:p>
-        </w:tc>
-        <w:tc>
-          <w:tcPr>
-            <w:tcW w:w="0" w:type="auto"/>
-          </w:tcPr>
-          <w:p>
-            <w:pPr>
-              <w:pStyle w:val="Compact"/>
-            </w:pPr>
-            <w:r>
-              <w:t>navigate between related shapes / along a lifeline</w:t>
-            </w:r>
-          </w:p>
-        </w:tc>
-      </w:tr>
-      <w:tr>
-        <w:tc>
-          <w:tcPr>
-            <w:tcW w:w="0" w:type="auto"/>
-          </w:tcPr>
-          <w:p>
-            <w:pPr>
-              <w:pStyle w:val="Compact"/>
-            </w:pPr>
-            <w:r>
-              <w:rPr>
-                <w:rStyle w:val="VerbatimChar"/>
-              </w:rPr>
-              <w:t>Enter</w:t>
-            </w:r>
-          </w:p>
-        </w:tc>
-        <w:tc>
-          <w:tcPr>
-            <w:tcW w:w="0" w:type="auto"/>
-          </w:tcPr>
-          <w:p>
-            <w:pPr>
-              <w:pStyle w:val="Compact"/>
-            </w:pPr>
-            <w:r>
-              <w:t>open the selected shape (as double-click)</w:t>
-            </w:r>
-          </w:p>
-        </w:tc>
-      </w:tr>
-      <w:tr>
-        <w:tc>
-          <w:tcPr>
-            <w:tcW w:w="0" w:type="auto"/>
-          </w:tcPr>
-          <w:p>
-            <w:pPr>
-              <w:pStyle w:val="Compact"/>
-            </w:pPr>
-            <w:r>
-              <w:rPr>
-                <w:rStyle w:val="VerbatimChar"/>
-              </w:rPr>
-              <w:t>Del</w:t>
-            </w:r>
-            <w:r>
-              <w:t xml:space="preserve"> / </w:t>
-            </w:r>
-            <w:r>
-              <w:rPr>
-                <w:rStyle w:val="VerbatimChar"/>
-              </w:rPr>
-              <w:t>Esc</w:t>
-            </w:r>
-            <w:r>
-              <w:t xml:space="preserve"> / </w:t>
-            </w:r>
-            <w:r>
-              <w:rPr>
-                <w:rStyle w:val="VerbatimChar"/>
-              </w:rPr>
-              <w:t>Ctrl+A</w:t>
-            </w:r>
-          </w:p>
-        </w:tc>
-        <w:tc>
-          <w:tcPr>
-            <w:tcW w:w="0" w:type="auto"/>
-          </w:tcPr>
-          <w:p>
-            <w:pPr>
-              <w:pStyle w:val="Compact"/>
-            </w:pPr>
-            <w:r>
-              <w:t>delete / cancel-or-clear / select all</w:t>
-            </w:r>
-          </w:p>
-        </w:tc>
-      </w:tr>
-    </w:tbl>
-    <w:p>
-      <w:pPr>
-        <w:pStyle w:val="BodyText"/>
-      </w:pPr>
-      <w:r>
-        <w:t xml:space="preserve">A power feature for documentation: </w:t>
-      </w:r>
-      <w:r>
-        <w:rPr>
-          <w:b/>
-          <w:bCs/>
-        </w:rPr>
-        <w:t>call traces</w:t>
-      </w:r>
-      <w:r>
-        <w:t>. Via the command interface (</w:t>
-      </w:r>
-      <w:r>
-        <w:rPr>
-          <w:rStyle w:val="VerbatimChar"/>
-        </w:rPr>
-        <w:t>add_call_trace</w:t>
-      </w:r>
-      <w:r>
-        <w:t xml:space="preserve">, chapter 16), ClassBuilder scans a method body, resolves the calls against the model, and generates a whole sequence diagram of the call tree automatically — the figure below was made that way from </w:t>
-      </w:r>
-      <w:r>
-        <w:rPr>
-          <w:rStyle w:val="VerbatimChar"/>
-        </w:rPr>
-        <w:t>Matrix::Matrix(int, int)</w:t>
-      </w:r>
-      <w:r>
-        <w:t>.</w:t>
-      </w:r>
-    </w:p>
-    <w:p>
-      <w:pPr>
-        <w:pStyle w:val="CaptionedFigure"/>
-      </w:pPr>
-      <w:r>
-        <w:rPr>
-          <w:noProof/>
-        </w:rPr>
-        <w:drawing>
-          <wp:inline distT="0" distB="0" distL="0" distR="0" wp14:anchorId="019CD965" wp14:editId="794CA2D9">
-            <wp:extent cx="5334000" cy="7544589"/>
-            <wp:effectExtent l="0" t="0" r="0" b="0"/>
-            <wp:docPr id="254" name="Picture" descr="A pipe-generated call trace of the Matrix constructor (“Matrix constructor walkthrough”)."/>
-            <wp:cNvGraphicFramePr/>
-            <a:graphic xmlns:a="http://schemas.openxmlformats.org/drawingml/2006/main">
-              <a:graphicData uri="http://schemas.openxmlformats.org/drawingml/2006/picture">
-                <pic:pic xmlns:pic="http://schemas.openxmlformats.org/drawingml/2006/picture">
-                  <pic:nvPicPr>
-                    <pic:cNvPr id="255" name="Picture" descr="images/sd-ctor-walkthrough.svg"/>
+                    <pic:cNvPr id="253" name="Picture" descr="images/sd-create.svg"/>
                     <pic:cNvPicPr>
                       <a:picLocks noChangeAspect="1" noChangeArrowheads="1"/>
                     </pic:cNvPicPr>
@@ -31059,6 +29828,1290 @@
         <w:pStyle w:val="ImageCaption"/>
       </w:pPr>
       <w:r>
+        <w:t xml:space="preserve">The “Creating a Matrix” </w:t>
+      </w:r>
+      <w:r>
+        <w:t>sequence diagram (SVG export, generated with add_call_trace): a User triggers Matrix(rows, columns), which constructs the Columns and Rows.</w:t>
+      </w:r>
+    </w:p>
+    <w:p>
+      <w:pPr>
+        <w:pStyle w:val="Heading2"/>
+      </w:pPr>
+      <w:bookmarkStart w:id="108" w:name="building-one"/>
+      <w:bookmarkStart w:id="109" w:name="_Toc234832643"/>
+      <w:r>
+        <w:rPr>
+          <w:rStyle w:val="SectionNumber"/>
+        </w:rPr>
+        <w:t>8.1</w:t>
+      </w:r>
+      <w:r>
+        <w:tab/>
+        <w:t>Building one</w:t>
+      </w:r>
+      <w:bookmarkEnd w:id="109"/>
+    </w:p>
+    <w:p>
+      <w:pPr>
+        <w:pStyle w:val="Compact"/>
+        <w:numPr>
+          <w:ilvl w:val="0"/>
+          <w:numId w:val="21"/>
+        </w:numPr>
+      </w:pPr>
+      <w:r>
+        <w:rPr>
+          <w:rStyle w:val="VerbatimChar"/>
+        </w:rPr>
+        <w:t>Add ▸ Sequence Diagram</w:t>
+      </w:r>
+      <w:r>
+        <w:t xml:space="preserve"> on the model/class/group node; the dialog sets numbering style (</w:t>
+      </w:r>
+      <w:r>
+        <w:rPr>
+          <w:rStyle w:val="VerbatimChar"/>
+        </w:rPr>
+        <w:t>1</w:t>
+      </w:r>
+      <w:r>
+        <w:t xml:space="preserve">, </w:t>
+      </w:r>
+      <w:r>
+        <w:rPr>
+          <w:rStyle w:val="VerbatimChar"/>
+        </w:rPr>
+        <w:t>1.1.1</w:t>
+      </w:r>
+      <w:r>
+        <w:t xml:space="preserve">, </w:t>
+      </w:r>
+      <w:r>
+        <w:rPr>
+          <w:rStyle w:val="VerbatimChar"/>
+        </w:rPr>
+        <w:t>a</w:t>
+      </w:r>
+      <w:r>
+        <w:t>, …), whether message labels show argument types/names/scope, caption, scale.</w:t>
+      </w:r>
+    </w:p>
+    <w:p>
+      <w:pPr>
+        <w:pStyle w:val="Compact"/>
+        <w:numPr>
+          <w:ilvl w:val="0"/>
+          <w:numId w:val="21"/>
+        </w:numPr>
+      </w:pPr>
+      <w:r>
+        <w:t xml:space="preserve">Add lifelines: </w:t>
+      </w:r>
+      <w:r>
+        <w:rPr>
+          <w:rStyle w:val="VerbatimChar"/>
+        </w:rPr>
+        <w:t>Add ▸ Lifeline</w:t>
+      </w:r>
+      <w:r>
+        <w:t xml:space="preserve"> (</w:t>
+      </w:r>
+      <w:r>
+        <w:rPr>
+          <w:rStyle w:val="VerbatimChar"/>
+        </w:rPr>
+        <w:t>Ctrl+Shift+L</w:t>
+      </w:r>
+      <w:r>
+        <w:t xml:space="preserve">) then click on the lifeline row, </w:t>
+      </w:r>
+      <w:r>
+        <w:rPr>
+          <w:rStyle w:val="VerbatimChar"/>
+        </w:rPr>
+        <w:t>Ctrl</w:t>
+      </w:r>
+      <w:r>
+        <w:t xml:space="preserve">+drag classes/actors in from the tree, or </w:t>
+      </w:r>
+      <w:r>
+        <w:rPr>
+          <w:rStyle w:val="VerbatimChar"/>
+        </w:rPr>
+        <w:t>Add ▸ Class</w:t>
+      </w:r>
+      <w:r>
+        <w:t xml:space="preserve"> </w:t>
+      </w:r>
+      <w:r>
+        <w:t>to create a class and its lifeline in one go.</w:t>
+      </w:r>
+    </w:p>
+    <w:p>
+      <w:pPr>
+        <w:pStyle w:val="Compact"/>
+        <w:numPr>
+          <w:ilvl w:val="0"/>
+          <w:numId w:val="21"/>
+        </w:numPr>
+      </w:pPr>
+      <w:r>
+        <w:t xml:space="preserve">Create messages </w:t>
+      </w:r>
+      <w:r>
+        <w:rPr>
+          <w:b/>
+          <w:bCs/>
+        </w:rPr>
+        <w:t>by dragging</w:t>
+      </w:r>
+      <w:r>
+        <w:t>: press on a sender activation and drag onto a target — another activation, or a lifeline body (which creates the receiving activation). A dashed preview line follows the drag and the cursor becomes a pointing hand over a valid target; on drop the message dialog opens to bind a method (</w:t>
+      </w:r>
+      <w:r>
+        <w:rPr>
+          <w:rStyle w:val="VerbatimChar"/>
+        </w:rPr>
+        <w:t>Cancel</w:t>
+      </w:r>
+      <w:r>
+        <w:t xml:space="preserve"> creates nothing). Creation/destruction flags mark constructor/destructor semantics. Self-calls and cycles are refused.</w:t>
+      </w:r>
+    </w:p>
+    <w:p>
+      <w:pPr>
+        <w:pStyle w:val="Compact"/>
+        <w:numPr>
+          <w:ilvl w:val="0"/>
+          <w:numId w:val="21"/>
+        </w:numPr>
+      </w:pPr>
+      <w:r>
+        <w:t>Notes: free boxes with attach-lines — see below.</w:t>
+      </w:r>
+    </w:p>
+    <w:p>
+      <w:pPr>
+        <w:pStyle w:val="Heading2"/>
+      </w:pPr>
+      <w:bookmarkStart w:id="110" w:name="what-moves-and-how"/>
+      <w:bookmarkStart w:id="111" w:name="_Toc234832644"/>
+      <w:bookmarkEnd w:id="108"/>
+      <w:r>
+        <w:rPr>
+          <w:rStyle w:val="SectionNumber"/>
+        </w:rPr>
+        <w:t>8.2</w:t>
+      </w:r>
+      <w:r>
+        <w:tab/>
+        <w:t>What moves, and how</w:t>
+      </w:r>
+      <w:bookmarkEnd w:id="111"/>
+    </w:p>
+    <w:tbl>
+      <w:tblPr>
+        <w:tblStyle w:val="Table"/>
+        <w:tblW w:w="5000" w:type="pct"/>
+        <w:tblLook w:val="0020" w:firstRow="1" w:lastRow="0" w:firstColumn="0" w:lastColumn="0" w:noHBand="0" w:noVBand="0"/>
+      </w:tblPr>
+      <w:tblGrid>
+        <w:gridCol w:w="2744"/>
+        <w:gridCol w:w="3412"/>
+        <w:gridCol w:w="3420"/>
+      </w:tblGrid>
+      <w:tr>
+        <w:trPr>
+          <w:cnfStyle w:val="100000000000" w:firstRow="1" w:lastRow="0" w:firstColumn="0" w:lastColumn="0" w:oddVBand="0" w:evenVBand="0" w:oddHBand="0" w:evenHBand="0" w:firstRowFirstColumn="0" w:firstRowLastColumn="0" w:lastRowFirstColumn="0" w:lastRowLastColumn="0"/>
+          <w:tblHeader/>
+        </w:trPr>
+        <w:tc>
+          <w:tcPr>
+            <w:tcW w:w="0" w:type="auto"/>
+          </w:tcPr>
+          <w:p>
+            <w:pPr>
+              <w:pStyle w:val="Compact"/>
+            </w:pPr>
+            <w:r>
+              <w:t>What</w:t>
+            </w:r>
+          </w:p>
+        </w:tc>
+        <w:tc>
+          <w:tcPr>
+            <w:tcW w:w="0" w:type="auto"/>
+          </w:tcPr>
+          <w:p>
+            <w:pPr>
+              <w:pStyle w:val="Compact"/>
+            </w:pPr>
+            <w:r>
+              <w:t>Gesture</w:t>
+            </w:r>
+          </w:p>
+        </w:tc>
+        <w:tc>
+          <w:tcPr>
+            <w:tcW w:w="0" w:type="auto"/>
+          </w:tcPr>
+          <w:p>
+            <w:pPr>
+              <w:pStyle w:val="Compact"/>
+            </w:pPr>
+            <w:r>
+              <w:t>Notes</w:t>
+            </w:r>
+          </w:p>
+        </w:tc>
+      </w:tr>
+      <w:tr>
+        <w:tc>
+          <w:tcPr>
+            <w:tcW w:w="0" w:type="auto"/>
+          </w:tcPr>
+          <w:p>
+            <w:pPr>
+              <w:pStyle w:val="Compact"/>
+            </w:pPr>
+            <w:r>
+              <w:t>Receiving activation</w:t>
+            </w:r>
+          </w:p>
+        </w:tc>
+        <w:tc>
+          <w:tcPr>
+            <w:tcW w:w="0" w:type="auto"/>
+          </w:tcPr>
+          <w:p>
+            <w:pPr>
+              <w:pStyle w:val="Compact"/>
+            </w:pPr>
+            <w:r>
+              <w:t xml:space="preserve">drag the </w:t>
+            </w:r>
+            <w:r>
+              <w:rPr>
+                <w:b/>
+                <w:bCs/>
+              </w:rPr>
+              <w:t>message arrow</w:t>
+            </w:r>
+            <w:r>
+              <w:t xml:space="preserve"> up/down</w:t>
+            </w:r>
+          </w:p>
+        </w:tc>
+        <w:tc>
+          <w:tcPr>
+            <w:tcW w:w="0" w:type="auto"/>
+          </w:tcPr>
+          <w:p>
+            <w:pPr>
+              <w:pStyle w:val="Compact"/>
+            </w:pPr>
+            <w:r>
+              <w:t>vertical only; clamped to its container; dashed ghost</w:t>
+            </w:r>
+          </w:p>
+        </w:tc>
+      </w:tr>
+      <w:tr>
+        <w:tc>
+          <w:tcPr>
+            <w:tcW w:w="0" w:type="auto"/>
+          </w:tcPr>
+          <w:p>
+            <w:pPr>
+              <w:pStyle w:val="Compact"/>
+            </w:pPr>
+            <w:r>
+              <w:t>Sending activation</w:t>
+            </w:r>
+          </w:p>
+        </w:tc>
+        <w:tc>
+          <w:tcPr>
+            <w:tcW w:w="0" w:type="auto"/>
+          </w:tcPr>
+          <w:p>
+            <w:pPr>
+              <w:pStyle w:val="Compact"/>
+            </w:pPr>
+            <w:r>
+              <w:rPr>
+                <w:rStyle w:val="VerbatimChar"/>
+              </w:rPr>
+              <w:t>Alt</w:t>
+            </w:r>
+            <w:r>
+              <w:t xml:space="preserve"> + drag the arrow</w:t>
+            </w:r>
+          </w:p>
+        </w:tc>
+        <w:tc>
+          <w:tcPr>
+            <w:tcW w:w="0" w:type="auto"/>
+          </w:tcPr>
+          <w:p>
+            <w:pPr>
+              <w:pStyle w:val="Compact"/>
+            </w:pPr>
+            <w:r>
+              <w:t>same drag, other end</w:t>
+            </w:r>
+          </w:p>
+        </w:tc>
+      </w:tr>
+      <w:tr>
+        <w:tc>
+          <w:tcPr>
+            <w:tcW w:w="0" w:type="auto"/>
+          </w:tcPr>
+          <w:p>
+            <w:pPr>
+              <w:pStyle w:val="Compact"/>
+            </w:pPr>
+            <w:r>
+              <w:t>Activation among siblings</w:t>
+            </w:r>
+          </w:p>
+        </w:tc>
+        <w:tc>
+          <w:tcPr>
+            <w:tcW w:w="0" w:type="auto"/>
+          </w:tcPr>
+          <w:p>
+            <w:pPr>
+              <w:pStyle w:val="Compact"/>
+            </w:pPr>
+            <w:r>
+              <w:rPr>
+                <w:rStyle w:val="VerbatimChar"/>
+              </w:rPr>
+              <w:t>Ctrl+↑</w:t>
+            </w:r>
+            <w:r>
+              <w:t xml:space="preserve"> / </w:t>
+            </w:r>
+            <w:r>
+              <w:rPr>
+                <w:rStyle w:val="VerbatimChar"/>
+              </w:rPr>
+              <w:t>Ctrl+↓</w:t>
+            </w:r>
+            <w:r>
+              <w:t xml:space="preserve"> (or context menu Move Up/Down)</w:t>
+            </w:r>
+          </w:p>
+        </w:tc>
+        <w:tc>
+          <w:tcPr>
+            <w:tcW w:w="0" w:type="auto"/>
+          </w:tcPr>
+          <w:p>
+            <w:pPr>
+              <w:pStyle w:val="Compact"/>
+            </w:pPr>
+            <w:r>
+              <w:t>reorders the call sequence</w:t>
+            </w:r>
+          </w:p>
+        </w:tc>
+      </w:tr>
+      <w:tr>
+        <w:tc>
+          <w:tcPr>
+            <w:tcW w:w="0" w:type="auto"/>
+          </w:tcPr>
+          <w:p>
+            <w:pPr>
+              <w:pStyle w:val="Compact"/>
+            </w:pPr>
+            <w:r>
+              <w:t>Lifeline</w:t>
+            </w:r>
+          </w:p>
+        </w:tc>
+        <w:tc>
+          <w:tcPr>
+            <w:tcW w:w="0" w:type="auto"/>
+          </w:tcPr>
+          <w:p>
+            <w:pPr>
+              <w:pStyle w:val="Compact"/>
+            </w:pPr>
+            <w:r>
+              <w:t xml:space="preserve">drag its head left/right, or </w:t>
+            </w:r>
+            <w:r>
+              <w:rPr>
+                <w:rStyle w:val="VerbatimChar"/>
+              </w:rPr>
+              <w:t>Ctrl+←</w:t>
+            </w:r>
+            <w:r>
+              <w:t xml:space="preserve"> / </w:t>
+            </w:r>
+            <w:r>
+              <w:rPr>
+                <w:rStyle w:val="VerbatimChar"/>
+              </w:rPr>
+              <w:t>Ctrl+→</w:t>
+            </w:r>
+          </w:p>
+        </w:tc>
+        <w:tc>
+          <w:tcPr>
+            <w:tcW w:w="0" w:type="auto"/>
+          </w:tcPr>
+          <w:p>
+            <w:pPr>
+              <w:pStyle w:val="Compact"/>
+            </w:pPr>
+            <w:r>
+              <w:t>horizontal only; siblings shift aside</w:t>
+            </w:r>
+          </w:p>
+        </w:tc>
+      </w:tr>
+      <w:tr>
+        <w:tc>
+          <w:tcPr>
+            <w:tcW w:w="0" w:type="auto"/>
+          </w:tcPr>
+          <w:p>
+            <w:pPr>
+              <w:pStyle w:val="Compact"/>
+            </w:pPr>
+            <w:r>
+              <w:t>Signal texts (name, guard label, return)</w:t>
+            </w:r>
+          </w:p>
+        </w:tc>
+        <w:tc>
+          <w:tcPr>
+            <w:tcW w:w="0" w:type="auto"/>
+          </w:tcPr>
+          <w:p>
+            <w:pPr>
+              <w:pStyle w:val="Compact"/>
+            </w:pPr>
+            <w:r>
+              <w:t>drag, on a selected signal</w:t>
+            </w:r>
+          </w:p>
+        </w:tc>
+        <w:tc>
+          <w:tcPr>
+            <w:tcW w:w="0" w:type="auto"/>
+          </w:tcPr>
+          <w:p>
+            <w:pPr>
+              <w:pStyle w:val="Compact"/>
+            </w:pPr>
+            <w:r>
+              <w:t>free 2-D offset, grid-snapped</w:t>
+            </w:r>
+          </w:p>
+        </w:tc>
+      </w:tr>
+      <w:tr>
+        <w:tc>
+          <w:tcPr>
+            <w:tcW w:w="0" w:type="auto"/>
+          </w:tcPr>
+          <w:p>
+            <w:pPr>
+              <w:pStyle w:val="Compact"/>
+            </w:pPr>
+            <w:r>
+              <w:t>Note</w:t>
+            </w:r>
+          </w:p>
+        </w:tc>
+        <w:tc>
+          <w:tcPr>
+            <w:tcW w:w="0" w:type="auto"/>
+          </w:tcPr>
+          <w:p>
+            <w:pPr>
+              <w:pStyle w:val="Compact"/>
+            </w:pPr>
+            <w:r>
+              <w:t>drag body / left-right edge handles</w:t>
+            </w:r>
+          </w:p>
+        </w:tc>
+        <w:tc>
+          <w:tcPr>
+            <w:tcW w:w="0" w:type="auto"/>
+          </w:tcPr>
+          <w:p>
+            <w:pPr>
+              <w:pStyle w:val="Compact"/>
+            </w:pPr>
+            <w:r>
+              <w:t>move / resize</w:t>
+            </w:r>
+          </w:p>
+        </w:tc>
+      </w:tr>
+      <w:tr>
+        <w:tc>
+          <w:tcPr>
+            <w:tcW w:w="0" w:type="auto"/>
+          </w:tcPr>
+          <w:p>
+            <w:pPr>
+              <w:pStyle w:val="Compact"/>
+            </w:pPr>
+            <w:r>
+              <w:t>Note attach-line points</w:t>
+            </w:r>
+          </w:p>
+        </w:tc>
+        <w:tc>
+          <w:tcPr>
+            <w:tcW w:w="0" w:type="auto"/>
+          </w:tcPr>
+          <w:p>
+            <w:pPr>
+              <w:pStyle w:val="Compact"/>
+            </w:pPr>
+            <w:r>
+              <w:t>drag the point</w:t>
+            </w:r>
+          </w:p>
+        </w:tc>
+        <w:tc>
+          <w:tcPr>
+            <w:tcW w:w="0" w:type="auto"/>
+          </w:tcPr>
+          <w:p>
+            <w:pPr>
+              <w:pStyle w:val="Compact"/>
+            </w:pPr>
+            <w:r>
+              <w:t>see below</w:t>
+            </w:r>
+          </w:p>
+        </w:tc>
+      </w:tr>
+    </w:tbl>
+    <w:p>
+      <w:pPr>
+        <w:pStyle w:val="BodyText"/>
+      </w:pPr>
+      <w:r>
+        <w:rPr>
+          <w:b/>
+          <w:bCs/>
+        </w:rPr>
+        <w:t>Notes and their points.</w:t>
+      </w:r>
+      <w:r>
+        <w:t xml:space="preserve"> Like class-diagram notes, attach-line endpoints are </w:t>
+      </w:r>
+      <w:r>
+        <w:rPr>
+          <w:b/>
+          <w:bCs/>
+        </w:rPr>
+        <w:t>semi-attached</w:t>
+      </w:r>
+      <w:r>
+        <w:t>: purely positional, so a point lying on a lifeline or signal travels with it. Dragging a corner point outward spawns a new joint; dragging a point back into the note deletes it. On release, a point near a signal arrow snaps vertically onto it — the line then tracks that signal.</w:t>
+      </w:r>
+    </w:p>
+    <w:p>
+      <w:pPr>
+        <w:pStyle w:val="Heading2"/>
+      </w:pPr>
+      <w:bookmarkStart w:id="112" w:name="keeping-it-readable"/>
+      <w:bookmarkStart w:id="113" w:name="_Toc234832645"/>
+      <w:bookmarkEnd w:id="110"/>
+      <w:r>
+        <w:rPr>
+          <w:rStyle w:val="SectionNumber"/>
+        </w:rPr>
+        <w:t>8.3</w:t>
+      </w:r>
+      <w:r>
+        <w:tab/>
+        <w:t>Keeping it readable</w:t>
+      </w:r>
+      <w:bookmarkEnd w:id="113"/>
+    </w:p>
+    <w:p>
+      <w:pPr>
+        <w:pStyle w:val="FirstParagraph"/>
+      </w:pPr>
+      <w:r>
+        <w:t>Three context-menu layout commands (each one undo step):</w:t>
+      </w:r>
+    </w:p>
+    <w:p>
+      <w:pPr>
+        <w:pStyle w:val="Compact"/>
+        <w:numPr>
+          <w:ilvl w:val="0"/>
+          <w:numId w:val="22"/>
+        </w:numPr>
+      </w:pPr>
+      <w:r>
+        <w:rPr>
+          <w:b/>
+          <w:bCs/>
+        </w:rPr>
+        <w:t>Optimize Placement</w:t>
+      </w:r>
+      <w:r>
+        <w:t xml:space="preserve"> — reorders lifelines to minimize crossings, packs horizontally, resets offsets.</w:t>
+      </w:r>
+    </w:p>
+    <w:p>
+      <w:pPr>
+        <w:pStyle w:val="Compact"/>
+        <w:numPr>
+          <w:ilvl w:val="0"/>
+          <w:numId w:val="22"/>
+        </w:numPr>
+      </w:pPr>
+      <w:r>
+        <w:rPr>
+          <w:b/>
+          <w:bCs/>
+        </w:rPr>
+        <w:t>Space Lifelines</w:t>
+      </w:r>
+      <w:r>
+        <w:t xml:space="preserve"> </w:t>
+      </w:r>
+      <w:r>
+        <w:t>— even horizontal spacing, order preserved.</w:t>
+      </w:r>
+    </w:p>
+    <w:p>
+      <w:pPr>
+        <w:pStyle w:val="Compact"/>
+        <w:numPr>
+          <w:ilvl w:val="0"/>
+          <w:numId w:val="22"/>
+        </w:numPr>
+      </w:pPr>
+      <w:r>
+        <w:rPr>
+          <w:b/>
+          <w:bCs/>
+        </w:rPr>
+        <w:t>Reset Activation Offsets</w:t>
+      </w:r>
+      <w:r>
+        <w:t xml:space="preserve"> — clears manual vertical tweaks.</w:t>
+      </w:r>
+    </w:p>
+    <w:p>
+      <w:pPr>
+        <w:pStyle w:val="FirstParagraph"/>
+      </w:pPr>
+      <w:r>
+        <w:rPr>
+          <w:rStyle w:val="VerbatimChar"/>
+        </w:rPr>
+        <w:t>Collapse Activations to Note</w:t>
+      </w:r>
+      <w:r>
+        <w:t xml:space="preserve"> replaces a selected group of nested activations with a summarizing note — good for hiding boilerplate sub-calls.</w:t>
+      </w:r>
+    </w:p>
+    <w:p>
+      <w:pPr>
+        <w:pStyle w:val="Heading2"/>
+      </w:pPr>
+      <w:bookmarkStart w:id="114" w:name="toolbar-colors-zoom"/>
+      <w:bookmarkStart w:id="115" w:name="_Toc234832646"/>
+      <w:bookmarkEnd w:id="112"/>
+      <w:r>
+        <w:rPr>
+          <w:rStyle w:val="SectionNumber"/>
+        </w:rPr>
+        <w:t>8.4</w:t>
+      </w:r>
+      <w:r>
+        <w:tab/>
+        <w:t>Toolbar, colors, zoom</w:t>
+      </w:r>
+      <w:bookmarkEnd w:id="115"/>
+    </w:p>
+    <w:p>
+      <w:pPr>
+        <w:pStyle w:val="Compact"/>
+        <w:numPr>
+          <w:ilvl w:val="0"/>
+          <w:numId w:val="23"/>
+        </w:numPr>
+      </w:pPr>
+      <w:r>
+        <w:rPr>
+          <w:b/>
+          <w:bCs/>
+        </w:rPr>
+        <w:t>Toolbar</w:t>
+      </w:r>
+      <w:r>
+        <w:t>: Add Lifeline, Add Note, Add Class (placement/dialog) · Delete · Undo / Redo · Zoom In / Out / Fit · Export SVG.</w:t>
+      </w:r>
+    </w:p>
+    <w:p>
+      <w:pPr>
+        <w:pStyle w:val="BlockText"/>
+      </w:pPr>
+      <w:r>
+        <w:rPr>
+          <w:b/>
+          <w:bCs/>
+        </w:rPr>
+        <w:t>[FIGURE: Sequence-diagram toolbar]</w:t>
+      </w:r>
+      <w:r>
+        <w:t xml:space="preserve"> — cropped strip of the SD toolbar. </w:t>
+      </w:r>
+      <w:r>
+        <w:rPr>
+          <w:b/>
+          <w:bCs/>
+        </w:rPr>
+        <w:t>[FIGURE: Sequence-diagram context menu]</w:t>
+      </w:r>
+      <w:r>
+        <w:t xml:space="preserve"> </w:t>
+      </w:r>
+      <w:r>
+        <w:t xml:space="preserve">— the context menu open on an activation, with the Add submenu expanded. - </w:t>
+      </w:r>
+      <w:r>
+        <w:rPr>
+          <w:b/>
+          <w:bCs/>
+        </w:rPr>
+        <w:t>Colors</w:t>
+      </w:r>
+      <w:r>
+        <w:t xml:space="preserve">: per-shape </w:t>
+      </w:r>
+      <w:r>
+        <w:rPr>
+          <w:rStyle w:val="VerbatimChar"/>
+        </w:rPr>
+        <w:t>Change Line/Text Color...</w:t>
+      </w:r>
+      <w:r>
+        <w:t xml:space="preserve">, plus the document-wide </w:t>
+      </w:r>
+      <w:r>
+        <w:rPr>
+          <w:b/>
+          <w:bCs/>
+        </w:rPr>
+        <w:t>Color Templates ▸</w:t>
+      </w:r>
+      <w:r>
+        <w:t xml:space="preserve"> for the sequence-diagram defaults (lifeline, activation, signal and note line/text colors) — same mechanism as in class diagrams. - </w:t>
+      </w:r>
+      <w:r>
+        <w:rPr>
+          <w:b/>
+          <w:bCs/>
+        </w:rPr>
+        <w:t>Zoom &amp; pan</w:t>
+      </w:r>
+      <w:r>
+        <w:t>: identical to class diagrams (</w:t>
+      </w:r>
+      <w:r>
+        <w:rPr>
+          <w:rStyle w:val="VerbatimChar"/>
+        </w:rPr>
+        <w:t>Ctrl</w:t>
+      </w:r>
+      <w:r>
+        <w:t xml:space="preserve">+wheel anchored at the cursor, </w:t>
+      </w:r>
+      <w:r>
+        <w:rPr>
+          <w:rStyle w:val="VerbatimChar"/>
+        </w:rPr>
+        <w:t>Ctrl+=</w:t>
+      </w:r>
+      <w:r>
+        <w:t>/</w:t>
+      </w:r>
+      <w:r>
+        <w:rPr>
+          <w:rStyle w:val="VerbatimChar"/>
+        </w:rPr>
+        <w:t>Ctrl+-</w:t>
+      </w:r>
+      <w:r>
+        <w:t>, Fit via toolbar or double-click on empty space, pan with plain scroll / middle-drag / scrollbars, pinch on trackpads).</w:t>
+      </w:r>
+    </w:p>
+    <w:p>
+      <w:pPr>
+        <w:pStyle w:val="Heading2"/>
+      </w:pPr>
+      <w:bookmarkStart w:id="116" w:name="canvas-keys-1"/>
+      <w:bookmarkStart w:id="117" w:name="_Toc234832647"/>
+      <w:bookmarkEnd w:id="114"/>
+      <w:r>
+        <w:rPr>
+          <w:rStyle w:val="SectionNumber"/>
+        </w:rPr>
+        <w:t>8.5</w:t>
+      </w:r>
+      <w:r>
+        <w:tab/>
+      </w:r>
+      <w:r>
+        <w:t>Canvas keys</w:t>
+      </w:r>
+      <w:bookmarkEnd w:id="117"/>
+    </w:p>
+    <w:tbl>
+      <w:tblPr>
+        <w:tblStyle w:val="Table"/>
+        <w:tblW w:w="5000" w:type="pct"/>
+        <w:tblLook w:val="0020" w:firstRow="1" w:lastRow="0" w:firstColumn="0" w:lastColumn="0" w:noHBand="0" w:noVBand="0"/>
+      </w:tblPr>
+      <w:tblGrid>
+        <w:gridCol w:w="3712"/>
+        <w:gridCol w:w="5864"/>
+      </w:tblGrid>
+      <w:tr>
+        <w:trPr>
+          <w:cnfStyle w:val="100000000000" w:firstRow="1" w:lastRow="0" w:firstColumn="0" w:lastColumn="0" w:oddVBand="0" w:evenVBand="0" w:oddHBand="0" w:evenHBand="0" w:firstRowFirstColumn="0" w:firstRowLastColumn="0" w:lastRowFirstColumn="0" w:lastRowLastColumn="0"/>
+          <w:tblHeader/>
+        </w:trPr>
+        <w:tc>
+          <w:tcPr>
+            <w:tcW w:w="0" w:type="auto"/>
+          </w:tcPr>
+          <w:p>
+            <w:pPr>
+              <w:pStyle w:val="Compact"/>
+            </w:pPr>
+            <w:r>
+              <w:t>Key</w:t>
+            </w:r>
+          </w:p>
+        </w:tc>
+        <w:tc>
+          <w:tcPr>
+            <w:tcW w:w="0" w:type="auto"/>
+          </w:tcPr>
+          <w:p>
+            <w:pPr>
+              <w:pStyle w:val="Compact"/>
+            </w:pPr>
+            <w:r>
+              <w:t>Action</w:t>
+            </w:r>
+          </w:p>
+        </w:tc>
+      </w:tr>
+      <w:tr>
+        <w:tc>
+          <w:tcPr>
+            <w:tcW w:w="0" w:type="auto"/>
+          </w:tcPr>
+          <w:p>
+            <w:pPr>
+              <w:pStyle w:val="Compact"/>
+            </w:pPr>
+            <w:r>
+              <w:rPr>
+                <w:rStyle w:val="VerbatimChar"/>
+              </w:rPr>
+              <w:t>Ctrl+Shift+L</w:t>
+            </w:r>
+            <w:r>
+              <w:t xml:space="preserve"> / </w:t>
+            </w:r>
+            <w:r>
+              <w:rPr>
+                <w:rStyle w:val="VerbatimChar"/>
+              </w:rPr>
+              <w:t>Ctrl+Shift+N</w:t>
+            </w:r>
+          </w:p>
+        </w:tc>
+        <w:tc>
+          <w:tcPr>
+            <w:tcW w:w="0" w:type="auto"/>
+          </w:tcPr>
+          <w:p>
+            <w:pPr>
+              <w:pStyle w:val="Compact"/>
+            </w:pPr>
+            <w:r>
+              <w:t>arm Add Lifeline / Add Note placement</w:t>
+            </w:r>
+          </w:p>
+        </w:tc>
+      </w:tr>
+      <w:tr>
+        <w:tc>
+          <w:tcPr>
+            <w:tcW w:w="0" w:type="auto"/>
+          </w:tcPr>
+          <w:p>
+            <w:pPr>
+              <w:pStyle w:val="Compact"/>
+            </w:pPr>
+            <w:r>
+              <w:rPr>
+                <w:rStyle w:val="VerbatimChar"/>
+              </w:rPr>
+              <w:t>Ctrl+Shift+C</w:t>
+            </w:r>
+          </w:p>
+        </w:tc>
+        <w:tc>
+          <w:tcPr>
+            <w:tcW w:w="0" w:type="auto"/>
+          </w:tcPr>
+          <w:p>
+            <w:pPr>
+              <w:pStyle w:val="Compact"/>
+            </w:pPr>
+            <w:r>
+              <w:t>Add Class (dialog; lifeline auto-placed)</w:t>
+            </w:r>
+          </w:p>
+        </w:tc>
+      </w:tr>
+      <w:tr>
+        <w:tc>
+          <w:tcPr>
+            <w:tcW w:w="0" w:type="auto"/>
+          </w:tcPr>
+          <w:p>
+            <w:pPr>
+              <w:pStyle w:val="Compact"/>
+            </w:pPr>
+            <w:r>
+              <w:rPr>
+                <w:rStyle w:val="VerbatimChar"/>
+              </w:rPr>
+              <w:t>Ctrl+↑</w:t>
+            </w:r>
+            <w:r>
+              <w:t xml:space="preserve"> </w:t>
+            </w:r>
+            <w:r>
+              <w:rPr>
+                <w:rStyle w:val="VerbatimChar"/>
+              </w:rPr>
+              <w:t>Ctrl+↓</w:t>
+            </w:r>
+          </w:p>
+        </w:tc>
+        <w:tc>
+          <w:tcPr>
+            <w:tcW w:w="0" w:type="auto"/>
+          </w:tcPr>
+          <w:p>
+            <w:pPr>
+              <w:pStyle w:val="Compact"/>
+            </w:pPr>
+            <w:r>
+              <w:t>move activation up/down among siblings</w:t>
+            </w:r>
+          </w:p>
+        </w:tc>
+      </w:tr>
+      <w:tr>
+        <w:tc>
+          <w:tcPr>
+            <w:tcW w:w="0" w:type="auto"/>
+          </w:tcPr>
+          <w:p>
+            <w:pPr>
+              <w:pStyle w:val="Compact"/>
+            </w:pPr>
+            <w:r>
+              <w:rPr>
+                <w:rStyle w:val="VerbatimChar"/>
+              </w:rPr>
+              <w:t>Ctrl+←</w:t>
+            </w:r>
+            <w:r>
+              <w:t xml:space="preserve"> </w:t>
+            </w:r>
+            <w:r>
+              <w:rPr>
+                <w:rStyle w:val="VerbatimChar"/>
+              </w:rPr>
+              <w:t>Ctrl+→</w:t>
+            </w:r>
+          </w:p>
+        </w:tc>
+        <w:tc>
+          <w:tcPr>
+            <w:tcW w:w="0" w:type="auto"/>
+          </w:tcPr>
+          <w:p>
+            <w:pPr>
+              <w:pStyle w:val="Compact"/>
+            </w:pPr>
+            <w:r>
+              <w:t>move lifeline left/right</w:t>
+            </w:r>
+          </w:p>
+        </w:tc>
+      </w:tr>
+      <w:tr>
+        <w:tc>
+          <w:tcPr>
+            <w:tcW w:w="0" w:type="auto"/>
+          </w:tcPr>
+          <w:p>
+            <w:pPr>
+              <w:pStyle w:val="Compact"/>
+            </w:pPr>
+            <w:r>
+              <w:rPr>
+                <w:rStyle w:val="VerbatimChar"/>
+              </w:rPr>
+              <w:t>←</w:t>
+            </w:r>
+            <w:r>
+              <w:t xml:space="preserve"> </w:t>
+            </w:r>
+            <w:r>
+              <w:rPr>
+                <w:rStyle w:val="VerbatimChar"/>
+              </w:rPr>
+              <w:t>→</w:t>
+            </w:r>
+            <w:r>
+              <w:t xml:space="preserve"> / </w:t>
+            </w:r>
+            <w:r>
+              <w:rPr>
+                <w:rStyle w:val="VerbatimChar"/>
+              </w:rPr>
+              <w:t>↑</w:t>
+            </w:r>
+            <w:r>
+              <w:t xml:space="preserve"> </w:t>
+            </w:r>
+            <w:r>
+              <w:rPr>
+                <w:rStyle w:val="VerbatimChar"/>
+              </w:rPr>
+              <w:t>↓</w:t>
+            </w:r>
+          </w:p>
+        </w:tc>
+        <w:tc>
+          <w:tcPr>
+            <w:tcW w:w="0" w:type="auto"/>
+          </w:tcPr>
+          <w:p>
+            <w:pPr>
+              <w:pStyle w:val="Compact"/>
+            </w:pPr>
+            <w:r>
+              <w:t>navigate between related shapes / along a lifeline</w:t>
+            </w:r>
+          </w:p>
+        </w:tc>
+      </w:tr>
+      <w:tr>
+        <w:tc>
+          <w:tcPr>
+            <w:tcW w:w="0" w:type="auto"/>
+          </w:tcPr>
+          <w:p>
+            <w:pPr>
+              <w:pStyle w:val="Compact"/>
+            </w:pPr>
+            <w:r>
+              <w:rPr>
+                <w:rStyle w:val="VerbatimChar"/>
+              </w:rPr>
+              <w:t>Enter</w:t>
+            </w:r>
+          </w:p>
+        </w:tc>
+        <w:tc>
+          <w:tcPr>
+            <w:tcW w:w="0" w:type="auto"/>
+          </w:tcPr>
+          <w:p>
+            <w:pPr>
+              <w:pStyle w:val="Compact"/>
+            </w:pPr>
+            <w:r>
+              <w:t>open the selected shape (as double-click)</w:t>
+            </w:r>
+          </w:p>
+        </w:tc>
+      </w:tr>
+      <w:tr>
+        <w:tc>
+          <w:tcPr>
+            <w:tcW w:w="0" w:type="auto"/>
+          </w:tcPr>
+          <w:p>
+            <w:pPr>
+              <w:pStyle w:val="Compact"/>
+            </w:pPr>
+            <w:r>
+              <w:rPr>
+                <w:rStyle w:val="VerbatimChar"/>
+              </w:rPr>
+              <w:t>Del</w:t>
+            </w:r>
+            <w:r>
+              <w:t xml:space="preserve"> / </w:t>
+            </w:r>
+            <w:r>
+              <w:rPr>
+                <w:rStyle w:val="VerbatimChar"/>
+              </w:rPr>
+              <w:t>Esc</w:t>
+            </w:r>
+            <w:r>
+              <w:t xml:space="preserve"> / </w:t>
+            </w:r>
+            <w:r>
+              <w:rPr>
+                <w:rStyle w:val="VerbatimChar"/>
+              </w:rPr>
+              <w:t>Ctrl+A</w:t>
+            </w:r>
+          </w:p>
+        </w:tc>
+        <w:tc>
+          <w:tcPr>
+            <w:tcW w:w="0" w:type="auto"/>
+          </w:tcPr>
+          <w:p>
+            <w:pPr>
+              <w:pStyle w:val="Compact"/>
+            </w:pPr>
+            <w:r>
+              <w:t>delete / cancel-or-clear / select all</w:t>
+            </w:r>
+          </w:p>
+        </w:tc>
+      </w:tr>
+    </w:tbl>
+    <w:p>
+      <w:pPr>
+        <w:pStyle w:val="BodyText"/>
+      </w:pPr>
+      <w:r>
+        <w:t xml:space="preserve">A power feature for documentation: </w:t>
+      </w:r>
+      <w:r>
+        <w:rPr>
+          <w:b/>
+          <w:bCs/>
+        </w:rPr>
+        <w:t>call traces</w:t>
+      </w:r>
+      <w:r>
+        <w:t>. Via the command interface (</w:t>
+      </w:r>
+      <w:r>
+        <w:rPr>
+          <w:rStyle w:val="VerbatimChar"/>
+        </w:rPr>
+        <w:t>add_call_trace</w:t>
+      </w:r>
+      <w:r>
+        <w:t xml:space="preserve">, chapter 16), ClassBuilder scans a method body, resolves the calls against the model, and generates a whole sequence diagram of the call tree automatically — the figure below was made that way from </w:t>
+      </w:r>
+      <w:r>
+        <w:rPr>
+          <w:rStyle w:val="VerbatimChar"/>
+        </w:rPr>
+        <w:t>Matrix::Matrix(int, int)</w:t>
+      </w:r>
+      <w:r>
+        <w:t>.</w:t>
+      </w:r>
+    </w:p>
+    <w:p>
+      <w:pPr>
+        <w:pStyle w:val="CaptionedFigure"/>
+      </w:pPr>
+      <w:r>
+        <w:rPr>
+          <w:noProof/>
+        </w:rPr>
+        <w:drawing>
+          <wp:inline distT="0" distB="0" distL="0" distR="0" wp14:anchorId="2BDD3811" wp14:editId="60BCA0B7">
+            <wp:extent cx="5334000" cy="7544589"/>
+            <wp:effectExtent l="0" t="0" r="0" b="0"/>
+            <wp:docPr id="260" name="Picture" descr="A pipe-generated call trace of the Matrix constructor (“Matrix constructor walkthrough”)."/>
+            <wp:cNvGraphicFramePr/>
+            <a:graphic xmlns:a="http://schemas.openxmlformats.org/drawingml/2006/main">
+              <a:graphicData uri="http://schemas.openxmlformats.org/drawingml/2006/picture">
+                <pic:pic xmlns:pic="http://schemas.openxmlformats.org/drawingml/2006/picture">
+                  <pic:nvPicPr>
+                    <pic:cNvPr id="261" name="Picture" descr="images/sd-ctor-walkthrough.svg"/>
+                    <pic:cNvPicPr>
+                      <a:picLocks noChangeAspect="1" noChangeArrowheads="1"/>
+                    </pic:cNvPicPr>
+                  </pic:nvPicPr>
+                  <pic:blipFill>
+                    <a:blip r:embed="rId107">
+                      <a:extLst>
+                        <a:ext uri="{28A0092B-C50C-407E-A947-70E740481C1C}">
+                          <a14:useLocalDpi xmlns:a14="http://schemas.microsoft.com/office/drawing/2010/main" val="0"/>
+                        </a:ext>
+                        <a:ext uri="{96DAC541-7B7A-43D3-8B79-37D633B846F1}">
+                          <asvg:svgBlip xmlns:asvg="http://schemas.microsoft.com/office/drawing/2016/SVG/main" r:embed="rId108"/>
+                        </a:ext>
+                      </a:extLst>
+                    </a:blip>
+                    <a:stretch>
+                      <a:fillRect/>
+                    </a:stretch>
+                  </pic:blipFill>
+                  <pic:spPr bwMode="auto">
+                    <a:xfrm>
+                      <a:off x="0" y="0"/>
+                      <a:ext cx="5334000" cy="7544589"/>
+                    </a:xfrm>
+                    <a:prstGeom prst="rect">
+                      <a:avLst/>
+                    </a:prstGeom>
+                    <a:noFill/>
+                    <a:ln w="9525">
+                      <a:noFill/>
+                      <a:headEnd/>
+                      <a:tailEnd/>
+                    </a:ln>
+                  </pic:spPr>
+                </pic:pic>
+              </a:graphicData>
+            </a:graphic>
+          </wp:inline>
+        </w:drawing>
+      </w:r>
+    </w:p>
+    <w:p>
+      <w:pPr>
+        <w:pStyle w:val="ImageCaption"/>
+      </w:pPr>
+      <w:r>
         <w:t>A pipe-generated call trace of the Matrix constructor (“Matrix constructor walkthrough”).</w:t>
       </w:r>
     </w:p>
@@ -31067,7 +31120,7 @@
         <w:pStyle w:val="Heading1"/>
       </w:pPr>
       <w:bookmarkStart w:id="118" w:name="reference-dialogs"/>
-      <w:bookmarkStart w:id="119" w:name="_Toc234831004"/>
+      <w:bookmarkStart w:id="119" w:name="_Toc234832648"/>
       <w:bookmarkEnd w:id="106"/>
       <w:bookmarkEnd w:id="116"/>
       <w:r>
@@ -31196,7 +31249,7 @@
         <w:pStyle w:val="Heading2"/>
       </w:pPr>
       <w:bookmarkStart w:id="120" w:name="class"/>
-      <w:bookmarkStart w:id="121" w:name="_Toc234831005"/>
+      <w:bookmarkStart w:id="121" w:name="_Toc234832649"/>
       <w:r>
         <w:rPr>
           <w:rStyle w:val="SectionNumber"/>
@@ -31360,7 +31413,7 @@
         <w:pStyle w:val="Heading2"/>
       </w:pPr>
       <w:bookmarkStart w:id="122" w:name="external-class"/>
-      <w:bookmarkStart w:id="123" w:name="_Toc234831006"/>
+      <w:bookmarkStart w:id="123" w:name="_Toc234832650"/>
       <w:bookmarkEnd w:id="120"/>
       <w:r>
         <w:rPr>
@@ -31422,7 +31475,7 @@
         <w:pStyle w:val="Heading2"/>
       </w:pPr>
       <w:bookmarkStart w:id="124" w:name="member"/>
-      <w:bookmarkStart w:id="125" w:name="_Toc234831007"/>
+      <w:bookmarkStart w:id="125" w:name="_Toc234832651"/>
       <w:bookmarkEnd w:id="122"/>
       <w:r>
         <w:rPr>
@@ -31630,7 +31683,7 @@
         <w:pStyle w:val="Heading2"/>
       </w:pPr>
       <w:bookmarkStart w:id="126" w:name="method"/>
-      <w:bookmarkStart w:id="127" w:name="_Toc234831008"/>
+      <w:bookmarkStart w:id="127" w:name="_Toc234832652"/>
       <w:bookmarkEnd w:id="124"/>
       <w:r>
         <w:rPr>
@@ -31860,7 +31913,7 @@
         <w:pStyle w:val="Heading2"/>
       </w:pPr>
       <w:bookmarkStart w:id="128" w:name="constructor-destructor"/>
-      <w:bookmarkStart w:id="129" w:name="_Toc234831009"/>
+      <w:bookmarkStart w:id="129" w:name="_Toc234832653"/>
       <w:bookmarkEnd w:id="126"/>
       <w:r>
         <w:rPr>
@@ -31969,7 +32022,7 @@
         <w:pStyle w:val="Heading2"/>
       </w:pPr>
       <w:bookmarkStart w:id="130" w:name="exception-specification"/>
-      <w:bookmarkStart w:id="131" w:name="_Toc234831010"/>
+      <w:bookmarkStart w:id="131" w:name="_Toc234832654"/>
       <w:bookmarkEnd w:id="128"/>
       <w:r>
         <w:rPr>
@@ -32060,7 +32113,7 @@
         <w:pStyle w:val="Heading2"/>
       </w:pPr>
       <w:bookmarkStart w:id="132" w:name="argument"/>
-      <w:bookmarkStart w:id="133" w:name="_Toc234831011"/>
+      <w:bookmarkStart w:id="133" w:name="_Toc234832655"/>
       <w:bookmarkEnd w:id="130"/>
       <w:r>
         <w:rPr>
@@ -32112,7 +32165,7 @@
         <w:pStyle w:val="Heading2"/>
       </w:pPr>
       <w:bookmarkStart w:id="134" w:name="inheritance"/>
-      <w:bookmarkStart w:id="135" w:name="_Toc234831012"/>
+      <w:bookmarkStart w:id="135" w:name="_Toc234832656"/>
       <w:bookmarkEnd w:id="132"/>
       <w:r>
         <w:rPr>
@@ -32206,7 +32259,7 @@
         <w:pStyle w:val="Heading2"/>
       </w:pPr>
       <w:bookmarkStart w:id="136" w:name="relation"/>
-      <w:bookmarkStart w:id="137" w:name="_Toc234831013"/>
+      <w:bookmarkStart w:id="137" w:name="_Toc234832657"/>
       <w:bookmarkEnd w:id="134"/>
       <w:r>
         <w:rPr>
@@ -32545,7 +32598,7 @@
         <w:pStyle w:val="Heading2"/>
       </w:pPr>
       <w:bookmarkStart w:id="138" w:name="find-method-on-a-relation"/>
-      <w:bookmarkStart w:id="139" w:name="_Toc234831014"/>
+      <w:bookmarkStart w:id="139" w:name="_Toc234832658"/>
       <w:bookmarkEnd w:id="136"/>
       <w:r>
         <w:rPr>
@@ -32659,7 +32712,7 @@
         <w:pStyle w:val="Heading2"/>
       </w:pPr>
       <w:bookmarkStart w:id="140" w:name="dependency"/>
-      <w:bookmarkStart w:id="141" w:name="_Toc234831015"/>
+      <w:bookmarkStart w:id="141" w:name="_Toc234832659"/>
       <w:bookmarkEnd w:id="138"/>
       <w:r>
         <w:rPr>
@@ -32747,7 +32800,7 @@
         <w:pStyle w:val="Heading2"/>
       </w:pPr>
       <w:bookmarkStart w:id="142" w:name="relation-diagram-only"/>
-      <w:bookmarkStart w:id="143" w:name="_Toc234831016"/>
+      <w:bookmarkStart w:id="143" w:name="_Toc234832660"/>
       <w:bookmarkEnd w:id="140"/>
       <w:r>
         <w:rPr>
@@ -32842,7 +32895,7 @@
         <w:pStyle w:val="Heading2"/>
       </w:pPr>
       <w:bookmarkStart w:id="144" w:name="type"/>
-      <w:bookmarkStart w:id="145" w:name="_Toc234831017"/>
+      <w:bookmarkStart w:id="145" w:name="_Toc234832661"/>
       <w:bookmarkEnd w:id="142"/>
       <w:r>
         <w:rPr>
@@ -32941,7 +32994,7 @@
         <w:pStyle w:val="Heading2"/>
       </w:pPr>
       <w:bookmarkStart w:id="146" w:name="group-meta-group"/>
-      <w:bookmarkStart w:id="147" w:name="_Toc234831018"/>
+      <w:bookmarkStart w:id="147" w:name="_Toc234832662"/>
       <w:bookmarkEnd w:id="144"/>
       <w:r>
         <w:rPr>
@@ -32983,7 +33036,7 @@
         <w:pStyle w:val="Heading2"/>
       </w:pPr>
       <w:bookmarkStart w:id="148" w:name="context-define-and-assign"/>
-      <w:bookmarkStart w:id="149" w:name="_Toc234831019"/>
+      <w:bookmarkStart w:id="149" w:name="_Toc234832663"/>
       <w:bookmarkEnd w:id="146"/>
       <w:r>
         <w:rPr>
@@ -33189,7 +33242,7 @@
         <w:pStyle w:val="Heading2"/>
       </w:pPr>
       <w:bookmarkStart w:id="150" w:name="actor"/>
-      <w:bookmarkStart w:id="151" w:name="_Toc234831020"/>
+      <w:bookmarkStart w:id="151" w:name="_Toc234832664"/>
       <w:bookmarkEnd w:id="148"/>
       <w:r>
         <w:rPr>
@@ -33240,7 +33293,7 @@
         <w:pStyle w:val="Heading2"/>
       </w:pPr>
       <w:bookmarkStart w:id="152" w:name="class-diagram"/>
-      <w:bookmarkStart w:id="153" w:name="_Toc234831021"/>
+      <w:bookmarkStart w:id="153" w:name="_Toc234832665"/>
       <w:bookmarkEnd w:id="150"/>
       <w:r>
         <w:rPr>
@@ -33294,7 +33347,7 @@
         <w:pStyle w:val="Heading2"/>
       </w:pPr>
       <w:bookmarkStart w:id="154" w:name="sequence-diagram"/>
-      <w:bookmarkStart w:id="155" w:name="_Toc234831022"/>
+      <w:bookmarkStart w:id="155" w:name="_Toc234832666"/>
       <w:bookmarkEnd w:id="152"/>
       <w:r>
         <w:rPr>
@@ -33410,7 +33463,7 @@
         <w:pStyle w:val="Heading2"/>
       </w:pPr>
       <w:bookmarkStart w:id="156" w:name="select-classes"/>
-      <w:bookmarkStart w:id="157" w:name="_Toc234831023"/>
+      <w:bookmarkStart w:id="157" w:name="_Toc234832667"/>
       <w:bookmarkEnd w:id="154"/>
       <w:r>
         <w:rPr>
@@ -33471,7 +33524,7 @@
         <w:pStyle w:val="Heading2"/>
       </w:pPr>
       <w:bookmarkStart w:id="158" w:name="class-shape"/>
-      <w:bookmarkStart w:id="159" w:name="_Toc234831024"/>
+      <w:bookmarkStart w:id="159" w:name="_Toc234832668"/>
       <w:bookmarkEnd w:id="156"/>
       <w:r>
         <w:rPr>
@@ -33552,7 +33605,7 @@
         <w:pStyle w:val="Heading2"/>
       </w:pPr>
       <w:bookmarkStart w:id="160" w:name="select-members-methods"/>
-      <w:bookmarkStart w:id="161" w:name="_Toc234831025"/>
+      <w:bookmarkStart w:id="161" w:name="_Toc234832669"/>
       <w:bookmarkEnd w:id="158"/>
       <w:r>
         <w:rPr>
@@ -33604,7 +33657,7 @@
         <w:pStyle w:val="Heading2"/>
       </w:pPr>
       <w:bookmarkStart w:id="162" w:name="reorder-members-methods"/>
-      <w:bookmarkStart w:id="163" w:name="_Toc234831026"/>
+      <w:bookmarkStart w:id="163" w:name="_Toc234832670"/>
       <w:bookmarkEnd w:id="160"/>
       <w:r>
         <w:rPr>
@@ -33656,7 +33709,7 @@
         <w:pStyle w:val="Heading2"/>
       </w:pPr>
       <w:bookmarkStart w:id="164" w:name="signal-message"/>
-      <w:bookmarkStart w:id="165" w:name="_Toc234831027"/>
+      <w:bookmarkStart w:id="165" w:name="_Toc234832671"/>
       <w:bookmarkEnd w:id="162"/>
       <w:r>
         <w:rPr>
@@ -33716,7 +33769,7 @@
         <w:pStyle w:val="Heading2"/>
       </w:pPr>
       <w:bookmarkStart w:id="166" w:name="lifeline-note-dialogs"/>
-      <w:bookmarkStart w:id="167" w:name="_Toc234831028"/>
+      <w:bookmarkStart w:id="167" w:name="_Toc234832672"/>
       <w:bookmarkEnd w:id="164"/>
       <w:r>
         <w:rPr>
@@ -33770,7 +33823,7 @@
         <w:pStyle w:val="Heading2"/>
       </w:pPr>
       <w:bookmarkStart w:id="168" w:name="Xb9470c6e63f702dcde05f89c7607c45c6bcf312"/>
-      <w:bookmarkStart w:id="169" w:name="_Toc234831029"/>
+      <w:bookmarkStart w:id="169" w:name="_Toc234832673"/>
       <w:bookmarkEnd w:id="166"/>
       <w:r>
         <w:rPr>
@@ -34056,7 +34109,7 @@
         <w:pStyle w:val="Heading2"/>
       </w:pPr>
       <w:bookmarkStart w:id="170" w:name="add-serialization-to-project"/>
-      <w:bookmarkStart w:id="171" w:name="_Toc234831030"/>
+      <w:bookmarkStart w:id="171" w:name="_Toc234832674"/>
       <w:bookmarkEnd w:id="168"/>
       <w:r>
         <w:rPr>
@@ -34129,7 +34182,7 @@
         <w:pStyle w:val="Heading2"/>
       </w:pPr>
       <w:bookmarkStart w:id="172" w:name="find"/>
-      <w:bookmarkStart w:id="173" w:name="_Toc234831031"/>
+      <w:bookmarkStart w:id="173" w:name="_Toc234832675"/>
       <w:bookmarkEnd w:id="170"/>
       <w:r>
         <w:rPr>
@@ -34186,7 +34239,7 @@
         <w:pStyle w:val="Heading2"/>
       </w:pPr>
       <w:bookmarkStart w:id="174" w:name="read-source"/>
-      <w:bookmarkStart w:id="175" w:name="_Toc234831032"/>
+      <w:bookmarkStart w:id="175" w:name="_Toc234832676"/>
       <w:bookmarkEnd w:id="172"/>
       <w:r>
         <w:rPr>
@@ -34248,7 +34301,7 @@
         <w:pStyle w:val="Heading2"/>
       </w:pPr>
       <w:bookmarkStart w:id="176" w:name="save-source"/>
-      <w:bookmarkStart w:id="177" w:name="_Toc234831033"/>
+      <w:bookmarkStart w:id="177" w:name="_Toc234832677"/>
       <w:bookmarkEnd w:id="174"/>
       <w:r>
         <w:rPr>
@@ -34342,7 +34395,7 @@
         <w:pStyle w:val="Heading2"/>
       </w:pPr>
       <w:bookmarkStart w:id="178" w:name="virtual-methods-isclass-methods"/>
-      <w:bookmarkStart w:id="179" w:name="_Toc234831034"/>
+      <w:bookmarkStart w:id="179" w:name="_Toc234832678"/>
       <w:bookmarkEnd w:id="176"/>
       <w:r>
         <w:rPr>
@@ -34432,7 +34485,7 @@
         <w:pStyle w:val="Heading2"/>
       </w:pPr>
       <w:bookmarkStart w:id="180" w:name="user-sections-code-dialogs"/>
-      <w:bookmarkStart w:id="181" w:name="_Toc234831035"/>
+      <w:bookmarkStart w:id="181" w:name="_Toc234832679"/>
       <w:bookmarkEnd w:id="178"/>
       <w:r>
         <w:rPr>
@@ -34511,7 +34564,7 @@
         <w:pStyle w:val="Heading2"/>
       </w:pPr>
       <w:bookmarkStart w:id="182" w:name="code-editing-helper-wizards"/>
-      <w:bookmarkStart w:id="183" w:name="_Toc234831036"/>
+      <w:bookmarkStart w:id="183" w:name="_Toc234832680"/>
       <w:bookmarkEnd w:id="180"/>
       <w:r>
         <w:rPr>
@@ -34746,7 +34799,7 @@
         <w:pStyle w:val="Heading1"/>
       </w:pPr>
       <w:bookmarkStart w:id="184" w:name="reference-the-code-editor"/>
-      <w:bookmarkStart w:id="185" w:name="_Toc234831037"/>
+      <w:bookmarkStart w:id="185" w:name="_Toc234832681"/>
       <w:bookmarkEnd w:id="118"/>
       <w:bookmarkEnd w:id="182"/>
       <w:r>
@@ -34774,7 +34827,7 @@
         <w:pStyle w:val="Heading2"/>
       </w:pPr>
       <w:bookmarkStart w:id="186" w:name="editing-behavior"/>
-      <w:bookmarkStart w:id="187" w:name="_Toc234831038"/>
+      <w:bookmarkStart w:id="187" w:name="_Toc234832682"/>
       <w:r>
         <w:rPr>
           <w:rStyle w:val="SectionNumber"/>
@@ -34934,7 +34987,7 @@
         <w:pStyle w:val="Heading2"/>
       </w:pPr>
       <w:bookmarkStart w:id="188" w:name="code-insertion"/>
-      <w:bookmarkStart w:id="189" w:name="_Toc234831039"/>
+      <w:bookmarkStart w:id="189" w:name="_Toc234832683"/>
       <w:bookmarkEnd w:id="186"/>
       <w:r>
         <w:rPr>
@@ -35046,7 +35099,7 @@
         <w:pStyle w:val="Heading2"/>
       </w:pPr>
       <w:bookmarkStart w:id="190" w:name="where-it-appears"/>
-      <w:bookmarkStart w:id="191" w:name="_Toc234831040"/>
+      <w:bookmarkStart w:id="191" w:name="_Toc234832684"/>
       <w:bookmarkEnd w:id="188"/>
       <w:r>
         <w:rPr>
@@ -35253,7 +35306,7 @@
         <w:pStyle w:val="Heading1"/>
       </w:pPr>
       <w:bookmarkStart w:id="192" w:name="code-generation-in-depth"/>
-      <w:bookmarkStart w:id="193" w:name="_Toc234831041"/>
+      <w:bookmarkStart w:id="193" w:name="_Toc234832685"/>
       <w:bookmarkEnd w:id="184"/>
       <w:bookmarkEnd w:id="190"/>
       <w:r>
@@ -35273,7 +35326,7 @@
         <w:pStyle w:val="Heading2"/>
       </w:pPr>
       <w:bookmarkStart w:id="194" w:name="files-produced"/>
-      <w:bookmarkStart w:id="195" w:name="_Toc234831042"/>
+      <w:bookmarkStart w:id="195" w:name="_Toc234832686"/>
       <w:r>
         <w:rPr>
           <w:rStyle w:val="SectionNumber"/>
@@ -35357,7 +35410,7 @@
         <w:pStyle w:val="Heading2"/>
       </w:pPr>
       <w:bookmarkStart w:id="196" w:name="anatomy-of-a-generated-file"/>
-      <w:bookmarkStart w:id="197" w:name="_Toc234831043"/>
+      <w:bookmarkStart w:id="197" w:name="_Toc234832687"/>
       <w:bookmarkEnd w:id="194"/>
       <w:r>
         <w:rPr>
@@ -35786,7 +35839,7 @@
         <w:pStyle w:val="Heading2"/>
       </w:pPr>
       <w:bookmarkStart w:id="198" w:name="the-six-user-sections"/>
-      <w:bookmarkStart w:id="199" w:name="_Toc234831044"/>
+      <w:bookmarkStart w:id="199" w:name="_Toc234832688"/>
       <w:bookmarkEnd w:id="196"/>
       <w:r>
         <w:rPr>
@@ -35861,7 +35914,7 @@
         <w:pStyle w:val="Heading2"/>
       </w:pPr>
       <w:bookmarkStart w:id="200" w:name="constructorinclude-destructorinclude"/>
-      <w:bookmarkStart w:id="201" w:name="_Toc234831045"/>
+      <w:bookmarkStart w:id="201" w:name="_Toc234832689"/>
       <w:bookmarkEnd w:id="198"/>
       <w:r>
         <w:rPr>
@@ -35971,7 +36024,7 @@
         <w:pStyle w:val="Heading2"/>
       </w:pPr>
       <w:bookmarkStart w:id="202" w:name="read-source-the-round-trip"/>
-      <w:bookmarkStart w:id="203" w:name="_Toc234831046"/>
+      <w:bookmarkStart w:id="203" w:name="_Toc234832690"/>
       <w:bookmarkEnd w:id="200"/>
       <w:r>
         <w:rPr>
@@ -36106,7 +36159,7 @@
         <w:pStyle w:val="Heading1"/>
       </w:pPr>
       <w:bookmarkStart w:id="204" w:name="relations-and-the-intrusive-runtime"/>
-      <w:bookmarkStart w:id="205" w:name="_Toc234831047"/>
+      <w:bookmarkStart w:id="205" w:name="_Toc234832691"/>
       <w:bookmarkEnd w:id="192"/>
       <w:bookmarkEnd w:id="202"/>
       <w:r>
@@ -36134,7 +36187,7 @@
         <w:pStyle w:val="Heading2"/>
       </w:pPr>
       <w:bookmarkStart w:id="206" w:name="what-intrusive-means"/>
-      <w:bookmarkStart w:id="207" w:name="_Toc234831048"/>
+      <w:bookmarkStart w:id="207" w:name="_Toc234832692"/>
       <w:r>
         <w:rPr>
           <w:rStyle w:val="SectionNumber"/>
@@ -36156,28 +36209,28 @@
           <w:noProof/>
         </w:rPr>
         <w:drawing>
-          <wp:inline distT="0" distB="0" distL="0" distR="0" wp14:anchorId="0C1067A6" wp14:editId="6C6505AC">
+          <wp:inline distT="0" distB="0" distL="0" distR="0" wp14:anchorId="3F6E83B1" wp14:editId="0DBEF6C5">
             <wp:extent cx="5334000" cy="3246782"/>
             <wp:effectExtent l="0" t="0" r="0" b="0"/>
-            <wp:docPr id="303" name="Picture" descr="One Cell in two lists: all link pointers are members of the Cell itself."/>
+            <wp:docPr id="309" name="Picture" descr="One Cell in two lists: all link pointers are members of the Cell itself."/>
             <wp:cNvGraphicFramePr/>
             <a:graphic xmlns:a="http://schemas.openxmlformats.org/drawingml/2006/main">
               <a:graphicData uri="http://schemas.openxmlformats.org/drawingml/2006/picture">
                 <pic:pic xmlns:pic="http://schemas.openxmlformats.org/drawingml/2006/picture">
                   <pic:nvPicPr>
-                    <pic:cNvPr id="304" name="Picture" descr="images/fig-intrusive-lists.svg"/>
+                    <pic:cNvPr id="310" name="Picture" descr="images/fig-intrusive-lists.svg"/>
                     <pic:cNvPicPr>
                       <a:picLocks noChangeAspect="1" noChangeArrowheads="1"/>
                     </pic:cNvPicPr>
                   </pic:nvPicPr>
                   <pic:blipFill>
-                    <a:blip r:embed="rId107">
+                    <a:blip r:embed="rId109">
                       <a:extLst>
                         <a:ext uri="{28A0092B-C50C-407E-A947-70E740481C1C}">
                           <a14:useLocalDpi xmlns:a14="http://schemas.microsoft.com/office/drawing/2010/main" val="0"/>
                         </a:ext>
                         <a:ext uri="{96DAC541-7B7A-43D3-8B79-37D633B846F1}">
-                          <asvg:svgBlip xmlns:asvg="http://schemas.microsoft.com/office/drawing/2016/SVG/main" r:embed="rId108"/>
+                          <asvg:svgBlip xmlns:asvg="http://schemas.microsoft.com/office/drawing/2016/SVG/main" r:embed="rId110"/>
                         </a:ext>
                       </a:extLst>
                     </a:blip>
@@ -36523,7 +36576,7 @@
         <w:pStyle w:val="Heading2"/>
       </w:pPr>
       <w:bookmarkStart w:id="208" w:name="declaring-relations-the-macro-surface"/>
-      <w:bookmarkStart w:id="209" w:name="_Toc234831049"/>
+      <w:bookmarkStart w:id="209" w:name="_Toc234832693"/>
       <w:bookmarkEnd w:id="206"/>
       <w:r>
         <w:rPr>
@@ -37168,7 +37221,7 @@
         <w:pStyle w:val="Heading2"/>
       </w:pPr>
       <w:bookmarkStart w:id="210" w:name="the-generated-api-of-a-multi-relation"/>
-      <w:bookmarkStart w:id="211" w:name="_Toc234831050"/>
+      <w:bookmarkStart w:id="211" w:name="_Toc234832694"/>
       <w:bookmarkEnd w:id="208"/>
       <w:r>
         <w:rPr>
@@ -38085,7 +38138,7 @@
         <w:pStyle w:val="Heading2"/>
       </w:pPr>
       <w:bookmarkStart w:id="212" w:name="Xaaa89ef9d7adb0d0fb470691c4808f6f6b0754c"/>
-      <w:bookmarkStart w:id="213" w:name="_Toc234831051"/>
+      <w:bookmarkStart w:id="213" w:name="_Toc234832695"/>
       <w:bookmarkEnd w:id="210"/>
       <w:r>
         <w:rPr>
@@ -38448,7 +38501,7 @@
         <w:pStyle w:val="Heading2"/>
       </w:pPr>
       <w:bookmarkStart w:id="214" w:name="ownership-and-cascade-delete"/>
-      <w:bookmarkStart w:id="215" w:name="_Toc234831052"/>
+      <w:bookmarkStart w:id="215" w:name="_Toc234832696"/>
       <w:bookmarkEnd w:id="212"/>
       <w:r>
         <w:rPr>
@@ -38471,28 +38524,28 @@
           <w:noProof/>
         </w:rPr>
         <w:drawing>
-          <wp:inline distT="0" distB="0" distL="0" distR="0" wp14:anchorId="7A97846D" wp14:editId="21C04E00">
+          <wp:inline distT="0" distB="0" distL="0" distR="0" wp14:anchorId="720D9265" wp14:editId="0DB61AB1">
             <wp:extent cx="5334000" cy="2724978"/>
             <wp:effectExtent l="0" t="0" r="0" b="0"/>
-            <wp:docPr id="311" name="Picture" descr="delete pMatrix — the cascade frees the entire graph."/>
+            <wp:docPr id="317" name="Picture" descr="delete pMatrix — the cascade frees the entire graph."/>
             <wp:cNvGraphicFramePr/>
             <a:graphic xmlns:a="http://schemas.openxmlformats.org/drawingml/2006/main">
               <a:graphicData uri="http://schemas.openxmlformats.org/drawingml/2006/picture">
                 <pic:pic xmlns:pic="http://schemas.openxmlformats.org/drawingml/2006/picture">
                   <pic:nvPicPr>
-                    <pic:cNvPr id="312" name="Picture" descr="images/fig-ownership-cascade.svg"/>
+                    <pic:cNvPr id="318" name="Picture" descr="images/fig-ownership-cascade.svg"/>
                     <pic:cNvPicPr>
                       <a:picLocks noChangeAspect="1" noChangeArrowheads="1"/>
                     </pic:cNvPicPr>
                   </pic:nvPicPr>
                   <pic:blipFill>
-                    <a:blip r:embed="rId109">
+                    <a:blip r:embed="rId111">
                       <a:extLst>
                         <a:ext uri="{28A0092B-C50C-407E-A947-70E740481C1C}">
                           <a14:useLocalDpi xmlns:a14="http://schemas.microsoft.com/office/drawing/2010/main" val="0"/>
                         </a:ext>
                         <a:ext uri="{96DAC541-7B7A-43D3-8B79-37D633B846F1}">
-                          <asvg:svgBlip xmlns:asvg="http://schemas.microsoft.com/office/drawing/2016/SVG/main" r:embed="rId110"/>
+                          <asvg:svgBlip xmlns:asvg="http://schemas.microsoft.com/office/drawing/2016/SVG/main" r:embed="rId112"/>
                         </a:ext>
                       </a:extLst>
                     </a:blip>
@@ -38626,7 +38679,7 @@
         <w:pStyle w:val="Heading2"/>
       </w:pPr>
       <w:bookmarkStart w:id="216" w:name="iterators-that-survive-modification"/>
-      <w:bookmarkStart w:id="217" w:name="_Toc234831053"/>
+      <w:bookmarkStart w:id="217" w:name="_Toc234832697"/>
       <w:bookmarkEnd w:id="214"/>
       <w:r>
         <w:rPr>
@@ -38834,7 +38887,7 @@
         <w:pStyle w:val="Heading2"/>
       </w:pPr>
       <w:bookmarkStart w:id="218" w:name="single-static-multi"/>
-      <w:bookmarkStart w:id="219" w:name="_Toc234831054"/>
+      <w:bookmarkStart w:id="219" w:name="_Toc234832698"/>
       <w:bookmarkEnd w:id="216"/>
       <w:r>
         <w:rPr>
@@ -38910,7 +38963,7 @@
         <w:pStyle w:val="Heading2"/>
       </w:pPr>
       <w:bookmarkStart w:id="220" w:name="tree-implementations-and-find-methods"/>
-      <w:bookmarkStart w:id="221" w:name="_Toc234831055"/>
+      <w:bookmarkStart w:id="221" w:name="_Toc234832699"/>
       <w:bookmarkEnd w:id="218"/>
       <w:r>
         <w:rPr>
@@ -39566,7 +39619,7 @@
         <w:pStyle w:val="Heading2"/>
       </w:pPr>
       <w:bookmarkStart w:id="222" w:name="critical-relations-threads"/>
-      <w:bookmarkStart w:id="223" w:name="_Toc234831056"/>
+      <w:bookmarkStart w:id="223" w:name="_Toc234832700"/>
       <w:bookmarkEnd w:id="220"/>
       <w:r>
         <w:rPr>
@@ -39622,7 +39675,7 @@
         <w:pStyle w:val="Heading2"/>
       </w:pPr>
       <w:bookmarkStart w:id="224" w:name="writing-loops-the-generated-way"/>
-      <w:bookmarkStart w:id="225" w:name="_Toc234831057"/>
+      <w:bookmarkStart w:id="225" w:name="_Toc234832701"/>
       <w:bookmarkEnd w:id="222"/>
       <w:r>
         <w:rPr>
@@ -39968,7 +40021,7 @@
         <w:pStyle w:val="Heading1"/>
       </w:pPr>
       <w:bookmarkStart w:id="226" w:name="serialization"/>
-      <w:bookmarkStart w:id="227" w:name="_Toc234831058"/>
+      <w:bookmarkStart w:id="227" w:name="_Toc234832702"/>
       <w:bookmarkEnd w:id="204"/>
       <w:bookmarkEnd w:id="224"/>
       <w:r>
@@ -39988,7 +40041,7 @@
         <w:pStyle w:val="Heading2"/>
       </w:pPr>
       <w:bookmarkStart w:id="228" w:name="what-you-get"/>
-      <w:bookmarkStart w:id="229" w:name="_Toc234831059"/>
+      <w:bookmarkStart w:id="229" w:name="_Toc234832703"/>
       <w:r>
         <w:rPr>
           <w:rStyle w:val="SectionNumber"/>
@@ -40189,7 +40242,7 @@
         <w:pStyle w:val="Heading2"/>
       </w:pPr>
       <w:bookmarkStart w:id="230" w:name="cbarchive-and-the-wire-format"/>
-      <w:bookmarkStart w:id="231" w:name="_Toc234831060"/>
+      <w:bookmarkStart w:id="231" w:name="_Toc234832704"/>
       <w:bookmarkEnd w:id="228"/>
       <w:r>
         <w:rPr>
@@ -40312,7 +40365,7 @@
         <w:pStyle w:val="Heading2"/>
       </w:pPr>
       <w:bookmarkStart w:id="232" w:name="cbz-compression-on-the-fly"/>
-      <w:bookmarkStart w:id="233" w:name="_Toc234831061"/>
+      <w:bookmarkStart w:id="233" w:name="_Toc234832705"/>
       <w:bookmarkEnd w:id="230"/>
       <w:r>
         <w:rPr>
@@ -40645,7 +40698,7 @@
         <w:pStyle w:val="Heading2"/>
       </w:pPr>
       <w:bookmarkStart w:id="234" w:name="Xbded68cf7b5dad621557026fdc0855cc4156113"/>
-      <w:bookmarkStart w:id="235" w:name="_Toc234831062"/>
+      <w:bookmarkStart w:id="235" w:name="_Toc234832706"/>
       <w:bookmarkEnd w:id="232"/>
       <w:r>
         <w:rPr>
@@ -40902,7 +40955,7 @@
         <w:pStyle w:val="Heading2"/>
       </w:pPr>
       <w:bookmarkStart w:id="236" w:name="rules-and-properties"/>
-      <w:bookmarkStart w:id="237" w:name="_Toc234831063"/>
+      <w:bookmarkStart w:id="237" w:name="_Toc234832707"/>
       <w:bookmarkEnd w:id="234"/>
       <w:r>
         <w:rPr>
@@ -41076,7 +41129,7 @@
         <w:pStyle w:val="Heading2"/>
       </w:pPr>
       <w:bookmarkStart w:id="238" w:name="Xe93cc69c5286d8ba9c1392594baf9a373c30c75"/>
-      <w:bookmarkStart w:id="239" w:name="_Toc234831064"/>
+      <w:bookmarkStart w:id="239" w:name="_Toc234832708"/>
       <w:bookmarkEnd w:id="236"/>
       <w:r>
         <w:rPr>
@@ -41248,7 +41301,7 @@
         <w:pStyle w:val="Heading1"/>
       </w:pPr>
       <w:bookmarkStart w:id="240" w:name="the-generated-undoredo-framework"/>
-      <w:bookmarkStart w:id="241" w:name="_Toc234831065"/>
+      <w:bookmarkStart w:id="241" w:name="_Toc234832709"/>
       <w:bookmarkEnd w:id="226"/>
       <w:bookmarkEnd w:id="238"/>
       <w:r>
@@ -41268,7 +41321,7 @@
         <w:pStyle w:val="Heading2"/>
       </w:pPr>
       <w:bookmarkStart w:id="242" w:name="what-it-is"/>
-      <w:bookmarkStart w:id="243" w:name="_Toc234831066"/>
+      <w:bookmarkStart w:id="243" w:name="_Toc234832710"/>
       <w:r>
         <w:rPr>
           <w:rStyle w:val="SectionNumber"/>
@@ -41317,7 +41370,7 @@
         <w:pStyle w:val="Heading2"/>
       </w:pPr>
       <w:bookmarkStart w:id="244" w:name="how-it-works"/>
-      <w:bookmarkStart w:id="245" w:name="_Toc234831067"/>
+      <w:bookmarkStart w:id="245" w:name="_Toc234832711"/>
       <w:bookmarkEnd w:id="242"/>
       <w:r>
         <w:rPr>
@@ -41690,7 +41743,7 @@
         <w:pStyle w:val="Heading2"/>
       </w:pPr>
       <w:bookmarkStart w:id="246" w:name="the-undoreplace-entanglement"/>
-      <w:bookmarkStart w:id="247" w:name="_Toc234831068"/>
+      <w:bookmarkStart w:id="247" w:name="_Toc234832712"/>
       <w:bookmarkEnd w:id="244"/>
       <w:r>
         <w:rPr>
@@ -41783,7 +41836,7 @@
         <w:pStyle w:val="Heading1"/>
       </w:pPr>
       <w:bookmarkStart w:id="248" w:name="the-replace-constructor"/>
-      <w:bookmarkStart w:id="249" w:name="_Toc234831069"/>
+      <w:bookmarkStart w:id="249" w:name="_Toc234832713"/>
       <w:bookmarkEnd w:id="240"/>
       <w:bookmarkEnd w:id="246"/>
       <w:r>
@@ -41805,7 +41858,7 @@
         <w:pStyle w:val="Heading2"/>
       </w:pPr>
       <w:bookmarkStart w:id="250" w:name="the-idea"/>
-      <w:bookmarkStart w:id="251" w:name="_Toc234831070"/>
+      <w:bookmarkStart w:id="251" w:name="_Toc234832714"/>
       <w:r>
         <w:rPr>
           <w:rStyle w:val="SectionNumber"/>
@@ -41827,28 +41880,28 @@
           <w:noProof/>
         </w:rPr>
         <w:drawing>
-          <wp:inline distT="0" distB="0" distL="0" distR="0" wp14:anchorId="697D07FA" wp14:editId="7CA7E193">
+          <wp:inline distT="0" distB="0" distL="0" distR="0" wp14:anchorId="1E2A9E4B" wp14:editId="64075A3E">
             <wp:extent cx="5334000" cy="2782956"/>
             <wp:effectExtent l="0" t="0" r="0" b="0"/>
-            <wp:docPr id="333" name="Picture" descr="Replace: the new object takes over every relation slot of the old one."/>
+            <wp:docPr id="339" name="Picture" descr="Replace: the new object takes over every relation slot of the old one."/>
             <wp:cNvGraphicFramePr/>
             <a:graphic xmlns:a="http://schemas.openxmlformats.org/drawingml/2006/main">
               <a:graphicData uri="http://schemas.openxmlformats.org/drawingml/2006/picture">
                 <pic:pic xmlns:pic="http://schemas.openxmlformats.org/drawingml/2006/picture">
                   <pic:nvPicPr>
-                    <pic:cNvPr id="334" name="Picture" descr="images/fig-replace-constructor.svg"/>
+                    <pic:cNvPr id="340" name="Picture" descr="images/fig-replace-constructor.svg"/>
                     <pic:cNvPicPr>
                       <a:picLocks noChangeAspect="1" noChangeArrowheads="1"/>
                     </pic:cNvPicPr>
                   </pic:nvPicPr>
                   <pic:blipFill>
-                    <a:blip r:embed="rId111">
+                    <a:blip r:embed="rId113">
                       <a:extLst>
                         <a:ext uri="{28A0092B-C50C-407E-A947-70E740481C1C}">
                           <a14:useLocalDpi xmlns:a14="http://schemas.microsoft.com/office/drawing/2010/main" val="0"/>
                         </a:ext>
                         <a:ext uri="{96DAC541-7B7A-43D3-8B79-37D633B846F1}">
-                          <asvg:svgBlip xmlns:asvg="http://schemas.microsoft.com/office/drawing/2016/SVG/main" r:embed="rId112"/>
+                          <asvg:svgBlip xmlns:asvg="http://schemas.microsoft.com/office/drawing/2016/SVG/main" r:embed="rId114"/>
                         </a:ext>
                       </a:extLst>
                     </a:blip>
@@ -42017,7 +42070,7 @@
         <w:pStyle w:val="Heading2"/>
       </w:pPr>
       <w:bookmarkStart w:id="252" w:name="why-it-is-more-powerful-than-a-factory"/>
-      <w:bookmarkStart w:id="253" w:name="_Toc234831071"/>
+      <w:bookmarkStart w:id="253" w:name="_Toc234832715"/>
       <w:bookmarkEnd w:id="250"/>
       <w:r>
         <w:rPr>
@@ -42568,7 +42621,7 @@
         <w:pStyle w:val="Heading2"/>
       </w:pPr>
       <w:bookmarkStart w:id="254" w:name="mechanics-and-constraints"/>
-      <w:bookmarkStart w:id="255" w:name="_Toc234831072"/>
+      <w:bookmarkStart w:id="255" w:name="_Toc234832716"/>
       <w:bookmarkEnd w:id="252"/>
       <w:r>
         <w:rPr>
@@ -42669,7 +42722,7 @@
         <w:pStyle w:val="Heading1"/>
       </w:pPr>
       <w:bookmarkStart w:id="256" w:name="the-command-interface"/>
-      <w:bookmarkStart w:id="257" w:name="_Toc234831073"/>
+      <w:bookmarkStart w:id="257" w:name="_Toc234832717"/>
       <w:bookmarkEnd w:id="248"/>
       <w:bookmarkEnd w:id="254"/>
       <w:r>
@@ -42691,7 +42744,7 @@
         <w:pStyle w:val="Heading2"/>
       </w:pPr>
       <w:bookmarkStart w:id="258" w:name="what-it-is-1"/>
-      <w:bookmarkStart w:id="259" w:name="_Toc234831074"/>
+      <w:bookmarkStart w:id="259" w:name="_Toc234832718"/>
       <w:r>
         <w:rPr>
           <w:rStyle w:val="SectionNumber"/>
@@ -42855,7 +42908,7 @@
         <w:pStyle w:val="Heading2"/>
       </w:pPr>
       <w:bookmarkStart w:id="260" w:name="connecting"/>
-      <w:bookmarkStart w:id="261" w:name="_Toc234831075"/>
+      <w:bookmarkStart w:id="261" w:name="_Toc234832719"/>
       <w:bookmarkEnd w:id="258"/>
       <w:r>
         <w:rPr>
@@ -43326,7 +43379,7 @@
         <w:pStyle w:val="Heading2"/>
       </w:pPr>
       <w:bookmarkStart w:id="262" w:name="the-command-families"/>
-      <w:bookmarkStart w:id="263" w:name="_Toc234831076"/>
+      <w:bookmarkStart w:id="263" w:name="_Toc234832720"/>
       <w:bookmarkEnd w:id="260"/>
       <w:r>
         <w:rPr>
@@ -44242,7 +44295,7 @@
         <w:pStyle w:val="Heading2"/>
       </w:pPr>
       <w:bookmarkStart w:id="264" w:name="worked-examples-real-requests"/>
-      <w:bookmarkStart w:id="265" w:name="_Toc234831077"/>
+      <w:bookmarkStart w:id="265" w:name="_Toc234832721"/>
       <w:bookmarkEnd w:id="262"/>
       <w:r>
         <w:rPr>
@@ -46145,7 +46198,7 @@
         <w:pStyle w:val="Heading2"/>
       </w:pPr>
       <w:bookmarkStart w:id="266" w:name="conventions-and-gotchas"/>
-      <w:bookmarkStart w:id="267" w:name="_Toc234831078"/>
+      <w:bookmarkStart w:id="267" w:name="_Toc234832722"/>
       <w:bookmarkEnd w:id="264"/>
       <w:r>
         <w:rPr>
@@ -46409,7 +46462,7 @@
         <w:pStyle w:val="Heading1"/>
       </w:pPr>
       <w:bookmarkStart w:id="268" w:name="tips-pitfalls-and-best-practices"/>
-      <w:bookmarkStart w:id="269" w:name="_Toc234831079"/>
+      <w:bookmarkStart w:id="269" w:name="_Toc234832723"/>
       <w:bookmarkEnd w:id="256"/>
       <w:bookmarkEnd w:id="266"/>
       <w:r>
@@ -46888,7 +46941,7 @@
         <w:pStyle w:val="Heading1"/>
       </w:pPr>
       <w:bookmarkStart w:id="270" w:name="appendix"/>
-      <w:bookmarkStart w:id="271" w:name="_Toc234831080"/>
+      <w:bookmarkStart w:id="271" w:name="_Toc234832724"/>
       <w:bookmarkEnd w:id="268"/>
       <w:r>
         <w:rPr>
@@ -46907,7 +46960,7 @@
         <w:pStyle w:val="Heading2"/>
       </w:pPr>
       <w:bookmarkStart w:id="272" w:name="a.-runtime-header-inventory"/>
-      <w:bookmarkStart w:id="273" w:name="_Toc234831081"/>
+      <w:bookmarkStart w:id="273" w:name="_Toc234832725"/>
       <w:r>
         <w:rPr>
           <w:rStyle w:val="SectionNumber"/>
@@ -47418,7 +47471,7 @@
         <w:pStyle w:val="Heading2"/>
       </w:pPr>
       <w:bookmarkStart w:id="274" w:name="b.-marker-quick-reference"/>
-      <w:bookmarkStart w:id="275" w:name="_Toc234831082"/>
+      <w:bookmarkStart w:id="275" w:name="_Toc234832726"/>
       <w:bookmarkEnd w:id="272"/>
       <w:r>
         <w:rPr>
@@ -47502,7 +47555,7 @@
         <w:pStyle w:val="Heading2"/>
       </w:pPr>
       <w:bookmarkStart w:id="276" w:name="c.-glossary"/>
-      <w:bookmarkStart w:id="277" w:name="_Toc234831083"/>
+      <w:bookmarkStart w:id="277" w:name="_Toc234832727"/>
       <w:bookmarkEnd w:id="274"/>
       <w:r>
         <w:rPr>
@@ -47928,7 +47981,7 @@
   <w:abstractNum w:abstractNumId="0" w15:restartNumberingAfterBreak="0">
     <w:nsid w:val="0000A990"/>
     <w:multiLevelType w:val="multilevel"/>
-    <w:tmpl w:val="E1B8D980"/>
+    <w:tmpl w:val="F6CA265A"/>
     <w:lvl w:ilvl="0">
       <w:numFmt w:val="bullet"/>
       <w:lvlText w:val=" "/>
@@ -48005,7 +48058,7 @@
   <w:abstractNum w:abstractNumId="1" w15:restartNumberingAfterBreak="0">
     <w:nsid w:val="0000A991"/>
     <w:multiLevelType w:val="multilevel"/>
-    <w:tmpl w:val="4FAC04AC"/>
+    <w:tmpl w:val="958E139E"/>
     <w:lvl w:ilvl="0">
       <w:numFmt w:val="bullet"/>
       <w:lvlText w:val="•"/>
@@ -48082,7 +48135,7 @@
   <w:abstractNum w:abstractNumId="2" w15:restartNumberingAfterBreak="0">
     <w:nsid w:val="00A99411"/>
     <w:multiLevelType w:val="multilevel"/>
-    <w:tmpl w:val="09DEFAB2"/>
+    <w:tmpl w:val="2926EBC8"/>
     <w:lvl w:ilvl="0">
       <w:start w:val="1"/>
       <w:numFmt w:val="decimal"/>
@@ -48165,31 +48218,31 @@
       </w:pPr>
     </w:lvl>
   </w:abstractNum>
-  <w:num w:numId="1" w16cid:durableId="85620409">
+  <w:num w:numId="1" w16cid:durableId="574359606">
     <w:abstractNumId w:val="0"/>
   </w:num>
-  <w:num w:numId="2" w16cid:durableId="819925927">
+  <w:num w:numId="2" w16cid:durableId="1323122219">
     <w:abstractNumId w:val="1"/>
   </w:num>
-  <w:num w:numId="3" w16cid:durableId="963921004">
+  <w:num w:numId="3" w16cid:durableId="665591739">
     <w:abstractNumId w:val="1"/>
   </w:num>
-  <w:num w:numId="4" w16cid:durableId="1935703340">
+  <w:num w:numId="4" w16cid:durableId="829564246">
     <w:abstractNumId w:val="1"/>
   </w:num>
-  <w:num w:numId="5" w16cid:durableId="1267039483">
+  <w:num w:numId="5" w16cid:durableId="1973244605">
     <w:abstractNumId w:val="1"/>
   </w:num>
-  <w:num w:numId="6" w16cid:durableId="1136066823">
+  <w:num w:numId="6" w16cid:durableId="1908150868">
     <w:abstractNumId w:val="1"/>
   </w:num>
-  <w:num w:numId="7" w16cid:durableId="458426181">
+  <w:num w:numId="7" w16cid:durableId="85614291">
     <w:abstractNumId w:val="1"/>
   </w:num>
-  <w:num w:numId="8" w16cid:durableId="1972512932">
+  <w:num w:numId="8" w16cid:durableId="1509371834">
     <w:abstractNumId w:val="1"/>
   </w:num>
-  <w:num w:numId="9" w16cid:durableId="1644307608">
+  <w:num w:numId="9" w16cid:durableId="719549790">
     <w:abstractNumId w:val="2"/>
     <w:lvlOverride w:ilvl="0">
       <w:startOverride w:val="1"/>
@@ -48219,40 +48272,40 @@
       <w:startOverride w:val="1"/>
     </w:lvlOverride>
   </w:num>
-  <w:num w:numId="10" w16cid:durableId="476921468">
+  <w:num w:numId="10" w16cid:durableId="777792321">
     <w:abstractNumId w:val="1"/>
   </w:num>
-  <w:num w:numId="11" w16cid:durableId="968586726">
+  <w:num w:numId="11" w16cid:durableId="1460491411">
     <w:abstractNumId w:val="1"/>
   </w:num>
-  <w:num w:numId="12" w16cid:durableId="1917202611">
+  <w:num w:numId="12" w16cid:durableId="1059935711">
     <w:abstractNumId w:val="1"/>
   </w:num>
-  <w:num w:numId="13" w16cid:durableId="1383363779">
+  <w:num w:numId="13" w16cid:durableId="1767189127">
     <w:abstractNumId w:val="1"/>
   </w:num>
-  <w:num w:numId="14" w16cid:durableId="992484085">
+  <w:num w:numId="14" w16cid:durableId="390925644">
     <w:abstractNumId w:val="1"/>
   </w:num>
-  <w:num w:numId="15" w16cid:durableId="1428237139">
+  <w:num w:numId="15" w16cid:durableId="914359251">
     <w:abstractNumId w:val="1"/>
   </w:num>
-  <w:num w:numId="16" w16cid:durableId="461191806">
+  <w:num w:numId="16" w16cid:durableId="1440762877">
     <w:abstractNumId w:val="1"/>
   </w:num>
-  <w:num w:numId="17" w16cid:durableId="385882173">
+  <w:num w:numId="17" w16cid:durableId="1412851870">
     <w:abstractNumId w:val="1"/>
   </w:num>
-  <w:num w:numId="18" w16cid:durableId="287397497">
+  <w:num w:numId="18" w16cid:durableId="1431314456">
     <w:abstractNumId w:val="1"/>
   </w:num>
-  <w:num w:numId="19" w16cid:durableId="700664177">
+  <w:num w:numId="19" w16cid:durableId="295182780">
     <w:abstractNumId w:val="1"/>
   </w:num>
-  <w:num w:numId="20" w16cid:durableId="904030548">
+  <w:num w:numId="20" w16cid:durableId="1022244841">
     <w:abstractNumId w:val="1"/>
   </w:num>
-  <w:num w:numId="21" w16cid:durableId="169611315">
+  <w:num w:numId="21" w16cid:durableId="1275674238">
     <w:abstractNumId w:val="2"/>
     <w:lvlOverride w:ilvl="0">
       <w:startOverride w:val="1"/>
@@ -48282,49 +48335,49 @@
       <w:startOverride w:val="1"/>
     </w:lvlOverride>
   </w:num>
-  <w:num w:numId="22" w16cid:durableId="1347747892">
+  <w:num w:numId="22" w16cid:durableId="1523132459">
     <w:abstractNumId w:val="1"/>
   </w:num>
-  <w:num w:numId="23" w16cid:durableId="320962086">
+  <w:num w:numId="23" w16cid:durableId="885339554">
     <w:abstractNumId w:val="1"/>
   </w:num>
-  <w:num w:numId="24" w16cid:durableId="1414934732">
+  <w:num w:numId="24" w16cid:durableId="1110902116">
     <w:abstractNumId w:val="1"/>
   </w:num>
-  <w:num w:numId="25" w16cid:durableId="1463116501">
+  <w:num w:numId="25" w16cid:durableId="520317266">
     <w:abstractNumId w:val="1"/>
   </w:num>
-  <w:num w:numId="26" w16cid:durableId="922184793">
+  <w:num w:numId="26" w16cid:durableId="1946964409">
     <w:abstractNumId w:val="1"/>
   </w:num>
-  <w:num w:numId="27" w16cid:durableId="701787388">
+  <w:num w:numId="27" w16cid:durableId="1479955996">
     <w:abstractNumId w:val="1"/>
   </w:num>
-  <w:num w:numId="28" w16cid:durableId="514075653">
+  <w:num w:numId="28" w16cid:durableId="844630612">
     <w:abstractNumId w:val="1"/>
   </w:num>
-  <w:num w:numId="29" w16cid:durableId="735974106">
+  <w:num w:numId="29" w16cid:durableId="1496383939">
     <w:abstractNumId w:val="1"/>
   </w:num>
-  <w:num w:numId="30" w16cid:durableId="1902518077">
+  <w:num w:numId="30" w16cid:durableId="438992005">
     <w:abstractNumId w:val="1"/>
   </w:num>
-  <w:num w:numId="31" w16cid:durableId="203948144">
+  <w:num w:numId="31" w16cid:durableId="852957442">
     <w:abstractNumId w:val="1"/>
   </w:num>
-  <w:num w:numId="32" w16cid:durableId="26295464">
+  <w:num w:numId="32" w16cid:durableId="566957519">
     <w:abstractNumId w:val="1"/>
   </w:num>
-  <w:num w:numId="33" w16cid:durableId="380859418">
+  <w:num w:numId="33" w16cid:durableId="1831556740">
     <w:abstractNumId w:val="1"/>
   </w:num>
-  <w:num w:numId="34" w16cid:durableId="73868204">
+  <w:num w:numId="34" w16cid:durableId="2023044342">
     <w:abstractNumId w:val="1"/>
   </w:num>
-  <w:num w:numId="35" w16cid:durableId="1137146589">
+  <w:num w:numId="35" w16cid:durableId="731852507">
     <w:abstractNumId w:val="1"/>
   </w:num>
-  <w:num w:numId="36" w16cid:durableId="2119248570">
+  <w:num w:numId="36" w16cid:durableId="517819903">
     <w:abstractNumId w:val="2"/>
     <w:lvlOverride w:ilvl="0">
       <w:startOverride w:val="1"/>
@@ -48354,10 +48407,10 @@
       <w:startOverride w:val="1"/>
     </w:lvlOverride>
   </w:num>
-  <w:num w:numId="37" w16cid:durableId="593974649">
+  <w:num w:numId="37" w16cid:durableId="1820491132">
     <w:abstractNumId w:val="1"/>
   </w:num>
-  <w:num w:numId="38" w16cid:durableId="520632293">
+  <w:num w:numId="38" w16cid:durableId="1658609055">
     <w:abstractNumId w:val="2"/>
     <w:lvlOverride w:ilvl="0">
       <w:startOverride w:val="1"/>
@@ -48387,28 +48440,28 @@
       <w:startOverride w:val="1"/>
     </w:lvlOverride>
   </w:num>
-  <w:num w:numId="39" w16cid:durableId="1269774196">
+  <w:num w:numId="39" w16cid:durableId="1630815063">
     <w:abstractNumId w:val="1"/>
   </w:num>
-  <w:num w:numId="40" w16cid:durableId="1697390868">
+  <w:num w:numId="40" w16cid:durableId="160583792">
     <w:abstractNumId w:val="1"/>
   </w:num>
-  <w:num w:numId="41" w16cid:durableId="463042278">
+  <w:num w:numId="41" w16cid:durableId="1250119118">
     <w:abstractNumId w:val="1"/>
   </w:num>
-  <w:num w:numId="42" w16cid:durableId="1136607478">
+  <w:num w:numId="42" w16cid:durableId="1123617790">
     <w:abstractNumId w:val="1"/>
   </w:num>
-  <w:num w:numId="43" w16cid:durableId="1527714405">
+  <w:num w:numId="43" w16cid:durableId="481196016">
     <w:abstractNumId w:val="1"/>
   </w:num>
-  <w:num w:numId="44" w16cid:durableId="1530991837">
+  <w:num w:numId="44" w16cid:durableId="843402683">
     <w:abstractNumId w:val="1"/>
   </w:num>
-  <w:num w:numId="45" w16cid:durableId="32585734">
+  <w:num w:numId="45" w16cid:durableId="1955163401">
     <w:abstractNumId w:val="1"/>
   </w:num>
-  <w:num w:numId="46" w16cid:durableId="1348288889">
+  <w:num w:numId="46" w16cid:durableId="187334066">
     <w:abstractNumId w:val="1"/>
   </w:num>
 </w:numbering>
@@ -49464,7 +49517,7 @@
     <w:next w:val="Normal"/>
     <w:autoRedefine/>
     <w:uiPriority w:val="39"/>
-    <w:rsid w:val="00EF3B80"/>
+    <w:rsid w:val="00CB1447"/>
     <w:pPr>
       <w:spacing w:after="100"/>
     </w:pPr>
@@ -49475,7 +49528,7 @@
     <w:next w:val="Normal"/>
     <w:autoRedefine/>
     <w:uiPriority w:val="39"/>
-    <w:rsid w:val="00EF3B80"/>
+    <w:rsid w:val="00CB1447"/>
     <w:pPr>
       <w:spacing w:after="100"/>
       <w:ind w:left="240"/>
@@ -49488,7 +49541,7 @@
     <w:autoRedefine/>
     <w:uiPriority w:val="39"/>
     <w:unhideWhenUsed/>
-    <w:rsid w:val="00EF3B80"/>
+    <w:rsid w:val="00CB1447"/>
     <w:pPr>
       <w:spacing w:after="100" w:line="278" w:lineRule="auto"/>
       <w:ind w:left="480"/>
@@ -49506,7 +49559,7 @@
     <w:autoRedefine/>
     <w:uiPriority w:val="39"/>
     <w:unhideWhenUsed/>
-    <w:rsid w:val="00EF3B80"/>
+    <w:rsid w:val="00CB1447"/>
     <w:pPr>
       <w:spacing w:after="100" w:line="278" w:lineRule="auto"/>
       <w:ind w:left="720"/>
@@ -49524,7 +49577,7 @@
     <w:autoRedefine/>
     <w:uiPriority w:val="39"/>
     <w:unhideWhenUsed/>
-    <w:rsid w:val="00EF3B80"/>
+    <w:rsid w:val="00CB1447"/>
     <w:pPr>
       <w:spacing w:after="100" w:line="278" w:lineRule="auto"/>
       <w:ind w:left="960"/>
@@ -49542,7 +49595,7 @@
     <w:autoRedefine/>
     <w:uiPriority w:val="39"/>
     <w:unhideWhenUsed/>
-    <w:rsid w:val="00EF3B80"/>
+    <w:rsid w:val="00CB1447"/>
     <w:pPr>
       <w:spacing w:after="100" w:line="278" w:lineRule="auto"/>
       <w:ind w:left="1200"/>
@@ -49560,7 +49613,7 @@
     <w:autoRedefine/>
     <w:uiPriority w:val="39"/>
     <w:unhideWhenUsed/>
-    <w:rsid w:val="00EF3B80"/>
+    <w:rsid w:val="00CB1447"/>
     <w:pPr>
       <w:spacing w:after="100" w:line="278" w:lineRule="auto"/>
       <w:ind w:left="1440"/>
@@ -49578,7 +49631,7 @@
     <w:autoRedefine/>
     <w:uiPriority w:val="39"/>
     <w:unhideWhenUsed/>
-    <w:rsid w:val="00EF3B80"/>
+    <w:rsid w:val="00CB1447"/>
     <w:pPr>
       <w:spacing w:after="100" w:line="278" w:lineRule="auto"/>
       <w:ind w:left="1680"/>
@@ -49596,7 +49649,7 @@
     <w:autoRedefine/>
     <w:uiPriority w:val="39"/>
     <w:unhideWhenUsed/>
-    <w:rsid w:val="00EF3B80"/>
+    <w:rsid w:val="00CB1447"/>
     <w:pPr>
       <w:spacing w:after="100" w:line="278" w:lineRule="auto"/>
       <w:ind w:left="1920"/>
@@ -49613,7 +49666,7 @@
     <w:uiPriority w:val="99"/>
     <w:semiHidden/>
     <w:unhideWhenUsed/>
-    <w:rsid w:val="00EF3B80"/>
+    <w:rsid w:val="00CB1447"/>
     <w:rPr>
       <w:color w:val="605E5C"/>
       <w:shd w:val="clear" w:color="auto" w:fill="E1DFDD"/>

--- a/docs/manual/ClassBuilder_Manual.docx
+++ b/docs/manual/ClassBuilder_Manual.docx
@@ -34,7 +34,7 @@
           <w:sz w:val="24"/>
           <w:szCs w:val="24"/>
         </w:rPr>
-        <w:id w:val="4802244"/>
+        <w:id w:val="1309897004"/>
         <w:docPartObj>
           <w:docPartGallery w:val="Table of Contents"/>
           <w:docPartUnique/>
@@ -74,7 +74,7 @@
           <w:r>
             <w:fldChar w:fldCharType="separate"/>
           </w:r>
-          <w:hyperlink w:anchor="_Toc234832589" w:history="1">
+          <w:hyperlink w:anchor="_Toc234834381" w:history="1">
             <w:r>
               <w:rPr>
                 <w:rStyle w:val="Hyperlink"/>
@@ -118,7 +118,7 @@
                 <w:noProof/>
                 <w:webHidden/>
               </w:rPr>
-              <w:instrText xml:space="preserve"> PAGEREF _Toc234832589 \h </w:instrText>
+              <w:instrText xml:space="preserve"> PAGEREF _Toc234834381 \h </w:instrText>
             </w:r>
             <w:r>
               <w:rPr>
@@ -164,7 +164,7 @@
               <w14:ligatures w14:val="standardContextual"/>
             </w:rPr>
           </w:pPr>
-          <w:hyperlink w:anchor="_Toc234832590" w:history="1">
+          <w:hyperlink w:anchor="_Toc234834382" w:history="1">
             <w:r>
               <w:rPr>
                 <w:rStyle w:val="Hyperlink"/>
@@ -208,7 +208,7 @@
                 <w:noProof/>
                 <w:webHidden/>
               </w:rPr>
-              <w:instrText xml:space="preserve"> PAGEREF _Toc234832590 \h </w:instrText>
+              <w:instrText xml:space="preserve"> PAGEREF _Toc234834382 \h </w:instrText>
             </w:r>
             <w:r>
               <w:rPr>
@@ -254,7 +254,7 @@
               <w14:ligatures w14:val="standardContextual"/>
             </w:rPr>
           </w:pPr>
-          <w:hyperlink w:anchor="_Toc234832591" w:history="1">
+          <w:hyperlink w:anchor="_Toc234834383" w:history="1">
             <w:r>
               <w:rPr>
                 <w:rStyle w:val="Hyperlink"/>
@@ -298,7 +298,7 @@
                 <w:noProof/>
                 <w:webHidden/>
               </w:rPr>
-              <w:instrText xml:space="preserve"> PAGEREF _Toc234832591 \h </w:instrText>
+              <w:instrText xml:space="preserve"> PAGEREF _Toc234834383 \h </w:instrText>
             </w:r>
             <w:r>
               <w:rPr>
@@ -344,7 +344,7 @@
               <w14:ligatures w14:val="standardContextual"/>
             </w:rPr>
           </w:pPr>
-          <w:hyperlink w:anchor="_Toc234832592" w:history="1">
+          <w:hyperlink w:anchor="_Toc234834384" w:history="1">
             <w:r>
               <w:rPr>
                 <w:rStyle w:val="Hyperlink"/>
@@ -388,7 +388,7 @@
                 <w:noProof/>
                 <w:webHidden/>
               </w:rPr>
-              <w:instrText xml:space="preserve"> PAGEREF _Toc234832592 \h </w:instrText>
+              <w:instrText xml:space="preserve"> PAGEREF _Toc234834384 \h </w:instrText>
             </w:r>
             <w:r>
               <w:rPr>
@@ -434,7 +434,7 @@
               <w14:ligatures w14:val="standardContextual"/>
             </w:rPr>
           </w:pPr>
-          <w:hyperlink w:anchor="_Toc234832593" w:history="1">
+          <w:hyperlink w:anchor="_Toc234834385" w:history="1">
             <w:r>
               <w:rPr>
                 <w:rStyle w:val="Hyperlink"/>
@@ -478,7 +478,7 @@
                 <w:noProof/>
                 <w:webHidden/>
               </w:rPr>
-              <w:instrText xml:space="preserve"> PAGEREF _Toc234832593 \h </w:instrText>
+              <w:instrText xml:space="preserve"> PAGEREF _Toc234834385 \h </w:instrText>
             </w:r>
             <w:r>
               <w:rPr>
@@ -524,7 +524,7 @@
               <w14:ligatures w14:val="standardContextual"/>
             </w:rPr>
           </w:pPr>
-          <w:hyperlink w:anchor="_Toc234832594" w:history="1">
+          <w:hyperlink w:anchor="_Toc234834386" w:history="1">
             <w:r>
               <w:rPr>
                 <w:rStyle w:val="Hyperlink"/>
@@ -568,7 +568,7 @@
                 <w:noProof/>
                 <w:webHidden/>
               </w:rPr>
-              <w:instrText xml:space="preserve"> PAGEREF _Toc234832594 \h </w:instrText>
+              <w:instrText xml:space="preserve"> PAGEREF _Toc234834386 \h </w:instrText>
             </w:r>
             <w:r>
               <w:rPr>
@@ -614,7 +614,7 @@
               <w14:ligatures w14:val="standardContextual"/>
             </w:rPr>
           </w:pPr>
-          <w:hyperlink w:anchor="_Toc234832595" w:history="1">
+          <w:hyperlink w:anchor="_Toc234834387" w:history="1">
             <w:r>
               <w:rPr>
                 <w:rStyle w:val="Hyperlink"/>
@@ -658,7 +658,7 @@
                 <w:noProof/>
                 <w:webHidden/>
               </w:rPr>
-              <w:instrText xml:space="preserve"> PAGEREF _Toc234832595 \h </w:instrText>
+              <w:instrText xml:space="preserve"> PAGEREF _Toc234834387 \h </w:instrText>
             </w:r>
             <w:r>
               <w:rPr>
@@ -704,7 +704,7 @@
               <w14:ligatures w14:val="standardContextual"/>
             </w:rPr>
           </w:pPr>
-          <w:hyperlink w:anchor="_Toc234832596" w:history="1">
+          <w:hyperlink w:anchor="_Toc234834388" w:history="1">
             <w:r>
               <w:rPr>
                 <w:rStyle w:val="Hyperlink"/>
@@ -748,7 +748,7 @@
                 <w:noProof/>
                 <w:webHidden/>
               </w:rPr>
-              <w:instrText xml:space="preserve"> PAGEREF _Toc234832596 \h </w:instrText>
+              <w:instrText xml:space="preserve"> PAGEREF _Toc234834388 \h </w:instrText>
             </w:r>
             <w:r>
               <w:rPr>
@@ -794,7 +794,7 @@
               <w14:ligatures w14:val="standardContextual"/>
             </w:rPr>
           </w:pPr>
-          <w:hyperlink w:anchor="_Toc234832597" w:history="1">
+          <w:hyperlink w:anchor="_Toc234834389" w:history="1">
             <w:r>
               <w:rPr>
                 <w:rStyle w:val="Hyperlink"/>
@@ -838,7 +838,7 @@
                 <w:noProof/>
                 <w:webHidden/>
               </w:rPr>
-              <w:instrText xml:space="preserve"> PAGEREF _Toc234832597 \h </w:instrText>
+              <w:instrText xml:space="preserve"> PAGEREF _Toc234834389 \h </w:instrText>
             </w:r>
             <w:r>
               <w:rPr>
@@ -884,7 +884,7 @@
               <w14:ligatures w14:val="standardContextual"/>
             </w:rPr>
           </w:pPr>
-          <w:hyperlink w:anchor="_Toc234832598" w:history="1">
+          <w:hyperlink w:anchor="_Toc234834390" w:history="1">
             <w:r>
               <w:rPr>
                 <w:rStyle w:val="Hyperlink"/>
@@ -928,7 +928,7 @@
                 <w:noProof/>
                 <w:webHidden/>
               </w:rPr>
-              <w:instrText xml:space="preserve"> PAGEREF _Toc234832598 \h </w:instrText>
+              <w:instrText xml:space="preserve"> PAGEREF _Toc234834390 \h </w:instrText>
             </w:r>
             <w:r>
               <w:rPr>
@@ -974,7 +974,7 @@
               <w14:ligatures w14:val="standardContextual"/>
             </w:rPr>
           </w:pPr>
-          <w:hyperlink w:anchor="_Toc234832599" w:history="1">
+          <w:hyperlink w:anchor="_Toc234834391" w:history="1">
             <w:r>
               <w:rPr>
                 <w:rStyle w:val="Hyperlink"/>
@@ -1018,7 +1018,7 @@
                 <w:noProof/>
                 <w:webHidden/>
               </w:rPr>
-              <w:instrText xml:space="preserve"> PAGEREF _Toc234832599 \h </w:instrText>
+              <w:instrText xml:space="preserve"> PAGEREF _Toc234834391 \h </w:instrText>
             </w:r>
             <w:r>
               <w:rPr>
@@ -1064,7 +1064,7 @@
               <w14:ligatures w14:val="standardContextual"/>
             </w:rPr>
           </w:pPr>
-          <w:hyperlink w:anchor="_Toc234832600" w:history="1">
+          <w:hyperlink w:anchor="_Toc234834392" w:history="1">
             <w:r>
               <w:rPr>
                 <w:rStyle w:val="Hyperlink"/>
@@ -1108,7 +1108,7 @@
                 <w:noProof/>
                 <w:webHidden/>
               </w:rPr>
-              <w:instrText xml:space="preserve"> PAGEREF _Toc234832600 \h </w:instrText>
+              <w:instrText xml:space="preserve"> PAGEREF _Toc234834392 \h </w:instrText>
             </w:r>
             <w:r>
               <w:rPr>
@@ -1154,7 +1154,7 @@
               <w14:ligatures w14:val="standardContextual"/>
             </w:rPr>
           </w:pPr>
-          <w:hyperlink w:anchor="_Toc234832601" w:history="1">
+          <w:hyperlink w:anchor="_Toc234834393" w:history="1">
             <w:r>
               <w:rPr>
                 <w:rStyle w:val="Hyperlink"/>
@@ -1198,7 +1198,7 @@
                 <w:noProof/>
                 <w:webHidden/>
               </w:rPr>
-              <w:instrText xml:space="preserve"> PAGEREF _Toc234832601 \h </w:instrText>
+              <w:instrText xml:space="preserve"> PAGEREF _Toc234834393 \h </w:instrText>
             </w:r>
             <w:r>
               <w:rPr>
@@ -1244,7 +1244,7 @@
               <w14:ligatures w14:val="standardContextual"/>
             </w:rPr>
           </w:pPr>
-          <w:hyperlink w:anchor="_Toc234832602" w:history="1">
+          <w:hyperlink w:anchor="_Toc234834394" w:history="1">
             <w:r>
               <w:rPr>
                 <w:rStyle w:val="Hyperlink"/>
@@ -1288,7 +1288,7 @@
                 <w:noProof/>
                 <w:webHidden/>
               </w:rPr>
-              <w:instrText xml:space="preserve"> PAGEREF _Toc234832602 \h </w:instrText>
+              <w:instrText xml:space="preserve"> PAGEREF _Toc234834394 \h </w:instrText>
             </w:r>
             <w:r>
               <w:rPr>
@@ -1334,7 +1334,7 @@
               <w14:ligatures w14:val="standardContextual"/>
             </w:rPr>
           </w:pPr>
-          <w:hyperlink w:anchor="_Toc234832603" w:history="1">
+          <w:hyperlink w:anchor="_Toc234834395" w:history="1">
             <w:r>
               <w:rPr>
                 <w:rStyle w:val="Hyperlink"/>
@@ -1378,7 +1378,7 @@
                 <w:noProof/>
                 <w:webHidden/>
               </w:rPr>
-              <w:instrText xml:space="preserve"> PAGEREF _Toc234832603 \h </w:instrText>
+              <w:instrText xml:space="preserve"> PAGEREF _Toc234834395 \h </w:instrText>
             </w:r>
             <w:r>
               <w:rPr>
@@ -1424,7 +1424,7 @@
               <w14:ligatures w14:val="standardContextual"/>
             </w:rPr>
           </w:pPr>
-          <w:hyperlink w:anchor="_Toc234832604" w:history="1">
+          <w:hyperlink w:anchor="_Toc234834396" w:history="1">
             <w:r>
               <w:rPr>
                 <w:rStyle w:val="Hyperlink"/>
@@ -1468,7 +1468,7 @@
                 <w:noProof/>
                 <w:webHidden/>
               </w:rPr>
-              <w:instrText xml:space="preserve"> PAGEREF _Toc234832604 \h </w:instrText>
+              <w:instrText xml:space="preserve"> PAGEREF _Toc234834396 \h </w:instrText>
             </w:r>
             <w:r>
               <w:rPr>
@@ -1514,7 +1514,7 @@
               <w14:ligatures w14:val="standardContextual"/>
             </w:rPr>
           </w:pPr>
-          <w:hyperlink w:anchor="_Toc234832605" w:history="1">
+          <w:hyperlink w:anchor="_Toc234834397" w:history="1">
             <w:r>
               <w:rPr>
                 <w:rStyle w:val="Hyperlink"/>
@@ -1558,7 +1558,7 @@
                 <w:noProof/>
                 <w:webHidden/>
               </w:rPr>
-              <w:instrText xml:space="preserve"> PAGEREF _Toc234832605 \h </w:instrText>
+              <w:instrText xml:space="preserve"> PAGEREF _Toc234834397 \h </w:instrText>
             </w:r>
             <w:r>
               <w:rPr>
@@ -1604,7 +1604,7 @@
               <w14:ligatures w14:val="standardContextual"/>
             </w:rPr>
           </w:pPr>
-          <w:hyperlink w:anchor="_Toc234832606" w:history="1">
+          <w:hyperlink w:anchor="_Toc234834398" w:history="1">
             <w:r>
               <w:rPr>
                 <w:rStyle w:val="Hyperlink"/>
@@ -1648,7 +1648,7 @@
                 <w:noProof/>
                 <w:webHidden/>
               </w:rPr>
-              <w:instrText xml:space="preserve"> PAGEREF _Toc234832606 \h </w:instrText>
+              <w:instrText xml:space="preserve"> PAGEREF _Toc234834398 \h </w:instrText>
             </w:r>
             <w:r>
               <w:rPr>
@@ -1694,7 +1694,7 @@
               <w14:ligatures w14:val="standardContextual"/>
             </w:rPr>
           </w:pPr>
-          <w:hyperlink w:anchor="_Toc234832607" w:history="1">
+          <w:hyperlink w:anchor="_Toc234834399" w:history="1">
             <w:r>
               <w:rPr>
                 <w:rStyle w:val="Hyperlink"/>
@@ -1738,7 +1738,7 @@
                 <w:noProof/>
                 <w:webHidden/>
               </w:rPr>
-              <w:instrText xml:space="preserve"> PAGEREF _Toc234832607 \h </w:instrText>
+              <w:instrText xml:space="preserve"> PAGEREF _Toc234834399 \h </w:instrText>
             </w:r>
             <w:r>
               <w:rPr>
@@ -1784,7 +1784,7 @@
               <w14:ligatures w14:val="standardContextual"/>
             </w:rPr>
           </w:pPr>
-          <w:hyperlink w:anchor="_Toc234832608" w:history="1">
+          <w:hyperlink w:anchor="_Toc234834400" w:history="1">
             <w:r>
               <w:rPr>
                 <w:rStyle w:val="Hyperlink"/>
@@ -1828,7 +1828,7 @@
                 <w:noProof/>
                 <w:webHidden/>
               </w:rPr>
-              <w:instrText xml:space="preserve"> PAGEREF _Toc234832608 \h </w:instrText>
+              <w:instrText xml:space="preserve"> PAGEREF _Toc234834400 \h </w:instrText>
             </w:r>
             <w:r>
               <w:rPr>
@@ -1874,7 +1874,7 @@
               <w14:ligatures w14:val="standardContextual"/>
             </w:rPr>
           </w:pPr>
-          <w:hyperlink w:anchor="_Toc234832609" w:history="1">
+          <w:hyperlink w:anchor="_Toc234834401" w:history="1">
             <w:r>
               <w:rPr>
                 <w:rStyle w:val="Hyperlink"/>
@@ -1918,7 +1918,7 @@
                 <w:noProof/>
                 <w:webHidden/>
               </w:rPr>
-              <w:instrText xml:space="preserve"> PAGEREF _Toc234832609 \h </w:instrText>
+              <w:instrText xml:space="preserve"> PAGEREF _Toc234834401 \h </w:instrText>
             </w:r>
             <w:r>
               <w:rPr>
@@ -1964,7 +1964,7 @@
               <w14:ligatures w14:val="standardContextual"/>
             </w:rPr>
           </w:pPr>
-          <w:hyperlink w:anchor="_Toc234832610" w:history="1">
+          <w:hyperlink w:anchor="_Toc234834402" w:history="1">
             <w:r>
               <w:rPr>
                 <w:rStyle w:val="Hyperlink"/>
@@ -2008,7 +2008,7 @@
                 <w:noProof/>
                 <w:webHidden/>
               </w:rPr>
-              <w:instrText xml:space="preserve"> PAGEREF _Toc234832610 \h </w:instrText>
+              <w:instrText xml:space="preserve"> PAGEREF _Toc234834402 \h </w:instrText>
             </w:r>
             <w:r>
               <w:rPr>
@@ -2054,7 +2054,7 @@
               <w14:ligatures w14:val="standardContextual"/>
             </w:rPr>
           </w:pPr>
-          <w:hyperlink w:anchor="_Toc234832611" w:history="1">
+          <w:hyperlink w:anchor="_Toc234834403" w:history="1">
             <w:r>
               <w:rPr>
                 <w:rStyle w:val="Hyperlink"/>
@@ -2098,7 +2098,7 @@
                 <w:noProof/>
                 <w:webHidden/>
               </w:rPr>
-              <w:instrText xml:space="preserve"> PAGEREF _Toc234832611 \h </w:instrText>
+              <w:instrText xml:space="preserve"> PAGEREF _Toc234834403 \h </w:instrText>
             </w:r>
             <w:r>
               <w:rPr>
@@ -2144,7 +2144,7 @@
               <w14:ligatures w14:val="standardContextual"/>
             </w:rPr>
           </w:pPr>
-          <w:hyperlink w:anchor="_Toc234832612" w:history="1">
+          <w:hyperlink w:anchor="_Toc234834404" w:history="1">
             <w:r>
               <w:rPr>
                 <w:rStyle w:val="Hyperlink"/>
@@ -2188,7 +2188,7 @@
                 <w:noProof/>
                 <w:webHidden/>
               </w:rPr>
-              <w:instrText xml:space="preserve"> PAGEREF _Toc234832612 \h </w:instrText>
+              <w:instrText xml:space="preserve"> PAGEREF _Toc234834404 \h </w:instrText>
             </w:r>
             <w:r>
               <w:rPr>
@@ -2234,7 +2234,7 @@
               <w14:ligatures w14:val="standardContextual"/>
             </w:rPr>
           </w:pPr>
-          <w:hyperlink w:anchor="_Toc234832613" w:history="1">
+          <w:hyperlink w:anchor="_Toc234834405" w:history="1">
             <w:r>
               <w:rPr>
                 <w:rStyle w:val="Hyperlink"/>
@@ -2278,7 +2278,7 @@
                 <w:noProof/>
                 <w:webHidden/>
               </w:rPr>
-              <w:instrText xml:space="preserve"> PAGEREF _Toc234832613 \h </w:instrText>
+              <w:instrText xml:space="preserve"> PAGEREF _Toc234834405 \h </w:instrText>
             </w:r>
             <w:r>
               <w:rPr>
@@ -2324,7 +2324,7 @@
               <w14:ligatures w14:val="standardContextual"/>
             </w:rPr>
           </w:pPr>
-          <w:hyperlink w:anchor="_Toc234832614" w:history="1">
+          <w:hyperlink w:anchor="_Toc234834406" w:history="1">
             <w:r>
               <w:rPr>
                 <w:rStyle w:val="Hyperlink"/>
@@ -2368,7 +2368,7 @@
                 <w:noProof/>
                 <w:webHidden/>
               </w:rPr>
-              <w:instrText xml:space="preserve"> PAGEREF _Toc234832614 \h </w:instrText>
+              <w:instrText xml:space="preserve"> PAGEREF _Toc234834406 \h </w:instrText>
             </w:r>
             <w:r>
               <w:rPr>
@@ -2414,7 +2414,7 @@
               <w14:ligatures w14:val="standardContextual"/>
             </w:rPr>
           </w:pPr>
-          <w:hyperlink w:anchor="_Toc234832615" w:history="1">
+          <w:hyperlink w:anchor="_Toc234834407" w:history="1">
             <w:r>
               <w:rPr>
                 <w:rStyle w:val="Hyperlink"/>
@@ -2458,7 +2458,7 @@
                 <w:noProof/>
                 <w:webHidden/>
               </w:rPr>
-              <w:instrText xml:space="preserve"> PAGEREF _Toc234832615 \h </w:instrText>
+              <w:instrText xml:space="preserve"> PAGEREF _Toc234834407 \h </w:instrText>
             </w:r>
             <w:r>
               <w:rPr>
@@ -2504,7 +2504,7 @@
               <w14:ligatures w14:val="standardContextual"/>
             </w:rPr>
           </w:pPr>
-          <w:hyperlink w:anchor="_Toc234832616" w:history="1">
+          <w:hyperlink w:anchor="_Toc234834408" w:history="1">
             <w:r>
               <w:rPr>
                 <w:rStyle w:val="Hyperlink"/>
@@ -2548,7 +2548,7 @@
                 <w:noProof/>
                 <w:webHidden/>
               </w:rPr>
-              <w:instrText xml:space="preserve"> PAGEREF _Toc234832616 \h </w:instrText>
+              <w:instrText xml:space="preserve"> PAGEREF _Toc234834408 \h </w:instrText>
             </w:r>
             <w:r>
               <w:rPr>
@@ -2594,7 +2594,7 @@
               <w14:ligatures w14:val="standardContextual"/>
             </w:rPr>
           </w:pPr>
-          <w:hyperlink w:anchor="_Toc234832617" w:history="1">
+          <w:hyperlink w:anchor="_Toc234834409" w:history="1">
             <w:r>
               <w:rPr>
                 <w:rStyle w:val="Hyperlink"/>
@@ -2638,7 +2638,7 @@
                 <w:noProof/>
                 <w:webHidden/>
               </w:rPr>
-              <w:instrText xml:space="preserve"> PAGEREF _Toc234832617 \h </w:instrText>
+              <w:instrText xml:space="preserve"> PAGEREF _Toc234834409 \h </w:instrText>
             </w:r>
             <w:r>
               <w:rPr>
@@ -2684,7 +2684,7 @@
               <w14:ligatures w14:val="standardContextual"/>
             </w:rPr>
           </w:pPr>
-          <w:hyperlink w:anchor="_Toc234832618" w:history="1">
+          <w:hyperlink w:anchor="_Toc234834410" w:history="1">
             <w:r>
               <w:rPr>
                 <w:rStyle w:val="Hyperlink"/>
@@ -2728,7 +2728,7 @@
                 <w:noProof/>
                 <w:webHidden/>
               </w:rPr>
-              <w:instrText xml:space="preserve"> PAGEREF _Toc234832618 \h </w:instrText>
+              <w:instrText xml:space="preserve"> PAGEREF _Toc234834410 \h </w:instrText>
             </w:r>
             <w:r>
               <w:rPr>
@@ -2774,7 +2774,7 @@
               <w14:ligatures w14:val="standardContextual"/>
             </w:rPr>
           </w:pPr>
-          <w:hyperlink w:anchor="_Toc234832619" w:history="1">
+          <w:hyperlink w:anchor="_Toc234834411" w:history="1">
             <w:r>
               <w:rPr>
                 <w:rStyle w:val="Hyperlink"/>
@@ -2818,7 +2818,7 @@
                 <w:noProof/>
                 <w:webHidden/>
               </w:rPr>
-              <w:instrText xml:space="preserve"> PAGEREF _Toc234832619 \h </w:instrText>
+              <w:instrText xml:space="preserve"> PAGEREF _Toc234834411 \h </w:instrText>
             </w:r>
             <w:r>
               <w:rPr>
@@ -2864,7 +2864,7 @@
               <w14:ligatures w14:val="standardContextual"/>
             </w:rPr>
           </w:pPr>
-          <w:hyperlink w:anchor="_Toc234832620" w:history="1">
+          <w:hyperlink w:anchor="_Toc234834412" w:history="1">
             <w:r>
               <w:rPr>
                 <w:rStyle w:val="Hyperlink"/>
@@ -2908,7 +2908,7 @@
                 <w:noProof/>
                 <w:webHidden/>
               </w:rPr>
-              <w:instrText xml:space="preserve"> PAGEREF _Toc234832620 \h </w:instrText>
+              <w:instrText xml:space="preserve"> PAGEREF _Toc234834412 \h </w:instrText>
             </w:r>
             <w:r>
               <w:rPr>
@@ -2954,7 +2954,7 @@
               <w14:ligatures w14:val="standardContextual"/>
             </w:rPr>
           </w:pPr>
-          <w:hyperlink w:anchor="_Toc234832621" w:history="1">
+          <w:hyperlink w:anchor="_Toc234834413" w:history="1">
             <w:r>
               <w:rPr>
                 <w:rStyle w:val="Hyperlink"/>
@@ -2998,7 +2998,7 @@
                 <w:noProof/>
                 <w:webHidden/>
               </w:rPr>
-              <w:instrText xml:space="preserve"> PAGEREF _Toc234832621 \h </w:instrText>
+              <w:instrText xml:space="preserve"> PAGEREF _Toc234834413 \h </w:instrText>
             </w:r>
             <w:r>
               <w:rPr>
@@ -3044,7 +3044,7 @@
               <w14:ligatures w14:val="standardContextual"/>
             </w:rPr>
           </w:pPr>
-          <w:hyperlink w:anchor="_Toc234832622" w:history="1">
+          <w:hyperlink w:anchor="_Toc234834414" w:history="1">
             <w:r>
               <w:rPr>
                 <w:rStyle w:val="Hyperlink"/>
@@ -3088,7 +3088,7 @@
                 <w:noProof/>
                 <w:webHidden/>
               </w:rPr>
-              <w:instrText xml:space="preserve"> PAGEREF _Toc234832622 \h </w:instrText>
+              <w:instrText xml:space="preserve"> PAGEREF _Toc234834414 \h </w:instrText>
             </w:r>
             <w:r>
               <w:rPr>
@@ -3134,7 +3134,7 @@
               <w14:ligatures w14:val="standardContextual"/>
             </w:rPr>
           </w:pPr>
-          <w:hyperlink w:anchor="_Toc234832623" w:history="1">
+          <w:hyperlink w:anchor="_Toc234834415" w:history="1">
             <w:r>
               <w:rPr>
                 <w:rStyle w:val="Hyperlink"/>
@@ -3178,7 +3178,7 @@
                 <w:noProof/>
                 <w:webHidden/>
               </w:rPr>
-              <w:instrText xml:space="preserve"> PAGEREF _Toc234832623 \h </w:instrText>
+              <w:instrText xml:space="preserve"> PAGEREF _Toc234834415 \h </w:instrText>
             </w:r>
             <w:r>
               <w:rPr>
@@ -3224,7 +3224,7 @@
               <w14:ligatures w14:val="standardContextual"/>
             </w:rPr>
           </w:pPr>
-          <w:hyperlink w:anchor="_Toc234832624" w:history="1">
+          <w:hyperlink w:anchor="_Toc234834416" w:history="1">
             <w:r>
               <w:rPr>
                 <w:rStyle w:val="Hyperlink"/>
@@ -3268,7 +3268,7 @@
                 <w:noProof/>
                 <w:webHidden/>
               </w:rPr>
-              <w:instrText xml:space="preserve"> PAGEREF _Toc234832624 \h </w:instrText>
+              <w:instrText xml:space="preserve"> PAGEREF _Toc234834416 \h </w:instrText>
             </w:r>
             <w:r>
               <w:rPr>
@@ -3314,7 +3314,7 @@
               <w14:ligatures w14:val="standardContextual"/>
             </w:rPr>
           </w:pPr>
-          <w:hyperlink w:anchor="_Toc234832625" w:history="1">
+          <w:hyperlink w:anchor="_Toc234834417" w:history="1">
             <w:r>
               <w:rPr>
                 <w:rStyle w:val="Hyperlink"/>
@@ -3358,7 +3358,7 @@
                 <w:noProof/>
                 <w:webHidden/>
               </w:rPr>
-              <w:instrText xml:space="preserve"> PAGEREF _Toc234832625 \h </w:instrText>
+              <w:instrText xml:space="preserve"> PAGEREF _Toc234834417 \h </w:instrText>
             </w:r>
             <w:r>
               <w:rPr>
@@ -3404,7 +3404,7 @@
               <w14:ligatures w14:val="standardContextual"/>
             </w:rPr>
           </w:pPr>
-          <w:hyperlink w:anchor="_Toc234832626" w:history="1">
+          <w:hyperlink w:anchor="_Toc234834418" w:history="1">
             <w:r>
               <w:rPr>
                 <w:rStyle w:val="Hyperlink"/>
@@ -3448,7 +3448,7 @@
                 <w:noProof/>
                 <w:webHidden/>
               </w:rPr>
-              <w:instrText xml:space="preserve"> PAGEREF _Toc234832626 \h </w:instrText>
+              <w:instrText xml:space="preserve"> PAGEREF _Toc234834418 \h </w:instrText>
             </w:r>
             <w:r>
               <w:rPr>
@@ -3494,7 +3494,7 @@
               <w14:ligatures w14:val="standardContextual"/>
             </w:rPr>
           </w:pPr>
-          <w:hyperlink w:anchor="_Toc234832627" w:history="1">
+          <w:hyperlink w:anchor="_Toc234834419" w:history="1">
             <w:r>
               <w:rPr>
                 <w:rStyle w:val="Hyperlink"/>
@@ -3538,7 +3538,7 @@
                 <w:noProof/>
                 <w:webHidden/>
               </w:rPr>
-              <w:instrText xml:space="preserve"> PAGEREF _Toc234832627 \h </w:instrText>
+              <w:instrText xml:space="preserve"> PAGEREF _Toc234834419 \h </w:instrText>
             </w:r>
             <w:r>
               <w:rPr>
@@ -3584,7 +3584,7 @@
               <w14:ligatures w14:val="standardContextual"/>
             </w:rPr>
           </w:pPr>
-          <w:hyperlink w:anchor="_Toc234832628" w:history="1">
+          <w:hyperlink w:anchor="_Toc234834420" w:history="1">
             <w:r>
               <w:rPr>
                 <w:rStyle w:val="Hyperlink"/>
@@ -3628,7 +3628,7 @@
                 <w:noProof/>
                 <w:webHidden/>
               </w:rPr>
-              <w:instrText xml:space="preserve"> PAGEREF _Toc234832628 \h </w:instrText>
+              <w:instrText xml:space="preserve"> PAGEREF _Toc234834420 \h </w:instrText>
             </w:r>
             <w:r>
               <w:rPr>
@@ -3674,7 +3674,7 @@
               <w14:ligatures w14:val="standardContextual"/>
             </w:rPr>
           </w:pPr>
-          <w:hyperlink w:anchor="_Toc234832629" w:history="1">
+          <w:hyperlink w:anchor="_Toc234834421" w:history="1">
             <w:r>
               <w:rPr>
                 <w:rStyle w:val="Hyperlink"/>
@@ -3718,7 +3718,7 @@
                 <w:noProof/>
                 <w:webHidden/>
               </w:rPr>
-              <w:instrText xml:space="preserve"> PAGEREF _Toc234832629 \h </w:instrText>
+              <w:instrText xml:space="preserve"> PAGEREF _Toc234834421 \h </w:instrText>
             </w:r>
             <w:r>
               <w:rPr>
@@ -3764,7 +3764,7 @@
               <w14:ligatures w14:val="standardContextual"/>
             </w:rPr>
           </w:pPr>
-          <w:hyperlink w:anchor="_Toc234832630" w:history="1">
+          <w:hyperlink w:anchor="_Toc234834422" w:history="1">
             <w:r>
               <w:rPr>
                 <w:rStyle w:val="Hyperlink"/>
@@ -3808,7 +3808,7 @@
                 <w:noProof/>
                 <w:webHidden/>
               </w:rPr>
-              <w:instrText xml:space="preserve"> PAGEREF _Toc234832630 \h </w:instrText>
+              <w:instrText xml:space="preserve"> PAGEREF _Toc234834422 \h </w:instrText>
             </w:r>
             <w:r>
               <w:rPr>
@@ -3854,7 +3854,7 @@
               <w14:ligatures w14:val="standardContextual"/>
             </w:rPr>
           </w:pPr>
-          <w:hyperlink w:anchor="_Toc234832631" w:history="1">
+          <w:hyperlink w:anchor="_Toc234834423" w:history="1">
             <w:r>
               <w:rPr>
                 <w:rStyle w:val="Hyperlink"/>
@@ -3898,7 +3898,7 @@
                 <w:noProof/>
                 <w:webHidden/>
               </w:rPr>
-              <w:instrText xml:space="preserve"> PAGEREF _Toc234832631 \h </w:instrText>
+              <w:instrText xml:space="preserve"> PAGEREF _Toc234834423 \h </w:instrText>
             </w:r>
             <w:r>
               <w:rPr>
@@ -3944,7 +3944,7 @@
               <w14:ligatures w14:val="standardContextual"/>
             </w:rPr>
           </w:pPr>
-          <w:hyperlink w:anchor="_Toc234832632" w:history="1">
+          <w:hyperlink w:anchor="_Toc234834424" w:history="1">
             <w:r>
               <w:rPr>
                 <w:rStyle w:val="Hyperlink"/>
@@ -3988,7 +3988,7 @@
                 <w:noProof/>
                 <w:webHidden/>
               </w:rPr>
-              <w:instrText xml:space="preserve"> PAGEREF _Toc234832632 \h </w:instrText>
+              <w:instrText xml:space="preserve"> PAGEREF _Toc234834424 \h </w:instrText>
             </w:r>
             <w:r>
               <w:rPr>
@@ -4034,7 +4034,7 @@
               <w14:ligatures w14:val="standardContextual"/>
             </w:rPr>
           </w:pPr>
-          <w:hyperlink w:anchor="_Toc234832633" w:history="1">
+          <w:hyperlink w:anchor="_Toc234834425" w:history="1">
             <w:r>
               <w:rPr>
                 <w:rStyle w:val="Hyperlink"/>
@@ -4078,7 +4078,7 @@
                 <w:noProof/>
                 <w:webHidden/>
               </w:rPr>
-              <w:instrText xml:space="preserve"> PAGEREF _Toc234832633 \h </w:instrText>
+              <w:instrText xml:space="preserve"> PAGEREF _Toc234834425 \h </w:instrText>
             </w:r>
             <w:r>
               <w:rPr>
@@ -4124,7 +4124,7 @@
               <w14:ligatures w14:val="standardContextual"/>
             </w:rPr>
           </w:pPr>
-          <w:hyperlink w:anchor="_Toc234832634" w:history="1">
+          <w:hyperlink w:anchor="_Toc234834426" w:history="1">
             <w:r>
               <w:rPr>
                 <w:rStyle w:val="Hyperlink"/>
@@ -4168,7 +4168,7 @@
                 <w:noProof/>
                 <w:webHidden/>
               </w:rPr>
-              <w:instrText xml:space="preserve"> PAGEREF _Toc234832634 \h </w:instrText>
+              <w:instrText xml:space="preserve"> PAGEREF _Toc234834426 \h </w:instrText>
             </w:r>
             <w:r>
               <w:rPr>
@@ -4214,7 +4214,7 @@
               <w14:ligatures w14:val="standardContextual"/>
             </w:rPr>
           </w:pPr>
-          <w:hyperlink w:anchor="_Toc234832635" w:history="1">
+          <w:hyperlink w:anchor="_Toc234834427" w:history="1">
             <w:r>
               <w:rPr>
                 <w:rStyle w:val="Hyperlink"/>
@@ -4258,7 +4258,7 @@
                 <w:noProof/>
                 <w:webHidden/>
               </w:rPr>
-              <w:instrText xml:space="preserve"> PAGEREF _Toc234832635 \h </w:instrText>
+              <w:instrText xml:space="preserve"> PAGEREF _Toc234834427 \h </w:instrText>
             </w:r>
             <w:r>
               <w:rPr>
@@ -4304,7 +4304,7 @@
               <w14:ligatures w14:val="standardContextual"/>
             </w:rPr>
           </w:pPr>
-          <w:hyperlink w:anchor="_Toc234832636" w:history="1">
+          <w:hyperlink w:anchor="_Toc234834428" w:history="1">
             <w:r>
               <w:rPr>
                 <w:rStyle w:val="Hyperlink"/>
@@ -4348,7 +4348,7 @@
                 <w:noProof/>
                 <w:webHidden/>
               </w:rPr>
-              <w:instrText xml:space="preserve"> PAGEREF _Toc234832636 \h </w:instrText>
+              <w:instrText xml:space="preserve"> PAGEREF _Toc234834428 \h </w:instrText>
             </w:r>
             <w:r>
               <w:rPr>
@@ -4394,7 +4394,7 @@
               <w14:ligatures w14:val="standardContextual"/>
             </w:rPr>
           </w:pPr>
-          <w:hyperlink w:anchor="_Toc234832637" w:history="1">
+          <w:hyperlink w:anchor="_Toc234834429" w:history="1">
             <w:r>
               <w:rPr>
                 <w:rStyle w:val="Hyperlink"/>
@@ -4438,7 +4438,7 @@
                 <w:noProof/>
                 <w:webHidden/>
               </w:rPr>
-              <w:instrText xml:space="preserve"> PAGEREF _Toc234832637 \h </w:instrText>
+              <w:instrText xml:space="preserve"> PAGEREF _Toc234834429 \h </w:instrText>
             </w:r>
             <w:r>
               <w:rPr>
@@ -4484,7 +4484,7 @@
               <w14:ligatures w14:val="standardContextual"/>
             </w:rPr>
           </w:pPr>
-          <w:hyperlink w:anchor="_Toc234832638" w:history="1">
+          <w:hyperlink w:anchor="_Toc234834430" w:history="1">
             <w:r>
               <w:rPr>
                 <w:rStyle w:val="Hyperlink"/>
@@ -4528,7 +4528,7 @@
                 <w:noProof/>
                 <w:webHidden/>
               </w:rPr>
-              <w:instrText xml:space="preserve"> PAGEREF _Toc234832638 \h </w:instrText>
+              <w:instrText xml:space="preserve"> PAGEREF _Toc234834430 \h </w:instrText>
             </w:r>
             <w:r>
               <w:rPr>
@@ -4574,7 +4574,7 @@
               <w14:ligatures w14:val="standardContextual"/>
             </w:rPr>
           </w:pPr>
-          <w:hyperlink w:anchor="_Toc234832639" w:history="1">
+          <w:hyperlink w:anchor="_Toc234834431" w:history="1">
             <w:r>
               <w:rPr>
                 <w:rStyle w:val="Hyperlink"/>
@@ -4618,7 +4618,7 @@
                 <w:noProof/>
                 <w:webHidden/>
               </w:rPr>
-              <w:instrText xml:space="preserve"> PAGEREF _Toc234832639 \h </w:instrText>
+              <w:instrText xml:space="preserve"> PAGEREF _Toc234834431 \h </w:instrText>
             </w:r>
             <w:r>
               <w:rPr>
@@ -4664,7 +4664,7 @@
               <w14:ligatures w14:val="standardContextual"/>
             </w:rPr>
           </w:pPr>
-          <w:hyperlink w:anchor="_Toc234832640" w:history="1">
+          <w:hyperlink w:anchor="_Toc234834432" w:history="1">
             <w:r>
               <w:rPr>
                 <w:rStyle w:val="Hyperlink"/>
@@ -4708,7 +4708,7 @@
                 <w:noProof/>
                 <w:webHidden/>
               </w:rPr>
-              <w:instrText xml:space="preserve"> PAGEREF _Toc234832640 \h </w:instrText>
+              <w:instrText xml:space="preserve"> PAGEREF _Toc234834432 \h </w:instrText>
             </w:r>
             <w:r>
               <w:rPr>
@@ -4754,7 +4754,7 @@
               <w14:ligatures w14:val="standardContextual"/>
             </w:rPr>
           </w:pPr>
-          <w:hyperlink w:anchor="_Toc234832641" w:history="1">
+          <w:hyperlink w:anchor="_Toc234834433" w:history="1">
             <w:r>
               <w:rPr>
                 <w:rStyle w:val="Hyperlink"/>
@@ -4798,7 +4798,7 @@
                 <w:noProof/>
                 <w:webHidden/>
               </w:rPr>
-              <w:instrText xml:space="preserve"> PAGEREF _Toc234832641 \h </w:instrText>
+              <w:instrText xml:space="preserve"> PAGEREF _Toc234834433 \h </w:instrText>
             </w:r>
             <w:r>
               <w:rPr>
@@ -4818,7 +4818,7 @@
                 <w:noProof/>
                 <w:webHidden/>
               </w:rPr>
-              <w:t>35</w:t>
+              <w:t>36</w:t>
             </w:r>
             <w:r>
               <w:rPr>
@@ -4844,7 +4844,7 @@
               <w14:ligatures w14:val="standardContextual"/>
             </w:rPr>
           </w:pPr>
-          <w:hyperlink w:anchor="_Toc234832642" w:history="1">
+          <w:hyperlink w:anchor="_Toc234834434" w:history="1">
             <w:r>
               <w:rPr>
                 <w:rStyle w:val="Hyperlink"/>
@@ -4888,7 +4888,7 @@
                 <w:noProof/>
                 <w:webHidden/>
               </w:rPr>
-              <w:instrText xml:space="preserve"> PAGEREF _Toc234832642 \h </w:instrText>
+              <w:instrText xml:space="preserve"> PAGEREF _Toc234834434 \h </w:instrText>
             </w:r>
             <w:r>
               <w:rPr>
@@ -4908,7 +4908,7 @@
                 <w:noProof/>
                 <w:webHidden/>
               </w:rPr>
-              <w:t>35</w:t>
+              <w:t>37</w:t>
             </w:r>
             <w:r>
               <w:rPr>
@@ -4934,7 +4934,7 @@
               <w14:ligatures w14:val="standardContextual"/>
             </w:rPr>
           </w:pPr>
-          <w:hyperlink w:anchor="_Toc234832643" w:history="1">
+          <w:hyperlink w:anchor="_Toc234834435" w:history="1">
             <w:r>
               <w:rPr>
                 <w:rStyle w:val="Hyperlink"/>
@@ -4978,7 +4978,7 @@
                 <w:noProof/>
                 <w:webHidden/>
               </w:rPr>
-              <w:instrText xml:space="preserve"> PAGEREF _Toc234832643 \h </w:instrText>
+              <w:instrText xml:space="preserve"> PAGEREF _Toc234834435 \h </w:instrText>
             </w:r>
             <w:r>
               <w:rPr>
@@ -4998,7 +4998,7 @@
                 <w:noProof/>
                 <w:webHidden/>
               </w:rPr>
-              <w:t>38</w:t>
+              <w:t>39</w:t>
             </w:r>
             <w:r>
               <w:rPr>
@@ -5024,7 +5024,7 @@
               <w14:ligatures w14:val="standardContextual"/>
             </w:rPr>
           </w:pPr>
-          <w:hyperlink w:anchor="_Toc234832644" w:history="1">
+          <w:hyperlink w:anchor="_Toc234834436" w:history="1">
             <w:r>
               <w:rPr>
                 <w:rStyle w:val="Hyperlink"/>
@@ -5068,7 +5068,7 @@
                 <w:noProof/>
                 <w:webHidden/>
               </w:rPr>
-              <w:instrText xml:space="preserve"> PAGEREF _Toc234832644 \h </w:instrText>
+              <w:instrText xml:space="preserve"> PAGEREF _Toc234834436 \h </w:instrText>
             </w:r>
             <w:r>
               <w:rPr>
@@ -5088,7 +5088,7 @@
                 <w:noProof/>
                 <w:webHidden/>
               </w:rPr>
-              <w:t>38</w:t>
+              <w:t>39</w:t>
             </w:r>
             <w:r>
               <w:rPr>
@@ -5114,7 +5114,7 @@
               <w14:ligatures w14:val="standardContextual"/>
             </w:rPr>
           </w:pPr>
-          <w:hyperlink w:anchor="_Toc234832645" w:history="1">
+          <w:hyperlink w:anchor="_Toc234834437" w:history="1">
             <w:r>
               <w:rPr>
                 <w:rStyle w:val="Hyperlink"/>
@@ -5158,7 +5158,7 @@
                 <w:noProof/>
                 <w:webHidden/>
               </w:rPr>
-              <w:instrText xml:space="preserve"> PAGEREF _Toc234832645 \h </w:instrText>
+              <w:instrText xml:space="preserve"> PAGEREF _Toc234834437 \h </w:instrText>
             </w:r>
             <w:r>
               <w:rPr>
@@ -5178,7 +5178,7 @@
                 <w:noProof/>
                 <w:webHidden/>
               </w:rPr>
-              <w:t>38</w:t>
+              <w:t>39</w:t>
             </w:r>
             <w:r>
               <w:rPr>
@@ -5204,7 +5204,7 @@
               <w14:ligatures w14:val="standardContextual"/>
             </w:rPr>
           </w:pPr>
-          <w:hyperlink w:anchor="_Toc234832646" w:history="1">
+          <w:hyperlink w:anchor="_Toc234834438" w:history="1">
             <w:r>
               <w:rPr>
                 <w:rStyle w:val="Hyperlink"/>
@@ -5248,7 +5248,7 @@
                 <w:noProof/>
                 <w:webHidden/>
               </w:rPr>
-              <w:instrText xml:space="preserve"> PAGEREF _Toc234832646 \h </w:instrText>
+              <w:instrText xml:space="preserve"> PAGEREF _Toc234834438 \h </w:instrText>
             </w:r>
             <w:r>
               <w:rPr>
@@ -5268,7 +5268,7 @@
                 <w:noProof/>
                 <w:webHidden/>
               </w:rPr>
-              <w:t>39</w:t>
+              <w:t>40</w:t>
             </w:r>
             <w:r>
               <w:rPr>
@@ -5294,7 +5294,7 @@
               <w14:ligatures w14:val="standardContextual"/>
             </w:rPr>
           </w:pPr>
-          <w:hyperlink w:anchor="_Toc234832647" w:history="1">
+          <w:hyperlink w:anchor="_Toc234834439" w:history="1">
             <w:r>
               <w:rPr>
                 <w:rStyle w:val="Hyperlink"/>
@@ -5338,7 +5338,7 @@
                 <w:noProof/>
                 <w:webHidden/>
               </w:rPr>
-              <w:instrText xml:space="preserve"> PAGEREF _Toc234832647 \h </w:instrText>
+              <w:instrText xml:space="preserve"> PAGEREF _Toc234834439 \h </w:instrText>
             </w:r>
             <w:r>
               <w:rPr>
@@ -5358,7 +5358,7 @@
                 <w:noProof/>
                 <w:webHidden/>
               </w:rPr>
-              <w:t>39</w:t>
+              <w:t>40</w:t>
             </w:r>
             <w:r>
               <w:rPr>
@@ -5384,7 +5384,7 @@
               <w14:ligatures w14:val="standardContextual"/>
             </w:rPr>
           </w:pPr>
-          <w:hyperlink w:anchor="_Toc234832648" w:history="1">
+          <w:hyperlink w:anchor="_Toc234834440" w:history="1">
             <w:r>
               <w:rPr>
                 <w:rStyle w:val="Hyperlink"/>
@@ -5428,7 +5428,7 @@
                 <w:noProof/>
                 <w:webHidden/>
               </w:rPr>
-              <w:instrText xml:space="preserve"> PAGEREF _Toc234832648 \h </w:instrText>
+              <w:instrText xml:space="preserve"> PAGEREF _Toc234834440 \h </w:instrText>
             </w:r>
             <w:r>
               <w:rPr>
@@ -5448,7 +5448,7 @@
                 <w:noProof/>
                 <w:webHidden/>
               </w:rPr>
-              <w:t>41</w:t>
+              <w:t>42</w:t>
             </w:r>
             <w:r>
               <w:rPr>
@@ -5474,7 +5474,7 @@
               <w14:ligatures w14:val="standardContextual"/>
             </w:rPr>
           </w:pPr>
-          <w:hyperlink w:anchor="_Toc234832649" w:history="1">
+          <w:hyperlink w:anchor="_Toc234834441" w:history="1">
             <w:r>
               <w:rPr>
                 <w:rStyle w:val="Hyperlink"/>
@@ -5518,7 +5518,7 @@
                 <w:noProof/>
                 <w:webHidden/>
               </w:rPr>
-              <w:instrText xml:space="preserve"> PAGEREF _Toc234832649 \h </w:instrText>
+              <w:instrText xml:space="preserve"> PAGEREF _Toc234834441 \h </w:instrText>
             </w:r>
             <w:r>
               <w:rPr>
@@ -5538,7 +5538,7 @@
                 <w:noProof/>
                 <w:webHidden/>
               </w:rPr>
-              <w:t>41</w:t>
+              <w:t>42</w:t>
             </w:r>
             <w:r>
               <w:rPr>
@@ -5564,7 +5564,7 @@
               <w14:ligatures w14:val="standardContextual"/>
             </w:rPr>
           </w:pPr>
-          <w:hyperlink w:anchor="_Toc234832650" w:history="1">
+          <w:hyperlink w:anchor="_Toc234834442" w:history="1">
             <w:r>
               <w:rPr>
                 <w:rStyle w:val="Hyperlink"/>
@@ -5608,7 +5608,7 @@
                 <w:noProof/>
                 <w:webHidden/>
               </w:rPr>
-              <w:instrText xml:space="preserve"> PAGEREF _Toc234832650 \h </w:instrText>
+              <w:instrText xml:space="preserve"> PAGEREF _Toc234834442 \h </w:instrText>
             </w:r>
             <w:r>
               <w:rPr>
@@ -5628,7 +5628,7 @@
                 <w:noProof/>
                 <w:webHidden/>
               </w:rPr>
-              <w:t>41</w:t>
+              <w:t>42</w:t>
             </w:r>
             <w:r>
               <w:rPr>
@@ -5654,7 +5654,7 @@
               <w14:ligatures w14:val="standardContextual"/>
             </w:rPr>
           </w:pPr>
-          <w:hyperlink w:anchor="_Toc234832651" w:history="1">
+          <w:hyperlink w:anchor="_Toc234834443" w:history="1">
             <w:r>
               <w:rPr>
                 <w:rStyle w:val="Hyperlink"/>
@@ -5698,7 +5698,7 @@
                 <w:noProof/>
                 <w:webHidden/>
               </w:rPr>
-              <w:instrText xml:space="preserve"> PAGEREF _Toc234832651 \h </w:instrText>
+              <w:instrText xml:space="preserve"> PAGEREF _Toc234834443 \h </w:instrText>
             </w:r>
             <w:r>
               <w:rPr>
@@ -5718,7 +5718,7 @@
                 <w:noProof/>
                 <w:webHidden/>
               </w:rPr>
-              <w:t>41</w:t>
+              <w:t>42</w:t>
             </w:r>
             <w:r>
               <w:rPr>
@@ -5744,7 +5744,7 @@
               <w14:ligatures w14:val="standardContextual"/>
             </w:rPr>
           </w:pPr>
-          <w:hyperlink w:anchor="_Toc234832652" w:history="1">
+          <w:hyperlink w:anchor="_Toc234834444" w:history="1">
             <w:r>
               <w:rPr>
                 <w:rStyle w:val="Hyperlink"/>
@@ -5788,7 +5788,7 @@
                 <w:noProof/>
                 <w:webHidden/>
               </w:rPr>
-              <w:instrText xml:space="preserve"> PAGEREF _Toc234832652 \h </w:instrText>
+              <w:instrText xml:space="preserve"> PAGEREF _Toc234834444 \h </w:instrText>
             </w:r>
             <w:r>
               <w:rPr>
@@ -5808,7 +5808,7 @@
                 <w:noProof/>
                 <w:webHidden/>
               </w:rPr>
-              <w:t>42</w:t>
+              <w:t>43</w:t>
             </w:r>
             <w:r>
               <w:rPr>
@@ -5834,7 +5834,7 @@
               <w14:ligatures w14:val="standardContextual"/>
             </w:rPr>
           </w:pPr>
-          <w:hyperlink w:anchor="_Toc234832653" w:history="1">
+          <w:hyperlink w:anchor="_Toc234834445" w:history="1">
             <w:r>
               <w:rPr>
                 <w:rStyle w:val="Hyperlink"/>
@@ -5878,7 +5878,7 @@
                 <w:noProof/>
                 <w:webHidden/>
               </w:rPr>
-              <w:instrText xml:space="preserve"> PAGEREF _Toc234832653 \h </w:instrText>
+              <w:instrText xml:space="preserve"> PAGEREF _Toc234834445 \h </w:instrText>
             </w:r>
             <w:r>
               <w:rPr>
@@ -5898,7 +5898,7 @@
                 <w:noProof/>
                 <w:webHidden/>
               </w:rPr>
-              <w:t>42</w:t>
+              <w:t>43</w:t>
             </w:r>
             <w:r>
               <w:rPr>
@@ -5924,7 +5924,7 @@
               <w14:ligatures w14:val="standardContextual"/>
             </w:rPr>
           </w:pPr>
-          <w:hyperlink w:anchor="_Toc234832654" w:history="1">
+          <w:hyperlink w:anchor="_Toc234834446" w:history="1">
             <w:r>
               <w:rPr>
                 <w:rStyle w:val="Hyperlink"/>
@@ -5968,7 +5968,7 @@
                 <w:noProof/>
                 <w:webHidden/>
               </w:rPr>
-              <w:instrText xml:space="preserve"> PAGEREF _Toc234832654 \h </w:instrText>
+              <w:instrText xml:space="preserve"> PAGEREF _Toc234834446 \h </w:instrText>
             </w:r>
             <w:r>
               <w:rPr>
@@ -5988,7 +5988,7 @@
                 <w:noProof/>
                 <w:webHidden/>
               </w:rPr>
-              <w:t>42</w:t>
+              <w:t>43</w:t>
             </w:r>
             <w:r>
               <w:rPr>
@@ -6014,7 +6014,7 @@
               <w14:ligatures w14:val="standardContextual"/>
             </w:rPr>
           </w:pPr>
-          <w:hyperlink w:anchor="_Toc234832655" w:history="1">
+          <w:hyperlink w:anchor="_Toc234834447" w:history="1">
             <w:r>
               <w:rPr>
                 <w:rStyle w:val="Hyperlink"/>
@@ -6058,7 +6058,7 @@
                 <w:noProof/>
                 <w:webHidden/>
               </w:rPr>
-              <w:instrText xml:space="preserve"> PAGEREF _Toc234832655 \h </w:instrText>
+              <w:instrText xml:space="preserve"> PAGEREF _Toc234834447 \h </w:instrText>
             </w:r>
             <w:r>
               <w:rPr>
@@ -6078,7 +6078,7 @@
                 <w:noProof/>
                 <w:webHidden/>
               </w:rPr>
-              <w:t>43</w:t>
+              <w:t>44</w:t>
             </w:r>
             <w:r>
               <w:rPr>
@@ -6104,7 +6104,7 @@
               <w14:ligatures w14:val="standardContextual"/>
             </w:rPr>
           </w:pPr>
-          <w:hyperlink w:anchor="_Toc234832656" w:history="1">
+          <w:hyperlink w:anchor="_Toc234834448" w:history="1">
             <w:r>
               <w:rPr>
                 <w:rStyle w:val="Hyperlink"/>
@@ -6148,7 +6148,7 @@
                 <w:noProof/>
                 <w:webHidden/>
               </w:rPr>
-              <w:instrText xml:space="preserve"> PAGEREF _Toc234832656 \h </w:instrText>
+              <w:instrText xml:space="preserve"> PAGEREF _Toc234834448 \h </w:instrText>
             </w:r>
             <w:r>
               <w:rPr>
@@ -6168,7 +6168,7 @@
                 <w:noProof/>
                 <w:webHidden/>
               </w:rPr>
-              <w:t>43</w:t>
+              <w:t>44</w:t>
             </w:r>
             <w:r>
               <w:rPr>
@@ -6194,7 +6194,7 @@
               <w14:ligatures w14:val="standardContextual"/>
             </w:rPr>
           </w:pPr>
-          <w:hyperlink w:anchor="_Toc234832657" w:history="1">
+          <w:hyperlink w:anchor="_Toc234834449" w:history="1">
             <w:r>
               <w:rPr>
                 <w:rStyle w:val="Hyperlink"/>
@@ -6238,7 +6238,7 @@
                 <w:noProof/>
                 <w:webHidden/>
               </w:rPr>
-              <w:instrText xml:space="preserve"> PAGEREF _Toc234832657 \h </w:instrText>
+              <w:instrText xml:space="preserve"> PAGEREF _Toc234834449 \h </w:instrText>
             </w:r>
             <w:r>
               <w:rPr>
@@ -6258,7 +6258,7 @@
                 <w:noProof/>
                 <w:webHidden/>
               </w:rPr>
-              <w:t>43</w:t>
+              <w:t>44</w:t>
             </w:r>
             <w:r>
               <w:rPr>
@@ -6284,7 +6284,7 @@
               <w14:ligatures w14:val="standardContextual"/>
             </w:rPr>
           </w:pPr>
-          <w:hyperlink w:anchor="_Toc234832658" w:history="1">
+          <w:hyperlink w:anchor="_Toc234834450" w:history="1">
             <w:r>
               <w:rPr>
                 <w:rStyle w:val="Hyperlink"/>
@@ -6328,7 +6328,7 @@
                 <w:noProof/>
                 <w:webHidden/>
               </w:rPr>
-              <w:instrText xml:space="preserve"> PAGEREF _Toc234832658 \h </w:instrText>
+              <w:instrText xml:space="preserve"> PAGEREF _Toc234834450 \h </w:instrText>
             </w:r>
             <w:r>
               <w:rPr>
@@ -6348,7 +6348,7 @@
                 <w:noProof/>
                 <w:webHidden/>
               </w:rPr>
-              <w:t>43</w:t>
+              <w:t>44</w:t>
             </w:r>
             <w:r>
               <w:rPr>
@@ -6374,7 +6374,7 @@
               <w14:ligatures w14:val="standardContextual"/>
             </w:rPr>
           </w:pPr>
-          <w:hyperlink w:anchor="_Toc234832659" w:history="1">
+          <w:hyperlink w:anchor="_Toc234834451" w:history="1">
             <w:r>
               <w:rPr>
                 <w:rStyle w:val="Hyperlink"/>
@@ -6418,7 +6418,7 @@
                 <w:noProof/>
                 <w:webHidden/>
               </w:rPr>
-              <w:instrText xml:space="preserve"> PAGEREF _Toc234832659 \h </w:instrText>
+              <w:instrText xml:space="preserve"> PAGEREF _Toc234834451 \h </w:instrText>
             </w:r>
             <w:r>
               <w:rPr>
@@ -6438,7 +6438,7 @@
                 <w:noProof/>
                 <w:webHidden/>
               </w:rPr>
-              <w:t>44</w:t>
+              <w:t>45</w:t>
             </w:r>
             <w:r>
               <w:rPr>
@@ -6464,7 +6464,7 @@
               <w14:ligatures w14:val="standardContextual"/>
             </w:rPr>
           </w:pPr>
-          <w:hyperlink w:anchor="_Toc234832660" w:history="1">
+          <w:hyperlink w:anchor="_Toc234834452" w:history="1">
             <w:r>
               <w:rPr>
                 <w:rStyle w:val="Hyperlink"/>
@@ -6508,7 +6508,7 @@
                 <w:noProof/>
                 <w:webHidden/>
               </w:rPr>
-              <w:instrText xml:space="preserve"> PAGEREF _Toc234832660 \h </w:instrText>
+              <w:instrText xml:space="preserve"> PAGEREF _Toc234834452 \h </w:instrText>
             </w:r>
             <w:r>
               <w:rPr>
@@ -6528,7 +6528,7 @@
                 <w:noProof/>
                 <w:webHidden/>
               </w:rPr>
-              <w:t>44</w:t>
+              <w:t>45</w:t>
             </w:r>
             <w:r>
               <w:rPr>
@@ -6554,7 +6554,7 @@
               <w14:ligatures w14:val="standardContextual"/>
             </w:rPr>
           </w:pPr>
-          <w:hyperlink w:anchor="_Toc234832661" w:history="1">
+          <w:hyperlink w:anchor="_Toc234834453" w:history="1">
             <w:r>
               <w:rPr>
                 <w:rStyle w:val="Hyperlink"/>
@@ -6598,7 +6598,7 @@
                 <w:noProof/>
                 <w:webHidden/>
               </w:rPr>
-              <w:instrText xml:space="preserve"> PAGEREF _Toc234832661 \h </w:instrText>
+              <w:instrText xml:space="preserve"> PAGEREF _Toc234834453 \h </w:instrText>
             </w:r>
             <w:r>
               <w:rPr>
@@ -6618,7 +6618,7 @@
                 <w:noProof/>
                 <w:webHidden/>
               </w:rPr>
-              <w:t>44</w:t>
+              <w:t>45</w:t>
             </w:r>
             <w:r>
               <w:rPr>
@@ -6644,7 +6644,7 @@
               <w14:ligatures w14:val="standardContextual"/>
             </w:rPr>
           </w:pPr>
-          <w:hyperlink w:anchor="_Toc234832662" w:history="1">
+          <w:hyperlink w:anchor="_Toc234834454" w:history="1">
             <w:r>
               <w:rPr>
                 <w:rStyle w:val="Hyperlink"/>
@@ -6688,7 +6688,7 @@
                 <w:noProof/>
                 <w:webHidden/>
               </w:rPr>
-              <w:instrText xml:space="preserve"> PAGEREF _Toc234832662 \h </w:instrText>
+              <w:instrText xml:space="preserve"> PAGEREF _Toc234834454 \h </w:instrText>
             </w:r>
             <w:r>
               <w:rPr>
@@ -6708,7 +6708,7 @@
                 <w:noProof/>
                 <w:webHidden/>
               </w:rPr>
-              <w:t>44</w:t>
+              <w:t>45</w:t>
             </w:r>
             <w:r>
               <w:rPr>
@@ -6734,7 +6734,7 @@
               <w14:ligatures w14:val="standardContextual"/>
             </w:rPr>
           </w:pPr>
-          <w:hyperlink w:anchor="_Toc234832663" w:history="1">
+          <w:hyperlink w:anchor="_Toc234834455" w:history="1">
             <w:r>
               <w:rPr>
                 <w:rStyle w:val="Hyperlink"/>
@@ -6778,7 +6778,7 @@
                 <w:noProof/>
                 <w:webHidden/>
               </w:rPr>
-              <w:instrText xml:space="preserve"> PAGEREF _Toc234832663 \h </w:instrText>
+              <w:instrText xml:space="preserve"> PAGEREF _Toc234834455 \h </w:instrText>
             </w:r>
             <w:r>
               <w:rPr>
@@ -6798,7 +6798,7 @@
                 <w:noProof/>
                 <w:webHidden/>
               </w:rPr>
-              <w:t>44</w:t>
+              <w:t>45</w:t>
             </w:r>
             <w:r>
               <w:rPr>
@@ -6824,7 +6824,7 @@
               <w14:ligatures w14:val="standardContextual"/>
             </w:rPr>
           </w:pPr>
-          <w:hyperlink w:anchor="_Toc234832664" w:history="1">
+          <w:hyperlink w:anchor="_Toc234834456" w:history="1">
             <w:r>
               <w:rPr>
                 <w:rStyle w:val="Hyperlink"/>
@@ -6868,7 +6868,7 @@
                 <w:noProof/>
                 <w:webHidden/>
               </w:rPr>
-              <w:instrText xml:space="preserve"> PAGEREF _Toc234832664 \h </w:instrText>
+              <w:instrText xml:space="preserve"> PAGEREF _Toc234834456 \h </w:instrText>
             </w:r>
             <w:r>
               <w:rPr>
@@ -6888,7 +6888,7 @@
                 <w:noProof/>
                 <w:webHidden/>
               </w:rPr>
-              <w:t>45</w:t>
+              <w:t>46</w:t>
             </w:r>
             <w:r>
               <w:rPr>
@@ -6914,7 +6914,7 @@
               <w14:ligatures w14:val="standardContextual"/>
             </w:rPr>
           </w:pPr>
-          <w:hyperlink w:anchor="_Toc234832665" w:history="1">
+          <w:hyperlink w:anchor="_Toc234834457" w:history="1">
             <w:r>
               <w:rPr>
                 <w:rStyle w:val="Hyperlink"/>
@@ -6958,7 +6958,7 @@
                 <w:noProof/>
                 <w:webHidden/>
               </w:rPr>
-              <w:instrText xml:space="preserve"> PAGEREF _Toc234832665 \h </w:instrText>
+              <w:instrText xml:space="preserve"> PAGEREF _Toc234834457 \h </w:instrText>
             </w:r>
             <w:r>
               <w:rPr>
@@ -6978,7 +6978,7 @@
                 <w:noProof/>
                 <w:webHidden/>
               </w:rPr>
-              <w:t>45</w:t>
+              <w:t>46</w:t>
             </w:r>
             <w:r>
               <w:rPr>
@@ -7004,7 +7004,7 @@
               <w14:ligatures w14:val="standardContextual"/>
             </w:rPr>
           </w:pPr>
-          <w:hyperlink w:anchor="_Toc234832666" w:history="1">
+          <w:hyperlink w:anchor="_Toc234834458" w:history="1">
             <w:r>
               <w:rPr>
                 <w:rStyle w:val="Hyperlink"/>
@@ -7048,7 +7048,7 @@
                 <w:noProof/>
                 <w:webHidden/>
               </w:rPr>
-              <w:instrText xml:space="preserve"> PAGEREF _Toc234832666 \h </w:instrText>
+              <w:instrText xml:space="preserve"> PAGEREF _Toc234834458 \h </w:instrText>
             </w:r>
             <w:r>
               <w:rPr>
@@ -7068,7 +7068,7 @@
                 <w:noProof/>
                 <w:webHidden/>
               </w:rPr>
-              <w:t>45</w:t>
+              <w:t>46</w:t>
             </w:r>
             <w:r>
               <w:rPr>
@@ -7094,7 +7094,7 @@
               <w14:ligatures w14:val="standardContextual"/>
             </w:rPr>
           </w:pPr>
-          <w:hyperlink w:anchor="_Toc234832667" w:history="1">
+          <w:hyperlink w:anchor="_Toc234834459" w:history="1">
             <w:r>
               <w:rPr>
                 <w:rStyle w:val="Hyperlink"/>
@@ -7138,7 +7138,7 @@
                 <w:noProof/>
                 <w:webHidden/>
               </w:rPr>
-              <w:instrText xml:space="preserve"> PAGEREF _Toc234832667 \h </w:instrText>
+              <w:instrText xml:space="preserve"> PAGEREF _Toc234834459 \h </w:instrText>
             </w:r>
             <w:r>
               <w:rPr>
@@ -7158,7 +7158,7 @@
                 <w:noProof/>
                 <w:webHidden/>
               </w:rPr>
-              <w:t>45</w:t>
+              <w:t>46</w:t>
             </w:r>
             <w:r>
               <w:rPr>
@@ -7184,7 +7184,7 @@
               <w14:ligatures w14:val="standardContextual"/>
             </w:rPr>
           </w:pPr>
-          <w:hyperlink w:anchor="_Toc234832668" w:history="1">
+          <w:hyperlink w:anchor="_Toc234834460" w:history="1">
             <w:r>
               <w:rPr>
                 <w:rStyle w:val="Hyperlink"/>
@@ -7228,7 +7228,7 @@
                 <w:noProof/>
                 <w:webHidden/>
               </w:rPr>
-              <w:instrText xml:space="preserve"> PAGEREF _Toc234832668 \h </w:instrText>
+              <w:instrText xml:space="preserve"> PAGEREF _Toc234834460 \h </w:instrText>
             </w:r>
             <w:r>
               <w:rPr>
@@ -7248,7 +7248,7 @@
                 <w:noProof/>
                 <w:webHidden/>
               </w:rPr>
-              <w:t>45</w:t>
+              <w:t>46</w:t>
             </w:r>
             <w:r>
               <w:rPr>
@@ -7274,7 +7274,7 @@
               <w14:ligatures w14:val="standardContextual"/>
             </w:rPr>
           </w:pPr>
-          <w:hyperlink w:anchor="_Toc234832669" w:history="1">
+          <w:hyperlink w:anchor="_Toc234834461" w:history="1">
             <w:r>
               <w:rPr>
                 <w:rStyle w:val="Hyperlink"/>
@@ -7318,7 +7318,7 @@
                 <w:noProof/>
                 <w:webHidden/>
               </w:rPr>
-              <w:instrText xml:space="preserve"> PAGEREF _Toc234832669 \h </w:instrText>
+              <w:instrText xml:space="preserve"> PAGEREF _Toc234834461 \h </w:instrText>
             </w:r>
             <w:r>
               <w:rPr>
@@ -7338,7 +7338,7 @@
                 <w:noProof/>
                 <w:webHidden/>
               </w:rPr>
-              <w:t>46</w:t>
+              <w:t>47</w:t>
             </w:r>
             <w:r>
               <w:rPr>
@@ -7364,7 +7364,7 @@
               <w14:ligatures w14:val="standardContextual"/>
             </w:rPr>
           </w:pPr>
-          <w:hyperlink w:anchor="_Toc234832670" w:history="1">
+          <w:hyperlink w:anchor="_Toc234834462" w:history="1">
             <w:r>
               <w:rPr>
                 <w:rStyle w:val="Hyperlink"/>
@@ -7408,7 +7408,7 @@
                 <w:noProof/>
                 <w:webHidden/>
               </w:rPr>
-              <w:instrText xml:space="preserve"> PAGEREF _Toc234832670 \h </w:instrText>
+              <w:instrText xml:space="preserve"> PAGEREF _Toc234834462 \h </w:instrText>
             </w:r>
             <w:r>
               <w:rPr>
@@ -7428,7 +7428,7 @@
                 <w:noProof/>
                 <w:webHidden/>
               </w:rPr>
-              <w:t>46</w:t>
+              <w:t>47</w:t>
             </w:r>
             <w:r>
               <w:rPr>
@@ -7454,7 +7454,7 @@
               <w14:ligatures w14:val="standardContextual"/>
             </w:rPr>
           </w:pPr>
-          <w:hyperlink w:anchor="_Toc234832671" w:history="1">
+          <w:hyperlink w:anchor="_Toc234834463" w:history="1">
             <w:r>
               <w:rPr>
                 <w:rStyle w:val="Hyperlink"/>
@@ -7498,7 +7498,7 @@
                 <w:noProof/>
                 <w:webHidden/>
               </w:rPr>
-              <w:instrText xml:space="preserve"> PAGEREF _Toc234832671 \h </w:instrText>
+              <w:instrText xml:space="preserve"> PAGEREF _Toc234834463 \h </w:instrText>
             </w:r>
             <w:r>
               <w:rPr>
@@ -7518,7 +7518,7 @@
                 <w:noProof/>
                 <w:webHidden/>
               </w:rPr>
-              <w:t>46</w:t>
+              <w:t>47</w:t>
             </w:r>
             <w:r>
               <w:rPr>
@@ -7544,7 +7544,7 @@
               <w14:ligatures w14:val="standardContextual"/>
             </w:rPr>
           </w:pPr>
-          <w:hyperlink w:anchor="_Toc234832672" w:history="1">
+          <w:hyperlink w:anchor="_Toc234834464" w:history="1">
             <w:r>
               <w:rPr>
                 <w:rStyle w:val="Hyperlink"/>
@@ -7588,7 +7588,7 @@
                 <w:noProof/>
                 <w:webHidden/>
               </w:rPr>
-              <w:instrText xml:space="preserve"> PAGEREF _Toc234832672 \h </w:instrText>
+              <w:instrText xml:space="preserve"> PAGEREF _Toc234834464 \h </w:instrText>
             </w:r>
             <w:r>
               <w:rPr>
@@ -7608,7 +7608,7 @@
                 <w:noProof/>
                 <w:webHidden/>
               </w:rPr>
-              <w:t>46</w:t>
+              <w:t>47</w:t>
             </w:r>
             <w:r>
               <w:rPr>
@@ -7634,7 +7634,7 @@
               <w14:ligatures w14:val="standardContextual"/>
             </w:rPr>
           </w:pPr>
-          <w:hyperlink w:anchor="_Toc234832673" w:history="1">
+          <w:hyperlink w:anchor="_Toc234834465" w:history="1">
             <w:r>
               <w:rPr>
                 <w:rStyle w:val="Hyperlink"/>
@@ -7678,7 +7678,7 @@
                 <w:noProof/>
                 <w:webHidden/>
               </w:rPr>
-              <w:instrText xml:space="preserve"> PAGEREF _Toc234832673 \h </w:instrText>
+              <w:instrText xml:space="preserve"> PAGEREF _Toc234834465 \h </w:instrText>
             </w:r>
             <w:r>
               <w:rPr>
@@ -7698,7 +7698,7 @@
                 <w:noProof/>
                 <w:webHidden/>
               </w:rPr>
-              <w:t>46</w:t>
+              <w:t>47</w:t>
             </w:r>
             <w:r>
               <w:rPr>
@@ -7724,7 +7724,7 @@
               <w14:ligatures w14:val="standardContextual"/>
             </w:rPr>
           </w:pPr>
-          <w:hyperlink w:anchor="_Toc234832674" w:history="1">
+          <w:hyperlink w:anchor="_Toc234834466" w:history="1">
             <w:r>
               <w:rPr>
                 <w:rStyle w:val="Hyperlink"/>
@@ -7768,7 +7768,7 @@
                 <w:noProof/>
                 <w:webHidden/>
               </w:rPr>
-              <w:instrText xml:space="preserve"> PAGEREF _Toc234832674 \h </w:instrText>
+              <w:instrText xml:space="preserve"> PAGEREF _Toc234834466 \h </w:instrText>
             </w:r>
             <w:r>
               <w:rPr>
@@ -7788,7 +7788,7 @@
                 <w:noProof/>
                 <w:webHidden/>
               </w:rPr>
-              <w:t>47</w:t>
+              <w:t>48</w:t>
             </w:r>
             <w:r>
               <w:rPr>
@@ -7814,7 +7814,7 @@
               <w14:ligatures w14:val="standardContextual"/>
             </w:rPr>
           </w:pPr>
-          <w:hyperlink w:anchor="_Toc234832675" w:history="1">
+          <w:hyperlink w:anchor="_Toc234834467" w:history="1">
             <w:r>
               <w:rPr>
                 <w:rStyle w:val="Hyperlink"/>
@@ -7858,7 +7858,7 @@
                 <w:noProof/>
                 <w:webHidden/>
               </w:rPr>
-              <w:instrText xml:space="preserve"> PAGEREF _Toc234832675 \h </w:instrText>
+              <w:instrText xml:space="preserve"> PAGEREF _Toc234834467 \h </w:instrText>
             </w:r>
             <w:r>
               <w:rPr>
@@ -7878,7 +7878,7 @@
                 <w:noProof/>
                 <w:webHidden/>
               </w:rPr>
-              <w:t>47</w:t>
+              <w:t>48</w:t>
             </w:r>
             <w:r>
               <w:rPr>
@@ -7904,7 +7904,7 @@
               <w14:ligatures w14:val="standardContextual"/>
             </w:rPr>
           </w:pPr>
-          <w:hyperlink w:anchor="_Toc234832676" w:history="1">
+          <w:hyperlink w:anchor="_Toc234834468" w:history="1">
             <w:r>
               <w:rPr>
                 <w:rStyle w:val="Hyperlink"/>
@@ -7948,7 +7948,7 @@
                 <w:noProof/>
                 <w:webHidden/>
               </w:rPr>
-              <w:instrText xml:space="preserve"> PAGEREF _Toc234832676 \h </w:instrText>
+              <w:instrText xml:space="preserve"> PAGEREF _Toc234834468 \h </w:instrText>
             </w:r>
             <w:r>
               <w:rPr>
@@ -7968,7 +7968,7 @@
                 <w:noProof/>
                 <w:webHidden/>
               </w:rPr>
-              <w:t>47</w:t>
+              <w:t>48</w:t>
             </w:r>
             <w:r>
               <w:rPr>
@@ -7994,7 +7994,7 @@
               <w14:ligatures w14:val="standardContextual"/>
             </w:rPr>
           </w:pPr>
-          <w:hyperlink w:anchor="_Toc234832677" w:history="1">
+          <w:hyperlink w:anchor="_Toc234834469" w:history="1">
             <w:r>
               <w:rPr>
                 <w:rStyle w:val="Hyperlink"/>
@@ -8038,7 +8038,7 @@
                 <w:noProof/>
                 <w:webHidden/>
               </w:rPr>
-              <w:instrText xml:space="preserve"> PAGEREF _Toc234832677 \h </w:instrText>
+              <w:instrText xml:space="preserve"> PAGEREF _Toc234834469 \h </w:instrText>
             </w:r>
             <w:r>
               <w:rPr>
@@ -8058,7 +8058,7 @@
                 <w:noProof/>
                 <w:webHidden/>
               </w:rPr>
-              <w:t>47</w:t>
+              <w:t>48</w:t>
             </w:r>
             <w:r>
               <w:rPr>
@@ -8084,7 +8084,7 @@
               <w14:ligatures w14:val="standardContextual"/>
             </w:rPr>
           </w:pPr>
-          <w:hyperlink w:anchor="_Toc234832678" w:history="1">
+          <w:hyperlink w:anchor="_Toc234834470" w:history="1">
             <w:r>
               <w:rPr>
                 <w:rStyle w:val="Hyperlink"/>
@@ -8128,7 +8128,7 @@
                 <w:noProof/>
                 <w:webHidden/>
               </w:rPr>
-              <w:instrText xml:space="preserve"> PAGEREF _Toc234832678 \h </w:instrText>
+              <w:instrText xml:space="preserve"> PAGEREF _Toc234834470 \h </w:instrText>
             </w:r>
             <w:r>
               <w:rPr>
@@ -8148,7 +8148,7 @@
                 <w:noProof/>
                 <w:webHidden/>
               </w:rPr>
-              <w:t>47</w:t>
+              <w:t>48</w:t>
             </w:r>
             <w:r>
               <w:rPr>
@@ -8174,7 +8174,7 @@
               <w14:ligatures w14:val="standardContextual"/>
             </w:rPr>
           </w:pPr>
-          <w:hyperlink w:anchor="_Toc234832679" w:history="1">
+          <w:hyperlink w:anchor="_Toc234834471" w:history="1">
             <w:r>
               <w:rPr>
                 <w:rStyle w:val="Hyperlink"/>
@@ -8218,7 +8218,7 @@
                 <w:noProof/>
                 <w:webHidden/>
               </w:rPr>
-              <w:instrText xml:space="preserve"> PAGEREF _Toc234832679 \h </w:instrText>
+              <w:instrText xml:space="preserve"> PAGEREF _Toc234834471 \h </w:instrText>
             </w:r>
             <w:r>
               <w:rPr>
@@ -8238,7 +8238,7 @@
                 <w:noProof/>
                 <w:webHidden/>
               </w:rPr>
-              <w:t>48</w:t>
+              <w:t>49</w:t>
             </w:r>
             <w:r>
               <w:rPr>
@@ -8264,7 +8264,7 @@
               <w14:ligatures w14:val="standardContextual"/>
             </w:rPr>
           </w:pPr>
-          <w:hyperlink w:anchor="_Toc234832680" w:history="1">
+          <w:hyperlink w:anchor="_Toc234834472" w:history="1">
             <w:r>
               <w:rPr>
                 <w:rStyle w:val="Hyperlink"/>
@@ -8308,7 +8308,7 @@
                 <w:noProof/>
                 <w:webHidden/>
               </w:rPr>
-              <w:instrText xml:space="preserve"> PAGEREF _Toc234832680 \h </w:instrText>
+              <w:instrText xml:space="preserve"> PAGEREF _Toc234834472 \h </w:instrText>
             </w:r>
             <w:r>
               <w:rPr>
@@ -8328,7 +8328,7 @@
                 <w:noProof/>
                 <w:webHidden/>
               </w:rPr>
-              <w:t>48</w:t>
+              <w:t>49</w:t>
             </w:r>
             <w:r>
               <w:rPr>
@@ -8354,7 +8354,7 @@
               <w14:ligatures w14:val="standardContextual"/>
             </w:rPr>
           </w:pPr>
-          <w:hyperlink w:anchor="_Toc234832681" w:history="1">
+          <w:hyperlink w:anchor="_Toc234834473" w:history="1">
             <w:r>
               <w:rPr>
                 <w:rStyle w:val="Hyperlink"/>
@@ -8398,7 +8398,7 @@
                 <w:noProof/>
                 <w:webHidden/>
               </w:rPr>
-              <w:instrText xml:space="preserve"> PAGEREF _Toc234832681 \h </w:instrText>
+              <w:instrText xml:space="preserve"> PAGEREF _Toc234834473 \h </w:instrText>
             </w:r>
             <w:r>
               <w:rPr>
@@ -8418,7 +8418,7 @@
                 <w:noProof/>
                 <w:webHidden/>
               </w:rPr>
-              <w:t>48</w:t>
+              <w:t>49</w:t>
             </w:r>
             <w:r>
               <w:rPr>
@@ -8444,7 +8444,7 @@
               <w14:ligatures w14:val="standardContextual"/>
             </w:rPr>
           </w:pPr>
-          <w:hyperlink w:anchor="_Toc234832682" w:history="1">
+          <w:hyperlink w:anchor="_Toc234834474" w:history="1">
             <w:r>
               <w:rPr>
                 <w:rStyle w:val="Hyperlink"/>
@@ -8488,7 +8488,7 @@
                 <w:noProof/>
                 <w:webHidden/>
               </w:rPr>
-              <w:instrText xml:space="preserve"> PAGEREF _Toc234832682 \h </w:instrText>
+              <w:instrText xml:space="preserve"> PAGEREF _Toc234834474 \h </w:instrText>
             </w:r>
             <w:r>
               <w:rPr>
@@ -8508,7 +8508,7 @@
                 <w:noProof/>
                 <w:webHidden/>
               </w:rPr>
-              <w:t>49</w:t>
+              <w:t>50</w:t>
             </w:r>
             <w:r>
               <w:rPr>
@@ -8534,7 +8534,7 @@
               <w14:ligatures w14:val="standardContextual"/>
             </w:rPr>
           </w:pPr>
-          <w:hyperlink w:anchor="_Toc234832683" w:history="1">
+          <w:hyperlink w:anchor="_Toc234834475" w:history="1">
             <w:r>
               <w:rPr>
                 <w:rStyle w:val="Hyperlink"/>
@@ -8578,7 +8578,7 @@
                 <w:noProof/>
                 <w:webHidden/>
               </w:rPr>
-              <w:instrText xml:space="preserve"> PAGEREF _Toc234832683 \h </w:instrText>
+              <w:instrText xml:space="preserve"> PAGEREF _Toc234834475 \h </w:instrText>
             </w:r>
             <w:r>
               <w:rPr>
@@ -8598,7 +8598,7 @@
                 <w:noProof/>
                 <w:webHidden/>
               </w:rPr>
-              <w:t>49</w:t>
+              <w:t>50</w:t>
             </w:r>
             <w:r>
               <w:rPr>
@@ -8624,7 +8624,7 @@
               <w14:ligatures w14:val="standardContextual"/>
             </w:rPr>
           </w:pPr>
-          <w:hyperlink w:anchor="_Toc234832684" w:history="1">
+          <w:hyperlink w:anchor="_Toc234834476" w:history="1">
             <w:r>
               <w:rPr>
                 <w:rStyle w:val="Hyperlink"/>
@@ -8668,7 +8668,7 @@
                 <w:noProof/>
                 <w:webHidden/>
               </w:rPr>
-              <w:instrText xml:space="preserve"> PAGEREF _Toc234832684 \h </w:instrText>
+              <w:instrText xml:space="preserve"> PAGEREF _Toc234834476 \h </w:instrText>
             </w:r>
             <w:r>
               <w:rPr>
@@ -8688,7 +8688,7 @@
                 <w:noProof/>
                 <w:webHidden/>
               </w:rPr>
-              <w:t>49</w:t>
+              <w:t>50</w:t>
             </w:r>
             <w:r>
               <w:rPr>
@@ -8714,7 +8714,7 @@
               <w14:ligatures w14:val="standardContextual"/>
             </w:rPr>
           </w:pPr>
-          <w:hyperlink w:anchor="_Toc234832685" w:history="1">
+          <w:hyperlink w:anchor="_Toc234834477" w:history="1">
             <w:r>
               <w:rPr>
                 <w:rStyle w:val="Hyperlink"/>
@@ -8758,7 +8758,7 @@
                 <w:noProof/>
                 <w:webHidden/>
               </w:rPr>
-              <w:instrText xml:space="preserve"> PAGEREF _Toc234832685 \h </w:instrText>
+              <w:instrText xml:space="preserve"> PAGEREF _Toc234834477 \h </w:instrText>
             </w:r>
             <w:r>
               <w:rPr>
@@ -8778,7 +8778,7 @@
                 <w:noProof/>
                 <w:webHidden/>
               </w:rPr>
-              <w:t>49</w:t>
+              <w:t>50</w:t>
             </w:r>
             <w:r>
               <w:rPr>
@@ -8804,7 +8804,7 @@
               <w14:ligatures w14:val="standardContextual"/>
             </w:rPr>
           </w:pPr>
-          <w:hyperlink w:anchor="_Toc234832686" w:history="1">
+          <w:hyperlink w:anchor="_Toc234834478" w:history="1">
             <w:r>
               <w:rPr>
                 <w:rStyle w:val="Hyperlink"/>
@@ -8848,7 +8848,7 @@
                 <w:noProof/>
                 <w:webHidden/>
               </w:rPr>
-              <w:instrText xml:space="preserve"> PAGEREF _Toc234832686 \h </w:instrText>
+              <w:instrText xml:space="preserve"> PAGEREF _Toc234834478 \h </w:instrText>
             </w:r>
             <w:r>
               <w:rPr>
@@ -8868,7 +8868,7 @@
                 <w:noProof/>
                 <w:webHidden/>
               </w:rPr>
-              <w:t>49</w:t>
+              <w:t>50</w:t>
             </w:r>
             <w:r>
               <w:rPr>
@@ -8894,7 +8894,7 @@
               <w14:ligatures w14:val="standardContextual"/>
             </w:rPr>
           </w:pPr>
-          <w:hyperlink w:anchor="_Toc234832687" w:history="1">
+          <w:hyperlink w:anchor="_Toc234834479" w:history="1">
             <w:r>
               <w:rPr>
                 <w:rStyle w:val="Hyperlink"/>
@@ -8938,7 +8938,7 @@
                 <w:noProof/>
                 <w:webHidden/>
               </w:rPr>
-              <w:instrText xml:space="preserve"> PAGEREF _Toc234832687 \h </w:instrText>
+              <w:instrText xml:space="preserve"> PAGEREF _Toc234834479 \h </w:instrText>
             </w:r>
             <w:r>
               <w:rPr>
@@ -8958,7 +8958,7 @@
                 <w:noProof/>
                 <w:webHidden/>
               </w:rPr>
-              <w:t>49</w:t>
+              <w:t>50</w:t>
             </w:r>
             <w:r>
               <w:rPr>
@@ -8984,7 +8984,7 @@
               <w14:ligatures w14:val="standardContextual"/>
             </w:rPr>
           </w:pPr>
-          <w:hyperlink w:anchor="_Toc234832688" w:history="1">
+          <w:hyperlink w:anchor="_Toc234834480" w:history="1">
             <w:r>
               <w:rPr>
                 <w:rStyle w:val="Hyperlink"/>
@@ -9028,7 +9028,7 @@
                 <w:noProof/>
                 <w:webHidden/>
               </w:rPr>
-              <w:instrText xml:space="preserve"> PAGEREF _Toc234832688 \h </w:instrText>
+              <w:instrText xml:space="preserve"> PAGEREF _Toc234834480 \h </w:instrText>
             </w:r>
             <w:r>
               <w:rPr>
@@ -9048,7 +9048,7 @@
                 <w:noProof/>
                 <w:webHidden/>
               </w:rPr>
-              <w:t>50</w:t>
+              <w:t>51</w:t>
             </w:r>
             <w:r>
               <w:rPr>
@@ -9074,7 +9074,7 @@
               <w14:ligatures w14:val="standardContextual"/>
             </w:rPr>
           </w:pPr>
-          <w:hyperlink w:anchor="_Toc234832689" w:history="1">
+          <w:hyperlink w:anchor="_Toc234834481" w:history="1">
             <w:r>
               <w:rPr>
                 <w:rStyle w:val="Hyperlink"/>
@@ -9118,7 +9118,7 @@
                 <w:noProof/>
                 <w:webHidden/>
               </w:rPr>
-              <w:instrText xml:space="preserve"> PAGEREF _Toc234832689 \h </w:instrText>
+              <w:instrText xml:space="preserve"> PAGEREF _Toc234834481 \h </w:instrText>
             </w:r>
             <w:r>
               <w:rPr>
@@ -9138,7 +9138,7 @@
                 <w:noProof/>
                 <w:webHidden/>
               </w:rPr>
-              <w:t>50</w:t>
+              <w:t>51</w:t>
             </w:r>
             <w:r>
               <w:rPr>
@@ -9164,7 +9164,7 @@
               <w14:ligatures w14:val="standardContextual"/>
             </w:rPr>
           </w:pPr>
-          <w:hyperlink w:anchor="_Toc234832690" w:history="1">
+          <w:hyperlink w:anchor="_Toc234834482" w:history="1">
             <w:r>
               <w:rPr>
                 <w:rStyle w:val="Hyperlink"/>
@@ -9208,7 +9208,7 @@
                 <w:noProof/>
                 <w:webHidden/>
               </w:rPr>
-              <w:instrText xml:space="preserve"> PAGEREF _Toc234832690 \h </w:instrText>
+              <w:instrText xml:space="preserve"> PAGEREF _Toc234834482 \h </w:instrText>
             </w:r>
             <w:r>
               <w:rPr>
@@ -9228,7 +9228,7 @@
                 <w:noProof/>
                 <w:webHidden/>
               </w:rPr>
-              <w:t>51</w:t>
+              <w:t>52</w:t>
             </w:r>
             <w:r>
               <w:rPr>
@@ -9254,7 +9254,7 @@
               <w14:ligatures w14:val="standardContextual"/>
             </w:rPr>
           </w:pPr>
-          <w:hyperlink w:anchor="_Toc234832691" w:history="1">
+          <w:hyperlink w:anchor="_Toc234834483" w:history="1">
             <w:r>
               <w:rPr>
                 <w:rStyle w:val="Hyperlink"/>
@@ -9298,7 +9298,7 @@
                 <w:noProof/>
                 <w:webHidden/>
               </w:rPr>
-              <w:instrText xml:space="preserve"> PAGEREF _Toc234832691 \h </w:instrText>
+              <w:instrText xml:space="preserve"> PAGEREF _Toc234834483 \h </w:instrText>
             </w:r>
             <w:r>
               <w:rPr>
@@ -9318,7 +9318,7 @@
                 <w:noProof/>
                 <w:webHidden/>
               </w:rPr>
-              <w:t>51</w:t>
+              <w:t>52</w:t>
             </w:r>
             <w:r>
               <w:rPr>
@@ -9344,7 +9344,7 @@
               <w14:ligatures w14:val="standardContextual"/>
             </w:rPr>
           </w:pPr>
-          <w:hyperlink w:anchor="_Toc234832692" w:history="1">
+          <w:hyperlink w:anchor="_Toc234834484" w:history="1">
             <w:r>
               <w:rPr>
                 <w:rStyle w:val="Hyperlink"/>
@@ -9388,7 +9388,7 @@
                 <w:noProof/>
                 <w:webHidden/>
               </w:rPr>
-              <w:instrText xml:space="preserve"> PAGEREF _Toc234832692 \h </w:instrText>
+              <w:instrText xml:space="preserve"> PAGEREF _Toc234834484 \h </w:instrText>
             </w:r>
             <w:r>
               <w:rPr>
@@ -9408,7 +9408,7 @@
                 <w:noProof/>
                 <w:webHidden/>
               </w:rPr>
-              <w:t>51</w:t>
+              <w:t>52</w:t>
             </w:r>
             <w:r>
               <w:rPr>
@@ -9434,7 +9434,7 @@
               <w14:ligatures w14:val="standardContextual"/>
             </w:rPr>
           </w:pPr>
-          <w:hyperlink w:anchor="_Toc234832693" w:history="1">
+          <w:hyperlink w:anchor="_Toc234834485" w:history="1">
             <w:r>
               <w:rPr>
                 <w:rStyle w:val="Hyperlink"/>
@@ -9478,7 +9478,7 @@
                 <w:noProof/>
                 <w:webHidden/>
               </w:rPr>
-              <w:instrText xml:space="preserve"> PAGEREF _Toc234832693 \h </w:instrText>
+              <w:instrText xml:space="preserve"> PAGEREF _Toc234834485 \h </w:instrText>
             </w:r>
             <w:r>
               <w:rPr>
@@ -9498,7 +9498,7 @@
                 <w:noProof/>
                 <w:webHidden/>
               </w:rPr>
-              <w:t>52</w:t>
+              <w:t>53</w:t>
             </w:r>
             <w:r>
               <w:rPr>
@@ -9524,7 +9524,7 @@
               <w14:ligatures w14:val="standardContextual"/>
             </w:rPr>
           </w:pPr>
-          <w:hyperlink w:anchor="_Toc234832694" w:history="1">
+          <w:hyperlink w:anchor="_Toc234834486" w:history="1">
             <w:r>
               <w:rPr>
                 <w:rStyle w:val="Hyperlink"/>
@@ -9568,7 +9568,7 @@
                 <w:noProof/>
                 <w:webHidden/>
               </w:rPr>
-              <w:instrText xml:space="preserve"> PAGEREF _Toc234832694 \h </w:instrText>
+              <w:instrText xml:space="preserve"> PAGEREF _Toc234834486 \h </w:instrText>
             </w:r>
             <w:r>
               <w:rPr>
@@ -9588,7 +9588,7 @@
                 <w:noProof/>
                 <w:webHidden/>
               </w:rPr>
-              <w:t>53</w:t>
+              <w:t>54</w:t>
             </w:r>
             <w:r>
               <w:rPr>
@@ -9614,7 +9614,7 @@
               <w14:ligatures w14:val="standardContextual"/>
             </w:rPr>
           </w:pPr>
-          <w:hyperlink w:anchor="_Toc234832695" w:history="1">
+          <w:hyperlink w:anchor="_Toc234834487" w:history="1">
             <w:r>
               <w:rPr>
                 <w:rStyle w:val="Hyperlink"/>
@@ -9658,7 +9658,7 @@
                 <w:noProof/>
                 <w:webHidden/>
               </w:rPr>
-              <w:instrText xml:space="preserve"> PAGEREF _Toc234832695 \h </w:instrText>
+              <w:instrText xml:space="preserve"> PAGEREF _Toc234834487 \h </w:instrText>
             </w:r>
             <w:r>
               <w:rPr>
@@ -9678,7 +9678,7 @@
                 <w:noProof/>
                 <w:webHidden/>
               </w:rPr>
-              <w:t>53</w:t>
+              <w:t>54</w:t>
             </w:r>
             <w:r>
               <w:rPr>
@@ -9704,7 +9704,7 @@
               <w14:ligatures w14:val="standardContextual"/>
             </w:rPr>
           </w:pPr>
-          <w:hyperlink w:anchor="_Toc234832696" w:history="1">
+          <w:hyperlink w:anchor="_Toc234834488" w:history="1">
             <w:r>
               <w:rPr>
                 <w:rStyle w:val="Hyperlink"/>
@@ -9748,7 +9748,7 @@
                 <w:noProof/>
                 <w:webHidden/>
               </w:rPr>
-              <w:instrText xml:space="preserve"> PAGEREF _Toc234832696 \h </w:instrText>
+              <w:instrText xml:space="preserve"> PAGEREF _Toc234834488 \h </w:instrText>
             </w:r>
             <w:r>
               <w:rPr>
@@ -9768,7 +9768,7 @@
                 <w:noProof/>
                 <w:webHidden/>
               </w:rPr>
-              <w:t>54</w:t>
+              <w:t>55</w:t>
             </w:r>
             <w:r>
               <w:rPr>
@@ -9794,7 +9794,7 @@
               <w14:ligatures w14:val="standardContextual"/>
             </w:rPr>
           </w:pPr>
-          <w:hyperlink w:anchor="_Toc234832697" w:history="1">
+          <w:hyperlink w:anchor="_Toc234834489" w:history="1">
             <w:r>
               <w:rPr>
                 <w:rStyle w:val="Hyperlink"/>
@@ -9838,7 +9838,7 @@
                 <w:noProof/>
                 <w:webHidden/>
               </w:rPr>
-              <w:instrText xml:space="preserve"> PAGEREF _Toc234832697 \h </w:instrText>
+              <w:instrText xml:space="preserve"> PAGEREF _Toc234834489 \h </w:instrText>
             </w:r>
             <w:r>
               <w:rPr>
@@ -9858,7 +9858,7 @@
                 <w:noProof/>
                 <w:webHidden/>
               </w:rPr>
-              <w:t>54</w:t>
+              <w:t>55</w:t>
             </w:r>
             <w:r>
               <w:rPr>
@@ -9884,7 +9884,7 @@
               <w14:ligatures w14:val="standardContextual"/>
             </w:rPr>
           </w:pPr>
-          <w:hyperlink w:anchor="_Toc234832698" w:history="1">
+          <w:hyperlink w:anchor="_Toc234834490" w:history="1">
             <w:r>
               <w:rPr>
                 <w:rStyle w:val="Hyperlink"/>
@@ -9928,7 +9928,7 @@
                 <w:noProof/>
                 <w:webHidden/>
               </w:rPr>
-              <w:instrText xml:space="preserve"> PAGEREF _Toc234832698 \h </w:instrText>
+              <w:instrText xml:space="preserve"> PAGEREF _Toc234834490 \h </w:instrText>
             </w:r>
             <w:r>
               <w:rPr>
@@ -9948,7 +9948,7 @@
                 <w:noProof/>
                 <w:webHidden/>
               </w:rPr>
-              <w:t>55</w:t>
+              <w:t>56</w:t>
             </w:r>
             <w:r>
               <w:rPr>
@@ -9974,7 +9974,7 @@
               <w14:ligatures w14:val="standardContextual"/>
             </w:rPr>
           </w:pPr>
-          <w:hyperlink w:anchor="_Toc234832699" w:history="1">
+          <w:hyperlink w:anchor="_Toc234834491" w:history="1">
             <w:r>
               <w:rPr>
                 <w:rStyle w:val="Hyperlink"/>
@@ -10018,7 +10018,7 @@
                 <w:noProof/>
                 <w:webHidden/>
               </w:rPr>
-              <w:instrText xml:space="preserve"> PAGEREF _Toc234832699 \h </w:instrText>
+              <w:instrText xml:space="preserve"> PAGEREF _Toc234834491 \h </w:instrText>
             </w:r>
             <w:r>
               <w:rPr>
@@ -10038,7 +10038,7 @@
                 <w:noProof/>
                 <w:webHidden/>
               </w:rPr>
-              <w:t>55</w:t>
+              <w:t>56</w:t>
             </w:r>
             <w:r>
               <w:rPr>
@@ -10064,7 +10064,7 @@
               <w14:ligatures w14:val="standardContextual"/>
             </w:rPr>
           </w:pPr>
-          <w:hyperlink w:anchor="_Toc234832700" w:history="1">
+          <w:hyperlink w:anchor="_Toc234834492" w:history="1">
             <w:r>
               <w:rPr>
                 <w:rStyle w:val="Hyperlink"/>
@@ -10108,7 +10108,7 @@
                 <w:noProof/>
                 <w:webHidden/>
               </w:rPr>
-              <w:instrText xml:space="preserve"> PAGEREF _Toc234832700 \h </w:instrText>
+              <w:instrText xml:space="preserve"> PAGEREF _Toc234834492 \h </w:instrText>
             </w:r>
             <w:r>
               <w:rPr>
@@ -10128,7 +10128,7 @@
                 <w:noProof/>
                 <w:webHidden/>
               </w:rPr>
-              <w:t>56</w:t>
+              <w:t>57</w:t>
             </w:r>
             <w:r>
               <w:rPr>
@@ -10154,7 +10154,7 @@
               <w14:ligatures w14:val="standardContextual"/>
             </w:rPr>
           </w:pPr>
-          <w:hyperlink w:anchor="_Toc234832701" w:history="1">
+          <w:hyperlink w:anchor="_Toc234834493" w:history="1">
             <w:r>
               <w:rPr>
                 <w:rStyle w:val="Hyperlink"/>
@@ -10198,7 +10198,7 @@
                 <w:noProof/>
                 <w:webHidden/>
               </w:rPr>
-              <w:instrText xml:space="preserve"> PAGEREF _Toc234832701 \h </w:instrText>
+              <w:instrText xml:space="preserve"> PAGEREF _Toc234834493 \h </w:instrText>
             </w:r>
             <w:r>
               <w:rPr>
@@ -10218,7 +10218,7 @@
                 <w:noProof/>
                 <w:webHidden/>
               </w:rPr>
-              <w:t>56</w:t>
+              <w:t>57</w:t>
             </w:r>
             <w:r>
               <w:rPr>
@@ -10244,7 +10244,7 @@
               <w14:ligatures w14:val="standardContextual"/>
             </w:rPr>
           </w:pPr>
-          <w:hyperlink w:anchor="_Toc234832702" w:history="1">
+          <w:hyperlink w:anchor="_Toc234834494" w:history="1">
             <w:r>
               <w:rPr>
                 <w:rStyle w:val="Hyperlink"/>
@@ -10288,7 +10288,7 @@
                 <w:noProof/>
                 <w:webHidden/>
               </w:rPr>
-              <w:instrText xml:space="preserve"> PAGEREF _Toc234832702 \h </w:instrText>
+              <w:instrText xml:space="preserve"> PAGEREF _Toc234834494 \h </w:instrText>
             </w:r>
             <w:r>
               <w:rPr>
@@ -10308,7 +10308,7 @@
                 <w:noProof/>
                 <w:webHidden/>
               </w:rPr>
-              <w:t>57</w:t>
+              <w:t>58</w:t>
             </w:r>
             <w:r>
               <w:rPr>
@@ -10334,7 +10334,7 @@
               <w14:ligatures w14:val="standardContextual"/>
             </w:rPr>
           </w:pPr>
-          <w:hyperlink w:anchor="_Toc234832703" w:history="1">
+          <w:hyperlink w:anchor="_Toc234834495" w:history="1">
             <w:r>
               <w:rPr>
                 <w:rStyle w:val="Hyperlink"/>
@@ -10378,7 +10378,7 @@
                 <w:noProof/>
                 <w:webHidden/>
               </w:rPr>
-              <w:instrText xml:space="preserve"> PAGEREF _Toc234832703 \h </w:instrText>
+              <w:instrText xml:space="preserve"> PAGEREF _Toc234834495 \h </w:instrText>
             </w:r>
             <w:r>
               <w:rPr>
@@ -10398,7 +10398,7 @@
                 <w:noProof/>
                 <w:webHidden/>
               </w:rPr>
-              <w:t>57</w:t>
+              <w:t>58</w:t>
             </w:r>
             <w:r>
               <w:rPr>
@@ -10424,7 +10424,7 @@
               <w14:ligatures w14:val="standardContextual"/>
             </w:rPr>
           </w:pPr>
-          <w:hyperlink w:anchor="_Toc234832704" w:history="1">
+          <w:hyperlink w:anchor="_Toc234834496" w:history="1">
             <w:r>
               <w:rPr>
                 <w:rStyle w:val="Hyperlink"/>
@@ -10468,7 +10468,7 @@
                 <w:noProof/>
                 <w:webHidden/>
               </w:rPr>
-              <w:instrText xml:space="preserve"> PAGEREF _Toc234832704 \h </w:instrText>
+              <w:instrText xml:space="preserve"> PAGEREF _Toc234834496 \h </w:instrText>
             </w:r>
             <w:r>
               <w:rPr>
@@ -10488,7 +10488,7 @@
                 <w:noProof/>
                 <w:webHidden/>
               </w:rPr>
-              <w:t>57</w:t>
+              <w:t>58</w:t>
             </w:r>
             <w:r>
               <w:rPr>
@@ -10514,7 +10514,7 @@
               <w14:ligatures w14:val="standardContextual"/>
             </w:rPr>
           </w:pPr>
-          <w:hyperlink w:anchor="_Toc234832705" w:history="1">
+          <w:hyperlink w:anchor="_Toc234834497" w:history="1">
             <w:r>
               <w:rPr>
                 <w:rStyle w:val="Hyperlink"/>
@@ -10558,7 +10558,7 @@
                 <w:noProof/>
                 <w:webHidden/>
               </w:rPr>
-              <w:instrText xml:space="preserve"> PAGEREF _Toc234832705 \h </w:instrText>
+              <w:instrText xml:space="preserve"> PAGEREF _Toc234834497 \h </w:instrText>
             </w:r>
             <w:r>
               <w:rPr>
@@ -10578,7 +10578,7 @@
                 <w:noProof/>
                 <w:webHidden/>
               </w:rPr>
-              <w:t>57</w:t>
+              <w:t>58</w:t>
             </w:r>
             <w:r>
               <w:rPr>
@@ -10604,7 +10604,7 @@
               <w14:ligatures w14:val="standardContextual"/>
             </w:rPr>
           </w:pPr>
-          <w:hyperlink w:anchor="_Toc234832706" w:history="1">
+          <w:hyperlink w:anchor="_Toc234834498" w:history="1">
             <w:r>
               <w:rPr>
                 <w:rStyle w:val="Hyperlink"/>
@@ -10648,7 +10648,7 @@
                 <w:noProof/>
                 <w:webHidden/>
               </w:rPr>
-              <w:instrText xml:space="preserve"> PAGEREF _Toc234832706 \h </w:instrText>
+              <w:instrText xml:space="preserve"> PAGEREF _Toc234834498 \h </w:instrText>
             </w:r>
             <w:r>
               <w:rPr>
@@ -10668,7 +10668,7 @@
                 <w:noProof/>
                 <w:webHidden/>
               </w:rPr>
-              <w:t>57</w:t>
+              <w:t>58</w:t>
             </w:r>
             <w:r>
               <w:rPr>
@@ -10694,7 +10694,7 @@
               <w14:ligatures w14:val="standardContextual"/>
             </w:rPr>
           </w:pPr>
-          <w:hyperlink w:anchor="_Toc234832707" w:history="1">
+          <w:hyperlink w:anchor="_Toc234834499" w:history="1">
             <w:r>
               <w:rPr>
                 <w:rStyle w:val="Hyperlink"/>
@@ -10738,7 +10738,7 @@
                 <w:noProof/>
                 <w:webHidden/>
               </w:rPr>
-              <w:instrText xml:space="preserve"> PAGEREF _Toc234832707 \h </w:instrText>
+              <w:instrText xml:space="preserve"> PAGEREF _Toc234834499 \h </w:instrText>
             </w:r>
             <w:r>
               <w:rPr>
@@ -10758,7 +10758,7 @@
                 <w:noProof/>
                 <w:webHidden/>
               </w:rPr>
-              <w:t>58</w:t>
+              <w:t>59</w:t>
             </w:r>
             <w:r>
               <w:rPr>
@@ -10784,7 +10784,7 @@
               <w14:ligatures w14:val="standardContextual"/>
             </w:rPr>
           </w:pPr>
-          <w:hyperlink w:anchor="_Toc234832708" w:history="1">
+          <w:hyperlink w:anchor="_Toc234834500" w:history="1">
             <w:r>
               <w:rPr>
                 <w:rStyle w:val="Hyperlink"/>
@@ -10828,7 +10828,7 @@
                 <w:noProof/>
                 <w:webHidden/>
               </w:rPr>
-              <w:instrText xml:space="preserve"> PAGEREF _Toc234832708 \h </w:instrText>
+              <w:instrText xml:space="preserve"> PAGEREF _Toc234834500 \h </w:instrText>
             </w:r>
             <w:r>
               <w:rPr>
@@ -10848,7 +10848,7 @@
                 <w:noProof/>
                 <w:webHidden/>
               </w:rPr>
-              <w:t>58</w:t>
+              <w:t>59</w:t>
             </w:r>
             <w:r>
               <w:rPr>
@@ -10874,7 +10874,7 @@
               <w14:ligatures w14:val="standardContextual"/>
             </w:rPr>
           </w:pPr>
-          <w:hyperlink w:anchor="_Toc234832709" w:history="1">
+          <w:hyperlink w:anchor="_Toc234834501" w:history="1">
             <w:r>
               <w:rPr>
                 <w:rStyle w:val="Hyperlink"/>
@@ -10918,7 +10918,7 @@
                 <w:noProof/>
                 <w:webHidden/>
               </w:rPr>
-              <w:instrText xml:space="preserve"> PAGEREF _Toc234832709 \h </w:instrText>
+              <w:instrText xml:space="preserve"> PAGEREF _Toc234834501 \h </w:instrText>
             </w:r>
             <w:r>
               <w:rPr>
@@ -10938,7 +10938,7 @@
                 <w:noProof/>
                 <w:webHidden/>
               </w:rPr>
-              <w:t>59</w:t>
+              <w:t>60</w:t>
             </w:r>
             <w:r>
               <w:rPr>
@@ -10964,7 +10964,7 @@
               <w14:ligatures w14:val="standardContextual"/>
             </w:rPr>
           </w:pPr>
-          <w:hyperlink w:anchor="_Toc234832710" w:history="1">
+          <w:hyperlink w:anchor="_Toc234834502" w:history="1">
             <w:r>
               <w:rPr>
                 <w:rStyle w:val="Hyperlink"/>
@@ -11008,7 +11008,7 @@
                 <w:noProof/>
                 <w:webHidden/>
               </w:rPr>
-              <w:instrText xml:space="preserve"> PAGEREF _Toc234832710 \h </w:instrText>
+              <w:instrText xml:space="preserve"> PAGEREF _Toc234834502 \h </w:instrText>
             </w:r>
             <w:r>
               <w:rPr>
@@ -11028,7 +11028,7 @@
                 <w:noProof/>
                 <w:webHidden/>
               </w:rPr>
-              <w:t>59</w:t>
+              <w:t>60</w:t>
             </w:r>
             <w:r>
               <w:rPr>
@@ -11054,7 +11054,7 @@
               <w14:ligatures w14:val="standardContextual"/>
             </w:rPr>
           </w:pPr>
-          <w:hyperlink w:anchor="_Toc234832711" w:history="1">
+          <w:hyperlink w:anchor="_Toc234834503" w:history="1">
             <w:r>
               <w:rPr>
                 <w:rStyle w:val="Hyperlink"/>
@@ -11098,7 +11098,7 @@
                 <w:noProof/>
                 <w:webHidden/>
               </w:rPr>
-              <w:instrText xml:space="preserve"> PAGEREF _Toc234832711 \h </w:instrText>
+              <w:instrText xml:space="preserve"> PAGEREF _Toc234834503 \h </w:instrText>
             </w:r>
             <w:r>
               <w:rPr>
@@ -11118,7 +11118,7 @@
                 <w:noProof/>
                 <w:webHidden/>
               </w:rPr>
-              <w:t>59</w:t>
+              <w:t>60</w:t>
             </w:r>
             <w:r>
               <w:rPr>
@@ -11144,7 +11144,7 @@
               <w14:ligatures w14:val="standardContextual"/>
             </w:rPr>
           </w:pPr>
-          <w:hyperlink w:anchor="_Toc234832712" w:history="1">
+          <w:hyperlink w:anchor="_Toc234834504" w:history="1">
             <w:r>
               <w:rPr>
                 <w:rStyle w:val="Hyperlink"/>
@@ -11188,7 +11188,7 @@
                 <w:noProof/>
                 <w:webHidden/>
               </w:rPr>
-              <w:instrText xml:space="preserve"> PAGEREF _Toc234832712 \h </w:instrText>
+              <w:instrText xml:space="preserve"> PAGEREF _Toc234834504 \h </w:instrText>
             </w:r>
             <w:r>
               <w:rPr>
@@ -11208,7 +11208,7 @@
                 <w:noProof/>
                 <w:webHidden/>
               </w:rPr>
-              <w:t>60</w:t>
+              <w:t>61</w:t>
             </w:r>
             <w:r>
               <w:rPr>
@@ -11234,7 +11234,7 @@
               <w14:ligatures w14:val="standardContextual"/>
             </w:rPr>
           </w:pPr>
-          <w:hyperlink w:anchor="_Toc234832713" w:history="1">
+          <w:hyperlink w:anchor="_Toc234834505" w:history="1">
             <w:r>
               <w:rPr>
                 <w:rStyle w:val="Hyperlink"/>
@@ -11278,7 +11278,7 @@
                 <w:noProof/>
                 <w:webHidden/>
               </w:rPr>
-              <w:instrText xml:space="preserve"> PAGEREF _Toc234832713 \h </w:instrText>
+              <w:instrText xml:space="preserve"> PAGEREF _Toc234834505 \h </w:instrText>
             </w:r>
             <w:r>
               <w:rPr>
@@ -11298,7 +11298,7 @@
                 <w:noProof/>
                 <w:webHidden/>
               </w:rPr>
-              <w:t>60</w:t>
+              <w:t>61</w:t>
             </w:r>
             <w:r>
               <w:rPr>
@@ -11324,7 +11324,7 @@
               <w14:ligatures w14:val="standardContextual"/>
             </w:rPr>
           </w:pPr>
-          <w:hyperlink w:anchor="_Toc234832714" w:history="1">
+          <w:hyperlink w:anchor="_Toc234834506" w:history="1">
             <w:r>
               <w:rPr>
                 <w:rStyle w:val="Hyperlink"/>
@@ -11368,7 +11368,7 @@
                 <w:noProof/>
                 <w:webHidden/>
               </w:rPr>
-              <w:instrText xml:space="preserve"> PAGEREF _Toc234832714 \h </w:instrText>
+              <w:instrText xml:space="preserve"> PAGEREF _Toc234834506 \h </w:instrText>
             </w:r>
             <w:r>
               <w:rPr>
@@ -11388,7 +11388,7 @@
                 <w:noProof/>
                 <w:webHidden/>
               </w:rPr>
-              <w:t>60</w:t>
+              <w:t>61</w:t>
             </w:r>
             <w:r>
               <w:rPr>
@@ -11414,7 +11414,7 @@
               <w14:ligatures w14:val="standardContextual"/>
             </w:rPr>
           </w:pPr>
-          <w:hyperlink w:anchor="_Toc234832715" w:history="1">
+          <w:hyperlink w:anchor="_Toc234834507" w:history="1">
             <w:r>
               <w:rPr>
                 <w:rStyle w:val="Hyperlink"/>
@@ -11458,7 +11458,7 @@
                 <w:noProof/>
                 <w:webHidden/>
               </w:rPr>
-              <w:instrText xml:space="preserve"> PAGEREF _Toc234832715 \h </w:instrText>
+              <w:instrText xml:space="preserve"> PAGEREF _Toc234834507 \h </w:instrText>
             </w:r>
             <w:r>
               <w:rPr>
@@ -11478,7 +11478,7 @@
                 <w:noProof/>
                 <w:webHidden/>
               </w:rPr>
-              <w:t>61</w:t>
+              <w:t>62</w:t>
             </w:r>
             <w:r>
               <w:rPr>
@@ -11504,7 +11504,7 @@
               <w14:ligatures w14:val="standardContextual"/>
             </w:rPr>
           </w:pPr>
-          <w:hyperlink w:anchor="_Toc234832716" w:history="1">
+          <w:hyperlink w:anchor="_Toc234834508" w:history="1">
             <w:r>
               <w:rPr>
                 <w:rStyle w:val="Hyperlink"/>
@@ -11548,7 +11548,7 @@
                 <w:noProof/>
                 <w:webHidden/>
               </w:rPr>
-              <w:instrText xml:space="preserve"> PAGEREF _Toc234832716 \h </w:instrText>
+              <w:instrText xml:space="preserve"> PAGEREF _Toc234834508 \h </w:instrText>
             </w:r>
             <w:r>
               <w:rPr>
@@ -11568,7 +11568,7 @@
                 <w:noProof/>
                 <w:webHidden/>
               </w:rPr>
-              <w:t>62</w:t>
+              <w:t>63</w:t>
             </w:r>
             <w:r>
               <w:rPr>
@@ -11594,7 +11594,7 @@
               <w14:ligatures w14:val="standardContextual"/>
             </w:rPr>
           </w:pPr>
-          <w:hyperlink w:anchor="_Toc234832717" w:history="1">
+          <w:hyperlink w:anchor="_Toc234834509" w:history="1">
             <w:r>
               <w:rPr>
                 <w:rStyle w:val="Hyperlink"/>
@@ -11638,7 +11638,7 @@
                 <w:noProof/>
                 <w:webHidden/>
               </w:rPr>
-              <w:instrText xml:space="preserve"> PAGEREF _Toc234832717 \h </w:instrText>
+              <w:instrText xml:space="preserve"> PAGEREF _Toc234834509 \h </w:instrText>
             </w:r>
             <w:r>
               <w:rPr>
@@ -11658,7 +11658,7 @@
                 <w:noProof/>
                 <w:webHidden/>
               </w:rPr>
-              <w:t>62</w:t>
+              <w:t>63</w:t>
             </w:r>
             <w:r>
               <w:rPr>
@@ -11684,7 +11684,7 @@
               <w14:ligatures w14:val="standardContextual"/>
             </w:rPr>
           </w:pPr>
-          <w:hyperlink w:anchor="_Toc234832718" w:history="1">
+          <w:hyperlink w:anchor="_Toc234834510" w:history="1">
             <w:r>
               <w:rPr>
                 <w:rStyle w:val="Hyperlink"/>
@@ -11728,7 +11728,7 @@
                 <w:noProof/>
                 <w:webHidden/>
               </w:rPr>
-              <w:instrText xml:space="preserve"> PAGEREF _Toc234832718 \h </w:instrText>
+              <w:instrText xml:space="preserve"> PAGEREF _Toc234834510 \h </w:instrText>
             </w:r>
             <w:r>
               <w:rPr>
@@ -11748,7 +11748,7 @@
                 <w:noProof/>
                 <w:webHidden/>
               </w:rPr>
-              <w:t>62</w:t>
+              <w:t>63</w:t>
             </w:r>
             <w:r>
               <w:rPr>
@@ -11774,7 +11774,7 @@
               <w14:ligatures w14:val="standardContextual"/>
             </w:rPr>
           </w:pPr>
-          <w:hyperlink w:anchor="_Toc234832719" w:history="1">
+          <w:hyperlink w:anchor="_Toc234834511" w:history="1">
             <w:r>
               <w:rPr>
                 <w:rStyle w:val="Hyperlink"/>
@@ -11818,7 +11818,7 @@
                 <w:noProof/>
                 <w:webHidden/>
               </w:rPr>
-              <w:instrText xml:space="preserve"> PAGEREF _Toc234832719 \h </w:instrText>
+              <w:instrText xml:space="preserve"> PAGEREF _Toc234834511 \h </w:instrText>
             </w:r>
             <w:r>
               <w:rPr>
@@ -11838,7 +11838,7 @@
                 <w:noProof/>
                 <w:webHidden/>
               </w:rPr>
-              <w:t>62</w:t>
+              <w:t>63</w:t>
             </w:r>
             <w:r>
               <w:rPr>
@@ -11864,7 +11864,7 @@
               <w14:ligatures w14:val="standardContextual"/>
             </w:rPr>
           </w:pPr>
-          <w:hyperlink w:anchor="_Toc234832720" w:history="1">
+          <w:hyperlink w:anchor="_Toc234834512" w:history="1">
             <w:r>
               <w:rPr>
                 <w:rStyle w:val="Hyperlink"/>
@@ -11908,7 +11908,7 @@
                 <w:noProof/>
                 <w:webHidden/>
               </w:rPr>
-              <w:instrText xml:space="preserve"> PAGEREF _Toc234832720 \h </w:instrText>
+              <w:instrText xml:space="preserve"> PAGEREF _Toc234834512 \h </w:instrText>
             </w:r>
             <w:r>
               <w:rPr>
@@ -11928,7 +11928,7 @@
                 <w:noProof/>
                 <w:webHidden/>
               </w:rPr>
-              <w:t>63</w:t>
+              <w:t>64</w:t>
             </w:r>
             <w:r>
               <w:rPr>
@@ -11954,7 +11954,7 @@
               <w14:ligatures w14:val="standardContextual"/>
             </w:rPr>
           </w:pPr>
-          <w:hyperlink w:anchor="_Toc234832721" w:history="1">
+          <w:hyperlink w:anchor="_Toc234834513" w:history="1">
             <w:r>
               <w:rPr>
                 <w:rStyle w:val="Hyperlink"/>
@@ -11998,7 +11998,7 @@
                 <w:noProof/>
                 <w:webHidden/>
               </w:rPr>
-              <w:instrText xml:space="preserve"> PAGEREF _Toc234832721 \h </w:instrText>
+              <w:instrText xml:space="preserve"> PAGEREF _Toc234834513 \h </w:instrText>
             </w:r>
             <w:r>
               <w:rPr>
@@ -12018,7 +12018,7 @@
                 <w:noProof/>
                 <w:webHidden/>
               </w:rPr>
-              <w:t>64</w:t>
+              <w:t>65</w:t>
             </w:r>
             <w:r>
               <w:rPr>
@@ -12044,7 +12044,7 @@
               <w14:ligatures w14:val="standardContextual"/>
             </w:rPr>
           </w:pPr>
-          <w:hyperlink w:anchor="_Toc234832722" w:history="1">
+          <w:hyperlink w:anchor="_Toc234834514" w:history="1">
             <w:r>
               <w:rPr>
                 <w:rStyle w:val="Hyperlink"/>
@@ -12088,7 +12088,7 @@
                 <w:noProof/>
                 <w:webHidden/>
               </w:rPr>
-              <w:instrText xml:space="preserve"> PAGEREF _Toc234832722 \h </w:instrText>
+              <w:instrText xml:space="preserve"> PAGEREF _Toc234834514 \h </w:instrText>
             </w:r>
             <w:r>
               <w:rPr>
@@ -12108,7 +12108,7 @@
                 <w:noProof/>
                 <w:webHidden/>
               </w:rPr>
-              <w:t>64</w:t>
+              <w:t>65</w:t>
             </w:r>
             <w:r>
               <w:rPr>
@@ -12134,7 +12134,7 @@
               <w14:ligatures w14:val="standardContextual"/>
             </w:rPr>
           </w:pPr>
-          <w:hyperlink w:anchor="_Toc234832723" w:history="1">
+          <w:hyperlink w:anchor="_Toc234834515" w:history="1">
             <w:r>
               <w:rPr>
                 <w:rStyle w:val="Hyperlink"/>
@@ -12178,7 +12178,7 @@
                 <w:noProof/>
                 <w:webHidden/>
               </w:rPr>
-              <w:instrText xml:space="preserve"> PAGEREF _Toc234832723 \h </w:instrText>
+              <w:instrText xml:space="preserve"> PAGEREF _Toc234834515 \h </w:instrText>
             </w:r>
             <w:r>
               <w:rPr>
@@ -12198,7 +12198,7 @@
                 <w:noProof/>
                 <w:webHidden/>
               </w:rPr>
-              <w:t>65</w:t>
+              <w:t>66</w:t>
             </w:r>
             <w:r>
               <w:rPr>
@@ -12224,7 +12224,7 @@
               <w14:ligatures w14:val="standardContextual"/>
             </w:rPr>
           </w:pPr>
-          <w:hyperlink w:anchor="_Toc234832724" w:history="1">
+          <w:hyperlink w:anchor="_Toc234834516" w:history="1">
             <w:r>
               <w:rPr>
                 <w:rStyle w:val="Hyperlink"/>
@@ -12268,7 +12268,7 @@
                 <w:noProof/>
                 <w:webHidden/>
               </w:rPr>
-              <w:instrText xml:space="preserve"> PAGEREF _Toc234832724 \h </w:instrText>
+              <w:instrText xml:space="preserve"> PAGEREF _Toc234834516 \h </w:instrText>
             </w:r>
             <w:r>
               <w:rPr>
@@ -12288,7 +12288,7 @@
                 <w:noProof/>
                 <w:webHidden/>
               </w:rPr>
-              <w:t>66</w:t>
+              <w:t>67</w:t>
             </w:r>
             <w:r>
               <w:rPr>
@@ -12314,7 +12314,7 @@
               <w14:ligatures w14:val="standardContextual"/>
             </w:rPr>
           </w:pPr>
-          <w:hyperlink w:anchor="_Toc234832725" w:history="1">
+          <w:hyperlink w:anchor="_Toc234834517" w:history="1">
             <w:r>
               <w:rPr>
                 <w:rStyle w:val="Hyperlink"/>
@@ -12358,7 +12358,7 @@
                 <w:noProof/>
                 <w:webHidden/>
               </w:rPr>
-              <w:instrText xml:space="preserve"> PAGEREF _Toc234832725 \h </w:instrText>
+              <w:instrText xml:space="preserve"> PAGEREF _Toc234834517 \h </w:instrText>
             </w:r>
             <w:r>
               <w:rPr>
@@ -12378,7 +12378,7 @@
                 <w:noProof/>
                 <w:webHidden/>
               </w:rPr>
-              <w:t>66</w:t>
+              <w:t>67</w:t>
             </w:r>
             <w:r>
               <w:rPr>
@@ -12404,7 +12404,7 @@
               <w14:ligatures w14:val="standardContextual"/>
             </w:rPr>
           </w:pPr>
-          <w:hyperlink w:anchor="_Toc234832726" w:history="1">
+          <w:hyperlink w:anchor="_Toc234834518" w:history="1">
             <w:r>
               <w:rPr>
                 <w:rStyle w:val="Hyperlink"/>
@@ -12448,7 +12448,7 @@
                 <w:noProof/>
                 <w:webHidden/>
               </w:rPr>
-              <w:instrText xml:space="preserve"> PAGEREF _Toc234832726 \h </w:instrText>
+              <w:instrText xml:space="preserve"> PAGEREF _Toc234834518 \h </w:instrText>
             </w:r>
             <w:r>
               <w:rPr>
@@ -12468,7 +12468,7 @@
                 <w:noProof/>
                 <w:webHidden/>
               </w:rPr>
-              <w:t>66</w:t>
+              <w:t>67</w:t>
             </w:r>
             <w:r>
               <w:rPr>
@@ -12494,7 +12494,7 @@
               <w14:ligatures w14:val="standardContextual"/>
             </w:rPr>
           </w:pPr>
-          <w:hyperlink w:anchor="_Toc234832727" w:history="1">
+          <w:hyperlink w:anchor="_Toc234834519" w:history="1">
             <w:r>
               <w:rPr>
                 <w:rStyle w:val="Hyperlink"/>
@@ -12538,7 +12538,7 @@
                 <w:noProof/>
                 <w:webHidden/>
               </w:rPr>
-              <w:instrText xml:space="preserve"> PAGEREF _Toc234832727 \h </w:instrText>
+              <w:instrText xml:space="preserve"> PAGEREF _Toc234834519 \h </w:instrText>
             </w:r>
             <w:r>
               <w:rPr>
@@ -12558,7 +12558,7 @@
                 <w:noProof/>
                 <w:webHidden/>
               </w:rPr>
-              <w:t>67</w:t>
+              <w:t>68</w:t>
             </w:r>
             <w:r>
               <w:rPr>
@@ -12581,7 +12581,7 @@
         <w:pStyle w:val="Heading1"/>
       </w:pPr>
       <w:bookmarkStart w:id="0" w:name="introduction"/>
-      <w:bookmarkStart w:id="1" w:name="_Toc234832589"/>
+      <w:bookmarkStart w:id="1" w:name="_Toc234834381"/>
       <w:r>
         <w:rPr>
           <w:rStyle w:val="SectionNumber"/>
@@ -12599,7 +12599,7 @@
         <w:pStyle w:val="Heading2"/>
       </w:pPr>
       <w:bookmarkStart w:id="2" w:name="what-classbuilder-is"/>
-      <w:bookmarkStart w:id="3" w:name="_Toc234832590"/>
+      <w:bookmarkStart w:id="3" w:name="_Toc234834382"/>
       <w:r>
         <w:rPr>
           <w:rStyle w:val="SectionNumber"/>
@@ -12934,7 +12934,7 @@
         <w:pStyle w:val="Heading2"/>
       </w:pPr>
       <w:bookmarkStart w:id="4" w:name="the-pieces"/>
-      <w:bookmarkStart w:id="5" w:name="_Toc234832591"/>
+      <w:bookmarkStart w:id="5" w:name="_Toc234834383"/>
       <w:bookmarkEnd w:id="2"/>
       <w:r>
         <w:rPr>
@@ -13175,7 +13175,7 @@
         <w:pStyle w:val="Heading2"/>
       </w:pPr>
       <w:bookmarkStart w:id="6" w:name="about-this-manual"/>
-      <w:bookmarkStart w:id="7" w:name="_Toc234832592"/>
+      <w:bookmarkStart w:id="7" w:name="_Toc234834384"/>
       <w:bookmarkEnd w:id="4"/>
       <w:r>
         <w:rPr>
@@ -13266,7 +13266,7 @@
         <w:pStyle w:val="Heading2"/>
       </w:pPr>
       <w:bookmarkStart w:id="8" w:name="notation-keyboard-shortcuts-per-platform"/>
-      <w:bookmarkStart w:id="9" w:name="_Toc234832593"/>
+      <w:bookmarkStart w:id="9" w:name="_Toc234834385"/>
       <w:bookmarkEnd w:id="6"/>
       <w:r>
         <w:rPr>
@@ -13746,7 +13746,7 @@
         <w:pStyle w:val="Heading1"/>
       </w:pPr>
       <w:bookmarkStart w:id="10" w:name="concepts-and-terminology"/>
-      <w:bookmarkStart w:id="11" w:name="_Toc234832594"/>
+      <w:bookmarkStart w:id="11" w:name="_Toc234834386"/>
       <w:bookmarkEnd w:id="0"/>
       <w:bookmarkEnd w:id="8"/>
       <w:r>
@@ -13766,7 +13766,7 @@
         <w:pStyle w:val="Heading2"/>
       </w:pPr>
       <w:bookmarkStart w:id="12" w:name="the-model"/>
-      <w:bookmarkStart w:id="13" w:name="_Toc234832595"/>
+      <w:bookmarkStart w:id="13" w:name="_Toc234834387"/>
       <w:r>
         <w:rPr>
           <w:rStyle w:val="SectionNumber"/>
@@ -14097,7 +14097,7 @@
         <w:pStyle w:val="Heading2"/>
       </w:pPr>
       <w:bookmarkStart w:id="14" w:name="class-features"/>
-      <w:bookmarkStart w:id="15" w:name="_Toc234832596"/>
+      <w:bookmarkStart w:id="15" w:name="_Toc234834388"/>
       <w:bookmarkEnd w:id="12"/>
       <w:r>
         <w:rPr>
@@ -14323,7 +14323,7 @@
         <w:pStyle w:val="Heading2"/>
       </w:pPr>
       <w:bookmarkStart w:id="16" w:name="phases"/>
-      <w:bookmarkStart w:id="17" w:name="_Toc234832597"/>
+      <w:bookmarkStart w:id="17" w:name="_Toc234834389"/>
       <w:bookmarkEnd w:id="14"/>
       <w:r>
         <w:rPr>
@@ -14370,7 +14370,7 @@
         <w:pStyle w:val="Heading2"/>
       </w:pPr>
       <w:bookmarkStart w:id="18" w:name="generated-vs.-user-code"/>
-      <w:bookmarkStart w:id="19" w:name="_Toc234832598"/>
+      <w:bookmarkStart w:id="19" w:name="_Toc234834390"/>
       <w:bookmarkEnd w:id="16"/>
       <w:r>
         <w:rPr>
@@ -14494,7 +14494,7 @@
         <w:pStyle w:val="Heading1"/>
       </w:pPr>
       <w:bookmarkStart w:id="20" w:name="installation-and-project-files"/>
-      <w:bookmarkStart w:id="21" w:name="_Toc234832599"/>
+      <w:bookmarkStart w:id="21" w:name="_Toc234834391"/>
       <w:bookmarkEnd w:id="10"/>
       <w:bookmarkEnd w:id="18"/>
       <w:r>
@@ -14514,7 +14514,7 @@
         <w:pStyle w:val="Heading2"/>
       </w:pPr>
       <w:bookmarkStart w:id="22" w:name="the-application"/>
-      <w:bookmarkStart w:id="23" w:name="_Toc234832600"/>
+      <w:bookmarkStart w:id="23" w:name="_Toc234834392"/>
       <w:r>
         <w:rPr>
           <w:rStyle w:val="SectionNumber"/>
@@ -14555,7 +14555,7 @@
         <w:pStyle w:val="Heading2"/>
       </w:pPr>
       <w:bookmarkStart w:id="24" w:name="X3666ad84e793a543abb57792ece33f71c988788"/>
-      <w:bookmarkStart w:id="25" w:name="_Toc234832601"/>
+      <w:bookmarkStart w:id="25" w:name="_Toc234834393"/>
       <w:bookmarkEnd w:id="22"/>
       <w:r>
         <w:rPr>
@@ -14927,7 +14927,7 @@
         <w:pStyle w:val="Heading2"/>
       </w:pPr>
       <w:bookmarkStart w:id="26" w:name="stdafx.h-the-one-file-you-write"/>
-      <w:bookmarkStart w:id="27" w:name="_Toc234832602"/>
+      <w:bookmarkStart w:id="27" w:name="_Toc234834394"/>
       <w:bookmarkEnd w:id="24"/>
       <w:r>
         <w:rPr>
@@ -15201,7 +15201,7 @@
         <w:pStyle w:val="Heading2"/>
       </w:pPr>
       <w:bookmarkStart w:id="28" w:name="output-locations"/>
-      <w:bookmarkStart w:id="29" w:name="_Toc234832603"/>
+      <w:bookmarkStart w:id="29" w:name="_Toc234834395"/>
       <w:bookmarkEnd w:id="26"/>
       <w:r>
         <w:rPr>
@@ -15274,7 +15274,7 @@
         <w:pStyle w:val="Heading1"/>
       </w:pPr>
       <w:bookmarkStart w:id="30" w:name="quick-start-the-matrix-model"/>
-      <w:bookmarkStart w:id="31" w:name="_Toc234832604"/>
+      <w:bookmarkStart w:id="31" w:name="_Toc234834396"/>
       <w:bookmarkEnd w:id="20"/>
       <w:bookmarkEnd w:id="28"/>
       <w:r>
@@ -15389,7 +15389,7 @@
           <w:noProof/>
         </w:rPr>
         <w:drawing>
-          <wp:inline distT="0" distB="0" distL="0" distR="0" wp14:anchorId="09EC0BCF" wp14:editId="3F8DC0AB">
+          <wp:inline distT="0" distB="0" distL="0" distR="0" wp14:anchorId="28192E66" wp14:editId="6915C004">
             <wp:extent cx="5334000" cy="4712710"/>
             <wp:effectExtent l="0" t="0" r="0" b="0"/>
             <wp:docPr id="36" name="Picture" descr="The ClassBuilder shell with the Matrix model open: menu bar, toolbar, and the model tree (diagrams, classes, members, methods, relation methods)."/>
@@ -15444,7 +15444,7 @@
         <w:pStyle w:val="Heading2"/>
       </w:pPr>
       <w:bookmarkStart w:id="32" w:name="step-1-create-the-model"/>
-      <w:bookmarkStart w:id="33" w:name="_Toc234832605"/>
+      <w:bookmarkStart w:id="33" w:name="_Toc234834397"/>
       <w:r>
         <w:rPr>
           <w:rStyle w:val="SectionNumber"/>
@@ -15480,7 +15480,7 @@
           <w:noProof/>
         </w:rPr>
         <w:drawing>
-          <wp:inline distT="0" distB="0" distL="0" distR="0" wp14:anchorId="3C252A00" wp14:editId="78C91F95">
+          <wp:inline distT="0" distB="0" distL="0" distR="0" wp14:anchorId="027445CE" wp14:editId="41A695FA">
             <wp:extent cx="5334000" cy="4578112"/>
             <wp:effectExtent l="0" t="0" r="0" b="0"/>
             <wp:docPr id="39" name="Picture" descr="Creating a serialize-enabled model: DataModel name “Matrix”, master include file “MatrixInclude.h”, document class “Matrix”. The master include cannot be named Matrix.h — the Matrix class itself generates that file. Tick Serialize here: it is a one-off choice, made at creation — in the Project ▸ Settings dialog of an existing model the checkbox shows locked."/>
@@ -15639,7 +15639,7 @@
         <w:pStyle w:val="Heading2"/>
       </w:pPr>
       <w:bookmarkStart w:id="34" w:name="step-2-add-the-classes"/>
-      <w:bookmarkStart w:id="35" w:name="_Toc234832606"/>
+      <w:bookmarkStart w:id="35" w:name="_Toc234834398"/>
       <w:bookmarkEnd w:id="32"/>
       <w:r>
         <w:rPr>
@@ -15724,7 +15724,7 @@
           <w:noProof/>
         </w:rPr>
         <w:drawing>
-          <wp:inline distT="0" distB="0" distL="0" distR="0" wp14:anchorId="56CD924F" wp14:editId="2772D238">
+          <wp:inline distT="0" distB="0" distL="0" distR="0" wp14:anchorId="2ED45CC2" wp14:editId="23F74D27">
             <wp:extent cx="4993049" cy="4495445"/>
             <wp:effectExtent l="0" t="0" r="0" b="0"/>
             <wp:docPr id="43" name="Picture" descr="The Class dialog. With Serialize ticked, the class inherits the model’s document-object root automatically."/>
@@ -15779,7 +15779,7 @@
         <w:pStyle w:val="Heading2"/>
       </w:pPr>
       <w:bookmarkStart w:id="36" w:name="step-3-add-members"/>
-      <w:bookmarkStart w:id="37" w:name="_Toc234832607"/>
+      <w:bookmarkStart w:id="37" w:name="_Toc234834399"/>
       <w:bookmarkEnd w:id="34"/>
       <w:r>
         <w:rPr>
@@ -15997,7 +15997,7 @@
           <w:noProof/>
         </w:rPr>
         <w:drawing>
-          <wp:inline distT="0" distB="0" distL="0" distR="0" wp14:anchorId="7AF768EF" wp14:editId="00819AAE">
+          <wp:inline distT="0" distB="0" distL="0" distR="0" wp14:anchorId="6157A05E" wp14:editId="79B00FC2">
             <wp:extent cx="5334000" cy="6093588"/>
             <wp:effectExtent l="0" t="0" r="0" b="0"/>
             <wp:docPr id="47" name="Picture" descr="The Member dialog. Getter/setter generation and the serialize flag are per-member choices."/>
@@ -16052,7 +16052,7 @@
         <w:pStyle w:val="Heading2"/>
       </w:pPr>
       <w:bookmarkStart w:id="38" w:name="step-4-add-the-relations"/>
-      <w:bookmarkStart w:id="39" w:name="_Toc234832608"/>
+      <w:bookmarkStart w:id="39" w:name="_Toc234834400"/>
       <w:bookmarkEnd w:id="36"/>
       <w:r>
         <w:rPr>
@@ -16402,7 +16402,7 @@
           <w:noProof/>
         </w:rPr>
         <w:drawing>
-          <wp:inline distT="0" distB="0" distL="0" distR="0" wp14:anchorId="0717B073" wp14:editId="32D8D7D6">
+          <wp:inline distT="0" distB="0" distL="0" distR="0" wp14:anchorId="72598EF8" wp14:editId="70CEA5EB">
             <wp:extent cx="5184435" cy="5069603"/>
             <wp:effectExtent l="0" t="0" r="0" b="0"/>
             <wp:docPr id="51" name="Picture" descr="A relation: kind, ownership, thread-safety, and container implementation are all declared here — the code is generated."/>
@@ -16457,7 +16457,7 @@
         <w:pStyle w:val="Heading2"/>
       </w:pPr>
       <w:bookmarkStart w:id="40" w:name="X267736c760e32dc6d865ac46fc2c6b29b8f25a5"/>
-      <w:bookmarkStart w:id="41" w:name="_Toc234832609"/>
+      <w:bookmarkStart w:id="41" w:name="_Toc234834401"/>
       <w:bookmarkEnd w:id="38"/>
       <w:r>
         <w:rPr>
@@ -17210,7 +17210,7 @@
         <w:pStyle w:val="Heading2"/>
       </w:pPr>
       <w:bookmarkStart w:id="42" w:name="step-6-a-find-method"/>
-      <w:bookmarkStart w:id="43" w:name="_Toc234832610"/>
+      <w:bookmarkStart w:id="43" w:name="_Toc234834402"/>
       <w:bookmarkEnd w:id="40"/>
       <w:r>
         <w:rPr>
@@ -17278,7 +17278,7 @@
           <w:noProof/>
         </w:rPr>
         <w:drawing>
-          <wp:inline distT="0" distB="0" distL="0" distR="0" wp14:anchorId="43DD0A97" wp14:editId="11EC1CE3">
+          <wp:inline distT="0" distB="0" distL="0" distR="0" wp14:anchorId="42C022E1" wp14:editId="6006EAFA">
             <wp:extent cx="5334000" cy="3242844"/>
             <wp:effectExtent l="0" t="0" r="0" b="0"/>
             <wp:docPr id="56" name="Picture" descr="The Find Method dialog on the Matrix→Row relation: the argument map pairs the method’s arguments with the members to compare — here -&gt;GetId(). In the tree behind it, the generated method appears as a child of the Row relation item, as a sibling above its Relation methods folder."/>
@@ -17701,7 +17701,7 @@
         <w:pStyle w:val="Heading2"/>
       </w:pPr>
       <w:bookmarkStart w:id="44" w:name="step-7-a-class-diagram"/>
-      <w:bookmarkStart w:id="45" w:name="_Toc234832611"/>
+      <w:bookmarkStart w:id="45" w:name="_Toc234834403"/>
       <w:bookmarkEnd w:id="42"/>
       <w:r>
         <w:rPr>
@@ -17771,7 +17771,7 @@
           <w:noProof/>
         </w:rPr>
         <w:drawing>
-          <wp:inline distT="0" distB="0" distL="0" distR="0" wp14:anchorId="2A1CD9FA" wp14:editId="2FE3176D">
+          <wp:inline distT="0" distB="0" distL="0" distR="0" wp14:anchorId="04715F7A" wp14:editId="0C6878F5">
             <wp:extent cx="5334000" cy="3170559"/>
             <wp:effectExtent l="0" t="0" r="0" b="0"/>
             <wp:docPr id="60" name="Picture" descr="The Matrix Overview class diagram as exported by ClassBuilder (Export SVG). Diamonds mark owned (aggregation) relations; 1/* are the multiplicities."/>
@@ -17839,7 +17839,7 @@
           <w:noProof/>
         </w:rPr>
         <w:drawing>
-          <wp:inline distT="0" distB="0" distL="0" distR="0" wp14:anchorId="36066EA4" wp14:editId="2FCF4C57">
+          <wp:inline distT="0" distB="0" distL="0" distR="0" wp14:anchorId="1EF4F3DF" wp14:editId="363C7393">
             <wp:extent cx="5334000" cy="3757996"/>
             <wp:effectExtent l="0" t="0" r="0" b="0"/>
             <wp:docPr id="64" name="Picture" descr="A diagram view opens floating over the shell — this is the initial state of every diagram view."/>
@@ -17908,7 +17908,7 @@
           <w:noProof/>
         </w:rPr>
         <w:drawing>
-          <wp:inline distT="0" distB="0" distL="0" distR="0" wp14:anchorId="3EB07960" wp14:editId="132D3490">
+          <wp:inline distT="0" distB="0" distL="0" distR="0" wp14:anchorId="482AA5C5" wp14:editId="27264877">
             <wp:extent cx="5334000" cy="4302439"/>
             <wp:effectExtent l="0" t="0" r="0" b="0"/>
             <wp:docPr id="67" name="Picture" descr="The same view docked: drag it onto an edge of the main window — here the right edge, giving the usual tree-beside-diagram split; the top and bottom edges split horizontally the same way."/>
@@ -17977,7 +17977,7 @@
           <w:noProof/>
         </w:rPr>
         <w:drawing>
-          <wp:inline distT="0" distB="0" distL="0" distR="0" wp14:anchorId="4846463D" wp14:editId="4B016867">
+          <wp:inline distT="0" distB="0" distL="0" distR="0" wp14:anchorId="02B6C52A" wp14:editId="38B69E1F">
             <wp:extent cx="5334000" cy="4302439"/>
             <wp:effectExtent l="0" t="0" r="0" b="0"/>
             <wp:docPr id="70" name="Picture" descr="Or tabbed: drop it onto the tree’s tab bar and the views share the full window, one tab each."/>
@@ -18042,7 +18042,7 @@
         <w:pStyle w:val="Heading2"/>
       </w:pPr>
       <w:bookmarkStart w:id="46" w:name="step-8-generate-the-source"/>
-      <w:bookmarkStart w:id="47" w:name="_Toc234832612"/>
+      <w:bookmarkStart w:id="47" w:name="_Toc234834404"/>
       <w:bookmarkEnd w:id="44"/>
       <w:r>
         <w:rPr>
@@ -19115,7 +19115,7 @@
         <w:pStyle w:val="Heading2"/>
       </w:pPr>
       <w:bookmarkStart w:id="48" w:name="step-9-compile-and-run"/>
-      <w:bookmarkStart w:id="49" w:name="_Toc234832613"/>
+      <w:bookmarkStart w:id="49" w:name="_Toc234834405"/>
       <w:bookmarkEnd w:id="46"/>
       <w:r>
         <w:rPr>
@@ -20634,7 +20634,7 @@
         <w:pStyle w:val="Heading2"/>
       </w:pPr>
       <w:bookmarkStart w:id="50" w:name="step-10-the-round-trip"/>
-      <w:bookmarkStart w:id="51" w:name="_Toc234832614"/>
+      <w:bookmarkStart w:id="51" w:name="_Toc234834406"/>
       <w:bookmarkEnd w:id="48"/>
       <w:r>
         <w:rPr>
@@ -20699,7 +20699,7 @@
         <w:pStyle w:val="Heading1"/>
       </w:pPr>
       <w:bookmarkStart w:id="52" w:name="reference-the-application-shell"/>
-      <w:bookmarkStart w:id="53" w:name="_Toc234832615"/>
+      <w:bookmarkStart w:id="53" w:name="_Toc234834407"/>
       <w:bookmarkEnd w:id="30"/>
       <w:bookmarkEnd w:id="50"/>
       <w:r>
@@ -20719,7 +20719,7 @@
         <w:pStyle w:val="Heading2"/>
       </w:pPr>
       <w:bookmarkStart w:id="54" w:name="menus"/>
-      <w:bookmarkStart w:id="55" w:name="_Toc234832616"/>
+      <w:bookmarkStart w:id="55" w:name="_Toc234834408"/>
       <w:r>
         <w:rPr>
           <w:rStyle w:val="SectionNumber"/>
@@ -21055,7 +21055,7 @@
         <w:pStyle w:val="Heading2"/>
       </w:pPr>
       <w:bookmarkStart w:id="56" w:name="the-main-toolbar"/>
-      <w:bookmarkStart w:id="57" w:name="_Toc234832617"/>
+      <w:bookmarkStart w:id="57" w:name="_Toc234834409"/>
       <w:bookmarkEnd w:id="54"/>
       <w:r>
         <w:rPr>
@@ -21378,7 +21378,7 @@
           <w:noProof/>
         </w:rPr>
         <w:drawing>
-          <wp:inline distT="0" distB="0" distL="0" distR="0" wp14:anchorId="100F13E2" wp14:editId="2D7A7E20">
+          <wp:inline distT="0" distB="0" distL="0" distR="0" wp14:anchorId="50DCD824" wp14:editId="435CB57E">
             <wp:extent cx="5307773" cy="497603"/>
             <wp:effectExtent l="0" t="0" r="0" b="0"/>
             <wp:docPr id="79" name="Picture" descr="The main toolbar: New, Open, Save, then Read Source and Write Source."/>
@@ -21433,7 +21433,7 @@
         <w:pStyle w:val="Heading2"/>
       </w:pPr>
       <w:bookmarkStart w:id="58" w:name="docking"/>
-      <w:bookmarkStart w:id="59" w:name="_Toc234832618"/>
+      <w:bookmarkStart w:id="59" w:name="_Toc234834410"/>
       <w:bookmarkEnd w:id="56"/>
       <w:r>
         <w:rPr>
@@ -21581,7 +21581,7 @@
         <w:pStyle w:val="Heading2"/>
       </w:pPr>
       <w:bookmarkStart w:id="60" w:name="platforms-and-keys"/>
-      <w:bookmarkStart w:id="61" w:name="_Toc234832619"/>
+      <w:bookmarkStart w:id="61" w:name="_Toc234834411"/>
       <w:bookmarkEnd w:id="58"/>
       <w:r>
         <w:rPr>
@@ -21715,7 +21715,7 @@
         <w:pStyle w:val="Heading1"/>
       </w:pPr>
       <w:bookmarkStart w:id="62" w:name="reference-the-main-tree-view"/>
-      <w:bookmarkStart w:id="63" w:name="_Toc234832620"/>
+      <w:bookmarkStart w:id="63" w:name="_Toc234834412"/>
       <w:bookmarkEnd w:id="52"/>
       <w:bookmarkEnd w:id="60"/>
       <w:r>
@@ -21743,7 +21743,7 @@
         <w:pStyle w:val="Heading2"/>
       </w:pPr>
       <w:bookmarkStart w:id="64" w:name="what-the-tree-shows"/>
-      <w:bookmarkStart w:id="65" w:name="_Toc234832621"/>
+      <w:bookmarkStart w:id="65" w:name="_Toc234834413"/>
       <w:r>
         <w:rPr>
           <w:rStyle w:val="SectionNumber"/>
@@ -21809,7 +21809,7 @@
         <w:pStyle w:val="Heading2"/>
       </w:pPr>
       <w:bookmarkStart w:id="66" w:name="the-tree-toolbar"/>
-      <w:bookmarkStart w:id="67" w:name="_Toc234832622"/>
+      <w:bookmarkStart w:id="67" w:name="_Toc234834414"/>
       <w:bookmarkEnd w:id="64"/>
       <w:r>
         <w:rPr>
@@ -22740,7 +22740,7 @@
           <w:noProof/>
         </w:rPr>
         <w:drawing>
-          <wp:inline distT="0" distB="0" distL="0" distR="0" wp14:anchorId="4F454DDE" wp14:editId="30C918FD">
+          <wp:inline distT="0" distB="0" distL="0" distR="0" wp14:anchorId="56AB8980" wp14:editId="0DC6CE77">
             <wp:extent cx="5334000" cy="307193"/>
             <wp:effectExtent l="0" t="0" r="0" b="0"/>
             <wp:docPr id="87" name="Picture" descr="The tree toolbar, in the order of the table above: the Add buttons, then Delete, Filters, Find/Next, and the per-view Undo/Redo."/>
@@ -22795,7 +22795,7 @@
         <w:pStyle w:val="Heading2"/>
       </w:pPr>
       <w:bookmarkStart w:id="68" w:name="the-element-icons"/>
-      <w:bookmarkStart w:id="69" w:name="_Toc234832623"/>
+      <w:bookmarkStart w:id="69" w:name="_Toc234834415"/>
       <w:bookmarkEnd w:id="66"/>
       <w:r>
         <w:rPr>
@@ -22922,7 +22922,7 @@
                 <w:noProof/>
               </w:rPr>
               <w:drawing>
-                <wp:inline distT="0" distB="0" distL="0" distR="0" wp14:anchorId="2DD0657F" wp14:editId="2ED28CD5">
+                <wp:inline distT="0" distB="0" distL="0" distR="0" wp14:anchorId="1EEB7257" wp14:editId="498E358B">
                   <wp:extent cx="152400" cy="152400"/>
                   <wp:effectExtent l="0" t="0" r="0" b="0"/>
                   <wp:docPr id="91" name="Picture"/>
@@ -23000,7 +23000,7 @@
                 <w:noProof/>
               </w:rPr>
               <w:drawing>
-                <wp:inline distT="0" distB="0" distL="0" distR="0" wp14:anchorId="5E719D18" wp14:editId="47A49A21">
+                <wp:inline distT="0" distB="0" distL="0" distR="0" wp14:anchorId="6FA8E957" wp14:editId="3E0C9243">
                   <wp:extent cx="152400" cy="152400"/>
                   <wp:effectExtent l="0" t="0" r="0" b="0"/>
                   <wp:docPr id="94" name="Picture"/>
@@ -23080,7 +23080,7 @@
                 <w:noProof/>
               </w:rPr>
               <w:drawing>
-                <wp:inline distT="0" distB="0" distL="0" distR="0" wp14:anchorId="10B9B9DC" wp14:editId="401BE68B">
+                <wp:inline distT="0" distB="0" distL="0" distR="0" wp14:anchorId="0353DE4C" wp14:editId="4383C7CD">
                   <wp:extent cx="152400" cy="152400"/>
                   <wp:effectExtent l="0" t="0" r="0" b="0"/>
                   <wp:docPr id="97" name="Picture"/>
@@ -23158,7 +23158,7 @@
                 <w:noProof/>
               </w:rPr>
               <w:drawing>
-                <wp:inline distT="0" distB="0" distL="0" distR="0" wp14:anchorId="09683020" wp14:editId="7D0AF5FE">
+                <wp:inline distT="0" distB="0" distL="0" distR="0" wp14:anchorId="3194D42D" wp14:editId="359C7E84">
                   <wp:extent cx="152400" cy="152400"/>
                   <wp:effectExtent l="0" t="0" r="0" b="0"/>
                   <wp:docPr id="100" name="Picture"/>
@@ -23238,7 +23238,7 @@
                 <w:noProof/>
               </w:rPr>
               <w:drawing>
-                <wp:inline distT="0" distB="0" distL="0" distR="0" wp14:anchorId="288BFE39" wp14:editId="1DA48862">
+                <wp:inline distT="0" distB="0" distL="0" distR="0" wp14:anchorId="4FAE6252" wp14:editId="6FFED1DB">
                   <wp:extent cx="152400" cy="152400"/>
                   <wp:effectExtent l="0" t="0" r="0" b="0"/>
                   <wp:docPr id="103" name="Picture"/>
@@ -23316,7 +23316,7 @@
                 <w:noProof/>
               </w:rPr>
               <w:drawing>
-                <wp:inline distT="0" distB="0" distL="0" distR="0" wp14:anchorId="4C10C981" wp14:editId="3B0F32A7">
+                <wp:inline distT="0" distB="0" distL="0" distR="0" wp14:anchorId="1DC5B83F" wp14:editId="4539FBC3">
                   <wp:extent cx="152400" cy="152400"/>
                   <wp:effectExtent l="0" t="0" r="0" b="0"/>
                   <wp:docPr id="106" name="Picture"/>
@@ -23396,7 +23396,7 @@
                 <w:noProof/>
               </w:rPr>
               <w:drawing>
-                <wp:inline distT="0" distB="0" distL="0" distR="0" wp14:anchorId="511713DF" wp14:editId="7D623EBB">
+                <wp:inline distT="0" distB="0" distL="0" distR="0" wp14:anchorId="5C7C4E7D" wp14:editId="27DC0BC5">
                   <wp:extent cx="152400" cy="152400"/>
                   <wp:effectExtent l="0" t="0" r="0" b="0"/>
                   <wp:docPr id="109" name="Picture"/>
@@ -23474,7 +23474,7 @@
                 <w:noProof/>
               </w:rPr>
               <w:drawing>
-                <wp:inline distT="0" distB="0" distL="0" distR="0" wp14:anchorId="3D0D7B47" wp14:editId="493F29A2">
+                <wp:inline distT="0" distB="0" distL="0" distR="0" wp14:anchorId="3FBC4FCB" wp14:editId="364E06AC">
                   <wp:extent cx="152400" cy="152400"/>
                   <wp:effectExtent l="0" t="0" r="0" b="0"/>
                   <wp:docPr id="112" name="Picture"/>
@@ -23554,7 +23554,7 @@
                 <w:noProof/>
               </w:rPr>
               <w:drawing>
-                <wp:inline distT="0" distB="0" distL="0" distR="0" wp14:anchorId="172D19B3" wp14:editId="383FA672">
+                <wp:inline distT="0" distB="0" distL="0" distR="0" wp14:anchorId="6A62CBD9" wp14:editId="6B333C17">
                   <wp:extent cx="152400" cy="152400"/>
                   <wp:effectExtent l="0" t="0" r="0" b="0"/>
                   <wp:docPr id="115" name="Picture"/>
@@ -23632,7 +23632,7 @@
                 <w:noProof/>
               </w:rPr>
               <w:drawing>
-                <wp:inline distT="0" distB="0" distL="0" distR="0" wp14:anchorId="7CE122A6" wp14:editId="63FB4632">
+                <wp:inline distT="0" distB="0" distL="0" distR="0" wp14:anchorId="27952CA7" wp14:editId="20DEC488">
                   <wp:extent cx="152400" cy="152400"/>
                   <wp:effectExtent l="0" t="0" r="0" b="0"/>
                   <wp:docPr id="118" name="Picture"/>
@@ -23711,7 +23711,7 @@
           <w:noProof/>
         </w:rPr>
         <w:drawing>
-          <wp:inline distT="0" distB="0" distL="0" distR="0" wp14:anchorId="39C0CACD" wp14:editId="3430DDC2">
+          <wp:inline distT="0" distB="0" distL="0" distR="0" wp14:anchorId="1D266249" wp14:editId="64954BEE">
             <wp:extent cx="152400" cy="152400"/>
             <wp:effectExtent l="0" t="0" r="0" b="0"/>
             <wp:docPr id="121" name="Picture"/>
@@ -23769,7 +23769,7 @@
           <w:noProof/>
         </w:rPr>
         <w:drawing>
-          <wp:inline distT="0" distB="0" distL="0" distR="0" wp14:anchorId="51B839A9" wp14:editId="2388EE99">
+          <wp:inline distT="0" distB="0" distL="0" distR="0" wp14:anchorId="4E8ED941" wp14:editId="59316CC0">
             <wp:extent cx="152400" cy="152400"/>
             <wp:effectExtent l="0" t="0" r="0" b="0"/>
             <wp:docPr id="124" name="Picture"/>
@@ -23827,7 +23827,7 @@
           <w:noProof/>
         </w:rPr>
         <w:drawing>
-          <wp:inline distT="0" distB="0" distL="0" distR="0" wp14:anchorId="57363421" wp14:editId="557AB9F1">
+          <wp:inline distT="0" distB="0" distL="0" distR="0" wp14:anchorId="5825EF4B" wp14:editId="4259FF84">
             <wp:extent cx="152400" cy="152400"/>
             <wp:effectExtent l="0" t="0" r="0" b="0"/>
             <wp:docPr id="126" name="Picture"/>
@@ -23936,7 +23936,7 @@
                 <w:noProof/>
               </w:rPr>
               <w:drawing>
-                <wp:inline distT="0" distB="0" distL="0" distR="0" wp14:anchorId="603C383A" wp14:editId="0145F592">
+                <wp:inline distT="0" distB="0" distL="0" distR="0" wp14:anchorId="11AC3AAE" wp14:editId="1753E2E1">
                   <wp:extent cx="152400" cy="152400"/>
                   <wp:effectExtent l="0" t="0" r="0" b="0"/>
                   <wp:docPr id="129" name="Picture"/>
@@ -24001,7 +24001,7 @@
                 <w:noProof/>
               </w:rPr>
               <w:drawing>
-                <wp:inline distT="0" distB="0" distL="0" distR="0" wp14:anchorId="73EA961D" wp14:editId="098DB998">
+                <wp:inline distT="0" distB="0" distL="0" distR="0" wp14:anchorId="08339806" wp14:editId="3E5BE031">
                   <wp:extent cx="152400" cy="152400"/>
                   <wp:effectExtent l="0" t="0" r="0" b="0"/>
                   <wp:docPr id="132" name="Picture"/>
@@ -24066,7 +24066,7 @@
                 <w:noProof/>
               </w:rPr>
               <w:drawing>
-                <wp:inline distT="0" distB="0" distL="0" distR="0" wp14:anchorId="1D15C02E" wp14:editId="667A74E2">
+                <wp:inline distT="0" distB="0" distL="0" distR="0" wp14:anchorId="65B4929D" wp14:editId="5B697091">
                   <wp:extent cx="152400" cy="152400"/>
                   <wp:effectExtent l="0" t="0" r="0" b="0"/>
                   <wp:docPr id="135" name="Picture"/>
@@ -24131,7 +24131,7 @@
                 <w:noProof/>
               </w:rPr>
               <w:drawing>
-                <wp:inline distT="0" distB="0" distL="0" distR="0" wp14:anchorId="02E2E995" wp14:editId="5627A6AF">
+                <wp:inline distT="0" distB="0" distL="0" distR="0" wp14:anchorId="77105B37" wp14:editId="49884670">
                   <wp:extent cx="152400" cy="152400"/>
                   <wp:effectExtent l="0" t="0" r="0" b="0"/>
                   <wp:docPr id="138" name="Picture"/>
@@ -24276,7 +24276,7 @@
                 <w:noProof/>
               </w:rPr>
               <w:drawing>
-                <wp:inline distT="0" distB="0" distL="0" distR="0" wp14:anchorId="4A327233" wp14:editId="0C53EB38">
+                <wp:inline distT="0" distB="0" distL="0" distR="0" wp14:anchorId="0C032177" wp14:editId="6F277F7C">
                   <wp:extent cx="152400" cy="152400"/>
                   <wp:effectExtent l="0" t="0" r="0" b="0"/>
                   <wp:docPr id="140" name="Picture"/>
@@ -24341,7 +24341,7 @@
                 <w:noProof/>
               </w:rPr>
               <w:drawing>
-                <wp:inline distT="0" distB="0" distL="0" distR="0" wp14:anchorId="0A736AE9" wp14:editId="08D91C87">
+                <wp:inline distT="0" distB="0" distL="0" distR="0" wp14:anchorId="5952AD29" wp14:editId="53C9D423">
                   <wp:extent cx="152400" cy="152400"/>
                   <wp:effectExtent l="0" t="0" r="0" b="0"/>
                   <wp:docPr id="143" name="Picture"/>
@@ -24406,7 +24406,7 @@
                 <w:noProof/>
               </w:rPr>
               <w:drawing>
-                <wp:inline distT="0" distB="0" distL="0" distR="0" wp14:anchorId="0C281D25" wp14:editId="79F2CD75">
+                <wp:inline distT="0" distB="0" distL="0" distR="0" wp14:anchorId="00DC1F2E" wp14:editId="17A4E0BC">
                   <wp:extent cx="152400" cy="152400"/>
                   <wp:effectExtent l="0" t="0" r="0" b="0"/>
                   <wp:docPr id="146" name="Picture"/>
@@ -24539,7 +24539,7 @@
                 <w:noProof/>
               </w:rPr>
               <w:drawing>
-                <wp:inline distT="0" distB="0" distL="0" distR="0" wp14:anchorId="72C10A78" wp14:editId="72BB9F4B">
+                <wp:inline distT="0" distB="0" distL="0" distR="0" wp14:anchorId="2B4E488B" wp14:editId="7541BCF8">
                   <wp:extent cx="152400" cy="152400"/>
                   <wp:effectExtent l="0" t="0" r="0" b="0"/>
                   <wp:docPr id="148" name="Picture"/>
@@ -24604,7 +24604,7 @@
                 <w:noProof/>
               </w:rPr>
               <w:drawing>
-                <wp:inline distT="0" distB="0" distL="0" distR="0" wp14:anchorId="22DAEA46" wp14:editId="435A33CE">
+                <wp:inline distT="0" distB="0" distL="0" distR="0" wp14:anchorId="75FB6EB0" wp14:editId="49D25072">
                   <wp:extent cx="152400" cy="152400"/>
                   <wp:effectExtent l="0" t="0" r="0" b="0"/>
                   <wp:docPr id="151" name="Picture"/>
@@ -24669,7 +24669,7 @@
                 <w:noProof/>
               </w:rPr>
               <w:drawing>
-                <wp:inline distT="0" distB="0" distL="0" distR="0" wp14:anchorId="76823E66" wp14:editId="7DA0C3B7">
+                <wp:inline distT="0" distB="0" distL="0" distR="0" wp14:anchorId="2464FEA8" wp14:editId="518A3352">
                   <wp:extent cx="152400" cy="152400"/>
                   <wp:effectExtent l="0" t="0" r="0" b="0"/>
                   <wp:docPr id="154" name="Picture"/>
@@ -24734,7 +24734,7 @@
                 <w:noProof/>
               </w:rPr>
               <w:drawing>
-                <wp:inline distT="0" distB="0" distL="0" distR="0" wp14:anchorId="1B813CA4" wp14:editId="48002E7A">
+                <wp:inline distT="0" distB="0" distL="0" distR="0" wp14:anchorId="3DDFA4C9" wp14:editId="47C17E3F">
                   <wp:extent cx="152400" cy="152400"/>
                   <wp:effectExtent l="0" t="0" r="0" b="0"/>
                   <wp:docPr id="157" name="Picture"/>
@@ -24972,7 +24972,7 @@
                 <w:noProof/>
               </w:rPr>
               <w:drawing>
-                <wp:inline distT="0" distB="0" distL="0" distR="0" wp14:anchorId="4A03E26D" wp14:editId="12123CDA">
+                <wp:inline distT="0" distB="0" distL="0" distR="0" wp14:anchorId="65151ECF" wp14:editId="764BE8ED">
                   <wp:extent cx="152400" cy="152400"/>
                   <wp:effectExtent l="0" t="0" r="0" b="0"/>
                   <wp:docPr id="160" name="Picture"/>
@@ -25030,7 +25030,7 @@
                 <w:noProof/>
               </w:rPr>
               <w:drawing>
-                <wp:inline distT="0" distB="0" distL="0" distR="0" wp14:anchorId="60B53516" wp14:editId="22C2682F">
+                <wp:inline distT="0" distB="0" distL="0" distR="0" wp14:anchorId="5933C45B" wp14:editId="3200C56E">
                   <wp:extent cx="152400" cy="152400"/>
                   <wp:effectExtent l="0" t="0" r="0" b="0"/>
                   <wp:docPr id="163" name="Picture"/>
@@ -25095,7 +25095,7 @@
                 <w:noProof/>
               </w:rPr>
               <w:drawing>
-                <wp:inline distT="0" distB="0" distL="0" distR="0" wp14:anchorId="172388BA" wp14:editId="4940FD25">
+                <wp:inline distT="0" distB="0" distL="0" distR="0" wp14:anchorId="62A2D5CA" wp14:editId="1BF09581">
                   <wp:extent cx="152400" cy="152400"/>
                   <wp:effectExtent l="0" t="0" r="0" b="0"/>
                   <wp:docPr id="166" name="Picture"/>
@@ -25153,7 +25153,7 @@
                 <w:noProof/>
               </w:rPr>
               <w:drawing>
-                <wp:inline distT="0" distB="0" distL="0" distR="0" wp14:anchorId="5D3C4969" wp14:editId="6CD91A3B">
+                <wp:inline distT="0" distB="0" distL="0" distR="0" wp14:anchorId="77A437A6" wp14:editId="71F7C793">
                   <wp:extent cx="152400" cy="152400"/>
                   <wp:effectExtent l="0" t="0" r="0" b="0"/>
                   <wp:docPr id="169" name="Picture"/>
@@ -25218,7 +25218,7 @@
                 <w:noProof/>
               </w:rPr>
               <w:drawing>
-                <wp:inline distT="0" distB="0" distL="0" distR="0" wp14:anchorId="5FD04883" wp14:editId="547AA5D3">
+                <wp:inline distT="0" distB="0" distL="0" distR="0" wp14:anchorId="49B03E60" wp14:editId="0955B8FA">
                   <wp:extent cx="152400" cy="152400"/>
                   <wp:effectExtent l="0" t="0" r="0" b="0"/>
                   <wp:docPr id="172" name="Picture"/>
@@ -25276,7 +25276,7 @@
                 <w:noProof/>
               </w:rPr>
               <w:drawing>
-                <wp:inline distT="0" distB="0" distL="0" distR="0" wp14:anchorId="00388080" wp14:editId="12A650BF">
+                <wp:inline distT="0" distB="0" distL="0" distR="0" wp14:anchorId="38A608F7" wp14:editId="54B2C3C5">
                   <wp:extent cx="152400" cy="152400"/>
                   <wp:effectExtent l="0" t="0" r="0" b="0"/>
                   <wp:docPr id="175" name="Picture"/>
@@ -25341,7 +25341,7 @@
                 <w:noProof/>
               </w:rPr>
               <w:drawing>
-                <wp:inline distT="0" distB="0" distL="0" distR="0" wp14:anchorId="1174633E" wp14:editId="390FF7AE">
+                <wp:inline distT="0" distB="0" distL="0" distR="0" wp14:anchorId="690D46D0" wp14:editId="3D628922">
                   <wp:extent cx="152400" cy="152400"/>
                   <wp:effectExtent l="0" t="0" r="0" b="0"/>
                   <wp:docPr id="178" name="Picture"/>
@@ -25399,7 +25399,7 @@
                 <w:noProof/>
               </w:rPr>
               <w:drawing>
-                <wp:inline distT="0" distB="0" distL="0" distR="0" wp14:anchorId="349D960D" wp14:editId="1C92337C">
+                <wp:inline distT="0" distB="0" distL="0" distR="0" wp14:anchorId="0833A297" wp14:editId="3FF1280A">
                   <wp:extent cx="152400" cy="152400"/>
                   <wp:effectExtent l="0" t="0" r="0" b="0"/>
                   <wp:docPr id="181" name="Picture"/>
@@ -25464,7 +25464,7 @@
                 <w:noProof/>
               </w:rPr>
               <w:drawing>
-                <wp:inline distT="0" distB="0" distL="0" distR="0" wp14:anchorId="2FCDEFD1" wp14:editId="0A76019E">
+                <wp:inline distT="0" distB="0" distL="0" distR="0" wp14:anchorId="2199CF6B" wp14:editId="24B6EFCC">
                   <wp:extent cx="152400" cy="152400"/>
                   <wp:effectExtent l="0" t="0" r="0" b="0"/>
                   <wp:docPr id="184" name="Picture"/>
@@ -25522,7 +25522,7 @@
                 <w:noProof/>
               </w:rPr>
               <w:drawing>
-                <wp:inline distT="0" distB="0" distL="0" distR="0" wp14:anchorId="6C28B1F5" wp14:editId="7040009B">
+                <wp:inline distT="0" distB="0" distL="0" distR="0" wp14:anchorId="191A3A3B" wp14:editId="1E38AA19">
                   <wp:extent cx="152400" cy="152400"/>
                   <wp:effectExtent l="0" t="0" r="0" b="0"/>
                   <wp:docPr id="187" name="Picture"/>
@@ -25587,7 +25587,7 @@
                 <w:noProof/>
               </w:rPr>
               <w:drawing>
-                <wp:inline distT="0" distB="0" distL="0" distR="0" wp14:anchorId="62643D35" wp14:editId="3A8D00AE">
+                <wp:inline distT="0" distB="0" distL="0" distR="0" wp14:anchorId="7EE2518D" wp14:editId="4B5F9192">
                   <wp:extent cx="152400" cy="152400"/>
                   <wp:effectExtent l="0" t="0" r="0" b="0"/>
                   <wp:docPr id="190" name="Picture"/>
@@ -25645,7 +25645,7 @@
                 <w:noProof/>
               </w:rPr>
               <w:drawing>
-                <wp:inline distT="0" distB="0" distL="0" distR="0" wp14:anchorId="4E5FF8AA" wp14:editId="52D36959">
+                <wp:inline distT="0" distB="0" distL="0" distR="0" wp14:anchorId="2C6077EA" wp14:editId="0BE518BD">
                   <wp:extent cx="152400" cy="152400"/>
                   <wp:effectExtent l="0" t="0" r="0" b="0"/>
                   <wp:docPr id="193" name="Picture"/>
@@ -25710,7 +25710,7 @@
                 <w:noProof/>
               </w:rPr>
               <w:drawing>
-                <wp:inline distT="0" distB="0" distL="0" distR="0" wp14:anchorId="137D6223" wp14:editId="4C2A9448">
+                <wp:inline distT="0" distB="0" distL="0" distR="0" wp14:anchorId="6EF2BE22" wp14:editId="71751662">
                   <wp:extent cx="152400" cy="152400"/>
                   <wp:effectExtent l="0" t="0" r="0" b="0"/>
                   <wp:docPr id="196" name="Picture"/>
@@ -25768,7 +25768,7 @@
                 <w:noProof/>
               </w:rPr>
               <w:drawing>
-                <wp:inline distT="0" distB="0" distL="0" distR="0" wp14:anchorId="18877782" wp14:editId="2000788A">
+                <wp:inline distT="0" distB="0" distL="0" distR="0" wp14:anchorId="33E8AD81" wp14:editId="00550A1B">
                   <wp:extent cx="152400" cy="152400"/>
                   <wp:effectExtent l="0" t="0" r="0" b="0"/>
                   <wp:docPr id="199" name="Picture"/>
@@ -25961,7 +25961,7 @@
                 <w:noProof/>
               </w:rPr>
               <w:drawing>
-                <wp:inline distT="0" distB="0" distL="0" distR="0" wp14:anchorId="4D1D1675" wp14:editId="6FF3558D">
+                <wp:inline distT="0" distB="0" distL="0" distR="0" wp14:anchorId="597151EC" wp14:editId="6B60B9B4">
                   <wp:extent cx="152400" cy="152400"/>
                   <wp:effectExtent l="0" t="0" r="0" b="0"/>
                   <wp:docPr id="202" name="Picture"/>
@@ -26026,7 +26026,7 @@
                 <w:noProof/>
               </w:rPr>
               <w:drawing>
-                <wp:inline distT="0" distB="0" distL="0" distR="0" wp14:anchorId="6525F443" wp14:editId="7C1899DC">
+                <wp:inline distT="0" distB="0" distL="0" distR="0" wp14:anchorId="78C116FD" wp14:editId="229BD7A1">
                   <wp:extent cx="152400" cy="152400"/>
                   <wp:effectExtent l="0" t="0" r="0" b="0"/>
                   <wp:docPr id="205" name="Picture"/>
@@ -26091,7 +26091,7 @@
                 <w:noProof/>
               </w:rPr>
               <w:drawing>
-                <wp:inline distT="0" distB="0" distL="0" distR="0" wp14:anchorId="56D37FDC" wp14:editId="0ADD0D57">
+                <wp:inline distT="0" distB="0" distL="0" distR="0" wp14:anchorId="4FAC0EBC" wp14:editId="16BE1492">
                   <wp:extent cx="152400" cy="152400"/>
                   <wp:effectExtent l="0" t="0" r="0" b="0"/>
                   <wp:docPr id="208" name="Picture"/>
@@ -26156,7 +26156,7 @@
                 <w:noProof/>
               </w:rPr>
               <w:drawing>
-                <wp:inline distT="0" distB="0" distL="0" distR="0" wp14:anchorId="5D558417" wp14:editId="34B95D1E">
+                <wp:inline distT="0" distB="0" distL="0" distR="0" wp14:anchorId="1527E974" wp14:editId="3733B466">
                   <wp:extent cx="152400" cy="152400"/>
                   <wp:effectExtent l="0" t="0" r="0" b="0"/>
                   <wp:docPr id="211" name="Picture"/>
@@ -26221,7 +26221,7 @@
                 <w:noProof/>
               </w:rPr>
               <w:drawing>
-                <wp:inline distT="0" distB="0" distL="0" distR="0" wp14:anchorId="46361DEB" wp14:editId="252687EE">
+                <wp:inline distT="0" distB="0" distL="0" distR="0" wp14:anchorId="559C7BCE" wp14:editId="6F466400">
                   <wp:extent cx="152400" cy="152400"/>
                   <wp:effectExtent l="0" t="0" r="0" b="0"/>
                   <wp:docPr id="214" name="Picture"/>
@@ -26347,7 +26347,7 @@
         <w:pStyle w:val="Heading2"/>
       </w:pPr>
       <w:bookmarkStart w:id="70" w:name="the-context-menu"/>
-      <w:bookmarkStart w:id="71" w:name="_Toc234832624"/>
+      <w:bookmarkStart w:id="71" w:name="_Toc234834416"/>
       <w:bookmarkEnd w:id="68"/>
       <w:r>
         <w:rPr>
@@ -26725,7 +26725,7 @@
           <w:noProof/>
         </w:rPr>
         <w:drawing>
-          <wp:inline distT="0" distB="0" distL="0" distR="0" wp14:anchorId="52397AD8" wp14:editId="022A91F4">
+          <wp:inline distT="0" distB="0" distL="0" distR="0" wp14:anchorId="7A774FDA" wp14:editId="4E3F6823">
             <wp:extent cx="5334000" cy="5999971"/>
             <wp:effectExtent l="0" t="0" r="0" b="0"/>
             <wp:docPr id="218" name="Picture"/>
@@ -26772,7 +26772,7 @@
         <w:pStyle w:val="Heading2"/>
       </w:pPr>
       <w:bookmarkStart w:id="72" w:name="filters"/>
-      <w:bookmarkStart w:id="73" w:name="_Toc234832625"/>
+      <w:bookmarkStart w:id="73" w:name="_Toc234834417"/>
       <w:bookmarkEnd w:id="70"/>
       <w:r>
         <w:rPr>
@@ -26820,7 +26820,7 @@
           <w:noProof/>
         </w:rPr>
         <w:drawing>
-          <wp:inline distT="0" distB="0" distL="0" distR="0" wp14:anchorId="362DFD2E" wp14:editId="1D56A8C1">
+          <wp:inline distT="0" distB="0" distL="0" distR="0" wp14:anchorId="718AEFFD" wp14:editId="7A259E9D">
             <wp:extent cx="2611356" cy="6800584"/>
             <wp:effectExtent l="0" t="0" r="0" b="0"/>
             <wp:docPr id="222" name="Picture" descr="Tree filters: what you hide here is hidden in this tree view — diagrams keep their own selection. The Phases group greys out when the model has no Phase Support."/>
@@ -26875,7 +26875,7 @@
         <w:pStyle w:val="Heading2"/>
       </w:pPr>
       <w:bookmarkStart w:id="74" w:name="delete-multiple"/>
-      <w:bookmarkStart w:id="75" w:name="_Toc234832626"/>
+      <w:bookmarkStart w:id="75" w:name="_Toc234834418"/>
       <w:bookmarkEnd w:id="72"/>
       <w:r>
         <w:rPr>
@@ -26922,7 +26922,7 @@
           <w:noProof/>
         </w:rPr>
         <w:drawing>
-          <wp:inline distT="0" distB="0" distL="0" distR="0" wp14:anchorId="2094B2D5" wp14:editId="039D4A22">
+          <wp:inline distT="0" distB="0" distL="0" distR="0" wp14:anchorId="1042E7D9" wp14:editId="71C51837">
             <wp:extent cx="5334000" cy="4034433"/>
             <wp:effectExtent l="0" t="0" r="0" b="0"/>
             <wp:docPr id="226" name="Picture" descr="Bulk delete: the Show checkboxes narrow the tree by kind, ticking a parent includes its contents, and the whole deletion is a single undo step."/>
@@ -26977,7 +26977,7 @@
         <w:pStyle w:val="Heading2"/>
       </w:pPr>
       <w:bookmarkStart w:id="76" w:name="drag-and-copy-drag"/>
-      <w:bookmarkStart w:id="77" w:name="_Toc234832627"/>
+      <w:bookmarkStart w:id="77" w:name="_Toc234834419"/>
       <w:bookmarkEnd w:id="74"/>
       <w:r>
         <w:rPr>
@@ -27217,7 +27217,7 @@
         <w:pStyle w:val="Heading1"/>
       </w:pPr>
       <w:bookmarkStart w:id="78" w:name="reference-class-diagrams"/>
-      <w:bookmarkStart w:id="79" w:name="_Toc234832628"/>
+      <w:bookmarkStart w:id="79" w:name="_Toc234834420"/>
       <w:bookmarkEnd w:id="62"/>
       <w:bookmarkEnd w:id="76"/>
       <w:r>
@@ -27249,7 +27249,7 @@
           <w:noProof/>
         </w:rPr>
         <w:drawing>
-          <wp:inline distT="0" distB="0" distL="0" distR="0" wp14:anchorId="4431A908" wp14:editId="402E77F7">
+          <wp:inline distT="0" distB="0" distL="0" distR="0" wp14:anchorId="313EF283" wp14:editId="56EA613B">
             <wp:extent cx="5334000" cy="4666357"/>
             <wp:effectExtent l="0" t="0" r="0" b="0"/>
             <wp:docPr id="232" name="Picture" descr="The class-diagram view with its toolbar. Row and Column are selected (translucent accent, resize handles); the darker frame on Column marks the align anchor — the last-selected shape."/>
@@ -27304,7 +27304,7 @@
         <w:pStyle w:val="Heading2"/>
       </w:pPr>
       <w:bookmarkStart w:id="80" w:name="reading-the-diagram"/>
-      <w:bookmarkStart w:id="81" w:name="_Toc234832629"/>
+      <w:bookmarkStart w:id="81" w:name="_Toc234834421"/>
       <w:r>
         <w:rPr>
           <w:rStyle w:val="SectionNumber"/>
@@ -27504,7 +27504,7 @@
         <w:pStyle w:val="Heading2"/>
       </w:pPr>
       <w:bookmarkStart w:id="82" w:name="selection"/>
-      <w:bookmarkStart w:id="83" w:name="_Toc234832630"/>
+      <w:bookmarkStart w:id="83" w:name="_Toc234834422"/>
       <w:bookmarkEnd w:id="80"/>
       <w:r>
         <w:rPr>
@@ -27715,7 +27715,7 @@
         <w:pStyle w:val="Heading2"/>
       </w:pPr>
       <w:bookmarkStart w:id="84" w:name="moving-and-resizing"/>
-      <w:bookmarkStart w:id="85" w:name="_Toc234832631"/>
+      <w:bookmarkStart w:id="85" w:name="_Toc234834423"/>
       <w:bookmarkEnd w:id="82"/>
       <w:r>
         <w:rPr>
@@ -27792,7 +27792,7 @@
         <w:pStyle w:val="Heading2"/>
       </w:pPr>
       <w:bookmarkStart w:id="86" w:name="editing-connection-routing"/>
-      <w:bookmarkStart w:id="87" w:name="_Toc234832632"/>
+      <w:bookmarkStart w:id="87" w:name="_Toc234834424"/>
       <w:bookmarkEnd w:id="84"/>
       <w:r>
         <w:rPr>
@@ -27946,7 +27946,7 @@
         <w:pStyle w:val="Heading2"/>
       </w:pPr>
       <w:bookmarkStart w:id="88" w:name="members-and-methods-inside-the-box"/>
-      <w:bookmarkStart w:id="89" w:name="_Toc234832633"/>
+      <w:bookmarkStart w:id="89" w:name="_Toc234834425"/>
       <w:bookmarkEnd w:id="86"/>
       <w:r>
         <w:rPr>
@@ -28018,7 +28018,7 @@
         <w:pStyle w:val="Heading2"/>
       </w:pPr>
       <w:bookmarkStart w:id="90" w:name="notes-and-their-connection-points"/>
-      <w:bookmarkStart w:id="91" w:name="_Toc234832634"/>
+      <w:bookmarkStart w:id="91" w:name="_Toc234834426"/>
       <w:bookmarkEnd w:id="88"/>
       <w:r>
         <w:rPr>
@@ -28102,7 +28102,7 @@
         <w:pStyle w:val="Heading2"/>
       </w:pPr>
       <w:bookmarkStart w:id="92" w:name="creating-elements-on-the-canvas"/>
-      <w:bookmarkStart w:id="93" w:name="_Toc234832635"/>
+      <w:bookmarkStart w:id="93" w:name="_Toc234834427"/>
       <w:bookmarkEnd w:id="90"/>
       <w:r>
         <w:rPr>
@@ -28446,7 +28446,7 @@
         <w:pStyle w:val="Heading2"/>
       </w:pPr>
       <w:bookmarkStart w:id="94" w:name="align"/>
-      <w:bookmarkStart w:id="95" w:name="_Toc234832636"/>
+      <w:bookmarkStart w:id="95" w:name="_Toc234834428"/>
       <w:bookmarkEnd w:id="92"/>
       <w:r>
         <w:rPr>
@@ -28521,7 +28521,7 @@
         <w:pStyle w:val="Heading2"/>
       </w:pPr>
       <w:bookmarkStart w:id="96" w:name="hiding-per-shape-toggles-colors"/>
-      <w:bookmarkStart w:id="97" w:name="_Toc234832637"/>
+      <w:bookmarkStart w:id="97" w:name="_Toc234834429"/>
       <w:bookmarkEnd w:id="94"/>
       <w:r>
         <w:rPr>
@@ -28659,7 +28659,7 @@
         <w:pStyle w:val="Heading2"/>
       </w:pPr>
       <w:bookmarkStart w:id="98" w:name="zoom-and-pan"/>
-      <w:bookmarkStart w:id="99" w:name="_Toc234832638"/>
+      <w:bookmarkStart w:id="99" w:name="_Toc234834430"/>
       <w:bookmarkEnd w:id="96"/>
       <w:r>
         <w:rPr>
@@ -28680,8 +28680,8 @@
         <w:tblLook w:val="0020" w:firstRow="1" w:lastRow="0" w:firstColumn="0" w:lastColumn="0" w:noHBand="0" w:noVBand="0"/>
       </w:tblPr>
       <w:tblGrid>
-        <w:gridCol w:w="4937"/>
-        <w:gridCol w:w="4639"/>
+        <w:gridCol w:w="4523"/>
+        <w:gridCol w:w="5053"/>
       </w:tblGrid>
       <w:tr>
         <w:trPr>
@@ -28812,7 +28812,13 @@
               <w:t>Fit</w:t>
             </w:r>
             <w:r>
-              <w:t xml:space="preserve"> / double-click empty space</w:t>
+              <w:t xml:space="preserve"> / </w:t>
+            </w:r>
+            <w:r>
+              <w:rPr>
+                <w:rStyle w:val="VerbatimChar"/>
+              </w:rPr>
+              <w:t>Ctrl+0</w:t>
             </w:r>
           </w:p>
         </w:tc>
@@ -28928,7 +28934,7 @@
         <w:pStyle w:val="Heading2"/>
       </w:pPr>
       <w:bookmarkStart w:id="100" w:name="the-cd-toolbar"/>
-      <w:bookmarkStart w:id="101" w:name="_Toc234832639"/>
+      <w:bookmarkStart w:id="101" w:name="_Toc234834431"/>
       <w:bookmarkEnd w:id="98"/>
       <w:r>
         <w:rPr>
@@ -28997,10 +29003,7 @@
         <w:t>Add Relation (Diagram Only)</w:t>
       </w:r>
       <w:r>
-        <w:t>,</w:t>
-      </w:r>
-      <w:r>
-        <w:t xml:space="preserve"> </w:t>
+        <w:t xml:space="preserve">, </w:t>
       </w:r>
       <w:r>
         <w:rPr>
@@ -29010,7 +29013,10 @@
         <w:t>Add Dependency</w:t>
       </w:r>
       <w:r>
-        <w:t xml:space="preserve"> (enabled per selection) · </w:t>
+        <w:t xml:space="preserve"> </w:t>
+      </w:r>
+      <w:r>
+        <w:t xml:space="preserve">(enabled per selection) · </w:t>
       </w:r>
       <w:r>
         <w:rPr>
@@ -29075,17 +29081,61 @@
     </w:p>
     <w:p>
       <w:pPr>
-        <w:pStyle w:val="BlockText"/>
-      </w:pPr>
-      <w:r>
-        <w:rPr>
-          <w:b/>
-          <w:bCs/>
-        </w:rPr>
-        <w:t>[FIGURE: Class-diagram toolbar]</w:t>
-      </w:r>
-      <w:r>
-        <w:t xml:space="preserve"> — cropped strip of the CD toolbar in the order above.</w:t>
+        <w:pStyle w:val="CaptionedFigure"/>
+      </w:pPr>
+      <w:r>
+        <w:rPr>
+          <w:noProof/>
+        </w:rPr>
+        <w:drawing>
+          <wp:inline distT="0" distB="0" distL="0" distR="0" wp14:anchorId="78A105DF" wp14:editId="546B3C5D">
+            <wp:extent cx="5334000" cy="232022"/>
+            <wp:effectExtent l="0" t="0" r="0" b="0"/>
+            <wp:docPr id="245" name="Picture" descr="The CD toolbar: the Add buttons (greyed when not legal on the selection), the align dropdown, Delete, Undo/Redo, zoom in/out/fit, and Export SVG."/>
+            <wp:cNvGraphicFramePr/>
+            <a:graphic xmlns:a="http://schemas.openxmlformats.org/drawingml/2006/main">
+              <a:graphicData uri="http://schemas.openxmlformats.org/drawingml/2006/picture">
+                <pic:pic xmlns:pic="http://schemas.openxmlformats.org/drawingml/2006/picture">
+                  <pic:nvPicPr>
+                    <pic:cNvPr id="246" name="Picture" descr="images/Class_diagram_toolbar.png"/>
+                    <pic:cNvPicPr>
+                      <a:picLocks noChangeAspect="1" noChangeArrowheads="1"/>
+                    </pic:cNvPicPr>
+                  </pic:nvPicPr>
+                  <pic:blipFill>
+                    <a:blip r:embed="rId104"/>
+                    <a:stretch>
+                      <a:fillRect/>
+                    </a:stretch>
+                  </pic:blipFill>
+                  <pic:spPr bwMode="auto">
+                    <a:xfrm>
+                      <a:off x="0" y="0"/>
+                      <a:ext cx="5334000" cy="232022"/>
+                    </a:xfrm>
+                    <a:prstGeom prst="rect">
+                      <a:avLst/>
+                    </a:prstGeom>
+                    <a:noFill/>
+                    <a:ln w="9525">
+                      <a:noFill/>
+                      <a:headEnd/>
+                      <a:tailEnd/>
+                    </a:ln>
+                  </pic:spPr>
+                </pic:pic>
+              </a:graphicData>
+            </a:graphic>
+          </wp:inline>
+        </w:drawing>
+      </w:r>
+    </w:p>
+    <w:p>
+      <w:pPr>
+        <w:pStyle w:val="ImageCaption"/>
+      </w:pPr>
+      <w:r>
+        <w:t>The CD toolbar: the Add buttons (greyed when not legal on the selection), the align dropdown, Delete, Undo/Redo, zoom in/out/fit, and Export SVG.</w:t>
       </w:r>
     </w:p>
     <w:p>
@@ -29093,7 +29143,7 @@
         <w:pStyle w:val="Heading2"/>
       </w:pPr>
       <w:bookmarkStart w:id="102" w:name="the-cd-context-menu"/>
-      <w:bookmarkStart w:id="103" w:name="_Toc234832640"/>
+      <w:bookmarkStart w:id="103" w:name="_Toc234834432"/>
       <w:bookmarkEnd w:id="100"/>
       <w:r>
         <w:rPr>
@@ -29303,17 +29353,53 @@
     </w:p>
     <w:p>
       <w:pPr>
-        <w:pStyle w:val="BlockText"/>
-      </w:pPr>
-      <w:r>
-        <w:rPr>
-          <w:b/>
-          <w:bCs/>
-        </w:rPr>
-        <w:t>[FIGURE: Class-diagram context menu]</w:t>
-      </w:r>
-      <w:r>
-        <w:t xml:space="preserve"> — the context menu open on a selected class shape, with the Add submenu expanded.</w:t>
+        <w:pStyle w:val="BodyText"/>
+      </w:pPr>
+      <w:r>
+        <w:rPr>
+          <w:noProof/>
+        </w:rPr>
+        <w:drawing>
+          <wp:inline distT="0" distB="0" distL="0" distR="0" wp14:anchorId="30F79B78" wp14:editId="261422B6">
+            <wp:extent cx="5334000" cy="5760720"/>
+            <wp:effectExtent l="0" t="0" r="0" b="0"/>
+            <wp:docPr id="249" name="Picture"/>
+            <wp:cNvGraphicFramePr/>
+            <a:graphic xmlns:a="http://schemas.openxmlformats.org/drawingml/2006/main">
+              <a:graphicData uri="http://schemas.openxmlformats.org/drawingml/2006/picture">
+                <pic:pic xmlns:pic="http://schemas.openxmlformats.org/drawingml/2006/picture">
+                  <pic:nvPicPr>
+                    <pic:cNvPr id="250" name="Picture" descr="images/Class_diagram_context_menu.png"/>
+                    <pic:cNvPicPr>
+                      <a:picLocks noChangeAspect="1" noChangeArrowheads="1"/>
+                    </pic:cNvPicPr>
+                  </pic:nvPicPr>
+                  <pic:blipFill>
+                    <a:blip r:embed="rId105"/>
+                    <a:stretch>
+                      <a:fillRect/>
+                    </a:stretch>
+                  </pic:blipFill>
+                  <pic:spPr bwMode="auto">
+                    <a:xfrm>
+                      <a:off x="0" y="0"/>
+                      <a:ext cx="5334000" cy="5760720"/>
+                    </a:xfrm>
+                    <a:prstGeom prst="rect">
+                      <a:avLst/>
+                    </a:prstGeom>
+                    <a:noFill/>
+                    <a:ln w="9525">
+                      <a:noFill/>
+                      <a:headEnd/>
+                      <a:tailEnd/>
+                    </a:ln>
+                  </pic:spPr>
+                </pic:pic>
+              </a:graphicData>
+            </a:graphic>
+          </wp:inline>
+        </w:drawing>
       </w:r>
     </w:p>
     <w:p>
@@ -29321,7 +29407,7 @@
         <w:pStyle w:val="Heading2"/>
       </w:pPr>
       <w:bookmarkStart w:id="104" w:name="canvas-keys"/>
-      <w:bookmarkStart w:id="105" w:name="_Toc234832641"/>
+      <w:bookmarkStart w:id="105" w:name="_Toc234834433"/>
       <w:bookmarkEnd w:id="102"/>
       <w:r>
         <w:rPr>
@@ -29639,7 +29725,7 @@
         <w:pStyle w:val="Heading1"/>
       </w:pPr>
       <w:bookmarkStart w:id="106" w:name="reference-sequence-diagrams"/>
-      <w:bookmarkStart w:id="107" w:name="_Toc234832642"/>
+      <w:bookmarkStart w:id="107" w:name="_Toc234834434"/>
       <w:bookmarkEnd w:id="78"/>
       <w:bookmarkEnd w:id="104"/>
       <w:r>
@@ -29679,10 +29765,7 @@
         <w:t>activations</w:t>
       </w:r>
       <w:r>
-        <w:t xml:space="preserve"> </w:t>
-      </w:r>
-      <w:r>
-        <w:t xml:space="preserve">(the narrow boxes) are nested calls; </w:t>
+        <w:t xml:space="preserve"> (the narrow boxes) are nested calls; </w:t>
       </w:r>
       <w:r>
         <w:rPr>
@@ -29692,7 +29775,10 @@
         <w:t>messages</w:t>
       </w:r>
       <w:r>
-        <w:t xml:space="preserve"> (signals) are the arrows between them. Activations can be bound to a real method of the model — the diagram then knows the signature, and </w:t>
+        <w:t xml:space="preserve"> </w:t>
+      </w:r>
+      <w:r>
+        <w:t xml:space="preserve">(signals) are the arrows between them. Activations can be bound to a real method of the model — the diagram then knows the signature, and </w:t>
       </w:r>
       <w:r>
         <w:rPr>
@@ -29713,22 +29799,22 @@
           <w:noProof/>
         </w:rPr>
         <w:drawing>
-          <wp:inline distT="0" distB="0" distL="0" distR="0" wp14:anchorId="51BD1353" wp14:editId="5D9B33C3">
-            <wp:extent cx="5334000" cy="3429000"/>
+          <wp:inline distT="0" distB="0" distL="0" distR="0" wp14:anchorId="6D846AF8" wp14:editId="0C08978B">
+            <wp:extent cx="5334000" cy="3482788"/>
             <wp:effectExtent l="0" t="0" r="0" b="0"/>
-            <wp:docPr id="249" name="Picture" descr="A sequence-diagram view in the shell — its own toolbar (delete, undo/redo, zoom, export SVG) at the top; diagram views dock, tab and float exactly like the trees."/>
+            <wp:docPr id="255" name="Picture" descr="A sequence-diagram view in the shell — its own toolbar (delete, undo/redo, zoom, export SVG) at the top; diagram views dock, tab and float exactly like the trees."/>
             <wp:cNvGraphicFramePr/>
             <a:graphic xmlns:a="http://schemas.openxmlformats.org/drawingml/2006/main">
               <a:graphicData uri="http://schemas.openxmlformats.org/drawingml/2006/picture">
                 <pic:pic xmlns:pic="http://schemas.openxmlformats.org/drawingml/2006/picture">
                   <pic:nvPicPr>
-                    <pic:cNvPr id="250" name="Picture" descr="images/sd-view.png"/>
+                    <pic:cNvPr id="256" name="Picture" descr="images/sd-view.png"/>
                     <pic:cNvPicPr>
                       <a:picLocks noChangeAspect="1" noChangeArrowheads="1"/>
                     </pic:cNvPicPr>
                   </pic:nvPicPr>
                   <pic:blipFill>
-                    <a:blip r:embed="rId104"/>
+                    <a:blip r:embed="rId106"/>
                     <a:stretch>
                       <a:fillRect/>
                     </a:stretch>
@@ -29736,7 +29822,7 @@
                   <pic:spPr bwMode="auto">
                     <a:xfrm>
                       <a:off x="0" y="0"/>
-                      <a:ext cx="5334000" cy="3429000"/>
+                      <a:ext cx="5334000" cy="3482788"/>
                     </a:xfrm>
                     <a:prstGeom prst="rect">
                       <a:avLst/>
@@ -29772,1300 +29858,16 @@
           <w:noProof/>
         </w:rPr>
         <w:drawing>
-          <wp:inline distT="0" distB="0" distL="0" distR="0" wp14:anchorId="261DAD2A" wp14:editId="5B88D842">
+          <wp:inline distT="0" distB="0" distL="0" distR="0" wp14:anchorId="40AA7541" wp14:editId="66611C92">
             <wp:extent cx="5334000" cy="7544589"/>
             <wp:effectExtent l="0" t="0" r="0" b="0"/>
-            <wp:docPr id="252" name="Picture" descr="The “Creating a Matrix” sequence diagram (SVG export, generated with add_call_trace): a User triggers Matrix(rows, columns), which constructs the Columns and Rows."/>
+            <wp:docPr id="258" name="Picture" descr="The “Creating a Matrix” sequence diagram (SVG export, generated with add_call_trace): a User triggers Matrix(rows, columns), which constructs the Columns and Rows."/>
             <wp:cNvGraphicFramePr/>
             <a:graphic xmlns:a="http://schemas.openxmlformats.org/drawingml/2006/main">
               <a:graphicData uri="http://schemas.openxmlformats.org/drawingml/2006/picture">
                 <pic:pic xmlns:pic="http://schemas.openxmlformats.org/drawingml/2006/picture">
                   <pic:nvPicPr>
-                    <pic:cNvPr id="253" name="Picture" descr="images/sd-create.svg"/>
-                    <pic:cNvPicPr>
-                      <a:picLocks noChangeAspect="1" noChangeArrowheads="1"/>
-                    </pic:cNvPicPr>
-                  </pic:nvPicPr>
-                  <pic:blipFill>
-                    <a:blip r:embed="rId105">
-                      <a:extLst>
-                        <a:ext uri="{28A0092B-C50C-407E-A947-70E740481C1C}">
-                          <a14:useLocalDpi xmlns:a14="http://schemas.microsoft.com/office/drawing/2010/main" val="0"/>
-                        </a:ext>
-                        <a:ext uri="{96DAC541-7B7A-43D3-8B79-37D633B846F1}">
-                          <asvg:svgBlip xmlns:asvg="http://schemas.microsoft.com/office/drawing/2016/SVG/main" r:embed="rId106"/>
-                        </a:ext>
-                      </a:extLst>
-                    </a:blip>
-                    <a:stretch>
-                      <a:fillRect/>
-                    </a:stretch>
-                  </pic:blipFill>
-                  <pic:spPr bwMode="auto">
-                    <a:xfrm>
-                      <a:off x="0" y="0"/>
-                      <a:ext cx="5334000" cy="7544589"/>
-                    </a:xfrm>
-                    <a:prstGeom prst="rect">
-                      <a:avLst/>
-                    </a:prstGeom>
-                    <a:noFill/>
-                    <a:ln w="9525">
-                      <a:noFill/>
-                      <a:headEnd/>
-                      <a:tailEnd/>
-                    </a:ln>
-                  </pic:spPr>
-                </pic:pic>
-              </a:graphicData>
-            </a:graphic>
-          </wp:inline>
-        </w:drawing>
-      </w:r>
-    </w:p>
-    <w:p>
-      <w:pPr>
-        <w:pStyle w:val="ImageCaption"/>
-      </w:pPr>
-      <w:r>
-        <w:t xml:space="preserve">The “Creating a Matrix” </w:t>
-      </w:r>
-      <w:r>
-        <w:t>sequence diagram (SVG export, generated with add_call_trace): a User triggers Matrix(rows, columns), which constructs the Columns and Rows.</w:t>
-      </w:r>
-    </w:p>
-    <w:p>
-      <w:pPr>
-        <w:pStyle w:val="Heading2"/>
-      </w:pPr>
-      <w:bookmarkStart w:id="108" w:name="building-one"/>
-      <w:bookmarkStart w:id="109" w:name="_Toc234832643"/>
-      <w:r>
-        <w:rPr>
-          <w:rStyle w:val="SectionNumber"/>
-        </w:rPr>
-        <w:t>8.1</w:t>
-      </w:r>
-      <w:r>
-        <w:tab/>
-        <w:t>Building one</w:t>
-      </w:r>
-      <w:bookmarkEnd w:id="109"/>
-    </w:p>
-    <w:p>
-      <w:pPr>
-        <w:pStyle w:val="Compact"/>
-        <w:numPr>
-          <w:ilvl w:val="0"/>
-          <w:numId w:val="21"/>
-        </w:numPr>
-      </w:pPr>
-      <w:r>
-        <w:rPr>
-          <w:rStyle w:val="VerbatimChar"/>
-        </w:rPr>
-        <w:t>Add ▸ Sequence Diagram</w:t>
-      </w:r>
-      <w:r>
-        <w:t xml:space="preserve"> on the model/class/group node; the dialog sets numbering style (</w:t>
-      </w:r>
-      <w:r>
-        <w:rPr>
-          <w:rStyle w:val="VerbatimChar"/>
-        </w:rPr>
-        <w:t>1</w:t>
-      </w:r>
-      <w:r>
-        <w:t xml:space="preserve">, </w:t>
-      </w:r>
-      <w:r>
-        <w:rPr>
-          <w:rStyle w:val="VerbatimChar"/>
-        </w:rPr>
-        <w:t>1.1.1</w:t>
-      </w:r>
-      <w:r>
-        <w:t xml:space="preserve">, </w:t>
-      </w:r>
-      <w:r>
-        <w:rPr>
-          <w:rStyle w:val="VerbatimChar"/>
-        </w:rPr>
-        <w:t>a</w:t>
-      </w:r>
-      <w:r>
-        <w:t>, …), whether message labels show argument types/names/scope, caption, scale.</w:t>
-      </w:r>
-    </w:p>
-    <w:p>
-      <w:pPr>
-        <w:pStyle w:val="Compact"/>
-        <w:numPr>
-          <w:ilvl w:val="0"/>
-          <w:numId w:val="21"/>
-        </w:numPr>
-      </w:pPr>
-      <w:r>
-        <w:t xml:space="preserve">Add lifelines: </w:t>
-      </w:r>
-      <w:r>
-        <w:rPr>
-          <w:rStyle w:val="VerbatimChar"/>
-        </w:rPr>
-        <w:t>Add ▸ Lifeline</w:t>
-      </w:r>
-      <w:r>
-        <w:t xml:space="preserve"> (</w:t>
-      </w:r>
-      <w:r>
-        <w:rPr>
-          <w:rStyle w:val="VerbatimChar"/>
-        </w:rPr>
-        <w:t>Ctrl+Shift+L</w:t>
-      </w:r>
-      <w:r>
-        <w:t xml:space="preserve">) then click on the lifeline row, </w:t>
-      </w:r>
-      <w:r>
-        <w:rPr>
-          <w:rStyle w:val="VerbatimChar"/>
-        </w:rPr>
-        <w:t>Ctrl</w:t>
-      </w:r>
-      <w:r>
-        <w:t xml:space="preserve">+drag classes/actors in from the tree, or </w:t>
-      </w:r>
-      <w:r>
-        <w:rPr>
-          <w:rStyle w:val="VerbatimChar"/>
-        </w:rPr>
-        <w:t>Add ▸ Class</w:t>
-      </w:r>
-      <w:r>
-        <w:t xml:space="preserve"> </w:t>
-      </w:r>
-      <w:r>
-        <w:t>to create a class and its lifeline in one go.</w:t>
-      </w:r>
-    </w:p>
-    <w:p>
-      <w:pPr>
-        <w:pStyle w:val="Compact"/>
-        <w:numPr>
-          <w:ilvl w:val="0"/>
-          <w:numId w:val="21"/>
-        </w:numPr>
-      </w:pPr>
-      <w:r>
-        <w:t xml:space="preserve">Create messages </w:t>
-      </w:r>
-      <w:r>
-        <w:rPr>
-          <w:b/>
-          <w:bCs/>
-        </w:rPr>
-        <w:t>by dragging</w:t>
-      </w:r>
-      <w:r>
-        <w:t>: press on a sender activation and drag onto a target — another activation, or a lifeline body (which creates the receiving activation). A dashed preview line follows the drag and the cursor becomes a pointing hand over a valid target; on drop the message dialog opens to bind a method (</w:t>
-      </w:r>
-      <w:r>
-        <w:rPr>
-          <w:rStyle w:val="VerbatimChar"/>
-        </w:rPr>
-        <w:t>Cancel</w:t>
-      </w:r>
-      <w:r>
-        <w:t xml:space="preserve"> creates nothing). Creation/destruction flags mark constructor/destructor semantics. Self-calls and cycles are refused.</w:t>
-      </w:r>
-    </w:p>
-    <w:p>
-      <w:pPr>
-        <w:pStyle w:val="Compact"/>
-        <w:numPr>
-          <w:ilvl w:val="0"/>
-          <w:numId w:val="21"/>
-        </w:numPr>
-      </w:pPr>
-      <w:r>
-        <w:t>Notes: free boxes with attach-lines — see below.</w:t>
-      </w:r>
-    </w:p>
-    <w:p>
-      <w:pPr>
-        <w:pStyle w:val="Heading2"/>
-      </w:pPr>
-      <w:bookmarkStart w:id="110" w:name="what-moves-and-how"/>
-      <w:bookmarkStart w:id="111" w:name="_Toc234832644"/>
-      <w:bookmarkEnd w:id="108"/>
-      <w:r>
-        <w:rPr>
-          <w:rStyle w:val="SectionNumber"/>
-        </w:rPr>
-        <w:t>8.2</w:t>
-      </w:r>
-      <w:r>
-        <w:tab/>
-        <w:t>What moves, and how</w:t>
-      </w:r>
-      <w:bookmarkEnd w:id="111"/>
-    </w:p>
-    <w:tbl>
-      <w:tblPr>
-        <w:tblStyle w:val="Table"/>
-        <w:tblW w:w="5000" w:type="pct"/>
-        <w:tblLook w:val="0020" w:firstRow="1" w:lastRow="0" w:firstColumn="0" w:lastColumn="0" w:noHBand="0" w:noVBand="0"/>
-      </w:tblPr>
-      <w:tblGrid>
-        <w:gridCol w:w="2744"/>
-        <w:gridCol w:w="3412"/>
-        <w:gridCol w:w="3420"/>
-      </w:tblGrid>
-      <w:tr>
-        <w:trPr>
-          <w:cnfStyle w:val="100000000000" w:firstRow="1" w:lastRow="0" w:firstColumn="0" w:lastColumn="0" w:oddVBand="0" w:evenVBand="0" w:oddHBand="0" w:evenHBand="0" w:firstRowFirstColumn="0" w:firstRowLastColumn="0" w:lastRowFirstColumn="0" w:lastRowLastColumn="0"/>
-          <w:tblHeader/>
-        </w:trPr>
-        <w:tc>
-          <w:tcPr>
-            <w:tcW w:w="0" w:type="auto"/>
-          </w:tcPr>
-          <w:p>
-            <w:pPr>
-              <w:pStyle w:val="Compact"/>
-            </w:pPr>
-            <w:r>
-              <w:t>What</w:t>
-            </w:r>
-          </w:p>
-        </w:tc>
-        <w:tc>
-          <w:tcPr>
-            <w:tcW w:w="0" w:type="auto"/>
-          </w:tcPr>
-          <w:p>
-            <w:pPr>
-              <w:pStyle w:val="Compact"/>
-            </w:pPr>
-            <w:r>
-              <w:t>Gesture</w:t>
-            </w:r>
-          </w:p>
-        </w:tc>
-        <w:tc>
-          <w:tcPr>
-            <w:tcW w:w="0" w:type="auto"/>
-          </w:tcPr>
-          <w:p>
-            <w:pPr>
-              <w:pStyle w:val="Compact"/>
-            </w:pPr>
-            <w:r>
-              <w:t>Notes</w:t>
-            </w:r>
-          </w:p>
-        </w:tc>
-      </w:tr>
-      <w:tr>
-        <w:tc>
-          <w:tcPr>
-            <w:tcW w:w="0" w:type="auto"/>
-          </w:tcPr>
-          <w:p>
-            <w:pPr>
-              <w:pStyle w:val="Compact"/>
-            </w:pPr>
-            <w:r>
-              <w:t>Receiving activation</w:t>
-            </w:r>
-          </w:p>
-        </w:tc>
-        <w:tc>
-          <w:tcPr>
-            <w:tcW w:w="0" w:type="auto"/>
-          </w:tcPr>
-          <w:p>
-            <w:pPr>
-              <w:pStyle w:val="Compact"/>
-            </w:pPr>
-            <w:r>
-              <w:t xml:space="preserve">drag the </w:t>
-            </w:r>
-            <w:r>
-              <w:rPr>
-                <w:b/>
-                <w:bCs/>
-              </w:rPr>
-              <w:t>message arrow</w:t>
-            </w:r>
-            <w:r>
-              <w:t xml:space="preserve"> up/down</w:t>
-            </w:r>
-          </w:p>
-        </w:tc>
-        <w:tc>
-          <w:tcPr>
-            <w:tcW w:w="0" w:type="auto"/>
-          </w:tcPr>
-          <w:p>
-            <w:pPr>
-              <w:pStyle w:val="Compact"/>
-            </w:pPr>
-            <w:r>
-              <w:t>vertical only; clamped to its container; dashed ghost</w:t>
-            </w:r>
-          </w:p>
-        </w:tc>
-      </w:tr>
-      <w:tr>
-        <w:tc>
-          <w:tcPr>
-            <w:tcW w:w="0" w:type="auto"/>
-          </w:tcPr>
-          <w:p>
-            <w:pPr>
-              <w:pStyle w:val="Compact"/>
-            </w:pPr>
-            <w:r>
-              <w:t>Sending activation</w:t>
-            </w:r>
-          </w:p>
-        </w:tc>
-        <w:tc>
-          <w:tcPr>
-            <w:tcW w:w="0" w:type="auto"/>
-          </w:tcPr>
-          <w:p>
-            <w:pPr>
-              <w:pStyle w:val="Compact"/>
-            </w:pPr>
-            <w:r>
-              <w:rPr>
-                <w:rStyle w:val="VerbatimChar"/>
-              </w:rPr>
-              <w:t>Alt</w:t>
-            </w:r>
-            <w:r>
-              <w:t xml:space="preserve"> + drag the arrow</w:t>
-            </w:r>
-          </w:p>
-        </w:tc>
-        <w:tc>
-          <w:tcPr>
-            <w:tcW w:w="0" w:type="auto"/>
-          </w:tcPr>
-          <w:p>
-            <w:pPr>
-              <w:pStyle w:val="Compact"/>
-            </w:pPr>
-            <w:r>
-              <w:t>same drag, other end</w:t>
-            </w:r>
-          </w:p>
-        </w:tc>
-      </w:tr>
-      <w:tr>
-        <w:tc>
-          <w:tcPr>
-            <w:tcW w:w="0" w:type="auto"/>
-          </w:tcPr>
-          <w:p>
-            <w:pPr>
-              <w:pStyle w:val="Compact"/>
-            </w:pPr>
-            <w:r>
-              <w:t>Activation among siblings</w:t>
-            </w:r>
-          </w:p>
-        </w:tc>
-        <w:tc>
-          <w:tcPr>
-            <w:tcW w:w="0" w:type="auto"/>
-          </w:tcPr>
-          <w:p>
-            <w:pPr>
-              <w:pStyle w:val="Compact"/>
-            </w:pPr>
-            <w:r>
-              <w:rPr>
-                <w:rStyle w:val="VerbatimChar"/>
-              </w:rPr>
-              <w:t>Ctrl+↑</w:t>
-            </w:r>
-            <w:r>
-              <w:t xml:space="preserve"> / </w:t>
-            </w:r>
-            <w:r>
-              <w:rPr>
-                <w:rStyle w:val="VerbatimChar"/>
-              </w:rPr>
-              <w:t>Ctrl+↓</w:t>
-            </w:r>
-            <w:r>
-              <w:t xml:space="preserve"> (or context menu Move Up/Down)</w:t>
-            </w:r>
-          </w:p>
-        </w:tc>
-        <w:tc>
-          <w:tcPr>
-            <w:tcW w:w="0" w:type="auto"/>
-          </w:tcPr>
-          <w:p>
-            <w:pPr>
-              <w:pStyle w:val="Compact"/>
-            </w:pPr>
-            <w:r>
-              <w:t>reorders the call sequence</w:t>
-            </w:r>
-          </w:p>
-        </w:tc>
-      </w:tr>
-      <w:tr>
-        <w:tc>
-          <w:tcPr>
-            <w:tcW w:w="0" w:type="auto"/>
-          </w:tcPr>
-          <w:p>
-            <w:pPr>
-              <w:pStyle w:val="Compact"/>
-            </w:pPr>
-            <w:r>
-              <w:t>Lifeline</w:t>
-            </w:r>
-          </w:p>
-        </w:tc>
-        <w:tc>
-          <w:tcPr>
-            <w:tcW w:w="0" w:type="auto"/>
-          </w:tcPr>
-          <w:p>
-            <w:pPr>
-              <w:pStyle w:val="Compact"/>
-            </w:pPr>
-            <w:r>
-              <w:t xml:space="preserve">drag its head left/right, or </w:t>
-            </w:r>
-            <w:r>
-              <w:rPr>
-                <w:rStyle w:val="VerbatimChar"/>
-              </w:rPr>
-              <w:t>Ctrl+←</w:t>
-            </w:r>
-            <w:r>
-              <w:t xml:space="preserve"> / </w:t>
-            </w:r>
-            <w:r>
-              <w:rPr>
-                <w:rStyle w:val="VerbatimChar"/>
-              </w:rPr>
-              <w:t>Ctrl+→</w:t>
-            </w:r>
-          </w:p>
-        </w:tc>
-        <w:tc>
-          <w:tcPr>
-            <w:tcW w:w="0" w:type="auto"/>
-          </w:tcPr>
-          <w:p>
-            <w:pPr>
-              <w:pStyle w:val="Compact"/>
-            </w:pPr>
-            <w:r>
-              <w:t>horizontal only; siblings shift aside</w:t>
-            </w:r>
-          </w:p>
-        </w:tc>
-      </w:tr>
-      <w:tr>
-        <w:tc>
-          <w:tcPr>
-            <w:tcW w:w="0" w:type="auto"/>
-          </w:tcPr>
-          <w:p>
-            <w:pPr>
-              <w:pStyle w:val="Compact"/>
-            </w:pPr>
-            <w:r>
-              <w:t>Signal texts (name, guard label, return)</w:t>
-            </w:r>
-          </w:p>
-        </w:tc>
-        <w:tc>
-          <w:tcPr>
-            <w:tcW w:w="0" w:type="auto"/>
-          </w:tcPr>
-          <w:p>
-            <w:pPr>
-              <w:pStyle w:val="Compact"/>
-            </w:pPr>
-            <w:r>
-              <w:t>drag, on a selected signal</w:t>
-            </w:r>
-          </w:p>
-        </w:tc>
-        <w:tc>
-          <w:tcPr>
-            <w:tcW w:w="0" w:type="auto"/>
-          </w:tcPr>
-          <w:p>
-            <w:pPr>
-              <w:pStyle w:val="Compact"/>
-            </w:pPr>
-            <w:r>
-              <w:t>free 2-D offset, grid-snapped</w:t>
-            </w:r>
-          </w:p>
-        </w:tc>
-      </w:tr>
-      <w:tr>
-        <w:tc>
-          <w:tcPr>
-            <w:tcW w:w="0" w:type="auto"/>
-          </w:tcPr>
-          <w:p>
-            <w:pPr>
-              <w:pStyle w:val="Compact"/>
-            </w:pPr>
-            <w:r>
-              <w:t>Note</w:t>
-            </w:r>
-          </w:p>
-        </w:tc>
-        <w:tc>
-          <w:tcPr>
-            <w:tcW w:w="0" w:type="auto"/>
-          </w:tcPr>
-          <w:p>
-            <w:pPr>
-              <w:pStyle w:val="Compact"/>
-            </w:pPr>
-            <w:r>
-              <w:t>drag body / left-right edge handles</w:t>
-            </w:r>
-          </w:p>
-        </w:tc>
-        <w:tc>
-          <w:tcPr>
-            <w:tcW w:w="0" w:type="auto"/>
-          </w:tcPr>
-          <w:p>
-            <w:pPr>
-              <w:pStyle w:val="Compact"/>
-            </w:pPr>
-            <w:r>
-              <w:t>move / resize</w:t>
-            </w:r>
-          </w:p>
-        </w:tc>
-      </w:tr>
-      <w:tr>
-        <w:tc>
-          <w:tcPr>
-            <w:tcW w:w="0" w:type="auto"/>
-          </w:tcPr>
-          <w:p>
-            <w:pPr>
-              <w:pStyle w:val="Compact"/>
-            </w:pPr>
-            <w:r>
-              <w:t>Note attach-line points</w:t>
-            </w:r>
-          </w:p>
-        </w:tc>
-        <w:tc>
-          <w:tcPr>
-            <w:tcW w:w="0" w:type="auto"/>
-          </w:tcPr>
-          <w:p>
-            <w:pPr>
-              <w:pStyle w:val="Compact"/>
-            </w:pPr>
-            <w:r>
-              <w:t>drag the point</w:t>
-            </w:r>
-          </w:p>
-        </w:tc>
-        <w:tc>
-          <w:tcPr>
-            <w:tcW w:w="0" w:type="auto"/>
-          </w:tcPr>
-          <w:p>
-            <w:pPr>
-              <w:pStyle w:val="Compact"/>
-            </w:pPr>
-            <w:r>
-              <w:t>see below</w:t>
-            </w:r>
-          </w:p>
-        </w:tc>
-      </w:tr>
-    </w:tbl>
-    <w:p>
-      <w:pPr>
-        <w:pStyle w:val="BodyText"/>
-      </w:pPr>
-      <w:r>
-        <w:rPr>
-          <w:b/>
-          <w:bCs/>
-        </w:rPr>
-        <w:t>Notes and their points.</w:t>
-      </w:r>
-      <w:r>
-        <w:t xml:space="preserve"> Like class-diagram notes, attach-line endpoints are </w:t>
-      </w:r>
-      <w:r>
-        <w:rPr>
-          <w:b/>
-          <w:bCs/>
-        </w:rPr>
-        <w:t>semi-attached</w:t>
-      </w:r>
-      <w:r>
-        <w:t>: purely positional, so a point lying on a lifeline or signal travels with it. Dragging a corner point outward spawns a new joint; dragging a point back into the note deletes it. On release, a point near a signal arrow snaps vertically onto it — the line then tracks that signal.</w:t>
-      </w:r>
-    </w:p>
-    <w:p>
-      <w:pPr>
-        <w:pStyle w:val="Heading2"/>
-      </w:pPr>
-      <w:bookmarkStart w:id="112" w:name="keeping-it-readable"/>
-      <w:bookmarkStart w:id="113" w:name="_Toc234832645"/>
-      <w:bookmarkEnd w:id="110"/>
-      <w:r>
-        <w:rPr>
-          <w:rStyle w:val="SectionNumber"/>
-        </w:rPr>
-        <w:t>8.3</w:t>
-      </w:r>
-      <w:r>
-        <w:tab/>
-        <w:t>Keeping it readable</w:t>
-      </w:r>
-      <w:bookmarkEnd w:id="113"/>
-    </w:p>
-    <w:p>
-      <w:pPr>
-        <w:pStyle w:val="FirstParagraph"/>
-      </w:pPr>
-      <w:r>
-        <w:t>Three context-menu layout commands (each one undo step):</w:t>
-      </w:r>
-    </w:p>
-    <w:p>
-      <w:pPr>
-        <w:pStyle w:val="Compact"/>
-        <w:numPr>
-          <w:ilvl w:val="0"/>
-          <w:numId w:val="22"/>
-        </w:numPr>
-      </w:pPr>
-      <w:r>
-        <w:rPr>
-          <w:b/>
-          <w:bCs/>
-        </w:rPr>
-        <w:t>Optimize Placement</w:t>
-      </w:r>
-      <w:r>
-        <w:t xml:space="preserve"> — reorders lifelines to minimize crossings, packs horizontally, resets offsets.</w:t>
-      </w:r>
-    </w:p>
-    <w:p>
-      <w:pPr>
-        <w:pStyle w:val="Compact"/>
-        <w:numPr>
-          <w:ilvl w:val="0"/>
-          <w:numId w:val="22"/>
-        </w:numPr>
-      </w:pPr>
-      <w:r>
-        <w:rPr>
-          <w:b/>
-          <w:bCs/>
-        </w:rPr>
-        <w:t>Space Lifelines</w:t>
-      </w:r>
-      <w:r>
-        <w:t xml:space="preserve"> </w:t>
-      </w:r>
-      <w:r>
-        <w:t>— even horizontal spacing, order preserved.</w:t>
-      </w:r>
-    </w:p>
-    <w:p>
-      <w:pPr>
-        <w:pStyle w:val="Compact"/>
-        <w:numPr>
-          <w:ilvl w:val="0"/>
-          <w:numId w:val="22"/>
-        </w:numPr>
-      </w:pPr>
-      <w:r>
-        <w:rPr>
-          <w:b/>
-          <w:bCs/>
-        </w:rPr>
-        <w:t>Reset Activation Offsets</w:t>
-      </w:r>
-      <w:r>
-        <w:t xml:space="preserve"> — clears manual vertical tweaks.</w:t>
-      </w:r>
-    </w:p>
-    <w:p>
-      <w:pPr>
-        <w:pStyle w:val="FirstParagraph"/>
-      </w:pPr>
-      <w:r>
-        <w:rPr>
-          <w:rStyle w:val="VerbatimChar"/>
-        </w:rPr>
-        <w:t>Collapse Activations to Note</w:t>
-      </w:r>
-      <w:r>
-        <w:t xml:space="preserve"> replaces a selected group of nested activations with a summarizing note — good for hiding boilerplate sub-calls.</w:t>
-      </w:r>
-    </w:p>
-    <w:p>
-      <w:pPr>
-        <w:pStyle w:val="Heading2"/>
-      </w:pPr>
-      <w:bookmarkStart w:id="114" w:name="toolbar-colors-zoom"/>
-      <w:bookmarkStart w:id="115" w:name="_Toc234832646"/>
-      <w:bookmarkEnd w:id="112"/>
-      <w:r>
-        <w:rPr>
-          <w:rStyle w:val="SectionNumber"/>
-        </w:rPr>
-        <w:t>8.4</w:t>
-      </w:r>
-      <w:r>
-        <w:tab/>
-        <w:t>Toolbar, colors, zoom</w:t>
-      </w:r>
-      <w:bookmarkEnd w:id="115"/>
-    </w:p>
-    <w:p>
-      <w:pPr>
-        <w:pStyle w:val="Compact"/>
-        <w:numPr>
-          <w:ilvl w:val="0"/>
-          <w:numId w:val="23"/>
-        </w:numPr>
-      </w:pPr>
-      <w:r>
-        <w:rPr>
-          <w:b/>
-          <w:bCs/>
-        </w:rPr>
-        <w:t>Toolbar</w:t>
-      </w:r>
-      <w:r>
-        <w:t>: Add Lifeline, Add Note, Add Class (placement/dialog) · Delete · Undo / Redo · Zoom In / Out / Fit · Export SVG.</w:t>
-      </w:r>
-    </w:p>
-    <w:p>
-      <w:pPr>
-        <w:pStyle w:val="BlockText"/>
-      </w:pPr>
-      <w:r>
-        <w:rPr>
-          <w:b/>
-          <w:bCs/>
-        </w:rPr>
-        <w:t>[FIGURE: Sequence-diagram toolbar]</w:t>
-      </w:r>
-      <w:r>
-        <w:t xml:space="preserve"> — cropped strip of the SD toolbar. </w:t>
-      </w:r>
-      <w:r>
-        <w:rPr>
-          <w:b/>
-          <w:bCs/>
-        </w:rPr>
-        <w:t>[FIGURE: Sequence-diagram context menu]</w:t>
-      </w:r>
-      <w:r>
-        <w:t xml:space="preserve"> </w:t>
-      </w:r>
-      <w:r>
-        <w:t xml:space="preserve">— the context menu open on an activation, with the Add submenu expanded. - </w:t>
-      </w:r>
-      <w:r>
-        <w:rPr>
-          <w:b/>
-          <w:bCs/>
-        </w:rPr>
-        <w:t>Colors</w:t>
-      </w:r>
-      <w:r>
-        <w:t xml:space="preserve">: per-shape </w:t>
-      </w:r>
-      <w:r>
-        <w:rPr>
-          <w:rStyle w:val="VerbatimChar"/>
-        </w:rPr>
-        <w:t>Change Line/Text Color...</w:t>
-      </w:r>
-      <w:r>
-        <w:t xml:space="preserve">, plus the document-wide </w:t>
-      </w:r>
-      <w:r>
-        <w:rPr>
-          <w:b/>
-          <w:bCs/>
-        </w:rPr>
-        <w:t>Color Templates ▸</w:t>
-      </w:r>
-      <w:r>
-        <w:t xml:space="preserve"> for the sequence-diagram defaults (lifeline, activation, signal and note line/text colors) — same mechanism as in class diagrams. - </w:t>
-      </w:r>
-      <w:r>
-        <w:rPr>
-          <w:b/>
-          <w:bCs/>
-        </w:rPr>
-        <w:t>Zoom &amp; pan</w:t>
-      </w:r>
-      <w:r>
-        <w:t>: identical to class diagrams (</w:t>
-      </w:r>
-      <w:r>
-        <w:rPr>
-          <w:rStyle w:val="VerbatimChar"/>
-        </w:rPr>
-        <w:t>Ctrl</w:t>
-      </w:r>
-      <w:r>
-        <w:t xml:space="preserve">+wheel anchored at the cursor, </w:t>
-      </w:r>
-      <w:r>
-        <w:rPr>
-          <w:rStyle w:val="VerbatimChar"/>
-        </w:rPr>
-        <w:t>Ctrl+=</w:t>
-      </w:r>
-      <w:r>
-        <w:t>/</w:t>
-      </w:r>
-      <w:r>
-        <w:rPr>
-          <w:rStyle w:val="VerbatimChar"/>
-        </w:rPr>
-        <w:t>Ctrl+-</w:t>
-      </w:r>
-      <w:r>
-        <w:t>, Fit via toolbar or double-click on empty space, pan with plain scroll / middle-drag / scrollbars, pinch on trackpads).</w:t>
-      </w:r>
-    </w:p>
-    <w:p>
-      <w:pPr>
-        <w:pStyle w:val="Heading2"/>
-      </w:pPr>
-      <w:bookmarkStart w:id="116" w:name="canvas-keys-1"/>
-      <w:bookmarkStart w:id="117" w:name="_Toc234832647"/>
-      <w:bookmarkEnd w:id="114"/>
-      <w:r>
-        <w:rPr>
-          <w:rStyle w:val="SectionNumber"/>
-        </w:rPr>
-        <w:t>8.5</w:t>
-      </w:r>
-      <w:r>
-        <w:tab/>
-      </w:r>
-      <w:r>
-        <w:t>Canvas keys</w:t>
-      </w:r>
-      <w:bookmarkEnd w:id="117"/>
-    </w:p>
-    <w:tbl>
-      <w:tblPr>
-        <w:tblStyle w:val="Table"/>
-        <w:tblW w:w="5000" w:type="pct"/>
-        <w:tblLook w:val="0020" w:firstRow="1" w:lastRow="0" w:firstColumn="0" w:lastColumn="0" w:noHBand="0" w:noVBand="0"/>
-      </w:tblPr>
-      <w:tblGrid>
-        <w:gridCol w:w="3712"/>
-        <w:gridCol w:w="5864"/>
-      </w:tblGrid>
-      <w:tr>
-        <w:trPr>
-          <w:cnfStyle w:val="100000000000" w:firstRow="1" w:lastRow="0" w:firstColumn="0" w:lastColumn="0" w:oddVBand="0" w:evenVBand="0" w:oddHBand="0" w:evenHBand="0" w:firstRowFirstColumn="0" w:firstRowLastColumn="0" w:lastRowFirstColumn="0" w:lastRowLastColumn="0"/>
-          <w:tblHeader/>
-        </w:trPr>
-        <w:tc>
-          <w:tcPr>
-            <w:tcW w:w="0" w:type="auto"/>
-          </w:tcPr>
-          <w:p>
-            <w:pPr>
-              <w:pStyle w:val="Compact"/>
-            </w:pPr>
-            <w:r>
-              <w:t>Key</w:t>
-            </w:r>
-          </w:p>
-        </w:tc>
-        <w:tc>
-          <w:tcPr>
-            <w:tcW w:w="0" w:type="auto"/>
-          </w:tcPr>
-          <w:p>
-            <w:pPr>
-              <w:pStyle w:val="Compact"/>
-            </w:pPr>
-            <w:r>
-              <w:t>Action</w:t>
-            </w:r>
-          </w:p>
-        </w:tc>
-      </w:tr>
-      <w:tr>
-        <w:tc>
-          <w:tcPr>
-            <w:tcW w:w="0" w:type="auto"/>
-          </w:tcPr>
-          <w:p>
-            <w:pPr>
-              <w:pStyle w:val="Compact"/>
-            </w:pPr>
-            <w:r>
-              <w:rPr>
-                <w:rStyle w:val="VerbatimChar"/>
-              </w:rPr>
-              <w:t>Ctrl+Shift+L</w:t>
-            </w:r>
-            <w:r>
-              <w:t xml:space="preserve"> / </w:t>
-            </w:r>
-            <w:r>
-              <w:rPr>
-                <w:rStyle w:val="VerbatimChar"/>
-              </w:rPr>
-              <w:t>Ctrl+Shift+N</w:t>
-            </w:r>
-          </w:p>
-        </w:tc>
-        <w:tc>
-          <w:tcPr>
-            <w:tcW w:w="0" w:type="auto"/>
-          </w:tcPr>
-          <w:p>
-            <w:pPr>
-              <w:pStyle w:val="Compact"/>
-            </w:pPr>
-            <w:r>
-              <w:t>arm Add Lifeline / Add Note placement</w:t>
-            </w:r>
-          </w:p>
-        </w:tc>
-      </w:tr>
-      <w:tr>
-        <w:tc>
-          <w:tcPr>
-            <w:tcW w:w="0" w:type="auto"/>
-          </w:tcPr>
-          <w:p>
-            <w:pPr>
-              <w:pStyle w:val="Compact"/>
-            </w:pPr>
-            <w:r>
-              <w:rPr>
-                <w:rStyle w:val="VerbatimChar"/>
-              </w:rPr>
-              <w:t>Ctrl+Shift+C</w:t>
-            </w:r>
-          </w:p>
-        </w:tc>
-        <w:tc>
-          <w:tcPr>
-            <w:tcW w:w="0" w:type="auto"/>
-          </w:tcPr>
-          <w:p>
-            <w:pPr>
-              <w:pStyle w:val="Compact"/>
-            </w:pPr>
-            <w:r>
-              <w:t>Add Class (dialog; lifeline auto-placed)</w:t>
-            </w:r>
-          </w:p>
-        </w:tc>
-      </w:tr>
-      <w:tr>
-        <w:tc>
-          <w:tcPr>
-            <w:tcW w:w="0" w:type="auto"/>
-          </w:tcPr>
-          <w:p>
-            <w:pPr>
-              <w:pStyle w:val="Compact"/>
-            </w:pPr>
-            <w:r>
-              <w:rPr>
-                <w:rStyle w:val="VerbatimChar"/>
-              </w:rPr>
-              <w:t>Ctrl+↑</w:t>
-            </w:r>
-            <w:r>
-              <w:t xml:space="preserve"> </w:t>
-            </w:r>
-            <w:r>
-              <w:rPr>
-                <w:rStyle w:val="VerbatimChar"/>
-              </w:rPr>
-              <w:t>Ctrl+↓</w:t>
-            </w:r>
-          </w:p>
-        </w:tc>
-        <w:tc>
-          <w:tcPr>
-            <w:tcW w:w="0" w:type="auto"/>
-          </w:tcPr>
-          <w:p>
-            <w:pPr>
-              <w:pStyle w:val="Compact"/>
-            </w:pPr>
-            <w:r>
-              <w:t>move activation up/down among siblings</w:t>
-            </w:r>
-          </w:p>
-        </w:tc>
-      </w:tr>
-      <w:tr>
-        <w:tc>
-          <w:tcPr>
-            <w:tcW w:w="0" w:type="auto"/>
-          </w:tcPr>
-          <w:p>
-            <w:pPr>
-              <w:pStyle w:val="Compact"/>
-            </w:pPr>
-            <w:r>
-              <w:rPr>
-                <w:rStyle w:val="VerbatimChar"/>
-              </w:rPr>
-              <w:t>Ctrl+←</w:t>
-            </w:r>
-            <w:r>
-              <w:t xml:space="preserve"> </w:t>
-            </w:r>
-            <w:r>
-              <w:rPr>
-                <w:rStyle w:val="VerbatimChar"/>
-              </w:rPr>
-              <w:t>Ctrl+→</w:t>
-            </w:r>
-          </w:p>
-        </w:tc>
-        <w:tc>
-          <w:tcPr>
-            <w:tcW w:w="0" w:type="auto"/>
-          </w:tcPr>
-          <w:p>
-            <w:pPr>
-              <w:pStyle w:val="Compact"/>
-            </w:pPr>
-            <w:r>
-              <w:t>move lifeline left/right</w:t>
-            </w:r>
-          </w:p>
-        </w:tc>
-      </w:tr>
-      <w:tr>
-        <w:tc>
-          <w:tcPr>
-            <w:tcW w:w="0" w:type="auto"/>
-          </w:tcPr>
-          <w:p>
-            <w:pPr>
-              <w:pStyle w:val="Compact"/>
-            </w:pPr>
-            <w:r>
-              <w:rPr>
-                <w:rStyle w:val="VerbatimChar"/>
-              </w:rPr>
-              <w:t>←</w:t>
-            </w:r>
-            <w:r>
-              <w:t xml:space="preserve"> </w:t>
-            </w:r>
-            <w:r>
-              <w:rPr>
-                <w:rStyle w:val="VerbatimChar"/>
-              </w:rPr>
-              <w:t>→</w:t>
-            </w:r>
-            <w:r>
-              <w:t xml:space="preserve"> / </w:t>
-            </w:r>
-            <w:r>
-              <w:rPr>
-                <w:rStyle w:val="VerbatimChar"/>
-              </w:rPr>
-              <w:t>↑</w:t>
-            </w:r>
-            <w:r>
-              <w:t xml:space="preserve"> </w:t>
-            </w:r>
-            <w:r>
-              <w:rPr>
-                <w:rStyle w:val="VerbatimChar"/>
-              </w:rPr>
-              <w:t>↓</w:t>
-            </w:r>
-          </w:p>
-        </w:tc>
-        <w:tc>
-          <w:tcPr>
-            <w:tcW w:w="0" w:type="auto"/>
-          </w:tcPr>
-          <w:p>
-            <w:pPr>
-              <w:pStyle w:val="Compact"/>
-            </w:pPr>
-            <w:r>
-              <w:t>navigate between related shapes / along a lifeline</w:t>
-            </w:r>
-          </w:p>
-        </w:tc>
-      </w:tr>
-      <w:tr>
-        <w:tc>
-          <w:tcPr>
-            <w:tcW w:w="0" w:type="auto"/>
-          </w:tcPr>
-          <w:p>
-            <w:pPr>
-              <w:pStyle w:val="Compact"/>
-            </w:pPr>
-            <w:r>
-              <w:rPr>
-                <w:rStyle w:val="VerbatimChar"/>
-              </w:rPr>
-              <w:t>Enter</w:t>
-            </w:r>
-          </w:p>
-        </w:tc>
-        <w:tc>
-          <w:tcPr>
-            <w:tcW w:w="0" w:type="auto"/>
-          </w:tcPr>
-          <w:p>
-            <w:pPr>
-              <w:pStyle w:val="Compact"/>
-            </w:pPr>
-            <w:r>
-              <w:t>open the selected shape (as double-click)</w:t>
-            </w:r>
-          </w:p>
-        </w:tc>
-      </w:tr>
-      <w:tr>
-        <w:tc>
-          <w:tcPr>
-            <w:tcW w:w="0" w:type="auto"/>
-          </w:tcPr>
-          <w:p>
-            <w:pPr>
-              <w:pStyle w:val="Compact"/>
-            </w:pPr>
-            <w:r>
-              <w:rPr>
-                <w:rStyle w:val="VerbatimChar"/>
-              </w:rPr>
-              <w:t>Del</w:t>
-            </w:r>
-            <w:r>
-              <w:t xml:space="preserve"> / </w:t>
-            </w:r>
-            <w:r>
-              <w:rPr>
-                <w:rStyle w:val="VerbatimChar"/>
-              </w:rPr>
-              <w:t>Esc</w:t>
-            </w:r>
-            <w:r>
-              <w:t xml:space="preserve"> / </w:t>
-            </w:r>
-            <w:r>
-              <w:rPr>
-                <w:rStyle w:val="VerbatimChar"/>
-              </w:rPr>
-              <w:t>Ctrl+A</w:t>
-            </w:r>
-          </w:p>
-        </w:tc>
-        <w:tc>
-          <w:tcPr>
-            <w:tcW w:w="0" w:type="auto"/>
-          </w:tcPr>
-          <w:p>
-            <w:pPr>
-              <w:pStyle w:val="Compact"/>
-            </w:pPr>
-            <w:r>
-              <w:t>delete / cancel-or-clear / select all</w:t>
-            </w:r>
-          </w:p>
-        </w:tc>
-      </w:tr>
-    </w:tbl>
-    <w:p>
-      <w:pPr>
-        <w:pStyle w:val="BodyText"/>
-      </w:pPr>
-      <w:r>
-        <w:t xml:space="preserve">A power feature for documentation: </w:t>
-      </w:r>
-      <w:r>
-        <w:rPr>
-          <w:b/>
-          <w:bCs/>
-        </w:rPr>
-        <w:t>call traces</w:t>
-      </w:r>
-      <w:r>
-        <w:t>. Via the command interface (</w:t>
-      </w:r>
-      <w:r>
-        <w:rPr>
-          <w:rStyle w:val="VerbatimChar"/>
-        </w:rPr>
-        <w:t>add_call_trace</w:t>
-      </w:r>
-      <w:r>
-        <w:t xml:space="preserve">, chapter 16), ClassBuilder scans a method body, resolves the calls against the model, and generates a whole sequence diagram of the call tree automatically — the figure below was made that way from </w:t>
-      </w:r>
-      <w:r>
-        <w:rPr>
-          <w:rStyle w:val="VerbatimChar"/>
-        </w:rPr>
-        <w:t>Matrix::Matrix(int, int)</w:t>
-      </w:r>
-      <w:r>
-        <w:t>.</w:t>
-      </w:r>
-    </w:p>
-    <w:p>
-      <w:pPr>
-        <w:pStyle w:val="CaptionedFigure"/>
-      </w:pPr>
-      <w:r>
-        <w:rPr>
-          <w:noProof/>
-        </w:rPr>
-        <w:drawing>
-          <wp:inline distT="0" distB="0" distL="0" distR="0" wp14:anchorId="2BDD3811" wp14:editId="60BCA0B7">
-            <wp:extent cx="5334000" cy="7544589"/>
-            <wp:effectExtent l="0" t="0" r="0" b="0"/>
-            <wp:docPr id="260" name="Picture" descr="A pipe-generated call trace of the Matrix constructor (“Matrix constructor walkthrough”)."/>
-            <wp:cNvGraphicFramePr/>
-            <a:graphic xmlns:a="http://schemas.openxmlformats.org/drawingml/2006/main">
-              <a:graphicData uri="http://schemas.openxmlformats.org/drawingml/2006/picture">
-                <pic:pic xmlns:pic="http://schemas.openxmlformats.org/drawingml/2006/picture">
-                  <pic:nvPicPr>
-                    <pic:cNvPr id="261" name="Picture" descr="images/sd-ctor-walkthrough.svg"/>
+                    <pic:cNvPr id="259" name="Picture" descr="images/sd-create.svg"/>
                     <pic:cNvPicPr>
                       <a:picLocks noChangeAspect="1" noChangeArrowheads="1"/>
                     </pic:cNvPicPr>
@@ -31112,6 +29914,1297 @@
         <w:pStyle w:val="ImageCaption"/>
       </w:pPr>
       <w:r>
+        <w:t xml:space="preserve">The “Creating a Matrix” </w:t>
+      </w:r>
+      <w:r>
+        <w:t>sequence diagram (SVG export, generated with add_call_trace): a User triggers Matrix(rows, columns), which constructs the Columns and Rows.</w:t>
+      </w:r>
+    </w:p>
+    <w:p>
+      <w:pPr>
+        <w:pStyle w:val="Heading2"/>
+      </w:pPr>
+      <w:bookmarkStart w:id="108" w:name="building-one"/>
+      <w:bookmarkStart w:id="109" w:name="_Toc234834435"/>
+      <w:r>
+        <w:rPr>
+          <w:rStyle w:val="SectionNumber"/>
+        </w:rPr>
+        <w:t>8.1</w:t>
+      </w:r>
+      <w:r>
+        <w:tab/>
+        <w:t>Building one</w:t>
+      </w:r>
+      <w:bookmarkEnd w:id="109"/>
+    </w:p>
+    <w:p>
+      <w:pPr>
+        <w:pStyle w:val="Compact"/>
+        <w:numPr>
+          <w:ilvl w:val="0"/>
+          <w:numId w:val="21"/>
+        </w:numPr>
+      </w:pPr>
+      <w:r>
+        <w:rPr>
+          <w:rStyle w:val="VerbatimChar"/>
+        </w:rPr>
+        <w:t>Add ▸ Sequence Diagram</w:t>
+      </w:r>
+      <w:r>
+        <w:t xml:space="preserve"> on the model/class/group node; the dialog sets numbering style (</w:t>
+      </w:r>
+      <w:r>
+        <w:rPr>
+          <w:rStyle w:val="VerbatimChar"/>
+        </w:rPr>
+        <w:t>1</w:t>
+      </w:r>
+      <w:r>
+        <w:t xml:space="preserve">, </w:t>
+      </w:r>
+      <w:r>
+        <w:rPr>
+          <w:rStyle w:val="VerbatimChar"/>
+        </w:rPr>
+        <w:t>1.1.1</w:t>
+      </w:r>
+      <w:r>
+        <w:t xml:space="preserve">, </w:t>
+      </w:r>
+      <w:r>
+        <w:rPr>
+          <w:rStyle w:val="VerbatimChar"/>
+        </w:rPr>
+        <w:t>a</w:t>
+      </w:r>
+      <w:r>
+        <w:t>, …), whether message labels show argument types/names/scope, caption, scale.</w:t>
+      </w:r>
+    </w:p>
+    <w:p>
+      <w:pPr>
+        <w:pStyle w:val="Compact"/>
+        <w:numPr>
+          <w:ilvl w:val="0"/>
+          <w:numId w:val="21"/>
+        </w:numPr>
+      </w:pPr>
+      <w:r>
+        <w:t xml:space="preserve">Add lifelines: </w:t>
+      </w:r>
+      <w:r>
+        <w:rPr>
+          <w:rStyle w:val="VerbatimChar"/>
+        </w:rPr>
+        <w:t>Add ▸ Lifeline</w:t>
+      </w:r>
+      <w:r>
+        <w:t xml:space="preserve"> (</w:t>
+      </w:r>
+      <w:r>
+        <w:rPr>
+          <w:rStyle w:val="VerbatimChar"/>
+        </w:rPr>
+        <w:t>Ctrl+Shift+L</w:t>
+      </w:r>
+      <w:r>
+        <w:t xml:space="preserve">) then click on the lifeline row, </w:t>
+      </w:r>
+      <w:r>
+        <w:rPr>
+          <w:rStyle w:val="VerbatimChar"/>
+        </w:rPr>
+        <w:t>Ctrl</w:t>
+      </w:r>
+      <w:r>
+        <w:t xml:space="preserve">+drag classes/actors in from the tree, or </w:t>
+      </w:r>
+      <w:r>
+        <w:rPr>
+          <w:rStyle w:val="VerbatimChar"/>
+        </w:rPr>
+        <w:t>Add ▸ Class</w:t>
+      </w:r>
+      <w:r>
+        <w:t xml:space="preserve"> </w:t>
+      </w:r>
+      <w:r>
+        <w:t>to create a class and its lifeline in one go.</w:t>
+      </w:r>
+    </w:p>
+    <w:p>
+      <w:pPr>
+        <w:pStyle w:val="Compact"/>
+        <w:numPr>
+          <w:ilvl w:val="0"/>
+          <w:numId w:val="21"/>
+        </w:numPr>
+      </w:pPr>
+      <w:r>
+        <w:t xml:space="preserve">Create messages </w:t>
+      </w:r>
+      <w:r>
+        <w:rPr>
+          <w:b/>
+          <w:bCs/>
+        </w:rPr>
+        <w:t>by dragging</w:t>
+      </w:r>
+      <w:r>
+        <w:t>: press on a sender activation and drag onto a target — another activation, or a lifeline body (which creates the receiving activation). A dashed preview line follows the drag and the cursor becomes a pointing hand over a valid target; on drop the message dialog opens to bind a method (</w:t>
+      </w:r>
+      <w:r>
+        <w:rPr>
+          <w:rStyle w:val="VerbatimChar"/>
+        </w:rPr>
+        <w:t>Cancel</w:t>
+      </w:r>
+      <w:r>
+        <w:t xml:space="preserve"> creates nothing). Creation/destruction flags mark constructor/destructor semantics. Self-calls and cycles are refused.</w:t>
+      </w:r>
+    </w:p>
+    <w:p>
+      <w:pPr>
+        <w:pStyle w:val="Compact"/>
+        <w:numPr>
+          <w:ilvl w:val="0"/>
+          <w:numId w:val="21"/>
+        </w:numPr>
+      </w:pPr>
+      <w:r>
+        <w:t>Notes: free boxes with attach-lines — see below.</w:t>
+      </w:r>
+    </w:p>
+    <w:p>
+      <w:pPr>
+        <w:pStyle w:val="Heading2"/>
+      </w:pPr>
+      <w:bookmarkStart w:id="110" w:name="what-moves-and-how"/>
+      <w:bookmarkStart w:id="111" w:name="_Toc234834436"/>
+      <w:bookmarkEnd w:id="108"/>
+      <w:r>
+        <w:rPr>
+          <w:rStyle w:val="SectionNumber"/>
+        </w:rPr>
+        <w:t>8.2</w:t>
+      </w:r>
+      <w:r>
+        <w:tab/>
+        <w:t>What moves, and how</w:t>
+      </w:r>
+      <w:bookmarkEnd w:id="111"/>
+    </w:p>
+    <w:tbl>
+      <w:tblPr>
+        <w:tblStyle w:val="Table"/>
+        <w:tblW w:w="5000" w:type="pct"/>
+        <w:tblLook w:val="0020" w:firstRow="1" w:lastRow="0" w:firstColumn="0" w:lastColumn="0" w:noHBand="0" w:noVBand="0"/>
+      </w:tblPr>
+      <w:tblGrid>
+        <w:gridCol w:w="2744"/>
+        <w:gridCol w:w="3412"/>
+        <w:gridCol w:w="3420"/>
+      </w:tblGrid>
+      <w:tr>
+        <w:trPr>
+          <w:cnfStyle w:val="100000000000" w:firstRow="1" w:lastRow="0" w:firstColumn="0" w:lastColumn="0" w:oddVBand="0" w:evenVBand="0" w:oddHBand="0" w:evenHBand="0" w:firstRowFirstColumn="0" w:firstRowLastColumn="0" w:lastRowFirstColumn="0" w:lastRowLastColumn="0"/>
+          <w:tblHeader/>
+        </w:trPr>
+        <w:tc>
+          <w:tcPr>
+            <w:tcW w:w="0" w:type="auto"/>
+          </w:tcPr>
+          <w:p>
+            <w:pPr>
+              <w:pStyle w:val="Compact"/>
+            </w:pPr>
+            <w:r>
+              <w:t>What</w:t>
+            </w:r>
+          </w:p>
+        </w:tc>
+        <w:tc>
+          <w:tcPr>
+            <w:tcW w:w="0" w:type="auto"/>
+          </w:tcPr>
+          <w:p>
+            <w:pPr>
+              <w:pStyle w:val="Compact"/>
+            </w:pPr>
+            <w:r>
+              <w:t>Gesture</w:t>
+            </w:r>
+          </w:p>
+        </w:tc>
+        <w:tc>
+          <w:tcPr>
+            <w:tcW w:w="0" w:type="auto"/>
+          </w:tcPr>
+          <w:p>
+            <w:pPr>
+              <w:pStyle w:val="Compact"/>
+            </w:pPr>
+            <w:r>
+              <w:t>Notes</w:t>
+            </w:r>
+          </w:p>
+        </w:tc>
+      </w:tr>
+      <w:tr>
+        <w:tc>
+          <w:tcPr>
+            <w:tcW w:w="0" w:type="auto"/>
+          </w:tcPr>
+          <w:p>
+            <w:pPr>
+              <w:pStyle w:val="Compact"/>
+            </w:pPr>
+            <w:r>
+              <w:t>Receiving activation</w:t>
+            </w:r>
+          </w:p>
+        </w:tc>
+        <w:tc>
+          <w:tcPr>
+            <w:tcW w:w="0" w:type="auto"/>
+          </w:tcPr>
+          <w:p>
+            <w:pPr>
+              <w:pStyle w:val="Compact"/>
+            </w:pPr>
+            <w:r>
+              <w:t xml:space="preserve">drag the </w:t>
+            </w:r>
+            <w:r>
+              <w:rPr>
+                <w:b/>
+                <w:bCs/>
+              </w:rPr>
+              <w:t>message arrow</w:t>
+            </w:r>
+            <w:r>
+              <w:t xml:space="preserve"> up/down</w:t>
+            </w:r>
+          </w:p>
+        </w:tc>
+        <w:tc>
+          <w:tcPr>
+            <w:tcW w:w="0" w:type="auto"/>
+          </w:tcPr>
+          <w:p>
+            <w:pPr>
+              <w:pStyle w:val="Compact"/>
+            </w:pPr>
+            <w:r>
+              <w:t>vertical only; clamped to its container; dashed ghost</w:t>
+            </w:r>
+          </w:p>
+        </w:tc>
+      </w:tr>
+      <w:tr>
+        <w:tc>
+          <w:tcPr>
+            <w:tcW w:w="0" w:type="auto"/>
+          </w:tcPr>
+          <w:p>
+            <w:pPr>
+              <w:pStyle w:val="Compact"/>
+            </w:pPr>
+            <w:r>
+              <w:t>Sending activation</w:t>
+            </w:r>
+          </w:p>
+        </w:tc>
+        <w:tc>
+          <w:tcPr>
+            <w:tcW w:w="0" w:type="auto"/>
+          </w:tcPr>
+          <w:p>
+            <w:pPr>
+              <w:pStyle w:val="Compact"/>
+            </w:pPr>
+            <w:r>
+              <w:rPr>
+                <w:rStyle w:val="VerbatimChar"/>
+              </w:rPr>
+              <w:t>Alt</w:t>
+            </w:r>
+            <w:r>
+              <w:t xml:space="preserve"> + drag the arrow</w:t>
+            </w:r>
+          </w:p>
+        </w:tc>
+        <w:tc>
+          <w:tcPr>
+            <w:tcW w:w="0" w:type="auto"/>
+          </w:tcPr>
+          <w:p>
+            <w:pPr>
+              <w:pStyle w:val="Compact"/>
+            </w:pPr>
+            <w:r>
+              <w:t>same drag, other end</w:t>
+            </w:r>
+          </w:p>
+        </w:tc>
+      </w:tr>
+      <w:tr>
+        <w:tc>
+          <w:tcPr>
+            <w:tcW w:w="0" w:type="auto"/>
+          </w:tcPr>
+          <w:p>
+            <w:pPr>
+              <w:pStyle w:val="Compact"/>
+            </w:pPr>
+            <w:r>
+              <w:t>Activation among siblings</w:t>
+            </w:r>
+          </w:p>
+        </w:tc>
+        <w:tc>
+          <w:tcPr>
+            <w:tcW w:w="0" w:type="auto"/>
+          </w:tcPr>
+          <w:p>
+            <w:pPr>
+              <w:pStyle w:val="Compact"/>
+            </w:pPr>
+            <w:r>
+              <w:rPr>
+                <w:rStyle w:val="VerbatimChar"/>
+              </w:rPr>
+              <w:t>Ctrl+↑</w:t>
+            </w:r>
+            <w:r>
+              <w:t xml:space="preserve"> / </w:t>
+            </w:r>
+            <w:r>
+              <w:rPr>
+                <w:rStyle w:val="VerbatimChar"/>
+              </w:rPr>
+              <w:t>Ctrl+↓</w:t>
+            </w:r>
+            <w:r>
+              <w:t xml:space="preserve"> (or context menu Move Up/Down)</w:t>
+            </w:r>
+          </w:p>
+        </w:tc>
+        <w:tc>
+          <w:tcPr>
+            <w:tcW w:w="0" w:type="auto"/>
+          </w:tcPr>
+          <w:p>
+            <w:pPr>
+              <w:pStyle w:val="Compact"/>
+            </w:pPr>
+            <w:r>
+              <w:t>reorders the call sequence</w:t>
+            </w:r>
+          </w:p>
+        </w:tc>
+      </w:tr>
+      <w:tr>
+        <w:tc>
+          <w:tcPr>
+            <w:tcW w:w="0" w:type="auto"/>
+          </w:tcPr>
+          <w:p>
+            <w:pPr>
+              <w:pStyle w:val="Compact"/>
+            </w:pPr>
+            <w:r>
+              <w:t>Lifeline</w:t>
+            </w:r>
+          </w:p>
+        </w:tc>
+        <w:tc>
+          <w:tcPr>
+            <w:tcW w:w="0" w:type="auto"/>
+          </w:tcPr>
+          <w:p>
+            <w:pPr>
+              <w:pStyle w:val="Compact"/>
+            </w:pPr>
+            <w:r>
+              <w:t xml:space="preserve">drag its head left/right, or </w:t>
+            </w:r>
+            <w:r>
+              <w:rPr>
+                <w:rStyle w:val="VerbatimChar"/>
+              </w:rPr>
+              <w:t>Ctrl+←</w:t>
+            </w:r>
+            <w:r>
+              <w:t xml:space="preserve"> / </w:t>
+            </w:r>
+            <w:r>
+              <w:rPr>
+                <w:rStyle w:val="VerbatimChar"/>
+              </w:rPr>
+              <w:t>Ctrl+→</w:t>
+            </w:r>
+          </w:p>
+        </w:tc>
+        <w:tc>
+          <w:tcPr>
+            <w:tcW w:w="0" w:type="auto"/>
+          </w:tcPr>
+          <w:p>
+            <w:pPr>
+              <w:pStyle w:val="Compact"/>
+            </w:pPr>
+            <w:r>
+              <w:t>horizontal only; siblings shift aside</w:t>
+            </w:r>
+          </w:p>
+        </w:tc>
+      </w:tr>
+      <w:tr>
+        <w:tc>
+          <w:tcPr>
+            <w:tcW w:w="0" w:type="auto"/>
+          </w:tcPr>
+          <w:p>
+            <w:pPr>
+              <w:pStyle w:val="Compact"/>
+            </w:pPr>
+            <w:r>
+              <w:t>Signal texts (name, guard label, return)</w:t>
+            </w:r>
+          </w:p>
+        </w:tc>
+        <w:tc>
+          <w:tcPr>
+            <w:tcW w:w="0" w:type="auto"/>
+          </w:tcPr>
+          <w:p>
+            <w:pPr>
+              <w:pStyle w:val="Compact"/>
+            </w:pPr>
+            <w:r>
+              <w:t>drag, on a selected signal</w:t>
+            </w:r>
+          </w:p>
+        </w:tc>
+        <w:tc>
+          <w:tcPr>
+            <w:tcW w:w="0" w:type="auto"/>
+          </w:tcPr>
+          <w:p>
+            <w:pPr>
+              <w:pStyle w:val="Compact"/>
+            </w:pPr>
+            <w:r>
+              <w:t>free 2-D offset, grid-snapped</w:t>
+            </w:r>
+          </w:p>
+        </w:tc>
+      </w:tr>
+      <w:tr>
+        <w:tc>
+          <w:tcPr>
+            <w:tcW w:w="0" w:type="auto"/>
+          </w:tcPr>
+          <w:p>
+            <w:pPr>
+              <w:pStyle w:val="Compact"/>
+            </w:pPr>
+            <w:r>
+              <w:t>Note</w:t>
+            </w:r>
+          </w:p>
+        </w:tc>
+        <w:tc>
+          <w:tcPr>
+            <w:tcW w:w="0" w:type="auto"/>
+          </w:tcPr>
+          <w:p>
+            <w:pPr>
+              <w:pStyle w:val="Compact"/>
+            </w:pPr>
+            <w:r>
+              <w:t>drag body / left-right edge handles</w:t>
+            </w:r>
+          </w:p>
+        </w:tc>
+        <w:tc>
+          <w:tcPr>
+            <w:tcW w:w="0" w:type="auto"/>
+          </w:tcPr>
+          <w:p>
+            <w:pPr>
+              <w:pStyle w:val="Compact"/>
+            </w:pPr>
+            <w:r>
+              <w:t>move / resize</w:t>
+            </w:r>
+          </w:p>
+        </w:tc>
+      </w:tr>
+      <w:tr>
+        <w:tc>
+          <w:tcPr>
+            <w:tcW w:w="0" w:type="auto"/>
+          </w:tcPr>
+          <w:p>
+            <w:pPr>
+              <w:pStyle w:val="Compact"/>
+            </w:pPr>
+            <w:r>
+              <w:t>Note attach-line points</w:t>
+            </w:r>
+          </w:p>
+        </w:tc>
+        <w:tc>
+          <w:tcPr>
+            <w:tcW w:w="0" w:type="auto"/>
+          </w:tcPr>
+          <w:p>
+            <w:pPr>
+              <w:pStyle w:val="Compact"/>
+            </w:pPr>
+            <w:r>
+              <w:t>drag the point</w:t>
+            </w:r>
+          </w:p>
+        </w:tc>
+        <w:tc>
+          <w:tcPr>
+            <w:tcW w:w="0" w:type="auto"/>
+          </w:tcPr>
+          <w:p>
+            <w:pPr>
+              <w:pStyle w:val="Compact"/>
+            </w:pPr>
+            <w:r>
+              <w:t>see below</w:t>
+            </w:r>
+          </w:p>
+        </w:tc>
+      </w:tr>
+    </w:tbl>
+    <w:p>
+      <w:pPr>
+        <w:pStyle w:val="BodyText"/>
+      </w:pPr>
+      <w:r>
+        <w:rPr>
+          <w:b/>
+          <w:bCs/>
+        </w:rPr>
+        <w:t>Notes and their points.</w:t>
+      </w:r>
+      <w:r>
+        <w:t xml:space="preserve"> Like class-diagram notes, attach-line endpoints are </w:t>
+      </w:r>
+      <w:r>
+        <w:rPr>
+          <w:b/>
+          <w:bCs/>
+        </w:rPr>
+        <w:t>semi-attached</w:t>
+      </w:r>
+      <w:r>
+        <w:t>: purely positional, so a point lying on a lifeline or signal travels with it. Dragging a corner point outward spawns a new joint; dragging a point back into the note deletes it. On release, a point near a signal arrow snaps vertically onto it — the line then tracks that signal.</w:t>
+      </w:r>
+    </w:p>
+    <w:p>
+      <w:pPr>
+        <w:pStyle w:val="Heading2"/>
+      </w:pPr>
+      <w:bookmarkStart w:id="112" w:name="keeping-it-readable"/>
+      <w:bookmarkStart w:id="113" w:name="_Toc234834437"/>
+      <w:bookmarkEnd w:id="110"/>
+      <w:r>
+        <w:rPr>
+          <w:rStyle w:val="SectionNumber"/>
+        </w:rPr>
+        <w:t>8.3</w:t>
+      </w:r>
+      <w:r>
+        <w:tab/>
+        <w:t>Keeping it readable</w:t>
+      </w:r>
+      <w:bookmarkEnd w:id="113"/>
+    </w:p>
+    <w:p>
+      <w:pPr>
+        <w:pStyle w:val="FirstParagraph"/>
+      </w:pPr>
+      <w:r>
+        <w:t>Three context-menu layout commands (each one undo step):</w:t>
+      </w:r>
+    </w:p>
+    <w:p>
+      <w:pPr>
+        <w:pStyle w:val="Compact"/>
+        <w:numPr>
+          <w:ilvl w:val="0"/>
+          <w:numId w:val="22"/>
+        </w:numPr>
+      </w:pPr>
+      <w:r>
+        <w:rPr>
+          <w:b/>
+          <w:bCs/>
+        </w:rPr>
+        <w:t>Optimize Placement</w:t>
+      </w:r>
+      <w:r>
+        <w:t xml:space="preserve"> — reorders lifelines to minimize crossings, packs horizontally, resets offsets.</w:t>
+      </w:r>
+    </w:p>
+    <w:p>
+      <w:pPr>
+        <w:pStyle w:val="Compact"/>
+        <w:numPr>
+          <w:ilvl w:val="0"/>
+          <w:numId w:val="22"/>
+        </w:numPr>
+      </w:pPr>
+      <w:r>
+        <w:rPr>
+          <w:b/>
+          <w:bCs/>
+        </w:rPr>
+        <w:t>Space Lifelines</w:t>
+      </w:r>
+      <w:r>
+        <w:t xml:space="preserve"> </w:t>
+      </w:r>
+      <w:r>
+        <w:t>— even horizontal spacing, order preserved.</w:t>
+      </w:r>
+    </w:p>
+    <w:p>
+      <w:pPr>
+        <w:pStyle w:val="Compact"/>
+        <w:numPr>
+          <w:ilvl w:val="0"/>
+          <w:numId w:val="22"/>
+        </w:numPr>
+      </w:pPr>
+      <w:r>
+        <w:rPr>
+          <w:b/>
+          <w:bCs/>
+        </w:rPr>
+        <w:t>Reset Activation Offsets</w:t>
+      </w:r>
+      <w:r>
+        <w:t xml:space="preserve"> — clears manual vertical tweaks.</w:t>
+      </w:r>
+    </w:p>
+    <w:p>
+      <w:pPr>
+        <w:pStyle w:val="FirstParagraph"/>
+      </w:pPr>
+      <w:r>
+        <w:rPr>
+          <w:rStyle w:val="VerbatimChar"/>
+        </w:rPr>
+        <w:t>Collapse Activations to Note</w:t>
+      </w:r>
+      <w:r>
+        <w:t xml:space="preserve"> replaces a selected group of nested activations with a summarizing note — good for hiding boilerplate sub-calls.</w:t>
+      </w:r>
+    </w:p>
+    <w:p>
+      <w:pPr>
+        <w:pStyle w:val="Heading2"/>
+      </w:pPr>
+      <w:bookmarkStart w:id="114" w:name="toolbar-colors-zoom"/>
+      <w:bookmarkStart w:id="115" w:name="_Toc234834438"/>
+      <w:bookmarkEnd w:id="112"/>
+      <w:r>
+        <w:rPr>
+          <w:rStyle w:val="SectionNumber"/>
+        </w:rPr>
+        <w:t>8.4</w:t>
+      </w:r>
+      <w:r>
+        <w:tab/>
+        <w:t>Toolbar, colors, zoom</w:t>
+      </w:r>
+      <w:bookmarkEnd w:id="115"/>
+    </w:p>
+    <w:p>
+      <w:pPr>
+        <w:pStyle w:val="Compact"/>
+        <w:numPr>
+          <w:ilvl w:val="0"/>
+          <w:numId w:val="23"/>
+        </w:numPr>
+      </w:pPr>
+      <w:r>
+        <w:rPr>
+          <w:b/>
+          <w:bCs/>
+        </w:rPr>
+        <w:t>Toolbar</w:t>
+      </w:r>
+      <w:r>
+        <w:t>: Add Lifeline, Add Note, Add Class (placement/dialog) · Delete · Undo / Redo · Zoom In / Out / Fit · Export SVG.</w:t>
+      </w:r>
+    </w:p>
+    <w:p>
+      <w:pPr>
+        <w:pStyle w:val="BlockText"/>
+      </w:pPr>
+      <w:r>
+        <w:rPr>
+          <w:b/>
+          <w:bCs/>
+        </w:rPr>
+        <w:t>[FIGURE: Sequence-diagram toolbar]</w:t>
+      </w:r>
+      <w:r>
+        <w:t xml:space="preserve"> — cropped strip of the SD toolbar. </w:t>
+      </w:r>
+      <w:r>
+        <w:rPr>
+          <w:b/>
+          <w:bCs/>
+        </w:rPr>
+        <w:t>[FIGURE: Sequence-diagram context menu]</w:t>
+      </w:r>
+      <w:r>
+        <w:t xml:space="preserve"> </w:t>
+      </w:r>
+      <w:r>
+        <w:t xml:space="preserve">— the context menu open on an activation, with the Add submenu expanded. - </w:t>
+      </w:r>
+      <w:r>
+        <w:rPr>
+          <w:b/>
+          <w:bCs/>
+        </w:rPr>
+        <w:t>Colors</w:t>
+      </w:r>
+      <w:r>
+        <w:t xml:space="preserve">: per-shape </w:t>
+      </w:r>
+      <w:r>
+        <w:rPr>
+          <w:rStyle w:val="VerbatimChar"/>
+        </w:rPr>
+        <w:t>Change Line/Text Color...</w:t>
+      </w:r>
+      <w:r>
+        <w:t xml:space="preserve">, plus the document-wide </w:t>
+      </w:r>
+      <w:r>
+        <w:rPr>
+          <w:b/>
+          <w:bCs/>
+        </w:rPr>
+        <w:t>Color Templates ▸</w:t>
+      </w:r>
+      <w:r>
+        <w:t xml:space="preserve"> for the sequence-diagram defaults (lifeline, activation, signal and note line/text colors) — same mechanism as in class diagrams. - </w:t>
+      </w:r>
+      <w:r>
+        <w:rPr>
+          <w:b/>
+          <w:bCs/>
+        </w:rPr>
+        <w:t>Zoom &amp; pan</w:t>
+      </w:r>
+      <w:r>
+        <w:t>: identical to class diagrams (</w:t>
+      </w:r>
+      <w:r>
+        <w:rPr>
+          <w:rStyle w:val="VerbatimChar"/>
+        </w:rPr>
+        <w:t>Ctrl</w:t>
+      </w:r>
+      <w:r>
+        <w:t xml:space="preserve">+wheel anchored at the cursor, </w:t>
+      </w:r>
+      <w:r>
+        <w:rPr>
+          <w:rStyle w:val="VerbatimChar"/>
+        </w:rPr>
+        <w:t>Ctrl+=</w:t>
+      </w:r>
+      <w:r>
+        <w:t>/</w:t>
+      </w:r>
+      <w:r>
+        <w:rPr>
+          <w:rStyle w:val="VerbatimChar"/>
+        </w:rPr>
+        <w:t>Ctrl+-</w:t>
+      </w:r>
+      <w:r>
+        <w:t xml:space="preserve">, Fit via toolbar or </w:t>
+      </w:r>
+      <w:r>
+        <w:rPr>
+          <w:rStyle w:val="VerbatimChar"/>
+        </w:rPr>
+        <w:t>Ctrl+0</w:t>
+      </w:r>
+      <w:r>
+        <w:t>, pan with plain scroll / middle-drag / scrollbars, pinch on trackpads).</w:t>
+      </w:r>
+    </w:p>
+    <w:p>
+      <w:pPr>
+        <w:pStyle w:val="Heading2"/>
+      </w:pPr>
+      <w:bookmarkStart w:id="116" w:name="canvas-keys-1"/>
+      <w:bookmarkStart w:id="117" w:name="_Toc234834439"/>
+      <w:bookmarkEnd w:id="114"/>
+      <w:r>
+        <w:rPr>
+          <w:rStyle w:val="SectionNumber"/>
+        </w:rPr>
+        <w:t>8.5</w:t>
+      </w:r>
+      <w:r>
+        <w:tab/>
+        <w:t>Canvas keys</w:t>
+      </w:r>
+      <w:bookmarkEnd w:id="117"/>
+    </w:p>
+    <w:tbl>
+      <w:tblPr>
+        <w:tblStyle w:val="Table"/>
+        <w:tblW w:w="5000" w:type="pct"/>
+        <w:tblLook w:val="0020" w:firstRow="1" w:lastRow="0" w:firstColumn="0" w:lastColumn="0" w:noHBand="0" w:noVBand="0"/>
+      </w:tblPr>
+      <w:tblGrid>
+        <w:gridCol w:w="3712"/>
+        <w:gridCol w:w="5864"/>
+      </w:tblGrid>
+      <w:tr>
+        <w:trPr>
+          <w:cnfStyle w:val="100000000000" w:firstRow="1" w:lastRow="0" w:firstColumn="0" w:lastColumn="0" w:oddVBand="0" w:evenVBand="0" w:oddHBand="0" w:evenHBand="0" w:firstRowFirstColumn="0" w:firstRowLastColumn="0" w:lastRowFirstColumn="0" w:lastRowLastColumn="0"/>
+          <w:tblHeader/>
+        </w:trPr>
+        <w:tc>
+          <w:tcPr>
+            <w:tcW w:w="0" w:type="auto"/>
+          </w:tcPr>
+          <w:p>
+            <w:pPr>
+              <w:pStyle w:val="Compact"/>
+            </w:pPr>
+            <w:r>
+              <w:t>Key</w:t>
+            </w:r>
+          </w:p>
+        </w:tc>
+        <w:tc>
+          <w:tcPr>
+            <w:tcW w:w="0" w:type="auto"/>
+          </w:tcPr>
+          <w:p>
+            <w:pPr>
+              <w:pStyle w:val="Compact"/>
+            </w:pPr>
+            <w:r>
+              <w:t>Action</w:t>
+            </w:r>
+          </w:p>
+        </w:tc>
+      </w:tr>
+      <w:tr>
+        <w:tc>
+          <w:tcPr>
+            <w:tcW w:w="0" w:type="auto"/>
+          </w:tcPr>
+          <w:p>
+            <w:pPr>
+              <w:pStyle w:val="Compact"/>
+            </w:pPr>
+            <w:r>
+              <w:rPr>
+                <w:rStyle w:val="VerbatimChar"/>
+              </w:rPr>
+              <w:t>Ctrl+Shift+L</w:t>
+            </w:r>
+            <w:r>
+              <w:t xml:space="preserve"> / </w:t>
+            </w:r>
+            <w:r>
+              <w:rPr>
+                <w:rStyle w:val="VerbatimChar"/>
+              </w:rPr>
+              <w:t>Ctrl+Shift+N</w:t>
+            </w:r>
+          </w:p>
+        </w:tc>
+        <w:tc>
+          <w:tcPr>
+            <w:tcW w:w="0" w:type="auto"/>
+          </w:tcPr>
+          <w:p>
+            <w:pPr>
+              <w:pStyle w:val="Compact"/>
+            </w:pPr>
+            <w:r>
+              <w:t>arm Add Lifeline / Add Note placement</w:t>
+            </w:r>
+          </w:p>
+        </w:tc>
+      </w:tr>
+      <w:tr>
+        <w:tc>
+          <w:tcPr>
+            <w:tcW w:w="0" w:type="auto"/>
+          </w:tcPr>
+          <w:p>
+            <w:pPr>
+              <w:pStyle w:val="Compact"/>
+            </w:pPr>
+            <w:r>
+              <w:rPr>
+                <w:rStyle w:val="VerbatimChar"/>
+              </w:rPr>
+              <w:t>Ctrl+Shift+C</w:t>
+            </w:r>
+          </w:p>
+        </w:tc>
+        <w:tc>
+          <w:tcPr>
+            <w:tcW w:w="0" w:type="auto"/>
+          </w:tcPr>
+          <w:p>
+            <w:pPr>
+              <w:pStyle w:val="Compact"/>
+            </w:pPr>
+            <w:r>
+              <w:t>Add Class (dialog; lifeline auto-placed)</w:t>
+            </w:r>
+          </w:p>
+        </w:tc>
+      </w:tr>
+      <w:tr>
+        <w:tc>
+          <w:tcPr>
+            <w:tcW w:w="0" w:type="auto"/>
+          </w:tcPr>
+          <w:p>
+            <w:pPr>
+              <w:pStyle w:val="Compact"/>
+            </w:pPr>
+            <w:r>
+              <w:rPr>
+                <w:rStyle w:val="VerbatimChar"/>
+              </w:rPr>
+              <w:t>Ctrl+↑</w:t>
+            </w:r>
+            <w:r>
+              <w:t xml:space="preserve"> </w:t>
+            </w:r>
+            <w:r>
+              <w:rPr>
+                <w:rStyle w:val="VerbatimChar"/>
+              </w:rPr>
+              <w:t>Ctrl+↓</w:t>
+            </w:r>
+          </w:p>
+        </w:tc>
+        <w:tc>
+          <w:tcPr>
+            <w:tcW w:w="0" w:type="auto"/>
+          </w:tcPr>
+          <w:p>
+            <w:pPr>
+              <w:pStyle w:val="Compact"/>
+            </w:pPr>
+            <w:r>
+              <w:t>move activation up/down among siblings</w:t>
+            </w:r>
+          </w:p>
+        </w:tc>
+      </w:tr>
+      <w:tr>
+        <w:tc>
+          <w:tcPr>
+            <w:tcW w:w="0" w:type="auto"/>
+          </w:tcPr>
+          <w:p>
+            <w:pPr>
+              <w:pStyle w:val="Compact"/>
+            </w:pPr>
+            <w:r>
+              <w:rPr>
+                <w:rStyle w:val="VerbatimChar"/>
+              </w:rPr>
+              <w:t>Ctrl+←</w:t>
+            </w:r>
+            <w:r>
+              <w:t xml:space="preserve"> </w:t>
+            </w:r>
+            <w:r>
+              <w:rPr>
+                <w:rStyle w:val="VerbatimChar"/>
+              </w:rPr>
+              <w:t>Ctrl+→</w:t>
+            </w:r>
+          </w:p>
+        </w:tc>
+        <w:tc>
+          <w:tcPr>
+            <w:tcW w:w="0" w:type="auto"/>
+          </w:tcPr>
+          <w:p>
+            <w:pPr>
+              <w:pStyle w:val="Compact"/>
+            </w:pPr>
+            <w:r>
+              <w:t>move lifeline left/right</w:t>
+            </w:r>
+          </w:p>
+        </w:tc>
+      </w:tr>
+      <w:tr>
+        <w:tc>
+          <w:tcPr>
+            <w:tcW w:w="0" w:type="auto"/>
+          </w:tcPr>
+          <w:p>
+            <w:pPr>
+              <w:pStyle w:val="Compact"/>
+            </w:pPr>
+            <w:r>
+              <w:rPr>
+                <w:rStyle w:val="VerbatimChar"/>
+              </w:rPr>
+              <w:t>←</w:t>
+            </w:r>
+            <w:r>
+              <w:t xml:space="preserve"> </w:t>
+            </w:r>
+            <w:r>
+              <w:rPr>
+                <w:rStyle w:val="VerbatimChar"/>
+              </w:rPr>
+              <w:t>→</w:t>
+            </w:r>
+            <w:r>
+              <w:t xml:space="preserve"> / </w:t>
+            </w:r>
+            <w:r>
+              <w:rPr>
+                <w:rStyle w:val="VerbatimChar"/>
+              </w:rPr>
+              <w:t>↑</w:t>
+            </w:r>
+            <w:r>
+              <w:t xml:space="preserve"> </w:t>
+            </w:r>
+            <w:r>
+              <w:rPr>
+                <w:rStyle w:val="VerbatimChar"/>
+              </w:rPr>
+              <w:t>↓</w:t>
+            </w:r>
+          </w:p>
+        </w:tc>
+        <w:tc>
+          <w:tcPr>
+            <w:tcW w:w="0" w:type="auto"/>
+          </w:tcPr>
+          <w:p>
+            <w:pPr>
+              <w:pStyle w:val="Compact"/>
+            </w:pPr>
+            <w:r>
+              <w:t>navigate between related shapes / along a lifeline</w:t>
+            </w:r>
+          </w:p>
+        </w:tc>
+      </w:tr>
+      <w:tr>
+        <w:tc>
+          <w:tcPr>
+            <w:tcW w:w="0" w:type="auto"/>
+          </w:tcPr>
+          <w:p>
+            <w:pPr>
+              <w:pStyle w:val="Compact"/>
+            </w:pPr>
+            <w:r>
+              <w:rPr>
+                <w:rStyle w:val="VerbatimChar"/>
+              </w:rPr>
+              <w:t>Enter</w:t>
+            </w:r>
+          </w:p>
+        </w:tc>
+        <w:tc>
+          <w:tcPr>
+            <w:tcW w:w="0" w:type="auto"/>
+          </w:tcPr>
+          <w:p>
+            <w:pPr>
+              <w:pStyle w:val="Compact"/>
+            </w:pPr>
+            <w:r>
+              <w:t>open the selected shape (as double-click)</w:t>
+            </w:r>
+          </w:p>
+        </w:tc>
+      </w:tr>
+      <w:tr>
+        <w:tc>
+          <w:tcPr>
+            <w:tcW w:w="0" w:type="auto"/>
+          </w:tcPr>
+          <w:p>
+            <w:pPr>
+              <w:pStyle w:val="Compact"/>
+            </w:pPr>
+            <w:r>
+              <w:rPr>
+                <w:rStyle w:val="VerbatimChar"/>
+              </w:rPr>
+              <w:t>Del</w:t>
+            </w:r>
+            <w:r>
+              <w:t xml:space="preserve"> / </w:t>
+            </w:r>
+            <w:r>
+              <w:rPr>
+                <w:rStyle w:val="VerbatimChar"/>
+              </w:rPr>
+              <w:t>Esc</w:t>
+            </w:r>
+            <w:r>
+              <w:t xml:space="preserve"> / </w:t>
+            </w:r>
+            <w:r>
+              <w:rPr>
+                <w:rStyle w:val="VerbatimChar"/>
+              </w:rPr>
+              <w:t>Ctrl+A</w:t>
+            </w:r>
+          </w:p>
+        </w:tc>
+        <w:tc>
+          <w:tcPr>
+            <w:tcW w:w="0" w:type="auto"/>
+          </w:tcPr>
+          <w:p>
+            <w:pPr>
+              <w:pStyle w:val="Compact"/>
+            </w:pPr>
+            <w:r>
+              <w:t>delete / cancel-or-clear / select all</w:t>
+            </w:r>
+          </w:p>
+        </w:tc>
+      </w:tr>
+    </w:tbl>
+    <w:p>
+      <w:pPr>
+        <w:pStyle w:val="BodyText"/>
+      </w:pPr>
+      <w:r>
+        <w:t xml:space="preserve">A power feature for documentation: </w:t>
+      </w:r>
+      <w:r>
+        <w:rPr>
+          <w:b/>
+          <w:bCs/>
+        </w:rPr>
+        <w:t>call traces</w:t>
+      </w:r>
+      <w:r>
+        <w:t>. Via the command interface (</w:t>
+      </w:r>
+      <w:r>
+        <w:rPr>
+          <w:rStyle w:val="VerbatimChar"/>
+        </w:rPr>
+        <w:t>add_call_trace</w:t>
+      </w:r>
+      <w:r>
+        <w:t xml:space="preserve">, chapter 16), ClassBuilder scans a method body, resolves the calls against the model, and generates a whole sequence diagram of the call tree automatically — the figure below was made that way from </w:t>
+      </w:r>
+      <w:r>
+        <w:rPr>
+          <w:rStyle w:val="VerbatimChar"/>
+        </w:rPr>
+        <w:t>Matrix::Matrix(int, int)</w:t>
+      </w:r>
+      <w:r>
+        <w:t>.</w:t>
+      </w:r>
+    </w:p>
+    <w:p>
+      <w:pPr>
+        <w:pStyle w:val="CaptionedFigure"/>
+      </w:pPr>
+      <w:r>
+        <w:rPr>
+          <w:noProof/>
+        </w:rPr>
+        <w:drawing>
+          <wp:inline distT="0" distB="0" distL="0" distR="0" wp14:anchorId="369204B3" wp14:editId="1ACB23F1">
+            <wp:extent cx="5334000" cy="7544589"/>
+            <wp:effectExtent l="0" t="0" r="0" b="0"/>
+            <wp:docPr id="266" name="Picture" descr="A pipe-generated call trace of the Matrix constructor (“Matrix constructor walkthrough”)."/>
+            <wp:cNvGraphicFramePr/>
+            <a:graphic xmlns:a="http://schemas.openxmlformats.org/drawingml/2006/main">
+              <a:graphicData uri="http://schemas.openxmlformats.org/drawingml/2006/picture">
+                <pic:pic xmlns:pic="http://schemas.openxmlformats.org/drawingml/2006/picture">
+                  <pic:nvPicPr>
+                    <pic:cNvPr id="267" name="Picture" descr="images/sd-ctor-walkthrough.svg"/>
+                    <pic:cNvPicPr>
+                      <a:picLocks noChangeAspect="1" noChangeArrowheads="1"/>
+                    </pic:cNvPicPr>
+                  </pic:nvPicPr>
+                  <pic:blipFill>
+                    <a:blip r:embed="rId109">
+                      <a:extLst>
+                        <a:ext uri="{28A0092B-C50C-407E-A947-70E740481C1C}">
+                          <a14:useLocalDpi xmlns:a14="http://schemas.microsoft.com/office/drawing/2010/main" val="0"/>
+                        </a:ext>
+                        <a:ext uri="{96DAC541-7B7A-43D3-8B79-37D633B846F1}">
+                          <asvg:svgBlip xmlns:asvg="http://schemas.microsoft.com/office/drawing/2016/SVG/main" r:embed="rId110"/>
+                        </a:ext>
+                      </a:extLst>
+                    </a:blip>
+                    <a:stretch>
+                      <a:fillRect/>
+                    </a:stretch>
+                  </pic:blipFill>
+                  <pic:spPr bwMode="auto">
+                    <a:xfrm>
+                      <a:off x="0" y="0"/>
+                      <a:ext cx="5334000" cy="7544589"/>
+                    </a:xfrm>
+                    <a:prstGeom prst="rect">
+                      <a:avLst/>
+                    </a:prstGeom>
+                    <a:noFill/>
+                    <a:ln w="9525">
+                      <a:noFill/>
+                      <a:headEnd/>
+                      <a:tailEnd/>
+                    </a:ln>
+                  </pic:spPr>
+                </pic:pic>
+              </a:graphicData>
+            </a:graphic>
+          </wp:inline>
+        </w:drawing>
+      </w:r>
+    </w:p>
+    <w:p>
+      <w:pPr>
+        <w:pStyle w:val="ImageCaption"/>
+      </w:pPr>
+      <w:r>
         <w:t>A pipe-generated call trace of the Matrix constructor (“Matrix constructor walkthrough”).</w:t>
       </w:r>
     </w:p>
@@ -31120,7 +31213,7 @@
         <w:pStyle w:val="Heading1"/>
       </w:pPr>
       <w:bookmarkStart w:id="118" w:name="reference-dialogs"/>
-      <w:bookmarkStart w:id="119" w:name="_Toc234832648"/>
+      <w:bookmarkStart w:id="119" w:name="_Toc234834440"/>
       <w:bookmarkEnd w:id="106"/>
       <w:bookmarkEnd w:id="116"/>
       <w:r>
@@ -31249,7 +31342,7 @@
         <w:pStyle w:val="Heading2"/>
       </w:pPr>
       <w:bookmarkStart w:id="120" w:name="class"/>
-      <w:bookmarkStart w:id="121" w:name="_Toc234832649"/>
+      <w:bookmarkStart w:id="121" w:name="_Toc234834441"/>
       <w:r>
         <w:rPr>
           <w:rStyle w:val="SectionNumber"/>
@@ -31413,7 +31506,7 @@
         <w:pStyle w:val="Heading2"/>
       </w:pPr>
       <w:bookmarkStart w:id="122" w:name="external-class"/>
-      <w:bookmarkStart w:id="123" w:name="_Toc234832650"/>
+      <w:bookmarkStart w:id="123" w:name="_Toc234834442"/>
       <w:bookmarkEnd w:id="120"/>
       <w:r>
         <w:rPr>
@@ -31475,7 +31568,7 @@
         <w:pStyle w:val="Heading2"/>
       </w:pPr>
       <w:bookmarkStart w:id="124" w:name="member"/>
-      <w:bookmarkStart w:id="125" w:name="_Toc234832651"/>
+      <w:bookmarkStart w:id="125" w:name="_Toc234834443"/>
       <w:bookmarkEnd w:id="122"/>
       <w:r>
         <w:rPr>
@@ -31683,7 +31776,7 @@
         <w:pStyle w:val="Heading2"/>
       </w:pPr>
       <w:bookmarkStart w:id="126" w:name="method"/>
-      <w:bookmarkStart w:id="127" w:name="_Toc234832652"/>
+      <w:bookmarkStart w:id="127" w:name="_Toc234834444"/>
       <w:bookmarkEnd w:id="124"/>
       <w:r>
         <w:rPr>
@@ -31913,7 +32006,7 @@
         <w:pStyle w:val="Heading2"/>
       </w:pPr>
       <w:bookmarkStart w:id="128" w:name="constructor-destructor"/>
-      <w:bookmarkStart w:id="129" w:name="_Toc234832653"/>
+      <w:bookmarkStart w:id="129" w:name="_Toc234834445"/>
       <w:bookmarkEnd w:id="126"/>
       <w:r>
         <w:rPr>
@@ -32022,7 +32115,7 @@
         <w:pStyle w:val="Heading2"/>
       </w:pPr>
       <w:bookmarkStart w:id="130" w:name="exception-specification"/>
-      <w:bookmarkStart w:id="131" w:name="_Toc234832654"/>
+      <w:bookmarkStart w:id="131" w:name="_Toc234834446"/>
       <w:bookmarkEnd w:id="128"/>
       <w:r>
         <w:rPr>
@@ -32113,7 +32206,7 @@
         <w:pStyle w:val="Heading2"/>
       </w:pPr>
       <w:bookmarkStart w:id="132" w:name="argument"/>
-      <w:bookmarkStart w:id="133" w:name="_Toc234832655"/>
+      <w:bookmarkStart w:id="133" w:name="_Toc234834447"/>
       <w:bookmarkEnd w:id="130"/>
       <w:r>
         <w:rPr>
@@ -32165,7 +32258,7 @@
         <w:pStyle w:val="Heading2"/>
       </w:pPr>
       <w:bookmarkStart w:id="134" w:name="inheritance"/>
-      <w:bookmarkStart w:id="135" w:name="_Toc234832656"/>
+      <w:bookmarkStart w:id="135" w:name="_Toc234834448"/>
       <w:bookmarkEnd w:id="132"/>
       <w:r>
         <w:rPr>
@@ -32259,7 +32352,7 @@
         <w:pStyle w:val="Heading2"/>
       </w:pPr>
       <w:bookmarkStart w:id="136" w:name="relation"/>
-      <w:bookmarkStart w:id="137" w:name="_Toc234832657"/>
+      <w:bookmarkStart w:id="137" w:name="_Toc234834449"/>
       <w:bookmarkEnd w:id="134"/>
       <w:r>
         <w:rPr>
@@ -32598,7 +32691,7 @@
         <w:pStyle w:val="Heading2"/>
       </w:pPr>
       <w:bookmarkStart w:id="138" w:name="find-method-on-a-relation"/>
-      <w:bookmarkStart w:id="139" w:name="_Toc234832658"/>
+      <w:bookmarkStart w:id="139" w:name="_Toc234834450"/>
       <w:bookmarkEnd w:id="136"/>
       <w:r>
         <w:rPr>
@@ -32712,7 +32805,7 @@
         <w:pStyle w:val="Heading2"/>
       </w:pPr>
       <w:bookmarkStart w:id="140" w:name="dependency"/>
-      <w:bookmarkStart w:id="141" w:name="_Toc234832659"/>
+      <w:bookmarkStart w:id="141" w:name="_Toc234834451"/>
       <w:bookmarkEnd w:id="138"/>
       <w:r>
         <w:rPr>
@@ -32800,7 +32893,7 @@
         <w:pStyle w:val="Heading2"/>
       </w:pPr>
       <w:bookmarkStart w:id="142" w:name="relation-diagram-only"/>
-      <w:bookmarkStart w:id="143" w:name="_Toc234832660"/>
+      <w:bookmarkStart w:id="143" w:name="_Toc234834452"/>
       <w:bookmarkEnd w:id="140"/>
       <w:r>
         <w:rPr>
@@ -32895,7 +32988,7 @@
         <w:pStyle w:val="Heading2"/>
       </w:pPr>
       <w:bookmarkStart w:id="144" w:name="type"/>
-      <w:bookmarkStart w:id="145" w:name="_Toc234832661"/>
+      <w:bookmarkStart w:id="145" w:name="_Toc234834453"/>
       <w:bookmarkEnd w:id="142"/>
       <w:r>
         <w:rPr>
@@ -32994,7 +33087,7 @@
         <w:pStyle w:val="Heading2"/>
       </w:pPr>
       <w:bookmarkStart w:id="146" w:name="group-meta-group"/>
-      <w:bookmarkStart w:id="147" w:name="_Toc234832662"/>
+      <w:bookmarkStart w:id="147" w:name="_Toc234834454"/>
       <w:bookmarkEnd w:id="144"/>
       <w:r>
         <w:rPr>
@@ -33036,7 +33129,7 @@
         <w:pStyle w:val="Heading2"/>
       </w:pPr>
       <w:bookmarkStart w:id="148" w:name="context-define-and-assign"/>
-      <w:bookmarkStart w:id="149" w:name="_Toc234832663"/>
+      <w:bookmarkStart w:id="149" w:name="_Toc234834455"/>
       <w:bookmarkEnd w:id="146"/>
       <w:r>
         <w:rPr>
@@ -33242,7 +33335,7 @@
         <w:pStyle w:val="Heading2"/>
       </w:pPr>
       <w:bookmarkStart w:id="150" w:name="actor"/>
-      <w:bookmarkStart w:id="151" w:name="_Toc234832664"/>
+      <w:bookmarkStart w:id="151" w:name="_Toc234834456"/>
       <w:bookmarkEnd w:id="148"/>
       <w:r>
         <w:rPr>
@@ -33293,7 +33386,7 @@
         <w:pStyle w:val="Heading2"/>
       </w:pPr>
       <w:bookmarkStart w:id="152" w:name="class-diagram"/>
-      <w:bookmarkStart w:id="153" w:name="_Toc234832665"/>
+      <w:bookmarkStart w:id="153" w:name="_Toc234834457"/>
       <w:bookmarkEnd w:id="150"/>
       <w:r>
         <w:rPr>
@@ -33347,7 +33440,7 @@
         <w:pStyle w:val="Heading2"/>
       </w:pPr>
       <w:bookmarkStart w:id="154" w:name="sequence-diagram"/>
-      <w:bookmarkStart w:id="155" w:name="_Toc234832666"/>
+      <w:bookmarkStart w:id="155" w:name="_Toc234834458"/>
       <w:bookmarkEnd w:id="152"/>
       <w:r>
         <w:rPr>
@@ -33463,7 +33556,7 @@
         <w:pStyle w:val="Heading2"/>
       </w:pPr>
       <w:bookmarkStart w:id="156" w:name="select-classes"/>
-      <w:bookmarkStart w:id="157" w:name="_Toc234832667"/>
+      <w:bookmarkStart w:id="157" w:name="_Toc234834459"/>
       <w:bookmarkEnd w:id="154"/>
       <w:r>
         <w:rPr>
@@ -33524,7 +33617,7 @@
         <w:pStyle w:val="Heading2"/>
       </w:pPr>
       <w:bookmarkStart w:id="158" w:name="class-shape"/>
-      <w:bookmarkStart w:id="159" w:name="_Toc234832668"/>
+      <w:bookmarkStart w:id="159" w:name="_Toc234834460"/>
       <w:bookmarkEnd w:id="156"/>
       <w:r>
         <w:rPr>
@@ -33605,7 +33698,7 @@
         <w:pStyle w:val="Heading2"/>
       </w:pPr>
       <w:bookmarkStart w:id="160" w:name="select-members-methods"/>
-      <w:bookmarkStart w:id="161" w:name="_Toc234832669"/>
+      <w:bookmarkStart w:id="161" w:name="_Toc234834461"/>
       <w:bookmarkEnd w:id="158"/>
       <w:r>
         <w:rPr>
@@ -33657,7 +33750,7 @@
         <w:pStyle w:val="Heading2"/>
       </w:pPr>
       <w:bookmarkStart w:id="162" w:name="reorder-members-methods"/>
-      <w:bookmarkStart w:id="163" w:name="_Toc234832670"/>
+      <w:bookmarkStart w:id="163" w:name="_Toc234834462"/>
       <w:bookmarkEnd w:id="160"/>
       <w:r>
         <w:rPr>
@@ -33709,7 +33802,7 @@
         <w:pStyle w:val="Heading2"/>
       </w:pPr>
       <w:bookmarkStart w:id="164" w:name="signal-message"/>
-      <w:bookmarkStart w:id="165" w:name="_Toc234832671"/>
+      <w:bookmarkStart w:id="165" w:name="_Toc234834463"/>
       <w:bookmarkEnd w:id="162"/>
       <w:r>
         <w:rPr>
@@ -33769,7 +33862,7 @@
         <w:pStyle w:val="Heading2"/>
       </w:pPr>
       <w:bookmarkStart w:id="166" w:name="lifeline-note-dialogs"/>
-      <w:bookmarkStart w:id="167" w:name="_Toc234832672"/>
+      <w:bookmarkStart w:id="167" w:name="_Toc234834464"/>
       <w:bookmarkEnd w:id="164"/>
       <w:r>
         <w:rPr>
@@ -33823,7 +33916,7 @@
         <w:pStyle w:val="Heading2"/>
       </w:pPr>
       <w:bookmarkStart w:id="168" w:name="Xb9470c6e63f702dcde05f89c7607c45c6bcf312"/>
-      <w:bookmarkStart w:id="169" w:name="_Toc234832673"/>
+      <w:bookmarkStart w:id="169" w:name="_Toc234834465"/>
       <w:bookmarkEnd w:id="166"/>
       <w:r>
         <w:rPr>
@@ -34109,7 +34202,7 @@
         <w:pStyle w:val="Heading2"/>
       </w:pPr>
       <w:bookmarkStart w:id="170" w:name="add-serialization-to-project"/>
-      <w:bookmarkStart w:id="171" w:name="_Toc234832674"/>
+      <w:bookmarkStart w:id="171" w:name="_Toc234834466"/>
       <w:bookmarkEnd w:id="168"/>
       <w:r>
         <w:rPr>
@@ -34182,7 +34275,7 @@
         <w:pStyle w:val="Heading2"/>
       </w:pPr>
       <w:bookmarkStart w:id="172" w:name="find"/>
-      <w:bookmarkStart w:id="173" w:name="_Toc234832675"/>
+      <w:bookmarkStart w:id="173" w:name="_Toc234834467"/>
       <w:bookmarkEnd w:id="170"/>
       <w:r>
         <w:rPr>
@@ -34239,7 +34332,7 @@
         <w:pStyle w:val="Heading2"/>
       </w:pPr>
       <w:bookmarkStart w:id="174" w:name="read-source"/>
-      <w:bookmarkStart w:id="175" w:name="_Toc234832676"/>
+      <w:bookmarkStart w:id="175" w:name="_Toc234834468"/>
       <w:bookmarkEnd w:id="172"/>
       <w:r>
         <w:rPr>
@@ -34301,7 +34394,7 @@
         <w:pStyle w:val="Heading2"/>
       </w:pPr>
       <w:bookmarkStart w:id="176" w:name="save-source"/>
-      <w:bookmarkStart w:id="177" w:name="_Toc234832677"/>
+      <w:bookmarkStart w:id="177" w:name="_Toc234834469"/>
       <w:bookmarkEnd w:id="174"/>
       <w:r>
         <w:rPr>
@@ -34395,7 +34488,7 @@
         <w:pStyle w:val="Heading2"/>
       </w:pPr>
       <w:bookmarkStart w:id="178" w:name="virtual-methods-isclass-methods"/>
-      <w:bookmarkStart w:id="179" w:name="_Toc234832678"/>
+      <w:bookmarkStart w:id="179" w:name="_Toc234834470"/>
       <w:bookmarkEnd w:id="176"/>
       <w:r>
         <w:rPr>
@@ -34485,7 +34578,7 @@
         <w:pStyle w:val="Heading2"/>
       </w:pPr>
       <w:bookmarkStart w:id="180" w:name="user-sections-code-dialogs"/>
-      <w:bookmarkStart w:id="181" w:name="_Toc234832679"/>
+      <w:bookmarkStart w:id="181" w:name="_Toc234834471"/>
       <w:bookmarkEnd w:id="178"/>
       <w:r>
         <w:rPr>
@@ -34564,7 +34657,7 @@
         <w:pStyle w:val="Heading2"/>
       </w:pPr>
       <w:bookmarkStart w:id="182" w:name="code-editing-helper-wizards"/>
-      <w:bookmarkStart w:id="183" w:name="_Toc234832680"/>
+      <w:bookmarkStart w:id="183" w:name="_Toc234834472"/>
       <w:bookmarkEnd w:id="180"/>
       <w:r>
         <w:rPr>
@@ -34799,7 +34892,7 @@
         <w:pStyle w:val="Heading1"/>
       </w:pPr>
       <w:bookmarkStart w:id="184" w:name="reference-the-code-editor"/>
-      <w:bookmarkStart w:id="185" w:name="_Toc234832681"/>
+      <w:bookmarkStart w:id="185" w:name="_Toc234834473"/>
       <w:bookmarkEnd w:id="118"/>
       <w:bookmarkEnd w:id="182"/>
       <w:r>
@@ -34827,7 +34920,7 @@
         <w:pStyle w:val="Heading2"/>
       </w:pPr>
       <w:bookmarkStart w:id="186" w:name="editing-behavior"/>
-      <w:bookmarkStart w:id="187" w:name="_Toc234832682"/>
+      <w:bookmarkStart w:id="187" w:name="_Toc234834474"/>
       <w:r>
         <w:rPr>
           <w:rStyle w:val="SectionNumber"/>
@@ -34987,7 +35080,7 @@
         <w:pStyle w:val="Heading2"/>
       </w:pPr>
       <w:bookmarkStart w:id="188" w:name="code-insertion"/>
-      <w:bookmarkStart w:id="189" w:name="_Toc234832683"/>
+      <w:bookmarkStart w:id="189" w:name="_Toc234834475"/>
       <w:bookmarkEnd w:id="186"/>
       <w:r>
         <w:rPr>
@@ -35099,7 +35192,7 @@
         <w:pStyle w:val="Heading2"/>
       </w:pPr>
       <w:bookmarkStart w:id="190" w:name="where-it-appears"/>
-      <w:bookmarkStart w:id="191" w:name="_Toc234832684"/>
+      <w:bookmarkStart w:id="191" w:name="_Toc234834476"/>
       <w:bookmarkEnd w:id="188"/>
       <w:r>
         <w:rPr>
@@ -35306,7 +35399,7 @@
         <w:pStyle w:val="Heading1"/>
       </w:pPr>
       <w:bookmarkStart w:id="192" w:name="code-generation-in-depth"/>
-      <w:bookmarkStart w:id="193" w:name="_Toc234832685"/>
+      <w:bookmarkStart w:id="193" w:name="_Toc234834477"/>
       <w:bookmarkEnd w:id="184"/>
       <w:bookmarkEnd w:id="190"/>
       <w:r>
@@ -35326,7 +35419,7 @@
         <w:pStyle w:val="Heading2"/>
       </w:pPr>
       <w:bookmarkStart w:id="194" w:name="files-produced"/>
-      <w:bookmarkStart w:id="195" w:name="_Toc234832686"/>
+      <w:bookmarkStart w:id="195" w:name="_Toc234834478"/>
       <w:r>
         <w:rPr>
           <w:rStyle w:val="SectionNumber"/>
@@ -35410,7 +35503,7 @@
         <w:pStyle w:val="Heading2"/>
       </w:pPr>
       <w:bookmarkStart w:id="196" w:name="anatomy-of-a-generated-file"/>
-      <w:bookmarkStart w:id="197" w:name="_Toc234832687"/>
+      <w:bookmarkStart w:id="197" w:name="_Toc234834479"/>
       <w:bookmarkEnd w:id="194"/>
       <w:r>
         <w:rPr>
@@ -35839,7 +35932,7 @@
         <w:pStyle w:val="Heading2"/>
       </w:pPr>
       <w:bookmarkStart w:id="198" w:name="the-six-user-sections"/>
-      <w:bookmarkStart w:id="199" w:name="_Toc234832688"/>
+      <w:bookmarkStart w:id="199" w:name="_Toc234834480"/>
       <w:bookmarkEnd w:id="196"/>
       <w:r>
         <w:rPr>
@@ -35914,7 +36007,7 @@
         <w:pStyle w:val="Heading2"/>
       </w:pPr>
       <w:bookmarkStart w:id="200" w:name="constructorinclude-destructorinclude"/>
-      <w:bookmarkStart w:id="201" w:name="_Toc234832689"/>
+      <w:bookmarkStart w:id="201" w:name="_Toc234834481"/>
       <w:bookmarkEnd w:id="198"/>
       <w:r>
         <w:rPr>
@@ -36024,7 +36117,7 @@
         <w:pStyle w:val="Heading2"/>
       </w:pPr>
       <w:bookmarkStart w:id="202" w:name="read-source-the-round-trip"/>
-      <w:bookmarkStart w:id="203" w:name="_Toc234832690"/>
+      <w:bookmarkStart w:id="203" w:name="_Toc234834482"/>
       <w:bookmarkEnd w:id="200"/>
       <w:r>
         <w:rPr>
@@ -36159,7 +36252,7 @@
         <w:pStyle w:val="Heading1"/>
       </w:pPr>
       <w:bookmarkStart w:id="204" w:name="relations-and-the-intrusive-runtime"/>
-      <w:bookmarkStart w:id="205" w:name="_Toc234832691"/>
+      <w:bookmarkStart w:id="205" w:name="_Toc234834483"/>
       <w:bookmarkEnd w:id="192"/>
       <w:bookmarkEnd w:id="202"/>
       <w:r>
@@ -36187,7 +36280,7 @@
         <w:pStyle w:val="Heading2"/>
       </w:pPr>
       <w:bookmarkStart w:id="206" w:name="what-intrusive-means"/>
-      <w:bookmarkStart w:id="207" w:name="_Toc234832692"/>
+      <w:bookmarkStart w:id="207" w:name="_Toc234834484"/>
       <w:r>
         <w:rPr>
           <w:rStyle w:val="SectionNumber"/>
@@ -36209,28 +36302,28 @@
           <w:noProof/>
         </w:rPr>
         <w:drawing>
-          <wp:inline distT="0" distB="0" distL="0" distR="0" wp14:anchorId="3F6E83B1" wp14:editId="0DBEF6C5">
+          <wp:inline distT="0" distB="0" distL="0" distR="0" wp14:anchorId="7E2E9104" wp14:editId="5B7E36B2">
             <wp:extent cx="5334000" cy="3246782"/>
             <wp:effectExtent l="0" t="0" r="0" b="0"/>
-            <wp:docPr id="309" name="Picture" descr="One Cell in two lists: all link pointers are members of the Cell itself."/>
+            <wp:docPr id="315" name="Picture" descr="One Cell in two lists: all link pointers are members of the Cell itself."/>
             <wp:cNvGraphicFramePr/>
             <a:graphic xmlns:a="http://schemas.openxmlformats.org/drawingml/2006/main">
               <a:graphicData uri="http://schemas.openxmlformats.org/drawingml/2006/picture">
                 <pic:pic xmlns:pic="http://schemas.openxmlformats.org/drawingml/2006/picture">
                   <pic:nvPicPr>
-                    <pic:cNvPr id="310" name="Picture" descr="images/fig-intrusive-lists.svg"/>
+                    <pic:cNvPr id="316" name="Picture" descr="images/fig-intrusive-lists.svg"/>
                     <pic:cNvPicPr>
                       <a:picLocks noChangeAspect="1" noChangeArrowheads="1"/>
                     </pic:cNvPicPr>
                   </pic:nvPicPr>
                   <pic:blipFill>
-                    <a:blip r:embed="rId109">
+                    <a:blip r:embed="rId111">
                       <a:extLst>
                         <a:ext uri="{28A0092B-C50C-407E-A947-70E740481C1C}">
                           <a14:useLocalDpi xmlns:a14="http://schemas.microsoft.com/office/drawing/2010/main" val="0"/>
                         </a:ext>
                         <a:ext uri="{96DAC541-7B7A-43D3-8B79-37D633B846F1}">
-                          <asvg:svgBlip xmlns:asvg="http://schemas.microsoft.com/office/drawing/2016/SVG/main" r:embed="rId110"/>
+                          <asvg:svgBlip xmlns:asvg="http://schemas.microsoft.com/office/drawing/2016/SVG/main" r:embed="rId112"/>
                         </a:ext>
                       </a:extLst>
                     </a:blip>
@@ -36576,7 +36669,7 @@
         <w:pStyle w:val="Heading2"/>
       </w:pPr>
       <w:bookmarkStart w:id="208" w:name="declaring-relations-the-macro-surface"/>
-      <w:bookmarkStart w:id="209" w:name="_Toc234832693"/>
+      <w:bookmarkStart w:id="209" w:name="_Toc234834485"/>
       <w:bookmarkEnd w:id="206"/>
       <w:r>
         <w:rPr>
@@ -37221,7 +37314,7 @@
         <w:pStyle w:val="Heading2"/>
       </w:pPr>
       <w:bookmarkStart w:id="210" w:name="the-generated-api-of-a-multi-relation"/>
-      <w:bookmarkStart w:id="211" w:name="_Toc234832694"/>
+      <w:bookmarkStart w:id="211" w:name="_Toc234834486"/>
       <w:bookmarkEnd w:id="208"/>
       <w:r>
         <w:rPr>
@@ -38138,7 +38231,7 @@
         <w:pStyle w:val="Heading2"/>
       </w:pPr>
       <w:bookmarkStart w:id="212" w:name="Xaaa89ef9d7adb0d0fb470691c4808f6f6b0754c"/>
-      <w:bookmarkStart w:id="213" w:name="_Toc234832695"/>
+      <w:bookmarkStart w:id="213" w:name="_Toc234834487"/>
       <w:bookmarkEnd w:id="210"/>
       <w:r>
         <w:rPr>
@@ -38501,7 +38594,7 @@
         <w:pStyle w:val="Heading2"/>
       </w:pPr>
       <w:bookmarkStart w:id="214" w:name="ownership-and-cascade-delete"/>
-      <w:bookmarkStart w:id="215" w:name="_Toc234832696"/>
+      <w:bookmarkStart w:id="215" w:name="_Toc234834488"/>
       <w:bookmarkEnd w:id="212"/>
       <w:r>
         <w:rPr>
@@ -38524,28 +38617,28 @@
           <w:noProof/>
         </w:rPr>
         <w:drawing>
-          <wp:inline distT="0" distB="0" distL="0" distR="0" wp14:anchorId="720D9265" wp14:editId="0DB61AB1">
+          <wp:inline distT="0" distB="0" distL="0" distR="0" wp14:anchorId="14052867" wp14:editId="24EBB3D0">
             <wp:extent cx="5334000" cy="2724978"/>
             <wp:effectExtent l="0" t="0" r="0" b="0"/>
-            <wp:docPr id="317" name="Picture" descr="delete pMatrix — the cascade frees the entire graph."/>
+            <wp:docPr id="323" name="Picture" descr="delete pMatrix — the cascade frees the entire graph."/>
             <wp:cNvGraphicFramePr/>
             <a:graphic xmlns:a="http://schemas.openxmlformats.org/drawingml/2006/main">
               <a:graphicData uri="http://schemas.openxmlformats.org/drawingml/2006/picture">
                 <pic:pic xmlns:pic="http://schemas.openxmlformats.org/drawingml/2006/picture">
                   <pic:nvPicPr>
-                    <pic:cNvPr id="318" name="Picture" descr="images/fig-ownership-cascade.svg"/>
+                    <pic:cNvPr id="324" name="Picture" descr="images/fig-ownership-cascade.svg"/>
                     <pic:cNvPicPr>
                       <a:picLocks noChangeAspect="1" noChangeArrowheads="1"/>
                     </pic:cNvPicPr>
                   </pic:nvPicPr>
                   <pic:blipFill>
-                    <a:blip r:embed="rId111">
+                    <a:blip r:embed="rId113">
                       <a:extLst>
                         <a:ext uri="{28A0092B-C50C-407E-A947-70E740481C1C}">
                           <a14:useLocalDpi xmlns:a14="http://schemas.microsoft.com/office/drawing/2010/main" val="0"/>
                         </a:ext>
                         <a:ext uri="{96DAC541-7B7A-43D3-8B79-37D633B846F1}">
-                          <asvg:svgBlip xmlns:asvg="http://schemas.microsoft.com/office/drawing/2016/SVG/main" r:embed="rId112"/>
+                          <asvg:svgBlip xmlns:asvg="http://schemas.microsoft.com/office/drawing/2016/SVG/main" r:embed="rId114"/>
                         </a:ext>
                       </a:extLst>
                     </a:blip>
@@ -38679,7 +38772,7 @@
         <w:pStyle w:val="Heading2"/>
       </w:pPr>
       <w:bookmarkStart w:id="216" w:name="iterators-that-survive-modification"/>
-      <w:bookmarkStart w:id="217" w:name="_Toc234832697"/>
+      <w:bookmarkStart w:id="217" w:name="_Toc234834489"/>
       <w:bookmarkEnd w:id="214"/>
       <w:r>
         <w:rPr>
@@ -38887,7 +38980,7 @@
         <w:pStyle w:val="Heading2"/>
       </w:pPr>
       <w:bookmarkStart w:id="218" w:name="single-static-multi"/>
-      <w:bookmarkStart w:id="219" w:name="_Toc234832698"/>
+      <w:bookmarkStart w:id="219" w:name="_Toc234834490"/>
       <w:bookmarkEnd w:id="216"/>
       <w:r>
         <w:rPr>
@@ -38963,7 +39056,7 @@
         <w:pStyle w:val="Heading2"/>
       </w:pPr>
       <w:bookmarkStart w:id="220" w:name="tree-implementations-and-find-methods"/>
-      <w:bookmarkStart w:id="221" w:name="_Toc234832699"/>
+      <w:bookmarkStart w:id="221" w:name="_Toc234834491"/>
       <w:bookmarkEnd w:id="218"/>
       <w:r>
         <w:rPr>
@@ -39619,7 +39712,7 @@
         <w:pStyle w:val="Heading2"/>
       </w:pPr>
       <w:bookmarkStart w:id="222" w:name="critical-relations-threads"/>
-      <w:bookmarkStart w:id="223" w:name="_Toc234832700"/>
+      <w:bookmarkStart w:id="223" w:name="_Toc234834492"/>
       <w:bookmarkEnd w:id="220"/>
       <w:r>
         <w:rPr>
@@ -39675,7 +39768,7 @@
         <w:pStyle w:val="Heading2"/>
       </w:pPr>
       <w:bookmarkStart w:id="224" w:name="writing-loops-the-generated-way"/>
-      <w:bookmarkStart w:id="225" w:name="_Toc234832701"/>
+      <w:bookmarkStart w:id="225" w:name="_Toc234834493"/>
       <w:bookmarkEnd w:id="222"/>
       <w:r>
         <w:rPr>
@@ -40021,7 +40114,7 @@
         <w:pStyle w:val="Heading1"/>
       </w:pPr>
       <w:bookmarkStart w:id="226" w:name="serialization"/>
-      <w:bookmarkStart w:id="227" w:name="_Toc234832702"/>
+      <w:bookmarkStart w:id="227" w:name="_Toc234834494"/>
       <w:bookmarkEnd w:id="204"/>
       <w:bookmarkEnd w:id="224"/>
       <w:r>
@@ -40041,7 +40134,7 @@
         <w:pStyle w:val="Heading2"/>
       </w:pPr>
       <w:bookmarkStart w:id="228" w:name="what-you-get"/>
-      <w:bookmarkStart w:id="229" w:name="_Toc234832703"/>
+      <w:bookmarkStart w:id="229" w:name="_Toc234834495"/>
       <w:r>
         <w:rPr>
           <w:rStyle w:val="SectionNumber"/>
@@ -40242,7 +40335,7 @@
         <w:pStyle w:val="Heading2"/>
       </w:pPr>
       <w:bookmarkStart w:id="230" w:name="cbarchive-and-the-wire-format"/>
-      <w:bookmarkStart w:id="231" w:name="_Toc234832704"/>
+      <w:bookmarkStart w:id="231" w:name="_Toc234834496"/>
       <w:bookmarkEnd w:id="228"/>
       <w:r>
         <w:rPr>
@@ -40365,7 +40458,7 @@
         <w:pStyle w:val="Heading2"/>
       </w:pPr>
       <w:bookmarkStart w:id="232" w:name="cbz-compression-on-the-fly"/>
-      <w:bookmarkStart w:id="233" w:name="_Toc234832705"/>
+      <w:bookmarkStart w:id="233" w:name="_Toc234834497"/>
       <w:bookmarkEnd w:id="230"/>
       <w:r>
         <w:rPr>
@@ -40698,7 +40791,7 @@
         <w:pStyle w:val="Heading2"/>
       </w:pPr>
       <w:bookmarkStart w:id="234" w:name="Xbded68cf7b5dad621557026fdc0855cc4156113"/>
-      <w:bookmarkStart w:id="235" w:name="_Toc234832706"/>
+      <w:bookmarkStart w:id="235" w:name="_Toc234834498"/>
       <w:bookmarkEnd w:id="232"/>
       <w:r>
         <w:rPr>
@@ -40955,7 +41048,7 @@
         <w:pStyle w:val="Heading2"/>
       </w:pPr>
       <w:bookmarkStart w:id="236" w:name="rules-and-properties"/>
-      <w:bookmarkStart w:id="237" w:name="_Toc234832707"/>
+      <w:bookmarkStart w:id="237" w:name="_Toc234834499"/>
       <w:bookmarkEnd w:id="234"/>
       <w:r>
         <w:rPr>
@@ -41129,7 +41222,7 @@
         <w:pStyle w:val="Heading2"/>
       </w:pPr>
       <w:bookmarkStart w:id="238" w:name="Xe93cc69c5286d8ba9c1392594baf9a373c30c75"/>
-      <w:bookmarkStart w:id="239" w:name="_Toc234832708"/>
+      <w:bookmarkStart w:id="239" w:name="_Toc234834500"/>
       <w:bookmarkEnd w:id="236"/>
       <w:r>
         <w:rPr>
@@ -41301,7 +41394,7 @@
         <w:pStyle w:val="Heading1"/>
       </w:pPr>
       <w:bookmarkStart w:id="240" w:name="the-generated-undoredo-framework"/>
-      <w:bookmarkStart w:id="241" w:name="_Toc234832709"/>
+      <w:bookmarkStart w:id="241" w:name="_Toc234834501"/>
       <w:bookmarkEnd w:id="226"/>
       <w:bookmarkEnd w:id="238"/>
       <w:r>
@@ -41321,7 +41414,7 @@
         <w:pStyle w:val="Heading2"/>
       </w:pPr>
       <w:bookmarkStart w:id="242" w:name="what-it-is"/>
-      <w:bookmarkStart w:id="243" w:name="_Toc234832710"/>
+      <w:bookmarkStart w:id="243" w:name="_Toc234834502"/>
       <w:r>
         <w:rPr>
           <w:rStyle w:val="SectionNumber"/>
@@ -41370,7 +41463,7 @@
         <w:pStyle w:val="Heading2"/>
       </w:pPr>
       <w:bookmarkStart w:id="244" w:name="how-it-works"/>
-      <w:bookmarkStart w:id="245" w:name="_Toc234832711"/>
+      <w:bookmarkStart w:id="245" w:name="_Toc234834503"/>
       <w:bookmarkEnd w:id="242"/>
       <w:r>
         <w:rPr>
@@ -41743,7 +41836,7 @@
         <w:pStyle w:val="Heading2"/>
       </w:pPr>
       <w:bookmarkStart w:id="246" w:name="the-undoreplace-entanglement"/>
-      <w:bookmarkStart w:id="247" w:name="_Toc234832712"/>
+      <w:bookmarkStart w:id="247" w:name="_Toc234834504"/>
       <w:bookmarkEnd w:id="244"/>
       <w:r>
         <w:rPr>
@@ -41836,7 +41929,7 @@
         <w:pStyle w:val="Heading1"/>
       </w:pPr>
       <w:bookmarkStart w:id="248" w:name="the-replace-constructor"/>
-      <w:bookmarkStart w:id="249" w:name="_Toc234832713"/>
+      <w:bookmarkStart w:id="249" w:name="_Toc234834505"/>
       <w:bookmarkEnd w:id="240"/>
       <w:bookmarkEnd w:id="246"/>
       <w:r>
@@ -41858,7 +41951,7 @@
         <w:pStyle w:val="Heading2"/>
       </w:pPr>
       <w:bookmarkStart w:id="250" w:name="the-idea"/>
-      <w:bookmarkStart w:id="251" w:name="_Toc234832714"/>
+      <w:bookmarkStart w:id="251" w:name="_Toc234834506"/>
       <w:r>
         <w:rPr>
           <w:rStyle w:val="SectionNumber"/>
@@ -41880,28 +41973,28 @@
           <w:noProof/>
         </w:rPr>
         <w:drawing>
-          <wp:inline distT="0" distB="0" distL="0" distR="0" wp14:anchorId="1E2A9E4B" wp14:editId="64075A3E">
+          <wp:inline distT="0" distB="0" distL="0" distR="0" wp14:anchorId="015DF57A" wp14:editId="0C9F04AB">
             <wp:extent cx="5334000" cy="2782956"/>
             <wp:effectExtent l="0" t="0" r="0" b="0"/>
-            <wp:docPr id="339" name="Picture" descr="Replace: the new object takes over every relation slot of the old one."/>
+            <wp:docPr id="345" name="Picture" descr="Replace: the new object takes over every relation slot of the old one."/>
             <wp:cNvGraphicFramePr/>
             <a:graphic xmlns:a="http://schemas.openxmlformats.org/drawingml/2006/main">
               <a:graphicData uri="http://schemas.openxmlformats.org/drawingml/2006/picture">
                 <pic:pic xmlns:pic="http://schemas.openxmlformats.org/drawingml/2006/picture">
                   <pic:nvPicPr>
-                    <pic:cNvPr id="340" name="Picture" descr="images/fig-replace-constructor.svg"/>
+                    <pic:cNvPr id="346" name="Picture" descr="images/fig-replace-constructor.svg"/>
                     <pic:cNvPicPr>
                       <a:picLocks noChangeAspect="1" noChangeArrowheads="1"/>
                     </pic:cNvPicPr>
                   </pic:nvPicPr>
                   <pic:blipFill>
-                    <a:blip r:embed="rId113">
+                    <a:blip r:embed="rId115">
                       <a:extLst>
                         <a:ext uri="{28A0092B-C50C-407E-A947-70E740481C1C}">
                           <a14:useLocalDpi xmlns:a14="http://schemas.microsoft.com/office/drawing/2010/main" val="0"/>
                         </a:ext>
                         <a:ext uri="{96DAC541-7B7A-43D3-8B79-37D633B846F1}">
-                          <asvg:svgBlip xmlns:asvg="http://schemas.microsoft.com/office/drawing/2016/SVG/main" r:embed="rId114"/>
+                          <asvg:svgBlip xmlns:asvg="http://schemas.microsoft.com/office/drawing/2016/SVG/main" r:embed="rId116"/>
                         </a:ext>
                       </a:extLst>
                     </a:blip>
@@ -42070,7 +42163,7 @@
         <w:pStyle w:val="Heading2"/>
       </w:pPr>
       <w:bookmarkStart w:id="252" w:name="why-it-is-more-powerful-than-a-factory"/>
-      <w:bookmarkStart w:id="253" w:name="_Toc234832715"/>
+      <w:bookmarkStart w:id="253" w:name="_Toc234834507"/>
       <w:bookmarkEnd w:id="250"/>
       <w:r>
         <w:rPr>
@@ -42621,7 +42714,7 @@
         <w:pStyle w:val="Heading2"/>
       </w:pPr>
       <w:bookmarkStart w:id="254" w:name="mechanics-and-constraints"/>
-      <w:bookmarkStart w:id="255" w:name="_Toc234832716"/>
+      <w:bookmarkStart w:id="255" w:name="_Toc234834508"/>
       <w:bookmarkEnd w:id="252"/>
       <w:r>
         <w:rPr>
@@ -42722,7 +42815,7 @@
         <w:pStyle w:val="Heading1"/>
       </w:pPr>
       <w:bookmarkStart w:id="256" w:name="the-command-interface"/>
-      <w:bookmarkStart w:id="257" w:name="_Toc234832717"/>
+      <w:bookmarkStart w:id="257" w:name="_Toc234834509"/>
       <w:bookmarkEnd w:id="248"/>
       <w:bookmarkEnd w:id="254"/>
       <w:r>
@@ -42744,7 +42837,7 @@
         <w:pStyle w:val="Heading2"/>
       </w:pPr>
       <w:bookmarkStart w:id="258" w:name="what-it-is-1"/>
-      <w:bookmarkStart w:id="259" w:name="_Toc234832718"/>
+      <w:bookmarkStart w:id="259" w:name="_Toc234834510"/>
       <w:r>
         <w:rPr>
           <w:rStyle w:val="SectionNumber"/>
@@ -42908,7 +43001,7 @@
         <w:pStyle w:val="Heading2"/>
       </w:pPr>
       <w:bookmarkStart w:id="260" w:name="connecting"/>
-      <w:bookmarkStart w:id="261" w:name="_Toc234832719"/>
+      <w:bookmarkStart w:id="261" w:name="_Toc234834511"/>
       <w:bookmarkEnd w:id="258"/>
       <w:r>
         <w:rPr>
@@ -43379,7 +43472,7 @@
         <w:pStyle w:val="Heading2"/>
       </w:pPr>
       <w:bookmarkStart w:id="262" w:name="the-command-families"/>
-      <w:bookmarkStart w:id="263" w:name="_Toc234832720"/>
+      <w:bookmarkStart w:id="263" w:name="_Toc234834512"/>
       <w:bookmarkEnd w:id="260"/>
       <w:r>
         <w:rPr>
@@ -44295,7 +44388,7 @@
         <w:pStyle w:val="Heading2"/>
       </w:pPr>
       <w:bookmarkStart w:id="264" w:name="worked-examples-real-requests"/>
-      <w:bookmarkStart w:id="265" w:name="_Toc234832721"/>
+      <w:bookmarkStart w:id="265" w:name="_Toc234834513"/>
       <w:bookmarkEnd w:id="262"/>
       <w:r>
         <w:rPr>
@@ -46198,7 +46291,7 @@
         <w:pStyle w:val="Heading2"/>
       </w:pPr>
       <w:bookmarkStart w:id="266" w:name="conventions-and-gotchas"/>
-      <w:bookmarkStart w:id="267" w:name="_Toc234832722"/>
+      <w:bookmarkStart w:id="267" w:name="_Toc234834514"/>
       <w:bookmarkEnd w:id="264"/>
       <w:r>
         <w:rPr>
@@ -46462,7 +46555,7 @@
         <w:pStyle w:val="Heading1"/>
       </w:pPr>
       <w:bookmarkStart w:id="268" w:name="tips-pitfalls-and-best-practices"/>
-      <w:bookmarkStart w:id="269" w:name="_Toc234832723"/>
+      <w:bookmarkStart w:id="269" w:name="_Toc234834515"/>
       <w:bookmarkEnd w:id="256"/>
       <w:bookmarkEnd w:id="266"/>
       <w:r>
@@ -46941,7 +47034,7 @@
         <w:pStyle w:val="Heading1"/>
       </w:pPr>
       <w:bookmarkStart w:id="270" w:name="appendix"/>
-      <w:bookmarkStart w:id="271" w:name="_Toc234832724"/>
+      <w:bookmarkStart w:id="271" w:name="_Toc234834516"/>
       <w:bookmarkEnd w:id="268"/>
       <w:r>
         <w:rPr>
@@ -46960,7 +47053,7 @@
         <w:pStyle w:val="Heading2"/>
       </w:pPr>
       <w:bookmarkStart w:id="272" w:name="a.-runtime-header-inventory"/>
-      <w:bookmarkStart w:id="273" w:name="_Toc234832725"/>
+      <w:bookmarkStart w:id="273" w:name="_Toc234834517"/>
       <w:r>
         <w:rPr>
           <w:rStyle w:val="SectionNumber"/>
@@ -47471,7 +47564,7 @@
         <w:pStyle w:val="Heading2"/>
       </w:pPr>
       <w:bookmarkStart w:id="274" w:name="b.-marker-quick-reference"/>
-      <w:bookmarkStart w:id="275" w:name="_Toc234832726"/>
+      <w:bookmarkStart w:id="275" w:name="_Toc234834518"/>
       <w:bookmarkEnd w:id="272"/>
       <w:r>
         <w:rPr>
@@ -47555,7 +47648,7 @@
         <w:pStyle w:val="Heading2"/>
       </w:pPr>
       <w:bookmarkStart w:id="276" w:name="c.-glossary"/>
-      <w:bookmarkStart w:id="277" w:name="_Toc234832727"/>
+      <w:bookmarkStart w:id="277" w:name="_Toc234834519"/>
       <w:bookmarkEnd w:id="274"/>
       <w:r>
         <w:rPr>
@@ -47981,7 +48074,7 @@
   <w:abstractNum w:abstractNumId="0" w15:restartNumberingAfterBreak="0">
     <w:nsid w:val="0000A990"/>
     <w:multiLevelType w:val="multilevel"/>
-    <w:tmpl w:val="F6CA265A"/>
+    <w:tmpl w:val="2B3601D2"/>
     <w:lvl w:ilvl="0">
       <w:numFmt w:val="bullet"/>
       <w:lvlText w:val=" "/>
@@ -48058,7 +48151,7 @@
   <w:abstractNum w:abstractNumId="1" w15:restartNumberingAfterBreak="0">
     <w:nsid w:val="0000A991"/>
     <w:multiLevelType w:val="multilevel"/>
-    <w:tmpl w:val="958E139E"/>
+    <w:tmpl w:val="4F04DEBE"/>
     <w:lvl w:ilvl="0">
       <w:numFmt w:val="bullet"/>
       <w:lvlText w:val="•"/>
@@ -48135,7 +48228,7 @@
   <w:abstractNum w:abstractNumId="2" w15:restartNumberingAfterBreak="0">
     <w:nsid w:val="00A99411"/>
     <w:multiLevelType w:val="multilevel"/>
-    <w:tmpl w:val="2926EBC8"/>
+    <w:tmpl w:val="C4E87360"/>
     <w:lvl w:ilvl="0">
       <w:start w:val="1"/>
       <w:numFmt w:val="decimal"/>
@@ -48218,31 +48311,31 @@
       </w:pPr>
     </w:lvl>
   </w:abstractNum>
-  <w:num w:numId="1" w16cid:durableId="574359606">
+  <w:num w:numId="1" w16cid:durableId="60375919">
     <w:abstractNumId w:val="0"/>
   </w:num>
-  <w:num w:numId="2" w16cid:durableId="1323122219">
+  <w:num w:numId="2" w16cid:durableId="1042437703">
     <w:abstractNumId w:val="1"/>
   </w:num>
-  <w:num w:numId="3" w16cid:durableId="665591739">
+  <w:num w:numId="3" w16cid:durableId="82655953">
     <w:abstractNumId w:val="1"/>
   </w:num>
-  <w:num w:numId="4" w16cid:durableId="829564246">
+  <w:num w:numId="4" w16cid:durableId="481238899">
     <w:abstractNumId w:val="1"/>
   </w:num>
-  <w:num w:numId="5" w16cid:durableId="1973244605">
+  <w:num w:numId="5" w16cid:durableId="1951935914">
     <w:abstractNumId w:val="1"/>
   </w:num>
-  <w:num w:numId="6" w16cid:durableId="1908150868">
+  <w:num w:numId="6" w16cid:durableId="1821337218">
     <w:abstractNumId w:val="1"/>
   </w:num>
-  <w:num w:numId="7" w16cid:durableId="85614291">
+  <w:num w:numId="7" w16cid:durableId="1839272533">
     <w:abstractNumId w:val="1"/>
   </w:num>
-  <w:num w:numId="8" w16cid:durableId="1509371834">
+  <w:num w:numId="8" w16cid:durableId="925113093">
     <w:abstractNumId w:val="1"/>
   </w:num>
-  <w:num w:numId="9" w16cid:durableId="719549790">
+  <w:num w:numId="9" w16cid:durableId="1368750338">
     <w:abstractNumId w:val="2"/>
     <w:lvlOverride w:ilvl="0">
       <w:startOverride w:val="1"/>
@@ -48272,40 +48365,40 @@
       <w:startOverride w:val="1"/>
     </w:lvlOverride>
   </w:num>
-  <w:num w:numId="10" w16cid:durableId="777792321">
+  <w:num w:numId="10" w16cid:durableId="1865754243">
     <w:abstractNumId w:val="1"/>
   </w:num>
-  <w:num w:numId="11" w16cid:durableId="1460491411">
+  <w:num w:numId="11" w16cid:durableId="133448825">
     <w:abstractNumId w:val="1"/>
   </w:num>
-  <w:num w:numId="12" w16cid:durableId="1059935711">
+  <w:num w:numId="12" w16cid:durableId="321390675">
     <w:abstractNumId w:val="1"/>
   </w:num>
-  <w:num w:numId="13" w16cid:durableId="1767189127">
+  <w:num w:numId="13" w16cid:durableId="644046257">
     <w:abstractNumId w:val="1"/>
   </w:num>
-  <w:num w:numId="14" w16cid:durableId="390925644">
+  <w:num w:numId="14" w16cid:durableId="503253486">
     <w:abstractNumId w:val="1"/>
   </w:num>
-  <w:num w:numId="15" w16cid:durableId="914359251">
+  <w:num w:numId="15" w16cid:durableId="1940288830">
     <w:abstractNumId w:val="1"/>
   </w:num>
-  <w:num w:numId="16" w16cid:durableId="1440762877">
+  <w:num w:numId="16" w16cid:durableId="1407385648">
     <w:abstractNumId w:val="1"/>
   </w:num>
-  <w:num w:numId="17" w16cid:durableId="1412851870">
+  <w:num w:numId="17" w16cid:durableId="704334274">
     <w:abstractNumId w:val="1"/>
   </w:num>
-  <w:num w:numId="18" w16cid:durableId="1431314456">
+  <w:num w:numId="18" w16cid:durableId="826242725">
     <w:abstractNumId w:val="1"/>
   </w:num>
-  <w:num w:numId="19" w16cid:durableId="295182780">
+  <w:num w:numId="19" w16cid:durableId="272788559">
     <w:abstractNumId w:val="1"/>
   </w:num>
-  <w:num w:numId="20" w16cid:durableId="1022244841">
+  <w:num w:numId="20" w16cid:durableId="667632263">
     <w:abstractNumId w:val="1"/>
   </w:num>
-  <w:num w:numId="21" w16cid:durableId="1275674238">
+  <w:num w:numId="21" w16cid:durableId="1533179268">
     <w:abstractNumId w:val="2"/>
     <w:lvlOverride w:ilvl="0">
       <w:startOverride w:val="1"/>
@@ -48335,49 +48428,49 @@
       <w:startOverride w:val="1"/>
     </w:lvlOverride>
   </w:num>
-  <w:num w:numId="22" w16cid:durableId="1523132459">
+  <w:num w:numId="22" w16cid:durableId="309789471">
     <w:abstractNumId w:val="1"/>
   </w:num>
-  <w:num w:numId="23" w16cid:durableId="885339554">
+  <w:num w:numId="23" w16cid:durableId="424619711">
     <w:abstractNumId w:val="1"/>
   </w:num>
-  <w:num w:numId="24" w16cid:durableId="1110902116">
+  <w:num w:numId="24" w16cid:durableId="332027775">
     <w:abstractNumId w:val="1"/>
   </w:num>
-  <w:num w:numId="25" w16cid:durableId="520317266">
+  <w:num w:numId="25" w16cid:durableId="1531800614">
     <w:abstractNumId w:val="1"/>
   </w:num>
-  <w:num w:numId="26" w16cid:durableId="1946964409">
+  <w:num w:numId="26" w16cid:durableId="2084375542">
     <w:abstractNumId w:val="1"/>
   </w:num>
-  <w:num w:numId="27" w16cid:durableId="1479955996">
+  <w:num w:numId="27" w16cid:durableId="1078288699">
     <w:abstractNumId w:val="1"/>
   </w:num>
-  <w:num w:numId="28" w16cid:durableId="844630612">
+  <w:num w:numId="28" w16cid:durableId="1459451717">
     <w:abstractNumId w:val="1"/>
   </w:num>
-  <w:num w:numId="29" w16cid:durableId="1496383939">
+  <w:num w:numId="29" w16cid:durableId="1969429748">
     <w:abstractNumId w:val="1"/>
   </w:num>
-  <w:num w:numId="30" w16cid:durableId="438992005">
+  <w:num w:numId="30" w16cid:durableId="1948342204">
     <w:abstractNumId w:val="1"/>
   </w:num>
-  <w:num w:numId="31" w16cid:durableId="852957442">
+  <w:num w:numId="31" w16cid:durableId="939752710">
     <w:abstractNumId w:val="1"/>
   </w:num>
-  <w:num w:numId="32" w16cid:durableId="566957519">
+  <w:num w:numId="32" w16cid:durableId="1178422265">
     <w:abstractNumId w:val="1"/>
   </w:num>
-  <w:num w:numId="33" w16cid:durableId="1831556740">
+  <w:num w:numId="33" w16cid:durableId="894119925">
     <w:abstractNumId w:val="1"/>
   </w:num>
-  <w:num w:numId="34" w16cid:durableId="2023044342">
+  <w:num w:numId="34" w16cid:durableId="1242368291">
     <w:abstractNumId w:val="1"/>
   </w:num>
-  <w:num w:numId="35" w16cid:durableId="731852507">
+  <w:num w:numId="35" w16cid:durableId="96751319">
     <w:abstractNumId w:val="1"/>
   </w:num>
-  <w:num w:numId="36" w16cid:durableId="517819903">
+  <w:num w:numId="36" w16cid:durableId="1095058876">
     <w:abstractNumId w:val="2"/>
     <w:lvlOverride w:ilvl="0">
       <w:startOverride w:val="1"/>
@@ -48407,10 +48500,10 @@
       <w:startOverride w:val="1"/>
     </w:lvlOverride>
   </w:num>
-  <w:num w:numId="37" w16cid:durableId="1820491132">
+  <w:num w:numId="37" w16cid:durableId="738093081">
     <w:abstractNumId w:val="1"/>
   </w:num>
-  <w:num w:numId="38" w16cid:durableId="1658609055">
+  <w:num w:numId="38" w16cid:durableId="908226602">
     <w:abstractNumId w:val="2"/>
     <w:lvlOverride w:ilvl="0">
       <w:startOverride w:val="1"/>
@@ -48440,28 +48533,28 @@
       <w:startOverride w:val="1"/>
     </w:lvlOverride>
   </w:num>
-  <w:num w:numId="39" w16cid:durableId="1630815063">
+  <w:num w:numId="39" w16cid:durableId="1619874354">
     <w:abstractNumId w:val="1"/>
   </w:num>
-  <w:num w:numId="40" w16cid:durableId="160583792">
+  <w:num w:numId="40" w16cid:durableId="1499073911">
     <w:abstractNumId w:val="1"/>
   </w:num>
-  <w:num w:numId="41" w16cid:durableId="1250119118">
+  <w:num w:numId="41" w16cid:durableId="1363900666">
     <w:abstractNumId w:val="1"/>
   </w:num>
-  <w:num w:numId="42" w16cid:durableId="1123617790">
+  <w:num w:numId="42" w16cid:durableId="1906408492">
     <w:abstractNumId w:val="1"/>
   </w:num>
-  <w:num w:numId="43" w16cid:durableId="481196016">
+  <w:num w:numId="43" w16cid:durableId="592056757">
     <w:abstractNumId w:val="1"/>
   </w:num>
-  <w:num w:numId="44" w16cid:durableId="843402683">
+  <w:num w:numId="44" w16cid:durableId="208151650">
     <w:abstractNumId w:val="1"/>
   </w:num>
-  <w:num w:numId="45" w16cid:durableId="1955163401">
+  <w:num w:numId="45" w16cid:durableId="393165992">
     <w:abstractNumId w:val="1"/>
   </w:num>
-  <w:num w:numId="46" w16cid:durableId="187334066">
+  <w:num w:numId="46" w16cid:durableId="1198087204">
     <w:abstractNumId w:val="1"/>
   </w:num>
 </w:numbering>
@@ -49517,7 +49610,7 @@
     <w:next w:val="Normal"/>
     <w:autoRedefine/>
     <w:uiPriority w:val="39"/>
-    <w:rsid w:val="00CB1447"/>
+    <w:rsid w:val="0011285A"/>
     <w:pPr>
       <w:spacing w:after="100"/>
     </w:pPr>
@@ -49528,7 +49621,7 @@
     <w:next w:val="Normal"/>
     <w:autoRedefine/>
     <w:uiPriority w:val="39"/>
-    <w:rsid w:val="00CB1447"/>
+    <w:rsid w:val="0011285A"/>
     <w:pPr>
       <w:spacing w:after="100"/>
       <w:ind w:left="240"/>
@@ -49541,7 +49634,7 @@
     <w:autoRedefine/>
     <w:uiPriority w:val="39"/>
     <w:unhideWhenUsed/>
-    <w:rsid w:val="00CB1447"/>
+    <w:rsid w:val="0011285A"/>
     <w:pPr>
       <w:spacing w:after="100" w:line="278" w:lineRule="auto"/>
       <w:ind w:left="480"/>
@@ -49559,7 +49652,7 @@
     <w:autoRedefine/>
     <w:uiPriority w:val="39"/>
     <w:unhideWhenUsed/>
-    <w:rsid w:val="00CB1447"/>
+    <w:rsid w:val="0011285A"/>
     <w:pPr>
       <w:spacing w:after="100" w:line="278" w:lineRule="auto"/>
       <w:ind w:left="720"/>
@@ -49577,7 +49670,7 @@
     <w:autoRedefine/>
     <w:uiPriority w:val="39"/>
     <w:unhideWhenUsed/>
-    <w:rsid w:val="00CB1447"/>
+    <w:rsid w:val="0011285A"/>
     <w:pPr>
       <w:spacing w:after="100" w:line="278" w:lineRule="auto"/>
       <w:ind w:left="960"/>
@@ -49595,7 +49688,7 @@
     <w:autoRedefine/>
     <w:uiPriority w:val="39"/>
     <w:unhideWhenUsed/>
-    <w:rsid w:val="00CB1447"/>
+    <w:rsid w:val="0011285A"/>
     <w:pPr>
       <w:spacing w:after="100" w:line="278" w:lineRule="auto"/>
       <w:ind w:left="1200"/>
@@ -49613,7 +49706,7 @@
     <w:autoRedefine/>
     <w:uiPriority w:val="39"/>
     <w:unhideWhenUsed/>
-    <w:rsid w:val="00CB1447"/>
+    <w:rsid w:val="0011285A"/>
     <w:pPr>
       <w:spacing w:after="100" w:line="278" w:lineRule="auto"/>
       <w:ind w:left="1440"/>
@@ -49631,7 +49724,7 @@
     <w:autoRedefine/>
     <w:uiPriority w:val="39"/>
     <w:unhideWhenUsed/>
-    <w:rsid w:val="00CB1447"/>
+    <w:rsid w:val="0011285A"/>
     <w:pPr>
       <w:spacing w:after="100" w:line="278" w:lineRule="auto"/>
       <w:ind w:left="1680"/>
@@ -49649,7 +49742,7 @@
     <w:autoRedefine/>
     <w:uiPriority w:val="39"/>
     <w:unhideWhenUsed/>
-    <w:rsid w:val="00CB1447"/>
+    <w:rsid w:val="0011285A"/>
     <w:pPr>
       <w:spacing w:after="100" w:line="278" w:lineRule="auto"/>
       <w:ind w:left="1920"/>
@@ -49666,7 +49759,7 @@
     <w:uiPriority w:val="99"/>
     <w:semiHidden/>
     <w:unhideWhenUsed/>
-    <w:rsid w:val="00CB1447"/>
+    <w:rsid w:val="0011285A"/>
     <w:rPr>
       <w:color w:val="605E5C"/>
       <w:shd w:val="clear" w:color="auto" w:fill="E1DFDD"/>

--- a/docs/manual/ClassBuilder_Manual.docx
+++ b/docs/manual/ClassBuilder_Manual.docx
@@ -34,7 +34,7 @@
           <w:sz w:val="24"/>
           <w:szCs w:val="24"/>
         </w:rPr>
-        <w:id w:val="-2002646705"/>
+        <w:id w:val="-153530985"/>
         <w:docPartObj>
           <w:docPartGallery w:val="Table of Contents"/>
           <w:docPartUnique/>
@@ -74,7 +74,7 @@
           <w:r>
             <w:fldChar w:fldCharType="separate"/>
           </w:r>
-          <w:hyperlink w:anchor="_Toc234836310" w:history="1">
+          <w:hyperlink w:anchor="_Toc234836736" w:history="1">
             <w:r>
               <w:rPr>
                 <w:rStyle w:val="Hyperlink"/>
@@ -118,7 +118,7 @@
                 <w:noProof/>
                 <w:webHidden/>
               </w:rPr>
-              <w:instrText xml:space="preserve"> PAGEREF _Toc234836310 \h </w:instrText>
+              <w:instrText xml:space="preserve"> PAGEREF _Toc234836736 \h </w:instrText>
             </w:r>
             <w:r>
               <w:rPr>
@@ -164,7 +164,7 @@
               <w14:ligatures w14:val="standardContextual"/>
             </w:rPr>
           </w:pPr>
-          <w:hyperlink w:anchor="_Toc234836311" w:history="1">
+          <w:hyperlink w:anchor="_Toc234836737" w:history="1">
             <w:r>
               <w:rPr>
                 <w:rStyle w:val="Hyperlink"/>
@@ -208,7 +208,7 @@
                 <w:noProof/>
                 <w:webHidden/>
               </w:rPr>
-              <w:instrText xml:space="preserve"> PAGEREF _Toc234836311 \h </w:instrText>
+              <w:instrText xml:space="preserve"> PAGEREF _Toc234836737 \h </w:instrText>
             </w:r>
             <w:r>
               <w:rPr>
@@ -254,7 +254,7 @@
               <w14:ligatures w14:val="standardContextual"/>
             </w:rPr>
           </w:pPr>
-          <w:hyperlink w:anchor="_Toc234836312" w:history="1">
+          <w:hyperlink w:anchor="_Toc234836738" w:history="1">
             <w:r>
               <w:rPr>
                 <w:rStyle w:val="Hyperlink"/>
@@ -298,7 +298,7 @@
                 <w:noProof/>
                 <w:webHidden/>
               </w:rPr>
-              <w:instrText xml:space="preserve"> PAGEREF _Toc234836312 \h </w:instrText>
+              <w:instrText xml:space="preserve"> PAGEREF _Toc234836738 \h </w:instrText>
             </w:r>
             <w:r>
               <w:rPr>
@@ -344,7 +344,7 @@
               <w14:ligatures w14:val="standardContextual"/>
             </w:rPr>
           </w:pPr>
-          <w:hyperlink w:anchor="_Toc234836313" w:history="1">
+          <w:hyperlink w:anchor="_Toc234836739" w:history="1">
             <w:r>
               <w:rPr>
                 <w:rStyle w:val="Hyperlink"/>
@@ -388,7 +388,7 @@
                 <w:noProof/>
                 <w:webHidden/>
               </w:rPr>
-              <w:instrText xml:space="preserve"> PAGEREF _Toc234836313 \h </w:instrText>
+              <w:instrText xml:space="preserve"> PAGEREF _Toc234836739 \h </w:instrText>
             </w:r>
             <w:r>
               <w:rPr>
@@ -434,7 +434,7 @@
               <w14:ligatures w14:val="standardContextual"/>
             </w:rPr>
           </w:pPr>
-          <w:hyperlink w:anchor="_Toc234836314" w:history="1">
+          <w:hyperlink w:anchor="_Toc234836740" w:history="1">
             <w:r>
               <w:rPr>
                 <w:rStyle w:val="Hyperlink"/>
@@ -478,7 +478,7 @@
                 <w:noProof/>
                 <w:webHidden/>
               </w:rPr>
-              <w:instrText xml:space="preserve"> PAGEREF _Toc234836314 \h </w:instrText>
+              <w:instrText xml:space="preserve"> PAGEREF _Toc234836740 \h </w:instrText>
             </w:r>
             <w:r>
               <w:rPr>
@@ -524,7 +524,7 @@
               <w14:ligatures w14:val="standardContextual"/>
             </w:rPr>
           </w:pPr>
-          <w:hyperlink w:anchor="_Toc234836315" w:history="1">
+          <w:hyperlink w:anchor="_Toc234836741" w:history="1">
             <w:r>
               <w:rPr>
                 <w:rStyle w:val="Hyperlink"/>
@@ -568,7 +568,7 @@
                 <w:noProof/>
                 <w:webHidden/>
               </w:rPr>
-              <w:instrText xml:space="preserve"> PAGEREF _Toc234836315 \h </w:instrText>
+              <w:instrText xml:space="preserve"> PAGEREF _Toc234836741 \h </w:instrText>
             </w:r>
             <w:r>
               <w:rPr>
@@ -614,7 +614,7 @@
               <w14:ligatures w14:val="standardContextual"/>
             </w:rPr>
           </w:pPr>
-          <w:hyperlink w:anchor="_Toc234836316" w:history="1">
+          <w:hyperlink w:anchor="_Toc234836742" w:history="1">
             <w:r>
               <w:rPr>
                 <w:rStyle w:val="Hyperlink"/>
@@ -658,7 +658,7 @@
                 <w:noProof/>
                 <w:webHidden/>
               </w:rPr>
-              <w:instrText xml:space="preserve"> PAGEREF _Toc234836316 \h </w:instrText>
+              <w:instrText xml:space="preserve"> PAGEREF _Toc234836742 \h </w:instrText>
             </w:r>
             <w:r>
               <w:rPr>
@@ -704,7 +704,7 @@
               <w14:ligatures w14:val="standardContextual"/>
             </w:rPr>
           </w:pPr>
-          <w:hyperlink w:anchor="_Toc234836317" w:history="1">
+          <w:hyperlink w:anchor="_Toc234836743" w:history="1">
             <w:r>
               <w:rPr>
                 <w:rStyle w:val="Hyperlink"/>
@@ -748,7 +748,7 @@
                 <w:noProof/>
                 <w:webHidden/>
               </w:rPr>
-              <w:instrText xml:space="preserve"> PAGEREF _Toc234836317 \h </w:instrText>
+              <w:instrText xml:space="preserve"> PAGEREF _Toc234836743 \h </w:instrText>
             </w:r>
             <w:r>
               <w:rPr>
@@ -794,7 +794,7 @@
               <w14:ligatures w14:val="standardContextual"/>
             </w:rPr>
           </w:pPr>
-          <w:hyperlink w:anchor="_Toc234836318" w:history="1">
+          <w:hyperlink w:anchor="_Toc234836744" w:history="1">
             <w:r>
               <w:rPr>
                 <w:rStyle w:val="Hyperlink"/>
@@ -838,7 +838,7 @@
                 <w:noProof/>
                 <w:webHidden/>
               </w:rPr>
-              <w:instrText xml:space="preserve"> PAGEREF _Toc234836318 \h </w:instrText>
+              <w:instrText xml:space="preserve"> PAGEREF _Toc234836744 \h </w:instrText>
             </w:r>
             <w:r>
               <w:rPr>
@@ -884,7 +884,7 @@
               <w14:ligatures w14:val="standardContextual"/>
             </w:rPr>
           </w:pPr>
-          <w:hyperlink w:anchor="_Toc234836319" w:history="1">
+          <w:hyperlink w:anchor="_Toc234836745" w:history="1">
             <w:r>
               <w:rPr>
                 <w:rStyle w:val="Hyperlink"/>
@@ -928,7 +928,7 @@
                 <w:noProof/>
                 <w:webHidden/>
               </w:rPr>
-              <w:instrText xml:space="preserve"> PAGEREF _Toc234836319 \h </w:instrText>
+              <w:instrText xml:space="preserve"> PAGEREF _Toc234836745 \h </w:instrText>
             </w:r>
             <w:r>
               <w:rPr>
@@ -974,7 +974,7 @@
               <w14:ligatures w14:val="standardContextual"/>
             </w:rPr>
           </w:pPr>
-          <w:hyperlink w:anchor="_Toc234836320" w:history="1">
+          <w:hyperlink w:anchor="_Toc234836746" w:history="1">
             <w:r>
               <w:rPr>
                 <w:rStyle w:val="Hyperlink"/>
@@ -1018,7 +1018,7 @@
                 <w:noProof/>
                 <w:webHidden/>
               </w:rPr>
-              <w:instrText xml:space="preserve"> PAGEREF _Toc234836320 \h </w:instrText>
+              <w:instrText xml:space="preserve"> PAGEREF _Toc234836746 \h </w:instrText>
             </w:r>
             <w:r>
               <w:rPr>
@@ -1064,7 +1064,7 @@
               <w14:ligatures w14:val="standardContextual"/>
             </w:rPr>
           </w:pPr>
-          <w:hyperlink w:anchor="_Toc234836321" w:history="1">
+          <w:hyperlink w:anchor="_Toc234836747" w:history="1">
             <w:r>
               <w:rPr>
                 <w:rStyle w:val="Hyperlink"/>
@@ -1108,7 +1108,7 @@
                 <w:noProof/>
                 <w:webHidden/>
               </w:rPr>
-              <w:instrText xml:space="preserve"> PAGEREF _Toc234836321 \h </w:instrText>
+              <w:instrText xml:space="preserve"> PAGEREF _Toc234836747 \h </w:instrText>
             </w:r>
             <w:r>
               <w:rPr>
@@ -1154,7 +1154,7 @@
               <w14:ligatures w14:val="standardContextual"/>
             </w:rPr>
           </w:pPr>
-          <w:hyperlink w:anchor="_Toc234836322" w:history="1">
+          <w:hyperlink w:anchor="_Toc234836748" w:history="1">
             <w:r>
               <w:rPr>
                 <w:rStyle w:val="Hyperlink"/>
@@ -1198,7 +1198,7 @@
                 <w:noProof/>
                 <w:webHidden/>
               </w:rPr>
-              <w:instrText xml:space="preserve"> PAGEREF _Toc234836322 \h </w:instrText>
+              <w:instrText xml:space="preserve"> PAGEREF _Toc234836748 \h </w:instrText>
             </w:r>
             <w:r>
               <w:rPr>
@@ -1244,7 +1244,7 @@
               <w14:ligatures w14:val="standardContextual"/>
             </w:rPr>
           </w:pPr>
-          <w:hyperlink w:anchor="_Toc234836323" w:history="1">
+          <w:hyperlink w:anchor="_Toc234836749" w:history="1">
             <w:r>
               <w:rPr>
                 <w:rStyle w:val="Hyperlink"/>
@@ -1288,7 +1288,7 @@
                 <w:noProof/>
                 <w:webHidden/>
               </w:rPr>
-              <w:instrText xml:space="preserve"> PAGEREF _Toc234836323 \h </w:instrText>
+              <w:instrText xml:space="preserve"> PAGEREF _Toc234836749 \h </w:instrText>
             </w:r>
             <w:r>
               <w:rPr>
@@ -1334,7 +1334,7 @@
               <w14:ligatures w14:val="standardContextual"/>
             </w:rPr>
           </w:pPr>
-          <w:hyperlink w:anchor="_Toc234836324" w:history="1">
+          <w:hyperlink w:anchor="_Toc234836750" w:history="1">
             <w:r>
               <w:rPr>
                 <w:rStyle w:val="Hyperlink"/>
@@ -1378,7 +1378,7 @@
                 <w:noProof/>
                 <w:webHidden/>
               </w:rPr>
-              <w:instrText xml:space="preserve"> PAGEREF _Toc234836324 \h </w:instrText>
+              <w:instrText xml:space="preserve"> PAGEREF _Toc234836750 \h </w:instrText>
             </w:r>
             <w:r>
               <w:rPr>
@@ -1424,7 +1424,7 @@
               <w14:ligatures w14:val="standardContextual"/>
             </w:rPr>
           </w:pPr>
-          <w:hyperlink w:anchor="_Toc234836325" w:history="1">
+          <w:hyperlink w:anchor="_Toc234836751" w:history="1">
             <w:r>
               <w:rPr>
                 <w:rStyle w:val="Hyperlink"/>
@@ -1468,7 +1468,7 @@
                 <w:noProof/>
                 <w:webHidden/>
               </w:rPr>
-              <w:instrText xml:space="preserve"> PAGEREF _Toc234836325 \h </w:instrText>
+              <w:instrText xml:space="preserve"> PAGEREF _Toc234836751 \h </w:instrText>
             </w:r>
             <w:r>
               <w:rPr>
@@ -1514,7 +1514,7 @@
               <w14:ligatures w14:val="standardContextual"/>
             </w:rPr>
           </w:pPr>
-          <w:hyperlink w:anchor="_Toc234836326" w:history="1">
+          <w:hyperlink w:anchor="_Toc234836752" w:history="1">
             <w:r>
               <w:rPr>
                 <w:rStyle w:val="Hyperlink"/>
@@ -1558,7 +1558,7 @@
                 <w:noProof/>
                 <w:webHidden/>
               </w:rPr>
-              <w:instrText xml:space="preserve"> PAGEREF _Toc234836326 \h </w:instrText>
+              <w:instrText xml:space="preserve"> PAGEREF _Toc234836752 \h </w:instrText>
             </w:r>
             <w:r>
               <w:rPr>
@@ -1604,7 +1604,7 @@
               <w14:ligatures w14:val="standardContextual"/>
             </w:rPr>
           </w:pPr>
-          <w:hyperlink w:anchor="_Toc234836327" w:history="1">
+          <w:hyperlink w:anchor="_Toc234836753" w:history="1">
             <w:r>
               <w:rPr>
                 <w:rStyle w:val="Hyperlink"/>
@@ -1648,7 +1648,7 @@
                 <w:noProof/>
                 <w:webHidden/>
               </w:rPr>
-              <w:instrText xml:space="preserve"> PAGEREF _Toc234836327 \h </w:instrText>
+              <w:instrText xml:space="preserve"> PAGEREF _Toc234836753 \h </w:instrText>
             </w:r>
             <w:r>
               <w:rPr>
@@ -1694,7 +1694,7 @@
               <w14:ligatures w14:val="standardContextual"/>
             </w:rPr>
           </w:pPr>
-          <w:hyperlink w:anchor="_Toc234836328" w:history="1">
+          <w:hyperlink w:anchor="_Toc234836754" w:history="1">
             <w:r>
               <w:rPr>
                 <w:rStyle w:val="Hyperlink"/>
@@ -1738,7 +1738,7 @@
                 <w:noProof/>
                 <w:webHidden/>
               </w:rPr>
-              <w:instrText xml:space="preserve"> PAGEREF _Toc234836328 \h </w:instrText>
+              <w:instrText xml:space="preserve"> PAGEREF _Toc234836754 \h </w:instrText>
             </w:r>
             <w:r>
               <w:rPr>
@@ -1784,7 +1784,7 @@
               <w14:ligatures w14:val="standardContextual"/>
             </w:rPr>
           </w:pPr>
-          <w:hyperlink w:anchor="_Toc234836329" w:history="1">
+          <w:hyperlink w:anchor="_Toc234836755" w:history="1">
             <w:r>
               <w:rPr>
                 <w:rStyle w:val="Hyperlink"/>
@@ -1828,7 +1828,7 @@
                 <w:noProof/>
                 <w:webHidden/>
               </w:rPr>
-              <w:instrText xml:space="preserve"> PAGEREF _Toc234836329 \h </w:instrText>
+              <w:instrText xml:space="preserve"> PAGEREF _Toc234836755 \h </w:instrText>
             </w:r>
             <w:r>
               <w:rPr>
@@ -1874,7 +1874,7 @@
               <w14:ligatures w14:val="standardContextual"/>
             </w:rPr>
           </w:pPr>
-          <w:hyperlink w:anchor="_Toc234836330" w:history="1">
+          <w:hyperlink w:anchor="_Toc234836756" w:history="1">
             <w:r>
               <w:rPr>
                 <w:rStyle w:val="Hyperlink"/>
@@ -1918,7 +1918,7 @@
                 <w:noProof/>
                 <w:webHidden/>
               </w:rPr>
-              <w:instrText xml:space="preserve"> PAGEREF _Toc234836330 \h </w:instrText>
+              <w:instrText xml:space="preserve"> PAGEREF _Toc234836756 \h </w:instrText>
             </w:r>
             <w:r>
               <w:rPr>
@@ -1964,7 +1964,7 @@
               <w14:ligatures w14:val="standardContextual"/>
             </w:rPr>
           </w:pPr>
-          <w:hyperlink w:anchor="_Toc234836331" w:history="1">
+          <w:hyperlink w:anchor="_Toc234836757" w:history="1">
             <w:r>
               <w:rPr>
                 <w:rStyle w:val="Hyperlink"/>
@@ -2008,7 +2008,7 @@
                 <w:noProof/>
                 <w:webHidden/>
               </w:rPr>
-              <w:instrText xml:space="preserve"> PAGEREF _Toc234836331 \h </w:instrText>
+              <w:instrText xml:space="preserve"> PAGEREF _Toc234836757 \h </w:instrText>
             </w:r>
             <w:r>
               <w:rPr>
@@ -2054,7 +2054,7 @@
               <w14:ligatures w14:val="standardContextual"/>
             </w:rPr>
           </w:pPr>
-          <w:hyperlink w:anchor="_Toc234836332" w:history="1">
+          <w:hyperlink w:anchor="_Toc234836758" w:history="1">
             <w:r>
               <w:rPr>
                 <w:rStyle w:val="Hyperlink"/>
@@ -2098,7 +2098,7 @@
                 <w:noProof/>
                 <w:webHidden/>
               </w:rPr>
-              <w:instrText xml:space="preserve"> PAGEREF _Toc234836332 \h </w:instrText>
+              <w:instrText xml:space="preserve"> PAGEREF _Toc234836758 \h </w:instrText>
             </w:r>
             <w:r>
               <w:rPr>
@@ -2144,7 +2144,7 @@
               <w14:ligatures w14:val="standardContextual"/>
             </w:rPr>
           </w:pPr>
-          <w:hyperlink w:anchor="_Toc234836333" w:history="1">
+          <w:hyperlink w:anchor="_Toc234836759" w:history="1">
             <w:r>
               <w:rPr>
                 <w:rStyle w:val="Hyperlink"/>
@@ -2188,7 +2188,7 @@
                 <w:noProof/>
                 <w:webHidden/>
               </w:rPr>
-              <w:instrText xml:space="preserve"> PAGEREF _Toc234836333 \h </w:instrText>
+              <w:instrText xml:space="preserve"> PAGEREF _Toc234836759 \h </w:instrText>
             </w:r>
             <w:r>
               <w:rPr>
@@ -2234,7 +2234,7 @@
               <w14:ligatures w14:val="standardContextual"/>
             </w:rPr>
           </w:pPr>
-          <w:hyperlink w:anchor="_Toc234836334" w:history="1">
+          <w:hyperlink w:anchor="_Toc234836760" w:history="1">
             <w:r>
               <w:rPr>
                 <w:rStyle w:val="Hyperlink"/>
@@ -2278,7 +2278,7 @@
                 <w:noProof/>
                 <w:webHidden/>
               </w:rPr>
-              <w:instrText xml:space="preserve"> PAGEREF _Toc234836334 \h </w:instrText>
+              <w:instrText xml:space="preserve"> PAGEREF _Toc234836760 \h </w:instrText>
             </w:r>
             <w:r>
               <w:rPr>
@@ -2324,7 +2324,7 @@
               <w14:ligatures w14:val="standardContextual"/>
             </w:rPr>
           </w:pPr>
-          <w:hyperlink w:anchor="_Toc234836335" w:history="1">
+          <w:hyperlink w:anchor="_Toc234836761" w:history="1">
             <w:r>
               <w:rPr>
                 <w:rStyle w:val="Hyperlink"/>
@@ -2368,7 +2368,7 @@
                 <w:noProof/>
                 <w:webHidden/>
               </w:rPr>
-              <w:instrText xml:space="preserve"> PAGEREF _Toc234836335 \h </w:instrText>
+              <w:instrText xml:space="preserve"> PAGEREF _Toc234836761 \h </w:instrText>
             </w:r>
             <w:r>
               <w:rPr>
@@ -2414,7 +2414,7 @@
               <w14:ligatures w14:val="standardContextual"/>
             </w:rPr>
           </w:pPr>
-          <w:hyperlink w:anchor="_Toc234836336" w:history="1">
+          <w:hyperlink w:anchor="_Toc234836762" w:history="1">
             <w:r>
               <w:rPr>
                 <w:rStyle w:val="Hyperlink"/>
@@ -2458,7 +2458,7 @@
                 <w:noProof/>
                 <w:webHidden/>
               </w:rPr>
-              <w:instrText xml:space="preserve"> PAGEREF _Toc234836336 \h </w:instrText>
+              <w:instrText xml:space="preserve"> PAGEREF _Toc234836762 \h </w:instrText>
             </w:r>
             <w:r>
               <w:rPr>
@@ -2504,7 +2504,7 @@
               <w14:ligatures w14:val="standardContextual"/>
             </w:rPr>
           </w:pPr>
-          <w:hyperlink w:anchor="_Toc234836337" w:history="1">
+          <w:hyperlink w:anchor="_Toc234836763" w:history="1">
             <w:r>
               <w:rPr>
                 <w:rStyle w:val="Hyperlink"/>
@@ -2548,7 +2548,7 @@
                 <w:noProof/>
                 <w:webHidden/>
               </w:rPr>
-              <w:instrText xml:space="preserve"> PAGEREF _Toc234836337 \h </w:instrText>
+              <w:instrText xml:space="preserve"> PAGEREF _Toc234836763 \h </w:instrText>
             </w:r>
             <w:r>
               <w:rPr>
@@ -2594,7 +2594,7 @@
               <w14:ligatures w14:val="standardContextual"/>
             </w:rPr>
           </w:pPr>
-          <w:hyperlink w:anchor="_Toc234836338" w:history="1">
+          <w:hyperlink w:anchor="_Toc234836764" w:history="1">
             <w:r>
               <w:rPr>
                 <w:rStyle w:val="Hyperlink"/>
@@ -2638,7 +2638,7 @@
                 <w:noProof/>
                 <w:webHidden/>
               </w:rPr>
-              <w:instrText xml:space="preserve"> PAGEREF _Toc234836338 \h </w:instrText>
+              <w:instrText xml:space="preserve"> PAGEREF _Toc234836764 \h </w:instrText>
             </w:r>
             <w:r>
               <w:rPr>
@@ -2684,7 +2684,7 @@
               <w14:ligatures w14:val="standardContextual"/>
             </w:rPr>
           </w:pPr>
-          <w:hyperlink w:anchor="_Toc234836339" w:history="1">
+          <w:hyperlink w:anchor="_Toc234836765" w:history="1">
             <w:r>
               <w:rPr>
                 <w:rStyle w:val="Hyperlink"/>
@@ -2728,7 +2728,7 @@
                 <w:noProof/>
                 <w:webHidden/>
               </w:rPr>
-              <w:instrText xml:space="preserve"> PAGEREF _Toc234836339 \h </w:instrText>
+              <w:instrText xml:space="preserve"> PAGEREF _Toc234836765 \h </w:instrText>
             </w:r>
             <w:r>
               <w:rPr>
@@ -2774,7 +2774,7 @@
               <w14:ligatures w14:val="standardContextual"/>
             </w:rPr>
           </w:pPr>
-          <w:hyperlink w:anchor="_Toc234836340" w:history="1">
+          <w:hyperlink w:anchor="_Toc234836766" w:history="1">
             <w:r>
               <w:rPr>
                 <w:rStyle w:val="Hyperlink"/>
@@ -2818,7 +2818,7 @@
                 <w:noProof/>
                 <w:webHidden/>
               </w:rPr>
-              <w:instrText xml:space="preserve"> PAGEREF _Toc234836340 \h </w:instrText>
+              <w:instrText xml:space="preserve"> PAGEREF _Toc234836766 \h </w:instrText>
             </w:r>
             <w:r>
               <w:rPr>
@@ -2864,7 +2864,7 @@
               <w14:ligatures w14:val="standardContextual"/>
             </w:rPr>
           </w:pPr>
-          <w:hyperlink w:anchor="_Toc234836341" w:history="1">
+          <w:hyperlink w:anchor="_Toc234836767" w:history="1">
             <w:r>
               <w:rPr>
                 <w:rStyle w:val="Hyperlink"/>
@@ -2908,7 +2908,7 @@
                 <w:noProof/>
                 <w:webHidden/>
               </w:rPr>
-              <w:instrText xml:space="preserve"> PAGEREF _Toc234836341 \h </w:instrText>
+              <w:instrText xml:space="preserve"> PAGEREF _Toc234836767 \h </w:instrText>
             </w:r>
             <w:r>
               <w:rPr>
@@ -2954,7 +2954,7 @@
               <w14:ligatures w14:val="standardContextual"/>
             </w:rPr>
           </w:pPr>
-          <w:hyperlink w:anchor="_Toc234836342" w:history="1">
+          <w:hyperlink w:anchor="_Toc234836768" w:history="1">
             <w:r>
               <w:rPr>
                 <w:rStyle w:val="Hyperlink"/>
@@ -2998,7 +2998,7 @@
                 <w:noProof/>
                 <w:webHidden/>
               </w:rPr>
-              <w:instrText xml:space="preserve"> PAGEREF _Toc234836342 \h </w:instrText>
+              <w:instrText xml:space="preserve"> PAGEREF _Toc234836768 \h </w:instrText>
             </w:r>
             <w:r>
               <w:rPr>
@@ -3044,7 +3044,7 @@
               <w14:ligatures w14:val="standardContextual"/>
             </w:rPr>
           </w:pPr>
-          <w:hyperlink w:anchor="_Toc234836343" w:history="1">
+          <w:hyperlink w:anchor="_Toc234836769" w:history="1">
             <w:r>
               <w:rPr>
                 <w:rStyle w:val="Hyperlink"/>
@@ -3088,7 +3088,7 @@
                 <w:noProof/>
                 <w:webHidden/>
               </w:rPr>
-              <w:instrText xml:space="preserve"> PAGEREF _Toc234836343 \h </w:instrText>
+              <w:instrText xml:space="preserve"> PAGEREF _Toc234836769 \h </w:instrText>
             </w:r>
             <w:r>
               <w:rPr>
@@ -3134,7 +3134,7 @@
               <w14:ligatures w14:val="standardContextual"/>
             </w:rPr>
           </w:pPr>
-          <w:hyperlink w:anchor="_Toc234836344" w:history="1">
+          <w:hyperlink w:anchor="_Toc234836770" w:history="1">
             <w:r>
               <w:rPr>
                 <w:rStyle w:val="Hyperlink"/>
@@ -3178,7 +3178,7 @@
                 <w:noProof/>
                 <w:webHidden/>
               </w:rPr>
-              <w:instrText xml:space="preserve"> PAGEREF _Toc234836344 \h </w:instrText>
+              <w:instrText xml:space="preserve"> PAGEREF _Toc234836770 \h </w:instrText>
             </w:r>
             <w:r>
               <w:rPr>
@@ -3224,7 +3224,7 @@
               <w14:ligatures w14:val="standardContextual"/>
             </w:rPr>
           </w:pPr>
-          <w:hyperlink w:anchor="_Toc234836345" w:history="1">
+          <w:hyperlink w:anchor="_Toc234836771" w:history="1">
             <w:r>
               <w:rPr>
                 <w:rStyle w:val="Hyperlink"/>
@@ -3268,7 +3268,7 @@
                 <w:noProof/>
                 <w:webHidden/>
               </w:rPr>
-              <w:instrText xml:space="preserve"> PAGEREF _Toc234836345 \h </w:instrText>
+              <w:instrText xml:space="preserve"> PAGEREF _Toc234836771 \h </w:instrText>
             </w:r>
             <w:r>
               <w:rPr>
@@ -3314,7 +3314,7 @@
               <w14:ligatures w14:val="standardContextual"/>
             </w:rPr>
           </w:pPr>
-          <w:hyperlink w:anchor="_Toc234836346" w:history="1">
+          <w:hyperlink w:anchor="_Toc234836772" w:history="1">
             <w:r>
               <w:rPr>
                 <w:rStyle w:val="Hyperlink"/>
@@ -3358,7 +3358,7 @@
                 <w:noProof/>
                 <w:webHidden/>
               </w:rPr>
-              <w:instrText xml:space="preserve"> PAGEREF _Toc234836346 \h </w:instrText>
+              <w:instrText xml:space="preserve"> PAGEREF _Toc234836772 \h </w:instrText>
             </w:r>
             <w:r>
               <w:rPr>
@@ -3404,7 +3404,7 @@
               <w14:ligatures w14:val="standardContextual"/>
             </w:rPr>
           </w:pPr>
-          <w:hyperlink w:anchor="_Toc234836347" w:history="1">
+          <w:hyperlink w:anchor="_Toc234836773" w:history="1">
             <w:r>
               <w:rPr>
                 <w:rStyle w:val="Hyperlink"/>
@@ -3448,7 +3448,7 @@
                 <w:noProof/>
                 <w:webHidden/>
               </w:rPr>
-              <w:instrText xml:space="preserve"> PAGEREF _Toc234836347 \h </w:instrText>
+              <w:instrText xml:space="preserve"> PAGEREF _Toc234836773 \h </w:instrText>
             </w:r>
             <w:r>
               <w:rPr>
@@ -3494,7 +3494,7 @@
               <w14:ligatures w14:val="standardContextual"/>
             </w:rPr>
           </w:pPr>
-          <w:hyperlink w:anchor="_Toc234836348" w:history="1">
+          <w:hyperlink w:anchor="_Toc234836774" w:history="1">
             <w:r>
               <w:rPr>
                 <w:rStyle w:val="Hyperlink"/>
@@ -3538,7 +3538,7 @@
                 <w:noProof/>
                 <w:webHidden/>
               </w:rPr>
-              <w:instrText xml:space="preserve"> PAGEREF _Toc234836348 \h </w:instrText>
+              <w:instrText xml:space="preserve"> PAGEREF _Toc234836774 \h </w:instrText>
             </w:r>
             <w:r>
               <w:rPr>
@@ -3584,7 +3584,7 @@
               <w14:ligatures w14:val="standardContextual"/>
             </w:rPr>
           </w:pPr>
-          <w:hyperlink w:anchor="_Toc234836349" w:history="1">
+          <w:hyperlink w:anchor="_Toc234836775" w:history="1">
             <w:r>
               <w:rPr>
                 <w:rStyle w:val="Hyperlink"/>
@@ -3628,7 +3628,7 @@
                 <w:noProof/>
                 <w:webHidden/>
               </w:rPr>
-              <w:instrText xml:space="preserve"> PAGEREF _Toc234836349 \h </w:instrText>
+              <w:instrText xml:space="preserve"> PAGEREF _Toc234836775 \h </w:instrText>
             </w:r>
             <w:r>
               <w:rPr>
@@ -3674,7 +3674,7 @@
               <w14:ligatures w14:val="standardContextual"/>
             </w:rPr>
           </w:pPr>
-          <w:hyperlink w:anchor="_Toc234836350" w:history="1">
+          <w:hyperlink w:anchor="_Toc234836776" w:history="1">
             <w:r>
               <w:rPr>
                 <w:rStyle w:val="Hyperlink"/>
@@ -3718,7 +3718,7 @@
                 <w:noProof/>
                 <w:webHidden/>
               </w:rPr>
-              <w:instrText xml:space="preserve"> PAGEREF _Toc234836350 \h </w:instrText>
+              <w:instrText xml:space="preserve"> PAGEREF _Toc234836776 \h </w:instrText>
             </w:r>
             <w:r>
               <w:rPr>
@@ -3764,7 +3764,7 @@
               <w14:ligatures w14:val="standardContextual"/>
             </w:rPr>
           </w:pPr>
-          <w:hyperlink w:anchor="_Toc234836351" w:history="1">
+          <w:hyperlink w:anchor="_Toc234836777" w:history="1">
             <w:r>
               <w:rPr>
                 <w:rStyle w:val="Hyperlink"/>
@@ -3808,7 +3808,7 @@
                 <w:noProof/>
                 <w:webHidden/>
               </w:rPr>
-              <w:instrText xml:space="preserve"> PAGEREF _Toc234836351 \h </w:instrText>
+              <w:instrText xml:space="preserve"> PAGEREF _Toc234836777 \h </w:instrText>
             </w:r>
             <w:r>
               <w:rPr>
@@ -3854,7 +3854,7 @@
               <w14:ligatures w14:val="standardContextual"/>
             </w:rPr>
           </w:pPr>
-          <w:hyperlink w:anchor="_Toc234836352" w:history="1">
+          <w:hyperlink w:anchor="_Toc234836778" w:history="1">
             <w:r>
               <w:rPr>
                 <w:rStyle w:val="Hyperlink"/>
@@ -3898,7 +3898,7 @@
                 <w:noProof/>
                 <w:webHidden/>
               </w:rPr>
-              <w:instrText xml:space="preserve"> PAGEREF _Toc234836352 \h </w:instrText>
+              <w:instrText xml:space="preserve"> PAGEREF _Toc234836778 \h </w:instrText>
             </w:r>
             <w:r>
               <w:rPr>
@@ -3944,7 +3944,7 @@
               <w14:ligatures w14:val="standardContextual"/>
             </w:rPr>
           </w:pPr>
-          <w:hyperlink w:anchor="_Toc234836353" w:history="1">
+          <w:hyperlink w:anchor="_Toc234836779" w:history="1">
             <w:r>
               <w:rPr>
                 <w:rStyle w:val="Hyperlink"/>
@@ -3988,7 +3988,7 @@
                 <w:noProof/>
                 <w:webHidden/>
               </w:rPr>
-              <w:instrText xml:space="preserve"> PAGEREF _Toc234836353 \h </w:instrText>
+              <w:instrText xml:space="preserve"> PAGEREF _Toc234836779 \h </w:instrText>
             </w:r>
             <w:r>
               <w:rPr>
@@ -4034,7 +4034,7 @@
               <w14:ligatures w14:val="standardContextual"/>
             </w:rPr>
           </w:pPr>
-          <w:hyperlink w:anchor="_Toc234836354" w:history="1">
+          <w:hyperlink w:anchor="_Toc234836780" w:history="1">
             <w:r>
               <w:rPr>
                 <w:rStyle w:val="Hyperlink"/>
@@ -4078,7 +4078,7 @@
                 <w:noProof/>
                 <w:webHidden/>
               </w:rPr>
-              <w:instrText xml:space="preserve"> PAGEREF _Toc234836354 \h </w:instrText>
+              <w:instrText xml:space="preserve"> PAGEREF _Toc234836780 \h </w:instrText>
             </w:r>
             <w:r>
               <w:rPr>
@@ -4124,7 +4124,7 @@
               <w14:ligatures w14:val="standardContextual"/>
             </w:rPr>
           </w:pPr>
-          <w:hyperlink w:anchor="_Toc234836355" w:history="1">
+          <w:hyperlink w:anchor="_Toc234836781" w:history="1">
             <w:r>
               <w:rPr>
                 <w:rStyle w:val="Hyperlink"/>
@@ -4168,7 +4168,7 @@
                 <w:noProof/>
                 <w:webHidden/>
               </w:rPr>
-              <w:instrText xml:space="preserve"> PAGEREF _Toc234836355 \h </w:instrText>
+              <w:instrText xml:space="preserve"> PAGEREF _Toc234836781 \h </w:instrText>
             </w:r>
             <w:r>
               <w:rPr>
@@ -4214,7 +4214,7 @@
               <w14:ligatures w14:val="standardContextual"/>
             </w:rPr>
           </w:pPr>
-          <w:hyperlink w:anchor="_Toc234836356" w:history="1">
+          <w:hyperlink w:anchor="_Toc234836782" w:history="1">
             <w:r>
               <w:rPr>
                 <w:rStyle w:val="Hyperlink"/>
@@ -4258,7 +4258,7 @@
                 <w:noProof/>
                 <w:webHidden/>
               </w:rPr>
-              <w:instrText xml:space="preserve"> PAGEREF _Toc234836356 \h </w:instrText>
+              <w:instrText xml:space="preserve"> PAGEREF _Toc234836782 \h </w:instrText>
             </w:r>
             <w:r>
               <w:rPr>
@@ -4304,7 +4304,7 @@
               <w14:ligatures w14:val="standardContextual"/>
             </w:rPr>
           </w:pPr>
-          <w:hyperlink w:anchor="_Toc234836357" w:history="1">
+          <w:hyperlink w:anchor="_Toc234836783" w:history="1">
             <w:r>
               <w:rPr>
                 <w:rStyle w:val="Hyperlink"/>
@@ -4348,7 +4348,7 @@
                 <w:noProof/>
                 <w:webHidden/>
               </w:rPr>
-              <w:instrText xml:space="preserve"> PAGEREF _Toc234836357 \h </w:instrText>
+              <w:instrText xml:space="preserve"> PAGEREF _Toc234836783 \h </w:instrText>
             </w:r>
             <w:r>
               <w:rPr>
@@ -4394,7 +4394,7 @@
               <w14:ligatures w14:val="standardContextual"/>
             </w:rPr>
           </w:pPr>
-          <w:hyperlink w:anchor="_Toc234836358" w:history="1">
+          <w:hyperlink w:anchor="_Toc234836784" w:history="1">
             <w:r>
               <w:rPr>
                 <w:rStyle w:val="Hyperlink"/>
@@ -4438,7 +4438,7 @@
                 <w:noProof/>
                 <w:webHidden/>
               </w:rPr>
-              <w:instrText xml:space="preserve"> PAGEREF _Toc234836358 \h </w:instrText>
+              <w:instrText xml:space="preserve"> PAGEREF _Toc234836784 \h </w:instrText>
             </w:r>
             <w:r>
               <w:rPr>
@@ -4484,7 +4484,7 @@
               <w14:ligatures w14:val="standardContextual"/>
             </w:rPr>
           </w:pPr>
-          <w:hyperlink w:anchor="_Toc234836359" w:history="1">
+          <w:hyperlink w:anchor="_Toc234836785" w:history="1">
             <w:r>
               <w:rPr>
                 <w:rStyle w:val="Hyperlink"/>
@@ -4528,7 +4528,7 @@
                 <w:noProof/>
                 <w:webHidden/>
               </w:rPr>
-              <w:instrText xml:space="preserve"> PAGEREF _Toc234836359 \h </w:instrText>
+              <w:instrText xml:space="preserve"> PAGEREF _Toc234836785 \h </w:instrText>
             </w:r>
             <w:r>
               <w:rPr>
@@ -4574,7 +4574,7 @@
               <w14:ligatures w14:val="standardContextual"/>
             </w:rPr>
           </w:pPr>
-          <w:hyperlink w:anchor="_Toc234836360" w:history="1">
+          <w:hyperlink w:anchor="_Toc234836786" w:history="1">
             <w:r>
               <w:rPr>
                 <w:rStyle w:val="Hyperlink"/>
@@ -4618,7 +4618,7 @@
                 <w:noProof/>
                 <w:webHidden/>
               </w:rPr>
-              <w:instrText xml:space="preserve"> PAGEREF _Toc234836360 \h </w:instrText>
+              <w:instrText xml:space="preserve"> PAGEREF _Toc234836786 \h </w:instrText>
             </w:r>
             <w:r>
               <w:rPr>
@@ -4664,7 +4664,7 @@
               <w14:ligatures w14:val="standardContextual"/>
             </w:rPr>
           </w:pPr>
-          <w:hyperlink w:anchor="_Toc234836361" w:history="1">
+          <w:hyperlink w:anchor="_Toc234836787" w:history="1">
             <w:r>
               <w:rPr>
                 <w:rStyle w:val="Hyperlink"/>
@@ -4708,7 +4708,7 @@
                 <w:noProof/>
                 <w:webHidden/>
               </w:rPr>
-              <w:instrText xml:space="preserve"> PAGEREF _Toc234836361 \h </w:instrText>
+              <w:instrText xml:space="preserve"> PAGEREF _Toc234836787 \h </w:instrText>
             </w:r>
             <w:r>
               <w:rPr>
@@ -4754,7 +4754,7 @@
               <w14:ligatures w14:val="standardContextual"/>
             </w:rPr>
           </w:pPr>
-          <w:hyperlink w:anchor="_Toc234836362" w:history="1">
+          <w:hyperlink w:anchor="_Toc234836788" w:history="1">
             <w:r>
               <w:rPr>
                 <w:rStyle w:val="Hyperlink"/>
@@ -4798,7 +4798,7 @@
                 <w:noProof/>
                 <w:webHidden/>
               </w:rPr>
-              <w:instrText xml:space="preserve"> PAGEREF _Toc234836362 \h </w:instrText>
+              <w:instrText xml:space="preserve"> PAGEREF _Toc234836788 \h </w:instrText>
             </w:r>
             <w:r>
               <w:rPr>
@@ -4844,7 +4844,7 @@
               <w14:ligatures w14:val="standardContextual"/>
             </w:rPr>
           </w:pPr>
-          <w:hyperlink w:anchor="_Toc234836363" w:history="1">
+          <w:hyperlink w:anchor="_Toc234836789" w:history="1">
             <w:r>
               <w:rPr>
                 <w:rStyle w:val="Hyperlink"/>
@@ -4888,7 +4888,7 @@
                 <w:noProof/>
                 <w:webHidden/>
               </w:rPr>
-              <w:instrText xml:space="preserve"> PAGEREF _Toc234836363 \h </w:instrText>
+              <w:instrText xml:space="preserve"> PAGEREF _Toc234836789 \h </w:instrText>
             </w:r>
             <w:r>
               <w:rPr>
@@ -4934,7 +4934,7 @@
               <w14:ligatures w14:val="standardContextual"/>
             </w:rPr>
           </w:pPr>
-          <w:hyperlink w:anchor="_Toc234836364" w:history="1">
+          <w:hyperlink w:anchor="_Toc234836790" w:history="1">
             <w:r>
               <w:rPr>
                 <w:rStyle w:val="Hyperlink"/>
@@ -4978,7 +4978,7 @@
                 <w:noProof/>
                 <w:webHidden/>
               </w:rPr>
-              <w:instrText xml:space="preserve"> PAGEREF _Toc234836364 \h </w:instrText>
+              <w:instrText xml:space="preserve"> PAGEREF _Toc234836790 \h </w:instrText>
             </w:r>
             <w:r>
               <w:rPr>
@@ -5024,7 +5024,7 @@
               <w14:ligatures w14:val="standardContextual"/>
             </w:rPr>
           </w:pPr>
-          <w:hyperlink w:anchor="_Toc234836365" w:history="1">
+          <w:hyperlink w:anchor="_Toc234836791" w:history="1">
             <w:r>
               <w:rPr>
                 <w:rStyle w:val="Hyperlink"/>
@@ -5068,7 +5068,7 @@
                 <w:noProof/>
                 <w:webHidden/>
               </w:rPr>
-              <w:instrText xml:space="preserve"> PAGEREF _Toc234836365 \h </w:instrText>
+              <w:instrText xml:space="preserve"> PAGEREF _Toc234836791 \h </w:instrText>
             </w:r>
             <w:r>
               <w:rPr>
@@ -5114,7 +5114,7 @@
               <w14:ligatures w14:val="standardContextual"/>
             </w:rPr>
           </w:pPr>
-          <w:hyperlink w:anchor="_Toc234836366" w:history="1">
+          <w:hyperlink w:anchor="_Toc234836792" w:history="1">
             <w:r>
               <w:rPr>
                 <w:rStyle w:val="Hyperlink"/>
@@ -5158,7 +5158,7 @@
                 <w:noProof/>
                 <w:webHidden/>
               </w:rPr>
-              <w:instrText xml:space="preserve"> PAGEREF _Toc234836366 \h </w:instrText>
+              <w:instrText xml:space="preserve"> PAGEREF _Toc234836792 \h </w:instrText>
             </w:r>
             <w:r>
               <w:rPr>
@@ -5204,7 +5204,7 @@
               <w14:ligatures w14:val="standardContextual"/>
             </w:rPr>
           </w:pPr>
-          <w:hyperlink w:anchor="_Toc234836367" w:history="1">
+          <w:hyperlink w:anchor="_Toc234836793" w:history="1">
             <w:r>
               <w:rPr>
                 <w:rStyle w:val="Hyperlink"/>
@@ -5248,7 +5248,7 @@
                 <w:noProof/>
                 <w:webHidden/>
               </w:rPr>
-              <w:instrText xml:space="preserve"> PAGEREF _Toc234836367 \h </w:instrText>
+              <w:instrText xml:space="preserve"> PAGEREF _Toc234836793 \h </w:instrText>
             </w:r>
             <w:r>
               <w:rPr>
@@ -5294,7 +5294,7 @@
               <w14:ligatures w14:val="standardContextual"/>
             </w:rPr>
           </w:pPr>
-          <w:hyperlink w:anchor="_Toc234836368" w:history="1">
+          <w:hyperlink w:anchor="_Toc234836794" w:history="1">
             <w:r>
               <w:rPr>
                 <w:rStyle w:val="Hyperlink"/>
@@ -5338,7 +5338,7 @@
                 <w:noProof/>
                 <w:webHidden/>
               </w:rPr>
-              <w:instrText xml:space="preserve"> PAGEREF _Toc234836368 \h </w:instrText>
+              <w:instrText xml:space="preserve"> PAGEREF _Toc234836794 \h </w:instrText>
             </w:r>
             <w:r>
               <w:rPr>
@@ -5384,7 +5384,7 @@
               <w14:ligatures w14:val="standardContextual"/>
             </w:rPr>
           </w:pPr>
-          <w:hyperlink w:anchor="_Toc234836369" w:history="1">
+          <w:hyperlink w:anchor="_Toc234836795" w:history="1">
             <w:r>
               <w:rPr>
                 <w:rStyle w:val="Hyperlink"/>
@@ -5428,7 +5428,7 @@
                 <w:noProof/>
                 <w:webHidden/>
               </w:rPr>
-              <w:instrText xml:space="preserve"> PAGEREF _Toc234836369 \h </w:instrText>
+              <w:instrText xml:space="preserve"> PAGEREF _Toc234836795 \h </w:instrText>
             </w:r>
             <w:r>
               <w:rPr>
@@ -5474,7 +5474,7 @@
               <w14:ligatures w14:val="standardContextual"/>
             </w:rPr>
           </w:pPr>
-          <w:hyperlink w:anchor="_Toc234836370" w:history="1">
+          <w:hyperlink w:anchor="_Toc234836796" w:history="1">
             <w:r>
               <w:rPr>
                 <w:rStyle w:val="Hyperlink"/>
@@ -5518,7 +5518,7 @@
                 <w:noProof/>
                 <w:webHidden/>
               </w:rPr>
-              <w:instrText xml:space="preserve"> PAGEREF _Toc234836370 \h </w:instrText>
+              <w:instrText xml:space="preserve"> PAGEREF _Toc234836796 \h </w:instrText>
             </w:r>
             <w:r>
               <w:rPr>
@@ -5564,7 +5564,7 @@
               <w14:ligatures w14:val="standardContextual"/>
             </w:rPr>
           </w:pPr>
-          <w:hyperlink w:anchor="_Toc234836371" w:history="1">
+          <w:hyperlink w:anchor="_Toc234836797" w:history="1">
             <w:r>
               <w:rPr>
                 <w:rStyle w:val="Hyperlink"/>
@@ -5608,7 +5608,7 @@
                 <w:noProof/>
                 <w:webHidden/>
               </w:rPr>
-              <w:instrText xml:space="preserve"> PAGEREF _Toc234836371 \h </w:instrText>
+              <w:instrText xml:space="preserve"> PAGEREF _Toc234836797 \h </w:instrText>
             </w:r>
             <w:r>
               <w:rPr>
@@ -5654,7 +5654,7 @@
               <w14:ligatures w14:val="standardContextual"/>
             </w:rPr>
           </w:pPr>
-          <w:hyperlink w:anchor="_Toc234836372" w:history="1">
+          <w:hyperlink w:anchor="_Toc234836798" w:history="1">
             <w:r>
               <w:rPr>
                 <w:rStyle w:val="Hyperlink"/>
@@ -5698,7 +5698,7 @@
                 <w:noProof/>
                 <w:webHidden/>
               </w:rPr>
-              <w:instrText xml:space="preserve"> PAGEREF _Toc234836372 \h </w:instrText>
+              <w:instrText xml:space="preserve"> PAGEREF _Toc234836798 \h </w:instrText>
             </w:r>
             <w:r>
               <w:rPr>
@@ -5744,7 +5744,7 @@
               <w14:ligatures w14:val="standardContextual"/>
             </w:rPr>
           </w:pPr>
-          <w:hyperlink w:anchor="_Toc234836373" w:history="1">
+          <w:hyperlink w:anchor="_Toc234836799" w:history="1">
             <w:r>
               <w:rPr>
                 <w:rStyle w:val="Hyperlink"/>
@@ -5788,7 +5788,7 @@
                 <w:noProof/>
                 <w:webHidden/>
               </w:rPr>
-              <w:instrText xml:space="preserve"> PAGEREF _Toc234836373 \h </w:instrText>
+              <w:instrText xml:space="preserve"> PAGEREF _Toc234836799 \h </w:instrText>
             </w:r>
             <w:r>
               <w:rPr>
@@ -5808,7 +5808,7 @@
                 <w:noProof/>
                 <w:webHidden/>
               </w:rPr>
-              <w:t>41</w:t>
+              <w:t>42</w:t>
             </w:r>
             <w:r>
               <w:rPr>
@@ -5834,7 +5834,7 @@
               <w14:ligatures w14:val="standardContextual"/>
             </w:rPr>
           </w:pPr>
-          <w:hyperlink w:anchor="_Toc234836374" w:history="1">
+          <w:hyperlink w:anchor="_Toc234836800" w:history="1">
             <w:r>
               <w:rPr>
                 <w:rStyle w:val="Hyperlink"/>
@@ -5878,7 +5878,7 @@
                 <w:noProof/>
                 <w:webHidden/>
               </w:rPr>
-              <w:instrText xml:space="preserve"> PAGEREF _Toc234836374 \h </w:instrText>
+              <w:instrText xml:space="preserve"> PAGEREF _Toc234836800 \h </w:instrText>
             </w:r>
             <w:r>
               <w:rPr>
@@ -5924,7 +5924,7 @@
               <w14:ligatures w14:val="standardContextual"/>
             </w:rPr>
           </w:pPr>
-          <w:hyperlink w:anchor="_Toc234836375" w:history="1">
+          <w:hyperlink w:anchor="_Toc234836801" w:history="1">
             <w:r>
               <w:rPr>
                 <w:rStyle w:val="Hyperlink"/>
@@ -5968,7 +5968,7 @@
                 <w:noProof/>
                 <w:webHidden/>
               </w:rPr>
-              <w:instrText xml:space="preserve"> PAGEREF _Toc234836375 \h </w:instrText>
+              <w:instrText xml:space="preserve"> PAGEREF _Toc234836801 \h </w:instrText>
             </w:r>
             <w:r>
               <w:rPr>
@@ -6014,7 +6014,7 @@
               <w14:ligatures w14:val="standardContextual"/>
             </w:rPr>
           </w:pPr>
-          <w:hyperlink w:anchor="_Toc234836376" w:history="1">
+          <w:hyperlink w:anchor="_Toc234836802" w:history="1">
             <w:r>
               <w:rPr>
                 <w:rStyle w:val="Hyperlink"/>
@@ -6058,7 +6058,7 @@
                 <w:noProof/>
                 <w:webHidden/>
               </w:rPr>
-              <w:instrText xml:space="preserve"> PAGEREF _Toc234836376 \h </w:instrText>
+              <w:instrText xml:space="preserve"> PAGEREF _Toc234836802 \h </w:instrText>
             </w:r>
             <w:r>
               <w:rPr>
@@ -6078,7 +6078,7 @@
                 <w:noProof/>
                 <w:webHidden/>
               </w:rPr>
-              <w:t>42</w:t>
+              <w:t>43</w:t>
             </w:r>
             <w:r>
               <w:rPr>
@@ -6104,7 +6104,7 @@
               <w14:ligatures w14:val="standardContextual"/>
             </w:rPr>
           </w:pPr>
-          <w:hyperlink w:anchor="_Toc234836377" w:history="1">
+          <w:hyperlink w:anchor="_Toc234836803" w:history="1">
             <w:r>
               <w:rPr>
                 <w:rStyle w:val="Hyperlink"/>
@@ -6148,7 +6148,7 @@
                 <w:noProof/>
                 <w:webHidden/>
               </w:rPr>
-              <w:instrText xml:space="preserve"> PAGEREF _Toc234836377 \h </w:instrText>
+              <w:instrText xml:space="preserve"> PAGEREF _Toc234836803 \h </w:instrText>
             </w:r>
             <w:r>
               <w:rPr>
@@ -6194,7 +6194,7 @@
               <w14:ligatures w14:val="standardContextual"/>
             </w:rPr>
           </w:pPr>
-          <w:hyperlink w:anchor="_Toc234836378" w:history="1">
+          <w:hyperlink w:anchor="_Toc234836804" w:history="1">
             <w:r>
               <w:rPr>
                 <w:rStyle w:val="Hyperlink"/>
@@ -6238,7 +6238,7 @@
                 <w:noProof/>
                 <w:webHidden/>
               </w:rPr>
-              <w:instrText xml:space="preserve"> PAGEREF _Toc234836378 \h </w:instrText>
+              <w:instrText xml:space="preserve"> PAGEREF _Toc234836804 \h </w:instrText>
             </w:r>
             <w:r>
               <w:rPr>
@@ -6284,7 +6284,7 @@
               <w14:ligatures w14:val="standardContextual"/>
             </w:rPr>
           </w:pPr>
-          <w:hyperlink w:anchor="_Toc234836379" w:history="1">
+          <w:hyperlink w:anchor="_Toc234836805" w:history="1">
             <w:r>
               <w:rPr>
                 <w:rStyle w:val="Hyperlink"/>
@@ -6328,7 +6328,7 @@
                 <w:noProof/>
                 <w:webHidden/>
               </w:rPr>
-              <w:instrText xml:space="preserve"> PAGEREF _Toc234836379 \h </w:instrText>
+              <w:instrText xml:space="preserve"> PAGEREF _Toc234836805 \h </w:instrText>
             </w:r>
             <w:r>
               <w:rPr>
@@ -6374,7 +6374,7 @@
               <w14:ligatures w14:val="standardContextual"/>
             </w:rPr>
           </w:pPr>
-          <w:hyperlink w:anchor="_Toc234836380" w:history="1">
+          <w:hyperlink w:anchor="_Toc234836806" w:history="1">
             <w:r>
               <w:rPr>
                 <w:rStyle w:val="Hyperlink"/>
@@ -6418,7 +6418,7 @@
                 <w:noProof/>
                 <w:webHidden/>
               </w:rPr>
-              <w:instrText xml:space="preserve"> PAGEREF _Toc234836380 \h </w:instrText>
+              <w:instrText xml:space="preserve"> PAGEREF _Toc234836806 \h </w:instrText>
             </w:r>
             <w:r>
               <w:rPr>
@@ -6438,7 +6438,7 @@
                 <w:noProof/>
                 <w:webHidden/>
               </w:rPr>
-              <w:t>43</w:t>
+              <w:t>44</w:t>
             </w:r>
             <w:r>
               <w:rPr>
@@ -6464,7 +6464,7 @@
               <w14:ligatures w14:val="standardContextual"/>
             </w:rPr>
           </w:pPr>
-          <w:hyperlink w:anchor="_Toc234836381" w:history="1">
+          <w:hyperlink w:anchor="_Toc234836807" w:history="1">
             <w:r>
               <w:rPr>
                 <w:rStyle w:val="Hyperlink"/>
@@ -6508,7 +6508,7 @@
                 <w:noProof/>
                 <w:webHidden/>
               </w:rPr>
-              <w:instrText xml:space="preserve"> PAGEREF _Toc234836381 \h </w:instrText>
+              <w:instrText xml:space="preserve"> PAGEREF _Toc234836807 \h </w:instrText>
             </w:r>
             <w:r>
               <w:rPr>
@@ -6554,7 +6554,7 @@
               <w14:ligatures w14:val="standardContextual"/>
             </w:rPr>
           </w:pPr>
-          <w:hyperlink w:anchor="_Toc234836382" w:history="1">
+          <w:hyperlink w:anchor="_Toc234836808" w:history="1">
             <w:r>
               <w:rPr>
                 <w:rStyle w:val="Hyperlink"/>
@@ -6598,7 +6598,7 @@
                 <w:noProof/>
                 <w:webHidden/>
               </w:rPr>
-              <w:instrText xml:space="preserve"> PAGEREF _Toc234836382 \h </w:instrText>
+              <w:instrText xml:space="preserve"> PAGEREF _Toc234836808 \h </w:instrText>
             </w:r>
             <w:r>
               <w:rPr>
@@ -6644,7 +6644,7 @@
               <w14:ligatures w14:val="standardContextual"/>
             </w:rPr>
           </w:pPr>
-          <w:hyperlink w:anchor="_Toc234836383" w:history="1">
+          <w:hyperlink w:anchor="_Toc234836809" w:history="1">
             <w:r>
               <w:rPr>
                 <w:rStyle w:val="Hyperlink"/>
@@ -6688,7 +6688,7 @@
                 <w:noProof/>
                 <w:webHidden/>
               </w:rPr>
-              <w:instrText xml:space="preserve"> PAGEREF _Toc234836383 \h </w:instrText>
+              <w:instrText xml:space="preserve"> PAGEREF _Toc234836809 \h </w:instrText>
             </w:r>
             <w:r>
               <w:rPr>
@@ -6734,7 +6734,7 @@
               <w14:ligatures w14:val="standardContextual"/>
             </w:rPr>
           </w:pPr>
-          <w:hyperlink w:anchor="_Toc234836384" w:history="1">
+          <w:hyperlink w:anchor="_Toc234836810" w:history="1">
             <w:r>
               <w:rPr>
                 <w:rStyle w:val="Hyperlink"/>
@@ -6778,7 +6778,7 @@
                 <w:noProof/>
                 <w:webHidden/>
               </w:rPr>
-              <w:instrText xml:space="preserve"> PAGEREF _Toc234836384 \h </w:instrText>
+              <w:instrText xml:space="preserve"> PAGEREF _Toc234836810 \h </w:instrText>
             </w:r>
             <w:r>
               <w:rPr>
@@ -6824,7 +6824,7 @@
               <w14:ligatures w14:val="standardContextual"/>
             </w:rPr>
           </w:pPr>
-          <w:hyperlink w:anchor="_Toc234836385" w:history="1">
+          <w:hyperlink w:anchor="_Toc234836811" w:history="1">
             <w:r>
               <w:rPr>
                 <w:rStyle w:val="Hyperlink"/>
@@ -6868,7 +6868,7 @@
                 <w:noProof/>
                 <w:webHidden/>
               </w:rPr>
-              <w:instrText xml:space="preserve"> PAGEREF _Toc234836385 \h </w:instrText>
+              <w:instrText xml:space="preserve"> PAGEREF _Toc234836811 \h </w:instrText>
             </w:r>
             <w:r>
               <w:rPr>
@@ -6914,7 +6914,7 @@
               <w14:ligatures w14:val="standardContextual"/>
             </w:rPr>
           </w:pPr>
-          <w:hyperlink w:anchor="_Toc234836386" w:history="1">
+          <w:hyperlink w:anchor="_Toc234836812" w:history="1">
             <w:r>
               <w:rPr>
                 <w:rStyle w:val="Hyperlink"/>
@@ -6958,7 +6958,7 @@
                 <w:noProof/>
                 <w:webHidden/>
               </w:rPr>
-              <w:instrText xml:space="preserve"> PAGEREF _Toc234836386 \h </w:instrText>
+              <w:instrText xml:space="preserve"> PAGEREF _Toc234836812 \h </w:instrText>
             </w:r>
             <w:r>
               <w:rPr>
@@ -7004,7 +7004,7 @@
               <w14:ligatures w14:val="standardContextual"/>
             </w:rPr>
           </w:pPr>
-          <w:hyperlink w:anchor="_Toc234836387" w:history="1">
+          <w:hyperlink w:anchor="_Toc234836813" w:history="1">
             <w:r>
               <w:rPr>
                 <w:rStyle w:val="Hyperlink"/>
@@ -7048,7 +7048,7 @@
                 <w:noProof/>
                 <w:webHidden/>
               </w:rPr>
-              <w:instrText xml:space="preserve"> PAGEREF _Toc234836387 \h </w:instrText>
+              <w:instrText xml:space="preserve"> PAGEREF _Toc234836813 \h </w:instrText>
             </w:r>
             <w:r>
               <w:rPr>
@@ -7068,7 +7068,7 @@
                 <w:noProof/>
                 <w:webHidden/>
               </w:rPr>
-              <w:t>45</w:t>
+              <w:t>46</w:t>
             </w:r>
             <w:r>
               <w:rPr>
@@ -7094,7 +7094,7 @@
               <w14:ligatures w14:val="standardContextual"/>
             </w:rPr>
           </w:pPr>
-          <w:hyperlink w:anchor="_Toc234836388" w:history="1">
+          <w:hyperlink w:anchor="_Toc234836814" w:history="1">
             <w:r>
               <w:rPr>
                 <w:rStyle w:val="Hyperlink"/>
@@ -7138,7 +7138,7 @@
                 <w:noProof/>
                 <w:webHidden/>
               </w:rPr>
-              <w:instrText xml:space="preserve"> PAGEREF _Toc234836388 \h </w:instrText>
+              <w:instrText xml:space="preserve"> PAGEREF _Toc234836814 \h </w:instrText>
             </w:r>
             <w:r>
               <w:rPr>
@@ -7184,7 +7184,7 @@
               <w14:ligatures w14:val="standardContextual"/>
             </w:rPr>
           </w:pPr>
-          <w:hyperlink w:anchor="_Toc234836389" w:history="1">
+          <w:hyperlink w:anchor="_Toc234836815" w:history="1">
             <w:r>
               <w:rPr>
                 <w:rStyle w:val="Hyperlink"/>
@@ -7228,7 +7228,7 @@
                 <w:noProof/>
                 <w:webHidden/>
               </w:rPr>
-              <w:instrText xml:space="preserve"> PAGEREF _Toc234836389 \h </w:instrText>
+              <w:instrText xml:space="preserve"> PAGEREF _Toc234836815 \h </w:instrText>
             </w:r>
             <w:r>
               <w:rPr>
@@ -7274,7 +7274,7 @@
               <w14:ligatures w14:val="standardContextual"/>
             </w:rPr>
           </w:pPr>
-          <w:hyperlink w:anchor="_Toc234836390" w:history="1">
+          <w:hyperlink w:anchor="_Toc234836816" w:history="1">
             <w:r>
               <w:rPr>
                 <w:rStyle w:val="Hyperlink"/>
@@ -7318,7 +7318,7 @@
                 <w:noProof/>
                 <w:webHidden/>
               </w:rPr>
-              <w:instrText xml:space="preserve"> PAGEREF _Toc234836390 \h </w:instrText>
+              <w:instrText xml:space="preserve"> PAGEREF _Toc234836816 \h </w:instrText>
             </w:r>
             <w:r>
               <w:rPr>
@@ -7364,7 +7364,7 @@
               <w14:ligatures w14:val="standardContextual"/>
             </w:rPr>
           </w:pPr>
-          <w:hyperlink w:anchor="_Toc234836391" w:history="1">
+          <w:hyperlink w:anchor="_Toc234836817" w:history="1">
             <w:r>
               <w:rPr>
                 <w:rStyle w:val="Hyperlink"/>
@@ -7408,7 +7408,7 @@
                 <w:noProof/>
                 <w:webHidden/>
               </w:rPr>
-              <w:instrText xml:space="preserve"> PAGEREF _Toc234836391 \h </w:instrText>
+              <w:instrText xml:space="preserve"> PAGEREF _Toc234836817 \h </w:instrText>
             </w:r>
             <w:r>
               <w:rPr>
@@ -7454,7 +7454,7 @@
               <w14:ligatures w14:val="standardContextual"/>
             </w:rPr>
           </w:pPr>
-          <w:hyperlink w:anchor="_Toc234836392" w:history="1">
+          <w:hyperlink w:anchor="_Toc234836818" w:history="1">
             <w:r>
               <w:rPr>
                 <w:rStyle w:val="Hyperlink"/>
@@ -7498,7 +7498,7 @@
                 <w:noProof/>
                 <w:webHidden/>
               </w:rPr>
-              <w:instrText xml:space="preserve"> PAGEREF _Toc234836392 \h </w:instrText>
+              <w:instrText xml:space="preserve"> PAGEREF _Toc234836818 \h </w:instrText>
             </w:r>
             <w:r>
               <w:rPr>
@@ -7544,7 +7544,7 @@
               <w14:ligatures w14:val="standardContextual"/>
             </w:rPr>
           </w:pPr>
-          <w:hyperlink w:anchor="_Toc234836393" w:history="1">
+          <w:hyperlink w:anchor="_Toc234836819" w:history="1">
             <w:r>
               <w:rPr>
                 <w:rStyle w:val="Hyperlink"/>
@@ -7588,7 +7588,7 @@
                 <w:noProof/>
                 <w:webHidden/>
               </w:rPr>
-              <w:instrText xml:space="preserve"> PAGEREF _Toc234836393 \h </w:instrText>
+              <w:instrText xml:space="preserve"> PAGEREF _Toc234836819 \h </w:instrText>
             </w:r>
             <w:r>
               <w:rPr>
@@ -7608,7 +7608,7 @@
                 <w:noProof/>
                 <w:webHidden/>
               </w:rPr>
-              <w:t>46</w:t>
+              <w:t>47</w:t>
             </w:r>
             <w:r>
               <w:rPr>
@@ -7634,7 +7634,7 @@
               <w14:ligatures w14:val="standardContextual"/>
             </w:rPr>
           </w:pPr>
-          <w:hyperlink w:anchor="_Toc234836394" w:history="1">
+          <w:hyperlink w:anchor="_Toc234836820" w:history="1">
             <w:r>
               <w:rPr>
                 <w:rStyle w:val="Hyperlink"/>
@@ -7678,7 +7678,7 @@
                 <w:noProof/>
                 <w:webHidden/>
               </w:rPr>
-              <w:instrText xml:space="preserve"> PAGEREF _Toc234836394 \h </w:instrText>
+              <w:instrText xml:space="preserve"> PAGEREF _Toc234836820 \h </w:instrText>
             </w:r>
             <w:r>
               <w:rPr>
@@ -7724,7 +7724,7 @@
               <w14:ligatures w14:val="standardContextual"/>
             </w:rPr>
           </w:pPr>
-          <w:hyperlink w:anchor="_Toc234836395" w:history="1">
+          <w:hyperlink w:anchor="_Toc234836821" w:history="1">
             <w:r>
               <w:rPr>
                 <w:rStyle w:val="Hyperlink"/>
@@ -7768,7 +7768,7 @@
                 <w:noProof/>
                 <w:webHidden/>
               </w:rPr>
-              <w:instrText xml:space="preserve"> PAGEREF _Toc234836395 \h </w:instrText>
+              <w:instrText xml:space="preserve"> PAGEREF _Toc234836821 \h </w:instrText>
             </w:r>
             <w:r>
               <w:rPr>
@@ -7814,7 +7814,7 @@
               <w14:ligatures w14:val="standardContextual"/>
             </w:rPr>
           </w:pPr>
-          <w:hyperlink w:anchor="_Toc234836396" w:history="1">
+          <w:hyperlink w:anchor="_Toc234836822" w:history="1">
             <w:r>
               <w:rPr>
                 <w:rStyle w:val="Hyperlink"/>
@@ -7858,7 +7858,7 @@
                 <w:noProof/>
                 <w:webHidden/>
               </w:rPr>
-              <w:instrText xml:space="preserve"> PAGEREF _Toc234836396 \h </w:instrText>
+              <w:instrText xml:space="preserve"> PAGEREF _Toc234836822 \h </w:instrText>
             </w:r>
             <w:r>
               <w:rPr>
@@ -7904,7 +7904,7 @@
               <w14:ligatures w14:val="standardContextual"/>
             </w:rPr>
           </w:pPr>
-          <w:hyperlink w:anchor="_Toc234836397" w:history="1">
+          <w:hyperlink w:anchor="_Toc234836823" w:history="1">
             <w:r>
               <w:rPr>
                 <w:rStyle w:val="Hyperlink"/>
@@ -7948,7 +7948,7 @@
                 <w:noProof/>
                 <w:webHidden/>
               </w:rPr>
-              <w:instrText xml:space="preserve"> PAGEREF _Toc234836397 \h </w:instrText>
+              <w:instrText xml:space="preserve"> PAGEREF _Toc234836823 \h </w:instrText>
             </w:r>
             <w:r>
               <w:rPr>
@@ -7968,7 +7968,7 @@
                 <w:noProof/>
                 <w:webHidden/>
               </w:rPr>
-              <w:t>47</w:t>
+              <w:t>48</w:t>
             </w:r>
             <w:r>
               <w:rPr>
@@ -7994,7 +7994,7 @@
               <w14:ligatures w14:val="standardContextual"/>
             </w:rPr>
           </w:pPr>
-          <w:hyperlink w:anchor="_Toc234836398" w:history="1">
+          <w:hyperlink w:anchor="_Toc234836824" w:history="1">
             <w:r>
               <w:rPr>
                 <w:rStyle w:val="Hyperlink"/>
@@ -8038,7 +8038,7 @@
                 <w:noProof/>
                 <w:webHidden/>
               </w:rPr>
-              <w:instrText xml:space="preserve"> PAGEREF _Toc234836398 \h </w:instrText>
+              <w:instrText xml:space="preserve"> PAGEREF _Toc234836824 \h </w:instrText>
             </w:r>
             <w:r>
               <w:rPr>
@@ -8084,7 +8084,7 @@
               <w14:ligatures w14:val="standardContextual"/>
             </w:rPr>
           </w:pPr>
-          <w:hyperlink w:anchor="_Toc234836399" w:history="1">
+          <w:hyperlink w:anchor="_Toc234836825" w:history="1">
             <w:r>
               <w:rPr>
                 <w:rStyle w:val="Hyperlink"/>
@@ -8128,7 +8128,7 @@
                 <w:noProof/>
                 <w:webHidden/>
               </w:rPr>
-              <w:instrText xml:space="preserve"> PAGEREF _Toc234836399 \h </w:instrText>
+              <w:instrText xml:space="preserve"> PAGEREF _Toc234836825 \h </w:instrText>
             </w:r>
             <w:r>
               <w:rPr>
@@ -8174,7 +8174,7 @@
               <w14:ligatures w14:val="standardContextual"/>
             </w:rPr>
           </w:pPr>
-          <w:hyperlink w:anchor="_Toc234836400" w:history="1">
+          <w:hyperlink w:anchor="_Toc234836826" w:history="1">
             <w:r>
               <w:rPr>
                 <w:rStyle w:val="Hyperlink"/>
@@ -8218,7 +8218,7 @@
                 <w:noProof/>
                 <w:webHidden/>
               </w:rPr>
-              <w:instrText xml:space="preserve"> PAGEREF _Toc234836400 \h </w:instrText>
+              <w:instrText xml:space="preserve"> PAGEREF _Toc234836826 \h </w:instrText>
             </w:r>
             <w:r>
               <w:rPr>
@@ -8264,7 +8264,7 @@
               <w14:ligatures w14:val="standardContextual"/>
             </w:rPr>
           </w:pPr>
-          <w:hyperlink w:anchor="_Toc234836401" w:history="1">
+          <w:hyperlink w:anchor="_Toc234836827" w:history="1">
             <w:r>
               <w:rPr>
                 <w:rStyle w:val="Hyperlink"/>
@@ -8308,7 +8308,7 @@
                 <w:noProof/>
                 <w:webHidden/>
               </w:rPr>
-              <w:instrText xml:space="preserve"> PAGEREF _Toc234836401 \h </w:instrText>
+              <w:instrText xml:space="preserve"> PAGEREF _Toc234836827 \h </w:instrText>
             </w:r>
             <w:r>
               <w:rPr>
@@ -8354,7 +8354,7 @@
               <w14:ligatures w14:val="standardContextual"/>
             </w:rPr>
           </w:pPr>
-          <w:hyperlink w:anchor="_Toc234836402" w:history="1">
+          <w:hyperlink w:anchor="_Toc234836828" w:history="1">
             <w:r>
               <w:rPr>
                 <w:rStyle w:val="Hyperlink"/>
@@ -8398,7 +8398,7 @@
                 <w:noProof/>
                 <w:webHidden/>
               </w:rPr>
-              <w:instrText xml:space="preserve"> PAGEREF _Toc234836402 \h </w:instrText>
+              <w:instrText xml:space="preserve"> PAGEREF _Toc234836828 \h </w:instrText>
             </w:r>
             <w:r>
               <w:rPr>
@@ -8444,7 +8444,7 @@
               <w14:ligatures w14:val="standardContextual"/>
             </w:rPr>
           </w:pPr>
-          <w:hyperlink w:anchor="_Toc234836403" w:history="1">
+          <w:hyperlink w:anchor="_Toc234836829" w:history="1">
             <w:r>
               <w:rPr>
                 <w:rStyle w:val="Hyperlink"/>
@@ -8488,7 +8488,7 @@
                 <w:noProof/>
                 <w:webHidden/>
               </w:rPr>
-              <w:instrText xml:space="preserve"> PAGEREF _Toc234836403 \h </w:instrText>
+              <w:instrText xml:space="preserve"> PAGEREF _Toc234836829 \h </w:instrText>
             </w:r>
             <w:r>
               <w:rPr>
@@ -8534,7 +8534,7 @@
               <w14:ligatures w14:val="standardContextual"/>
             </w:rPr>
           </w:pPr>
-          <w:hyperlink w:anchor="_Toc234836404" w:history="1">
+          <w:hyperlink w:anchor="_Toc234836830" w:history="1">
             <w:r>
               <w:rPr>
                 <w:rStyle w:val="Hyperlink"/>
@@ -8578,7 +8578,7 @@
                 <w:noProof/>
                 <w:webHidden/>
               </w:rPr>
-              <w:instrText xml:space="preserve"> PAGEREF _Toc234836404 \h </w:instrText>
+              <w:instrText xml:space="preserve"> PAGEREF _Toc234836830 \h </w:instrText>
             </w:r>
             <w:r>
               <w:rPr>
@@ -8624,7 +8624,7 @@
               <w14:ligatures w14:val="standardContextual"/>
             </w:rPr>
           </w:pPr>
-          <w:hyperlink w:anchor="_Toc234836405" w:history="1">
+          <w:hyperlink w:anchor="_Toc234836831" w:history="1">
             <w:r>
               <w:rPr>
                 <w:rStyle w:val="Hyperlink"/>
@@ -8668,7 +8668,7 @@
                 <w:noProof/>
                 <w:webHidden/>
               </w:rPr>
-              <w:instrText xml:space="preserve"> PAGEREF _Toc234836405 \h </w:instrText>
+              <w:instrText xml:space="preserve"> PAGEREF _Toc234836831 \h </w:instrText>
             </w:r>
             <w:r>
               <w:rPr>
@@ -8688,7 +8688,7 @@
                 <w:noProof/>
                 <w:webHidden/>
               </w:rPr>
-              <w:t>49</w:t>
+              <w:t>50</w:t>
             </w:r>
             <w:r>
               <w:rPr>
@@ -8714,7 +8714,7 @@
               <w14:ligatures w14:val="standardContextual"/>
             </w:rPr>
           </w:pPr>
-          <w:hyperlink w:anchor="_Toc234836406" w:history="1">
+          <w:hyperlink w:anchor="_Toc234836832" w:history="1">
             <w:r>
               <w:rPr>
                 <w:rStyle w:val="Hyperlink"/>
@@ -8758,7 +8758,7 @@
                 <w:noProof/>
                 <w:webHidden/>
               </w:rPr>
-              <w:instrText xml:space="preserve"> PAGEREF _Toc234836406 \h </w:instrText>
+              <w:instrText xml:space="preserve"> PAGEREF _Toc234836832 \h </w:instrText>
             </w:r>
             <w:r>
               <w:rPr>
@@ -8804,7 +8804,7 @@
               <w14:ligatures w14:val="standardContextual"/>
             </w:rPr>
           </w:pPr>
-          <w:hyperlink w:anchor="_Toc234836407" w:history="1">
+          <w:hyperlink w:anchor="_Toc234836833" w:history="1">
             <w:r>
               <w:rPr>
                 <w:rStyle w:val="Hyperlink"/>
@@ -8848,7 +8848,7 @@
                 <w:noProof/>
                 <w:webHidden/>
               </w:rPr>
-              <w:instrText xml:space="preserve"> PAGEREF _Toc234836407 \h </w:instrText>
+              <w:instrText xml:space="preserve"> PAGEREF _Toc234836833 \h </w:instrText>
             </w:r>
             <w:r>
               <w:rPr>
@@ -8894,7 +8894,7 @@
               <w14:ligatures w14:val="standardContextual"/>
             </w:rPr>
           </w:pPr>
-          <w:hyperlink w:anchor="_Toc234836408" w:history="1">
+          <w:hyperlink w:anchor="_Toc234836834" w:history="1">
             <w:r>
               <w:rPr>
                 <w:rStyle w:val="Hyperlink"/>
@@ -8938,7 +8938,7 @@
                 <w:noProof/>
                 <w:webHidden/>
               </w:rPr>
-              <w:instrText xml:space="preserve"> PAGEREF _Toc234836408 \h </w:instrText>
+              <w:instrText xml:space="preserve"> PAGEREF _Toc234836834 \h </w:instrText>
             </w:r>
             <w:r>
               <w:rPr>
@@ -8984,7 +8984,7 @@
               <w14:ligatures w14:val="standardContextual"/>
             </w:rPr>
           </w:pPr>
-          <w:hyperlink w:anchor="_Toc234836409" w:history="1">
+          <w:hyperlink w:anchor="_Toc234836835" w:history="1">
             <w:r>
               <w:rPr>
                 <w:rStyle w:val="Hyperlink"/>
@@ -9028,7 +9028,7 @@
                 <w:noProof/>
                 <w:webHidden/>
               </w:rPr>
-              <w:instrText xml:space="preserve"> PAGEREF _Toc234836409 \h </w:instrText>
+              <w:instrText xml:space="preserve"> PAGEREF _Toc234836835 \h </w:instrText>
             </w:r>
             <w:r>
               <w:rPr>
@@ -9074,7 +9074,7 @@
               <w14:ligatures w14:val="standardContextual"/>
             </w:rPr>
           </w:pPr>
-          <w:hyperlink w:anchor="_Toc234836410" w:history="1">
+          <w:hyperlink w:anchor="_Toc234836836" w:history="1">
             <w:r>
               <w:rPr>
                 <w:rStyle w:val="Hyperlink"/>
@@ -9118,7 +9118,7 @@
                 <w:noProof/>
                 <w:webHidden/>
               </w:rPr>
-              <w:instrText xml:space="preserve"> PAGEREF _Toc234836410 \h </w:instrText>
+              <w:instrText xml:space="preserve"> PAGEREF _Toc234836836 \h </w:instrText>
             </w:r>
             <w:r>
               <w:rPr>
@@ -9164,7 +9164,7 @@
               <w14:ligatures w14:val="standardContextual"/>
             </w:rPr>
           </w:pPr>
-          <w:hyperlink w:anchor="_Toc234836411" w:history="1">
+          <w:hyperlink w:anchor="_Toc234836837" w:history="1">
             <w:r>
               <w:rPr>
                 <w:rStyle w:val="Hyperlink"/>
@@ -9208,7 +9208,7 @@
                 <w:noProof/>
                 <w:webHidden/>
               </w:rPr>
-              <w:instrText xml:space="preserve"> PAGEREF _Toc234836411 \h </w:instrText>
+              <w:instrText xml:space="preserve"> PAGEREF _Toc234836837 \h </w:instrText>
             </w:r>
             <w:r>
               <w:rPr>
@@ -9254,7 +9254,7 @@
               <w14:ligatures w14:val="standardContextual"/>
             </w:rPr>
           </w:pPr>
-          <w:hyperlink w:anchor="_Toc234836412" w:history="1">
+          <w:hyperlink w:anchor="_Toc234836838" w:history="1">
             <w:r>
               <w:rPr>
                 <w:rStyle w:val="Hyperlink"/>
@@ -9298,7 +9298,7 @@
                 <w:noProof/>
                 <w:webHidden/>
               </w:rPr>
-              <w:instrText xml:space="preserve"> PAGEREF _Toc234836412 \h </w:instrText>
+              <w:instrText xml:space="preserve"> PAGEREF _Toc234836838 \h </w:instrText>
             </w:r>
             <w:r>
               <w:rPr>
@@ -9318,7 +9318,7 @@
                 <w:noProof/>
                 <w:webHidden/>
               </w:rPr>
-              <w:t>51</w:t>
+              <w:t>52</w:t>
             </w:r>
             <w:r>
               <w:rPr>
@@ -9344,7 +9344,7 @@
               <w14:ligatures w14:val="standardContextual"/>
             </w:rPr>
           </w:pPr>
-          <w:hyperlink w:anchor="_Toc234836413" w:history="1">
+          <w:hyperlink w:anchor="_Toc234836839" w:history="1">
             <w:r>
               <w:rPr>
                 <w:rStyle w:val="Hyperlink"/>
@@ -9388,7 +9388,7 @@
                 <w:noProof/>
                 <w:webHidden/>
               </w:rPr>
-              <w:instrText xml:space="preserve"> PAGEREF _Toc234836413 \h </w:instrText>
+              <w:instrText xml:space="preserve"> PAGEREF _Toc234836839 \h </w:instrText>
             </w:r>
             <w:r>
               <w:rPr>
@@ -9434,7 +9434,7 @@
               <w14:ligatures w14:val="standardContextual"/>
             </w:rPr>
           </w:pPr>
-          <w:hyperlink w:anchor="_Toc234836414" w:history="1">
+          <w:hyperlink w:anchor="_Toc234836840" w:history="1">
             <w:r>
               <w:rPr>
                 <w:rStyle w:val="Hyperlink"/>
@@ -9478,7 +9478,7 @@
                 <w:noProof/>
                 <w:webHidden/>
               </w:rPr>
-              <w:instrText xml:space="preserve"> PAGEREF _Toc234836414 \h </w:instrText>
+              <w:instrText xml:space="preserve"> PAGEREF _Toc234836840 \h </w:instrText>
             </w:r>
             <w:r>
               <w:rPr>
@@ -9524,7 +9524,7 @@
               <w14:ligatures w14:val="standardContextual"/>
             </w:rPr>
           </w:pPr>
-          <w:hyperlink w:anchor="_Toc234836415" w:history="1">
+          <w:hyperlink w:anchor="_Toc234836841" w:history="1">
             <w:r>
               <w:rPr>
                 <w:rStyle w:val="Hyperlink"/>
@@ -9568,7 +9568,7 @@
                 <w:noProof/>
                 <w:webHidden/>
               </w:rPr>
-              <w:instrText xml:space="preserve"> PAGEREF _Toc234836415 \h </w:instrText>
+              <w:instrText xml:space="preserve"> PAGEREF _Toc234836841 \h </w:instrText>
             </w:r>
             <w:r>
               <w:rPr>
@@ -9614,7 +9614,7 @@
               <w14:ligatures w14:val="standardContextual"/>
             </w:rPr>
           </w:pPr>
-          <w:hyperlink w:anchor="_Toc234836416" w:history="1">
+          <w:hyperlink w:anchor="_Toc234836842" w:history="1">
             <w:r>
               <w:rPr>
                 <w:rStyle w:val="Hyperlink"/>
@@ -9658,7 +9658,7 @@
                 <w:noProof/>
                 <w:webHidden/>
               </w:rPr>
-              <w:instrText xml:space="preserve"> PAGEREF _Toc234836416 \h </w:instrText>
+              <w:instrText xml:space="preserve"> PAGEREF _Toc234836842 \h </w:instrText>
             </w:r>
             <w:r>
               <w:rPr>
@@ -9704,7 +9704,7 @@
               <w14:ligatures w14:val="standardContextual"/>
             </w:rPr>
           </w:pPr>
-          <w:hyperlink w:anchor="_Toc234836417" w:history="1">
+          <w:hyperlink w:anchor="_Toc234836843" w:history="1">
             <w:r>
               <w:rPr>
                 <w:rStyle w:val="Hyperlink"/>
@@ -9748,7 +9748,7 @@
                 <w:noProof/>
                 <w:webHidden/>
               </w:rPr>
-              <w:instrText xml:space="preserve"> PAGEREF _Toc234836417 \h </w:instrText>
+              <w:instrText xml:space="preserve"> PAGEREF _Toc234836843 \h </w:instrText>
             </w:r>
             <w:r>
               <w:rPr>
@@ -9768,7 +9768,7 @@
                 <w:noProof/>
                 <w:webHidden/>
               </w:rPr>
-              <w:t>54</w:t>
+              <w:t>55</w:t>
             </w:r>
             <w:r>
               <w:rPr>
@@ -9794,7 +9794,7 @@
               <w14:ligatures w14:val="standardContextual"/>
             </w:rPr>
           </w:pPr>
-          <w:hyperlink w:anchor="_Toc234836418" w:history="1">
+          <w:hyperlink w:anchor="_Toc234836844" w:history="1">
             <w:r>
               <w:rPr>
                 <w:rStyle w:val="Hyperlink"/>
@@ -9838,7 +9838,7 @@
                 <w:noProof/>
                 <w:webHidden/>
               </w:rPr>
-              <w:instrText xml:space="preserve"> PAGEREF _Toc234836418 \h </w:instrText>
+              <w:instrText xml:space="preserve"> PAGEREF _Toc234836844 \h </w:instrText>
             </w:r>
             <w:r>
               <w:rPr>
@@ -9884,7 +9884,7 @@
               <w14:ligatures w14:val="standardContextual"/>
             </w:rPr>
           </w:pPr>
-          <w:hyperlink w:anchor="_Toc234836419" w:history="1">
+          <w:hyperlink w:anchor="_Toc234836845" w:history="1">
             <w:r>
               <w:rPr>
                 <w:rStyle w:val="Hyperlink"/>
@@ -9928,7 +9928,7 @@
                 <w:noProof/>
                 <w:webHidden/>
               </w:rPr>
-              <w:instrText xml:space="preserve"> PAGEREF _Toc234836419 \h </w:instrText>
+              <w:instrText xml:space="preserve"> PAGEREF _Toc234836845 \h </w:instrText>
             </w:r>
             <w:r>
               <w:rPr>
@@ -9948,7 +9948,7 @@
                 <w:noProof/>
                 <w:webHidden/>
               </w:rPr>
-              <w:t>55</w:t>
+              <w:t>56</w:t>
             </w:r>
             <w:r>
               <w:rPr>
@@ -9974,7 +9974,7 @@
               <w14:ligatures w14:val="standardContextual"/>
             </w:rPr>
           </w:pPr>
-          <w:hyperlink w:anchor="_Toc234836420" w:history="1">
+          <w:hyperlink w:anchor="_Toc234836846" w:history="1">
             <w:r>
               <w:rPr>
                 <w:rStyle w:val="Hyperlink"/>
@@ -10018,7 +10018,7 @@
                 <w:noProof/>
                 <w:webHidden/>
               </w:rPr>
-              <w:instrText xml:space="preserve"> PAGEREF _Toc234836420 \h </w:instrText>
+              <w:instrText xml:space="preserve"> PAGEREF _Toc234836846 \h </w:instrText>
             </w:r>
             <w:r>
               <w:rPr>
@@ -10038,7 +10038,7 @@
                 <w:noProof/>
                 <w:webHidden/>
               </w:rPr>
-              <w:t>55</w:t>
+              <w:t>56</w:t>
             </w:r>
             <w:r>
               <w:rPr>
@@ -10064,7 +10064,7 @@
               <w14:ligatures w14:val="standardContextual"/>
             </w:rPr>
           </w:pPr>
-          <w:hyperlink w:anchor="_Toc234836421" w:history="1">
+          <w:hyperlink w:anchor="_Toc234836847" w:history="1">
             <w:r>
               <w:rPr>
                 <w:rStyle w:val="Hyperlink"/>
@@ -10108,7 +10108,7 @@
                 <w:noProof/>
                 <w:webHidden/>
               </w:rPr>
-              <w:instrText xml:space="preserve"> PAGEREF _Toc234836421 \h </w:instrText>
+              <w:instrText xml:space="preserve"> PAGEREF _Toc234836847 \h </w:instrText>
             </w:r>
             <w:r>
               <w:rPr>
@@ -10128,7 +10128,7 @@
                 <w:noProof/>
                 <w:webHidden/>
               </w:rPr>
-              <w:t>56</w:t>
+              <w:t>57</w:t>
             </w:r>
             <w:r>
               <w:rPr>
@@ -10154,7 +10154,7 @@
               <w14:ligatures w14:val="standardContextual"/>
             </w:rPr>
           </w:pPr>
-          <w:hyperlink w:anchor="_Toc234836422" w:history="1">
+          <w:hyperlink w:anchor="_Toc234836848" w:history="1">
             <w:r>
               <w:rPr>
                 <w:rStyle w:val="Hyperlink"/>
@@ -10198,7 +10198,7 @@
                 <w:noProof/>
                 <w:webHidden/>
               </w:rPr>
-              <w:instrText xml:space="preserve"> PAGEREF _Toc234836422 \h </w:instrText>
+              <w:instrText xml:space="preserve"> PAGEREF _Toc234836848 \h </w:instrText>
             </w:r>
             <w:r>
               <w:rPr>
@@ -10244,7 +10244,7 @@
               <w14:ligatures w14:val="standardContextual"/>
             </w:rPr>
           </w:pPr>
-          <w:hyperlink w:anchor="_Toc234836423" w:history="1">
+          <w:hyperlink w:anchor="_Toc234836849" w:history="1">
             <w:r>
               <w:rPr>
                 <w:rStyle w:val="Hyperlink"/>
@@ -10288,7 +10288,7 @@
                 <w:noProof/>
                 <w:webHidden/>
               </w:rPr>
-              <w:instrText xml:space="preserve"> PAGEREF _Toc234836423 \h </w:instrText>
+              <w:instrText xml:space="preserve"> PAGEREF _Toc234836849 \h </w:instrText>
             </w:r>
             <w:r>
               <w:rPr>
@@ -10334,7 +10334,7 @@
               <w14:ligatures w14:val="standardContextual"/>
             </w:rPr>
           </w:pPr>
-          <w:hyperlink w:anchor="_Toc234836424" w:history="1">
+          <w:hyperlink w:anchor="_Toc234836850" w:history="1">
             <w:r>
               <w:rPr>
                 <w:rStyle w:val="Hyperlink"/>
@@ -10378,7 +10378,7 @@
                 <w:noProof/>
                 <w:webHidden/>
               </w:rPr>
-              <w:instrText xml:space="preserve"> PAGEREF _Toc234836424 \h </w:instrText>
+              <w:instrText xml:space="preserve"> PAGEREF _Toc234836850 \h </w:instrText>
             </w:r>
             <w:r>
               <w:rPr>
@@ -10424,7 +10424,7 @@
               <w14:ligatures w14:val="standardContextual"/>
             </w:rPr>
           </w:pPr>
-          <w:hyperlink w:anchor="_Toc234836425" w:history="1">
+          <w:hyperlink w:anchor="_Toc234836851" w:history="1">
             <w:r>
               <w:rPr>
                 <w:rStyle w:val="Hyperlink"/>
@@ -10468,7 +10468,7 @@
                 <w:noProof/>
                 <w:webHidden/>
               </w:rPr>
-              <w:instrText xml:space="preserve"> PAGEREF _Toc234836425 \h </w:instrText>
+              <w:instrText xml:space="preserve"> PAGEREF _Toc234836851 \h </w:instrText>
             </w:r>
             <w:r>
               <w:rPr>
@@ -10488,7 +10488,7 @@
                 <w:noProof/>
                 <w:webHidden/>
               </w:rPr>
-              <w:t>57</w:t>
+              <w:t>58</w:t>
             </w:r>
             <w:r>
               <w:rPr>
@@ -10514,7 +10514,7 @@
               <w14:ligatures w14:val="standardContextual"/>
             </w:rPr>
           </w:pPr>
-          <w:hyperlink w:anchor="_Toc234836426" w:history="1">
+          <w:hyperlink w:anchor="_Toc234836852" w:history="1">
             <w:r>
               <w:rPr>
                 <w:rStyle w:val="Hyperlink"/>
@@ -10558,7 +10558,7 @@
                 <w:noProof/>
                 <w:webHidden/>
               </w:rPr>
-              <w:instrText xml:space="preserve"> PAGEREF _Toc234836426 \h </w:instrText>
+              <w:instrText xml:space="preserve"> PAGEREF _Toc234836852 \h </w:instrText>
             </w:r>
             <w:r>
               <w:rPr>
@@ -10604,7 +10604,7 @@
               <w14:ligatures w14:val="standardContextual"/>
             </w:rPr>
           </w:pPr>
-          <w:hyperlink w:anchor="_Toc234836427" w:history="1">
+          <w:hyperlink w:anchor="_Toc234836853" w:history="1">
             <w:r>
               <w:rPr>
                 <w:rStyle w:val="Hyperlink"/>
@@ -10648,7 +10648,7 @@
                 <w:noProof/>
                 <w:webHidden/>
               </w:rPr>
-              <w:instrText xml:space="preserve"> PAGEREF _Toc234836427 \h </w:instrText>
+              <w:instrText xml:space="preserve"> PAGEREF _Toc234836853 \h </w:instrText>
             </w:r>
             <w:r>
               <w:rPr>
@@ -10694,7 +10694,7 @@
               <w14:ligatures w14:val="standardContextual"/>
             </w:rPr>
           </w:pPr>
-          <w:hyperlink w:anchor="_Toc234836428" w:history="1">
+          <w:hyperlink w:anchor="_Toc234836854" w:history="1">
             <w:r>
               <w:rPr>
                 <w:rStyle w:val="Hyperlink"/>
@@ -10738,7 +10738,7 @@
                 <w:noProof/>
                 <w:webHidden/>
               </w:rPr>
-              <w:instrText xml:space="preserve"> PAGEREF _Toc234836428 \h </w:instrText>
+              <w:instrText xml:space="preserve"> PAGEREF _Toc234836854 \h </w:instrText>
             </w:r>
             <w:r>
               <w:rPr>
@@ -10784,7 +10784,7 @@
               <w14:ligatures w14:val="standardContextual"/>
             </w:rPr>
           </w:pPr>
-          <w:hyperlink w:anchor="_Toc234836429" w:history="1">
+          <w:hyperlink w:anchor="_Toc234836855" w:history="1">
             <w:r>
               <w:rPr>
                 <w:rStyle w:val="Hyperlink"/>
@@ -10828,7 +10828,7 @@
                 <w:noProof/>
                 <w:webHidden/>
               </w:rPr>
-              <w:instrText xml:space="preserve"> PAGEREF _Toc234836429 \h </w:instrText>
+              <w:instrText xml:space="preserve"> PAGEREF _Toc234836855 \h </w:instrText>
             </w:r>
             <w:r>
               <w:rPr>
@@ -10874,7 +10874,7 @@
               <w14:ligatures w14:val="standardContextual"/>
             </w:rPr>
           </w:pPr>
-          <w:hyperlink w:anchor="_Toc234836430" w:history="1">
+          <w:hyperlink w:anchor="_Toc234836856" w:history="1">
             <w:r>
               <w:rPr>
                 <w:rStyle w:val="Hyperlink"/>
@@ -10918,7 +10918,7 @@
                 <w:noProof/>
                 <w:webHidden/>
               </w:rPr>
-              <w:instrText xml:space="preserve"> PAGEREF _Toc234836430 \h </w:instrText>
+              <w:instrText xml:space="preserve"> PAGEREF _Toc234836856 \h </w:instrText>
             </w:r>
             <w:r>
               <w:rPr>
@@ -10938,7 +10938,7 @@
                 <w:noProof/>
                 <w:webHidden/>
               </w:rPr>
-              <w:t>59</w:t>
+              <w:t>60</w:t>
             </w:r>
             <w:r>
               <w:rPr>
@@ -10964,7 +10964,7 @@
               <w14:ligatures w14:val="standardContextual"/>
             </w:rPr>
           </w:pPr>
-          <w:hyperlink w:anchor="_Toc234836431" w:history="1">
+          <w:hyperlink w:anchor="_Toc234836857" w:history="1">
             <w:r>
               <w:rPr>
                 <w:rStyle w:val="Hyperlink"/>
@@ -11008,7 +11008,7 @@
                 <w:noProof/>
                 <w:webHidden/>
               </w:rPr>
-              <w:instrText xml:space="preserve"> PAGEREF _Toc234836431 \h </w:instrText>
+              <w:instrText xml:space="preserve"> PAGEREF _Toc234836857 \h </w:instrText>
             </w:r>
             <w:r>
               <w:rPr>
@@ -11028,7 +11028,7 @@
                 <w:noProof/>
                 <w:webHidden/>
               </w:rPr>
-              <w:t>59</w:t>
+              <w:t>60</w:t>
             </w:r>
             <w:r>
               <w:rPr>
@@ -11054,7 +11054,7 @@
               <w14:ligatures w14:val="standardContextual"/>
             </w:rPr>
           </w:pPr>
-          <w:hyperlink w:anchor="_Toc234836432" w:history="1">
+          <w:hyperlink w:anchor="_Toc234836858" w:history="1">
             <w:r>
               <w:rPr>
                 <w:rStyle w:val="Hyperlink"/>
@@ -11098,7 +11098,7 @@
                 <w:noProof/>
                 <w:webHidden/>
               </w:rPr>
-              <w:instrText xml:space="preserve"> PAGEREF _Toc234836432 \h </w:instrText>
+              <w:instrText xml:space="preserve"> PAGEREF _Toc234836858 \h </w:instrText>
             </w:r>
             <w:r>
               <w:rPr>
@@ -11118,7 +11118,7 @@
                 <w:noProof/>
                 <w:webHidden/>
               </w:rPr>
-              <w:t>59</w:t>
+              <w:t>60</w:t>
             </w:r>
             <w:r>
               <w:rPr>
@@ -11144,7 +11144,7 @@
               <w14:ligatures w14:val="standardContextual"/>
             </w:rPr>
           </w:pPr>
-          <w:hyperlink w:anchor="_Toc234836433" w:history="1">
+          <w:hyperlink w:anchor="_Toc234836859" w:history="1">
             <w:r>
               <w:rPr>
                 <w:rStyle w:val="Hyperlink"/>
@@ -11188,7 +11188,7 @@
                 <w:noProof/>
                 <w:webHidden/>
               </w:rPr>
-              <w:instrText xml:space="preserve"> PAGEREF _Toc234836433 \h </w:instrText>
+              <w:instrText xml:space="preserve"> PAGEREF _Toc234836859 \h </w:instrText>
             </w:r>
             <w:r>
               <w:rPr>
@@ -11234,7 +11234,7 @@
               <w14:ligatures w14:val="standardContextual"/>
             </w:rPr>
           </w:pPr>
-          <w:hyperlink w:anchor="_Toc234836434" w:history="1">
+          <w:hyperlink w:anchor="_Toc234836860" w:history="1">
             <w:r>
               <w:rPr>
                 <w:rStyle w:val="Hyperlink"/>
@@ -11278,7 +11278,7 @@
                 <w:noProof/>
                 <w:webHidden/>
               </w:rPr>
-              <w:instrText xml:space="preserve"> PAGEREF _Toc234836434 \h </w:instrText>
+              <w:instrText xml:space="preserve"> PAGEREF _Toc234836860 \h </w:instrText>
             </w:r>
             <w:r>
               <w:rPr>
@@ -11324,7 +11324,7 @@
               <w14:ligatures w14:val="standardContextual"/>
             </w:rPr>
           </w:pPr>
-          <w:hyperlink w:anchor="_Toc234836435" w:history="1">
+          <w:hyperlink w:anchor="_Toc234836861" w:history="1">
             <w:r>
               <w:rPr>
                 <w:rStyle w:val="Hyperlink"/>
@@ -11368,7 +11368,7 @@
                 <w:noProof/>
                 <w:webHidden/>
               </w:rPr>
-              <w:instrText xml:space="preserve"> PAGEREF _Toc234836435 \h </w:instrText>
+              <w:instrText xml:space="preserve"> PAGEREF _Toc234836861 \h </w:instrText>
             </w:r>
             <w:r>
               <w:rPr>
@@ -11414,7 +11414,7 @@
               <w14:ligatures w14:val="standardContextual"/>
             </w:rPr>
           </w:pPr>
-          <w:hyperlink w:anchor="_Toc234836436" w:history="1">
+          <w:hyperlink w:anchor="_Toc234836862" w:history="1">
             <w:r>
               <w:rPr>
                 <w:rStyle w:val="Hyperlink"/>
@@ -11458,7 +11458,7 @@
                 <w:noProof/>
                 <w:webHidden/>
               </w:rPr>
-              <w:instrText xml:space="preserve"> PAGEREF _Toc234836436 \h </w:instrText>
+              <w:instrText xml:space="preserve"> PAGEREF _Toc234836862 \h </w:instrText>
             </w:r>
             <w:r>
               <w:rPr>
@@ -11504,7 +11504,7 @@
               <w14:ligatures w14:val="standardContextual"/>
             </w:rPr>
           </w:pPr>
-          <w:hyperlink w:anchor="_Toc234836437" w:history="1">
+          <w:hyperlink w:anchor="_Toc234836863" w:history="1">
             <w:r>
               <w:rPr>
                 <w:rStyle w:val="Hyperlink"/>
@@ -11548,7 +11548,7 @@
                 <w:noProof/>
                 <w:webHidden/>
               </w:rPr>
-              <w:instrText xml:space="preserve"> PAGEREF _Toc234836437 \h </w:instrText>
+              <w:instrText xml:space="preserve"> PAGEREF _Toc234836863 \h </w:instrText>
             </w:r>
             <w:r>
               <w:rPr>
@@ -11594,7 +11594,7 @@
               <w14:ligatures w14:val="standardContextual"/>
             </w:rPr>
           </w:pPr>
-          <w:hyp